--- a/docs/thesis/magistrsko-delo-jasa-zupancic.docx
+++ b/docs/thesis/magistrsko-delo-jasa-zupancic.docx
@@ -146,6 +146,7 @@
     <w:p>
       <w:pPr>
         <w:pStyle w:val="Subtitle"/>
+        <w:spacing w:line="360" w:lineRule="auto"/>
       </w:pPr>
       <w:r>
         <w:t>Jaša Zupančič</w:t>
@@ -155,6 +156,7 @@
     <w:p>
       <w:pPr>
         <w:pStyle w:val="Title"/>
+        <w:spacing w:line="360" w:lineRule="auto"/>
         <w:rPr>
           <w:sz w:val="52"/>
           <w:szCs w:val="52"/>
@@ -171,6 +173,7 @@
     <w:p>
       <w:pPr>
         <w:pStyle w:val="Title"/>
+        <w:spacing w:line="360" w:lineRule="auto"/>
         <w:rPr>
           <w:sz w:val="52"/>
           <w:szCs w:val="52"/>
@@ -180,6 +183,7 @@
     <w:p>
       <w:pPr>
         <w:pStyle w:val="Subtitle"/>
+        <w:spacing w:line="360" w:lineRule="auto"/>
       </w:pPr>
       <w:r>
         <w:t>Magistrsko delo</w:t>
@@ -190,13 +194,10 @@
     <w:p/>
     <w:p/>
     <w:p/>
-    <w:p/>
-    <w:p/>
-    <w:p/>
-    <w:p/>
     <w:p>
       <w:pPr>
         <w:pStyle w:val="Subtitle"/>
+        <w:spacing w:line="360" w:lineRule="auto"/>
       </w:pPr>
       <w:r>
         <w:t xml:space="preserve">Maribor, </w:t>
@@ -221,6 +222,7 @@
           <w:ilvl w:val="0"/>
           <w:numId w:val="0"/>
         </w:numPr>
+        <w:spacing w:line="360" w:lineRule="auto"/>
         <w:rPr>
           <w:lang w:val="sl-SI"/>
         </w:rPr>
@@ -318,7 +320,117 @@
         <w:fldChar w:fldCharType="begin"/>
       </w:r>
       <w:r>
-        <w:instrText xml:space="preserve"> PAGEREF _Toc221812856 \h </w:instrText>
+        <w:instrText xml:space="preserve"> PAGEREF _Toc221980683 \h </w:instrText>
+      </w:r>
+      <w:r>
+        <w:fldChar w:fldCharType="separate"/>
+      </w:r>
+      <w:r>
+        <w:t>1</w:t>
+      </w:r>
+      <w:r>
+        <w:fldChar w:fldCharType="end"/>
+      </w:r>
+    </w:p>
+    <w:p>
+      <w:pPr>
+        <w:pStyle w:val="TOC2"/>
+        <w:rPr>
+          <w:rFonts w:asciiTheme="minorHAnsi" w:eastAsiaTheme="minorEastAsia" w:hAnsiTheme="minorHAnsi" w:cstheme="minorBidi"/>
+          <w:b w:val="0"/>
+          <w:bCs w:val="0"/>
+          <w:kern w:val="2"/>
+          <w:sz w:val="24"/>
+          <w:szCs w:val="24"/>
+          <w:lang w:val="en-SI" w:eastAsia="en-SI"/>
+          <w14:ligatures w14:val="standardContextual"/>
+        </w:rPr>
+      </w:pPr>
+      <w:r>
+        <w:rPr>
+          <w:rFonts w:cs="Times New Roman"/>
+        </w:rPr>
+        <w:t>1.1</w:t>
+      </w:r>
+      <w:r>
+        <w:rPr>
+          <w:rFonts w:asciiTheme="minorHAnsi" w:eastAsiaTheme="minorEastAsia" w:hAnsiTheme="minorHAnsi" w:cstheme="minorBidi"/>
+          <w:b w:val="0"/>
+          <w:bCs w:val="0"/>
+          <w:kern w:val="2"/>
+          <w:sz w:val="24"/>
+          <w:szCs w:val="24"/>
+          <w:lang w:val="en-SI" w:eastAsia="en-SI"/>
+          <w14:ligatures w14:val="standardContextual"/>
+        </w:rPr>
+        <w:tab/>
+      </w:r>
+      <w:r>
+        <w:t>Opis problema</w:t>
+      </w:r>
+      <w:r>
+        <w:tab/>
+      </w:r>
+      <w:r>
+        <w:fldChar w:fldCharType="begin"/>
+      </w:r>
+      <w:r>
+        <w:instrText xml:space="preserve"> PAGEREF _Toc221980684 \h </w:instrText>
+      </w:r>
+      <w:r>
+        <w:fldChar w:fldCharType="separate"/>
+      </w:r>
+      <w:r>
+        <w:t>1</w:t>
+      </w:r>
+      <w:r>
+        <w:fldChar w:fldCharType="end"/>
+      </w:r>
+    </w:p>
+    <w:p>
+      <w:pPr>
+        <w:pStyle w:val="TOC2"/>
+        <w:rPr>
+          <w:rFonts w:asciiTheme="minorHAnsi" w:eastAsiaTheme="minorEastAsia" w:hAnsiTheme="minorHAnsi" w:cstheme="minorBidi"/>
+          <w:b w:val="0"/>
+          <w:bCs w:val="0"/>
+          <w:kern w:val="2"/>
+          <w:sz w:val="24"/>
+          <w:szCs w:val="24"/>
+          <w:lang w:val="en-SI" w:eastAsia="en-SI"/>
+          <w14:ligatures w14:val="standardContextual"/>
+        </w:rPr>
+      </w:pPr>
+      <w:r>
+        <w:rPr>
+          <w:rFonts w:cs="Times New Roman"/>
+        </w:rPr>
+        <w:t>1.2</w:t>
+      </w:r>
+      <w:r>
+        <w:rPr>
+          <w:rFonts w:asciiTheme="minorHAnsi" w:eastAsiaTheme="minorEastAsia" w:hAnsiTheme="minorHAnsi" w:cstheme="minorBidi"/>
+          <w:b w:val="0"/>
+          <w:bCs w:val="0"/>
+          <w:kern w:val="2"/>
+          <w:sz w:val="24"/>
+          <w:szCs w:val="24"/>
+          <w:lang w:val="en-SI" w:eastAsia="en-SI"/>
+          <w14:ligatures w14:val="standardContextual"/>
+        </w:rPr>
+        <w:tab/>
+      </w:r>
+      <w:r>
+        <w:t>Cilji in nameni naloge</w:t>
+      </w:r>
+      <w:r>
+        <w:tab/>
+      </w:r>
+      <w:r>
+        <w:fldChar w:fldCharType="begin"/>
+      </w:r>
+      <w:r>
+        <w:instrText xml:space="preserve"> PAGEREF _Toc221980685 \h </w:instrText>
       </w:r>
       <w:r>
         <w:fldChar w:fldCharType="separate"/>
@@ -363,7 +475,7 @@
         <w:tab/>
       </w:r>
       <w:r>
-        <w:t>SPREMLJANJE IN ANALIZE VADBE</w:t>
+        <w:t>SPREMLJANJE IN ANALIZA VADBE</w:t>
       </w:r>
       <w:r>
         <w:tab/>
@@ -372,13 +484,13 @@
         <w:fldChar w:fldCharType="begin"/>
       </w:r>
       <w:r>
-        <w:instrText xml:space="preserve"> PAGEREF _Toc221812857 \h </w:instrText>
+        <w:instrText xml:space="preserve"> PAGEREF _Toc221980686 \h </w:instrText>
       </w:r>
       <w:r>
         <w:fldChar w:fldCharType="separate"/>
       </w:r>
       <w:r>
-        <w:t>1</w:t>
+        <w:t>3</w:t>
       </w:r>
       <w:r>
         <w:fldChar w:fldCharType="end"/>
@@ -427,13 +539,13 @@
         <w:fldChar w:fldCharType="begin"/>
       </w:r>
       <w:r>
-        <w:instrText xml:space="preserve"> PAGEREF _Toc221812858 \h </w:instrText>
+        <w:instrText xml:space="preserve"> PAGEREF _Toc221980687 \h </w:instrText>
       </w:r>
       <w:r>
         <w:fldChar w:fldCharType="separate"/>
       </w:r>
       <w:r>
-        <w:t>1</w:t>
+        <w:t>3</w:t>
       </w:r>
       <w:r>
         <w:fldChar w:fldCharType="end"/>
@@ -497,7 +609,7 @@
         <w:rPr>
           <w:noProof/>
         </w:rPr>
-        <w:instrText xml:space="preserve"> PAGEREF _Toc221812859 \h </w:instrText>
+        <w:instrText xml:space="preserve"> PAGEREF _Toc221980688 \h </w:instrText>
       </w:r>
       <w:r>
         <w:rPr>
@@ -514,7 +626,7 @@
         <w:rPr>
           <w:noProof/>
         </w:rPr>
-        <w:t>2</w:t>
+        <w:t>4</w:t>
       </w:r>
       <w:r>
         <w:rPr>
@@ -581,7 +693,7 @@
         <w:rPr>
           <w:noProof/>
         </w:rPr>
-        <w:instrText xml:space="preserve"> PAGEREF _Toc221812860 \h </w:instrText>
+        <w:instrText xml:space="preserve"> PAGEREF _Toc221980689 \h </w:instrText>
       </w:r>
       <w:r>
         <w:rPr>
@@ -598,7 +710,7 @@
         <w:rPr>
           <w:noProof/>
         </w:rPr>
-        <w:t>2</w:t>
+        <w:t>4</w:t>
       </w:r>
       <w:r>
         <w:rPr>
@@ -665,7 +777,7 @@
         <w:rPr>
           <w:noProof/>
         </w:rPr>
-        <w:instrText xml:space="preserve"> PAGEREF _Toc221812861 \h </w:instrText>
+        <w:instrText xml:space="preserve"> PAGEREF _Toc221980690 \h </w:instrText>
       </w:r>
       <w:r>
         <w:rPr>
@@ -682,7 +794,7 @@
         <w:rPr>
           <w:noProof/>
         </w:rPr>
-        <w:t>2</w:t>
+        <w:t>4</w:t>
       </w:r>
       <w:r>
         <w:rPr>
@@ -749,7 +861,7 @@
         <w:rPr>
           <w:noProof/>
         </w:rPr>
-        <w:instrText xml:space="preserve"> PAGEREF _Toc221812862 \h </w:instrText>
+        <w:instrText xml:space="preserve"> PAGEREF _Toc221980691 \h </w:instrText>
       </w:r>
       <w:r>
         <w:rPr>
@@ -766,7 +878,7 @@
         <w:rPr>
           <w:noProof/>
         </w:rPr>
-        <w:t>2</w:t>
+        <w:t>4</w:t>
       </w:r>
       <w:r>
         <w:rPr>
@@ -833,7 +945,7 @@
         <w:rPr>
           <w:noProof/>
         </w:rPr>
-        <w:instrText xml:space="preserve"> PAGEREF _Toc221812863 \h </w:instrText>
+        <w:instrText xml:space="preserve"> PAGEREF _Toc221980692 \h </w:instrText>
       </w:r>
       <w:r>
         <w:rPr>
@@ -850,7 +962,7 @@
         <w:rPr>
           <w:noProof/>
         </w:rPr>
-        <w:t>2</w:t>
+        <w:t>5</w:t>
       </w:r>
       <w:r>
         <w:rPr>
@@ -917,7 +1029,7 @@
         <w:rPr>
           <w:noProof/>
         </w:rPr>
-        <w:instrText xml:space="preserve"> PAGEREF _Toc221812864 \h </w:instrText>
+        <w:instrText xml:space="preserve"> PAGEREF _Toc221980693 \h </w:instrText>
       </w:r>
       <w:r>
         <w:rPr>
@@ -934,7 +1046,7 @@
         <w:rPr>
           <w:noProof/>
         </w:rPr>
-        <w:t>3</w:t>
+        <w:t>6</w:t>
       </w:r>
       <w:r>
         <w:rPr>
@@ -986,13 +1098,960 @@
         <w:fldChar w:fldCharType="begin"/>
       </w:r>
       <w:r>
-        <w:instrText xml:space="preserve"> PAGEREF _Toc221812865 \h </w:instrText>
+        <w:instrText xml:space="preserve"> PAGEREF _Toc221980694 \h </w:instrText>
       </w:r>
       <w:r>
         <w:fldChar w:fldCharType="separate"/>
       </w:r>
       <w:r>
-        <w:t>3</w:t>
+        <w:t>6</w:t>
+      </w:r>
+      <w:r>
+        <w:fldChar w:fldCharType="end"/>
+      </w:r>
+    </w:p>
+    <w:p>
+      <w:pPr>
+        <w:pStyle w:val="TOC2"/>
+        <w:rPr>
+          <w:rFonts w:asciiTheme="minorHAnsi" w:eastAsiaTheme="minorEastAsia" w:hAnsiTheme="minorHAnsi" w:cstheme="minorBidi"/>
+          <w:b w:val="0"/>
+          <w:bCs w:val="0"/>
+          <w:kern w:val="2"/>
+          <w:sz w:val="24"/>
+          <w:szCs w:val="24"/>
+          <w:lang w:val="en-SI" w:eastAsia="en-SI"/>
+          <w14:ligatures w14:val="standardContextual"/>
+        </w:rPr>
+      </w:pPr>
+      <w:r>
+        <w:rPr>
+          <w:rFonts w:cs="Times New Roman"/>
+        </w:rPr>
+        <w:t>2.3</w:t>
+      </w:r>
+      <w:r>
+        <w:rPr>
+          <w:rFonts w:asciiTheme="minorHAnsi" w:eastAsiaTheme="minorEastAsia" w:hAnsiTheme="minorHAnsi" w:cstheme="minorBidi"/>
+          <w:b w:val="0"/>
+          <w:bCs w:val="0"/>
+          <w:kern w:val="2"/>
+          <w:sz w:val="24"/>
+          <w:szCs w:val="24"/>
+          <w:lang w:val="en-SI" w:eastAsia="en-SI"/>
+          <w14:ligatures w14:val="standardContextual"/>
+        </w:rPr>
+        <w:tab/>
+      </w:r>
+      <w:r>
+        <w:t>Zajemanje ponovitev</w:t>
+      </w:r>
+      <w:r>
+        <w:tab/>
+      </w:r>
+      <w:r>
+        <w:fldChar w:fldCharType="begin"/>
+      </w:r>
+      <w:r>
+        <w:instrText xml:space="preserve"> PAGEREF _Toc221980695 \h </w:instrText>
+      </w:r>
+      <w:r>
+        <w:fldChar w:fldCharType="separate"/>
+      </w:r>
+      <w:r>
+        <w:t>7</w:t>
+      </w:r>
+      <w:r>
+        <w:fldChar w:fldCharType="end"/>
+      </w:r>
+    </w:p>
+    <w:p>
+      <w:pPr>
+        <w:pStyle w:val="TOC3"/>
+        <w:tabs>
+          <w:tab w:val="left" w:pos="880"/>
+          <w:tab w:val="right" w:leader="dot" w:pos="8772"/>
+        </w:tabs>
+        <w:rPr>
+          <w:rFonts w:asciiTheme="minorHAnsi" w:eastAsiaTheme="minorEastAsia" w:hAnsiTheme="minorHAnsi" w:cstheme="minorBidi"/>
+          <w:noProof/>
+          <w:kern w:val="2"/>
+          <w:sz w:val="24"/>
+          <w:szCs w:val="24"/>
+          <w:lang w:val="en-SI" w:eastAsia="en-SI"/>
+          <w14:ligatures w14:val="standardContextual"/>
+        </w:rPr>
+      </w:pPr>
+      <w:r>
+        <w:rPr>
+          <w:rFonts w:cs="Times New Roman"/>
+          <w:noProof/>
+        </w:rPr>
+        <w:t>2.3.1</w:t>
+      </w:r>
+      <w:r>
+        <w:rPr>
+          <w:rFonts w:asciiTheme="minorHAnsi" w:eastAsiaTheme="minorEastAsia" w:hAnsiTheme="minorHAnsi" w:cstheme="minorBidi"/>
+          <w:noProof/>
+          <w:kern w:val="2"/>
+          <w:sz w:val="24"/>
+          <w:szCs w:val="24"/>
+          <w:lang w:val="en-SI" w:eastAsia="en-SI"/>
+          <w14:ligatures w14:val="standardContextual"/>
+        </w:rPr>
+        <w:tab/>
+      </w:r>
+      <w:r>
+        <w:rPr>
+          <w:noProof/>
+        </w:rPr>
+        <w:t>Čas koncentrične faze</w:t>
+      </w:r>
+      <w:r>
+        <w:rPr>
+          <w:noProof/>
+        </w:rPr>
+        <w:tab/>
+      </w:r>
+      <w:r>
+        <w:rPr>
+          <w:noProof/>
+        </w:rPr>
+        <w:fldChar w:fldCharType="begin"/>
+      </w:r>
+      <w:r>
+        <w:rPr>
+          <w:noProof/>
+        </w:rPr>
+        <w:instrText xml:space="preserve"> PAGEREF _Toc221980696 \h </w:instrText>
+      </w:r>
+      <w:r>
+        <w:rPr>
+          <w:noProof/>
+        </w:rPr>
+      </w:r>
+      <w:r>
+        <w:rPr>
+          <w:noProof/>
+        </w:rPr>
+        <w:fldChar w:fldCharType="separate"/>
+      </w:r>
+      <w:r>
+        <w:rPr>
+          <w:noProof/>
+        </w:rPr>
+        <w:t>7</w:t>
+      </w:r>
+      <w:r>
+        <w:rPr>
+          <w:noProof/>
+        </w:rPr>
+        <w:fldChar w:fldCharType="end"/>
+      </w:r>
+    </w:p>
+    <w:p>
+      <w:pPr>
+        <w:pStyle w:val="TOC3"/>
+        <w:tabs>
+          <w:tab w:val="left" w:pos="880"/>
+          <w:tab w:val="right" w:leader="dot" w:pos="8772"/>
+        </w:tabs>
+        <w:rPr>
+          <w:rFonts w:asciiTheme="minorHAnsi" w:eastAsiaTheme="minorEastAsia" w:hAnsiTheme="minorHAnsi" w:cstheme="minorBidi"/>
+          <w:noProof/>
+          <w:kern w:val="2"/>
+          <w:sz w:val="24"/>
+          <w:szCs w:val="24"/>
+          <w:lang w:val="en-SI" w:eastAsia="en-SI"/>
+          <w14:ligatures w14:val="standardContextual"/>
+        </w:rPr>
+      </w:pPr>
+      <w:r>
+        <w:rPr>
+          <w:rFonts w:cs="Times New Roman"/>
+          <w:noProof/>
+        </w:rPr>
+        <w:t>2.3.2</w:t>
+      </w:r>
+      <w:r>
+        <w:rPr>
+          <w:rFonts w:asciiTheme="minorHAnsi" w:eastAsiaTheme="minorEastAsia" w:hAnsiTheme="minorHAnsi" w:cstheme="minorBidi"/>
+          <w:noProof/>
+          <w:kern w:val="2"/>
+          <w:sz w:val="24"/>
+          <w:szCs w:val="24"/>
+          <w:lang w:val="en-SI" w:eastAsia="en-SI"/>
+          <w14:ligatures w14:val="standardContextual"/>
+        </w:rPr>
+        <w:tab/>
+      </w:r>
+      <w:r>
+        <w:rPr>
+          <w:noProof/>
+        </w:rPr>
+        <w:t>Čas ekscentrične faze</w:t>
+      </w:r>
+      <w:r>
+        <w:rPr>
+          <w:noProof/>
+        </w:rPr>
+        <w:tab/>
+      </w:r>
+      <w:r>
+        <w:rPr>
+          <w:noProof/>
+        </w:rPr>
+        <w:fldChar w:fldCharType="begin"/>
+      </w:r>
+      <w:r>
+        <w:rPr>
+          <w:noProof/>
+        </w:rPr>
+        <w:instrText xml:space="preserve"> PAGEREF _Toc221980697 \h </w:instrText>
+      </w:r>
+      <w:r>
+        <w:rPr>
+          <w:noProof/>
+        </w:rPr>
+      </w:r>
+      <w:r>
+        <w:rPr>
+          <w:noProof/>
+        </w:rPr>
+        <w:fldChar w:fldCharType="separate"/>
+      </w:r>
+      <w:r>
+        <w:rPr>
+          <w:noProof/>
+        </w:rPr>
+        <w:t>8</w:t>
+      </w:r>
+      <w:r>
+        <w:rPr>
+          <w:noProof/>
+        </w:rPr>
+        <w:fldChar w:fldCharType="end"/>
+      </w:r>
+    </w:p>
+    <w:p>
+      <w:pPr>
+        <w:pStyle w:val="TOC3"/>
+        <w:tabs>
+          <w:tab w:val="left" w:pos="880"/>
+          <w:tab w:val="right" w:leader="dot" w:pos="8772"/>
+        </w:tabs>
+        <w:rPr>
+          <w:rFonts w:asciiTheme="minorHAnsi" w:eastAsiaTheme="minorEastAsia" w:hAnsiTheme="minorHAnsi" w:cstheme="minorBidi"/>
+          <w:noProof/>
+          <w:kern w:val="2"/>
+          <w:sz w:val="24"/>
+          <w:szCs w:val="24"/>
+          <w:lang w:val="en-SI" w:eastAsia="en-SI"/>
+          <w14:ligatures w14:val="standardContextual"/>
+        </w:rPr>
+      </w:pPr>
+      <w:r>
+        <w:rPr>
+          <w:rFonts w:cs="Times New Roman"/>
+          <w:noProof/>
+        </w:rPr>
+        <w:t>2.3.3</w:t>
+      </w:r>
+      <w:r>
+        <w:rPr>
+          <w:rFonts w:asciiTheme="minorHAnsi" w:eastAsiaTheme="minorEastAsia" w:hAnsiTheme="minorHAnsi" w:cstheme="minorBidi"/>
+          <w:noProof/>
+          <w:kern w:val="2"/>
+          <w:sz w:val="24"/>
+          <w:szCs w:val="24"/>
+          <w:lang w:val="en-SI" w:eastAsia="en-SI"/>
+          <w14:ligatures w14:val="standardContextual"/>
+        </w:rPr>
+        <w:tab/>
+      </w:r>
+      <w:r>
+        <w:rPr>
+          <w:noProof/>
+        </w:rPr>
+        <w:t>Čas izometrične faze</w:t>
+      </w:r>
+      <w:r>
+        <w:rPr>
+          <w:noProof/>
+        </w:rPr>
+        <w:tab/>
+      </w:r>
+      <w:r>
+        <w:rPr>
+          <w:noProof/>
+        </w:rPr>
+        <w:fldChar w:fldCharType="begin"/>
+      </w:r>
+      <w:r>
+        <w:rPr>
+          <w:noProof/>
+        </w:rPr>
+        <w:instrText xml:space="preserve"> PAGEREF _Toc221980698 \h </w:instrText>
+      </w:r>
+      <w:r>
+        <w:rPr>
+          <w:noProof/>
+        </w:rPr>
+      </w:r>
+      <w:r>
+        <w:rPr>
+          <w:noProof/>
+        </w:rPr>
+        <w:fldChar w:fldCharType="separate"/>
+      </w:r>
+      <w:r>
+        <w:rPr>
+          <w:noProof/>
+        </w:rPr>
+        <w:t>8</w:t>
+      </w:r>
+      <w:r>
+        <w:rPr>
+          <w:noProof/>
+        </w:rPr>
+        <w:fldChar w:fldCharType="end"/>
+      </w:r>
+    </w:p>
+    <w:p>
+      <w:pPr>
+        <w:pStyle w:val="TOC2"/>
+        <w:rPr>
+          <w:rFonts w:asciiTheme="minorHAnsi" w:eastAsiaTheme="minorEastAsia" w:hAnsiTheme="minorHAnsi" w:cstheme="minorBidi"/>
+          <w:b w:val="0"/>
+          <w:bCs w:val="0"/>
+          <w:kern w:val="2"/>
+          <w:sz w:val="24"/>
+          <w:szCs w:val="24"/>
+          <w:lang w:val="en-SI" w:eastAsia="en-SI"/>
+          <w14:ligatures w14:val="standardContextual"/>
+        </w:rPr>
+      </w:pPr>
+      <w:r>
+        <w:rPr>
+          <w:rFonts w:cs="Times New Roman"/>
+        </w:rPr>
+        <w:t>2.4</w:t>
+      </w:r>
+      <w:r>
+        <w:rPr>
+          <w:rFonts w:asciiTheme="minorHAnsi" w:eastAsiaTheme="minorEastAsia" w:hAnsiTheme="minorHAnsi" w:cstheme="minorBidi"/>
+          <w:b w:val="0"/>
+          <w:bCs w:val="0"/>
+          <w:kern w:val="2"/>
+          <w:sz w:val="24"/>
+          <w:szCs w:val="24"/>
+          <w:lang w:val="en-SI" w:eastAsia="en-SI"/>
+          <w14:ligatures w14:val="standardContextual"/>
+        </w:rPr>
+        <w:tab/>
+      </w:r>
+      <w:r>
+        <w:t>Povratne informacije</w:t>
+      </w:r>
+      <w:r>
+        <w:tab/>
+      </w:r>
+      <w:r>
+        <w:fldChar w:fldCharType="begin"/>
+      </w:r>
+      <w:r>
+        <w:instrText xml:space="preserve"> PAGEREF _Toc221980699 \h </w:instrText>
+      </w:r>
+      <w:r>
+        <w:fldChar w:fldCharType="separate"/>
+      </w:r>
+      <w:r>
+        <w:t>8</w:t>
+      </w:r>
+      <w:r>
+        <w:fldChar w:fldCharType="end"/>
+      </w:r>
+    </w:p>
+    <w:p>
+      <w:pPr>
+        <w:pStyle w:val="TOC3"/>
+        <w:tabs>
+          <w:tab w:val="left" w:pos="880"/>
+          <w:tab w:val="right" w:leader="dot" w:pos="8772"/>
+        </w:tabs>
+        <w:rPr>
+          <w:rFonts w:asciiTheme="minorHAnsi" w:eastAsiaTheme="minorEastAsia" w:hAnsiTheme="minorHAnsi" w:cstheme="minorBidi"/>
+          <w:noProof/>
+          <w:kern w:val="2"/>
+          <w:sz w:val="24"/>
+          <w:szCs w:val="24"/>
+          <w:lang w:val="en-SI" w:eastAsia="en-SI"/>
+          <w14:ligatures w14:val="standardContextual"/>
+        </w:rPr>
+      </w:pPr>
+      <w:r>
+        <w:rPr>
+          <w:rFonts w:cs="Times New Roman"/>
+          <w:noProof/>
+        </w:rPr>
+        <w:t>2.4.1</w:t>
+      </w:r>
+      <w:r>
+        <w:rPr>
+          <w:rFonts w:asciiTheme="minorHAnsi" w:eastAsiaTheme="minorEastAsia" w:hAnsiTheme="minorHAnsi" w:cstheme="minorBidi"/>
+          <w:noProof/>
+          <w:kern w:val="2"/>
+          <w:sz w:val="24"/>
+          <w:szCs w:val="24"/>
+          <w:lang w:val="en-SI" w:eastAsia="en-SI"/>
+          <w14:ligatures w14:val="standardContextual"/>
+        </w:rPr>
+        <w:tab/>
+      </w:r>
+      <w:r>
+        <w:rPr>
+          <w:noProof/>
+        </w:rPr>
+        <w:t>Grafične povratne informacije</w:t>
+      </w:r>
+      <w:r>
+        <w:rPr>
+          <w:noProof/>
+        </w:rPr>
+        <w:tab/>
+      </w:r>
+      <w:r>
+        <w:rPr>
+          <w:noProof/>
+        </w:rPr>
+        <w:fldChar w:fldCharType="begin"/>
+      </w:r>
+      <w:r>
+        <w:rPr>
+          <w:noProof/>
+        </w:rPr>
+        <w:instrText xml:space="preserve"> PAGEREF _Toc221980700 \h </w:instrText>
+      </w:r>
+      <w:r>
+        <w:rPr>
+          <w:noProof/>
+        </w:rPr>
+      </w:r>
+      <w:r>
+        <w:rPr>
+          <w:noProof/>
+        </w:rPr>
+        <w:fldChar w:fldCharType="separate"/>
+      </w:r>
+      <w:r>
+        <w:rPr>
+          <w:noProof/>
+        </w:rPr>
+        <w:t>8</w:t>
+      </w:r>
+      <w:r>
+        <w:rPr>
+          <w:noProof/>
+        </w:rPr>
+        <w:fldChar w:fldCharType="end"/>
+      </w:r>
+    </w:p>
+    <w:p>
+      <w:pPr>
+        <w:pStyle w:val="TOC3"/>
+        <w:tabs>
+          <w:tab w:val="left" w:pos="880"/>
+          <w:tab w:val="right" w:leader="dot" w:pos="8772"/>
+        </w:tabs>
+        <w:rPr>
+          <w:rFonts w:asciiTheme="minorHAnsi" w:eastAsiaTheme="minorEastAsia" w:hAnsiTheme="minorHAnsi" w:cstheme="minorBidi"/>
+          <w:noProof/>
+          <w:kern w:val="2"/>
+          <w:sz w:val="24"/>
+          <w:szCs w:val="24"/>
+          <w:lang w:val="en-SI" w:eastAsia="en-SI"/>
+          <w14:ligatures w14:val="standardContextual"/>
+        </w:rPr>
+      </w:pPr>
+      <w:r>
+        <w:rPr>
+          <w:rFonts w:cs="Times New Roman"/>
+          <w:noProof/>
+        </w:rPr>
+        <w:t>2.4.2</w:t>
+      </w:r>
+      <w:r>
+        <w:rPr>
+          <w:rFonts w:asciiTheme="minorHAnsi" w:eastAsiaTheme="minorEastAsia" w:hAnsiTheme="minorHAnsi" w:cstheme="minorBidi"/>
+          <w:noProof/>
+          <w:kern w:val="2"/>
+          <w:sz w:val="24"/>
+          <w:szCs w:val="24"/>
+          <w:lang w:val="en-SI" w:eastAsia="en-SI"/>
+          <w14:ligatures w14:val="standardContextual"/>
+        </w:rPr>
+        <w:tab/>
+      </w:r>
+      <w:r>
+        <w:rPr>
+          <w:noProof/>
+        </w:rPr>
+        <w:t>Informacije o nepravilni drži telesa</w:t>
+      </w:r>
+      <w:r>
+        <w:rPr>
+          <w:noProof/>
+        </w:rPr>
+        <w:tab/>
+      </w:r>
+      <w:r>
+        <w:rPr>
+          <w:noProof/>
+        </w:rPr>
+        <w:fldChar w:fldCharType="begin"/>
+      </w:r>
+      <w:r>
+        <w:rPr>
+          <w:noProof/>
+        </w:rPr>
+        <w:instrText xml:space="preserve"> PAGEREF _Toc221980701 \h </w:instrText>
+      </w:r>
+      <w:r>
+        <w:rPr>
+          <w:noProof/>
+        </w:rPr>
+      </w:r>
+      <w:r>
+        <w:rPr>
+          <w:noProof/>
+        </w:rPr>
+        <w:fldChar w:fldCharType="separate"/>
+      </w:r>
+      <w:r>
+        <w:rPr>
+          <w:noProof/>
+        </w:rPr>
+        <w:t>11</w:t>
+      </w:r>
+      <w:r>
+        <w:rPr>
+          <w:noProof/>
+        </w:rPr>
+        <w:fldChar w:fldCharType="end"/>
+      </w:r>
+    </w:p>
+    <w:p>
+      <w:pPr>
+        <w:pStyle w:val="TOC2"/>
+        <w:rPr>
+          <w:rFonts w:asciiTheme="minorHAnsi" w:eastAsiaTheme="minorEastAsia" w:hAnsiTheme="minorHAnsi" w:cstheme="minorBidi"/>
+          <w:b w:val="0"/>
+          <w:bCs w:val="0"/>
+          <w:kern w:val="2"/>
+          <w:sz w:val="24"/>
+          <w:szCs w:val="24"/>
+          <w:lang w:val="en-SI" w:eastAsia="en-SI"/>
+          <w14:ligatures w14:val="standardContextual"/>
+        </w:rPr>
+      </w:pPr>
+      <w:r>
+        <w:rPr>
+          <w:rFonts w:cs="Times New Roman"/>
+        </w:rPr>
+        <w:t>2.5</w:t>
+      </w:r>
+      <w:r>
+        <w:rPr>
+          <w:rFonts w:asciiTheme="minorHAnsi" w:eastAsiaTheme="minorEastAsia" w:hAnsiTheme="minorHAnsi" w:cstheme="minorBidi"/>
+          <w:b w:val="0"/>
+          <w:bCs w:val="0"/>
+          <w:kern w:val="2"/>
+          <w:sz w:val="24"/>
+          <w:szCs w:val="24"/>
+          <w:lang w:val="en-SI" w:eastAsia="en-SI"/>
+          <w14:ligatures w14:val="standardContextual"/>
+        </w:rPr>
+        <w:tab/>
+      </w:r>
+      <w:r>
+        <w:t>Kalibracija uporabnika</w:t>
+      </w:r>
+      <w:r>
+        <w:tab/>
+      </w:r>
+      <w:r>
+        <w:fldChar w:fldCharType="begin"/>
+      </w:r>
+      <w:r>
+        <w:instrText xml:space="preserve"> PAGEREF _Toc221980702 \h </w:instrText>
+      </w:r>
+      <w:r>
+        <w:fldChar w:fldCharType="separate"/>
+      </w:r>
+      <w:r>
+        <w:t>11</w:t>
+      </w:r>
+      <w:r>
+        <w:fldChar w:fldCharType="end"/>
+      </w:r>
+    </w:p>
+    <w:p>
+      <w:pPr>
+        <w:pStyle w:val="TOC2"/>
+        <w:rPr>
+          <w:rFonts w:asciiTheme="minorHAnsi" w:eastAsiaTheme="minorEastAsia" w:hAnsiTheme="minorHAnsi" w:cstheme="minorBidi"/>
+          <w:b w:val="0"/>
+          <w:bCs w:val="0"/>
+          <w:kern w:val="2"/>
+          <w:sz w:val="24"/>
+          <w:szCs w:val="24"/>
+          <w:lang w:val="en-SI" w:eastAsia="en-SI"/>
+          <w14:ligatures w14:val="standardContextual"/>
+        </w:rPr>
+      </w:pPr>
+      <w:r>
+        <w:rPr>
+          <w:rFonts w:cs="Times New Roman"/>
+        </w:rPr>
+        <w:t>2.6</w:t>
+      </w:r>
+      <w:r>
+        <w:rPr>
+          <w:rFonts w:asciiTheme="minorHAnsi" w:eastAsiaTheme="minorEastAsia" w:hAnsiTheme="minorHAnsi" w:cstheme="minorBidi"/>
+          <w:b w:val="0"/>
+          <w:bCs w:val="0"/>
+          <w:kern w:val="2"/>
+          <w:sz w:val="24"/>
+          <w:szCs w:val="24"/>
+          <w:lang w:val="en-SI" w:eastAsia="en-SI"/>
+          <w14:ligatures w14:val="standardContextual"/>
+        </w:rPr>
+        <w:tab/>
+      </w:r>
+      <w:r>
+        <w:t>Uporaba izmerjenih podatkov med analizo in pomen treninga na podlagi hitrosti</w:t>
+      </w:r>
+      <w:r>
+        <w:tab/>
+      </w:r>
+      <w:r>
+        <w:fldChar w:fldCharType="begin"/>
+      </w:r>
+      <w:r>
+        <w:instrText xml:space="preserve"> PAGEREF _Toc221980703 \h </w:instrText>
+      </w:r>
+      <w:r>
+        <w:fldChar w:fldCharType="separate"/>
+      </w:r>
+      <w:r>
+        <w:t>11</w:t>
+      </w:r>
+      <w:r>
+        <w:fldChar w:fldCharType="end"/>
+      </w:r>
+    </w:p>
+    <w:p>
+      <w:pPr>
+        <w:pStyle w:val="TOC3"/>
+        <w:tabs>
+          <w:tab w:val="left" w:pos="880"/>
+          <w:tab w:val="right" w:leader="dot" w:pos="8772"/>
+        </w:tabs>
+        <w:rPr>
+          <w:rFonts w:asciiTheme="minorHAnsi" w:eastAsiaTheme="minorEastAsia" w:hAnsiTheme="minorHAnsi" w:cstheme="minorBidi"/>
+          <w:noProof/>
+          <w:kern w:val="2"/>
+          <w:sz w:val="24"/>
+          <w:szCs w:val="24"/>
+          <w:lang w:val="en-SI" w:eastAsia="en-SI"/>
+          <w14:ligatures w14:val="standardContextual"/>
+        </w:rPr>
+      </w:pPr>
+      <w:r>
+        <w:rPr>
+          <w:rFonts w:cs="Times New Roman"/>
+          <w:noProof/>
+        </w:rPr>
+        <w:t>2.6.1</w:t>
+      </w:r>
+      <w:r>
+        <w:rPr>
+          <w:rFonts w:asciiTheme="minorHAnsi" w:eastAsiaTheme="minorEastAsia" w:hAnsiTheme="minorHAnsi" w:cstheme="minorBidi"/>
+          <w:noProof/>
+          <w:kern w:val="2"/>
+          <w:sz w:val="24"/>
+          <w:szCs w:val="24"/>
+          <w:lang w:val="en-SI" w:eastAsia="en-SI"/>
+          <w14:ligatures w14:val="standardContextual"/>
+        </w:rPr>
+        <w:tab/>
+      </w:r>
+      <w:r>
+        <w:rPr>
+          <w:noProof/>
+        </w:rPr>
+        <w:t>Primerjava ponovitev znotraj iste serije</w:t>
+      </w:r>
+      <w:r>
+        <w:rPr>
+          <w:noProof/>
+        </w:rPr>
+        <w:tab/>
+      </w:r>
+      <w:r>
+        <w:rPr>
+          <w:noProof/>
+        </w:rPr>
+        <w:fldChar w:fldCharType="begin"/>
+      </w:r>
+      <w:r>
+        <w:rPr>
+          <w:noProof/>
+        </w:rPr>
+        <w:instrText xml:space="preserve"> PAGEREF _Toc221980704 \h </w:instrText>
+      </w:r>
+      <w:r>
+        <w:rPr>
+          <w:noProof/>
+        </w:rPr>
+      </w:r>
+      <w:r>
+        <w:rPr>
+          <w:noProof/>
+        </w:rPr>
+        <w:fldChar w:fldCharType="separate"/>
+      </w:r>
+      <w:r>
+        <w:rPr>
+          <w:noProof/>
+        </w:rPr>
+        <w:t>12</w:t>
+      </w:r>
+      <w:r>
+        <w:rPr>
+          <w:noProof/>
+        </w:rPr>
+        <w:fldChar w:fldCharType="end"/>
+      </w:r>
+    </w:p>
+    <w:p>
+      <w:pPr>
+        <w:pStyle w:val="TOC3"/>
+        <w:tabs>
+          <w:tab w:val="left" w:pos="880"/>
+          <w:tab w:val="right" w:leader="dot" w:pos="8772"/>
+        </w:tabs>
+        <w:rPr>
+          <w:rFonts w:asciiTheme="minorHAnsi" w:eastAsiaTheme="minorEastAsia" w:hAnsiTheme="minorHAnsi" w:cstheme="minorBidi"/>
+          <w:noProof/>
+          <w:kern w:val="2"/>
+          <w:sz w:val="24"/>
+          <w:szCs w:val="24"/>
+          <w:lang w:val="en-SI" w:eastAsia="en-SI"/>
+          <w14:ligatures w14:val="standardContextual"/>
+        </w:rPr>
+      </w:pPr>
+      <w:r>
+        <w:rPr>
+          <w:rFonts w:cs="Times New Roman"/>
+          <w:noProof/>
+        </w:rPr>
+        <w:t>2.6.2</w:t>
+      </w:r>
+      <w:r>
+        <w:rPr>
+          <w:rFonts w:asciiTheme="minorHAnsi" w:eastAsiaTheme="minorEastAsia" w:hAnsiTheme="minorHAnsi" w:cstheme="minorBidi"/>
+          <w:noProof/>
+          <w:kern w:val="2"/>
+          <w:sz w:val="24"/>
+          <w:szCs w:val="24"/>
+          <w:lang w:val="en-SI" w:eastAsia="en-SI"/>
+          <w14:ligatures w14:val="standardContextual"/>
+        </w:rPr>
+        <w:tab/>
+      </w:r>
+      <w:r>
+        <w:rPr>
+          <w:noProof/>
+        </w:rPr>
+        <w:t>Trening na podlagi hitrosti</w:t>
+      </w:r>
+      <w:r>
+        <w:rPr>
+          <w:noProof/>
+        </w:rPr>
+        <w:tab/>
+      </w:r>
+      <w:r>
+        <w:rPr>
+          <w:noProof/>
+        </w:rPr>
+        <w:fldChar w:fldCharType="begin"/>
+      </w:r>
+      <w:r>
+        <w:rPr>
+          <w:noProof/>
+        </w:rPr>
+        <w:instrText xml:space="preserve"> PAGEREF _Toc221980705 \h </w:instrText>
+      </w:r>
+      <w:r>
+        <w:rPr>
+          <w:noProof/>
+        </w:rPr>
+      </w:r>
+      <w:r>
+        <w:rPr>
+          <w:noProof/>
+        </w:rPr>
+        <w:fldChar w:fldCharType="separate"/>
+      </w:r>
+      <w:r>
+        <w:rPr>
+          <w:noProof/>
+        </w:rPr>
+        <w:t>12</w:t>
+      </w:r>
+      <w:r>
+        <w:rPr>
+          <w:noProof/>
+        </w:rPr>
+        <w:fldChar w:fldCharType="end"/>
+      </w:r>
+    </w:p>
+    <w:p>
+      <w:pPr>
+        <w:pStyle w:val="TOC3"/>
+        <w:tabs>
+          <w:tab w:val="left" w:pos="880"/>
+          <w:tab w:val="right" w:leader="dot" w:pos="8772"/>
+        </w:tabs>
+        <w:rPr>
+          <w:rFonts w:asciiTheme="minorHAnsi" w:eastAsiaTheme="minorEastAsia" w:hAnsiTheme="minorHAnsi" w:cstheme="minorBidi"/>
+          <w:noProof/>
+          <w:kern w:val="2"/>
+          <w:sz w:val="24"/>
+          <w:szCs w:val="24"/>
+          <w:lang w:val="en-SI" w:eastAsia="en-SI"/>
+          <w14:ligatures w14:val="standardContextual"/>
+        </w:rPr>
+      </w:pPr>
+      <w:r>
+        <w:rPr>
+          <w:rFonts w:cs="Times New Roman"/>
+          <w:noProof/>
+        </w:rPr>
+        <w:t>2.6.3</w:t>
+      </w:r>
+      <w:r>
+        <w:rPr>
+          <w:rFonts w:asciiTheme="minorHAnsi" w:eastAsiaTheme="minorEastAsia" w:hAnsiTheme="minorHAnsi" w:cstheme="minorBidi"/>
+          <w:noProof/>
+          <w:kern w:val="2"/>
+          <w:sz w:val="24"/>
+          <w:szCs w:val="24"/>
+          <w:lang w:val="en-SI" w:eastAsia="en-SI"/>
+          <w14:ligatures w14:val="standardContextual"/>
+        </w:rPr>
+        <w:tab/>
+      </w:r>
+      <w:r>
+        <w:rPr>
+          <w:noProof/>
+        </w:rPr>
+        <w:t>Primerjava med treningi skozi čas</w:t>
+      </w:r>
+      <w:r>
+        <w:rPr>
+          <w:noProof/>
+        </w:rPr>
+        <w:tab/>
+      </w:r>
+      <w:r>
+        <w:rPr>
+          <w:noProof/>
+        </w:rPr>
+        <w:fldChar w:fldCharType="begin"/>
+      </w:r>
+      <w:r>
+        <w:rPr>
+          <w:noProof/>
+        </w:rPr>
+        <w:instrText xml:space="preserve"> PAGEREF _Toc221980706 \h </w:instrText>
+      </w:r>
+      <w:r>
+        <w:rPr>
+          <w:noProof/>
+        </w:rPr>
+      </w:r>
+      <w:r>
+        <w:rPr>
+          <w:noProof/>
+        </w:rPr>
+        <w:fldChar w:fldCharType="separate"/>
+      </w:r>
+      <w:r>
+        <w:rPr>
+          <w:noProof/>
+        </w:rPr>
+        <w:t>13</w:t>
+      </w:r>
+      <w:r>
+        <w:rPr>
+          <w:noProof/>
+        </w:rPr>
+        <w:fldChar w:fldCharType="end"/>
+      </w:r>
+    </w:p>
+    <w:p>
+      <w:pPr>
+        <w:pStyle w:val="TOC2"/>
+        <w:rPr>
+          <w:rFonts w:asciiTheme="minorHAnsi" w:eastAsiaTheme="minorEastAsia" w:hAnsiTheme="minorHAnsi" w:cstheme="minorBidi"/>
+          <w:b w:val="0"/>
+          <w:bCs w:val="0"/>
+          <w:kern w:val="2"/>
+          <w:sz w:val="24"/>
+          <w:szCs w:val="24"/>
+          <w:lang w:val="en-SI" w:eastAsia="en-SI"/>
+          <w14:ligatures w14:val="standardContextual"/>
+        </w:rPr>
+      </w:pPr>
+      <w:r>
+        <w:rPr>
+          <w:rFonts w:cs="Times New Roman"/>
+        </w:rPr>
+        <w:t>2.7</w:t>
+      </w:r>
+      <w:r>
+        <w:rPr>
+          <w:rFonts w:asciiTheme="minorHAnsi" w:eastAsiaTheme="minorEastAsia" w:hAnsiTheme="minorHAnsi" w:cstheme="minorBidi"/>
+          <w:b w:val="0"/>
+          <w:bCs w:val="0"/>
+          <w:kern w:val="2"/>
+          <w:sz w:val="24"/>
+          <w:szCs w:val="24"/>
+          <w:lang w:val="en-SI" w:eastAsia="en-SI"/>
+          <w14:ligatures w14:val="standardContextual"/>
+        </w:rPr>
+        <w:tab/>
+      </w:r>
+      <w:r>
+        <w:t>Uporabnost orodja za realno-časovno analizo vadbe</w:t>
+      </w:r>
+      <w:r>
+        <w:tab/>
+      </w:r>
+      <w:r>
+        <w:fldChar w:fldCharType="begin"/>
+      </w:r>
+      <w:r>
+        <w:instrText xml:space="preserve"> PAGEREF _Toc221980707 \h </w:instrText>
+      </w:r>
+      <w:r>
+        <w:fldChar w:fldCharType="separate"/>
+      </w:r>
+      <w:r>
+        <w:t>13</w:t>
       </w:r>
       <w:r>
         <w:fldChar w:fldCharType="end"/>
@@ -1013,155 +2072,316 @@
         </w:rPr>
         <w:fldChar w:fldCharType="end"/>
       </w:r>
-    </w:p>
-    <w:p>
-      <w:pPr>
+      <w:r>
         <w:rPr>
           <w:rStyle w:val="Strong"/>
           <w:rFonts w:cs="Arial"/>
         </w:rPr>
-      </w:pPr>
-    </w:p>
-    <w:p>
-      <w:pPr>
-        <w:rPr>
-          <w:rStyle w:val="Strong"/>
-          <w:rFonts w:cs="Arial"/>
-        </w:rPr>
-      </w:pPr>
-    </w:p>
-    <w:p/>
-    <w:p>
-      <w:pPr>
+        <w:br w:type="page"/>
+      </w:r>
+    </w:p>
+    <w:p>
+      <w:pPr>
+        <w:spacing w:before="120"/>
+        <w:rPr>
+          <w:b/>
+          <w:bCs/>
+        </w:rPr>
+      </w:pPr>
+      <w:r>
         <w:rPr>
           <w:b/>
           <w:sz w:val="36"/>
           <w:szCs w:val="36"/>
         </w:rPr>
-      </w:pPr>
-      <w:r>
+        <w:lastRenderedPageBreak/>
+        <w:t>KAZALO SLIK</w:t>
+      </w:r>
+    </w:p>
+    <w:p/>
+    <w:p>
+      <w:pPr>
+        <w:pStyle w:val="TableofFigures"/>
+        <w:tabs>
+          <w:tab w:val="right" w:leader="dot" w:pos="8772"/>
+        </w:tabs>
+        <w:rPr>
+          <w:rFonts w:asciiTheme="minorHAnsi" w:eastAsiaTheme="minorEastAsia" w:hAnsiTheme="minorHAnsi" w:cstheme="minorBidi"/>
+          <w:smallCaps w:val="0"/>
+          <w:noProof/>
+          <w:kern w:val="2"/>
+          <w:sz w:val="24"/>
+          <w:szCs w:val="24"/>
+          <w:lang w:val="en-SI" w:eastAsia="en-SI"/>
+          <w14:ligatures w14:val="standardContextual"/>
+        </w:rPr>
+      </w:pPr>
+      <w:r>
+        <w:rPr>
+          <w:szCs w:val="24"/>
+        </w:rPr>
+        <w:fldChar w:fldCharType="begin"/>
+      </w:r>
+      <w:r>
+        <w:rPr>
+          <w:szCs w:val="24"/>
+        </w:rPr>
+        <w:instrText xml:space="preserve"> TOC \h \z \c "Slika" </w:instrText>
+      </w:r>
+      <w:r>
+        <w:rPr>
+          <w:szCs w:val="24"/>
+        </w:rPr>
+        <w:fldChar w:fldCharType="separate"/>
+      </w:r>
+      <w:hyperlink w:anchor="_Toc221980708" w:history="1">
+        <w:r>
+          <w:rPr>
+            <w:rStyle w:val="Hyperlink"/>
+            <w:noProof/>
+          </w:rPr>
+          <w:t>Slika 2.1: Časovni graf</w:t>
+        </w:r>
+        <w:r>
+          <w:rPr>
+            <w:noProof/>
+            <w:webHidden/>
+          </w:rPr>
+          <w:tab/>
+        </w:r>
+        <w:r>
+          <w:rPr>
+            <w:noProof/>
+            <w:webHidden/>
+          </w:rPr>
+          <w:fldChar w:fldCharType="begin"/>
+        </w:r>
+        <w:r>
+          <w:rPr>
+            <w:noProof/>
+            <w:webHidden/>
+          </w:rPr>
+          <w:instrText xml:space="preserve"> PAGEREF _Toc221980708 \h </w:instrText>
+        </w:r>
+        <w:r>
+          <w:rPr>
+            <w:noProof/>
+            <w:webHidden/>
+          </w:rPr>
+        </w:r>
+        <w:r>
+          <w:rPr>
+            <w:noProof/>
+            <w:webHidden/>
+          </w:rPr>
+          <w:fldChar w:fldCharType="separate"/>
+        </w:r>
+        <w:r>
+          <w:rPr>
+            <w:noProof/>
+            <w:webHidden/>
+          </w:rPr>
+          <w:t>9</w:t>
+        </w:r>
+        <w:r>
+          <w:rPr>
+            <w:noProof/>
+            <w:webHidden/>
+          </w:rPr>
+          <w:fldChar w:fldCharType="end"/>
+        </w:r>
+      </w:hyperlink>
+    </w:p>
+    <w:p>
+      <w:pPr>
+        <w:pStyle w:val="TableofFigures"/>
+        <w:tabs>
+          <w:tab w:val="right" w:leader="dot" w:pos="8772"/>
+        </w:tabs>
+        <w:rPr>
+          <w:rFonts w:asciiTheme="minorHAnsi" w:eastAsiaTheme="minorEastAsia" w:hAnsiTheme="minorHAnsi" w:cstheme="minorBidi"/>
+          <w:smallCaps w:val="0"/>
+          <w:noProof/>
+          <w:kern w:val="2"/>
+          <w:sz w:val="24"/>
+          <w:szCs w:val="24"/>
+          <w:lang w:val="en-SI" w:eastAsia="en-SI"/>
+          <w14:ligatures w14:val="standardContextual"/>
+        </w:rPr>
+      </w:pPr>
+      <w:hyperlink w:anchor="_Toc221980709" w:history="1">
+        <w:r>
+          <w:rPr>
+            <w:rStyle w:val="Hyperlink"/>
+            <w:noProof/>
+          </w:rPr>
+          <w:t>Slika 2.2: Graf prepotovane razdalje</w:t>
+        </w:r>
+        <w:r>
+          <w:rPr>
+            <w:noProof/>
+            <w:webHidden/>
+          </w:rPr>
+          <w:tab/>
+        </w:r>
+        <w:r>
+          <w:rPr>
+            <w:noProof/>
+            <w:webHidden/>
+          </w:rPr>
+          <w:fldChar w:fldCharType="begin"/>
+        </w:r>
+        <w:r>
+          <w:rPr>
+            <w:noProof/>
+            <w:webHidden/>
+          </w:rPr>
+          <w:instrText xml:space="preserve"> PAGEREF _Toc221980709 \h </w:instrText>
+        </w:r>
+        <w:r>
+          <w:rPr>
+            <w:noProof/>
+            <w:webHidden/>
+          </w:rPr>
+        </w:r>
+        <w:r>
+          <w:rPr>
+            <w:noProof/>
+            <w:webHidden/>
+          </w:rPr>
+          <w:fldChar w:fldCharType="separate"/>
+        </w:r>
+        <w:r>
+          <w:rPr>
+            <w:noProof/>
+            <w:webHidden/>
+          </w:rPr>
+          <w:t>10</w:t>
+        </w:r>
+        <w:r>
+          <w:rPr>
+            <w:noProof/>
+            <w:webHidden/>
+          </w:rPr>
+          <w:fldChar w:fldCharType="end"/>
+        </w:r>
+      </w:hyperlink>
+    </w:p>
+    <w:p>
+      <w:pPr>
+        <w:pStyle w:val="TableofFigures"/>
+        <w:tabs>
+          <w:tab w:val="right" w:leader="dot" w:pos="8772"/>
+        </w:tabs>
+        <w:rPr>
+          <w:rFonts w:asciiTheme="minorHAnsi" w:eastAsiaTheme="minorEastAsia" w:hAnsiTheme="minorHAnsi" w:cstheme="minorBidi"/>
+          <w:smallCaps w:val="0"/>
+          <w:noProof/>
+          <w:kern w:val="2"/>
+          <w:sz w:val="24"/>
+          <w:szCs w:val="24"/>
+          <w:lang w:val="en-SI" w:eastAsia="en-SI"/>
+          <w14:ligatures w14:val="standardContextual"/>
+        </w:rPr>
+      </w:pPr>
+      <w:hyperlink w:anchor="_Toc221980710" w:history="1">
+        <w:r>
+          <w:rPr>
+            <w:rStyle w:val="Hyperlink"/>
+            <w:noProof/>
+          </w:rPr>
+          <w:t>Slika 2.3: Graf hitrosti v koncentrični fazi</w:t>
+        </w:r>
+        <w:r>
+          <w:rPr>
+            <w:noProof/>
+            <w:webHidden/>
+          </w:rPr>
+          <w:tab/>
+        </w:r>
+        <w:r>
+          <w:rPr>
+            <w:noProof/>
+            <w:webHidden/>
+          </w:rPr>
+          <w:fldChar w:fldCharType="begin"/>
+        </w:r>
+        <w:r>
+          <w:rPr>
+            <w:noProof/>
+            <w:webHidden/>
+          </w:rPr>
+          <w:instrText xml:space="preserve"> PAGEREF _Toc221980710 \h </w:instrText>
+        </w:r>
+        <w:r>
+          <w:rPr>
+            <w:noProof/>
+            <w:webHidden/>
+          </w:rPr>
+        </w:r>
+        <w:r>
+          <w:rPr>
+            <w:noProof/>
+            <w:webHidden/>
+          </w:rPr>
+          <w:fldChar w:fldCharType="separate"/>
+        </w:r>
+        <w:r>
+          <w:rPr>
+            <w:noProof/>
+            <w:webHidden/>
+          </w:rPr>
+          <w:t>10</w:t>
+        </w:r>
+        <w:r>
+          <w:rPr>
+            <w:noProof/>
+            <w:webHidden/>
+          </w:rPr>
+          <w:fldChar w:fldCharType="end"/>
+        </w:r>
+      </w:hyperlink>
+    </w:p>
+    <w:p>
+      <w:pPr>
+        <w:rPr>
+          <w:szCs w:val="24"/>
+        </w:rPr>
+      </w:pPr>
+      <w:r>
+        <w:rPr>
+          <w:szCs w:val="24"/>
+        </w:rPr>
+        <w:fldChar w:fldCharType="end"/>
+      </w:r>
+    </w:p>
+    <w:p>
+      <w:pPr>
+        <w:rPr>
+          <w:szCs w:val="24"/>
+        </w:rPr>
+      </w:pPr>
+    </w:p>
+    <w:p>
+      <w:pPr>
         <w:rPr>
           <w:b/>
           <w:sz w:val="36"/>
           <w:szCs w:val="36"/>
         </w:rPr>
-        <w:t>KAZALO SLIK</w:t>
-      </w:r>
-    </w:p>
-    <w:p/>
-    <w:p>
-      <w:pPr>
-        <w:rPr>
-          <w:szCs w:val="24"/>
-        </w:rPr>
-      </w:pPr>
-      <w:r>
-        <w:rPr>
-          <w:smallCaps/>
-          <w:szCs w:val="24"/>
-        </w:rPr>
-        <w:fldChar w:fldCharType="begin"/>
-      </w:r>
-      <w:r>
-        <w:rPr>
-          <w:szCs w:val="24"/>
-        </w:rPr>
-        <w:instrText xml:space="preserve"> TOC \h \z \c "Slika" </w:instrText>
-      </w:r>
-      <w:r>
-        <w:rPr>
-          <w:smallCaps/>
-          <w:szCs w:val="24"/>
-        </w:rPr>
-        <w:fldChar w:fldCharType="separate"/>
-      </w:r>
-      <w:r>
-        <w:rPr>
-          <w:b/>
-          <w:bCs/>
-          <w:smallCaps/>
-          <w:noProof/>
-          <w:szCs w:val="24"/>
-          <w:lang w:val="en-US"/>
-        </w:rPr>
-        <w:t>No table of figures entries found.</w:t>
-      </w:r>
-      <w:r>
-        <w:rPr>
-          <w:szCs w:val="24"/>
-        </w:rPr>
-        <w:fldChar w:fldCharType="end"/>
-      </w:r>
-    </w:p>
-    <w:p>
-      <w:pPr>
-        <w:rPr>
-          <w:szCs w:val="24"/>
-        </w:rPr>
-      </w:pPr>
-    </w:p>
-    <w:p>
-      <w:pPr>
+      </w:pPr>
+      <w:r>
         <w:rPr>
           <w:b/>
           <w:sz w:val="36"/>
           <w:szCs w:val="36"/>
         </w:rPr>
-      </w:pPr>
-      <w:r>
-        <w:rPr>
-          <w:b/>
-          <w:sz w:val="36"/>
-          <w:szCs w:val="36"/>
-        </w:rPr>
         <w:t>KAZALO TABEL</w:t>
       </w:r>
     </w:p>
     <w:p/>
     <w:p>
-      <w:r>
-        <w:rPr>
-          <w:smallCaps/>
-          <w:szCs w:val="24"/>
-        </w:rPr>
-        <w:fldChar w:fldCharType="begin"/>
-      </w:r>
-      <w:r>
-        <w:rPr>
-          <w:szCs w:val="24"/>
-        </w:rPr>
-        <w:instrText xml:space="preserve"> TOC \h \z \c "Tabela" </w:instrText>
-      </w:r>
-      <w:r>
-        <w:rPr>
-          <w:smallCaps/>
-          <w:szCs w:val="24"/>
-        </w:rPr>
-        <w:fldChar w:fldCharType="separate"/>
-      </w:r>
-      <w:r>
-        <w:rPr>
-          <w:b/>
-          <w:bCs/>
-          <w:smallCaps/>
-          <w:noProof/>
-          <w:szCs w:val="24"/>
-          <w:lang w:val="en-US"/>
-        </w:rPr>
-        <w:t>No table of figures entries found.</w:t>
-      </w:r>
-      <w:r>
-        <w:rPr>
-          <w:szCs w:val="24"/>
-        </w:rPr>
-        <w:fldChar w:fldCharType="end"/>
-      </w:r>
-    </w:p>
-    <w:p>
-      <w:pPr>
-        <w:rPr>
-          <w:szCs w:val="24"/>
-        </w:rPr>
+      <w:pPr>
         <w:sectPr>
           <w:headerReference w:type="first" r:id="rId12"/>
           <w:footerReference w:type="first" r:id="rId13"/>
@@ -1173,10 +2393,48 @@
           <w:docGrid w:linePitch="299"/>
         </w:sectPr>
       </w:pPr>
+      <w:r>
+        <w:rPr>
+          <w:smallCaps/>
+          <w:szCs w:val="24"/>
+        </w:rPr>
+        <w:fldChar w:fldCharType="begin"/>
+      </w:r>
+      <w:r>
+        <w:rPr>
+          <w:szCs w:val="24"/>
+        </w:rPr>
+        <w:instrText xml:space="preserve"> TOC \h \z \c "Tabela" </w:instrText>
+      </w:r>
+      <w:r>
+        <w:rPr>
+          <w:smallCaps/>
+          <w:szCs w:val="24"/>
+        </w:rPr>
+        <w:fldChar w:fldCharType="separate"/>
+      </w:r>
+      <w:r>
+        <w:rPr>
+          <w:b/>
+          <w:bCs/>
+          <w:smallCaps/>
+          <w:noProof/>
+          <w:szCs w:val="24"/>
+          <w:lang w:val="en-US"/>
+        </w:rPr>
+        <w:t>No table of figures entries found.</w:t>
+      </w:r>
+      <w:r>
+        <w:rPr>
+          <w:szCs w:val="24"/>
+        </w:rPr>
+        <w:fldChar w:fldCharType="end"/>
+      </w:r>
     </w:p>
     <w:p>
       <w:pPr>
         <w:pStyle w:val="Heading1"/>
+        <w:spacing w:line="360" w:lineRule="auto"/>
         <w:rPr>
           <w:b/>
           <w:sz w:val="36"/>
@@ -1193,7 +2451,7 @@
       <w:bookmarkStart w:id="6" w:name="_Toc313865419"/>
       <w:bookmarkStart w:id="7" w:name="_Toc313871429"/>
       <w:bookmarkStart w:id="8" w:name="_Toc318438937"/>
-      <w:bookmarkStart w:id="9" w:name="_Toc221812856"/>
+      <w:bookmarkStart w:id="9" w:name="_Toc221980683"/>
       <w:r>
         <w:rPr>
           <w:b/>
@@ -1217,7 +2475,227 @@
     </w:p>
     <w:p>
       <w:pPr>
+        <w:pStyle w:val="Heading2"/>
+      </w:pPr>
+      <w:bookmarkStart w:id="10" w:name="_Toc221980684"/>
+      <w:r>
+        <w:t>Opis problema</w:t>
+      </w:r>
+      <w:bookmarkEnd w:id="10"/>
+    </w:p>
+    <w:p>
+      <w:r>
+        <w:t>Spremljanje in realno-časovna analiza vadbe v okolju spletnega brskalnika predstavljata zahtevno nalogo, saj morata biti zaznava in interpretacija gibanja hkrati dovolj natančni, časovno stabilni ter izvedljivi na robnih napravah, ki so s procesorsko močjo</w:t>
+      </w:r>
+      <w:r>
+        <w:t xml:space="preserve"> in sposobnostjo izvajanja modelov</w:t>
+      </w:r>
+      <w:r>
+        <w:t xml:space="preserve"> umetne inteligence</w:t>
+      </w:r>
+      <w:r>
+        <w:t>, omejene</w:t>
+      </w:r>
+      <w:r>
+        <w:t>.</w:t>
+      </w:r>
+    </w:p>
+    <w:p/>
+    <w:p>
+      <w:r>
+        <w:t xml:space="preserve">Problem se nanaša tudi na samo izbiro ustreznega modela za detekcijo drže, kajti </w:t>
+      </w:r>
+      <w:r>
+        <w:t xml:space="preserve">konkretna </w:t>
+      </w:r>
+      <w:r>
+        <w:t xml:space="preserve">primerjava </w:t>
+      </w:r>
+      <w:r>
+        <w:t xml:space="preserve">učinkovitosti in hitrosti delovanja </w:t>
+      </w:r>
+      <w:r>
+        <w:t>med modeli, ki so ustrezni za robne naprave, še ne obstaja.</w:t>
+      </w:r>
+    </w:p>
+    <w:p/>
+    <w:p>
+      <w:r>
+        <w:t>Modeli za zaznavanje drže pretvorijo človeško gibanje v strukturni opis, ki je v obliki sklepnih točk</w:t>
+      </w:r>
+      <w:r>
+        <w:t xml:space="preserve">, ki v grobem vsebujejo identifikator, ter informacije o poziciji in sami vidljivosti sklepne točke. </w:t>
+      </w:r>
+      <w:r>
+        <w:t>Takšna zasnova je sama po sebi zelo dobra podlaga za analizo človeškega gibanja, ki vsaj po mojem mnenju, najbolj pride do izraza ravno med izvajanjem vadbe</w:t>
+      </w:r>
+      <w:r>
+        <w:t xml:space="preserve"> in gibanja</w:t>
+      </w:r>
+      <w:r>
+        <w:t>. Kljub temu pa rešitve, ki bi na robnih napravah omogočale zanesljivo in zelo podrobno realno-časovno analizo vadbe z uporabnimi povratnimi informacijami, v splošni uporabi še ni široko uveljavljena.</w:t>
+      </w:r>
+    </w:p>
+    <w:p/>
+    <w:p>
+      <w:pPr>
+        <w:pStyle w:val="Heading2"/>
+      </w:pPr>
+      <w:bookmarkStart w:id="11" w:name="_Toc221980685"/>
+      <w:r>
+        <w:t>Cilji in nameni naloge</w:t>
+      </w:r>
+      <w:bookmarkEnd w:id="11"/>
+    </w:p>
+    <w:p>
+      <w:r>
+        <w:t xml:space="preserve">Cilj naloge je </w:t>
+      </w:r>
+      <w:r>
+        <w:t xml:space="preserve">najprej izbrati in kasneje </w:t>
+      </w:r>
+      <w:r>
+        <w:t>primerjati že obstoječe modele</w:t>
+      </w:r>
+      <w:r>
+        <w:t xml:space="preserve"> </w:t>
+      </w:r>
+      <w:r>
+        <w:t>za zaznavanje drže</w:t>
+      </w:r>
+      <w:r>
+        <w:t>, ki so primerni za delovanje na robnih napravah</w:t>
+      </w:r>
+      <w:r>
+        <w:t xml:space="preserve"> </w:t>
+      </w:r>
+      <w:r>
+        <w:t xml:space="preserve">in na podlagi njihove primerjave </w:t>
+      </w:r>
+      <w:r>
+        <w:t xml:space="preserve">določiti </w:t>
+      </w:r>
+      <w:r>
+        <w:t>najbolj ustreznega za implementacijo realno-časovne zaznave drže za spremljanje in analizo vadbe</w:t>
+      </w:r>
+      <w:r>
+        <w:t xml:space="preserve"> v okolju brskalnika</w:t>
+      </w:r>
+      <w:r>
+        <w:t>.</w:t>
+      </w:r>
+    </w:p>
+    <w:p/>
+    <w:p>
+      <w:r>
+        <w:t>Primerjava modelov temelji na njihovi hitrosti in učinkovitosti delovanja. Omejitev na robne naprave</w:t>
+      </w:r>
+      <w:r>
+        <w:t xml:space="preserve"> nabor modelov dokaj zmanjša, saj gre za naprave, ki nimajo velike procesorske moči. Primeri robnih naprav so osebni telefoni, računalniške tablice</w:t>
+      </w:r>
+      <w:r>
+        <w:t xml:space="preserve"> ter </w:t>
+      </w:r>
+      <w:r>
+        <w:lastRenderedPageBreak/>
+        <w:t xml:space="preserve">razni tipi samostoječih naprav, ki vsebujejo kamero in dostop do brskalnika. </w:t>
+      </w:r>
+      <w:r>
+        <w:t>Delovanje mora biti tudi neodvisno od izbire brskalnika.</w:t>
+      </w:r>
+    </w:p>
+    <w:p/>
+    <w:p>
+      <w:r>
+        <w:t>Glede na dokaj omejeno okolje, v katerem bodo modeli primerjani med seboj, j</w:t>
+      </w:r>
+      <w:r>
+        <w:t xml:space="preserve">e </w:t>
+      </w:r>
+      <w:r>
+        <w:t>pričakovana tudi sama optimizacija modelov. Sem spada uporaba različnih verzij modelov, prilagajanje okolja v brskalniku glede na potrebe modelov, …</w:t>
+      </w:r>
+    </w:p>
+    <w:p/>
+    <w:p>
+      <w:r>
+        <w:t xml:space="preserve">Eden izmed ciljev je tudi </w:t>
+      </w:r>
+      <w:r>
+        <w:t>ustvariti</w:t>
+      </w:r>
+      <w:r>
+        <w:t xml:space="preserve"> lastno učno množico med uporabo samega orodja za realno-časovno analizo vadbe. </w:t>
+      </w:r>
+      <w:r>
+        <w:t>Sem spada zajem</w:t>
+      </w:r>
+      <w:r>
+        <w:t xml:space="preserve"> in </w:t>
+      </w:r>
+      <w:r>
+        <w:t>filtriranje</w:t>
+      </w:r>
+      <w:r>
+        <w:t xml:space="preserve"> videov ter slik, kot tudi označevanje učne množice.</w:t>
+      </w:r>
+    </w:p>
+    <w:p/>
+    <w:p>
+      <w:r>
+        <w:t xml:space="preserve">Z lastno </w:t>
+      </w:r>
+      <w:r>
+        <w:t>ustvarjeno</w:t>
+      </w:r>
+      <w:r>
+        <w:t xml:space="preserve"> učno množico bo opravljeno tudi učenje </w:t>
+      </w:r>
+      <w:r>
+        <w:t xml:space="preserve">ustrezno </w:t>
+      </w:r>
+      <w:r>
+        <w:t>izbranega modela ter primerjava rezultatov pred in po učenj</w:t>
+      </w:r>
+      <w:r>
+        <w:t>u</w:t>
+      </w:r>
+      <w:r>
+        <w:t>.</w:t>
+      </w:r>
+    </w:p>
+    <w:p/>
+    <w:p>
+      <w:r>
+        <w:t>Glavni cilj in namen naloge je z ustrezno izbranim modelom ustvariti kvalitetno in robustno orodje za realno-časovno zaznavanje drže za spremljanje in analizo vadbe. Namen je izboljšati uporabnikovo pravilnost izvajanja vadbe, kot tudi meriti ter analizirati podatke, ki jih je brez posebnih pripomočkov za vadbo težko izmeriti.</w:t>
+      </w:r>
+    </w:p>
+    <w:p>
+      <w:pPr>
+        <w:jc w:val="left"/>
+        <w:rPr>
+          <w:rFonts w:cs="Times New Roman"/>
+          <w:b/>
+          <w:bCs/>
+          <w:caps/>
+          <w:kern w:val="32"/>
+          <w:sz w:val="36"/>
+          <w:szCs w:val="36"/>
+        </w:rPr>
+      </w:pPr>
+      <w:r>
+        <w:rPr>
+          <w:b/>
+          <w:sz w:val="36"/>
+          <w:szCs w:val="36"/>
+        </w:rPr>
+        <w:br w:type="page"/>
+      </w:r>
+    </w:p>
+    <w:p>
+      <w:pPr>
         <w:pStyle w:val="Heading1"/>
+        <w:spacing w:line="360" w:lineRule="auto"/>
         <w:rPr>
           <w:b/>
           <w:sz w:val="36"/>
@@ -1225,7 +2703,7 @@
           <w:lang w:val="sl-SI"/>
         </w:rPr>
       </w:pPr>
-      <w:bookmarkStart w:id="10" w:name="_Toc221812857"/>
+      <w:bookmarkStart w:id="12" w:name="_Toc221980686"/>
       <w:r>
         <w:rPr>
           <w:b/>
@@ -1233,9 +2711,28 @@
           <w:szCs w:val="36"/>
           <w:lang w:val="sl-SI"/>
         </w:rPr>
-        <w:t>SPREMLJANJE IN ANALIZE VADBE</w:t>
-      </w:r>
-      <w:bookmarkEnd w:id="10"/>
+        <w:lastRenderedPageBreak/>
+        <w:t>SPREMLJANJE IN ANALI</w:t>
+      </w:r>
+      <w:r>
+        <w:rPr>
+          <w:b/>
+          <w:sz w:val="36"/>
+          <w:szCs w:val="36"/>
+          <w:lang w:val="sl-SI"/>
+        </w:rPr>
+        <w:t>ZA</w:t>
+      </w:r>
+      <w:r>
+        <w:rPr>
+          <w:b/>
+          <w:sz w:val="36"/>
+          <w:szCs w:val="36"/>
+          <w:lang w:val="sl-SI"/>
+        </w:rPr>
+        <w:t xml:space="preserve"> VADBE</w:t>
+      </w:r>
+      <w:bookmarkEnd w:id="12"/>
     </w:p>
     <w:p>
       <w:r>
@@ -1290,11 +2787,11 @@
           <w:tab w:val="num" w:pos="567"/>
         </w:tabs>
       </w:pPr>
-      <w:bookmarkStart w:id="11" w:name="_Toc221812858"/>
+      <w:bookmarkStart w:id="13" w:name="_Toc221980687"/>
       <w:r>
         <w:t>Mehanizem stanj</w:t>
       </w:r>
-      <w:bookmarkEnd w:id="11"/>
+      <w:bookmarkEnd w:id="13"/>
     </w:p>
     <w:p>
       <w:r>
@@ -1380,6 +2877,7 @@
           <w:ilvl w:val="0"/>
           <w:numId w:val="39"/>
         </w:numPr>
+        <w:spacing w:line="360" w:lineRule="auto"/>
       </w:pPr>
       <w:r>
         <w:t>NI_V_KADRU</w:t>
@@ -1392,6 +2890,7 @@
           <w:ilvl w:val="0"/>
           <w:numId w:val="39"/>
         </w:numPr>
+        <w:spacing w:line="360" w:lineRule="auto"/>
       </w:pPr>
       <w:r>
         <w:t>NI_OBRNJEN_PROTI_KAMERI</w:t>
@@ -1404,6 +2903,7 @@
           <w:ilvl w:val="0"/>
           <w:numId w:val="39"/>
         </w:numPr>
+        <w:spacing w:line="360" w:lineRule="auto"/>
       </w:pPr>
       <w:r>
         <w:t>NI_PRI_MIRU</w:t>
@@ -1416,6 +2916,7 @@
           <w:ilvl w:val="0"/>
           <w:numId w:val="39"/>
         </w:numPr>
+        <w:spacing w:line="360" w:lineRule="auto"/>
       </w:pPr>
       <w:r>
         <w:t>ZAČETNI_POGOJI_</w:t>
@@ -1434,6 +2935,7 @@
           <w:ilvl w:val="0"/>
           <w:numId w:val="39"/>
         </w:numPr>
+        <w:spacing w:line="360" w:lineRule="auto"/>
       </w:pPr>
       <w:r>
         <w:t>OPRAVI</w:t>
@@ -1452,22 +2954,22 @@
           <w:ilvl w:val="0"/>
           <w:numId w:val="39"/>
         </w:numPr>
+        <w:spacing w:line="360" w:lineRule="auto"/>
       </w:pPr>
       <w:r>
         <w:t>USTAVLJENO</w:t>
       </w:r>
     </w:p>
-    <w:p/>
     <w:p>
       <w:pPr>
         <w:pStyle w:val="Heading3"/>
       </w:pPr>
-      <w:bookmarkStart w:id="12" w:name="_Toc221812859"/>
+      <w:bookmarkStart w:id="14" w:name="_Toc221980688"/>
       <w:r>
         <w:lastRenderedPageBreak/>
         <w:t>Stanje NI_V_KADRU</w:t>
       </w:r>
-      <w:bookmarkEnd w:id="12"/>
+      <w:bookmarkEnd w:id="14"/>
     </w:p>
     <w:p>
       <w:r>
@@ -1488,13 +2990,38 @@
     </w:p>
     <w:p>
       <w:pPr>
+        <w:rPr>
+          <w:color w:val="EE0000"/>
+          <w:sz w:val="44"/>
+          <w:szCs w:val="44"/>
+        </w:rPr>
+      </w:pPr>
+      <w:r>
+        <w:rPr>
+          <w:color w:val="EE0000"/>
+          <w:sz w:val="44"/>
+          <w:szCs w:val="44"/>
+        </w:rPr>
+        <w:t>SLIKA</w:t>
+      </w:r>
+      <w:r>
+        <w:rPr>
+          <w:color w:val="EE0000"/>
+          <w:sz w:val="44"/>
+          <w:szCs w:val="44"/>
+        </w:rPr>
+        <w:t xml:space="preserve"> KO NISI V KADRU</w:t>
+      </w:r>
+    </w:p>
+    <w:p>
+      <w:pPr>
         <w:pStyle w:val="Heading3"/>
       </w:pPr>
-      <w:bookmarkStart w:id="13" w:name="_Toc221812860"/>
+      <w:bookmarkStart w:id="15" w:name="_Toc221980689"/>
       <w:r>
         <w:t>Stanje NI_OBRNJEN_PROTI_KAMERI</w:t>
       </w:r>
-      <w:bookmarkEnd w:id="13"/>
+      <w:bookmarkEnd w:id="15"/>
     </w:p>
     <w:p>
       <w:r>
@@ -1509,13 +3036,39 @@
     </w:p>
     <w:p>
       <w:pPr>
+        <w:rPr>
+          <w:color w:val="EE0000"/>
+          <w:sz w:val="44"/>
+          <w:szCs w:val="44"/>
+        </w:rPr>
+      </w:pPr>
+      <w:r>
+        <w:rPr>
+          <w:color w:val="EE0000"/>
+          <w:sz w:val="44"/>
+          <w:szCs w:val="44"/>
+        </w:rPr>
+        <w:t>SLIKA</w:t>
+      </w:r>
+      <w:r>
+        <w:rPr>
+          <w:color w:val="EE0000"/>
+          <w:sz w:val="44"/>
+          <w:szCs w:val="44"/>
+        </w:rPr>
+        <w:t xml:space="preserve"> KO NISI OBRNJEN PROTI KAMERI Z BARBELOM NA SEBI</w:t>
+      </w:r>
+    </w:p>
+    <w:p/>
+    <w:p>
+      <w:pPr>
         <w:pStyle w:val="Heading3"/>
       </w:pPr>
-      <w:bookmarkStart w:id="14" w:name="_Toc221812861"/>
+      <w:bookmarkStart w:id="16" w:name="_Toc221980690"/>
       <w:r>
         <w:t>Stanje NI_PRI_MIRU</w:t>
       </w:r>
-      <w:bookmarkEnd w:id="14"/>
+      <w:bookmarkEnd w:id="16"/>
     </w:p>
     <w:p>
       <w:r>
@@ -1604,11 +3157,11 @@
       <w:pPr>
         <w:pStyle w:val="Heading3"/>
       </w:pPr>
-      <w:bookmarkStart w:id="15" w:name="_Toc221812862"/>
+      <w:bookmarkStart w:id="17" w:name="_Toc221980691"/>
       <w:r>
         <w:t>Stanje ZAČETNI_POGOJI_DRŽE_NISO_IZPOLNJENI</w:t>
       </w:r>
-      <w:bookmarkEnd w:id="15"/>
+      <w:bookmarkEnd w:id="17"/>
     </w:p>
     <w:p>
       <w:r>
@@ -1642,7 +3195,11 @@
         <w:t xml:space="preserve">, </w:t>
       </w:r>
       <w:r>
-        <w:t>specificirati pravila, za zaznavo napačne začetne drže. Pravilo preverja eno izmed naslednjih pogojev:</w:t>
+        <w:t xml:space="preserve">specificirati </w:t>
+      </w:r>
+      <w:r>
+        <w:lastRenderedPageBreak/>
+        <w:t>pravila, za zaznavo napačne začetne drže. Pravilo preverja eno izmed naslednjih pogojev:</w:t>
       </w:r>
     </w:p>
     <w:p>
@@ -1652,6 +3209,7 @@
           <w:ilvl w:val="0"/>
           <w:numId w:val="40"/>
         </w:numPr>
+        <w:spacing w:line="360" w:lineRule="auto"/>
       </w:pPr>
       <w:r>
         <w:t>A</w:t>
@@ -1667,6 +3225,7 @@
           <w:ilvl w:val="0"/>
           <w:numId w:val="40"/>
         </w:numPr>
+        <w:spacing w:line="360" w:lineRule="auto"/>
       </w:pPr>
       <w:r>
         <w:t>A</w:t>
@@ -1682,6 +3241,7 @@
           <w:ilvl w:val="0"/>
           <w:numId w:val="40"/>
         </w:numPr>
+        <w:spacing w:line="360" w:lineRule="auto"/>
       </w:pPr>
       <w:r>
         <w:t>A</w:t>
@@ -1689,6 +3249,42 @@
       <w:r>
         <w:t>li je relativna razdalja dveh določenih sklepnih točk večja od razdalje dveh drugih določenih sklepnih točk za določen prag</w:t>
       </w:r>
+      <w:r>
+        <w:t>a</w:t>
+      </w:r>
+    </w:p>
+    <w:p>
+      <w:pPr>
+        <w:rPr>
+          <w:color w:val="EE0000"/>
+          <w:sz w:val="44"/>
+          <w:szCs w:val="44"/>
+        </w:rPr>
+      </w:pPr>
+      <w:r>
+        <w:rPr>
+          <w:color w:val="EE0000"/>
+          <w:sz w:val="44"/>
+          <w:szCs w:val="44"/>
+        </w:rPr>
+        <w:t xml:space="preserve">SLIKA PRED HALF SQUAT </w:t>
+      </w:r>
+      <w:r>
+        <w:rPr>
+          <w:color w:val="EE0000"/>
+          <w:sz w:val="44"/>
+          <w:szCs w:val="44"/>
+        </w:rPr>
+        <w:t>K</w:t>
+      </w:r>
+      <w:r>
+        <w:rPr>
+          <w:color w:val="EE0000"/>
+          <w:sz w:val="44"/>
+          <w:szCs w:val="44"/>
+        </w:rPr>
+        <w:t>O MAŠ BARBEL NA HRBTU PA NEKE POZA NE ŠTIMA, MOGOČE 2 SLIKI RAZLIČNIH ERROROV</w:t>
+      </w:r>
     </w:p>
     <w:p>
       <w:r>
@@ -1699,19 +3295,15 @@
       <w:pPr>
         <w:pStyle w:val="Heading3"/>
       </w:pPr>
-      <w:bookmarkStart w:id="16" w:name="_Toc221812863"/>
+      <w:bookmarkStart w:id="18" w:name="_Toc221980692"/>
       <w:r>
         <w:t>Stanje OPRAVI_SERIJO</w:t>
       </w:r>
-      <w:bookmarkEnd w:id="16"/>
-    </w:p>
-    <w:p>
-      <w:r>
-        <w:t xml:space="preserve">Kot že prej omenjeno, je to stanje edino, ki onemogoča prehajanje v prejšnja, kajti to je glavno stanje analize vadbe. V tem stanju se uporabniku podajo različne povratne </w:t>
-      </w:r>
-      <w:r>
-        <w:lastRenderedPageBreak/>
-        <w:t xml:space="preserve">informacije njegove vadbe, ki bodo </w:t>
+      <w:bookmarkEnd w:id="18"/>
+    </w:p>
+    <w:p>
+      <w:r>
+        <w:t xml:space="preserve">Kot že prej omenjeno, je to stanje edino, ki onemogoča prehajanje v prejšnja, kajti to je glavno stanje analize vadbe. V tem stanju se uporabniku podajo različne povratne informacije njegove vadbe, ki bodo </w:t>
       </w:r>
       <w:r>
         <w:t xml:space="preserve">podrobneje </w:t>
@@ -1736,6 +3328,7 @@
           <w:ilvl w:val="0"/>
           <w:numId w:val="41"/>
         </w:numPr>
+        <w:spacing w:line="360" w:lineRule="auto"/>
       </w:pPr>
       <w:r>
         <w:t>Velikost telesa uporabnika v kadru se v primerjavi z velikostjo</w:t>
@@ -1754,6 +3347,7 @@
           <w:ilvl w:val="0"/>
           <w:numId w:val="41"/>
         </w:numPr>
+        <w:spacing w:line="360" w:lineRule="auto"/>
       </w:pPr>
       <w:r>
         <w:t>Uporabnik izvede kretnjo od</w:t>
@@ -1772,6 +3366,7 @@
           <w:ilvl w:val="0"/>
           <w:numId w:val="41"/>
         </w:numPr>
+        <w:spacing w:line="360" w:lineRule="auto"/>
       </w:pPr>
       <w:r>
         <w:t xml:space="preserve">Izpolnjen je eden izmed pogojev za zaključek vaje. Vsaka vaja ima </w:t>
@@ -1783,15 +3378,42 @@
         <w:t>specificirane svoje pogoje, ki preverjajo, ali se pozicije določenih sklepnih točk razlikujejo za določeno vrednost</w:t>
       </w:r>
     </w:p>
+    <w:p/>
+    <w:p>
+      <w:pPr>
+        <w:rPr>
+          <w:color w:val="EE0000"/>
+          <w:sz w:val="44"/>
+          <w:szCs w:val="44"/>
+        </w:rPr>
+      </w:pPr>
+      <w:r>
+        <w:rPr>
+          <w:color w:val="EE0000"/>
+          <w:sz w:val="44"/>
+          <w:szCs w:val="44"/>
+        </w:rPr>
+        <w:lastRenderedPageBreak/>
+        <w:t>SLIKA</w:t>
+      </w:r>
+      <w:r>
+        <w:rPr>
+          <w:color w:val="EE0000"/>
+          <w:sz w:val="44"/>
+          <w:szCs w:val="44"/>
+        </w:rPr>
+        <w:t xml:space="preserve"> MED DO-IT, KO SO GRAFEKI ŽE LEPI</w:t>
+      </w:r>
+    </w:p>
     <w:p>
       <w:pPr>
         <w:pStyle w:val="Heading3"/>
       </w:pPr>
-      <w:bookmarkStart w:id="17" w:name="_Toc221812864"/>
+      <w:bookmarkStart w:id="19" w:name="_Toc221980693"/>
       <w:r>
         <w:t>Stanje USTAVLJENO</w:t>
       </w:r>
-      <w:bookmarkEnd w:id="17"/>
+      <w:bookmarkEnd w:id="19"/>
     </w:p>
     <w:p>
       <w:r>
@@ -1806,15 +3428,15 @@
       <w:pPr>
         <w:pStyle w:val="Heading2"/>
       </w:pPr>
-      <w:bookmarkStart w:id="18" w:name="_Toc221812865"/>
+      <w:bookmarkStart w:id="20" w:name="_Toc221980694"/>
       <w:r>
         <w:t>Predpisi vaj</w:t>
       </w:r>
-      <w:bookmarkEnd w:id="18"/>
-    </w:p>
-    <w:p>
-      <w:r>
-        <w:t>Pogoj, da se določena vaja lahko analizira preko realno-časovnega zaznavanja drže, je ta, da za določeno vajo obstaja njen predpis.</w:t>
+      <w:bookmarkEnd w:id="20"/>
+    </w:p>
+    <w:p>
+      <w:r>
+        <w:t>Pogoj, da se določena vaja lahko analizira preko realno-časovnega zaznavanja drže, je ta, da za določeno vajo obstaja predpis.</w:t>
       </w:r>
       <w:r>
         <w:t xml:space="preserve"> Nekatere vaje, ki so si </w:t>
@@ -1841,7 +3463,13 @@
         <w:t xml:space="preserve"> podobne</w:t>
       </w:r>
       <w:r>
-        <w:t xml:space="preserve">, si delijo enak predpis. </w:t>
+        <w:t>, si delijo enak predpis.</w:t>
+      </w:r>
+      <w:r>
+        <w:t xml:space="preserve"> Primer vaj, ki imajo podoben osnovni vzorec gibanja, so vse variacije počepov, kot tudi mrtvi dvig.</w:t>
+      </w:r>
+      <w:r>
+        <w:t xml:space="preserve"> </w:t>
       </w:r>
       <w:r>
         <w:t>Poenostavljena struktura predpisa vaj</w:t>
@@ -1850,7 +3478,10 @@
         <w:t>e</w:t>
       </w:r>
       <w:r>
-        <w:t xml:space="preserve"> je naslednja</w:t>
+        <w:t xml:space="preserve"> je </w:t>
+      </w:r>
+      <w:r>
+        <w:t>sledeča</w:t>
       </w:r>
       <w:r>
         <w:t>:</w:t>
@@ -1863,6 +3494,7 @@
           <w:ilvl w:val="0"/>
           <w:numId w:val="42"/>
         </w:numPr>
+        <w:spacing w:line="360" w:lineRule="auto"/>
       </w:pPr>
       <w:r>
         <w:t>Tip vrednosti, na kateri temelji izračun razpona gibanja – ROM (</w:t>
@@ -1878,6 +3510,7 @@
           <w:ilvl w:val="0"/>
           <w:numId w:val="42"/>
         </w:numPr>
+        <w:spacing w:line="360" w:lineRule="auto"/>
       </w:pPr>
       <w:r>
         <w:t>Smer gibanja, v katero se mora izbrana sklepna točka premikati, da se zazna nova ponovitev (pozitivna, negativna, ali katerakoli)</w:t>
@@ -1890,6 +3523,7 @@
           <w:ilvl w:val="0"/>
           <w:numId w:val="42"/>
         </w:numPr>
+        <w:spacing w:line="360" w:lineRule="auto"/>
       </w:pPr>
       <w:r>
         <w:t xml:space="preserve">Predpis za levo stran – definicija zaznave za levo stran. Je obvezna, tudi če vaja ni unilateralna, kajti obravnava se kot »glavna stran«. Vsebuje podatke o </w:t>
@@ -1923,6 +3557,7 @@
           <w:ilvl w:val="0"/>
           <w:numId w:val="42"/>
         </w:numPr>
+        <w:spacing w:line="360" w:lineRule="auto"/>
       </w:pPr>
       <w:r>
         <w:t xml:space="preserve">Predpis za desno stran – je neobvezen in zahtevan le pri unilateralnih vajah. Vsebuje podobne podatke kot predpis za levo stran, le da </w:t>
@@ -1959,15 +3594,1344 @@
           <w:ilvl w:val="0"/>
           <w:numId w:val="42"/>
         </w:numPr>
-      </w:pPr>
-      <w:r>
-        <w:t>Več tipov informacij, ki so na različne načine med izvajanjem ponovitev prikazane uporabniku. Večina je neobveznih.</w:t>
-      </w:r>
-    </w:p>
+        <w:spacing w:line="360" w:lineRule="auto"/>
+      </w:pPr>
+      <w:r>
+        <w:t>Več tipov informacij, ki so na različne načine med izvajanjem ponovitev prikazane uporabniku.</w:t>
+      </w:r>
+      <w:r>
+        <w:t xml:space="preserve"> Primeri so nepravilna drža med izvajanjem ponovitev, odstopanje od predpisane hitrosti izvajanja vaje, predolg premor med ponovitvami, …</w:t>
+      </w:r>
+      <w:r>
+        <w:t xml:space="preserve"> Večina je neobveznih.</w:t>
+      </w:r>
+    </w:p>
+    <w:p/>
+    <w:p>
+      <w:pPr>
+        <w:pStyle w:val="Heading2"/>
+      </w:pPr>
+      <w:bookmarkStart w:id="21" w:name="_Toc221980695"/>
+      <w:r>
+        <w:lastRenderedPageBreak/>
+        <w:t>Zajemanje ponovitev</w:t>
+      </w:r>
+      <w:bookmarkEnd w:id="21"/>
+    </w:p>
+    <w:p>
+      <w:r>
+        <w:t>P</w:t>
+      </w:r>
+      <w:r>
+        <w:t>redpis</w:t>
+      </w:r>
+      <w:r>
+        <w:t>i</w:t>
+      </w:r>
+      <w:r>
+        <w:t xml:space="preserve"> vaj ob identifikatorju sklepne točke vsebuje</w:t>
+      </w:r>
+      <w:r>
+        <w:t>jo</w:t>
+      </w:r>
+      <w:r>
+        <w:t xml:space="preserve"> tudi informacij</w:t>
+      </w:r>
+      <w:r>
+        <w:t>e</w:t>
+      </w:r>
+      <w:r>
+        <w:t xml:space="preserve"> o tem, koliko se mora sklepna točka z omenjenim identifikatorjem premakniti </w:t>
+      </w:r>
+      <w:r>
+        <w:t xml:space="preserve">v določeno smer </w:t>
+      </w:r>
+      <w:r>
+        <w:t xml:space="preserve">in v kolikšnem času, da se zazna nova ponovitev. Če je vaja unilateralna, se ponovitve za desno in levo stran zajemajo ločeno. </w:t>
+      </w:r>
+      <w:r>
+        <w:t>Ponovitev se konča, ko je izpolnjen en izmed naslednjih pogojev:</w:t>
+      </w:r>
+    </w:p>
+    <w:p>
+      <w:pPr>
+        <w:pStyle w:val="ListParagraph"/>
+        <w:numPr>
+          <w:ilvl w:val="0"/>
+          <w:numId w:val="44"/>
+        </w:numPr>
+        <w:spacing w:line="360" w:lineRule="auto"/>
+      </w:pPr>
+      <w:r>
+        <w:t>Vrednost pozicije izbrane sklepne točke se dovolj približa svoji vrednosti na začetku ponovitve in hitrost premikanja izbrane sklepne točke pade pod določen prag</w:t>
+      </w:r>
+    </w:p>
+    <w:p>
+      <w:pPr>
+        <w:pStyle w:val="ListParagraph"/>
+        <w:numPr>
+          <w:ilvl w:val="0"/>
+          <w:numId w:val="44"/>
+        </w:numPr>
+        <w:spacing w:line="360" w:lineRule="auto"/>
+      </w:pPr>
+      <w:r>
+        <w:t xml:space="preserve">Trend gibanja izbrane sklepne točke je izpolnil pogoje za </w:t>
+      </w:r>
+      <w:r>
+        <w:t>zaznavo nove ponovitve</w:t>
+      </w:r>
+    </w:p>
+    <w:p/>
+    <w:p>
+      <w:r>
+        <w:t>Vsaka končana ponovitev vsebuje:</w:t>
+      </w:r>
+    </w:p>
+    <w:p>
+      <w:pPr>
+        <w:pStyle w:val="ListParagraph"/>
+        <w:numPr>
+          <w:ilvl w:val="0"/>
+          <w:numId w:val="46"/>
+        </w:numPr>
+        <w:spacing w:line="360" w:lineRule="auto"/>
+      </w:pPr>
+      <w:r>
+        <w:t>Čas koncentrične faze</w:t>
+      </w:r>
+    </w:p>
+    <w:p>
+      <w:pPr>
+        <w:pStyle w:val="ListParagraph"/>
+        <w:numPr>
+          <w:ilvl w:val="0"/>
+          <w:numId w:val="46"/>
+        </w:numPr>
+        <w:spacing w:line="360" w:lineRule="auto"/>
+      </w:pPr>
+      <w:r>
+        <w:t>Čas ekscentrične faze</w:t>
+      </w:r>
+    </w:p>
+    <w:p>
+      <w:pPr>
+        <w:pStyle w:val="ListParagraph"/>
+        <w:numPr>
+          <w:ilvl w:val="0"/>
+          <w:numId w:val="46"/>
+        </w:numPr>
+        <w:spacing w:line="360" w:lineRule="auto"/>
+      </w:pPr>
+      <w:r>
+        <w:t>Čas izometrične faze</w:t>
+      </w:r>
+    </w:p>
+    <w:p>
+      <w:pPr>
+        <w:pStyle w:val="ListParagraph"/>
+        <w:numPr>
+          <w:ilvl w:val="0"/>
+          <w:numId w:val="46"/>
+        </w:numPr>
+        <w:spacing w:line="360" w:lineRule="auto"/>
+      </w:pPr>
+      <w:r>
+        <w:t>Čas med koncem prejšnje in začetkom trenutne ponovitve</w:t>
+      </w:r>
+    </w:p>
+    <w:p>
+      <w:pPr>
+        <w:pStyle w:val="ListParagraph"/>
+        <w:numPr>
+          <w:ilvl w:val="0"/>
+          <w:numId w:val="46"/>
+        </w:numPr>
+        <w:spacing w:line="360" w:lineRule="auto"/>
+      </w:pPr>
+      <w:r>
+        <w:t>Prepotovano distanco v metrih</w:t>
+      </w:r>
+    </w:p>
+    <w:p>
+      <w:pPr>
+        <w:pStyle w:val="ListParagraph"/>
+        <w:numPr>
+          <w:ilvl w:val="0"/>
+          <w:numId w:val="46"/>
+        </w:numPr>
+        <w:spacing w:line="360" w:lineRule="auto"/>
+      </w:pPr>
+      <w:r>
+        <w:t>Hitrost v koncentrični fazi</w:t>
+      </w:r>
+      <w:r>
+        <w:t xml:space="preserve"> v metrih na sekundo</w:t>
+      </w:r>
+    </w:p>
+    <w:p>
+      <w:pPr>
+        <w:pStyle w:val="ListParagraph"/>
+        <w:numPr>
+          <w:ilvl w:val="0"/>
+          <w:numId w:val="46"/>
+        </w:numPr>
+        <w:spacing w:line="360" w:lineRule="auto"/>
+      </w:pPr>
+      <w:r>
+        <w:t xml:space="preserve">Sliko </w:t>
+      </w:r>
+      <w:r>
+        <w:t>v najbolj ekstremni točki ponovitve</w:t>
+      </w:r>
+    </w:p>
+    <w:p>
+      <w:pPr>
+        <w:pStyle w:val="Heading3"/>
+      </w:pPr>
+      <w:bookmarkStart w:id="22" w:name="_Toc221980696"/>
+      <w:r>
+        <w:t>Čas koncentrične faze</w:t>
+      </w:r>
+      <w:bookmarkEnd w:id="22"/>
+    </w:p>
+    <w:p>
+      <w:r>
+        <w:t>V koncentrični fazi se glavna mišica, ki jo vaja aktivira, krajša in premaguje upor. Običajno gre za del ponovitve, ko uporabnik dvigne oz. potisne breme.</w:t>
+      </w:r>
+      <w:r>
+        <w:t xml:space="preserve"> Pri vaji upogib bicepsa je to </w:t>
+      </w:r>
+      <w:r>
+        <w:t xml:space="preserve">prva </w:t>
+      </w:r>
+      <w:r>
+        <w:t>faza, ko uteži dvignemo navzgor, torej koncentrični čas traja med začetkom ponovitve in časovn</w:t>
+      </w:r>
+      <w:r>
+        <w:t>im</w:t>
+      </w:r>
+      <w:r>
+        <w:t xml:space="preserve"> trenutk</w:t>
+      </w:r>
+      <w:r>
+        <w:t>om</w:t>
+      </w:r>
+      <w:r>
+        <w:t xml:space="preserve"> ponovitve, ko je zapestje z utežjo v najvišji točki.</w:t>
+      </w:r>
+      <w:r>
+        <w:t xml:space="preserve"> Nasprotje temu je vaja počep, kjer se koncentrična faza začne po tem, ko uporabnik že poklekne in se začne dvigati iz najnižje točke ponovitve in se konča, ko uporabnik spet preide v stoječo držo. S tem se tudi sama ponovitev zaključi</w:t>
+      </w:r>
+      <w:r>
+        <w:t>.</w:t>
+      </w:r>
+    </w:p>
+    <w:p>
+      <w:pPr>
+        <w:pStyle w:val="Heading3"/>
+      </w:pPr>
+      <w:bookmarkStart w:id="23" w:name="_Toc221980697"/>
+      <w:r>
+        <w:lastRenderedPageBreak/>
+        <w:t>Čas ekscentrične faze</w:t>
+      </w:r>
+      <w:bookmarkEnd w:id="23"/>
+    </w:p>
+    <w:p>
+      <w:r>
+        <w:t>Ekscentrična faza je nasprotje koncentrični, saj se v njej glavna mišica podaljšuje, uporabnik pa gibanje kontrolirano zavira, kar predstavlja manjšo breme kot med koncentrično fazo.</w:t>
+      </w:r>
+      <w:r>
+        <w:t xml:space="preserve"> Pri vaji upogib bicepsa je to druga faza, ki se začne v časovnem trenutku, ko se zapestje z utežjo začne iz najvišje točke spuščati navzdol, praviloma pa se konča, ko zapestje preide v začetno pozicijo.</w:t>
+      </w:r>
+      <w:r>
+        <w:t xml:space="preserve"> Pri vaji počep, pa je ekscentrična faza nastopi prva, torej ko se uporabnik iz začetne pozicije začne spuščati proti najnižji poziciji ponovitve.</w:t>
+      </w:r>
+    </w:p>
+    <w:p>
+      <w:pPr>
+        <w:pStyle w:val="Heading3"/>
+      </w:pPr>
+      <w:bookmarkStart w:id="24" w:name="_Toc221980698"/>
+      <w:r>
+        <w:t>Čas izometrične faze</w:t>
+      </w:r>
+      <w:bookmarkEnd w:id="24"/>
+    </w:p>
+    <w:p>
+      <w:r>
+        <w:t>Izometrična faza nastopi med koncentrično in ekscentrično fazo. Določi se po izvedbi same ponovitve. Čas izometrične faze se določi tako, da se pogleda bližina ekstrema sklepne točke v ponovitvi, ki določa najvišjo</w:t>
+      </w:r>
+      <w:r>
+        <w:t xml:space="preserve">, </w:t>
+      </w:r>
+      <w:r>
+        <w:t>najnižjo</w:t>
+      </w:r>
+      <w:r>
+        <w:t xml:space="preserve"> ali najbolj oddaljeno</w:t>
+      </w:r>
+      <w:r>
+        <w:t xml:space="preserve"> točko </w:t>
+      </w:r>
+      <w:r>
+        <w:t xml:space="preserve">od začetne točke </w:t>
+      </w:r>
+      <w:r>
+        <w:t xml:space="preserve">ponovitve. Če </w:t>
+      </w:r>
+      <w:r>
+        <w:t xml:space="preserve">hitrosti </w:t>
+      </w:r>
+      <w:r>
+        <w:t>sklepne točke, ki so v bližini ekstremne točke ponovitve</w:t>
+      </w:r>
+      <w:r>
+        <w:t xml:space="preserve">, padejo pod določen prag, se dodajo k polju točk, ki jih smatramo, da so v izometrični fazi. Izometrični čas se izračuna kot razlika med </w:t>
+      </w:r>
+      <w:r>
+        <w:t xml:space="preserve">časom zajema </w:t>
+      </w:r>
+      <w:r>
+        <w:t>zadnj</w:t>
+      </w:r>
+      <w:r>
+        <w:t>e</w:t>
+      </w:r>
+      <w:r>
+        <w:t xml:space="preserve"> in prv</w:t>
+      </w:r>
+      <w:r>
+        <w:t>e</w:t>
+      </w:r>
+      <w:r>
+        <w:t xml:space="preserve"> točko v tem polju izometričnih točk.</w:t>
+      </w:r>
+    </w:p>
+    <w:p/>
+    <w:p>
+      <w:pPr>
+        <w:pStyle w:val="Heading2"/>
+      </w:pPr>
+      <w:bookmarkStart w:id="25" w:name="_Toc221980699"/>
+      <w:r>
+        <w:t>Povratne informacije</w:t>
+      </w:r>
+      <w:bookmarkEnd w:id="25"/>
+    </w:p>
+    <w:p>
+      <w:pPr>
+        <w:pStyle w:val="Heading3"/>
+      </w:pPr>
+      <w:bookmarkStart w:id="26" w:name="_Toc221980700"/>
+      <w:r>
+        <w:t>Grafične povratne informacije</w:t>
+      </w:r>
+      <w:bookmarkEnd w:id="26"/>
+    </w:p>
+    <w:p>
+      <w:r>
+        <w:t>Uporabnik pred izvajanjem vaje izbere, katera povratna informacija se naj prikazuje na zaslonu med izvajanjem vaje. Izbira lahko med:</w:t>
+      </w:r>
+    </w:p>
+    <w:p>
+      <w:pPr>
+        <w:pStyle w:val="ListParagraph"/>
+        <w:numPr>
+          <w:ilvl w:val="0"/>
+          <w:numId w:val="47"/>
+        </w:numPr>
+        <w:spacing w:line="360" w:lineRule="auto"/>
+      </w:pPr>
+      <w:r>
+        <w:t>Časovnimi grafi</w:t>
+      </w:r>
+    </w:p>
+    <w:p>
+      <w:pPr>
+        <w:pStyle w:val="ListParagraph"/>
+        <w:numPr>
+          <w:ilvl w:val="0"/>
+          <w:numId w:val="47"/>
+        </w:numPr>
+        <w:spacing w:line="360" w:lineRule="auto"/>
+      </w:pPr>
+      <w:r>
+        <w:t>Grafi prepotovane distance</w:t>
+      </w:r>
+    </w:p>
+    <w:p>
+      <w:pPr>
+        <w:pStyle w:val="ListParagraph"/>
+        <w:numPr>
+          <w:ilvl w:val="0"/>
+          <w:numId w:val="47"/>
+        </w:numPr>
+        <w:spacing w:line="360" w:lineRule="auto"/>
+      </w:pPr>
+      <w:r>
+        <w:t>Grafi hitrosti</w:t>
+      </w:r>
+    </w:p>
+    <w:p/>
+    <w:p>
+      <w:r>
+        <w:t xml:space="preserve">Vsak graf je sposoben prikazati vrednosti za levo kot tudi za desno stran ponovitve. Leva je opremljena z rumeno in oranžno barvo, </w:t>
+      </w:r>
+      <w:r>
+        <w:t>desna</w:t>
+      </w:r>
+      <w:r>
+        <w:t xml:space="preserve"> pa s svetlo in temno zelen</w:t>
+      </w:r>
+      <w:r>
+        <w:t>o</w:t>
+      </w:r>
+      <w:r>
+        <w:t>.</w:t>
+      </w:r>
+    </w:p>
+    <w:p/>
+    <w:p>
+      <w:r>
+        <w:lastRenderedPageBreak/>
+        <w:t>Časovni graf prikaže vsako ponovitev kot stolpec, ki vsebuje tri informacije. Rumen</w:t>
+      </w:r>
+      <w:r>
+        <w:t xml:space="preserve"> in svetlo zelen</w:t>
+      </w:r>
+      <w:r>
+        <w:t xml:space="preserve"> del </w:t>
+      </w:r>
+      <w:r>
+        <w:t>predstavljata</w:t>
+      </w:r>
+      <w:r>
+        <w:t xml:space="preserve"> čas koncentrične faze, oranžen</w:t>
+      </w:r>
+      <w:r>
+        <w:t xml:space="preserve"> in temno zelen</w:t>
+      </w:r>
+      <w:r>
+        <w:t xml:space="preserve"> del čas ekscentrične faze</w:t>
+      </w:r>
+      <w:r>
+        <w:t xml:space="preserve">, </w:t>
+      </w:r>
+      <w:r>
+        <w:t xml:space="preserve">črna črta na sredini stolpca </w:t>
+      </w:r>
+      <w:r>
+        <w:t xml:space="preserve">pa </w:t>
+      </w:r>
+      <w:r>
+        <w:t>čas izometrične faze.</w:t>
+      </w:r>
+    </w:p>
+    <w:p>
+      <w:pPr>
+        <w:pStyle w:val="Images"/>
+      </w:pPr>
+      <w:r>
+        <w:rPr>
+          <w:noProof/>
+        </w:rPr>
+        <w:drawing>
+          <wp:inline distT="0" distB="0" distL="0" distR="0" wp14:anchorId="1E28F347" wp14:editId="4BB88319">
+            <wp:extent cx="4933950" cy="3071499"/>
+            <wp:effectExtent l="0" t="0" r="0" b="0"/>
+            <wp:docPr id="1300927315" name="Picture 1"/>
+            <wp:cNvGraphicFramePr>
+              <a:graphicFrameLocks xmlns:a="http://schemas.openxmlformats.org/drawingml/2006/main" noChangeAspect="1"/>
+            </wp:cNvGraphicFramePr>
+            <a:graphic xmlns:a="http://schemas.openxmlformats.org/drawingml/2006/main">
+              <a:graphicData uri="http://schemas.openxmlformats.org/drawingml/2006/picture">
+                <pic:pic xmlns:pic="http://schemas.openxmlformats.org/drawingml/2006/picture">
+                  <pic:nvPicPr>
+                    <pic:cNvPr id="1300927315" name=""/>
+                    <pic:cNvPicPr/>
+                  </pic:nvPicPr>
+                  <pic:blipFill>
+                    <a:blip r:embed="rId14"/>
+                    <a:stretch>
+                      <a:fillRect/>
+                    </a:stretch>
+                  </pic:blipFill>
+                  <pic:spPr>
+                    <a:xfrm>
+                      <a:off x="0" y="0"/>
+                      <a:ext cx="4933950" cy="3071499"/>
+                    </a:xfrm>
+                    <a:prstGeom prst="rect">
+                      <a:avLst/>
+                    </a:prstGeom>
+                  </pic:spPr>
+                </pic:pic>
+              </a:graphicData>
+            </a:graphic>
+          </wp:inline>
+        </w:drawing>
+      </w:r>
+    </w:p>
+    <w:p>
+      <w:pPr>
+        <w:pStyle w:val="Caption"/>
+      </w:pPr>
+      <w:bookmarkStart w:id="27" w:name="_Ref221966222"/>
+      <w:bookmarkStart w:id="28" w:name="_Toc221980708"/>
+      <w:r>
+        <w:t xml:space="preserve">Slika </w:t>
+      </w:r>
+      <w:fldSimple w:instr=" STYLEREF 1 \s ">
+        <w:r>
+          <w:rPr>
+            <w:noProof/>
+          </w:rPr>
+          <w:t>2</w:t>
+        </w:r>
+      </w:fldSimple>
+      <w:r>
+        <w:t>.</w:t>
+      </w:r>
+      <w:fldSimple w:instr=" SEQ Slika \* ARABIC \s 1 ">
+        <w:r>
+          <w:rPr>
+            <w:noProof/>
+          </w:rPr>
+          <w:t>1</w:t>
+        </w:r>
+      </w:fldSimple>
+      <w:r>
+        <w:t>: Časovni graf</w:t>
+      </w:r>
+      <w:bookmarkEnd w:id="27"/>
+      <w:bookmarkEnd w:id="28"/>
+    </w:p>
+    <w:p/>
+    <w:p>
+      <w:r>
+        <w:t>Graf prepotovane distance ima obliko navadnega stolpčnega diagrama, stolpci pa za vsako ponovitev prikazujejo prepotovano distanco v metrih</w:t>
+      </w:r>
+      <w:r>
+        <w:t>, za levo stran</w:t>
+      </w:r>
+      <w:r>
+        <w:t xml:space="preserve"> ponovitve</w:t>
+      </w:r>
+      <w:r>
+        <w:t xml:space="preserve"> v rumeni barvi, za desno v zeleni</w:t>
+      </w:r>
+      <w:r>
+        <w:t>.</w:t>
+      </w:r>
+    </w:p>
+    <w:p>
+      <w:pPr>
+        <w:pStyle w:val="Images"/>
+      </w:pPr>
+      <w:r>
+        <w:rPr>
+          <w:noProof/>
+        </w:rPr>
+        <w:lastRenderedPageBreak/>
+        <w:drawing>
+          <wp:inline distT="0" distB="0" distL="0" distR="0" wp14:anchorId="26B7BC38" wp14:editId="448F4768">
+            <wp:extent cx="4895918" cy="3124200"/>
+            <wp:effectExtent l="0" t="0" r="0" b="0"/>
+            <wp:docPr id="1759136527" name="Picture 1"/>
+            <wp:cNvGraphicFramePr>
+              <a:graphicFrameLocks xmlns:a="http://schemas.openxmlformats.org/drawingml/2006/main" noChangeAspect="1"/>
+            </wp:cNvGraphicFramePr>
+            <a:graphic xmlns:a="http://schemas.openxmlformats.org/drawingml/2006/main">
+              <a:graphicData uri="http://schemas.openxmlformats.org/drawingml/2006/picture">
+                <pic:pic xmlns:pic="http://schemas.openxmlformats.org/drawingml/2006/picture">
+                  <pic:nvPicPr>
+                    <pic:cNvPr id="1759136527" name=""/>
+                    <pic:cNvPicPr/>
+                  </pic:nvPicPr>
+                  <pic:blipFill>
+                    <a:blip r:embed="rId15"/>
+                    <a:stretch>
+                      <a:fillRect/>
+                    </a:stretch>
+                  </pic:blipFill>
+                  <pic:spPr>
+                    <a:xfrm>
+                      <a:off x="0" y="0"/>
+                      <a:ext cx="4898910" cy="3126109"/>
+                    </a:xfrm>
+                    <a:prstGeom prst="rect">
+                      <a:avLst/>
+                    </a:prstGeom>
+                  </pic:spPr>
+                </pic:pic>
+              </a:graphicData>
+            </a:graphic>
+          </wp:inline>
+        </w:drawing>
+      </w:r>
+    </w:p>
+    <w:p>
+      <w:pPr>
+        <w:pStyle w:val="Caption"/>
+      </w:pPr>
+      <w:bookmarkStart w:id="29" w:name="_Ref221966255"/>
+      <w:bookmarkStart w:id="30" w:name="_Toc221980709"/>
+      <w:r>
+        <w:t xml:space="preserve">Slika </w:t>
+      </w:r>
+      <w:fldSimple w:instr=" STYLEREF 1 \s ">
+        <w:r>
+          <w:rPr>
+            <w:noProof/>
+          </w:rPr>
+          <w:t>2</w:t>
+        </w:r>
+      </w:fldSimple>
+      <w:r>
+        <w:t>.</w:t>
+      </w:r>
+      <w:fldSimple w:instr=" SEQ Slika \* ARABIC \s 1 ">
+        <w:r>
+          <w:rPr>
+            <w:noProof/>
+          </w:rPr>
+          <w:t>2</w:t>
+        </w:r>
+      </w:fldSimple>
+      <w:r>
+        <w:t xml:space="preserve">: Graf prepotovane </w:t>
+      </w:r>
+      <w:bookmarkEnd w:id="29"/>
+      <w:r>
+        <w:t>razdalje</w:t>
+      </w:r>
+      <w:bookmarkEnd w:id="30"/>
+    </w:p>
+    <w:p/>
+    <w:p>
+      <w:r>
+        <w:t xml:space="preserve">Graf hitrosti je enak grafu prepotovane distance, le da se </w:t>
+      </w:r>
+      <w:r>
+        <w:t>namesto prepotovane distance za vsako ponovitev prikazujejo vrednosti hitrosti ponovitev v metrih na sekundo.</w:t>
+      </w:r>
+    </w:p>
+    <w:p>
+      <w:pPr>
+        <w:pStyle w:val="Images"/>
+      </w:pPr>
+      <w:r>
+        <w:rPr>
+          <w:noProof/>
+        </w:rPr>
+        <w:drawing>
+          <wp:inline distT="0" distB="0" distL="0" distR="0" wp14:anchorId="55919555" wp14:editId="2E3B9B7E">
+            <wp:extent cx="4810125" cy="3071645"/>
+            <wp:effectExtent l="0" t="0" r="0" b="0"/>
+            <wp:docPr id="913484768" name="Picture 1"/>
+            <wp:cNvGraphicFramePr>
+              <a:graphicFrameLocks xmlns:a="http://schemas.openxmlformats.org/drawingml/2006/main" noChangeAspect="1"/>
+            </wp:cNvGraphicFramePr>
+            <a:graphic xmlns:a="http://schemas.openxmlformats.org/drawingml/2006/main">
+              <a:graphicData uri="http://schemas.openxmlformats.org/drawingml/2006/picture">
+                <pic:pic xmlns:pic="http://schemas.openxmlformats.org/drawingml/2006/picture">
+                  <pic:nvPicPr>
+                    <pic:cNvPr id="913484768" name=""/>
+                    <pic:cNvPicPr/>
+                  </pic:nvPicPr>
+                  <pic:blipFill>
+                    <a:blip r:embed="rId16"/>
+                    <a:stretch>
+                      <a:fillRect/>
+                    </a:stretch>
+                  </pic:blipFill>
+                  <pic:spPr>
+                    <a:xfrm>
+                      <a:off x="0" y="0"/>
+                      <a:ext cx="4827917" cy="3083007"/>
+                    </a:xfrm>
+                    <a:prstGeom prst="rect">
+                      <a:avLst/>
+                    </a:prstGeom>
+                  </pic:spPr>
+                </pic:pic>
+              </a:graphicData>
+            </a:graphic>
+          </wp:inline>
+        </w:drawing>
+      </w:r>
+    </w:p>
+    <w:p>
+      <w:pPr>
+        <w:pStyle w:val="Caption"/>
+      </w:pPr>
+      <w:bookmarkStart w:id="31" w:name="_Ref221966277"/>
+      <w:bookmarkStart w:id="32" w:name="_Ref221967533"/>
+      <w:bookmarkStart w:id="33" w:name="_Ref221968150"/>
+      <w:bookmarkStart w:id="34" w:name="_Toc221980710"/>
+      <w:r>
+        <w:t xml:space="preserve">Slika </w:t>
+      </w:r>
+      <w:fldSimple w:instr=" STYLEREF 1 \s ">
+        <w:r>
+          <w:rPr>
+            <w:noProof/>
+          </w:rPr>
+          <w:t>2</w:t>
+        </w:r>
+      </w:fldSimple>
+      <w:r>
+        <w:t>.</w:t>
+      </w:r>
+      <w:fldSimple w:instr=" SEQ Slika \* ARABIC \s 1 ">
+        <w:r>
+          <w:rPr>
+            <w:noProof/>
+          </w:rPr>
+          <w:t>3</w:t>
+        </w:r>
+      </w:fldSimple>
+      <w:r>
+        <w:t>: Graf hitrosti</w:t>
+      </w:r>
+      <w:bookmarkEnd w:id="31"/>
+      <w:r>
+        <w:t xml:space="preserve"> v koncentrični fazi</w:t>
+      </w:r>
+      <w:bookmarkEnd w:id="32"/>
+      <w:bookmarkEnd w:id="33"/>
+      <w:bookmarkEnd w:id="34"/>
+    </w:p>
+    <w:p>
+      <w:pPr>
+        <w:pStyle w:val="Heading3"/>
+      </w:pPr>
+      <w:bookmarkStart w:id="35" w:name="_Toc221980701"/>
+      <w:r>
+        <w:lastRenderedPageBreak/>
+        <w:t>Informacije o nepravilni drži telesa</w:t>
+      </w:r>
+      <w:bookmarkEnd w:id="35"/>
+    </w:p>
+    <w:p>
+      <w:r>
+        <w:t xml:space="preserve">Informacije o nepravilni drži telesa so del neobveznega dela predpisa vaje. Uporabnika </w:t>
+      </w:r>
+      <w:r>
+        <w:t xml:space="preserve">lahko na več načinov </w:t>
+      </w:r>
+      <w:r>
+        <w:t>obvestijo o nepravilni poravnavi specifičnega dela telesa</w:t>
+      </w:r>
+      <w:r>
+        <w:t>.</w:t>
+      </w:r>
+    </w:p>
+    <w:p>
+      <w:r>
+        <w:t xml:space="preserve">INSERT </w:t>
+      </w:r>
+      <w:r>
+        <w:t xml:space="preserve">REFERENCES TO </w:t>
+      </w:r>
+      <w:r>
+        <w:t>IMAGE</w:t>
+      </w:r>
+      <w:r>
+        <w:t>S</w:t>
+      </w:r>
+      <w:r>
+        <w:t xml:space="preserve"> OF BACK SQUAT </w:t>
+      </w:r>
+      <w:r>
+        <w:t>DIFFERENT START POSITIONS ERRORS</w:t>
+      </w:r>
+      <w:r>
+        <w:t xml:space="preserve"> (INSETED BEFORE)</w:t>
+      </w:r>
+    </w:p>
+    <w:p>
+      <w:pPr>
+        <w:rPr>
+          <w:color w:val="EE0000"/>
+          <w:sz w:val="44"/>
+          <w:szCs w:val="44"/>
+        </w:rPr>
+      </w:pPr>
+      <w:r>
+        <w:rPr>
+          <w:color w:val="EE0000"/>
+          <w:sz w:val="44"/>
+          <w:szCs w:val="44"/>
+        </w:rPr>
+        <w:t>SLIKA</w:t>
+      </w:r>
+      <w:r>
+        <w:rPr>
+          <w:color w:val="EE0000"/>
+          <w:sz w:val="44"/>
+          <w:szCs w:val="44"/>
+        </w:rPr>
+        <w:t xml:space="preserve"> </w:t>
+      </w:r>
+      <w:r>
+        <w:rPr>
+          <w:color w:val="EE0000"/>
+          <w:sz w:val="44"/>
+          <w:szCs w:val="44"/>
+        </w:rPr>
+        <w:t>MUMMY PLANK RED DOT ERRORJA</w:t>
+      </w:r>
+    </w:p>
+    <w:p>
+      <w:pPr>
+        <w:pStyle w:val="Heading2"/>
+      </w:pPr>
+      <w:bookmarkStart w:id="36" w:name="_Toc221980702"/>
+      <w:r>
+        <w:t>Kalibracija uporabnika</w:t>
+      </w:r>
+      <w:bookmarkEnd w:id="36"/>
+    </w:p>
+    <w:p>
+      <w:r>
+        <w:t xml:space="preserve">Pogoj za uporabo realno-časovne analize vadbe je vnos uporabnikove višine. </w:t>
+      </w:r>
+      <w:r>
+        <w:t xml:space="preserve">Ko uporabnik vnese višino, lahko izvede postopek kalibracije. Postopek od uporabnika zahteva, </w:t>
+      </w:r>
+      <w:r>
+        <w:t xml:space="preserve">da za pred kamero za določen čas stoji zravnano. </w:t>
+      </w:r>
+      <w:r>
+        <w:t xml:space="preserve">Rezultat kalibracije so izmerjene dolžine med vsemi sosednjimi sklepnimi točkami uporabnika v metrih. Preračunajo se tako, da </w:t>
+      </w:r>
+      <w:r>
+        <w:t>se iz vnesene uporabnikove višine preračuna pretvorba piksel-meter, ki se uporabi za pretvorbo vseh dolžin med vsemi sosednjimi sklepnimi točkami iz enote pikslov v enoto metrov.</w:t>
+      </w:r>
+    </w:p>
+    <w:p>
+      <w:pPr>
+        <w:rPr>
+          <w:color w:val="EE0000"/>
+          <w:sz w:val="44"/>
+          <w:szCs w:val="44"/>
+        </w:rPr>
+      </w:pPr>
+      <w:r>
+        <w:rPr>
+          <w:color w:val="EE0000"/>
+          <w:sz w:val="44"/>
+          <w:szCs w:val="44"/>
+        </w:rPr>
+        <w:t>SLIKA</w:t>
+      </w:r>
+      <w:r>
+        <w:rPr>
+          <w:color w:val="EE0000"/>
+          <w:sz w:val="44"/>
+          <w:szCs w:val="44"/>
+        </w:rPr>
+        <w:t xml:space="preserve"> KALIBRACIJE</w:t>
+      </w:r>
+    </w:p>
+    <w:p>
+      <w:r>
+        <w:t>S pomočjo izmerjenih razdalj med sosednjimi sklepnimi točkami, se lahko za vsako ponovitev prepotovana distanca</w:t>
+      </w:r>
+      <w:r>
+        <w:t xml:space="preserve"> in hitrost</w:t>
+      </w:r>
+      <w:r>
+        <w:t xml:space="preserve"> </w:t>
+      </w:r>
+      <w:r>
+        <w:t xml:space="preserve">v koncentrični fazi </w:t>
+      </w:r>
+      <w:r>
+        <w:t>pretvori</w:t>
+      </w:r>
+      <w:r>
+        <w:t>ta</w:t>
+      </w:r>
+      <w:r>
+        <w:t xml:space="preserve"> iz enot</w:t>
+      </w:r>
+      <w:r>
+        <w:t>e</w:t>
+      </w:r>
+      <w:r>
+        <w:t xml:space="preserve"> pikslov</w:t>
+      </w:r>
+      <w:r>
+        <w:t xml:space="preserve"> </w:t>
+      </w:r>
+      <w:r>
+        <w:t xml:space="preserve">v enoto metrov. Vaje, ki se izvajajo stoje, kalibracije ne potrebujejo, saj se </w:t>
+      </w:r>
+      <w:r>
+        <w:t>pretvorba piksel-meter izvede kar preko vnesene uporabnikove višine.</w:t>
+      </w:r>
+    </w:p>
+    <w:p/>
+    <w:p>
+      <w:pPr>
+        <w:pStyle w:val="Heading2"/>
+      </w:pPr>
+      <w:bookmarkStart w:id="37" w:name="_Toc221980703"/>
+      <w:r>
+        <w:t>Uporaba izmerjenih podatkov med analizo in pomen treninga na podlagi hitrosti</w:t>
+      </w:r>
+      <w:bookmarkEnd w:id="37"/>
+    </w:p>
+    <w:p>
+      <w:r>
+        <w:t xml:space="preserve">Izmerjeni časi, hitrosti </w:t>
+      </w:r>
+      <w:r>
+        <w:t xml:space="preserve">v koncentrični fazi </w:t>
+      </w:r>
+      <w:r>
+        <w:t>in prepotovana distanca za vsako ponovitev so zelo pomembni podatki za ugotavljanje mnogih trendov med treningom in razlikovanjem med pravilno in napačno izvedbo vadbe.</w:t>
+      </w:r>
+      <w:r>
+        <w:t xml:space="preserve"> Največ pomena nosi hitrost v koncentrični fazi.</w:t>
+      </w:r>
+    </w:p>
+    <w:p>
+      <w:pPr>
+        <w:pStyle w:val="Heading3"/>
+      </w:pPr>
+      <w:bookmarkStart w:id="38" w:name="_Toc221980704"/>
+      <w:r>
+        <w:lastRenderedPageBreak/>
+        <w:t xml:space="preserve">Primerjava ponovitev znotraj </w:t>
+      </w:r>
+      <w:r>
+        <w:t xml:space="preserve">iste </w:t>
+      </w:r>
+      <w:r>
+        <w:t>serije</w:t>
+      </w:r>
+      <w:bookmarkEnd w:id="38"/>
+    </w:p>
+    <w:p>
+      <w:r>
+        <w:t xml:space="preserve">Osredotočimo se na </w:t>
+      </w:r>
+      <w:r>
+        <w:t>grafe</w:t>
+      </w:r>
+      <w:r>
+        <w:t xml:space="preserve"> </w:t>
+      </w:r>
+      <w:r>
+        <w:fldChar w:fldCharType="begin"/>
+      </w:r>
+      <w:r>
+        <w:instrText xml:space="preserve"> REF _Ref221966222 \h </w:instrText>
+      </w:r>
+      <w:r>
+        <w:instrText xml:space="preserve"> \* MERGEFORMAT </w:instrText>
+      </w:r>
+      <w:r>
+        <w:fldChar w:fldCharType="separate"/>
+      </w:r>
+      <w:r>
+        <w:t xml:space="preserve">Slika </w:t>
+      </w:r>
+      <w:r>
+        <w:rPr>
+          <w:noProof/>
+        </w:rPr>
+        <w:t>2</w:t>
+      </w:r>
+      <w:r>
+        <w:t>.</w:t>
+      </w:r>
+      <w:r>
+        <w:rPr>
+          <w:noProof/>
+        </w:rPr>
+        <w:t>1</w:t>
+      </w:r>
+      <w:r>
+        <w:t>: Časovni graf</w:t>
+      </w:r>
+      <w:r>
+        <w:fldChar w:fldCharType="end"/>
+      </w:r>
+      <w:r>
+        <w:t xml:space="preserve">, </w:t>
+      </w:r>
+      <w:r>
+        <w:fldChar w:fldCharType="begin"/>
+      </w:r>
+      <w:r>
+        <w:instrText xml:space="preserve"> REF _Ref221966255 \h </w:instrText>
+      </w:r>
+      <w:r>
+        <w:instrText xml:space="preserve"> \* MERGEFORMAT </w:instrText>
+      </w:r>
+      <w:r>
+        <w:fldChar w:fldCharType="separate"/>
+      </w:r>
+      <w:r>
+        <w:t xml:space="preserve">Slika </w:t>
+      </w:r>
+      <w:r>
+        <w:rPr>
+          <w:noProof/>
+        </w:rPr>
+        <w:t>2</w:t>
+      </w:r>
+      <w:r>
+        <w:t>.</w:t>
+      </w:r>
+      <w:r>
+        <w:rPr>
+          <w:noProof/>
+        </w:rPr>
+        <w:t>2</w:t>
+      </w:r>
+      <w:r>
+        <w:t xml:space="preserve">: Graf prepotovane </w:t>
+      </w:r>
+      <w:r>
+        <w:t>razdalje</w:t>
+      </w:r>
+      <w:r>
+        <w:fldChar w:fldCharType="end"/>
+      </w:r>
+      <w:r>
+        <w:t xml:space="preserve">, </w:t>
+      </w:r>
+      <w:r>
+        <w:fldChar w:fldCharType="begin"/>
+      </w:r>
+      <w:r>
+        <w:instrText xml:space="preserve"> REF _Ref221968150 \h </w:instrText>
+      </w:r>
+      <w:r>
+        <w:instrText xml:space="preserve"> \* MERGEFORMAT </w:instrText>
+      </w:r>
+      <w:r>
+        <w:fldChar w:fldCharType="separate"/>
+      </w:r>
+      <w:r>
+        <w:t xml:space="preserve">Slika </w:t>
+      </w:r>
+      <w:r>
+        <w:rPr>
+          <w:noProof/>
+        </w:rPr>
+        <w:t>2</w:t>
+      </w:r>
+      <w:r>
+        <w:t>.</w:t>
+      </w:r>
+      <w:r>
+        <w:rPr>
+          <w:noProof/>
+        </w:rPr>
+        <w:t>3</w:t>
+      </w:r>
+      <w:r>
+        <w:t>: Graf hitrosti v koncentrični fazi</w:t>
+      </w:r>
+      <w:r>
+        <w:fldChar w:fldCharType="end"/>
+      </w:r>
+      <w:r>
+        <w:t>.</w:t>
+      </w:r>
+    </w:p>
+    <w:p/>
+    <w:p>
+      <w:r>
+        <w:t xml:space="preserve">Na časovnem grafu je trend naraščanja časa koncentrične faze med ponovitvami zelo očiten. Po tem lahko slepo sklepamo, da je proti koncu serije uporabnik potreboval več napora, da je opravil ponovitev. To je le sklep, kajti uporabnik bi lahko proti koncu serije premagoval večjo razdaljo in bi zato lahko bili časi ponovitev daljši. </w:t>
+      </w:r>
+    </w:p>
+    <w:p>
+      <w:r>
+        <w:t>Iz samega g</w:t>
+      </w:r>
+      <w:r>
+        <w:t>raf</w:t>
+      </w:r>
+      <w:r>
+        <w:t>a</w:t>
+      </w:r>
+      <w:r>
+        <w:t xml:space="preserve"> prepotovane </w:t>
+      </w:r>
+      <w:r>
+        <w:t>razdalje je težko kaj sklepati, kajti med ponovitvami ni večjega odstopanja vrednosti. Lahko potrdimo le, da je uporabnik v tem pogledu pravilno opravil serijo.</w:t>
+      </w:r>
+    </w:p>
+    <w:p/>
+    <w:p>
+      <w:r>
+        <w:t xml:space="preserve">Iz grafa hitrosti v koncentrični fazi je možno narediti večje analize, saj graf hitrosti </w:t>
+      </w:r>
+      <w:r>
+        <w:t xml:space="preserve">združi rezultate </w:t>
+      </w:r>
+      <w:r>
+        <w:t>časovn</w:t>
+      </w:r>
+      <w:r>
+        <w:t xml:space="preserve">ega </w:t>
+      </w:r>
+      <w:r>
+        <w:t>graf</w:t>
+      </w:r>
+      <w:r>
+        <w:t>a</w:t>
+      </w:r>
+      <w:r>
+        <w:t xml:space="preserve"> in graf</w:t>
+      </w:r>
+      <w:r>
+        <w:t>a</w:t>
+      </w:r>
+      <w:r>
+        <w:t xml:space="preserve"> prepotovane razdalje. </w:t>
+      </w:r>
+      <w:r>
+        <w:t xml:space="preserve">Ob grafu hitrosti v koncentrični fazi je mogoče izpeljati ugotovitve enega najbolj priznanih predpisov treninga, ki temelji na podlagi hitrosti. </w:t>
+      </w:r>
+    </w:p>
+    <w:p>
+      <w:pPr>
+        <w:pStyle w:val="Heading3"/>
+      </w:pPr>
+      <w:bookmarkStart w:id="39" w:name="_Toc221980705"/>
+      <w:r>
+        <w:t>Trening na podlagi hitrosti</w:t>
+      </w:r>
+      <w:bookmarkEnd w:id="39"/>
+    </w:p>
+    <w:p>
+      <w:r>
+        <w:t xml:space="preserve">Na grafu </w:t>
+      </w:r>
+      <w:r>
+        <w:fldChar w:fldCharType="begin"/>
+      </w:r>
+      <w:r>
+        <w:instrText xml:space="preserve"> REF _Ref221967533 \h </w:instrText>
+      </w:r>
+      <w:r>
+        <w:instrText xml:space="preserve"> \* MERGEFORMAT </w:instrText>
+      </w:r>
+      <w:r>
+        <w:fldChar w:fldCharType="separate"/>
+      </w:r>
+      <w:r>
+        <w:t xml:space="preserve">Slika </w:t>
+      </w:r>
+      <w:r>
+        <w:rPr>
+          <w:noProof/>
+        </w:rPr>
+        <w:t>2</w:t>
+      </w:r>
+      <w:r>
+        <w:t>.</w:t>
+      </w:r>
+      <w:r>
+        <w:rPr>
+          <w:noProof/>
+        </w:rPr>
+        <w:t>3</w:t>
+      </w:r>
+      <w:r>
+        <w:t>: Graf hitrosti v koncentrični fazi</w:t>
+      </w:r>
+      <w:r>
+        <w:fldChar w:fldCharType="end"/>
+      </w:r>
+      <w:r>
+        <w:t xml:space="preserve"> je v</w:t>
+      </w:r>
+      <w:r>
+        <w:t xml:space="preserve">eč kot očiten </w:t>
+      </w:r>
+      <w:r>
+        <w:t xml:space="preserve">trend padanja hitrosti </w:t>
+      </w:r>
+      <w:r>
+        <w:t xml:space="preserve">čez ponovitve, iz česar se sklepa, da je uporabnik vajo opravljal pod </w:t>
+      </w:r>
+      <w:r>
+        <w:t xml:space="preserve">njemu </w:t>
+      </w:r>
+      <w:r>
+        <w:t xml:space="preserve">veliko obremenitvijo in </w:t>
+      </w:r>
+      <w:r>
+        <w:t xml:space="preserve">da je </w:t>
+      </w:r>
+      <w:r>
+        <w:t xml:space="preserve">opravil serijo, ki je značilna za </w:t>
+      </w:r>
+      <w:r>
+        <w:t>trening</w:t>
+      </w:r>
+      <w:r>
+        <w:t xml:space="preserve"> </w:t>
+      </w:r>
+      <w:r>
+        <w:t>napredovanj</w:t>
+      </w:r>
+      <w:r>
+        <w:t>a</w:t>
+      </w:r>
+      <w:r>
+        <w:t xml:space="preserve"> v moči.</w:t>
+      </w:r>
+      <w:r>
+        <w:t xml:space="preserve"> </w:t>
+      </w:r>
+      <w:r>
+        <w:t>Če padajoči trend čez ponovitve ni prisoten in je cilj treninga napredovanje v moči, potem se uporabnika obvesti, da si naj za naslednjo serijo poveča obremenitev</w:t>
+      </w:r>
+      <w:r>
+        <w:t xml:space="preserve">, kajti tak trend </w:t>
+      </w:r>
+      <w:r>
+        <w:t xml:space="preserve">konstantne hitrosti čez ponovitve </w:t>
+      </w:r>
+      <w:r>
+        <w:t xml:space="preserve">je značilen za </w:t>
+      </w:r>
+      <w:r>
+        <w:t>trening ohranjanja moči</w:t>
+      </w:r>
+      <w:r>
+        <w:t>.</w:t>
+      </w:r>
+      <w:r>
+        <w:t xml:space="preserve"> </w:t>
+      </w:r>
+    </w:p>
+    <w:p/>
+    <w:p>
+      <w:r>
+        <w:t xml:space="preserve">Preko grafa hitrosti v koncentrični </w:t>
+      </w:r>
+      <w:r>
+        <w:t xml:space="preserve">je možno </w:t>
+      </w:r>
+      <w:r>
+        <w:t>napove</w:t>
+      </w:r>
+      <w:r>
+        <w:t>dati</w:t>
+      </w:r>
+      <w:r>
+        <w:t xml:space="preserve"> tip treninga na podlagi trenda hitrosti čez ponovitve. Edina predpostavka, ki mora biti izpolnjena za </w:t>
+      </w:r>
+      <w:r>
+        <w:t xml:space="preserve">potrditev </w:t>
+      </w:r>
+      <w:r>
+        <w:t>omenjen</w:t>
+      </w:r>
+      <w:r>
+        <w:t>ih</w:t>
+      </w:r>
+      <w:r>
+        <w:t xml:space="preserve"> ugotovit</w:t>
+      </w:r>
+      <w:r>
+        <w:t>ev</w:t>
+      </w:r>
+      <w:r>
+        <w:t>,</w:t>
+      </w:r>
+      <w:r>
+        <w:t xml:space="preserve"> je ta, da mora uporabnik med ponovit</w:t>
+      </w:r>
+      <w:r>
+        <w:t>vami</w:t>
+      </w:r>
+      <w:r>
+        <w:t xml:space="preserve"> dati vse od sebe.</w:t>
+      </w:r>
+    </w:p>
+    <w:p>
+      <w:pPr>
+        <w:pStyle w:val="Heading3"/>
+      </w:pPr>
+      <w:r>
+        <w:lastRenderedPageBreak/>
+        <w:t xml:space="preserve"> </w:t>
+      </w:r>
+      <w:bookmarkStart w:id="40" w:name="_Toc221980706"/>
+      <w:r>
+        <w:t>Primerjava med treningi</w:t>
+      </w:r>
+      <w:r>
+        <w:t xml:space="preserve"> skozi čas</w:t>
+      </w:r>
+      <w:bookmarkEnd w:id="40"/>
+    </w:p>
+    <w:p>
+      <w:r>
+        <w:t xml:space="preserve">Zaporedne treninge, ki </w:t>
+      </w:r>
+      <w:r>
+        <w:t xml:space="preserve">se jim </w:t>
+      </w:r>
+      <w:r>
+        <w:t>preko napovedi klasifikacije tipa treninga s pomočjo sklepov na podlagi hitrosti v koncentrični fazi</w:t>
+      </w:r>
+      <w:r>
+        <w:t xml:space="preserve"> določi tip</w:t>
+      </w:r>
+      <w:r>
+        <w:t xml:space="preserve">, je možno združiti v </w:t>
+      </w:r>
+      <w:r>
+        <w:t xml:space="preserve">časovne </w:t>
+      </w:r>
+      <w:r>
+        <w:t>cikle z istim tipom treninga</w:t>
+      </w:r>
+      <w:r>
+        <w:t xml:space="preserve">, kar omogoča grobe primerjave med </w:t>
+      </w:r>
+      <w:r>
+        <w:t xml:space="preserve">pričakovanimi in izmerjenimi </w:t>
+      </w:r>
+      <w:r>
+        <w:t>cilji časovnih ciklov</w:t>
+      </w:r>
+      <w:r>
+        <w:t>.</w:t>
+      </w:r>
+    </w:p>
+    <w:p/>
+    <w:p>
+      <w:pPr>
+        <w:pStyle w:val="Heading2"/>
+      </w:pPr>
+      <w:bookmarkStart w:id="41" w:name="_Toc221980707"/>
+      <w:r>
+        <w:t>Uporabnost orodja za realno-časovno analizo vadbe</w:t>
+      </w:r>
+      <w:bookmarkEnd w:id="41"/>
+    </w:p>
+    <w:p/>
+    <w:p/>
     <w:sectPr>
-      <w:headerReference w:type="default" r:id="rId14"/>
+      <w:headerReference w:type="default" r:id="rId17"/>
       <w:pgSz w:w="11901" w:h="16834" w:code="9"/>
-      <w:pgMar w:top="709" w:right="1418" w:bottom="1701" w:left="1701" w:header="708" w:footer="708" w:gutter="0"/>
+      <w:pgMar w:top="1701" w:right="1418" w:bottom="1701" w:left="1985" w:header="709" w:footer="709" w:gutter="0"/>
       <w:pgNumType w:start="1"/>
       <w:cols w:space="708"/>
     </w:sectPr>
@@ -2087,18 +5051,71 @@
     <w:pPr>
       <w:pStyle w:val="Header"/>
     </w:pPr>
+    <w:proofErr w:type="spellStart"/>
     <w:r>
-      <w:t xml:space="preserve">Navodila za izdelavo diplomskih </w:t>
+      <w:t>Navodila</w:t>
     </w:r>
-    <w:smartTag w:uri="urn:schemas-microsoft-com:office:smarttags" w:element="place">
-      <w:smartTag w:uri="urn:schemas-microsoft-com:office:smarttags" w:element="State">
+    <w:proofErr w:type="spellEnd"/>
+    <w:r>
+      <w:t xml:space="preserve"> za </w:t>
+    </w:r>
+    <w:proofErr w:type="spellStart"/>
+    <w:r>
+      <w:t>izdelavo</w:t>
+    </w:r>
+    <w:proofErr w:type="spellEnd"/>
+    <w:r>
+      <w:t xml:space="preserve"> </w:t>
+    </w:r>
+    <w:proofErr w:type="spellStart"/>
+    <w:r>
+      <w:t>diplomskih</w:t>
+    </w:r>
+    <w:proofErr w:type="spellEnd"/>
+    <w:r>
+      <w:t xml:space="preserve"> </w:t>
+    </w:r>
+    <w:smartTag w:uri="urn:schemas-microsoft-com:office:smarttags" w:element="State">
+      <w:smartTag w:uri="urn:schemas-microsoft-com:office:smarttags" w:element="place">
         <w:r>
           <w:t>del</w:t>
         </w:r>
       </w:smartTag>
     </w:smartTag>
     <w:r>
-      <w:t xml:space="preserve"> na dodiplomskih študijskih programih UM FERI</w:t>
+      <w:t xml:space="preserve"> </w:t>
+    </w:r>
+    <w:proofErr w:type="spellStart"/>
+    <w:r>
+      <w:t>na</w:t>
+    </w:r>
+    <w:proofErr w:type="spellEnd"/>
+    <w:r>
+      <w:t xml:space="preserve"> </w:t>
+    </w:r>
+    <w:proofErr w:type="spellStart"/>
+    <w:r>
+      <w:t>dodiplomskih</w:t>
+    </w:r>
+    <w:proofErr w:type="spellEnd"/>
+    <w:r>
+      <w:t xml:space="preserve"> </w:t>
+    </w:r>
+    <w:proofErr w:type="spellStart"/>
+    <w:r>
+      <w:t>študijskih</w:t>
+    </w:r>
+    <w:proofErr w:type="spellEnd"/>
+    <w:r>
+      <w:t xml:space="preserve"> </w:t>
+    </w:r>
+    <w:proofErr w:type="spellStart"/>
+    <w:r>
+      <w:t>programih</w:t>
+    </w:r>
+    <w:proofErr w:type="spellEnd"/>
+    <w:r>
+      <w:t xml:space="preserve"> UM FERI</w:t>
     </w:r>
     <w:r>
       <w:rPr>
@@ -2210,6 +5227,118 @@
 <file path=word/numbering.xml><?xml version="1.0" encoding="utf-8"?>
 <w:numbering xmlns:wpc="http://schemas.microsoft.com/office/word/2010/wordprocessingCanvas" xmlns:cx="http://schemas.microsoft.com/office/drawing/2014/chartex" xmlns:cx1="http://schemas.microsoft.com/office/drawing/2015/9/8/chartex" xmlns:cx2="http://schemas.microsoft.com/office/drawing/2015/10/21/chartex" xmlns:cx3="http://schemas.microsoft.com/office/drawing/2016/5/9/chartex" xmlns:cx4="http://schemas.microsoft.com/office/drawing/2016/5/10/chartex" xmlns:cx5="http://schemas.microsoft.com/office/drawing/2016/5/11/chartex" xmlns:cx6="http://schemas.microsoft.com/office/drawing/2016/5/12/chartex" xmlns:cx7="http://schemas.microsoft.com/office/drawing/2016/5/13/chartex" xmlns:cx8="http://schemas.microsoft.com/office/drawing/2016/5/14/chartex" xmlns:mc="http://schemas.openxmlformats.org/markup-compatibility/2006" xmlns:aink="http://schemas.microsoft.com/office/drawing/2016/ink" xmlns:am3d="http://schemas.microsoft.com/office/drawing/2017/model3d" xmlns:o="urn:schemas-microsoft-com:office:office" xmlns:oel="http://schemas.microsoft.com/office/2019/extlst" xmlns:r="http://schemas.openxmlformats.org/officeDocument/2006/relationships" xmlns:m="http://schemas.openxmlformats.org/officeDocument/2006/math" xmlns:v="urn:schemas-microsoft-com:vml" xmlns:wp14="http://schemas.microsoft.com/office/word/2010/wordprocessingDrawing" xmlns:wp="http://schemas.openxmlformats.org/drawingml/2006/wordprocessingDrawing" xmlns:w10="urn:schemas-microsoft-com:office:word" xmlns:w="http://schemas.openxmlformats.org/wordprocessingml/2006/main" xmlns:w14="http://schemas.microsoft.com/office/word/2010/wordml" xmlns:w15="http://schemas.microsoft.com/office/word/2012/wordml" xmlns:w16cex="http://schemas.microsoft.com/office/word/2018/wordml/cex" xmlns:w16cid="http://schemas.microsoft.com/office/word/2016/wordml/cid" xmlns:w16="http://schemas.microsoft.com/office/word/2018/wordml" xmlns:w16du="http://schemas.microsoft.com/office/word/2023/wordml/word16du" xmlns:w16sdtdh="http://schemas.microsoft.com/office/word/2020/wordml/sdtdatahash" xmlns:w16sdtfl="http://schemas.microsoft.com/office/word/2024/wordml/sdtformatlock" xmlns:w16se="http://schemas.microsoft.com/office/word/2015/wordml/symex" xmlns:wpg="http://schemas.microsoft.com/office/word/2010/wordprocessingGroup" xmlns:wpi="http://schemas.microsoft.com/office/word/2010/wordprocessingInk" xmlns:wne="http://schemas.microsoft.com/office/word/2006/wordml" xmlns:wps="http://schemas.microsoft.com/office/word/2010/wordprocessingShape" mc:Ignorable="w14 w15 w16se w16cid w16 w16cex w16sdtdh w16sdtfl w16du wp14">
   <w:abstractNum w:abstractNumId="0" w15:restartNumberingAfterBreak="0">
+    <w:nsid w:val="010C5B30"/>
+    <w:multiLevelType w:val="hybridMultilevel"/>
+    <w:tmpl w:val="BAF02E52"/>
+    <w:lvl w:ilvl="0" w:tplc="7C02DCA8">
+      <w:numFmt w:val="bullet"/>
+      <w:lvlText w:val="-"/>
+      <w:lvlJc w:val="left"/>
+      <w:pPr>
+        <w:ind w:left="720" w:hanging="360"/>
+      </w:pPr>
+      <w:rPr>
+        <w:rFonts w:ascii="Calibri" w:eastAsia="Times New Roman" w:hAnsi="Calibri" w:cs="Calibri" w:hint="default"/>
+      </w:rPr>
+    </w:lvl>
+    <w:lvl w:ilvl="1" w:tplc="20000003" w:tentative="1">
+      <w:start w:val="1"/>
+      <w:numFmt w:val="bullet"/>
+      <w:lvlText w:val="o"/>
+      <w:lvlJc w:val="left"/>
+      <w:pPr>
+        <w:ind w:left="1440" w:hanging="360"/>
+      </w:pPr>
+      <w:rPr>
+        <w:rFonts w:ascii="Courier New" w:hAnsi="Courier New" w:cs="Courier New" w:hint="default"/>
+      </w:rPr>
+    </w:lvl>
+    <w:lvl w:ilvl="2" w:tplc="20000005" w:tentative="1">
+      <w:start w:val="1"/>
+      <w:numFmt w:val="bullet"/>
+      <w:lvlText w:val=""/>
+      <w:lvlJc w:val="left"/>
+      <w:pPr>
+        <w:ind w:left="2160" w:hanging="360"/>
+      </w:pPr>
+      <w:rPr>
+        <w:rFonts w:ascii="Wingdings" w:hAnsi="Wingdings" w:hint="default"/>
+      </w:rPr>
+    </w:lvl>
+    <w:lvl w:ilvl="3" w:tplc="20000001" w:tentative="1">
+      <w:start w:val="1"/>
+      <w:numFmt w:val="bullet"/>
+      <w:lvlText w:val=""/>
+      <w:lvlJc w:val="left"/>
+      <w:pPr>
+        <w:ind w:left="2880" w:hanging="360"/>
+      </w:pPr>
+      <w:rPr>
+        <w:rFonts w:ascii="Symbol" w:hAnsi="Symbol" w:hint="default"/>
+      </w:rPr>
+    </w:lvl>
+    <w:lvl w:ilvl="4" w:tplc="20000003" w:tentative="1">
+      <w:start w:val="1"/>
+      <w:numFmt w:val="bullet"/>
+      <w:lvlText w:val="o"/>
+      <w:lvlJc w:val="left"/>
+      <w:pPr>
+        <w:ind w:left="3600" w:hanging="360"/>
+      </w:pPr>
+      <w:rPr>
+        <w:rFonts w:ascii="Courier New" w:hAnsi="Courier New" w:cs="Courier New" w:hint="default"/>
+      </w:rPr>
+    </w:lvl>
+    <w:lvl w:ilvl="5" w:tplc="20000005" w:tentative="1">
+      <w:start w:val="1"/>
+      <w:numFmt w:val="bullet"/>
+      <w:lvlText w:val=""/>
+      <w:lvlJc w:val="left"/>
+      <w:pPr>
+        <w:ind w:left="4320" w:hanging="360"/>
+      </w:pPr>
+      <w:rPr>
+        <w:rFonts w:ascii="Wingdings" w:hAnsi="Wingdings" w:hint="default"/>
+      </w:rPr>
+    </w:lvl>
+    <w:lvl w:ilvl="6" w:tplc="20000001" w:tentative="1">
+      <w:start w:val="1"/>
+      <w:numFmt w:val="bullet"/>
+      <w:lvlText w:val=""/>
+      <w:lvlJc w:val="left"/>
+      <w:pPr>
+        <w:ind w:left="5040" w:hanging="360"/>
+      </w:pPr>
+      <w:rPr>
+        <w:rFonts w:ascii="Symbol" w:hAnsi="Symbol" w:hint="default"/>
+      </w:rPr>
+    </w:lvl>
+    <w:lvl w:ilvl="7" w:tplc="20000003" w:tentative="1">
+      <w:start w:val="1"/>
+      <w:numFmt w:val="bullet"/>
+      <w:lvlText w:val="o"/>
+      <w:lvlJc w:val="left"/>
+      <w:pPr>
+        <w:ind w:left="5760" w:hanging="360"/>
+      </w:pPr>
+      <w:rPr>
+        <w:rFonts w:ascii="Courier New" w:hAnsi="Courier New" w:cs="Courier New" w:hint="default"/>
+      </w:rPr>
+    </w:lvl>
+    <w:lvl w:ilvl="8" w:tplc="20000005" w:tentative="1">
+      <w:start w:val="1"/>
+      <w:numFmt w:val="bullet"/>
+      <w:lvlText w:val=""/>
+      <w:lvlJc w:val="left"/>
+      <w:pPr>
+        <w:ind w:left="6480" w:hanging="360"/>
+      </w:pPr>
+      <w:rPr>
+        <w:rFonts w:ascii="Wingdings" w:hAnsi="Wingdings" w:hint="default"/>
+      </w:rPr>
+    </w:lvl>
+  </w:abstractNum>
+  <w:abstractNum w:abstractNumId="1" w15:restartNumberingAfterBreak="0">
     <w:nsid w:val="028F4FCE"/>
     <w:multiLevelType w:val="hybridMultilevel"/>
     <w:tmpl w:val="AB4C2932"/>
@@ -2322,7 +5451,7 @@
       </w:rPr>
     </w:lvl>
   </w:abstractNum>
-  <w:abstractNum w:abstractNumId="1" w15:restartNumberingAfterBreak="0">
+  <w:abstractNum w:abstractNumId="2" w15:restartNumberingAfterBreak="0">
     <w:nsid w:val="06CF75D7"/>
     <w:multiLevelType w:val="hybridMultilevel"/>
     <w:tmpl w:val="113A63F8"/>
@@ -2408,7 +5537,7 @@
       </w:pPr>
     </w:lvl>
   </w:abstractNum>
-  <w:abstractNum w:abstractNumId="2" w15:restartNumberingAfterBreak="0">
+  <w:abstractNum w:abstractNumId="3" w15:restartNumberingAfterBreak="0">
     <w:nsid w:val="07295AFB"/>
     <w:multiLevelType w:val="hybridMultilevel"/>
     <w:tmpl w:val="92543DC0"/>
@@ -2521,7 +5650,7 @@
       </w:rPr>
     </w:lvl>
   </w:abstractNum>
-  <w:abstractNum w:abstractNumId="3" w15:restartNumberingAfterBreak="0">
+  <w:abstractNum w:abstractNumId="4" w15:restartNumberingAfterBreak="0">
     <w:nsid w:val="08E2024D"/>
     <w:multiLevelType w:val="hybridMultilevel"/>
     <w:tmpl w:val="1772D1F4"/>
@@ -2634,7 +5763,7 @@
       </w:rPr>
     </w:lvl>
   </w:abstractNum>
-  <w:abstractNum w:abstractNumId="4" w15:restartNumberingAfterBreak="0">
+  <w:abstractNum w:abstractNumId="5" w15:restartNumberingAfterBreak="0">
     <w:nsid w:val="12BB3466"/>
     <w:multiLevelType w:val="hybridMultilevel"/>
     <w:tmpl w:val="A9BE7BD8"/>
@@ -2747,7 +5876,7 @@
       </w:rPr>
     </w:lvl>
   </w:abstractNum>
-  <w:abstractNum w:abstractNumId="5" w15:restartNumberingAfterBreak="0">
+  <w:abstractNum w:abstractNumId="6" w15:restartNumberingAfterBreak="0">
     <w:nsid w:val="15E64213"/>
     <w:multiLevelType w:val="hybridMultilevel"/>
     <w:tmpl w:val="373412B0"/>
@@ -2887,7 +6016,7 @@
       </w:rPr>
     </w:lvl>
   </w:abstractNum>
-  <w:abstractNum w:abstractNumId="6" w15:restartNumberingAfterBreak="0">
+  <w:abstractNum w:abstractNumId="7" w15:restartNumberingAfterBreak="0">
     <w:nsid w:val="15F62775"/>
     <w:multiLevelType w:val="hybridMultilevel"/>
     <w:tmpl w:val="45808BD4"/>
@@ -3000,7 +6129,7 @@
       </w:rPr>
     </w:lvl>
   </w:abstractNum>
-  <w:abstractNum w:abstractNumId="7" w15:restartNumberingAfterBreak="0">
+  <w:abstractNum w:abstractNumId="8" w15:restartNumberingAfterBreak="0">
     <w:nsid w:val="1D3240EF"/>
     <w:multiLevelType w:val="hybridMultilevel"/>
     <w:tmpl w:val="C45EC7D6"/>
@@ -3113,7 +6242,7 @@
       </w:rPr>
     </w:lvl>
   </w:abstractNum>
-  <w:abstractNum w:abstractNumId="8" w15:restartNumberingAfterBreak="0">
+  <w:abstractNum w:abstractNumId="9" w15:restartNumberingAfterBreak="0">
     <w:nsid w:val="230F33CC"/>
     <w:multiLevelType w:val="hybridMultilevel"/>
     <w:tmpl w:val="B338FCA8"/>
@@ -3253,7 +6382,7 @@
       </w:rPr>
     </w:lvl>
   </w:abstractNum>
-  <w:abstractNum w:abstractNumId="9" w15:restartNumberingAfterBreak="0">
+  <w:abstractNum w:abstractNumId="10" w15:restartNumberingAfterBreak="0">
     <w:nsid w:val="24132489"/>
     <w:multiLevelType w:val="hybridMultilevel"/>
     <w:tmpl w:val="074AEF96"/>
@@ -3366,7 +6495,7 @@
       </w:rPr>
     </w:lvl>
   </w:abstractNum>
-  <w:abstractNum w:abstractNumId="10" w15:restartNumberingAfterBreak="0">
+  <w:abstractNum w:abstractNumId="11" w15:restartNumberingAfterBreak="0">
     <w:nsid w:val="2A2506EB"/>
     <w:multiLevelType w:val="hybridMultilevel"/>
     <w:tmpl w:val="31C47450"/>
@@ -3483,7 +6612,7 @@
       </w:rPr>
     </w:lvl>
   </w:abstractNum>
-  <w:abstractNum w:abstractNumId="11" w15:restartNumberingAfterBreak="0">
+  <w:abstractNum w:abstractNumId="12" w15:restartNumberingAfterBreak="0">
     <w:nsid w:val="33BE4792"/>
     <w:multiLevelType w:val="hybridMultilevel"/>
     <w:tmpl w:val="0368EF64"/>
@@ -3623,7 +6752,7 @@
       </w:rPr>
     </w:lvl>
   </w:abstractNum>
-  <w:abstractNum w:abstractNumId="12" w15:restartNumberingAfterBreak="0">
+  <w:abstractNum w:abstractNumId="13" w15:restartNumberingAfterBreak="0">
     <w:nsid w:val="367C600F"/>
     <w:multiLevelType w:val="multilevel"/>
     <w:tmpl w:val="66F66ADC"/>
@@ -3774,7 +6903,120 @@
       </w:rPr>
     </w:lvl>
   </w:abstractNum>
-  <w:abstractNum w:abstractNumId="13" w15:restartNumberingAfterBreak="0">
+  <w:abstractNum w:abstractNumId="14" w15:restartNumberingAfterBreak="0">
+    <w:nsid w:val="3D081AB8"/>
+    <w:multiLevelType w:val="hybridMultilevel"/>
+    <w:tmpl w:val="12163E56"/>
+    <w:lvl w:ilvl="0" w:tplc="20000001">
+      <w:start w:val="1"/>
+      <w:numFmt w:val="bullet"/>
+      <w:lvlText w:val=""/>
+      <w:lvlJc w:val="left"/>
+      <w:pPr>
+        <w:ind w:left="757" w:hanging="360"/>
+      </w:pPr>
+      <w:rPr>
+        <w:rFonts w:ascii="Symbol" w:hAnsi="Symbol" w:hint="default"/>
+      </w:rPr>
+    </w:lvl>
+    <w:lvl w:ilvl="1" w:tplc="20000003" w:tentative="1">
+      <w:start w:val="1"/>
+      <w:numFmt w:val="bullet"/>
+      <w:lvlText w:val="o"/>
+      <w:lvlJc w:val="left"/>
+      <w:pPr>
+        <w:ind w:left="1477" w:hanging="360"/>
+      </w:pPr>
+      <w:rPr>
+        <w:rFonts w:ascii="Courier New" w:hAnsi="Courier New" w:cs="Courier New" w:hint="default"/>
+      </w:rPr>
+    </w:lvl>
+    <w:lvl w:ilvl="2" w:tplc="20000005" w:tentative="1">
+      <w:start w:val="1"/>
+      <w:numFmt w:val="bullet"/>
+      <w:lvlText w:val=""/>
+      <w:lvlJc w:val="left"/>
+      <w:pPr>
+        <w:ind w:left="2197" w:hanging="360"/>
+      </w:pPr>
+      <w:rPr>
+        <w:rFonts w:ascii="Wingdings" w:hAnsi="Wingdings" w:hint="default"/>
+      </w:rPr>
+    </w:lvl>
+    <w:lvl w:ilvl="3" w:tplc="20000001" w:tentative="1">
+      <w:start w:val="1"/>
+      <w:numFmt w:val="bullet"/>
+      <w:lvlText w:val=""/>
+      <w:lvlJc w:val="left"/>
+      <w:pPr>
+        <w:ind w:left="2917" w:hanging="360"/>
+      </w:pPr>
+      <w:rPr>
+        <w:rFonts w:ascii="Symbol" w:hAnsi="Symbol" w:hint="default"/>
+      </w:rPr>
+    </w:lvl>
+    <w:lvl w:ilvl="4" w:tplc="20000003" w:tentative="1">
+      <w:start w:val="1"/>
+      <w:numFmt w:val="bullet"/>
+      <w:lvlText w:val="o"/>
+      <w:lvlJc w:val="left"/>
+      <w:pPr>
+        <w:ind w:left="3637" w:hanging="360"/>
+      </w:pPr>
+      <w:rPr>
+        <w:rFonts w:ascii="Courier New" w:hAnsi="Courier New" w:cs="Courier New" w:hint="default"/>
+      </w:rPr>
+    </w:lvl>
+    <w:lvl w:ilvl="5" w:tplc="20000005" w:tentative="1">
+      <w:start w:val="1"/>
+      <w:numFmt w:val="bullet"/>
+      <w:lvlText w:val=""/>
+      <w:lvlJc w:val="left"/>
+      <w:pPr>
+        <w:ind w:left="4357" w:hanging="360"/>
+      </w:pPr>
+      <w:rPr>
+        <w:rFonts w:ascii="Wingdings" w:hAnsi="Wingdings" w:hint="default"/>
+      </w:rPr>
+    </w:lvl>
+    <w:lvl w:ilvl="6" w:tplc="20000001" w:tentative="1">
+      <w:start w:val="1"/>
+      <w:numFmt w:val="bullet"/>
+      <w:lvlText w:val=""/>
+      <w:lvlJc w:val="left"/>
+      <w:pPr>
+        <w:ind w:left="5077" w:hanging="360"/>
+      </w:pPr>
+      <w:rPr>
+        <w:rFonts w:ascii="Symbol" w:hAnsi="Symbol" w:hint="default"/>
+      </w:rPr>
+    </w:lvl>
+    <w:lvl w:ilvl="7" w:tplc="20000003" w:tentative="1">
+      <w:start w:val="1"/>
+      <w:numFmt w:val="bullet"/>
+      <w:lvlText w:val="o"/>
+      <w:lvlJc w:val="left"/>
+      <w:pPr>
+        <w:ind w:left="5797" w:hanging="360"/>
+      </w:pPr>
+      <w:rPr>
+        <w:rFonts w:ascii="Courier New" w:hAnsi="Courier New" w:cs="Courier New" w:hint="default"/>
+      </w:rPr>
+    </w:lvl>
+    <w:lvl w:ilvl="8" w:tplc="20000005" w:tentative="1">
+      <w:start w:val="1"/>
+      <w:numFmt w:val="bullet"/>
+      <w:lvlText w:val=""/>
+      <w:lvlJc w:val="left"/>
+      <w:pPr>
+        <w:ind w:left="6517" w:hanging="360"/>
+      </w:pPr>
+      <w:rPr>
+        <w:rFonts w:ascii="Wingdings" w:hAnsi="Wingdings" w:hint="default"/>
+      </w:rPr>
+    </w:lvl>
+  </w:abstractNum>
+  <w:abstractNum w:abstractNumId="15" w15:restartNumberingAfterBreak="0">
     <w:nsid w:val="40117AB4"/>
     <w:multiLevelType w:val="singleLevel"/>
     <w:tmpl w:val="0424000F"/>
@@ -3794,7 +7036,7 @@
       </w:rPr>
     </w:lvl>
   </w:abstractNum>
-  <w:abstractNum w:abstractNumId="14" w15:restartNumberingAfterBreak="0">
+  <w:abstractNum w:abstractNumId="16" w15:restartNumberingAfterBreak="0">
     <w:nsid w:val="45F04156"/>
     <w:multiLevelType w:val="hybridMultilevel"/>
     <w:tmpl w:val="8648D69E"/>
@@ -3907,7 +7149,120 @@
       </w:rPr>
     </w:lvl>
   </w:abstractNum>
-  <w:abstractNum w:abstractNumId="15" w15:restartNumberingAfterBreak="0">
+  <w:abstractNum w:abstractNumId="17" w15:restartNumberingAfterBreak="0">
+    <w:nsid w:val="4D737F36"/>
+    <w:multiLevelType w:val="hybridMultilevel"/>
+    <w:tmpl w:val="2FCADFCC"/>
+    <w:lvl w:ilvl="0" w:tplc="20000001">
+      <w:start w:val="1"/>
+      <w:numFmt w:val="bullet"/>
+      <w:lvlText w:val=""/>
+      <w:lvlJc w:val="left"/>
+      <w:pPr>
+        <w:ind w:left="720" w:hanging="360"/>
+      </w:pPr>
+      <w:rPr>
+        <w:rFonts w:ascii="Symbol" w:hAnsi="Symbol" w:hint="default"/>
+      </w:rPr>
+    </w:lvl>
+    <w:lvl w:ilvl="1" w:tplc="20000003" w:tentative="1">
+      <w:start w:val="1"/>
+      <w:numFmt w:val="bullet"/>
+      <w:lvlText w:val="o"/>
+      <w:lvlJc w:val="left"/>
+      <w:pPr>
+        <w:ind w:left="1440" w:hanging="360"/>
+      </w:pPr>
+      <w:rPr>
+        <w:rFonts w:ascii="Courier New" w:hAnsi="Courier New" w:cs="Courier New" w:hint="default"/>
+      </w:rPr>
+    </w:lvl>
+    <w:lvl w:ilvl="2" w:tplc="20000005" w:tentative="1">
+      <w:start w:val="1"/>
+      <w:numFmt w:val="bullet"/>
+      <w:lvlText w:val=""/>
+      <w:lvlJc w:val="left"/>
+      <w:pPr>
+        <w:ind w:left="2160" w:hanging="360"/>
+      </w:pPr>
+      <w:rPr>
+        <w:rFonts w:ascii="Wingdings" w:hAnsi="Wingdings" w:hint="default"/>
+      </w:rPr>
+    </w:lvl>
+    <w:lvl w:ilvl="3" w:tplc="20000001" w:tentative="1">
+      <w:start w:val="1"/>
+      <w:numFmt w:val="bullet"/>
+      <w:lvlText w:val=""/>
+      <w:lvlJc w:val="left"/>
+      <w:pPr>
+        <w:ind w:left="2880" w:hanging="360"/>
+      </w:pPr>
+      <w:rPr>
+        <w:rFonts w:ascii="Symbol" w:hAnsi="Symbol" w:hint="default"/>
+      </w:rPr>
+    </w:lvl>
+    <w:lvl w:ilvl="4" w:tplc="20000003" w:tentative="1">
+      <w:start w:val="1"/>
+      <w:numFmt w:val="bullet"/>
+      <w:lvlText w:val="o"/>
+      <w:lvlJc w:val="left"/>
+      <w:pPr>
+        <w:ind w:left="3600" w:hanging="360"/>
+      </w:pPr>
+      <w:rPr>
+        <w:rFonts w:ascii="Courier New" w:hAnsi="Courier New" w:cs="Courier New" w:hint="default"/>
+      </w:rPr>
+    </w:lvl>
+    <w:lvl w:ilvl="5" w:tplc="20000005" w:tentative="1">
+      <w:start w:val="1"/>
+      <w:numFmt w:val="bullet"/>
+      <w:lvlText w:val=""/>
+      <w:lvlJc w:val="left"/>
+      <w:pPr>
+        <w:ind w:left="4320" w:hanging="360"/>
+      </w:pPr>
+      <w:rPr>
+        <w:rFonts w:ascii="Wingdings" w:hAnsi="Wingdings" w:hint="default"/>
+      </w:rPr>
+    </w:lvl>
+    <w:lvl w:ilvl="6" w:tplc="20000001" w:tentative="1">
+      <w:start w:val="1"/>
+      <w:numFmt w:val="bullet"/>
+      <w:lvlText w:val=""/>
+      <w:lvlJc w:val="left"/>
+      <w:pPr>
+        <w:ind w:left="5040" w:hanging="360"/>
+      </w:pPr>
+      <w:rPr>
+        <w:rFonts w:ascii="Symbol" w:hAnsi="Symbol" w:hint="default"/>
+      </w:rPr>
+    </w:lvl>
+    <w:lvl w:ilvl="7" w:tplc="20000003" w:tentative="1">
+      <w:start w:val="1"/>
+      <w:numFmt w:val="bullet"/>
+      <w:lvlText w:val="o"/>
+      <w:lvlJc w:val="left"/>
+      <w:pPr>
+        <w:ind w:left="5760" w:hanging="360"/>
+      </w:pPr>
+      <w:rPr>
+        <w:rFonts w:ascii="Courier New" w:hAnsi="Courier New" w:cs="Courier New" w:hint="default"/>
+      </w:rPr>
+    </w:lvl>
+    <w:lvl w:ilvl="8" w:tplc="20000005" w:tentative="1">
+      <w:start w:val="1"/>
+      <w:numFmt w:val="bullet"/>
+      <w:lvlText w:val=""/>
+      <w:lvlJc w:val="left"/>
+      <w:pPr>
+        <w:ind w:left="6480" w:hanging="360"/>
+      </w:pPr>
+      <w:rPr>
+        <w:rFonts w:ascii="Wingdings" w:hAnsi="Wingdings" w:hint="default"/>
+      </w:rPr>
+    </w:lvl>
+  </w:abstractNum>
+  <w:abstractNum w:abstractNumId="18" w15:restartNumberingAfterBreak="0">
     <w:nsid w:val="56210033"/>
     <w:multiLevelType w:val="hybridMultilevel"/>
     <w:tmpl w:val="B834133E"/>
@@ -4020,7 +7375,7 @@
       </w:rPr>
     </w:lvl>
   </w:abstractNum>
-  <w:abstractNum w:abstractNumId="16" w15:restartNumberingAfterBreak="0">
+  <w:abstractNum w:abstractNumId="19" w15:restartNumberingAfterBreak="0">
     <w:nsid w:val="566D6DDD"/>
     <w:multiLevelType w:val="hybridMultilevel"/>
     <w:tmpl w:val="E55A3D24"/>
@@ -4160,7 +7515,7 @@
       </w:rPr>
     </w:lvl>
   </w:abstractNum>
-  <w:abstractNum w:abstractNumId="17" w15:restartNumberingAfterBreak="0">
+  <w:abstractNum w:abstractNumId="20" w15:restartNumberingAfterBreak="0">
     <w:nsid w:val="58DE7EFA"/>
     <w:multiLevelType w:val="hybridMultilevel"/>
     <w:tmpl w:val="131EA528"/>
@@ -4255,7 +7610,119 @@
       </w:pPr>
     </w:lvl>
   </w:abstractNum>
-  <w:abstractNum w:abstractNumId="18" w15:restartNumberingAfterBreak="0">
+  <w:abstractNum w:abstractNumId="21" w15:restartNumberingAfterBreak="0">
+    <w:nsid w:val="5AC4619C"/>
+    <w:multiLevelType w:val="hybridMultilevel"/>
+    <w:tmpl w:val="DFB60A26"/>
+    <w:lvl w:ilvl="0" w:tplc="7C02DCA8">
+      <w:numFmt w:val="bullet"/>
+      <w:lvlText w:val="-"/>
+      <w:lvlJc w:val="left"/>
+      <w:pPr>
+        <w:ind w:left="720" w:hanging="360"/>
+      </w:pPr>
+      <w:rPr>
+        <w:rFonts w:ascii="Calibri" w:eastAsia="Times New Roman" w:hAnsi="Calibri" w:cs="Calibri" w:hint="default"/>
+      </w:rPr>
+    </w:lvl>
+    <w:lvl w:ilvl="1" w:tplc="20000003" w:tentative="1">
+      <w:start w:val="1"/>
+      <w:numFmt w:val="bullet"/>
+      <w:lvlText w:val="o"/>
+      <w:lvlJc w:val="left"/>
+      <w:pPr>
+        <w:ind w:left="1440" w:hanging="360"/>
+      </w:pPr>
+      <w:rPr>
+        <w:rFonts w:ascii="Courier New" w:hAnsi="Courier New" w:cs="Courier New" w:hint="default"/>
+      </w:rPr>
+    </w:lvl>
+    <w:lvl w:ilvl="2" w:tplc="20000005" w:tentative="1">
+      <w:start w:val="1"/>
+      <w:numFmt w:val="bullet"/>
+      <w:lvlText w:val=""/>
+      <w:lvlJc w:val="left"/>
+      <w:pPr>
+        <w:ind w:left="2160" w:hanging="360"/>
+      </w:pPr>
+      <w:rPr>
+        <w:rFonts w:ascii="Wingdings" w:hAnsi="Wingdings" w:hint="default"/>
+      </w:rPr>
+    </w:lvl>
+    <w:lvl w:ilvl="3" w:tplc="20000001" w:tentative="1">
+      <w:start w:val="1"/>
+      <w:numFmt w:val="bullet"/>
+      <w:lvlText w:val=""/>
+      <w:lvlJc w:val="left"/>
+      <w:pPr>
+        <w:ind w:left="2880" w:hanging="360"/>
+      </w:pPr>
+      <w:rPr>
+        <w:rFonts w:ascii="Symbol" w:hAnsi="Symbol" w:hint="default"/>
+      </w:rPr>
+    </w:lvl>
+    <w:lvl w:ilvl="4" w:tplc="20000003" w:tentative="1">
+      <w:start w:val="1"/>
+      <w:numFmt w:val="bullet"/>
+      <w:lvlText w:val="o"/>
+      <w:lvlJc w:val="left"/>
+      <w:pPr>
+        <w:ind w:left="3600" w:hanging="360"/>
+      </w:pPr>
+      <w:rPr>
+        <w:rFonts w:ascii="Courier New" w:hAnsi="Courier New" w:cs="Courier New" w:hint="default"/>
+      </w:rPr>
+    </w:lvl>
+    <w:lvl w:ilvl="5" w:tplc="20000005" w:tentative="1">
+      <w:start w:val="1"/>
+      <w:numFmt w:val="bullet"/>
+      <w:lvlText w:val=""/>
+      <w:lvlJc w:val="left"/>
+      <w:pPr>
+        <w:ind w:left="4320" w:hanging="360"/>
+      </w:pPr>
+      <w:rPr>
+        <w:rFonts w:ascii="Wingdings" w:hAnsi="Wingdings" w:hint="default"/>
+      </w:rPr>
+    </w:lvl>
+    <w:lvl w:ilvl="6" w:tplc="20000001" w:tentative="1">
+      <w:start w:val="1"/>
+      <w:numFmt w:val="bullet"/>
+      <w:lvlText w:val=""/>
+      <w:lvlJc w:val="left"/>
+      <w:pPr>
+        <w:ind w:left="5040" w:hanging="360"/>
+      </w:pPr>
+      <w:rPr>
+        <w:rFonts w:ascii="Symbol" w:hAnsi="Symbol" w:hint="default"/>
+      </w:rPr>
+    </w:lvl>
+    <w:lvl w:ilvl="7" w:tplc="20000003" w:tentative="1">
+      <w:start w:val="1"/>
+      <w:numFmt w:val="bullet"/>
+      <w:lvlText w:val="o"/>
+      <w:lvlJc w:val="left"/>
+      <w:pPr>
+        <w:ind w:left="5760" w:hanging="360"/>
+      </w:pPr>
+      <w:rPr>
+        <w:rFonts w:ascii="Courier New" w:hAnsi="Courier New" w:cs="Courier New" w:hint="default"/>
+      </w:rPr>
+    </w:lvl>
+    <w:lvl w:ilvl="8" w:tplc="20000005" w:tentative="1">
+      <w:start w:val="1"/>
+      <w:numFmt w:val="bullet"/>
+      <w:lvlText w:val=""/>
+      <w:lvlJc w:val="left"/>
+      <w:pPr>
+        <w:ind w:left="6480" w:hanging="360"/>
+      </w:pPr>
+      <w:rPr>
+        <w:rFonts w:ascii="Wingdings" w:hAnsi="Wingdings" w:hint="default"/>
+      </w:rPr>
+    </w:lvl>
+  </w:abstractNum>
+  <w:abstractNum w:abstractNumId="22" w15:restartNumberingAfterBreak="0">
     <w:nsid w:val="5D4B3E35"/>
     <w:multiLevelType w:val="hybridMultilevel"/>
     <w:tmpl w:val="63006618"/>
@@ -4368,7 +7835,7 @@
       </w:rPr>
     </w:lvl>
   </w:abstractNum>
-  <w:abstractNum w:abstractNumId="19" w15:restartNumberingAfterBreak="0">
+  <w:abstractNum w:abstractNumId="23" w15:restartNumberingAfterBreak="0">
     <w:nsid w:val="5E1C298F"/>
     <w:multiLevelType w:val="hybridMultilevel"/>
     <w:tmpl w:val="7642668E"/>
@@ -4481,7 +7948,7 @@
       </w:rPr>
     </w:lvl>
   </w:abstractNum>
-  <w:abstractNum w:abstractNumId="20" w15:restartNumberingAfterBreak="0">
+  <w:abstractNum w:abstractNumId="24" w15:restartNumberingAfterBreak="0">
     <w:nsid w:val="613216BC"/>
     <w:multiLevelType w:val="hybridMultilevel"/>
     <w:tmpl w:val="DCD43D76"/>
@@ -4594,7 +8061,7 @@
       </w:rPr>
     </w:lvl>
   </w:abstractNum>
-  <w:abstractNum w:abstractNumId="21" w15:restartNumberingAfterBreak="0">
+  <w:abstractNum w:abstractNumId="25" w15:restartNumberingAfterBreak="0">
     <w:nsid w:val="62CA2A8F"/>
     <w:multiLevelType w:val="hybridMultilevel"/>
     <w:tmpl w:val="9E62B7C8"/>
@@ -4707,7 +8174,7 @@
       </w:rPr>
     </w:lvl>
   </w:abstractNum>
-  <w:abstractNum w:abstractNumId="22" w15:restartNumberingAfterBreak="0">
+  <w:abstractNum w:abstractNumId="26" w15:restartNumberingAfterBreak="0">
     <w:nsid w:val="642B0707"/>
     <w:multiLevelType w:val="hybridMultilevel"/>
     <w:tmpl w:val="6F824434"/>
@@ -4820,7 +8287,7 @@
       </w:rPr>
     </w:lvl>
   </w:abstractNum>
-  <w:abstractNum w:abstractNumId="23" w15:restartNumberingAfterBreak="0">
+  <w:abstractNum w:abstractNumId="27" w15:restartNumberingAfterBreak="0">
     <w:nsid w:val="657C167B"/>
     <w:multiLevelType w:val="hybridMultilevel"/>
     <w:tmpl w:val="253E1E4A"/>
@@ -4933,7 +8400,7 @@
       </w:rPr>
     </w:lvl>
   </w:abstractNum>
-  <w:abstractNum w:abstractNumId="24" w15:restartNumberingAfterBreak="0">
+  <w:abstractNum w:abstractNumId="28" w15:restartNumberingAfterBreak="0">
     <w:nsid w:val="6F112B8F"/>
     <w:multiLevelType w:val="hybridMultilevel"/>
     <w:tmpl w:val="DD189394"/>
@@ -5046,7 +8513,7 @@
       </w:rPr>
     </w:lvl>
   </w:abstractNum>
-  <w:abstractNum w:abstractNumId="25" w15:restartNumberingAfterBreak="0">
+  <w:abstractNum w:abstractNumId="29" w15:restartNumberingAfterBreak="0">
     <w:nsid w:val="70624018"/>
     <w:multiLevelType w:val="hybridMultilevel"/>
     <w:tmpl w:val="225C64B6"/>
@@ -5186,7 +8653,7 @@
       </w:rPr>
     </w:lvl>
   </w:abstractNum>
-  <w:abstractNum w:abstractNumId="26" w15:restartNumberingAfterBreak="0">
+  <w:abstractNum w:abstractNumId="30" w15:restartNumberingAfterBreak="0">
     <w:nsid w:val="74967D99"/>
     <w:multiLevelType w:val="multilevel"/>
     <w:tmpl w:val="6F1612AC"/>
@@ -5326,478 +8793,606 @@
       </w:rPr>
     </w:lvl>
   </w:abstractNum>
+  <w:abstractNum w:abstractNumId="31" w15:restartNumberingAfterBreak="0">
+    <w:nsid w:val="780E0E44"/>
+    <w:multiLevelType w:val="hybridMultilevel"/>
+    <w:tmpl w:val="10468E06"/>
+    <w:lvl w:ilvl="0" w:tplc="20000001">
+      <w:start w:val="1"/>
+      <w:numFmt w:val="bullet"/>
+      <w:lvlText w:val=""/>
+      <w:lvlJc w:val="left"/>
+      <w:pPr>
+        <w:ind w:left="757" w:hanging="360"/>
+      </w:pPr>
+      <w:rPr>
+        <w:rFonts w:ascii="Symbol" w:hAnsi="Symbol" w:hint="default"/>
+      </w:rPr>
+    </w:lvl>
+    <w:lvl w:ilvl="1" w:tplc="20000003" w:tentative="1">
+      <w:start w:val="1"/>
+      <w:numFmt w:val="bullet"/>
+      <w:lvlText w:val="o"/>
+      <w:lvlJc w:val="left"/>
+      <w:pPr>
+        <w:ind w:left="1477" w:hanging="360"/>
+      </w:pPr>
+      <w:rPr>
+        <w:rFonts w:ascii="Courier New" w:hAnsi="Courier New" w:cs="Courier New" w:hint="default"/>
+      </w:rPr>
+    </w:lvl>
+    <w:lvl w:ilvl="2" w:tplc="20000005" w:tentative="1">
+      <w:start w:val="1"/>
+      <w:numFmt w:val="bullet"/>
+      <w:lvlText w:val=""/>
+      <w:lvlJc w:val="left"/>
+      <w:pPr>
+        <w:ind w:left="2197" w:hanging="360"/>
+      </w:pPr>
+      <w:rPr>
+        <w:rFonts w:ascii="Wingdings" w:hAnsi="Wingdings" w:hint="default"/>
+      </w:rPr>
+    </w:lvl>
+    <w:lvl w:ilvl="3" w:tplc="20000001" w:tentative="1">
+      <w:start w:val="1"/>
+      <w:numFmt w:val="bullet"/>
+      <w:lvlText w:val=""/>
+      <w:lvlJc w:val="left"/>
+      <w:pPr>
+        <w:ind w:left="2917" w:hanging="360"/>
+      </w:pPr>
+      <w:rPr>
+        <w:rFonts w:ascii="Symbol" w:hAnsi="Symbol" w:hint="default"/>
+      </w:rPr>
+    </w:lvl>
+    <w:lvl w:ilvl="4" w:tplc="20000003" w:tentative="1">
+      <w:start w:val="1"/>
+      <w:numFmt w:val="bullet"/>
+      <w:lvlText w:val="o"/>
+      <w:lvlJc w:val="left"/>
+      <w:pPr>
+        <w:ind w:left="3637" w:hanging="360"/>
+      </w:pPr>
+      <w:rPr>
+        <w:rFonts w:ascii="Courier New" w:hAnsi="Courier New" w:cs="Courier New" w:hint="default"/>
+      </w:rPr>
+    </w:lvl>
+    <w:lvl w:ilvl="5" w:tplc="20000005" w:tentative="1">
+      <w:start w:val="1"/>
+      <w:numFmt w:val="bullet"/>
+      <w:lvlText w:val=""/>
+      <w:lvlJc w:val="left"/>
+      <w:pPr>
+        <w:ind w:left="4357" w:hanging="360"/>
+      </w:pPr>
+      <w:rPr>
+        <w:rFonts w:ascii="Wingdings" w:hAnsi="Wingdings" w:hint="default"/>
+      </w:rPr>
+    </w:lvl>
+    <w:lvl w:ilvl="6" w:tplc="20000001" w:tentative="1">
+      <w:start w:val="1"/>
+      <w:numFmt w:val="bullet"/>
+      <w:lvlText w:val=""/>
+      <w:lvlJc w:val="left"/>
+      <w:pPr>
+        <w:ind w:left="5077" w:hanging="360"/>
+      </w:pPr>
+      <w:rPr>
+        <w:rFonts w:ascii="Symbol" w:hAnsi="Symbol" w:hint="default"/>
+      </w:rPr>
+    </w:lvl>
+    <w:lvl w:ilvl="7" w:tplc="20000003" w:tentative="1">
+      <w:start w:val="1"/>
+      <w:numFmt w:val="bullet"/>
+      <w:lvlText w:val="o"/>
+      <w:lvlJc w:val="left"/>
+      <w:pPr>
+        <w:ind w:left="5797" w:hanging="360"/>
+      </w:pPr>
+      <w:rPr>
+        <w:rFonts w:ascii="Courier New" w:hAnsi="Courier New" w:cs="Courier New" w:hint="default"/>
+      </w:rPr>
+    </w:lvl>
+    <w:lvl w:ilvl="8" w:tplc="20000005" w:tentative="1">
+      <w:start w:val="1"/>
+      <w:numFmt w:val="bullet"/>
+      <w:lvlText w:val=""/>
+      <w:lvlJc w:val="left"/>
+      <w:pPr>
+        <w:ind w:left="6517" w:hanging="360"/>
+      </w:pPr>
+      <w:rPr>
+        <w:rFonts w:ascii="Wingdings" w:hAnsi="Wingdings" w:hint="default"/>
+      </w:rPr>
+    </w:lvl>
+  </w:abstractNum>
   <w:num w:numId="1" w16cid:durableId="1616982145">
+    <w:abstractNumId w:val="13"/>
+  </w:num>
+  <w:num w:numId="2" w16cid:durableId="1563980195">
+    <w:abstractNumId w:val="9"/>
+  </w:num>
+  <w:num w:numId="3" w16cid:durableId="574165386">
     <w:abstractNumId w:val="12"/>
   </w:num>
-  <w:num w:numId="2" w16cid:durableId="1563980195">
+  <w:num w:numId="4" w16cid:durableId="1982886481">
+    <w:abstractNumId w:val="19"/>
+    <w:lvlOverride w:ilvl="0"/>
+    <w:lvlOverride w:ilvl="1">
+      <w:startOverride w:val="1"/>
+    </w:lvlOverride>
+    <w:lvlOverride w:ilvl="2">
+      <w:startOverride w:val="1"/>
+    </w:lvlOverride>
+    <w:lvlOverride w:ilvl="3">
+      <w:startOverride w:val="1"/>
+    </w:lvlOverride>
+    <w:lvlOverride w:ilvl="4">
+      <w:startOverride w:val="1"/>
+    </w:lvlOverride>
+    <w:lvlOverride w:ilvl="5">
+      <w:startOverride w:val="1"/>
+    </w:lvlOverride>
+    <w:lvlOverride w:ilvl="6">
+      <w:startOverride w:val="1"/>
+    </w:lvlOverride>
+    <w:lvlOverride w:ilvl="7">
+      <w:startOverride w:val="1"/>
+    </w:lvlOverride>
+    <w:lvlOverride w:ilvl="8">
+      <w:startOverride w:val="1"/>
+    </w:lvlOverride>
+  </w:num>
+  <w:num w:numId="5" w16cid:durableId="1343313269">
+    <w:abstractNumId w:val="6"/>
+  </w:num>
+  <w:num w:numId="6" w16cid:durableId="413548033">
+    <w:abstractNumId w:val="29"/>
+  </w:num>
+  <w:num w:numId="7" w16cid:durableId="2517385">
+    <w:abstractNumId w:val="28"/>
+  </w:num>
+  <w:num w:numId="8" w16cid:durableId="1673027270">
+    <w:abstractNumId w:val="10"/>
+  </w:num>
+  <w:num w:numId="9" w16cid:durableId="310713017">
+    <w:abstractNumId w:val="4"/>
+  </w:num>
+  <w:num w:numId="10" w16cid:durableId="642394832">
+    <w:abstractNumId w:val="18"/>
+  </w:num>
+  <w:num w:numId="11" w16cid:durableId="879364368">
     <w:abstractNumId w:val="8"/>
   </w:num>
-  <w:num w:numId="3" w16cid:durableId="574165386">
+  <w:num w:numId="12" w16cid:durableId="1154762435">
+    <w:abstractNumId w:val="23"/>
+  </w:num>
+  <w:num w:numId="13" w16cid:durableId="1050419267">
+    <w:abstractNumId w:val="25"/>
+  </w:num>
+  <w:num w:numId="14" w16cid:durableId="1990405806">
+    <w:abstractNumId w:val="7"/>
+  </w:num>
+  <w:num w:numId="15" w16cid:durableId="1546913352">
+    <w:abstractNumId w:val="26"/>
+  </w:num>
+  <w:num w:numId="16" w16cid:durableId="1318874548">
+    <w:abstractNumId w:val="30"/>
+  </w:num>
+  <w:num w:numId="17" w16cid:durableId="722215861">
+    <w:abstractNumId w:val="30"/>
+    <w:lvlOverride w:ilvl="0">
+      <w:startOverride w:val="1"/>
+    </w:lvlOverride>
+    <w:lvlOverride w:ilvl="1">
+      <w:startOverride w:val="1"/>
+    </w:lvlOverride>
+    <w:lvlOverride w:ilvl="2">
+      <w:startOverride w:val="1"/>
+    </w:lvlOverride>
+    <w:lvlOverride w:ilvl="3">
+      <w:startOverride w:val="1"/>
+    </w:lvlOverride>
+    <w:lvlOverride w:ilvl="4">
+      <w:startOverride w:val="1"/>
+    </w:lvlOverride>
+    <w:lvlOverride w:ilvl="5">
+      <w:startOverride w:val="1"/>
+    </w:lvlOverride>
+    <w:lvlOverride w:ilvl="6">
+      <w:startOverride w:val="1"/>
+    </w:lvlOverride>
+    <w:lvlOverride w:ilvl="7">
+      <w:startOverride w:val="1"/>
+    </w:lvlOverride>
+    <w:lvlOverride w:ilvl="8">
+      <w:startOverride w:val="1"/>
+    </w:lvlOverride>
+  </w:num>
+  <w:num w:numId="18" w16cid:durableId="415446333">
+    <w:abstractNumId w:val="30"/>
+    <w:lvlOverride w:ilvl="0">
+      <w:startOverride w:val="1"/>
+    </w:lvlOverride>
+    <w:lvlOverride w:ilvl="1">
+      <w:startOverride w:val="1"/>
+    </w:lvlOverride>
+    <w:lvlOverride w:ilvl="2">
+      <w:startOverride w:val="1"/>
+    </w:lvlOverride>
+    <w:lvlOverride w:ilvl="3">
+      <w:startOverride w:val="1"/>
+    </w:lvlOverride>
+    <w:lvlOverride w:ilvl="4">
+      <w:startOverride w:val="1"/>
+    </w:lvlOverride>
+    <w:lvlOverride w:ilvl="5">
+      <w:startOverride w:val="1"/>
+    </w:lvlOverride>
+    <w:lvlOverride w:ilvl="6">
+      <w:startOverride w:val="1"/>
+    </w:lvlOverride>
+    <w:lvlOverride w:ilvl="7">
+      <w:startOverride w:val="1"/>
+    </w:lvlOverride>
+    <w:lvlOverride w:ilvl="8">
+      <w:startOverride w:val="1"/>
+    </w:lvlOverride>
+  </w:num>
+  <w:num w:numId="19" w16cid:durableId="1966346266">
+    <w:abstractNumId w:val="30"/>
+    <w:lvlOverride w:ilvl="0">
+      <w:startOverride w:val="1"/>
+    </w:lvlOverride>
+    <w:lvlOverride w:ilvl="1">
+      <w:startOverride w:val="1"/>
+    </w:lvlOverride>
+    <w:lvlOverride w:ilvl="2">
+      <w:startOverride w:val="1"/>
+    </w:lvlOverride>
+    <w:lvlOverride w:ilvl="3">
+      <w:startOverride w:val="1"/>
+    </w:lvlOverride>
+    <w:lvlOverride w:ilvl="4">
+      <w:startOverride w:val="1"/>
+    </w:lvlOverride>
+    <w:lvlOverride w:ilvl="5">
+      <w:startOverride w:val="1"/>
+    </w:lvlOverride>
+    <w:lvlOverride w:ilvl="6">
+      <w:startOverride w:val="1"/>
+    </w:lvlOverride>
+    <w:lvlOverride w:ilvl="7">
+      <w:startOverride w:val="1"/>
+    </w:lvlOverride>
+    <w:lvlOverride w:ilvl="8">
+      <w:startOverride w:val="1"/>
+    </w:lvlOverride>
+  </w:num>
+  <w:num w:numId="20" w16cid:durableId="985356155">
+    <w:abstractNumId w:val="30"/>
+    <w:lvlOverride w:ilvl="0">
+      <w:startOverride w:val="1"/>
+    </w:lvlOverride>
+    <w:lvlOverride w:ilvl="1">
+      <w:startOverride w:val="1"/>
+    </w:lvlOverride>
+    <w:lvlOverride w:ilvl="2">
+      <w:startOverride w:val="1"/>
+    </w:lvlOverride>
+    <w:lvlOverride w:ilvl="3">
+      <w:startOverride w:val="1"/>
+    </w:lvlOverride>
+    <w:lvlOverride w:ilvl="4">
+      <w:startOverride w:val="1"/>
+    </w:lvlOverride>
+    <w:lvlOverride w:ilvl="5">
+      <w:startOverride w:val="1"/>
+    </w:lvlOverride>
+    <w:lvlOverride w:ilvl="6">
+      <w:startOverride w:val="1"/>
+    </w:lvlOverride>
+    <w:lvlOverride w:ilvl="7">
+      <w:startOverride w:val="1"/>
+    </w:lvlOverride>
+    <w:lvlOverride w:ilvl="8">
+      <w:startOverride w:val="1"/>
+    </w:lvlOverride>
+  </w:num>
+  <w:num w:numId="21" w16cid:durableId="971326932">
+    <w:abstractNumId w:val="30"/>
+    <w:lvlOverride w:ilvl="0">
+      <w:startOverride w:val="1"/>
+    </w:lvlOverride>
+    <w:lvlOverride w:ilvl="1">
+      <w:startOverride w:val="1"/>
+    </w:lvlOverride>
+    <w:lvlOverride w:ilvl="2">
+      <w:startOverride w:val="1"/>
+    </w:lvlOverride>
+    <w:lvlOverride w:ilvl="3">
+      <w:startOverride w:val="1"/>
+    </w:lvlOverride>
+    <w:lvlOverride w:ilvl="4">
+      <w:startOverride w:val="1"/>
+    </w:lvlOverride>
+    <w:lvlOverride w:ilvl="5">
+      <w:startOverride w:val="1"/>
+    </w:lvlOverride>
+    <w:lvlOverride w:ilvl="6">
+      <w:startOverride w:val="1"/>
+    </w:lvlOverride>
+    <w:lvlOverride w:ilvl="7">
+      <w:startOverride w:val="1"/>
+    </w:lvlOverride>
+    <w:lvlOverride w:ilvl="8">
+      <w:startOverride w:val="1"/>
+    </w:lvlOverride>
+  </w:num>
+  <w:num w:numId="22" w16cid:durableId="874578897">
+    <w:abstractNumId w:val="30"/>
+    <w:lvlOverride w:ilvl="0">
+      <w:startOverride w:val="1"/>
+    </w:lvlOverride>
+    <w:lvlOverride w:ilvl="1">
+      <w:startOverride w:val="1"/>
+    </w:lvlOverride>
+    <w:lvlOverride w:ilvl="2">
+      <w:startOverride w:val="1"/>
+    </w:lvlOverride>
+    <w:lvlOverride w:ilvl="3">
+      <w:startOverride w:val="1"/>
+    </w:lvlOverride>
+    <w:lvlOverride w:ilvl="4">
+      <w:startOverride w:val="1"/>
+    </w:lvlOverride>
+    <w:lvlOverride w:ilvl="5">
+      <w:startOverride w:val="1"/>
+    </w:lvlOverride>
+    <w:lvlOverride w:ilvl="6">
+      <w:startOverride w:val="1"/>
+    </w:lvlOverride>
+    <w:lvlOverride w:ilvl="7">
+      <w:startOverride w:val="1"/>
+    </w:lvlOverride>
+    <w:lvlOverride w:ilvl="8">
+      <w:startOverride w:val="1"/>
+    </w:lvlOverride>
+  </w:num>
+  <w:num w:numId="23" w16cid:durableId="184097708">
+    <w:abstractNumId w:val="30"/>
+    <w:lvlOverride w:ilvl="0">
+      <w:startOverride w:val="1"/>
+    </w:lvlOverride>
+    <w:lvlOverride w:ilvl="1">
+      <w:startOverride w:val="1"/>
+    </w:lvlOverride>
+    <w:lvlOverride w:ilvl="2">
+      <w:startOverride w:val="1"/>
+    </w:lvlOverride>
+    <w:lvlOverride w:ilvl="3">
+      <w:startOverride w:val="1"/>
+    </w:lvlOverride>
+    <w:lvlOverride w:ilvl="4">
+      <w:startOverride w:val="1"/>
+    </w:lvlOverride>
+    <w:lvlOverride w:ilvl="5">
+      <w:startOverride w:val="1"/>
+    </w:lvlOverride>
+    <w:lvlOverride w:ilvl="6">
+      <w:startOverride w:val="1"/>
+    </w:lvlOverride>
+    <w:lvlOverride w:ilvl="7">
+      <w:startOverride w:val="1"/>
+    </w:lvlOverride>
+    <w:lvlOverride w:ilvl="8">
+      <w:startOverride w:val="1"/>
+    </w:lvlOverride>
+  </w:num>
+  <w:num w:numId="24" w16cid:durableId="1147547601">
+    <w:abstractNumId w:val="30"/>
+    <w:lvlOverride w:ilvl="0">
+      <w:startOverride w:val="1"/>
+    </w:lvlOverride>
+    <w:lvlOverride w:ilvl="1">
+      <w:startOverride w:val="1"/>
+    </w:lvlOverride>
+    <w:lvlOverride w:ilvl="2">
+      <w:startOverride w:val="1"/>
+    </w:lvlOverride>
+    <w:lvlOverride w:ilvl="3">
+      <w:startOverride w:val="1"/>
+    </w:lvlOverride>
+    <w:lvlOverride w:ilvl="4">
+      <w:startOverride w:val="1"/>
+    </w:lvlOverride>
+    <w:lvlOverride w:ilvl="5">
+      <w:startOverride w:val="1"/>
+    </w:lvlOverride>
+    <w:lvlOverride w:ilvl="6">
+      <w:startOverride w:val="1"/>
+    </w:lvlOverride>
+    <w:lvlOverride w:ilvl="7">
+      <w:startOverride w:val="1"/>
+    </w:lvlOverride>
+    <w:lvlOverride w:ilvl="8">
+      <w:startOverride w:val="1"/>
+    </w:lvlOverride>
+  </w:num>
+  <w:num w:numId="25" w16cid:durableId="697269251">
+    <w:abstractNumId w:val="30"/>
+    <w:lvlOverride w:ilvl="0">
+      <w:startOverride w:val="1"/>
+    </w:lvlOverride>
+    <w:lvlOverride w:ilvl="1">
+      <w:startOverride w:val="1"/>
+    </w:lvlOverride>
+    <w:lvlOverride w:ilvl="2">
+      <w:startOverride w:val="1"/>
+    </w:lvlOverride>
+    <w:lvlOverride w:ilvl="3">
+      <w:startOverride w:val="1"/>
+    </w:lvlOverride>
+    <w:lvlOverride w:ilvl="4">
+      <w:startOverride w:val="1"/>
+    </w:lvlOverride>
+    <w:lvlOverride w:ilvl="5">
+      <w:startOverride w:val="1"/>
+    </w:lvlOverride>
+    <w:lvlOverride w:ilvl="6">
+      <w:startOverride w:val="1"/>
+    </w:lvlOverride>
+    <w:lvlOverride w:ilvl="7">
+      <w:startOverride w:val="1"/>
+    </w:lvlOverride>
+    <w:lvlOverride w:ilvl="8">
+      <w:startOverride w:val="1"/>
+    </w:lvlOverride>
+  </w:num>
+  <w:num w:numId="26" w16cid:durableId="623387041">
+    <w:abstractNumId w:val="30"/>
+    <w:lvlOverride w:ilvl="0">
+      <w:startOverride w:val="1"/>
+    </w:lvlOverride>
+    <w:lvlOverride w:ilvl="1">
+      <w:startOverride w:val="1"/>
+    </w:lvlOverride>
+    <w:lvlOverride w:ilvl="2">
+      <w:startOverride w:val="1"/>
+    </w:lvlOverride>
+    <w:lvlOverride w:ilvl="3">
+      <w:startOverride w:val="1"/>
+    </w:lvlOverride>
+    <w:lvlOverride w:ilvl="4">
+      <w:startOverride w:val="1"/>
+    </w:lvlOverride>
+    <w:lvlOverride w:ilvl="5">
+      <w:startOverride w:val="1"/>
+    </w:lvlOverride>
+    <w:lvlOverride w:ilvl="6">
+      <w:startOverride w:val="1"/>
+    </w:lvlOverride>
+    <w:lvlOverride w:ilvl="7">
+      <w:startOverride w:val="1"/>
+    </w:lvlOverride>
+    <w:lvlOverride w:ilvl="8">
+      <w:startOverride w:val="1"/>
+    </w:lvlOverride>
+  </w:num>
+  <w:num w:numId="27" w16cid:durableId="571545525">
+    <w:abstractNumId w:val="30"/>
+    <w:lvlOverride w:ilvl="0">
+      <w:startOverride w:val="1"/>
+    </w:lvlOverride>
+    <w:lvlOverride w:ilvl="1">
+      <w:startOverride w:val="1"/>
+    </w:lvlOverride>
+    <w:lvlOverride w:ilvl="2">
+      <w:startOverride w:val="1"/>
+    </w:lvlOverride>
+    <w:lvlOverride w:ilvl="3">
+      <w:startOverride w:val="1"/>
+    </w:lvlOverride>
+    <w:lvlOverride w:ilvl="4">
+      <w:startOverride w:val="1"/>
+    </w:lvlOverride>
+    <w:lvlOverride w:ilvl="5">
+      <w:startOverride w:val="1"/>
+    </w:lvlOverride>
+    <w:lvlOverride w:ilvl="6">
+      <w:startOverride w:val="1"/>
+    </w:lvlOverride>
+    <w:lvlOverride w:ilvl="7">
+      <w:startOverride w:val="1"/>
+    </w:lvlOverride>
+    <w:lvlOverride w:ilvl="8">
+      <w:startOverride w:val="1"/>
+    </w:lvlOverride>
+  </w:num>
+  <w:num w:numId="28" w16cid:durableId="718475815">
+    <w:abstractNumId w:val="1"/>
+  </w:num>
+  <w:num w:numId="29" w16cid:durableId="1318532482">
+    <w:abstractNumId w:val="24"/>
+  </w:num>
+  <w:num w:numId="30" w16cid:durableId="2085495198">
+    <w:abstractNumId w:val="2"/>
+  </w:num>
+  <w:num w:numId="31" w16cid:durableId="1159468039">
+    <w:abstractNumId w:val="18"/>
+  </w:num>
+  <w:num w:numId="32" w16cid:durableId="2134787325">
+    <w:abstractNumId w:val="15"/>
+  </w:num>
+  <w:num w:numId="33" w16cid:durableId="690107431">
+    <w:abstractNumId w:val="19"/>
+    <w:lvlOverride w:ilvl="0"/>
+    <w:lvlOverride w:ilvl="1">
+      <w:startOverride w:val="1"/>
+    </w:lvlOverride>
+    <w:lvlOverride w:ilvl="2">
+      <w:startOverride w:val="1"/>
+    </w:lvlOverride>
+    <w:lvlOverride w:ilvl="3">
+      <w:startOverride w:val="1"/>
+    </w:lvlOverride>
+    <w:lvlOverride w:ilvl="4">
+      <w:startOverride w:val="1"/>
+    </w:lvlOverride>
+    <w:lvlOverride w:ilvl="5">
+      <w:startOverride w:val="1"/>
+    </w:lvlOverride>
+    <w:lvlOverride w:ilvl="6">
+      <w:startOverride w:val="1"/>
+    </w:lvlOverride>
+    <w:lvlOverride w:ilvl="7">
+      <w:startOverride w:val="1"/>
+    </w:lvlOverride>
+    <w:lvlOverride w:ilvl="8">
+      <w:startOverride w:val="1"/>
+    </w:lvlOverride>
+  </w:num>
+  <w:num w:numId="34" w16cid:durableId="1695031192">
+    <w:abstractNumId w:val="19"/>
+  </w:num>
+  <w:num w:numId="35" w16cid:durableId="1474131380">
+    <w:abstractNumId w:val="19"/>
+  </w:num>
+  <w:num w:numId="36" w16cid:durableId="385646365">
     <w:abstractNumId w:val="11"/>
   </w:num>
-  <w:num w:numId="4" w16cid:durableId="1982886481">
-    <w:abstractNumId w:val="16"/>
-    <w:lvlOverride w:ilvl="0"/>
-    <w:lvlOverride w:ilvl="1">
-      <w:startOverride w:val="1"/>
-    </w:lvlOverride>
-    <w:lvlOverride w:ilvl="2">
-      <w:startOverride w:val="1"/>
-    </w:lvlOverride>
-    <w:lvlOverride w:ilvl="3">
-      <w:startOverride w:val="1"/>
-    </w:lvlOverride>
-    <w:lvlOverride w:ilvl="4">
-      <w:startOverride w:val="1"/>
-    </w:lvlOverride>
-    <w:lvlOverride w:ilvl="5">
-      <w:startOverride w:val="1"/>
-    </w:lvlOverride>
-    <w:lvlOverride w:ilvl="6">
-      <w:startOverride w:val="1"/>
-    </w:lvlOverride>
-    <w:lvlOverride w:ilvl="7">
-      <w:startOverride w:val="1"/>
-    </w:lvlOverride>
-    <w:lvlOverride w:ilvl="8">
-      <w:startOverride w:val="1"/>
-    </w:lvlOverride>
-  </w:num>
-  <w:num w:numId="5" w16cid:durableId="1343313269">
+  <w:num w:numId="37" w16cid:durableId="774322130">
     <w:abstractNumId w:val="5"/>
   </w:num>
-  <w:num w:numId="6" w16cid:durableId="413548033">
-    <w:abstractNumId w:val="25"/>
+  <w:num w:numId="38" w16cid:durableId="1273244240">
+    <w:abstractNumId w:val="20"/>
   </w:num>
-  <w:num w:numId="7" w16cid:durableId="2517385">
-    <w:abstractNumId w:val="24"/>
+  <w:num w:numId="39" w16cid:durableId="1302419245">
+    <w:abstractNumId w:val="27"/>
   </w:num>
-  <w:num w:numId="8" w16cid:durableId="1673027270">
-    <w:abstractNumId w:val="9"/>
-  </w:num>
-  <w:num w:numId="9" w16cid:durableId="310713017">
+  <w:num w:numId="40" w16cid:durableId="671757144">
     <w:abstractNumId w:val="3"/>
   </w:num>
-  <w:num w:numId="10" w16cid:durableId="642394832">
-    <w:abstractNumId w:val="15"/>
+  <w:num w:numId="41" w16cid:durableId="1609465245">
+    <w:abstractNumId w:val="16"/>
   </w:num>
-  <w:num w:numId="11" w16cid:durableId="879364368">
-    <w:abstractNumId w:val="7"/>
+  <w:num w:numId="42" w16cid:durableId="1924870052">
+    <w:abstractNumId w:val="22"/>
   </w:num>
-  <w:num w:numId="12" w16cid:durableId="1154762435">
-    <w:abstractNumId w:val="19"/>
+  <w:num w:numId="43" w16cid:durableId="1546983496">
+    <w:abstractNumId w:val="0"/>
   </w:num>
-  <w:num w:numId="13" w16cid:durableId="1050419267">
+  <w:num w:numId="44" w16cid:durableId="1243755491">
+    <w:abstractNumId w:val="14"/>
+  </w:num>
+  <w:num w:numId="45" w16cid:durableId="2112815720">
     <w:abstractNumId w:val="21"/>
   </w:num>
-  <w:num w:numId="14" w16cid:durableId="1990405806">
-    <w:abstractNumId w:val="6"/>
+  <w:num w:numId="46" w16cid:durableId="495389479">
+    <w:abstractNumId w:val="31"/>
   </w:num>
-  <w:num w:numId="15" w16cid:durableId="1546913352">
-    <w:abstractNumId w:val="22"/>
-  </w:num>
-  <w:num w:numId="16" w16cid:durableId="1318874548">
-    <w:abstractNumId w:val="26"/>
-  </w:num>
-  <w:num w:numId="17" w16cid:durableId="722215861">
-    <w:abstractNumId w:val="26"/>
-    <w:lvlOverride w:ilvl="0">
-      <w:startOverride w:val="1"/>
-    </w:lvlOverride>
-    <w:lvlOverride w:ilvl="1">
-      <w:startOverride w:val="1"/>
-    </w:lvlOverride>
-    <w:lvlOverride w:ilvl="2">
-      <w:startOverride w:val="1"/>
-    </w:lvlOverride>
-    <w:lvlOverride w:ilvl="3">
-      <w:startOverride w:val="1"/>
-    </w:lvlOverride>
-    <w:lvlOverride w:ilvl="4">
-      <w:startOverride w:val="1"/>
-    </w:lvlOverride>
-    <w:lvlOverride w:ilvl="5">
-      <w:startOverride w:val="1"/>
-    </w:lvlOverride>
-    <w:lvlOverride w:ilvl="6">
-      <w:startOverride w:val="1"/>
-    </w:lvlOverride>
-    <w:lvlOverride w:ilvl="7">
-      <w:startOverride w:val="1"/>
-    </w:lvlOverride>
-    <w:lvlOverride w:ilvl="8">
-      <w:startOverride w:val="1"/>
-    </w:lvlOverride>
-  </w:num>
-  <w:num w:numId="18" w16cid:durableId="415446333">
-    <w:abstractNumId w:val="26"/>
-    <w:lvlOverride w:ilvl="0">
-      <w:startOverride w:val="1"/>
-    </w:lvlOverride>
-    <w:lvlOverride w:ilvl="1">
-      <w:startOverride w:val="1"/>
-    </w:lvlOverride>
-    <w:lvlOverride w:ilvl="2">
-      <w:startOverride w:val="1"/>
-    </w:lvlOverride>
-    <w:lvlOverride w:ilvl="3">
-      <w:startOverride w:val="1"/>
-    </w:lvlOverride>
-    <w:lvlOverride w:ilvl="4">
-      <w:startOverride w:val="1"/>
-    </w:lvlOverride>
-    <w:lvlOverride w:ilvl="5">
-      <w:startOverride w:val="1"/>
-    </w:lvlOverride>
-    <w:lvlOverride w:ilvl="6">
-      <w:startOverride w:val="1"/>
-    </w:lvlOverride>
-    <w:lvlOverride w:ilvl="7">
-      <w:startOverride w:val="1"/>
-    </w:lvlOverride>
-    <w:lvlOverride w:ilvl="8">
-      <w:startOverride w:val="1"/>
-    </w:lvlOverride>
-  </w:num>
-  <w:num w:numId="19" w16cid:durableId="1966346266">
-    <w:abstractNumId w:val="26"/>
-    <w:lvlOverride w:ilvl="0">
-      <w:startOverride w:val="1"/>
-    </w:lvlOverride>
-    <w:lvlOverride w:ilvl="1">
-      <w:startOverride w:val="1"/>
-    </w:lvlOverride>
-    <w:lvlOverride w:ilvl="2">
-      <w:startOverride w:val="1"/>
-    </w:lvlOverride>
-    <w:lvlOverride w:ilvl="3">
-      <w:startOverride w:val="1"/>
-    </w:lvlOverride>
-    <w:lvlOverride w:ilvl="4">
-      <w:startOverride w:val="1"/>
-    </w:lvlOverride>
-    <w:lvlOverride w:ilvl="5">
-      <w:startOverride w:val="1"/>
-    </w:lvlOverride>
-    <w:lvlOverride w:ilvl="6">
-      <w:startOverride w:val="1"/>
-    </w:lvlOverride>
-    <w:lvlOverride w:ilvl="7">
-      <w:startOverride w:val="1"/>
-    </w:lvlOverride>
-    <w:lvlOverride w:ilvl="8">
-      <w:startOverride w:val="1"/>
-    </w:lvlOverride>
-  </w:num>
-  <w:num w:numId="20" w16cid:durableId="985356155">
-    <w:abstractNumId w:val="26"/>
-    <w:lvlOverride w:ilvl="0">
-      <w:startOverride w:val="1"/>
-    </w:lvlOverride>
-    <w:lvlOverride w:ilvl="1">
-      <w:startOverride w:val="1"/>
-    </w:lvlOverride>
-    <w:lvlOverride w:ilvl="2">
-      <w:startOverride w:val="1"/>
-    </w:lvlOverride>
-    <w:lvlOverride w:ilvl="3">
-      <w:startOverride w:val="1"/>
-    </w:lvlOverride>
-    <w:lvlOverride w:ilvl="4">
-      <w:startOverride w:val="1"/>
-    </w:lvlOverride>
-    <w:lvlOverride w:ilvl="5">
-      <w:startOverride w:val="1"/>
-    </w:lvlOverride>
-    <w:lvlOverride w:ilvl="6">
-      <w:startOverride w:val="1"/>
-    </w:lvlOverride>
-    <w:lvlOverride w:ilvl="7">
-      <w:startOverride w:val="1"/>
-    </w:lvlOverride>
-    <w:lvlOverride w:ilvl="8">
-      <w:startOverride w:val="1"/>
-    </w:lvlOverride>
-  </w:num>
-  <w:num w:numId="21" w16cid:durableId="971326932">
-    <w:abstractNumId w:val="26"/>
-    <w:lvlOverride w:ilvl="0">
-      <w:startOverride w:val="1"/>
-    </w:lvlOverride>
-    <w:lvlOverride w:ilvl="1">
-      <w:startOverride w:val="1"/>
-    </w:lvlOverride>
-    <w:lvlOverride w:ilvl="2">
-      <w:startOverride w:val="1"/>
-    </w:lvlOverride>
-    <w:lvlOverride w:ilvl="3">
-      <w:startOverride w:val="1"/>
-    </w:lvlOverride>
-    <w:lvlOverride w:ilvl="4">
-      <w:startOverride w:val="1"/>
-    </w:lvlOverride>
-    <w:lvlOverride w:ilvl="5">
-      <w:startOverride w:val="1"/>
-    </w:lvlOverride>
-    <w:lvlOverride w:ilvl="6">
-      <w:startOverride w:val="1"/>
-    </w:lvlOverride>
-    <w:lvlOverride w:ilvl="7">
-      <w:startOverride w:val="1"/>
-    </w:lvlOverride>
-    <w:lvlOverride w:ilvl="8">
-      <w:startOverride w:val="1"/>
-    </w:lvlOverride>
-  </w:num>
-  <w:num w:numId="22" w16cid:durableId="874578897">
-    <w:abstractNumId w:val="26"/>
-    <w:lvlOverride w:ilvl="0">
-      <w:startOverride w:val="1"/>
-    </w:lvlOverride>
-    <w:lvlOverride w:ilvl="1">
-      <w:startOverride w:val="1"/>
-    </w:lvlOverride>
-    <w:lvlOverride w:ilvl="2">
-      <w:startOverride w:val="1"/>
-    </w:lvlOverride>
-    <w:lvlOverride w:ilvl="3">
-      <w:startOverride w:val="1"/>
-    </w:lvlOverride>
-    <w:lvlOverride w:ilvl="4">
-      <w:startOverride w:val="1"/>
-    </w:lvlOverride>
-    <w:lvlOverride w:ilvl="5">
-      <w:startOverride w:val="1"/>
-    </w:lvlOverride>
-    <w:lvlOverride w:ilvl="6">
-      <w:startOverride w:val="1"/>
-    </w:lvlOverride>
-    <w:lvlOverride w:ilvl="7">
-      <w:startOverride w:val="1"/>
-    </w:lvlOverride>
-    <w:lvlOverride w:ilvl="8">
-      <w:startOverride w:val="1"/>
-    </w:lvlOverride>
-  </w:num>
-  <w:num w:numId="23" w16cid:durableId="184097708">
-    <w:abstractNumId w:val="26"/>
-    <w:lvlOverride w:ilvl="0">
-      <w:startOverride w:val="1"/>
-    </w:lvlOverride>
-    <w:lvlOverride w:ilvl="1">
-      <w:startOverride w:val="1"/>
-    </w:lvlOverride>
-    <w:lvlOverride w:ilvl="2">
-      <w:startOverride w:val="1"/>
-    </w:lvlOverride>
-    <w:lvlOverride w:ilvl="3">
-      <w:startOverride w:val="1"/>
-    </w:lvlOverride>
-    <w:lvlOverride w:ilvl="4">
-      <w:startOverride w:val="1"/>
-    </w:lvlOverride>
-    <w:lvlOverride w:ilvl="5">
-      <w:startOverride w:val="1"/>
-    </w:lvlOverride>
-    <w:lvlOverride w:ilvl="6">
-      <w:startOverride w:val="1"/>
-    </w:lvlOverride>
-    <w:lvlOverride w:ilvl="7">
-      <w:startOverride w:val="1"/>
-    </w:lvlOverride>
-    <w:lvlOverride w:ilvl="8">
-      <w:startOverride w:val="1"/>
-    </w:lvlOverride>
-  </w:num>
-  <w:num w:numId="24" w16cid:durableId="1147547601">
-    <w:abstractNumId w:val="26"/>
-    <w:lvlOverride w:ilvl="0">
-      <w:startOverride w:val="1"/>
-    </w:lvlOverride>
-    <w:lvlOverride w:ilvl="1">
-      <w:startOverride w:val="1"/>
-    </w:lvlOverride>
-    <w:lvlOverride w:ilvl="2">
-      <w:startOverride w:val="1"/>
-    </w:lvlOverride>
-    <w:lvlOverride w:ilvl="3">
-      <w:startOverride w:val="1"/>
-    </w:lvlOverride>
-    <w:lvlOverride w:ilvl="4">
-      <w:startOverride w:val="1"/>
-    </w:lvlOverride>
-    <w:lvlOverride w:ilvl="5">
-      <w:startOverride w:val="1"/>
-    </w:lvlOverride>
-    <w:lvlOverride w:ilvl="6">
-      <w:startOverride w:val="1"/>
-    </w:lvlOverride>
-    <w:lvlOverride w:ilvl="7">
-      <w:startOverride w:val="1"/>
-    </w:lvlOverride>
-    <w:lvlOverride w:ilvl="8">
-      <w:startOverride w:val="1"/>
-    </w:lvlOverride>
-  </w:num>
-  <w:num w:numId="25" w16cid:durableId="697269251">
-    <w:abstractNumId w:val="26"/>
-    <w:lvlOverride w:ilvl="0">
-      <w:startOverride w:val="1"/>
-    </w:lvlOverride>
-    <w:lvlOverride w:ilvl="1">
-      <w:startOverride w:val="1"/>
-    </w:lvlOverride>
-    <w:lvlOverride w:ilvl="2">
-      <w:startOverride w:val="1"/>
-    </w:lvlOverride>
-    <w:lvlOverride w:ilvl="3">
-      <w:startOverride w:val="1"/>
-    </w:lvlOverride>
-    <w:lvlOverride w:ilvl="4">
-      <w:startOverride w:val="1"/>
-    </w:lvlOverride>
-    <w:lvlOverride w:ilvl="5">
-      <w:startOverride w:val="1"/>
-    </w:lvlOverride>
-    <w:lvlOverride w:ilvl="6">
-      <w:startOverride w:val="1"/>
-    </w:lvlOverride>
-    <w:lvlOverride w:ilvl="7">
-      <w:startOverride w:val="1"/>
-    </w:lvlOverride>
-    <w:lvlOverride w:ilvl="8">
-      <w:startOverride w:val="1"/>
-    </w:lvlOverride>
-  </w:num>
-  <w:num w:numId="26" w16cid:durableId="623387041">
-    <w:abstractNumId w:val="26"/>
-    <w:lvlOverride w:ilvl="0">
-      <w:startOverride w:val="1"/>
-    </w:lvlOverride>
-    <w:lvlOverride w:ilvl="1">
-      <w:startOverride w:val="1"/>
-    </w:lvlOverride>
-    <w:lvlOverride w:ilvl="2">
-      <w:startOverride w:val="1"/>
-    </w:lvlOverride>
-    <w:lvlOverride w:ilvl="3">
-      <w:startOverride w:val="1"/>
-    </w:lvlOverride>
-    <w:lvlOverride w:ilvl="4">
-      <w:startOverride w:val="1"/>
-    </w:lvlOverride>
-    <w:lvlOverride w:ilvl="5">
-      <w:startOverride w:val="1"/>
-    </w:lvlOverride>
-    <w:lvlOverride w:ilvl="6">
-      <w:startOverride w:val="1"/>
-    </w:lvlOverride>
-    <w:lvlOverride w:ilvl="7">
-      <w:startOverride w:val="1"/>
-    </w:lvlOverride>
-    <w:lvlOverride w:ilvl="8">
-      <w:startOverride w:val="1"/>
-    </w:lvlOverride>
-  </w:num>
-  <w:num w:numId="27" w16cid:durableId="571545525">
-    <w:abstractNumId w:val="26"/>
-    <w:lvlOverride w:ilvl="0">
-      <w:startOverride w:val="1"/>
-    </w:lvlOverride>
-    <w:lvlOverride w:ilvl="1">
-      <w:startOverride w:val="1"/>
-    </w:lvlOverride>
-    <w:lvlOverride w:ilvl="2">
-      <w:startOverride w:val="1"/>
-    </w:lvlOverride>
-    <w:lvlOverride w:ilvl="3">
-      <w:startOverride w:val="1"/>
-    </w:lvlOverride>
-    <w:lvlOverride w:ilvl="4">
-      <w:startOverride w:val="1"/>
-    </w:lvlOverride>
-    <w:lvlOverride w:ilvl="5">
-      <w:startOverride w:val="1"/>
-    </w:lvlOverride>
-    <w:lvlOverride w:ilvl="6">
-      <w:startOverride w:val="1"/>
-    </w:lvlOverride>
-    <w:lvlOverride w:ilvl="7">
-      <w:startOverride w:val="1"/>
-    </w:lvlOverride>
-    <w:lvlOverride w:ilvl="8">
-      <w:startOverride w:val="1"/>
-    </w:lvlOverride>
-  </w:num>
-  <w:num w:numId="28" w16cid:durableId="718475815">
-    <w:abstractNumId w:val="0"/>
-  </w:num>
-  <w:num w:numId="29" w16cid:durableId="1318532482">
-    <w:abstractNumId w:val="20"/>
-  </w:num>
-  <w:num w:numId="30" w16cid:durableId="2085495198">
-    <w:abstractNumId w:val="1"/>
-  </w:num>
-  <w:num w:numId="31" w16cid:durableId="1159468039">
-    <w:abstractNumId w:val="15"/>
-  </w:num>
-  <w:num w:numId="32" w16cid:durableId="2134787325">
-    <w:abstractNumId w:val="13"/>
-  </w:num>
-  <w:num w:numId="33" w16cid:durableId="690107431">
-    <w:abstractNumId w:val="16"/>
-    <w:lvlOverride w:ilvl="0"/>
-    <w:lvlOverride w:ilvl="1">
-      <w:startOverride w:val="1"/>
-    </w:lvlOverride>
-    <w:lvlOverride w:ilvl="2">
-      <w:startOverride w:val="1"/>
-    </w:lvlOverride>
-    <w:lvlOverride w:ilvl="3">
-      <w:startOverride w:val="1"/>
-    </w:lvlOverride>
-    <w:lvlOverride w:ilvl="4">
-      <w:startOverride w:val="1"/>
-    </w:lvlOverride>
-    <w:lvlOverride w:ilvl="5">
-      <w:startOverride w:val="1"/>
-    </w:lvlOverride>
-    <w:lvlOverride w:ilvl="6">
-      <w:startOverride w:val="1"/>
-    </w:lvlOverride>
-    <w:lvlOverride w:ilvl="7">
-      <w:startOverride w:val="1"/>
-    </w:lvlOverride>
-    <w:lvlOverride w:ilvl="8">
-      <w:startOverride w:val="1"/>
-    </w:lvlOverride>
-  </w:num>
-  <w:num w:numId="34" w16cid:durableId="1695031192">
-    <w:abstractNumId w:val="16"/>
-  </w:num>
-  <w:num w:numId="35" w16cid:durableId="1474131380">
-    <w:abstractNumId w:val="16"/>
-  </w:num>
-  <w:num w:numId="36" w16cid:durableId="385646365">
-    <w:abstractNumId w:val="10"/>
-  </w:num>
-  <w:num w:numId="37" w16cid:durableId="774322130">
-    <w:abstractNumId w:val="4"/>
-  </w:num>
-  <w:num w:numId="38" w16cid:durableId="1273244240">
+  <w:num w:numId="47" w16cid:durableId="1000545877">
     <w:abstractNumId w:val="17"/>
-  </w:num>
-  <w:num w:numId="39" w16cid:durableId="1302419245">
-    <w:abstractNumId w:val="23"/>
-  </w:num>
-  <w:num w:numId="40" w16cid:durableId="671757144">
-    <w:abstractNumId w:val="2"/>
-  </w:num>
-  <w:num w:numId="41" w16cid:durableId="1609465245">
-    <w:abstractNumId w:val="14"/>
-  </w:num>
-  <w:num w:numId="42" w16cid:durableId="1924870052">
-    <w:abstractNumId w:val="18"/>
   </w:num>
   <w:numIdMacAtCleanup w:val="15"/>
 </w:numbering>
@@ -6195,7 +9790,7 @@
   <w:style w:type="paragraph" w:default="1" w:styleId="Normal">
     <w:name w:val="Normal"/>
     <w:qFormat/>
-    <w:rsid w:val="001D02F9"/>
+    <w:rsid w:val="00C34C06"/>
     <w:pPr>
       <w:spacing w:line="360" w:lineRule="auto"/>
       <w:jc w:val="both"/>
@@ -6421,7 +10016,6 @@
   <w:style w:type="character" w:default="1" w:styleId="DefaultParagraphFont">
     <w:name w:val="Default Paragraph Font"/>
     <w:uiPriority w:val="1"/>
-    <w:semiHidden/>
     <w:unhideWhenUsed/>
   </w:style>
   <w:style w:type="table" w:default="1" w:styleId="TableNormal">
@@ -6581,14 +10175,13 @@
     <w:next w:val="Normal"/>
     <w:uiPriority w:val="99"/>
     <w:qFormat/>
-    <w:rsid w:val="005E2D9A"/>
+    <w:rsid w:val="00B3659C"/>
     <w:pPr>
       <w:spacing w:before="120"/>
       <w:jc w:val="center"/>
     </w:pPr>
     <w:rPr>
       <w:bCs/>
-      <w:sz w:val="20"/>
       <w:szCs w:val="20"/>
     </w:rPr>
   </w:style>
@@ -7215,6 +10808,29 @@
       <w:shd w:val="clear" w:color="auto" w:fill="E1DFDD"/>
     </w:rPr>
   </w:style>
+  <w:style w:type="paragraph" w:customStyle="1" w:styleId="Images">
+    <w:name w:val="Images"/>
+    <w:basedOn w:val="Normal"/>
+    <w:link w:val="ImagesChar"/>
+    <w:qFormat/>
+    <w:rsid w:val="004B3253"/>
+    <w:pPr>
+      <w:keepNext/>
+      <w:jc w:val="center"/>
+    </w:pPr>
+  </w:style>
+  <w:style w:type="character" w:customStyle="1" w:styleId="ImagesChar">
+    <w:name w:val="Images Char"/>
+    <w:basedOn w:val="DefaultParagraphFont"/>
+    <w:link w:val="Images"/>
+    <w:rsid w:val="004B3253"/>
+    <w:rPr>
+      <w:rFonts w:ascii="Calibri" w:hAnsi="Calibri" w:cs="Arial"/>
+      <w:sz w:val="24"/>
+      <w:szCs w:val="22"/>
+      <w:lang w:eastAsia="en-US"/>
+    </w:rPr>
+  </w:style>
 </w:styles>
 </file>
 

--- a/docs/thesis/magistrsko-delo-jasa-zupancic.docx
+++ b/docs/thesis/magistrsko-delo-jasa-zupancic.docx
@@ -2564,22 +2564,107 @@
         <w:t>za zaznavanje drže</w:t>
       </w:r>
       <w:r>
-        <w:t>, ki so primerni za delovanje na robnih napravah</w:t>
+        <w:t xml:space="preserve">, ki so primerni za delovanje na robnih napravah </w:t>
+      </w:r>
+      <w:r>
+        <w:t xml:space="preserve">in na podlagi njihove primerjave </w:t>
+      </w:r>
+      <w:r>
+        <w:t xml:space="preserve">določiti </w:t>
+      </w:r>
+      <w:r>
+        <w:t>najbolj ustreznega za implementacijo realno-časovne zaznave drže za spremljanje in analizo vadbe</w:t>
+      </w:r>
+      <w:r>
+        <w:t xml:space="preserve"> v okolju brskalnika</w:t>
+      </w:r>
+      <w:r>
+        <w:t>.</w:t>
+      </w:r>
+    </w:p>
+    <w:p/>
+    <w:p>
+      <w:r>
+        <w:t>Primerjava modelov temelji na njihovi hitrosti in učinkovitosti delovanja. Omejitev na robne naprave</w:t>
+      </w:r>
+      <w:r>
+        <w:t xml:space="preserve"> nabor modelov dokaj zmanjša, saj gre za naprave, ki nimajo velike procesorske moči. Primeri robnih naprav so osebni telefoni, računalniške tablice</w:t>
+      </w:r>
+      <w:r>
+        <w:t xml:space="preserve"> ter </w:t>
+      </w:r>
+      <w:r>
+        <w:lastRenderedPageBreak/>
+        <w:t>razni tipi samostoječih naprav, ki vsebujejo kamero in</w:t>
       </w:r>
       <w:r>
         <w:t xml:space="preserve"> </w:t>
       </w:r>
       <w:r>
-        <w:t xml:space="preserve">in na podlagi njihove primerjave </w:t>
-      </w:r>
-      <w:r>
-        <w:t xml:space="preserve">določiti </w:t>
-      </w:r>
-      <w:r>
-        <w:t>najbolj ustreznega za implementacijo realno-časovne zaznave drže za spremljanje in analizo vadbe</w:t>
-      </w:r>
-      <w:r>
-        <w:t xml:space="preserve"> v okolju brskalnika</w:t>
+        <w:t>omogočajo</w:t>
+      </w:r>
+      <w:r>
+        <w:t xml:space="preserve"> dostop do brskalnika. </w:t>
+      </w:r>
+      <w:r>
+        <w:t>Delovanje mora biti tudi neodvisno od izbire brskalnika.</w:t>
+      </w:r>
+    </w:p>
+    <w:p/>
+    <w:p>
+      <w:r>
+        <w:t>Glede na dokaj omejeno okolje, v katerem bodo modeli primerjani med seboj, j</w:t>
+      </w:r>
+      <w:r>
+        <w:t xml:space="preserve">e </w:t>
+      </w:r>
+      <w:r>
+        <w:t>pričakovana tudi sama optimizacija modelov. Sem spada uporaba različnih verzij modelov, prilagajanje okolja v brskalniku glede na potrebe modelov, …</w:t>
+      </w:r>
+    </w:p>
+    <w:p/>
+    <w:p>
+      <w:r>
+        <w:t xml:space="preserve">Eden izmed ciljev je tudi </w:t>
+      </w:r>
+      <w:r>
+        <w:t>ustvariti</w:t>
+      </w:r>
+      <w:r>
+        <w:t xml:space="preserve"> lastno učno množico med uporabo samega orodja za realno-časovno analizo vadbe. </w:t>
+      </w:r>
+      <w:r>
+        <w:t>Sem spada zajem</w:t>
+      </w:r>
+      <w:r>
+        <w:t xml:space="preserve"> in </w:t>
+      </w:r>
+      <w:r>
+        <w:t>filtriranje</w:t>
+      </w:r>
+      <w:r>
+        <w:t xml:space="preserve"> videov ter slik, kot tudi označevanje učne množice.</w:t>
+      </w:r>
+    </w:p>
+    <w:p/>
+    <w:p>
+      <w:r>
+        <w:t xml:space="preserve">Z lastno </w:t>
+      </w:r>
+      <w:r>
+        <w:t>ustvarjeno</w:t>
+      </w:r>
+      <w:r>
+        <w:t xml:space="preserve"> učno množico bo opravljeno tudi učenje </w:t>
+      </w:r>
+      <w:r>
+        <w:t xml:space="preserve">ustrezno </w:t>
+      </w:r>
+      <w:r>
+        <w:t>izbranega modela ter primerjava rezultatov pred in po učenj</w:t>
+      </w:r>
+      <w:r>
+        <w:t>u</w:t>
       </w:r>
       <w:r>
         <w:t>.</w:t>
@@ -2588,90 +2673,12 @@
     <w:p/>
     <w:p>
       <w:r>
-        <w:t>Primerjava modelov temelji na njihovi hitrosti in učinkovitosti delovanja. Omejitev na robne naprave</w:t>
-      </w:r>
-      <w:r>
-        <w:t xml:space="preserve"> nabor modelov dokaj zmanjša, saj gre za naprave, ki nimajo velike procesorske moči. Primeri robnih naprav so osebni telefoni, računalniške tablice</w:t>
-      </w:r>
-      <w:r>
-        <w:t xml:space="preserve"> ter </w:t>
-      </w:r>
-      <w:r>
-        <w:lastRenderedPageBreak/>
-        <w:t xml:space="preserve">razni tipi samostoječih naprav, ki vsebujejo kamero in dostop do brskalnika. </w:t>
-      </w:r>
-      <w:r>
-        <w:t>Delovanje mora biti tudi neodvisno od izbire brskalnika.</w:t>
-      </w:r>
-    </w:p>
-    <w:p/>
-    <w:p>
-      <w:r>
-        <w:t>Glede na dokaj omejeno okolje, v katerem bodo modeli primerjani med seboj, j</w:t>
-      </w:r>
-      <w:r>
-        <w:t xml:space="preserve">e </w:t>
-      </w:r>
-      <w:r>
-        <w:t>pričakovana tudi sama optimizacija modelov. Sem spada uporaba različnih verzij modelov, prilagajanje okolja v brskalniku glede na potrebe modelov, …</w:t>
-      </w:r>
-    </w:p>
-    <w:p/>
-    <w:p>
-      <w:r>
-        <w:t xml:space="preserve">Eden izmed ciljev je tudi </w:t>
-      </w:r>
-      <w:r>
-        <w:t>ustvariti</w:t>
-      </w:r>
-      <w:r>
-        <w:t xml:space="preserve"> lastno učno množico med uporabo samega orodja za realno-časovno analizo vadbe. </w:t>
-      </w:r>
-      <w:r>
-        <w:t>Sem spada zajem</w:t>
-      </w:r>
-      <w:r>
-        <w:t xml:space="preserve"> in </w:t>
-      </w:r>
-      <w:r>
-        <w:t>filtriranje</w:t>
-      </w:r>
-      <w:r>
-        <w:t xml:space="preserve"> videov ter slik, kot tudi označevanje učne množice.</w:t>
-      </w:r>
-    </w:p>
-    <w:p/>
-    <w:p>
-      <w:r>
-        <w:t xml:space="preserve">Z lastno </w:t>
-      </w:r>
-      <w:r>
-        <w:t>ustvarjeno</w:t>
-      </w:r>
-      <w:r>
-        <w:t xml:space="preserve"> učno množico bo opravljeno tudi učenje </w:t>
-      </w:r>
-      <w:r>
-        <w:t xml:space="preserve">ustrezno </w:t>
-      </w:r>
-      <w:r>
-        <w:t>izbranega modela ter primerjava rezultatov pred in po učenj</w:t>
-      </w:r>
-      <w:r>
-        <w:t>u</w:t>
-      </w:r>
-      <w:r>
-        <w:t>.</w:t>
-      </w:r>
-    </w:p>
-    <w:p/>
-    <w:p>
-      <w:r>
         <w:t>Glavni cilj in namen naloge je z ustrezno izbranim modelom ustvariti kvalitetno in robustno orodje za realno-časovno zaznavanje drže za spremljanje in analizo vadbe. Namen je izboljšati uporabnikovo pravilnost izvajanja vadbe, kot tudi meriti ter analizirati podatke, ki jih je brez posebnih pripomočkov za vadbo težko izmeriti.</w:t>
       </w:r>
     </w:p>
     <w:p>
       <w:pPr>
+        <w:spacing w:line="240" w:lineRule="auto"/>
         <w:jc w:val="left"/>
         <w:rPr>
           <w:rFonts w:cs="Times New Roman"/>
@@ -2683,6 +2690,7 @@
           <w:szCs w:val="36"/>
         </w:rPr>
       </w:pPr>
+      <w:bookmarkStart w:id="12" w:name="_Toc221980686"/>
       <w:r>
         <w:rPr>
           <w:b/>
@@ -2703,7 +2711,6 @@
           <w:lang w:val="sl-SI"/>
         </w:rPr>
       </w:pPr>
-      <w:bookmarkStart w:id="12" w:name="_Toc221980686"/>
       <w:r>
         <w:rPr>
           <w:b/>
@@ -2712,6 +2719,471 @@
           <w:lang w:val="sl-SI"/>
         </w:rPr>
         <w:lastRenderedPageBreak/>
+        <w:t>RAZVOJ IN OTIMIZACIJA MODELOV</w:t>
+      </w:r>
+    </w:p>
+    <w:p>
+      <w:r>
+        <w:t>Izbira ustreznega modela za zaznavo drže je eden izmed ključnih korakov naloge, saj je celoten sistem za analizo vadbe odvisen od stabilnost in natančnost sklepnih točk, ki so glavni izhod rezultatov modelov za zaznavo drže.</w:t>
+      </w:r>
+      <w:r>
+        <w:t xml:space="preserve"> Med modeli je potrebno primerjavi več metrik, in sicer je treba najti model z najboljšim kompromisom med hitrostjo, zakasnitvijo, porabo virov ter kakovostjo </w:t>
+      </w:r>
+      <w:r>
+        <w:t xml:space="preserve">zaznave </w:t>
+      </w:r>
+      <w:r>
+        <w:t>sklepnih točk.</w:t>
+      </w:r>
+    </w:p>
+    <w:p/>
+    <w:p>
+      <w:pPr>
+        <w:pStyle w:val="Heading2"/>
+      </w:pPr>
+      <w:r>
+        <w:t>Razlike med modeli</w:t>
+      </w:r>
+    </w:p>
+    <w:p>
+      <w:r>
+        <w:t>Modeli za zaznavo drže se med seboj lahko razlikujejo v mnogih pogledih.</w:t>
+      </w:r>
+    </w:p>
+    <w:p>
+      <w:pPr>
+        <w:pStyle w:val="Heading3"/>
+      </w:pPr>
+      <w:r>
+        <w:t>2D in 3D pozicija zaznanih sklepnih točk</w:t>
+      </w:r>
+    </w:p>
+    <w:p>
+      <w:r>
+        <w:t xml:space="preserve">Nekateri modeli so sposobni </w:t>
+      </w:r>
+      <w:r>
+        <w:t xml:space="preserve">ob 2D napovedi </w:t>
+      </w:r>
+      <w:r>
+        <w:t>koordinat</w:t>
+      </w:r>
+      <w:r>
+        <w:t xml:space="preserve"> sklepnih točk napovedati tudi </w:t>
+      </w:r>
+      <w:r>
+        <w:t>z</w:t>
+      </w:r>
+      <w:r>
+        <w:t>-</w:t>
+      </w:r>
+      <w:r>
+        <w:t>koordinat</w:t>
+      </w:r>
+      <w:r>
+        <w:t>o</w:t>
+      </w:r>
+      <w:r>
+        <w:t xml:space="preserve">, ki </w:t>
+      </w:r>
+      <w:r>
+        <w:t xml:space="preserve">nosi informacijo o tem, </w:t>
+      </w:r>
+      <w:r>
+        <w:t>kako daleč v globino je določena točka glede na izhodišče</w:t>
+      </w:r>
+      <w:r>
+        <w:t xml:space="preserve">. </w:t>
+      </w:r>
+      <w:r>
+        <w:t xml:space="preserve">Zaznava vrednosti </w:t>
+      </w:r>
+      <w:r>
+        <w:t xml:space="preserve">pozicije </w:t>
+      </w:r>
+      <w:r>
+        <w:t>z</w:t>
+      </w:r>
+      <w:r>
+        <w:t>-</w:t>
+      </w:r>
+      <w:r>
+        <w:t>koordinate</w:t>
+      </w:r>
+      <w:r>
+        <w:t xml:space="preserve"> </w:t>
+      </w:r>
+      <w:r>
+        <w:t xml:space="preserve">sklepnih točk se razlikuje od zaznave </w:t>
+      </w:r>
+      <w:r>
+        <w:t xml:space="preserve">x in y </w:t>
+      </w:r>
+      <w:r>
+        <w:t xml:space="preserve">koordinat </w:t>
+      </w:r>
+      <w:r>
+        <w:t>sklepnih točk</w:t>
+      </w:r>
+      <w:r>
+        <w:t xml:space="preserve">, saj se </w:t>
+      </w:r>
+      <w:r>
+        <w:t xml:space="preserve">koordinati </w:t>
+      </w:r>
+      <w:r>
+        <w:t>x in y določita neposredno iz slike, ki je oblike</w:t>
+      </w:r>
+      <w:r>
+        <w:t xml:space="preserve"> 2D</w:t>
+      </w:r>
+      <w:r>
+        <w:t xml:space="preserve">, kar pomeni, da se vrednosti </w:t>
+      </w:r>
+      <w:r>
+        <w:t>z</w:t>
+      </w:r>
+      <w:r>
+        <w:t>-</w:t>
+      </w:r>
+      <w:r>
+        <w:t>koordinate</w:t>
+      </w:r>
+      <w:r>
+        <w:t xml:space="preserve"> v sistemu, ki </w:t>
+      </w:r>
+      <w:r>
+        <w:t>kot</w:t>
+      </w:r>
+      <w:r>
+        <w:t xml:space="preserve"> vhod </w:t>
+      </w:r>
+      <w:r>
+        <w:t>v</w:t>
+      </w:r>
+      <w:r>
+        <w:t xml:space="preserve"> </w:t>
+      </w:r>
+      <w:r>
+        <w:t xml:space="preserve">model uporablja </w:t>
+      </w:r>
+      <w:r>
+        <w:t>zajeme</w:t>
+      </w:r>
+      <w:r>
+        <w:t xml:space="preserve"> </w:t>
+      </w:r>
+      <w:r>
+        <w:t>navadn</w:t>
+      </w:r>
+      <w:r>
+        <w:t>e</w:t>
+      </w:r>
+      <w:r>
+        <w:t xml:space="preserve"> RGB kamer</w:t>
+      </w:r>
+      <w:r>
+        <w:t>e</w:t>
+      </w:r>
+      <w:r>
+        <w:t>,</w:t>
+      </w:r>
+      <w:r>
+        <w:t xml:space="preserve"> morajo določiti na drugačen način.</w:t>
+      </w:r>
+    </w:p>
+    <w:p/>
+    <w:p>
+      <w:r>
+        <w:t>Pri interpretaciji 3D izhoda je pomembno poudariti, da z</w:t>
+      </w:r>
+      <w:r>
+        <w:t>-</w:t>
+      </w:r>
+      <w:r>
+        <w:t>koordinata</w:t>
+      </w:r>
+      <w:r>
+        <w:t xml:space="preserve"> pri večini </w:t>
+      </w:r>
+      <w:r>
+        <w:t>modelov za zaznavo drže</w:t>
+      </w:r>
+      <w:r>
+        <w:t>, ki delujejo na osnovi ene same RGB kamere, ne predstavljajo neposredno izmerjene absolutne globine v metrih. Gre za napovedano globinsko komponento, ki je pogosto podana relativno glede na izhodiščno točko (npr. medenico) ali pa je normalizirana glede na velikost osebe v sliki oziroma velikost vhodnega okna. Posledično se lahko numerične vrednosti z-koordinate med različnimi modeli razlikujejo tako po skali kot po definiciji ničelne točke, kar oteži neposredno primerjavo med modeli</w:t>
+      </w:r>
+      <w:r>
+        <w:t>.</w:t>
+      </w:r>
+    </w:p>
+    <w:p/>
+    <w:p>
+      <w:r>
+        <w:t>Z</w:t>
+      </w:r>
+      <w:r>
+        <w:t>-</w:t>
+      </w:r>
+      <w:r>
+        <w:t xml:space="preserve">komponenta </w:t>
+      </w:r>
+      <w:r>
+        <w:t xml:space="preserve">je </w:t>
+      </w:r>
+      <w:r>
+        <w:t>praviloma manj stabilna in bolj občutljiva na spremembe kota kamere, delne zakritosti ter netočne 2D napovedi. V praksi se to lahko odrazi kot večji šum v z</w:t>
+      </w:r>
+      <w:r>
+        <w:t>-</w:t>
+      </w:r>
+      <w:r>
+        <w:lastRenderedPageBreak/>
+        <w:t>k</w:t>
+      </w:r>
+      <w:r>
+        <w:t>oordinati, kar je pri realno-časovni analizi vadbe problematično, saj lahko povzroča lažne spremembe hitrosti ali obsega giba.</w:t>
+      </w:r>
+    </w:p>
+    <w:p/>
+    <w:p>
+      <w:r>
+        <w:t>Za bolj “pravo” 3D rekonstrukcijo se pogosto uporabljajo pristopi z več kamerami</w:t>
+      </w:r>
+      <w:r>
+        <w:t xml:space="preserve">, pristopi </w:t>
+      </w:r>
+      <w:r>
+        <w:t>z uporabo označevalcev</w:t>
+      </w:r>
+      <w:r>
+        <w:t xml:space="preserve"> ali</w:t>
+      </w:r>
+      <w:r>
+        <w:t xml:space="preserve"> pristopi</w:t>
+      </w:r>
+      <w:r>
+        <w:t xml:space="preserve"> z namensko strojno opremo (npr. globinske kamere), kjer je globina izmerjena neposredno. V kontekstu te naloge pa je cilj delovanje v brskalniku na robnih napravah z običajno RGB kamero, zato je uporaba kompleksnejših metod omejena. Posledično je v takem okolju običajno bolj smiselno temeljenje analize vadbe na 2D koordinatah in iz njih izpeljanih kotih ter relativnih razdaljah, pri čemer je mogoče z komponento (če je na voljo) uporabiti le kot dodatno podporno informacijo, ne pa kot primarni vir za metrike, ki zahtevajo absolutno natančnost.</w:t>
+      </w:r>
+    </w:p>
+    <w:p>
+      <w:pPr>
+        <w:pStyle w:val="Heading3"/>
+      </w:pPr>
+      <w:r>
+        <w:t>Oblika</w:t>
+      </w:r>
+      <w:r>
+        <w:t xml:space="preserve"> zaznanih sklepnih točk</w:t>
+      </w:r>
+    </w:p>
+    <w:p>
+      <w:r>
+        <w:t xml:space="preserve">Ena glavnih razlik </w:t>
+      </w:r>
+      <w:r>
+        <w:t xml:space="preserve">med </w:t>
+      </w:r>
+      <w:r>
+        <w:t xml:space="preserve">modeli </w:t>
+      </w:r>
+      <w:r>
+        <w:t>je privzeto število sklepnih točk, ki jih modeli napovejo</w:t>
+      </w:r>
+      <w:r>
+        <w:t xml:space="preserve">. </w:t>
+      </w:r>
+      <w:r>
+        <w:t>Število točk je neposredno povezano s tem, kako podrobno je mogoče opisati držo in gibanje posameznika, kar vpliva na natančnost izračuna kotov, relativnih razdalj in drugih metrik, ki se uporabljajo pri analizi vadbe.</w:t>
+      </w:r>
+      <w:r>
+        <w:t xml:space="preserve"> Modeli z manjšim številom napovedanih sklepnih točk običajno ponujajo osnovni skelet, medtem ko modeli z večjim številom točk dodatno vključujejo bolj fine referenčne točke telesa, kot so prsti, obrazne točke ali dodatne točke na trupu. Večje število točk po navadi prinese tudi večjo računsko zahtevnost ter večjo občutljivost na šum. Za analizo vadbe ni potrebe po večjem številu skeletnih točk, dovolj so osnovne.</w:t>
+      </w:r>
+    </w:p>
+    <w:p/>
+    <w:p>
+      <w:r>
+        <w:t>Poleg samega števila točk se modeli razlikujejo tudi v tem, katere točke sploh napovedujejo in kako je skelet definiran. Različni modeli lahko uporabljajo drugačne definicije sklepov (</w:t>
+      </w:r>
+      <w:r>
+        <w:t>najpogosteje je to</w:t>
+      </w:r>
+      <w:r>
+        <w:t xml:space="preserve"> “kolk” kot točka na medenici ali kot projekcija sklepa noge), drugačne indekse in poimenovanj</w:t>
+      </w:r>
+      <w:r>
+        <w:t>a</w:t>
+      </w:r>
+      <w:r>
+        <w:t>. Zaradi tega neposredna primerjava rezultatov med modeli ni trivialna, saj je za nadaljnjo obdelavo potrebno vzpostaviti enoten interni format ključnih točk (npr. standardiziran nabor imen sklepov) in po potrebi izračunati manjkajoče točke z aproksimacijo (npr. sredina med levo in desno točko kolka za oceno medenice).</w:t>
+      </w:r>
+    </w:p>
+    <w:p>
+      <w:r>
+        <w:lastRenderedPageBreak/>
+        <w:t>OPIŠI ŠE VISIBILITY OZ CONFIDENCE!</w:t>
+      </w:r>
+    </w:p>
+    <w:p>
+      <w:pPr>
+        <w:pStyle w:val="Heading2"/>
+      </w:pPr>
+      <w:r>
+        <w:t>Izbrani modeli in njihov</w:t>
+      </w:r>
+      <w:r>
+        <w:t>e razlike</w:t>
+      </w:r>
+    </w:p>
+    <w:p>
+      <w:r>
+        <w:t xml:space="preserve">Izbira modelov </w:t>
+      </w:r>
+      <w:r>
+        <w:t xml:space="preserve">za zaznavanje drže </w:t>
+      </w:r>
+      <w:r>
+        <w:t xml:space="preserve">je </w:t>
+      </w:r>
+      <w:r>
+        <w:t xml:space="preserve">v tej nalogi </w:t>
+      </w:r>
+      <w:r>
+        <w:t xml:space="preserve">omejena </w:t>
+      </w:r>
+      <w:r>
+        <w:t xml:space="preserve">s </w:t>
+      </w:r>
+      <w:r>
+        <w:t>pogoj</w:t>
+      </w:r>
+      <w:r>
+        <w:t>i</w:t>
+      </w:r>
+      <w:r>
+        <w:t xml:space="preserve"> izvajanja v okolju brskalnika. </w:t>
+      </w:r>
+      <w:r>
+        <w:t xml:space="preserve">Cilj je realno-časovna analiza drže na robnih napravah, zato so bili v primerjavo vključeni predvsem </w:t>
+      </w:r>
+      <w:r>
+        <w:t>“</w:t>
+      </w:r>
+      <w:r>
+        <w:t>lažji</w:t>
+      </w:r>
+      <w:r>
+        <w:t>“</w:t>
+      </w:r>
+      <w:r>
+        <w:t xml:space="preserve"> modeli, oziroma lažje različice modelov, ki omogočajo izvajanje brez večjih zakasnite</w:t>
+      </w:r>
+      <w:r>
+        <w:t>v, upočasnitev ali kakršnega koli negativnega vpliva na uporabniško izkušnjo</w:t>
+      </w:r>
+      <w:r>
+        <w:t>.</w:t>
+      </w:r>
+    </w:p>
+    <w:p/>
+    <w:p>
+      <w:r>
+        <w:t>Dodatna omejitev izbire modelov predstavlja tudi prenosljivost modelov, saj mora njihova implementacija delovati v različnih brskalnikih na različnih napravah, za kar je potrebno, da je model možno izvajati v okolju za splet, v tej nalogi specifično</w:t>
+      </w:r>
+      <w:r>
+        <w:t xml:space="preserve"> v okolju</w:t>
+      </w:r>
+      <w:r>
+        <w:t xml:space="preserve"> Next.js. </w:t>
+      </w:r>
+    </w:p>
+    <w:p/>
+    <w:p>
+      <w:r>
+        <w:t>Pri opisu posameznega modela so obravnavani naslednji vidiki:</w:t>
+      </w:r>
+    </w:p>
+    <w:p>
+      <w:pPr>
+        <w:pStyle w:val="ListParagraph"/>
+        <w:numPr>
+          <w:ilvl w:val="0"/>
+          <w:numId w:val="48"/>
+        </w:numPr>
+      </w:pPr>
+      <w:r>
+        <w:t>Izvajalno okolje in podprta zaledja delovanja</w:t>
+      </w:r>
+    </w:p>
+    <w:p>
+      <w:pPr>
+        <w:pStyle w:val="ListParagraph"/>
+        <w:numPr>
+          <w:ilvl w:val="0"/>
+          <w:numId w:val="48"/>
+        </w:numPr>
+      </w:pPr>
+      <w:r>
+        <w:t>Vhodne zahteve</w:t>
+      </w:r>
+    </w:p>
+    <w:p>
+      <w:pPr>
+        <w:pStyle w:val="ListParagraph"/>
+        <w:numPr>
+          <w:ilvl w:val="0"/>
+          <w:numId w:val="48"/>
+        </w:numPr>
+      </w:pPr>
+      <w:r>
+        <w:t>Izhod</w:t>
+      </w:r>
+    </w:p>
+    <w:p>
+      <w:pPr>
+        <w:pStyle w:val="ListParagraph"/>
+        <w:numPr>
+          <w:ilvl w:val="0"/>
+          <w:numId w:val="48"/>
+        </w:numPr>
+      </w:pPr>
+      <w:r>
+        <w:t>Hitrost delovanja</w:t>
+      </w:r>
+    </w:p>
+    <w:p>
+      <w:pPr>
+        <w:pStyle w:val="ListParagraph"/>
+        <w:numPr>
+          <w:ilvl w:val="0"/>
+          <w:numId w:val="48"/>
+        </w:numPr>
+      </w:pPr>
+      <w:r>
+        <w:t>Praktične prednosti in slabosti za analizo vad</w:t>
+      </w:r>
+      <w:r>
+        <w:t>be</w:t>
+      </w:r>
+    </w:p>
+    <w:p/>
+    <w:p>
+      <w:pPr>
+        <w:pStyle w:val="Heading1"/>
+        <w:spacing w:line="360" w:lineRule="auto"/>
+        <w:rPr>
+          <w:b/>
+          <w:sz w:val="36"/>
+          <w:szCs w:val="36"/>
+          <w:lang w:val="sl-SI"/>
+        </w:rPr>
+      </w:pPr>
+      <w:r>
+        <w:rPr>
+          <w:b/>
+          <w:sz w:val="36"/>
+          <w:szCs w:val="36"/>
+          <w:lang w:val="sl-SI"/>
+        </w:rPr>
         <w:t>SPREMLJANJE IN ANALI</w:t>
       </w:r>
       <w:r>
@@ -2966,7 +3438,6 @@
       </w:pPr>
       <w:bookmarkStart w:id="14" w:name="_Toc221980688"/>
       <w:r>
-        <w:lastRenderedPageBreak/>
         <w:t>Stanje NI_V_KADRU</w:t>
       </w:r>
       <w:bookmarkEnd w:id="14"/>
@@ -3019,6 +3490,7 @@
       </w:pPr>
       <w:bookmarkStart w:id="15" w:name="_Toc221980689"/>
       <w:r>
+        <w:lastRenderedPageBreak/>
         <w:t>Stanje NI_OBRNJEN_PROTI_KAMERI</w:t>
       </w:r>
       <w:bookmarkEnd w:id="15"/>
@@ -3195,11 +3667,7 @@
         <w:t xml:space="preserve">, </w:t>
       </w:r>
       <w:r>
-        <w:t xml:space="preserve">specificirati </w:t>
-      </w:r>
-      <w:r>
-        <w:lastRenderedPageBreak/>
-        <w:t>pravila, za zaznavo napačne začetne drže. Pravilo preverja eno izmed naslednjih pogojev:</w:t>
+        <w:t>specificirati pravila, za zaznavo napačne začetne drže. Pravilo preverja eno izmed naslednjih pogojev:</w:t>
       </w:r>
     </w:p>
     <w:p>
@@ -3267,6 +3735,7 @@
           <w:sz w:val="44"/>
           <w:szCs w:val="44"/>
         </w:rPr>
+        <w:lastRenderedPageBreak/>
         <w:t xml:space="preserve">SLIKA PRED HALF SQUAT </w:t>
       </w:r>
       <w:r>
@@ -3393,7 +3862,6 @@
           <w:sz w:val="44"/>
           <w:szCs w:val="44"/>
         </w:rPr>
-        <w:lastRenderedPageBreak/>
         <w:t>SLIKA</w:t>
       </w:r>
       <w:r>
@@ -3430,6 +3898,7 @@
       </w:pPr>
       <w:bookmarkStart w:id="20" w:name="_Toc221980694"/>
       <w:r>
+        <w:lastRenderedPageBreak/>
         <w:t>Predpisi vaj</w:t>
       </w:r>
       <w:bookmarkEnd w:id="20"/>
@@ -3613,7 +4082,6 @@
       </w:pPr>
       <w:bookmarkStart w:id="21" w:name="_Toc221980695"/>
       <w:r>
-        <w:lastRenderedPageBreak/>
         <w:t>Zajemanje ponovitev</w:t>
       </w:r>
       <w:bookmarkEnd w:id="21"/>
@@ -3676,6 +4144,7 @@
         <w:spacing w:line="360" w:lineRule="auto"/>
       </w:pPr>
       <w:r>
+        <w:lastRenderedPageBreak/>
         <w:t xml:space="preserve">Trend gibanja izbrane sklepne točke je izpolnil pogoje za </w:t>
       </w:r>
       <w:r>
@@ -3833,28 +4302,28 @@
       </w:pPr>
       <w:bookmarkStart w:id="23" w:name="_Toc221980697"/>
       <w:r>
+        <w:t>Čas ekscentrične faze</w:t>
+      </w:r>
+      <w:bookmarkEnd w:id="23"/>
+    </w:p>
+    <w:p>
+      <w:r>
+        <w:t>Ekscentrična faza je nasprotje koncentrični, saj se v njej glavna mišica podaljšuje, uporabnik pa gibanje kontrolirano zavira, kar predstavlja manjšo breme kot med koncentrično fazo.</w:t>
+      </w:r>
+      <w:r>
+        <w:t xml:space="preserve"> Pri vaji upogib bicepsa je to druga faza, ki se začne v časovnem trenutku, ko se zapestje z utežjo začne iz najvišje točke spuščati navzdol, praviloma pa se konča, ko zapestje preide v začetno pozicijo.</w:t>
+      </w:r>
+      <w:r>
+        <w:t xml:space="preserve"> Pri vaji počep, pa je ekscentrična faza nastopi prva, torej ko se uporabnik iz začetne pozicije začne spuščati proti najnižji poziciji ponovitve.</w:t>
+      </w:r>
+    </w:p>
+    <w:p>
+      <w:pPr>
+        <w:pStyle w:val="Heading3"/>
+      </w:pPr>
+      <w:bookmarkStart w:id="24" w:name="_Toc221980698"/>
+      <w:r>
         <w:lastRenderedPageBreak/>
-        <w:t>Čas ekscentrične faze</w:t>
-      </w:r>
-      <w:bookmarkEnd w:id="23"/>
-    </w:p>
-    <w:p>
-      <w:r>
-        <w:t>Ekscentrična faza je nasprotje koncentrični, saj se v njej glavna mišica podaljšuje, uporabnik pa gibanje kontrolirano zavira, kar predstavlja manjšo breme kot med koncentrično fazo.</w:t>
-      </w:r>
-      <w:r>
-        <w:t xml:space="preserve"> Pri vaji upogib bicepsa je to druga faza, ki se začne v časovnem trenutku, ko se zapestje z utežjo začne iz najvišje točke spuščati navzdol, praviloma pa se konča, ko zapestje preide v začetno pozicijo.</w:t>
-      </w:r>
-      <w:r>
-        <w:t xml:space="preserve"> Pri vaji počep, pa je ekscentrična faza nastopi prva, torej ko se uporabnik iz začetne pozicije začne spuščati proti najnižji poziciji ponovitve.</w:t>
-      </w:r>
-    </w:p>
-    <w:p>
-      <w:pPr>
-        <w:pStyle w:val="Heading3"/>
-      </w:pPr>
-      <w:bookmarkStart w:id="24" w:name="_Toc221980698"/>
-      <w:r>
         <w:t>Čas izometrične faze</w:t>
       </w:r>
       <w:bookmarkEnd w:id="24"/>
@@ -3995,48 +4464,48 @@
     <w:p/>
     <w:p>
       <w:r>
+        <w:t>Časovni graf prikaže vsako ponovitev kot stolpec, ki vsebuje tri informacije. Rumen</w:t>
+      </w:r>
+      <w:r>
+        <w:t xml:space="preserve"> in svetlo zelen</w:t>
+      </w:r>
+      <w:r>
+        <w:t xml:space="preserve"> del </w:t>
+      </w:r>
+      <w:r>
+        <w:t>predstavljata</w:t>
+      </w:r>
+      <w:r>
+        <w:t xml:space="preserve"> čas koncentrične faze, oranžen</w:t>
+      </w:r>
+      <w:r>
+        <w:t xml:space="preserve"> in temno zelen</w:t>
+      </w:r>
+      <w:r>
+        <w:t xml:space="preserve"> del čas ekscentrične faze</w:t>
+      </w:r>
+      <w:r>
+        <w:t xml:space="preserve">, </w:t>
+      </w:r>
+      <w:r>
+        <w:t xml:space="preserve">črna črta na sredini stolpca </w:t>
+      </w:r>
+      <w:r>
+        <w:t xml:space="preserve">pa </w:t>
+      </w:r>
+      <w:r>
+        <w:t>čas izometrične faze.</w:t>
+      </w:r>
+    </w:p>
+    <w:p>
+      <w:pPr>
+        <w:pStyle w:val="Images"/>
+      </w:pPr>
+      <w:r>
+        <w:rPr>
+          <w:noProof/>
+        </w:rPr>
         <w:lastRenderedPageBreak/>
-        <w:t>Časovni graf prikaže vsako ponovitev kot stolpec, ki vsebuje tri informacije. Rumen</w:t>
-      </w:r>
-      <w:r>
-        <w:t xml:space="preserve"> in svetlo zelen</w:t>
-      </w:r>
-      <w:r>
-        <w:t xml:space="preserve"> del </w:t>
-      </w:r>
-      <w:r>
-        <w:t>predstavljata</w:t>
-      </w:r>
-      <w:r>
-        <w:t xml:space="preserve"> čas koncentrične faze, oranžen</w:t>
-      </w:r>
-      <w:r>
-        <w:t xml:space="preserve"> in temno zelen</w:t>
-      </w:r>
-      <w:r>
-        <w:t xml:space="preserve"> del čas ekscentrične faze</w:t>
-      </w:r>
-      <w:r>
-        <w:t xml:space="preserve">, </w:t>
-      </w:r>
-      <w:r>
-        <w:t xml:space="preserve">črna črta na sredini stolpca </w:t>
-      </w:r>
-      <w:r>
-        <w:t xml:space="preserve">pa </w:t>
-      </w:r>
-      <w:r>
-        <w:t>čas izometrične faze.</w:t>
-      </w:r>
-    </w:p>
-    <w:p>
-      <w:pPr>
-        <w:pStyle w:val="Images"/>
-      </w:pPr>
-      <w:r>
-        <w:rPr>
-          <w:noProof/>
-        </w:rPr>
         <w:drawing>
           <wp:inline distT="0" distB="0" distL="0" distR="0" wp14:anchorId="1E28F347" wp14:editId="4BB88319">
             <wp:extent cx="4933950" cy="3071499"/>
@@ -4083,25 +4552,51 @@
       <w:r>
         <w:t xml:space="preserve">Slika </w:t>
       </w:r>
-      <w:fldSimple w:instr=" STYLEREF 1 \s ">
-        <w:r>
-          <w:rPr>
-            <w:noProof/>
-          </w:rPr>
-          <w:t>2</w:t>
-        </w:r>
-      </w:fldSimple>
+      <w:r>
+        <w:fldChar w:fldCharType="begin"/>
+      </w:r>
+      <w:r>
+        <w:instrText xml:space="preserve"> STYLEREF 1 \s </w:instrText>
+      </w:r>
+      <w:r>
+        <w:fldChar w:fldCharType="separate"/>
+      </w:r>
+      <w:r>
+        <w:rPr>
+          <w:noProof/>
+        </w:rPr>
+        <w:t>2</w:t>
+      </w:r>
+      <w:r>
+        <w:rPr>
+          <w:noProof/>
+        </w:rPr>
+        <w:fldChar w:fldCharType="end"/>
+      </w:r>
       <w:r>
         <w:t>.</w:t>
       </w:r>
-      <w:fldSimple w:instr=" SEQ Slika \* ARABIC \s 1 ">
-        <w:r>
-          <w:rPr>
-            <w:noProof/>
-          </w:rPr>
-          <w:t>1</w:t>
-        </w:r>
-      </w:fldSimple>
+      <w:r>
+        <w:fldChar w:fldCharType="begin"/>
+      </w:r>
+      <w:r>
+        <w:instrText xml:space="preserve"> SEQ Slika \* ARABIC \s 1 </w:instrText>
+      </w:r>
+      <w:r>
+        <w:fldChar w:fldCharType="separate"/>
+      </w:r>
+      <w:r>
+        <w:rPr>
+          <w:noProof/>
+        </w:rPr>
+        <w:t>1</w:t>
+      </w:r>
+      <w:r>
+        <w:rPr>
+          <w:noProof/>
+        </w:rPr>
+        <w:fldChar w:fldCharType="end"/>
+      </w:r>
       <w:r>
         <w:t>: Časovni graf</w:t>
       </w:r>
@@ -4134,7 +4629,6 @@
         <w:rPr>
           <w:noProof/>
         </w:rPr>
-        <w:lastRenderedPageBreak/>
         <w:drawing>
           <wp:inline distT="0" distB="0" distL="0" distR="0" wp14:anchorId="26B7BC38" wp14:editId="448F4768">
             <wp:extent cx="4895918" cy="3124200"/>
@@ -4181,25 +4675,51 @@
       <w:r>
         <w:t xml:space="preserve">Slika </w:t>
       </w:r>
-      <w:fldSimple w:instr=" STYLEREF 1 \s ">
-        <w:r>
-          <w:rPr>
-            <w:noProof/>
-          </w:rPr>
-          <w:t>2</w:t>
-        </w:r>
-      </w:fldSimple>
+      <w:r>
+        <w:fldChar w:fldCharType="begin"/>
+      </w:r>
+      <w:r>
+        <w:instrText xml:space="preserve"> STYLEREF 1 \s </w:instrText>
+      </w:r>
+      <w:r>
+        <w:fldChar w:fldCharType="separate"/>
+      </w:r>
+      <w:r>
+        <w:rPr>
+          <w:noProof/>
+        </w:rPr>
+        <w:t>2</w:t>
+      </w:r>
+      <w:r>
+        <w:rPr>
+          <w:noProof/>
+        </w:rPr>
+        <w:fldChar w:fldCharType="end"/>
+      </w:r>
       <w:r>
         <w:t>.</w:t>
       </w:r>
-      <w:fldSimple w:instr=" SEQ Slika \* ARABIC \s 1 ">
-        <w:r>
-          <w:rPr>
-            <w:noProof/>
-          </w:rPr>
-          <w:t>2</w:t>
-        </w:r>
-      </w:fldSimple>
+      <w:r>
+        <w:fldChar w:fldCharType="begin"/>
+      </w:r>
+      <w:r>
+        <w:instrText xml:space="preserve"> SEQ Slika \* ARABIC \s 1 </w:instrText>
+      </w:r>
+      <w:r>
+        <w:fldChar w:fldCharType="separate"/>
+      </w:r>
+      <w:r>
+        <w:rPr>
+          <w:noProof/>
+        </w:rPr>
+        <w:t>2</w:t>
+      </w:r>
+      <w:r>
+        <w:rPr>
+          <w:noProof/>
+        </w:rPr>
+        <w:fldChar w:fldCharType="end"/>
+      </w:r>
       <w:r>
         <w:t xml:space="preserve">: Graf prepotovane </w:t>
       </w:r>
@@ -4212,6 +4732,7 @@
     <w:p/>
     <w:p>
       <w:r>
+        <w:lastRenderedPageBreak/>
         <w:t xml:space="preserve">Graf hitrosti je enak grafu prepotovane distance, le da se </w:t>
       </w:r>
       <w:r>
@@ -4274,25 +4795,51 @@
       <w:r>
         <w:t xml:space="preserve">Slika </w:t>
       </w:r>
-      <w:fldSimple w:instr=" STYLEREF 1 \s ">
-        <w:r>
-          <w:rPr>
-            <w:noProof/>
-          </w:rPr>
-          <w:t>2</w:t>
-        </w:r>
-      </w:fldSimple>
+      <w:r>
+        <w:fldChar w:fldCharType="begin"/>
+      </w:r>
+      <w:r>
+        <w:instrText xml:space="preserve"> STYLEREF 1 \s </w:instrText>
+      </w:r>
+      <w:r>
+        <w:fldChar w:fldCharType="separate"/>
+      </w:r>
+      <w:r>
+        <w:rPr>
+          <w:noProof/>
+        </w:rPr>
+        <w:t>2</w:t>
+      </w:r>
+      <w:r>
+        <w:rPr>
+          <w:noProof/>
+        </w:rPr>
+        <w:fldChar w:fldCharType="end"/>
+      </w:r>
       <w:r>
         <w:t>.</w:t>
       </w:r>
-      <w:fldSimple w:instr=" SEQ Slika \* ARABIC \s 1 ">
-        <w:r>
-          <w:rPr>
-            <w:noProof/>
-          </w:rPr>
-          <w:t>3</w:t>
-        </w:r>
-      </w:fldSimple>
+      <w:r>
+        <w:fldChar w:fldCharType="begin"/>
+      </w:r>
+      <w:r>
+        <w:instrText xml:space="preserve"> SEQ Slika \* ARABIC \s 1 </w:instrText>
+      </w:r>
+      <w:r>
+        <w:fldChar w:fldCharType="separate"/>
+      </w:r>
+      <w:r>
+        <w:rPr>
+          <w:noProof/>
+        </w:rPr>
+        <w:t>3</w:t>
+      </w:r>
+      <w:r>
+        <w:rPr>
+          <w:noProof/>
+        </w:rPr>
+        <w:fldChar w:fldCharType="end"/>
+      </w:r>
       <w:r>
         <w:t>: Graf hitrosti</w:t>
       </w:r>
@@ -4310,7 +4857,6 @@
       </w:pPr>
       <w:bookmarkStart w:id="35" w:name="_Toc221980701"/>
       <w:r>
-        <w:lastRenderedPageBreak/>
         <w:t>Informacije o nepravilni drži telesa</w:t>
       </w:r>
       <w:bookmarkEnd w:id="35"/>
@@ -4374,66 +4920,59 @@
           <w:sz w:val="44"/>
           <w:szCs w:val="44"/>
         </w:rPr>
-        <w:t xml:space="preserve"> </w:t>
-      </w:r>
-      <w:r>
+        <w:t xml:space="preserve"> MUMMY PLANK RED DOT ERRORJA</w:t>
+      </w:r>
+    </w:p>
+    <w:p>
+      <w:pPr>
+        <w:pStyle w:val="Heading2"/>
+      </w:pPr>
+      <w:bookmarkStart w:id="36" w:name="_Toc221980702"/>
+      <w:r>
+        <w:t>Kalibracija uporabnika</w:t>
+      </w:r>
+      <w:bookmarkEnd w:id="36"/>
+    </w:p>
+    <w:p>
+      <w:r>
+        <w:t xml:space="preserve">Pogoj za uporabo realno-časovne analize vadbe je vnos uporabnikove višine. </w:t>
+      </w:r>
+      <w:r>
+        <w:t xml:space="preserve">Ko uporabnik vnese višino, lahko izvede postopek kalibracije. Postopek od uporabnika zahteva, </w:t>
+      </w:r>
+      <w:r>
+        <w:t xml:space="preserve">da za pred kamero za določen čas stoji zravnano. </w:t>
+      </w:r>
+      <w:r>
+        <w:t xml:space="preserve">Rezultat kalibracije so izmerjene dolžine med vsemi sosednjimi sklepnimi točkami uporabnika v metrih. Preračunajo se tako, da </w:t>
+      </w:r>
+      <w:r>
+        <w:t>se iz vnesene uporabnikove višine preračuna pretvorba piksel-meter, ki se uporabi za pretvorbo vseh dolžin med vsemi sosednjimi sklepnimi točkami iz enote pikslov v enoto metrov.</w:t>
+      </w:r>
+    </w:p>
+    <w:p>
+      <w:pPr>
         <w:rPr>
           <w:color w:val="EE0000"/>
           <w:sz w:val="44"/>
           <w:szCs w:val="44"/>
         </w:rPr>
-        <w:t>MUMMY PLANK RED DOT ERRORJA</w:t>
-      </w:r>
-    </w:p>
-    <w:p>
-      <w:pPr>
-        <w:pStyle w:val="Heading2"/>
-      </w:pPr>
-      <w:bookmarkStart w:id="36" w:name="_Toc221980702"/>
-      <w:r>
-        <w:t>Kalibracija uporabnika</w:t>
-      </w:r>
-      <w:bookmarkEnd w:id="36"/>
-    </w:p>
-    <w:p>
-      <w:r>
-        <w:t xml:space="preserve">Pogoj za uporabo realno-časovne analize vadbe je vnos uporabnikove višine. </w:t>
-      </w:r>
-      <w:r>
-        <w:t xml:space="preserve">Ko uporabnik vnese višino, lahko izvede postopek kalibracije. Postopek od uporabnika zahteva, </w:t>
-      </w:r>
-      <w:r>
-        <w:t xml:space="preserve">da za pred kamero za določen čas stoji zravnano. </w:t>
-      </w:r>
-      <w:r>
-        <w:t xml:space="preserve">Rezultat kalibracije so izmerjene dolžine med vsemi sosednjimi sklepnimi točkami uporabnika v metrih. Preračunajo se tako, da </w:t>
-      </w:r>
-      <w:r>
-        <w:t>se iz vnesene uporabnikove višine preračuna pretvorba piksel-meter, ki se uporabi za pretvorbo vseh dolžin med vsemi sosednjimi sklepnimi točkami iz enote pikslov v enoto metrov.</w:t>
-      </w:r>
-    </w:p>
-    <w:p>
-      <w:pPr>
+      </w:pPr>
+      <w:r>
         <w:rPr>
           <w:color w:val="EE0000"/>
           <w:sz w:val="44"/>
           <w:szCs w:val="44"/>
         </w:rPr>
-      </w:pPr>
+        <w:lastRenderedPageBreak/>
+        <w:t>SLIKA</w:t>
+      </w:r>
       <w:r>
         <w:rPr>
           <w:color w:val="EE0000"/>
           <w:sz w:val="44"/>
           <w:szCs w:val="44"/>
         </w:rPr>
-        <w:t>SLIKA</w:t>
-      </w:r>
-      <w:r>
-        <w:rPr>
-          <w:color w:val="EE0000"/>
-          <w:sz w:val="44"/>
-          <w:szCs w:val="44"/>
-        </w:rPr>
         <w:t xml:space="preserve"> KALIBRACIJE</w:t>
       </w:r>
     </w:p>
@@ -4506,427 +5045,414 @@
       </w:pPr>
       <w:bookmarkStart w:id="38" w:name="_Toc221980704"/>
       <w:r>
+        <w:t xml:space="preserve">Primerjava ponovitev znotraj </w:t>
+      </w:r>
+      <w:r>
+        <w:t xml:space="preserve">iste </w:t>
+      </w:r>
+      <w:r>
+        <w:t>serije</w:t>
+      </w:r>
+      <w:bookmarkEnd w:id="38"/>
+    </w:p>
+    <w:p>
+      <w:r>
+        <w:t xml:space="preserve">Osredotočimo se na </w:t>
+      </w:r>
+      <w:r>
+        <w:t>grafe</w:t>
+      </w:r>
+      <w:r>
+        <w:t xml:space="preserve"> </w:t>
+      </w:r>
+      <w:r>
+        <w:fldChar w:fldCharType="begin"/>
+      </w:r>
+      <w:r>
+        <w:instrText xml:space="preserve"> REF _Ref221966222 \h </w:instrText>
+      </w:r>
+      <w:r>
+        <w:instrText xml:space="preserve"> \* MERGEFORMAT </w:instrText>
+      </w:r>
+      <w:r>
+        <w:fldChar w:fldCharType="separate"/>
+      </w:r>
+      <w:r>
+        <w:t xml:space="preserve">Slika </w:t>
+      </w:r>
+      <w:r>
+        <w:rPr>
+          <w:noProof/>
+        </w:rPr>
+        <w:t>2</w:t>
+      </w:r>
+      <w:r>
+        <w:t>.</w:t>
+      </w:r>
+      <w:r>
+        <w:rPr>
+          <w:noProof/>
+        </w:rPr>
+        <w:t>1</w:t>
+      </w:r>
+      <w:r>
+        <w:t>: Časovni graf</w:t>
+      </w:r>
+      <w:r>
+        <w:fldChar w:fldCharType="end"/>
+      </w:r>
+      <w:r>
+        <w:t xml:space="preserve">, </w:t>
+      </w:r>
+      <w:r>
+        <w:fldChar w:fldCharType="begin"/>
+      </w:r>
+      <w:r>
+        <w:instrText xml:space="preserve"> REF _Ref221966255 \h </w:instrText>
+      </w:r>
+      <w:r>
+        <w:instrText xml:space="preserve"> \* MERGEFORMAT </w:instrText>
+      </w:r>
+      <w:r>
+        <w:fldChar w:fldCharType="separate"/>
+      </w:r>
+      <w:r>
+        <w:t xml:space="preserve">Slika </w:t>
+      </w:r>
+      <w:r>
+        <w:rPr>
+          <w:noProof/>
+        </w:rPr>
+        <w:t>2</w:t>
+      </w:r>
+      <w:r>
+        <w:t>.</w:t>
+      </w:r>
+      <w:r>
+        <w:rPr>
+          <w:noProof/>
+        </w:rPr>
+        <w:t>2</w:t>
+      </w:r>
+      <w:r>
+        <w:t xml:space="preserve">: Graf prepotovane </w:t>
+      </w:r>
+      <w:r>
+        <w:t>razdalje</w:t>
+      </w:r>
+      <w:r>
+        <w:fldChar w:fldCharType="end"/>
+      </w:r>
+      <w:r>
+        <w:t xml:space="preserve">, </w:t>
+      </w:r>
+      <w:r>
+        <w:fldChar w:fldCharType="begin"/>
+      </w:r>
+      <w:r>
+        <w:instrText xml:space="preserve"> REF _Ref221968150 \h </w:instrText>
+      </w:r>
+      <w:r>
+        <w:instrText xml:space="preserve"> \* MERGEFORMAT </w:instrText>
+      </w:r>
+      <w:r>
+        <w:fldChar w:fldCharType="separate"/>
+      </w:r>
+      <w:r>
+        <w:t xml:space="preserve">Slika </w:t>
+      </w:r>
+      <w:r>
+        <w:rPr>
+          <w:noProof/>
+        </w:rPr>
+        <w:t>2</w:t>
+      </w:r>
+      <w:r>
+        <w:t>.</w:t>
+      </w:r>
+      <w:r>
+        <w:rPr>
+          <w:noProof/>
+        </w:rPr>
+        <w:t>3</w:t>
+      </w:r>
+      <w:r>
+        <w:t>: Graf hitrosti v koncentrični fazi</w:t>
+      </w:r>
+      <w:r>
+        <w:fldChar w:fldCharType="end"/>
+      </w:r>
+      <w:r>
+        <w:t>.</w:t>
+      </w:r>
+    </w:p>
+    <w:p/>
+    <w:p>
+      <w:r>
+        <w:t xml:space="preserve">Na časovnem grafu je trend naraščanja časa koncentrične faze med ponovitvami zelo očiten. Po tem lahko slepo sklepamo, da je proti koncu serije uporabnik potreboval več napora, da je opravil ponovitev. To je le sklep, kajti uporabnik bi lahko proti koncu serije premagoval večjo razdaljo in bi zato lahko bili časi ponovitev daljši. </w:t>
+      </w:r>
+    </w:p>
+    <w:p>
+      <w:r>
+        <w:t>Iz samega g</w:t>
+      </w:r>
+      <w:r>
+        <w:t>raf</w:t>
+      </w:r>
+      <w:r>
+        <w:t>a</w:t>
+      </w:r>
+      <w:r>
+        <w:t xml:space="preserve"> prepotovane </w:t>
+      </w:r>
+      <w:r>
+        <w:t>razdalje je težko kaj sklepati, kajti med ponovitvami ni večjega odstopanja vrednosti. Lahko potrdimo le, da je uporabnik v tem pogledu pravilno opravil serijo.</w:t>
+      </w:r>
+    </w:p>
+    <w:p/>
+    <w:p>
+      <w:r>
+        <w:t xml:space="preserve">Iz grafa hitrosti v koncentrični fazi je možno narediti večje analize, saj graf hitrosti </w:t>
+      </w:r>
+      <w:r>
+        <w:t xml:space="preserve">združi rezultate </w:t>
+      </w:r>
+      <w:r>
+        <w:t>časovn</w:t>
+      </w:r>
+      <w:r>
+        <w:t xml:space="preserve">ega </w:t>
+      </w:r>
+      <w:r>
+        <w:t>graf</w:t>
+      </w:r>
+      <w:r>
+        <w:t>a</w:t>
+      </w:r>
+      <w:r>
+        <w:t xml:space="preserve"> in graf</w:t>
+      </w:r>
+      <w:r>
+        <w:t>a</w:t>
+      </w:r>
+      <w:r>
+        <w:t xml:space="preserve"> prepotovane razdalje. </w:t>
+      </w:r>
+      <w:r>
+        <w:t xml:space="preserve">Ob grafu hitrosti v koncentrični fazi je mogoče izpeljati ugotovitve enega najbolj priznanih predpisov treninga, ki temelji na podlagi hitrosti. </w:t>
+      </w:r>
+    </w:p>
+    <w:p>
+      <w:pPr>
+        <w:pStyle w:val="Heading3"/>
+      </w:pPr>
+      <w:bookmarkStart w:id="39" w:name="_Toc221980705"/>
+      <w:r>
         <w:lastRenderedPageBreak/>
-        <w:t xml:space="preserve">Primerjava ponovitev znotraj </w:t>
-      </w:r>
-      <w:r>
-        <w:t xml:space="preserve">iste </w:t>
-      </w:r>
-      <w:r>
-        <w:t>serije</w:t>
-      </w:r>
-      <w:bookmarkEnd w:id="38"/>
-    </w:p>
-    <w:p>
-      <w:r>
-        <w:t xml:space="preserve">Osredotočimo se na </w:t>
-      </w:r>
-      <w:r>
-        <w:t>grafe</w:t>
+        <w:t>Trening na podlagi hitrosti</w:t>
+      </w:r>
+      <w:bookmarkEnd w:id="39"/>
+    </w:p>
+    <w:p>
+      <w:r>
+        <w:t xml:space="preserve">Na grafu </w:t>
+      </w:r>
+      <w:r>
+        <w:fldChar w:fldCharType="begin"/>
+      </w:r>
+      <w:r>
+        <w:instrText xml:space="preserve"> REF _Ref221967533 \h </w:instrText>
+      </w:r>
+      <w:r>
+        <w:instrText xml:space="preserve"> \* MERGEFORMAT </w:instrText>
+      </w:r>
+      <w:r>
+        <w:fldChar w:fldCharType="separate"/>
+      </w:r>
+      <w:r>
+        <w:t xml:space="preserve">Slika </w:t>
+      </w:r>
+      <w:r>
+        <w:rPr>
+          <w:noProof/>
+        </w:rPr>
+        <w:t>2</w:t>
+      </w:r>
+      <w:r>
+        <w:t>.</w:t>
+      </w:r>
+      <w:r>
+        <w:rPr>
+          <w:noProof/>
+        </w:rPr>
+        <w:t>3</w:t>
+      </w:r>
+      <w:r>
+        <w:t>: Graf hitrosti v koncentrični fazi</w:t>
+      </w:r>
+      <w:r>
+        <w:fldChar w:fldCharType="end"/>
+      </w:r>
+      <w:r>
+        <w:t xml:space="preserve"> je v</w:t>
+      </w:r>
+      <w:r>
+        <w:t xml:space="preserve">eč kot očiten </w:t>
+      </w:r>
+      <w:r>
+        <w:t xml:space="preserve">trend padanja hitrosti </w:t>
+      </w:r>
+      <w:r>
+        <w:t xml:space="preserve">čez ponovitve, iz česar se sklepa, da je uporabnik vajo opravljal pod </w:t>
+      </w:r>
+      <w:r>
+        <w:t xml:space="preserve">njemu </w:t>
+      </w:r>
+      <w:r>
+        <w:t xml:space="preserve">veliko obremenitvijo in </w:t>
+      </w:r>
+      <w:r>
+        <w:t xml:space="preserve">da je </w:t>
+      </w:r>
+      <w:r>
+        <w:t xml:space="preserve">opravil serijo, ki je značilna za </w:t>
+      </w:r>
+      <w:r>
+        <w:t>trening</w:t>
       </w:r>
       <w:r>
         <w:t xml:space="preserve"> </w:t>
       </w:r>
       <w:r>
-        <w:fldChar w:fldCharType="begin"/>
-      </w:r>
-      <w:r>
-        <w:instrText xml:space="preserve"> REF _Ref221966222 \h </w:instrText>
-      </w:r>
-      <w:r>
-        <w:instrText xml:space="preserve"> \* MERGEFORMAT </w:instrText>
-      </w:r>
-      <w:r>
-        <w:fldChar w:fldCharType="separate"/>
-      </w:r>
-      <w:r>
-        <w:t xml:space="preserve">Slika </w:t>
-      </w:r>
-      <w:r>
-        <w:rPr>
-          <w:noProof/>
-        </w:rPr>
-        <w:t>2</w:t>
+        <w:t>napredovanj</w:t>
+      </w:r>
+      <w:r>
+        <w:t>a</w:t>
+      </w:r>
+      <w:r>
+        <w:t xml:space="preserve"> v moči.</w:t>
+      </w:r>
+      <w:r>
+        <w:t xml:space="preserve"> </w:t>
+      </w:r>
+      <w:r>
+        <w:t>Če padajoči trend čez ponovitve ni prisoten in je cilj treninga napredovanje v moči, potem se uporabnika obvesti, da si naj za naslednjo serijo poveča obremenitev</w:t>
+      </w:r>
+      <w:r>
+        <w:t xml:space="preserve">, kajti tak trend </w:t>
+      </w:r>
+      <w:r>
+        <w:t xml:space="preserve">konstantne hitrosti čez ponovitve </w:t>
+      </w:r>
+      <w:r>
+        <w:t xml:space="preserve">je značilen za </w:t>
+      </w:r>
+      <w:r>
+        <w:t>trening ohranjanja moči</w:t>
       </w:r>
       <w:r>
         <w:t>.</w:t>
       </w:r>
       <w:r>
-        <w:rPr>
-          <w:noProof/>
-        </w:rPr>
-        <w:t>1</w:t>
-      </w:r>
-      <w:r>
-        <w:t>: Časovni graf</w:t>
-      </w:r>
-      <w:r>
-        <w:fldChar w:fldCharType="end"/>
-      </w:r>
-      <w:r>
-        <w:t xml:space="preserve">, </w:t>
-      </w:r>
-      <w:r>
-        <w:fldChar w:fldCharType="begin"/>
-      </w:r>
-      <w:r>
-        <w:instrText xml:space="preserve"> REF _Ref221966255 \h </w:instrText>
-      </w:r>
-      <w:r>
-        <w:instrText xml:space="preserve"> \* MERGEFORMAT </w:instrText>
-      </w:r>
-      <w:r>
-        <w:fldChar w:fldCharType="separate"/>
-      </w:r>
-      <w:r>
-        <w:t xml:space="preserve">Slika </w:t>
-      </w:r>
-      <w:r>
-        <w:rPr>
-          <w:noProof/>
-        </w:rPr>
-        <w:t>2</w:t>
+        <w:t xml:space="preserve"> </w:t>
+      </w:r>
+    </w:p>
+    <w:p/>
+    <w:p>
+      <w:r>
+        <w:t xml:space="preserve">Preko grafa hitrosti v koncentrični </w:t>
+      </w:r>
+      <w:r>
+        <w:t xml:space="preserve">je možno </w:t>
+      </w:r>
+      <w:r>
+        <w:t>napove</w:t>
+      </w:r>
+      <w:r>
+        <w:t>dati</w:t>
+      </w:r>
+      <w:r>
+        <w:t xml:space="preserve"> tip treninga na podlagi trenda hitrosti čez ponovitve. Edina predpostavka, ki mora biti izpolnjena za </w:t>
+      </w:r>
+      <w:r>
+        <w:t xml:space="preserve">potrditev </w:t>
+      </w:r>
+      <w:r>
+        <w:t>omenjen</w:t>
+      </w:r>
+      <w:r>
+        <w:t>ih</w:t>
+      </w:r>
+      <w:r>
+        <w:t xml:space="preserve"> ugotovit</w:t>
+      </w:r>
+      <w:r>
+        <w:t>ev</w:t>
+      </w:r>
+      <w:r>
+        <w:t>,</w:t>
+      </w:r>
+      <w:r>
+        <w:t xml:space="preserve"> je ta, da mora uporabnik med ponovit</w:t>
+      </w:r>
+      <w:r>
+        <w:t>vami</w:t>
+      </w:r>
+      <w:r>
+        <w:t xml:space="preserve"> dati vse od sebe.</w:t>
+      </w:r>
+    </w:p>
+    <w:p>
+      <w:pPr>
+        <w:pStyle w:val="Heading3"/>
+      </w:pPr>
+      <w:r>
+        <w:t xml:space="preserve"> </w:t>
+      </w:r>
+      <w:bookmarkStart w:id="40" w:name="_Toc221980706"/>
+      <w:r>
+        <w:t>Primerjava med treningi</w:t>
+      </w:r>
+      <w:r>
+        <w:t xml:space="preserve"> skozi čas</w:t>
+      </w:r>
+      <w:bookmarkEnd w:id="40"/>
+    </w:p>
+    <w:p>
+      <w:r>
+        <w:t xml:space="preserve">Zaporedne treninge, ki </w:t>
+      </w:r>
+      <w:r>
+        <w:t xml:space="preserve">se jim </w:t>
+      </w:r>
+      <w:r>
+        <w:t>preko napovedi klasifikacije tipa treninga s pomočjo sklepov na podlagi hitrosti v koncentrični fazi</w:t>
+      </w:r>
+      <w:r>
+        <w:t xml:space="preserve"> določi tip</w:t>
+      </w:r>
+      <w:r>
+        <w:t xml:space="preserve">, je možno združiti v </w:t>
+      </w:r>
+      <w:r>
+        <w:t xml:space="preserve">časovne </w:t>
+      </w:r>
+      <w:r>
+        <w:t>cikle z istim tipom treninga</w:t>
+      </w:r>
+      <w:r>
+        <w:t xml:space="preserve">, kar omogoča grobe primerjave med </w:t>
+      </w:r>
+      <w:r>
+        <w:t xml:space="preserve">pričakovanimi in izmerjenimi </w:t>
+      </w:r>
+      <w:r>
+        <w:t>cilji časovnih ciklov</w:t>
       </w:r>
       <w:r>
         <w:t>.</w:t>
       </w:r>
-      <w:r>
-        <w:rPr>
-          <w:noProof/>
-        </w:rPr>
-        <w:t>2</w:t>
-      </w:r>
-      <w:r>
-        <w:t xml:space="preserve">: Graf prepotovane </w:t>
-      </w:r>
-      <w:r>
-        <w:t>razdalje</w:t>
-      </w:r>
-      <w:r>
-        <w:fldChar w:fldCharType="end"/>
-      </w:r>
-      <w:r>
-        <w:t xml:space="preserve">, </w:t>
-      </w:r>
-      <w:r>
-        <w:fldChar w:fldCharType="begin"/>
-      </w:r>
-      <w:r>
-        <w:instrText xml:space="preserve"> REF _Ref221968150 \h </w:instrText>
-      </w:r>
-      <w:r>
-        <w:instrText xml:space="preserve"> \* MERGEFORMAT </w:instrText>
-      </w:r>
-      <w:r>
-        <w:fldChar w:fldCharType="separate"/>
-      </w:r>
-      <w:r>
-        <w:t xml:space="preserve">Slika </w:t>
-      </w:r>
-      <w:r>
-        <w:rPr>
-          <w:noProof/>
-        </w:rPr>
-        <w:t>2</w:t>
-      </w:r>
-      <w:r>
-        <w:t>.</w:t>
-      </w:r>
-      <w:r>
-        <w:rPr>
-          <w:noProof/>
-        </w:rPr>
-        <w:t>3</w:t>
-      </w:r>
-      <w:r>
-        <w:t>: Graf hitrosti v koncentrični fazi</w:t>
-      </w:r>
-      <w:r>
-        <w:fldChar w:fldCharType="end"/>
-      </w:r>
-      <w:r>
-        <w:t>.</w:t>
-      </w:r>
-    </w:p>
-    <w:p/>
-    <w:p>
-      <w:r>
-        <w:t xml:space="preserve">Na časovnem grafu je trend naraščanja časa koncentrične faze med ponovitvami zelo očiten. Po tem lahko slepo sklepamo, da je proti koncu serije uporabnik potreboval več napora, da je opravil ponovitev. To je le sklep, kajti uporabnik bi lahko proti koncu serije premagoval večjo razdaljo in bi zato lahko bili časi ponovitev daljši. </w:t>
-      </w:r>
-    </w:p>
-    <w:p>
-      <w:r>
-        <w:t>Iz samega g</w:t>
-      </w:r>
-      <w:r>
-        <w:t>raf</w:t>
-      </w:r>
-      <w:r>
-        <w:t>a</w:t>
-      </w:r>
-      <w:r>
-        <w:t xml:space="preserve"> prepotovane </w:t>
-      </w:r>
-      <w:r>
-        <w:t>razdalje je težko kaj sklepati, kajti med ponovitvami ni večjega odstopanja vrednosti. Lahko potrdimo le, da je uporabnik v tem pogledu pravilno opravil serijo.</w:t>
-      </w:r>
-    </w:p>
-    <w:p/>
-    <w:p>
-      <w:r>
-        <w:t xml:space="preserve">Iz grafa hitrosti v koncentrični fazi je možno narediti večje analize, saj graf hitrosti </w:t>
-      </w:r>
-      <w:r>
-        <w:t xml:space="preserve">združi rezultate </w:t>
-      </w:r>
-      <w:r>
-        <w:t>časovn</w:t>
-      </w:r>
-      <w:r>
-        <w:t xml:space="preserve">ega </w:t>
-      </w:r>
-      <w:r>
-        <w:t>graf</w:t>
-      </w:r>
-      <w:r>
-        <w:t>a</w:t>
-      </w:r>
-      <w:r>
-        <w:t xml:space="preserve"> in graf</w:t>
-      </w:r>
-      <w:r>
-        <w:t>a</w:t>
-      </w:r>
-      <w:r>
-        <w:t xml:space="preserve"> prepotovane razdalje. </w:t>
-      </w:r>
-      <w:r>
-        <w:t xml:space="preserve">Ob grafu hitrosti v koncentrični fazi je mogoče izpeljati ugotovitve enega najbolj priznanih predpisov treninga, ki temelji na podlagi hitrosti. </w:t>
-      </w:r>
-    </w:p>
-    <w:p>
-      <w:pPr>
-        <w:pStyle w:val="Heading3"/>
-      </w:pPr>
-      <w:bookmarkStart w:id="39" w:name="_Toc221980705"/>
-      <w:r>
-        <w:t>Trening na podlagi hitrosti</w:t>
-      </w:r>
-      <w:bookmarkEnd w:id="39"/>
-    </w:p>
-    <w:p>
-      <w:r>
-        <w:t xml:space="preserve">Na grafu </w:t>
-      </w:r>
-      <w:r>
-        <w:fldChar w:fldCharType="begin"/>
-      </w:r>
-      <w:r>
-        <w:instrText xml:space="preserve"> REF _Ref221967533 \h </w:instrText>
-      </w:r>
-      <w:r>
-        <w:instrText xml:space="preserve"> \* MERGEFORMAT </w:instrText>
-      </w:r>
-      <w:r>
-        <w:fldChar w:fldCharType="separate"/>
-      </w:r>
-      <w:r>
-        <w:t xml:space="preserve">Slika </w:t>
-      </w:r>
-      <w:r>
-        <w:rPr>
-          <w:noProof/>
-        </w:rPr>
-        <w:t>2</w:t>
-      </w:r>
-      <w:r>
-        <w:t>.</w:t>
-      </w:r>
-      <w:r>
-        <w:rPr>
-          <w:noProof/>
-        </w:rPr>
-        <w:t>3</w:t>
-      </w:r>
-      <w:r>
-        <w:t>: Graf hitrosti v koncentrični fazi</w:t>
-      </w:r>
-      <w:r>
-        <w:fldChar w:fldCharType="end"/>
-      </w:r>
-      <w:r>
-        <w:t xml:space="preserve"> je v</w:t>
-      </w:r>
-      <w:r>
-        <w:t xml:space="preserve">eč kot očiten </w:t>
-      </w:r>
-      <w:r>
-        <w:t xml:space="preserve">trend padanja hitrosti </w:t>
-      </w:r>
-      <w:r>
-        <w:t xml:space="preserve">čez ponovitve, iz česar se sklepa, da je uporabnik vajo opravljal pod </w:t>
-      </w:r>
-      <w:r>
-        <w:t xml:space="preserve">njemu </w:t>
-      </w:r>
-      <w:r>
-        <w:t xml:space="preserve">veliko obremenitvijo in </w:t>
-      </w:r>
-      <w:r>
-        <w:t xml:space="preserve">da je </w:t>
-      </w:r>
-      <w:r>
-        <w:t xml:space="preserve">opravil serijo, ki je značilna za </w:t>
-      </w:r>
-      <w:r>
-        <w:t>trening</w:t>
-      </w:r>
-      <w:r>
-        <w:t xml:space="preserve"> </w:t>
-      </w:r>
-      <w:r>
-        <w:t>napredovanj</w:t>
-      </w:r>
-      <w:r>
-        <w:t>a</w:t>
-      </w:r>
-      <w:r>
-        <w:t xml:space="preserve"> v moči.</w:t>
-      </w:r>
-      <w:r>
-        <w:t xml:space="preserve"> </w:t>
-      </w:r>
-      <w:r>
-        <w:t>Če padajoči trend čez ponovitve ni prisoten in je cilj treninga napredovanje v moči, potem se uporabnika obvesti, da si naj za naslednjo serijo poveča obremenitev</w:t>
-      </w:r>
-      <w:r>
-        <w:t xml:space="preserve">, kajti tak trend </w:t>
-      </w:r>
-      <w:r>
-        <w:t xml:space="preserve">konstantne hitrosti čez ponovitve </w:t>
-      </w:r>
-      <w:r>
-        <w:t xml:space="preserve">je značilen za </w:t>
-      </w:r>
-      <w:r>
-        <w:t>trening ohranjanja moči</w:t>
-      </w:r>
-      <w:r>
-        <w:t>.</w:t>
-      </w:r>
-      <w:r>
-        <w:t xml:space="preserve"> </w:t>
-      </w:r>
-    </w:p>
-    <w:p/>
-    <w:p>
-      <w:r>
-        <w:t xml:space="preserve">Preko grafa hitrosti v koncentrični </w:t>
-      </w:r>
-      <w:r>
-        <w:t xml:space="preserve">je možno </w:t>
-      </w:r>
-      <w:r>
-        <w:t>napove</w:t>
-      </w:r>
-      <w:r>
-        <w:t>dati</w:t>
-      </w:r>
-      <w:r>
-        <w:t xml:space="preserve"> tip treninga na podlagi trenda hitrosti čez ponovitve. Edina predpostavka, ki mora biti izpolnjena za </w:t>
-      </w:r>
-      <w:r>
-        <w:t xml:space="preserve">potrditev </w:t>
-      </w:r>
-      <w:r>
-        <w:t>omenjen</w:t>
-      </w:r>
-      <w:r>
-        <w:t>ih</w:t>
-      </w:r>
-      <w:r>
-        <w:t xml:space="preserve"> ugotovit</w:t>
-      </w:r>
-      <w:r>
-        <w:t>ev</w:t>
-      </w:r>
-      <w:r>
-        <w:t>,</w:t>
-      </w:r>
-      <w:r>
-        <w:t xml:space="preserve"> je ta, da mora uporabnik med ponovit</w:t>
-      </w:r>
-      <w:r>
-        <w:t>vami</w:t>
-      </w:r>
-      <w:r>
-        <w:t xml:space="preserve"> dati vse od sebe.</w:t>
-      </w:r>
-    </w:p>
-    <w:p>
-      <w:pPr>
-        <w:pStyle w:val="Heading3"/>
-      </w:pPr>
-      <w:r>
-        <w:lastRenderedPageBreak/>
-        <w:t xml:space="preserve"> </w:t>
-      </w:r>
-      <w:bookmarkStart w:id="40" w:name="_Toc221980706"/>
-      <w:r>
-        <w:t>Primerjava med treningi</w:t>
-      </w:r>
-      <w:r>
-        <w:t xml:space="preserve"> skozi čas</w:t>
-      </w:r>
-      <w:bookmarkEnd w:id="40"/>
-    </w:p>
-    <w:p>
-      <w:r>
-        <w:t xml:space="preserve">Zaporedne treninge, ki </w:t>
-      </w:r>
-      <w:r>
-        <w:t xml:space="preserve">se jim </w:t>
-      </w:r>
-      <w:r>
-        <w:t>preko napovedi klasifikacije tipa treninga s pomočjo sklepov na podlagi hitrosti v koncentrični fazi</w:t>
-      </w:r>
-      <w:r>
-        <w:t xml:space="preserve"> določi tip</w:t>
-      </w:r>
-      <w:r>
-        <w:t xml:space="preserve">, je možno združiti v </w:t>
-      </w:r>
-      <w:r>
-        <w:t xml:space="preserve">časovne </w:t>
-      </w:r>
-      <w:r>
-        <w:t>cikle z istim tipom treninga</w:t>
-      </w:r>
-      <w:r>
-        <w:t xml:space="preserve">, kar omogoča grobe primerjave med </w:t>
-      </w:r>
-      <w:r>
-        <w:t xml:space="preserve">pričakovanimi in izmerjenimi </w:t>
-      </w:r>
-      <w:r>
-        <w:t>cilji časovnih ciklov</w:t>
-      </w:r>
-      <w:r>
-        <w:t>.</w:t>
-      </w:r>
-    </w:p>
-    <w:p/>
-    <w:p>
-      <w:pPr>
-        <w:pStyle w:val="Heading2"/>
-      </w:pPr>
-      <w:bookmarkStart w:id="41" w:name="_Toc221980707"/>
-      <w:r>
-        <w:t>Uporabnost orodja za realno-časovno analizo vadbe</w:t>
-      </w:r>
-      <w:bookmarkEnd w:id="41"/>
-    </w:p>
-    <w:p/>
+    </w:p>
     <w:p/>
     <w:sectPr>
       <w:headerReference w:type="default" r:id="rId17"/>
@@ -5051,71 +5577,18 @@
     <w:pPr>
       <w:pStyle w:val="Header"/>
     </w:pPr>
-    <w:proofErr w:type="spellStart"/>
     <w:r>
-      <w:t>Navodila</w:t>
+      <w:t xml:space="preserve">Navodila za izdelavo diplomskih </w:t>
     </w:r>
-    <w:proofErr w:type="spellEnd"/>
-    <w:r>
-      <w:t xml:space="preserve"> za </w:t>
-    </w:r>
-    <w:proofErr w:type="spellStart"/>
-    <w:r>
-      <w:t>izdelavo</w:t>
-    </w:r>
-    <w:proofErr w:type="spellEnd"/>
-    <w:r>
-      <w:t xml:space="preserve"> </w:t>
-    </w:r>
-    <w:proofErr w:type="spellStart"/>
-    <w:r>
-      <w:t>diplomskih</w:t>
-    </w:r>
-    <w:proofErr w:type="spellEnd"/>
-    <w:r>
-      <w:t xml:space="preserve"> </w:t>
-    </w:r>
-    <w:smartTag w:uri="urn:schemas-microsoft-com:office:smarttags" w:element="State">
-      <w:smartTag w:uri="urn:schemas-microsoft-com:office:smarttags" w:element="place">
+    <w:smartTag w:uri="urn:schemas-microsoft-com:office:smarttags" w:element="place">
+      <w:smartTag w:uri="urn:schemas-microsoft-com:office:smarttags" w:element="State">
         <w:r>
           <w:t>del</w:t>
         </w:r>
       </w:smartTag>
     </w:smartTag>
     <w:r>
-      <w:t xml:space="preserve"> </w:t>
-    </w:r>
-    <w:proofErr w:type="spellStart"/>
-    <w:r>
-      <w:t>na</w:t>
-    </w:r>
-    <w:proofErr w:type="spellEnd"/>
-    <w:r>
-      <w:t xml:space="preserve"> </w:t>
-    </w:r>
-    <w:proofErr w:type="spellStart"/>
-    <w:r>
-      <w:t>dodiplomskih</w:t>
-    </w:r>
-    <w:proofErr w:type="spellEnd"/>
-    <w:r>
-      <w:t xml:space="preserve"> </w:t>
-    </w:r>
-    <w:proofErr w:type="spellStart"/>
-    <w:r>
-      <w:t>študijskih</w:t>
-    </w:r>
-    <w:proofErr w:type="spellEnd"/>
-    <w:r>
-      <w:t xml:space="preserve"> </w:t>
-    </w:r>
-    <w:proofErr w:type="spellStart"/>
-    <w:r>
-      <w:t>programih</w:t>
-    </w:r>
-    <w:proofErr w:type="spellEnd"/>
-    <w:r>
-      <w:t xml:space="preserve"> UM FERI</w:t>
+      <w:t xml:space="preserve"> na dodiplomskih študijskih programih UM FERI</w:t>
     </w:r>
     <w:r>
       <w:rPr>
@@ -5227,6 +5700,119 @@
 <file path=word/numbering.xml><?xml version="1.0" encoding="utf-8"?>
 <w:numbering xmlns:wpc="http://schemas.microsoft.com/office/word/2010/wordprocessingCanvas" xmlns:cx="http://schemas.microsoft.com/office/drawing/2014/chartex" xmlns:cx1="http://schemas.microsoft.com/office/drawing/2015/9/8/chartex" xmlns:cx2="http://schemas.microsoft.com/office/drawing/2015/10/21/chartex" xmlns:cx3="http://schemas.microsoft.com/office/drawing/2016/5/9/chartex" xmlns:cx4="http://schemas.microsoft.com/office/drawing/2016/5/10/chartex" xmlns:cx5="http://schemas.microsoft.com/office/drawing/2016/5/11/chartex" xmlns:cx6="http://schemas.microsoft.com/office/drawing/2016/5/12/chartex" xmlns:cx7="http://schemas.microsoft.com/office/drawing/2016/5/13/chartex" xmlns:cx8="http://schemas.microsoft.com/office/drawing/2016/5/14/chartex" xmlns:mc="http://schemas.openxmlformats.org/markup-compatibility/2006" xmlns:aink="http://schemas.microsoft.com/office/drawing/2016/ink" xmlns:am3d="http://schemas.microsoft.com/office/drawing/2017/model3d" xmlns:o="urn:schemas-microsoft-com:office:office" xmlns:oel="http://schemas.microsoft.com/office/2019/extlst" xmlns:r="http://schemas.openxmlformats.org/officeDocument/2006/relationships" xmlns:m="http://schemas.openxmlformats.org/officeDocument/2006/math" xmlns:v="urn:schemas-microsoft-com:vml" xmlns:wp14="http://schemas.microsoft.com/office/word/2010/wordprocessingDrawing" xmlns:wp="http://schemas.openxmlformats.org/drawingml/2006/wordprocessingDrawing" xmlns:w10="urn:schemas-microsoft-com:office:word" xmlns:w="http://schemas.openxmlformats.org/wordprocessingml/2006/main" xmlns:w14="http://schemas.microsoft.com/office/word/2010/wordml" xmlns:w15="http://schemas.microsoft.com/office/word/2012/wordml" xmlns:w16cex="http://schemas.microsoft.com/office/word/2018/wordml/cex" xmlns:w16cid="http://schemas.microsoft.com/office/word/2016/wordml/cid" xmlns:w16="http://schemas.microsoft.com/office/word/2018/wordml" xmlns:w16du="http://schemas.microsoft.com/office/word/2023/wordml/word16du" xmlns:w16sdtdh="http://schemas.microsoft.com/office/word/2020/wordml/sdtdatahash" xmlns:w16sdtfl="http://schemas.microsoft.com/office/word/2024/wordml/sdtformatlock" xmlns:w16se="http://schemas.microsoft.com/office/word/2015/wordml/symex" xmlns:wpg="http://schemas.microsoft.com/office/word/2010/wordprocessingGroup" xmlns:wpi="http://schemas.microsoft.com/office/word/2010/wordprocessingInk" xmlns:wne="http://schemas.microsoft.com/office/word/2006/wordml" xmlns:wps="http://schemas.microsoft.com/office/word/2010/wordprocessingShape" mc:Ignorable="w14 w15 w16se w16cid w16 w16cex w16sdtdh w16sdtfl w16du wp14">
   <w:abstractNum w:abstractNumId="0" w15:restartNumberingAfterBreak="0">
+    <w:nsid w:val="006966B0"/>
+    <w:multiLevelType w:val="hybridMultilevel"/>
+    <w:tmpl w:val="996C4878"/>
+    <w:lvl w:ilvl="0" w:tplc="20000001">
+      <w:start w:val="1"/>
+      <w:numFmt w:val="bullet"/>
+      <w:lvlText w:val=""/>
+      <w:lvlJc w:val="left"/>
+      <w:pPr>
+        <w:ind w:left="720" w:hanging="360"/>
+      </w:pPr>
+      <w:rPr>
+        <w:rFonts w:ascii="Symbol" w:hAnsi="Symbol" w:hint="default"/>
+      </w:rPr>
+    </w:lvl>
+    <w:lvl w:ilvl="1" w:tplc="20000003" w:tentative="1">
+      <w:start w:val="1"/>
+      <w:numFmt w:val="bullet"/>
+      <w:lvlText w:val="o"/>
+      <w:lvlJc w:val="left"/>
+      <w:pPr>
+        <w:ind w:left="1440" w:hanging="360"/>
+      </w:pPr>
+      <w:rPr>
+        <w:rFonts w:ascii="Courier New" w:hAnsi="Courier New" w:cs="Courier New" w:hint="default"/>
+      </w:rPr>
+    </w:lvl>
+    <w:lvl w:ilvl="2" w:tplc="20000005" w:tentative="1">
+      <w:start w:val="1"/>
+      <w:numFmt w:val="bullet"/>
+      <w:lvlText w:val=""/>
+      <w:lvlJc w:val="left"/>
+      <w:pPr>
+        <w:ind w:left="2160" w:hanging="360"/>
+      </w:pPr>
+      <w:rPr>
+        <w:rFonts w:ascii="Wingdings" w:hAnsi="Wingdings" w:hint="default"/>
+      </w:rPr>
+    </w:lvl>
+    <w:lvl w:ilvl="3" w:tplc="20000001" w:tentative="1">
+      <w:start w:val="1"/>
+      <w:numFmt w:val="bullet"/>
+      <w:lvlText w:val=""/>
+      <w:lvlJc w:val="left"/>
+      <w:pPr>
+        <w:ind w:left="2880" w:hanging="360"/>
+      </w:pPr>
+      <w:rPr>
+        <w:rFonts w:ascii="Symbol" w:hAnsi="Symbol" w:hint="default"/>
+      </w:rPr>
+    </w:lvl>
+    <w:lvl w:ilvl="4" w:tplc="20000003" w:tentative="1">
+      <w:start w:val="1"/>
+      <w:numFmt w:val="bullet"/>
+      <w:lvlText w:val="o"/>
+      <w:lvlJc w:val="left"/>
+      <w:pPr>
+        <w:ind w:left="3600" w:hanging="360"/>
+      </w:pPr>
+      <w:rPr>
+        <w:rFonts w:ascii="Courier New" w:hAnsi="Courier New" w:cs="Courier New" w:hint="default"/>
+      </w:rPr>
+    </w:lvl>
+    <w:lvl w:ilvl="5" w:tplc="20000005" w:tentative="1">
+      <w:start w:val="1"/>
+      <w:numFmt w:val="bullet"/>
+      <w:lvlText w:val=""/>
+      <w:lvlJc w:val="left"/>
+      <w:pPr>
+        <w:ind w:left="4320" w:hanging="360"/>
+      </w:pPr>
+      <w:rPr>
+        <w:rFonts w:ascii="Wingdings" w:hAnsi="Wingdings" w:hint="default"/>
+      </w:rPr>
+    </w:lvl>
+    <w:lvl w:ilvl="6" w:tplc="20000001" w:tentative="1">
+      <w:start w:val="1"/>
+      <w:numFmt w:val="bullet"/>
+      <w:lvlText w:val=""/>
+      <w:lvlJc w:val="left"/>
+      <w:pPr>
+        <w:ind w:left="5040" w:hanging="360"/>
+      </w:pPr>
+      <w:rPr>
+        <w:rFonts w:ascii="Symbol" w:hAnsi="Symbol" w:hint="default"/>
+      </w:rPr>
+    </w:lvl>
+    <w:lvl w:ilvl="7" w:tplc="20000003" w:tentative="1">
+      <w:start w:val="1"/>
+      <w:numFmt w:val="bullet"/>
+      <w:lvlText w:val="o"/>
+      <w:lvlJc w:val="left"/>
+      <w:pPr>
+        <w:ind w:left="5760" w:hanging="360"/>
+      </w:pPr>
+      <w:rPr>
+        <w:rFonts w:ascii="Courier New" w:hAnsi="Courier New" w:cs="Courier New" w:hint="default"/>
+      </w:rPr>
+    </w:lvl>
+    <w:lvl w:ilvl="8" w:tplc="20000005" w:tentative="1">
+      <w:start w:val="1"/>
+      <w:numFmt w:val="bullet"/>
+      <w:lvlText w:val=""/>
+      <w:lvlJc w:val="left"/>
+      <w:pPr>
+        <w:ind w:left="6480" w:hanging="360"/>
+      </w:pPr>
+      <w:rPr>
+        <w:rFonts w:ascii="Wingdings" w:hAnsi="Wingdings" w:hint="default"/>
+      </w:rPr>
+    </w:lvl>
+  </w:abstractNum>
+  <w:abstractNum w:abstractNumId="1" w15:restartNumberingAfterBreak="0">
     <w:nsid w:val="010C5B30"/>
     <w:multiLevelType w:val="hybridMultilevel"/>
     <w:tmpl w:val="BAF02E52"/>
@@ -5338,7 +5924,7 @@
       </w:rPr>
     </w:lvl>
   </w:abstractNum>
-  <w:abstractNum w:abstractNumId="1" w15:restartNumberingAfterBreak="0">
+  <w:abstractNum w:abstractNumId="2" w15:restartNumberingAfterBreak="0">
     <w:nsid w:val="028F4FCE"/>
     <w:multiLevelType w:val="hybridMultilevel"/>
     <w:tmpl w:val="AB4C2932"/>
@@ -5451,7 +6037,7 @@
       </w:rPr>
     </w:lvl>
   </w:abstractNum>
-  <w:abstractNum w:abstractNumId="2" w15:restartNumberingAfterBreak="0">
+  <w:abstractNum w:abstractNumId="3" w15:restartNumberingAfterBreak="0">
     <w:nsid w:val="06CF75D7"/>
     <w:multiLevelType w:val="hybridMultilevel"/>
     <w:tmpl w:val="113A63F8"/>
@@ -5537,7 +6123,7 @@
       </w:pPr>
     </w:lvl>
   </w:abstractNum>
-  <w:abstractNum w:abstractNumId="3" w15:restartNumberingAfterBreak="0">
+  <w:abstractNum w:abstractNumId="4" w15:restartNumberingAfterBreak="0">
     <w:nsid w:val="07295AFB"/>
     <w:multiLevelType w:val="hybridMultilevel"/>
     <w:tmpl w:val="92543DC0"/>
@@ -5650,7 +6236,7 @@
       </w:rPr>
     </w:lvl>
   </w:abstractNum>
-  <w:abstractNum w:abstractNumId="4" w15:restartNumberingAfterBreak="0">
+  <w:abstractNum w:abstractNumId="5" w15:restartNumberingAfterBreak="0">
     <w:nsid w:val="08E2024D"/>
     <w:multiLevelType w:val="hybridMultilevel"/>
     <w:tmpl w:val="1772D1F4"/>
@@ -5763,7 +6349,7 @@
       </w:rPr>
     </w:lvl>
   </w:abstractNum>
-  <w:abstractNum w:abstractNumId="5" w15:restartNumberingAfterBreak="0">
+  <w:abstractNum w:abstractNumId="6" w15:restartNumberingAfterBreak="0">
     <w:nsid w:val="12BB3466"/>
     <w:multiLevelType w:val="hybridMultilevel"/>
     <w:tmpl w:val="A9BE7BD8"/>
@@ -5876,7 +6462,7 @@
       </w:rPr>
     </w:lvl>
   </w:abstractNum>
-  <w:abstractNum w:abstractNumId="6" w15:restartNumberingAfterBreak="0">
+  <w:abstractNum w:abstractNumId="7" w15:restartNumberingAfterBreak="0">
     <w:nsid w:val="15E64213"/>
     <w:multiLevelType w:val="hybridMultilevel"/>
     <w:tmpl w:val="373412B0"/>
@@ -6016,7 +6602,7 @@
       </w:rPr>
     </w:lvl>
   </w:abstractNum>
-  <w:abstractNum w:abstractNumId="7" w15:restartNumberingAfterBreak="0">
+  <w:abstractNum w:abstractNumId="8" w15:restartNumberingAfterBreak="0">
     <w:nsid w:val="15F62775"/>
     <w:multiLevelType w:val="hybridMultilevel"/>
     <w:tmpl w:val="45808BD4"/>
@@ -6129,7 +6715,7 @@
       </w:rPr>
     </w:lvl>
   </w:abstractNum>
-  <w:abstractNum w:abstractNumId="8" w15:restartNumberingAfterBreak="0">
+  <w:abstractNum w:abstractNumId="9" w15:restartNumberingAfterBreak="0">
     <w:nsid w:val="1D3240EF"/>
     <w:multiLevelType w:val="hybridMultilevel"/>
     <w:tmpl w:val="C45EC7D6"/>
@@ -6242,7 +6828,7 @@
       </w:rPr>
     </w:lvl>
   </w:abstractNum>
-  <w:abstractNum w:abstractNumId="9" w15:restartNumberingAfterBreak="0">
+  <w:abstractNum w:abstractNumId="10" w15:restartNumberingAfterBreak="0">
     <w:nsid w:val="230F33CC"/>
     <w:multiLevelType w:val="hybridMultilevel"/>
     <w:tmpl w:val="B338FCA8"/>
@@ -6382,7 +6968,7 @@
       </w:rPr>
     </w:lvl>
   </w:abstractNum>
-  <w:abstractNum w:abstractNumId="10" w15:restartNumberingAfterBreak="0">
+  <w:abstractNum w:abstractNumId="11" w15:restartNumberingAfterBreak="0">
     <w:nsid w:val="24132489"/>
     <w:multiLevelType w:val="hybridMultilevel"/>
     <w:tmpl w:val="074AEF96"/>
@@ -6495,7 +7081,7 @@
       </w:rPr>
     </w:lvl>
   </w:abstractNum>
-  <w:abstractNum w:abstractNumId="11" w15:restartNumberingAfterBreak="0">
+  <w:abstractNum w:abstractNumId="12" w15:restartNumberingAfterBreak="0">
     <w:nsid w:val="2A2506EB"/>
     <w:multiLevelType w:val="hybridMultilevel"/>
     <w:tmpl w:val="31C47450"/>
@@ -6612,7 +7198,7 @@
       </w:rPr>
     </w:lvl>
   </w:abstractNum>
-  <w:abstractNum w:abstractNumId="12" w15:restartNumberingAfterBreak="0">
+  <w:abstractNum w:abstractNumId="13" w15:restartNumberingAfterBreak="0">
     <w:nsid w:val="33BE4792"/>
     <w:multiLevelType w:val="hybridMultilevel"/>
     <w:tmpl w:val="0368EF64"/>
@@ -6752,7 +7338,7 @@
       </w:rPr>
     </w:lvl>
   </w:abstractNum>
-  <w:abstractNum w:abstractNumId="13" w15:restartNumberingAfterBreak="0">
+  <w:abstractNum w:abstractNumId="14" w15:restartNumberingAfterBreak="0">
     <w:nsid w:val="367C600F"/>
     <w:multiLevelType w:val="multilevel"/>
     <w:tmpl w:val="66F66ADC"/>
@@ -6903,7 +7489,7 @@
       </w:rPr>
     </w:lvl>
   </w:abstractNum>
-  <w:abstractNum w:abstractNumId="14" w15:restartNumberingAfterBreak="0">
+  <w:abstractNum w:abstractNumId="15" w15:restartNumberingAfterBreak="0">
     <w:nsid w:val="3D081AB8"/>
     <w:multiLevelType w:val="hybridMultilevel"/>
     <w:tmpl w:val="12163E56"/>
@@ -7016,7 +7602,7 @@
       </w:rPr>
     </w:lvl>
   </w:abstractNum>
-  <w:abstractNum w:abstractNumId="15" w15:restartNumberingAfterBreak="0">
+  <w:abstractNum w:abstractNumId="16" w15:restartNumberingAfterBreak="0">
     <w:nsid w:val="40117AB4"/>
     <w:multiLevelType w:val="singleLevel"/>
     <w:tmpl w:val="0424000F"/>
@@ -7036,7 +7622,7 @@
       </w:rPr>
     </w:lvl>
   </w:abstractNum>
-  <w:abstractNum w:abstractNumId="16" w15:restartNumberingAfterBreak="0">
+  <w:abstractNum w:abstractNumId="17" w15:restartNumberingAfterBreak="0">
     <w:nsid w:val="45F04156"/>
     <w:multiLevelType w:val="hybridMultilevel"/>
     <w:tmpl w:val="8648D69E"/>
@@ -7149,7 +7735,7 @@
       </w:rPr>
     </w:lvl>
   </w:abstractNum>
-  <w:abstractNum w:abstractNumId="17" w15:restartNumberingAfterBreak="0">
+  <w:abstractNum w:abstractNumId="18" w15:restartNumberingAfterBreak="0">
     <w:nsid w:val="4D737F36"/>
     <w:multiLevelType w:val="hybridMultilevel"/>
     <w:tmpl w:val="2FCADFCC"/>
@@ -7262,7 +7848,7 @@
       </w:rPr>
     </w:lvl>
   </w:abstractNum>
-  <w:abstractNum w:abstractNumId="18" w15:restartNumberingAfterBreak="0">
+  <w:abstractNum w:abstractNumId="19" w15:restartNumberingAfterBreak="0">
     <w:nsid w:val="56210033"/>
     <w:multiLevelType w:val="hybridMultilevel"/>
     <w:tmpl w:val="B834133E"/>
@@ -7375,7 +7961,7 @@
       </w:rPr>
     </w:lvl>
   </w:abstractNum>
-  <w:abstractNum w:abstractNumId="19" w15:restartNumberingAfterBreak="0">
+  <w:abstractNum w:abstractNumId="20" w15:restartNumberingAfterBreak="0">
     <w:nsid w:val="566D6DDD"/>
     <w:multiLevelType w:val="hybridMultilevel"/>
     <w:tmpl w:val="E55A3D24"/>
@@ -7515,7 +8101,7 @@
       </w:rPr>
     </w:lvl>
   </w:abstractNum>
-  <w:abstractNum w:abstractNumId="20" w15:restartNumberingAfterBreak="0">
+  <w:abstractNum w:abstractNumId="21" w15:restartNumberingAfterBreak="0">
     <w:nsid w:val="58DE7EFA"/>
     <w:multiLevelType w:val="hybridMultilevel"/>
     <w:tmpl w:val="131EA528"/>
@@ -7610,7 +8196,7 @@
       </w:pPr>
     </w:lvl>
   </w:abstractNum>
-  <w:abstractNum w:abstractNumId="21" w15:restartNumberingAfterBreak="0">
+  <w:abstractNum w:abstractNumId="22" w15:restartNumberingAfterBreak="0">
     <w:nsid w:val="5AC4619C"/>
     <w:multiLevelType w:val="hybridMultilevel"/>
     <w:tmpl w:val="DFB60A26"/>
@@ -7722,7 +8308,7 @@
       </w:rPr>
     </w:lvl>
   </w:abstractNum>
-  <w:abstractNum w:abstractNumId="22" w15:restartNumberingAfterBreak="0">
+  <w:abstractNum w:abstractNumId="23" w15:restartNumberingAfterBreak="0">
     <w:nsid w:val="5D4B3E35"/>
     <w:multiLevelType w:val="hybridMultilevel"/>
     <w:tmpl w:val="63006618"/>
@@ -7835,7 +8421,7 @@
       </w:rPr>
     </w:lvl>
   </w:abstractNum>
-  <w:abstractNum w:abstractNumId="23" w15:restartNumberingAfterBreak="0">
+  <w:abstractNum w:abstractNumId="24" w15:restartNumberingAfterBreak="0">
     <w:nsid w:val="5E1C298F"/>
     <w:multiLevelType w:val="hybridMultilevel"/>
     <w:tmpl w:val="7642668E"/>
@@ -7948,7 +8534,7 @@
       </w:rPr>
     </w:lvl>
   </w:abstractNum>
-  <w:abstractNum w:abstractNumId="24" w15:restartNumberingAfterBreak="0">
+  <w:abstractNum w:abstractNumId="25" w15:restartNumberingAfterBreak="0">
     <w:nsid w:val="613216BC"/>
     <w:multiLevelType w:val="hybridMultilevel"/>
     <w:tmpl w:val="DCD43D76"/>
@@ -8061,7 +8647,7 @@
       </w:rPr>
     </w:lvl>
   </w:abstractNum>
-  <w:abstractNum w:abstractNumId="25" w15:restartNumberingAfterBreak="0">
+  <w:abstractNum w:abstractNumId="26" w15:restartNumberingAfterBreak="0">
     <w:nsid w:val="62CA2A8F"/>
     <w:multiLevelType w:val="hybridMultilevel"/>
     <w:tmpl w:val="9E62B7C8"/>
@@ -8174,7 +8760,7 @@
       </w:rPr>
     </w:lvl>
   </w:abstractNum>
-  <w:abstractNum w:abstractNumId="26" w15:restartNumberingAfterBreak="0">
+  <w:abstractNum w:abstractNumId="27" w15:restartNumberingAfterBreak="0">
     <w:nsid w:val="642B0707"/>
     <w:multiLevelType w:val="hybridMultilevel"/>
     <w:tmpl w:val="6F824434"/>
@@ -8287,7 +8873,7 @@
       </w:rPr>
     </w:lvl>
   </w:abstractNum>
-  <w:abstractNum w:abstractNumId="27" w15:restartNumberingAfterBreak="0">
+  <w:abstractNum w:abstractNumId="28" w15:restartNumberingAfterBreak="0">
     <w:nsid w:val="657C167B"/>
     <w:multiLevelType w:val="hybridMultilevel"/>
     <w:tmpl w:val="253E1E4A"/>
@@ -8400,7 +8986,7 @@
       </w:rPr>
     </w:lvl>
   </w:abstractNum>
-  <w:abstractNum w:abstractNumId="28" w15:restartNumberingAfterBreak="0">
+  <w:abstractNum w:abstractNumId="29" w15:restartNumberingAfterBreak="0">
     <w:nsid w:val="6F112B8F"/>
     <w:multiLevelType w:val="hybridMultilevel"/>
     <w:tmpl w:val="DD189394"/>
@@ -8513,7 +9099,7 @@
       </w:rPr>
     </w:lvl>
   </w:abstractNum>
-  <w:abstractNum w:abstractNumId="29" w15:restartNumberingAfterBreak="0">
+  <w:abstractNum w:abstractNumId="30" w15:restartNumberingAfterBreak="0">
     <w:nsid w:val="70624018"/>
     <w:multiLevelType w:val="hybridMultilevel"/>
     <w:tmpl w:val="225C64B6"/>
@@ -8653,7 +9239,7 @@
       </w:rPr>
     </w:lvl>
   </w:abstractNum>
-  <w:abstractNum w:abstractNumId="30" w15:restartNumberingAfterBreak="0">
+  <w:abstractNum w:abstractNumId="31" w15:restartNumberingAfterBreak="0">
     <w:nsid w:val="74967D99"/>
     <w:multiLevelType w:val="multilevel"/>
     <w:tmpl w:val="6F1612AC"/>
@@ -8793,7 +9379,7 @@
       </w:rPr>
     </w:lvl>
   </w:abstractNum>
-  <w:abstractNum w:abstractNumId="31" w15:restartNumberingAfterBreak="0">
+  <w:abstractNum w:abstractNumId="32" w15:restartNumberingAfterBreak="0">
     <w:nsid w:val="780E0E44"/>
     <w:multiLevelType w:val="hybridMultilevel"/>
     <w:tmpl w:val="10468E06"/>
@@ -8907,16 +9493,16 @@
     </w:lvl>
   </w:abstractNum>
   <w:num w:numId="1" w16cid:durableId="1616982145">
+    <w:abstractNumId w:val="14"/>
+  </w:num>
+  <w:num w:numId="2" w16cid:durableId="1563980195">
+    <w:abstractNumId w:val="10"/>
+  </w:num>
+  <w:num w:numId="3" w16cid:durableId="574165386">
     <w:abstractNumId w:val="13"/>
   </w:num>
-  <w:num w:numId="2" w16cid:durableId="1563980195">
-    <w:abstractNumId w:val="9"/>
-  </w:num>
-  <w:num w:numId="3" w16cid:durableId="574165386">
-    <w:abstractNumId w:val="12"/>
-  </w:num>
   <w:num w:numId="4" w16cid:durableId="1982886481">
-    <w:abstractNumId w:val="19"/>
+    <w:abstractNumId w:val="20"/>
     <w:lvlOverride w:ilvl="0"/>
     <w:lvlOverride w:ilvl="1">
       <w:startOverride w:val="1"/>
@@ -8944,43 +9530,43 @@
     </w:lvlOverride>
   </w:num>
   <w:num w:numId="5" w16cid:durableId="1343313269">
-    <w:abstractNumId w:val="6"/>
+    <w:abstractNumId w:val="7"/>
   </w:num>
   <w:num w:numId="6" w16cid:durableId="413548033">
+    <w:abstractNumId w:val="30"/>
+  </w:num>
+  <w:num w:numId="7" w16cid:durableId="2517385">
     <w:abstractNumId w:val="29"/>
   </w:num>
-  <w:num w:numId="7" w16cid:durableId="2517385">
-    <w:abstractNumId w:val="28"/>
-  </w:num>
   <w:num w:numId="8" w16cid:durableId="1673027270">
-    <w:abstractNumId w:val="10"/>
+    <w:abstractNumId w:val="11"/>
   </w:num>
   <w:num w:numId="9" w16cid:durableId="310713017">
-    <w:abstractNumId w:val="4"/>
+    <w:abstractNumId w:val="5"/>
   </w:num>
   <w:num w:numId="10" w16cid:durableId="642394832">
-    <w:abstractNumId w:val="18"/>
+    <w:abstractNumId w:val="19"/>
   </w:num>
   <w:num w:numId="11" w16cid:durableId="879364368">
+    <w:abstractNumId w:val="9"/>
+  </w:num>
+  <w:num w:numId="12" w16cid:durableId="1154762435">
+    <w:abstractNumId w:val="24"/>
+  </w:num>
+  <w:num w:numId="13" w16cid:durableId="1050419267">
+    <w:abstractNumId w:val="26"/>
+  </w:num>
+  <w:num w:numId="14" w16cid:durableId="1990405806">
     <w:abstractNumId w:val="8"/>
   </w:num>
-  <w:num w:numId="12" w16cid:durableId="1154762435">
-    <w:abstractNumId w:val="23"/>
-  </w:num>
-  <w:num w:numId="13" w16cid:durableId="1050419267">
-    <w:abstractNumId w:val="25"/>
-  </w:num>
-  <w:num w:numId="14" w16cid:durableId="1990405806">
-    <w:abstractNumId w:val="7"/>
-  </w:num>
   <w:num w:numId="15" w16cid:durableId="1546913352">
-    <w:abstractNumId w:val="26"/>
+    <w:abstractNumId w:val="27"/>
   </w:num>
   <w:num w:numId="16" w16cid:durableId="1318874548">
-    <w:abstractNumId w:val="30"/>
+    <w:abstractNumId w:val="31"/>
   </w:num>
   <w:num w:numId="17" w16cid:durableId="722215861">
-    <w:abstractNumId w:val="30"/>
+    <w:abstractNumId w:val="31"/>
     <w:lvlOverride w:ilvl="0">
       <w:startOverride w:val="1"/>
     </w:lvlOverride>
@@ -9010,7 +9596,7 @@
     </w:lvlOverride>
   </w:num>
   <w:num w:numId="18" w16cid:durableId="415446333">
-    <w:abstractNumId w:val="30"/>
+    <w:abstractNumId w:val="31"/>
     <w:lvlOverride w:ilvl="0">
       <w:startOverride w:val="1"/>
     </w:lvlOverride>
@@ -9040,7 +9626,7 @@
     </w:lvlOverride>
   </w:num>
   <w:num w:numId="19" w16cid:durableId="1966346266">
-    <w:abstractNumId w:val="30"/>
+    <w:abstractNumId w:val="31"/>
     <w:lvlOverride w:ilvl="0">
       <w:startOverride w:val="1"/>
     </w:lvlOverride>
@@ -9070,7 +9656,7 @@
     </w:lvlOverride>
   </w:num>
   <w:num w:numId="20" w16cid:durableId="985356155">
-    <w:abstractNumId w:val="30"/>
+    <w:abstractNumId w:val="31"/>
     <w:lvlOverride w:ilvl="0">
       <w:startOverride w:val="1"/>
     </w:lvlOverride>
@@ -9100,7 +9686,7 @@
     </w:lvlOverride>
   </w:num>
   <w:num w:numId="21" w16cid:durableId="971326932">
-    <w:abstractNumId w:val="30"/>
+    <w:abstractNumId w:val="31"/>
     <w:lvlOverride w:ilvl="0">
       <w:startOverride w:val="1"/>
     </w:lvlOverride>
@@ -9130,7 +9716,7 @@
     </w:lvlOverride>
   </w:num>
   <w:num w:numId="22" w16cid:durableId="874578897">
-    <w:abstractNumId w:val="30"/>
+    <w:abstractNumId w:val="31"/>
     <w:lvlOverride w:ilvl="0">
       <w:startOverride w:val="1"/>
     </w:lvlOverride>
@@ -9160,7 +9746,7 @@
     </w:lvlOverride>
   </w:num>
   <w:num w:numId="23" w16cid:durableId="184097708">
-    <w:abstractNumId w:val="30"/>
+    <w:abstractNumId w:val="31"/>
     <w:lvlOverride w:ilvl="0">
       <w:startOverride w:val="1"/>
     </w:lvlOverride>
@@ -9190,7 +9776,7 @@
     </w:lvlOverride>
   </w:num>
   <w:num w:numId="24" w16cid:durableId="1147547601">
-    <w:abstractNumId w:val="30"/>
+    <w:abstractNumId w:val="31"/>
     <w:lvlOverride w:ilvl="0">
       <w:startOverride w:val="1"/>
     </w:lvlOverride>
@@ -9220,7 +9806,7 @@
     </w:lvlOverride>
   </w:num>
   <w:num w:numId="25" w16cid:durableId="697269251">
-    <w:abstractNumId w:val="30"/>
+    <w:abstractNumId w:val="31"/>
     <w:lvlOverride w:ilvl="0">
       <w:startOverride w:val="1"/>
     </w:lvlOverride>
@@ -9250,7 +9836,7 @@
     </w:lvlOverride>
   </w:num>
   <w:num w:numId="26" w16cid:durableId="623387041">
-    <w:abstractNumId w:val="30"/>
+    <w:abstractNumId w:val="31"/>
     <w:lvlOverride w:ilvl="0">
       <w:startOverride w:val="1"/>
     </w:lvlOverride>
@@ -9280,7 +9866,7 @@
     </w:lvlOverride>
   </w:num>
   <w:num w:numId="27" w16cid:durableId="571545525">
-    <w:abstractNumId w:val="30"/>
+    <w:abstractNumId w:val="31"/>
     <w:lvlOverride w:ilvl="0">
       <w:startOverride w:val="1"/>
     </w:lvlOverride>
@@ -9310,22 +9896,22 @@
     </w:lvlOverride>
   </w:num>
   <w:num w:numId="28" w16cid:durableId="718475815">
-    <w:abstractNumId w:val="1"/>
+    <w:abstractNumId w:val="2"/>
   </w:num>
   <w:num w:numId="29" w16cid:durableId="1318532482">
-    <w:abstractNumId w:val="24"/>
+    <w:abstractNumId w:val="25"/>
   </w:num>
   <w:num w:numId="30" w16cid:durableId="2085495198">
-    <w:abstractNumId w:val="2"/>
+    <w:abstractNumId w:val="3"/>
   </w:num>
   <w:num w:numId="31" w16cid:durableId="1159468039">
-    <w:abstractNumId w:val="18"/>
+    <w:abstractNumId w:val="19"/>
   </w:num>
   <w:num w:numId="32" w16cid:durableId="2134787325">
-    <w:abstractNumId w:val="15"/>
+    <w:abstractNumId w:val="16"/>
   </w:num>
   <w:num w:numId="33" w16cid:durableId="690107431">
-    <w:abstractNumId w:val="19"/>
+    <w:abstractNumId w:val="20"/>
     <w:lvlOverride w:ilvl="0"/>
     <w:lvlOverride w:ilvl="1">
       <w:startOverride w:val="1"/>
@@ -9353,46 +9939,49 @@
     </w:lvlOverride>
   </w:num>
   <w:num w:numId="34" w16cid:durableId="1695031192">
-    <w:abstractNumId w:val="19"/>
+    <w:abstractNumId w:val="20"/>
   </w:num>
   <w:num w:numId="35" w16cid:durableId="1474131380">
-    <w:abstractNumId w:val="19"/>
+    <w:abstractNumId w:val="20"/>
   </w:num>
   <w:num w:numId="36" w16cid:durableId="385646365">
-    <w:abstractNumId w:val="11"/>
+    <w:abstractNumId w:val="12"/>
   </w:num>
   <w:num w:numId="37" w16cid:durableId="774322130">
-    <w:abstractNumId w:val="5"/>
+    <w:abstractNumId w:val="6"/>
   </w:num>
   <w:num w:numId="38" w16cid:durableId="1273244240">
-    <w:abstractNumId w:val="20"/>
+    <w:abstractNumId w:val="21"/>
   </w:num>
   <w:num w:numId="39" w16cid:durableId="1302419245">
-    <w:abstractNumId w:val="27"/>
+    <w:abstractNumId w:val="28"/>
   </w:num>
   <w:num w:numId="40" w16cid:durableId="671757144">
-    <w:abstractNumId w:val="3"/>
+    <w:abstractNumId w:val="4"/>
   </w:num>
   <w:num w:numId="41" w16cid:durableId="1609465245">
-    <w:abstractNumId w:val="16"/>
+    <w:abstractNumId w:val="17"/>
   </w:num>
   <w:num w:numId="42" w16cid:durableId="1924870052">
+    <w:abstractNumId w:val="23"/>
+  </w:num>
+  <w:num w:numId="43" w16cid:durableId="1546983496">
+    <w:abstractNumId w:val="1"/>
+  </w:num>
+  <w:num w:numId="44" w16cid:durableId="1243755491">
+    <w:abstractNumId w:val="15"/>
+  </w:num>
+  <w:num w:numId="45" w16cid:durableId="2112815720">
     <w:abstractNumId w:val="22"/>
   </w:num>
-  <w:num w:numId="43" w16cid:durableId="1546983496">
-    <w:abstractNumId w:val="0"/>
-  </w:num>
-  <w:num w:numId="44" w16cid:durableId="1243755491">
-    <w:abstractNumId w:val="14"/>
-  </w:num>
-  <w:num w:numId="45" w16cid:durableId="2112815720">
-    <w:abstractNumId w:val="21"/>
-  </w:num>
   <w:num w:numId="46" w16cid:durableId="495389479">
-    <w:abstractNumId w:val="31"/>
+    <w:abstractNumId w:val="32"/>
   </w:num>
   <w:num w:numId="47" w16cid:durableId="1000545877">
-    <w:abstractNumId w:val="17"/>
+    <w:abstractNumId w:val="18"/>
+  </w:num>
+  <w:num w:numId="48" w16cid:durableId="853347394">
+    <w:abstractNumId w:val="0"/>
   </w:num>
   <w:numIdMacAtCleanup w:val="15"/>
 </w:numbering>

--- a/docs/thesis/magistrsko-delo-jasa-zupancic.docx
+++ b/docs/thesis/magistrsko-delo-jasa-zupancic.docx
@@ -2901,16 +2901,7 @@
         <w:t>-</w:t>
       </w:r>
       <w:r>
-        <w:t>koordinata</w:t>
-      </w:r>
-      <w:r>
-        <w:t xml:space="preserve"> pri večini </w:t>
-      </w:r>
-      <w:r>
-        <w:t>modelov za zaznavo drže</w:t>
-      </w:r>
-      <w:r>
-        <w:t>, ki delujejo na osnovi ene same RGB kamere, ne predstavljajo neposredno izmerjene absolutne globine v metrih. Gre za napovedano globinsko komponento, ki je pogosto podana relativno glede na izhodiščno točko (npr. medenico) ali pa je normalizirana glede na velikost osebe v sliki oziroma velikost vhodnega okna. Posledično se lahko numerične vrednosti z-koordinate med različnimi modeli razlikujejo tako po skali kot po definiciji ničelne točke, kar oteži neposredno primerjavo med modeli</w:t>
+        <w:t>koordinata pri večini modelov za zaznavo drže, ki delujejo na osnovi ene same RGB kamere, ne predstavljajo neposredno izmerjene absolutne globine v metrih. Gre za napovedano globinsko komponento, ki je pogosto podana relativno glede na izhodiščno točko (npr. medenico) ali pa je normalizirana glede na velikost osebe v sliki oziroma velikost vhodnega okna. Posledično se lahko numerične vrednosti z-koordinate med različnimi modeli razlikujejo tako po skali kot po definiciji ničelne točke, kar oteži neposredno primerjavo med modeli</w:t>
       </w:r>
       <w:r>
         <w:t>.</w:t>
@@ -2950,10 +2941,7 @@
         <w:t>Za bolj “pravo” 3D rekonstrukcijo se pogosto uporabljajo pristopi z več kamerami</w:t>
       </w:r>
       <w:r>
-        <w:t xml:space="preserve">, pristopi </w:t>
-      </w:r>
-      <w:r>
-        <w:t>z uporabo označevalcev</w:t>
+        <w:t>, pristopi z uporabo označevalcev</w:t>
       </w:r>
       <w:r>
         <w:t xml:space="preserve"> ali</w:t>
@@ -3063,19 +3051,7 @@
         <w:t xml:space="preserve"> izvajanja v okolju brskalnika. </w:t>
       </w:r>
       <w:r>
-        <w:t xml:space="preserve">Cilj je realno-časovna analiza drže na robnih napravah, zato so bili v primerjavo vključeni predvsem </w:t>
-      </w:r>
-      <w:r>
-        <w:t>“</w:t>
-      </w:r>
-      <w:r>
-        <w:t>lažji</w:t>
-      </w:r>
-      <w:r>
-        <w:t>“</w:t>
-      </w:r>
-      <w:r>
-        <w:t xml:space="preserve"> modeli, oziroma lažje različice modelov, ki omogočajo izvajanje brez večjih zakasnite</w:t>
+        <w:t>Cilj je realno-časovna analiza drže na robnih napravah, zato so bili v primerjavo vključeni predvsem “lažji“ modeli, oziroma lažje različice modelov, ki omogočajo izvajanje brez večjih zakasnite</w:t>
       </w:r>
       <w:r>
         <w:t>v, upočasnitev ali kakršnega koli negativnega vpliva na uporabniško izkušnjo</w:t>
@@ -3168,6 +3144,807 @@
     <w:p/>
     <w:p>
       <w:pPr>
+        <w:pStyle w:val="Heading3"/>
+      </w:pPr>
+      <w:r>
+        <w:t xml:space="preserve">Pose </w:t>
+      </w:r>
+      <w:proofErr w:type="spellStart"/>
+      <w:r>
+        <w:t>Landmarker</w:t>
+      </w:r>
+      <w:proofErr w:type="spellEnd"/>
+      <w:r>
+        <w:t xml:space="preserve"> </w:t>
+      </w:r>
+      <w:r>
+        <w:t>–</w:t>
+      </w:r>
+      <w:r>
+        <w:t xml:space="preserve"> </w:t>
+      </w:r>
+      <w:proofErr w:type="spellStart"/>
+      <w:r>
+        <w:t>Mediapipe</w:t>
+      </w:r>
+      <w:proofErr w:type="spellEnd"/>
+    </w:p>
+    <w:p>
+      <w:r>
+        <w:t xml:space="preserve">Pose </w:t>
+      </w:r>
+      <w:proofErr w:type="spellStart"/>
+      <w:r>
+        <w:t>Landmarker</w:t>
+      </w:r>
+      <w:proofErr w:type="spellEnd"/>
+      <w:r>
+        <w:t xml:space="preserve"> je </w:t>
+      </w:r>
+      <w:proofErr w:type="spellStart"/>
+      <w:r>
+        <w:t>Mediapipe-ova</w:t>
+      </w:r>
+      <w:proofErr w:type="spellEnd"/>
+      <w:r>
+        <w:t xml:space="preserve"> rešitev za zaznavanje telesne drže, katere delovanje je namenjeno robnim napravam</w:t>
+      </w:r>
+      <w:r>
+        <w:t>, v realnem času.</w:t>
+      </w:r>
+      <w:r>
+        <w:t xml:space="preserve"> Namen rešitve je 3D zaznava </w:t>
+      </w:r>
+      <w:r>
+        <w:t xml:space="preserve"> </w:t>
+      </w:r>
+      <w:r>
+        <w:t>celotnega telesa, optimizirana za delovanje na robnih napravah</w:t>
+      </w:r>
+      <w:r>
+        <w:t xml:space="preserve"> in </w:t>
+      </w:r>
+      <w:r>
+        <w:t xml:space="preserve">v </w:t>
+      </w:r>
+      <w:r>
+        <w:t>re</w:t>
+      </w:r>
+      <w:r>
+        <w:t>a</w:t>
+      </w:r>
+      <w:r>
+        <w:t xml:space="preserve">lno-časovnih </w:t>
+      </w:r>
+      <w:r>
+        <w:t xml:space="preserve">fitnes </w:t>
+      </w:r>
+      <w:r>
+        <w:t>aplikacijah</w:t>
+      </w:r>
+      <w:r>
+        <w:t xml:space="preserve">. </w:t>
+      </w:r>
+      <w:r>
+        <w:t>Zaznava deluje tako na posameznih slikah kot tudi na video zaporedju oziroma živemu video toku kamere. Rezultat modela je 33 sklepnih točk na telesu</w:t>
+      </w:r>
+      <w:r>
+        <w:t xml:space="preserve">, model pa je sposoben </w:t>
+      </w:r>
+      <w:r>
+        <w:t xml:space="preserve">sklepne točke telesa zaznavati tako na enem kot na </w:t>
+      </w:r>
+      <w:r>
+        <w:t>mnogih</w:t>
+      </w:r>
+      <w:r>
+        <w:t xml:space="preserve"> telesih hkrati.</w:t>
+      </w:r>
+    </w:p>
+    <w:p>
+      <w:pPr>
+        <w:pStyle w:val="Images"/>
+      </w:pPr>
+      <w:r>
+        <w:rPr>
+          <w:noProof/>
+        </w:rPr>
+        <w:lastRenderedPageBreak/>
+        <w:drawing>
+          <wp:inline distT="0" distB="0" distL="0" distR="0" wp14:anchorId="3462EF08" wp14:editId="4C70FD7C">
+            <wp:extent cx="4308626" cy="5103628"/>
+            <wp:effectExtent l="0" t="0" r="0" b="1905"/>
+            <wp:docPr id="1895924879" name="Picture 2"/>
+            <wp:cNvGraphicFramePr>
+              <a:graphicFrameLocks xmlns:a="http://schemas.openxmlformats.org/drawingml/2006/main" noChangeAspect="1"/>
+            </wp:cNvGraphicFramePr>
+            <a:graphic xmlns:a="http://schemas.openxmlformats.org/drawingml/2006/main">
+              <a:graphicData uri="http://schemas.openxmlformats.org/drawingml/2006/picture">
+                <pic:pic xmlns:pic="http://schemas.openxmlformats.org/drawingml/2006/picture">
+                  <pic:nvPicPr>
+                    <pic:cNvPr id="0" name="Picture 1"/>
+                    <pic:cNvPicPr>
+                      <a:picLocks noChangeAspect="1" noChangeArrowheads="1"/>
+                    </pic:cNvPicPr>
+                  </pic:nvPicPr>
+                  <pic:blipFill>
+                    <a:blip r:embed="rId14" cstate="print">
+                      <a:extLst>
+                        <a:ext uri="{28A0092B-C50C-407E-A947-70E740481C1C}">
+                          <a14:useLocalDpi xmlns:a14="http://schemas.microsoft.com/office/drawing/2010/main" val="0"/>
+                        </a:ext>
+                      </a:extLst>
+                    </a:blip>
+                    <a:srcRect/>
+                    <a:stretch>
+                      <a:fillRect/>
+                    </a:stretch>
+                  </pic:blipFill>
+                  <pic:spPr bwMode="auto">
+                    <a:xfrm>
+                      <a:off x="0" y="0"/>
+                      <a:ext cx="4310353" cy="5105674"/>
+                    </a:xfrm>
+                    <a:prstGeom prst="rect">
+                      <a:avLst/>
+                    </a:prstGeom>
+                    <a:noFill/>
+                    <a:ln>
+                      <a:noFill/>
+                    </a:ln>
+                  </pic:spPr>
+                </pic:pic>
+              </a:graphicData>
+            </a:graphic>
+          </wp:inline>
+        </w:drawing>
+      </w:r>
+    </w:p>
+    <w:p>
+      <w:pPr>
+        <w:pStyle w:val="Caption"/>
+      </w:pPr>
+      <w:r>
+        <w:t xml:space="preserve">Slika </w:t>
+      </w:r>
+      <w:r>
+        <w:fldChar w:fldCharType="begin"/>
+      </w:r>
+      <w:r>
+        <w:instrText xml:space="preserve"> STYLEREF 1 \s </w:instrText>
+      </w:r>
+      <w:r>
+        <w:fldChar w:fldCharType="separate"/>
+      </w:r>
+      <w:r>
+        <w:rPr>
+          <w:noProof/>
+        </w:rPr>
+        <w:t>2</w:t>
+      </w:r>
+      <w:r>
+        <w:rPr>
+          <w:noProof/>
+        </w:rPr>
+        <w:fldChar w:fldCharType="end"/>
+      </w:r>
+      <w:r>
+        <w:t>.</w:t>
+      </w:r>
+      <w:r>
+        <w:fldChar w:fldCharType="begin"/>
+      </w:r>
+      <w:r>
+        <w:instrText xml:space="preserve"> SEQ Slika \* ARABIC \s 1 </w:instrText>
+      </w:r>
+      <w:r>
+        <w:fldChar w:fldCharType="separate"/>
+      </w:r>
+      <w:r>
+        <w:rPr>
+          <w:noProof/>
+        </w:rPr>
+        <w:t>1</w:t>
+      </w:r>
+      <w:r>
+        <w:rPr>
+          <w:noProof/>
+        </w:rPr>
+        <w:fldChar w:fldCharType="end"/>
+      </w:r>
+      <w:r>
+        <w:t xml:space="preserve">: Shema sklepnih točk modela </w:t>
+      </w:r>
+      <w:proofErr w:type="spellStart"/>
+      <w:r>
+        <w:t>MediaPipe</w:t>
+      </w:r>
+      <w:proofErr w:type="spellEnd"/>
+      <w:r>
+        <w:t xml:space="preserve"> Pose </w:t>
+      </w:r>
+      <w:proofErr w:type="spellStart"/>
+      <w:r>
+        <w:t>Landmarker</w:t>
+      </w:r>
+      <w:proofErr w:type="spellEnd"/>
+      <w:r>
+        <w:t xml:space="preserve"> (33 točk)</w:t>
+      </w:r>
+    </w:p>
+    <w:p/>
+    <w:p>
+      <w:r>
+        <w:t xml:space="preserve">Vsaka sklepna točka je opisana v normaliziranih koordinatah slike ter dodatno tudi v 3D koordinatah sveta. Koordinate so </w:t>
+      </w:r>
+      <w:r>
+        <w:t>podane v metrih, pri čemer so vrednosti relativne glede na izhodiščno točko, določeno kot sredina med obema kolkoma.</w:t>
+      </w:r>
+      <w:r>
+        <w:t xml:space="preserve"> Vsaka sklepna točka vsebuje</w:t>
+      </w:r>
+      <w:r>
+        <w:t xml:space="preserve"> tudi </w:t>
+      </w:r>
+      <w:r>
+        <w:t>numeričn</w:t>
+      </w:r>
+      <w:r>
+        <w:t>i</w:t>
+      </w:r>
+      <w:r>
+        <w:t xml:space="preserve"> </w:t>
+      </w:r>
+      <w:r>
+        <w:t>ocen</w:t>
+      </w:r>
+      <w:r>
+        <w:t>i</w:t>
+      </w:r>
+      <w:r>
+        <w:t xml:space="preserve"> njene vidljivosti</w:t>
+      </w:r>
+      <w:r>
+        <w:t xml:space="preserve"> in prisotnosti</w:t>
+      </w:r>
+      <w:r>
+        <w:t>.</w:t>
+      </w:r>
+      <w:r>
+        <w:t xml:space="preserve"> </w:t>
+      </w:r>
+      <w:r>
+        <w:t>V</w:t>
+      </w:r>
+      <w:r>
+        <w:t xml:space="preserve">rednost </w:t>
+      </w:r>
+      <w:r>
+        <w:t xml:space="preserve">vidljivosti </w:t>
+      </w:r>
+      <w:r>
+        <w:t xml:space="preserve">je </w:t>
+      </w:r>
+      <w:r>
+        <w:t xml:space="preserve">v intervalu od </w:t>
+      </w:r>
+      <w:r>
+        <w:t xml:space="preserve">0 </w:t>
+      </w:r>
+      <w:r>
+        <w:t>do</w:t>
+      </w:r>
+      <w:r>
+        <w:t xml:space="preserve"> 1, kjer 0 pomeni, da sklepna točka </w:t>
+      </w:r>
+      <w:r>
+        <w:t xml:space="preserve">po oceni modela ni vidna oziroma </w:t>
+      </w:r>
+      <w:r>
+        <w:t>je zakrita</w:t>
+      </w:r>
+      <w:r>
+        <w:t xml:space="preserve">, </w:t>
+      </w:r>
+      <w:r>
+        <w:t xml:space="preserve">vrednost </w:t>
+      </w:r>
+      <w:r>
+        <w:t xml:space="preserve">1 </w:t>
+      </w:r>
+      <w:r>
+        <w:t>pa označuje</w:t>
+      </w:r>
+      <w:r>
+        <w:t xml:space="preserve"> visoko </w:t>
+      </w:r>
+      <w:r>
+        <w:t xml:space="preserve">oceno </w:t>
+      </w:r>
+      <w:r>
+        <w:t xml:space="preserve">modela, da je sklepna točka v kadru prisotna in </w:t>
+      </w:r>
+      <w:r>
+        <w:t>ni zakrita</w:t>
+      </w:r>
+      <w:r>
+        <w:t>.</w:t>
+      </w:r>
+      <w:r>
+        <w:t xml:space="preserve"> </w:t>
+      </w:r>
+      <w:r>
+        <w:t>Ocena v</w:t>
+      </w:r>
+      <w:r>
+        <w:t>rednost</w:t>
+      </w:r>
+      <w:r>
+        <w:t>i</w:t>
+      </w:r>
+      <w:r>
+        <w:t xml:space="preserve"> prisotnosti </w:t>
+      </w:r>
+      <w:r>
+        <w:t xml:space="preserve">sklepne točke </w:t>
+      </w:r>
+      <w:r>
+        <w:t>je manj stroga</w:t>
+      </w:r>
+      <w:r>
+        <w:t>, saj predstavlja verjetnost, da je sklepna točka znotraj kadra, ne glede na to, ali je delno zakrita.</w:t>
+      </w:r>
+    </w:p>
+    <w:p>
+      <w:r>
+        <w:lastRenderedPageBreak/>
+        <w:t xml:space="preserve">Pose </w:t>
+      </w:r>
+      <w:proofErr w:type="spellStart"/>
+      <w:r>
+        <w:t>Landmarker</w:t>
+      </w:r>
+      <w:proofErr w:type="spellEnd"/>
+      <w:r>
+        <w:t xml:space="preserve"> je v okolju brskalnika na voljo preko knjižnice </w:t>
+      </w:r>
+      <w:proofErr w:type="spellStart"/>
+      <w:r>
+        <w:t>npm</w:t>
+      </w:r>
+      <w:proofErr w:type="spellEnd"/>
+      <w:r>
+        <w:t xml:space="preserve"> </w:t>
+      </w:r>
+      <w:r>
+        <w:t>“</w:t>
+      </w:r>
+      <w:r>
+        <w:t>@</w:t>
+      </w:r>
+      <w:proofErr w:type="spellStart"/>
+      <w:r>
+        <w:t>mediapipe</w:t>
+      </w:r>
+      <w:proofErr w:type="spellEnd"/>
+      <w:r>
+        <w:t>/</w:t>
+      </w:r>
+      <w:proofErr w:type="spellStart"/>
+      <w:r>
+        <w:t>tasks-vision</w:t>
+      </w:r>
+      <w:proofErr w:type="spellEnd"/>
+      <w:r>
+        <w:t>“</w:t>
+      </w:r>
+      <w:r>
+        <w:t>, ki je primerna za integracijo v Next.js</w:t>
+      </w:r>
+      <w:r>
+        <w:t>.</w:t>
+      </w:r>
+      <w:r>
+        <w:t xml:space="preserve"> </w:t>
+      </w:r>
+      <w:r>
+        <w:t>Na voljo so 3 različice modela: Lite</w:t>
+      </w:r>
+      <w:r>
+        <w:t xml:space="preserve"> (</w:t>
+      </w:r>
+      <w:proofErr w:type="spellStart"/>
+      <w:r>
+        <w:t>vleikost</w:t>
+      </w:r>
+      <w:proofErr w:type="spellEnd"/>
+      <w:r>
+        <w:t xml:space="preserve"> 3MB)</w:t>
+      </w:r>
+      <w:r>
+        <w:t xml:space="preserve">, </w:t>
+      </w:r>
+      <w:proofErr w:type="spellStart"/>
+      <w:r>
+        <w:t>Full</w:t>
+      </w:r>
+      <w:proofErr w:type="spellEnd"/>
+      <w:r>
+        <w:t xml:space="preserve"> (velikost 6MB)</w:t>
+      </w:r>
+      <w:r>
+        <w:t xml:space="preserve"> in </w:t>
+      </w:r>
+      <w:proofErr w:type="spellStart"/>
+      <w:r>
+        <w:t>Heavy</w:t>
+      </w:r>
+      <w:proofErr w:type="spellEnd"/>
+      <w:r>
+        <w:t xml:space="preserve"> (velikost 26MB)</w:t>
+      </w:r>
+      <w:r>
+        <w:t xml:space="preserve">. </w:t>
+      </w:r>
+      <w:r>
+        <w:t xml:space="preserve">Lite model je </w:t>
+      </w:r>
+      <w:r>
+        <w:t>“</w:t>
+      </w:r>
+      <w:r>
+        <w:t>najlažji</w:t>
+      </w:r>
+      <w:r>
+        <w:t>“</w:t>
+      </w:r>
+      <w:r>
+        <w:t xml:space="preserve"> in </w:t>
+      </w:r>
+      <w:r>
+        <w:t>je namenjen za delovanje na strojno najslabših robnih napravah</w:t>
+      </w:r>
+      <w:r>
+        <w:t xml:space="preserve">, vendar je kvaliteta </w:t>
+      </w:r>
+      <w:r>
+        <w:t>zaznave</w:t>
+      </w:r>
+      <w:r>
+        <w:t xml:space="preserve"> sklepnih točk slabša od ostalih dveh različic. Različica </w:t>
+      </w:r>
+      <w:proofErr w:type="spellStart"/>
+      <w:r>
+        <w:t>Full</w:t>
+      </w:r>
+      <w:proofErr w:type="spellEnd"/>
+      <w:r>
+        <w:t xml:space="preserve"> </w:t>
+      </w:r>
+      <w:r>
+        <w:t xml:space="preserve">je po hitrosti delovanja kot tudi po kakovosti </w:t>
+      </w:r>
+      <w:r>
+        <w:t>zaznave</w:t>
+      </w:r>
+      <w:r>
+        <w:t xml:space="preserve"> sklepnih točk zlata sredina med Lite in </w:t>
+      </w:r>
+      <w:proofErr w:type="spellStart"/>
+      <w:r>
+        <w:t>Heavy</w:t>
+      </w:r>
+      <w:proofErr w:type="spellEnd"/>
+      <w:r>
+        <w:t xml:space="preserve"> različico. </w:t>
+      </w:r>
+      <w:proofErr w:type="spellStart"/>
+      <w:r>
+        <w:t>Heavy</w:t>
+      </w:r>
+      <w:proofErr w:type="spellEnd"/>
+      <w:r>
+        <w:t xml:space="preserve"> različica </w:t>
+      </w:r>
+      <w:r>
+        <w:t xml:space="preserve">je namenjena za modernejše robne naprave, kajti na strojno slabših napravah je detekcija </w:t>
+      </w:r>
+      <w:r>
+        <w:t xml:space="preserve">z omenjeno različico </w:t>
+      </w:r>
+      <w:r>
+        <w:t xml:space="preserve">zelo </w:t>
+      </w:r>
+      <w:r>
+        <w:t xml:space="preserve">počasna. </w:t>
+      </w:r>
+      <w:r>
+        <w:t>Nudi pa najkvalitetnejšo zaznavo sklepnih</w:t>
+      </w:r>
+      <w:r>
+        <w:t xml:space="preserve"> točk.</w:t>
+      </w:r>
+    </w:p>
+    <w:p/>
+    <w:p>
+      <w:r>
+        <w:t>Posebnost rešitve je ta, da je sestavljena iz paketa modelov. Prvi zazna prisotnost teles, imenovan tudi detektor, drugi pa izvede določitev sklepnih točk. Detektor uporablja vhodno obliko velikosti 224x224x3, model za določitev sklepnih točk na telesu pa 256x256x3</w:t>
+      </w:r>
+      <w:r>
+        <w:t>. Pri vseh treh različicah</w:t>
+      </w:r>
+      <w:r>
+        <w:t xml:space="preserve"> (Lite, </w:t>
+      </w:r>
+      <w:proofErr w:type="spellStart"/>
+      <w:r>
+        <w:t>Full</w:t>
+      </w:r>
+      <w:proofErr w:type="spellEnd"/>
+      <w:r>
+        <w:t xml:space="preserve"> in </w:t>
+      </w:r>
+      <w:proofErr w:type="spellStart"/>
+      <w:r>
+        <w:t>Heavy</w:t>
+      </w:r>
+      <w:proofErr w:type="spellEnd"/>
+      <w:r>
+        <w:t xml:space="preserve">) </w:t>
+      </w:r>
+      <w:r>
+        <w:t>so vhodne oblike enake.</w:t>
+      </w:r>
+    </w:p>
+    <w:p/>
+    <w:p>
+      <w:r>
+        <w:t xml:space="preserve">Model </w:t>
+      </w:r>
+      <w:r>
+        <w:t xml:space="preserve">poleg sklepnih točk izračuni </w:t>
+      </w:r>
+      <w:r>
+        <w:t xml:space="preserve">tudi določene numerične vrednosti zaupanja, ki </w:t>
+      </w:r>
+      <w:r>
+        <w:t xml:space="preserve">podajo </w:t>
+      </w:r>
+      <w:r>
+        <w:t xml:space="preserve">informacijo o kakovosti zaznave </w:t>
+      </w:r>
+      <w:r>
+        <w:t>poze</w:t>
+      </w:r>
+      <w:r>
+        <w:t xml:space="preserve"> v fazi detekcije in sledenja. Vrednosti so podane v intervalu od 0 do 1, in sicer:</w:t>
+      </w:r>
+    </w:p>
+    <w:p>
+      <w:pPr>
+        <w:pStyle w:val="ListParagraph"/>
+        <w:numPr>
+          <w:ilvl w:val="0"/>
+          <w:numId w:val="51"/>
+        </w:numPr>
+      </w:pPr>
+      <w:r>
+        <w:t>Ocena zaupanja</w:t>
+      </w:r>
+      <w:r>
+        <w:t xml:space="preserve">, da </w:t>
+      </w:r>
+      <w:r>
+        <w:t xml:space="preserve">je </w:t>
+      </w:r>
+      <w:r>
+        <w:t xml:space="preserve">poza </w:t>
+      </w:r>
+      <w:r>
+        <w:t xml:space="preserve">uspešno </w:t>
+      </w:r>
+      <w:r>
+        <w:t>zaznana</w:t>
+      </w:r>
+    </w:p>
+    <w:p>
+      <w:pPr>
+        <w:pStyle w:val="ListParagraph"/>
+        <w:numPr>
+          <w:ilvl w:val="0"/>
+          <w:numId w:val="51"/>
+        </w:numPr>
+      </w:pPr>
+      <w:r>
+        <w:t xml:space="preserve">Ocena </w:t>
+      </w:r>
+      <w:r>
+        <w:t xml:space="preserve">zaupanja, da je </w:t>
+      </w:r>
+      <w:r>
+        <w:t xml:space="preserve">poza v </w:t>
+      </w:r>
+      <w:r>
+        <w:t xml:space="preserve">vhodnem </w:t>
+      </w:r>
+      <w:r>
+        <w:t>kadru prisotna</w:t>
+      </w:r>
+    </w:p>
+    <w:p>
+      <w:pPr>
+        <w:pStyle w:val="ListParagraph"/>
+        <w:numPr>
+          <w:ilvl w:val="0"/>
+          <w:numId w:val="51"/>
+        </w:numPr>
+      </w:pPr>
+      <w:r>
+        <w:t>Ocena</w:t>
+      </w:r>
+      <w:r>
+        <w:t xml:space="preserve"> zaupanja, da </w:t>
+      </w:r>
+      <w:r>
+        <w:t xml:space="preserve">je </w:t>
+      </w:r>
+      <w:r>
+        <w:t>sledenje poze med zaporednimi okvirji uspešno</w:t>
+      </w:r>
+    </w:p>
+    <w:p/>
+    <w:p>
+      <w:r>
+        <w:t>Inicializacija modela poteka preko konfiguracije, kjer je možno nastaviti slednje:</w:t>
+      </w:r>
+    </w:p>
+    <w:p>
+      <w:pPr>
+        <w:pStyle w:val="ListParagraph"/>
+        <w:numPr>
+          <w:ilvl w:val="0"/>
+          <w:numId w:val="50"/>
+        </w:numPr>
+      </w:pPr>
+      <w:r>
+        <w:t xml:space="preserve">Različica modela (Lite, </w:t>
+      </w:r>
+      <w:proofErr w:type="spellStart"/>
+      <w:r>
+        <w:t>Full</w:t>
+      </w:r>
+      <w:proofErr w:type="spellEnd"/>
+      <w:r>
+        <w:t xml:space="preserve"> ali </w:t>
+      </w:r>
+      <w:proofErr w:type="spellStart"/>
+      <w:r>
+        <w:t>Heavy</w:t>
+      </w:r>
+      <w:proofErr w:type="spellEnd"/>
+      <w:r>
+        <w:t>)</w:t>
+      </w:r>
+    </w:p>
+    <w:p>
+      <w:pPr>
+        <w:pStyle w:val="ListParagraph"/>
+        <w:numPr>
+          <w:ilvl w:val="0"/>
+          <w:numId w:val="50"/>
+        </w:numPr>
+      </w:pPr>
+      <w:r>
+        <w:t>Način delovanja (slika ali video tok)</w:t>
+      </w:r>
+    </w:p>
+    <w:p>
+      <w:pPr>
+        <w:pStyle w:val="ListParagraph"/>
+        <w:numPr>
+          <w:ilvl w:val="0"/>
+          <w:numId w:val="50"/>
+        </w:numPr>
+      </w:pPr>
+      <w:r>
+        <w:t xml:space="preserve">Število </w:t>
+      </w:r>
+      <w:r>
+        <w:t>teles, ki jih naj model zaznava</w:t>
+      </w:r>
+    </w:p>
+    <w:p>
+      <w:pPr>
+        <w:pStyle w:val="ListParagraph"/>
+        <w:numPr>
+          <w:ilvl w:val="0"/>
+          <w:numId w:val="50"/>
+        </w:numPr>
+      </w:pPr>
+      <w:r>
+        <w:t xml:space="preserve">Spodnji prag </w:t>
+      </w:r>
+      <w:r>
+        <w:t xml:space="preserve">ocene </w:t>
+      </w:r>
+      <w:r>
+        <w:t xml:space="preserve">zaupanja, da je </w:t>
+      </w:r>
+      <w:r>
+        <w:t xml:space="preserve">poza </w:t>
+      </w:r>
+      <w:r>
+        <w:t>kvalitetno zaznana</w:t>
+      </w:r>
+    </w:p>
+    <w:p>
+      <w:pPr>
+        <w:pStyle w:val="ListParagraph"/>
+        <w:numPr>
+          <w:ilvl w:val="0"/>
+          <w:numId w:val="50"/>
+        </w:numPr>
+      </w:pPr>
+      <w:r>
+        <w:t xml:space="preserve">Spodnji prag </w:t>
+      </w:r>
+      <w:r>
+        <w:t xml:space="preserve">ocene </w:t>
+      </w:r>
+      <w:r>
+        <w:t xml:space="preserve">zaupanja, da je </w:t>
+      </w:r>
+      <w:r>
+        <w:t xml:space="preserve">poza </w:t>
+      </w:r>
+      <w:r>
+        <w:t>v</w:t>
+      </w:r>
+      <w:r>
+        <w:t xml:space="preserve"> </w:t>
+      </w:r>
+      <w:r>
+        <w:t>vhodnem kadru</w:t>
+      </w:r>
+      <w:r>
+        <w:t xml:space="preserve"> prisotna</w:t>
+      </w:r>
+    </w:p>
+    <w:p>
+      <w:pPr>
+        <w:pStyle w:val="ListParagraph"/>
+        <w:numPr>
+          <w:ilvl w:val="0"/>
+          <w:numId w:val="50"/>
+        </w:numPr>
+      </w:pPr>
+      <w:r>
+        <w:t xml:space="preserve">Spodnji prag </w:t>
+      </w:r>
+      <w:r>
+        <w:t xml:space="preserve">ocene </w:t>
+      </w:r>
+      <w:r>
+        <w:t xml:space="preserve">zaupanja, </w:t>
+      </w:r>
+      <w:r>
+        <w:t xml:space="preserve">da je sledenje poze med zaporednimi okvirji </w:t>
+      </w:r>
+      <w:r>
+        <w:t xml:space="preserve">ocenjeno </w:t>
+      </w:r>
+      <w:r>
+        <w:t xml:space="preserve">za </w:t>
+      </w:r>
+      <w:r>
+        <w:t>uspešn</w:t>
+      </w:r>
+      <w:r>
+        <w:t>o</w:t>
+      </w:r>
+    </w:p>
+    <w:p>
+      <w:pPr>
         <w:pStyle w:val="Heading1"/>
         <w:spacing w:line="360" w:lineRule="auto"/>
         <w:rPr>
@@ -3208,6 +3985,7 @@
     </w:p>
     <w:p>
       <w:r>
+        <w:lastRenderedPageBreak/>
         <w:t xml:space="preserve">Ključni prispevek tega magistrskega dela je realno-časovno spremljanje in analiziranje vadbe posameznika. </w:t>
       </w:r>
       <w:r>
@@ -3438,6 +4216,7 @@
       </w:pPr>
       <w:bookmarkStart w:id="14" w:name="_Toc221980688"/>
       <w:r>
+        <w:lastRenderedPageBreak/>
         <w:t>Stanje NI_V_KADRU</w:t>
       </w:r>
       <w:bookmarkEnd w:id="14"/>
@@ -3490,7 +4269,6 @@
       </w:pPr>
       <w:bookmarkStart w:id="15" w:name="_Toc221980689"/>
       <w:r>
-        <w:lastRenderedPageBreak/>
         <w:t>Stanje NI_OBRNJEN_PROTI_KAMERI</w:t>
       </w:r>
       <w:bookmarkEnd w:id="15"/>
@@ -3667,7 +4445,11 @@
         <w:t xml:space="preserve">, </w:t>
       </w:r>
       <w:r>
-        <w:t>specificirati pravila, za zaznavo napačne začetne drže. Pravilo preverja eno izmed naslednjih pogojev:</w:t>
+        <w:t xml:space="preserve">specificirati </w:t>
+      </w:r>
+      <w:r>
+        <w:lastRenderedPageBreak/>
+        <w:t>pravila, za zaznavo napačne začetne drže. Pravilo preverja eno izmed naslednjih pogojev:</w:t>
       </w:r>
     </w:p>
     <w:p>
@@ -3735,7 +4517,6 @@
           <w:sz w:val="44"/>
           <w:szCs w:val="44"/>
         </w:rPr>
-        <w:lastRenderedPageBreak/>
         <w:t xml:space="preserve">SLIKA PRED HALF SQUAT </w:t>
       </w:r>
       <w:r>
@@ -3862,6 +4643,7 @@
           <w:sz w:val="44"/>
           <w:szCs w:val="44"/>
         </w:rPr>
+        <w:lastRenderedPageBreak/>
         <w:t>SLIKA</w:t>
       </w:r>
       <w:r>
@@ -3898,7 +4680,6 @@
       </w:pPr>
       <w:bookmarkStart w:id="20" w:name="_Toc221980694"/>
       <w:r>
-        <w:lastRenderedPageBreak/>
         <w:t>Predpisi vaj</w:t>
       </w:r>
       <w:bookmarkEnd w:id="20"/>
@@ -4082,6 +4863,7 @@
       </w:pPr>
       <w:bookmarkStart w:id="21" w:name="_Toc221980695"/>
       <w:r>
+        <w:lastRenderedPageBreak/>
         <w:t>Zajemanje ponovitev</w:t>
       </w:r>
       <w:bookmarkEnd w:id="21"/>
@@ -4144,7 +4926,6 @@
         <w:spacing w:line="360" w:lineRule="auto"/>
       </w:pPr>
       <w:r>
-        <w:lastRenderedPageBreak/>
         <w:t xml:space="preserve">Trend gibanja izbrane sklepne točke je izpolnil pogoje za </w:t>
       </w:r>
       <w:r>
@@ -4302,6 +5083,7 @@
       </w:pPr>
       <w:bookmarkStart w:id="23" w:name="_Toc221980697"/>
       <w:r>
+        <w:lastRenderedPageBreak/>
         <w:t>Čas ekscentrične faze</w:t>
       </w:r>
       <w:bookmarkEnd w:id="23"/>
@@ -4323,7 +5105,6 @@
       </w:pPr>
       <w:bookmarkStart w:id="24" w:name="_Toc221980698"/>
       <w:r>
-        <w:lastRenderedPageBreak/>
         <w:t>Čas izometrične faze</w:t>
       </w:r>
       <w:bookmarkEnd w:id="24"/>
@@ -4464,6 +5245,7 @@
     <w:p/>
     <w:p>
       <w:r>
+        <w:lastRenderedPageBreak/>
         <w:t>Časovni graf prikaže vsako ponovitev kot stolpec, ki vsebuje tri informacije. Rumen</w:t>
       </w:r>
       <w:r>
@@ -4505,7 +5287,6 @@
         <w:rPr>
           <w:noProof/>
         </w:rPr>
-        <w:lastRenderedPageBreak/>
         <w:drawing>
           <wp:inline distT="0" distB="0" distL="0" distR="0" wp14:anchorId="1E28F347" wp14:editId="4BB88319">
             <wp:extent cx="4933950" cy="3071499"/>
@@ -4522,7 +5303,7 @@
                     <pic:cNvPicPr/>
                   </pic:nvPicPr>
                   <pic:blipFill>
-                    <a:blip r:embed="rId14"/>
+                    <a:blip r:embed="rId15"/>
                     <a:stretch>
                       <a:fillRect/>
                     </a:stretch>
@@ -4565,7 +5346,7 @@
         <w:rPr>
           <w:noProof/>
         </w:rPr>
-        <w:t>2</w:t>
+        <w:t>3</w:t>
       </w:r>
       <w:r>
         <w:rPr>
@@ -4629,6 +5410,7 @@
         <w:rPr>
           <w:noProof/>
         </w:rPr>
+        <w:lastRenderedPageBreak/>
         <w:drawing>
           <wp:inline distT="0" distB="0" distL="0" distR="0" wp14:anchorId="26B7BC38" wp14:editId="448F4768">
             <wp:extent cx="4895918" cy="3124200"/>
@@ -4645,7 +5427,7 @@
                     <pic:cNvPicPr/>
                   </pic:nvPicPr>
                   <pic:blipFill>
-                    <a:blip r:embed="rId15"/>
+                    <a:blip r:embed="rId16"/>
                     <a:stretch>
                       <a:fillRect/>
                     </a:stretch>
@@ -4688,6 +5470,30 @@
         <w:rPr>
           <w:noProof/>
         </w:rPr>
+        <w:t>3</w:t>
+      </w:r>
+      <w:r>
+        <w:rPr>
+          <w:noProof/>
+        </w:rPr>
+        <w:fldChar w:fldCharType="end"/>
+      </w:r>
+      <w:r>
+        <w:t>.</w:t>
+      </w:r>
+      <w:r>
+        <w:fldChar w:fldCharType="begin"/>
+      </w:r>
+      <w:r>
+        <w:instrText xml:space="preserve"> SEQ Slika \* ARABIC \s 1 </w:instrText>
+      </w:r>
+      <w:r>
+        <w:fldChar w:fldCharType="separate"/>
+      </w:r>
+      <w:r>
+        <w:rPr>
+          <w:noProof/>
+        </w:rPr>
         <w:t>2</w:t>
       </w:r>
       <w:r>
@@ -4697,30 +5503,6 @@
         <w:fldChar w:fldCharType="end"/>
       </w:r>
       <w:r>
-        <w:t>.</w:t>
-      </w:r>
-      <w:r>
-        <w:fldChar w:fldCharType="begin"/>
-      </w:r>
-      <w:r>
-        <w:instrText xml:space="preserve"> SEQ Slika \* ARABIC \s 1 </w:instrText>
-      </w:r>
-      <w:r>
-        <w:fldChar w:fldCharType="separate"/>
-      </w:r>
-      <w:r>
-        <w:rPr>
-          <w:noProof/>
-        </w:rPr>
-        <w:t>2</w:t>
-      </w:r>
-      <w:r>
-        <w:rPr>
-          <w:noProof/>
-        </w:rPr>
-        <w:fldChar w:fldCharType="end"/>
-      </w:r>
-      <w:r>
         <w:t xml:space="preserve">: Graf prepotovane </w:t>
       </w:r>
       <w:bookmarkEnd w:id="29"/>
@@ -4732,7 +5514,6 @@
     <w:p/>
     <w:p>
       <w:r>
-        <w:lastRenderedPageBreak/>
         <w:t xml:space="preserve">Graf hitrosti je enak grafu prepotovane distance, le da se </w:t>
       </w:r>
       <w:r>
@@ -4763,7 +5544,7 @@
                     <pic:cNvPicPr/>
                   </pic:nvPicPr>
                   <pic:blipFill>
-                    <a:blip r:embed="rId16"/>
+                    <a:blip r:embed="rId17"/>
                     <a:stretch>
                       <a:fillRect/>
                     </a:stretch>
@@ -4808,7 +5589,7 @@
         <w:rPr>
           <w:noProof/>
         </w:rPr>
-        <w:t>2</w:t>
+        <w:t>3</w:t>
       </w:r>
       <w:r>
         <w:rPr>
@@ -4857,6 +5638,7 @@
       </w:pPr>
       <w:bookmarkStart w:id="35" w:name="_Toc221980701"/>
       <w:r>
+        <w:lastRenderedPageBreak/>
         <w:t>Informacije o nepravilni drži telesa</w:t>
       </w:r>
       <w:bookmarkEnd w:id="35"/>
@@ -4964,7 +5746,6 @@
           <w:sz w:val="44"/>
           <w:szCs w:val="44"/>
         </w:rPr>
-        <w:lastRenderedPageBreak/>
         <w:t>SLIKA</w:t>
       </w:r>
       <w:r>
@@ -5045,6 +5826,7 @@
       </w:pPr>
       <w:bookmarkStart w:id="38" w:name="_Toc221980704"/>
       <w:r>
+        <w:lastRenderedPageBreak/>
         <w:t xml:space="preserve">Primerjava ponovitev znotraj </w:t>
       </w:r>
       <w:r>
@@ -5248,214 +6030,532 @@
       </w:pPr>
       <w:bookmarkStart w:id="39" w:name="_Toc221980705"/>
       <w:r>
+        <w:t>Trening na podlagi hitrosti</w:t>
+      </w:r>
+      <w:bookmarkEnd w:id="39"/>
+    </w:p>
+    <w:p>
+      <w:r>
+        <w:t xml:space="preserve">Na grafu </w:t>
+      </w:r>
+      <w:r>
+        <w:fldChar w:fldCharType="begin"/>
+      </w:r>
+      <w:r>
+        <w:instrText xml:space="preserve"> REF _Ref221967533 \h </w:instrText>
+      </w:r>
+      <w:r>
+        <w:instrText xml:space="preserve"> \* MERGEFORMAT </w:instrText>
+      </w:r>
+      <w:r>
+        <w:fldChar w:fldCharType="separate"/>
+      </w:r>
+      <w:r>
+        <w:t xml:space="preserve">Slika </w:t>
+      </w:r>
+      <w:r>
+        <w:rPr>
+          <w:noProof/>
+        </w:rPr>
+        <w:t>2</w:t>
+      </w:r>
+      <w:r>
+        <w:t>.</w:t>
+      </w:r>
+      <w:r>
+        <w:rPr>
+          <w:noProof/>
+        </w:rPr>
+        <w:t>3</w:t>
+      </w:r>
+      <w:r>
+        <w:t>: Graf hitrosti v koncentrični fazi</w:t>
+      </w:r>
+      <w:r>
+        <w:fldChar w:fldCharType="end"/>
+      </w:r>
+      <w:r>
+        <w:t xml:space="preserve"> je v</w:t>
+      </w:r>
+      <w:r>
+        <w:t xml:space="preserve">eč kot očiten </w:t>
+      </w:r>
+      <w:r>
+        <w:t xml:space="preserve">trend padanja hitrosti </w:t>
+      </w:r>
+      <w:r>
+        <w:t xml:space="preserve">čez ponovitve, iz česar se sklepa, da je uporabnik vajo opravljal pod </w:t>
+      </w:r>
+      <w:r>
+        <w:t xml:space="preserve">njemu </w:t>
+      </w:r>
+      <w:r>
+        <w:t xml:space="preserve">veliko obremenitvijo in </w:t>
+      </w:r>
+      <w:r>
+        <w:t xml:space="preserve">da je </w:t>
+      </w:r>
+      <w:r>
+        <w:t xml:space="preserve">opravil serijo, ki je značilna za </w:t>
+      </w:r>
+      <w:r>
+        <w:t>trening</w:t>
+      </w:r>
+      <w:r>
+        <w:t xml:space="preserve"> </w:t>
+      </w:r>
+      <w:r>
+        <w:t>napredovanj</w:t>
+      </w:r>
+      <w:r>
+        <w:t>a</w:t>
+      </w:r>
+      <w:r>
+        <w:t xml:space="preserve"> v moči.</w:t>
+      </w:r>
+      <w:r>
+        <w:t xml:space="preserve"> </w:t>
+      </w:r>
+      <w:r>
+        <w:t>Če padajoči trend čez ponovitve ni prisoten in je cilj treninga napredovanje v moči, potem se uporabnika obvesti, da si naj za naslednjo serijo poveča obremenitev</w:t>
+      </w:r>
+      <w:r>
+        <w:t xml:space="preserve">, kajti tak trend </w:t>
+      </w:r>
+      <w:r>
+        <w:t xml:space="preserve">konstantne hitrosti čez ponovitve </w:t>
+      </w:r>
+      <w:r>
+        <w:t xml:space="preserve">je značilen za </w:t>
+      </w:r>
+      <w:r>
+        <w:t>trening ohranjanja moči</w:t>
+      </w:r>
+      <w:r>
+        <w:t>.</w:t>
+      </w:r>
+      <w:r>
+        <w:t xml:space="preserve"> </w:t>
+      </w:r>
+    </w:p>
+    <w:p/>
+    <w:p>
+      <w:r>
+        <w:t xml:space="preserve">Preko grafa hitrosti v koncentrični </w:t>
+      </w:r>
+      <w:r>
+        <w:t xml:space="preserve">je možno </w:t>
+      </w:r>
+      <w:r>
+        <w:t>napove</w:t>
+      </w:r>
+      <w:r>
+        <w:t>dati</w:t>
+      </w:r>
+      <w:r>
+        <w:t xml:space="preserve"> tip treninga na podlagi trenda hitrosti čez ponovitve. Edina predpostavka, ki mora biti izpolnjena za </w:t>
+      </w:r>
+      <w:r>
+        <w:t xml:space="preserve">potrditev </w:t>
+      </w:r>
+      <w:r>
+        <w:t>omenjen</w:t>
+      </w:r>
+      <w:r>
+        <w:t>ih</w:t>
+      </w:r>
+      <w:r>
+        <w:t xml:space="preserve"> ugotovit</w:t>
+      </w:r>
+      <w:r>
+        <w:t>ev</w:t>
+      </w:r>
+      <w:r>
+        <w:t>,</w:t>
+      </w:r>
+      <w:r>
+        <w:t xml:space="preserve"> je ta, da mora uporabnik med ponovit</w:t>
+      </w:r>
+      <w:r>
+        <w:t>vami</w:t>
+      </w:r>
+      <w:r>
+        <w:t xml:space="preserve"> dati vse od sebe.</w:t>
+      </w:r>
+    </w:p>
+    <w:p>
+      <w:pPr>
+        <w:pStyle w:val="Heading3"/>
+      </w:pPr>
+      <w:r>
         <w:lastRenderedPageBreak/>
-        <w:t>Trening na podlagi hitrosti</w:t>
-      </w:r>
-      <w:bookmarkEnd w:id="39"/>
-    </w:p>
-    <w:p>
-      <w:r>
-        <w:t xml:space="preserve">Na grafu </w:t>
-      </w:r>
-      <w:r>
-        <w:fldChar w:fldCharType="begin"/>
-      </w:r>
-      <w:r>
-        <w:instrText xml:space="preserve"> REF _Ref221967533 \h </w:instrText>
-      </w:r>
-      <w:r>
-        <w:instrText xml:space="preserve"> \* MERGEFORMAT </w:instrText>
-      </w:r>
-      <w:r>
-        <w:fldChar w:fldCharType="separate"/>
-      </w:r>
-      <w:r>
-        <w:t xml:space="preserve">Slika </w:t>
-      </w:r>
-      <w:r>
-        <w:rPr>
-          <w:noProof/>
-        </w:rPr>
-        <w:t>2</w:t>
+        <w:t xml:space="preserve"> </w:t>
+      </w:r>
+      <w:bookmarkStart w:id="40" w:name="_Toc221980706"/>
+      <w:r>
+        <w:t>Primerjava med treningi</w:t>
+      </w:r>
+      <w:r>
+        <w:t xml:space="preserve"> skozi čas</w:t>
+      </w:r>
+      <w:bookmarkEnd w:id="40"/>
+    </w:p>
+    <w:p>
+      <w:r>
+        <w:t xml:space="preserve">Zaporedne treninge, ki </w:t>
+      </w:r>
+      <w:r>
+        <w:t xml:space="preserve">se jim </w:t>
+      </w:r>
+      <w:r>
+        <w:t>preko napovedi klasifikacije tipa treninga s pomočjo sklepov na podlagi hitrosti v koncentrični fazi</w:t>
+      </w:r>
+      <w:r>
+        <w:t xml:space="preserve"> določi tip</w:t>
+      </w:r>
+      <w:r>
+        <w:t xml:space="preserve">, je možno združiti v </w:t>
+      </w:r>
+      <w:r>
+        <w:t xml:space="preserve">časovne </w:t>
+      </w:r>
+      <w:r>
+        <w:t>cikle z istim tipom treninga</w:t>
+      </w:r>
+      <w:r>
+        <w:t xml:space="preserve">, kar omogoča grobe primerjave med </w:t>
+      </w:r>
+      <w:r>
+        <w:t xml:space="preserve">pričakovanimi in izmerjenimi </w:t>
+      </w:r>
+      <w:r>
+        <w:t>cilji časovnih ciklov</w:t>
       </w:r>
       <w:r>
         <w:t>.</w:t>
       </w:r>
-      <w:r>
-        <w:rPr>
-          <w:noProof/>
-        </w:rPr>
-        <w:t>3</w:t>
-      </w:r>
-      <w:r>
-        <w:t>: Graf hitrosti v koncentrični fazi</w:t>
-      </w:r>
-      <w:r>
-        <w:fldChar w:fldCharType="end"/>
-      </w:r>
-      <w:r>
-        <w:t xml:space="preserve"> je v</w:t>
-      </w:r>
-      <w:r>
-        <w:t xml:space="preserve">eč kot očiten </w:t>
-      </w:r>
-      <w:r>
-        <w:t xml:space="preserve">trend padanja hitrosti </w:t>
-      </w:r>
-      <w:r>
-        <w:t xml:space="preserve">čez ponovitve, iz česar se sklepa, da je uporabnik vajo opravljal pod </w:t>
-      </w:r>
-      <w:r>
-        <w:t xml:space="preserve">njemu </w:t>
-      </w:r>
-      <w:r>
-        <w:t xml:space="preserve">veliko obremenitvijo in </w:t>
-      </w:r>
-      <w:r>
-        <w:t xml:space="preserve">da je </w:t>
-      </w:r>
-      <w:r>
-        <w:t xml:space="preserve">opravil serijo, ki je značilna za </w:t>
-      </w:r>
-      <w:r>
-        <w:t>trening</w:t>
-      </w:r>
-      <w:r>
+    </w:p>
+    <w:p/>
+    <w:p>
+      <w:pPr>
+        <w:pStyle w:val="Heading1"/>
+      </w:pPr>
+      <w:r>
+        <w:t>VIRI</w:t>
+      </w:r>
+    </w:p>
+    <w:p>
+      <w:pPr>
+        <w:rPr>
+          <w:lang w:val="en-US"/>
+        </w:rPr>
+      </w:pPr>
+      <w:r>
+        <w:rPr>
+          <w:lang w:val="en-US"/>
+        </w:rPr>
+        <w:t>Pose</w:t>
+      </w:r>
+      <w:r>
+        <w:rPr>
+          <w:lang w:val="en-US"/>
+        </w:rPr>
         <w:t xml:space="preserve"> </w:t>
       </w:r>
-      <w:r>
-        <w:t>napredovanj</w:t>
-      </w:r>
-      <w:r>
-        <w:t>a</w:t>
-      </w:r>
-      <w:r>
-        <w:t xml:space="preserve"> v moči.</w:t>
-      </w:r>
-      <w:r>
+      <w:proofErr w:type="spellStart"/>
+      <w:r>
+        <w:rPr>
+          <w:lang w:val="en-US"/>
+        </w:rPr>
+        <w:t>Landmarker</w:t>
+      </w:r>
+      <w:proofErr w:type="spellEnd"/>
+      <w:r>
+        <w:rPr>
+          <w:lang w:val="en-US"/>
+        </w:rPr>
+        <w:t xml:space="preserve">: </w:t>
+      </w:r>
+      <w:r>
+        <w:rPr>
+          <w:lang w:val="en-US"/>
+        </w:rPr>
         <w:t xml:space="preserve"> </w:t>
       </w:r>
-      <w:r>
-        <w:t>Če padajoči trend čez ponovitve ni prisoten in je cilj treninga napredovanje v moči, potem se uporabnika obvesti, da si naj za naslednjo serijo poveča obremenitev</w:t>
-      </w:r>
-      <w:r>
-        <w:t xml:space="preserve">, kajti tak trend </w:t>
-      </w:r>
-      <w:r>
-        <w:t xml:space="preserve">konstantne hitrosti čez ponovitve </w:t>
-      </w:r>
-      <w:r>
-        <w:t xml:space="preserve">je značilen za </w:t>
-      </w:r>
-      <w:r>
-        <w:t>trening ohranjanja moči</w:t>
-      </w:r>
-      <w:r>
-        <w:t>.</w:t>
-      </w:r>
+    </w:p>
+    <w:p>
+      <w:pPr>
+        <w:pStyle w:val="ListParagraph"/>
+        <w:numPr>
+          <w:ilvl w:val="0"/>
+          <w:numId w:val="53"/>
+        </w:numPr>
+        <w:rPr>
+          <w:lang w:val="en-US"/>
+        </w:rPr>
+      </w:pPr>
+      <w:r>
+        <w:t xml:space="preserve">CITATION How </w:t>
+      </w:r>
+      <w:proofErr w:type="spellStart"/>
+      <w:r>
+        <w:t>can</w:t>
+      </w:r>
+      <w:proofErr w:type="spellEnd"/>
       <w:r>
         <w:t xml:space="preserve"> </w:t>
       </w:r>
-    </w:p>
-    <w:p/>
-    <w:p>
-      <w:r>
-        <w:t xml:space="preserve">Preko grafa hitrosti v koncentrični </w:t>
-      </w:r>
-      <w:r>
-        <w:t xml:space="preserve">je možno </w:t>
-      </w:r>
-      <w:r>
-        <w:t>napove</w:t>
-      </w:r>
-      <w:r>
-        <w:t>dati</w:t>
-      </w:r>
-      <w:r>
-        <w:t xml:space="preserve"> tip treninga na podlagi trenda hitrosti čez ponovitve. Edina predpostavka, ki mora biti izpolnjena za </w:t>
-      </w:r>
-      <w:r>
-        <w:t xml:space="preserve">potrditev </w:t>
-      </w:r>
-      <w:r>
-        <w:t>omenjen</w:t>
-      </w:r>
-      <w:r>
-        <w:t>ih</w:t>
-      </w:r>
-      <w:r>
-        <w:t xml:space="preserve"> ugotovit</w:t>
-      </w:r>
-      <w:r>
-        <w:t>ev</w:t>
-      </w:r>
-      <w:r>
-        <w:t>,</w:t>
-      </w:r>
-      <w:r>
-        <w:t xml:space="preserve"> je ta, da mora uporabnik med ponovit</w:t>
-      </w:r>
-      <w:r>
-        <w:t>vami</w:t>
-      </w:r>
-      <w:r>
-        <w:t xml:space="preserve"> dati vse od sebe.</w:t>
-      </w:r>
-    </w:p>
-    <w:p>
-      <w:pPr>
-        <w:pStyle w:val="Heading3"/>
-      </w:pPr>
+      <w:proofErr w:type="spellStart"/>
+      <w:r>
+        <w:t>users</w:t>
+      </w:r>
+      <w:proofErr w:type="spellEnd"/>
       <w:r>
         <w:t xml:space="preserve"> </w:t>
       </w:r>
-      <w:bookmarkStart w:id="40" w:name="_Toc221980706"/>
-      <w:r>
-        <w:t>Primerjava med treningi</w:t>
-      </w:r>
-      <w:r>
-        <w:t xml:space="preserve"> skozi čas</w:t>
-      </w:r>
-      <w:bookmarkEnd w:id="40"/>
-    </w:p>
-    <w:p>
-      <w:r>
-        <w:t xml:space="preserve">Zaporedne treninge, ki </w:t>
-      </w:r>
-      <w:r>
-        <w:t xml:space="preserve">se jim </w:t>
-      </w:r>
-      <w:r>
-        <w:t>preko napovedi klasifikacije tipa treninga s pomočjo sklepov na podlagi hitrosti v koncentrični fazi</w:t>
-      </w:r>
-      <w:r>
-        <w:t xml:space="preserve"> določi tip</w:t>
-      </w:r>
-      <w:r>
-        <w:t xml:space="preserve">, je možno združiti v </w:t>
-      </w:r>
-      <w:r>
-        <w:t xml:space="preserve">časovne </w:t>
-      </w:r>
-      <w:r>
-        <w:t>cikle z istim tipom treninga</w:t>
-      </w:r>
-      <w:r>
-        <w:t xml:space="preserve">, kar omogoča grobe primerjave med </w:t>
-      </w:r>
-      <w:r>
-        <w:t xml:space="preserve">pričakovanimi in izmerjenimi </w:t>
-      </w:r>
-      <w:r>
-        <w:t>cilji časovnih ciklov</w:t>
-      </w:r>
-      <w:r>
-        <w:t>.</w:t>
+      <w:proofErr w:type="spellStart"/>
+      <w:r>
+        <w:t>cite</w:t>
+      </w:r>
+      <w:proofErr w:type="spellEnd"/>
+      <w:r>
+        <w:t xml:space="preserve"> </w:t>
+      </w:r>
+      <w:proofErr w:type="spellStart"/>
+      <w:r>
+        <w:t>your</w:t>
+      </w:r>
+      <w:proofErr w:type="spellEnd"/>
+      <w:r>
+        <w:t xml:space="preserve"> model? </w:t>
+      </w:r>
+      <w:proofErr w:type="spellStart"/>
+      <w:r>
+        <w:t>BlazePose</w:t>
+      </w:r>
+      <w:proofErr w:type="spellEnd"/>
+      <w:r>
+        <w:t xml:space="preserve">: On-device Real-time </w:t>
+      </w:r>
+      <w:proofErr w:type="spellStart"/>
+      <w:r>
+        <w:t>Body</w:t>
+      </w:r>
+      <w:proofErr w:type="spellEnd"/>
+      <w:r>
+        <w:t xml:space="preserve"> Pose </w:t>
+      </w:r>
+      <w:proofErr w:type="spellStart"/>
+      <w:r>
+        <w:t>tracking</w:t>
+      </w:r>
+      <w:proofErr w:type="spellEnd"/>
+      <w:r>
+        <w:t xml:space="preserve">, CVPR </w:t>
+      </w:r>
+      <w:proofErr w:type="spellStart"/>
+      <w:r>
+        <w:t>Workshop</w:t>
+      </w:r>
+      <w:proofErr w:type="spellEnd"/>
+      <w:r>
+        <w:t xml:space="preserve"> on </w:t>
+      </w:r>
+      <w:proofErr w:type="spellStart"/>
+      <w:r>
+        <w:t>Computer</w:t>
+      </w:r>
+      <w:proofErr w:type="spellEnd"/>
+      <w:r>
+        <w:t xml:space="preserve"> </w:t>
+      </w:r>
+      <w:proofErr w:type="spellStart"/>
+      <w:r>
+        <w:t>Vision</w:t>
+      </w:r>
+      <w:proofErr w:type="spellEnd"/>
+      <w:r>
+        <w:t xml:space="preserve"> </w:t>
+      </w:r>
+      <w:proofErr w:type="spellStart"/>
+      <w:r>
+        <w:t>for</w:t>
+      </w:r>
+      <w:proofErr w:type="spellEnd"/>
+      <w:r>
+        <w:t xml:space="preserve"> </w:t>
+      </w:r>
+      <w:proofErr w:type="spellStart"/>
+      <w:r>
+        <w:t>Augmented</w:t>
+      </w:r>
+      <w:proofErr w:type="spellEnd"/>
+      <w:r>
+        <w:t xml:space="preserve"> </w:t>
+      </w:r>
+      <w:proofErr w:type="spellStart"/>
+      <w:r>
+        <w:t>and</w:t>
+      </w:r>
+      <w:proofErr w:type="spellEnd"/>
+      <w:r>
+        <w:t xml:space="preserve"> </w:t>
+      </w:r>
+      <w:proofErr w:type="spellStart"/>
+      <w:r>
+        <w:t>Virtual</w:t>
+      </w:r>
+      <w:proofErr w:type="spellEnd"/>
+      <w:r>
+        <w:t xml:space="preserve"> </w:t>
+      </w:r>
+      <w:proofErr w:type="spellStart"/>
+      <w:r>
+        <w:t>Reality</w:t>
+      </w:r>
+      <w:proofErr w:type="spellEnd"/>
+      <w:r>
+        <w:t>, Seattle, WA, USA, 2020</w:t>
+      </w:r>
+    </w:p>
+    <w:p>
+      <w:pPr>
+        <w:pStyle w:val="ListParagraph"/>
+        <w:numPr>
+          <w:ilvl w:val="0"/>
+          <w:numId w:val="53"/>
+        </w:numPr>
+        <w:rPr>
+          <w:lang w:val="en-US"/>
+        </w:rPr>
+      </w:pPr>
+      <w:r>
+        <w:t xml:space="preserve">GHUM &amp; GHUML: </w:t>
+      </w:r>
+      <w:proofErr w:type="spellStart"/>
+      <w:r>
+        <w:t>Generative</w:t>
+      </w:r>
+      <w:proofErr w:type="spellEnd"/>
+      <w:r>
+        <w:t xml:space="preserve"> 3D Human </w:t>
+      </w:r>
+      <w:proofErr w:type="spellStart"/>
+      <w:r>
+        <w:t>Shape</w:t>
+      </w:r>
+      <w:proofErr w:type="spellEnd"/>
+      <w:r>
+        <w:t xml:space="preserve"> </w:t>
+      </w:r>
+      <w:proofErr w:type="spellStart"/>
+      <w:r>
+        <w:t>and</w:t>
+      </w:r>
+      <w:proofErr w:type="spellEnd"/>
+      <w:r>
+        <w:t xml:space="preserve"> </w:t>
+      </w:r>
+      <w:proofErr w:type="spellStart"/>
+      <w:r>
+        <w:t>Articulated</w:t>
+      </w:r>
+      <w:proofErr w:type="spellEnd"/>
+      <w:r>
+        <w:t xml:space="preserve"> Pose </w:t>
+      </w:r>
+      <w:proofErr w:type="spellStart"/>
+      <w:r>
+        <w:t>Models</w:t>
+      </w:r>
+      <w:proofErr w:type="spellEnd"/>
+      <w:r>
+        <w:t xml:space="preserve"> </w:t>
+      </w:r>
+      <w:proofErr w:type="spellStart"/>
+      <w:r>
+        <w:t>Proceedings</w:t>
+      </w:r>
+      <w:proofErr w:type="spellEnd"/>
+      <w:r>
+        <w:t xml:space="preserve"> </w:t>
+      </w:r>
+      <w:proofErr w:type="spellStart"/>
+      <w:r>
+        <w:t>of</w:t>
+      </w:r>
+      <w:proofErr w:type="spellEnd"/>
+      <w:r>
+        <w:t xml:space="preserve"> </w:t>
+      </w:r>
+      <w:proofErr w:type="spellStart"/>
+      <w:r>
+        <w:t>the</w:t>
+      </w:r>
+      <w:proofErr w:type="spellEnd"/>
+      <w:r>
+        <w:t xml:space="preserve"> IEEE/CVF </w:t>
+      </w:r>
+      <w:proofErr w:type="spellStart"/>
+      <w:r>
+        <w:t>Conference</w:t>
+      </w:r>
+      <w:proofErr w:type="spellEnd"/>
+      <w:r>
+        <w:t xml:space="preserve"> on </w:t>
+      </w:r>
+      <w:proofErr w:type="spellStart"/>
+      <w:r>
+        <w:t>Computer</w:t>
+      </w:r>
+      <w:proofErr w:type="spellEnd"/>
+      <w:r>
+        <w:t xml:space="preserve"> </w:t>
+      </w:r>
+      <w:proofErr w:type="spellStart"/>
+      <w:r>
+        <w:t>Vision</w:t>
+      </w:r>
+      <w:proofErr w:type="spellEnd"/>
+      <w:r>
+        <w:t xml:space="preserve"> </w:t>
+      </w:r>
+      <w:proofErr w:type="spellStart"/>
+      <w:r>
+        <w:t>and</w:t>
+      </w:r>
+      <w:proofErr w:type="spellEnd"/>
+      <w:r>
+        <w:t xml:space="preserve"> </w:t>
+      </w:r>
+      <w:proofErr w:type="spellStart"/>
+      <w:r>
+        <w:t>Pattern</w:t>
+      </w:r>
+      <w:proofErr w:type="spellEnd"/>
+      <w:r>
+        <w:t xml:space="preserve"> </w:t>
+      </w:r>
+      <w:proofErr w:type="spellStart"/>
+      <w:r>
+        <w:t>Recognition</w:t>
+      </w:r>
+      <w:proofErr w:type="spellEnd"/>
+      <w:r>
+        <w:t xml:space="preserve">, </w:t>
+      </w:r>
+      <w:proofErr w:type="spellStart"/>
+      <w:r>
+        <w:t>pages</w:t>
+      </w:r>
+      <w:proofErr w:type="spellEnd"/>
+      <w:r>
+        <w:t xml:space="preserve"> 6184-6193, 2020</w:t>
       </w:r>
     </w:p>
     <w:p/>
     <w:sectPr>
-      <w:headerReference w:type="default" r:id="rId17"/>
+      <w:headerReference w:type="default" r:id="rId18"/>
       <w:pgSz w:w="11901" w:h="16834" w:code="9"/>
       <w:pgMar w:top="1701" w:right="1418" w:bottom="1701" w:left="1985" w:header="709" w:footer="709" w:gutter="0"/>
       <w:pgNumType w:start="1"/>
@@ -5577,18 +6677,71 @@
     <w:pPr>
       <w:pStyle w:val="Header"/>
     </w:pPr>
+    <w:proofErr w:type="spellStart"/>
     <w:r>
-      <w:t xml:space="preserve">Navodila za izdelavo diplomskih </w:t>
+      <w:t>Navodila</w:t>
     </w:r>
-    <w:smartTag w:uri="urn:schemas-microsoft-com:office:smarttags" w:element="place">
-      <w:smartTag w:uri="urn:schemas-microsoft-com:office:smarttags" w:element="State">
+    <w:proofErr w:type="spellEnd"/>
+    <w:r>
+      <w:t xml:space="preserve"> za </w:t>
+    </w:r>
+    <w:proofErr w:type="spellStart"/>
+    <w:r>
+      <w:t>izdelavo</w:t>
+    </w:r>
+    <w:proofErr w:type="spellEnd"/>
+    <w:r>
+      <w:t xml:space="preserve"> </w:t>
+    </w:r>
+    <w:proofErr w:type="spellStart"/>
+    <w:r>
+      <w:t>diplomskih</w:t>
+    </w:r>
+    <w:proofErr w:type="spellEnd"/>
+    <w:r>
+      <w:t xml:space="preserve"> </w:t>
+    </w:r>
+    <w:smartTag w:uri="urn:schemas-microsoft-com:office:smarttags" w:element="State">
+      <w:smartTag w:uri="urn:schemas-microsoft-com:office:smarttags" w:element="place">
         <w:r>
           <w:t>del</w:t>
         </w:r>
       </w:smartTag>
     </w:smartTag>
     <w:r>
-      <w:t xml:space="preserve"> na dodiplomskih študijskih programih UM FERI</w:t>
+      <w:t xml:space="preserve"> </w:t>
+    </w:r>
+    <w:proofErr w:type="spellStart"/>
+    <w:r>
+      <w:t>na</w:t>
+    </w:r>
+    <w:proofErr w:type="spellEnd"/>
+    <w:r>
+      <w:t xml:space="preserve"> </w:t>
+    </w:r>
+    <w:proofErr w:type="spellStart"/>
+    <w:r>
+      <w:t>dodiplomskih</w:t>
+    </w:r>
+    <w:proofErr w:type="spellEnd"/>
+    <w:r>
+      <w:t xml:space="preserve"> </w:t>
+    </w:r>
+    <w:proofErr w:type="spellStart"/>
+    <w:r>
+      <w:t>študijskih</w:t>
+    </w:r>
+    <w:proofErr w:type="spellEnd"/>
+    <w:r>
+      <w:t xml:space="preserve"> </w:t>
+    </w:r>
+    <w:proofErr w:type="spellStart"/>
+    <w:r>
+      <w:t>programih</w:t>
+    </w:r>
+    <w:proofErr w:type="spellEnd"/>
+    <w:r>
+      <w:t xml:space="preserve"> UM FERI</w:t>
     </w:r>
     <w:r>
       <w:rPr>
@@ -6716,6 +7869,119 @@
     </w:lvl>
   </w:abstractNum>
   <w:abstractNum w:abstractNumId="9" w15:restartNumberingAfterBreak="0">
+    <w:nsid w:val="19EB050D"/>
+    <w:multiLevelType w:val="hybridMultilevel"/>
+    <w:tmpl w:val="C1046816"/>
+    <w:lvl w:ilvl="0" w:tplc="20000001">
+      <w:start w:val="1"/>
+      <w:numFmt w:val="bullet"/>
+      <w:lvlText w:val=""/>
+      <w:lvlJc w:val="left"/>
+      <w:pPr>
+        <w:ind w:left="720" w:hanging="360"/>
+      </w:pPr>
+      <w:rPr>
+        <w:rFonts w:ascii="Symbol" w:hAnsi="Symbol" w:hint="default"/>
+      </w:rPr>
+    </w:lvl>
+    <w:lvl w:ilvl="1" w:tplc="20000003" w:tentative="1">
+      <w:start w:val="1"/>
+      <w:numFmt w:val="bullet"/>
+      <w:lvlText w:val="o"/>
+      <w:lvlJc w:val="left"/>
+      <w:pPr>
+        <w:ind w:left="1440" w:hanging="360"/>
+      </w:pPr>
+      <w:rPr>
+        <w:rFonts w:ascii="Courier New" w:hAnsi="Courier New" w:cs="Courier New" w:hint="default"/>
+      </w:rPr>
+    </w:lvl>
+    <w:lvl w:ilvl="2" w:tplc="20000005" w:tentative="1">
+      <w:start w:val="1"/>
+      <w:numFmt w:val="bullet"/>
+      <w:lvlText w:val=""/>
+      <w:lvlJc w:val="left"/>
+      <w:pPr>
+        <w:ind w:left="2160" w:hanging="360"/>
+      </w:pPr>
+      <w:rPr>
+        <w:rFonts w:ascii="Wingdings" w:hAnsi="Wingdings" w:hint="default"/>
+      </w:rPr>
+    </w:lvl>
+    <w:lvl w:ilvl="3" w:tplc="20000001" w:tentative="1">
+      <w:start w:val="1"/>
+      <w:numFmt w:val="bullet"/>
+      <w:lvlText w:val=""/>
+      <w:lvlJc w:val="left"/>
+      <w:pPr>
+        <w:ind w:left="2880" w:hanging="360"/>
+      </w:pPr>
+      <w:rPr>
+        <w:rFonts w:ascii="Symbol" w:hAnsi="Symbol" w:hint="default"/>
+      </w:rPr>
+    </w:lvl>
+    <w:lvl w:ilvl="4" w:tplc="20000003" w:tentative="1">
+      <w:start w:val="1"/>
+      <w:numFmt w:val="bullet"/>
+      <w:lvlText w:val="o"/>
+      <w:lvlJc w:val="left"/>
+      <w:pPr>
+        <w:ind w:left="3600" w:hanging="360"/>
+      </w:pPr>
+      <w:rPr>
+        <w:rFonts w:ascii="Courier New" w:hAnsi="Courier New" w:cs="Courier New" w:hint="default"/>
+      </w:rPr>
+    </w:lvl>
+    <w:lvl w:ilvl="5" w:tplc="20000005" w:tentative="1">
+      <w:start w:val="1"/>
+      <w:numFmt w:val="bullet"/>
+      <w:lvlText w:val=""/>
+      <w:lvlJc w:val="left"/>
+      <w:pPr>
+        <w:ind w:left="4320" w:hanging="360"/>
+      </w:pPr>
+      <w:rPr>
+        <w:rFonts w:ascii="Wingdings" w:hAnsi="Wingdings" w:hint="default"/>
+      </w:rPr>
+    </w:lvl>
+    <w:lvl w:ilvl="6" w:tplc="20000001" w:tentative="1">
+      <w:start w:val="1"/>
+      <w:numFmt w:val="bullet"/>
+      <w:lvlText w:val=""/>
+      <w:lvlJc w:val="left"/>
+      <w:pPr>
+        <w:ind w:left="5040" w:hanging="360"/>
+      </w:pPr>
+      <w:rPr>
+        <w:rFonts w:ascii="Symbol" w:hAnsi="Symbol" w:hint="default"/>
+      </w:rPr>
+    </w:lvl>
+    <w:lvl w:ilvl="7" w:tplc="20000003" w:tentative="1">
+      <w:start w:val="1"/>
+      <w:numFmt w:val="bullet"/>
+      <w:lvlText w:val="o"/>
+      <w:lvlJc w:val="left"/>
+      <w:pPr>
+        <w:ind w:left="5760" w:hanging="360"/>
+      </w:pPr>
+      <w:rPr>
+        <w:rFonts w:ascii="Courier New" w:hAnsi="Courier New" w:cs="Courier New" w:hint="default"/>
+      </w:rPr>
+    </w:lvl>
+    <w:lvl w:ilvl="8" w:tplc="20000005" w:tentative="1">
+      <w:start w:val="1"/>
+      <w:numFmt w:val="bullet"/>
+      <w:lvlText w:val=""/>
+      <w:lvlJc w:val="left"/>
+      <w:pPr>
+        <w:ind w:left="6480" w:hanging="360"/>
+      </w:pPr>
+      <w:rPr>
+        <w:rFonts w:ascii="Wingdings" w:hAnsi="Wingdings" w:hint="default"/>
+      </w:rPr>
+    </w:lvl>
+  </w:abstractNum>
+  <w:abstractNum w:abstractNumId="10" w15:restartNumberingAfterBreak="0">
     <w:nsid w:val="1D3240EF"/>
     <w:multiLevelType w:val="hybridMultilevel"/>
     <w:tmpl w:val="C45EC7D6"/>
@@ -6828,7 +8094,7 @@
       </w:rPr>
     </w:lvl>
   </w:abstractNum>
-  <w:abstractNum w:abstractNumId="10" w15:restartNumberingAfterBreak="0">
+  <w:abstractNum w:abstractNumId="11" w15:restartNumberingAfterBreak="0">
     <w:nsid w:val="230F33CC"/>
     <w:multiLevelType w:val="hybridMultilevel"/>
     <w:tmpl w:val="B338FCA8"/>
@@ -6968,7 +8234,7 @@
       </w:rPr>
     </w:lvl>
   </w:abstractNum>
-  <w:abstractNum w:abstractNumId="11" w15:restartNumberingAfterBreak="0">
+  <w:abstractNum w:abstractNumId="12" w15:restartNumberingAfterBreak="0">
     <w:nsid w:val="24132489"/>
     <w:multiLevelType w:val="hybridMultilevel"/>
     <w:tmpl w:val="074AEF96"/>
@@ -7081,7 +8347,7 @@
       </w:rPr>
     </w:lvl>
   </w:abstractNum>
-  <w:abstractNum w:abstractNumId="12" w15:restartNumberingAfterBreak="0">
+  <w:abstractNum w:abstractNumId="13" w15:restartNumberingAfterBreak="0">
     <w:nsid w:val="2A2506EB"/>
     <w:multiLevelType w:val="hybridMultilevel"/>
     <w:tmpl w:val="31C47450"/>
@@ -7198,7 +8464,7 @@
       </w:rPr>
     </w:lvl>
   </w:abstractNum>
-  <w:abstractNum w:abstractNumId="13" w15:restartNumberingAfterBreak="0">
+  <w:abstractNum w:abstractNumId="14" w15:restartNumberingAfterBreak="0">
     <w:nsid w:val="33BE4792"/>
     <w:multiLevelType w:val="hybridMultilevel"/>
     <w:tmpl w:val="0368EF64"/>
@@ -7338,7 +8604,7 @@
       </w:rPr>
     </w:lvl>
   </w:abstractNum>
-  <w:abstractNum w:abstractNumId="14" w15:restartNumberingAfterBreak="0">
+  <w:abstractNum w:abstractNumId="15" w15:restartNumberingAfterBreak="0">
     <w:nsid w:val="367C600F"/>
     <w:multiLevelType w:val="multilevel"/>
     <w:tmpl w:val="66F66ADC"/>
@@ -7489,7 +8755,7 @@
       </w:rPr>
     </w:lvl>
   </w:abstractNum>
-  <w:abstractNum w:abstractNumId="15" w15:restartNumberingAfterBreak="0">
+  <w:abstractNum w:abstractNumId="16" w15:restartNumberingAfterBreak="0">
     <w:nsid w:val="3D081AB8"/>
     <w:multiLevelType w:val="hybridMultilevel"/>
     <w:tmpl w:val="12163E56"/>
@@ -7602,7 +8868,232 @@
       </w:rPr>
     </w:lvl>
   </w:abstractNum>
-  <w:abstractNum w:abstractNumId="16" w15:restartNumberingAfterBreak="0">
+  <w:abstractNum w:abstractNumId="17" w15:restartNumberingAfterBreak="0">
+    <w:nsid w:val="3E754FB9"/>
+    <w:multiLevelType w:val="hybridMultilevel"/>
+    <w:tmpl w:val="5B2E8608"/>
+    <w:lvl w:ilvl="0" w:tplc="22B03BCC">
+      <w:numFmt w:val="bullet"/>
+      <w:lvlText w:val="-"/>
+      <w:lvlJc w:val="left"/>
+      <w:pPr>
+        <w:ind w:left="720" w:hanging="360"/>
+      </w:pPr>
+      <w:rPr>
+        <w:rFonts w:ascii="Calibri" w:eastAsia="Times New Roman" w:hAnsi="Calibri" w:cs="Calibri" w:hint="default"/>
+      </w:rPr>
+    </w:lvl>
+    <w:lvl w:ilvl="1" w:tplc="20000003" w:tentative="1">
+      <w:start w:val="1"/>
+      <w:numFmt w:val="bullet"/>
+      <w:lvlText w:val="o"/>
+      <w:lvlJc w:val="left"/>
+      <w:pPr>
+        <w:ind w:left="1440" w:hanging="360"/>
+      </w:pPr>
+      <w:rPr>
+        <w:rFonts w:ascii="Courier New" w:hAnsi="Courier New" w:cs="Courier New" w:hint="default"/>
+      </w:rPr>
+    </w:lvl>
+    <w:lvl w:ilvl="2" w:tplc="20000005" w:tentative="1">
+      <w:start w:val="1"/>
+      <w:numFmt w:val="bullet"/>
+      <w:lvlText w:val=""/>
+      <w:lvlJc w:val="left"/>
+      <w:pPr>
+        <w:ind w:left="2160" w:hanging="360"/>
+      </w:pPr>
+      <w:rPr>
+        <w:rFonts w:ascii="Wingdings" w:hAnsi="Wingdings" w:hint="default"/>
+      </w:rPr>
+    </w:lvl>
+    <w:lvl w:ilvl="3" w:tplc="20000001" w:tentative="1">
+      <w:start w:val="1"/>
+      <w:numFmt w:val="bullet"/>
+      <w:lvlText w:val=""/>
+      <w:lvlJc w:val="left"/>
+      <w:pPr>
+        <w:ind w:left="2880" w:hanging="360"/>
+      </w:pPr>
+      <w:rPr>
+        <w:rFonts w:ascii="Symbol" w:hAnsi="Symbol" w:hint="default"/>
+      </w:rPr>
+    </w:lvl>
+    <w:lvl w:ilvl="4" w:tplc="20000003" w:tentative="1">
+      <w:start w:val="1"/>
+      <w:numFmt w:val="bullet"/>
+      <w:lvlText w:val="o"/>
+      <w:lvlJc w:val="left"/>
+      <w:pPr>
+        <w:ind w:left="3600" w:hanging="360"/>
+      </w:pPr>
+      <w:rPr>
+        <w:rFonts w:ascii="Courier New" w:hAnsi="Courier New" w:cs="Courier New" w:hint="default"/>
+      </w:rPr>
+    </w:lvl>
+    <w:lvl w:ilvl="5" w:tplc="20000005" w:tentative="1">
+      <w:start w:val="1"/>
+      <w:numFmt w:val="bullet"/>
+      <w:lvlText w:val=""/>
+      <w:lvlJc w:val="left"/>
+      <w:pPr>
+        <w:ind w:left="4320" w:hanging="360"/>
+      </w:pPr>
+      <w:rPr>
+        <w:rFonts w:ascii="Wingdings" w:hAnsi="Wingdings" w:hint="default"/>
+      </w:rPr>
+    </w:lvl>
+    <w:lvl w:ilvl="6" w:tplc="20000001" w:tentative="1">
+      <w:start w:val="1"/>
+      <w:numFmt w:val="bullet"/>
+      <w:lvlText w:val=""/>
+      <w:lvlJc w:val="left"/>
+      <w:pPr>
+        <w:ind w:left="5040" w:hanging="360"/>
+      </w:pPr>
+      <w:rPr>
+        <w:rFonts w:ascii="Symbol" w:hAnsi="Symbol" w:hint="default"/>
+      </w:rPr>
+    </w:lvl>
+    <w:lvl w:ilvl="7" w:tplc="20000003" w:tentative="1">
+      <w:start w:val="1"/>
+      <w:numFmt w:val="bullet"/>
+      <w:lvlText w:val="o"/>
+      <w:lvlJc w:val="left"/>
+      <w:pPr>
+        <w:ind w:left="5760" w:hanging="360"/>
+      </w:pPr>
+      <w:rPr>
+        <w:rFonts w:ascii="Courier New" w:hAnsi="Courier New" w:cs="Courier New" w:hint="default"/>
+      </w:rPr>
+    </w:lvl>
+    <w:lvl w:ilvl="8" w:tplc="20000005" w:tentative="1">
+      <w:start w:val="1"/>
+      <w:numFmt w:val="bullet"/>
+      <w:lvlText w:val=""/>
+      <w:lvlJc w:val="left"/>
+      <w:pPr>
+        <w:ind w:left="6480" w:hanging="360"/>
+      </w:pPr>
+      <w:rPr>
+        <w:rFonts w:ascii="Wingdings" w:hAnsi="Wingdings" w:hint="default"/>
+      </w:rPr>
+    </w:lvl>
+  </w:abstractNum>
+  <w:abstractNum w:abstractNumId="18" w15:restartNumberingAfterBreak="0">
+    <w:nsid w:val="3E7F57E5"/>
+    <w:multiLevelType w:val="hybridMultilevel"/>
+    <w:tmpl w:val="515A5522"/>
+    <w:lvl w:ilvl="0" w:tplc="20000001">
+      <w:start w:val="1"/>
+      <w:numFmt w:val="bullet"/>
+      <w:lvlText w:val=""/>
+      <w:lvlJc w:val="left"/>
+      <w:pPr>
+        <w:ind w:left="720" w:hanging="360"/>
+      </w:pPr>
+      <w:rPr>
+        <w:rFonts w:ascii="Symbol" w:hAnsi="Symbol" w:hint="default"/>
+      </w:rPr>
+    </w:lvl>
+    <w:lvl w:ilvl="1" w:tplc="20000003" w:tentative="1">
+      <w:start w:val="1"/>
+      <w:numFmt w:val="bullet"/>
+      <w:lvlText w:val="o"/>
+      <w:lvlJc w:val="left"/>
+      <w:pPr>
+        <w:ind w:left="1440" w:hanging="360"/>
+      </w:pPr>
+      <w:rPr>
+        <w:rFonts w:ascii="Courier New" w:hAnsi="Courier New" w:cs="Courier New" w:hint="default"/>
+      </w:rPr>
+    </w:lvl>
+    <w:lvl w:ilvl="2" w:tplc="20000005" w:tentative="1">
+      <w:start w:val="1"/>
+      <w:numFmt w:val="bullet"/>
+      <w:lvlText w:val=""/>
+      <w:lvlJc w:val="left"/>
+      <w:pPr>
+        <w:ind w:left="2160" w:hanging="360"/>
+      </w:pPr>
+      <w:rPr>
+        <w:rFonts w:ascii="Wingdings" w:hAnsi="Wingdings" w:hint="default"/>
+      </w:rPr>
+    </w:lvl>
+    <w:lvl w:ilvl="3" w:tplc="20000001" w:tentative="1">
+      <w:start w:val="1"/>
+      <w:numFmt w:val="bullet"/>
+      <w:lvlText w:val=""/>
+      <w:lvlJc w:val="left"/>
+      <w:pPr>
+        <w:ind w:left="2880" w:hanging="360"/>
+      </w:pPr>
+      <w:rPr>
+        <w:rFonts w:ascii="Symbol" w:hAnsi="Symbol" w:hint="default"/>
+      </w:rPr>
+    </w:lvl>
+    <w:lvl w:ilvl="4" w:tplc="20000003" w:tentative="1">
+      <w:start w:val="1"/>
+      <w:numFmt w:val="bullet"/>
+      <w:lvlText w:val="o"/>
+      <w:lvlJc w:val="left"/>
+      <w:pPr>
+        <w:ind w:left="3600" w:hanging="360"/>
+      </w:pPr>
+      <w:rPr>
+        <w:rFonts w:ascii="Courier New" w:hAnsi="Courier New" w:cs="Courier New" w:hint="default"/>
+      </w:rPr>
+    </w:lvl>
+    <w:lvl w:ilvl="5" w:tplc="20000005" w:tentative="1">
+      <w:start w:val="1"/>
+      <w:numFmt w:val="bullet"/>
+      <w:lvlText w:val=""/>
+      <w:lvlJc w:val="left"/>
+      <w:pPr>
+        <w:ind w:left="4320" w:hanging="360"/>
+      </w:pPr>
+      <w:rPr>
+        <w:rFonts w:ascii="Wingdings" w:hAnsi="Wingdings" w:hint="default"/>
+      </w:rPr>
+    </w:lvl>
+    <w:lvl w:ilvl="6" w:tplc="20000001" w:tentative="1">
+      <w:start w:val="1"/>
+      <w:numFmt w:val="bullet"/>
+      <w:lvlText w:val=""/>
+      <w:lvlJc w:val="left"/>
+      <w:pPr>
+        <w:ind w:left="5040" w:hanging="360"/>
+      </w:pPr>
+      <w:rPr>
+        <w:rFonts w:ascii="Symbol" w:hAnsi="Symbol" w:hint="default"/>
+      </w:rPr>
+    </w:lvl>
+    <w:lvl w:ilvl="7" w:tplc="20000003" w:tentative="1">
+      <w:start w:val="1"/>
+      <w:numFmt w:val="bullet"/>
+      <w:lvlText w:val="o"/>
+      <w:lvlJc w:val="left"/>
+      <w:pPr>
+        <w:ind w:left="5760" w:hanging="360"/>
+      </w:pPr>
+      <w:rPr>
+        <w:rFonts w:ascii="Courier New" w:hAnsi="Courier New" w:cs="Courier New" w:hint="default"/>
+      </w:rPr>
+    </w:lvl>
+    <w:lvl w:ilvl="8" w:tplc="20000005" w:tentative="1">
+      <w:start w:val="1"/>
+      <w:numFmt w:val="bullet"/>
+      <w:lvlText w:val=""/>
+      <w:lvlJc w:val="left"/>
+      <w:pPr>
+        <w:ind w:left="6480" w:hanging="360"/>
+      </w:pPr>
+      <w:rPr>
+        <w:rFonts w:ascii="Wingdings" w:hAnsi="Wingdings" w:hint="default"/>
+      </w:rPr>
+    </w:lvl>
+  </w:abstractNum>
+  <w:abstractNum w:abstractNumId="19" w15:restartNumberingAfterBreak="0">
     <w:nsid w:val="40117AB4"/>
     <w:multiLevelType w:val="singleLevel"/>
     <w:tmpl w:val="0424000F"/>
@@ -7622,7 +9113,7 @@
       </w:rPr>
     </w:lvl>
   </w:abstractNum>
-  <w:abstractNum w:abstractNumId="17" w15:restartNumberingAfterBreak="0">
+  <w:abstractNum w:abstractNumId="20" w15:restartNumberingAfterBreak="0">
     <w:nsid w:val="45F04156"/>
     <w:multiLevelType w:val="hybridMultilevel"/>
     <w:tmpl w:val="8648D69E"/>
@@ -7735,7 +9226,7 @@
       </w:rPr>
     </w:lvl>
   </w:abstractNum>
-  <w:abstractNum w:abstractNumId="18" w15:restartNumberingAfterBreak="0">
+  <w:abstractNum w:abstractNumId="21" w15:restartNumberingAfterBreak="0">
     <w:nsid w:val="4D737F36"/>
     <w:multiLevelType w:val="hybridMultilevel"/>
     <w:tmpl w:val="2FCADFCC"/>
@@ -7848,7 +9339,7 @@
       </w:rPr>
     </w:lvl>
   </w:abstractNum>
-  <w:abstractNum w:abstractNumId="19" w15:restartNumberingAfterBreak="0">
+  <w:abstractNum w:abstractNumId="22" w15:restartNumberingAfterBreak="0">
     <w:nsid w:val="56210033"/>
     <w:multiLevelType w:val="hybridMultilevel"/>
     <w:tmpl w:val="B834133E"/>
@@ -7961,7 +9452,7 @@
       </w:rPr>
     </w:lvl>
   </w:abstractNum>
-  <w:abstractNum w:abstractNumId="20" w15:restartNumberingAfterBreak="0">
+  <w:abstractNum w:abstractNumId="23" w15:restartNumberingAfterBreak="0">
     <w:nsid w:val="566D6DDD"/>
     <w:multiLevelType w:val="hybridMultilevel"/>
     <w:tmpl w:val="E55A3D24"/>
@@ -8101,7 +9592,232 @@
       </w:rPr>
     </w:lvl>
   </w:abstractNum>
-  <w:abstractNum w:abstractNumId="21" w15:restartNumberingAfterBreak="0">
+  <w:abstractNum w:abstractNumId="24" w15:restartNumberingAfterBreak="0">
+    <w:nsid w:val="56C4537D"/>
+    <w:multiLevelType w:val="hybridMultilevel"/>
+    <w:tmpl w:val="66485F72"/>
+    <w:lvl w:ilvl="0" w:tplc="20000001">
+      <w:start w:val="1"/>
+      <w:numFmt w:val="bullet"/>
+      <w:lvlText w:val=""/>
+      <w:lvlJc w:val="left"/>
+      <w:pPr>
+        <w:ind w:left="720" w:hanging="360"/>
+      </w:pPr>
+      <w:rPr>
+        <w:rFonts w:ascii="Symbol" w:hAnsi="Symbol" w:hint="default"/>
+      </w:rPr>
+    </w:lvl>
+    <w:lvl w:ilvl="1" w:tplc="20000003" w:tentative="1">
+      <w:start w:val="1"/>
+      <w:numFmt w:val="bullet"/>
+      <w:lvlText w:val="o"/>
+      <w:lvlJc w:val="left"/>
+      <w:pPr>
+        <w:ind w:left="1440" w:hanging="360"/>
+      </w:pPr>
+      <w:rPr>
+        <w:rFonts w:ascii="Courier New" w:hAnsi="Courier New" w:cs="Courier New" w:hint="default"/>
+      </w:rPr>
+    </w:lvl>
+    <w:lvl w:ilvl="2" w:tplc="20000005" w:tentative="1">
+      <w:start w:val="1"/>
+      <w:numFmt w:val="bullet"/>
+      <w:lvlText w:val=""/>
+      <w:lvlJc w:val="left"/>
+      <w:pPr>
+        <w:ind w:left="2160" w:hanging="360"/>
+      </w:pPr>
+      <w:rPr>
+        <w:rFonts w:ascii="Wingdings" w:hAnsi="Wingdings" w:hint="default"/>
+      </w:rPr>
+    </w:lvl>
+    <w:lvl w:ilvl="3" w:tplc="20000001" w:tentative="1">
+      <w:start w:val="1"/>
+      <w:numFmt w:val="bullet"/>
+      <w:lvlText w:val=""/>
+      <w:lvlJc w:val="left"/>
+      <w:pPr>
+        <w:ind w:left="2880" w:hanging="360"/>
+      </w:pPr>
+      <w:rPr>
+        <w:rFonts w:ascii="Symbol" w:hAnsi="Symbol" w:hint="default"/>
+      </w:rPr>
+    </w:lvl>
+    <w:lvl w:ilvl="4" w:tplc="20000003" w:tentative="1">
+      <w:start w:val="1"/>
+      <w:numFmt w:val="bullet"/>
+      <w:lvlText w:val="o"/>
+      <w:lvlJc w:val="left"/>
+      <w:pPr>
+        <w:ind w:left="3600" w:hanging="360"/>
+      </w:pPr>
+      <w:rPr>
+        <w:rFonts w:ascii="Courier New" w:hAnsi="Courier New" w:cs="Courier New" w:hint="default"/>
+      </w:rPr>
+    </w:lvl>
+    <w:lvl w:ilvl="5" w:tplc="20000005" w:tentative="1">
+      <w:start w:val="1"/>
+      <w:numFmt w:val="bullet"/>
+      <w:lvlText w:val=""/>
+      <w:lvlJc w:val="left"/>
+      <w:pPr>
+        <w:ind w:left="4320" w:hanging="360"/>
+      </w:pPr>
+      <w:rPr>
+        <w:rFonts w:ascii="Wingdings" w:hAnsi="Wingdings" w:hint="default"/>
+      </w:rPr>
+    </w:lvl>
+    <w:lvl w:ilvl="6" w:tplc="20000001" w:tentative="1">
+      <w:start w:val="1"/>
+      <w:numFmt w:val="bullet"/>
+      <w:lvlText w:val=""/>
+      <w:lvlJc w:val="left"/>
+      <w:pPr>
+        <w:ind w:left="5040" w:hanging="360"/>
+      </w:pPr>
+      <w:rPr>
+        <w:rFonts w:ascii="Symbol" w:hAnsi="Symbol" w:hint="default"/>
+      </w:rPr>
+    </w:lvl>
+    <w:lvl w:ilvl="7" w:tplc="20000003" w:tentative="1">
+      <w:start w:val="1"/>
+      <w:numFmt w:val="bullet"/>
+      <w:lvlText w:val="o"/>
+      <w:lvlJc w:val="left"/>
+      <w:pPr>
+        <w:ind w:left="5760" w:hanging="360"/>
+      </w:pPr>
+      <w:rPr>
+        <w:rFonts w:ascii="Courier New" w:hAnsi="Courier New" w:cs="Courier New" w:hint="default"/>
+      </w:rPr>
+    </w:lvl>
+    <w:lvl w:ilvl="8" w:tplc="20000005" w:tentative="1">
+      <w:start w:val="1"/>
+      <w:numFmt w:val="bullet"/>
+      <w:lvlText w:val=""/>
+      <w:lvlJc w:val="left"/>
+      <w:pPr>
+        <w:ind w:left="6480" w:hanging="360"/>
+      </w:pPr>
+      <w:rPr>
+        <w:rFonts w:ascii="Wingdings" w:hAnsi="Wingdings" w:hint="default"/>
+      </w:rPr>
+    </w:lvl>
+  </w:abstractNum>
+  <w:abstractNum w:abstractNumId="25" w15:restartNumberingAfterBreak="0">
+    <w:nsid w:val="574533E9"/>
+    <w:multiLevelType w:val="hybridMultilevel"/>
+    <w:tmpl w:val="5B146962"/>
+    <w:lvl w:ilvl="0" w:tplc="E9DE7EA0">
+      <w:numFmt w:val="bullet"/>
+      <w:lvlText w:val="-"/>
+      <w:lvlJc w:val="left"/>
+      <w:pPr>
+        <w:ind w:left="720" w:hanging="360"/>
+      </w:pPr>
+      <w:rPr>
+        <w:rFonts w:ascii="Calibri" w:eastAsia="Times New Roman" w:hAnsi="Calibri" w:cs="Calibri" w:hint="default"/>
+      </w:rPr>
+    </w:lvl>
+    <w:lvl w:ilvl="1" w:tplc="20000003" w:tentative="1">
+      <w:start w:val="1"/>
+      <w:numFmt w:val="bullet"/>
+      <w:lvlText w:val="o"/>
+      <w:lvlJc w:val="left"/>
+      <w:pPr>
+        <w:ind w:left="1440" w:hanging="360"/>
+      </w:pPr>
+      <w:rPr>
+        <w:rFonts w:ascii="Courier New" w:hAnsi="Courier New" w:cs="Courier New" w:hint="default"/>
+      </w:rPr>
+    </w:lvl>
+    <w:lvl w:ilvl="2" w:tplc="20000005" w:tentative="1">
+      <w:start w:val="1"/>
+      <w:numFmt w:val="bullet"/>
+      <w:lvlText w:val=""/>
+      <w:lvlJc w:val="left"/>
+      <w:pPr>
+        <w:ind w:left="2160" w:hanging="360"/>
+      </w:pPr>
+      <w:rPr>
+        <w:rFonts w:ascii="Wingdings" w:hAnsi="Wingdings" w:hint="default"/>
+      </w:rPr>
+    </w:lvl>
+    <w:lvl w:ilvl="3" w:tplc="20000001" w:tentative="1">
+      <w:start w:val="1"/>
+      <w:numFmt w:val="bullet"/>
+      <w:lvlText w:val=""/>
+      <w:lvlJc w:val="left"/>
+      <w:pPr>
+        <w:ind w:left="2880" w:hanging="360"/>
+      </w:pPr>
+      <w:rPr>
+        <w:rFonts w:ascii="Symbol" w:hAnsi="Symbol" w:hint="default"/>
+      </w:rPr>
+    </w:lvl>
+    <w:lvl w:ilvl="4" w:tplc="20000003" w:tentative="1">
+      <w:start w:val="1"/>
+      <w:numFmt w:val="bullet"/>
+      <w:lvlText w:val="o"/>
+      <w:lvlJc w:val="left"/>
+      <w:pPr>
+        <w:ind w:left="3600" w:hanging="360"/>
+      </w:pPr>
+      <w:rPr>
+        <w:rFonts w:ascii="Courier New" w:hAnsi="Courier New" w:cs="Courier New" w:hint="default"/>
+      </w:rPr>
+    </w:lvl>
+    <w:lvl w:ilvl="5" w:tplc="20000005" w:tentative="1">
+      <w:start w:val="1"/>
+      <w:numFmt w:val="bullet"/>
+      <w:lvlText w:val=""/>
+      <w:lvlJc w:val="left"/>
+      <w:pPr>
+        <w:ind w:left="4320" w:hanging="360"/>
+      </w:pPr>
+      <w:rPr>
+        <w:rFonts w:ascii="Wingdings" w:hAnsi="Wingdings" w:hint="default"/>
+      </w:rPr>
+    </w:lvl>
+    <w:lvl w:ilvl="6" w:tplc="20000001" w:tentative="1">
+      <w:start w:val="1"/>
+      <w:numFmt w:val="bullet"/>
+      <w:lvlText w:val=""/>
+      <w:lvlJc w:val="left"/>
+      <w:pPr>
+        <w:ind w:left="5040" w:hanging="360"/>
+      </w:pPr>
+      <w:rPr>
+        <w:rFonts w:ascii="Symbol" w:hAnsi="Symbol" w:hint="default"/>
+      </w:rPr>
+    </w:lvl>
+    <w:lvl w:ilvl="7" w:tplc="20000003" w:tentative="1">
+      <w:start w:val="1"/>
+      <w:numFmt w:val="bullet"/>
+      <w:lvlText w:val="o"/>
+      <w:lvlJc w:val="left"/>
+      <w:pPr>
+        <w:ind w:left="5760" w:hanging="360"/>
+      </w:pPr>
+      <w:rPr>
+        <w:rFonts w:ascii="Courier New" w:hAnsi="Courier New" w:cs="Courier New" w:hint="default"/>
+      </w:rPr>
+    </w:lvl>
+    <w:lvl w:ilvl="8" w:tplc="20000005" w:tentative="1">
+      <w:start w:val="1"/>
+      <w:numFmt w:val="bullet"/>
+      <w:lvlText w:val=""/>
+      <w:lvlJc w:val="left"/>
+      <w:pPr>
+        <w:ind w:left="6480" w:hanging="360"/>
+      </w:pPr>
+      <w:rPr>
+        <w:rFonts w:ascii="Wingdings" w:hAnsi="Wingdings" w:hint="default"/>
+      </w:rPr>
+    </w:lvl>
+  </w:abstractNum>
+  <w:abstractNum w:abstractNumId="26" w15:restartNumberingAfterBreak="0">
     <w:nsid w:val="58DE7EFA"/>
     <w:multiLevelType w:val="hybridMultilevel"/>
     <w:tmpl w:val="131EA528"/>
@@ -8196,7 +9912,7 @@
       </w:pPr>
     </w:lvl>
   </w:abstractNum>
-  <w:abstractNum w:abstractNumId="22" w15:restartNumberingAfterBreak="0">
+  <w:abstractNum w:abstractNumId="27" w15:restartNumberingAfterBreak="0">
     <w:nsid w:val="5AC4619C"/>
     <w:multiLevelType w:val="hybridMultilevel"/>
     <w:tmpl w:val="DFB60A26"/>
@@ -8308,7 +10024,7 @@
       </w:rPr>
     </w:lvl>
   </w:abstractNum>
-  <w:abstractNum w:abstractNumId="23" w15:restartNumberingAfterBreak="0">
+  <w:abstractNum w:abstractNumId="28" w15:restartNumberingAfterBreak="0">
     <w:nsid w:val="5D4B3E35"/>
     <w:multiLevelType w:val="hybridMultilevel"/>
     <w:tmpl w:val="63006618"/>
@@ -8421,7 +10137,7 @@
       </w:rPr>
     </w:lvl>
   </w:abstractNum>
-  <w:abstractNum w:abstractNumId="24" w15:restartNumberingAfterBreak="0">
+  <w:abstractNum w:abstractNumId="29" w15:restartNumberingAfterBreak="0">
     <w:nsid w:val="5E1C298F"/>
     <w:multiLevelType w:val="hybridMultilevel"/>
     <w:tmpl w:val="7642668E"/>
@@ -8534,7 +10250,7 @@
       </w:rPr>
     </w:lvl>
   </w:abstractNum>
-  <w:abstractNum w:abstractNumId="25" w15:restartNumberingAfterBreak="0">
+  <w:abstractNum w:abstractNumId="30" w15:restartNumberingAfterBreak="0">
     <w:nsid w:val="613216BC"/>
     <w:multiLevelType w:val="hybridMultilevel"/>
     <w:tmpl w:val="DCD43D76"/>
@@ -8647,7 +10363,7 @@
       </w:rPr>
     </w:lvl>
   </w:abstractNum>
-  <w:abstractNum w:abstractNumId="26" w15:restartNumberingAfterBreak="0">
+  <w:abstractNum w:abstractNumId="31" w15:restartNumberingAfterBreak="0">
     <w:nsid w:val="62CA2A8F"/>
     <w:multiLevelType w:val="hybridMultilevel"/>
     <w:tmpl w:val="9E62B7C8"/>
@@ -8760,7 +10476,7 @@
       </w:rPr>
     </w:lvl>
   </w:abstractNum>
-  <w:abstractNum w:abstractNumId="27" w15:restartNumberingAfterBreak="0">
+  <w:abstractNum w:abstractNumId="32" w15:restartNumberingAfterBreak="0">
     <w:nsid w:val="642B0707"/>
     <w:multiLevelType w:val="hybridMultilevel"/>
     <w:tmpl w:val="6F824434"/>
@@ -8873,7 +10589,7 @@
       </w:rPr>
     </w:lvl>
   </w:abstractNum>
-  <w:abstractNum w:abstractNumId="28" w15:restartNumberingAfterBreak="0">
+  <w:abstractNum w:abstractNumId="33" w15:restartNumberingAfterBreak="0">
     <w:nsid w:val="657C167B"/>
     <w:multiLevelType w:val="hybridMultilevel"/>
     <w:tmpl w:val="253E1E4A"/>
@@ -8986,7 +10702,7 @@
       </w:rPr>
     </w:lvl>
   </w:abstractNum>
-  <w:abstractNum w:abstractNumId="29" w15:restartNumberingAfterBreak="0">
+  <w:abstractNum w:abstractNumId="34" w15:restartNumberingAfterBreak="0">
     <w:nsid w:val="6F112B8F"/>
     <w:multiLevelType w:val="hybridMultilevel"/>
     <w:tmpl w:val="DD189394"/>
@@ -9099,7 +10815,7 @@
       </w:rPr>
     </w:lvl>
   </w:abstractNum>
-  <w:abstractNum w:abstractNumId="30" w15:restartNumberingAfterBreak="0">
+  <w:abstractNum w:abstractNumId="35" w15:restartNumberingAfterBreak="0">
     <w:nsid w:val="70624018"/>
     <w:multiLevelType w:val="hybridMultilevel"/>
     <w:tmpl w:val="225C64B6"/>
@@ -9239,7 +10955,7 @@
       </w:rPr>
     </w:lvl>
   </w:abstractNum>
-  <w:abstractNum w:abstractNumId="31" w15:restartNumberingAfterBreak="0">
+  <w:abstractNum w:abstractNumId="36" w15:restartNumberingAfterBreak="0">
     <w:nsid w:val="74967D99"/>
     <w:multiLevelType w:val="multilevel"/>
     <w:tmpl w:val="6F1612AC"/>
@@ -9379,7 +11095,7 @@
       </w:rPr>
     </w:lvl>
   </w:abstractNum>
-  <w:abstractNum w:abstractNumId="32" w15:restartNumberingAfterBreak="0">
+  <w:abstractNum w:abstractNumId="37" w15:restartNumberingAfterBreak="0">
     <w:nsid w:val="780E0E44"/>
     <w:multiLevelType w:val="hybridMultilevel"/>
     <w:tmpl w:val="10468E06"/>
@@ -9493,16 +11209,16 @@
     </w:lvl>
   </w:abstractNum>
   <w:num w:numId="1" w16cid:durableId="1616982145">
+    <w:abstractNumId w:val="15"/>
+  </w:num>
+  <w:num w:numId="2" w16cid:durableId="1563980195">
+    <w:abstractNumId w:val="11"/>
+  </w:num>
+  <w:num w:numId="3" w16cid:durableId="574165386">
     <w:abstractNumId w:val="14"/>
   </w:num>
-  <w:num w:numId="2" w16cid:durableId="1563980195">
-    <w:abstractNumId w:val="10"/>
-  </w:num>
-  <w:num w:numId="3" w16cid:durableId="574165386">
-    <w:abstractNumId w:val="13"/>
-  </w:num>
   <w:num w:numId="4" w16cid:durableId="1982886481">
-    <w:abstractNumId w:val="20"/>
+    <w:abstractNumId w:val="23"/>
     <w:lvlOverride w:ilvl="0"/>
     <w:lvlOverride w:ilvl="1">
       <w:startOverride w:val="1"/>
@@ -9533,40 +11249,40 @@
     <w:abstractNumId w:val="7"/>
   </w:num>
   <w:num w:numId="6" w16cid:durableId="413548033">
-    <w:abstractNumId w:val="30"/>
+    <w:abstractNumId w:val="35"/>
   </w:num>
   <w:num w:numId="7" w16cid:durableId="2517385">
-    <w:abstractNumId w:val="29"/>
+    <w:abstractNumId w:val="34"/>
   </w:num>
   <w:num w:numId="8" w16cid:durableId="1673027270">
-    <w:abstractNumId w:val="11"/>
+    <w:abstractNumId w:val="12"/>
   </w:num>
   <w:num w:numId="9" w16cid:durableId="310713017">
     <w:abstractNumId w:val="5"/>
   </w:num>
   <w:num w:numId="10" w16cid:durableId="642394832">
-    <w:abstractNumId w:val="19"/>
+    <w:abstractNumId w:val="22"/>
   </w:num>
   <w:num w:numId="11" w16cid:durableId="879364368">
-    <w:abstractNumId w:val="9"/>
+    <w:abstractNumId w:val="10"/>
   </w:num>
   <w:num w:numId="12" w16cid:durableId="1154762435">
-    <w:abstractNumId w:val="24"/>
+    <w:abstractNumId w:val="29"/>
   </w:num>
   <w:num w:numId="13" w16cid:durableId="1050419267">
-    <w:abstractNumId w:val="26"/>
+    <w:abstractNumId w:val="31"/>
   </w:num>
   <w:num w:numId="14" w16cid:durableId="1990405806">
     <w:abstractNumId w:val="8"/>
   </w:num>
   <w:num w:numId="15" w16cid:durableId="1546913352">
-    <w:abstractNumId w:val="27"/>
+    <w:abstractNumId w:val="32"/>
   </w:num>
   <w:num w:numId="16" w16cid:durableId="1318874548">
-    <w:abstractNumId w:val="31"/>
+    <w:abstractNumId w:val="36"/>
   </w:num>
   <w:num w:numId="17" w16cid:durableId="722215861">
-    <w:abstractNumId w:val="31"/>
+    <w:abstractNumId w:val="36"/>
     <w:lvlOverride w:ilvl="0">
       <w:startOverride w:val="1"/>
     </w:lvlOverride>
@@ -9596,7 +11312,7 @@
     </w:lvlOverride>
   </w:num>
   <w:num w:numId="18" w16cid:durableId="415446333">
-    <w:abstractNumId w:val="31"/>
+    <w:abstractNumId w:val="36"/>
     <w:lvlOverride w:ilvl="0">
       <w:startOverride w:val="1"/>
     </w:lvlOverride>
@@ -9626,7 +11342,7 @@
     </w:lvlOverride>
   </w:num>
   <w:num w:numId="19" w16cid:durableId="1966346266">
-    <w:abstractNumId w:val="31"/>
+    <w:abstractNumId w:val="36"/>
     <w:lvlOverride w:ilvl="0">
       <w:startOverride w:val="1"/>
     </w:lvlOverride>
@@ -9656,7 +11372,7 @@
     </w:lvlOverride>
   </w:num>
   <w:num w:numId="20" w16cid:durableId="985356155">
-    <w:abstractNumId w:val="31"/>
+    <w:abstractNumId w:val="36"/>
     <w:lvlOverride w:ilvl="0">
       <w:startOverride w:val="1"/>
     </w:lvlOverride>
@@ -9686,7 +11402,7 @@
     </w:lvlOverride>
   </w:num>
   <w:num w:numId="21" w16cid:durableId="971326932">
-    <w:abstractNumId w:val="31"/>
+    <w:abstractNumId w:val="36"/>
     <w:lvlOverride w:ilvl="0">
       <w:startOverride w:val="1"/>
     </w:lvlOverride>
@@ -9716,7 +11432,7 @@
     </w:lvlOverride>
   </w:num>
   <w:num w:numId="22" w16cid:durableId="874578897">
-    <w:abstractNumId w:val="31"/>
+    <w:abstractNumId w:val="36"/>
     <w:lvlOverride w:ilvl="0">
       <w:startOverride w:val="1"/>
     </w:lvlOverride>
@@ -9746,7 +11462,7 @@
     </w:lvlOverride>
   </w:num>
   <w:num w:numId="23" w16cid:durableId="184097708">
-    <w:abstractNumId w:val="31"/>
+    <w:abstractNumId w:val="36"/>
     <w:lvlOverride w:ilvl="0">
       <w:startOverride w:val="1"/>
     </w:lvlOverride>
@@ -9776,7 +11492,7 @@
     </w:lvlOverride>
   </w:num>
   <w:num w:numId="24" w16cid:durableId="1147547601">
-    <w:abstractNumId w:val="31"/>
+    <w:abstractNumId w:val="36"/>
     <w:lvlOverride w:ilvl="0">
       <w:startOverride w:val="1"/>
     </w:lvlOverride>
@@ -9806,7 +11522,7 @@
     </w:lvlOverride>
   </w:num>
   <w:num w:numId="25" w16cid:durableId="697269251">
-    <w:abstractNumId w:val="31"/>
+    <w:abstractNumId w:val="36"/>
     <w:lvlOverride w:ilvl="0">
       <w:startOverride w:val="1"/>
     </w:lvlOverride>
@@ -9836,7 +11552,7 @@
     </w:lvlOverride>
   </w:num>
   <w:num w:numId="26" w16cid:durableId="623387041">
-    <w:abstractNumId w:val="31"/>
+    <w:abstractNumId w:val="36"/>
     <w:lvlOverride w:ilvl="0">
       <w:startOverride w:val="1"/>
     </w:lvlOverride>
@@ -9866,7 +11582,7 @@
     </w:lvlOverride>
   </w:num>
   <w:num w:numId="27" w16cid:durableId="571545525">
-    <w:abstractNumId w:val="31"/>
+    <w:abstractNumId w:val="36"/>
     <w:lvlOverride w:ilvl="0">
       <w:startOverride w:val="1"/>
     </w:lvlOverride>
@@ -9899,19 +11615,19 @@
     <w:abstractNumId w:val="2"/>
   </w:num>
   <w:num w:numId="29" w16cid:durableId="1318532482">
-    <w:abstractNumId w:val="25"/>
+    <w:abstractNumId w:val="30"/>
   </w:num>
   <w:num w:numId="30" w16cid:durableId="2085495198">
     <w:abstractNumId w:val="3"/>
   </w:num>
   <w:num w:numId="31" w16cid:durableId="1159468039">
+    <w:abstractNumId w:val="22"/>
+  </w:num>
+  <w:num w:numId="32" w16cid:durableId="2134787325">
     <w:abstractNumId w:val="19"/>
   </w:num>
-  <w:num w:numId="32" w16cid:durableId="2134787325">
-    <w:abstractNumId w:val="16"/>
-  </w:num>
   <w:num w:numId="33" w16cid:durableId="690107431">
-    <w:abstractNumId w:val="20"/>
+    <w:abstractNumId w:val="23"/>
     <w:lvlOverride w:ilvl="0"/>
     <w:lvlOverride w:ilvl="1">
       <w:startOverride w:val="1"/>
@@ -9939,49 +11655,64 @@
     </w:lvlOverride>
   </w:num>
   <w:num w:numId="34" w16cid:durableId="1695031192">
-    <w:abstractNumId w:val="20"/>
+    <w:abstractNumId w:val="23"/>
   </w:num>
   <w:num w:numId="35" w16cid:durableId="1474131380">
-    <w:abstractNumId w:val="20"/>
+    <w:abstractNumId w:val="23"/>
   </w:num>
   <w:num w:numId="36" w16cid:durableId="385646365">
-    <w:abstractNumId w:val="12"/>
+    <w:abstractNumId w:val="13"/>
   </w:num>
   <w:num w:numId="37" w16cid:durableId="774322130">
     <w:abstractNumId w:val="6"/>
   </w:num>
   <w:num w:numId="38" w16cid:durableId="1273244240">
-    <w:abstractNumId w:val="21"/>
+    <w:abstractNumId w:val="26"/>
   </w:num>
   <w:num w:numId="39" w16cid:durableId="1302419245">
-    <w:abstractNumId w:val="28"/>
+    <w:abstractNumId w:val="33"/>
   </w:num>
   <w:num w:numId="40" w16cid:durableId="671757144">
     <w:abstractNumId w:val="4"/>
   </w:num>
   <w:num w:numId="41" w16cid:durableId="1609465245">
-    <w:abstractNumId w:val="17"/>
+    <w:abstractNumId w:val="20"/>
   </w:num>
   <w:num w:numId="42" w16cid:durableId="1924870052">
-    <w:abstractNumId w:val="23"/>
+    <w:abstractNumId w:val="28"/>
   </w:num>
   <w:num w:numId="43" w16cid:durableId="1546983496">
     <w:abstractNumId w:val="1"/>
   </w:num>
   <w:num w:numId="44" w16cid:durableId="1243755491">
-    <w:abstractNumId w:val="15"/>
+    <w:abstractNumId w:val="16"/>
   </w:num>
   <w:num w:numId="45" w16cid:durableId="2112815720">
-    <w:abstractNumId w:val="22"/>
+    <w:abstractNumId w:val="27"/>
   </w:num>
   <w:num w:numId="46" w16cid:durableId="495389479">
-    <w:abstractNumId w:val="32"/>
+    <w:abstractNumId w:val="37"/>
   </w:num>
   <w:num w:numId="47" w16cid:durableId="1000545877">
-    <w:abstractNumId w:val="18"/>
+    <w:abstractNumId w:val="21"/>
   </w:num>
   <w:num w:numId="48" w16cid:durableId="853347394">
     <w:abstractNumId w:val="0"/>
+  </w:num>
+  <w:num w:numId="49" w16cid:durableId="1105929742">
+    <w:abstractNumId w:val="9"/>
+  </w:num>
+  <w:num w:numId="50" w16cid:durableId="7145556">
+    <w:abstractNumId w:val="18"/>
+  </w:num>
+  <w:num w:numId="51" w16cid:durableId="271405964">
+    <w:abstractNumId w:val="24"/>
+  </w:num>
+  <w:num w:numId="52" w16cid:durableId="1874154734">
+    <w:abstractNumId w:val="25"/>
+  </w:num>
+  <w:num w:numId="53" w16cid:durableId="791943569">
+    <w:abstractNumId w:val="17"/>
   </w:num>
   <w:numIdMacAtCleanup w:val="15"/>
 </w:numbering>

--- a/docs/thesis/magistrsko-delo-jasa-zupancic.docx
+++ b/docs/thesis/magistrsko-delo-jasa-zupancic.docx
@@ -3307,51 +3307,25 @@
       <w:r>
         <w:t xml:space="preserve">Slika </w:t>
       </w:r>
-      <w:r>
-        <w:fldChar w:fldCharType="begin"/>
-      </w:r>
-      <w:r>
-        <w:instrText xml:space="preserve"> STYLEREF 1 \s </w:instrText>
-      </w:r>
-      <w:r>
-        <w:fldChar w:fldCharType="separate"/>
-      </w:r>
-      <w:r>
-        <w:rPr>
-          <w:noProof/>
-        </w:rPr>
-        <w:t>2</w:t>
-      </w:r>
-      <w:r>
-        <w:rPr>
-          <w:noProof/>
-        </w:rPr>
-        <w:fldChar w:fldCharType="end"/>
-      </w:r>
+      <w:fldSimple w:instr=" STYLEREF 1 \s ">
+        <w:r>
+          <w:rPr>
+            <w:noProof/>
+          </w:rPr>
+          <w:t>2</w:t>
+        </w:r>
+      </w:fldSimple>
       <w:r>
         <w:t>.</w:t>
       </w:r>
-      <w:r>
-        <w:fldChar w:fldCharType="begin"/>
-      </w:r>
-      <w:r>
-        <w:instrText xml:space="preserve"> SEQ Slika \* ARABIC \s 1 </w:instrText>
-      </w:r>
-      <w:r>
-        <w:fldChar w:fldCharType="separate"/>
-      </w:r>
-      <w:r>
-        <w:rPr>
-          <w:noProof/>
-        </w:rPr>
-        <w:t>1</w:t>
-      </w:r>
-      <w:r>
-        <w:rPr>
-          <w:noProof/>
-        </w:rPr>
-        <w:fldChar w:fldCharType="end"/>
-      </w:r>
+      <w:fldSimple w:instr=" SEQ Slika \* ARABIC \s 1 ">
+        <w:r>
+          <w:rPr>
+            <w:noProof/>
+          </w:rPr>
+          <w:t>1</w:t>
+        </w:r>
+      </w:fldSimple>
       <w:r>
         <w:t xml:space="preserve">: Shema sklepnih točk modela </w:t>
       </w:r>
@@ -3943,6 +3917,478 @@
         <w:t>o</w:t>
       </w:r>
     </w:p>
+    <w:p/>
+    <w:p>
+      <w:pPr>
+        <w:pStyle w:val="Heading3"/>
+      </w:pPr>
+      <w:r>
+        <w:lastRenderedPageBreak/>
+        <w:t>YOLO</w:t>
+      </w:r>
+      <w:r>
+        <w:t>11</w:t>
+      </w:r>
+      <w:r>
+        <w:t>-</w:t>
+      </w:r>
+      <w:r>
+        <w:t>pose</w:t>
+      </w:r>
+      <w:r>
+        <w:t xml:space="preserve"> (</w:t>
+      </w:r>
+      <w:proofErr w:type="spellStart"/>
+      <w:r>
+        <w:t>Ultralytics</w:t>
+      </w:r>
+      <w:proofErr w:type="spellEnd"/>
+      <w:r>
+        <w:t>)</w:t>
+      </w:r>
+    </w:p>
+    <w:p>
+      <w:r>
+        <w:t xml:space="preserve">YOLO11-pose je različica modelov družine </w:t>
+      </w:r>
+      <w:proofErr w:type="spellStart"/>
+      <w:r>
+        <w:t>Ultralytics</w:t>
+      </w:r>
+      <w:proofErr w:type="spellEnd"/>
+      <w:r>
+        <w:t xml:space="preserve"> YOLO11, namenjena zaznavanju drže. Modeli YOLO11 podpirajo več rešitev na področju računalniškega vida, med njimi tudi zaznavanje sklepnih točk, pri čemer so te različice označene s pripono </w:t>
+      </w:r>
+      <w:r>
+        <w:t>“</w:t>
+      </w:r>
+      <w:r>
+        <w:t>-pose</w:t>
+      </w:r>
+      <w:r>
+        <w:t>“</w:t>
+      </w:r>
+      <w:r>
+        <w:t>.</w:t>
+      </w:r>
+      <w:r>
+        <w:t xml:space="preserve"> Modeli delujejo za več oseb (</w:t>
+      </w:r>
+      <w:proofErr w:type="spellStart"/>
+      <w:r>
+        <w:t>multipose</w:t>
+      </w:r>
+      <w:proofErr w:type="spellEnd"/>
+      <w:r>
+        <w:t>), kar pomeni, da lahko v enem vhodnem kadru hkrati zaznajo več oseb in za njih opravijo zaznavo sklepnih točk.</w:t>
+      </w:r>
+    </w:p>
+    <w:p/>
+    <w:p>
+      <w:r>
+        <w:t>Pod YOLO11-pose modele spada več modelov, slednji si sledijo od najlažjega do najtežjega:</w:t>
+      </w:r>
+    </w:p>
+    <w:p>
+      <w:pPr>
+        <w:pStyle w:val="ListParagraph"/>
+        <w:numPr>
+          <w:ilvl w:val="0"/>
+          <w:numId w:val="54"/>
+        </w:numPr>
+      </w:pPr>
+      <w:r>
+        <w:t>YOLO11n-pose</w:t>
+      </w:r>
+    </w:p>
+    <w:p>
+      <w:pPr>
+        <w:pStyle w:val="ListParagraph"/>
+        <w:numPr>
+          <w:ilvl w:val="0"/>
+          <w:numId w:val="54"/>
+        </w:numPr>
+      </w:pPr>
+      <w:r>
+        <w:t>YOLO11s-pose</w:t>
+      </w:r>
+    </w:p>
+    <w:p>
+      <w:pPr>
+        <w:pStyle w:val="ListParagraph"/>
+        <w:numPr>
+          <w:ilvl w:val="0"/>
+          <w:numId w:val="54"/>
+        </w:numPr>
+      </w:pPr>
+      <w:r>
+        <w:t>YOLO11m-pose</w:t>
+      </w:r>
+    </w:p>
+    <w:p>
+      <w:pPr>
+        <w:pStyle w:val="ListParagraph"/>
+        <w:numPr>
+          <w:ilvl w:val="0"/>
+          <w:numId w:val="54"/>
+        </w:numPr>
+      </w:pPr>
+      <w:r>
+        <w:t>YOLO11l-pose</w:t>
+      </w:r>
+    </w:p>
+    <w:p>
+      <w:pPr>
+        <w:pStyle w:val="ListParagraph"/>
+        <w:numPr>
+          <w:ilvl w:val="0"/>
+          <w:numId w:val="54"/>
+        </w:numPr>
+      </w:pPr>
+      <w:r>
+        <w:t>YOLO11x-pose</w:t>
+      </w:r>
+    </w:p>
+    <w:p>
+      <w:r>
+        <w:t>Pričakovana natančnost omenjenih modelov narašča s težo oz. velikostjo modela, kar pomeni, da ima YOLO11n-pose najmanjšo pričakovano natančnost, YOLO11x-pose pa največjo pričakovano natančnost.</w:t>
+      </w:r>
+    </w:p>
+    <w:p/>
+    <w:p>
+      <w:r>
+        <w:t xml:space="preserve">Pose modeli </w:t>
+      </w:r>
+      <w:proofErr w:type="spellStart"/>
+      <w:r>
+        <w:t>Ultralytics</w:t>
+      </w:r>
+      <w:proofErr w:type="spellEnd"/>
+      <w:r>
+        <w:t xml:space="preserve"> YOLO </w:t>
+      </w:r>
+      <w:r>
+        <w:t xml:space="preserve">so privzeto učeni na podatkovni zbirki </w:t>
+      </w:r>
+      <w:r>
+        <w:t>“</w:t>
+      </w:r>
+      <w:r>
+        <w:t>COCO-pose</w:t>
+      </w:r>
+      <w:r>
+        <w:t>“</w:t>
+      </w:r>
+      <w:r>
+        <w:t xml:space="preserve"> in napovedujejo 17 sklepnih točk, ki ustrezajo standardnim COCO sklepom. V tem pogledu je YOLO pristop bolj minimalističen v primerjavi z ostalimi rešitvami</w:t>
+      </w:r>
+      <w:r>
+        <w:t xml:space="preserve">, ponuja pa drugačne prednosti </w:t>
+      </w:r>
+      <w:r>
+        <w:t>v primerjavi z ostalimi modeli.</w:t>
+      </w:r>
+      <w:r>
+        <w:t>.</w:t>
+      </w:r>
+    </w:p>
+    <w:p/>
+    <w:p>
+      <w:pPr>
+        <w:pStyle w:val="Images"/>
+      </w:pPr>
+      <w:r>
+        <w:rPr>
+          <w:noProof/>
+        </w:rPr>
+        <w:lastRenderedPageBreak/>
+        <w:drawing>
+          <wp:inline distT="0" distB="0" distL="0" distR="0" wp14:anchorId="77A76D0C" wp14:editId="6D0F5C1E">
+            <wp:extent cx="5396230" cy="2526665"/>
+            <wp:effectExtent l="0" t="0" r="0" b="6985"/>
+            <wp:docPr id="352849602" name="Picture 3"/>
+            <wp:cNvGraphicFramePr>
+              <a:graphicFrameLocks xmlns:a="http://schemas.openxmlformats.org/drawingml/2006/main" noChangeAspect="1"/>
+            </wp:cNvGraphicFramePr>
+            <a:graphic xmlns:a="http://schemas.openxmlformats.org/drawingml/2006/main">
+              <a:graphicData uri="http://schemas.openxmlformats.org/drawingml/2006/picture">
+                <pic:pic xmlns:pic="http://schemas.openxmlformats.org/drawingml/2006/picture">
+                  <pic:nvPicPr>
+                    <pic:cNvPr id="0" name="Picture 3"/>
+                    <pic:cNvPicPr>
+                      <a:picLocks noChangeAspect="1" noChangeArrowheads="1"/>
+                    </pic:cNvPicPr>
+                  </pic:nvPicPr>
+                  <pic:blipFill>
+                    <a:blip r:embed="rId15" cstate="print">
+                      <a:extLst>
+                        <a:ext uri="{28A0092B-C50C-407E-A947-70E740481C1C}">
+                          <a14:useLocalDpi xmlns:a14="http://schemas.microsoft.com/office/drawing/2010/main" val="0"/>
+                        </a:ext>
+                      </a:extLst>
+                    </a:blip>
+                    <a:srcRect/>
+                    <a:stretch>
+                      <a:fillRect/>
+                    </a:stretch>
+                  </pic:blipFill>
+                  <pic:spPr bwMode="auto">
+                    <a:xfrm>
+                      <a:off x="0" y="0"/>
+                      <a:ext cx="5396230" cy="2526665"/>
+                    </a:xfrm>
+                    <a:prstGeom prst="rect">
+                      <a:avLst/>
+                    </a:prstGeom>
+                    <a:noFill/>
+                    <a:ln>
+                      <a:noFill/>
+                    </a:ln>
+                  </pic:spPr>
+                </pic:pic>
+              </a:graphicData>
+            </a:graphic>
+          </wp:inline>
+        </w:drawing>
+      </w:r>
+    </w:p>
+    <w:p>
+      <w:pPr>
+        <w:pStyle w:val="Caption"/>
+      </w:pPr>
+      <w:r>
+        <w:t xml:space="preserve">Slika </w:t>
+      </w:r>
+      <w:r>
+        <w:fldChar w:fldCharType="begin"/>
+      </w:r>
+      <w:r>
+        <w:instrText xml:space="preserve"> STYLEREF 1 \s </w:instrText>
+      </w:r>
+      <w:r>
+        <w:fldChar w:fldCharType="separate"/>
+      </w:r>
+      <w:r>
+        <w:rPr>
+          <w:noProof/>
+        </w:rPr>
+        <w:t>2</w:t>
+      </w:r>
+      <w:r>
+        <w:fldChar w:fldCharType="end"/>
+      </w:r>
+      <w:r>
+        <w:t>.</w:t>
+      </w:r>
+      <w:r>
+        <w:fldChar w:fldCharType="begin"/>
+      </w:r>
+      <w:r>
+        <w:instrText xml:space="preserve"> SEQ Slika \* ARABIC \s 1 </w:instrText>
+      </w:r>
+      <w:r>
+        <w:fldChar w:fldCharType="separate"/>
+      </w:r>
+      <w:r>
+        <w:rPr>
+          <w:noProof/>
+        </w:rPr>
+        <w:t>2</w:t>
+      </w:r>
+      <w:r>
+        <w:fldChar w:fldCharType="end"/>
+      </w:r>
+      <w:r>
+        <w:t>: Primer COCO-pose učne množice</w:t>
+      </w:r>
+    </w:p>
+    <w:p/>
+    <w:p>
+      <w:r>
+        <w:t xml:space="preserve">Že naučeni modeli YOLO11-pose so privzeto trenirani za človeško pozo (npr. na COCO-pose učni množici). Je pa delovanje zaznave ključnih točk zasnovana dovolj splošno, da je YOLO-pose modele mogoče učiti ali nastaviti na poljubno definirane poze, kjer ključne točke ne predstavljajo nujno človeških sklepov, temveč katerikoli konsistentno označeni del objekta v učni zbirki. </w:t>
+      </w:r>
+      <w:proofErr w:type="spellStart"/>
+      <w:r>
+        <w:t>Ultralytics</w:t>
+      </w:r>
+      <w:proofErr w:type="spellEnd"/>
+      <w:r>
+        <w:t xml:space="preserve"> dokumentacija navaja tudi primere specializiranih učnih zbirk za živalsko pozo (npr. Tiger-Pose).</w:t>
+      </w:r>
+    </w:p>
+    <w:p/>
+    <w:p>
+      <w:r>
+        <w:t xml:space="preserve">Ključna posebnost YOLO-pose modelov je, da rezultat modelov ne zajema le 17 sklepnih točk, ampak vključuje tudi detekcijske informacije </w:t>
+      </w:r>
+      <w:r>
+        <w:t>za vsako</w:t>
+      </w:r>
+      <w:r>
+        <w:t xml:space="preserve"> oseb</w:t>
+      </w:r>
+      <w:r>
+        <w:t>o v kadru</w:t>
+      </w:r>
+      <w:r>
+        <w:t xml:space="preserve">. V splošnem izhod </w:t>
+      </w:r>
+      <w:r>
+        <w:t xml:space="preserve">za </w:t>
+      </w:r>
+      <w:r>
+        <w:t>vsako</w:t>
+      </w:r>
+      <w:r>
+        <w:t xml:space="preserve"> osebo </w:t>
+      </w:r>
+      <w:r>
+        <w:t>sestavljajo:</w:t>
+      </w:r>
+    </w:p>
+    <w:p>
+      <w:pPr>
+        <w:pStyle w:val="ListParagraph"/>
+        <w:numPr>
+          <w:ilvl w:val="0"/>
+          <w:numId w:val="55"/>
+        </w:numPr>
+      </w:pPr>
+      <w:r>
+        <w:t>Omejitveni pravokotnik (</w:t>
+      </w:r>
+      <w:proofErr w:type="spellStart"/>
+      <w:r>
+        <w:t>bounding</w:t>
+      </w:r>
+      <w:proofErr w:type="spellEnd"/>
+      <w:r>
+        <w:t xml:space="preserve"> </w:t>
+      </w:r>
+      <w:proofErr w:type="spellStart"/>
+      <w:r>
+        <w:t>box</w:t>
+      </w:r>
+      <w:proofErr w:type="spellEnd"/>
+      <w:r>
+        <w:t>) osebe (v normalizirani obliki: x, y, širina, višina)</w:t>
+      </w:r>
+    </w:p>
+    <w:p>
+      <w:pPr>
+        <w:pStyle w:val="ListParagraph"/>
+        <w:numPr>
+          <w:ilvl w:val="0"/>
+          <w:numId w:val="55"/>
+        </w:numPr>
+      </w:pPr>
+      <w:r>
+        <w:t>Ocena zaupanja detekcije</w:t>
+      </w:r>
+    </w:p>
+    <w:p>
+      <w:pPr>
+        <w:pStyle w:val="ListParagraph"/>
+        <w:numPr>
+          <w:ilvl w:val="0"/>
+          <w:numId w:val="55"/>
+        </w:numPr>
+      </w:pPr>
+      <w:r>
+        <w:t>Sklepne točke, kjer vsaka točka vsebuje normalizirano lokacijo in vrednost vidljivosti</w:t>
+      </w:r>
+    </w:p>
+    <w:p/>
+    <w:p>
+      <w:r>
+        <w:t xml:space="preserve">YOLO modeli pri zaznavi uporabljajo parameter </w:t>
+      </w:r>
+      <w:r>
+        <w:t>“</w:t>
+      </w:r>
+      <w:proofErr w:type="spellStart"/>
+      <w:r>
+        <w:t>imgsz</w:t>
+      </w:r>
+      <w:proofErr w:type="spellEnd"/>
+      <w:r>
+        <w:t>“</w:t>
+      </w:r>
+      <w:r>
+        <w:t xml:space="preserve">, ki določa velikost vhodne slike, ki je kvadratno oblikovana. Večja vhodna ločljivost praviloma izboljša kakovost zaznave in natančnost sklepnih točk, vendar poveča računsko zahtevnost in s tem zmanjša hitrost delovanja. Manjša ločljivost ima obratne lastnosti (hitrejše delovanje, praviloma slabšo </w:t>
+      </w:r>
+      <w:r>
+        <w:lastRenderedPageBreak/>
+        <w:t>natančnost). V okviru naloge je opravljena primerjava med dvema modeloma, en ima vhodno ločljivost velikosti 256, drug pa privzeto ločljivost velikosti 640.</w:t>
+      </w:r>
+    </w:p>
+    <w:p/>
+    <w:p>
+      <w:r>
+        <w:t xml:space="preserve">YOLO-pose modele je mogoče izvoziti v več formatov, kar omogoča prilagoditev različnim izvajalnim okoljem. Primarno izvajalno okolje za YOLO je </w:t>
+      </w:r>
+      <w:proofErr w:type="spellStart"/>
+      <w:r>
+        <w:t>Python</w:t>
+      </w:r>
+      <w:proofErr w:type="spellEnd"/>
+      <w:r>
+        <w:t>. Možnost izvažanja modelov v ostale formate je v kontekstu naloge pomembna, saj naloga temelji na izvajanju in delovanju modela v brskalniku in na robnih napravah.</w:t>
+      </w:r>
+    </w:p>
+    <w:p/>
+    <w:p>
+      <w:pPr>
+        <w:rPr>
+          <w:lang w:val="en-SI"/>
+        </w:rPr>
+      </w:pPr>
+      <w:r>
+        <w:t xml:space="preserve">Najučinkovitejšo izvajanje YOLO-pose modelov v okolju brskalnika omogoča knjižnica </w:t>
+      </w:r>
+      <w:proofErr w:type="spellStart"/>
+      <w:r>
+        <w:t>npm</w:t>
+      </w:r>
+      <w:proofErr w:type="spellEnd"/>
+      <w:r>
+        <w:t xml:space="preserve"> </w:t>
+      </w:r>
+      <w:r>
+        <w:t>“</w:t>
+      </w:r>
+      <w:r>
+        <w:t>@</w:t>
+      </w:r>
+      <w:proofErr w:type="spellStart"/>
+      <w:r>
+        <w:t>tensorflow</w:t>
+      </w:r>
+      <w:proofErr w:type="spellEnd"/>
+      <w:r>
+        <w:t>/</w:t>
+      </w:r>
+      <w:proofErr w:type="spellStart"/>
+      <w:r>
+        <w:t>tfjs</w:t>
+      </w:r>
+      <w:proofErr w:type="spellEnd"/>
+      <w:r>
+        <w:t>“</w:t>
+      </w:r>
+      <w:r>
+        <w:t>. Knjižnica omogoča nalaganje modela in tudi izbiro zaledja, ki vpliva na zmogljivost in porabo virov ter je pomemben dejavnik pri optimizaciji hitrosti delovanja modelov v brskalniku.</w:t>
+      </w:r>
+    </w:p>
+    <w:p/>
+    <w:p/>
+    <w:p>
+      <w:r>
+        <w:t>PREDNOST JE UČENJE</w:t>
+      </w:r>
+    </w:p>
+    <w:p/>
+    <w:p/>
     <w:p>
       <w:pPr>
         <w:pStyle w:val="Heading1"/>
@@ -3985,7 +4431,6 @@
     </w:p>
     <w:p>
       <w:r>
-        <w:lastRenderedPageBreak/>
         <w:t xml:space="preserve">Ključni prispevek tega magistrskega dela je realno-časovno spremljanje in analiziranje vadbe posameznika. </w:t>
       </w:r>
       <w:r>
@@ -4039,6 +4484,7 @@
       </w:pPr>
       <w:bookmarkStart w:id="13" w:name="_Toc221980687"/>
       <w:r>
+        <w:lastRenderedPageBreak/>
         <w:t>Mehanizem stanj</w:t>
       </w:r>
       <w:bookmarkEnd w:id="13"/>
@@ -4216,7 +4662,6 @@
       </w:pPr>
       <w:bookmarkStart w:id="14" w:name="_Toc221980688"/>
       <w:r>
-        <w:lastRenderedPageBreak/>
         <w:t>Stanje NI_V_KADRU</w:t>
       </w:r>
       <w:bookmarkEnd w:id="14"/>
@@ -4269,6 +4714,7 @@
       </w:pPr>
       <w:bookmarkStart w:id="15" w:name="_Toc221980689"/>
       <w:r>
+        <w:lastRenderedPageBreak/>
         <w:t>Stanje NI_OBRNJEN_PROTI_KAMERI</w:t>
       </w:r>
       <w:bookmarkEnd w:id="15"/>
@@ -4445,11 +4891,7 @@
         <w:t xml:space="preserve">, </w:t>
       </w:r>
       <w:r>
-        <w:t xml:space="preserve">specificirati </w:t>
-      </w:r>
-      <w:r>
-        <w:lastRenderedPageBreak/>
-        <w:t>pravila, za zaznavo napačne začetne drže. Pravilo preverja eno izmed naslednjih pogojev:</w:t>
+        <w:t>specificirati pravila, za zaznavo napačne začetne drže. Pravilo preverja eno izmed naslednjih pogojev:</w:t>
       </w:r>
     </w:p>
     <w:p>
@@ -4517,6 +4959,7 @@
           <w:sz w:val="44"/>
           <w:szCs w:val="44"/>
         </w:rPr>
+        <w:lastRenderedPageBreak/>
         <w:t xml:space="preserve">SLIKA PRED HALF SQUAT </w:t>
       </w:r>
       <w:r>
@@ -4643,7 +5086,6 @@
           <w:sz w:val="44"/>
           <w:szCs w:val="44"/>
         </w:rPr>
-        <w:lastRenderedPageBreak/>
         <w:t>SLIKA</w:t>
       </w:r>
       <w:r>
@@ -4680,6 +5122,7 @@
       </w:pPr>
       <w:bookmarkStart w:id="20" w:name="_Toc221980694"/>
       <w:r>
+        <w:lastRenderedPageBreak/>
         <w:t>Predpisi vaj</w:t>
       </w:r>
       <w:bookmarkEnd w:id="20"/>
@@ -4863,7 +5306,6 @@
       </w:pPr>
       <w:bookmarkStart w:id="21" w:name="_Toc221980695"/>
       <w:r>
-        <w:lastRenderedPageBreak/>
         <w:t>Zajemanje ponovitev</w:t>
       </w:r>
       <w:bookmarkEnd w:id="21"/>
@@ -4926,6 +5368,7 @@
         <w:spacing w:line="360" w:lineRule="auto"/>
       </w:pPr>
       <w:r>
+        <w:lastRenderedPageBreak/>
         <w:t xml:space="preserve">Trend gibanja izbrane sklepne točke je izpolnil pogoje za </w:t>
       </w:r>
       <w:r>
@@ -5083,28 +5526,28 @@
       </w:pPr>
       <w:bookmarkStart w:id="23" w:name="_Toc221980697"/>
       <w:r>
+        <w:t>Čas ekscentrične faze</w:t>
+      </w:r>
+      <w:bookmarkEnd w:id="23"/>
+    </w:p>
+    <w:p>
+      <w:r>
+        <w:t>Ekscentrična faza je nasprotje koncentrični, saj se v njej glavna mišica podaljšuje, uporabnik pa gibanje kontrolirano zavira, kar predstavlja manjšo breme kot med koncentrično fazo.</w:t>
+      </w:r>
+      <w:r>
+        <w:t xml:space="preserve"> Pri vaji upogib bicepsa je to druga faza, ki se začne v časovnem trenutku, ko se zapestje z utežjo začne iz najvišje točke spuščati navzdol, praviloma pa se konča, ko zapestje preide v začetno pozicijo.</w:t>
+      </w:r>
+      <w:r>
+        <w:t xml:space="preserve"> Pri vaji počep, pa je ekscentrična faza nastopi prva, torej ko se uporabnik iz začetne pozicije začne spuščati proti najnižji poziciji ponovitve.</w:t>
+      </w:r>
+    </w:p>
+    <w:p>
+      <w:pPr>
+        <w:pStyle w:val="Heading3"/>
+      </w:pPr>
+      <w:bookmarkStart w:id="24" w:name="_Toc221980698"/>
+      <w:r>
         <w:lastRenderedPageBreak/>
-        <w:t>Čas ekscentrične faze</w:t>
-      </w:r>
-      <w:bookmarkEnd w:id="23"/>
-    </w:p>
-    <w:p>
-      <w:r>
-        <w:t>Ekscentrična faza je nasprotje koncentrični, saj se v njej glavna mišica podaljšuje, uporabnik pa gibanje kontrolirano zavira, kar predstavlja manjšo breme kot med koncentrično fazo.</w:t>
-      </w:r>
-      <w:r>
-        <w:t xml:space="preserve"> Pri vaji upogib bicepsa je to druga faza, ki se začne v časovnem trenutku, ko se zapestje z utežjo začne iz najvišje točke spuščati navzdol, praviloma pa se konča, ko zapestje preide v začetno pozicijo.</w:t>
-      </w:r>
-      <w:r>
-        <w:t xml:space="preserve"> Pri vaji počep, pa je ekscentrična faza nastopi prva, torej ko se uporabnik iz začetne pozicije začne spuščati proti najnižji poziciji ponovitve.</w:t>
-      </w:r>
-    </w:p>
-    <w:p>
-      <w:pPr>
-        <w:pStyle w:val="Heading3"/>
-      </w:pPr>
-      <w:bookmarkStart w:id="24" w:name="_Toc221980698"/>
-      <w:r>
         <w:t>Čas izometrične faze</w:t>
       </w:r>
       <w:bookmarkEnd w:id="24"/>
@@ -5245,48 +5688,48 @@
     <w:p/>
     <w:p>
       <w:r>
+        <w:t>Časovni graf prikaže vsako ponovitev kot stolpec, ki vsebuje tri informacije. Rumen</w:t>
+      </w:r>
+      <w:r>
+        <w:t xml:space="preserve"> in svetlo zelen</w:t>
+      </w:r>
+      <w:r>
+        <w:t xml:space="preserve"> del </w:t>
+      </w:r>
+      <w:r>
+        <w:t>predstavljata</w:t>
+      </w:r>
+      <w:r>
+        <w:t xml:space="preserve"> čas koncentrične faze, oranžen</w:t>
+      </w:r>
+      <w:r>
+        <w:t xml:space="preserve"> in temno zelen</w:t>
+      </w:r>
+      <w:r>
+        <w:t xml:space="preserve"> del čas ekscentrične faze</w:t>
+      </w:r>
+      <w:r>
+        <w:t xml:space="preserve">, </w:t>
+      </w:r>
+      <w:r>
+        <w:t xml:space="preserve">črna črta na sredini stolpca </w:t>
+      </w:r>
+      <w:r>
+        <w:t xml:space="preserve">pa </w:t>
+      </w:r>
+      <w:r>
+        <w:t>čas izometrične faze.</w:t>
+      </w:r>
+    </w:p>
+    <w:p>
+      <w:pPr>
+        <w:pStyle w:val="Images"/>
+      </w:pPr>
+      <w:r>
+        <w:rPr>
+          <w:noProof/>
+        </w:rPr>
         <w:lastRenderedPageBreak/>
-        <w:t>Časovni graf prikaže vsako ponovitev kot stolpec, ki vsebuje tri informacije. Rumen</w:t>
-      </w:r>
-      <w:r>
-        <w:t xml:space="preserve"> in svetlo zelen</w:t>
-      </w:r>
-      <w:r>
-        <w:t xml:space="preserve"> del </w:t>
-      </w:r>
-      <w:r>
-        <w:t>predstavljata</w:t>
-      </w:r>
-      <w:r>
-        <w:t xml:space="preserve"> čas koncentrične faze, oranžen</w:t>
-      </w:r>
-      <w:r>
-        <w:t xml:space="preserve"> in temno zelen</w:t>
-      </w:r>
-      <w:r>
-        <w:t xml:space="preserve"> del čas ekscentrične faze</w:t>
-      </w:r>
-      <w:r>
-        <w:t xml:space="preserve">, </w:t>
-      </w:r>
-      <w:r>
-        <w:t xml:space="preserve">črna črta na sredini stolpca </w:t>
-      </w:r>
-      <w:r>
-        <w:t xml:space="preserve">pa </w:t>
-      </w:r>
-      <w:r>
-        <w:t>čas izometrične faze.</w:t>
-      </w:r>
-    </w:p>
-    <w:p>
-      <w:pPr>
-        <w:pStyle w:val="Images"/>
-      </w:pPr>
-      <w:r>
-        <w:rPr>
-          <w:noProof/>
-        </w:rPr>
         <w:drawing>
           <wp:inline distT="0" distB="0" distL="0" distR="0" wp14:anchorId="1E28F347" wp14:editId="4BB88319">
             <wp:extent cx="4933950" cy="3071499"/>
@@ -5303,7 +5746,7 @@
                     <pic:cNvPicPr/>
                   </pic:nvPicPr>
                   <pic:blipFill>
-                    <a:blip r:embed="rId15"/>
+                    <a:blip r:embed="rId16"/>
                     <a:stretch>
                       <a:fillRect/>
                     </a:stretch>
@@ -5333,51 +5776,25 @@
       <w:r>
         <w:t xml:space="preserve">Slika </w:t>
       </w:r>
-      <w:r>
-        <w:fldChar w:fldCharType="begin"/>
-      </w:r>
-      <w:r>
-        <w:instrText xml:space="preserve"> STYLEREF 1 \s </w:instrText>
-      </w:r>
-      <w:r>
-        <w:fldChar w:fldCharType="separate"/>
-      </w:r>
-      <w:r>
-        <w:rPr>
-          <w:noProof/>
-        </w:rPr>
-        <w:t>3</w:t>
-      </w:r>
-      <w:r>
-        <w:rPr>
-          <w:noProof/>
-        </w:rPr>
-        <w:fldChar w:fldCharType="end"/>
-      </w:r>
+      <w:fldSimple w:instr=" STYLEREF 1 \s ">
+        <w:r>
+          <w:rPr>
+            <w:noProof/>
+          </w:rPr>
+          <w:t>3</w:t>
+        </w:r>
+      </w:fldSimple>
       <w:r>
         <w:t>.</w:t>
       </w:r>
-      <w:r>
-        <w:fldChar w:fldCharType="begin"/>
-      </w:r>
-      <w:r>
-        <w:instrText xml:space="preserve"> SEQ Slika \* ARABIC \s 1 </w:instrText>
-      </w:r>
-      <w:r>
-        <w:fldChar w:fldCharType="separate"/>
-      </w:r>
-      <w:r>
-        <w:rPr>
-          <w:noProof/>
-        </w:rPr>
-        <w:t>1</w:t>
-      </w:r>
-      <w:r>
-        <w:rPr>
-          <w:noProof/>
-        </w:rPr>
-        <w:fldChar w:fldCharType="end"/>
-      </w:r>
+      <w:fldSimple w:instr=" SEQ Slika \* ARABIC \s 1 ">
+        <w:r>
+          <w:rPr>
+            <w:noProof/>
+          </w:rPr>
+          <w:t>1</w:t>
+        </w:r>
+      </w:fldSimple>
       <w:r>
         <w:t>: Časovni graf</w:t>
       </w:r>
@@ -5410,7 +5827,6 @@
         <w:rPr>
           <w:noProof/>
         </w:rPr>
-        <w:lastRenderedPageBreak/>
         <w:drawing>
           <wp:inline distT="0" distB="0" distL="0" distR="0" wp14:anchorId="26B7BC38" wp14:editId="448F4768">
             <wp:extent cx="4895918" cy="3124200"/>
@@ -5427,7 +5843,7 @@
                     <pic:cNvPicPr/>
                   </pic:nvPicPr>
                   <pic:blipFill>
-                    <a:blip r:embed="rId16"/>
+                    <a:blip r:embed="rId17"/>
                     <a:stretch>
                       <a:fillRect/>
                     </a:stretch>
@@ -5457,51 +5873,25 @@
       <w:r>
         <w:t xml:space="preserve">Slika </w:t>
       </w:r>
-      <w:r>
-        <w:fldChar w:fldCharType="begin"/>
-      </w:r>
-      <w:r>
-        <w:instrText xml:space="preserve"> STYLEREF 1 \s </w:instrText>
-      </w:r>
-      <w:r>
-        <w:fldChar w:fldCharType="separate"/>
-      </w:r>
-      <w:r>
-        <w:rPr>
-          <w:noProof/>
-        </w:rPr>
-        <w:t>3</w:t>
-      </w:r>
-      <w:r>
-        <w:rPr>
-          <w:noProof/>
-        </w:rPr>
-        <w:fldChar w:fldCharType="end"/>
-      </w:r>
+      <w:fldSimple w:instr=" STYLEREF 1 \s ">
+        <w:r>
+          <w:rPr>
+            <w:noProof/>
+          </w:rPr>
+          <w:t>3</w:t>
+        </w:r>
+      </w:fldSimple>
       <w:r>
         <w:t>.</w:t>
       </w:r>
-      <w:r>
-        <w:fldChar w:fldCharType="begin"/>
-      </w:r>
-      <w:r>
-        <w:instrText xml:space="preserve"> SEQ Slika \* ARABIC \s 1 </w:instrText>
-      </w:r>
-      <w:r>
-        <w:fldChar w:fldCharType="separate"/>
-      </w:r>
-      <w:r>
-        <w:rPr>
-          <w:noProof/>
-        </w:rPr>
-        <w:t>2</w:t>
-      </w:r>
-      <w:r>
-        <w:rPr>
-          <w:noProof/>
-        </w:rPr>
-        <w:fldChar w:fldCharType="end"/>
-      </w:r>
+      <w:fldSimple w:instr=" SEQ Slika \* ARABIC \s 1 ">
+        <w:r>
+          <w:rPr>
+            <w:noProof/>
+          </w:rPr>
+          <w:t>2</w:t>
+        </w:r>
+      </w:fldSimple>
       <w:r>
         <w:t xml:space="preserve">: Graf prepotovane </w:t>
       </w:r>
@@ -5514,6 +5904,7 @@
     <w:p/>
     <w:p>
       <w:r>
+        <w:lastRenderedPageBreak/>
         <w:t xml:space="preserve">Graf hitrosti je enak grafu prepotovane distance, le da se </w:t>
       </w:r>
       <w:r>
@@ -5544,7 +5935,7 @@
                     <pic:cNvPicPr/>
                   </pic:nvPicPr>
                   <pic:blipFill>
-                    <a:blip r:embed="rId17"/>
+                    <a:blip r:embed="rId18"/>
                     <a:stretch>
                       <a:fillRect/>
                     </a:stretch>
@@ -5576,51 +5967,25 @@
       <w:r>
         <w:t xml:space="preserve">Slika </w:t>
       </w:r>
-      <w:r>
-        <w:fldChar w:fldCharType="begin"/>
-      </w:r>
-      <w:r>
-        <w:instrText xml:space="preserve"> STYLEREF 1 \s </w:instrText>
-      </w:r>
-      <w:r>
-        <w:fldChar w:fldCharType="separate"/>
-      </w:r>
-      <w:r>
-        <w:rPr>
-          <w:noProof/>
-        </w:rPr>
-        <w:t>3</w:t>
-      </w:r>
-      <w:r>
-        <w:rPr>
-          <w:noProof/>
-        </w:rPr>
-        <w:fldChar w:fldCharType="end"/>
-      </w:r>
+      <w:fldSimple w:instr=" STYLEREF 1 \s ">
+        <w:r>
+          <w:rPr>
+            <w:noProof/>
+          </w:rPr>
+          <w:t>3</w:t>
+        </w:r>
+      </w:fldSimple>
       <w:r>
         <w:t>.</w:t>
       </w:r>
-      <w:r>
-        <w:fldChar w:fldCharType="begin"/>
-      </w:r>
-      <w:r>
-        <w:instrText xml:space="preserve"> SEQ Slika \* ARABIC \s 1 </w:instrText>
-      </w:r>
-      <w:r>
-        <w:fldChar w:fldCharType="separate"/>
-      </w:r>
-      <w:r>
-        <w:rPr>
-          <w:noProof/>
-        </w:rPr>
-        <w:t>3</w:t>
-      </w:r>
-      <w:r>
-        <w:rPr>
-          <w:noProof/>
-        </w:rPr>
-        <w:fldChar w:fldCharType="end"/>
-      </w:r>
+      <w:fldSimple w:instr=" SEQ Slika \* ARABIC \s 1 ">
+        <w:r>
+          <w:rPr>
+            <w:noProof/>
+          </w:rPr>
+          <w:t>3</w:t>
+        </w:r>
+      </w:fldSimple>
       <w:r>
         <w:t>: Graf hitrosti</w:t>
       </w:r>
@@ -5638,7 +6003,6 @@
       </w:pPr>
       <w:bookmarkStart w:id="35" w:name="_Toc221980701"/>
       <w:r>
-        <w:lastRenderedPageBreak/>
         <w:t>Informacije o nepravilni drži telesa</w:t>
       </w:r>
       <w:bookmarkEnd w:id="35"/>
@@ -5746,6 +6110,7 @@
           <w:sz w:val="44"/>
           <w:szCs w:val="44"/>
         </w:rPr>
+        <w:lastRenderedPageBreak/>
         <w:t>SLIKA</w:t>
       </w:r>
       <w:r>
@@ -5826,371 +6191,367 @@
       </w:pPr>
       <w:bookmarkStart w:id="38" w:name="_Toc221980704"/>
       <w:r>
+        <w:t xml:space="preserve">Primerjava ponovitev znotraj </w:t>
+      </w:r>
+      <w:r>
+        <w:t xml:space="preserve">iste </w:t>
+      </w:r>
+      <w:r>
+        <w:t>serije</w:t>
+      </w:r>
+      <w:bookmarkEnd w:id="38"/>
+    </w:p>
+    <w:p>
+      <w:r>
+        <w:t xml:space="preserve">Osredotočimo se na </w:t>
+      </w:r>
+      <w:r>
+        <w:t>grafe</w:t>
+      </w:r>
+      <w:r>
+        <w:t xml:space="preserve"> </w:t>
+      </w:r>
+      <w:r>
+        <w:fldChar w:fldCharType="begin"/>
+      </w:r>
+      <w:r>
+        <w:instrText xml:space="preserve"> REF _Ref221966222 \h </w:instrText>
+      </w:r>
+      <w:r>
+        <w:instrText xml:space="preserve"> \* MERGEFORMAT </w:instrText>
+      </w:r>
+      <w:r>
+        <w:fldChar w:fldCharType="separate"/>
+      </w:r>
+      <w:r>
+        <w:t xml:space="preserve">Slika </w:t>
+      </w:r>
+      <w:r>
+        <w:rPr>
+          <w:noProof/>
+        </w:rPr>
+        <w:t>2</w:t>
+      </w:r>
+      <w:r>
+        <w:t>.</w:t>
+      </w:r>
+      <w:r>
+        <w:rPr>
+          <w:noProof/>
+        </w:rPr>
+        <w:t>1</w:t>
+      </w:r>
+      <w:r>
+        <w:t>: Časovni graf</w:t>
+      </w:r>
+      <w:r>
+        <w:fldChar w:fldCharType="end"/>
+      </w:r>
+      <w:r>
+        <w:t xml:space="preserve">, </w:t>
+      </w:r>
+      <w:r>
+        <w:fldChar w:fldCharType="begin"/>
+      </w:r>
+      <w:r>
+        <w:instrText xml:space="preserve"> REF _Ref221966255 \h </w:instrText>
+      </w:r>
+      <w:r>
+        <w:instrText xml:space="preserve"> \* MERGEFORMAT </w:instrText>
+      </w:r>
+      <w:r>
+        <w:fldChar w:fldCharType="separate"/>
+      </w:r>
+      <w:r>
+        <w:t xml:space="preserve">Slika </w:t>
+      </w:r>
+      <w:r>
+        <w:rPr>
+          <w:noProof/>
+        </w:rPr>
+        <w:t>2</w:t>
+      </w:r>
+      <w:r>
+        <w:t>.</w:t>
+      </w:r>
+      <w:r>
+        <w:rPr>
+          <w:noProof/>
+        </w:rPr>
+        <w:t>2</w:t>
+      </w:r>
+      <w:r>
+        <w:t xml:space="preserve">: Graf prepotovane </w:t>
+      </w:r>
+      <w:r>
+        <w:t>razdalje</w:t>
+      </w:r>
+      <w:r>
+        <w:fldChar w:fldCharType="end"/>
+      </w:r>
+      <w:r>
+        <w:t xml:space="preserve">, </w:t>
+      </w:r>
+      <w:r>
+        <w:fldChar w:fldCharType="begin"/>
+      </w:r>
+      <w:r>
+        <w:instrText xml:space="preserve"> REF _Ref221968150 \h </w:instrText>
+      </w:r>
+      <w:r>
+        <w:instrText xml:space="preserve"> \* MERGEFORMAT </w:instrText>
+      </w:r>
+      <w:r>
+        <w:fldChar w:fldCharType="separate"/>
+      </w:r>
+      <w:r>
+        <w:t xml:space="preserve">Slika </w:t>
+      </w:r>
+      <w:r>
+        <w:rPr>
+          <w:noProof/>
+        </w:rPr>
+        <w:t>2</w:t>
+      </w:r>
+      <w:r>
+        <w:t>.</w:t>
+      </w:r>
+      <w:r>
+        <w:rPr>
+          <w:noProof/>
+        </w:rPr>
+        <w:t>3</w:t>
+      </w:r>
+      <w:r>
+        <w:t>: Graf hitrosti v koncentrični fazi</w:t>
+      </w:r>
+      <w:r>
+        <w:fldChar w:fldCharType="end"/>
+      </w:r>
+      <w:r>
+        <w:t>.</w:t>
+      </w:r>
+    </w:p>
+    <w:p/>
+    <w:p>
+      <w:r>
+        <w:t xml:space="preserve">Na časovnem grafu je trend naraščanja časa koncentrične faze med ponovitvami zelo očiten. Po tem lahko slepo sklepamo, da je proti koncu serije uporabnik potreboval več napora, da je opravil ponovitev. To je le sklep, kajti uporabnik bi lahko proti koncu serije premagoval večjo razdaljo in bi zato lahko bili časi ponovitev daljši. </w:t>
+      </w:r>
+    </w:p>
+    <w:p>
+      <w:r>
+        <w:t>Iz samega g</w:t>
+      </w:r>
+      <w:r>
+        <w:t>raf</w:t>
+      </w:r>
+      <w:r>
+        <w:t>a</w:t>
+      </w:r>
+      <w:r>
+        <w:t xml:space="preserve"> prepotovane </w:t>
+      </w:r>
+      <w:r>
+        <w:t>razdalje je težko kaj sklepati, kajti med ponovitvami ni večjega odstopanja vrednosti. Lahko potrdimo le, da je uporabnik v tem pogledu pravilno opravil serijo.</w:t>
+      </w:r>
+    </w:p>
+    <w:p/>
+    <w:p>
+      <w:r>
+        <w:t xml:space="preserve">Iz grafa hitrosti v koncentrični fazi je možno narediti večje analize, saj graf hitrosti </w:t>
+      </w:r>
+      <w:r>
+        <w:t xml:space="preserve">združi rezultate </w:t>
+      </w:r>
+      <w:r>
+        <w:t>časovn</w:t>
+      </w:r>
+      <w:r>
+        <w:t xml:space="preserve">ega </w:t>
+      </w:r>
+      <w:r>
+        <w:t>graf</w:t>
+      </w:r>
+      <w:r>
+        <w:t>a</w:t>
+      </w:r>
+      <w:r>
+        <w:t xml:space="preserve"> in graf</w:t>
+      </w:r>
+      <w:r>
+        <w:t>a</w:t>
+      </w:r>
+      <w:r>
+        <w:t xml:space="preserve"> prepotovane razdalje. </w:t>
+      </w:r>
+      <w:r>
+        <w:t xml:space="preserve">Ob grafu hitrosti v koncentrični fazi je mogoče izpeljati ugotovitve enega najbolj priznanih predpisov treninga, ki temelji na podlagi hitrosti. </w:t>
+      </w:r>
+    </w:p>
+    <w:p>
+      <w:pPr>
+        <w:pStyle w:val="Heading3"/>
+      </w:pPr>
+      <w:bookmarkStart w:id="39" w:name="_Toc221980705"/>
+      <w:r>
         <w:lastRenderedPageBreak/>
-        <w:t xml:space="preserve">Primerjava ponovitev znotraj </w:t>
-      </w:r>
-      <w:r>
-        <w:t xml:space="preserve">iste </w:t>
-      </w:r>
-      <w:r>
-        <w:t>serije</w:t>
-      </w:r>
-      <w:bookmarkEnd w:id="38"/>
-    </w:p>
-    <w:p>
-      <w:r>
-        <w:t xml:space="preserve">Osredotočimo se na </w:t>
-      </w:r>
-      <w:r>
-        <w:t>grafe</w:t>
+        <w:t>Trening na podlagi hitrosti</w:t>
+      </w:r>
+      <w:bookmarkEnd w:id="39"/>
+    </w:p>
+    <w:p>
+      <w:r>
+        <w:t xml:space="preserve">Na grafu </w:t>
+      </w:r>
+      <w:r>
+        <w:fldChar w:fldCharType="begin"/>
+      </w:r>
+      <w:r>
+        <w:instrText xml:space="preserve"> REF _Ref221967533 \h </w:instrText>
+      </w:r>
+      <w:r>
+        <w:instrText xml:space="preserve"> \* MERGEFORMAT </w:instrText>
+      </w:r>
+      <w:r>
+        <w:fldChar w:fldCharType="separate"/>
+      </w:r>
+      <w:r>
+        <w:t xml:space="preserve">Slika </w:t>
+      </w:r>
+      <w:r>
+        <w:rPr>
+          <w:noProof/>
+        </w:rPr>
+        <w:t>2</w:t>
+      </w:r>
+      <w:r>
+        <w:t>.</w:t>
+      </w:r>
+      <w:r>
+        <w:rPr>
+          <w:noProof/>
+        </w:rPr>
+        <w:t>3</w:t>
+      </w:r>
+      <w:r>
+        <w:t>: Graf hitrosti v koncentrični fazi</w:t>
+      </w:r>
+      <w:r>
+        <w:fldChar w:fldCharType="end"/>
+      </w:r>
+      <w:r>
+        <w:t xml:space="preserve"> je v</w:t>
+      </w:r>
+      <w:r>
+        <w:t xml:space="preserve">eč kot očiten </w:t>
+      </w:r>
+      <w:r>
+        <w:t xml:space="preserve">trend padanja hitrosti </w:t>
+      </w:r>
+      <w:r>
+        <w:t xml:space="preserve">čez ponovitve, iz česar se sklepa, da je uporabnik vajo opravljal pod </w:t>
+      </w:r>
+      <w:r>
+        <w:t xml:space="preserve">njemu </w:t>
+      </w:r>
+      <w:r>
+        <w:t xml:space="preserve">veliko obremenitvijo in </w:t>
+      </w:r>
+      <w:r>
+        <w:t xml:space="preserve">da je </w:t>
+      </w:r>
+      <w:r>
+        <w:t xml:space="preserve">opravil serijo, ki je značilna za </w:t>
+      </w:r>
+      <w:r>
+        <w:t>trening</w:t>
       </w:r>
       <w:r>
         <w:t xml:space="preserve"> </w:t>
       </w:r>
       <w:r>
-        <w:fldChar w:fldCharType="begin"/>
-      </w:r>
-      <w:r>
-        <w:instrText xml:space="preserve"> REF _Ref221966222 \h </w:instrText>
-      </w:r>
-      <w:r>
-        <w:instrText xml:space="preserve"> \* MERGEFORMAT </w:instrText>
-      </w:r>
-      <w:r>
-        <w:fldChar w:fldCharType="separate"/>
-      </w:r>
-      <w:r>
-        <w:t xml:space="preserve">Slika </w:t>
-      </w:r>
-      <w:r>
-        <w:rPr>
-          <w:noProof/>
-        </w:rPr>
-        <w:t>2</w:t>
+        <w:t>napredovanj</w:t>
+      </w:r>
+      <w:r>
+        <w:t>a</w:t>
+      </w:r>
+      <w:r>
+        <w:t xml:space="preserve"> v moči.</w:t>
+      </w:r>
+      <w:r>
+        <w:t xml:space="preserve"> </w:t>
+      </w:r>
+      <w:r>
+        <w:t>Če padajoči trend čez ponovitve ni prisoten in je cilj treninga napredovanje v moči, potem se uporabnika obvesti, da si naj za naslednjo serijo poveča obremenitev</w:t>
+      </w:r>
+      <w:r>
+        <w:t xml:space="preserve">, kajti tak trend </w:t>
+      </w:r>
+      <w:r>
+        <w:t xml:space="preserve">konstantne hitrosti čez ponovitve </w:t>
+      </w:r>
+      <w:r>
+        <w:t xml:space="preserve">je značilen za </w:t>
+      </w:r>
+      <w:r>
+        <w:t>trening ohranjanja moči</w:t>
       </w:r>
       <w:r>
         <w:t>.</w:t>
       </w:r>
       <w:r>
-        <w:rPr>
-          <w:noProof/>
-        </w:rPr>
-        <w:t>1</w:t>
-      </w:r>
-      <w:r>
-        <w:t>: Časovni graf</w:t>
-      </w:r>
-      <w:r>
-        <w:fldChar w:fldCharType="end"/>
-      </w:r>
-      <w:r>
-        <w:t xml:space="preserve">, </w:t>
-      </w:r>
-      <w:r>
-        <w:fldChar w:fldCharType="begin"/>
-      </w:r>
-      <w:r>
-        <w:instrText xml:space="preserve"> REF _Ref221966255 \h </w:instrText>
-      </w:r>
-      <w:r>
-        <w:instrText xml:space="preserve"> \* MERGEFORMAT </w:instrText>
-      </w:r>
-      <w:r>
-        <w:fldChar w:fldCharType="separate"/>
-      </w:r>
-      <w:r>
-        <w:t xml:space="preserve">Slika </w:t>
-      </w:r>
-      <w:r>
-        <w:rPr>
-          <w:noProof/>
-        </w:rPr>
-        <w:t>2</w:t>
-      </w:r>
-      <w:r>
-        <w:t>.</w:t>
-      </w:r>
-      <w:r>
-        <w:rPr>
-          <w:noProof/>
-        </w:rPr>
-        <w:t>2</w:t>
-      </w:r>
-      <w:r>
-        <w:t xml:space="preserve">: Graf prepotovane </w:t>
-      </w:r>
-      <w:r>
-        <w:t>razdalje</w:t>
-      </w:r>
-      <w:r>
-        <w:fldChar w:fldCharType="end"/>
-      </w:r>
-      <w:r>
-        <w:t xml:space="preserve">, </w:t>
-      </w:r>
-      <w:r>
-        <w:fldChar w:fldCharType="begin"/>
-      </w:r>
-      <w:r>
-        <w:instrText xml:space="preserve"> REF _Ref221968150 \h </w:instrText>
-      </w:r>
-      <w:r>
-        <w:instrText xml:space="preserve"> \* MERGEFORMAT </w:instrText>
-      </w:r>
-      <w:r>
-        <w:fldChar w:fldCharType="separate"/>
-      </w:r>
-      <w:r>
-        <w:t xml:space="preserve">Slika </w:t>
-      </w:r>
-      <w:r>
-        <w:rPr>
-          <w:noProof/>
-        </w:rPr>
-        <w:t>2</w:t>
-      </w:r>
-      <w:r>
-        <w:t>.</w:t>
-      </w:r>
-      <w:r>
-        <w:rPr>
-          <w:noProof/>
-        </w:rPr>
-        <w:t>3</w:t>
-      </w:r>
-      <w:r>
-        <w:t>: Graf hitrosti v koncentrični fazi</w:t>
-      </w:r>
-      <w:r>
-        <w:fldChar w:fldCharType="end"/>
-      </w:r>
-      <w:r>
-        <w:t>.</w:t>
+        <w:t xml:space="preserve"> </w:t>
       </w:r>
     </w:p>
     <w:p/>
     <w:p>
       <w:r>
-        <w:t xml:space="preserve">Na časovnem grafu je trend naraščanja časa koncentrične faze med ponovitvami zelo očiten. Po tem lahko slepo sklepamo, da je proti koncu serije uporabnik potreboval več napora, da je opravil ponovitev. To je le sklep, kajti uporabnik bi lahko proti koncu serije premagoval večjo razdaljo in bi zato lahko bili časi ponovitev daljši. </w:t>
-      </w:r>
-    </w:p>
-    <w:p>
-      <w:r>
-        <w:t>Iz samega g</w:t>
-      </w:r>
-      <w:r>
-        <w:t>raf</w:t>
-      </w:r>
-      <w:r>
-        <w:t>a</w:t>
-      </w:r>
-      <w:r>
-        <w:t xml:space="preserve"> prepotovane </w:t>
-      </w:r>
-      <w:r>
-        <w:t>razdalje je težko kaj sklepati, kajti med ponovitvami ni večjega odstopanja vrednosti. Lahko potrdimo le, da je uporabnik v tem pogledu pravilno opravil serijo.</w:t>
-      </w:r>
-    </w:p>
-    <w:p/>
-    <w:p>
-      <w:r>
-        <w:t xml:space="preserve">Iz grafa hitrosti v koncentrični fazi je možno narediti večje analize, saj graf hitrosti </w:t>
-      </w:r>
-      <w:r>
-        <w:t xml:space="preserve">združi rezultate </w:t>
-      </w:r>
-      <w:r>
-        <w:t>časovn</w:t>
-      </w:r>
-      <w:r>
-        <w:t xml:space="preserve">ega </w:t>
-      </w:r>
-      <w:r>
-        <w:t>graf</w:t>
-      </w:r>
-      <w:r>
-        <w:t>a</w:t>
-      </w:r>
-      <w:r>
-        <w:t xml:space="preserve"> in graf</w:t>
-      </w:r>
-      <w:r>
-        <w:t>a</w:t>
-      </w:r>
-      <w:r>
-        <w:t xml:space="preserve"> prepotovane razdalje. </w:t>
-      </w:r>
-      <w:r>
-        <w:t xml:space="preserve">Ob grafu hitrosti v koncentrični fazi je mogoče izpeljati ugotovitve enega najbolj priznanih predpisov treninga, ki temelji na podlagi hitrosti. </w:t>
+        <w:t xml:space="preserve">Preko grafa hitrosti v koncentrični </w:t>
+      </w:r>
+      <w:r>
+        <w:t xml:space="preserve">je možno </w:t>
+      </w:r>
+      <w:r>
+        <w:t>napove</w:t>
+      </w:r>
+      <w:r>
+        <w:t>dati</w:t>
+      </w:r>
+      <w:r>
+        <w:t xml:space="preserve"> tip treninga na podlagi trenda hitrosti čez ponovitve. Edina predpostavka, ki mora biti izpolnjena za </w:t>
+      </w:r>
+      <w:r>
+        <w:t xml:space="preserve">potrditev </w:t>
+      </w:r>
+      <w:r>
+        <w:t>omenjen</w:t>
+      </w:r>
+      <w:r>
+        <w:t>ih</w:t>
+      </w:r>
+      <w:r>
+        <w:t xml:space="preserve"> ugotovit</w:t>
+      </w:r>
+      <w:r>
+        <w:t>ev</w:t>
+      </w:r>
+      <w:r>
+        <w:t>,</w:t>
+      </w:r>
+      <w:r>
+        <w:t xml:space="preserve"> je ta, da mora uporabnik med ponovit</w:t>
+      </w:r>
+      <w:r>
+        <w:t>vami</w:t>
+      </w:r>
+      <w:r>
+        <w:t xml:space="preserve"> dati vse od sebe.</w:t>
       </w:r>
     </w:p>
     <w:p>
       <w:pPr>
         <w:pStyle w:val="Heading3"/>
       </w:pPr>
-      <w:bookmarkStart w:id="39" w:name="_Toc221980705"/>
-      <w:r>
-        <w:t>Trening na podlagi hitrosti</w:t>
-      </w:r>
-      <w:bookmarkEnd w:id="39"/>
-    </w:p>
-    <w:p>
-      <w:r>
-        <w:t xml:space="preserve">Na grafu </w:t>
-      </w:r>
-      <w:r>
-        <w:fldChar w:fldCharType="begin"/>
-      </w:r>
-      <w:r>
-        <w:instrText xml:space="preserve"> REF _Ref221967533 \h </w:instrText>
-      </w:r>
-      <w:r>
-        <w:instrText xml:space="preserve"> \* MERGEFORMAT </w:instrText>
-      </w:r>
-      <w:r>
-        <w:fldChar w:fldCharType="separate"/>
-      </w:r>
-      <w:r>
-        <w:t xml:space="preserve">Slika </w:t>
-      </w:r>
-      <w:r>
-        <w:rPr>
-          <w:noProof/>
-        </w:rPr>
-        <w:t>2</w:t>
-      </w:r>
-      <w:r>
-        <w:t>.</w:t>
-      </w:r>
-      <w:r>
-        <w:rPr>
-          <w:noProof/>
-        </w:rPr>
-        <w:t>3</w:t>
-      </w:r>
-      <w:r>
-        <w:t>: Graf hitrosti v koncentrični fazi</w:t>
-      </w:r>
-      <w:r>
-        <w:fldChar w:fldCharType="end"/>
-      </w:r>
-      <w:r>
-        <w:t xml:space="preserve"> je v</w:t>
-      </w:r>
-      <w:r>
-        <w:t xml:space="preserve">eč kot očiten </w:t>
-      </w:r>
-      <w:r>
-        <w:t xml:space="preserve">trend padanja hitrosti </w:t>
-      </w:r>
-      <w:r>
-        <w:t xml:space="preserve">čez ponovitve, iz česar se sklepa, da je uporabnik vajo opravljal pod </w:t>
-      </w:r>
-      <w:r>
-        <w:t xml:space="preserve">njemu </w:t>
-      </w:r>
-      <w:r>
-        <w:t xml:space="preserve">veliko obremenitvijo in </w:t>
-      </w:r>
-      <w:r>
-        <w:t xml:space="preserve">da je </w:t>
-      </w:r>
-      <w:r>
-        <w:t xml:space="preserve">opravil serijo, ki je značilna za </w:t>
-      </w:r>
-      <w:r>
-        <w:t>trening</w:t>
-      </w:r>
-      <w:r>
-        <w:t xml:space="preserve"> </w:t>
-      </w:r>
-      <w:r>
-        <w:t>napredovanj</w:t>
-      </w:r>
-      <w:r>
-        <w:t>a</w:t>
-      </w:r>
-      <w:r>
-        <w:t xml:space="preserve"> v moči.</w:t>
-      </w:r>
-      <w:r>
-        <w:t xml:space="preserve"> </w:t>
-      </w:r>
-      <w:r>
-        <w:t>Če padajoči trend čez ponovitve ni prisoten in je cilj treninga napredovanje v moči, potem se uporabnika obvesti, da si naj za naslednjo serijo poveča obremenitev</w:t>
-      </w:r>
-      <w:r>
-        <w:t xml:space="preserve">, kajti tak trend </w:t>
-      </w:r>
-      <w:r>
-        <w:t xml:space="preserve">konstantne hitrosti čez ponovitve </w:t>
-      </w:r>
-      <w:r>
-        <w:t xml:space="preserve">je značilen za </w:t>
-      </w:r>
-      <w:r>
-        <w:t>trening ohranjanja moči</w:t>
-      </w:r>
-      <w:r>
-        <w:t>.</w:t>
-      </w:r>
-      <w:r>
-        <w:t xml:space="preserve"> </w:t>
-      </w:r>
-    </w:p>
-    <w:p/>
-    <w:p>
-      <w:r>
-        <w:t xml:space="preserve">Preko grafa hitrosti v koncentrični </w:t>
-      </w:r>
-      <w:r>
-        <w:t xml:space="preserve">je možno </w:t>
-      </w:r>
-      <w:r>
-        <w:t>napove</w:t>
-      </w:r>
-      <w:r>
-        <w:t>dati</w:t>
-      </w:r>
-      <w:r>
-        <w:t xml:space="preserve"> tip treninga na podlagi trenda hitrosti čez ponovitve. Edina predpostavka, ki mora biti izpolnjena za </w:t>
-      </w:r>
-      <w:r>
-        <w:t xml:space="preserve">potrditev </w:t>
-      </w:r>
-      <w:r>
-        <w:t>omenjen</w:t>
-      </w:r>
-      <w:r>
-        <w:t>ih</w:t>
-      </w:r>
-      <w:r>
-        <w:t xml:space="preserve"> ugotovit</w:t>
-      </w:r>
-      <w:r>
-        <w:t>ev</w:t>
-      </w:r>
-      <w:r>
-        <w:t>,</w:t>
-      </w:r>
-      <w:r>
-        <w:t xml:space="preserve"> je ta, da mora uporabnik med ponovit</w:t>
-      </w:r>
-      <w:r>
-        <w:t>vami</w:t>
-      </w:r>
-      <w:r>
-        <w:t xml:space="preserve"> dati vse od sebe.</w:t>
-      </w:r>
-    </w:p>
-    <w:p>
-      <w:pPr>
-        <w:pStyle w:val="Heading3"/>
-      </w:pPr>
-      <w:r>
-        <w:lastRenderedPageBreak/>
-        <w:t xml:space="preserve"> </w:t>
-      </w:r>
       <w:bookmarkStart w:id="40" w:name="_Toc221980706"/>
       <w:r>
         <w:t>Primerjava med treningi</w:t>
@@ -6555,7 +6916,7 @@
     </w:p>
     <w:p/>
     <w:sectPr>
-      <w:headerReference w:type="default" r:id="rId18"/>
+      <w:headerReference w:type="default" r:id="rId19"/>
       <w:pgSz w:w="11901" w:h="16834" w:code="9"/>
       <w:pgMar w:top="1701" w:right="1418" w:bottom="1701" w:left="1985" w:header="709" w:footer="709" w:gutter="0"/>
       <w:pgNumType w:start="1"/>
@@ -6701,8 +7062,8 @@
     <w:r>
       <w:t xml:space="preserve"> </w:t>
     </w:r>
-    <w:smartTag w:uri="urn:schemas-microsoft-com:office:smarttags" w:element="State">
-      <w:smartTag w:uri="urn:schemas-microsoft-com:office:smarttags" w:element="place">
+    <w:smartTag w:uri="urn:schemas-microsoft-com:office:smarttags" w:element="place">
+      <w:smartTag w:uri="urn:schemas-microsoft-com:office:smarttags" w:element="State">
         <w:r>
           <w:t>del</w:t>
         </w:r>
@@ -7503,6 +7864,119 @@
     </w:lvl>
   </w:abstractNum>
   <w:abstractNum w:abstractNumId="6" w15:restartNumberingAfterBreak="0">
+    <w:nsid w:val="09CA42D3"/>
+    <w:multiLevelType w:val="hybridMultilevel"/>
+    <w:tmpl w:val="AF90D838"/>
+    <w:lvl w:ilvl="0" w:tplc="20000001">
+      <w:start w:val="1"/>
+      <w:numFmt w:val="bullet"/>
+      <w:lvlText w:val=""/>
+      <w:lvlJc w:val="left"/>
+      <w:pPr>
+        <w:ind w:left="720" w:hanging="360"/>
+      </w:pPr>
+      <w:rPr>
+        <w:rFonts w:ascii="Symbol" w:hAnsi="Symbol" w:hint="default"/>
+      </w:rPr>
+    </w:lvl>
+    <w:lvl w:ilvl="1" w:tplc="20000003" w:tentative="1">
+      <w:start w:val="1"/>
+      <w:numFmt w:val="bullet"/>
+      <w:lvlText w:val="o"/>
+      <w:lvlJc w:val="left"/>
+      <w:pPr>
+        <w:ind w:left="1440" w:hanging="360"/>
+      </w:pPr>
+      <w:rPr>
+        <w:rFonts w:ascii="Courier New" w:hAnsi="Courier New" w:cs="Courier New" w:hint="default"/>
+      </w:rPr>
+    </w:lvl>
+    <w:lvl w:ilvl="2" w:tplc="20000005" w:tentative="1">
+      <w:start w:val="1"/>
+      <w:numFmt w:val="bullet"/>
+      <w:lvlText w:val=""/>
+      <w:lvlJc w:val="left"/>
+      <w:pPr>
+        <w:ind w:left="2160" w:hanging="360"/>
+      </w:pPr>
+      <w:rPr>
+        <w:rFonts w:ascii="Wingdings" w:hAnsi="Wingdings" w:hint="default"/>
+      </w:rPr>
+    </w:lvl>
+    <w:lvl w:ilvl="3" w:tplc="20000001" w:tentative="1">
+      <w:start w:val="1"/>
+      <w:numFmt w:val="bullet"/>
+      <w:lvlText w:val=""/>
+      <w:lvlJc w:val="left"/>
+      <w:pPr>
+        <w:ind w:left="2880" w:hanging="360"/>
+      </w:pPr>
+      <w:rPr>
+        <w:rFonts w:ascii="Symbol" w:hAnsi="Symbol" w:hint="default"/>
+      </w:rPr>
+    </w:lvl>
+    <w:lvl w:ilvl="4" w:tplc="20000003" w:tentative="1">
+      <w:start w:val="1"/>
+      <w:numFmt w:val="bullet"/>
+      <w:lvlText w:val="o"/>
+      <w:lvlJc w:val="left"/>
+      <w:pPr>
+        <w:ind w:left="3600" w:hanging="360"/>
+      </w:pPr>
+      <w:rPr>
+        <w:rFonts w:ascii="Courier New" w:hAnsi="Courier New" w:cs="Courier New" w:hint="default"/>
+      </w:rPr>
+    </w:lvl>
+    <w:lvl w:ilvl="5" w:tplc="20000005" w:tentative="1">
+      <w:start w:val="1"/>
+      <w:numFmt w:val="bullet"/>
+      <w:lvlText w:val=""/>
+      <w:lvlJc w:val="left"/>
+      <w:pPr>
+        <w:ind w:left="4320" w:hanging="360"/>
+      </w:pPr>
+      <w:rPr>
+        <w:rFonts w:ascii="Wingdings" w:hAnsi="Wingdings" w:hint="default"/>
+      </w:rPr>
+    </w:lvl>
+    <w:lvl w:ilvl="6" w:tplc="20000001" w:tentative="1">
+      <w:start w:val="1"/>
+      <w:numFmt w:val="bullet"/>
+      <w:lvlText w:val=""/>
+      <w:lvlJc w:val="left"/>
+      <w:pPr>
+        <w:ind w:left="5040" w:hanging="360"/>
+      </w:pPr>
+      <w:rPr>
+        <w:rFonts w:ascii="Symbol" w:hAnsi="Symbol" w:hint="default"/>
+      </w:rPr>
+    </w:lvl>
+    <w:lvl w:ilvl="7" w:tplc="20000003" w:tentative="1">
+      <w:start w:val="1"/>
+      <w:numFmt w:val="bullet"/>
+      <w:lvlText w:val="o"/>
+      <w:lvlJc w:val="left"/>
+      <w:pPr>
+        <w:ind w:left="5760" w:hanging="360"/>
+      </w:pPr>
+      <w:rPr>
+        <w:rFonts w:ascii="Courier New" w:hAnsi="Courier New" w:cs="Courier New" w:hint="default"/>
+      </w:rPr>
+    </w:lvl>
+    <w:lvl w:ilvl="8" w:tplc="20000005" w:tentative="1">
+      <w:start w:val="1"/>
+      <w:numFmt w:val="bullet"/>
+      <w:lvlText w:val=""/>
+      <w:lvlJc w:val="left"/>
+      <w:pPr>
+        <w:ind w:left="6480" w:hanging="360"/>
+      </w:pPr>
+      <w:rPr>
+        <w:rFonts w:ascii="Wingdings" w:hAnsi="Wingdings" w:hint="default"/>
+      </w:rPr>
+    </w:lvl>
+  </w:abstractNum>
+  <w:abstractNum w:abstractNumId="7" w15:restartNumberingAfterBreak="0">
     <w:nsid w:val="12BB3466"/>
     <w:multiLevelType w:val="hybridMultilevel"/>
     <w:tmpl w:val="A9BE7BD8"/>
@@ -7615,7 +8089,7 @@
       </w:rPr>
     </w:lvl>
   </w:abstractNum>
-  <w:abstractNum w:abstractNumId="7" w15:restartNumberingAfterBreak="0">
+  <w:abstractNum w:abstractNumId="8" w15:restartNumberingAfterBreak="0">
     <w:nsid w:val="15E64213"/>
     <w:multiLevelType w:val="hybridMultilevel"/>
     <w:tmpl w:val="373412B0"/>
@@ -7755,7 +8229,7 @@
       </w:rPr>
     </w:lvl>
   </w:abstractNum>
-  <w:abstractNum w:abstractNumId="8" w15:restartNumberingAfterBreak="0">
+  <w:abstractNum w:abstractNumId="9" w15:restartNumberingAfterBreak="0">
     <w:nsid w:val="15F62775"/>
     <w:multiLevelType w:val="hybridMultilevel"/>
     <w:tmpl w:val="45808BD4"/>
@@ -7868,7 +8342,7 @@
       </w:rPr>
     </w:lvl>
   </w:abstractNum>
-  <w:abstractNum w:abstractNumId="9" w15:restartNumberingAfterBreak="0">
+  <w:abstractNum w:abstractNumId="10" w15:restartNumberingAfterBreak="0">
     <w:nsid w:val="19EB050D"/>
     <w:multiLevelType w:val="hybridMultilevel"/>
     <w:tmpl w:val="C1046816"/>
@@ -7981,7 +8455,7 @@
       </w:rPr>
     </w:lvl>
   </w:abstractNum>
-  <w:abstractNum w:abstractNumId="10" w15:restartNumberingAfterBreak="0">
+  <w:abstractNum w:abstractNumId="11" w15:restartNumberingAfterBreak="0">
     <w:nsid w:val="1D3240EF"/>
     <w:multiLevelType w:val="hybridMultilevel"/>
     <w:tmpl w:val="C45EC7D6"/>
@@ -8094,7 +8568,7 @@
       </w:rPr>
     </w:lvl>
   </w:abstractNum>
-  <w:abstractNum w:abstractNumId="11" w15:restartNumberingAfterBreak="0">
+  <w:abstractNum w:abstractNumId="12" w15:restartNumberingAfterBreak="0">
     <w:nsid w:val="230F33CC"/>
     <w:multiLevelType w:val="hybridMultilevel"/>
     <w:tmpl w:val="B338FCA8"/>
@@ -8234,7 +8708,7 @@
       </w:rPr>
     </w:lvl>
   </w:abstractNum>
-  <w:abstractNum w:abstractNumId="12" w15:restartNumberingAfterBreak="0">
+  <w:abstractNum w:abstractNumId="13" w15:restartNumberingAfterBreak="0">
     <w:nsid w:val="24132489"/>
     <w:multiLevelType w:val="hybridMultilevel"/>
     <w:tmpl w:val="074AEF96"/>
@@ -8347,7 +8821,120 @@
       </w:rPr>
     </w:lvl>
   </w:abstractNum>
-  <w:abstractNum w:abstractNumId="13" w15:restartNumberingAfterBreak="0">
+  <w:abstractNum w:abstractNumId="14" w15:restartNumberingAfterBreak="0">
+    <w:nsid w:val="24E4038C"/>
+    <w:multiLevelType w:val="hybridMultilevel"/>
+    <w:tmpl w:val="8908963E"/>
+    <w:lvl w:ilvl="0" w:tplc="20000001">
+      <w:start w:val="1"/>
+      <w:numFmt w:val="bullet"/>
+      <w:lvlText w:val=""/>
+      <w:lvlJc w:val="left"/>
+      <w:pPr>
+        <w:ind w:left="774" w:hanging="360"/>
+      </w:pPr>
+      <w:rPr>
+        <w:rFonts w:ascii="Symbol" w:hAnsi="Symbol" w:hint="default"/>
+      </w:rPr>
+    </w:lvl>
+    <w:lvl w:ilvl="1" w:tplc="20000003" w:tentative="1">
+      <w:start w:val="1"/>
+      <w:numFmt w:val="bullet"/>
+      <w:lvlText w:val="o"/>
+      <w:lvlJc w:val="left"/>
+      <w:pPr>
+        <w:ind w:left="1494" w:hanging="360"/>
+      </w:pPr>
+      <w:rPr>
+        <w:rFonts w:ascii="Courier New" w:hAnsi="Courier New" w:cs="Courier New" w:hint="default"/>
+      </w:rPr>
+    </w:lvl>
+    <w:lvl w:ilvl="2" w:tplc="20000005" w:tentative="1">
+      <w:start w:val="1"/>
+      <w:numFmt w:val="bullet"/>
+      <w:lvlText w:val=""/>
+      <w:lvlJc w:val="left"/>
+      <w:pPr>
+        <w:ind w:left="2214" w:hanging="360"/>
+      </w:pPr>
+      <w:rPr>
+        <w:rFonts w:ascii="Wingdings" w:hAnsi="Wingdings" w:hint="default"/>
+      </w:rPr>
+    </w:lvl>
+    <w:lvl w:ilvl="3" w:tplc="20000001" w:tentative="1">
+      <w:start w:val="1"/>
+      <w:numFmt w:val="bullet"/>
+      <w:lvlText w:val=""/>
+      <w:lvlJc w:val="left"/>
+      <w:pPr>
+        <w:ind w:left="2934" w:hanging="360"/>
+      </w:pPr>
+      <w:rPr>
+        <w:rFonts w:ascii="Symbol" w:hAnsi="Symbol" w:hint="default"/>
+      </w:rPr>
+    </w:lvl>
+    <w:lvl w:ilvl="4" w:tplc="20000003" w:tentative="1">
+      <w:start w:val="1"/>
+      <w:numFmt w:val="bullet"/>
+      <w:lvlText w:val="o"/>
+      <w:lvlJc w:val="left"/>
+      <w:pPr>
+        <w:ind w:left="3654" w:hanging="360"/>
+      </w:pPr>
+      <w:rPr>
+        <w:rFonts w:ascii="Courier New" w:hAnsi="Courier New" w:cs="Courier New" w:hint="default"/>
+      </w:rPr>
+    </w:lvl>
+    <w:lvl w:ilvl="5" w:tplc="20000005" w:tentative="1">
+      <w:start w:val="1"/>
+      <w:numFmt w:val="bullet"/>
+      <w:lvlText w:val=""/>
+      <w:lvlJc w:val="left"/>
+      <w:pPr>
+        <w:ind w:left="4374" w:hanging="360"/>
+      </w:pPr>
+      <w:rPr>
+        <w:rFonts w:ascii="Wingdings" w:hAnsi="Wingdings" w:hint="default"/>
+      </w:rPr>
+    </w:lvl>
+    <w:lvl w:ilvl="6" w:tplc="20000001" w:tentative="1">
+      <w:start w:val="1"/>
+      <w:numFmt w:val="bullet"/>
+      <w:lvlText w:val=""/>
+      <w:lvlJc w:val="left"/>
+      <w:pPr>
+        <w:ind w:left="5094" w:hanging="360"/>
+      </w:pPr>
+      <w:rPr>
+        <w:rFonts w:ascii="Symbol" w:hAnsi="Symbol" w:hint="default"/>
+      </w:rPr>
+    </w:lvl>
+    <w:lvl w:ilvl="7" w:tplc="20000003" w:tentative="1">
+      <w:start w:val="1"/>
+      <w:numFmt w:val="bullet"/>
+      <w:lvlText w:val="o"/>
+      <w:lvlJc w:val="left"/>
+      <w:pPr>
+        <w:ind w:left="5814" w:hanging="360"/>
+      </w:pPr>
+      <w:rPr>
+        <w:rFonts w:ascii="Courier New" w:hAnsi="Courier New" w:cs="Courier New" w:hint="default"/>
+      </w:rPr>
+    </w:lvl>
+    <w:lvl w:ilvl="8" w:tplc="20000005" w:tentative="1">
+      <w:start w:val="1"/>
+      <w:numFmt w:val="bullet"/>
+      <w:lvlText w:val=""/>
+      <w:lvlJc w:val="left"/>
+      <w:pPr>
+        <w:ind w:left="6534" w:hanging="360"/>
+      </w:pPr>
+      <w:rPr>
+        <w:rFonts w:ascii="Wingdings" w:hAnsi="Wingdings" w:hint="default"/>
+      </w:rPr>
+    </w:lvl>
+  </w:abstractNum>
+  <w:abstractNum w:abstractNumId="15" w15:restartNumberingAfterBreak="0">
     <w:nsid w:val="2A2506EB"/>
     <w:multiLevelType w:val="hybridMultilevel"/>
     <w:tmpl w:val="31C47450"/>
@@ -8464,7 +9051,7 @@
       </w:rPr>
     </w:lvl>
   </w:abstractNum>
-  <w:abstractNum w:abstractNumId="14" w15:restartNumberingAfterBreak="0">
+  <w:abstractNum w:abstractNumId="16" w15:restartNumberingAfterBreak="0">
     <w:nsid w:val="33BE4792"/>
     <w:multiLevelType w:val="hybridMultilevel"/>
     <w:tmpl w:val="0368EF64"/>
@@ -8604,7 +9191,7 @@
       </w:rPr>
     </w:lvl>
   </w:abstractNum>
-  <w:abstractNum w:abstractNumId="15" w15:restartNumberingAfterBreak="0">
+  <w:abstractNum w:abstractNumId="17" w15:restartNumberingAfterBreak="0">
     <w:nsid w:val="367C600F"/>
     <w:multiLevelType w:val="multilevel"/>
     <w:tmpl w:val="66F66ADC"/>
@@ -8755,7 +9342,7 @@
       </w:rPr>
     </w:lvl>
   </w:abstractNum>
-  <w:abstractNum w:abstractNumId="16" w15:restartNumberingAfterBreak="0">
+  <w:abstractNum w:abstractNumId="18" w15:restartNumberingAfterBreak="0">
     <w:nsid w:val="3D081AB8"/>
     <w:multiLevelType w:val="hybridMultilevel"/>
     <w:tmpl w:val="12163E56"/>
@@ -8868,7 +9455,7 @@
       </w:rPr>
     </w:lvl>
   </w:abstractNum>
-  <w:abstractNum w:abstractNumId="17" w15:restartNumberingAfterBreak="0">
+  <w:abstractNum w:abstractNumId="19" w15:restartNumberingAfterBreak="0">
     <w:nsid w:val="3E754FB9"/>
     <w:multiLevelType w:val="hybridMultilevel"/>
     <w:tmpl w:val="5B2E8608"/>
@@ -8980,7 +9567,7 @@
       </w:rPr>
     </w:lvl>
   </w:abstractNum>
-  <w:abstractNum w:abstractNumId="18" w15:restartNumberingAfterBreak="0">
+  <w:abstractNum w:abstractNumId="20" w15:restartNumberingAfterBreak="0">
     <w:nsid w:val="3E7F57E5"/>
     <w:multiLevelType w:val="hybridMultilevel"/>
     <w:tmpl w:val="515A5522"/>
@@ -9093,7 +9680,7 @@
       </w:rPr>
     </w:lvl>
   </w:abstractNum>
-  <w:abstractNum w:abstractNumId="19" w15:restartNumberingAfterBreak="0">
+  <w:abstractNum w:abstractNumId="21" w15:restartNumberingAfterBreak="0">
     <w:nsid w:val="40117AB4"/>
     <w:multiLevelType w:val="singleLevel"/>
     <w:tmpl w:val="0424000F"/>
@@ -9113,7 +9700,7 @@
       </w:rPr>
     </w:lvl>
   </w:abstractNum>
-  <w:abstractNum w:abstractNumId="20" w15:restartNumberingAfterBreak="0">
+  <w:abstractNum w:abstractNumId="22" w15:restartNumberingAfterBreak="0">
     <w:nsid w:val="45F04156"/>
     <w:multiLevelType w:val="hybridMultilevel"/>
     <w:tmpl w:val="8648D69E"/>
@@ -9226,7 +9813,7 @@
       </w:rPr>
     </w:lvl>
   </w:abstractNum>
-  <w:abstractNum w:abstractNumId="21" w15:restartNumberingAfterBreak="0">
+  <w:abstractNum w:abstractNumId="23" w15:restartNumberingAfterBreak="0">
     <w:nsid w:val="4D737F36"/>
     <w:multiLevelType w:val="hybridMultilevel"/>
     <w:tmpl w:val="2FCADFCC"/>
@@ -9339,7 +9926,7 @@
       </w:rPr>
     </w:lvl>
   </w:abstractNum>
-  <w:abstractNum w:abstractNumId="22" w15:restartNumberingAfterBreak="0">
+  <w:abstractNum w:abstractNumId="24" w15:restartNumberingAfterBreak="0">
     <w:nsid w:val="56210033"/>
     <w:multiLevelType w:val="hybridMultilevel"/>
     <w:tmpl w:val="B834133E"/>
@@ -9452,7 +10039,7 @@
       </w:rPr>
     </w:lvl>
   </w:abstractNum>
-  <w:abstractNum w:abstractNumId="23" w15:restartNumberingAfterBreak="0">
+  <w:abstractNum w:abstractNumId="25" w15:restartNumberingAfterBreak="0">
     <w:nsid w:val="566D6DDD"/>
     <w:multiLevelType w:val="hybridMultilevel"/>
     <w:tmpl w:val="E55A3D24"/>
@@ -9592,7 +10179,7 @@
       </w:rPr>
     </w:lvl>
   </w:abstractNum>
-  <w:abstractNum w:abstractNumId="24" w15:restartNumberingAfterBreak="0">
+  <w:abstractNum w:abstractNumId="26" w15:restartNumberingAfterBreak="0">
     <w:nsid w:val="56C4537D"/>
     <w:multiLevelType w:val="hybridMultilevel"/>
     <w:tmpl w:val="66485F72"/>
@@ -9705,7 +10292,7 @@
       </w:rPr>
     </w:lvl>
   </w:abstractNum>
-  <w:abstractNum w:abstractNumId="25" w15:restartNumberingAfterBreak="0">
+  <w:abstractNum w:abstractNumId="27" w15:restartNumberingAfterBreak="0">
     <w:nsid w:val="574533E9"/>
     <w:multiLevelType w:val="hybridMultilevel"/>
     <w:tmpl w:val="5B146962"/>
@@ -9817,7 +10404,7 @@
       </w:rPr>
     </w:lvl>
   </w:abstractNum>
-  <w:abstractNum w:abstractNumId="26" w15:restartNumberingAfterBreak="0">
+  <w:abstractNum w:abstractNumId="28" w15:restartNumberingAfterBreak="0">
     <w:nsid w:val="58DE7EFA"/>
     <w:multiLevelType w:val="hybridMultilevel"/>
     <w:tmpl w:val="131EA528"/>
@@ -9912,7 +10499,7 @@
       </w:pPr>
     </w:lvl>
   </w:abstractNum>
-  <w:abstractNum w:abstractNumId="27" w15:restartNumberingAfterBreak="0">
+  <w:abstractNum w:abstractNumId="29" w15:restartNumberingAfterBreak="0">
     <w:nsid w:val="5AC4619C"/>
     <w:multiLevelType w:val="hybridMultilevel"/>
     <w:tmpl w:val="DFB60A26"/>
@@ -10024,7 +10611,7 @@
       </w:rPr>
     </w:lvl>
   </w:abstractNum>
-  <w:abstractNum w:abstractNumId="28" w15:restartNumberingAfterBreak="0">
+  <w:abstractNum w:abstractNumId="30" w15:restartNumberingAfterBreak="0">
     <w:nsid w:val="5D4B3E35"/>
     <w:multiLevelType w:val="hybridMultilevel"/>
     <w:tmpl w:val="63006618"/>
@@ -10137,7 +10724,7 @@
       </w:rPr>
     </w:lvl>
   </w:abstractNum>
-  <w:abstractNum w:abstractNumId="29" w15:restartNumberingAfterBreak="0">
+  <w:abstractNum w:abstractNumId="31" w15:restartNumberingAfterBreak="0">
     <w:nsid w:val="5E1C298F"/>
     <w:multiLevelType w:val="hybridMultilevel"/>
     <w:tmpl w:val="7642668E"/>
@@ -10250,7 +10837,7 @@
       </w:rPr>
     </w:lvl>
   </w:abstractNum>
-  <w:abstractNum w:abstractNumId="30" w15:restartNumberingAfterBreak="0">
+  <w:abstractNum w:abstractNumId="32" w15:restartNumberingAfterBreak="0">
     <w:nsid w:val="613216BC"/>
     <w:multiLevelType w:val="hybridMultilevel"/>
     <w:tmpl w:val="DCD43D76"/>
@@ -10363,7 +10950,7 @@
       </w:rPr>
     </w:lvl>
   </w:abstractNum>
-  <w:abstractNum w:abstractNumId="31" w15:restartNumberingAfterBreak="0">
+  <w:abstractNum w:abstractNumId="33" w15:restartNumberingAfterBreak="0">
     <w:nsid w:val="62CA2A8F"/>
     <w:multiLevelType w:val="hybridMultilevel"/>
     <w:tmpl w:val="9E62B7C8"/>
@@ -10476,7 +11063,7 @@
       </w:rPr>
     </w:lvl>
   </w:abstractNum>
-  <w:abstractNum w:abstractNumId="32" w15:restartNumberingAfterBreak="0">
+  <w:abstractNum w:abstractNumId="34" w15:restartNumberingAfterBreak="0">
     <w:nsid w:val="642B0707"/>
     <w:multiLevelType w:val="hybridMultilevel"/>
     <w:tmpl w:val="6F824434"/>
@@ -10589,7 +11176,7 @@
       </w:rPr>
     </w:lvl>
   </w:abstractNum>
-  <w:abstractNum w:abstractNumId="33" w15:restartNumberingAfterBreak="0">
+  <w:abstractNum w:abstractNumId="35" w15:restartNumberingAfterBreak="0">
     <w:nsid w:val="657C167B"/>
     <w:multiLevelType w:val="hybridMultilevel"/>
     <w:tmpl w:val="253E1E4A"/>
@@ -10702,7 +11289,7 @@
       </w:rPr>
     </w:lvl>
   </w:abstractNum>
-  <w:abstractNum w:abstractNumId="34" w15:restartNumberingAfterBreak="0">
+  <w:abstractNum w:abstractNumId="36" w15:restartNumberingAfterBreak="0">
     <w:nsid w:val="6F112B8F"/>
     <w:multiLevelType w:val="hybridMultilevel"/>
     <w:tmpl w:val="DD189394"/>
@@ -10815,7 +11402,120 @@
       </w:rPr>
     </w:lvl>
   </w:abstractNum>
-  <w:abstractNum w:abstractNumId="35" w15:restartNumberingAfterBreak="0">
+  <w:abstractNum w:abstractNumId="37" w15:restartNumberingAfterBreak="0">
+    <w:nsid w:val="6F7A5BE4"/>
+    <w:multiLevelType w:val="hybridMultilevel"/>
+    <w:tmpl w:val="1B76D9FC"/>
+    <w:lvl w:ilvl="0" w:tplc="20000001">
+      <w:start w:val="1"/>
+      <w:numFmt w:val="bullet"/>
+      <w:lvlText w:val=""/>
+      <w:lvlJc w:val="left"/>
+      <w:pPr>
+        <w:ind w:left="720" w:hanging="360"/>
+      </w:pPr>
+      <w:rPr>
+        <w:rFonts w:ascii="Symbol" w:hAnsi="Symbol" w:hint="default"/>
+      </w:rPr>
+    </w:lvl>
+    <w:lvl w:ilvl="1" w:tplc="20000003" w:tentative="1">
+      <w:start w:val="1"/>
+      <w:numFmt w:val="bullet"/>
+      <w:lvlText w:val="o"/>
+      <w:lvlJc w:val="left"/>
+      <w:pPr>
+        <w:ind w:left="1440" w:hanging="360"/>
+      </w:pPr>
+      <w:rPr>
+        <w:rFonts w:ascii="Courier New" w:hAnsi="Courier New" w:cs="Courier New" w:hint="default"/>
+      </w:rPr>
+    </w:lvl>
+    <w:lvl w:ilvl="2" w:tplc="20000005" w:tentative="1">
+      <w:start w:val="1"/>
+      <w:numFmt w:val="bullet"/>
+      <w:lvlText w:val=""/>
+      <w:lvlJc w:val="left"/>
+      <w:pPr>
+        <w:ind w:left="2160" w:hanging="360"/>
+      </w:pPr>
+      <w:rPr>
+        <w:rFonts w:ascii="Wingdings" w:hAnsi="Wingdings" w:hint="default"/>
+      </w:rPr>
+    </w:lvl>
+    <w:lvl w:ilvl="3" w:tplc="20000001" w:tentative="1">
+      <w:start w:val="1"/>
+      <w:numFmt w:val="bullet"/>
+      <w:lvlText w:val=""/>
+      <w:lvlJc w:val="left"/>
+      <w:pPr>
+        <w:ind w:left="2880" w:hanging="360"/>
+      </w:pPr>
+      <w:rPr>
+        <w:rFonts w:ascii="Symbol" w:hAnsi="Symbol" w:hint="default"/>
+      </w:rPr>
+    </w:lvl>
+    <w:lvl w:ilvl="4" w:tplc="20000003" w:tentative="1">
+      <w:start w:val="1"/>
+      <w:numFmt w:val="bullet"/>
+      <w:lvlText w:val="o"/>
+      <w:lvlJc w:val="left"/>
+      <w:pPr>
+        <w:ind w:left="3600" w:hanging="360"/>
+      </w:pPr>
+      <w:rPr>
+        <w:rFonts w:ascii="Courier New" w:hAnsi="Courier New" w:cs="Courier New" w:hint="default"/>
+      </w:rPr>
+    </w:lvl>
+    <w:lvl w:ilvl="5" w:tplc="20000005" w:tentative="1">
+      <w:start w:val="1"/>
+      <w:numFmt w:val="bullet"/>
+      <w:lvlText w:val=""/>
+      <w:lvlJc w:val="left"/>
+      <w:pPr>
+        <w:ind w:left="4320" w:hanging="360"/>
+      </w:pPr>
+      <w:rPr>
+        <w:rFonts w:ascii="Wingdings" w:hAnsi="Wingdings" w:hint="default"/>
+      </w:rPr>
+    </w:lvl>
+    <w:lvl w:ilvl="6" w:tplc="20000001" w:tentative="1">
+      <w:start w:val="1"/>
+      <w:numFmt w:val="bullet"/>
+      <w:lvlText w:val=""/>
+      <w:lvlJc w:val="left"/>
+      <w:pPr>
+        <w:ind w:left="5040" w:hanging="360"/>
+      </w:pPr>
+      <w:rPr>
+        <w:rFonts w:ascii="Symbol" w:hAnsi="Symbol" w:hint="default"/>
+      </w:rPr>
+    </w:lvl>
+    <w:lvl w:ilvl="7" w:tplc="20000003" w:tentative="1">
+      <w:start w:val="1"/>
+      <w:numFmt w:val="bullet"/>
+      <w:lvlText w:val="o"/>
+      <w:lvlJc w:val="left"/>
+      <w:pPr>
+        <w:ind w:left="5760" w:hanging="360"/>
+      </w:pPr>
+      <w:rPr>
+        <w:rFonts w:ascii="Courier New" w:hAnsi="Courier New" w:cs="Courier New" w:hint="default"/>
+      </w:rPr>
+    </w:lvl>
+    <w:lvl w:ilvl="8" w:tplc="20000005" w:tentative="1">
+      <w:start w:val="1"/>
+      <w:numFmt w:val="bullet"/>
+      <w:lvlText w:val=""/>
+      <w:lvlJc w:val="left"/>
+      <w:pPr>
+        <w:ind w:left="6480" w:hanging="360"/>
+      </w:pPr>
+      <w:rPr>
+        <w:rFonts w:ascii="Wingdings" w:hAnsi="Wingdings" w:hint="default"/>
+      </w:rPr>
+    </w:lvl>
+  </w:abstractNum>
+  <w:abstractNum w:abstractNumId="38" w15:restartNumberingAfterBreak="0">
     <w:nsid w:val="70624018"/>
     <w:multiLevelType w:val="hybridMultilevel"/>
     <w:tmpl w:val="225C64B6"/>
@@ -10955,7 +11655,7 @@
       </w:rPr>
     </w:lvl>
   </w:abstractNum>
-  <w:abstractNum w:abstractNumId="36" w15:restartNumberingAfterBreak="0">
+  <w:abstractNum w:abstractNumId="39" w15:restartNumberingAfterBreak="0">
     <w:nsid w:val="74967D99"/>
     <w:multiLevelType w:val="multilevel"/>
     <w:tmpl w:val="6F1612AC"/>
@@ -11095,7 +11795,7 @@
       </w:rPr>
     </w:lvl>
   </w:abstractNum>
-  <w:abstractNum w:abstractNumId="37" w15:restartNumberingAfterBreak="0">
+  <w:abstractNum w:abstractNumId="40" w15:restartNumberingAfterBreak="0">
     <w:nsid w:val="780E0E44"/>
     <w:multiLevelType w:val="hybridMultilevel"/>
     <w:tmpl w:val="10468E06"/>
@@ -11209,16 +11909,16 @@
     </w:lvl>
   </w:abstractNum>
   <w:num w:numId="1" w16cid:durableId="1616982145">
-    <w:abstractNumId w:val="15"/>
+    <w:abstractNumId w:val="17"/>
   </w:num>
   <w:num w:numId="2" w16cid:durableId="1563980195">
-    <w:abstractNumId w:val="11"/>
+    <w:abstractNumId w:val="12"/>
   </w:num>
   <w:num w:numId="3" w16cid:durableId="574165386">
-    <w:abstractNumId w:val="14"/>
+    <w:abstractNumId w:val="16"/>
   </w:num>
   <w:num w:numId="4" w16cid:durableId="1982886481">
-    <w:abstractNumId w:val="23"/>
+    <w:abstractNumId w:val="25"/>
     <w:lvlOverride w:ilvl="0"/>
     <w:lvlOverride w:ilvl="1">
       <w:startOverride w:val="1"/>
@@ -11246,43 +11946,43 @@
     </w:lvlOverride>
   </w:num>
   <w:num w:numId="5" w16cid:durableId="1343313269">
-    <w:abstractNumId w:val="7"/>
+    <w:abstractNumId w:val="8"/>
   </w:num>
   <w:num w:numId="6" w16cid:durableId="413548033">
-    <w:abstractNumId w:val="35"/>
+    <w:abstractNumId w:val="38"/>
   </w:num>
   <w:num w:numId="7" w16cid:durableId="2517385">
-    <w:abstractNumId w:val="34"/>
+    <w:abstractNumId w:val="36"/>
   </w:num>
   <w:num w:numId="8" w16cid:durableId="1673027270">
-    <w:abstractNumId w:val="12"/>
+    <w:abstractNumId w:val="13"/>
   </w:num>
   <w:num w:numId="9" w16cid:durableId="310713017">
     <w:abstractNumId w:val="5"/>
   </w:num>
   <w:num w:numId="10" w16cid:durableId="642394832">
-    <w:abstractNumId w:val="22"/>
+    <w:abstractNumId w:val="24"/>
   </w:num>
   <w:num w:numId="11" w16cid:durableId="879364368">
-    <w:abstractNumId w:val="10"/>
+    <w:abstractNumId w:val="11"/>
   </w:num>
   <w:num w:numId="12" w16cid:durableId="1154762435">
-    <w:abstractNumId w:val="29"/>
+    <w:abstractNumId w:val="31"/>
   </w:num>
   <w:num w:numId="13" w16cid:durableId="1050419267">
-    <w:abstractNumId w:val="31"/>
+    <w:abstractNumId w:val="33"/>
   </w:num>
   <w:num w:numId="14" w16cid:durableId="1990405806">
-    <w:abstractNumId w:val="8"/>
+    <w:abstractNumId w:val="9"/>
   </w:num>
   <w:num w:numId="15" w16cid:durableId="1546913352">
-    <w:abstractNumId w:val="32"/>
+    <w:abstractNumId w:val="34"/>
   </w:num>
   <w:num w:numId="16" w16cid:durableId="1318874548">
-    <w:abstractNumId w:val="36"/>
+    <w:abstractNumId w:val="39"/>
   </w:num>
   <w:num w:numId="17" w16cid:durableId="722215861">
-    <w:abstractNumId w:val="36"/>
+    <w:abstractNumId w:val="39"/>
     <w:lvlOverride w:ilvl="0">
       <w:startOverride w:val="1"/>
     </w:lvlOverride>
@@ -11312,7 +12012,7 @@
     </w:lvlOverride>
   </w:num>
   <w:num w:numId="18" w16cid:durableId="415446333">
-    <w:abstractNumId w:val="36"/>
+    <w:abstractNumId w:val="39"/>
     <w:lvlOverride w:ilvl="0">
       <w:startOverride w:val="1"/>
     </w:lvlOverride>
@@ -11342,7 +12042,7 @@
     </w:lvlOverride>
   </w:num>
   <w:num w:numId="19" w16cid:durableId="1966346266">
-    <w:abstractNumId w:val="36"/>
+    <w:abstractNumId w:val="39"/>
     <w:lvlOverride w:ilvl="0">
       <w:startOverride w:val="1"/>
     </w:lvlOverride>
@@ -11372,7 +12072,7 @@
     </w:lvlOverride>
   </w:num>
   <w:num w:numId="20" w16cid:durableId="985356155">
-    <w:abstractNumId w:val="36"/>
+    <w:abstractNumId w:val="39"/>
     <w:lvlOverride w:ilvl="0">
       <w:startOverride w:val="1"/>
     </w:lvlOverride>
@@ -11402,7 +12102,7 @@
     </w:lvlOverride>
   </w:num>
   <w:num w:numId="21" w16cid:durableId="971326932">
-    <w:abstractNumId w:val="36"/>
+    <w:abstractNumId w:val="39"/>
     <w:lvlOverride w:ilvl="0">
       <w:startOverride w:val="1"/>
     </w:lvlOverride>
@@ -11432,7 +12132,7 @@
     </w:lvlOverride>
   </w:num>
   <w:num w:numId="22" w16cid:durableId="874578897">
-    <w:abstractNumId w:val="36"/>
+    <w:abstractNumId w:val="39"/>
     <w:lvlOverride w:ilvl="0">
       <w:startOverride w:val="1"/>
     </w:lvlOverride>
@@ -11462,7 +12162,7 @@
     </w:lvlOverride>
   </w:num>
   <w:num w:numId="23" w16cid:durableId="184097708">
-    <w:abstractNumId w:val="36"/>
+    <w:abstractNumId w:val="39"/>
     <w:lvlOverride w:ilvl="0">
       <w:startOverride w:val="1"/>
     </w:lvlOverride>
@@ -11492,7 +12192,7 @@
     </w:lvlOverride>
   </w:num>
   <w:num w:numId="24" w16cid:durableId="1147547601">
-    <w:abstractNumId w:val="36"/>
+    <w:abstractNumId w:val="39"/>
     <w:lvlOverride w:ilvl="0">
       <w:startOverride w:val="1"/>
     </w:lvlOverride>
@@ -11522,7 +12222,7 @@
     </w:lvlOverride>
   </w:num>
   <w:num w:numId="25" w16cid:durableId="697269251">
-    <w:abstractNumId w:val="36"/>
+    <w:abstractNumId w:val="39"/>
     <w:lvlOverride w:ilvl="0">
       <w:startOverride w:val="1"/>
     </w:lvlOverride>
@@ -11552,7 +12252,7 @@
     </w:lvlOverride>
   </w:num>
   <w:num w:numId="26" w16cid:durableId="623387041">
-    <w:abstractNumId w:val="36"/>
+    <w:abstractNumId w:val="39"/>
     <w:lvlOverride w:ilvl="0">
       <w:startOverride w:val="1"/>
     </w:lvlOverride>
@@ -11582,7 +12282,7 @@
     </w:lvlOverride>
   </w:num>
   <w:num w:numId="27" w16cid:durableId="571545525">
-    <w:abstractNumId w:val="36"/>
+    <w:abstractNumId w:val="39"/>
     <w:lvlOverride w:ilvl="0">
       <w:startOverride w:val="1"/>
     </w:lvlOverride>
@@ -11615,19 +12315,19 @@
     <w:abstractNumId w:val="2"/>
   </w:num>
   <w:num w:numId="29" w16cid:durableId="1318532482">
-    <w:abstractNumId w:val="30"/>
+    <w:abstractNumId w:val="32"/>
   </w:num>
   <w:num w:numId="30" w16cid:durableId="2085495198">
     <w:abstractNumId w:val="3"/>
   </w:num>
   <w:num w:numId="31" w16cid:durableId="1159468039">
-    <w:abstractNumId w:val="22"/>
+    <w:abstractNumId w:val="24"/>
   </w:num>
   <w:num w:numId="32" w16cid:durableId="2134787325">
-    <w:abstractNumId w:val="19"/>
+    <w:abstractNumId w:val="21"/>
   </w:num>
   <w:num w:numId="33" w16cid:durableId="690107431">
-    <w:abstractNumId w:val="23"/>
+    <w:abstractNumId w:val="25"/>
     <w:lvlOverride w:ilvl="0"/>
     <w:lvlOverride w:ilvl="1">
       <w:startOverride w:val="1"/>
@@ -11655,64 +12355,73 @@
     </w:lvlOverride>
   </w:num>
   <w:num w:numId="34" w16cid:durableId="1695031192">
-    <w:abstractNumId w:val="23"/>
+    <w:abstractNumId w:val="25"/>
   </w:num>
   <w:num w:numId="35" w16cid:durableId="1474131380">
-    <w:abstractNumId w:val="23"/>
+    <w:abstractNumId w:val="25"/>
   </w:num>
   <w:num w:numId="36" w16cid:durableId="385646365">
-    <w:abstractNumId w:val="13"/>
+    <w:abstractNumId w:val="15"/>
   </w:num>
   <w:num w:numId="37" w16cid:durableId="774322130">
-    <w:abstractNumId w:val="6"/>
+    <w:abstractNumId w:val="7"/>
   </w:num>
   <w:num w:numId="38" w16cid:durableId="1273244240">
-    <w:abstractNumId w:val="26"/>
+    <w:abstractNumId w:val="28"/>
   </w:num>
   <w:num w:numId="39" w16cid:durableId="1302419245">
-    <w:abstractNumId w:val="33"/>
+    <w:abstractNumId w:val="35"/>
   </w:num>
   <w:num w:numId="40" w16cid:durableId="671757144">
     <w:abstractNumId w:val="4"/>
   </w:num>
   <w:num w:numId="41" w16cid:durableId="1609465245">
-    <w:abstractNumId w:val="20"/>
+    <w:abstractNumId w:val="22"/>
   </w:num>
   <w:num w:numId="42" w16cid:durableId="1924870052">
-    <w:abstractNumId w:val="28"/>
+    <w:abstractNumId w:val="30"/>
   </w:num>
   <w:num w:numId="43" w16cid:durableId="1546983496">
     <w:abstractNumId w:val="1"/>
   </w:num>
   <w:num w:numId="44" w16cid:durableId="1243755491">
-    <w:abstractNumId w:val="16"/>
+    <w:abstractNumId w:val="18"/>
   </w:num>
   <w:num w:numId="45" w16cid:durableId="2112815720">
-    <w:abstractNumId w:val="27"/>
+    <w:abstractNumId w:val="29"/>
   </w:num>
   <w:num w:numId="46" w16cid:durableId="495389479">
-    <w:abstractNumId w:val="37"/>
+    <w:abstractNumId w:val="40"/>
   </w:num>
   <w:num w:numId="47" w16cid:durableId="1000545877">
-    <w:abstractNumId w:val="21"/>
+    <w:abstractNumId w:val="23"/>
   </w:num>
   <w:num w:numId="48" w16cid:durableId="853347394">
     <w:abstractNumId w:val="0"/>
   </w:num>
   <w:num w:numId="49" w16cid:durableId="1105929742">
-    <w:abstractNumId w:val="9"/>
+    <w:abstractNumId w:val="10"/>
   </w:num>
   <w:num w:numId="50" w16cid:durableId="7145556">
-    <w:abstractNumId w:val="18"/>
+    <w:abstractNumId w:val="20"/>
   </w:num>
   <w:num w:numId="51" w16cid:durableId="271405964">
-    <w:abstractNumId w:val="24"/>
+    <w:abstractNumId w:val="26"/>
   </w:num>
   <w:num w:numId="52" w16cid:durableId="1874154734">
-    <w:abstractNumId w:val="25"/>
+    <w:abstractNumId w:val="27"/>
   </w:num>
   <w:num w:numId="53" w16cid:durableId="791943569">
-    <w:abstractNumId w:val="17"/>
+    <w:abstractNumId w:val="19"/>
+  </w:num>
+  <w:num w:numId="54" w16cid:durableId="1422987211">
+    <w:abstractNumId w:val="6"/>
+  </w:num>
+  <w:num w:numId="55" w16cid:durableId="2036425246">
+    <w:abstractNumId w:val="37"/>
+  </w:num>
+  <w:num w:numId="56" w16cid:durableId="305286039">
+    <w:abstractNumId w:val="14"/>
   </w:num>
   <w:numIdMacAtCleanup w:val="15"/>
 </w:numbering>

--- a/docs/thesis/magistrsko-delo-jasa-zupancic.docx
+++ b/docs/thesis/magistrsko-delo-jasa-zupancic.docx
@@ -7,14 +7,10 @@
         <w:jc w:val="center"/>
         <w:rPr>
           <w:rFonts w:ascii="Arial Narrow" w:hAnsi="Arial Narrow"/>
-          <w:noProof/>
           <w:lang w:eastAsia="sl-SI"/>
         </w:rPr>
       </w:pPr>
       <w:r>
-        <w:rPr>
-          <w:noProof/>
-        </w:rPr>
         <w:drawing>
           <wp:anchor distT="0" distB="0" distL="114300" distR="114300" simplePos="0" relativeHeight="251657728" behindDoc="1" locked="0" layoutInCell="1" allowOverlap="1" wp14:anchorId="1B88E3C4" wp14:editId="6D96846E">
             <wp:simplePos x="0" y="0"/>
@@ -81,7 +77,6 @@
       <w:r>
         <w:rPr>
           <w:rFonts w:ascii="Arial Narrow" w:hAnsi="Arial Narrow"/>
-          <w:noProof/>
           <w:lang w:eastAsia="sl-SI"/>
         </w:rPr>
         <w:drawing>
@@ -265,10 +260,11 @@
           <w:b w:val="0"/>
           <w:bCs w:val="0"/>
           <w:caps w:val="0"/>
+          <w:noProof w:val="0"/>
           <w:kern w:val="2"/>
           <w:sz w:val="24"/>
           <w:szCs w:val="24"/>
-          <w:lang w:val="en-SI" w:eastAsia="en-SI"/>
+          <w:lang w:eastAsia="en-SI"/>
           <w14:ligatures w14:val="standardContextual"/>
         </w:rPr>
       </w:pPr>
@@ -276,6 +272,7 @@
         <w:rPr>
           <w:rStyle w:val="Strong"/>
           <w:rFonts w:ascii="Arial" w:hAnsi="Arial" w:cs="Arial"/>
+          <w:noProof w:val="0"/>
         </w:rPr>
         <w:fldChar w:fldCharType="begin"/>
       </w:r>
@@ -283,6 +280,7 @@
         <w:rPr>
           <w:rStyle w:val="Strong"/>
           <w:rFonts w:ascii="Arial" w:hAnsi="Arial" w:cs="Arial"/>
+          <w:noProof w:val="0"/>
         </w:rPr>
         <w:instrText xml:space="preserve"> TOC \o "1-4" \u </w:instrText>
       </w:r>
@@ -290,10 +288,14 @@
         <w:rPr>
           <w:rStyle w:val="Strong"/>
           <w:rFonts w:ascii="Arial" w:hAnsi="Arial" w:cs="Arial"/>
+          <w:noProof w:val="0"/>
         </w:rPr>
         <w:fldChar w:fldCharType="separate"/>
       </w:r>
       <w:r>
+        <w:rPr>
+          <w:noProof w:val="0"/>
+        </w:rPr>
         <w:t>1</w:t>
       </w:r>
       <w:r>
@@ -302,33 +304,60 @@
           <w:b w:val="0"/>
           <w:bCs w:val="0"/>
           <w:caps w:val="0"/>
+          <w:noProof w:val="0"/>
           <w:kern w:val="2"/>
           <w:sz w:val="24"/>
           <w:szCs w:val="24"/>
-          <w:lang w:val="en-SI" w:eastAsia="en-SI"/>
+          <w:lang w:eastAsia="en-SI"/>
           <w14:ligatures w14:val="standardContextual"/>
         </w:rPr>
         <w:tab/>
       </w:r>
       <w:r>
+        <w:rPr>
+          <w:noProof w:val="0"/>
+        </w:rPr>
         <w:t>UVOD</w:t>
       </w:r>
       <w:r>
+        <w:rPr>
+          <w:noProof w:val="0"/>
+        </w:rPr>
         <w:tab/>
       </w:r>
       <w:r>
+        <w:rPr>
+          <w:noProof w:val="0"/>
+        </w:rPr>
         <w:fldChar w:fldCharType="begin"/>
       </w:r>
       <w:r>
+        <w:rPr>
+          <w:noProof w:val="0"/>
+        </w:rPr>
         <w:instrText xml:space="preserve"> PAGEREF _Toc221980683 \h </w:instrText>
       </w:r>
       <w:r>
+        <w:rPr>
+          <w:noProof w:val="0"/>
+        </w:rPr>
+      </w:r>
+      <w:r>
+        <w:rPr>
+          <w:noProof w:val="0"/>
+        </w:rPr>
         <w:fldChar w:fldCharType="separate"/>
       </w:r>
       <w:r>
+        <w:rPr>
+          <w:noProof w:val="0"/>
+        </w:rPr>
         <w:t>1</w:t>
       </w:r>
       <w:r>
+        <w:rPr>
+          <w:noProof w:val="0"/>
+        </w:rPr>
         <w:fldChar w:fldCharType="end"/>
       </w:r>
     </w:p>
@@ -339,16 +368,18 @@
           <w:rFonts w:asciiTheme="minorHAnsi" w:eastAsiaTheme="minorEastAsia" w:hAnsiTheme="minorHAnsi" w:cstheme="minorBidi"/>
           <w:b w:val="0"/>
           <w:bCs w:val="0"/>
+          <w:noProof w:val="0"/>
           <w:kern w:val="2"/>
           <w:sz w:val="24"/>
           <w:szCs w:val="24"/>
-          <w:lang w:val="en-SI" w:eastAsia="en-SI"/>
+          <w:lang w:eastAsia="en-SI"/>
           <w14:ligatures w14:val="standardContextual"/>
         </w:rPr>
       </w:pPr>
       <w:r>
         <w:rPr>
           <w:rFonts w:cs="Times New Roman"/>
+          <w:noProof w:val="0"/>
         </w:rPr>
         <w:t>1.1</w:t>
       </w:r>
@@ -357,33 +388,60 @@
           <w:rFonts w:asciiTheme="minorHAnsi" w:eastAsiaTheme="minorEastAsia" w:hAnsiTheme="minorHAnsi" w:cstheme="minorBidi"/>
           <w:b w:val="0"/>
           <w:bCs w:val="0"/>
+          <w:noProof w:val="0"/>
           <w:kern w:val="2"/>
           <w:sz w:val="24"/>
           <w:szCs w:val="24"/>
-          <w:lang w:val="en-SI" w:eastAsia="en-SI"/>
+          <w:lang w:eastAsia="en-SI"/>
           <w14:ligatures w14:val="standardContextual"/>
         </w:rPr>
         <w:tab/>
       </w:r>
       <w:r>
+        <w:rPr>
+          <w:noProof w:val="0"/>
+        </w:rPr>
         <w:t>Opis problema</w:t>
       </w:r>
       <w:r>
+        <w:rPr>
+          <w:noProof w:val="0"/>
+        </w:rPr>
         <w:tab/>
       </w:r>
       <w:r>
+        <w:rPr>
+          <w:noProof w:val="0"/>
+        </w:rPr>
         <w:fldChar w:fldCharType="begin"/>
       </w:r>
       <w:r>
+        <w:rPr>
+          <w:noProof w:val="0"/>
+        </w:rPr>
         <w:instrText xml:space="preserve"> PAGEREF _Toc221980684 \h </w:instrText>
       </w:r>
       <w:r>
+        <w:rPr>
+          <w:noProof w:val="0"/>
+        </w:rPr>
+      </w:r>
+      <w:r>
+        <w:rPr>
+          <w:noProof w:val="0"/>
+        </w:rPr>
         <w:fldChar w:fldCharType="separate"/>
       </w:r>
       <w:r>
+        <w:rPr>
+          <w:noProof w:val="0"/>
+        </w:rPr>
         <w:t>1</w:t>
       </w:r>
       <w:r>
+        <w:rPr>
+          <w:noProof w:val="0"/>
+        </w:rPr>
         <w:fldChar w:fldCharType="end"/>
       </w:r>
     </w:p>
@@ -394,16 +452,18 @@
           <w:rFonts w:asciiTheme="minorHAnsi" w:eastAsiaTheme="minorEastAsia" w:hAnsiTheme="minorHAnsi" w:cstheme="minorBidi"/>
           <w:b w:val="0"/>
           <w:bCs w:val="0"/>
+          <w:noProof w:val="0"/>
           <w:kern w:val="2"/>
           <w:sz w:val="24"/>
           <w:szCs w:val="24"/>
-          <w:lang w:val="en-SI" w:eastAsia="en-SI"/>
+          <w:lang w:eastAsia="en-SI"/>
           <w14:ligatures w14:val="standardContextual"/>
         </w:rPr>
       </w:pPr>
       <w:r>
         <w:rPr>
           <w:rFonts w:cs="Times New Roman"/>
+          <w:noProof w:val="0"/>
         </w:rPr>
         <w:t>1.2</w:t>
       </w:r>
@@ -412,33 +472,60 @@
           <w:rFonts w:asciiTheme="minorHAnsi" w:eastAsiaTheme="minorEastAsia" w:hAnsiTheme="minorHAnsi" w:cstheme="minorBidi"/>
           <w:b w:val="0"/>
           <w:bCs w:val="0"/>
+          <w:noProof w:val="0"/>
           <w:kern w:val="2"/>
           <w:sz w:val="24"/>
           <w:szCs w:val="24"/>
-          <w:lang w:val="en-SI" w:eastAsia="en-SI"/>
+          <w:lang w:eastAsia="en-SI"/>
           <w14:ligatures w14:val="standardContextual"/>
         </w:rPr>
         <w:tab/>
       </w:r>
       <w:r>
+        <w:rPr>
+          <w:noProof w:val="0"/>
+        </w:rPr>
         <w:t>Cilji in nameni naloge</w:t>
       </w:r>
       <w:r>
+        <w:rPr>
+          <w:noProof w:val="0"/>
+        </w:rPr>
         <w:tab/>
       </w:r>
       <w:r>
+        <w:rPr>
+          <w:noProof w:val="0"/>
+        </w:rPr>
         <w:fldChar w:fldCharType="begin"/>
       </w:r>
       <w:r>
+        <w:rPr>
+          <w:noProof w:val="0"/>
+        </w:rPr>
         <w:instrText xml:space="preserve"> PAGEREF _Toc221980685 \h </w:instrText>
       </w:r>
       <w:r>
+        <w:rPr>
+          <w:noProof w:val="0"/>
+        </w:rPr>
+      </w:r>
+      <w:r>
+        <w:rPr>
+          <w:noProof w:val="0"/>
+        </w:rPr>
         <w:fldChar w:fldCharType="separate"/>
       </w:r>
       <w:r>
+        <w:rPr>
+          <w:noProof w:val="0"/>
+        </w:rPr>
         <w:t>1</w:t>
       </w:r>
       <w:r>
+        <w:rPr>
+          <w:noProof w:val="0"/>
+        </w:rPr>
         <w:fldChar w:fldCharType="end"/>
       </w:r>
     </w:p>
@@ -450,14 +537,18 @@
           <w:b w:val="0"/>
           <w:bCs w:val="0"/>
           <w:caps w:val="0"/>
+          <w:noProof w:val="0"/>
           <w:kern w:val="2"/>
           <w:sz w:val="24"/>
           <w:szCs w:val="24"/>
-          <w:lang w:val="en-SI" w:eastAsia="en-SI"/>
+          <w:lang w:eastAsia="en-SI"/>
           <w14:ligatures w14:val="standardContextual"/>
         </w:rPr>
       </w:pPr>
       <w:r>
+        <w:rPr>
+          <w:noProof w:val="0"/>
+        </w:rPr>
         <w:t>2</w:t>
       </w:r>
       <w:r>
@@ -466,33 +557,60 @@
           <w:b w:val="0"/>
           <w:bCs w:val="0"/>
           <w:caps w:val="0"/>
+          <w:noProof w:val="0"/>
           <w:kern w:val="2"/>
           <w:sz w:val="24"/>
           <w:szCs w:val="24"/>
-          <w:lang w:val="en-SI" w:eastAsia="en-SI"/>
+          <w:lang w:eastAsia="en-SI"/>
           <w14:ligatures w14:val="standardContextual"/>
         </w:rPr>
         <w:tab/>
       </w:r>
       <w:r>
+        <w:rPr>
+          <w:noProof w:val="0"/>
+        </w:rPr>
         <w:t>SPREMLJANJE IN ANALIZA VADBE</w:t>
       </w:r>
       <w:r>
+        <w:rPr>
+          <w:noProof w:val="0"/>
+        </w:rPr>
         <w:tab/>
       </w:r>
       <w:r>
+        <w:rPr>
+          <w:noProof w:val="0"/>
+        </w:rPr>
         <w:fldChar w:fldCharType="begin"/>
       </w:r>
       <w:r>
+        <w:rPr>
+          <w:noProof w:val="0"/>
+        </w:rPr>
         <w:instrText xml:space="preserve"> PAGEREF _Toc221980686 \h </w:instrText>
       </w:r>
       <w:r>
+        <w:rPr>
+          <w:noProof w:val="0"/>
+        </w:rPr>
+      </w:r>
+      <w:r>
+        <w:rPr>
+          <w:noProof w:val="0"/>
+        </w:rPr>
         <w:fldChar w:fldCharType="separate"/>
       </w:r>
       <w:r>
+        <w:rPr>
+          <w:noProof w:val="0"/>
+        </w:rPr>
         <w:t>3</w:t>
       </w:r>
       <w:r>
+        <w:rPr>
+          <w:noProof w:val="0"/>
+        </w:rPr>
         <w:fldChar w:fldCharType="end"/>
       </w:r>
     </w:p>
@@ -503,16 +621,18 @@
           <w:rFonts w:asciiTheme="minorHAnsi" w:eastAsiaTheme="minorEastAsia" w:hAnsiTheme="minorHAnsi" w:cstheme="minorBidi"/>
           <w:b w:val="0"/>
           <w:bCs w:val="0"/>
+          <w:noProof w:val="0"/>
           <w:kern w:val="2"/>
           <w:sz w:val="24"/>
           <w:szCs w:val="24"/>
-          <w:lang w:val="en-SI" w:eastAsia="en-SI"/>
+          <w:lang w:eastAsia="en-SI"/>
           <w14:ligatures w14:val="standardContextual"/>
         </w:rPr>
       </w:pPr>
       <w:r>
         <w:rPr>
           <w:rFonts w:cs="Times New Roman"/>
+          <w:noProof w:val="0"/>
         </w:rPr>
         <w:t>2.1</w:t>
       </w:r>
@@ -521,33 +641,60 @@
           <w:rFonts w:asciiTheme="minorHAnsi" w:eastAsiaTheme="minorEastAsia" w:hAnsiTheme="minorHAnsi" w:cstheme="minorBidi"/>
           <w:b w:val="0"/>
           <w:bCs w:val="0"/>
+          <w:noProof w:val="0"/>
           <w:kern w:val="2"/>
           <w:sz w:val="24"/>
           <w:szCs w:val="24"/>
-          <w:lang w:val="en-SI" w:eastAsia="en-SI"/>
+          <w:lang w:eastAsia="en-SI"/>
           <w14:ligatures w14:val="standardContextual"/>
         </w:rPr>
         <w:tab/>
       </w:r>
       <w:r>
+        <w:rPr>
+          <w:noProof w:val="0"/>
+        </w:rPr>
         <w:t>Mehanizem stanj</w:t>
       </w:r>
       <w:r>
+        <w:rPr>
+          <w:noProof w:val="0"/>
+        </w:rPr>
         <w:tab/>
       </w:r>
       <w:r>
+        <w:rPr>
+          <w:noProof w:val="0"/>
+        </w:rPr>
         <w:fldChar w:fldCharType="begin"/>
       </w:r>
       <w:r>
+        <w:rPr>
+          <w:noProof w:val="0"/>
+        </w:rPr>
         <w:instrText xml:space="preserve"> PAGEREF _Toc221980687 \h </w:instrText>
       </w:r>
       <w:r>
+        <w:rPr>
+          <w:noProof w:val="0"/>
+        </w:rPr>
+      </w:r>
+      <w:r>
+        <w:rPr>
+          <w:noProof w:val="0"/>
+        </w:rPr>
         <w:fldChar w:fldCharType="separate"/>
       </w:r>
       <w:r>
+        <w:rPr>
+          <w:noProof w:val="0"/>
+        </w:rPr>
         <w:t>3</w:t>
       </w:r>
       <w:r>
+        <w:rPr>
+          <w:noProof w:val="0"/>
+        </w:rPr>
         <w:fldChar w:fldCharType="end"/>
       </w:r>
     </w:p>
@@ -560,78 +707,49 @@
         </w:tabs>
         <w:rPr>
           <w:rFonts w:asciiTheme="minorHAnsi" w:eastAsiaTheme="minorEastAsia" w:hAnsiTheme="minorHAnsi" w:cstheme="minorBidi"/>
-          <w:noProof/>
           <w:kern w:val="2"/>
           <w:sz w:val="24"/>
           <w:szCs w:val="24"/>
-          <w:lang w:val="en-SI" w:eastAsia="en-SI"/>
+          <w:lang w:eastAsia="en-SI"/>
           <w14:ligatures w14:val="standardContextual"/>
         </w:rPr>
       </w:pPr>
       <w:r>
         <w:rPr>
           <w:rFonts w:cs="Times New Roman"/>
-          <w:noProof/>
         </w:rPr>
         <w:t>2.1.1</w:t>
       </w:r>
       <w:r>
         <w:rPr>
           <w:rFonts w:asciiTheme="minorHAnsi" w:eastAsiaTheme="minorEastAsia" w:hAnsiTheme="minorHAnsi" w:cstheme="minorBidi"/>
-          <w:noProof/>
           <w:kern w:val="2"/>
           <w:sz w:val="24"/>
           <w:szCs w:val="24"/>
-          <w:lang w:val="en-SI" w:eastAsia="en-SI"/>
+          <w:lang w:eastAsia="en-SI"/>
           <w14:ligatures w14:val="standardContextual"/>
         </w:rPr>
         <w:tab/>
       </w:r>
       <w:r>
-        <w:rPr>
-          <w:noProof/>
-        </w:rPr>
         <w:t>Stanje NI_V_KADRU</w:t>
       </w:r>
       <w:r>
-        <w:rPr>
-          <w:noProof/>
-        </w:rPr>
         <w:tab/>
       </w:r>
       <w:r>
-        <w:rPr>
-          <w:noProof/>
-        </w:rPr>
         <w:fldChar w:fldCharType="begin"/>
       </w:r>
       <w:r>
-        <w:rPr>
-          <w:noProof/>
-        </w:rPr>
         <w:instrText xml:space="preserve"> PAGEREF _Toc221980688 \h </w:instrText>
       </w:r>
       <w:r>
-        <w:rPr>
-          <w:noProof/>
-        </w:rPr>
-      </w:r>
-      <w:r>
-        <w:rPr>
-          <w:noProof/>
-        </w:rPr>
         <w:fldChar w:fldCharType="separate"/>
       </w:r>
       <w:r>
-        <w:rPr>
-          <w:noProof/>
-        </w:rPr>
         <w:t>4</w:t>
       </w:r>
       <w:r>
-        <w:rPr>
-          <w:noProof/>
-        </w:rPr>
         <w:fldChar w:fldCharType="end"/>
       </w:r>
     </w:p>
@@ -644,78 +762,49 @@
         </w:tabs>
         <w:rPr>
           <w:rFonts w:asciiTheme="minorHAnsi" w:eastAsiaTheme="minorEastAsia" w:hAnsiTheme="minorHAnsi" w:cstheme="minorBidi"/>
-          <w:noProof/>
           <w:kern w:val="2"/>
           <w:sz w:val="24"/>
           <w:szCs w:val="24"/>
-          <w:lang w:val="en-SI" w:eastAsia="en-SI"/>
+          <w:lang w:eastAsia="en-SI"/>
           <w14:ligatures w14:val="standardContextual"/>
         </w:rPr>
       </w:pPr>
       <w:r>
         <w:rPr>
           <w:rFonts w:cs="Times New Roman"/>
-          <w:noProof/>
         </w:rPr>
         <w:t>2.1.2</w:t>
       </w:r>
       <w:r>
         <w:rPr>
           <w:rFonts w:asciiTheme="minorHAnsi" w:eastAsiaTheme="minorEastAsia" w:hAnsiTheme="minorHAnsi" w:cstheme="minorBidi"/>
-          <w:noProof/>
           <w:kern w:val="2"/>
           <w:sz w:val="24"/>
           <w:szCs w:val="24"/>
-          <w:lang w:val="en-SI" w:eastAsia="en-SI"/>
+          <w:lang w:eastAsia="en-SI"/>
           <w14:ligatures w14:val="standardContextual"/>
         </w:rPr>
         <w:tab/>
       </w:r>
       <w:r>
-        <w:rPr>
-          <w:noProof/>
-        </w:rPr>
         <w:t>Stanje NI_OBRNJEN_PROTI_KAMERI</w:t>
       </w:r>
       <w:r>
-        <w:rPr>
-          <w:noProof/>
-        </w:rPr>
         <w:tab/>
       </w:r>
       <w:r>
-        <w:rPr>
-          <w:noProof/>
-        </w:rPr>
         <w:fldChar w:fldCharType="begin"/>
       </w:r>
       <w:r>
-        <w:rPr>
-          <w:noProof/>
-        </w:rPr>
         <w:instrText xml:space="preserve"> PAGEREF _Toc221980689 \h </w:instrText>
       </w:r>
       <w:r>
-        <w:rPr>
-          <w:noProof/>
-        </w:rPr>
-      </w:r>
-      <w:r>
-        <w:rPr>
-          <w:noProof/>
-        </w:rPr>
         <w:fldChar w:fldCharType="separate"/>
       </w:r>
       <w:r>
-        <w:rPr>
-          <w:noProof/>
-        </w:rPr>
         <w:t>4</w:t>
       </w:r>
       <w:r>
-        <w:rPr>
-          <w:noProof/>
-        </w:rPr>
         <w:fldChar w:fldCharType="end"/>
       </w:r>
     </w:p>
@@ -728,78 +817,49 @@
         </w:tabs>
         <w:rPr>
           <w:rFonts w:asciiTheme="minorHAnsi" w:eastAsiaTheme="minorEastAsia" w:hAnsiTheme="minorHAnsi" w:cstheme="minorBidi"/>
-          <w:noProof/>
           <w:kern w:val="2"/>
           <w:sz w:val="24"/>
           <w:szCs w:val="24"/>
-          <w:lang w:val="en-SI" w:eastAsia="en-SI"/>
+          <w:lang w:eastAsia="en-SI"/>
           <w14:ligatures w14:val="standardContextual"/>
         </w:rPr>
       </w:pPr>
       <w:r>
         <w:rPr>
           <w:rFonts w:cs="Times New Roman"/>
-          <w:noProof/>
         </w:rPr>
         <w:t>2.1.3</w:t>
       </w:r>
       <w:r>
         <w:rPr>
           <w:rFonts w:asciiTheme="minorHAnsi" w:eastAsiaTheme="minorEastAsia" w:hAnsiTheme="minorHAnsi" w:cstheme="minorBidi"/>
-          <w:noProof/>
           <w:kern w:val="2"/>
           <w:sz w:val="24"/>
           <w:szCs w:val="24"/>
-          <w:lang w:val="en-SI" w:eastAsia="en-SI"/>
+          <w:lang w:eastAsia="en-SI"/>
           <w14:ligatures w14:val="standardContextual"/>
         </w:rPr>
         <w:tab/>
       </w:r>
       <w:r>
-        <w:rPr>
-          <w:noProof/>
-        </w:rPr>
         <w:t>Stanje NI_PRI_MIRU</w:t>
       </w:r>
       <w:r>
-        <w:rPr>
-          <w:noProof/>
-        </w:rPr>
         <w:tab/>
       </w:r>
       <w:r>
-        <w:rPr>
-          <w:noProof/>
-        </w:rPr>
         <w:fldChar w:fldCharType="begin"/>
       </w:r>
       <w:r>
-        <w:rPr>
-          <w:noProof/>
-        </w:rPr>
         <w:instrText xml:space="preserve"> PAGEREF _Toc221980690 \h </w:instrText>
       </w:r>
       <w:r>
-        <w:rPr>
-          <w:noProof/>
-        </w:rPr>
-      </w:r>
-      <w:r>
-        <w:rPr>
-          <w:noProof/>
-        </w:rPr>
         <w:fldChar w:fldCharType="separate"/>
       </w:r>
       <w:r>
-        <w:rPr>
-          <w:noProof/>
-        </w:rPr>
         <w:t>4</w:t>
       </w:r>
       <w:r>
-        <w:rPr>
-          <w:noProof/>
-        </w:rPr>
         <w:fldChar w:fldCharType="end"/>
       </w:r>
     </w:p>
@@ -812,78 +872,49 @@
         </w:tabs>
         <w:rPr>
           <w:rFonts w:asciiTheme="minorHAnsi" w:eastAsiaTheme="minorEastAsia" w:hAnsiTheme="minorHAnsi" w:cstheme="minorBidi"/>
-          <w:noProof/>
           <w:kern w:val="2"/>
           <w:sz w:val="24"/>
           <w:szCs w:val="24"/>
-          <w:lang w:val="en-SI" w:eastAsia="en-SI"/>
+          <w:lang w:eastAsia="en-SI"/>
           <w14:ligatures w14:val="standardContextual"/>
         </w:rPr>
       </w:pPr>
       <w:r>
         <w:rPr>
           <w:rFonts w:cs="Times New Roman"/>
-          <w:noProof/>
         </w:rPr>
         <w:t>2.1.4</w:t>
       </w:r>
       <w:r>
         <w:rPr>
           <w:rFonts w:asciiTheme="minorHAnsi" w:eastAsiaTheme="minorEastAsia" w:hAnsiTheme="minorHAnsi" w:cstheme="minorBidi"/>
-          <w:noProof/>
           <w:kern w:val="2"/>
           <w:sz w:val="24"/>
           <w:szCs w:val="24"/>
-          <w:lang w:val="en-SI" w:eastAsia="en-SI"/>
+          <w:lang w:eastAsia="en-SI"/>
           <w14:ligatures w14:val="standardContextual"/>
         </w:rPr>
         <w:tab/>
       </w:r>
       <w:r>
-        <w:rPr>
-          <w:noProof/>
-        </w:rPr>
         <w:t>Stanje ZAČETNI_POGOJI_DRŽE_NISO_IZPOLNJENI</w:t>
       </w:r>
       <w:r>
-        <w:rPr>
-          <w:noProof/>
-        </w:rPr>
         <w:tab/>
       </w:r>
       <w:r>
-        <w:rPr>
-          <w:noProof/>
-        </w:rPr>
         <w:fldChar w:fldCharType="begin"/>
       </w:r>
       <w:r>
-        <w:rPr>
-          <w:noProof/>
-        </w:rPr>
         <w:instrText xml:space="preserve"> PAGEREF _Toc221980691 \h </w:instrText>
       </w:r>
       <w:r>
-        <w:rPr>
-          <w:noProof/>
-        </w:rPr>
-      </w:r>
-      <w:r>
-        <w:rPr>
-          <w:noProof/>
-        </w:rPr>
         <w:fldChar w:fldCharType="separate"/>
       </w:r>
       <w:r>
-        <w:rPr>
-          <w:noProof/>
-        </w:rPr>
         <w:t>4</w:t>
       </w:r>
       <w:r>
-        <w:rPr>
-          <w:noProof/>
-        </w:rPr>
         <w:fldChar w:fldCharType="end"/>
       </w:r>
     </w:p>
@@ -896,78 +927,49 @@
         </w:tabs>
         <w:rPr>
           <w:rFonts w:asciiTheme="minorHAnsi" w:eastAsiaTheme="minorEastAsia" w:hAnsiTheme="minorHAnsi" w:cstheme="minorBidi"/>
-          <w:noProof/>
           <w:kern w:val="2"/>
           <w:sz w:val="24"/>
           <w:szCs w:val="24"/>
-          <w:lang w:val="en-SI" w:eastAsia="en-SI"/>
+          <w:lang w:eastAsia="en-SI"/>
           <w14:ligatures w14:val="standardContextual"/>
         </w:rPr>
       </w:pPr>
       <w:r>
         <w:rPr>
           <w:rFonts w:cs="Times New Roman"/>
-          <w:noProof/>
         </w:rPr>
         <w:t>2.1.5</w:t>
       </w:r>
       <w:r>
         <w:rPr>
           <w:rFonts w:asciiTheme="minorHAnsi" w:eastAsiaTheme="minorEastAsia" w:hAnsiTheme="minorHAnsi" w:cstheme="minorBidi"/>
-          <w:noProof/>
           <w:kern w:val="2"/>
           <w:sz w:val="24"/>
           <w:szCs w:val="24"/>
-          <w:lang w:val="en-SI" w:eastAsia="en-SI"/>
+          <w:lang w:eastAsia="en-SI"/>
           <w14:ligatures w14:val="standardContextual"/>
         </w:rPr>
         <w:tab/>
       </w:r>
       <w:r>
-        <w:rPr>
-          <w:noProof/>
-        </w:rPr>
         <w:t>Stanje OPRAVI_SERIJO</w:t>
       </w:r>
       <w:r>
-        <w:rPr>
-          <w:noProof/>
-        </w:rPr>
         <w:tab/>
       </w:r>
       <w:r>
-        <w:rPr>
-          <w:noProof/>
-        </w:rPr>
         <w:fldChar w:fldCharType="begin"/>
       </w:r>
       <w:r>
-        <w:rPr>
-          <w:noProof/>
-        </w:rPr>
         <w:instrText xml:space="preserve"> PAGEREF _Toc221980692 \h </w:instrText>
       </w:r>
       <w:r>
-        <w:rPr>
-          <w:noProof/>
-        </w:rPr>
-      </w:r>
-      <w:r>
-        <w:rPr>
-          <w:noProof/>
-        </w:rPr>
         <w:fldChar w:fldCharType="separate"/>
       </w:r>
       <w:r>
-        <w:rPr>
-          <w:noProof/>
-        </w:rPr>
         <w:t>5</w:t>
       </w:r>
       <w:r>
-        <w:rPr>
-          <w:noProof/>
-        </w:rPr>
         <w:fldChar w:fldCharType="end"/>
       </w:r>
     </w:p>
@@ -980,78 +982,49 @@
         </w:tabs>
         <w:rPr>
           <w:rFonts w:asciiTheme="minorHAnsi" w:eastAsiaTheme="minorEastAsia" w:hAnsiTheme="minorHAnsi" w:cstheme="minorBidi"/>
-          <w:noProof/>
           <w:kern w:val="2"/>
           <w:sz w:val="24"/>
           <w:szCs w:val="24"/>
-          <w:lang w:val="en-SI" w:eastAsia="en-SI"/>
+          <w:lang w:eastAsia="en-SI"/>
           <w14:ligatures w14:val="standardContextual"/>
         </w:rPr>
       </w:pPr>
       <w:r>
         <w:rPr>
           <w:rFonts w:cs="Times New Roman"/>
-          <w:noProof/>
         </w:rPr>
         <w:t>2.1.6</w:t>
       </w:r>
       <w:r>
         <w:rPr>
           <w:rFonts w:asciiTheme="minorHAnsi" w:eastAsiaTheme="minorEastAsia" w:hAnsiTheme="minorHAnsi" w:cstheme="minorBidi"/>
-          <w:noProof/>
           <w:kern w:val="2"/>
           <w:sz w:val="24"/>
           <w:szCs w:val="24"/>
-          <w:lang w:val="en-SI" w:eastAsia="en-SI"/>
+          <w:lang w:eastAsia="en-SI"/>
           <w14:ligatures w14:val="standardContextual"/>
         </w:rPr>
         <w:tab/>
       </w:r>
       <w:r>
-        <w:rPr>
-          <w:noProof/>
-        </w:rPr>
         <w:t>Stanje USTAVLJENO</w:t>
       </w:r>
       <w:r>
-        <w:rPr>
-          <w:noProof/>
-        </w:rPr>
         <w:tab/>
       </w:r>
       <w:r>
-        <w:rPr>
-          <w:noProof/>
-        </w:rPr>
         <w:fldChar w:fldCharType="begin"/>
       </w:r>
       <w:r>
-        <w:rPr>
-          <w:noProof/>
-        </w:rPr>
         <w:instrText xml:space="preserve"> PAGEREF _Toc221980693 \h </w:instrText>
       </w:r>
       <w:r>
-        <w:rPr>
-          <w:noProof/>
-        </w:rPr>
-      </w:r>
-      <w:r>
-        <w:rPr>
-          <w:noProof/>
-        </w:rPr>
         <w:fldChar w:fldCharType="separate"/>
       </w:r>
       <w:r>
-        <w:rPr>
-          <w:noProof/>
-        </w:rPr>
         <w:t>6</w:t>
       </w:r>
       <w:r>
-        <w:rPr>
-          <w:noProof/>
-        </w:rPr>
         <w:fldChar w:fldCharType="end"/>
       </w:r>
     </w:p>
@@ -1062,16 +1035,18 @@
           <w:rFonts w:asciiTheme="minorHAnsi" w:eastAsiaTheme="minorEastAsia" w:hAnsiTheme="minorHAnsi" w:cstheme="minorBidi"/>
           <w:b w:val="0"/>
           <w:bCs w:val="0"/>
+          <w:noProof w:val="0"/>
           <w:kern w:val="2"/>
           <w:sz w:val="24"/>
           <w:szCs w:val="24"/>
-          <w:lang w:val="en-SI" w:eastAsia="en-SI"/>
+          <w:lang w:eastAsia="en-SI"/>
           <w14:ligatures w14:val="standardContextual"/>
         </w:rPr>
       </w:pPr>
       <w:r>
         <w:rPr>
           <w:rFonts w:cs="Times New Roman"/>
+          <w:noProof w:val="0"/>
         </w:rPr>
         <w:t>2.2</w:t>
       </w:r>
@@ -1080,33 +1055,60 @@
           <w:rFonts w:asciiTheme="minorHAnsi" w:eastAsiaTheme="minorEastAsia" w:hAnsiTheme="minorHAnsi" w:cstheme="minorBidi"/>
           <w:b w:val="0"/>
           <w:bCs w:val="0"/>
+          <w:noProof w:val="0"/>
           <w:kern w:val="2"/>
           <w:sz w:val="24"/>
           <w:szCs w:val="24"/>
-          <w:lang w:val="en-SI" w:eastAsia="en-SI"/>
+          <w:lang w:eastAsia="en-SI"/>
           <w14:ligatures w14:val="standardContextual"/>
         </w:rPr>
         <w:tab/>
       </w:r>
       <w:r>
+        <w:rPr>
+          <w:noProof w:val="0"/>
+        </w:rPr>
         <w:t>Predpisi vaj</w:t>
       </w:r>
       <w:r>
+        <w:rPr>
+          <w:noProof w:val="0"/>
+        </w:rPr>
         <w:tab/>
       </w:r>
       <w:r>
+        <w:rPr>
+          <w:noProof w:val="0"/>
+        </w:rPr>
         <w:fldChar w:fldCharType="begin"/>
       </w:r>
       <w:r>
+        <w:rPr>
+          <w:noProof w:val="0"/>
+        </w:rPr>
         <w:instrText xml:space="preserve"> PAGEREF _Toc221980694 \h </w:instrText>
       </w:r>
       <w:r>
+        <w:rPr>
+          <w:noProof w:val="0"/>
+        </w:rPr>
+      </w:r>
+      <w:r>
+        <w:rPr>
+          <w:noProof w:val="0"/>
+        </w:rPr>
         <w:fldChar w:fldCharType="separate"/>
       </w:r>
       <w:r>
+        <w:rPr>
+          <w:noProof w:val="0"/>
+        </w:rPr>
         <w:t>6</w:t>
       </w:r>
       <w:r>
+        <w:rPr>
+          <w:noProof w:val="0"/>
+        </w:rPr>
         <w:fldChar w:fldCharType="end"/>
       </w:r>
     </w:p>
@@ -1117,16 +1119,18 @@
           <w:rFonts w:asciiTheme="minorHAnsi" w:eastAsiaTheme="minorEastAsia" w:hAnsiTheme="minorHAnsi" w:cstheme="minorBidi"/>
           <w:b w:val="0"/>
           <w:bCs w:val="0"/>
+          <w:noProof w:val="0"/>
           <w:kern w:val="2"/>
           <w:sz w:val="24"/>
           <w:szCs w:val="24"/>
-          <w:lang w:val="en-SI" w:eastAsia="en-SI"/>
+          <w:lang w:eastAsia="en-SI"/>
           <w14:ligatures w14:val="standardContextual"/>
         </w:rPr>
       </w:pPr>
       <w:r>
         <w:rPr>
           <w:rFonts w:cs="Times New Roman"/>
+          <w:noProof w:val="0"/>
         </w:rPr>
         <w:t>2.3</w:t>
       </w:r>
@@ -1135,33 +1139,60 @@
           <w:rFonts w:asciiTheme="minorHAnsi" w:eastAsiaTheme="minorEastAsia" w:hAnsiTheme="minorHAnsi" w:cstheme="minorBidi"/>
           <w:b w:val="0"/>
           <w:bCs w:val="0"/>
+          <w:noProof w:val="0"/>
           <w:kern w:val="2"/>
           <w:sz w:val="24"/>
           <w:szCs w:val="24"/>
-          <w:lang w:val="en-SI" w:eastAsia="en-SI"/>
+          <w:lang w:eastAsia="en-SI"/>
           <w14:ligatures w14:val="standardContextual"/>
         </w:rPr>
         <w:tab/>
       </w:r>
       <w:r>
+        <w:rPr>
+          <w:noProof w:val="0"/>
+        </w:rPr>
         <w:t>Zajemanje ponovitev</w:t>
       </w:r>
       <w:r>
+        <w:rPr>
+          <w:noProof w:val="0"/>
+        </w:rPr>
         <w:tab/>
       </w:r>
       <w:r>
+        <w:rPr>
+          <w:noProof w:val="0"/>
+        </w:rPr>
         <w:fldChar w:fldCharType="begin"/>
       </w:r>
       <w:r>
+        <w:rPr>
+          <w:noProof w:val="0"/>
+        </w:rPr>
         <w:instrText xml:space="preserve"> PAGEREF _Toc221980695 \h </w:instrText>
       </w:r>
       <w:r>
+        <w:rPr>
+          <w:noProof w:val="0"/>
+        </w:rPr>
+      </w:r>
+      <w:r>
+        <w:rPr>
+          <w:noProof w:val="0"/>
+        </w:rPr>
         <w:fldChar w:fldCharType="separate"/>
       </w:r>
       <w:r>
+        <w:rPr>
+          <w:noProof w:val="0"/>
+        </w:rPr>
         <w:t>7</w:t>
       </w:r>
       <w:r>
+        <w:rPr>
+          <w:noProof w:val="0"/>
+        </w:rPr>
         <w:fldChar w:fldCharType="end"/>
       </w:r>
     </w:p>
@@ -1174,78 +1205,49 @@
         </w:tabs>
         <w:rPr>
           <w:rFonts w:asciiTheme="minorHAnsi" w:eastAsiaTheme="minorEastAsia" w:hAnsiTheme="minorHAnsi" w:cstheme="minorBidi"/>
-          <w:noProof/>
           <w:kern w:val="2"/>
           <w:sz w:val="24"/>
           <w:szCs w:val="24"/>
-          <w:lang w:val="en-SI" w:eastAsia="en-SI"/>
+          <w:lang w:eastAsia="en-SI"/>
           <w14:ligatures w14:val="standardContextual"/>
         </w:rPr>
       </w:pPr>
       <w:r>
         <w:rPr>
           <w:rFonts w:cs="Times New Roman"/>
-          <w:noProof/>
         </w:rPr>
         <w:t>2.3.1</w:t>
       </w:r>
       <w:r>
         <w:rPr>
           <w:rFonts w:asciiTheme="minorHAnsi" w:eastAsiaTheme="minorEastAsia" w:hAnsiTheme="minorHAnsi" w:cstheme="minorBidi"/>
-          <w:noProof/>
           <w:kern w:val="2"/>
           <w:sz w:val="24"/>
           <w:szCs w:val="24"/>
-          <w:lang w:val="en-SI" w:eastAsia="en-SI"/>
+          <w:lang w:eastAsia="en-SI"/>
           <w14:ligatures w14:val="standardContextual"/>
         </w:rPr>
         <w:tab/>
       </w:r>
       <w:r>
-        <w:rPr>
-          <w:noProof/>
-        </w:rPr>
         <w:t>Čas koncentrične faze</w:t>
       </w:r>
       <w:r>
-        <w:rPr>
-          <w:noProof/>
-        </w:rPr>
         <w:tab/>
       </w:r>
       <w:r>
-        <w:rPr>
-          <w:noProof/>
-        </w:rPr>
         <w:fldChar w:fldCharType="begin"/>
       </w:r>
       <w:r>
-        <w:rPr>
-          <w:noProof/>
-        </w:rPr>
         <w:instrText xml:space="preserve"> PAGEREF _Toc221980696 \h </w:instrText>
       </w:r>
       <w:r>
-        <w:rPr>
-          <w:noProof/>
-        </w:rPr>
-      </w:r>
-      <w:r>
-        <w:rPr>
-          <w:noProof/>
-        </w:rPr>
         <w:fldChar w:fldCharType="separate"/>
       </w:r>
       <w:r>
-        <w:rPr>
-          <w:noProof/>
-        </w:rPr>
         <w:t>7</w:t>
       </w:r>
       <w:r>
-        <w:rPr>
-          <w:noProof/>
-        </w:rPr>
         <w:fldChar w:fldCharType="end"/>
       </w:r>
     </w:p>
@@ -1258,78 +1260,49 @@
         </w:tabs>
         <w:rPr>
           <w:rFonts w:asciiTheme="minorHAnsi" w:eastAsiaTheme="minorEastAsia" w:hAnsiTheme="minorHAnsi" w:cstheme="minorBidi"/>
-          <w:noProof/>
           <w:kern w:val="2"/>
           <w:sz w:val="24"/>
           <w:szCs w:val="24"/>
-          <w:lang w:val="en-SI" w:eastAsia="en-SI"/>
+          <w:lang w:eastAsia="en-SI"/>
           <w14:ligatures w14:val="standardContextual"/>
         </w:rPr>
       </w:pPr>
       <w:r>
         <w:rPr>
           <w:rFonts w:cs="Times New Roman"/>
-          <w:noProof/>
         </w:rPr>
         <w:t>2.3.2</w:t>
       </w:r>
       <w:r>
         <w:rPr>
           <w:rFonts w:asciiTheme="minorHAnsi" w:eastAsiaTheme="minorEastAsia" w:hAnsiTheme="minorHAnsi" w:cstheme="minorBidi"/>
-          <w:noProof/>
           <w:kern w:val="2"/>
           <w:sz w:val="24"/>
           <w:szCs w:val="24"/>
-          <w:lang w:val="en-SI" w:eastAsia="en-SI"/>
+          <w:lang w:eastAsia="en-SI"/>
           <w14:ligatures w14:val="standardContextual"/>
         </w:rPr>
         <w:tab/>
       </w:r>
       <w:r>
-        <w:rPr>
-          <w:noProof/>
-        </w:rPr>
         <w:t>Čas ekscentrične faze</w:t>
       </w:r>
       <w:r>
-        <w:rPr>
-          <w:noProof/>
-        </w:rPr>
         <w:tab/>
       </w:r>
       <w:r>
-        <w:rPr>
-          <w:noProof/>
-        </w:rPr>
         <w:fldChar w:fldCharType="begin"/>
       </w:r>
       <w:r>
-        <w:rPr>
-          <w:noProof/>
-        </w:rPr>
         <w:instrText xml:space="preserve"> PAGEREF _Toc221980697 \h </w:instrText>
       </w:r>
       <w:r>
-        <w:rPr>
-          <w:noProof/>
-        </w:rPr>
-      </w:r>
-      <w:r>
-        <w:rPr>
-          <w:noProof/>
-        </w:rPr>
         <w:fldChar w:fldCharType="separate"/>
       </w:r>
       <w:r>
-        <w:rPr>
-          <w:noProof/>
-        </w:rPr>
         <w:t>8</w:t>
       </w:r>
       <w:r>
-        <w:rPr>
-          <w:noProof/>
-        </w:rPr>
         <w:fldChar w:fldCharType="end"/>
       </w:r>
     </w:p>
@@ -1342,78 +1315,49 @@
         </w:tabs>
         <w:rPr>
           <w:rFonts w:asciiTheme="minorHAnsi" w:eastAsiaTheme="minorEastAsia" w:hAnsiTheme="minorHAnsi" w:cstheme="minorBidi"/>
-          <w:noProof/>
           <w:kern w:val="2"/>
           <w:sz w:val="24"/>
           <w:szCs w:val="24"/>
-          <w:lang w:val="en-SI" w:eastAsia="en-SI"/>
+          <w:lang w:eastAsia="en-SI"/>
           <w14:ligatures w14:val="standardContextual"/>
         </w:rPr>
       </w:pPr>
       <w:r>
         <w:rPr>
           <w:rFonts w:cs="Times New Roman"/>
-          <w:noProof/>
         </w:rPr>
         <w:t>2.3.3</w:t>
       </w:r>
       <w:r>
         <w:rPr>
           <w:rFonts w:asciiTheme="minorHAnsi" w:eastAsiaTheme="minorEastAsia" w:hAnsiTheme="minorHAnsi" w:cstheme="minorBidi"/>
-          <w:noProof/>
           <w:kern w:val="2"/>
           <w:sz w:val="24"/>
           <w:szCs w:val="24"/>
-          <w:lang w:val="en-SI" w:eastAsia="en-SI"/>
+          <w:lang w:eastAsia="en-SI"/>
           <w14:ligatures w14:val="standardContextual"/>
         </w:rPr>
         <w:tab/>
       </w:r>
       <w:r>
-        <w:rPr>
-          <w:noProof/>
-        </w:rPr>
         <w:t>Čas izometrične faze</w:t>
       </w:r>
       <w:r>
-        <w:rPr>
-          <w:noProof/>
-        </w:rPr>
         <w:tab/>
       </w:r>
       <w:r>
-        <w:rPr>
-          <w:noProof/>
-        </w:rPr>
         <w:fldChar w:fldCharType="begin"/>
       </w:r>
       <w:r>
-        <w:rPr>
-          <w:noProof/>
-        </w:rPr>
         <w:instrText xml:space="preserve"> PAGEREF _Toc221980698 \h </w:instrText>
       </w:r>
       <w:r>
-        <w:rPr>
-          <w:noProof/>
-        </w:rPr>
-      </w:r>
-      <w:r>
-        <w:rPr>
-          <w:noProof/>
-        </w:rPr>
         <w:fldChar w:fldCharType="separate"/>
       </w:r>
       <w:r>
-        <w:rPr>
-          <w:noProof/>
-        </w:rPr>
         <w:t>8</w:t>
       </w:r>
       <w:r>
-        <w:rPr>
-          <w:noProof/>
-        </w:rPr>
         <w:fldChar w:fldCharType="end"/>
       </w:r>
     </w:p>
@@ -1424,16 +1368,18 @@
           <w:rFonts w:asciiTheme="minorHAnsi" w:eastAsiaTheme="minorEastAsia" w:hAnsiTheme="minorHAnsi" w:cstheme="minorBidi"/>
           <w:b w:val="0"/>
           <w:bCs w:val="0"/>
+          <w:noProof w:val="0"/>
           <w:kern w:val="2"/>
           <w:sz w:val="24"/>
           <w:szCs w:val="24"/>
-          <w:lang w:val="en-SI" w:eastAsia="en-SI"/>
+          <w:lang w:eastAsia="en-SI"/>
           <w14:ligatures w14:val="standardContextual"/>
         </w:rPr>
       </w:pPr>
       <w:r>
         <w:rPr>
           <w:rFonts w:cs="Times New Roman"/>
+          <w:noProof w:val="0"/>
         </w:rPr>
         <w:t>2.4</w:t>
       </w:r>
@@ -1442,33 +1388,60 @@
           <w:rFonts w:asciiTheme="minorHAnsi" w:eastAsiaTheme="minorEastAsia" w:hAnsiTheme="minorHAnsi" w:cstheme="minorBidi"/>
           <w:b w:val="0"/>
           <w:bCs w:val="0"/>
+          <w:noProof w:val="0"/>
           <w:kern w:val="2"/>
           <w:sz w:val="24"/>
           <w:szCs w:val="24"/>
-          <w:lang w:val="en-SI" w:eastAsia="en-SI"/>
+          <w:lang w:eastAsia="en-SI"/>
           <w14:ligatures w14:val="standardContextual"/>
         </w:rPr>
         <w:tab/>
       </w:r>
       <w:r>
+        <w:rPr>
+          <w:noProof w:val="0"/>
+        </w:rPr>
         <w:t>Povratne informacije</w:t>
       </w:r>
       <w:r>
+        <w:rPr>
+          <w:noProof w:val="0"/>
+        </w:rPr>
         <w:tab/>
       </w:r>
       <w:r>
+        <w:rPr>
+          <w:noProof w:val="0"/>
+        </w:rPr>
         <w:fldChar w:fldCharType="begin"/>
       </w:r>
       <w:r>
+        <w:rPr>
+          <w:noProof w:val="0"/>
+        </w:rPr>
         <w:instrText xml:space="preserve"> PAGEREF _Toc221980699 \h </w:instrText>
       </w:r>
       <w:r>
+        <w:rPr>
+          <w:noProof w:val="0"/>
+        </w:rPr>
+      </w:r>
+      <w:r>
+        <w:rPr>
+          <w:noProof w:val="0"/>
+        </w:rPr>
         <w:fldChar w:fldCharType="separate"/>
       </w:r>
       <w:r>
+        <w:rPr>
+          <w:noProof w:val="0"/>
+        </w:rPr>
         <w:t>8</w:t>
       </w:r>
       <w:r>
+        <w:rPr>
+          <w:noProof w:val="0"/>
+        </w:rPr>
         <w:fldChar w:fldCharType="end"/>
       </w:r>
     </w:p>
@@ -1481,78 +1454,49 @@
         </w:tabs>
         <w:rPr>
           <w:rFonts w:asciiTheme="minorHAnsi" w:eastAsiaTheme="minorEastAsia" w:hAnsiTheme="minorHAnsi" w:cstheme="minorBidi"/>
-          <w:noProof/>
           <w:kern w:val="2"/>
           <w:sz w:val="24"/>
           <w:szCs w:val="24"/>
-          <w:lang w:val="en-SI" w:eastAsia="en-SI"/>
+          <w:lang w:eastAsia="en-SI"/>
           <w14:ligatures w14:val="standardContextual"/>
         </w:rPr>
       </w:pPr>
       <w:r>
         <w:rPr>
           <w:rFonts w:cs="Times New Roman"/>
-          <w:noProof/>
         </w:rPr>
         <w:t>2.4.1</w:t>
       </w:r>
       <w:r>
         <w:rPr>
           <w:rFonts w:asciiTheme="minorHAnsi" w:eastAsiaTheme="minorEastAsia" w:hAnsiTheme="minorHAnsi" w:cstheme="minorBidi"/>
-          <w:noProof/>
           <w:kern w:val="2"/>
           <w:sz w:val="24"/>
           <w:szCs w:val="24"/>
-          <w:lang w:val="en-SI" w:eastAsia="en-SI"/>
+          <w:lang w:eastAsia="en-SI"/>
           <w14:ligatures w14:val="standardContextual"/>
         </w:rPr>
         <w:tab/>
       </w:r>
       <w:r>
-        <w:rPr>
-          <w:noProof/>
-        </w:rPr>
         <w:t>Grafične povratne informacije</w:t>
       </w:r>
       <w:r>
-        <w:rPr>
-          <w:noProof/>
-        </w:rPr>
         <w:tab/>
       </w:r>
       <w:r>
-        <w:rPr>
-          <w:noProof/>
-        </w:rPr>
         <w:fldChar w:fldCharType="begin"/>
       </w:r>
       <w:r>
-        <w:rPr>
-          <w:noProof/>
-        </w:rPr>
         <w:instrText xml:space="preserve"> PAGEREF _Toc221980700 \h </w:instrText>
       </w:r>
       <w:r>
-        <w:rPr>
-          <w:noProof/>
-        </w:rPr>
-      </w:r>
-      <w:r>
-        <w:rPr>
-          <w:noProof/>
-        </w:rPr>
         <w:fldChar w:fldCharType="separate"/>
       </w:r>
       <w:r>
-        <w:rPr>
-          <w:noProof/>
-        </w:rPr>
         <w:t>8</w:t>
       </w:r>
       <w:r>
-        <w:rPr>
-          <w:noProof/>
-        </w:rPr>
         <w:fldChar w:fldCharType="end"/>
       </w:r>
     </w:p>
@@ -1565,78 +1509,49 @@
         </w:tabs>
         <w:rPr>
           <w:rFonts w:asciiTheme="minorHAnsi" w:eastAsiaTheme="minorEastAsia" w:hAnsiTheme="minorHAnsi" w:cstheme="minorBidi"/>
-          <w:noProof/>
           <w:kern w:val="2"/>
           <w:sz w:val="24"/>
           <w:szCs w:val="24"/>
-          <w:lang w:val="en-SI" w:eastAsia="en-SI"/>
+          <w:lang w:eastAsia="en-SI"/>
           <w14:ligatures w14:val="standardContextual"/>
         </w:rPr>
       </w:pPr>
       <w:r>
         <w:rPr>
           <w:rFonts w:cs="Times New Roman"/>
-          <w:noProof/>
         </w:rPr>
         <w:t>2.4.2</w:t>
       </w:r>
       <w:r>
         <w:rPr>
           <w:rFonts w:asciiTheme="minorHAnsi" w:eastAsiaTheme="minorEastAsia" w:hAnsiTheme="minorHAnsi" w:cstheme="minorBidi"/>
-          <w:noProof/>
           <w:kern w:val="2"/>
           <w:sz w:val="24"/>
           <w:szCs w:val="24"/>
-          <w:lang w:val="en-SI" w:eastAsia="en-SI"/>
+          <w:lang w:eastAsia="en-SI"/>
           <w14:ligatures w14:val="standardContextual"/>
         </w:rPr>
         <w:tab/>
       </w:r>
       <w:r>
-        <w:rPr>
-          <w:noProof/>
-        </w:rPr>
         <w:t>Informacije o nepravilni drži telesa</w:t>
       </w:r>
       <w:r>
-        <w:rPr>
-          <w:noProof/>
-        </w:rPr>
         <w:tab/>
       </w:r>
       <w:r>
-        <w:rPr>
-          <w:noProof/>
-        </w:rPr>
         <w:fldChar w:fldCharType="begin"/>
       </w:r>
       <w:r>
-        <w:rPr>
-          <w:noProof/>
-        </w:rPr>
         <w:instrText xml:space="preserve"> PAGEREF _Toc221980701 \h </w:instrText>
       </w:r>
       <w:r>
-        <w:rPr>
-          <w:noProof/>
-        </w:rPr>
-      </w:r>
-      <w:r>
-        <w:rPr>
-          <w:noProof/>
-        </w:rPr>
         <w:fldChar w:fldCharType="separate"/>
       </w:r>
       <w:r>
-        <w:rPr>
-          <w:noProof/>
-        </w:rPr>
         <w:t>11</w:t>
       </w:r>
       <w:r>
-        <w:rPr>
-          <w:noProof/>
-        </w:rPr>
         <w:fldChar w:fldCharType="end"/>
       </w:r>
     </w:p>
@@ -1647,16 +1562,18 @@
           <w:rFonts w:asciiTheme="minorHAnsi" w:eastAsiaTheme="minorEastAsia" w:hAnsiTheme="minorHAnsi" w:cstheme="minorBidi"/>
           <w:b w:val="0"/>
           <w:bCs w:val="0"/>
+          <w:noProof w:val="0"/>
           <w:kern w:val="2"/>
           <w:sz w:val="24"/>
           <w:szCs w:val="24"/>
-          <w:lang w:val="en-SI" w:eastAsia="en-SI"/>
+          <w:lang w:eastAsia="en-SI"/>
           <w14:ligatures w14:val="standardContextual"/>
         </w:rPr>
       </w:pPr>
       <w:r>
         <w:rPr>
           <w:rFonts w:cs="Times New Roman"/>
+          <w:noProof w:val="0"/>
         </w:rPr>
         <w:t>2.5</w:t>
       </w:r>
@@ -1665,33 +1582,60 @@
           <w:rFonts w:asciiTheme="minorHAnsi" w:eastAsiaTheme="minorEastAsia" w:hAnsiTheme="minorHAnsi" w:cstheme="minorBidi"/>
           <w:b w:val="0"/>
           <w:bCs w:val="0"/>
+          <w:noProof w:val="0"/>
           <w:kern w:val="2"/>
           <w:sz w:val="24"/>
           <w:szCs w:val="24"/>
-          <w:lang w:val="en-SI" w:eastAsia="en-SI"/>
+          <w:lang w:eastAsia="en-SI"/>
           <w14:ligatures w14:val="standardContextual"/>
         </w:rPr>
         <w:tab/>
       </w:r>
       <w:r>
+        <w:rPr>
+          <w:noProof w:val="0"/>
+        </w:rPr>
         <w:t>Kalibracija uporabnika</w:t>
       </w:r>
       <w:r>
+        <w:rPr>
+          <w:noProof w:val="0"/>
+        </w:rPr>
         <w:tab/>
       </w:r>
       <w:r>
+        <w:rPr>
+          <w:noProof w:val="0"/>
+        </w:rPr>
         <w:fldChar w:fldCharType="begin"/>
       </w:r>
       <w:r>
+        <w:rPr>
+          <w:noProof w:val="0"/>
+        </w:rPr>
         <w:instrText xml:space="preserve"> PAGEREF _Toc221980702 \h </w:instrText>
       </w:r>
       <w:r>
+        <w:rPr>
+          <w:noProof w:val="0"/>
+        </w:rPr>
+      </w:r>
+      <w:r>
+        <w:rPr>
+          <w:noProof w:val="0"/>
+        </w:rPr>
         <w:fldChar w:fldCharType="separate"/>
       </w:r>
       <w:r>
+        <w:rPr>
+          <w:noProof w:val="0"/>
+        </w:rPr>
         <w:t>11</w:t>
       </w:r>
       <w:r>
+        <w:rPr>
+          <w:noProof w:val="0"/>
+        </w:rPr>
         <w:fldChar w:fldCharType="end"/>
       </w:r>
     </w:p>
@@ -1702,16 +1646,18 @@
           <w:rFonts w:asciiTheme="minorHAnsi" w:eastAsiaTheme="minorEastAsia" w:hAnsiTheme="minorHAnsi" w:cstheme="minorBidi"/>
           <w:b w:val="0"/>
           <w:bCs w:val="0"/>
+          <w:noProof w:val="0"/>
           <w:kern w:val="2"/>
           <w:sz w:val="24"/>
           <w:szCs w:val="24"/>
-          <w:lang w:val="en-SI" w:eastAsia="en-SI"/>
+          <w:lang w:eastAsia="en-SI"/>
           <w14:ligatures w14:val="standardContextual"/>
         </w:rPr>
       </w:pPr>
       <w:r>
         <w:rPr>
           <w:rFonts w:cs="Times New Roman"/>
+          <w:noProof w:val="0"/>
         </w:rPr>
         <w:t>2.6</w:t>
       </w:r>
@@ -1720,33 +1666,60 @@
           <w:rFonts w:asciiTheme="minorHAnsi" w:eastAsiaTheme="minorEastAsia" w:hAnsiTheme="minorHAnsi" w:cstheme="minorBidi"/>
           <w:b w:val="0"/>
           <w:bCs w:val="0"/>
+          <w:noProof w:val="0"/>
           <w:kern w:val="2"/>
           <w:sz w:val="24"/>
           <w:szCs w:val="24"/>
-          <w:lang w:val="en-SI" w:eastAsia="en-SI"/>
+          <w:lang w:eastAsia="en-SI"/>
           <w14:ligatures w14:val="standardContextual"/>
         </w:rPr>
         <w:tab/>
       </w:r>
       <w:r>
+        <w:rPr>
+          <w:noProof w:val="0"/>
+        </w:rPr>
         <w:t>Uporaba izmerjenih podatkov med analizo in pomen treninga na podlagi hitrosti</w:t>
       </w:r>
       <w:r>
+        <w:rPr>
+          <w:noProof w:val="0"/>
+        </w:rPr>
         <w:tab/>
       </w:r>
       <w:r>
+        <w:rPr>
+          <w:noProof w:val="0"/>
+        </w:rPr>
         <w:fldChar w:fldCharType="begin"/>
       </w:r>
       <w:r>
+        <w:rPr>
+          <w:noProof w:val="0"/>
+        </w:rPr>
         <w:instrText xml:space="preserve"> PAGEREF _Toc221980703 \h </w:instrText>
       </w:r>
       <w:r>
+        <w:rPr>
+          <w:noProof w:val="0"/>
+        </w:rPr>
+      </w:r>
+      <w:r>
+        <w:rPr>
+          <w:noProof w:val="0"/>
+        </w:rPr>
         <w:fldChar w:fldCharType="separate"/>
       </w:r>
       <w:r>
+        <w:rPr>
+          <w:noProof w:val="0"/>
+        </w:rPr>
         <w:t>11</w:t>
       </w:r>
       <w:r>
+        <w:rPr>
+          <w:noProof w:val="0"/>
+        </w:rPr>
         <w:fldChar w:fldCharType="end"/>
       </w:r>
     </w:p>
@@ -1759,78 +1732,49 @@
         </w:tabs>
         <w:rPr>
           <w:rFonts w:asciiTheme="minorHAnsi" w:eastAsiaTheme="minorEastAsia" w:hAnsiTheme="minorHAnsi" w:cstheme="minorBidi"/>
-          <w:noProof/>
           <w:kern w:val="2"/>
           <w:sz w:val="24"/>
           <w:szCs w:val="24"/>
-          <w:lang w:val="en-SI" w:eastAsia="en-SI"/>
+          <w:lang w:eastAsia="en-SI"/>
           <w14:ligatures w14:val="standardContextual"/>
         </w:rPr>
       </w:pPr>
       <w:r>
         <w:rPr>
           <w:rFonts w:cs="Times New Roman"/>
-          <w:noProof/>
         </w:rPr>
         <w:t>2.6.1</w:t>
       </w:r>
       <w:r>
         <w:rPr>
           <w:rFonts w:asciiTheme="minorHAnsi" w:eastAsiaTheme="minorEastAsia" w:hAnsiTheme="minorHAnsi" w:cstheme="minorBidi"/>
-          <w:noProof/>
           <w:kern w:val="2"/>
           <w:sz w:val="24"/>
           <w:szCs w:val="24"/>
-          <w:lang w:val="en-SI" w:eastAsia="en-SI"/>
+          <w:lang w:eastAsia="en-SI"/>
           <w14:ligatures w14:val="standardContextual"/>
         </w:rPr>
         <w:tab/>
       </w:r>
       <w:r>
-        <w:rPr>
-          <w:noProof/>
-        </w:rPr>
         <w:t>Primerjava ponovitev znotraj iste serije</w:t>
       </w:r>
       <w:r>
-        <w:rPr>
-          <w:noProof/>
-        </w:rPr>
         <w:tab/>
       </w:r>
       <w:r>
-        <w:rPr>
-          <w:noProof/>
-        </w:rPr>
         <w:fldChar w:fldCharType="begin"/>
       </w:r>
       <w:r>
-        <w:rPr>
-          <w:noProof/>
-        </w:rPr>
         <w:instrText xml:space="preserve"> PAGEREF _Toc221980704 \h </w:instrText>
       </w:r>
       <w:r>
-        <w:rPr>
-          <w:noProof/>
-        </w:rPr>
-      </w:r>
-      <w:r>
-        <w:rPr>
-          <w:noProof/>
-        </w:rPr>
         <w:fldChar w:fldCharType="separate"/>
       </w:r>
       <w:r>
-        <w:rPr>
-          <w:noProof/>
-        </w:rPr>
         <w:t>12</w:t>
       </w:r>
       <w:r>
-        <w:rPr>
-          <w:noProof/>
-        </w:rPr>
         <w:fldChar w:fldCharType="end"/>
       </w:r>
     </w:p>
@@ -1843,78 +1787,49 @@
         </w:tabs>
         <w:rPr>
           <w:rFonts w:asciiTheme="minorHAnsi" w:eastAsiaTheme="minorEastAsia" w:hAnsiTheme="minorHAnsi" w:cstheme="minorBidi"/>
-          <w:noProof/>
           <w:kern w:val="2"/>
           <w:sz w:val="24"/>
           <w:szCs w:val="24"/>
-          <w:lang w:val="en-SI" w:eastAsia="en-SI"/>
+          <w:lang w:eastAsia="en-SI"/>
           <w14:ligatures w14:val="standardContextual"/>
         </w:rPr>
       </w:pPr>
       <w:r>
         <w:rPr>
           <w:rFonts w:cs="Times New Roman"/>
-          <w:noProof/>
         </w:rPr>
         <w:t>2.6.2</w:t>
       </w:r>
       <w:r>
         <w:rPr>
           <w:rFonts w:asciiTheme="minorHAnsi" w:eastAsiaTheme="minorEastAsia" w:hAnsiTheme="minorHAnsi" w:cstheme="minorBidi"/>
-          <w:noProof/>
           <w:kern w:val="2"/>
           <w:sz w:val="24"/>
           <w:szCs w:val="24"/>
-          <w:lang w:val="en-SI" w:eastAsia="en-SI"/>
+          <w:lang w:eastAsia="en-SI"/>
           <w14:ligatures w14:val="standardContextual"/>
         </w:rPr>
         <w:tab/>
       </w:r>
       <w:r>
-        <w:rPr>
-          <w:noProof/>
-        </w:rPr>
         <w:t>Trening na podlagi hitrosti</w:t>
       </w:r>
       <w:r>
-        <w:rPr>
-          <w:noProof/>
-        </w:rPr>
         <w:tab/>
       </w:r>
       <w:r>
-        <w:rPr>
-          <w:noProof/>
-        </w:rPr>
         <w:fldChar w:fldCharType="begin"/>
       </w:r>
       <w:r>
-        <w:rPr>
-          <w:noProof/>
-        </w:rPr>
         <w:instrText xml:space="preserve"> PAGEREF _Toc221980705 \h </w:instrText>
       </w:r>
       <w:r>
-        <w:rPr>
-          <w:noProof/>
-        </w:rPr>
-      </w:r>
-      <w:r>
-        <w:rPr>
-          <w:noProof/>
-        </w:rPr>
         <w:fldChar w:fldCharType="separate"/>
       </w:r>
       <w:r>
-        <w:rPr>
-          <w:noProof/>
-        </w:rPr>
         <w:t>12</w:t>
       </w:r>
       <w:r>
-        <w:rPr>
-          <w:noProof/>
-        </w:rPr>
         <w:fldChar w:fldCharType="end"/>
       </w:r>
     </w:p>
@@ -1927,78 +1842,49 @@
         </w:tabs>
         <w:rPr>
           <w:rFonts w:asciiTheme="minorHAnsi" w:eastAsiaTheme="minorEastAsia" w:hAnsiTheme="minorHAnsi" w:cstheme="minorBidi"/>
-          <w:noProof/>
           <w:kern w:val="2"/>
           <w:sz w:val="24"/>
           <w:szCs w:val="24"/>
-          <w:lang w:val="en-SI" w:eastAsia="en-SI"/>
+          <w:lang w:eastAsia="en-SI"/>
           <w14:ligatures w14:val="standardContextual"/>
         </w:rPr>
       </w:pPr>
       <w:r>
         <w:rPr>
           <w:rFonts w:cs="Times New Roman"/>
-          <w:noProof/>
         </w:rPr>
         <w:t>2.6.3</w:t>
       </w:r>
       <w:r>
         <w:rPr>
           <w:rFonts w:asciiTheme="minorHAnsi" w:eastAsiaTheme="minorEastAsia" w:hAnsiTheme="minorHAnsi" w:cstheme="minorBidi"/>
-          <w:noProof/>
           <w:kern w:val="2"/>
           <w:sz w:val="24"/>
           <w:szCs w:val="24"/>
-          <w:lang w:val="en-SI" w:eastAsia="en-SI"/>
+          <w:lang w:eastAsia="en-SI"/>
           <w14:ligatures w14:val="standardContextual"/>
         </w:rPr>
         <w:tab/>
       </w:r>
       <w:r>
-        <w:rPr>
-          <w:noProof/>
-        </w:rPr>
         <w:t>Primerjava med treningi skozi čas</w:t>
       </w:r>
       <w:r>
-        <w:rPr>
-          <w:noProof/>
-        </w:rPr>
         <w:tab/>
       </w:r>
       <w:r>
-        <w:rPr>
-          <w:noProof/>
-        </w:rPr>
         <w:fldChar w:fldCharType="begin"/>
       </w:r>
       <w:r>
-        <w:rPr>
-          <w:noProof/>
-        </w:rPr>
         <w:instrText xml:space="preserve"> PAGEREF _Toc221980706 \h </w:instrText>
       </w:r>
       <w:r>
-        <w:rPr>
-          <w:noProof/>
-        </w:rPr>
-      </w:r>
-      <w:r>
-        <w:rPr>
-          <w:noProof/>
-        </w:rPr>
         <w:fldChar w:fldCharType="separate"/>
       </w:r>
       <w:r>
-        <w:rPr>
-          <w:noProof/>
-        </w:rPr>
         <w:t>13</w:t>
       </w:r>
       <w:r>
-        <w:rPr>
-          <w:noProof/>
-        </w:rPr>
         <w:fldChar w:fldCharType="end"/>
       </w:r>
     </w:p>
@@ -2009,16 +1895,18 @@
           <w:rFonts w:asciiTheme="minorHAnsi" w:eastAsiaTheme="minorEastAsia" w:hAnsiTheme="minorHAnsi" w:cstheme="minorBidi"/>
           <w:b w:val="0"/>
           <w:bCs w:val="0"/>
+          <w:noProof w:val="0"/>
           <w:kern w:val="2"/>
           <w:sz w:val="24"/>
           <w:szCs w:val="24"/>
-          <w:lang w:val="en-SI" w:eastAsia="en-SI"/>
+          <w:lang w:eastAsia="en-SI"/>
           <w14:ligatures w14:val="standardContextual"/>
         </w:rPr>
       </w:pPr>
       <w:r>
         <w:rPr>
           <w:rFonts w:cs="Times New Roman"/>
+          <w:noProof w:val="0"/>
         </w:rPr>
         <w:t>2.7</w:t>
       </w:r>
@@ -2027,33 +1915,60 @@
           <w:rFonts w:asciiTheme="minorHAnsi" w:eastAsiaTheme="minorEastAsia" w:hAnsiTheme="minorHAnsi" w:cstheme="minorBidi"/>
           <w:b w:val="0"/>
           <w:bCs w:val="0"/>
+          <w:noProof w:val="0"/>
           <w:kern w:val="2"/>
           <w:sz w:val="24"/>
           <w:szCs w:val="24"/>
-          <w:lang w:val="en-SI" w:eastAsia="en-SI"/>
+          <w:lang w:eastAsia="en-SI"/>
           <w14:ligatures w14:val="standardContextual"/>
         </w:rPr>
         <w:tab/>
       </w:r>
       <w:r>
+        <w:rPr>
+          <w:noProof w:val="0"/>
+        </w:rPr>
         <w:t>Uporabnost orodja za realno-časovno analizo vadbe</w:t>
       </w:r>
       <w:r>
+        <w:rPr>
+          <w:noProof w:val="0"/>
+        </w:rPr>
         <w:tab/>
       </w:r>
       <w:r>
+        <w:rPr>
+          <w:noProof w:val="0"/>
+        </w:rPr>
         <w:fldChar w:fldCharType="begin"/>
       </w:r>
       <w:r>
+        <w:rPr>
+          <w:noProof w:val="0"/>
+        </w:rPr>
         <w:instrText xml:space="preserve"> PAGEREF _Toc221980707 \h </w:instrText>
       </w:r>
       <w:r>
+        <w:rPr>
+          <w:noProof w:val="0"/>
+        </w:rPr>
+      </w:r>
+      <w:r>
+        <w:rPr>
+          <w:noProof w:val="0"/>
+        </w:rPr>
         <w:fldChar w:fldCharType="separate"/>
       </w:r>
       <w:r>
+        <w:rPr>
+          <w:noProof w:val="0"/>
+        </w:rPr>
         <w:t>13</w:t>
       </w:r>
       <w:r>
+        <w:rPr>
+          <w:noProof w:val="0"/>
+        </w:rPr>
         <w:fldChar w:fldCharType="end"/>
       </w:r>
     </w:p>
@@ -2108,11 +2023,10 @@
         <w:rPr>
           <w:rFonts w:asciiTheme="minorHAnsi" w:eastAsiaTheme="minorEastAsia" w:hAnsiTheme="minorHAnsi" w:cstheme="minorBidi"/>
           <w:smallCaps w:val="0"/>
-          <w:noProof/>
           <w:kern w:val="2"/>
           <w:sz w:val="24"/>
           <w:szCs w:val="24"/>
-          <w:lang w:val="en-SI" w:eastAsia="en-SI"/>
+          <w:lang w:eastAsia="en-SI"/>
           <w14:ligatures w14:val="standardContextual"/>
         </w:rPr>
       </w:pPr>
@@ -2138,54 +2052,46 @@
         <w:r>
           <w:rPr>
             <w:rStyle w:val="Hyperlink"/>
-            <w:noProof/>
           </w:rPr>
           <w:t>Slika 2.1: Časovni graf</w:t>
         </w:r>
         <w:r>
           <w:rPr>
-            <w:noProof/>
             <w:webHidden/>
           </w:rPr>
           <w:tab/>
         </w:r>
         <w:r>
           <w:rPr>
-            <w:noProof/>
             <w:webHidden/>
           </w:rPr>
           <w:fldChar w:fldCharType="begin"/>
         </w:r>
         <w:r>
           <w:rPr>
-            <w:noProof/>
             <w:webHidden/>
           </w:rPr>
           <w:instrText xml:space="preserve"> PAGEREF _Toc221980708 \h </w:instrText>
         </w:r>
         <w:r>
           <w:rPr>
-            <w:noProof/>
             <w:webHidden/>
           </w:rPr>
         </w:r>
         <w:r>
           <w:rPr>
-            <w:noProof/>
             <w:webHidden/>
           </w:rPr>
           <w:fldChar w:fldCharType="separate"/>
         </w:r>
         <w:r>
           <w:rPr>
-            <w:noProof/>
             <w:webHidden/>
           </w:rPr>
           <w:t>9</w:t>
         </w:r>
         <w:r>
           <w:rPr>
-            <w:noProof/>
             <w:webHidden/>
           </w:rPr>
           <w:fldChar w:fldCharType="end"/>
@@ -2201,11 +2107,10 @@
         <w:rPr>
           <w:rFonts w:asciiTheme="minorHAnsi" w:eastAsiaTheme="minorEastAsia" w:hAnsiTheme="minorHAnsi" w:cstheme="minorBidi"/>
           <w:smallCaps w:val="0"/>
-          <w:noProof/>
           <w:kern w:val="2"/>
           <w:sz w:val="24"/>
           <w:szCs w:val="24"/>
-          <w:lang w:val="en-SI" w:eastAsia="en-SI"/>
+          <w:lang w:eastAsia="en-SI"/>
           <w14:ligatures w14:val="standardContextual"/>
         </w:rPr>
       </w:pPr>
@@ -2213,54 +2118,46 @@
         <w:r>
           <w:rPr>
             <w:rStyle w:val="Hyperlink"/>
-            <w:noProof/>
           </w:rPr>
           <w:t>Slika 2.2: Graf prepotovane razdalje</w:t>
         </w:r>
         <w:r>
           <w:rPr>
-            <w:noProof/>
             <w:webHidden/>
           </w:rPr>
           <w:tab/>
         </w:r>
         <w:r>
           <w:rPr>
-            <w:noProof/>
             <w:webHidden/>
           </w:rPr>
           <w:fldChar w:fldCharType="begin"/>
         </w:r>
         <w:r>
           <w:rPr>
-            <w:noProof/>
             <w:webHidden/>
           </w:rPr>
           <w:instrText xml:space="preserve"> PAGEREF _Toc221980709 \h </w:instrText>
         </w:r>
         <w:r>
           <w:rPr>
-            <w:noProof/>
             <w:webHidden/>
           </w:rPr>
         </w:r>
         <w:r>
           <w:rPr>
-            <w:noProof/>
             <w:webHidden/>
           </w:rPr>
           <w:fldChar w:fldCharType="separate"/>
         </w:r>
         <w:r>
           <w:rPr>
-            <w:noProof/>
             <w:webHidden/>
           </w:rPr>
           <w:t>10</w:t>
         </w:r>
         <w:r>
           <w:rPr>
-            <w:noProof/>
             <w:webHidden/>
           </w:rPr>
           <w:fldChar w:fldCharType="end"/>
@@ -2276,11 +2173,10 @@
         <w:rPr>
           <w:rFonts w:asciiTheme="minorHAnsi" w:eastAsiaTheme="minorEastAsia" w:hAnsiTheme="minorHAnsi" w:cstheme="minorBidi"/>
           <w:smallCaps w:val="0"/>
-          <w:noProof/>
           <w:kern w:val="2"/>
           <w:sz w:val="24"/>
           <w:szCs w:val="24"/>
-          <w:lang w:val="en-SI" w:eastAsia="en-SI"/>
+          <w:lang w:eastAsia="en-SI"/>
           <w14:ligatures w14:val="standardContextual"/>
         </w:rPr>
       </w:pPr>
@@ -2288,54 +2184,46 @@
         <w:r>
           <w:rPr>
             <w:rStyle w:val="Hyperlink"/>
-            <w:noProof/>
           </w:rPr>
           <w:t>Slika 2.3: Graf hitrosti v koncentrični fazi</w:t>
         </w:r>
         <w:r>
           <w:rPr>
-            <w:noProof/>
             <w:webHidden/>
           </w:rPr>
           <w:tab/>
         </w:r>
         <w:r>
           <w:rPr>
-            <w:noProof/>
             <w:webHidden/>
           </w:rPr>
           <w:fldChar w:fldCharType="begin"/>
         </w:r>
         <w:r>
           <w:rPr>
-            <w:noProof/>
             <w:webHidden/>
           </w:rPr>
           <w:instrText xml:space="preserve"> PAGEREF _Toc221980710 \h </w:instrText>
         </w:r>
         <w:r>
           <w:rPr>
-            <w:noProof/>
             <w:webHidden/>
           </w:rPr>
         </w:r>
         <w:r>
           <w:rPr>
-            <w:noProof/>
             <w:webHidden/>
           </w:rPr>
           <w:fldChar w:fldCharType="separate"/>
         </w:r>
         <w:r>
           <w:rPr>
-            <w:noProof/>
             <w:webHidden/>
           </w:rPr>
           <w:t>10</w:t>
         </w:r>
         <w:r>
           <w:rPr>
-            <w:noProof/>
             <w:webHidden/>
           </w:rPr>
           <w:fldChar w:fldCharType="end"/>
@@ -2418,11 +2306,89 @@
           <w:b/>
           <w:bCs/>
           <w:smallCaps/>
-          <w:noProof/>
           <w:szCs w:val="24"/>
-          <w:lang w:val="en-US"/>
-        </w:rPr>
-        <w:t>No table of figures entries found.</w:t>
+        </w:rPr>
+        <w:t xml:space="preserve">No table </w:t>
+      </w:r>
+      <w:proofErr w:type="spellStart"/>
+      <w:r>
+        <w:rPr>
+          <w:b/>
+          <w:bCs/>
+          <w:smallCaps/>
+          <w:szCs w:val="24"/>
+        </w:rPr>
+        <w:t>of</w:t>
+      </w:r>
+      <w:proofErr w:type="spellEnd"/>
+      <w:r>
+        <w:rPr>
+          <w:b/>
+          <w:bCs/>
+          <w:smallCaps/>
+          <w:szCs w:val="24"/>
+        </w:rPr>
+        <w:t xml:space="preserve"> </w:t>
+      </w:r>
+      <w:proofErr w:type="spellStart"/>
+      <w:r>
+        <w:rPr>
+          <w:b/>
+          <w:bCs/>
+          <w:smallCaps/>
+          <w:szCs w:val="24"/>
+        </w:rPr>
+        <w:t>figures</w:t>
+      </w:r>
+      <w:proofErr w:type="spellEnd"/>
+      <w:r>
+        <w:rPr>
+          <w:b/>
+          <w:bCs/>
+          <w:smallCaps/>
+          <w:szCs w:val="24"/>
+        </w:rPr>
+        <w:t xml:space="preserve"> </w:t>
+      </w:r>
+      <w:proofErr w:type="spellStart"/>
+      <w:r>
+        <w:rPr>
+          <w:b/>
+          <w:bCs/>
+          <w:smallCaps/>
+          <w:szCs w:val="24"/>
+        </w:rPr>
+        <w:t>entries</w:t>
+      </w:r>
+      <w:proofErr w:type="spellEnd"/>
+      <w:r>
+        <w:rPr>
+          <w:b/>
+          <w:bCs/>
+          <w:smallCaps/>
+          <w:szCs w:val="24"/>
+        </w:rPr>
+        <w:t xml:space="preserve"> </w:t>
+      </w:r>
+      <w:proofErr w:type="spellStart"/>
+      <w:r>
+        <w:rPr>
+          <w:b/>
+          <w:bCs/>
+          <w:smallCaps/>
+          <w:szCs w:val="24"/>
+        </w:rPr>
+        <w:t>found</w:t>
+      </w:r>
+      <w:proofErr w:type="spellEnd"/>
+      <w:r>
+        <w:rPr>
+          <w:b/>
+          <w:bCs/>
+          <w:smallCaps/>
+          <w:szCs w:val="24"/>
+        </w:rPr>
+        <w:t>.</w:t>
       </w:r>
       <w:r>
         <w:rPr>
@@ -2990,13 +2956,7 @@
     <w:p/>
     <w:p>
       <w:r>
-        <w:t>Poleg samega števila točk se modeli razlikujejo tudi v tem, katere točke sploh napovedujejo in kako je skelet definiran. Različni modeli lahko uporabljajo drugačne definicije sklepov (</w:t>
-      </w:r>
-      <w:r>
-        <w:t>najpogosteje je to</w:t>
-      </w:r>
-      <w:r>
-        <w:t xml:space="preserve"> “kolk” kot točka na medenici ali kot projekcija sklepa noge), drugačne indekse in poimenovanj</w:t>
+        <w:t>Poleg samega števila točk se modeli razlikujejo tudi v tem, katere točke sploh napovedujejo in kako je skelet definiran. Različni modeli lahko uporabljajo drugačne definicije sklepov (najpogosteje je to “kolk” kot točka na medenici ali kot projekcija sklepa noge), drugačne indekse in poimenovanj</w:t>
       </w:r>
       <w:r>
         <w:t>a</w:t>
@@ -3006,16 +2966,11 @@
       </w:r>
     </w:p>
     <w:p>
+      <w:pPr>
+        <w:pStyle w:val="Heading2"/>
+      </w:pPr>
       <w:r>
         <w:lastRenderedPageBreak/>
-        <w:t>OPIŠI ŠE VISIBILITY OZ CONFIDENCE!</w:t>
-      </w:r>
-    </w:p>
-    <w:p>
-      <w:pPr>
-        <w:pStyle w:val="Heading2"/>
-      </w:pPr>
-      <w:r>
         <w:t>Izbrani modeli in njihov</w:t>
       </w:r>
       <w:r>
@@ -3223,7 +3178,33 @@
         <w:t>aplikacijah</w:t>
       </w:r>
       <w:r>
-        <w:t xml:space="preserve">. </w:t>
+        <w:t>.</w:t>
+      </w:r>
+      <w:r>
+        <w:t xml:space="preserve"> Implementacija temelji na </w:t>
+      </w:r>
+      <w:r>
+        <w:t>“</w:t>
+      </w:r>
+      <w:r>
+        <w:t>lahki</w:t>
+      </w:r>
+      <w:r>
+        <w:t>“</w:t>
+      </w:r>
+      <w:r>
+        <w:t xml:space="preserve"> nevronski mreži </w:t>
+      </w:r>
+      <w:proofErr w:type="spellStart"/>
+      <w:r>
+        <w:t>BlazePose</w:t>
+      </w:r>
+      <w:proofErr w:type="spellEnd"/>
+      <w:r>
+        <w:t xml:space="preserve">, ki je podrobneje opisana v nadaljevanju. </w:t>
+      </w:r>
+      <w:r>
+        <w:t xml:space="preserve"> </w:t>
       </w:r>
       <w:r>
         <w:t>Zaznava deluje tako na posameznih slikah kot tudi na video zaporedju oziroma živemu video toku kamere. Rezultat modela je 33 sklepnih točk na telesu</w:t>
@@ -3246,9 +3227,6 @@
         <w:pStyle w:val="Images"/>
       </w:pPr>
       <w:r>
-        <w:rPr>
-          <w:noProof/>
-        </w:rPr>
         <w:lastRenderedPageBreak/>
         <w:drawing>
           <wp:inline distT="0" distB="0" distL="0" distR="0" wp14:anchorId="3462EF08" wp14:editId="4C70FD7C">
@@ -3327,7 +3305,11 @@
         </w:r>
       </w:fldSimple>
       <w:r>
-        <w:t xml:space="preserve">: Shema sklepnih točk modela </w:t>
+        <w:t xml:space="preserve">: </w:t>
+      </w:r>
+      <w:bookmarkStart w:id="13" w:name="_Ref224994256"/>
+      <w:r>
+        <w:t xml:space="preserve">Shema sklepnih točk modela </w:t>
       </w:r>
       <w:proofErr w:type="spellStart"/>
       <w:r>
@@ -3345,6 +3327,7 @@
       <w:r>
         <w:t xml:space="preserve"> (33 točk)</w:t>
       </w:r>
+      <w:bookmarkEnd w:id="13"/>
     </w:p>
     <w:p/>
     <w:p>
@@ -3488,92 +3471,71 @@
       </w:r>
       <w:proofErr w:type="spellEnd"/>
       <w:r>
+        <w:t xml:space="preserve"> “@</w:t>
+      </w:r>
+      <w:proofErr w:type="spellStart"/>
+      <w:r>
+        <w:t>mediapipe</w:t>
+      </w:r>
+      <w:proofErr w:type="spellEnd"/>
+      <w:r>
+        <w:t>/</w:t>
+      </w:r>
+      <w:proofErr w:type="spellStart"/>
+      <w:r>
+        <w:t>tasks-vision</w:t>
+      </w:r>
+      <w:proofErr w:type="spellEnd"/>
+      <w:r>
+        <w:t>“, ki je primerna za integracijo v Next.js</w:t>
+      </w:r>
+      <w:r>
+        <w:t>.</w:t>
+      </w:r>
+      <w:r>
         <w:t xml:space="preserve"> </w:t>
       </w:r>
       <w:r>
-        <w:t>“</w:t>
-      </w:r>
-      <w:r>
-        <w:t>@</w:t>
+        <w:t>Na voljo so 3 različice modela: Lite</w:t>
+      </w:r>
+      <w:r>
+        <w:t xml:space="preserve"> (</w:t>
       </w:r>
       <w:proofErr w:type="spellStart"/>
       <w:r>
-        <w:t>mediapipe</w:t>
+        <w:t>vleikost</w:t>
       </w:r>
       <w:proofErr w:type="spellEnd"/>
       <w:r>
-        <w:t>/</w:t>
+        <w:t xml:space="preserve"> 3MB)</w:t>
+      </w:r>
+      <w:r>
+        <w:t xml:space="preserve">, </w:t>
       </w:r>
       <w:proofErr w:type="spellStart"/>
       <w:r>
-        <w:t>tasks-vision</w:t>
+        <w:t>Full</w:t>
       </w:r>
       <w:proofErr w:type="spellEnd"/>
       <w:r>
-        <w:t>“</w:t>
-      </w:r>
-      <w:r>
-        <w:t>, ki je primerna za integracijo v Next.js</w:t>
-      </w:r>
-      <w:r>
-        <w:t>.</w:t>
-      </w:r>
-      <w:r>
-        <w:t xml:space="preserve"> </w:t>
-      </w:r>
-      <w:r>
-        <w:t>Na voljo so 3 različice modela: Lite</w:t>
-      </w:r>
-      <w:r>
-        <w:t xml:space="preserve"> (</w:t>
+        <w:t xml:space="preserve"> (velikost 6MB)</w:t>
+      </w:r>
+      <w:r>
+        <w:t xml:space="preserve"> in </w:t>
       </w:r>
       <w:proofErr w:type="spellStart"/>
       <w:r>
-        <w:t>vleikost</w:t>
+        <w:t>Heavy</w:t>
       </w:r>
       <w:proofErr w:type="spellEnd"/>
       <w:r>
-        <w:t xml:space="preserve"> 3MB)</w:t>
-      </w:r>
-      <w:r>
-        <w:t xml:space="preserve">, </w:t>
-      </w:r>
-      <w:proofErr w:type="spellStart"/>
-      <w:r>
-        <w:t>Full</w:t>
-      </w:r>
-      <w:proofErr w:type="spellEnd"/>
-      <w:r>
-        <w:t xml:space="preserve"> (velikost 6MB)</w:t>
-      </w:r>
-      <w:r>
-        <w:t xml:space="preserve"> in </w:t>
-      </w:r>
-      <w:proofErr w:type="spellStart"/>
-      <w:r>
-        <w:t>Heavy</w:t>
-      </w:r>
-      <w:proofErr w:type="spellEnd"/>
-      <w:r>
         <w:t xml:space="preserve"> (velikost 26MB)</w:t>
       </w:r>
       <w:r>
         <w:t xml:space="preserve">. </w:t>
       </w:r>
       <w:r>
-        <w:t xml:space="preserve">Lite model je </w:t>
-      </w:r>
-      <w:r>
-        <w:t>“</w:t>
-      </w:r>
-      <w:r>
-        <w:t>najlažji</w:t>
-      </w:r>
-      <w:r>
-        <w:t>“</w:t>
-      </w:r>
-      <w:r>
-        <w:t xml:space="preserve"> in </w:t>
+        <w:t xml:space="preserve">Lite model je “najlažji“ in </w:t>
       </w:r>
       <w:r>
         <w:t>je namenjen za delovanje na strojno najslabših robnih napravah</w:t>
@@ -3936,16 +3898,16 @@
         <w:t>pose</w:t>
       </w:r>
       <w:r>
-        <w:t xml:space="preserve"> (</w:t>
+        <w:t xml:space="preserve"> </w:t>
+      </w:r>
+      <w:r>
+        <w:t xml:space="preserve">- </w:t>
       </w:r>
       <w:proofErr w:type="spellStart"/>
       <w:r>
         <w:t>Ultralytics</w:t>
       </w:r>
       <w:proofErr w:type="spellEnd"/>
-      <w:r>
-        <w:t>)</w:t>
-      </w:r>
     </w:p>
     <w:p>
       <w:r>
@@ -4068,19 +4030,7 @@
         <w:t xml:space="preserve"> YOLO </w:t>
       </w:r>
       <w:r>
-        <w:t xml:space="preserve">so privzeto učeni na podatkovni zbirki </w:t>
-      </w:r>
-      <w:r>
-        <w:t>“</w:t>
-      </w:r>
-      <w:r>
-        <w:t>COCO-pose</w:t>
-      </w:r>
-      <w:r>
-        <w:t>“</w:t>
-      </w:r>
-      <w:r>
-        <w:t xml:space="preserve"> in napovedujejo 17 sklepnih točk, ki ustrezajo standardnim COCO sklepom. V tem pogledu je YOLO pristop bolj minimalističen v primerjavi z ostalimi rešitvami</w:t>
+        <w:t>so privzeto učeni na podatkovni zbirki “COCO-pose“ in napovedujejo 17 sklepnih točk, ki ustrezajo standardnim COCO sklepom. V tem pogledu je YOLO pristop bolj minimalističen v primerjavi z ostalimi rešitvami</w:t>
       </w:r>
       <w:r>
         <w:t xml:space="preserve">, ponuja pa drugačne prednosti </w:t>
@@ -4098,9 +4048,6 @@
         <w:pStyle w:val="Images"/>
       </w:pPr>
       <w:r>
-        <w:rPr>
-          <w:noProof/>
-        </w:rPr>
         <w:lastRenderedPageBreak/>
         <w:drawing>
           <wp:inline distT="0" distB="0" distL="0" distR="0" wp14:anchorId="77A76D0C" wp14:editId="6D0F5C1E">
@@ -4159,45 +4106,25 @@
       <w:r>
         <w:t xml:space="preserve">Slika </w:t>
       </w:r>
-      <w:r>
-        <w:fldChar w:fldCharType="begin"/>
-      </w:r>
-      <w:r>
-        <w:instrText xml:space="preserve"> STYLEREF 1 \s </w:instrText>
-      </w:r>
-      <w:r>
-        <w:fldChar w:fldCharType="separate"/>
-      </w:r>
-      <w:r>
-        <w:rPr>
-          <w:noProof/>
-        </w:rPr>
-        <w:t>2</w:t>
-      </w:r>
-      <w:r>
-        <w:fldChar w:fldCharType="end"/>
-      </w:r>
+      <w:fldSimple w:instr=" STYLEREF 1 \s ">
+        <w:r>
+          <w:rPr>
+            <w:noProof/>
+          </w:rPr>
+          <w:t>2</w:t>
+        </w:r>
+      </w:fldSimple>
       <w:r>
         <w:t>.</w:t>
       </w:r>
-      <w:r>
-        <w:fldChar w:fldCharType="begin"/>
-      </w:r>
-      <w:r>
-        <w:instrText xml:space="preserve"> SEQ Slika \* ARABIC \s 1 </w:instrText>
-      </w:r>
-      <w:r>
-        <w:fldChar w:fldCharType="separate"/>
-      </w:r>
-      <w:r>
-        <w:rPr>
-          <w:noProof/>
-        </w:rPr>
-        <w:t>2</w:t>
-      </w:r>
-      <w:r>
-        <w:fldChar w:fldCharType="end"/>
-      </w:r>
+      <w:fldSimple w:instr=" SEQ Slika \* ARABIC \s 1 ">
+        <w:r>
+          <w:rPr>
+            <w:noProof/>
+          </w:rPr>
+          <w:t>2</w:t>
+        </w:r>
+      </w:fldSimple>
       <w:r>
         <w:t>: Primer COCO-pose učne množice</w:t>
       </w:r>
@@ -4301,10 +4228,7 @@
     <w:p/>
     <w:p>
       <w:r>
-        <w:t xml:space="preserve">YOLO modeli pri zaznavi uporabljajo parameter </w:t>
-      </w:r>
-      <w:r>
-        <w:t>“</w:t>
+        <w:t>YOLO modeli pri zaznavi uporabljajo parameter “</w:t>
       </w:r>
       <w:proofErr w:type="spellStart"/>
       <w:r>
@@ -4312,10 +4236,7 @@
       </w:r>
       <w:proofErr w:type="spellEnd"/>
       <w:r>
-        <w:t>“</w:t>
-      </w:r>
-      <w:r>
-        <w:t xml:space="preserve">, ki določa velikost vhodne slike, ki je kvadratno oblikovana. Večja vhodna ločljivost praviloma izboljša kakovost zaznave in natančnost sklepnih točk, vendar poveča računsko zahtevnost in s tem zmanjša hitrost delovanja. Manjša ločljivost ima obratne lastnosti (hitrejše delovanje, praviloma slabšo </w:t>
+        <w:t xml:space="preserve">“, ki določa velikost vhodne slike, ki je kvadratno oblikovana. Večja vhodna ločljivost praviloma izboljša kakovost zaznave in natančnost sklepnih točk, vendar poveča računsko zahtevnost in s tem zmanjša hitrost delovanja. Manjša ločljivost ima obratne lastnosti (hitrejše delovanje, praviloma slabšo </w:t>
       </w:r>
       <w:r>
         <w:lastRenderedPageBreak/>
@@ -4325,7 +4246,22 @@
     <w:p/>
     <w:p>
       <w:r>
-        <w:t xml:space="preserve">YOLO-pose modele je mogoče izvoziti v več formatov, kar omogoča prilagoditev različnim izvajalnim okoljem. Primarno izvajalno okolje za YOLO je </w:t>
+        <w:t xml:space="preserve">YOLO-pose modele je mogoče izvoziti v več formatov, kar omogoča prilagoditev različnim izvajalnim okoljem. Primarno izvajalno okolje za </w:t>
+      </w:r>
+      <w:r>
+        <w:t>uporabo</w:t>
+      </w:r>
+      <w:r>
+        <w:t xml:space="preserve"> </w:t>
+      </w:r>
+      <w:r>
+        <w:t>YOLO</w:t>
+      </w:r>
+      <w:r>
+        <w:t xml:space="preserve"> modelov</w:t>
+      </w:r>
+      <w:r>
+        <w:t xml:space="preserve"> je </w:t>
       </w:r>
       <w:proofErr w:type="spellStart"/>
       <w:r>
@@ -4333,16 +4269,17 @@
       </w:r>
       <w:proofErr w:type="spellEnd"/>
       <w:r>
-        <w:t>. Možnost izvažanja modelov v ostale formate je v kontekstu naloge pomembna, saj naloga temelji na izvajanju in delovanju modela v brskalniku in na robnih napravah.</w:t>
+        <w:t xml:space="preserve">. Možnost izvažanja modelov v ostale formate je v kontekstu naloge </w:t>
+      </w:r>
+      <w:r>
+        <w:t>ključna</w:t>
+      </w:r>
+      <w:r>
+        <w:t>, saj naloga temelji na izvajanju in delovanju modela v brskalniku in na robnih napravah.</w:t>
       </w:r>
     </w:p>
     <w:p/>
     <w:p>
-      <w:pPr>
-        <w:rPr>
-          <w:lang w:val="en-SI"/>
-        </w:rPr>
-      </w:pPr>
       <w:r>
         <w:t xml:space="preserve">Najučinkovitejšo izvajanje YOLO-pose modelov v okolju brskalnika omogoča knjižnica </w:t>
       </w:r>
@@ -4352,6 +4289,133 @@
       </w:r>
       <w:proofErr w:type="spellEnd"/>
       <w:r>
+        <w:t xml:space="preserve"> “@</w:t>
+      </w:r>
+      <w:proofErr w:type="spellStart"/>
+      <w:r>
+        <w:t>tensorflow</w:t>
+      </w:r>
+      <w:proofErr w:type="spellEnd"/>
+      <w:r>
+        <w:t>/</w:t>
+      </w:r>
+      <w:proofErr w:type="spellStart"/>
+      <w:r>
+        <w:t>tfjs</w:t>
+      </w:r>
+      <w:proofErr w:type="spellEnd"/>
+      <w:r>
+        <w:t>“. Knjižnica omogoča nalaganje modela in tudi izbiro zaledja, ki vpliva na zmogljivost in porabo virov ter je pomemben dejavnik pri optimizaciji hitrosti delovanja modelov v brskalniku.</w:t>
+      </w:r>
+    </w:p>
+    <w:p/>
+    <w:p>
+      <w:r>
+        <w:t xml:space="preserve">Med izbranimi modeli v nalogi je </w:t>
+      </w:r>
+      <w:r>
+        <w:t>se YOLO izkaže kot najbolj praktičen z vidika nadaljnjega razvoja, saj omogoča samostojno učenje in prilagajanje na lastne učne množice ter izvoz v različne formate za različna izvajalna okolja. Zato je bil YOLO izbran kot modle, ki je bil v nadaljevanju naloge dodatno učen. Opisani so tudi rezultati modela pred učenjem in po učenju.</w:t>
+      </w:r>
+    </w:p>
+    <w:p/>
+    <w:p>
+      <w:pPr>
+        <w:pStyle w:val="Heading3"/>
+      </w:pPr>
+      <w:proofErr w:type="spellStart"/>
+      <w:r>
+        <w:t>PoseNet</w:t>
+      </w:r>
+      <w:proofErr w:type="spellEnd"/>
+      <w:r>
+        <w:t xml:space="preserve"> – Tensorflow.js</w:t>
+      </w:r>
+    </w:p>
+    <w:p>
+      <w:proofErr w:type="spellStart"/>
+      <w:r>
+        <w:t>PoseNet</w:t>
+      </w:r>
+      <w:proofErr w:type="spellEnd"/>
+      <w:r>
+        <w:t xml:space="preserve"> je model namenjen zaznavanju</w:t>
+      </w:r>
+      <w:r>
+        <w:t xml:space="preserve"> telesne</w:t>
+      </w:r>
+      <w:r>
+        <w:t xml:space="preserve"> drže.  Integriran je v okolje Tensorflow.js, kar omogoča izvajanje neposredno v spletnem brskalniku.</w:t>
+      </w:r>
+      <w:r>
+        <w:t xml:space="preserve"> Namenjen je realno-časovni oceni poze na slikah in video toku, pri čemer je </w:t>
+      </w:r>
+      <w:proofErr w:type="spellStart"/>
+      <w:r>
+        <w:t>PoseNet</w:t>
+      </w:r>
+      <w:proofErr w:type="spellEnd"/>
+      <w:r>
+        <w:t xml:space="preserve"> v praksi pogosto uporabljen kot </w:t>
+      </w:r>
+      <w:r>
+        <w:t>“</w:t>
+      </w:r>
+      <w:r>
+        <w:t>lahka</w:t>
+      </w:r>
+      <w:r>
+        <w:t>“</w:t>
+      </w:r>
+      <w:r>
+        <w:t xml:space="preserve"> rešitev za aplikacije spletnih brskalnikov.</w:t>
+      </w:r>
+    </w:p>
+    <w:p/>
+    <w:p>
+      <w:proofErr w:type="spellStart"/>
+      <w:r>
+        <w:t>PoseNet</w:t>
+      </w:r>
+      <w:proofErr w:type="spellEnd"/>
+      <w:r>
+        <w:t xml:space="preserve"> podpira tako zaznavo ene osebe kot tudi zaznavo več oseb hkrati. </w:t>
+      </w:r>
+      <w:r>
+        <w:t>V konfiguraciji modela je možno specificirati maksimalno število oseb, ki bi jih naj model med izvajanjem zaznal.</w:t>
+      </w:r>
+      <w:r>
+        <w:t xml:space="preserve"> V okviru te naloge je model uporabljen za zaznavo </w:t>
+      </w:r>
+      <w:r>
+        <w:t xml:space="preserve">le </w:t>
+      </w:r>
+      <w:r>
+        <w:t>ene osebe v kadru.</w:t>
+      </w:r>
+    </w:p>
+    <w:p/>
+    <w:p>
+      <w:r>
+        <w:lastRenderedPageBreak/>
+        <w:t>Za</w:t>
+      </w:r>
+      <w:r>
+        <w:t xml:space="preserve"> integracijo modela v okolje </w:t>
+      </w:r>
+      <w:proofErr w:type="spellStart"/>
+      <w:r>
+        <w:t>JavaScript</w:t>
+      </w:r>
+      <w:proofErr w:type="spellEnd"/>
+      <w:r>
+        <w:t xml:space="preserve"> je na voljo knjižnica </w:t>
+      </w:r>
+      <w:proofErr w:type="spellStart"/>
+      <w:r>
+        <w:t>npm</w:t>
+      </w:r>
+      <w:proofErr w:type="spellEnd"/>
+      <w:r>
         <w:t xml:space="preserve"> </w:t>
       </w:r>
       <w:r>
@@ -4362,6 +4426,39 @@
       </w:r>
       <w:proofErr w:type="spellStart"/>
       <w:r>
+        <w:t>tensorflow-models</w:t>
+      </w:r>
+      <w:proofErr w:type="spellEnd"/>
+      <w:r>
+        <w:t>/pose-</w:t>
+      </w:r>
+      <w:proofErr w:type="spellStart"/>
+      <w:r>
+        <w:t>detection</w:t>
+      </w:r>
+      <w:proofErr w:type="spellEnd"/>
+      <w:r>
+        <w:t>“</w:t>
+      </w:r>
+      <w:r>
+        <w:t xml:space="preserve">, ki se izvaja s pomočjo knjižnice </w:t>
+      </w:r>
+      <w:proofErr w:type="spellStart"/>
+      <w:r>
+        <w:t>npm</w:t>
+      </w:r>
+      <w:proofErr w:type="spellEnd"/>
+      <w:r>
+        <w:t xml:space="preserve"> </w:t>
+      </w:r>
+      <w:r>
+        <w:t>“</w:t>
+      </w:r>
+      <w:r>
+        <w:t>@</w:t>
+      </w:r>
+      <w:proofErr w:type="spellStart"/>
+      <w:r>
         <w:t>tensorflow</w:t>
       </w:r>
       <w:proofErr w:type="spellEnd"/>
@@ -4377,18 +4474,1384 @@
         <w:t>“</w:t>
       </w:r>
       <w:r>
-        <w:t>. Knjižnica omogoča nalaganje modela in tudi izbiro zaledja, ki vpliva na zmogljivost in porabo virov ter je pomemben dejavnik pri optimizaciji hitrosti delovanja modelov v brskalniku.</w:t>
+        <w:t>.</w:t>
       </w:r>
     </w:p>
     <w:p/>
+    <w:p>
+      <w:r>
+        <w:t>Izhod modela predstavlja 17 sklepnih točk, ki podobno kot privzeto učeni YOLO modeli, ustrezajo obliki COCO-pose učne množice.</w:t>
+      </w:r>
+      <w:r>
+        <w:t xml:space="preserve"> Vsaka sklepna točka vsebuje 2D koordinati (x, y), ter oceno zaupanja, ki predstavlja zanesljivost detekcije modela za izbrano sklepno točko.</w:t>
+      </w:r>
+    </w:p>
+    <w:p>
+      <w:pPr>
+        <w:pStyle w:val="Images"/>
+      </w:pPr>
+      <w:r>
+        <w:rPr>
+          <w:noProof/>
+        </w:rPr>
+        <w:drawing>
+          <wp:inline distT="0" distB="0" distL="0" distR="0" wp14:anchorId="3839F5BF" wp14:editId="08B3528B">
+            <wp:extent cx="3733800" cy="3815944"/>
+            <wp:effectExtent l="0" t="0" r="0" b="0"/>
+            <wp:docPr id="384005144" name="Picture 2" descr="COCO Keypoints"/>
+            <wp:cNvGraphicFramePr>
+              <a:graphicFrameLocks xmlns:a="http://schemas.openxmlformats.org/drawingml/2006/main" noChangeAspect="1"/>
+            </wp:cNvGraphicFramePr>
+            <a:graphic xmlns:a="http://schemas.openxmlformats.org/drawingml/2006/main">
+              <a:graphicData uri="http://schemas.openxmlformats.org/drawingml/2006/picture">
+                <pic:pic xmlns:pic="http://schemas.openxmlformats.org/drawingml/2006/picture">
+                  <pic:nvPicPr>
+                    <pic:cNvPr id="0" name="Picture 1" descr="COCO Keypoints"/>
+                    <pic:cNvPicPr>
+                      <a:picLocks noChangeAspect="1" noChangeArrowheads="1"/>
+                    </pic:cNvPicPr>
+                  </pic:nvPicPr>
+                  <pic:blipFill>
+                    <a:blip r:embed="rId16">
+                      <a:extLst>
+                        <a:ext uri="{28A0092B-C50C-407E-A947-70E740481C1C}">
+                          <a14:useLocalDpi xmlns:a14="http://schemas.microsoft.com/office/drawing/2010/main" val="0"/>
+                        </a:ext>
+                      </a:extLst>
+                    </a:blip>
+                    <a:srcRect/>
+                    <a:stretch>
+                      <a:fillRect/>
+                    </a:stretch>
+                  </pic:blipFill>
+                  <pic:spPr bwMode="auto">
+                    <a:xfrm>
+                      <a:off x="0" y="0"/>
+                      <a:ext cx="3741695" cy="3824012"/>
+                    </a:xfrm>
+                    <a:prstGeom prst="rect">
+                      <a:avLst/>
+                    </a:prstGeom>
+                    <a:noFill/>
+                    <a:ln>
+                      <a:noFill/>
+                    </a:ln>
+                  </pic:spPr>
+                </pic:pic>
+              </a:graphicData>
+            </a:graphic>
+          </wp:inline>
+        </w:drawing>
+      </w:r>
+    </w:p>
+    <w:p>
+      <w:pPr>
+        <w:pStyle w:val="Caption"/>
+      </w:pPr>
+      <w:bookmarkStart w:id="14" w:name="_Ref224991595"/>
+      <w:r>
+        <w:t xml:space="preserve">Slika </w:t>
+      </w:r>
+      <w:fldSimple w:instr=" STYLEREF 1 \s ">
+        <w:r>
+          <w:rPr>
+            <w:noProof/>
+          </w:rPr>
+          <w:t>2</w:t>
+        </w:r>
+      </w:fldSimple>
+      <w:r>
+        <w:t>.</w:t>
+      </w:r>
+      <w:fldSimple w:instr=" SEQ Slika \* ARABIC \s 1 ">
+        <w:r>
+          <w:rPr>
+            <w:noProof/>
+          </w:rPr>
+          <w:t>3</w:t>
+        </w:r>
+      </w:fldSimple>
+      <w:r>
+        <w:t xml:space="preserve">: </w:t>
+      </w:r>
+      <w:r>
+        <w:t xml:space="preserve">Shema </w:t>
+      </w:r>
+      <w:r>
+        <w:t xml:space="preserve">sklepnih točk </w:t>
+      </w:r>
+      <w:proofErr w:type="spellStart"/>
+      <w:r>
+        <w:t>PoseNet</w:t>
+      </w:r>
+      <w:proofErr w:type="spellEnd"/>
+      <w:r>
+        <w:t xml:space="preserve"> modela</w:t>
+      </w:r>
+      <w:bookmarkEnd w:id="14"/>
+    </w:p>
     <w:p/>
     <w:p>
       <w:r>
-        <w:t>PREDNOST JE UČENJE</w:t>
+        <w:t xml:space="preserve">Pose Net podpira dve osnovni arhitekturi: MobileNetV1, </w:t>
+      </w:r>
+      <w:proofErr w:type="spellStart"/>
+      <w:r>
+        <w:t>ResNet</w:t>
+      </w:r>
+      <w:proofErr w:type="spellEnd"/>
+      <w:r>
+        <w:t xml:space="preserve">. Pri inicializaciji </w:t>
+      </w:r>
+      <w:proofErr w:type="spellStart"/>
+      <w:r>
+        <w:t>PoseNet</w:t>
+      </w:r>
+      <w:proofErr w:type="spellEnd"/>
+      <w:r>
+        <w:t xml:space="preserve"> modela je potrebno specificirati katera arhitektura se naj uporablja.</w:t>
+      </w:r>
+      <w:r>
+        <w:t xml:space="preserve"> </w:t>
       </w:r>
     </w:p>
     <w:p/>
+    <w:p>
+      <w:r>
+        <w:t xml:space="preserve">Arhitektura </w:t>
+      </w:r>
+      <w:r>
+        <w:t>MobileNet</w:t>
+      </w:r>
+      <w:r>
+        <w:t>V</w:t>
+      </w:r>
+      <w:r>
+        <w:t xml:space="preserve">1 je praviloma hitrejša in primernejša za šibkejše naprave, kar pomeni, da je praviloma tudi manj natančna. </w:t>
+      </w:r>
+      <w:r>
+        <w:t xml:space="preserve">MobileNetV1 je del množice </w:t>
+      </w:r>
+      <w:proofErr w:type="spellStart"/>
+      <w:r>
+        <w:t>konvolucijskih</w:t>
+      </w:r>
+      <w:proofErr w:type="spellEnd"/>
+      <w:r>
+        <w:t xml:space="preserve"> nevronskih mrež, namenjenih za aplikacije </w:t>
+      </w:r>
+      <w:r>
+        <w:t xml:space="preserve">računalniškega vida </w:t>
+      </w:r>
+      <w:r>
+        <w:t>na robnih napravah</w:t>
+      </w:r>
+      <w:r>
+        <w:t xml:space="preserve"> (</w:t>
+      </w:r>
+      <w:r>
+        <w:t xml:space="preserve">VIR: </w:t>
+      </w:r>
+      <w:hyperlink r:id="rId17" w:history="1">
+        <w:r>
+          <w:rPr>
+            <w:rStyle w:val="Hyperlink"/>
+            <w:rFonts w:cs="Arial"/>
+          </w:rPr>
+          <w:t>https://arxiv.org/abs/1704.04861</w:t>
+        </w:r>
+      </w:hyperlink>
+      <w:r>
+        <w:t>)</w:t>
+      </w:r>
+      <w:r>
+        <w:t xml:space="preserve">, saj so klasične CNN arhitekture pogosto pretežke za </w:t>
+      </w:r>
+      <w:r>
+        <w:lastRenderedPageBreak/>
+        <w:t xml:space="preserve">takšne platforme. </w:t>
+      </w:r>
+      <w:r>
+        <w:t xml:space="preserve">Struktura arhitekture temelji na globinsko ločljivih </w:t>
+      </w:r>
+      <w:proofErr w:type="spellStart"/>
+      <w:r>
+        <w:t>konvolucijah</w:t>
+      </w:r>
+      <w:proofErr w:type="spellEnd"/>
+      <w:r>
+        <w:t xml:space="preserve">, razen prvega sloja, ki je polna </w:t>
+      </w:r>
+      <w:proofErr w:type="spellStart"/>
+      <w:r>
+        <w:t>konvolucija</w:t>
+      </w:r>
+      <w:proofErr w:type="spellEnd"/>
+      <w:r>
+        <w:t>.</w:t>
+      </w:r>
+      <w:r>
+        <w:t xml:space="preserve"> </w:t>
+      </w:r>
+      <w:proofErr w:type="spellStart"/>
+      <w:r>
+        <w:t>MobileNet</w:t>
+      </w:r>
+      <w:proofErr w:type="spellEnd"/>
+      <w:r>
+        <w:t xml:space="preserve"> uporablja globinsko ločljive </w:t>
+      </w:r>
+      <w:proofErr w:type="spellStart"/>
+      <w:r>
+        <w:t>konvolucije</w:t>
+      </w:r>
+      <w:proofErr w:type="spellEnd"/>
+      <w:r>
+        <w:t xml:space="preserve"> velikosti </w:t>
+      </w:r>
+      <w:r>
+        <w:t>3x3</w:t>
+      </w:r>
+      <w:r>
+        <w:t xml:space="preserve">, ki opravijo 8 do 9 krat manj računskih operacij kot standardne </w:t>
+      </w:r>
+      <w:proofErr w:type="spellStart"/>
+      <w:r>
+        <w:t>konvolucije</w:t>
+      </w:r>
+      <w:proofErr w:type="spellEnd"/>
+      <w:r>
+        <w:t xml:space="preserve">, pri čemer se natančnost zmanjša le v </w:t>
+      </w:r>
+      <w:r>
+        <w:t>majhnem</w:t>
+      </w:r>
+      <w:r>
+        <w:t xml:space="preserve"> obsegu</w:t>
+      </w:r>
+      <w:r>
+        <w:t xml:space="preserve">, kar je za </w:t>
+      </w:r>
+      <w:r>
+        <w:t>izvajanje</w:t>
+      </w:r>
+      <w:r>
+        <w:t xml:space="preserve"> na robnih napravah ključnega pomena.</w:t>
+      </w:r>
+      <w:r>
+        <w:t xml:space="preserve"> Glavna slabost globinsko ločljivih </w:t>
+      </w:r>
+      <w:proofErr w:type="spellStart"/>
+      <w:r>
+        <w:t>konvolucij</w:t>
+      </w:r>
+      <w:proofErr w:type="spellEnd"/>
+      <w:r>
+        <w:t xml:space="preserve"> v primerjavi s standardnimi je ta, da vhodne kanale le prefiltrira in jih ne združuje za ustvarjanje novih </w:t>
+      </w:r>
+      <w:r>
+        <w:t>značilnosti</w:t>
+      </w:r>
+      <w:r>
+        <w:t xml:space="preserve">. Za ustvarjanje novih </w:t>
+      </w:r>
+      <w:r>
+        <w:t>značilnosti</w:t>
+      </w:r>
+      <w:r>
+        <w:t xml:space="preserve"> je potrebna dodatna plast, ki izračuna linearno kombinacijo izhoda globinske </w:t>
+      </w:r>
+      <w:proofErr w:type="spellStart"/>
+      <w:r>
+        <w:t>konvolucije</w:t>
+      </w:r>
+      <w:proofErr w:type="spellEnd"/>
+      <w:r>
+        <w:t xml:space="preserve"> </w:t>
+      </w:r>
+      <w:r>
+        <w:t>in</w:t>
+      </w:r>
+      <w:r>
+        <w:t xml:space="preserve"> </w:t>
+      </w:r>
+      <w:proofErr w:type="spellStart"/>
+      <w:r>
+        <w:t>konvolucije</w:t>
+      </w:r>
+      <w:proofErr w:type="spellEnd"/>
+      <w:r>
+        <w:t xml:space="preserve"> velikosti 1x1.</w:t>
+      </w:r>
+    </w:p>
     <w:p/>
+    <w:p>
+      <w:r>
+        <w:t xml:space="preserve">Arhitektura </w:t>
+      </w:r>
+      <w:proofErr w:type="spellStart"/>
+      <w:r>
+        <w:t>ResNet</w:t>
+      </w:r>
+      <w:proofErr w:type="spellEnd"/>
+      <w:r>
+        <w:t xml:space="preserve"> je računsko zahtevnejša, kar v praksi pomeni, da je praviloma natančnejša. </w:t>
+      </w:r>
+      <w:r>
+        <w:t>Njena slabost je večja računska zahtevnost v primerjavi z arhitekturo MobileNetV1, zato je za uporabo na robni napravah manj primerna.</w:t>
+      </w:r>
+    </w:p>
+    <w:p/>
+    <w:p>
+      <w:r>
+        <w:t>Pri inicializaciji modela je potrebno podati konfiguracijo z naslednjimi parametri:</w:t>
+      </w:r>
+    </w:p>
+    <w:p>
+      <w:pPr>
+        <w:pStyle w:val="ListParagraph"/>
+        <w:numPr>
+          <w:ilvl w:val="0"/>
+          <w:numId w:val="58"/>
+        </w:numPr>
+      </w:pPr>
+      <w:proofErr w:type="spellStart"/>
+      <w:r>
+        <w:t>architecture</w:t>
+      </w:r>
+      <w:proofErr w:type="spellEnd"/>
+      <w:r>
+        <w:t xml:space="preserve">: izbira med MobileNetV1 in </w:t>
+      </w:r>
+      <w:proofErr w:type="spellStart"/>
+      <w:r>
+        <w:t>ResNet</w:t>
+      </w:r>
+      <w:proofErr w:type="spellEnd"/>
+      <w:r>
+        <w:t xml:space="preserve"> arhitekturo</w:t>
+      </w:r>
+    </w:p>
+    <w:p>
+      <w:pPr>
+        <w:pStyle w:val="ListParagraph"/>
+        <w:numPr>
+          <w:ilvl w:val="0"/>
+          <w:numId w:val="57"/>
+        </w:numPr>
+      </w:pPr>
+      <w:proofErr w:type="spellStart"/>
+      <w:r>
+        <w:t>outputStride</w:t>
+      </w:r>
+      <w:proofErr w:type="spellEnd"/>
+      <w:r>
+        <w:t>: faktor zmanjšanja ločljivosti med vhodno sliko in izhodn</w:t>
+      </w:r>
+      <w:r>
+        <w:t xml:space="preserve">imi </w:t>
+      </w:r>
+      <w:r>
+        <w:t xml:space="preserve">značilnicami </w:t>
+      </w:r>
+      <w:r>
+        <w:t>modela</w:t>
+      </w:r>
+      <w:r>
+        <w:t xml:space="preserve">. Manjša kot je vrednost, večje dimenzije so </w:t>
+      </w:r>
+      <w:r>
+        <w:t>izhodne značilnice, večja je natančnost, večja je računska zahtevnost. Večja kot je vrednost, manjše dimenzije so izhodne značilnice, manjša je natančnost, manjša je računska zahtevnost</w:t>
+      </w:r>
+    </w:p>
+    <w:p>
+      <w:pPr>
+        <w:pStyle w:val="ListParagraph"/>
+        <w:numPr>
+          <w:ilvl w:val="0"/>
+          <w:numId w:val="57"/>
+        </w:numPr>
+      </w:pPr>
+      <w:proofErr w:type="spellStart"/>
+      <w:r>
+        <w:t>input</w:t>
+      </w:r>
+      <w:r>
+        <w:t>Resolution</w:t>
+      </w:r>
+      <w:proofErr w:type="spellEnd"/>
+      <w:r>
+        <w:t xml:space="preserve">: </w:t>
+      </w:r>
+      <w:r>
+        <w:t xml:space="preserve">določa velikost, na katero se vhodna slika pomanjša, preden se </w:t>
+      </w:r>
+      <w:r>
+        <w:t>nad njo opravi zaznava</w:t>
+      </w:r>
+    </w:p>
+    <w:p>
+      <w:pPr>
+        <w:pStyle w:val="ListParagraph"/>
+        <w:numPr>
+          <w:ilvl w:val="0"/>
+          <w:numId w:val="57"/>
+        </w:numPr>
+      </w:pPr>
+      <w:proofErr w:type="spellStart"/>
+      <w:r>
+        <w:t>multiplier</w:t>
+      </w:r>
+      <w:proofErr w:type="spellEnd"/>
+      <w:r>
+        <w:t xml:space="preserve">: </w:t>
+      </w:r>
+      <w:r>
+        <w:t xml:space="preserve">faktor zmanjševanja števila kanalov za vse </w:t>
+      </w:r>
+      <w:proofErr w:type="spellStart"/>
+      <w:r>
+        <w:t>konvolucijske</w:t>
+      </w:r>
+      <w:proofErr w:type="spellEnd"/>
+      <w:r>
+        <w:t xml:space="preserve"> </w:t>
+      </w:r>
+      <w:r>
+        <w:t>sloje</w:t>
+      </w:r>
+      <w:r>
+        <w:t xml:space="preserve">. Več </w:t>
+      </w:r>
+      <w:proofErr w:type="spellStart"/>
+      <w:r>
+        <w:t>konvolucijskih</w:t>
+      </w:r>
+      <w:proofErr w:type="spellEnd"/>
+      <w:r>
+        <w:t xml:space="preserve"> kanalov pomeni praviloma natančnejši, a računsko zahtevnejši model</w:t>
+      </w:r>
+    </w:p>
+    <w:p>
+      <w:pPr>
+        <w:pStyle w:val="ListParagraph"/>
+        <w:numPr>
+          <w:ilvl w:val="0"/>
+          <w:numId w:val="57"/>
+        </w:numPr>
+      </w:pPr>
+      <w:proofErr w:type="spellStart"/>
+      <w:r>
+        <w:t>quantBytes</w:t>
+      </w:r>
+      <w:proofErr w:type="spellEnd"/>
+      <w:r>
+        <w:t>:</w:t>
+      </w:r>
+      <w:r>
+        <w:t xml:space="preserve"> število bajtov, ki se uporabi za shranjevanje uteži modela</w:t>
+      </w:r>
+      <w:r>
+        <w:t>. Večja vrednost pomeni natančnejši in računsko zahtevnejši model</w:t>
+      </w:r>
+    </w:p>
+    <w:p/>
+    <w:p>
+      <w:pPr>
+        <w:pStyle w:val="Heading3"/>
+      </w:pPr>
+      <w:proofErr w:type="spellStart"/>
+      <w:r>
+        <w:t>Move</w:t>
+      </w:r>
+      <w:r>
+        <w:t>N</w:t>
+      </w:r>
+      <w:r>
+        <w:t>et</w:t>
+      </w:r>
+      <w:proofErr w:type="spellEnd"/>
+      <w:r>
+        <w:t xml:space="preserve"> – Tensorflow.js</w:t>
+      </w:r>
+    </w:p>
+    <w:p>
+      <w:proofErr w:type="spellStart"/>
+      <w:r>
+        <w:t>MoveNet</w:t>
+      </w:r>
+      <w:proofErr w:type="spellEnd"/>
+      <w:r>
+        <w:t xml:space="preserve"> je model za zaznavanje telesne drže</w:t>
+      </w:r>
+      <w:r>
+        <w:t xml:space="preserve">, ki se podobno kot </w:t>
+      </w:r>
+      <w:proofErr w:type="spellStart"/>
+      <w:r>
+        <w:t>PoseNet</w:t>
+      </w:r>
+      <w:proofErr w:type="spellEnd"/>
+      <w:r>
+        <w:t xml:space="preserve"> v brskalniku uporablja preko knjižnice </w:t>
+      </w:r>
+      <w:proofErr w:type="spellStart"/>
+      <w:r>
+        <w:t>npm</w:t>
+      </w:r>
+      <w:proofErr w:type="spellEnd"/>
+      <w:r>
+        <w:t xml:space="preserve"> </w:t>
+      </w:r>
+      <w:r>
+        <w:t>“</w:t>
+      </w:r>
+      <w:r>
+        <w:t>@</w:t>
+      </w:r>
+      <w:proofErr w:type="spellStart"/>
+      <w:r>
+        <w:t>tensorflow-models</w:t>
+      </w:r>
+      <w:proofErr w:type="spellEnd"/>
+      <w:r>
+        <w:t>/pose-</w:t>
+      </w:r>
+      <w:proofErr w:type="spellStart"/>
+      <w:r>
+        <w:t>detection</w:t>
+      </w:r>
+      <w:proofErr w:type="spellEnd"/>
+      <w:r>
+        <w:t>“</w:t>
+      </w:r>
+      <w:r>
+        <w:t xml:space="preserve"> in se izvaja z uporabo knjižnice </w:t>
+      </w:r>
+      <w:proofErr w:type="spellStart"/>
+      <w:r>
+        <w:t>npm</w:t>
+      </w:r>
+      <w:proofErr w:type="spellEnd"/>
+      <w:r>
+        <w:t xml:space="preserve"> </w:t>
+      </w:r>
+      <w:r>
+        <w:t>“</w:t>
+      </w:r>
+      <w:r>
+        <w:t>@</w:t>
+      </w:r>
+      <w:proofErr w:type="spellStart"/>
+      <w:r>
+        <w:t>tensorflow-js</w:t>
+      </w:r>
+      <w:proofErr w:type="spellEnd"/>
+      <w:r>
+        <w:t>“</w:t>
+      </w:r>
+      <w:r>
+        <w:t xml:space="preserve">. </w:t>
+      </w:r>
+      <w:r>
+        <w:t xml:space="preserve">Njegov namen uporabe je sledenje telesnim </w:t>
+      </w:r>
+      <w:r>
+        <w:lastRenderedPageBreak/>
+        <w:t>držam med izvajanjem telesnih aktivnosti, zato je izbira tega modela za to nalogo zelo smiselna.</w:t>
+      </w:r>
+    </w:p>
+    <w:p/>
+    <w:p>
+      <w:r>
+        <w:t xml:space="preserve">Model </w:t>
+      </w:r>
+      <w:proofErr w:type="spellStart"/>
+      <w:r>
+        <w:t>MoveNet</w:t>
+      </w:r>
+      <w:proofErr w:type="spellEnd"/>
+      <w:r>
+        <w:t xml:space="preserve"> ima dve različici: </w:t>
+      </w:r>
+      <w:proofErr w:type="spellStart"/>
+      <w:r>
+        <w:t>Lightning</w:t>
+      </w:r>
+      <w:proofErr w:type="spellEnd"/>
+      <w:r>
+        <w:t xml:space="preserve"> in </w:t>
+      </w:r>
+      <w:proofErr w:type="spellStart"/>
+      <w:r>
+        <w:t>Thunder</w:t>
+      </w:r>
+      <w:proofErr w:type="spellEnd"/>
+      <w:r>
+        <w:t xml:space="preserve">. </w:t>
+      </w:r>
+      <w:proofErr w:type="spellStart"/>
+      <w:r>
+        <w:t>Movenet</w:t>
+      </w:r>
+      <w:proofErr w:type="spellEnd"/>
+      <w:r>
+        <w:t xml:space="preserve"> </w:t>
+      </w:r>
+      <w:proofErr w:type="spellStart"/>
+      <w:r>
+        <w:t>Lightning</w:t>
+      </w:r>
+      <w:proofErr w:type="spellEnd"/>
+      <w:r>
+        <w:t xml:space="preserve"> je </w:t>
+      </w:r>
+      <w:r>
+        <w:t>“</w:t>
+      </w:r>
+      <w:r>
+        <w:t>lažji</w:t>
+      </w:r>
+      <w:r>
+        <w:t>“</w:t>
+      </w:r>
+      <w:r>
+        <w:t xml:space="preserve"> model, ki ima praviloma slabšo kvaliteto zaznave in manjšo računsko zahtevnost. Njegova prioriteta je hitrost, zato zaznava telesne drže deluje le za eno oseb</w:t>
+      </w:r>
+      <w:r>
+        <w:t>o</w:t>
+      </w:r>
+      <w:r>
+        <w:t xml:space="preserve">. </w:t>
+      </w:r>
+      <w:proofErr w:type="spellStart"/>
+      <w:r>
+        <w:t>MoveNet</w:t>
+      </w:r>
+      <w:proofErr w:type="spellEnd"/>
+      <w:r>
+        <w:t xml:space="preserve"> </w:t>
+      </w:r>
+      <w:proofErr w:type="spellStart"/>
+      <w:r>
+        <w:t>Thunder</w:t>
+      </w:r>
+      <w:proofErr w:type="spellEnd"/>
+      <w:r>
+        <w:t xml:space="preserve"> pa ima praviloma boljšo kvaliteto zaznave in s tem povečano računsko zahtevnost, kar naredi model </w:t>
+      </w:r>
+      <w:r>
+        <w:t>“</w:t>
+      </w:r>
+      <w:r>
+        <w:t>težji</w:t>
+      </w:r>
+      <w:r>
+        <w:t>“</w:t>
+      </w:r>
+      <w:r>
+        <w:t xml:space="preserve">. </w:t>
+      </w:r>
+      <w:r>
+        <w:t xml:space="preserve">Sposoben je tudi zaznave več oseb hkrati, zato obstajata dve </w:t>
+      </w:r>
+      <w:proofErr w:type="spellStart"/>
+      <w:r>
+        <w:t>različi</w:t>
+      </w:r>
+      <w:proofErr w:type="spellEnd"/>
+      <w:r>
+        <w:t xml:space="preserve"> </w:t>
+      </w:r>
+      <w:proofErr w:type="spellStart"/>
+      <w:r>
+        <w:t>MoveNet</w:t>
+      </w:r>
+      <w:proofErr w:type="spellEnd"/>
+      <w:r>
+        <w:t xml:space="preserve"> </w:t>
+      </w:r>
+      <w:proofErr w:type="spellStart"/>
+      <w:r>
+        <w:t>Thunder</w:t>
+      </w:r>
+      <w:proofErr w:type="spellEnd"/>
+      <w:r>
+        <w:t xml:space="preserve"> modela: SINGLEPOSE_THUNDER</w:t>
+      </w:r>
+      <w:r>
+        <w:t xml:space="preserve">, namenjen zaznavi le ene osebe v kadru </w:t>
+      </w:r>
+      <w:r>
+        <w:t>in MULTIPOSE_THUNDER</w:t>
+      </w:r>
+      <w:r>
+        <w:t xml:space="preserve">, ki je sposoben zaznave več oseb v kadru </w:t>
+      </w:r>
+      <w:r>
+        <w:t>hkrati</w:t>
+      </w:r>
+      <w:r>
+        <w:t>.</w:t>
+      </w:r>
+      <w:r>
+        <w:t xml:space="preserve"> Različica </w:t>
+      </w:r>
+      <w:proofErr w:type="spellStart"/>
+      <w:r>
+        <w:t>Lightning</w:t>
+      </w:r>
+      <w:proofErr w:type="spellEnd"/>
+      <w:r>
+        <w:t xml:space="preserve"> je bolj primerna za realno-časovno zaznavo</w:t>
+      </w:r>
+      <w:r>
+        <w:t>, ki je ključnega pomena v tej nalogi.</w:t>
+      </w:r>
+    </w:p>
+    <w:p/>
+    <w:p>
+      <w:r>
+        <w:t xml:space="preserve">Obe različici modela </w:t>
+      </w:r>
+      <w:proofErr w:type="spellStart"/>
+      <w:r>
+        <w:t>MoveNet</w:t>
+      </w:r>
+      <w:proofErr w:type="spellEnd"/>
+      <w:r>
+        <w:t xml:space="preserve"> prejmeta na vhod RGB sliko ali posnetek video toka, ki je predstavljen kot tenzor z obliko 192x192x3 za </w:t>
+      </w:r>
+      <w:proofErr w:type="spellStart"/>
+      <w:r>
+        <w:t>Lightning</w:t>
+      </w:r>
+      <w:proofErr w:type="spellEnd"/>
+      <w:r>
+        <w:t xml:space="preserve"> različico in 256x256x3 za </w:t>
+      </w:r>
+      <w:proofErr w:type="spellStart"/>
+      <w:r>
+        <w:t>Thunder</w:t>
+      </w:r>
+      <w:proofErr w:type="spellEnd"/>
+      <w:r>
+        <w:t xml:space="preserve"> različico.</w:t>
+      </w:r>
+      <w:r>
+        <w:t xml:space="preserve"> Obe različici podata na izhodu 4D tenzor oblike [1, 1, 17, 3], kjer</w:t>
+      </w:r>
+      <w:r>
+        <w:t xml:space="preserve"> za </w:t>
+      </w:r>
+      <w:r>
+        <w:t xml:space="preserve">vsako od </w:t>
+      </w:r>
+      <w:r>
+        <w:t>vseh 17 sklepnih točk, ki jih model napove,</w:t>
+      </w:r>
+      <w:r>
+        <w:t xml:space="preserve"> prva dva kanala zadnje dimenzije predstavljata x in y koordinati, vrednost zadnjega kanala zadnje dimenzije pa predstavlja oceno zanesljivosti napovedi</w:t>
+      </w:r>
+      <w:r>
+        <w:t xml:space="preserve"> za vsako sklepno točko</w:t>
+      </w:r>
+      <w:r>
+        <w:t>.</w:t>
+      </w:r>
+      <w:r>
+        <w:t xml:space="preserve"> (Vir: </w:t>
+      </w:r>
+      <w:hyperlink r:id="rId18" w:history="1">
+        <w:r>
+          <w:rPr>
+            <w:rStyle w:val="Hyperlink"/>
+            <w:rFonts w:cs="Arial"/>
+          </w:rPr>
+          <w:t>https://storage.googleapis.com/movenet/MoveNet.SinglePose%20Model%20Card.pdf</w:t>
+        </w:r>
+      </w:hyperlink>
+      <w:r>
+        <w:t xml:space="preserve">, </w:t>
+      </w:r>
+      <w:hyperlink r:id="rId19" w:history="1">
+        <w:r>
+          <w:rPr>
+            <w:rStyle w:val="Hyperlink"/>
+            <w:rFonts w:cs="Arial"/>
+          </w:rPr>
+          <w:t>https://blog.tensorflow.org/2021/05/next-generation-pose-detection-with-movenet-and-tensorflowjs.html</w:t>
+        </w:r>
+      </w:hyperlink>
+      <w:r>
+        <w:t xml:space="preserve"> </w:t>
+      </w:r>
+      <w:r>
+        <w:t>)</w:t>
+      </w:r>
+    </w:p>
+    <w:p/>
+    <w:p>
+      <w:r>
+        <w:t xml:space="preserve">V primeru, da je v kadru več oseb hkrati, se različica modela za zaznavo le ene osebe osredotoča na zaznavanje drže osebe, ki je najbližje središču slike in ignorira ostale osebe </w:t>
+      </w:r>
+      <w:r>
+        <w:t>v sliki</w:t>
+      </w:r>
+      <w:r>
+        <w:t xml:space="preserve"> (zavrača osebe v ozadju).</w:t>
+      </w:r>
+      <w:r>
+        <w:t xml:space="preserve"> Model napove 17 ključnih točk,</w:t>
+      </w:r>
+      <w:r>
+        <w:t xml:space="preserve"> ki so enake oblike kot pri izhodu modela </w:t>
+      </w:r>
+      <w:proofErr w:type="spellStart"/>
+      <w:r>
+        <w:t>PoseNet</w:t>
+      </w:r>
+      <w:proofErr w:type="spellEnd"/>
+      <w:r>
+        <w:t>, predstavljene na</w:t>
+      </w:r>
+      <w:r>
+        <w:t xml:space="preserve"> </w:t>
+      </w:r>
+      <w:r>
+        <w:fldChar w:fldCharType="begin"/>
+      </w:r>
+      <w:r>
+        <w:instrText xml:space="preserve"> REF _Ref224991595 \h </w:instrText>
+      </w:r>
+      <w:r>
+        <w:fldChar w:fldCharType="separate"/>
+      </w:r>
+      <w:r>
+        <w:t xml:space="preserve">Slika </w:t>
+      </w:r>
+      <w:r>
+        <w:rPr>
+          <w:noProof/>
+        </w:rPr>
+        <w:t>2</w:t>
+      </w:r>
+      <w:r>
+        <w:t>.</w:t>
+      </w:r>
+      <w:r>
+        <w:rPr>
+          <w:noProof/>
+        </w:rPr>
+        <w:t>3</w:t>
+      </w:r>
+      <w:r>
+        <w:t xml:space="preserve">: Shema sklepnih točk </w:t>
+      </w:r>
+      <w:proofErr w:type="spellStart"/>
+      <w:r>
+        <w:t>PoseNet</w:t>
+      </w:r>
+      <w:proofErr w:type="spellEnd"/>
+      <w:r>
+        <w:t xml:space="preserve"> modela</w:t>
+      </w:r>
+      <w:r>
+        <w:fldChar w:fldCharType="end"/>
+      </w:r>
+      <w:r>
+        <w:t>.</w:t>
+      </w:r>
+    </w:p>
+    <w:p/>
+    <w:p>
+      <w:r>
+        <w:lastRenderedPageBreak/>
+        <w:t xml:space="preserve">Model je privzeto naučen na že omenjeni COCO-pose učni množici in na </w:t>
+      </w:r>
+      <w:r>
+        <w:t xml:space="preserve">učni množici imenovani </w:t>
+      </w:r>
+      <w:proofErr w:type="spellStart"/>
+      <w:r>
+        <w:t>Active</w:t>
+      </w:r>
+      <w:proofErr w:type="spellEnd"/>
+      <w:r>
+        <w:t xml:space="preserve">, ki je zgrajena iz </w:t>
+      </w:r>
+      <w:r>
+        <w:t xml:space="preserve">slik, </w:t>
+      </w:r>
+      <w:r>
+        <w:t xml:space="preserve">na katerih </w:t>
+      </w:r>
+      <w:r>
+        <w:t xml:space="preserve">oseba izvaja neko aktivnost – </w:t>
+      </w:r>
+      <w:r>
+        <w:t>izvajanje vadbe v</w:t>
+      </w:r>
+      <w:r>
+        <w:t xml:space="preserve"> fitnesu, raztegovanje, ples, ...</w:t>
+      </w:r>
+      <w:r>
+        <w:t xml:space="preserve"> Privzeto učenje na učni množici </w:t>
+      </w:r>
+      <w:proofErr w:type="spellStart"/>
+      <w:r>
+        <w:t>Active</w:t>
+      </w:r>
+      <w:proofErr w:type="spellEnd"/>
+      <w:r>
+        <w:t xml:space="preserve"> ga razlikuje od ostalih modelov, ki so privzeto učeni le na COCO-pose učni množici in poudarja, da je namenjen uporabi sledenju telesne drže med izvajanjem aktivnosti.</w:t>
+      </w:r>
+    </w:p>
+    <w:p/>
+    <w:p>
+      <w:r>
+        <w:t xml:space="preserve">Pri inicializaciji modela </w:t>
+      </w:r>
+      <w:proofErr w:type="spellStart"/>
+      <w:r>
+        <w:t>MoveNet</w:t>
+      </w:r>
+      <w:proofErr w:type="spellEnd"/>
+      <w:r>
+        <w:t xml:space="preserve"> je potrebno podati konfiguracijo, ki sestoji iz naslednjih parametrov:</w:t>
+      </w:r>
+    </w:p>
+    <w:p>
+      <w:pPr>
+        <w:pStyle w:val="ListParagraph"/>
+        <w:numPr>
+          <w:ilvl w:val="0"/>
+          <w:numId w:val="59"/>
+        </w:numPr>
+      </w:pPr>
+      <w:proofErr w:type="spellStart"/>
+      <w:r>
+        <w:t>modelType</w:t>
+      </w:r>
+      <w:proofErr w:type="spellEnd"/>
+      <w:r>
+        <w:t>: izbira med SINGLEPOSE_LIGHTNING, SINGLEPOSE_THUNDER in MULTIPOSE_THUNDER tipi modela</w:t>
+      </w:r>
+    </w:p>
+    <w:p>
+      <w:pPr>
+        <w:pStyle w:val="ListParagraph"/>
+        <w:numPr>
+          <w:ilvl w:val="0"/>
+          <w:numId w:val="59"/>
+        </w:numPr>
+      </w:pPr>
+      <w:proofErr w:type="spellStart"/>
+      <w:r>
+        <w:t>modelUrl</w:t>
+      </w:r>
+      <w:proofErr w:type="spellEnd"/>
+      <w:r>
+        <w:t>: niz, ki določa prilagojen URL-naslov modela</w:t>
+      </w:r>
+    </w:p>
+    <w:p>
+      <w:pPr>
+        <w:pStyle w:val="ListParagraph"/>
+        <w:numPr>
+          <w:ilvl w:val="0"/>
+          <w:numId w:val="59"/>
+        </w:numPr>
+      </w:pPr>
+      <w:proofErr w:type="spellStart"/>
+      <w:r>
+        <w:t>enableSmoothing</w:t>
+      </w:r>
+      <w:proofErr w:type="spellEnd"/>
+      <w:r>
+        <w:t>: logična vrednost, ki določa, ali naj se za glajenje napovedanih ključnih točk uporabi časovni filter</w:t>
+      </w:r>
+    </w:p>
+    <w:p>
+      <w:pPr>
+        <w:pStyle w:val="ListParagraph"/>
+        <w:numPr>
+          <w:ilvl w:val="0"/>
+          <w:numId w:val="59"/>
+        </w:numPr>
+      </w:pPr>
+      <w:proofErr w:type="spellStart"/>
+      <w:r>
+        <w:t>minPoseScore</w:t>
+      </w:r>
+      <w:proofErr w:type="spellEnd"/>
+      <w:r>
+        <w:t xml:space="preserve">: minimalna ocena zanesljivosti, ki jo mora imeti poza, da se </w:t>
+      </w:r>
+      <w:r>
+        <w:t>njena zaznava šteje za veljavno</w:t>
+      </w:r>
+    </w:p>
+    <w:p>
+      <w:pPr>
+        <w:pStyle w:val="ListParagraph"/>
+        <w:numPr>
+          <w:ilvl w:val="0"/>
+          <w:numId w:val="59"/>
+        </w:numPr>
+      </w:pPr>
+      <w:proofErr w:type="spellStart"/>
+      <w:r>
+        <w:t>multiPoseMaxDimension</w:t>
+      </w:r>
+      <w:proofErr w:type="spellEnd"/>
+      <w:r>
+        <w:t>: Največja dimenzija, ki se uporabi kot vhod za model za zaznavo več telesnih drž hkrati. Mora biti večkratnik števila 32, kot omenjeno pa je privzeta vrednost 256.</w:t>
+      </w:r>
+    </w:p>
+    <w:p>
+      <w:pPr>
+        <w:pStyle w:val="ListParagraph"/>
+        <w:numPr>
+          <w:ilvl w:val="0"/>
+          <w:numId w:val="59"/>
+        </w:numPr>
+      </w:pPr>
+      <w:proofErr w:type="spellStart"/>
+      <w:r>
+        <w:t>enableTracking</w:t>
+      </w:r>
+      <w:proofErr w:type="spellEnd"/>
+      <w:r>
+        <w:t xml:space="preserve">: logična vrednost, ki se uporablja pri zaznavi </w:t>
+      </w:r>
+      <w:proofErr w:type="spellStart"/>
+      <w:r>
+        <w:t>večih</w:t>
+      </w:r>
+      <w:proofErr w:type="spellEnd"/>
+      <w:r>
+        <w:t xml:space="preserve"> oseb in določa, ali naj vsaka telesna drža vsebuje edinstveni identifikator, ki omogoča sledenju </w:t>
+      </w:r>
+      <w:r>
+        <w:t xml:space="preserve">telesni </w:t>
+      </w:r>
+      <w:r>
+        <w:t>drži.</w:t>
+      </w:r>
+    </w:p>
+    <w:p>
+      <w:pPr>
+        <w:pStyle w:val="ListParagraph"/>
+        <w:numPr>
+          <w:ilvl w:val="0"/>
+          <w:numId w:val="59"/>
+        </w:numPr>
+      </w:pPr>
+      <w:proofErr w:type="spellStart"/>
+      <w:r>
+        <w:t>trackerType</w:t>
+      </w:r>
+      <w:proofErr w:type="spellEnd"/>
+      <w:r>
+        <w:t xml:space="preserve"> in </w:t>
+      </w:r>
+      <w:proofErr w:type="spellStart"/>
+      <w:r>
+        <w:t>trackerConfig</w:t>
+      </w:r>
+      <w:proofErr w:type="spellEnd"/>
+      <w:r>
+        <w:t>: se uporabljata za tip in konfiguracijo načina sledenja telesni drži.</w:t>
+      </w:r>
+    </w:p>
+    <w:p/>
+    <w:p>
+      <w:pPr>
+        <w:pStyle w:val="Heading3"/>
+      </w:pPr>
+      <w:proofErr w:type="spellStart"/>
+      <w:r>
+        <w:t>BlazePose</w:t>
+      </w:r>
+      <w:proofErr w:type="spellEnd"/>
+      <w:r>
+        <w:t xml:space="preserve"> – Tensorflow.js</w:t>
+      </w:r>
+      <w:r>
+        <w:t xml:space="preserve"> </w:t>
+      </w:r>
+      <w:r>
+        <w:t xml:space="preserve">(Vir: </w:t>
+      </w:r>
+      <w:hyperlink r:id="rId20" w:history="1">
+        <w:r>
+          <w:rPr>
+            <w:rStyle w:val="Hyperlink"/>
+            <w:rFonts w:cs="Arial"/>
+          </w:rPr>
+          <w:t>https://arxiv.org/pdf/2006.10204</w:t>
+        </w:r>
+      </w:hyperlink>
+      <w:r>
+        <w:t xml:space="preserve"> )</w:t>
+      </w:r>
+    </w:p>
+    <w:p>
+      <w:proofErr w:type="spellStart"/>
+      <w:r>
+        <w:t>BlazePose</w:t>
+      </w:r>
+      <w:proofErr w:type="spellEnd"/>
+      <w:r>
+        <w:t xml:space="preserve"> je </w:t>
+      </w:r>
+      <w:r>
+        <w:t>“</w:t>
+      </w:r>
+      <w:r>
+        <w:t>lahka</w:t>
+      </w:r>
+      <w:r>
+        <w:t>“</w:t>
+      </w:r>
+      <w:r>
+        <w:t xml:space="preserve"> </w:t>
+      </w:r>
+      <w:proofErr w:type="spellStart"/>
+      <w:r>
+        <w:t>konvolucijska</w:t>
+      </w:r>
+      <w:proofErr w:type="spellEnd"/>
+      <w:r>
+        <w:t xml:space="preserve"> arhitektura nevronsk</w:t>
+      </w:r>
+      <w:r>
+        <w:t>e</w:t>
+      </w:r>
+      <w:r>
+        <w:t xml:space="preserve"> mreže, namenjena</w:t>
+      </w:r>
+      <w:r>
+        <w:t xml:space="preserve"> </w:t>
+      </w:r>
+      <w:r>
+        <w:t xml:space="preserve">za realno-časovno zaznavanje drže, zasnovan za delovanje na robnih napravah, ki je namenjen za scenarije, kot so fitnes aplikacije. Podobno kot </w:t>
+      </w:r>
+      <w:proofErr w:type="spellStart"/>
+      <w:r>
+        <w:t>PoseNet</w:t>
+      </w:r>
+      <w:proofErr w:type="spellEnd"/>
+      <w:r>
+        <w:t xml:space="preserve"> in </w:t>
+      </w:r>
+      <w:proofErr w:type="spellStart"/>
+      <w:r>
+        <w:t>MoveNet</w:t>
+      </w:r>
+      <w:proofErr w:type="spellEnd"/>
+      <w:r>
+        <w:t xml:space="preserve">, je tudi </w:t>
+      </w:r>
+      <w:proofErr w:type="spellStart"/>
+      <w:r>
+        <w:t>BlazePose</w:t>
+      </w:r>
+      <w:proofErr w:type="spellEnd"/>
+      <w:r>
+        <w:t xml:space="preserve"> v brskalniku dostopen preko knjižnice </w:t>
+      </w:r>
+      <w:proofErr w:type="spellStart"/>
+      <w:r>
+        <w:t>npm</w:t>
+      </w:r>
+      <w:proofErr w:type="spellEnd"/>
+      <w:r>
+        <w:t xml:space="preserve"> </w:t>
+      </w:r>
+      <w:r>
+        <w:t>“</w:t>
+      </w:r>
+      <w:r>
+        <w:t>@</w:t>
+      </w:r>
+      <w:proofErr w:type="spellStart"/>
+      <w:r>
+        <w:t>tensorflow-models</w:t>
+      </w:r>
+      <w:proofErr w:type="spellEnd"/>
+      <w:r>
+        <w:t>/pose-</w:t>
+      </w:r>
+      <w:proofErr w:type="spellStart"/>
+      <w:r>
+        <w:t>detection</w:t>
+      </w:r>
+      <w:proofErr w:type="spellEnd"/>
+      <w:r>
+        <w:t>“</w:t>
+      </w:r>
+      <w:r>
+        <w:t xml:space="preserve"> in se izvaja z uporabo knjižnice </w:t>
+      </w:r>
+      <w:proofErr w:type="spellStart"/>
+      <w:r>
+        <w:t>npm</w:t>
+      </w:r>
+      <w:proofErr w:type="spellEnd"/>
+      <w:r>
+        <w:t xml:space="preserve"> </w:t>
+      </w:r>
+      <w:r>
+        <w:t>“</w:t>
+      </w:r>
+      <w:r>
+        <w:t>@</w:t>
+      </w:r>
+      <w:proofErr w:type="spellStart"/>
+      <w:r>
+        <w:t>tensorflow-js</w:t>
+      </w:r>
+      <w:proofErr w:type="spellEnd"/>
+      <w:r>
+        <w:t>“</w:t>
+      </w:r>
+      <w:r>
+        <w:t xml:space="preserve">. </w:t>
+      </w:r>
+      <w:r>
+        <w:t>Implementacija arhitekture Blaz</w:t>
+      </w:r>
+      <w:proofErr w:type="spellStart"/>
+      <w:r>
+        <w:t>ePose</w:t>
+      </w:r>
+      <w:proofErr w:type="spellEnd"/>
+      <w:r>
+        <w:t xml:space="preserve"> je </w:t>
+      </w:r>
+      <w:r>
+        <w:t xml:space="preserve"> vključena tudi </w:t>
+      </w:r>
+      <w:r>
+        <w:t xml:space="preserve">v </w:t>
+      </w:r>
+      <w:r>
+        <w:t xml:space="preserve">uporabi </w:t>
+      </w:r>
+      <w:proofErr w:type="spellStart"/>
+      <w:r>
+        <w:t>MediaPipe</w:t>
+      </w:r>
+      <w:r>
+        <w:t>-ove</w:t>
+      </w:r>
+      <w:r>
+        <w:t>ga</w:t>
+      </w:r>
+      <w:proofErr w:type="spellEnd"/>
+      <w:r>
+        <w:t xml:space="preserve"> </w:t>
+      </w:r>
+      <w:r>
+        <w:t>model</w:t>
+      </w:r>
+      <w:r>
+        <w:t>a</w:t>
+      </w:r>
+      <w:r>
+        <w:t xml:space="preserve"> </w:t>
+      </w:r>
+      <w:proofErr w:type="spellStart"/>
+      <w:r>
+        <w:t>PoseLandmarker</w:t>
+      </w:r>
+      <w:proofErr w:type="spellEnd"/>
+      <w:r>
+        <w:t xml:space="preserve">. </w:t>
+      </w:r>
+    </w:p>
+    <w:p/>
+    <w:p>
+      <w:r>
+        <w:lastRenderedPageBreak/>
+        <w:t xml:space="preserve">Trenutni standard za predstavo zaznave sklepnih točk telesne drže je topologija COCO, ki zajema 17 sklepnih točk. Ključne točke COCO se nanašajo le na gležnje in zapestja, pri čemer manjkajo podatki o usmerjenosti rok in nog, kar je ključnega pomena za aplikacije, ki se uporabljajo med telesnimi </w:t>
+      </w:r>
+      <w:r>
+        <w:t xml:space="preserve">aktivnostmi. </w:t>
+      </w:r>
+      <w:r>
+        <w:t xml:space="preserve">Zato </w:t>
+      </w:r>
+      <w:proofErr w:type="spellStart"/>
+      <w:r>
+        <w:t>BlazePose</w:t>
+      </w:r>
+      <w:proofErr w:type="spellEnd"/>
+      <w:r>
+        <w:t xml:space="preserve">, na vhodi RGB sliki ali posnetku video toka opravi zaznavo telesne drže in jo, podobno </w:t>
+      </w:r>
+      <w:r>
+        <w:t>kot Me</w:t>
+      </w:r>
+      <w:proofErr w:type="spellStart"/>
+      <w:r>
+        <w:t>diaPipe</w:t>
+      </w:r>
+      <w:proofErr w:type="spellEnd"/>
+      <w:r>
+        <w:t xml:space="preserve">-ov model </w:t>
+      </w:r>
+      <w:proofErr w:type="spellStart"/>
+      <w:r>
+        <w:t>PoseLandmarker</w:t>
+      </w:r>
+      <w:proofErr w:type="spellEnd"/>
+      <w:r>
+        <w:t xml:space="preserve">, </w:t>
+      </w:r>
+      <w:r>
+        <w:t>predstavi v obliki 33 sklepnih točk</w:t>
+      </w:r>
+      <w:r>
+        <w:t xml:space="preserve">, ki so prikazane na </w:t>
+      </w:r>
+      <w:r>
+        <w:fldChar w:fldCharType="begin"/>
+      </w:r>
+      <w:r>
+        <w:instrText xml:space="preserve"> REF _Ref224994256 \h </w:instrText>
+      </w:r>
+      <w:r>
+        <w:fldChar w:fldCharType="separate"/>
+      </w:r>
+      <w:r>
+        <w:t xml:space="preserve">Shema sklepnih točk modela </w:t>
+      </w:r>
+      <w:proofErr w:type="spellStart"/>
+      <w:r>
+        <w:t>MediaPipe</w:t>
+      </w:r>
+      <w:proofErr w:type="spellEnd"/>
+      <w:r>
+        <w:t xml:space="preserve"> Pose </w:t>
+      </w:r>
+      <w:proofErr w:type="spellStart"/>
+      <w:r>
+        <w:t>Landmarker</w:t>
+      </w:r>
+      <w:proofErr w:type="spellEnd"/>
+      <w:r>
+        <w:t xml:space="preserve"> (33 točk)</w:t>
+      </w:r>
+      <w:r>
+        <w:fldChar w:fldCharType="end"/>
+      </w:r>
+      <w:r>
+        <w:t xml:space="preserve">. </w:t>
+      </w:r>
+    </w:p>
     <w:p>
       <w:pPr>
         <w:pStyle w:val="Heading1"/>
@@ -4482,73 +5945,76 @@
           <w:tab w:val="num" w:pos="567"/>
         </w:tabs>
       </w:pPr>
-      <w:bookmarkStart w:id="13" w:name="_Toc221980687"/>
+      <w:bookmarkStart w:id="15" w:name="_Toc221980687"/>
+      <w:r>
+        <w:t>Mehanizem stanj</w:t>
+      </w:r>
+      <w:bookmarkEnd w:id="15"/>
+    </w:p>
+    <w:p>
+      <w:r>
+        <w:t>V nadaljevanju je predstavljen mehanizem stanj, ki vodi uporabnika skozi celoten proces spremljanja in analize vadbe. Stanja zajemajo priprav</w:t>
+      </w:r>
+      <w:r>
+        <w:t>o</w:t>
+      </w:r>
+      <w:r>
+        <w:t>, izvedbo</w:t>
+      </w:r>
+      <w:r>
+        <w:t xml:space="preserve"> </w:t>
+      </w:r>
+      <w:r>
+        <w:t>in zaključek vadbe</w:t>
+      </w:r>
+      <w:r>
+        <w:t>, zagotavljajo pa kvaliteto zajemanja</w:t>
+      </w:r>
+      <w:r>
+        <w:t xml:space="preserve"> sklepnih točk</w:t>
+      </w:r>
+      <w:r>
+        <w:t>, ki je ključnega pomena za analizo.</w:t>
+      </w:r>
+      <w:r>
+        <w:t xml:space="preserve"> Mehanizem je zasnovan kot zaporedje jasno definiranih stanj, vsako stanje predstavlja specifičen sklop pogojev, ki morajo biti izpolnjeni, da se mehanizem premakne v naslednj</w:t>
+      </w:r>
+      <w:r>
+        <w:t xml:space="preserve">o </w:t>
+      </w:r>
+      <w:r>
+        <w:t xml:space="preserve">stanje. </w:t>
+      </w:r>
+      <w:r>
+        <w:t>Če katerokoli od predhodnih stanj ni izpolnjeno, se mehanizem takoj pomakne v prvo neizpolnjeno stanje.</w:t>
+      </w:r>
+      <w:r>
+        <w:t xml:space="preserve"> Na ta način se zagotovi, da se analiza prične šele takrat, ko so vhodni podatki analize dovolj stabilni in zanesljivi</w:t>
+      </w:r>
+      <w:r>
+        <w:t>, ter da uporabnik pred začetkom vadbe prejme kvalitetno usmeritev za pravilno pripravo</w:t>
+      </w:r>
+      <w:r>
+        <w:t>, kajti vsako izmed stanj na zaslonu izpiše sporočilo, kako zadovoljiti pogoj</w:t>
+      </w:r>
+      <w:r>
+        <w:t xml:space="preserve">, ki ga </w:t>
+      </w:r>
+      <w:r>
+        <w:t>stanj</w:t>
+      </w:r>
+      <w:r>
+        <w:t>e preverja</w:t>
+      </w:r>
+      <w:r>
+        <w:t>.</w:t>
+      </w:r>
+      <w:r>
+        <w:t xml:space="preserve"> Izjema je </w:t>
+      </w:r>
       <w:r>
         <w:lastRenderedPageBreak/>
-        <w:t>Mehanizem stanj</w:t>
-      </w:r>
-      <w:bookmarkEnd w:id="13"/>
-    </w:p>
-    <w:p>
-      <w:r>
-        <w:t>V nadaljevanju je predstavljen mehanizem stanj, ki vodi uporabnika skozi celoten proces spremljanja in analize vadbe. Stanja zajemajo priprav</w:t>
-      </w:r>
-      <w:r>
-        <w:t>o</w:t>
-      </w:r>
-      <w:r>
-        <w:t>, izvedbo</w:t>
-      </w:r>
-      <w:r>
-        <w:t xml:space="preserve"> </w:t>
-      </w:r>
-      <w:r>
-        <w:t>in zaključek vadbe</w:t>
-      </w:r>
-      <w:r>
-        <w:t>, zagotavljajo pa kvaliteto zajemanja</w:t>
-      </w:r>
-      <w:r>
-        <w:t xml:space="preserve"> sklepnih točk</w:t>
-      </w:r>
-      <w:r>
-        <w:t>, ki je ključnega pomena za analizo.</w:t>
-      </w:r>
-      <w:r>
-        <w:t xml:space="preserve"> Mehanizem je zasnovan kot zaporedje jasno definiranih stanj, vsako stanje predstavlja specifičen sklop pogojev, ki morajo biti izpolnjeni, da se mehanizem premakne v naslednj</w:t>
-      </w:r>
-      <w:r>
-        <w:t xml:space="preserve">o </w:t>
-      </w:r>
-      <w:r>
-        <w:t xml:space="preserve">stanje. </w:t>
-      </w:r>
-      <w:r>
-        <w:t>Če katerokoli od predhodnih stanj ni izpolnjeno, se mehanizem takoj pomakne v prvo neizpolnjeno stanje.</w:t>
-      </w:r>
-      <w:r>
-        <w:t xml:space="preserve"> Na ta način se zagotovi, da se analiza prične šele takrat, ko so vhodni podatki analize dovolj stabilni in zanesljivi</w:t>
-      </w:r>
-      <w:r>
-        <w:t>, ter da uporabnik pred začetkom vadbe prejme kvalitetno usmeritev za pravilno pripravo</w:t>
-      </w:r>
-      <w:r>
-        <w:t>, kajti vsako izmed stanj na zaslonu izpiše sporočilo, kako zadovoljiti pogoj</w:t>
-      </w:r>
-      <w:r>
-        <w:t xml:space="preserve">, ki ga </w:t>
-      </w:r>
-      <w:r>
-        <w:t>stanj</w:t>
-      </w:r>
-      <w:r>
-        <w:t>e preverja</w:t>
-      </w:r>
-      <w:r>
-        <w:t>.</w:t>
-      </w:r>
-      <w:r>
-        <w:t xml:space="preserve"> Izjema je le stanje »</w:t>
+        <w:t>le stanje »</w:t>
       </w:r>
       <w:r>
         <w:t>OPRAVI_SERIJO</w:t>
@@ -4660,11 +6126,11 @@
       <w:pPr>
         <w:pStyle w:val="Heading3"/>
       </w:pPr>
-      <w:bookmarkStart w:id="14" w:name="_Toc221980688"/>
+      <w:bookmarkStart w:id="16" w:name="_Toc221980688"/>
       <w:r>
         <w:t>Stanje NI_V_KADRU</w:t>
       </w:r>
-      <w:bookmarkEnd w:id="14"/>
+      <w:bookmarkEnd w:id="16"/>
     </w:p>
     <w:p>
       <w:r>
@@ -4712,12 +6178,11 @@
       <w:pPr>
         <w:pStyle w:val="Heading3"/>
       </w:pPr>
-      <w:bookmarkStart w:id="15" w:name="_Toc221980689"/>
-      <w:r>
-        <w:lastRenderedPageBreak/>
+      <w:bookmarkStart w:id="17" w:name="_Toc221980689"/>
+      <w:r>
         <w:t>Stanje NI_OBRNJEN_PROTI_KAMERI</w:t>
       </w:r>
-      <w:bookmarkEnd w:id="15"/>
+      <w:bookmarkEnd w:id="17"/>
     </w:p>
     <w:p>
       <w:r>
@@ -4760,11 +6225,12 @@
       <w:pPr>
         <w:pStyle w:val="Heading3"/>
       </w:pPr>
-      <w:bookmarkStart w:id="16" w:name="_Toc221980690"/>
-      <w:r>
+      <w:bookmarkStart w:id="18" w:name="_Toc221980690"/>
+      <w:r>
+        <w:lastRenderedPageBreak/>
         <w:t>Stanje NI_PRI_MIRU</w:t>
       </w:r>
-      <w:bookmarkEnd w:id="16"/>
+      <w:bookmarkEnd w:id="18"/>
     </w:p>
     <w:p>
       <w:r>
@@ -4853,11 +6319,11 @@
       <w:pPr>
         <w:pStyle w:val="Heading3"/>
       </w:pPr>
-      <w:bookmarkStart w:id="17" w:name="_Toc221980691"/>
+      <w:bookmarkStart w:id="19" w:name="_Toc221980691"/>
       <w:r>
         <w:t>Stanje ZAČETNI_POGOJI_DRŽE_NISO_IZPOLNJENI</w:t>
       </w:r>
-      <w:bookmarkEnd w:id="17"/>
+      <w:bookmarkEnd w:id="19"/>
     </w:p>
     <w:p>
       <w:r>
@@ -4959,7 +6425,6 @@
           <w:sz w:val="44"/>
           <w:szCs w:val="44"/>
         </w:rPr>
-        <w:lastRenderedPageBreak/>
         <w:t xml:space="preserve">SLIKA PRED HALF SQUAT </w:t>
       </w:r>
       <w:r>
@@ -4988,11 +6453,11 @@
       <w:pPr>
         <w:pStyle w:val="Heading3"/>
       </w:pPr>
-      <w:bookmarkStart w:id="18" w:name="_Toc221980692"/>
+      <w:bookmarkStart w:id="20" w:name="_Toc221980692"/>
       <w:r>
         <w:t>Stanje OPRAVI_SERIJO</w:t>
       </w:r>
-      <w:bookmarkEnd w:id="18"/>
+      <w:bookmarkEnd w:id="20"/>
     </w:p>
     <w:p>
       <w:r>
@@ -5005,7 +6470,11 @@
         <w:t>opisane v nadaljevanju.</w:t>
       </w:r>
       <w:r>
-        <w:t xml:space="preserve"> Da uporabnik iz trenutnega stanja preide v naslednjega, mora biti izpolnjen e</w:t>
+        <w:t xml:space="preserve"> Da uporabnik iz </w:t>
+      </w:r>
+      <w:r>
+        <w:lastRenderedPageBreak/>
+        <w:t>trenutnega stanja preide v naslednjega, mora biti izpolnjen e</w:t>
       </w:r>
       <w:r>
         <w:t>de</w:t>
@@ -5101,11 +6570,11 @@
       <w:pPr>
         <w:pStyle w:val="Heading3"/>
       </w:pPr>
-      <w:bookmarkStart w:id="19" w:name="_Toc221980693"/>
+      <w:bookmarkStart w:id="21" w:name="_Toc221980693"/>
       <w:r>
         <w:t>Stanje USTAVLJENO</w:t>
       </w:r>
-      <w:bookmarkEnd w:id="19"/>
+      <w:bookmarkEnd w:id="21"/>
     </w:p>
     <w:p>
       <w:r>
@@ -5120,12 +6589,11 @@
       <w:pPr>
         <w:pStyle w:val="Heading2"/>
       </w:pPr>
-      <w:bookmarkStart w:id="20" w:name="_Toc221980694"/>
-      <w:r>
-        <w:lastRenderedPageBreak/>
+      <w:bookmarkStart w:id="22" w:name="_Toc221980694"/>
+      <w:r>
         <w:t>Predpisi vaj</w:t>
       </w:r>
-      <w:bookmarkEnd w:id="20"/>
+      <w:bookmarkEnd w:id="22"/>
     </w:p>
     <w:p>
       <w:r>
@@ -5253,6 +6721,7 @@
         <w:spacing w:line="360" w:lineRule="auto"/>
       </w:pPr>
       <w:r>
+        <w:lastRenderedPageBreak/>
         <w:t xml:space="preserve">Predpis za desno stran – je neobvezen in zahtevan le pri unilateralnih vajah. Vsebuje podobne podatke kot predpis za levo stran, le da </w:t>
       </w:r>
       <w:r>
@@ -5304,11 +6773,11 @@
       <w:pPr>
         <w:pStyle w:val="Heading2"/>
       </w:pPr>
-      <w:bookmarkStart w:id="21" w:name="_Toc221980695"/>
+      <w:bookmarkStart w:id="23" w:name="_Toc221980695"/>
       <w:r>
         <w:t>Zajemanje ponovitev</w:t>
       </w:r>
-      <w:bookmarkEnd w:id="21"/>
+      <w:bookmarkEnd w:id="23"/>
     </w:p>
     <w:p>
       <w:r>
@@ -5368,7 +6837,6 @@
         <w:spacing w:line="360" w:lineRule="auto"/>
       </w:pPr>
       <w:r>
-        <w:lastRenderedPageBreak/>
         <w:t xml:space="preserve">Trend gibanja izbrane sklepne točke je izpolnil pogoje za </w:t>
       </w:r>
       <w:r>
@@ -5482,11 +6950,12 @@
       <w:pPr>
         <w:pStyle w:val="Heading3"/>
       </w:pPr>
-      <w:bookmarkStart w:id="22" w:name="_Toc221980696"/>
-      <w:r>
+      <w:bookmarkStart w:id="24" w:name="_Toc221980696"/>
+      <w:r>
+        <w:lastRenderedPageBreak/>
         <w:t>Čas koncentrične faze</w:t>
       </w:r>
-      <w:bookmarkEnd w:id="22"/>
+      <w:bookmarkEnd w:id="24"/>
     </w:p>
     <w:p>
       <w:r>
@@ -5524,11 +6993,11 @@
       <w:pPr>
         <w:pStyle w:val="Heading3"/>
       </w:pPr>
-      <w:bookmarkStart w:id="23" w:name="_Toc221980697"/>
+      <w:bookmarkStart w:id="25" w:name="_Toc221980697"/>
       <w:r>
         <w:t>Čas ekscentrične faze</w:t>
       </w:r>
-      <w:bookmarkEnd w:id="23"/>
+      <w:bookmarkEnd w:id="25"/>
     </w:p>
     <w:p>
       <w:r>
@@ -5545,83 +7014,83 @@
       <w:pPr>
         <w:pStyle w:val="Heading3"/>
       </w:pPr>
-      <w:bookmarkStart w:id="24" w:name="_Toc221980698"/>
+      <w:bookmarkStart w:id="26" w:name="_Toc221980698"/>
+      <w:r>
+        <w:t>Čas izometrične faze</w:t>
+      </w:r>
+      <w:bookmarkEnd w:id="26"/>
+    </w:p>
+    <w:p>
+      <w:r>
+        <w:t>Izometrična faza nastopi med koncentrično in ekscentrično fazo. Določi se po izvedbi same ponovitve. Čas izometrične faze se določi tako, da se pogleda bližina ekstrema sklepne točke v ponovitvi, ki določa najvišjo</w:t>
+      </w:r>
+      <w:r>
+        <w:t xml:space="preserve">, </w:t>
+      </w:r>
+      <w:r>
+        <w:t>najnižjo</w:t>
+      </w:r>
+      <w:r>
+        <w:t xml:space="preserve"> ali najbolj oddaljeno</w:t>
+      </w:r>
+      <w:r>
+        <w:t xml:space="preserve"> točko </w:t>
+      </w:r>
+      <w:r>
+        <w:t xml:space="preserve">od začetne točke </w:t>
+      </w:r>
+      <w:r>
+        <w:t xml:space="preserve">ponovitve. Če </w:t>
+      </w:r>
+      <w:r>
+        <w:t xml:space="preserve">hitrosti </w:t>
+      </w:r>
+      <w:r>
+        <w:t>sklepne točke, ki so v bližini ekstremne točke ponovitve</w:t>
+      </w:r>
+      <w:r>
+        <w:t xml:space="preserve">, padejo pod določen prag, se dodajo k polju točk, ki jih smatramo, da so v izometrični fazi. Izometrični čas se izračuna kot razlika med </w:t>
+      </w:r>
+      <w:r>
+        <w:t xml:space="preserve">časom zajema </w:t>
+      </w:r>
+      <w:r>
+        <w:t>zadnj</w:t>
+      </w:r>
+      <w:r>
+        <w:t>e</w:t>
+      </w:r>
+      <w:r>
+        <w:t xml:space="preserve"> in prv</w:t>
+      </w:r>
+      <w:r>
+        <w:t>e</w:t>
+      </w:r>
+      <w:r>
+        <w:t xml:space="preserve"> točko v tem polju izometričnih točk.</w:t>
+      </w:r>
+    </w:p>
+    <w:p/>
+    <w:p>
+      <w:pPr>
+        <w:pStyle w:val="Heading2"/>
+      </w:pPr>
+      <w:bookmarkStart w:id="27" w:name="_Toc221980699"/>
       <w:r>
         <w:lastRenderedPageBreak/>
-        <w:t>Čas izometrične faze</w:t>
-      </w:r>
-      <w:bookmarkEnd w:id="24"/>
-    </w:p>
-    <w:p>
-      <w:r>
-        <w:t>Izometrična faza nastopi med koncentrično in ekscentrično fazo. Določi se po izvedbi same ponovitve. Čas izometrične faze se določi tako, da se pogleda bližina ekstrema sklepne točke v ponovitvi, ki določa najvišjo</w:t>
-      </w:r>
-      <w:r>
-        <w:t xml:space="preserve">, </w:t>
-      </w:r>
-      <w:r>
-        <w:t>najnižjo</w:t>
-      </w:r>
-      <w:r>
-        <w:t xml:space="preserve"> ali najbolj oddaljeno</w:t>
-      </w:r>
-      <w:r>
-        <w:t xml:space="preserve"> točko </w:t>
-      </w:r>
-      <w:r>
-        <w:t xml:space="preserve">od začetne točke </w:t>
-      </w:r>
-      <w:r>
-        <w:t xml:space="preserve">ponovitve. Če </w:t>
-      </w:r>
-      <w:r>
-        <w:t xml:space="preserve">hitrosti </w:t>
-      </w:r>
-      <w:r>
-        <w:t>sklepne točke, ki so v bližini ekstremne točke ponovitve</w:t>
-      </w:r>
-      <w:r>
-        <w:t xml:space="preserve">, padejo pod določen prag, se dodajo k polju točk, ki jih smatramo, da so v izometrični fazi. Izometrični čas se izračuna kot razlika med </w:t>
-      </w:r>
-      <w:r>
-        <w:t xml:space="preserve">časom zajema </w:t>
-      </w:r>
-      <w:r>
-        <w:t>zadnj</w:t>
-      </w:r>
-      <w:r>
-        <w:t>e</w:t>
-      </w:r>
-      <w:r>
-        <w:t xml:space="preserve"> in prv</w:t>
-      </w:r>
-      <w:r>
-        <w:t>e</w:t>
-      </w:r>
-      <w:r>
-        <w:t xml:space="preserve"> točko v tem polju izometričnih točk.</w:t>
-      </w:r>
-    </w:p>
-    <w:p/>
-    <w:p>
-      <w:pPr>
-        <w:pStyle w:val="Heading2"/>
-      </w:pPr>
-      <w:bookmarkStart w:id="25" w:name="_Toc221980699"/>
-      <w:r>
         <w:t>Povratne informacije</w:t>
       </w:r>
-      <w:bookmarkEnd w:id="25"/>
+      <w:bookmarkEnd w:id="27"/>
     </w:p>
     <w:p>
       <w:pPr>
         <w:pStyle w:val="Heading3"/>
       </w:pPr>
-      <w:bookmarkStart w:id="26" w:name="_Toc221980700"/>
+      <w:bookmarkStart w:id="28" w:name="_Toc221980700"/>
       <w:r>
         <w:t>Grafične povratne informacije</w:t>
       </w:r>
-      <w:bookmarkEnd w:id="26"/>
+      <w:bookmarkEnd w:id="28"/>
     </w:p>
     <w:p>
       <w:r>
@@ -5726,10 +7195,6 @@
         <w:pStyle w:val="Images"/>
       </w:pPr>
       <w:r>
-        <w:rPr>
-          <w:noProof/>
-        </w:rPr>
-        <w:lastRenderedPageBreak/>
         <w:drawing>
           <wp:inline distT="0" distB="0" distL="0" distR="0" wp14:anchorId="1E28F347" wp14:editId="4BB88319">
             <wp:extent cx="4933950" cy="3071499"/>
@@ -5746,7 +7211,7 @@
                     <pic:cNvPicPr/>
                   </pic:nvPicPr>
                   <pic:blipFill>
-                    <a:blip r:embed="rId16"/>
+                    <a:blip r:embed="rId21"/>
                     <a:stretch>
                       <a:fillRect/>
                     </a:stretch>
@@ -5771,8 +7236,8 @@
       <w:pPr>
         <w:pStyle w:val="Caption"/>
       </w:pPr>
-      <w:bookmarkStart w:id="27" w:name="_Ref221966222"/>
-      <w:bookmarkStart w:id="28" w:name="_Toc221980708"/>
+      <w:bookmarkStart w:id="29" w:name="_Ref221966222"/>
+      <w:bookmarkStart w:id="30" w:name="_Toc221980708"/>
       <w:r>
         <w:t xml:space="preserve">Slika </w:t>
       </w:r>
@@ -5798,12 +7263,16 @@
       <w:r>
         <w:t>: Časovni graf</w:t>
       </w:r>
-      <w:bookmarkEnd w:id="27"/>
-      <w:bookmarkEnd w:id="28"/>
+      <w:bookmarkEnd w:id="29"/>
+      <w:bookmarkEnd w:id="30"/>
+      <w:r>
+        <w:t xml:space="preserve"> vsake ponovitve</w:t>
+      </w:r>
     </w:p>
     <w:p/>
     <w:p>
       <w:r>
+        <w:lastRenderedPageBreak/>
         <w:t>Graf prepotovane distance ima obliko navadnega stolpčnega diagrama, stolpci pa za vsako ponovitev prikazujejo prepotovano distanco v metrih</w:t>
       </w:r>
       <w:r>
@@ -5824,9 +7293,6 @@
         <w:pStyle w:val="Images"/>
       </w:pPr>
       <w:r>
-        <w:rPr>
-          <w:noProof/>
-        </w:rPr>
         <w:drawing>
           <wp:inline distT="0" distB="0" distL="0" distR="0" wp14:anchorId="26B7BC38" wp14:editId="448F4768">
             <wp:extent cx="4895918" cy="3124200"/>
@@ -5843,7 +7309,7 @@
                     <pic:cNvPicPr/>
                   </pic:nvPicPr>
                   <pic:blipFill>
-                    <a:blip r:embed="rId17"/>
+                    <a:blip r:embed="rId22"/>
                     <a:stretch>
                       <a:fillRect/>
                     </a:stretch>
@@ -5868,8 +7334,8 @@
       <w:pPr>
         <w:pStyle w:val="Caption"/>
       </w:pPr>
-      <w:bookmarkStart w:id="29" w:name="_Ref221966255"/>
-      <w:bookmarkStart w:id="30" w:name="_Toc221980709"/>
+      <w:bookmarkStart w:id="31" w:name="_Ref221966255"/>
+      <w:bookmarkStart w:id="32" w:name="_Toc221980709"/>
       <w:r>
         <w:t xml:space="preserve">Slika </w:t>
       </w:r>
@@ -5895,30 +7361,30 @@
       <w:r>
         <w:t xml:space="preserve">: Graf prepotovane </w:t>
       </w:r>
-      <w:bookmarkEnd w:id="29"/>
+      <w:bookmarkEnd w:id="31"/>
       <w:r>
         <w:t>razdalje</w:t>
       </w:r>
-      <w:bookmarkEnd w:id="30"/>
+      <w:bookmarkEnd w:id="32"/>
+      <w:r>
+        <w:t xml:space="preserve"> za vsako ponovitev</w:t>
+      </w:r>
     </w:p>
     <w:p/>
     <w:p>
       <w:r>
+        <w:t xml:space="preserve">Graf hitrosti je enak grafu prepotovane distance, le da se </w:t>
+      </w:r>
+      <w:r>
+        <w:t>namesto prepotovane distance za vsako ponovitev prikazujejo vrednosti hitrosti ponovitev v metrih na sekundo.</w:t>
+      </w:r>
+    </w:p>
+    <w:p>
+      <w:pPr>
+        <w:pStyle w:val="Images"/>
+      </w:pPr>
+      <w:r>
         <w:lastRenderedPageBreak/>
-        <w:t xml:space="preserve">Graf hitrosti je enak grafu prepotovane distance, le da se </w:t>
-      </w:r>
-      <w:r>
-        <w:t>namesto prepotovane distance za vsako ponovitev prikazujejo vrednosti hitrosti ponovitev v metrih na sekundo.</w:t>
-      </w:r>
-    </w:p>
-    <w:p>
-      <w:pPr>
-        <w:pStyle w:val="Images"/>
-      </w:pPr>
-      <w:r>
-        <w:rPr>
-          <w:noProof/>
-        </w:rPr>
         <w:drawing>
           <wp:inline distT="0" distB="0" distL="0" distR="0" wp14:anchorId="55919555" wp14:editId="2E3B9B7E">
             <wp:extent cx="4810125" cy="3071645"/>
@@ -5935,7 +7401,7 @@
                     <pic:cNvPicPr/>
                   </pic:nvPicPr>
                   <pic:blipFill>
-                    <a:blip r:embed="rId18"/>
+                    <a:blip r:embed="rId23"/>
                     <a:stretch>
                       <a:fillRect/>
                     </a:stretch>
@@ -5960,10 +7426,10 @@
       <w:pPr>
         <w:pStyle w:val="Caption"/>
       </w:pPr>
-      <w:bookmarkStart w:id="31" w:name="_Ref221966277"/>
-      <w:bookmarkStart w:id="32" w:name="_Ref221967533"/>
-      <w:bookmarkStart w:id="33" w:name="_Ref221968150"/>
-      <w:bookmarkStart w:id="34" w:name="_Toc221980710"/>
+      <w:bookmarkStart w:id="33" w:name="_Ref221966277"/>
+      <w:bookmarkStart w:id="34" w:name="_Ref221967533"/>
+      <w:bookmarkStart w:id="35" w:name="_Ref221968150"/>
+      <w:bookmarkStart w:id="36" w:name="_Toc221980710"/>
       <w:r>
         <w:t xml:space="preserve">Slika </w:t>
       </w:r>
@@ -5989,23 +7455,26 @@
       <w:r>
         <w:t>: Graf hitrosti</w:t>
       </w:r>
-      <w:bookmarkEnd w:id="31"/>
+      <w:bookmarkEnd w:id="33"/>
       <w:r>
         <w:t xml:space="preserve"> v koncentrični fazi</w:t>
       </w:r>
-      <w:bookmarkEnd w:id="32"/>
-      <w:bookmarkEnd w:id="33"/>
       <w:bookmarkEnd w:id="34"/>
+      <w:bookmarkEnd w:id="35"/>
+      <w:bookmarkEnd w:id="36"/>
+      <w:r>
+        <w:t xml:space="preserve"> za vsako ponovitev</w:t>
+      </w:r>
     </w:p>
     <w:p>
       <w:pPr>
         <w:pStyle w:val="Heading3"/>
       </w:pPr>
-      <w:bookmarkStart w:id="35" w:name="_Toc221980701"/>
+      <w:bookmarkStart w:id="37" w:name="_Toc221980701"/>
       <w:r>
         <w:t>Informacije o nepravilni drži telesa</w:t>
       </w:r>
-      <w:bookmarkEnd w:id="35"/>
+      <w:bookmarkEnd w:id="37"/>
     </w:p>
     <w:p>
       <w:r>
@@ -6058,72 +7527,64 @@
           <w:sz w:val="44"/>
           <w:szCs w:val="44"/>
         </w:rPr>
-        <w:t>SLIKA</w:t>
-      </w:r>
-      <w:r>
+        <w:t>SLIKA MUMMY PLANK RED DOT ERRORJA</w:t>
+      </w:r>
+    </w:p>
+    <w:p>
+      <w:pPr>
+        <w:pStyle w:val="Heading2"/>
+      </w:pPr>
+      <w:bookmarkStart w:id="38" w:name="_Toc221980702"/>
+      <w:r>
+        <w:t>Kalibracija uporabnika</w:t>
+      </w:r>
+      <w:bookmarkEnd w:id="38"/>
+    </w:p>
+    <w:p>
+      <w:r>
+        <w:t xml:space="preserve">Pogoj za uporabo realno-časovne analize vadbe je vnos uporabnikove višine. </w:t>
+      </w:r>
+      <w:r>
+        <w:t xml:space="preserve">Ko uporabnik vnese višino, lahko izvede postopek kalibracije. Postopek od uporabnika zahteva, </w:t>
+      </w:r>
+      <w:r>
+        <w:t xml:space="preserve">da za pred kamero za določen čas stoji zravnano. </w:t>
+      </w:r>
+      <w:r>
+        <w:t xml:space="preserve">Rezultat kalibracije so izmerjene dolžine med vsemi sosednjimi sklepnimi točkami uporabnika v metrih. Preračunajo se tako, da </w:t>
+      </w:r>
+      <w:r>
+        <w:t>se iz vnesene uporabnikove višine preračuna pretvorba piksel-meter, ki se uporabi za pretvorbo vseh dolžin med vsemi sosednjimi sklepnimi točkami iz enote pikslov v enoto metrov.</w:t>
+      </w:r>
+    </w:p>
+    <w:p>
+      <w:pPr>
         <w:rPr>
           <w:color w:val="EE0000"/>
           <w:sz w:val="44"/>
           <w:szCs w:val="44"/>
         </w:rPr>
-        <w:t xml:space="preserve"> MUMMY PLANK RED DOT ERRORJA</w:t>
-      </w:r>
-    </w:p>
-    <w:p>
-      <w:pPr>
-        <w:pStyle w:val="Heading2"/>
-      </w:pPr>
-      <w:bookmarkStart w:id="36" w:name="_Toc221980702"/>
-      <w:r>
-        <w:t>Kalibracija uporabnika</w:t>
-      </w:r>
-      <w:bookmarkEnd w:id="36"/>
-    </w:p>
-    <w:p>
-      <w:r>
-        <w:t xml:space="preserve">Pogoj za uporabo realno-časovne analize vadbe je vnos uporabnikove višine. </w:t>
-      </w:r>
-      <w:r>
-        <w:t xml:space="preserve">Ko uporabnik vnese višino, lahko izvede postopek kalibracije. Postopek od uporabnika zahteva, </w:t>
-      </w:r>
-      <w:r>
-        <w:t xml:space="preserve">da za pred kamero za določen čas stoji zravnano. </w:t>
-      </w:r>
-      <w:r>
-        <w:t xml:space="preserve">Rezultat kalibracije so izmerjene dolžine med vsemi sosednjimi sklepnimi točkami uporabnika v metrih. Preračunajo se tako, da </w:t>
-      </w:r>
-      <w:r>
-        <w:t>se iz vnesene uporabnikove višine preračuna pretvorba piksel-meter, ki se uporabi za pretvorbo vseh dolžin med vsemi sosednjimi sklepnimi točkami iz enote pikslov v enoto metrov.</w:t>
-      </w:r>
-    </w:p>
-    <w:p>
-      <w:pPr>
+      </w:pPr>
+      <w:r>
         <w:rPr>
           <w:color w:val="EE0000"/>
           <w:sz w:val="44"/>
           <w:szCs w:val="44"/>
         </w:rPr>
-      </w:pPr>
+        <w:t>SLIKA</w:t>
+      </w:r>
       <w:r>
         <w:rPr>
           <w:color w:val="EE0000"/>
           <w:sz w:val="44"/>
           <w:szCs w:val="44"/>
         </w:rPr>
+        <w:t xml:space="preserve"> KALIBRACIJE</w:t>
+      </w:r>
+    </w:p>
+    <w:p>
+      <w:r>
         <w:lastRenderedPageBreak/>
-        <w:t>SLIKA</w:t>
-      </w:r>
-      <w:r>
-        <w:rPr>
-          <w:color w:val="EE0000"/>
-          <w:sz w:val="44"/>
-          <w:szCs w:val="44"/>
-        </w:rPr>
-        <w:t xml:space="preserve"> KALIBRACIJE</w:t>
-      </w:r>
-    </w:p>
-    <w:p>
-      <w:r>
         <w:t>S pomočjo izmerjenih razdalj med sosednjimi sklepnimi točkami, se lahko za vsako ponovitev prepotovana distanca</w:t>
       </w:r>
       <w:r>
@@ -6165,11 +7626,23 @@
       <w:pPr>
         <w:pStyle w:val="Heading2"/>
       </w:pPr>
-      <w:bookmarkStart w:id="37" w:name="_Toc221980703"/>
+      <w:r>
+        <w:t xml:space="preserve">Merjenje </w:t>
+      </w:r>
+      <w:r>
+        <w:t>višine skoka</w:t>
+      </w:r>
+    </w:p>
+    <w:p/>
+    <w:p>
+      <w:pPr>
+        <w:pStyle w:val="Heading2"/>
+      </w:pPr>
+      <w:bookmarkStart w:id="39" w:name="_Toc221980703"/>
       <w:r>
         <w:t>Uporaba izmerjenih podatkov med analizo in pomen treninga na podlagi hitrosti</w:t>
       </w:r>
-      <w:bookmarkEnd w:id="37"/>
+      <w:bookmarkEnd w:id="39"/>
     </w:p>
     <w:p>
       <w:r>
@@ -6189,7 +7662,7 @@
       <w:pPr>
         <w:pStyle w:val="Heading3"/>
       </w:pPr>
-      <w:bookmarkStart w:id="38" w:name="_Toc221980704"/>
+      <w:bookmarkStart w:id="40" w:name="_Toc221980704"/>
       <w:r>
         <w:t xml:space="preserve">Primerjava ponovitev znotraj </w:t>
       </w:r>
@@ -6199,7 +7672,7 @@
       <w:r>
         <w:t>serije</w:t>
       </w:r>
-      <w:bookmarkEnd w:id="38"/>
+      <w:bookmarkEnd w:id="40"/>
     </w:p>
     <w:p>
       <w:r>
@@ -6224,113 +7697,59 @@
         <w:fldChar w:fldCharType="separate"/>
       </w:r>
       <w:r>
-        <w:t xml:space="preserve">Slika </w:t>
-      </w:r>
-      <w:r>
-        <w:rPr>
-          <w:noProof/>
-        </w:rPr>
-        <w:t>2</w:t>
+        <w:t>Slika 2.1: Časovni graf</w:t>
+      </w:r>
+      <w:r>
+        <w:fldChar w:fldCharType="end"/>
+      </w:r>
+      <w:r>
+        <w:t xml:space="preserve">, </w:t>
+      </w:r>
+      <w:r>
+        <w:fldChar w:fldCharType="begin"/>
+      </w:r>
+      <w:r>
+        <w:instrText xml:space="preserve"> REF _Ref221966255 \h </w:instrText>
+      </w:r>
+      <w:r>
+        <w:instrText xml:space="preserve"> \* MERGEFORMAT </w:instrText>
+      </w:r>
+      <w:r>
+        <w:fldChar w:fldCharType="separate"/>
+      </w:r>
+      <w:r>
+        <w:t xml:space="preserve">Slika 2.2: Graf prepotovane </w:t>
+      </w:r>
+      <w:r>
+        <w:t>razdalje</w:t>
+      </w:r>
+      <w:r>
+        <w:fldChar w:fldCharType="end"/>
+      </w:r>
+      <w:r>
+        <w:t xml:space="preserve">, </w:t>
+      </w:r>
+      <w:r>
+        <w:fldChar w:fldCharType="begin"/>
+      </w:r>
+      <w:r>
+        <w:instrText xml:space="preserve"> REF _Ref221968150 \h </w:instrText>
+      </w:r>
+      <w:r>
+        <w:instrText xml:space="preserve"> \* MERGEFORMAT </w:instrText>
+      </w:r>
+      <w:r>
+        <w:fldChar w:fldCharType="separate"/>
+      </w:r>
+      <w:r>
+        <w:t>Slika 2.3: Graf hitrosti v koncentrični fazi</w:t>
+      </w:r>
+      <w:r>
+        <w:fldChar w:fldCharType="end"/>
       </w:r>
       <w:r>
         <w:t>.</w:t>
       </w:r>
-      <w:r>
-        <w:rPr>
-          <w:noProof/>
-        </w:rPr>
-        <w:t>1</w:t>
-      </w:r>
-      <w:r>
-        <w:t>: Časovni graf</w:t>
-      </w:r>
-      <w:r>
-        <w:fldChar w:fldCharType="end"/>
-      </w:r>
-      <w:r>
-        <w:t xml:space="preserve">, </w:t>
-      </w:r>
-      <w:r>
-        <w:fldChar w:fldCharType="begin"/>
-      </w:r>
-      <w:r>
-        <w:instrText xml:space="preserve"> REF _Ref221966255 \h </w:instrText>
-      </w:r>
-      <w:r>
-        <w:instrText xml:space="preserve"> \* MERGEFORMAT </w:instrText>
-      </w:r>
-      <w:r>
-        <w:fldChar w:fldCharType="separate"/>
-      </w:r>
-      <w:r>
-        <w:t xml:space="preserve">Slika </w:t>
-      </w:r>
-      <w:r>
-        <w:rPr>
-          <w:noProof/>
-        </w:rPr>
-        <w:t>2</w:t>
-      </w:r>
-      <w:r>
-        <w:t>.</w:t>
-      </w:r>
-      <w:r>
-        <w:rPr>
-          <w:noProof/>
-        </w:rPr>
-        <w:t>2</w:t>
-      </w:r>
-      <w:r>
-        <w:t xml:space="preserve">: Graf prepotovane </w:t>
-      </w:r>
-      <w:r>
-        <w:t>razdalje</w:t>
-      </w:r>
-      <w:r>
-        <w:fldChar w:fldCharType="end"/>
-      </w:r>
-      <w:r>
-        <w:t xml:space="preserve">, </w:t>
-      </w:r>
-      <w:r>
-        <w:fldChar w:fldCharType="begin"/>
-      </w:r>
-      <w:r>
-        <w:instrText xml:space="preserve"> REF _Ref221968150 \h </w:instrText>
-      </w:r>
-      <w:r>
-        <w:instrText xml:space="preserve"> \* MERGEFORMAT </w:instrText>
-      </w:r>
-      <w:r>
-        <w:fldChar w:fldCharType="separate"/>
-      </w:r>
-      <w:r>
-        <w:t xml:space="preserve">Slika </w:t>
-      </w:r>
-      <w:r>
-        <w:rPr>
-          <w:noProof/>
-        </w:rPr>
-        <w:t>2</w:t>
-      </w:r>
-      <w:r>
-        <w:t>.</w:t>
-      </w:r>
-      <w:r>
-        <w:rPr>
-          <w:noProof/>
-        </w:rPr>
-        <w:t>3</w:t>
-      </w:r>
-      <w:r>
-        <w:t>: Graf hitrosti v koncentrični fazi</w:t>
-      </w:r>
-      <w:r>
-        <w:fldChar w:fldCharType="end"/>
-      </w:r>
-      <w:r>
-        <w:t>.</w:t>
-      </w:r>
     </w:p>
     <w:p/>
     <w:p>
@@ -6392,12 +7811,12 @@
       <w:pPr>
         <w:pStyle w:val="Heading3"/>
       </w:pPr>
-      <w:bookmarkStart w:id="39" w:name="_Toc221980705"/>
+      <w:bookmarkStart w:id="41" w:name="_Toc221980705"/>
       <w:r>
         <w:lastRenderedPageBreak/>
         <w:t>Trening na podlagi hitrosti</w:t>
       </w:r>
-      <w:bookmarkEnd w:id="39"/>
+      <w:bookmarkEnd w:id="41"/>
     </w:p>
     <w:p>
       <w:r>
@@ -6416,232 +7835,194 @@
         <w:fldChar w:fldCharType="separate"/>
       </w:r>
       <w:r>
-        <w:t xml:space="preserve">Slika </w:t>
-      </w:r>
-      <w:r>
-        <w:rPr>
-          <w:noProof/>
-        </w:rPr>
-        <w:t>2</w:t>
+        <w:t>Slika 2.3: Graf hitrosti v koncentrični fazi</w:t>
+      </w:r>
+      <w:r>
+        <w:fldChar w:fldCharType="end"/>
+      </w:r>
+      <w:r>
+        <w:t xml:space="preserve"> je v</w:t>
+      </w:r>
+      <w:r>
+        <w:t xml:space="preserve">eč kot očiten </w:t>
+      </w:r>
+      <w:r>
+        <w:t xml:space="preserve">trend padanja hitrosti </w:t>
+      </w:r>
+      <w:r>
+        <w:t xml:space="preserve">čez ponovitve, iz česar se sklepa, da je uporabnik vajo opravljal pod </w:t>
+      </w:r>
+      <w:r>
+        <w:t xml:space="preserve">njemu </w:t>
+      </w:r>
+      <w:r>
+        <w:t xml:space="preserve">veliko obremenitvijo in </w:t>
+      </w:r>
+      <w:r>
+        <w:t xml:space="preserve">da je </w:t>
+      </w:r>
+      <w:r>
+        <w:t xml:space="preserve">opravil serijo, ki je značilna za </w:t>
+      </w:r>
+      <w:r>
+        <w:t>trening</w:t>
+      </w:r>
+      <w:r>
+        <w:t xml:space="preserve"> </w:t>
+      </w:r>
+      <w:r>
+        <w:t>napredovanj</w:t>
+      </w:r>
+      <w:r>
+        <w:t>a</w:t>
+      </w:r>
+      <w:r>
+        <w:t xml:space="preserve"> v moči.</w:t>
+      </w:r>
+      <w:r>
+        <w:t xml:space="preserve"> </w:t>
+      </w:r>
+      <w:r>
+        <w:t>Če padajoči trend čez ponovitve ni prisoten in je cilj treninga napredovanje v moči, potem se uporabnika obvesti, da si naj za naslednjo serijo poveča obremenitev</w:t>
+      </w:r>
+      <w:r>
+        <w:t xml:space="preserve">, kajti tak trend </w:t>
+      </w:r>
+      <w:r>
+        <w:t xml:space="preserve">konstantne hitrosti čez ponovitve </w:t>
+      </w:r>
+      <w:r>
+        <w:t xml:space="preserve">je značilen za </w:t>
+      </w:r>
+      <w:r>
+        <w:t>trening ohranjanja moči</w:t>
       </w:r>
       <w:r>
         <w:t>.</w:t>
       </w:r>
       <w:r>
-        <w:rPr>
-          <w:noProof/>
-        </w:rPr>
-        <w:t>3</w:t>
-      </w:r>
-      <w:r>
-        <w:t>: Graf hitrosti v koncentrični fazi</w:t>
-      </w:r>
-      <w:r>
-        <w:fldChar w:fldCharType="end"/>
-      </w:r>
-      <w:r>
-        <w:t xml:space="preserve"> je v</w:t>
-      </w:r>
-      <w:r>
-        <w:t xml:space="preserve">eč kot očiten </w:t>
-      </w:r>
-      <w:r>
-        <w:t xml:space="preserve">trend padanja hitrosti </w:t>
-      </w:r>
-      <w:r>
-        <w:t xml:space="preserve">čez ponovitve, iz česar se sklepa, da je uporabnik vajo opravljal pod </w:t>
-      </w:r>
-      <w:r>
-        <w:t xml:space="preserve">njemu </w:t>
-      </w:r>
-      <w:r>
-        <w:t xml:space="preserve">veliko obremenitvijo in </w:t>
-      </w:r>
-      <w:r>
-        <w:t xml:space="preserve">da je </w:t>
-      </w:r>
-      <w:r>
-        <w:t xml:space="preserve">opravil serijo, ki je značilna za </w:t>
-      </w:r>
-      <w:r>
-        <w:t>trening</w:t>
-      </w:r>
-      <w:r>
         <w:t xml:space="preserve"> </w:t>
       </w:r>
-      <w:r>
-        <w:t>napredovanj</w:t>
-      </w:r>
-      <w:r>
-        <w:t>a</w:t>
-      </w:r>
-      <w:r>
-        <w:t xml:space="preserve"> v moči.</w:t>
-      </w:r>
-      <w:r>
-        <w:t xml:space="preserve"> </w:t>
-      </w:r>
-      <w:r>
-        <w:t>Če padajoči trend čez ponovitve ni prisoten in je cilj treninga napredovanje v moči, potem se uporabnika obvesti, da si naj za naslednjo serijo poveča obremenitev</w:t>
-      </w:r>
-      <w:r>
-        <w:t xml:space="preserve">, kajti tak trend </w:t>
-      </w:r>
-      <w:r>
-        <w:t xml:space="preserve">konstantne hitrosti čez ponovitve </w:t>
-      </w:r>
-      <w:r>
-        <w:t xml:space="preserve">je značilen za </w:t>
-      </w:r>
-      <w:r>
-        <w:t>trening ohranjanja moči</w:t>
+    </w:p>
+    <w:p/>
+    <w:p>
+      <w:r>
+        <w:t xml:space="preserve">Preko grafa hitrosti v koncentrični </w:t>
+      </w:r>
+      <w:r>
+        <w:t xml:space="preserve">je možno </w:t>
+      </w:r>
+      <w:r>
+        <w:t>napove</w:t>
+      </w:r>
+      <w:r>
+        <w:t>dati</w:t>
+      </w:r>
+      <w:r>
+        <w:t xml:space="preserve"> tip treninga na podlagi trenda hitrosti čez ponovitve. Edina predpostavka, ki mora biti izpolnjena za </w:t>
+      </w:r>
+      <w:r>
+        <w:t xml:space="preserve">potrditev </w:t>
+      </w:r>
+      <w:r>
+        <w:t>omenjen</w:t>
+      </w:r>
+      <w:r>
+        <w:t>ih</w:t>
+      </w:r>
+      <w:r>
+        <w:t xml:space="preserve"> ugotovit</w:t>
+      </w:r>
+      <w:r>
+        <w:t>ev</w:t>
+      </w:r>
+      <w:r>
+        <w:t>,</w:t>
+      </w:r>
+      <w:r>
+        <w:t xml:space="preserve"> je ta, da mora uporabnik med ponovit</w:t>
+      </w:r>
+      <w:r>
+        <w:t>vami</w:t>
+      </w:r>
+      <w:r>
+        <w:t xml:space="preserve"> dati vse od sebe.</w:t>
+      </w:r>
+    </w:p>
+    <w:p>
+      <w:pPr>
+        <w:pStyle w:val="Heading3"/>
+      </w:pPr>
+      <w:bookmarkStart w:id="42" w:name="_Toc221980706"/>
+      <w:r>
+        <w:t>Primerjava med treningi</w:t>
+      </w:r>
+      <w:r>
+        <w:t xml:space="preserve"> skozi čas</w:t>
+      </w:r>
+      <w:bookmarkEnd w:id="42"/>
+    </w:p>
+    <w:p>
+      <w:r>
+        <w:t xml:space="preserve">Zaporedne treninge, ki </w:t>
+      </w:r>
+      <w:r>
+        <w:t xml:space="preserve">se jim </w:t>
+      </w:r>
+      <w:r>
+        <w:t>preko napovedi klasifikacije tipa treninga s pomočjo sklepov na podlagi hitrosti v koncentrični fazi</w:t>
+      </w:r>
+      <w:r>
+        <w:t xml:space="preserve"> določi tip</w:t>
+      </w:r>
+      <w:r>
+        <w:t xml:space="preserve">, je možno združiti v </w:t>
+      </w:r>
+      <w:r>
+        <w:t xml:space="preserve">časovne </w:t>
+      </w:r>
+      <w:r>
+        <w:t>cikle z istim tipom treninga</w:t>
+      </w:r>
+      <w:r>
+        <w:t xml:space="preserve">, kar omogoča grobe primerjave med </w:t>
+      </w:r>
+      <w:r>
+        <w:t xml:space="preserve">pričakovanimi in izmerjenimi </w:t>
+      </w:r>
+      <w:r>
+        <w:t>cilji časovnih ciklov</w:t>
       </w:r>
       <w:r>
         <w:t>.</w:t>
       </w:r>
-      <w:r>
-        <w:t xml:space="preserve"> </w:t>
-      </w:r>
     </w:p>
     <w:p/>
     <w:p>
-      <w:r>
-        <w:t xml:space="preserve">Preko grafa hitrosti v koncentrični </w:t>
-      </w:r>
-      <w:r>
-        <w:t xml:space="preserve">je možno </w:t>
-      </w:r>
-      <w:r>
-        <w:t>napove</w:t>
-      </w:r>
-      <w:r>
-        <w:t>dati</w:t>
-      </w:r>
-      <w:r>
-        <w:t xml:space="preserve"> tip treninga na podlagi trenda hitrosti čez ponovitve. Edina predpostavka, ki mora biti izpolnjena za </w:t>
-      </w:r>
-      <w:r>
-        <w:t xml:space="preserve">potrditev </w:t>
-      </w:r>
-      <w:r>
-        <w:t>omenjen</w:t>
-      </w:r>
-      <w:r>
-        <w:t>ih</w:t>
-      </w:r>
-      <w:r>
-        <w:t xml:space="preserve"> ugotovit</w:t>
-      </w:r>
-      <w:r>
-        <w:t>ev</w:t>
-      </w:r>
-      <w:r>
-        <w:t>,</w:t>
-      </w:r>
-      <w:r>
-        <w:t xml:space="preserve"> je ta, da mora uporabnik med ponovit</w:t>
-      </w:r>
-      <w:r>
-        <w:t>vami</w:t>
-      </w:r>
-      <w:r>
-        <w:t xml:space="preserve"> dati vse od sebe.</w:t>
-      </w:r>
-    </w:p>
-    <w:p>
-      <w:pPr>
-        <w:pStyle w:val="Heading3"/>
-      </w:pPr>
-      <w:bookmarkStart w:id="40" w:name="_Toc221980706"/>
-      <w:r>
-        <w:t>Primerjava med treningi</w:t>
-      </w:r>
-      <w:r>
-        <w:t xml:space="preserve"> skozi čas</w:t>
-      </w:r>
-      <w:bookmarkEnd w:id="40"/>
-    </w:p>
-    <w:p>
-      <w:r>
-        <w:t xml:space="preserve">Zaporedne treninge, ki </w:t>
-      </w:r>
-      <w:r>
-        <w:t xml:space="preserve">se jim </w:t>
-      </w:r>
-      <w:r>
-        <w:t>preko napovedi klasifikacije tipa treninga s pomočjo sklepov na podlagi hitrosti v koncentrični fazi</w:t>
-      </w:r>
-      <w:r>
-        <w:t xml:space="preserve"> določi tip</w:t>
-      </w:r>
-      <w:r>
-        <w:t xml:space="preserve">, je možno združiti v </w:t>
-      </w:r>
-      <w:r>
-        <w:t xml:space="preserve">časovne </w:t>
-      </w:r>
-      <w:r>
-        <w:t>cikle z istim tipom treninga</w:t>
-      </w:r>
-      <w:r>
-        <w:t xml:space="preserve">, kar omogoča grobe primerjave med </w:t>
-      </w:r>
-      <w:r>
-        <w:t xml:space="preserve">pričakovanimi in izmerjenimi </w:t>
-      </w:r>
-      <w:r>
-        <w:t>cilji časovnih ciklov</w:t>
-      </w:r>
-      <w:r>
-        <w:t>.</w:t>
-      </w:r>
-    </w:p>
-    <w:p/>
-    <w:p>
       <w:pPr>
         <w:pStyle w:val="Heading1"/>
-      </w:pPr>
-      <w:r>
+        <w:rPr>
+          <w:lang w:val="sl-SI"/>
+        </w:rPr>
+      </w:pPr>
+      <w:r>
+        <w:rPr>
+          <w:lang w:val="sl-SI"/>
+        </w:rPr>
         <w:t>VIRI</w:t>
       </w:r>
     </w:p>
     <w:p>
-      <w:pPr>
-        <w:rPr>
-          <w:lang w:val="en-US"/>
-        </w:rPr>
-      </w:pPr>
-      <w:r>
-        <w:rPr>
-          <w:lang w:val="en-US"/>
-        </w:rPr>
-        <w:t>Pose</w:t>
-      </w:r>
-      <w:r>
-        <w:rPr>
-          <w:lang w:val="en-US"/>
-        </w:rPr>
-        <w:t xml:space="preserve"> </w:t>
+      <w:r>
+        <w:t xml:space="preserve">Pose </w:t>
       </w:r>
       <w:proofErr w:type="spellStart"/>
       <w:r>
-        <w:rPr>
-          <w:lang w:val="en-US"/>
-        </w:rPr>
         <w:t>Landmarker</w:t>
       </w:r>
       <w:proofErr w:type="spellEnd"/>
       <w:r>
-        <w:rPr>
-          <w:lang w:val="en-US"/>
-        </w:rPr>
-        <w:t xml:space="preserve">: </w:t>
-      </w:r>
-      <w:r>
-        <w:rPr>
-          <w:lang w:val="en-US"/>
-        </w:rPr>
-        <w:t xml:space="preserve"> </w:t>
+        <w:t xml:space="preserve">:  </w:t>
       </w:r>
     </w:p>
     <w:p>
@@ -6651,9 +8032,6 @@
           <w:ilvl w:val="0"/>
           <w:numId w:val="53"/>
         </w:numPr>
-        <w:rPr>
-          <w:lang w:val="en-US"/>
-        </w:rPr>
       </w:pPr>
       <w:r>
         <w:t xml:space="preserve">CITATION How </w:t>
@@ -6786,9 +8164,6 @@
           <w:ilvl w:val="0"/>
           <w:numId w:val="53"/>
         </w:numPr>
-        <w:rPr>
-          <w:lang w:val="en-US"/>
-        </w:rPr>
       </w:pPr>
       <w:r>
         <w:t xml:space="preserve">GHUM &amp; GHUML: </w:t>
@@ -6916,7 +8291,7 @@
     </w:p>
     <w:p/>
     <w:sectPr>
-      <w:headerReference w:type="default" r:id="rId19"/>
+      <w:headerReference w:type="default" r:id="rId24"/>
       <w:pgSz w:w="11901" w:h="16834" w:code="9"/>
       <w:pgMar w:top="1701" w:right="1418" w:bottom="1701" w:left="1985" w:header="709" w:footer="709" w:gutter="0"/>
       <w:pgNumType w:start="1"/>
@@ -6951,29 +8326,47 @@
     <w:pPr>
       <w:pStyle w:val="Footer"/>
       <w:jc w:val="right"/>
+      <w:rPr>
+        <w:lang w:val="sl-SI"/>
+      </w:rPr>
     </w:pPr>
     <w:r>
+      <w:rPr>
+        <w:lang w:val="sl-SI"/>
+      </w:rPr>
       <w:fldChar w:fldCharType="begin"/>
     </w:r>
     <w:r>
+      <w:rPr>
+        <w:lang w:val="sl-SI"/>
+      </w:rPr>
       <w:instrText>PAGE   \* MERGEFORMAT</w:instrText>
     </w:r>
     <w:r>
+      <w:rPr>
+        <w:lang w:val="sl-SI"/>
+      </w:rPr>
       <w:fldChar w:fldCharType="separate"/>
     </w:r>
     <w:r>
       <w:rPr>
-        <w:noProof/>
+        <w:lang w:val="sl-SI"/>
       </w:rPr>
       <w:t>18</w:t>
     </w:r>
     <w:r>
+      <w:rPr>
+        <w:lang w:val="sl-SI"/>
+      </w:rPr>
       <w:fldChar w:fldCharType="end"/>
     </w:r>
   </w:p>
   <w:p>
     <w:pPr>
       <w:pStyle w:val="Footer"/>
+      <w:rPr>
+        <w:lang w:val="sl-SI"/>
+      </w:rPr>
     </w:pPr>
   </w:p>
 </w:ftr>
@@ -6985,29 +8378,47 @@
     <w:pPr>
       <w:pStyle w:val="Footer"/>
       <w:jc w:val="right"/>
+      <w:rPr>
+        <w:lang w:val="sl-SI"/>
+      </w:rPr>
     </w:pPr>
     <w:r>
+      <w:rPr>
+        <w:lang w:val="sl-SI"/>
+      </w:rPr>
       <w:fldChar w:fldCharType="begin"/>
     </w:r>
     <w:r>
+      <w:rPr>
+        <w:lang w:val="sl-SI"/>
+      </w:rPr>
       <w:instrText>PAGE   \* MERGEFORMAT</w:instrText>
     </w:r>
     <w:r>
+      <w:rPr>
+        <w:lang w:val="sl-SI"/>
+      </w:rPr>
       <w:fldChar w:fldCharType="separate"/>
     </w:r>
     <w:r>
       <w:rPr>
-        <w:noProof/>
+        <w:lang w:val="sl-SI"/>
       </w:rPr>
       <w:t>i</w:t>
     </w:r>
     <w:r>
+      <w:rPr>
+        <w:lang w:val="sl-SI"/>
+      </w:rPr>
       <w:fldChar w:fldCharType="end"/>
     </w:r>
   </w:p>
   <w:p>
     <w:pPr>
       <w:pStyle w:val="Footer"/>
+      <w:rPr>
+        <w:lang w:val="sl-SI"/>
+      </w:rPr>
     </w:pPr>
   </w:p>
 </w:ftr>
@@ -7037,76 +8448,34 @@
   <w:p>
     <w:pPr>
       <w:pStyle w:val="Header"/>
+      <w:rPr>
+        <w:lang w:val="sl-SI"/>
+      </w:rPr>
     </w:pPr>
-    <w:proofErr w:type="spellStart"/>
     <w:r>
-      <w:t>Navodila</w:t>
+      <w:rPr>
+        <w:lang w:val="sl-SI"/>
+      </w:rPr>
+      <w:t xml:space="preserve">Navodila za izdelavo diplomskih </w:t>
     </w:r>
-    <w:proofErr w:type="spellEnd"/>
-    <w:r>
-      <w:t xml:space="preserve"> za </w:t>
-    </w:r>
-    <w:proofErr w:type="spellStart"/>
-    <w:r>
-      <w:t>izdelavo</w:t>
-    </w:r>
-    <w:proofErr w:type="spellEnd"/>
-    <w:r>
-      <w:t xml:space="preserve"> </w:t>
-    </w:r>
-    <w:proofErr w:type="spellStart"/>
-    <w:r>
-      <w:t>diplomskih</w:t>
-    </w:r>
-    <w:proofErr w:type="spellEnd"/>
-    <w:r>
-      <w:t xml:space="preserve"> </w:t>
-    </w:r>
-    <w:smartTag w:uri="urn:schemas-microsoft-com:office:smarttags" w:element="place">
-      <w:smartTag w:uri="urn:schemas-microsoft-com:office:smarttags" w:element="State">
+    <w:smartTag w:uri="urn:schemas-microsoft-com:office:smarttags" w:element="State">
+      <w:smartTag w:uri="urn:schemas-microsoft-com:office:smarttags" w:element="place">
         <w:r>
+          <w:rPr>
+            <w:lang w:val="sl-SI"/>
+          </w:rPr>
           <w:t>del</w:t>
         </w:r>
       </w:smartTag>
     </w:smartTag>
     <w:r>
-      <w:t xml:space="preserve"> </w:t>
-    </w:r>
-    <w:proofErr w:type="spellStart"/>
-    <w:r>
-      <w:t>na</w:t>
-    </w:r>
-    <w:proofErr w:type="spellEnd"/>
-    <w:r>
-      <w:t xml:space="preserve"> </w:t>
-    </w:r>
-    <w:proofErr w:type="spellStart"/>
-    <w:r>
-      <w:t>dodiplomskih</w:t>
-    </w:r>
-    <w:proofErr w:type="spellEnd"/>
-    <w:r>
-      <w:t xml:space="preserve"> </w:t>
-    </w:r>
-    <w:proofErr w:type="spellStart"/>
-    <w:r>
-      <w:t>študijskih</w:t>
-    </w:r>
-    <w:proofErr w:type="spellEnd"/>
-    <w:r>
-      <w:t xml:space="preserve"> </w:t>
-    </w:r>
-    <w:proofErr w:type="spellStart"/>
-    <w:r>
-      <w:t>programih</w:t>
-    </w:r>
-    <w:proofErr w:type="spellEnd"/>
-    <w:r>
-      <w:t xml:space="preserve"> UM FERI</w:t>
+      <w:rPr>
+        <w:lang w:val="sl-SI"/>
+      </w:rPr>
+      <w:t xml:space="preserve"> na dodiplomskih študijskih programih UM FERI</w:t>
     </w:r>
     <w:r>
       <w:rPr>
-        <w:noProof/>
         <w:lang w:val="sl-SI" w:eastAsia="sl-SI"/>
       </w:rPr>
       <mc:AlternateContent>
@@ -7186,6 +8555,9 @@
   <w:p>
     <w:pPr>
       <w:pStyle w:val="Header"/>
+      <w:rPr>
+        <w:lang w:val="sl-SI"/>
+      </w:rPr>
     </w:pPr>
   </w:p>
 </w:hdr>
@@ -7196,6 +8568,9 @@
   <w:p>
     <w:pPr>
       <w:pStyle w:val="Header"/>
+      <w:rPr>
+        <w:lang w:val="sl-SI"/>
+      </w:rPr>
     </w:pPr>
   </w:p>
 </w:hdr>
@@ -7206,6 +8581,9 @@
   <w:p>
     <w:pPr>
       <w:pStyle w:val="Header"/>
+      <w:rPr>
+        <w:lang w:val="sl-SI"/>
+      </w:rPr>
     </w:pPr>
   </w:p>
 </w:hdr>
@@ -7552,6 +8930,119 @@
     </w:lvl>
   </w:abstractNum>
   <w:abstractNum w:abstractNumId="3" w15:restartNumberingAfterBreak="0">
+    <w:nsid w:val="062728E9"/>
+    <w:multiLevelType w:val="hybridMultilevel"/>
+    <w:tmpl w:val="527CCFBA"/>
+    <w:lvl w:ilvl="0" w:tplc="20000001">
+      <w:start w:val="1"/>
+      <w:numFmt w:val="bullet"/>
+      <w:lvlText w:val=""/>
+      <w:lvlJc w:val="left"/>
+      <w:pPr>
+        <w:ind w:left="720" w:hanging="360"/>
+      </w:pPr>
+      <w:rPr>
+        <w:rFonts w:ascii="Symbol" w:hAnsi="Symbol" w:hint="default"/>
+      </w:rPr>
+    </w:lvl>
+    <w:lvl w:ilvl="1" w:tplc="20000003" w:tentative="1">
+      <w:start w:val="1"/>
+      <w:numFmt w:val="bullet"/>
+      <w:lvlText w:val="o"/>
+      <w:lvlJc w:val="left"/>
+      <w:pPr>
+        <w:ind w:left="1440" w:hanging="360"/>
+      </w:pPr>
+      <w:rPr>
+        <w:rFonts w:ascii="Courier New" w:hAnsi="Courier New" w:cs="Courier New" w:hint="default"/>
+      </w:rPr>
+    </w:lvl>
+    <w:lvl w:ilvl="2" w:tplc="20000005" w:tentative="1">
+      <w:start w:val="1"/>
+      <w:numFmt w:val="bullet"/>
+      <w:lvlText w:val=""/>
+      <w:lvlJc w:val="left"/>
+      <w:pPr>
+        <w:ind w:left="2160" w:hanging="360"/>
+      </w:pPr>
+      <w:rPr>
+        <w:rFonts w:ascii="Wingdings" w:hAnsi="Wingdings" w:hint="default"/>
+      </w:rPr>
+    </w:lvl>
+    <w:lvl w:ilvl="3" w:tplc="20000001" w:tentative="1">
+      <w:start w:val="1"/>
+      <w:numFmt w:val="bullet"/>
+      <w:lvlText w:val=""/>
+      <w:lvlJc w:val="left"/>
+      <w:pPr>
+        <w:ind w:left="2880" w:hanging="360"/>
+      </w:pPr>
+      <w:rPr>
+        <w:rFonts w:ascii="Symbol" w:hAnsi="Symbol" w:hint="default"/>
+      </w:rPr>
+    </w:lvl>
+    <w:lvl w:ilvl="4" w:tplc="20000003" w:tentative="1">
+      <w:start w:val="1"/>
+      <w:numFmt w:val="bullet"/>
+      <w:lvlText w:val="o"/>
+      <w:lvlJc w:val="left"/>
+      <w:pPr>
+        <w:ind w:left="3600" w:hanging="360"/>
+      </w:pPr>
+      <w:rPr>
+        <w:rFonts w:ascii="Courier New" w:hAnsi="Courier New" w:cs="Courier New" w:hint="default"/>
+      </w:rPr>
+    </w:lvl>
+    <w:lvl w:ilvl="5" w:tplc="20000005" w:tentative="1">
+      <w:start w:val="1"/>
+      <w:numFmt w:val="bullet"/>
+      <w:lvlText w:val=""/>
+      <w:lvlJc w:val="left"/>
+      <w:pPr>
+        <w:ind w:left="4320" w:hanging="360"/>
+      </w:pPr>
+      <w:rPr>
+        <w:rFonts w:ascii="Wingdings" w:hAnsi="Wingdings" w:hint="default"/>
+      </w:rPr>
+    </w:lvl>
+    <w:lvl w:ilvl="6" w:tplc="20000001" w:tentative="1">
+      <w:start w:val="1"/>
+      <w:numFmt w:val="bullet"/>
+      <w:lvlText w:val=""/>
+      <w:lvlJc w:val="left"/>
+      <w:pPr>
+        <w:ind w:left="5040" w:hanging="360"/>
+      </w:pPr>
+      <w:rPr>
+        <w:rFonts w:ascii="Symbol" w:hAnsi="Symbol" w:hint="default"/>
+      </w:rPr>
+    </w:lvl>
+    <w:lvl w:ilvl="7" w:tplc="20000003" w:tentative="1">
+      <w:start w:val="1"/>
+      <w:numFmt w:val="bullet"/>
+      <w:lvlText w:val="o"/>
+      <w:lvlJc w:val="left"/>
+      <w:pPr>
+        <w:ind w:left="5760" w:hanging="360"/>
+      </w:pPr>
+      <w:rPr>
+        <w:rFonts w:ascii="Courier New" w:hAnsi="Courier New" w:cs="Courier New" w:hint="default"/>
+      </w:rPr>
+    </w:lvl>
+    <w:lvl w:ilvl="8" w:tplc="20000005" w:tentative="1">
+      <w:start w:val="1"/>
+      <w:numFmt w:val="bullet"/>
+      <w:lvlText w:val=""/>
+      <w:lvlJc w:val="left"/>
+      <w:pPr>
+        <w:ind w:left="6480" w:hanging="360"/>
+      </w:pPr>
+      <w:rPr>
+        <w:rFonts w:ascii="Wingdings" w:hAnsi="Wingdings" w:hint="default"/>
+      </w:rPr>
+    </w:lvl>
+  </w:abstractNum>
+  <w:abstractNum w:abstractNumId="4" w15:restartNumberingAfterBreak="0">
     <w:nsid w:val="06CF75D7"/>
     <w:multiLevelType w:val="hybridMultilevel"/>
     <w:tmpl w:val="113A63F8"/>
@@ -7637,7 +9128,7 @@
       </w:pPr>
     </w:lvl>
   </w:abstractNum>
-  <w:abstractNum w:abstractNumId="4" w15:restartNumberingAfterBreak="0">
+  <w:abstractNum w:abstractNumId="5" w15:restartNumberingAfterBreak="0">
     <w:nsid w:val="07295AFB"/>
     <w:multiLevelType w:val="hybridMultilevel"/>
     <w:tmpl w:val="92543DC0"/>
@@ -7750,7 +9241,7 @@
       </w:rPr>
     </w:lvl>
   </w:abstractNum>
-  <w:abstractNum w:abstractNumId="5" w15:restartNumberingAfterBreak="0">
+  <w:abstractNum w:abstractNumId="6" w15:restartNumberingAfterBreak="0">
     <w:nsid w:val="08E2024D"/>
     <w:multiLevelType w:val="hybridMultilevel"/>
     <w:tmpl w:val="1772D1F4"/>
@@ -7863,7 +9354,7 @@
       </w:rPr>
     </w:lvl>
   </w:abstractNum>
-  <w:abstractNum w:abstractNumId="6" w15:restartNumberingAfterBreak="0">
+  <w:abstractNum w:abstractNumId="7" w15:restartNumberingAfterBreak="0">
     <w:nsid w:val="09CA42D3"/>
     <w:multiLevelType w:val="hybridMultilevel"/>
     <w:tmpl w:val="AF90D838"/>
@@ -7976,7 +9467,7 @@
       </w:rPr>
     </w:lvl>
   </w:abstractNum>
-  <w:abstractNum w:abstractNumId="7" w15:restartNumberingAfterBreak="0">
+  <w:abstractNum w:abstractNumId="8" w15:restartNumberingAfterBreak="0">
     <w:nsid w:val="12BB3466"/>
     <w:multiLevelType w:val="hybridMultilevel"/>
     <w:tmpl w:val="A9BE7BD8"/>
@@ -8089,7 +9580,7 @@
       </w:rPr>
     </w:lvl>
   </w:abstractNum>
-  <w:abstractNum w:abstractNumId="8" w15:restartNumberingAfterBreak="0">
+  <w:abstractNum w:abstractNumId="9" w15:restartNumberingAfterBreak="0">
     <w:nsid w:val="15E64213"/>
     <w:multiLevelType w:val="hybridMultilevel"/>
     <w:tmpl w:val="373412B0"/>
@@ -8229,7 +9720,7 @@
       </w:rPr>
     </w:lvl>
   </w:abstractNum>
-  <w:abstractNum w:abstractNumId="9" w15:restartNumberingAfterBreak="0">
+  <w:abstractNum w:abstractNumId="10" w15:restartNumberingAfterBreak="0">
     <w:nsid w:val="15F62775"/>
     <w:multiLevelType w:val="hybridMultilevel"/>
     <w:tmpl w:val="45808BD4"/>
@@ -8342,7 +9833,7 @@
       </w:rPr>
     </w:lvl>
   </w:abstractNum>
-  <w:abstractNum w:abstractNumId="10" w15:restartNumberingAfterBreak="0">
+  <w:abstractNum w:abstractNumId="11" w15:restartNumberingAfterBreak="0">
     <w:nsid w:val="19EB050D"/>
     <w:multiLevelType w:val="hybridMultilevel"/>
     <w:tmpl w:val="C1046816"/>
@@ -8455,7 +9946,7 @@
       </w:rPr>
     </w:lvl>
   </w:abstractNum>
-  <w:abstractNum w:abstractNumId="11" w15:restartNumberingAfterBreak="0">
+  <w:abstractNum w:abstractNumId="12" w15:restartNumberingAfterBreak="0">
     <w:nsid w:val="1D3240EF"/>
     <w:multiLevelType w:val="hybridMultilevel"/>
     <w:tmpl w:val="C45EC7D6"/>
@@ -8568,7 +10059,120 @@
       </w:rPr>
     </w:lvl>
   </w:abstractNum>
-  <w:abstractNum w:abstractNumId="12" w15:restartNumberingAfterBreak="0">
+  <w:abstractNum w:abstractNumId="13" w15:restartNumberingAfterBreak="0">
+    <w:nsid w:val="21E869E7"/>
+    <w:multiLevelType w:val="hybridMultilevel"/>
+    <w:tmpl w:val="0C20A6B2"/>
+    <w:lvl w:ilvl="0" w:tplc="20000001">
+      <w:start w:val="1"/>
+      <w:numFmt w:val="bullet"/>
+      <w:lvlText w:val=""/>
+      <w:lvlJc w:val="left"/>
+      <w:pPr>
+        <w:ind w:left="720" w:hanging="360"/>
+      </w:pPr>
+      <w:rPr>
+        <w:rFonts w:ascii="Symbol" w:hAnsi="Symbol" w:hint="default"/>
+      </w:rPr>
+    </w:lvl>
+    <w:lvl w:ilvl="1" w:tplc="20000003" w:tentative="1">
+      <w:start w:val="1"/>
+      <w:numFmt w:val="bullet"/>
+      <w:lvlText w:val="o"/>
+      <w:lvlJc w:val="left"/>
+      <w:pPr>
+        <w:ind w:left="1440" w:hanging="360"/>
+      </w:pPr>
+      <w:rPr>
+        <w:rFonts w:ascii="Courier New" w:hAnsi="Courier New" w:cs="Courier New" w:hint="default"/>
+      </w:rPr>
+    </w:lvl>
+    <w:lvl w:ilvl="2" w:tplc="20000005" w:tentative="1">
+      <w:start w:val="1"/>
+      <w:numFmt w:val="bullet"/>
+      <w:lvlText w:val=""/>
+      <w:lvlJc w:val="left"/>
+      <w:pPr>
+        <w:ind w:left="2160" w:hanging="360"/>
+      </w:pPr>
+      <w:rPr>
+        <w:rFonts w:ascii="Wingdings" w:hAnsi="Wingdings" w:hint="default"/>
+      </w:rPr>
+    </w:lvl>
+    <w:lvl w:ilvl="3" w:tplc="20000001" w:tentative="1">
+      <w:start w:val="1"/>
+      <w:numFmt w:val="bullet"/>
+      <w:lvlText w:val=""/>
+      <w:lvlJc w:val="left"/>
+      <w:pPr>
+        <w:ind w:left="2880" w:hanging="360"/>
+      </w:pPr>
+      <w:rPr>
+        <w:rFonts w:ascii="Symbol" w:hAnsi="Symbol" w:hint="default"/>
+      </w:rPr>
+    </w:lvl>
+    <w:lvl w:ilvl="4" w:tplc="20000003" w:tentative="1">
+      <w:start w:val="1"/>
+      <w:numFmt w:val="bullet"/>
+      <w:lvlText w:val="o"/>
+      <w:lvlJc w:val="left"/>
+      <w:pPr>
+        <w:ind w:left="3600" w:hanging="360"/>
+      </w:pPr>
+      <w:rPr>
+        <w:rFonts w:ascii="Courier New" w:hAnsi="Courier New" w:cs="Courier New" w:hint="default"/>
+      </w:rPr>
+    </w:lvl>
+    <w:lvl w:ilvl="5" w:tplc="20000005" w:tentative="1">
+      <w:start w:val="1"/>
+      <w:numFmt w:val="bullet"/>
+      <w:lvlText w:val=""/>
+      <w:lvlJc w:val="left"/>
+      <w:pPr>
+        <w:ind w:left="4320" w:hanging="360"/>
+      </w:pPr>
+      <w:rPr>
+        <w:rFonts w:ascii="Wingdings" w:hAnsi="Wingdings" w:hint="default"/>
+      </w:rPr>
+    </w:lvl>
+    <w:lvl w:ilvl="6" w:tplc="20000001" w:tentative="1">
+      <w:start w:val="1"/>
+      <w:numFmt w:val="bullet"/>
+      <w:lvlText w:val=""/>
+      <w:lvlJc w:val="left"/>
+      <w:pPr>
+        <w:ind w:left="5040" w:hanging="360"/>
+      </w:pPr>
+      <w:rPr>
+        <w:rFonts w:ascii="Symbol" w:hAnsi="Symbol" w:hint="default"/>
+      </w:rPr>
+    </w:lvl>
+    <w:lvl w:ilvl="7" w:tplc="20000003" w:tentative="1">
+      <w:start w:val="1"/>
+      <w:numFmt w:val="bullet"/>
+      <w:lvlText w:val="o"/>
+      <w:lvlJc w:val="left"/>
+      <w:pPr>
+        <w:ind w:left="5760" w:hanging="360"/>
+      </w:pPr>
+      <w:rPr>
+        <w:rFonts w:ascii="Courier New" w:hAnsi="Courier New" w:cs="Courier New" w:hint="default"/>
+      </w:rPr>
+    </w:lvl>
+    <w:lvl w:ilvl="8" w:tplc="20000005" w:tentative="1">
+      <w:start w:val="1"/>
+      <w:numFmt w:val="bullet"/>
+      <w:lvlText w:val=""/>
+      <w:lvlJc w:val="left"/>
+      <w:pPr>
+        <w:ind w:left="6480" w:hanging="360"/>
+      </w:pPr>
+      <w:rPr>
+        <w:rFonts w:ascii="Wingdings" w:hAnsi="Wingdings" w:hint="default"/>
+      </w:rPr>
+    </w:lvl>
+  </w:abstractNum>
+  <w:abstractNum w:abstractNumId="14" w15:restartNumberingAfterBreak="0">
     <w:nsid w:val="230F33CC"/>
     <w:multiLevelType w:val="hybridMultilevel"/>
     <w:tmpl w:val="B338FCA8"/>
@@ -8708,7 +10312,7 @@
       </w:rPr>
     </w:lvl>
   </w:abstractNum>
-  <w:abstractNum w:abstractNumId="13" w15:restartNumberingAfterBreak="0">
+  <w:abstractNum w:abstractNumId="15" w15:restartNumberingAfterBreak="0">
     <w:nsid w:val="24132489"/>
     <w:multiLevelType w:val="hybridMultilevel"/>
     <w:tmpl w:val="074AEF96"/>
@@ -8821,7 +10425,7 @@
       </w:rPr>
     </w:lvl>
   </w:abstractNum>
-  <w:abstractNum w:abstractNumId="14" w15:restartNumberingAfterBreak="0">
+  <w:abstractNum w:abstractNumId="16" w15:restartNumberingAfterBreak="0">
     <w:nsid w:val="24E4038C"/>
     <w:multiLevelType w:val="hybridMultilevel"/>
     <w:tmpl w:val="8908963E"/>
@@ -8934,7 +10538,7 @@
       </w:rPr>
     </w:lvl>
   </w:abstractNum>
-  <w:abstractNum w:abstractNumId="15" w15:restartNumberingAfterBreak="0">
+  <w:abstractNum w:abstractNumId="17" w15:restartNumberingAfterBreak="0">
     <w:nsid w:val="2A2506EB"/>
     <w:multiLevelType w:val="hybridMultilevel"/>
     <w:tmpl w:val="31C47450"/>
@@ -9051,7 +10655,7 @@
       </w:rPr>
     </w:lvl>
   </w:abstractNum>
-  <w:abstractNum w:abstractNumId="16" w15:restartNumberingAfterBreak="0">
+  <w:abstractNum w:abstractNumId="18" w15:restartNumberingAfterBreak="0">
     <w:nsid w:val="33BE4792"/>
     <w:multiLevelType w:val="hybridMultilevel"/>
     <w:tmpl w:val="0368EF64"/>
@@ -9191,7 +10795,7 @@
       </w:rPr>
     </w:lvl>
   </w:abstractNum>
-  <w:abstractNum w:abstractNumId="17" w15:restartNumberingAfterBreak="0">
+  <w:abstractNum w:abstractNumId="19" w15:restartNumberingAfterBreak="0">
     <w:nsid w:val="367C600F"/>
     <w:multiLevelType w:val="multilevel"/>
     <w:tmpl w:val="66F66ADC"/>
@@ -9342,7 +10946,7 @@
       </w:rPr>
     </w:lvl>
   </w:abstractNum>
-  <w:abstractNum w:abstractNumId="18" w15:restartNumberingAfterBreak="0">
+  <w:abstractNum w:abstractNumId="20" w15:restartNumberingAfterBreak="0">
     <w:nsid w:val="3D081AB8"/>
     <w:multiLevelType w:val="hybridMultilevel"/>
     <w:tmpl w:val="12163E56"/>
@@ -9455,7 +11059,7 @@
       </w:rPr>
     </w:lvl>
   </w:abstractNum>
-  <w:abstractNum w:abstractNumId="19" w15:restartNumberingAfterBreak="0">
+  <w:abstractNum w:abstractNumId="21" w15:restartNumberingAfterBreak="0">
     <w:nsid w:val="3E754FB9"/>
     <w:multiLevelType w:val="hybridMultilevel"/>
     <w:tmpl w:val="5B2E8608"/>
@@ -9567,7 +11171,7 @@
       </w:rPr>
     </w:lvl>
   </w:abstractNum>
-  <w:abstractNum w:abstractNumId="20" w15:restartNumberingAfterBreak="0">
+  <w:abstractNum w:abstractNumId="22" w15:restartNumberingAfterBreak="0">
     <w:nsid w:val="3E7F57E5"/>
     <w:multiLevelType w:val="hybridMultilevel"/>
     <w:tmpl w:val="515A5522"/>
@@ -9680,7 +11284,7 @@
       </w:rPr>
     </w:lvl>
   </w:abstractNum>
-  <w:abstractNum w:abstractNumId="21" w15:restartNumberingAfterBreak="0">
+  <w:abstractNum w:abstractNumId="23" w15:restartNumberingAfterBreak="0">
     <w:nsid w:val="40117AB4"/>
     <w:multiLevelType w:val="singleLevel"/>
     <w:tmpl w:val="0424000F"/>
@@ -9700,7 +11304,7 @@
       </w:rPr>
     </w:lvl>
   </w:abstractNum>
-  <w:abstractNum w:abstractNumId="22" w15:restartNumberingAfterBreak="0">
+  <w:abstractNum w:abstractNumId="24" w15:restartNumberingAfterBreak="0">
     <w:nsid w:val="45F04156"/>
     <w:multiLevelType w:val="hybridMultilevel"/>
     <w:tmpl w:val="8648D69E"/>
@@ -9813,7 +11417,7 @@
       </w:rPr>
     </w:lvl>
   </w:abstractNum>
-  <w:abstractNum w:abstractNumId="23" w15:restartNumberingAfterBreak="0">
+  <w:abstractNum w:abstractNumId="25" w15:restartNumberingAfterBreak="0">
     <w:nsid w:val="4D737F36"/>
     <w:multiLevelType w:val="hybridMultilevel"/>
     <w:tmpl w:val="2FCADFCC"/>
@@ -9926,7 +11530,7 @@
       </w:rPr>
     </w:lvl>
   </w:abstractNum>
-  <w:abstractNum w:abstractNumId="24" w15:restartNumberingAfterBreak="0">
+  <w:abstractNum w:abstractNumId="26" w15:restartNumberingAfterBreak="0">
     <w:nsid w:val="56210033"/>
     <w:multiLevelType w:val="hybridMultilevel"/>
     <w:tmpl w:val="B834133E"/>
@@ -10039,7 +11643,7 @@
       </w:rPr>
     </w:lvl>
   </w:abstractNum>
-  <w:abstractNum w:abstractNumId="25" w15:restartNumberingAfterBreak="0">
+  <w:abstractNum w:abstractNumId="27" w15:restartNumberingAfterBreak="0">
     <w:nsid w:val="566D6DDD"/>
     <w:multiLevelType w:val="hybridMultilevel"/>
     <w:tmpl w:val="E55A3D24"/>
@@ -10179,7 +11783,7 @@
       </w:rPr>
     </w:lvl>
   </w:abstractNum>
-  <w:abstractNum w:abstractNumId="26" w15:restartNumberingAfterBreak="0">
+  <w:abstractNum w:abstractNumId="28" w15:restartNumberingAfterBreak="0">
     <w:nsid w:val="56C4537D"/>
     <w:multiLevelType w:val="hybridMultilevel"/>
     <w:tmpl w:val="66485F72"/>
@@ -10292,7 +11896,7 @@
       </w:rPr>
     </w:lvl>
   </w:abstractNum>
-  <w:abstractNum w:abstractNumId="27" w15:restartNumberingAfterBreak="0">
+  <w:abstractNum w:abstractNumId="29" w15:restartNumberingAfterBreak="0">
     <w:nsid w:val="574533E9"/>
     <w:multiLevelType w:val="hybridMultilevel"/>
     <w:tmpl w:val="5B146962"/>
@@ -10404,7 +12008,7 @@
       </w:rPr>
     </w:lvl>
   </w:abstractNum>
-  <w:abstractNum w:abstractNumId="28" w15:restartNumberingAfterBreak="0">
+  <w:abstractNum w:abstractNumId="30" w15:restartNumberingAfterBreak="0">
     <w:nsid w:val="58DE7EFA"/>
     <w:multiLevelType w:val="hybridMultilevel"/>
     <w:tmpl w:val="131EA528"/>
@@ -10499,7 +12103,7 @@
       </w:pPr>
     </w:lvl>
   </w:abstractNum>
-  <w:abstractNum w:abstractNumId="29" w15:restartNumberingAfterBreak="0">
+  <w:abstractNum w:abstractNumId="31" w15:restartNumberingAfterBreak="0">
     <w:nsid w:val="5AC4619C"/>
     <w:multiLevelType w:val="hybridMultilevel"/>
     <w:tmpl w:val="DFB60A26"/>
@@ -10611,7 +12215,7 @@
       </w:rPr>
     </w:lvl>
   </w:abstractNum>
-  <w:abstractNum w:abstractNumId="30" w15:restartNumberingAfterBreak="0">
+  <w:abstractNum w:abstractNumId="32" w15:restartNumberingAfterBreak="0">
     <w:nsid w:val="5D4B3E35"/>
     <w:multiLevelType w:val="hybridMultilevel"/>
     <w:tmpl w:val="63006618"/>
@@ -10724,7 +12328,7 @@
       </w:rPr>
     </w:lvl>
   </w:abstractNum>
-  <w:abstractNum w:abstractNumId="31" w15:restartNumberingAfterBreak="0">
+  <w:abstractNum w:abstractNumId="33" w15:restartNumberingAfterBreak="0">
     <w:nsid w:val="5E1C298F"/>
     <w:multiLevelType w:val="hybridMultilevel"/>
     <w:tmpl w:val="7642668E"/>
@@ -10837,7 +12441,120 @@
       </w:rPr>
     </w:lvl>
   </w:abstractNum>
-  <w:abstractNum w:abstractNumId="32" w15:restartNumberingAfterBreak="0">
+  <w:abstractNum w:abstractNumId="34" w15:restartNumberingAfterBreak="0">
+    <w:nsid w:val="6103011A"/>
+    <w:multiLevelType w:val="hybridMultilevel"/>
+    <w:tmpl w:val="BE52C078"/>
+    <w:lvl w:ilvl="0" w:tplc="20000001">
+      <w:start w:val="1"/>
+      <w:numFmt w:val="bullet"/>
+      <w:lvlText w:val=""/>
+      <w:lvlJc w:val="left"/>
+      <w:pPr>
+        <w:ind w:left="720" w:hanging="360"/>
+      </w:pPr>
+      <w:rPr>
+        <w:rFonts w:ascii="Symbol" w:hAnsi="Symbol" w:hint="default"/>
+      </w:rPr>
+    </w:lvl>
+    <w:lvl w:ilvl="1" w:tplc="20000003" w:tentative="1">
+      <w:start w:val="1"/>
+      <w:numFmt w:val="bullet"/>
+      <w:lvlText w:val="o"/>
+      <w:lvlJc w:val="left"/>
+      <w:pPr>
+        <w:ind w:left="1440" w:hanging="360"/>
+      </w:pPr>
+      <w:rPr>
+        <w:rFonts w:ascii="Courier New" w:hAnsi="Courier New" w:cs="Courier New" w:hint="default"/>
+      </w:rPr>
+    </w:lvl>
+    <w:lvl w:ilvl="2" w:tplc="20000005" w:tentative="1">
+      <w:start w:val="1"/>
+      <w:numFmt w:val="bullet"/>
+      <w:lvlText w:val=""/>
+      <w:lvlJc w:val="left"/>
+      <w:pPr>
+        <w:ind w:left="2160" w:hanging="360"/>
+      </w:pPr>
+      <w:rPr>
+        <w:rFonts w:ascii="Wingdings" w:hAnsi="Wingdings" w:hint="default"/>
+      </w:rPr>
+    </w:lvl>
+    <w:lvl w:ilvl="3" w:tplc="20000001" w:tentative="1">
+      <w:start w:val="1"/>
+      <w:numFmt w:val="bullet"/>
+      <w:lvlText w:val=""/>
+      <w:lvlJc w:val="left"/>
+      <w:pPr>
+        <w:ind w:left="2880" w:hanging="360"/>
+      </w:pPr>
+      <w:rPr>
+        <w:rFonts w:ascii="Symbol" w:hAnsi="Symbol" w:hint="default"/>
+      </w:rPr>
+    </w:lvl>
+    <w:lvl w:ilvl="4" w:tplc="20000003" w:tentative="1">
+      <w:start w:val="1"/>
+      <w:numFmt w:val="bullet"/>
+      <w:lvlText w:val="o"/>
+      <w:lvlJc w:val="left"/>
+      <w:pPr>
+        <w:ind w:left="3600" w:hanging="360"/>
+      </w:pPr>
+      <w:rPr>
+        <w:rFonts w:ascii="Courier New" w:hAnsi="Courier New" w:cs="Courier New" w:hint="default"/>
+      </w:rPr>
+    </w:lvl>
+    <w:lvl w:ilvl="5" w:tplc="20000005" w:tentative="1">
+      <w:start w:val="1"/>
+      <w:numFmt w:val="bullet"/>
+      <w:lvlText w:val=""/>
+      <w:lvlJc w:val="left"/>
+      <w:pPr>
+        <w:ind w:left="4320" w:hanging="360"/>
+      </w:pPr>
+      <w:rPr>
+        <w:rFonts w:ascii="Wingdings" w:hAnsi="Wingdings" w:hint="default"/>
+      </w:rPr>
+    </w:lvl>
+    <w:lvl w:ilvl="6" w:tplc="20000001" w:tentative="1">
+      <w:start w:val="1"/>
+      <w:numFmt w:val="bullet"/>
+      <w:lvlText w:val=""/>
+      <w:lvlJc w:val="left"/>
+      <w:pPr>
+        <w:ind w:left="5040" w:hanging="360"/>
+      </w:pPr>
+      <w:rPr>
+        <w:rFonts w:ascii="Symbol" w:hAnsi="Symbol" w:hint="default"/>
+      </w:rPr>
+    </w:lvl>
+    <w:lvl w:ilvl="7" w:tplc="20000003" w:tentative="1">
+      <w:start w:val="1"/>
+      <w:numFmt w:val="bullet"/>
+      <w:lvlText w:val="o"/>
+      <w:lvlJc w:val="left"/>
+      <w:pPr>
+        <w:ind w:left="5760" w:hanging="360"/>
+      </w:pPr>
+      <w:rPr>
+        <w:rFonts w:ascii="Courier New" w:hAnsi="Courier New" w:cs="Courier New" w:hint="default"/>
+      </w:rPr>
+    </w:lvl>
+    <w:lvl w:ilvl="8" w:tplc="20000005" w:tentative="1">
+      <w:start w:val="1"/>
+      <w:numFmt w:val="bullet"/>
+      <w:lvlText w:val=""/>
+      <w:lvlJc w:val="left"/>
+      <w:pPr>
+        <w:ind w:left="6480" w:hanging="360"/>
+      </w:pPr>
+      <w:rPr>
+        <w:rFonts w:ascii="Wingdings" w:hAnsi="Wingdings" w:hint="default"/>
+      </w:rPr>
+    </w:lvl>
+  </w:abstractNum>
+  <w:abstractNum w:abstractNumId="35" w15:restartNumberingAfterBreak="0">
     <w:nsid w:val="613216BC"/>
     <w:multiLevelType w:val="hybridMultilevel"/>
     <w:tmpl w:val="DCD43D76"/>
@@ -10950,7 +12667,7 @@
       </w:rPr>
     </w:lvl>
   </w:abstractNum>
-  <w:abstractNum w:abstractNumId="33" w15:restartNumberingAfterBreak="0">
+  <w:abstractNum w:abstractNumId="36" w15:restartNumberingAfterBreak="0">
     <w:nsid w:val="62CA2A8F"/>
     <w:multiLevelType w:val="hybridMultilevel"/>
     <w:tmpl w:val="9E62B7C8"/>
@@ -11063,7 +12780,7 @@
       </w:rPr>
     </w:lvl>
   </w:abstractNum>
-  <w:abstractNum w:abstractNumId="34" w15:restartNumberingAfterBreak="0">
+  <w:abstractNum w:abstractNumId="37" w15:restartNumberingAfterBreak="0">
     <w:nsid w:val="642B0707"/>
     <w:multiLevelType w:val="hybridMultilevel"/>
     <w:tmpl w:val="6F824434"/>
@@ -11176,7 +12893,7 @@
       </w:rPr>
     </w:lvl>
   </w:abstractNum>
-  <w:abstractNum w:abstractNumId="35" w15:restartNumberingAfterBreak="0">
+  <w:abstractNum w:abstractNumId="38" w15:restartNumberingAfterBreak="0">
     <w:nsid w:val="657C167B"/>
     <w:multiLevelType w:val="hybridMultilevel"/>
     <w:tmpl w:val="253E1E4A"/>
@@ -11289,7 +13006,7 @@
       </w:rPr>
     </w:lvl>
   </w:abstractNum>
-  <w:abstractNum w:abstractNumId="36" w15:restartNumberingAfterBreak="0">
+  <w:abstractNum w:abstractNumId="39" w15:restartNumberingAfterBreak="0">
     <w:nsid w:val="6F112B8F"/>
     <w:multiLevelType w:val="hybridMultilevel"/>
     <w:tmpl w:val="DD189394"/>
@@ -11402,7 +13119,7 @@
       </w:rPr>
     </w:lvl>
   </w:abstractNum>
-  <w:abstractNum w:abstractNumId="37" w15:restartNumberingAfterBreak="0">
+  <w:abstractNum w:abstractNumId="40" w15:restartNumberingAfterBreak="0">
     <w:nsid w:val="6F7A5BE4"/>
     <w:multiLevelType w:val="hybridMultilevel"/>
     <w:tmpl w:val="1B76D9FC"/>
@@ -11515,7 +13232,7 @@
       </w:rPr>
     </w:lvl>
   </w:abstractNum>
-  <w:abstractNum w:abstractNumId="38" w15:restartNumberingAfterBreak="0">
+  <w:abstractNum w:abstractNumId="41" w15:restartNumberingAfterBreak="0">
     <w:nsid w:val="70624018"/>
     <w:multiLevelType w:val="hybridMultilevel"/>
     <w:tmpl w:val="225C64B6"/>
@@ -11655,7 +13372,7 @@
       </w:rPr>
     </w:lvl>
   </w:abstractNum>
-  <w:abstractNum w:abstractNumId="39" w15:restartNumberingAfterBreak="0">
+  <w:abstractNum w:abstractNumId="42" w15:restartNumberingAfterBreak="0">
     <w:nsid w:val="74967D99"/>
     <w:multiLevelType w:val="multilevel"/>
     <w:tmpl w:val="6F1612AC"/>
@@ -11795,7 +13512,7 @@
       </w:rPr>
     </w:lvl>
   </w:abstractNum>
-  <w:abstractNum w:abstractNumId="40" w15:restartNumberingAfterBreak="0">
+  <w:abstractNum w:abstractNumId="43" w15:restartNumberingAfterBreak="0">
     <w:nsid w:val="780E0E44"/>
     <w:multiLevelType w:val="hybridMultilevel"/>
     <w:tmpl w:val="10468E06"/>
@@ -11909,16 +13626,16 @@
     </w:lvl>
   </w:abstractNum>
   <w:num w:numId="1" w16cid:durableId="1616982145">
-    <w:abstractNumId w:val="17"/>
+    <w:abstractNumId w:val="19"/>
   </w:num>
   <w:num w:numId="2" w16cid:durableId="1563980195">
-    <w:abstractNumId w:val="12"/>
+    <w:abstractNumId w:val="14"/>
   </w:num>
   <w:num w:numId="3" w16cid:durableId="574165386">
-    <w:abstractNumId w:val="16"/>
+    <w:abstractNumId w:val="18"/>
   </w:num>
   <w:num w:numId="4" w16cid:durableId="1982886481">
-    <w:abstractNumId w:val="25"/>
+    <w:abstractNumId w:val="27"/>
     <w:lvlOverride w:ilvl="0"/>
     <w:lvlOverride w:ilvl="1">
       <w:startOverride w:val="1"/>
@@ -11946,43 +13663,43 @@
     </w:lvlOverride>
   </w:num>
   <w:num w:numId="5" w16cid:durableId="1343313269">
-    <w:abstractNumId w:val="8"/>
+    <w:abstractNumId w:val="9"/>
   </w:num>
   <w:num w:numId="6" w16cid:durableId="413548033">
-    <w:abstractNumId w:val="38"/>
+    <w:abstractNumId w:val="41"/>
   </w:num>
   <w:num w:numId="7" w16cid:durableId="2517385">
+    <w:abstractNumId w:val="39"/>
+  </w:num>
+  <w:num w:numId="8" w16cid:durableId="1673027270">
+    <w:abstractNumId w:val="15"/>
+  </w:num>
+  <w:num w:numId="9" w16cid:durableId="310713017">
+    <w:abstractNumId w:val="6"/>
+  </w:num>
+  <w:num w:numId="10" w16cid:durableId="642394832">
+    <w:abstractNumId w:val="26"/>
+  </w:num>
+  <w:num w:numId="11" w16cid:durableId="879364368">
+    <w:abstractNumId w:val="12"/>
+  </w:num>
+  <w:num w:numId="12" w16cid:durableId="1154762435">
+    <w:abstractNumId w:val="33"/>
+  </w:num>
+  <w:num w:numId="13" w16cid:durableId="1050419267">
     <w:abstractNumId w:val="36"/>
   </w:num>
-  <w:num w:numId="8" w16cid:durableId="1673027270">
-    <w:abstractNumId w:val="13"/>
-  </w:num>
-  <w:num w:numId="9" w16cid:durableId="310713017">
-    <w:abstractNumId w:val="5"/>
-  </w:num>
-  <w:num w:numId="10" w16cid:durableId="642394832">
-    <w:abstractNumId w:val="24"/>
-  </w:num>
-  <w:num w:numId="11" w16cid:durableId="879364368">
-    <w:abstractNumId w:val="11"/>
-  </w:num>
-  <w:num w:numId="12" w16cid:durableId="1154762435">
-    <w:abstractNumId w:val="31"/>
-  </w:num>
-  <w:num w:numId="13" w16cid:durableId="1050419267">
-    <w:abstractNumId w:val="33"/>
-  </w:num>
   <w:num w:numId="14" w16cid:durableId="1990405806">
-    <w:abstractNumId w:val="9"/>
+    <w:abstractNumId w:val="10"/>
   </w:num>
   <w:num w:numId="15" w16cid:durableId="1546913352">
-    <w:abstractNumId w:val="34"/>
+    <w:abstractNumId w:val="37"/>
   </w:num>
   <w:num w:numId="16" w16cid:durableId="1318874548">
-    <w:abstractNumId w:val="39"/>
+    <w:abstractNumId w:val="42"/>
   </w:num>
   <w:num w:numId="17" w16cid:durableId="722215861">
-    <w:abstractNumId w:val="39"/>
+    <w:abstractNumId w:val="42"/>
     <w:lvlOverride w:ilvl="0">
       <w:startOverride w:val="1"/>
     </w:lvlOverride>
@@ -12012,7 +13729,7 @@
     </w:lvlOverride>
   </w:num>
   <w:num w:numId="18" w16cid:durableId="415446333">
-    <w:abstractNumId w:val="39"/>
+    <w:abstractNumId w:val="42"/>
     <w:lvlOverride w:ilvl="0">
       <w:startOverride w:val="1"/>
     </w:lvlOverride>
@@ -12042,7 +13759,7 @@
     </w:lvlOverride>
   </w:num>
   <w:num w:numId="19" w16cid:durableId="1966346266">
-    <w:abstractNumId w:val="39"/>
+    <w:abstractNumId w:val="42"/>
     <w:lvlOverride w:ilvl="0">
       <w:startOverride w:val="1"/>
     </w:lvlOverride>
@@ -12072,7 +13789,7 @@
     </w:lvlOverride>
   </w:num>
   <w:num w:numId="20" w16cid:durableId="985356155">
-    <w:abstractNumId w:val="39"/>
+    <w:abstractNumId w:val="42"/>
     <w:lvlOverride w:ilvl="0">
       <w:startOverride w:val="1"/>
     </w:lvlOverride>
@@ -12102,7 +13819,7 @@
     </w:lvlOverride>
   </w:num>
   <w:num w:numId="21" w16cid:durableId="971326932">
-    <w:abstractNumId w:val="39"/>
+    <w:abstractNumId w:val="42"/>
     <w:lvlOverride w:ilvl="0">
       <w:startOverride w:val="1"/>
     </w:lvlOverride>
@@ -12132,7 +13849,7 @@
     </w:lvlOverride>
   </w:num>
   <w:num w:numId="22" w16cid:durableId="874578897">
-    <w:abstractNumId w:val="39"/>
+    <w:abstractNumId w:val="42"/>
     <w:lvlOverride w:ilvl="0">
       <w:startOverride w:val="1"/>
     </w:lvlOverride>
@@ -12162,7 +13879,7 @@
     </w:lvlOverride>
   </w:num>
   <w:num w:numId="23" w16cid:durableId="184097708">
-    <w:abstractNumId w:val="39"/>
+    <w:abstractNumId w:val="42"/>
     <w:lvlOverride w:ilvl="0">
       <w:startOverride w:val="1"/>
     </w:lvlOverride>
@@ -12192,7 +13909,7 @@
     </w:lvlOverride>
   </w:num>
   <w:num w:numId="24" w16cid:durableId="1147547601">
-    <w:abstractNumId w:val="39"/>
+    <w:abstractNumId w:val="42"/>
     <w:lvlOverride w:ilvl="0">
       <w:startOverride w:val="1"/>
     </w:lvlOverride>
@@ -12222,7 +13939,7 @@
     </w:lvlOverride>
   </w:num>
   <w:num w:numId="25" w16cid:durableId="697269251">
-    <w:abstractNumId w:val="39"/>
+    <w:abstractNumId w:val="42"/>
     <w:lvlOverride w:ilvl="0">
       <w:startOverride w:val="1"/>
     </w:lvlOverride>
@@ -12252,7 +13969,7 @@
     </w:lvlOverride>
   </w:num>
   <w:num w:numId="26" w16cid:durableId="623387041">
-    <w:abstractNumId w:val="39"/>
+    <w:abstractNumId w:val="42"/>
     <w:lvlOverride w:ilvl="0">
       <w:startOverride w:val="1"/>
     </w:lvlOverride>
@@ -12282,7 +13999,7 @@
     </w:lvlOverride>
   </w:num>
   <w:num w:numId="27" w16cid:durableId="571545525">
-    <w:abstractNumId w:val="39"/>
+    <w:abstractNumId w:val="42"/>
     <w:lvlOverride w:ilvl="0">
       <w:startOverride w:val="1"/>
     </w:lvlOverride>
@@ -12315,19 +14032,19 @@
     <w:abstractNumId w:val="2"/>
   </w:num>
   <w:num w:numId="29" w16cid:durableId="1318532482">
-    <w:abstractNumId w:val="32"/>
+    <w:abstractNumId w:val="35"/>
   </w:num>
   <w:num w:numId="30" w16cid:durableId="2085495198">
-    <w:abstractNumId w:val="3"/>
+    <w:abstractNumId w:val="4"/>
   </w:num>
   <w:num w:numId="31" w16cid:durableId="1159468039">
-    <w:abstractNumId w:val="24"/>
+    <w:abstractNumId w:val="26"/>
   </w:num>
   <w:num w:numId="32" w16cid:durableId="2134787325">
-    <w:abstractNumId w:val="21"/>
+    <w:abstractNumId w:val="23"/>
   </w:num>
   <w:num w:numId="33" w16cid:durableId="690107431">
-    <w:abstractNumId w:val="25"/>
+    <w:abstractNumId w:val="27"/>
     <w:lvlOverride w:ilvl="0"/>
     <w:lvlOverride w:ilvl="1">
       <w:startOverride w:val="1"/>
@@ -12355,73 +14072,82 @@
     </w:lvlOverride>
   </w:num>
   <w:num w:numId="34" w16cid:durableId="1695031192">
-    <w:abstractNumId w:val="25"/>
+    <w:abstractNumId w:val="27"/>
   </w:num>
   <w:num w:numId="35" w16cid:durableId="1474131380">
-    <w:abstractNumId w:val="25"/>
+    <w:abstractNumId w:val="27"/>
   </w:num>
   <w:num w:numId="36" w16cid:durableId="385646365">
-    <w:abstractNumId w:val="15"/>
+    <w:abstractNumId w:val="17"/>
   </w:num>
   <w:num w:numId="37" w16cid:durableId="774322130">
-    <w:abstractNumId w:val="7"/>
+    <w:abstractNumId w:val="8"/>
   </w:num>
   <w:num w:numId="38" w16cid:durableId="1273244240">
-    <w:abstractNumId w:val="28"/>
+    <w:abstractNumId w:val="30"/>
   </w:num>
   <w:num w:numId="39" w16cid:durableId="1302419245">
-    <w:abstractNumId w:val="35"/>
+    <w:abstractNumId w:val="38"/>
   </w:num>
   <w:num w:numId="40" w16cid:durableId="671757144">
-    <w:abstractNumId w:val="4"/>
+    <w:abstractNumId w:val="5"/>
   </w:num>
   <w:num w:numId="41" w16cid:durableId="1609465245">
-    <w:abstractNumId w:val="22"/>
+    <w:abstractNumId w:val="24"/>
   </w:num>
   <w:num w:numId="42" w16cid:durableId="1924870052">
-    <w:abstractNumId w:val="30"/>
+    <w:abstractNumId w:val="32"/>
   </w:num>
   <w:num w:numId="43" w16cid:durableId="1546983496">
     <w:abstractNumId w:val="1"/>
   </w:num>
   <w:num w:numId="44" w16cid:durableId="1243755491">
-    <w:abstractNumId w:val="18"/>
+    <w:abstractNumId w:val="20"/>
   </w:num>
   <w:num w:numId="45" w16cid:durableId="2112815720">
-    <w:abstractNumId w:val="29"/>
+    <w:abstractNumId w:val="31"/>
   </w:num>
   <w:num w:numId="46" w16cid:durableId="495389479">
-    <w:abstractNumId w:val="40"/>
+    <w:abstractNumId w:val="43"/>
   </w:num>
   <w:num w:numId="47" w16cid:durableId="1000545877">
-    <w:abstractNumId w:val="23"/>
+    <w:abstractNumId w:val="25"/>
   </w:num>
   <w:num w:numId="48" w16cid:durableId="853347394">
     <w:abstractNumId w:val="0"/>
   </w:num>
   <w:num w:numId="49" w16cid:durableId="1105929742">
-    <w:abstractNumId w:val="10"/>
+    <w:abstractNumId w:val="11"/>
   </w:num>
   <w:num w:numId="50" w16cid:durableId="7145556">
-    <w:abstractNumId w:val="20"/>
+    <w:abstractNumId w:val="22"/>
   </w:num>
   <w:num w:numId="51" w16cid:durableId="271405964">
-    <w:abstractNumId w:val="26"/>
+    <w:abstractNumId w:val="28"/>
   </w:num>
   <w:num w:numId="52" w16cid:durableId="1874154734">
-    <w:abstractNumId w:val="27"/>
+    <w:abstractNumId w:val="29"/>
   </w:num>
   <w:num w:numId="53" w16cid:durableId="791943569">
-    <w:abstractNumId w:val="19"/>
+    <w:abstractNumId w:val="21"/>
   </w:num>
   <w:num w:numId="54" w16cid:durableId="1422987211">
-    <w:abstractNumId w:val="6"/>
+    <w:abstractNumId w:val="7"/>
   </w:num>
   <w:num w:numId="55" w16cid:durableId="2036425246">
-    <w:abstractNumId w:val="37"/>
+    <w:abstractNumId w:val="40"/>
   </w:num>
   <w:num w:numId="56" w16cid:durableId="305286039">
-    <w:abstractNumId w:val="14"/>
+    <w:abstractNumId w:val="16"/>
+  </w:num>
+  <w:num w:numId="57" w16cid:durableId="696470528">
+    <w:abstractNumId w:val="34"/>
+  </w:num>
+  <w:num w:numId="58" w16cid:durableId="83573097">
+    <w:abstractNumId w:val="13"/>
+  </w:num>
+  <w:num w:numId="59" w16cid:durableId="530073107">
+    <w:abstractNumId w:val="3"/>
   </w:num>
   <w:numIdMacAtCleanup w:val="15"/>
 </w:numbering>

--- a/docs/thesis/magistrsko-delo-jasa-zupancic.docx
+++ b/docs/thesis/magistrsko-delo-jasa-zupancic.docx
@@ -11,6 +11,9 @@
         </w:rPr>
       </w:pPr>
       <w:r>
+        <w:rPr>
+          <w:noProof/>
+        </w:rPr>
         <w:drawing>
           <wp:anchor distT="0" distB="0" distL="114300" distR="114300" simplePos="0" relativeHeight="251657728" behindDoc="1" locked="0" layoutInCell="1" allowOverlap="1" wp14:anchorId="1B88E3C4" wp14:editId="6D96846E">
             <wp:simplePos x="0" y="0"/>
@@ -77,6 +80,7 @@
       <w:r>
         <w:rPr>
           <w:rFonts w:ascii="Arial Narrow" w:hAnsi="Arial Narrow"/>
+          <w:noProof/>
           <w:lang w:eastAsia="sl-SI"/>
         </w:rPr>
         <w:drawing>
@@ -260,11 +264,10 @@
           <w:b w:val="0"/>
           <w:bCs w:val="0"/>
           <w:caps w:val="0"/>
-          <w:noProof w:val="0"/>
           <w:kern w:val="2"/>
           <w:sz w:val="24"/>
           <w:szCs w:val="24"/>
-          <w:lang w:eastAsia="en-SI"/>
+          <w:lang w:val="en-SI" w:eastAsia="en-SI"/>
           <w14:ligatures w14:val="standardContextual"/>
         </w:rPr>
       </w:pPr>
@@ -293,9 +296,6 @@
         <w:fldChar w:fldCharType="separate"/>
       </w:r>
       <w:r>
-        <w:rPr>
-          <w:noProof w:val="0"/>
-        </w:rPr>
         <w:t>1</w:t>
       </w:r>
       <w:r>
@@ -304,60 +304,33 @@
           <w:b w:val="0"/>
           <w:bCs w:val="0"/>
           <w:caps w:val="0"/>
-          <w:noProof w:val="0"/>
           <w:kern w:val="2"/>
           <w:sz w:val="24"/>
           <w:szCs w:val="24"/>
-          <w:lang w:eastAsia="en-SI"/>
+          <w:lang w:val="en-SI" w:eastAsia="en-SI"/>
           <w14:ligatures w14:val="standardContextual"/>
         </w:rPr>
         <w:tab/>
       </w:r>
       <w:r>
-        <w:rPr>
-          <w:noProof w:val="0"/>
-        </w:rPr>
         <w:t>UVOD</w:t>
       </w:r>
       <w:r>
-        <w:rPr>
-          <w:noProof w:val="0"/>
-        </w:rPr>
         <w:tab/>
       </w:r>
       <w:r>
-        <w:rPr>
-          <w:noProof w:val="0"/>
-        </w:rPr>
         <w:fldChar w:fldCharType="begin"/>
       </w:r>
       <w:r>
-        <w:rPr>
-          <w:noProof w:val="0"/>
-        </w:rPr>
-        <w:instrText xml:space="preserve"> PAGEREF _Toc221980683 \h </w:instrText>
-      </w:r>
-      <w:r>
-        <w:rPr>
-          <w:noProof w:val="0"/>
-        </w:rPr>
-      </w:r>
-      <w:r>
-        <w:rPr>
-          <w:noProof w:val="0"/>
-        </w:rPr>
+        <w:instrText xml:space="preserve"> PAGEREF _Toc225593963 \h </w:instrText>
+      </w:r>
+      <w:r>
         <w:fldChar w:fldCharType="separate"/>
       </w:r>
       <w:r>
-        <w:rPr>
-          <w:noProof w:val="0"/>
-        </w:rPr>
         <w:t>1</w:t>
       </w:r>
       <w:r>
-        <w:rPr>
-          <w:noProof w:val="0"/>
-        </w:rPr>
         <w:fldChar w:fldCharType="end"/>
       </w:r>
     </w:p>
@@ -368,18 +341,16 @@
           <w:rFonts w:asciiTheme="minorHAnsi" w:eastAsiaTheme="minorEastAsia" w:hAnsiTheme="minorHAnsi" w:cstheme="minorBidi"/>
           <w:b w:val="0"/>
           <w:bCs w:val="0"/>
-          <w:noProof w:val="0"/>
           <w:kern w:val="2"/>
           <w:sz w:val="24"/>
           <w:szCs w:val="24"/>
-          <w:lang w:eastAsia="en-SI"/>
+          <w:lang w:val="en-SI" w:eastAsia="en-SI"/>
           <w14:ligatures w14:val="standardContextual"/>
         </w:rPr>
       </w:pPr>
       <w:r>
         <w:rPr>
           <w:rFonts w:cs="Times New Roman"/>
-          <w:noProof w:val="0"/>
         </w:rPr>
         <w:t>1.1</w:t>
       </w:r>
@@ -388,60 +359,33 @@
           <w:rFonts w:asciiTheme="minorHAnsi" w:eastAsiaTheme="minorEastAsia" w:hAnsiTheme="minorHAnsi" w:cstheme="minorBidi"/>
           <w:b w:val="0"/>
           <w:bCs w:val="0"/>
-          <w:noProof w:val="0"/>
           <w:kern w:val="2"/>
           <w:sz w:val="24"/>
           <w:szCs w:val="24"/>
-          <w:lang w:eastAsia="en-SI"/>
+          <w:lang w:val="en-SI" w:eastAsia="en-SI"/>
           <w14:ligatures w14:val="standardContextual"/>
         </w:rPr>
         <w:tab/>
       </w:r>
       <w:r>
-        <w:rPr>
-          <w:noProof w:val="0"/>
-        </w:rPr>
         <w:t>Opis problema</w:t>
       </w:r>
       <w:r>
-        <w:rPr>
-          <w:noProof w:val="0"/>
-        </w:rPr>
         <w:tab/>
       </w:r>
       <w:r>
-        <w:rPr>
-          <w:noProof w:val="0"/>
-        </w:rPr>
         <w:fldChar w:fldCharType="begin"/>
       </w:r>
       <w:r>
-        <w:rPr>
-          <w:noProof w:val="0"/>
-        </w:rPr>
-        <w:instrText xml:space="preserve"> PAGEREF _Toc221980684 \h </w:instrText>
-      </w:r>
-      <w:r>
-        <w:rPr>
-          <w:noProof w:val="0"/>
-        </w:rPr>
-      </w:r>
-      <w:r>
-        <w:rPr>
-          <w:noProof w:val="0"/>
-        </w:rPr>
+        <w:instrText xml:space="preserve"> PAGEREF _Toc225593964 \h </w:instrText>
+      </w:r>
+      <w:r>
         <w:fldChar w:fldCharType="separate"/>
       </w:r>
       <w:r>
-        <w:rPr>
-          <w:noProof w:val="0"/>
-        </w:rPr>
         <w:t>1</w:t>
       </w:r>
       <w:r>
-        <w:rPr>
-          <w:noProof w:val="0"/>
-        </w:rPr>
         <w:fldChar w:fldCharType="end"/>
       </w:r>
     </w:p>
@@ -452,18 +396,16 @@
           <w:rFonts w:asciiTheme="minorHAnsi" w:eastAsiaTheme="minorEastAsia" w:hAnsiTheme="minorHAnsi" w:cstheme="minorBidi"/>
           <w:b w:val="0"/>
           <w:bCs w:val="0"/>
-          <w:noProof w:val="0"/>
           <w:kern w:val="2"/>
           <w:sz w:val="24"/>
           <w:szCs w:val="24"/>
-          <w:lang w:eastAsia="en-SI"/>
+          <w:lang w:val="en-SI" w:eastAsia="en-SI"/>
           <w14:ligatures w14:val="standardContextual"/>
         </w:rPr>
       </w:pPr>
       <w:r>
         <w:rPr>
           <w:rFonts w:cs="Times New Roman"/>
-          <w:noProof w:val="0"/>
         </w:rPr>
         <w:t>1.2</w:t>
       </w:r>
@@ -472,60 +414,33 @@
           <w:rFonts w:asciiTheme="minorHAnsi" w:eastAsiaTheme="minorEastAsia" w:hAnsiTheme="minorHAnsi" w:cstheme="minorBidi"/>
           <w:b w:val="0"/>
           <w:bCs w:val="0"/>
-          <w:noProof w:val="0"/>
           <w:kern w:val="2"/>
           <w:sz w:val="24"/>
           <w:szCs w:val="24"/>
-          <w:lang w:eastAsia="en-SI"/>
+          <w:lang w:val="en-SI" w:eastAsia="en-SI"/>
           <w14:ligatures w14:val="standardContextual"/>
         </w:rPr>
         <w:tab/>
       </w:r>
       <w:r>
-        <w:rPr>
-          <w:noProof w:val="0"/>
-        </w:rPr>
         <w:t>Cilji in nameni naloge</w:t>
       </w:r>
       <w:r>
-        <w:rPr>
-          <w:noProof w:val="0"/>
-        </w:rPr>
         <w:tab/>
       </w:r>
       <w:r>
-        <w:rPr>
-          <w:noProof w:val="0"/>
-        </w:rPr>
         <w:fldChar w:fldCharType="begin"/>
       </w:r>
       <w:r>
-        <w:rPr>
-          <w:noProof w:val="0"/>
-        </w:rPr>
-        <w:instrText xml:space="preserve"> PAGEREF _Toc221980685 \h </w:instrText>
-      </w:r>
-      <w:r>
-        <w:rPr>
-          <w:noProof w:val="0"/>
-        </w:rPr>
-      </w:r>
-      <w:r>
-        <w:rPr>
-          <w:noProof w:val="0"/>
-        </w:rPr>
+        <w:instrText xml:space="preserve"> PAGEREF _Toc225593965 \h </w:instrText>
+      </w:r>
+      <w:r>
         <w:fldChar w:fldCharType="separate"/>
       </w:r>
       <w:r>
-        <w:rPr>
-          <w:noProof w:val="0"/>
-        </w:rPr>
         <w:t>1</w:t>
       </w:r>
       <w:r>
-        <w:rPr>
-          <w:noProof w:val="0"/>
-        </w:rPr>
         <w:fldChar w:fldCharType="end"/>
       </w:r>
     </w:p>
@@ -537,18 +452,14 @@
           <w:b w:val="0"/>
           <w:bCs w:val="0"/>
           <w:caps w:val="0"/>
-          <w:noProof w:val="0"/>
           <w:kern w:val="2"/>
           <w:sz w:val="24"/>
           <w:szCs w:val="24"/>
-          <w:lang w:eastAsia="en-SI"/>
+          <w:lang w:val="en-SI" w:eastAsia="en-SI"/>
           <w14:ligatures w14:val="standardContextual"/>
         </w:rPr>
       </w:pPr>
       <w:r>
-        <w:rPr>
-          <w:noProof w:val="0"/>
-        </w:rPr>
         <w:t>2</w:t>
       </w:r>
       <w:r>
@@ -557,60 +468,33 @@
           <w:b w:val="0"/>
           <w:bCs w:val="0"/>
           <w:caps w:val="0"/>
-          <w:noProof w:val="0"/>
           <w:kern w:val="2"/>
           <w:sz w:val="24"/>
           <w:szCs w:val="24"/>
-          <w:lang w:eastAsia="en-SI"/>
+          <w:lang w:val="en-SI" w:eastAsia="en-SI"/>
           <w14:ligatures w14:val="standardContextual"/>
         </w:rPr>
         <w:tab/>
       </w:r>
       <w:r>
-        <w:rPr>
-          <w:noProof w:val="0"/>
-        </w:rPr>
-        <w:t>SPREMLJANJE IN ANALIZA VADBE</w:t>
-      </w:r>
-      <w:r>
-        <w:rPr>
-          <w:noProof w:val="0"/>
-        </w:rPr>
+        <w:t>RAZVOJ IN OTIMIZACIJA MODELOV</w:t>
+      </w:r>
+      <w:r>
         <w:tab/>
       </w:r>
       <w:r>
-        <w:rPr>
-          <w:noProof w:val="0"/>
-        </w:rPr>
         <w:fldChar w:fldCharType="begin"/>
       </w:r>
       <w:r>
-        <w:rPr>
-          <w:noProof w:val="0"/>
-        </w:rPr>
-        <w:instrText xml:space="preserve"> PAGEREF _Toc221980686 \h </w:instrText>
-      </w:r>
-      <w:r>
-        <w:rPr>
-          <w:noProof w:val="0"/>
-        </w:rPr>
-      </w:r>
-      <w:r>
-        <w:rPr>
-          <w:noProof w:val="0"/>
-        </w:rPr>
+        <w:instrText xml:space="preserve"> PAGEREF _Toc225593966 \h </w:instrText>
+      </w:r>
+      <w:r>
         <w:fldChar w:fldCharType="separate"/>
       </w:r>
       <w:r>
-        <w:rPr>
-          <w:noProof w:val="0"/>
-        </w:rPr>
         <w:t>3</w:t>
       </w:r>
       <w:r>
-        <w:rPr>
-          <w:noProof w:val="0"/>
-        </w:rPr>
         <w:fldChar w:fldCharType="end"/>
       </w:r>
     </w:p>
@@ -621,18 +505,16 @@
           <w:rFonts w:asciiTheme="minorHAnsi" w:eastAsiaTheme="minorEastAsia" w:hAnsiTheme="minorHAnsi" w:cstheme="minorBidi"/>
           <w:b w:val="0"/>
           <w:bCs w:val="0"/>
-          <w:noProof w:val="0"/>
           <w:kern w:val="2"/>
           <w:sz w:val="24"/>
           <w:szCs w:val="24"/>
-          <w:lang w:eastAsia="en-SI"/>
+          <w:lang w:val="en-SI" w:eastAsia="en-SI"/>
           <w14:ligatures w14:val="standardContextual"/>
         </w:rPr>
       </w:pPr>
       <w:r>
         <w:rPr>
           <w:rFonts w:cs="Times New Roman"/>
-          <w:noProof w:val="0"/>
         </w:rPr>
         <w:t>2.1</w:t>
       </w:r>
@@ -641,60 +523,33 @@
           <w:rFonts w:asciiTheme="minorHAnsi" w:eastAsiaTheme="minorEastAsia" w:hAnsiTheme="minorHAnsi" w:cstheme="minorBidi"/>
           <w:b w:val="0"/>
           <w:bCs w:val="0"/>
-          <w:noProof w:val="0"/>
           <w:kern w:val="2"/>
           <w:sz w:val="24"/>
           <w:szCs w:val="24"/>
-          <w:lang w:eastAsia="en-SI"/>
+          <w:lang w:val="en-SI" w:eastAsia="en-SI"/>
           <w14:ligatures w14:val="standardContextual"/>
         </w:rPr>
         <w:tab/>
       </w:r>
       <w:r>
-        <w:rPr>
-          <w:noProof w:val="0"/>
-        </w:rPr>
-        <w:t>Mehanizem stanj</w:t>
-      </w:r>
-      <w:r>
-        <w:rPr>
-          <w:noProof w:val="0"/>
-        </w:rPr>
+        <w:t>Razlike med modeli</w:t>
+      </w:r>
+      <w:r>
         <w:tab/>
       </w:r>
       <w:r>
-        <w:rPr>
-          <w:noProof w:val="0"/>
-        </w:rPr>
         <w:fldChar w:fldCharType="begin"/>
       </w:r>
       <w:r>
-        <w:rPr>
-          <w:noProof w:val="0"/>
-        </w:rPr>
-        <w:instrText xml:space="preserve"> PAGEREF _Toc221980687 \h </w:instrText>
-      </w:r>
-      <w:r>
-        <w:rPr>
-          <w:noProof w:val="0"/>
-        </w:rPr>
-      </w:r>
-      <w:r>
-        <w:rPr>
-          <w:noProof w:val="0"/>
-        </w:rPr>
+        <w:instrText xml:space="preserve"> PAGEREF _Toc225593967 \h </w:instrText>
+      </w:r>
+      <w:r>
         <w:fldChar w:fldCharType="separate"/>
       </w:r>
       <w:r>
-        <w:rPr>
-          <w:noProof w:val="0"/>
-        </w:rPr>
         <w:t>3</w:t>
       </w:r>
       <w:r>
-        <w:rPr>
-          <w:noProof w:val="0"/>
-        </w:rPr>
         <w:fldChar w:fldCharType="end"/>
       </w:r>
     </w:p>
@@ -707,49 +562,78 @@
         </w:tabs>
         <w:rPr>
           <w:rFonts w:asciiTheme="minorHAnsi" w:eastAsiaTheme="minorEastAsia" w:hAnsiTheme="minorHAnsi" w:cstheme="minorBidi"/>
+          <w:noProof/>
           <w:kern w:val="2"/>
           <w:sz w:val="24"/>
           <w:szCs w:val="24"/>
-          <w:lang w:eastAsia="en-SI"/>
+          <w:lang w:val="en-SI" w:eastAsia="en-SI"/>
           <w14:ligatures w14:val="standardContextual"/>
         </w:rPr>
       </w:pPr>
       <w:r>
         <w:rPr>
           <w:rFonts w:cs="Times New Roman"/>
+          <w:noProof/>
         </w:rPr>
         <w:t>2.1.1</w:t>
       </w:r>
       <w:r>
         <w:rPr>
           <w:rFonts w:asciiTheme="minorHAnsi" w:eastAsiaTheme="minorEastAsia" w:hAnsiTheme="minorHAnsi" w:cstheme="minorBidi"/>
+          <w:noProof/>
           <w:kern w:val="2"/>
           <w:sz w:val="24"/>
           <w:szCs w:val="24"/>
-          <w:lang w:eastAsia="en-SI"/>
+          <w:lang w:val="en-SI" w:eastAsia="en-SI"/>
           <w14:ligatures w14:val="standardContextual"/>
         </w:rPr>
         <w:tab/>
       </w:r>
       <w:r>
-        <w:t>Stanje NI_V_KADRU</w:t>
-      </w:r>
-      <w:r>
+        <w:rPr>
+          <w:noProof/>
+        </w:rPr>
+        <w:t>2D in 3D pozicija zaznanih sklepnih točk</w:t>
+      </w:r>
+      <w:r>
+        <w:rPr>
+          <w:noProof/>
+        </w:rPr>
         <w:tab/>
       </w:r>
       <w:r>
+        <w:rPr>
+          <w:noProof/>
+        </w:rPr>
         <w:fldChar w:fldCharType="begin"/>
       </w:r>
       <w:r>
-        <w:instrText xml:space="preserve"> PAGEREF _Toc221980688 \h </w:instrText>
-      </w:r>
-      <w:r>
+        <w:rPr>
+          <w:noProof/>
+        </w:rPr>
+        <w:instrText xml:space="preserve"> PAGEREF _Toc225593968 \h </w:instrText>
+      </w:r>
+      <w:r>
+        <w:rPr>
+          <w:noProof/>
+        </w:rPr>
+      </w:r>
+      <w:r>
+        <w:rPr>
+          <w:noProof/>
+        </w:rPr>
         <w:fldChar w:fldCharType="separate"/>
       </w:r>
       <w:r>
-        <w:t>4</w:t>
-      </w:r>
-      <w:r>
+        <w:rPr>
+          <w:noProof/>
+        </w:rPr>
+        <w:t>3</w:t>
+      </w:r>
+      <w:r>
+        <w:rPr>
+          <w:noProof/>
+        </w:rPr>
         <w:fldChar w:fldCharType="end"/>
       </w:r>
     </w:p>
@@ -762,47 +646,131 @@
         </w:tabs>
         <w:rPr>
           <w:rFonts w:asciiTheme="minorHAnsi" w:eastAsiaTheme="minorEastAsia" w:hAnsiTheme="minorHAnsi" w:cstheme="minorBidi"/>
+          <w:noProof/>
           <w:kern w:val="2"/>
           <w:sz w:val="24"/>
           <w:szCs w:val="24"/>
-          <w:lang w:eastAsia="en-SI"/>
+          <w:lang w:val="en-SI" w:eastAsia="en-SI"/>
           <w14:ligatures w14:val="standardContextual"/>
         </w:rPr>
       </w:pPr>
       <w:r>
         <w:rPr>
           <w:rFonts w:cs="Times New Roman"/>
+          <w:noProof/>
         </w:rPr>
         <w:t>2.1.2</w:t>
       </w:r>
       <w:r>
         <w:rPr>
           <w:rFonts w:asciiTheme="minorHAnsi" w:eastAsiaTheme="minorEastAsia" w:hAnsiTheme="minorHAnsi" w:cstheme="minorBidi"/>
+          <w:noProof/>
           <w:kern w:val="2"/>
           <w:sz w:val="24"/>
           <w:szCs w:val="24"/>
-          <w:lang w:eastAsia="en-SI"/>
+          <w:lang w:val="en-SI" w:eastAsia="en-SI"/>
           <w14:ligatures w14:val="standardContextual"/>
         </w:rPr>
         <w:tab/>
       </w:r>
       <w:r>
-        <w:t>Stanje NI_OBRNJEN_PROTI_KAMERI</w:t>
-      </w:r>
-      <w:r>
+        <w:rPr>
+          <w:noProof/>
+        </w:rPr>
+        <w:t>Oblika zaznanih sklepnih točk</w:t>
+      </w:r>
+      <w:r>
+        <w:rPr>
+          <w:noProof/>
+        </w:rPr>
         <w:tab/>
       </w:r>
       <w:r>
+        <w:rPr>
+          <w:noProof/>
+        </w:rPr>
         <w:fldChar w:fldCharType="begin"/>
       </w:r>
       <w:r>
-        <w:instrText xml:space="preserve"> PAGEREF _Toc221980689 \h </w:instrText>
-      </w:r>
-      <w:r>
+        <w:rPr>
+          <w:noProof/>
+        </w:rPr>
+        <w:instrText xml:space="preserve"> PAGEREF _Toc225593969 \h </w:instrText>
+      </w:r>
+      <w:r>
+        <w:rPr>
+          <w:noProof/>
+        </w:rPr>
+      </w:r>
+      <w:r>
+        <w:rPr>
+          <w:noProof/>
+        </w:rPr>
         <w:fldChar w:fldCharType="separate"/>
       </w:r>
       <w:r>
+        <w:rPr>
+          <w:noProof/>
+        </w:rPr>
         <w:t>4</w:t>
+      </w:r>
+      <w:r>
+        <w:rPr>
+          <w:noProof/>
+        </w:rPr>
+        <w:fldChar w:fldCharType="end"/>
+      </w:r>
+    </w:p>
+    <w:p>
+      <w:pPr>
+        <w:pStyle w:val="TOC2"/>
+        <w:rPr>
+          <w:rFonts w:asciiTheme="minorHAnsi" w:eastAsiaTheme="minorEastAsia" w:hAnsiTheme="minorHAnsi" w:cstheme="minorBidi"/>
+          <w:b w:val="0"/>
+          <w:bCs w:val="0"/>
+          <w:kern w:val="2"/>
+          <w:sz w:val="24"/>
+          <w:szCs w:val="24"/>
+          <w:lang w:val="en-SI" w:eastAsia="en-SI"/>
+          <w14:ligatures w14:val="standardContextual"/>
+        </w:rPr>
+      </w:pPr>
+      <w:r>
+        <w:rPr>
+          <w:rFonts w:cs="Times New Roman"/>
+        </w:rPr>
+        <w:t>2.2</w:t>
+      </w:r>
+      <w:r>
+        <w:rPr>
+          <w:rFonts w:asciiTheme="minorHAnsi" w:eastAsiaTheme="minorEastAsia" w:hAnsiTheme="minorHAnsi" w:cstheme="minorBidi"/>
+          <w:b w:val="0"/>
+          <w:bCs w:val="0"/>
+          <w:kern w:val="2"/>
+          <w:sz w:val="24"/>
+          <w:szCs w:val="24"/>
+          <w:lang w:val="en-SI" w:eastAsia="en-SI"/>
+          <w14:ligatures w14:val="standardContextual"/>
+        </w:rPr>
+        <w:tab/>
+      </w:r>
+      <w:r>
+        <w:t>Izbrani modeli in njihove razlike</w:t>
+      </w:r>
+      <w:r>
+        <w:tab/>
+      </w:r>
+      <w:r>
+        <w:fldChar w:fldCharType="begin"/>
+      </w:r>
+      <w:r>
+        <w:instrText xml:space="preserve"> PAGEREF _Toc225593970 \h </w:instrText>
+      </w:r>
+      <w:r>
+        <w:fldChar w:fldCharType="separate"/>
+      </w:r>
+      <w:r>
+        <w:t>5</w:t>
       </w:r>
       <w:r>
         <w:fldChar w:fldCharType="end"/>
@@ -817,49 +785,78 @@
         </w:tabs>
         <w:rPr>
           <w:rFonts w:asciiTheme="minorHAnsi" w:eastAsiaTheme="minorEastAsia" w:hAnsiTheme="minorHAnsi" w:cstheme="minorBidi"/>
+          <w:noProof/>
           <w:kern w:val="2"/>
           <w:sz w:val="24"/>
           <w:szCs w:val="24"/>
-          <w:lang w:eastAsia="en-SI"/>
+          <w:lang w:val="en-SI" w:eastAsia="en-SI"/>
           <w14:ligatures w14:val="standardContextual"/>
         </w:rPr>
       </w:pPr>
       <w:r>
         <w:rPr>
           <w:rFonts w:cs="Times New Roman"/>
-        </w:rPr>
-        <w:t>2.1.3</w:t>
+          <w:noProof/>
+        </w:rPr>
+        <w:t>2.2.1</w:t>
       </w:r>
       <w:r>
         <w:rPr>
           <w:rFonts w:asciiTheme="minorHAnsi" w:eastAsiaTheme="minorEastAsia" w:hAnsiTheme="minorHAnsi" w:cstheme="minorBidi"/>
+          <w:noProof/>
           <w:kern w:val="2"/>
           <w:sz w:val="24"/>
           <w:szCs w:val="24"/>
-          <w:lang w:eastAsia="en-SI"/>
+          <w:lang w:val="en-SI" w:eastAsia="en-SI"/>
           <w14:ligatures w14:val="standardContextual"/>
         </w:rPr>
         <w:tab/>
       </w:r>
       <w:r>
-        <w:t>Stanje NI_PRI_MIRU</w:t>
-      </w:r>
-      <w:r>
+        <w:rPr>
+          <w:noProof/>
+        </w:rPr>
+        <w:t>Pose Landmarker – Mediapipe</w:t>
+      </w:r>
+      <w:r>
+        <w:rPr>
+          <w:noProof/>
+        </w:rPr>
         <w:tab/>
       </w:r>
       <w:r>
+        <w:rPr>
+          <w:noProof/>
+        </w:rPr>
         <w:fldChar w:fldCharType="begin"/>
       </w:r>
       <w:r>
-        <w:instrText xml:space="preserve"> PAGEREF _Toc221980690 \h </w:instrText>
-      </w:r>
-      <w:r>
+        <w:rPr>
+          <w:noProof/>
+        </w:rPr>
+        <w:instrText xml:space="preserve"> PAGEREF _Toc225593971 \h </w:instrText>
+      </w:r>
+      <w:r>
+        <w:rPr>
+          <w:noProof/>
+        </w:rPr>
+      </w:r>
+      <w:r>
+        <w:rPr>
+          <w:noProof/>
+        </w:rPr>
         <w:fldChar w:fldCharType="separate"/>
       </w:r>
       <w:r>
-        <w:t>4</w:t>
-      </w:r>
-      <w:r>
+        <w:rPr>
+          <w:noProof/>
+        </w:rPr>
+        <w:t>5</w:t>
+      </w:r>
+      <w:r>
+        <w:rPr>
+          <w:noProof/>
+        </w:rPr>
         <w:fldChar w:fldCharType="end"/>
       </w:r>
     </w:p>
@@ -872,49 +869,78 @@
         </w:tabs>
         <w:rPr>
           <w:rFonts w:asciiTheme="minorHAnsi" w:eastAsiaTheme="minorEastAsia" w:hAnsiTheme="minorHAnsi" w:cstheme="minorBidi"/>
+          <w:noProof/>
           <w:kern w:val="2"/>
           <w:sz w:val="24"/>
           <w:szCs w:val="24"/>
-          <w:lang w:eastAsia="en-SI"/>
+          <w:lang w:val="en-SI" w:eastAsia="en-SI"/>
           <w14:ligatures w14:val="standardContextual"/>
         </w:rPr>
       </w:pPr>
       <w:r>
         <w:rPr>
           <w:rFonts w:cs="Times New Roman"/>
-        </w:rPr>
-        <w:t>2.1.4</w:t>
+          <w:noProof/>
+        </w:rPr>
+        <w:t>2.2.2</w:t>
       </w:r>
       <w:r>
         <w:rPr>
           <w:rFonts w:asciiTheme="minorHAnsi" w:eastAsiaTheme="minorEastAsia" w:hAnsiTheme="minorHAnsi" w:cstheme="minorBidi"/>
+          <w:noProof/>
           <w:kern w:val="2"/>
           <w:sz w:val="24"/>
           <w:szCs w:val="24"/>
-          <w:lang w:eastAsia="en-SI"/>
+          <w:lang w:val="en-SI" w:eastAsia="en-SI"/>
           <w14:ligatures w14:val="standardContextual"/>
         </w:rPr>
         <w:tab/>
       </w:r>
       <w:r>
-        <w:t>Stanje ZAČETNI_POGOJI_DRŽE_NISO_IZPOLNJENI</w:t>
-      </w:r>
-      <w:r>
+        <w:rPr>
+          <w:noProof/>
+        </w:rPr>
+        <w:t>YOLO11-pose - Ultralytics</w:t>
+      </w:r>
+      <w:r>
+        <w:rPr>
+          <w:noProof/>
+        </w:rPr>
         <w:tab/>
       </w:r>
       <w:r>
+        <w:rPr>
+          <w:noProof/>
+        </w:rPr>
         <w:fldChar w:fldCharType="begin"/>
       </w:r>
       <w:r>
-        <w:instrText xml:space="preserve"> PAGEREF _Toc221980691 \h </w:instrText>
-      </w:r>
-      <w:r>
+        <w:rPr>
+          <w:noProof/>
+        </w:rPr>
+        <w:instrText xml:space="preserve"> PAGEREF _Toc225593972 \h </w:instrText>
+      </w:r>
+      <w:r>
+        <w:rPr>
+          <w:noProof/>
+        </w:rPr>
+      </w:r>
+      <w:r>
+        <w:rPr>
+          <w:noProof/>
+        </w:rPr>
         <w:fldChar w:fldCharType="separate"/>
       </w:r>
       <w:r>
-        <w:t>4</w:t>
-      </w:r>
-      <w:r>
+        <w:rPr>
+          <w:noProof/>
+        </w:rPr>
+        <w:t>8</w:t>
+      </w:r>
+      <w:r>
+        <w:rPr>
+          <w:noProof/>
+        </w:rPr>
         <w:fldChar w:fldCharType="end"/>
       </w:r>
     </w:p>
@@ -927,49 +953,78 @@
         </w:tabs>
         <w:rPr>
           <w:rFonts w:asciiTheme="minorHAnsi" w:eastAsiaTheme="minorEastAsia" w:hAnsiTheme="minorHAnsi" w:cstheme="minorBidi"/>
+          <w:noProof/>
           <w:kern w:val="2"/>
           <w:sz w:val="24"/>
           <w:szCs w:val="24"/>
-          <w:lang w:eastAsia="en-SI"/>
+          <w:lang w:val="en-SI" w:eastAsia="en-SI"/>
           <w14:ligatures w14:val="standardContextual"/>
         </w:rPr>
       </w:pPr>
       <w:r>
         <w:rPr>
           <w:rFonts w:cs="Times New Roman"/>
-        </w:rPr>
-        <w:t>2.1.5</w:t>
+          <w:noProof/>
+        </w:rPr>
+        <w:t>2.2.3</w:t>
       </w:r>
       <w:r>
         <w:rPr>
           <w:rFonts w:asciiTheme="minorHAnsi" w:eastAsiaTheme="minorEastAsia" w:hAnsiTheme="minorHAnsi" w:cstheme="minorBidi"/>
+          <w:noProof/>
           <w:kern w:val="2"/>
           <w:sz w:val="24"/>
           <w:szCs w:val="24"/>
-          <w:lang w:eastAsia="en-SI"/>
+          <w:lang w:val="en-SI" w:eastAsia="en-SI"/>
           <w14:ligatures w14:val="standardContextual"/>
         </w:rPr>
         <w:tab/>
       </w:r>
       <w:r>
-        <w:t>Stanje OPRAVI_SERIJO</w:t>
-      </w:r>
-      <w:r>
+        <w:rPr>
+          <w:noProof/>
+        </w:rPr>
+        <w:t>PoseNet – Tensorflow.js</w:t>
+      </w:r>
+      <w:r>
+        <w:rPr>
+          <w:noProof/>
+        </w:rPr>
         <w:tab/>
       </w:r>
       <w:r>
+        <w:rPr>
+          <w:noProof/>
+        </w:rPr>
         <w:fldChar w:fldCharType="begin"/>
       </w:r>
       <w:r>
-        <w:instrText xml:space="preserve"> PAGEREF _Toc221980692 \h </w:instrText>
-      </w:r>
-      <w:r>
+        <w:rPr>
+          <w:noProof/>
+        </w:rPr>
+        <w:instrText xml:space="preserve"> PAGEREF _Toc225593973 \h </w:instrText>
+      </w:r>
+      <w:r>
+        <w:rPr>
+          <w:noProof/>
+        </w:rPr>
+      </w:r>
+      <w:r>
+        <w:rPr>
+          <w:noProof/>
+        </w:rPr>
         <w:fldChar w:fldCharType="separate"/>
       </w:r>
       <w:r>
-        <w:t>5</w:t>
-      </w:r>
-      <w:r>
+        <w:rPr>
+          <w:noProof/>
+        </w:rPr>
+        <w:t>10</w:t>
+      </w:r>
+      <w:r>
+        <w:rPr>
+          <w:noProof/>
+        </w:rPr>
         <w:fldChar w:fldCharType="end"/>
       </w:r>
     </w:p>
@@ -982,216 +1037,77 @@
         </w:tabs>
         <w:rPr>
           <w:rFonts w:asciiTheme="minorHAnsi" w:eastAsiaTheme="minorEastAsia" w:hAnsiTheme="minorHAnsi" w:cstheme="minorBidi"/>
+          <w:noProof/>
           <w:kern w:val="2"/>
           <w:sz w:val="24"/>
           <w:szCs w:val="24"/>
-          <w:lang w:eastAsia="en-SI"/>
+          <w:lang w:val="en-SI" w:eastAsia="en-SI"/>
           <w14:ligatures w14:val="standardContextual"/>
         </w:rPr>
       </w:pPr>
       <w:r>
         <w:rPr>
           <w:rFonts w:cs="Times New Roman"/>
-        </w:rPr>
-        <w:t>2.1.6</w:t>
+          <w:noProof/>
+        </w:rPr>
+        <w:t>2.2.4</w:t>
       </w:r>
       <w:r>
         <w:rPr>
           <w:rFonts w:asciiTheme="minorHAnsi" w:eastAsiaTheme="minorEastAsia" w:hAnsiTheme="minorHAnsi" w:cstheme="minorBidi"/>
+          <w:noProof/>
           <w:kern w:val="2"/>
           <w:sz w:val="24"/>
           <w:szCs w:val="24"/>
-          <w:lang w:eastAsia="en-SI"/>
+          <w:lang w:val="en-SI" w:eastAsia="en-SI"/>
           <w14:ligatures w14:val="standardContextual"/>
         </w:rPr>
         <w:tab/>
       </w:r>
       <w:r>
-        <w:t>Stanje USTAVLJENO</w:t>
-      </w:r>
-      <w:r>
+        <w:rPr>
+          <w:noProof/>
+        </w:rPr>
+        <w:t>MoveNet – Tensorflow.js</w:t>
+      </w:r>
+      <w:r>
+        <w:rPr>
+          <w:noProof/>
+        </w:rPr>
         <w:tab/>
       </w:r>
       <w:r>
+        <w:rPr>
+          <w:noProof/>
+        </w:rPr>
         <w:fldChar w:fldCharType="begin"/>
       </w:r>
       <w:r>
-        <w:instrText xml:space="preserve"> PAGEREF _Toc221980693 \h </w:instrText>
-      </w:r>
-      <w:r>
+        <w:rPr>
+          <w:noProof/>
+        </w:rPr>
+        <w:instrText xml:space="preserve"> PAGEREF _Toc225593974 \h </w:instrText>
+      </w:r>
+      <w:r>
+        <w:rPr>
+          <w:noProof/>
+        </w:rPr>
+      </w:r>
+      <w:r>
+        <w:rPr>
+          <w:noProof/>
+        </w:rPr>
         <w:fldChar w:fldCharType="separate"/>
       </w:r>
       <w:r>
-        <w:t>6</w:t>
-      </w:r>
-      <w:r>
-        <w:fldChar w:fldCharType="end"/>
-      </w:r>
-    </w:p>
-    <w:p>
-      <w:pPr>
-        <w:pStyle w:val="TOC2"/>
-        <w:rPr>
-          <w:rFonts w:asciiTheme="minorHAnsi" w:eastAsiaTheme="minorEastAsia" w:hAnsiTheme="minorHAnsi" w:cstheme="minorBidi"/>
-          <w:b w:val="0"/>
-          <w:bCs w:val="0"/>
-          <w:noProof w:val="0"/>
-          <w:kern w:val="2"/>
-          <w:sz w:val="24"/>
-          <w:szCs w:val="24"/>
-          <w:lang w:eastAsia="en-SI"/>
-          <w14:ligatures w14:val="standardContextual"/>
-        </w:rPr>
-      </w:pPr>
-      <w:r>
-        <w:rPr>
-          <w:rFonts w:cs="Times New Roman"/>
-          <w:noProof w:val="0"/>
-        </w:rPr>
-        <w:t>2.2</w:t>
-      </w:r>
-      <w:r>
-        <w:rPr>
-          <w:rFonts w:asciiTheme="minorHAnsi" w:eastAsiaTheme="minorEastAsia" w:hAnsiTheme="minorHAnsi" w:cstheme="minorBidi"/>
-          <w:b w:val="0"/>
-          <w:bCs w:val="0"/>
-          <w:noProof w:val="0"/>
-          <w:kern w:val="2"/>
-          <w:sz w:val="24"/>
-          <w:szCs w:val="24"/>
-          <w:lang w:eastAsia="en-SI"/>
-          <w14:ligatures w14:val="standardContextual"/>
-        </w:rPr>
-        <w:tab/>
-      </w:r>
-      <w:r>
-        <w:rPr>
-          <w:noProof w:val="0"/>
-        </w:rPr>
-        <w:t>Predpisi vaj</w:t>
-      </w:r>
-      <w:r>
-        <w:rPr>
-          <w:noProof w:val="0"/>
-        </w:rPr>
-        <w:tab/>
-      </w:r>
-      <w:r>
-        <w:rPr>
-          <w:noProof w:val="0"/>
-        </w:rPr>
-        <w:fldChar w:fldCharType="begin"/>
-      </w:r>
-      <w:r>
-        <w:rPr>
-          <w:noProof w:val="0"/>
-        </w:rPr>
-        <w:instrText xml:space="preserve"> PAGEREF _Toc221980694 \h </w:instrText>
-      </w:r>
-      <w:r>
-        <w:rPr>
-          <w:noProof w:val="0"/>
-        </w:rPr>
-      </w:r>
-      <w:r>
-        <w:rPr>
-          <w:noProof w:val="0"/>
-        </w:rPr>
-        <w:fldChar w:fldCharType="separate"/>
-      </w:r>
-      <w:r>
-        <w:rPr>
-          <w:noProof w:val="0"/>
-        </w:rPr>
-        <w:t>6</w:t>
-      </w:r>
-      <w:r>
-        <w:rPr>
-          <w:noProof w:val="0"/>
-        </w:rPr>
-        <w:fldChar w:fldCharType="end"/>
-      </w:r>
-    </w:p>
-    <w:p>
-      <w:pPr>
-        <w:pStyle w:val="TOC2"/>
-        <w:rPr>
-          <w:rFonts w:asciiTheme="minorHAnsi" w:eastAsiaTheme="minorEastAsia" w:hAnsiTheme="minorHAnsi" w:cstheme="minorBidi"/>
-          <w:b w:val="0"/>
-          <w:bCs w:val="0"/>
-          <w:noProof w:val="0"/>
-          <w:kern w:val="2"/>
-          <w:sz w:val="24"/>
-          <w:szCs w:val="24"/>
-          <w:lang w:eastAsia="en-SI"/>
-          <w14:ligatures w14:val="standardContextual"/>
-        </w:rPr>
-      </w:pPr>
-      <w:r>
-        <w:rPr>
-          <w:rFonts w:cs="Times New Roman"/>
-          <w:noProof w:val="0"/>
-        </w:rPr>
-        <w:t>2.3</w:t>
-      </w:r>
-      <w:r>
-        <w:rPr>
-          <w:rFonts w:asciiTheme="minorHAnsi" w:eastAsiaTheme="minorEastAsia" w:hAnsiTheme="minorHAnsi" w:cstheme="minorBidi"/>
-          <w:b w:val="0"/>
-          <w:bCs w:val="0"/>
-          <w:noProof w:val="0"/>
-          <w:kern w:val="2"/>
-          <w:sz w:val="24"/>
-          <w:szCs w:val="24"/>
-          <w:lang w:eastAsia="en-SI"/>
-          <w14:ligatures w14:val="standardContextual"/>
-        </w:rPr>
-        <w:tab/>
-      </w:r>
-      <w:r>
-        <w:rPr>
-          <w:noProof w:val="0"/>
-        </w:rPr>
-        <w:t>Zajemanje ponovitev</w:t>
-      </w:r>
-      <w:r>
-        <w:rPr>
-          <w:noProof w:val="0"/>
-        </w:rPr>
-        <w:tab/>
-      </w:r>
-      <w:r>
-        <w:rPr>
-          <w:noProof w:val="0"/>
-        </w:rPr>
-        <w:fldChar w:fldCharType="begin"/>
-      </w:r>
-      <w:r>
-        <w:rPr>
-          <w:noProof w:val="0"/>
-        </w:rPr>
-        <w:instrText xml:space="preserve"> PAGEREF _Toc221980695 \h </w:instrText>
-      </w:r>
-      <w:r>
-        <w:rPr>
-          <w:noProof w:val="0"/>
-        </w:rPr>
-      </w:r>
-      <w:r>
-        <w:rPr>
-          <w:noProof w:val="0"/>
-        </w:rPr>
-        <w:fldChar w:fldCharType="separate"/>
-      </w:r>
-      <w:r>
-        <w:rPr>
-          <w:noProof w:val="0"/>
-        </w:rPr>
-        <w:t>7</w:t>
-      </w:r>
-      <w:r>
-        <w:rPr>
-          <w:noProof w:val="0"/>
+        <w:rPr>
+          <w:noProof/>
+        </w:rPr>
+        <w:t>12</w:t>
+      </w:r>
+      <w:r>
+        <w:rPr>
+          <w:noProof/>
         </w:rPr>
         <w:fldChar w:fldCharType="end"/>
       </w:r>
@@ -1205,47 +1121,145 @@
         </w:tabs>
         <w:rPr>
           <w:rFonts w:asciiTheme="minorHAnsi" w:eastAsiaTheme="minorEastAsia" w:hAnsiTheme="minorHAnsi" w:cstheme="minorBidi"/>
+          <w:noProof/>
           <w:kern w:val="2"/>
           <w:sz w:val="24"/>
           <w:szCs w:val="24"/>
-          <w:lang w:eastAsia="en-SI"/>
+          <w:lang w:val="en-SI" w:eastAsia="en-SI"/>
           <w14:ligatures w14:val="standardContextual"/>
         </w:rPr>
       </w:pPr>
       <w:r>
         <w:rPr>
           <w:rFonts w:cs="Times New Roman"/>
-        </w:rPr>
-        <w:t>2.3.1</w:t>
+          <w:noProof/>
+        </w:rPr>
+        <w:t>2.2.5</w:t>
       </w:r>
       <w:r>
         <w:rPr>
           <w:rFonts w:asciiTheme="minorHAnsi" w:eastAsiaTheme="minorEastAsia" w:hAnsiTheme="minorHAnsi" w:cstheme="minorBidi"/>
+          <w:noProof/>
           <w:kern w:val="2"/>
           <w:sz w:val="24"/>
           <w:szCs w:val="24"/>
-          <w:lang w:eastAsia="en-SI"/>
+          <w:lang w:val="en-SI" w:eastAsia="en-SI"/>
           <w14:ligatures w14:val="standardContextual"/>
         </w:rPr>
         <w:tab/>
       </w:r>
       <w:r>
-        <w:t>Čas koncentrične faze</w:t>
-      </w:r>
-      <w:r>
+        <w:rPr>
+          <w:noProof/>
+        </w:rPr>
+        <w:t xml:space="preserve">BlazePose – Tensorflow.js (Vir: </w:t>
+      </w:r>
+      <w:r>
+        <w:rPr>
+          <w:noProof/>
+          <w:color w:val="0000FF"/>
+          <w:u w:val="single"/>
+        </w:rPr>
+        <w:t>https://arxiv.org/pdf/2006.10204</w:t>
+      </w:r>
+      <w:r>
+        <w:rPr>
+          <w:noProof/>
+        </w:rPr>
+        <w:t xml:space="preserve"> )</w:t>
+      </w:r>
+      <w:r>
+        <w:rPr>
+          <w:noProof/>
+        </w:rPr>
         <w:tab/>
       </w:r>
       <w:r>
+        <w:rPr>
+          <w:noProof/>
+        </w:rPr>
         <w:fldChar w:fldCharType="begin"/>
       </w:r>
       <w:r>
-        <w:instrText xml:space="preserve"> PAGEREF _Toc221980696 \h </w:instrText>
-      </w:r>
-      <w:r>
+        <w:rPr>
+          <w:noProof/>
+        </w:rPr>
+        <w:instrText xml:space="preserve"> PAGEREF _Toc225593975 \h </w:instrText>
+      </w:r>
+      <w:r>
+        <w:rPr>
+          <w:noProof/>
+        </w:rPr>
+      </w:r>
+      <w:r>
+        <w:rPr>
+          <w:noProof/>
+        </w:rPr>
         <w:fldChar w:fldCharType="separate"/>
       </w:r>
       <w:r>
-        <w:t>7</w:t>
+        <w:rPr>
+          <w:noProof/>
+        </w:rPr>
+        <w:t>14</w:t>
+      </w:r>
+      <w:r>
+        <w:rPr>
+          <w:noProof/>
+        </w:rPr>
+        <w:fldChar w:fldCharType="end"/>
+      </w:r>
+    </w:p>
+    <w:p>
+      <w:pPr>
+        <w:pStyle w:val="TOC2"/>
+        <w:rPr>
+          <w:rFonts w:asciiTheme="minorHAnsi" w:eastAsiaTheme="minorEastAsia" w:hAnsiTheme="minorHAnsi" w:cstheme="minorBidi"/>
+          <w:b w:val="0"/>
+          <w:bCs w:val="0"/>
+          <w:kern w:val="2"/>
+          <w:sz w:val="24"/>
+          <w:szCs w:val="24"/>
+          <w:lang w:val="en-SI" w:eastAsia="en-SI"/>
+          <w14:ligatures w14:val="standardContextual"/>
+        </w:rPr>
+      </w:pPr>
+      <w:r>
+        <w:rPr>
+          <w:rFonts w:cs="Times New Roman"/>
+        </w:rPr>
+        <w:t>2.3</w:t>
+      </w:r>
+      <w:r>
+        <w:rPr>
+          <w:rFonts w:asciiTheme="minorHAnsi" w:eastAsiaTheme="minorEastAsia" w:hAnsiTheme="minorHAnsi" w:cstheme="minorBidi"/>
+          <w:b w:val="0"/>
+          <w:bCs w:val="0"/>
+          <w:kern w:val="2"/>
+          <w:sz w:val="24"/>
+          <w:szCs w:val="24"/>
+          <w:lang w:val="en-SI" w:eastAsia="en-SI"/>
+          <w14:ligatures w14:val="standardContextual"/>
+        </w:rPr>
+        <w:tab/>
+      </w:r>
+      <w:r>
+        <w:t>Razvoj in optimizacija izbranih modelov</w:t>
+      </w:r>
+      <w:r>
+        <w:tab/>
+      </w:r>
+      <w:r>
+        <w:fldChar w:fldCharType="begin"/>
+      </w:r>
+      <w:r>
+        <w:instrText xml:space="preserve"> PAGEREF _Toc225593976 \h </w:instrText>
+      </w:r>
+      <w:r>
+        <w:fldChar w:fldCharType="separate"/>
+      </w:r>
+      <w:r>
+        <w:t>15</w:t>
       </w:r>
       <w:r>
         <w:fldChar w:fldCharType="end"/>
@@ -1260,49 +1274,78 @@
         </w:tabs>
         <w:rPr>
           <w:rFonts w:asciiTheme="minorHAnsi" w:eastAsiaTheme="minorEastAsia" w:hAnsiTheme="minorHAnsi" w:cstheme="minorBidi"/>
+          <w:noProof/>
           <w:kern w:val="2"/>
           <w:sz w:val="24"/>
           <w:szCs w:val="24"/>
-          <w:lang w:eastAsia="en-SI"/>
+          <w:lang w:val="en-SI" w:eastAsia="en-SI"/>
           <w14:ligatures w14:val="standardContextual"/>
         </w:rPr>
       </w:pPr>
       <w:r>
         <w:rPr>
           <w:rFonts w:cs="Times New Roman"/>
-        </w:rPr>
-        <w:t>2.3.2</w:t>
+          <w:noProof/>
+        </w:rPr>
+        <w:t>2.3.1</w:t>
       </w:r>
       <w:r>
         <w:rPr>
           <w:rFonts w:asciiTheme="minorHAnsi" w:eastAsiaTheme="minorEastAsia" w:hAnsiTheme="minorHAnsi" w:cstheme="minorBidi"/>
+          <w:noProof/>
           <w:kern w:val="2"/>
           <w:sz w:val="24"/>
           <w:szCs w:val="24"/>
-          <w:lang w:eastAsia="en-SI"/>
+          <w:lang w:val="en-SI" w:eastAsia="en-SI"/>
           <w14:ligatures w14:val="standardContextual"/>
         </w:rPr>
         <w:tab/>
       </w:r>
       <w:r>
-        <w:t>Čas ekscentrične faze</w:t>
-      </w:r>
-      <w:r>
+        <w:rPr>
+          <w:noProof/>
+        </w:rPr>
+        <w:t>WebAssembly</w:t>
+      </w:r>
+      <w:r>
+        <w:rPr>
+          <w:noProof/>
+        </w:rPr>
         <w:tab/>
       </w:r>
       <w:r>
+        <w:rPr>
+          <w:noProof/>
+        </w:rPr>
         <w:fldChar w:fldCharType="begin"/>
       </w:r>
       <w:r>
-        <w:instrText xml:space="preserve"> PAGEREF _Toc221980697 \h </w:instrText>
-      </w:r>
-      <w:r>
+        <w:rPr>
+          <w:noProof/>
+        </w:rPr>
+        <w:instrText xml:space="preserve"> PAGEREF _Toc225593977 \h </w:instrText>
+      </w:r>
+      <w:r>
+        <w:rPr>
+          <w:noProof/>
+        </w:rPr>
+      </w:r>
+      <w:r>
+        <w:rPr>
+          <w:noProof/>
+        </w:rPr>
         <w:fldChar w:fldCharType="separate"/>
       </w:r>
       <w:r>
-        <w:t>8</w:t>
-      </w:r>
-      <w:r>
+        <w:rPr>
+          <w:noProof/>
+        </w:rPr>
+        <w:t>16</w:t>
+      </w:r>
+      <w:r>
+        <w:rPr>
+          <w:noProof/>
+        </w:rPr>
         <w:fldChar w:fldCharType="end"/>
       </w:r>
     </w:p>
@@ -1315,132 +1358,77 @@
         </w:tabs>
         <w:rPr>
           <w:rFonts w:asciiTheme="minorHAnsi" w:eastAsiaTheme="minorEastAsia" w:hAnsiTheme="minorHAnsi" w:cstheme="minorBidi"/>
+          <w:noProof/>
           <w:kern w:val="2"/>
           <w:sz w:val="24"/>
           <w:szCs w:val="24"/>
-          <w:lang w:eastAsia="en-SI"/>
+          <w:lang w:val="en-SI" w:eastAsia="en-SI"/>
           <w14:ligatures w14:val="standardContextual"/>
         </w:rPr>
       </w:pPr>
       <w:r>
         <w:rPr>
           <w:rFonts w:cs="Times New Roman"/>
-        </w:rPr>
-        <w:t>2.3.3</w:t>
+          <w:noProof/>
+        </w:rPr>
+        <w:t>2.3.2</w:t>
       </w:r>
       <w:r>
         <w:rPr>
           <w:rFonts w:asciiTheme="minorHAnsi" w:eastAsiaTheme="minorEastAsia" w:hAnsiTheme="minorHAnsi" w:cstheme="minorBidi"/>
+          <w:noProof/>
           <w:kern w:val="2"/>
           <w:sz w:val="24"/>
           <w:szCs w:val="24"/>
-          <w:lang w:eastAsia="en-SI"/>
+          <w:lang w:val="en-SI" w:eastAsia="en-SI"/>
           <w14:ligatures w14:val="standardContextual"/>
         </w:rPr>
         <w:tab/>
       </w:r>
       <w:r>
-        <w:t>Čas izometrične faze</w:t>
-      </w:r>
-      <w:r>
+        <w:rPr>
+          <w:noProof/>
+        </w:rPr>
+        <w:t>WebGL</w:t>
+      </w:r>
+      <w:r>
+        <w:rPr>
+          <w:noProof/>
+        </w:rPr>
         <w:tab/>
       </w:r>
       <w:r>
+        <w:rPr>
+          <w:noProof/>
+        </w:rPr>
         <w:fldChar w:fldCharType="begin"/>
       </w:r>
       <w:r>
-        <w:instrText xml:space="preserve"> PAGEREF _Toc221980698 \h </w:instrText>
-      </w:r>
-      <w:r>
+        <w:rPr>
+          <w:noProof/>
+        </w:rPr>
+        <w:instrText xml:space="preserve"> PAGEREF _Toc225593978 \h </w:instrText>
+      </w:r>
+      <w:r>
+        <w:rPr>
+          <w:noProof/>
+        </w:rPr>
+      </w:r>
+      <w:r>
+        <w:rPr>
+          <w:noProof/>
+        </w:rPr>
         <w:fldChar w:fldCharType="separate"/>
       </w:r>
       <w:r>
-        <w:t>8</w:t>
-      </w:r>
-      <w:r>
-        <w:fldChar w:fldCharType="end"/>
-      </w:r>
-    </w:p>
-    <w:p>
-      <w:pPr>
-        <w:pStyle w:val="TOC2"/>
-        <w:rPr>
-          <w:rFonts w:asciiTheme="minorHAnsi" w:eastAsiaTheme="minorEastAsia" w:hAnsiTheme="minorHAnsi" w:cstheme="minorBidi"/>
-          <w:b w:val="0"/>
-          <w:bCs w:val="0"/>
-          <w:noProof w:val="0"/>
-          <w:kern w:val="2"/>
-          <w:sz w:val="24"/>
-          <w:szCs w:val="24"/>
-          <w:lang w:eastAsia="en-SI"/>
-          <w14:ligatures w14:val="standardContextual"/>
-        </w:rPr>
-      </w:pPr>
-      <w:r>
-        <w:rPr>
-          <w:rFonts w:cs="Times New Roman"/>
-          <w:noProof w:val="0"/>
-        </w:rPr>
-        <w:t>2.4</w:t>
-      </w:r>
-      <w:r>
-        <w:rPr>
-          <w:rFonts w:asciiTheme="minorHAnsi" w:eastAsiaTheme="minorEastAsia" w:hAnsiTheme="minorHAnsi" w:cstheme="minorBidi"/>
-          <w:b w:val="0"/>
-          <w:bCs w:val="0"/>
-          <w:noProof w:val="0"/>
-          <w:kern w:val="2"/>
-          <w:sz w:val="24"/>
-          <w:szCs w:val="24"/>
-          <w:lang w:eastAsia="en-SI"/>
-          <w14:ligatures w14:val="standardContextual"/>
-        </w:rPr>
-        <w:tab/>
-      </w:r>
-      <w:r>
-        <w:rPr>
-          <w:noProof w:val="0"/>
-        </w:rPr>
-        <w:t>Povratne informacije</w:t>
-      </w:r>
-      <w:r>
-        <w:rPr>
-          <w:noProof w:val="0"/>
-        </w:rPr>
-        <w:tab/>
-      </w:r>
-      <w:r>
-        <w:rPr>
-          <w:noProof w:val="0"/>
-        </w:rPr>
-        <w:fldChar w:fldCharType="begin"/>
-      </w:r>
-      <w:r>
-        <w:rPr>
-          <w:noProof w:val="0"/>
-        </w:rPr>
-        <w:instrText xml:space="preserve"> PAGEREF _Toc221980699 \h </w:instrText>
-      </w:r>
-      <w:r>
-        <w:rPr>
-          <w:noProof w:val="0"/>
-        </w:rPr>
-      </w:r>
-      <w:r>
-        <w:rPr>
-          <w:noProof w:val="0"/>
-        </w:rPr>
-        <w:fldChar w:fldCharType="separate"/>
-      </w:r>
-      <w:r>
-        <w:rPr>
-          <w:noProof w:val="0"/>
-        </w:rPr>
-        <w:t>8</w:t>
-      </w:r>
-      <w:r>
-        <w:rPr>
-          <w:noProof w:val="0"/>
+        <w:rPr>
+          <w:noProof/>
+        </w:rPr>
+        <w:t>17</w:t>
+      </w:r>
+      <w:r>
+        <w:rPr>
+          <w:noProof/>
         </w:rPr>
         <w:fldChar w:fldCharType="end"/>
       </w:r>
@@ -1454,49 +1442,78 @@
         </w:tabs>
         <w:rPr>
           <w:rFonts w:asciiTheme="minorHAnsi" w:eastAsiaTheme="minorEastAsia" w:hAnsiTheme="minorHAnsi" w:cstheme="minorBidi"/>
+          <w:noProof/>
           <w:kern w:val="2"/>
           <w:sz w:val="24"/>
           <w:szCs w:val="24"/>
-          <w:lang w:eastAsia="en-SI"/>
+          <w:lang w:val="en-SI" w:eastAsia="en-SI"/>
           <w14:ligatures w14:val="standardContextual"/>
         </w:rPr>
       </w:pPr>
       <w:r>
         <w:rPr>
           <w:rFonts w:cs="Times New Roman"/>
-        </w:rPr>
-        <w:t>2.4.1</w:t>
+          <w:noProof/>
+        </w:rPr>
+        <w:t>2.3.3</w:t>
       </w:r>
       <w:r>
         <w:rPr>
           <w:rFonts w:asciiTheme="minorHAnsi" w:eastAsiaTheme="minorEastAsia" w:hAnsiTheme="minorHAnsi" w:cstheme="minorBidi"/>
+          <w:noProof/>
           <w:kern w:val="2"/>
           <w:sz w:val="24"/>
           <w:szCs w:val="24"/>
-          <w:lang w:eastAsia="en-SI"/>
+          <w:lang w:val="en-SI" w:eastAsia="en-SI"/>
           <w14:ligatures w14:val="standardContextual"/>
         </w:rPr>
         <w:tab/>
       </w:r>
       <w:r>
-        <w:t>Grafične povratne informacije</w:t>
-      </w:r>
-      <w:r>
+        <w:rPr>
+          <w:noProof/>
+        </w:rPr>
+        <w:t>WebGPU</w:t>
+      </w:r>
+      <w:r>
+        <w:rPr>
+          <w:noProof/>
+        </w:rPr>
         <w:tab/>
       </w:r>
       <w:r>
+        <w:rPr>
+          <w:noProof/>
+        </w:rPr>
         <w:fldChar w:fldCharType="begin"/>
       </w:r>
       <w:r>
-        <w:instrText xml:space="preserve"> PAGEREF _Toc221980700 \h </w:instrText>
-      </w:r>
-      <w:r>
+        <w:rPr>
+          <w:noProof/>
+        </w:rPr>
+        <w:instrText xml:space="preserve"> PAGEREF _Toc225593979 \h </w:instrText>
+      </w:r>
+      <w:r>
+        <w:rPr>
+          <w:noProof/>
+        </w:rPr>
+      </w:r>
+      <w:r>
+        <w:rPr>
+          <w:noProof/>
+        </w:rPr>
         <w:fldChar w:fldCharType="separate"/>
       </w:r>
       <w:r>
-        <w:t>8</w:t>
-      </w:r>
-      <w:r>
+        <w:rPr>
+          <w:noProof/>
+        </w:rPr>
+        <w:t>17</w:t>
+      </w:r>
+      <w:r>
+        <w:rPr>
+          <w:noProof/>
+        </w:rPr>
         <w:fldChar w:fldCharType="end"/>
       </w:r>
     </w:p>
@@ -1509,133 +1526,132 @@
         </w:tabs>
         <w:rPr>
           <w:rFonts w:asciiTheme="minorHAnsi" w:eastAsiaTheme="minorEastAsia" w:hAnsiTheme="minorHAnsi" w:cstheme="minorBidi"/>
+          <w:noProof/>
           <w:kern w:val="2"/>
           <w:sz w:val="24"/>
           <w:szCs w:val="24"/>
-          <w:lang w:eastAsia="en-SI"/>
+          <w:lang w:val="en-SI" w:eastAsia="en-SI"/>
           <w14:ligatures w14:val="standardContextual"/>
         </w:rPr>
       </w:pPr>
       <w:r>
         <w:rPr>
           <w:rFonts w:cs="Times New Roman"/>
-        </w:rPr>
-        <w:t>2.4.2</w:t>
+          <w:noProof/>
+        </w:rPr>
+        <w:t>2.3.4</w:t>
       </w:r>
       <w:r>
         <w:rPr>
           <w:rFonts w:asciiTheme="minorHAnsi" w:eastAsiaTheme="minorEastAsia" w:hAnsiTheme="minorHAnsi" w:cstheme="minorBidi"/>
+          <w:noProof/>
           <w:kern w:val="2"/>
           <w:sz w:val="24"/>
           <w:szCs w:val="24"/>
-          <w:lang w:eastAsia="en-SI"/>
+          <w:lang w:val="en-SI" w:eastAsia="en-SI"/>
           <w14:ligatures w14:val="standardContextual"/>
         </w:rPr>
         <w:tab/>
       </w:r>
       <w:r>
-        <w:t>Informacije o nepravilni drži telesa</w:t>
-      </w:r>
-      <w:r>
+        <w:rPr>
+          <w:noProof/>
+        </w:rPr>
+        <w:t>Izbira in primerjava zaledij</w:t>
+      </w:r>
+      <w:r>
+        <w:rPr>
+          <w:noProof/>
+        </w:rPr>
         <w:tab/>
       </w:r>
       <w:r>
+        <w:rPr>
+          <w:noProof/>
+        </w:rPr>
         <w:fldChar w:fldCharType="begin"/>
       </w:r>
       <w:r>
-        <w:instrText xml:space="preserve"> PAGEREF _Toc221980701 \h </w:instrText>
-      </w:r>
-      <w:r>
+        <w:rPr>
+          <w:noProof/>
+        </w:rPr>
+        <w:instrText xml:space="preserve"> PAGEREF _Toc225593980 \h </w:instrText>
+      </w:r>
+      <w:r>
+        <w:rPr>
+          <w:noProof/>
+        </w:rPr>
+      </w:r>
+      <w:r>
+        <w:rPr>
+          <w:noProof/>
+        </w:rPr>
         <w:fldChar w:fldCharType="separate"/>
       </w:r>
       <w:r>
-        <w:t>11</w:t>
-      </w:r>
-      <w:r>
+        <w:rPr>
+          <w:noProof/>
+        </w:rPr>
+        <w:t>17</w:t>
+      </w:r>
+      <w:r>
+        <w:rPr>
+          <w:noProof/>
+        </w:rPr>
         <w:fldChar w:fldCharType="end"/>
       </w:r>
     </w:p>
     <w:p>
       <w:pPr>
-        <w:pStyle w:val="TOC2"/>
+        <w:pStyle w:val="TOC1"/>
         <w:rPr>
           <w:rFonts w:asciiTheme="minorHAnsi" w:eastAsiaTheme="minorEastAsia" w:hAnsiTheme="minorHAnsi" w:cstheme="minorBidi"/>
           <w:b w:val="0"/>
           <w:bCs w:val="0"/>
-          <w:noProof w:val="0"/>
+          <w:caps w:val="0"/>
           <w:kern w:val="2"/>
           <w:sz w:val="24"/>
           <w:szCs w:val="24"/>
-          <w:lang w:eastAsia="en-SI"/>
+          <w:lang w:val="en-SI" w:eastAsia="en-SI"/>
           <w14:ligatures w14:val="standardContextual"/>
         </w:rPr>
       </w:pPr>
       <w:r>
-        <w:rPr>
-          <w:rFonts w:cs="Times New Roman"/>
-          <w:noProof w:val="0"/>
-        </w:rPr>
-        <w:t>2.5</w:t>
+        <w:t>3</w:t>
       </w:r>
       <w:r>
         <w:rPr>
           <w:rFonts w:asciiTheme="minorHAnsi" w:eastAsiaTheme="minorEastAsia" w:hAnsiTheme="minorHAnsi" w:cstheme="minorBidi"/>
           <w:b w:val="0"/>
           <w:bCs w:val="0"/>
-          <w:noProof w:val="0"/>
+          <w:caps w:val="0"/>
           <w:kern w:val="2"/>
           <w:sz w:val="24"/>
           <w:szCs w:val="24"/>
-          <w:lang w:eastAsia="en-SI"/>
+          <w:lang w:val="en-SI" w:eastAsia="en-SI"/>
           <w14:ligatures w14:val="standardContextual"/>
         </w:rPr>
         <w:tab/>
       </w:r>
       <w:r>
-        <w:rPr>
-          <w:noProof w:val="0"/>
-        </w:rPr>
-        <w:t>Kalibracija uporabnika</w:t>
-      </w:r>
-      <w:r>
-        <w:rPr>
-          <w:noProof w:val="0"/>
-        </w:rPr>
+        <w:t>SPREMLJANJE IN ANALIZA VADBE</w:t>
+      </w:r>
+      <w:r>
         <w:tab/>
       </w:r>
       <w:r>
-        <w:rPr>
-          <w:noProof w:val="0"/>
-        </w:rPr>
         <w:fldChar w:fldCharType="begin"/>
       </w:r>
       <w:r>
-        <w:rPr>
-          <w:noProof w:val="0"/>
-        </w:rPr>
-        <w:instrText xml:space="preserve"> PAGEREF _Toc221980702 \h </w:instrText>
-      </w:r>
-      <w:r>
-        <w:rPr>
-          <w:noProof w:val="0"/>
-        </w:rPr>
-      </w:r>
-      <w:r>
-        <w:rPr>
-          <w:noProof w:val="0"/>
-        </w:rPr>
+        <w:instrText xml:space="preserve"> PAGEREF _Toc225593981 \h </w:instrText>
+      </w:r>
+      <w:r>
         <w:fldChar w:fldCharType="separate"/>
       </w:r>
       <w:r>
-        <w:rPr>
-          <w:noProof w:val="0"/>
-        </w:rPr>
-        <w:t>11</w:t>
-      </w:r>
-      <w:r>
-        <w:rPr>
-          <w:noProof w:val="0"/>
-        </w:rPr>
+        <w:t>18</w:t>
+      </w:r>
+      <w:r>
         <w:fldChar w:fldCharType="end"/>
       </w:r>
     </w:p>
@@ -1646,80 +1662,51 @@
           <w:rFonts w:asciiTheme="minorHAnsi" w:eastAsiaTheme="minorEastAsia" w:hAnsiTheme="minorHAnsi" w:cstheme="minorBidi"/>
           <w:b w:val="0"/>
           <w:bCs w:val="0"/>
-          <w:noProof w:val="0"/>
           <w:kern w:val="2"/>
           <w:sz w:val="24"/>
           <w:szCs w:val="24"/>
-          <w:lang w:eastAsia="en-SI"/>
+          <w:lang w:val="en-SI" w:eastAsia="en-SI"/>
           <w14:ligatures w14:val="standardContextual"/>
         </w:rPr>
       </w:pPr>
       <w:r>
         <w:rPr>
           <w:rFonts w:cs="Times New Roman"/>
-          <w:noProof w:val="0"/>
-        </w:rPr>
-        <w:t>2.6</w:t>
+        </w:rPr>
+        <w:t>3.1</w:t>
       </w:r>
       <w:r>
         <w:rPr>
           <w:rFonts w:asciiTheme="minorHAnsi" w:eastAsiaTheme="minorEastAsia" w:hAnsiTheme="minorHAnsi" w:cstheme="minorBidi"/>
           <w:b w:val="0"/>
           <w:bCs w:val="0"/>
-          <w:noProof w:val="0"/>
           <w:kern w:val="2"/>
           <w:sz w:val="24"/>
           <w:szCs w:val="24"/>
-          <w:lang w:eastAsia="en-SI"/>
+          <w:lang w:val="en-SI" w:eastAsia="en-SI"/>
           <w14:ligatures w14:val="standardContextual"/>
         </w:rPr>
         <w:tab/>
       </w:r>
       <w:r>
-        <w:rPr>
-          <w:noProof w:val="0"/>
-        </w:rPr>
-        <w:t>Uporaba izmerjenih podatkov med analizo in pomen treninga na podlagi hitrosti</w:t>
-      </w:r>
-      <w:r>
-        <w:rPr>
-          <w:noProof w:val="0"/>
-        </w:rPr>
+        <w:t>Mehanizem stanj</w:t>
+      </w:r>
+      <w:r>
         <w:tab/>
       </w:r>
       <w:r>
-        <w:rPr>
-          <w:noProof w:val="0"/>
-        </w:rPr>
         <w:fldChar w:fldCharType="begin"/>
       </w:r>
       <w:r>
-        <w:rPr>
-          <w:noProof w:val="0"/>
-        </w:rPr>
-        <w:instrText xml:space="preserve"> PAGEREF _Toc221980703 \h </w:instrText>
-      </w:r>
-      <w:r>
-        <w:rPr>
-          <w:noProof w:val="0"/>
-        </w:rPr>
-      </w:r>
-      <w:r>
-        <w:rPr>
-          <w:noProof w:val="0"/>
-        </w:rPr>
+        <w:instrText xml:space="preserve"> PAGEREF _Toc225593982 \h </w:instrText>
+      </w:r>
+      <w:r>
         <w:fldChar w:fldCharType="separate"/>
       </w:r>
       <w:r>
-        <w:rPr>
-          <w:noProof w:val="0"/>
-        </w:rPr>
-        <w:t>11</w:t>
-      </w:r>
-      <w:r>
-        <w:rPr>
-          <w:noProof w:val="0"/>
-        </w:rPr>
+        <w:t>19</w:t>
+      </w:r>
+      <w:r>
         <w:fldChar w:fldCharType="end"/>
       </w:r>
     </w:p>
@@ -1732,49 +1719,78 @@
         </w:tabs>
         <w:rPr>
           <w:rFonts w:asciiTheme="minorHAnsi" w:eastAsiaTheme="minorEastAsia" w:hAnsiTheme="minorHAnsi" w:cstheme="minorBidi"/>
+          <w:noProof/>
           <w:kern w:val="2"/>
           <w:sz w:val="24"/>
           <w:szCs w:val="24"/>
-          <w:lang w:eastAsia="en-SI"/>
+          <w:lang w:val="en-SI" w:eastAsia="en-SI"/>
           <w14:ligatures w14:val="standardContextual"/>
         </w:rPr>
       </w:pPr>
       <w:r>
         <w:rPr>
           <w:rFonts w:cs="Times New Roman"/>
-        </w:rPr>
-        <w:t>2.6.1</w:t>
+          <w:noProof/>
+        </w:rPr>
+        <w:t>3.1.1</w:t>
       </w:r>
       <w:r>
         <w:rPr>
           <w:rFonts w:asciiTheme="minorHAnsi" w:eastAsiaTheme="minorEastAsia" w:hAnsiTheme="minorHAnsi" w:cstheme="minorBidi"/>
+          <w:noProof/>
           <w:kern w:val="2"/>
           <w:sz w:val="24"/>
           <w:szCs w:val="24"/>
-          <w:lang w:eastAsia="en-SI"/>
+          <w:lang w:val="en-SI" w:eastAsia="en-SI"/>
           <w14:ligatures w14:val="standardContextual"/>
         </w:rPr>
         <w:tab/>
       </w:r>
       <w:r>
-        <w:t>Primerjava ponovitev znotraj iste serije</w:t>
-      </w:r>
-      <w:r>
+        <w:rPr>
+          <w:noProof/>
+        </w:rPr>
+        <w:t>Stanje NI_V_KADRU</w:t>
+      </w:r>
+      <w:r>
+        <w:rPr>
+          <w:noProof/>
+        </w:rPr>
         <w:tab/>
       </w:r>
       <w:r>
+        <w:rPr>
+          <w:noProof/>
+        </w:rPr>
         <w:fldChar w:fldCharType="begin"/>
       </w:r>
       <w:r>
-        <w:instrText xml:space="preserve"> PAGEREF _Toc221980704 \h </w:instrText>
-      </w:r>
-      <w:r>
+        <w:rPr>
+          <w:noProof/>
+        </w:rPr>
+        <w:instrText xml:space="preserve"> PAGEREF _Toc225593983 \h </w:instrText>
+      </w:r>
+      <w:r>
+        <w:rPr>
+          <w:noProof/>
+        </w:rPr>
+      </w:r>
+      <w:r>
+        <w:rPr>
+          <w:noProof/>
+        </w:rPr>
         <w:fldChar w:fldCharType="separate"/>
       </w:r>
       <w:r>
-        <w:t>12</w:t>
-      </w:r>
-      <w:r>
+        <w:rPr>
+          <w:noProof/>
+        </w:rPr>
+        <w:t>20</w:t>
+      </w:r>
+      <w:r>
+        <w:rPr>
+          <w:noProof/>
+        </w:rPr>
         <w:fldChar w:fldCharType="end"/>
       </w:r>
     </w:p>
@@ -1787,49 +1803,78 @@
         </w:tabs>
         <w:rPr>
           <w:rFonts w:asciiTheme="minorHAnsi" w:eastAsiaTheme="minorEastAsia" w:hAnsiTheme="minorHAnsi" w:cstheme="minorBidi"/>
+          <w:noProof/>
           <w:kern w:val="2"/>
           <w:sz w:val="24"/>
           <w:szCs w:val="24"/>
-          <w:lang w:eastAsia="en-SI"/>
+          <w:lang w:val="en-SI" w:eastAsia="en-SI"/>
           <w14:ligatures w14:val="standardContextual"/>
         </w:rPr>
       </w:pPr>
       <w:r>
         <w:rPr>
           <w:rFonts w:cs="Times New Roman"/>
-        </w:rPr>
-        <w:t>2.6.2</w:t>
+          <w:noProof/>
+        </w:rPr>
+        <w:t>3.1.2</w:t>
       </w:r>
       <w:r>
         <w:rPr>
           <w:rFonts w:asciiTheme="minorHAnsi" w:eastAsiaTheme="minorEastAsia" w:hAnsiTheme="minorHAnsi" w:cstheme="minorBidi"/>
+          <w:noProof/>
           <w:kern w:val="2"/>
           <w:sz w:val="24"/>
           <w:szCs w:val="24"/>
-          <w:lang w:eastAsia="en-SI"/>
+          <w:lang w:val="en-SI" w:eastAsia="en-SI"/>
           <w14:ligatures w14:val="standardContextual"/>
         </w:rPr>
         <w:tab/>
       </w:r>
       <w:r>
-        <w:t>Trening na podlagi hitrosti</w:t>
-      </w:r>
-      <w:r>
+        <w:rPr>
+          <w:noProof/>
+        </w:rPr>
+        <w:t>Stanje NI_OBRNJEN_PROTI_KAMERI</w:t>
+      </w:r>
+      <w:r>
+        <w:rPr>
+          <w:noProof/>
+        </w:rPr>
         <w:tab/>
       </w:r>
       <w:r>
+        <w:rPr>
+          <w:noProof/>
+        </w:rPr>
         <w:fldChar w:fldCharType="begin"/>
       </w:r>
       <w:r>
-        <w:instrText xml:space="preserve"> PAGEREF _Toc221980705 \h </w:instrText>
-      </w:r>
-      <w:r>
+        <w:rPr>
+          <w:noProof/>
+        </w:rPr>
+        <w:instrText xml:space="preserve"> PAGEREF _Toc225593984 \h </w:instrText>
+      </w:r>
+      <w:r>
+        <w:rPr>
+          <w:noProof/>
+        </w:rPr>
+      </w:r>
+      <w:r>
+        <w:rPr>
+          <w:noProof/>
+        </w:rPr>
         <w:fldChar w:fldCharType="separate"/>
       </w:r>
       <w:r>
-        <w:t>12</w:t>
-      </w:r>
-      <w:r>
+        <w:rPr>
+          <w:noProof/>
+        </w:rPr>
+        <w:t>20</w:t>
+      </w:r>
+      <w:r>
+        <w:rPr>
+          <w:noProof/>
+        </w:rPr>
         <w:fldChar w:fldCharType="end"/>
       </w:r>
     </w:p>
@@ -1842,49 +1887,330 @@
         </w:tabs>
         <w:rPr>
           <w:rFonts w:asciiTheme="minorHAnsi" w:eastAsiaTheme="minorEastAsia" w:hAnsiTheme="minorHAnsi" w:cstheme="minorBidi"/>
+          <w:noProof/>
           <w:kern w:val="2"/>
           <w:sz w:val="24"/>
           <w:szCs w:val="24"/>
-          <w:lang w:eastAsia="en-SI"/>
+          <w:lang w:val="en-SI" w:eastAsia="en-SI"/>
           <w14:ligatures w14:val="standardContextual"/>
         </w:rPr>
       </w:pPr>
       <w:r>
         <w:rPr>
           <w:rFonts w:cs="Times New Roman"/>
-        </w:rPr>
-        <w:t>2.6.3</w:t>
+          <w:noProof/>
+        </w:rPr>
+        <w:t>3.1.3</w:t>
       </w:r>
       <w:r>
         <w:rPr>
           <w:rFonts w:asciiTheme="minorHAnsi" w:eastAsiaTheme="minorEastAsia" w:hAnsiTheme="minorHAnsi" w:cstheme="minorBidi"/>
+          <w:noProof/>
           <w:kern w:val="2"/>
           <w:sz w:val="24"/>
           <w:szCs w:val="24"/>
-          <w:lang w:eastAsia="en-SI"/>
+          <w:lang w:val="en-SI" w:eastAsia="en-SI"/>
           <w14:ligatures w14:val="standardContextual"/>
         </w:rPr>
         <w:tab/>
       </w:r>
       <w:r>
-        <w:t>Primerjava med treningi skozi čas</w:t>
-      </w:r>
-      <w:r>
+        <w:rPr>
+          <w:noProof/>
+        </w:rPr>
+        <w:t>Stanje NI_PRI_MIRU</w:t>
+      </w:r>
+      <w:r>
+        <w:rPr>
+          <w:noProof/>
+        </w:rPr>
         <w:tab/>
       </w:r>
       <w:r>
+        <w:rPr>
+          <w:noProof/>
+        </w:rPr>
         <w:fldChar w:fldCharType="begin"/>
       </w:r>
       <w:r>
-        <w:instrText xml:space="preserve"> PAGEREF _Toc221980706 \h </w:instrText>
-      </w:r>
-      <w:r>
+        <w:rPr>
+          <w:noProof/>
+        </w:rPr>
+        <w:instrText xml:space="preserve"> PAGEREF _Toc225593985 \h </w:instrText>
+      </w:r>
+      <w:r>
+        <w:rPr>
+          <w:noProof/>
+        </w:rPr>
+      </w:r>
+      <w:r>
+        <w:rPr>
+          <w:noProof/>
+        </w:rPr>
         <w:fldChar w:fldCharType="separate"/>
       </w:r>
       <w:r>
-        <w:t>13</w:t>
-      </w:r>
-      <w:r>
+        <w:rPr>
+          <w:noProof/>
+        </w:rPr>
+        <w:t>20</w:t>
+      </w:r>
+      <w:r>
+        <w:rPr>
+          <w:noProof/>
+        </w:rPr>
+        <w:fldChar w:fldCharType="end"/>
+      </w:r>
+    </w:p>
+    <w:p>
+      <w:pPr>
+        <w:pStyle w:val="TOC3"/>
+        <w:tabs>
+          <w:tab w:val="left" w:pos="880"/>
+          <w:tab w:val="right" w:leader="dot" w:pos="8772"/>
+        </w:tabs>
+        <w:rPr>
+          <w:rFonts w:asciiTheme="minorHAnsi" w:eastAsiaTheme="minorEastAsia" w:hAnsiTheme="minorHAnsi" w:cstheme="minorBidi"/>
+          <w:noProof/>
+          <w:kern w:val="2"/>
+          <w:sz w:val="24"/>
+          <w:szCs w:val="24"/>
+          <w:lang w:val="en-SI" w:eastAsia="en-SI"/>
+          <w14:ligatures w14:val="standardContextual"/>
+        </w:rPr>
+      </w:pPr>
+      <w:r>
+        <w:rPr>
+          <w:rFonts w:cs="Times New Roman"/>
+          <w:noProof/>
+        </w:rPr>
+        <w:t>3.1.4</w:t>
+      </w:r>
+      <w:r>
+        <w:rPr>
+          <w:rFonts w:asciiTheme="minorHAnsi" w:eastAsiaTheme="minorEastAsia" w:hAnsiTheme="minorHAnsi" w:cstheme="minorBidi"/>
+          <w:noProof/>
+          <w:kern w:val="2"/>
+          <w:sz w:val="24"/>
+          <w:szCs w:val="24"/>
+          <w:lang w:val="en-SI" w:eastAsia="en-SI"/>
+          <w14:ligatures w14:val="standardContextual"/>
+        </w:rPr>
+        <w:tab/>
+      </w:r>
+      <w:r>
+        <w:rPr>
+          <w:noProof/>
+        </w:rPr>
+        <w:t>Stanje ZAČETNI_POGOJI_DRŽE_NISO_IZPOLNJENI</w:t>
+      </w:r>
+      <w:r>
+        <w:rPr>
+          <w:noProof/>
+        </w:rPr>
+        <w:tab/>
+      </w:r>
+      <w:r>
+        <w:rPr>
+          <w:noProof/>
+        </w:rPr>
+        <w:fldChar w:fldCharType="begin"/>
+      </w:r>
+      <w:r>
+        <w:rPr>
+          <w:noProof/>
+        </w:rPr>
+        <w:instrText xml:space="preserve"> PAGEREF _Toc225593986 \h </w:instrText>
+      </w:r>
+      <w:r>
+        <w:rPr>
+          <w:noProof/>
+        </w:rPr>
+      </w:r>
+      <w:r>
+        <w:rPr>
+          <w:noProof/>
+        </w:rPr>
+        <w:fldChar w:fldCharType="separate"/>
+      </w:r>
+      <w:r>
+        <w:rPr>
+          <w:noProof/>
+        </w:rPr>
+        <w:t>20</w:t>
+      </w:r>
+      <w:r>
+        <w:rPr>
+          <w:noProof/>
+        </w:rPr>
+        <w:fldChar w:fldCharType="end"/>
+      </w:r>
+    </w:p>
+    <w:p>
+      <w:pPr>
+        <w:pStyle w:val="TOC3"/>
+        <w:tabs>
+          <w:tab w:val="left" w:pos="880"/>
+          <w:tab w:val="right" w:leader="dot" w:pos="8772"/>
+        </w:tabs>
+        <w:rPr>
+          <w:rFonts w:asciiTheme="minorHAnsi" w:eastAsiaTheme="minorEastAsia" w:hAnsiTheme="minorHAnsi" w:cstheme="minorBidi"/>
+          <w:noProof/>
+          <w:kern w:val="2"/>
+          <w:sz w:val="24"/>
+          <w:szCs w:val="24"/>
+          <w:lang w:val="en-SI" w:eastAsia="en-SI"/>
+          <w14:ligatures w14:val="standardContextual"/>
+        </w:rPr>
+      </w:pPr>
+      <w:r>
+        <w:rPr>
+          <w:rFonts w:cs="Times New Roman"/>
+          <w:noProof/>
+        </w:rPr>
+        <w:t>3.1.5</w:t>
+      </w:r>
+      <w:r>
+        <w:rPr>
+          <w:rFonts w:asciiTheme="minorHAnsi" w:eastAsiaTheme="minorEastAsia" w:hAnsiTheme="minorHAnsi" w:cstheme="minorBidi"/>
+          <w:noProof/>
+          <w:kern w:val="2"/>
+          <w:sz w:val="24"/>
+          <w:szCs w:val="24"/>
+          <w:lang w:val="en-SI" w:eastAsia="en-SI"/>
+          <w14:ligatures w14:val="standardContextual"/>
+        </w:rPr>
+        <w:tab/>
+      </w:r>
+      <w:r>
+        <w:rPr>
+          <w:noProof/>
+        </w:rPr>
+        <w:t>Stanje OPRAVI_SERIJO</w:t>
+      </w:r>
+      <w:r>
+        <w:rPr>
+          <w:noProof/>
+        </w:rPr>
+        <w:tab/>
+      </w:r>
+      <w:r>
+        <w:rPr>
+          <w:noProof/>
+        </w:rPr>
+        <w:fldChar w:fldCharType="begin"/>
+      </w:r>
+      <w:r>
+        <w:rPr>
+          <w:noProof/>
+        </w:rPr>
+        <w:instrText xml:space="preserve"> PAGEREF _Toc225593987 \h </w:instrText>
+      </w:r>
+      <w:r>
+        <w:rPr>
+          <w:noProof/>
+        </w:rPr>
+      </w:r>
+      <w:r>
+        <w:rPr>
+          <w:noProof/>
+        </w:rPr>
+        <w:fldChar w:fldCharType="separate"/>
+      </w:r>
+      <w:r>
+        <w:rPr>
+          <w:noProof/>
+        </w:rPr>
+        <w:t>21</w:t>
+      </w:r>
+      <w:r>
+        <w:rPr>
+          <w:noProof/>
+        </w:rPr>
+        <w:fldChar w:fldCharType="end"/>
+      </w:r>
+    </w:p>
+    <w:p>
+      <w:pPr>
+        <w:pStyle w:val="TOC3"/>
+        <w:tabs>
+          <w:tab w:val="left" w:pos="880"/>
+          <w:tab w:val="right" w:leader="dot" w:pos="8772"/>
+        </w:tabs>
+        <w:rPr>
+          <w:rFonts w:asciiTheme="minorHAnsi" w:eastAsiaTheme="minorEastAsia" w:hAnsiTheme="minorHAnsi" w:cstheme="minorBidi"/>
+          <w:noProof/>
+          <w:kern w:val="2"/>
+          <w:sz w:val="24"/>
+          <w:szCs w:val="24"/>
+          <w:lang w:val="en-SI" w:eastAsia="en-SI"/>
+          <w14:ligatures w14:val="standardContextual"/>
+        </w:rPr>
+      </w:pPr>
+      <w:r>
+        <w:rPr>
+          <w:rFonts w:cs="Times New Roman"/>
+          <w:noProof/>
+        </w:rPr>
+        <w:t>3.1.6</w:t>
+      </w:r>
+      <w:r>
+        <w:rPr>
+          <w:rFonts w:asciiTheme="minorHAnsi" w:eastAsiaTheme="minorEastAsia" w:hAnsiTheme="minorHAnsi" w:cstheme="minorBidi"/>
+          <w:noProof/>
+          <w:kern w:val="2"/>
+          <w:sz w:val="24"/>
+          <w:szCs w:val="24"/>
+          <w:lang w:val="en-SI" w:eastAsia="en-SI"/>
+          <w14:ligatures w14:val="standardContextual"/>
+        </w:rPr>
+        <w:tab/>
+      </w:r>
+      <w:r>
+        <w:rPr>
+          <w:noProof/>
+        </w:rPr>
+        <w:t>Stanje USTAVLJENO</w:t>
+      </w:r>
+      <w:r>
+        <w:rPr>
+          <w:noProof/>
+        </w:rPr>
+        <w:tab/>
+      </w:r>
+      <w:r>
+        <w:rPr>
+          <w:noProof/>
+        </w:rPr>
+        <w:fldChar w:fldCharType="begin"/>
+      </w:r>
+      <w:r>
+        <w:rPr>
+          <w:noProof/>
+        </w:rPr>
+        <w:instrText xml:space="preserve"> PAGEREF _Toc225593988 \h </w:instrText>
+      </w:r>
+      <w:r>
+        <w:rPr>
+          <w:noProof/>
+        </w:rPr>
+      </w:r>
+      <w:r>
+        <w:rPr>
+          <w:noProof/>
+        </w:rPr>
+        <w:fldChar w:fldCharType="separate"/>
+      </w:r>
+      <w:r>
+        <w:rPr>
+          <w:noProof/>
+        </w:rPr>
+        <w:t>22</w:t>
+      </w:r>
+      <w:r>
+        <w:rPr>
+          <w:noProof/>
+        </w:rPr>
         <w:fldChar w:fldCharType="end"/>
       </w:r>
     </w:p>
@@ -1895,80 +2221,1053 @@
           <w:rFonts w:asciiTheme="minorHAnsi" w:eastAsiaTheme="minorEastAsia" w:hAnsiTheme="minorHAnsi" w:cstheme="minorBidi"/>
           <w:b w:val="0"/>
           <w:bCs w:val="0"/>
-          <w:noProof w:val="0"/>
           <w:kern w:val="2"/>
           <w:sz w:val="24"/>
           <w:szCs w:val="24"/>
-          <w:lang w:eastAsia="en-SI"/>
+          <w:lang w:val="en-SI" w:eastAsia="en-SI"/>
           <w14:ligatures w14:val="standardContextual"/>
         </w:rPr>
       </w:pPr>
       <w:r>
         <w:rPr>
           <w:rFonts w:cs="Times New Roman"/>
-          <w:noProof w:val="0"/>
-        </w:rPr>
-        <w:t>2.7</w:t>
+        </w:rPr>
+        <w:t>3.2</w:t>
       </w:r>
       <w:r>
         <w:rPr>
           <w:rFonts w:asciiTheme="minorHAnsi" w:eastAsiaTheme="minorEastAsia" w:hAnsiTheme="minorHAnsi" w:cstheme="minorBidi"/>
           <w:b w:val="0"/>
           <w:bCs w:val="0"/>
-          <w:noProof w:val="0"/>
           <w:kern w:val="2"/>
           <w:sz w:val="24"/>
           <w:szCs w:val="24"/>
-          <w:lang w:eastAsia="en-SI"/>
+          <w:lang w:val="en-SI" w:eastAsia="en-SI"/>
           <w14:ligatures w14:val="standardContextual"/>
         </w:rPr>
         <w:tab/>
       </w:r>
       <w:r>
-        <w:rPr>
-          <w:noProof w:val="0"/>
-        </w:rPr>
-        <w:t>Uporabnost orodja za realno-časovno analizo vadbe</w:t>
-      </w:r>
-      <w:r>
-        <w:rPr>
-          <w:noProof w:val="0"/>
-        </w:rPr>
+        <w:t>Predpisi vaj</w:t>
+      </w:r>
+      <w:r>
         <w:tab/>
       </w:r>
       <w:r>
-        <w:rPr>
-          <w:noProof w:val="0"/>
-        </w:rPr>
         <w:fldChar w:fldCharType="begin"/>
       </w:r>
       <w:r>
-        <w:rPr>
-          <w:noProof w:val="0"/>
-        </w:rPr>
-        <w:instrText xml:space="preserve"> PAGEREF _Toc221980707 \h </w:instrText>
-      </w:r>
-      <w:r>
-        <w:rPr>
-          <w:noProof w:val="0"/>
-        </w:rPr>
-      </w:r>
-      <w:r>
-        <w:rPr>
-          <w:noProof w:val="0"/>
-        </w:rPr>
+        <w:instrText xml:space="preserve"> PAGEREF _Toc225593989 \h </w:instrText>
+      </w:r>
+      <w:r>
         <w:fldChar w:fldCharType="separate"/>
       </w:r>
       <w:r>
-        <w:rPr>
-          <w:noProof w:val="0"/>
-        </w:rPr>
-        <w:t>13</w:t>
-      </w:r>
-      <w:r>
-        <w:rPr>
-          <w:noProof w:val="0"/>
-        </w:rPr>
+        <w:t>22</w:t>
+      </w:r>
+      <w:r>
+        <w:fldChar w:fldCharType="end"/>
+      </w:r>
+    </w:p>
+    <w:p>
+      <w:pPr>
+        <w:pStyle w:val="TOC2"/>
+        <w:rPr>
+          <w:rFonts w:asciiTheme="minorHAnsi" w:eastAsiaTheme="minorEastAsia" w:hAnsiTheme="minorHAnsi" w:cstheme="minorBidi"/>
+          <w:b w:val="0"/>
+          <w:bCs w:val="0"/>
+          <w:kern w:val="2"/>
+          <w:sz w:val="24"/>
+          <w:szCs w:val="24"/>
+          <w:lang w:val="en-SI" w:eastAsia="en-SI"/>
+          <w14:ligatures w14:val="standardContextual"/>
+        </w:rPr>
+      </w:pPr>
+      <w:r>
+        <w:rPr>
+          <w:rFonts w:cs="Times New Roman"/>
+        </w:rPr>
+        <w:lastRenderedPageBreak/>
+        <w:t>3.3</w:t>
+      </w:r>
+      <w:r>
+        <w:rPr>
+          <w:rFonts w:asciiTheme="minorHAnsi" w:eastAsiaTheme="minorEastAsia" w:hAnsiTheme="minorHAnsi" w:cstheme="minorBidi"/>
+          <w:b w:val="0"/>
+          <w:bCs w:val="0"/>
+          <w:kern w:val="2"/>
+          <w:sz w:val="24"/>
+          <w:szCs w:val="24"/>
+          <w:lang w:val="en-SI" w:eastAsia="en-SI"/>
+          <w14:ligatures w14:val="standardContextual"/>
+        </w:rPr>
+        <w:tab/>
+      </w:r>
+      <w:r>
+        <w:t>Zajemanje ponovitev</w:t>
+      </w:r>
+      <w:r>
+        <w:tab/>
+      </w:r>
+      <w:r>
+        <w:fldChar w:fldCharType="begin"/>
+      </w:r>
+      <w:r>
+        <w:instrText xml:space="preserve"> PAGEREF _Toc225593990 \h </w:instrText>
+      </w:r>
+      <w:r>
+        <w:fldChar w:fldCharType="separate"/>
+      </w:r>
+      <w:r>
+        <w:t>23</w:t>
+      </w:r>
+      <w:r>
+        <w:fldChar w:fldCharType="end"/>
+      </w:r>
+    </w:p>
+    <w:p>
+      <w:pPr>
+        <w:pStyle w:val="TOC3"/>
+        <w:tabs>
+          <w:tab w:val="left" w:pos="880"/>
+          <w:tab w:val="right" w:leader="dot" w:pos="8772"/>
+        </w:tabs>
+        <w:rPr>
+          <w:rFonts w:asciiTheme="minorHAnsi" w:eastAsiaTheme="minorEastAsia" w:hAnsiTheme="minorHAnsi" w:cstheme="minorBidi"/>
+          <w:noProof/>
+          <w:kern w:val="2"/>
+          <w:sz w:val="24"/>
+          <w:szCs w:val="24"/>
+          <w:lang w:val="en-SI" w:eastAsia="en-SI"/>
+          <w14:ligatures w14:val="standardContextual"/>
+        </w:rPr>
+      </w:pPr>
+      <w:r>
+        <w:rPr>
+          <w:rFonts w:cs="Times New Roman"/>
+          <w:noProof/>
+        </w:rPr>
+        <w:t>3.3.1</w:t>
+      </w:r>
+      <w:r>
+        <w:rPr>
+          <w:rFonts w:asciiTheme="minorHAnsi" w:eastAsiaTheme="minorEastAsia" w:hAnsiTheme="minorHAnsi" w:cstheme="minorBidi"/>
+          <w:noProof/>
+          <w:kern w:val="2"/>
+          <w:sz w:val="24"/>
+          <w:szCs w:val="24"/>
+          <w:lang w:val="en-SI" w:eastAsia="en-SI"/>
+          <w14:ligatures w14:val="standardContextual"/>
+        </w:rPr>
+        <w:tab/>
+      </w:r>
+      <w:r>
+        <w:rPr>
+          <w:noProof/>
+        </w:rPr>
+        <w:t>Čas koncentrične faze</w:t>
+      </w:r>
+      <w:r>
+        <w:rPr>
+          <w:noProof/>
+        </w:rPr>
+        <w:tab/>
+      </w:r>
+      <w:r>
+        <w:rPr>
+          <w:noProof/>
+        </w:rPr>
+        <w:fldChar w:fldCharType="begin"/>
+      </w:r>
+      <w:r>
+        <w:rPr>
+          <w:noProof/>
+        </w:rPr>
+        <w:instrText xml:space="preserve"> PAGEREF _Toc225593991 \h </w:instrText>
+      </w:r>
+      <w:r>
+        <w:rPr>
+          <w:noProof/>
+        </w:rPr>
+      </w:r>
+      <w:r>
+        <w:rPr>
+          <w:noProof/>
+        </w:rPr>
+        <w:fldChar w:fldCharType="separate"/>
+      </w:r>
+      <w:r>
+        <w:rPr>
+          <w:noProof/>
+        </w:rPr>
+        <w:t>23</w:t>
+      </w:r>
+      <w:r>
+        <w:rPr>
+          <w:noProof/>
+        </w:rPr>
+        <w:fldChar w:fldCharType="end"/>
+      </w:r>
+    </w:p>
+    <w:p>
+      <w:pPr>
+        <w:pStyle w:val="TOC3"/>
+        <w:tabs>
+          <w:tab w:val="left" w:pos="880"/>
+          <w:tab w:val="right" w:leader="dot" w:pos="8772"/>
+        </w:tabs>
+        <w:rPr>
+          <w:rFonts w:asciiTheme="minorHAnsi" w:eastAsiaTheme="minorEastAsia" w:hAnsiTheme="minorHAnsi" w:cstheme="minorBidi"/>
+          <w:noProof/>
+          <w:kern w:val="2"/>
+          <w:sz w:val="24"/>
+          <w:szCs w:val="24"/>
+          <w:lang w:val="en-SI" w:eastAsia="en-SI"/>
+          <w14:ligatures w14:val="standardContextual"/>
+        </w:rPr>
+      </w:pPr>
+      <w:r>
+        <w:rPr>
+          <w:rFonts w:cs="Times New Roman"/>
+          <w:noProof/>
+        </w:rPr>
+        <w:t>3.3.2</w:t>
+      </w:r>
+      <w:r>
+        <w:rPr>
+          <w:rFonts w:asciiTheme="minorHAnsi" w:eastAsiaTheme="minorEastAsia" w:hAnsiTheme="minorHAnsi" w:cstheme="minorBidi"/>
+          <w:noProof/>
+          <w:kern w:val="2"/>
+          <w:sz w:val="24"/>
+          <w:szCs w:val="24"/>
+          <w:lang w:val="en-SI" w:eastAsia="en-SI"/>
+          <w14:ligatures w14:val="standardContextual"/>
+        </w:rPr>
+        <w:tab/>
+      </w:r>
+      <w:r>
+        <w:rPr>
+          <w:noProof/>
+        </w:rPr>
+        <w:t>Čas ekscentrične faze</w:t>
+      </w:r>
+      <w:r>
+        <w:rPr>
+          <w:noProof/>
+        </w:rPr>
+        <w:tab/>
+      </w:r>
+      <w:r>
+        <w:rPr>
+          <w:noProof/>
+        </w:rPr>
+        <w:fldChar w:fldCharType="begin"/>
+      </w:r>
+      <w:r>
+        <w:rPr>
+          <w:noProof/>
+        </w:rPr>
+        <w:instrText xml:space="preserve"> PAGEREF _Toc225593992 \h </w:instrText>
+      </w:r>
+      <w:r>
+        <w:rPr>
+          <w:noProof/>
+        </w:rPr>
+      </w:r>
+      <w:r>
+        <w:rPr>
+          <w:noProof/>
+        </w:rPr>
+        <w:fldChar w:fldCharType="separate"/>
+      </w:r>
+      <w:r>
+        <w:rPr>
+          <w:noProof/>
+        </w:rPr>
+        <w:t>24</w:t>
+      </w:r>
+      <w:r>
+        <w:rPr>
+          <w:noProof/>
+        </w:rPr>
+        <w:fldChar w:fldCharType="end"/>
+      </w:r>
+    </w:p>
+    <w:p>
+      <w:pPr>
+        <w:pStyle w:val="TOC3"/>
+        <w:tabs>
+          <w:tab w:val="left" w:pos="880"/>
+          <w:tab w:val="right" w:leader="dot" w:pos="8772"/>
+        </w:tabs>
+        <w:rPr>
+          <w:rFonts w:asciiTheme="minorHAnsi" w:eastAsiaTheme="minorEastAsia" w:hAnsiTheme="minorHAnsi" w:cstheme="minorBidi"/>
+          <w:noProof/>
+          <w:kern w:val="2"/>
+          <w:sz w:val="24"/>
+          <w:szCs w:val="24"/>
+          <w:lang w:val="en-SI" w:eastAsia="en-SI"/>
+          <w14:ligatures w14:val="standardContextual"/>
+        </w:rPr>
+      </w:pPr>
+      <w:r>
+        <w:rPr>
+          <w:rFonts w:cs="Times New Roman"/>
+          <w:noProof/>
+        </w:rPr>
+        <w:t>3.3.3</w:t>
+      </w:r>
+      <w:r>
+        <w:rPr>
+          <w:rFonts w:asciiTheme="minorHAnsi" w:eastAsiaTheme="minorEastAsia" w:hAnsiTheme="minorHAnsi" w:cstheme="minorBidi"/>
+          <w:noProof/>
+          <w:kern w:val="2"/>
+          <w:sz w:val="24"/>
+          <w:szCs w:val="24"/>
+          <w:lang w:val="en-SI" w:eastAsia="en-SI"/>
+          <w14:ligatures w14:val="standardContextual"/>
+        </w:rPr>
+        <w:tab/>
+      </w:r>
+      <w:r>
+        <w:rPr>
+          <w:noProof/>
+        </w:rPr>
+        <w:t>Čas izometrične faze</w:t>
+      </w:r>
+      <w:r>
+        <w:rPr>
+          <w:noProof/>
+        </w:rPr>
+        <w:tab/>
+      </w:r>
+      <w:r>
+        <w:rPr>
+          <w:noProof/>
+        </w:rPr>
+        <w:fldChar w:fldCharType="begin"/>
+      </w:r>
+      <w:r>
+        <w:rPr>
+          <w:noProof/>
+        </w:rPr>
+        <w:instrText xml:space="preserve"> PAGEREF _Toc225593993 \h </w:instrText>
+      </w:r>
+      <w:r>
+        <w:rPr>
+          <w:noProof/>
+        </w:rPr>
+      </w:r>
+      <w:r>
+        <w:rPr>
+          <w:noProof/>
+        </w:rPr>
+        <w:fldChar w:fldCharType="separate"/>
+      </w:r>
+      <w:r>
+        <w:rPr>
+          <w:noProof/>
+        </w:rPr>
+        <w:t>24</w:t>
+      </w:r>
+      <w:r>
+        <w:rPr>
+          <w:noProof/>
+        </w:rPr>
+        <w:fldChar w:fldCharType="end"/>
+      </w:r>
+    </w:p>
+    <w:p>
+      <w:pPr>
+        <w:pStyle w:val="TOC2"/>
+        <w:rPr>
+          <w:rFonts w:asciiTheme="minorHAnsi" w:eastAsiaTheme="minorEastAsia" w:hAnsiTheme="minorHAnsi" w:cstheme="minorBidi"/>
+          <w:b w:val="0"/>
+          <w:bCs w:val="0"/>
+          <w:kern w:val="2"/>
+          <w:sz w:val="24"/>
+          <w:szCs w:val="24"/>
+          <w:lang w:val="en-SI" w:eastAsia="en-SI"/>
+          <w14:ligatures w14:val="standardContextual"/>
+        </w:rPr>
+      </w:pPr>
+      <w:r>
+        <w:rPr>
+          <w:rFonts w:cs="Times New Roman"/>
+        </w:rPr>
+        <w:t>3.4</w:t>
+      </w:r>
+      <w:r>
+        <w:rPr>
+          <w:rFonts w:asciiTheme="minorHAnsi" w:eastAsiaTheme="minorEastAsia" w:hAnsiTheme="minorHAnsi" w:cstheme="minorBidi"/>
+          <w:b w:val="0"/>
+          <w:bCs w:val="0"/>
+          <w:kern w:val="2"/>
+          <w:sz w:val="24"/>
+          <w:szCs w:val="24"/>
+          <w:lang w:val="en-SI" w:eastAsia="en-SI"/>
+          <w14:ligatures w14:val="standardContextual"/>
+        </w:rPr>
+        <w:tab/>
+      </w:r>
+      <w:r>
+        <w:t>Povratne informacije</w:t>
+      </w:r>
+      <w:r>
+        <w:tab/>
+      </w:r>
+      <w:r>
+        <w:fldChar w:fldCharType="begin"/>
+      </w:r>
+      <w:r>
+        <w:instrText xml:space="preserve"> PAGEREF _Toc225593994 \h </w:instrText>
+      </w:r>
+      <w:r>
+        <w:fldChar w:fldCharType="separate"/>
+      </w:r>
+      <w:r>
+        <w:t>24</w:t>
+      </w:r>
+      <w:r>
+        <w:fldChar w:fldCharType="end"/>
+      </w:r>
+    </w:p>
+    <w:p>
+      <w:pPr>
+        <w:pStyle w:val="TOC3"/>
+        <w:tabs>
+          <w:tab w:val="left" w:pos="880"/>
+          <w:tab w:val="right" w:leader="dot" w:pos="8772"/>
+        </w:tabs>
+        <w:rPr>
+          <w:rFonts w:asciiTheme="minorHAnsi" w:eastAsiaTheme="minorEastAsia" w:hAnsiTheme="minorHAnsi" w:cstheme="minorBidi"/>
+          <w:noProof/>
+          <w:kern w:val="2"/>
+          <w:sz w:val="24"/>
+          <w:szCs w:val="24"/>
+          <w:lang w:val="en-SI" w:eastAsia="en-SI"/>
+          <w14:ligatures w14:val="standardContextual"/>
+        </w:rPr>
+      </w:pPr>
+      <w:r>
+        <w:rPr>
+          <w:rFonts w:cs="Times New Roman"/>
+          <w:noProof/>
+        </w:rPr>
+        <w:t>3.4.1</w:t>
+      </w:r>
+      <w:r>
+        <w:rPr>
+          <w:rFonts w:asciiTheme="minorHAnsi" w:eastAsiaTheme="minorEastAsia" w:hAnsiTheme="minorHAnsi" w:cstheme="minorBidi"/>
+          <w:noProof/>
+          <w:kern w:val="2"/>
+          <w:sz w:val="24"/>
+          <w:szCs w:val="24"/>
+          <w:lang w:val="en-SI" w:eastAsia="en-SI"/>
+          <w14:ligatures w14:val="standardContextual"/>
+        </w:rPr>
+        <w:tab/>
+      </w:r>
+      <w:r>
+        <w:rPr>
+          <w:noProof/>
+        </w:rPr>
+        <w:t>Grafične povratne informacije</w:t>
+      </w:r>
+      <w:r>
+        <w:rPr>
+          <w:noProof/>
+        </w:rPr>
+        <w:tab/>
+      </w:r>
+      <w:r>
+        <w:rPr>
+          <w:noProof/>
+        </w:rPr>
+        <w:fldChar w:fldCharType="begin"/>
+      </w:r>
+      <w:r>
+        <w:rPr>
+          <w:noProof/>
+        </w:rPr>
+        <w:instrText xml:space="preserve"> PAGEREF _Toc225593995 \h </w:instrText>
+      </w:r>
+      <w:r>
+        <w:rPr>
+          <w:noProof/>
+        </w:rPr>
+      </w:r>
+      <w:r>
+        <w:rPr>
+          <w:noProof/>
+        </w:rPr>
+        <w:fldChar w:fldCharType="separate"/>
+      </w:r>
+      <w:r>
+        <w:rPr>
+          <w:noProof/>
+        </w:rPr>
+        <w:t>24</w:t>
+      </w:r>
+      <w:r>
+        <w:rPr>
+          <w:noProof/>
+        </w:rPr>
+        <w:fldChar w:fldCharType="end"/>
+      </w:r>
+    </w:p>
+    <w:p>
+      <w:pPr>
+        <w:pStyle w:val="TOC3"/>
+        <w:tabs>
+          <w:tab w:val="left" w:pos="880"/>
+          <w:tab w:val="right" w:leader="dot" w:pos="8772"/>
+        </w:tabs>
+        <w:rPr>
+          <w:rFonts w:asciiTheme="minorHAnsi" w:eastAsiaTheme="minorEastAsia" w:hAnsiTheme="minorHAnsi" w:cstheme="minorBidi"/>
+          <w:noProof/>
+          <w:kern w:val="2"/>
+          <w:sz w:val="24"/>
+          <w:szCs w:val="24"/>
+          <w:lang w:val="en-SI" w:eastAsia="en-SI"/>
+          <w14:ligatures w14:val="standardContextual"/>
+        </w:rPr>
+      </w:pPr>
+      <w:r>
+        <w:rPr>
+          <w:rFonts w:cs="Times New Roman"/>
+          <w:noProof/>
+        </w:rPr>
+        <w:t>3.4.2</w:t>
+      </w:r>
+      <w:r>
+        <w:rPr>
+          <w:rFonts w:asciiTheme="minorHAnsi" w:eastAsiaTheme="minorEastAsia" w:hAnsiTheme="minorHAnsi" w:cstheme="minorBidi"/>
+          <w:noProof/>
+          <w:kern w:val="2"/>
+          <w:sz w:val="24"/>
+          <w:szCs w:val="24"/>
+          <w:lang w:val="en-SI" w:eastAsia="en-SI"/>
+          <w14:ligatures w14:val="standardContextual"/>
+        </w:rPr>
+        <w:tab/>
+      </w:r>
+      <w:r>
+        <w:rPr>
+          <w:noProof/>
+        </w:rPr>
+        <w:t>Informacije o nepravilni drži telesa</w:t>
+      </w:r>
+      <w:r>
+        <w:rPr>
+          <w:noProof/>
+        </w:rPr>
+        <w:tab/>
+      </w:r>
+      <w:r>
+        <w:rPr>
+          <w:noProof/>
+        </w:rPr>
+        <w:fldChar w:fldCharType="begin"/>
+      </w:r>
+      <w:r>
+        <w:rPr>
+          <w:noProof/>
+        </w:rPr>
+        <w:instrText xml:space="preserve"> PAGEREF _Toc225593996 \h </w:instrText>
+      </w:r>
+      <w:r>
+        <w:rPr>
+          <w:noProof/>
+        </w:rPr>
+      </w:r>
+      <w:r>
+        <w:rPr>
+          <w:noProof/>
+        </w:rPr>
+        <w:fldChar w:fldCharType="separate"/>
+      </w:r>
+      <w:r>
+        <w:rPr>
+          <w:noProof/>
+        </w:rPr>
+        <w:t>27</w:t>
+      </w:r>
+      <w:r>
+        <w:rPr>
+          <w:noProof/>
+        </w:rPr>
+        <w:fldChar w:fldCharType="end"/>
+      </w:r>
+    </w:p>
+    <w:p>
+      <w:pPr>
+        <w:pStyle w:val="TOC2"/>
+        <w:rPr>
+          <w:rFonts w:asciiTheme="minorHAnsi" w:eastAsiaTheme="minorEastAsia" w:hAnsiTheme="minorHAnsi" w:cstheme="minorBidi"/>
+          <w:b w:val="0"/>
+          <w:bCs w:val="0"/>
+          <w:kern w:val="2"/>
+          <w:sz w:val="24"/>
+          <w:szCs w:val="24"/>
+          <w:lang w:val="en-SI" w:eastAsia="en-SI"/>
+          <w14:ligatures w14:val="standardContextual"/>
+        </w:rPr>
+      </w:pPr>
+      <w:r>
+        <w:rPr>
+          <w:rFonts w:cs="Times New Roman"/>
+        </w:rPr>
+        <w:t>3.5</w:t>
+      </w:r>
+      <w:r>
+        <w:rPr>
+          <w:rFonts w:asciiTheme="minorHAnsi" w:eastAsiaTheme="minorEastAsia" w:hAnsiTheme="minorHAnsi" w:cstheme="minorBidi"/>
+          <w:b w:val="0"/>
+          <w:bCs w:val="0"/>
+          <w:kern w:val="2"/>
+          <w:sz w:val="24"/>
+          <w:szCs w:val="24"/>
+          <w:lang w:val="en-SI" w:eastAsia="en-SI"/>
+          <w14:ligatures w14:val="standardContextual"/>
+        </w:rPr>
+        <w:tab/>
+      </w:r>
+      <w:r>
+        <w:t>Kalibracija uporabnika</w:t>
+      </w:r>
+      <w:r>
+        <w:tab/>
+      </w:r>
+      <w:r>
+        <w:fldChar w:fldCharType="begin"/>
+      </w:r>
+      <w:r>
+        <w:instrText xml:space="preserve"> PAGEREF _Toc225593997 \h </w:instrText>
+      </w:r>
+      <w:r>
+        <w:fldChar w:fldCharType="separate"/>
+      </w:r>
+      <w:r>
+        <w:t>27</w:t>
+      </w:r>
+      <w:r>
+        <w:fldChar w:fldCharType="end"/>
+      </w:r>
+    </w:p>
+    <w:p>
+      <w:pPr>
+        <w:pStyle w:val="TOC2"/>
+        <w:rPr>
+          <w:rFonts w:asciiTheme="minorHAnsi" w:eastAsiaTheme="minorEastAsia" w:hAnsiTheme="minorHAnsi" w:cstheme="minorBidi"/>
+          <w:b w:val="0"/>
+          <w:bCs w:val="0"/>
+          <w:kern w:val="2"/>
+          <w:sz w:val="24"/>
+          <w:szCs w:val="24"/>
+          <w:lang w:val="en-SI" w:eastAsia="en-SI"/>
+          <w14:ligatures w14:val="standardContextual"/>
+        </w:rPr>
+      </w:pPr>
+      <w:r>
+        <w:rPr>
+          <w:rFonts w:cs="Times New Roman"/>
+        </w:rPr>
+        <w:t>3.6</w:t>
+      </w:r>
+      <w:r>
+        <w:rPr>
+          <w:rFonts w:asciiTheme="minorHAnsi" w:eastAsiaTheme="minorEastAsia" w:hAnsiTheme="minorHAnsi" w:cstheme="minorBidi"/>
+          <w:b w:val="0"/>
+          <w:bCs w:val="0"/>
+          <w:kern w:val="2"/>
+          <w:sz w:val="24"/>
+          <w:szCs w:val="24"/>
+          <w:lang w:val="en-SI" w:eastAsia="en-SI"/>
+          <w14:ligatures w14:val="standardContextual"/>
+        </w:rPr>
+        <w:tab/>
+      </w:r>
+      <w:r>
+        <w:t>Merjenje višine skoka</w:t>
+      </w:r>
+      <w:r>
+        <w:tab/>
+      </w:r>
+      <w:r>
+        <w:fldChar w:fldCharType="begin"/>
+      </w:r>
+      <w:r>
+        <w:instrText xml:space="preserve"> PAGEREF _Toc225593998 \h </w:instrText>
+      </w:r>
+      <w:r>
+        <w:fldChar w:fldCharType="separate"/>
+      </w:r>
+      <w:r>
+        <w:t>27</w:t>
+      </w:r>
+      <w:r>
+        <w:fldChar w:fldCharType="end"/>
+      </w:r>
+    </w:p>
+    <w:p>
+      <w:pPr>
+        <w:pStyle w:val="TOC2"/>
+        <w:rPr>
+          <w:rFonts w:asciiTheme="minorHAnsi" w:eastAsiaTheme="minorEastAsia" w:hAnsiTheme="minorHAnsi" w:cstheme="minorBidi"/>
+          <w:b w:val="0"/>
+          <w:bCs w:val="0"/>
+          <w:kern w:val="2"/>
+          <w:sz w:val="24"/>
+          <w:szCs w:val="24"/>
+          <w:lang w:val="en-SI" w:eastAsia="en-SI"/>
+          <w14:ligatures w14:val="standardContextual"/>
+        </w:rPr>
+      </w:pPr>
+      <w:r>
+        <w:rPr>
+          <w:rFonts w:cs="Times New Roman"/>
+        </w:rPr>
+        <w:t>3.7</w:t>
+      </w:r>
+      <w:r>
+        <w:rPr>
+          <w:rFonts w:asciiTheme="minorHAnsi" w:eastAsiaTheme="minorEastAsia" w:hAnsiTheme="minorHAnsi" w:cstheme="minorBidi"/>
+          <w:b w:val="0"/>
+          <w:bCs w:val="0"/>
+          <w:kern w:val="2"/>
+          <w:sz w:val="24"/>
+          <w:szCs w:val="24"/>
+          <w:lang w:val="en-SI" w:eastAsia="en-SI"/>
+          <w14:ligatures w14:val="standardContextual"/>
+        </w:rPr>
+        <w:tab/>
+      </w:r>
+      <w:r>
+        <w:t>Uporaba izmerjenih podatkov med analizo in pomen treninga na podlagi hitrosti</w:t>
+      </w:r>
+      <w:r>
+        <w:tab/>
+      </w:r>
+      <w:r>
+        <w:fldChar w:fldCharType="begin"/>
+      </w:r>
+      <w:r>
+        <w:instrText xml:space="preserve"> PAGEREF _Toc225593999 \h </w:instrText>
+      </w:r>
+      <w:r>
+        <w:fldChar w:fldCharType="separate"/>
+      </w:r>
+      <w:r>
+        <w:t>27</w:t>
+      </w:r>
+      <w:r>
+        <w:fldChar w:fldCharType="end"/>
+      </w:r>
+    </w:p>
+    <w:p>
+      <w:pPr>
+        <w:pStyle w:val="TOC3"/>
+        <w:tabs>
+          <w:tab w:val="left" w:pos="880"/>
+          <w:tab w:val="right" w:leader="dot" w:pos="8772"/>
+        </w:tabs>
+        <w:rPr>
+          <w:rFonts w:asciiTheme="minorHAnsi" w:eastAsiaTheme="minorEastAsia" w:hAnsiTheme="minorHAnsi" w:cstheme="minorBidi"/>
+          <w:noProof/>
+          <w:kern w:val="2"/>
+          <w:sz w:val="24"/>
+          <w:szCs w:val="24"/>
+          <w:lang w:val="en-SI" w:eastAsia="en-SI"/>
+          <w14:ligatures w14:val="standardContextual"/>
+        </w:rPr>
+      </w:pPr>
+      <w:r>
+        <w:rPr>
+          <w:rFonts w:cs="Times New Roman"/>
+          <w:noProof/>
+        </w:rPr>
+        <w:t>3.7.1</w:t>
+      </w:r>
+      <w:r>
+        <w:rPr>
+          <w:rFonts w:asciiTheme="minorHAnsi" w:eastAsiaTheme="minorEastAsia" w:hAnsiTheme="minorHAnsi" w:cstheme="minorBidi"/>
+          <w:noProof/>
+          <w:kern w:val="2"/>
+          <w:sz w:val="24"/>
+          <w:szCs w:val="24"/>
+          <w:lang w:val="en-SI" w:eastAsia="en-SI"/>
+          <w14:ligatures w14:val="standardContextual"/>
+        </w:rPr>
+        <w:tab/>
+      </w:r>
+      <w:r>
+        <w:rPr>
+          <w:noProof/>
+        </w:rPr>
+        <w:t>Primerjava ponovitev znotraj iste serije</w:t>
+      </w:r>
+      <w:r>
+        <w:rPr>
+          <w:noProof/>
+        </w:rPr>
+        <w:tab/>
+      </w:r>
+      <w:r>
+        <w:rPr>
+          <w:noProof/>
+        </w:rPr>
+        <w:fldChar w:fldCharType="begin"/>
+      </w:r>
+      <w:r>
+        <w:rPr>
+          <w:noProof/>
+        </w:rPr>
+        <w:instrText xml:space="preserve"> PAGEREF _Toc225594000 \h </w:instrText>
+      </w:r>
+      <w:r>
+        <w:rPr>
+          <w:noProof/>
+        </w:rPr>
+      </w:r>
+      <w:r>
+        <w:rPr>
+          <w:noProof/>
+        </w:rPr>
+        <w:fldChar w:fldCharType="separate"/>
+      </w:r>
+      <w:r>
+        <w:rPr>
+          <w:noProof/>
+        </w:rPr>
+        <w:t>28</w:t>
+      </w:r>
+      <w:r>
+        <w:rPr>
+          <w:noProof/>
+        </w:rPr>
+        <w:fldChar w:fldCharType="end"/>
+      </w:r>
+    </w:p>
+    <w:p>
+      <w:pPr>
+        <w:pStyle w:val="TOC3"/>
+        <w:tabs>
+          <w:tab w:val="left" w:pos="880"/>
+          <w:tab w:val="right" w:leader="dot" w:pos="8772"/>
+        </w:tabs>
+        <w:rPr>
+          <w:rFonts w:asciiTheme="minorHAnsi" w:eastAsiaTheme="minorEastAsia" w:hAnsiTheme="minorHAnsi" w:cstheme="minorBidi"/>
+          <w:noProof/>
+          <w:kern w:val="2"/>
+          <w:sz w:val="24"/>
+          <w:szCs w:val="24"/>
+          <w:lang w:val="en-SI" w:eastAsia="en-SI"/>
+          <w14:ligatures w14:val="standardContextual"/>
+        </w:rPr>
+      </w:pPr>
+      <w:r>
+        <w:rPr>
+          <w:rFonts w:cs="Times New Roman"/>
+          <w:noProof/>
+        </w:rPr>
+        <w:t>3.7.2</w:t>
+      </w:r>
+      <w:r>
+        <w:rPr>
+          <w:rFonts w:asciiTheme="minorHAnsi" w:eastAsiaTheme="minorEastAsia" w:hAnsiTheme="minorHAnsi" w:cstheme="minorBidi"/>
+          <w:noProof/>
+          <w:kern w:val="2"/>
+          <w:sz w:val="24"/>
+          <w:szCs w:val="24"/>
+          <w:lang w:val="en-SI" w:eastAsia="en-SI"/>
+          <w14:ligatures w14:val="standardContextual"/>
+        </w:rPr>
+        <w:tab/>
+      </w:r>
+      <w:r>
+        <w:rPr>
+          <w:noProof/>
+        </w:rPr>
+        <w:t>Trening na podlagi hitrosti</w:t>
+      </w:r>
+      <w:r>
+        <w:rPr>
+          <w:noProof/>
+        </w:rPr>
+        <w:tab/>
+      </w:r>
+      <w:r>
+        <w:rPr>
+          <w:noProof/>
+        </w:rPr>
+        <w:fldChar w:fldCharType="begin"/>
+      </w:r>
+      <w:r>
+        <w:rPr>
+          <w:noProof/>
+        </w:rPr>
+        <w:instrText xml:space="preserve"> PAGEREF _Toc225594001 \h </w:instrText>
+      </w:r>
+      <w:r>
+        <w:rPr>
+          <w:noProof/>
+        </w:rPr>
+      </w:r>
+      <w:r>
+        <w:rPr>
+          <w:noProof/>
+        </w:rPr>
+        <w:fldChar w:fldCharType="separate"/>
+      </w:r>
+      <w:r>
+        <w:rPr>
+          <w:noProof/>
+        </w:rPr>
+        <w:t>28</w:t>
+      </w:r>
+      <w:r>
+        <w:rPr>
+          <w:noProof/>
+        </w:rPr>
+        <w:fldChar w:fldCharType="end"/>
+      </w:r>
+    </w:p>
+    <w:p>
+      <w:pPr>
+        <w:pStyle w:val="TOC3"/>
+        <w:tabs>
+          <w:tab w:val="left" w:pos="880"/>
+          <w:tab w:val="right" w:leader="dot" w:pos="8772"/>
+        </w:tabs>
+        <w:rPr>
+          <w:rFonts w:asciiTheme="minorHAnsi" w:eastAsiaTheme="minorEastAsia" w:hAnsiTheme="minorHAnsi" w:cstheme="minorBidi"/>
+          <w:noProof/>
+          <w:kern w:val="2"/>
+          <w:sz w:val="24"/>
+          <w:szCs w:val="24"/>
+          <w:lang w:val="en-SI" w:eastAsia="en-SI"/>
+          <w14:ligatures w14:val="standardContextual"/>
+        </w:rPr>
+      </w:pPr>
+      <w:r>
+        <w:rPr>
+          <w:rFonts w:cs="Times New Roman"/>
+          <w:noProof/>
+        </w:rPr>
+        <w:t>3.7.3</w:t>
+      </w:r>
+      <w:r>
+        <w:rPr>
+          <w:rFonts w:asciiTheme="minorHAnsi" w:eastAsiaTheme="minorEastAsia" w:hAnsiTheme="minorHAnsi" w:cstheme="minorBidi"/>
+          <w:noProof/>
+          <w:kern w:val="2"/>
+          <w:sz w:val="24"/>
+          <w:szCs w:val="24"/>
+          <w:lang w:val="en-SI" w:eastAsia="en-SI"/>
+          <w14:ligatures w14:val="standardContextual"/>
+        </w:rPr>
+        <w:tab/>
+      </w:r>
+      <w:r>
+        <w:rPr>
+          <w:noProof/>
+        </w:rPr>
+        <w:t>Primerjava med treningi skozi čas</w:t>
+      </w:r>
+      <w:r>
+        <w:rPr>
+          <w:noProof/>
+        </w:rPr>
+        <w:tab/>
+      </w:r>
+      <w:r>
+        <w:rPr>
+          <w:noProof/>
+        </w:rPr>
+        <w:fldChar w:fldCharType="begin"/>
+      </w:r>
+      <w:r>
+        <w:rPr>
+          <w:noProof/>
+        </w:rPr>
+        <w:instrText xml:space="preserve"> PAGEREF _Toc225594002 \h </w:instrText>
+      </w:r>
+      <w:r>
+        <w:rPr>
+          <w:noProof/>
+        </w:rPr>
+      </w:r>
+      <w:r>
+        <w:rPr>
+          <w:noProof/>
+        </w:rPr>
+        <w:fldChar w:fldCharType="separate"/>
+      </w:r>
+      <w:r>
+        <w:rPr>
+          <w:noProof/>
+        </w:rPr>
+        <w:t>29</w:t>
+      </w:r>
+      <w:r>
+        <w:rPr>
+          <w:noProof/>
+        </w:rPr>
+        <w:fldChar w:fldCharType="end"/>
+      </w:r>
+    </w:p>
+    <w:p>
+      <w:pPr>
+        <w:pStyle w:val="TOC1"/>
+        <w:rPr>
+          <w:rFonts w:asciiTheme="minorHAnsi" w:eastAsiaTheme="minorEastAsia" w:hAnsiTheme="minorHAnsi" w:cstheme="minorBidi"/>
+          <w:b w:val="0"/>
+          <w:bCs w:val="0"/>
+          <w:caps w:val="0"/>
+          <w:kern w:val="2"/>
+          <w:sz w:val="24"/>
+          <w:szCs w:val="24"/>
+          <w:lang w:val="en-SI" w:eastAsia="en-SI"/>
+          <w14:ligatures w14:val="standardContextual"/>
+        </w:rPr>
+      </w:pPr>
+      <w:r>
+        <w:t>4</w:t>
+      </w:r>
+      <w:r>
+        <w:rPr>
+          <w:rFonts w:asciiTheme="minorHAnsi" w:eastAsiaTheme="minorEastAsia" w:hAnsiTheme="minorHAnsi" w:cstheme="minorBidi"/>
+          <w:b w:val="0"/>
+          <w:bCs w:val="0"/>
+          <w:caps w:val="0"/>
+          <w:kern w:val="2"/>
+          <w:sz w:val="24"/>
+          <w:szCs w:val="24"/>
+          <w:lang w:val="en-SI" w:eastAsia="en-SI"/>
+          <w14:ligatures w14:val="standardContextual"/>
+        </w:rPr>
+        <w:tab/>
+      </w:r>
+      <w:r>
+        <w:t>VIRI</w:t>
+      </w:r>
+      <w:r>
+        <w:tab/>
+      </w:r>
+      <w:r>
+        <w:fldChar w:fldCharType="begin"/>
+      </w:r>
+      <w:r>
+        <w:instrText xml:space="preserve"> PAGEREF _Toc225594003 \h </w:instrText>
+      </w:r>
+      <w:r>
+        <w:fldChar w:fldCharType="separate"/>
+      </w:r>
+      <w:r>
+        <w:t>29</w:t>
+      </w:r>
+      <w:r>
         <w:fldChar w:fldCharType="end"/>
       </w:r>
     </w:p>
@@ -2023,10 +3322,11 @@
         <w:rPr>
           <w:rFonts w:asciiTheme="minorHAnsi" w:eastAsiaTheme="minorEastAsia" w:hAnsiTheme="minorHAnsi" w:cstheme="minorBidi"/>
           <w:smallCaps w:val="0"/>
+          <w:noProof/>
           <w:kern w:val="2"/>
           <w:sz w:val="24"/>
           <w:szCs w:val="24"/>
-          <w:lang w:eastAsia="en-SI"/>
+          <w:lang w:val="en-SI" w:eastAsia="en-SI"/>
           <w14:ligatures w14:val="standardContextual"/>
         </w:rPr>
       </w:pPr>
@@ -2048,50 +3348,133 @@
         </w:rPr>
         <w:fldChar w:fldCharType="separate"/>
       </w:r>
-      <w:hyperlink w:anchor="_Toc221980708" w:history="1">
+      <w:hyperlink w:anchor="_Toc225594004" w:history="1">
         <w:r>
           <w:rPr>
             <w:rStyle w:val="Hyperlink"/>
+            <w:noProof/>
           </w:rPr>
-          <w:t>Slika 2.1: Časovni graf</w:t>
+          <w:t>Slika 2.1: Shema sklepnih točk modela MediaPipe Pose Landmarker (33 točk)</w:t>
         </w:r>
         <w:r>
           <w:rPr>
+            <w:noProof/>
             <w:webHidden/>
           </w:rPr>
           <w:tab/>
         </w:r>
         <w:r>
           <w:rPr>
+            <w:noProof/>
             <w:webHidden/>
           </w:rPr>
           <w:fldChar w:fldCharType="begin"/>
         </w:r>
         <w:r>
           <w:rPr>
+            <w:noProof/>
             <w:webHidden/>
           </w:rPr>
-          <w:instrText xml:space="preserve"> PAGEREF _Toc221980708 \h </w:instrText>
+          <w:instrText xml:space="preserve"> PAGEREF _Toc225594004 \h </w:instrText>
         </w:r>
         <w:r>
           <w:rPr>
+            <w:noProof/>
             <w:webHidden/>
           </w:rPr>
         </w:r>
         <w:r>
           <w:rPr>
+            <w:noProof/>
             <w:webHidden/>
           </w:rPr>
           <w:fldChar w:fldCharType="separate"/>
         </w:r>
         <w:r>
           <w:rPr>
+            <w:noProof/>
+            <w:webHidden/>
+          </w:rPr>
+          <w:t>6</w:t>
+        </w:r>
+        <w:r>
+          <w:rPr>
+            <w:noProof/>
+            <w:webHidden/>
+          </w:rPr>
+          <w:fldChar w:fldCharType="end"/>
+        </w:r>
+      </w:hyperlink>
+    </w:p>
+    <w:p>
+      <w:pPr>
+        <w:pStyle w:val="TableofFigures"/>
+        <w:tabs>
+          <w:tab w:val="right" w:leader="dot" w:pos="8772"/>
+        </w:tabs>
+        <w:rPr>
+          <w:rFonts w:asciiTheme="minorHAnsi" w:eastAsiaTheme="minorEastAsia" w:hAnsiTheme="minorHAnsi" w:cstheme="minorBidi"/>
+          <w:smallCaps w:val="0"/>
+          <w:noProof/>
+          <w:kern w:val="2"/>
+          <w:sz w:val="24"/>
+          <w:szCs w:val="24"/>
+          <w:lang w:val="en-SI" w:eastAsia="en-SI"/>
+          <w14:ligatures w14:val="standardContextual"/>
+        </w:rPr>
+      </w:pPr>
+      <w:hyperlink w:anchor="_Toc225594005" w:history="1">
+        <w:r>
+          <w:rPr>
+            <w:rStyle w:val="Hyperlink"/>
+            <w:noProof/>
+          </w:rPr>
+          <w:t>Slika 2.2: Primer COCO-pose učne množice</w:t>
+        </w:r>
+        <w:r>
+          <w:rPr>
+            <w:noProof/>
+            <w:webHidden/>
+          </w:rPr>
+          <w:tab/>
+        </w:r>
+        <w:r>
+          <w:rPr>
+            <w:noProof/>
+            <w:webHidden/>
+          </w:rPr>
+          <w:fldChar w:fldCharType="begin"/>
+        </w:r>
+        <w:r>
+          <w:rPr>
+            <w:noProof/>
+            <w:webHidden/>
+          </w:rPr>
+          <w:instrText xml:space="preserve"> PAGEREF _Toc225594005 \h </w:instrText>
+        </w:r>
+        <w:r>
+          <w:rPr>
+            <w:noProof/>
+            <w:webHidden/>
+          </w:rPr>
+        </w:r>
+        <w:r>
+          <w:rPr>
+            <w:noProof/>
+            <w:webHidden/>
+          </w:rPr>
+          <w:fldChar w:fldCharType="separate"/>
+        </w:r>
+        <w:r>
+          <w:rPr>
+            <w:noProof/>
             <w:webHidden/>
           </w:rPr>
           <w:t>9</w:t>
         </w:r>
         <w:r>
           <w:rPr>
+            <w:noProof/>
             <w:webHidden/>
           </w:rPr>
           <w:fldChar w:fldCharType="end"/>
@@ -2107,57 +3490,66 @@
         <w:rPr>
           <w:rFonts w:asciiTheme="minorHAnsi" w:eastAsiaTheme="minorEastAsia" w:hAnsiTheme="minorHAnsi" w:cstheme="minorBidi"/>
           <w:smallCaps w:val="0"/>
+          <w:noProof/>
           <w:kern w:val="2"/>
           <w:sz w:val="24"/>
           <w:szCs w:val="24"/>
-          <w:lang w:eastAsia="en-SI"/>
+          <w:lang w:val="en-SI" w:eastAsia="en-SI"/>
           <w14:ligatures w14:val="standardContextual"/>
         </w:rPr>
       </w:pPr>
-      <w:hyperlink w:anchor="_Toc221980709" w:history="1">
+      <w:hyperlink w:anchor="_Toc225594006" w:history="1">
         <w:r>
           <w:rPr>
             <w:rStyle w:val="Hyperlink"/>
+            <w:noProof/>
           </w:rPr>
-          <w:t>Slika 2.2: Graf prepotovane razdalje</w:t>
+          <w:t>Slika 2.3: Shema sklepnih točk PoseNet modela</w:t>
         </w:r>
         <w:r>
           <w:rPr>
+            <w:noProof/>
             <w:webHidden/>
           </w:rPr>
           <w:tab/>
         </w:r>
         <w:r>
           <w:rPr>
+            <w:noProof/>
             <w:webHidden/>
           </w:rPr>
           <w:fldChar w:fldCharType="begin"/>
         </w:r>
         <w:r>
           <w:rPr>
+            <w:noProof/>
             <w:webHidden/>
           </w:rPr>
-          <w:instrText xml:space="preserve"> PAGEREF _Toc221980709 \h </w:instrText>
+          <w:instrText xml:space="preserve"> PAGEREF _Toc225594006 \h </w:instrText>
         </w:r>
         <w:r>
           <w:rPr>
+            <w:noProof/>
             <w:webHidden/>
           </w:rPr>
         </w:r>
         <w:r>
           <w:rPr>
+            <w:noProof/>
             <w:webHidden/>
           </w:rPr>
           <w:fldChar w:fldCharType="separate"/>
         </w:r>
         <w:r>
           <w:rPr>
+            <w:noProof/>
             <w:webHidden/>
           </w:rPr>
-          <w:t>10</w:t>
+          <w:t>11</w:t>
         </w:r>
         <w:r>
           <w:rPr>
+            <w:noProof/>
             <w:webHidden/>
           </w:rPr>
           <w:fldChar w:fldCharType="end"/>
@@ -2173,57 +3565,66 @@
         <w:rPr>
           <w:rFonts w:asciiTheme="minorHAnsi" w:eastAsiaTheme="minorEastAsia" w:hAnsiTheme="minorHAnsi" w:cstheme="minorBidi"/>
           <w:smallCaps w:val="0"/>
+          <w:noProof/>
           <w:kern w:val="2"/>
           <w:sz w:val="24"/>
           <w:szCs w:val="24"/>
-          <w:lang w:eastAsia="en-SI"/>
+          <w:lang w:val="en-SI" w:eastAsia="en-SI"/>
           <w14:ligatures w14:val="standardContextual"/>
         </w:rPr>
       </w:pPr>
-      <w:hyperlink w:anchor="_Toc221980710" w:history="1">
+      <w:hyperlink w:anchor="_Toc225594007" w:history="1">
         <w:r>
           <w:rPr>
             <w:rStyle w:val="Hyperlink"/>
+            <w:noProof/>
           </w:rPr>
-          <w:t>Slika 2.3: Graf hitrosti v koncentrični fazi</w:t>
+          <w:t>Slika 3.1: Časovni graf vsake ponovitve</w:t>
         </w:r>
         <w:r>
           <w:rPr>
+            <w:noProof/>
             <w:webHidden/>
           </w:rPr>
           <w:tab/>
         </w:r>
         <w:r>
           <w:rPr>
+            <w:noProof/>
             <w:webHidden/>
           </w:rPr>
           <w:fldChar w:fldCharType="begin"/>
         </w:r>
         <w:r>
           <w:rPr>
+            <w:noProof/>
             <w:webHidden/>
           </w:rPr>
-          <w:instrText xml:space="preserve"> PAGEREF _Toc221980710 \h </w:instrText>
+          <w:instrText xml:space="preserve"> PAGEREF _Toc225594007 \h </w:instrText>
         </w:r>
         <w:r>
           <w:rPr>
+            <w:noProof/>
             <w:webHidden/>
           </w:rPr>
         </w:r>
         <w:r>
           <w:rPr>
+            <w:noProof/>
             <w:webHidden/>
           </w:rPr>
           <w:fldChar w:fldCharType="separate"/>
         </w:r>
         <w:r>
           <w:rPr>
+            <w:noProof/>
             <w:webHidden/>
           </w:rPr>
-          <w:t>10</w:t>
+          <w:t>25</w:t>
         </w:r>
         <w:r>
           <w:rPr>
+            <w:noProof/>
             <w:webHidden/>
           </w:rPr>
           <w:fldChar w:fldCharType="end"/>
@@ -2232,6 +3633,156 @@
     </w:p>
     <w:p>
       <w:pPr>
+        <w:pStyle w:val="TableofFigures"/>
+        <w:tabs>
+          <w:tab w:val="right" w:leader="dot" w:pos="8772"/>
+        </w:tabs>
+        <w:rPr>
+          <w:rFonts w:asciiTheme="minorHAnsi" w:eastAsiaTheme="minorEastAsia" w:hAnsiTheme="minorHAnsi" w:cstheme="minorBidi"/>
+          <w:smallCaps w:val="0"/>
+          <w:noProof/>
+          <w:kern w:val="2"/>
+          <w:sz w:val="24"/>
+          <w:szCs w:val="24"/>
+          <w:lang w:val="en-SI" w:eastAsia="en-SI"/>
+          <w14:ligatures w14:val="standardContextual"/>
+        </w:rPr>
+      </w:pPr>
+      <w:hyperlink w:anchor="_Toc225594008" w:history="1">
+        <w:r>
+          <w:rPr>
+            <w:rStyle w:val="Hyperlink"/>
+            <w:noProof/>
+          </w:rPr>
+          <w:t>Slika 3.2: Graf prepotovane razdalje za vsako ponovitev</w:t>
+        </w:r>
+        <w:r>
+          <w:rPr>
+            <w:noProof/>
+            <w:webHidden/>
+          </w:rPr>
+          <w:tab/>
+        </w:r>
+        <w:r>
+          <w:rPr>
+            <w:noProof/>
+            <w:webHidden/>
+          </w:rPr>
+          <w:fldChar w:fldCharType="begin"/>
+        </w:r>
+        <w:r>
+          <w:rPr>
+            <w:noProof/>
+            <w:webHidden/>
+          </w:rPr>
+          <w:instrText xml:space="preserve"> PAGEREF _Toc225594008 \h </w:instrText>
+        </w:r>
+        <w:r>
+          <w:rPr>
+            <w:noProof/>
+            <w:webHidden/>
+          </w:rPr>
+        </w:r>
+        <w:r>
+          <w:rPr>
+            <w:noProof/>
+            <w:webHidden/>
+          </w:rPr>
+          <w:fldChar w:fldCharType="separate"/>
+        </w:r>
+        <w:r>
+          <w:rPr>
+            <w:noProof/>
+            <w:webHidden/>
+          </w:rPr>
+          <w:t>26</w:t>
+        </w:r>
+        <w:r>
+          <w:rPr>
+            <w:noProof/>
+            <w:webHidden/>
+          </w:rPr>
+          <w:fldChar w:fldCharType="end"/>
+        </w:r>
+      </w:hyperlink>
+    </w:p>
+    <w:p>
+      <w:pPr>
+        <w:pStyle w:val="TableofFigures"/>
+        <w:tabs>
+          <w:tab w:val="right" w:leader="dot" w:pos="8772"/>
+        </w:tabs>
+        <w:rPr>
+          <w:rFonts w:asciiTheme="minorHAnsi" w:eastAsiaTheme="minorEastAsia" w:hAnsiTheme="minorHAnsi" w:cstheme="minorBidi"/>
+          <w:smallCaps w:val="0"/>
+          <w:noProof/>
+          <w:kern w:val="2"/>
+          <w:sz w:val="24"/>
+          <w:szCs w:val="24"/>
+          <w:lang w:val="en-SI" w:eastAsia="en-SI"/>
+          <w14:ligatures w14:val="standardContextual"/>
+        </w:rPr>
+      </w:pPr>
+      <w:hyperlink w:anchor="_Toc225594009" w:history="1">
+        <w:r>
+          <w:rPr>
+            <w:rStyle w:val="Hyperlink"/>
+            <w:noProof/>
+          </w:rPr>
+          <w:t>Slika 3.3: Graf hitrosti v koncentrični fazi za vsako ponovitev</w:t>
+        </w:r>
+        <w:r>
+          <w:rPr>
+            <w:noProof/>
+            <w:webHidden/>
+          </w:rPr>
+          <w:tab/>
+        </w:r>
+        <w:r>
+          <w:rPr>
+            <w:noProof/>
+            <w:webHidden/>
+          </w:rPr>
+          <w:fldChar w:fldCharType="begin"/>
+        </w:r>
+        <w:r>
+          <w:rPr>
+            <w:noProof/>
+            <w:webHidden/>
+          </w:rPr>
+          <w:instrText xml:space="preserve"> PAGEREF _Toc225594009 \h </w:instrText>
+        </w:r>
+        <w:r>
+          <w:rPr>
+            <w:noProof/>
+            <w:webHidden/>
+          </w:rPr>
+        </w:r>
+        <w:r>
+          <w:rPr>
+            <w:noProof/>
+            <w:webHidden/>
+          </w:rPr>
+          <w:fldChar w:fldCharType="separate"/>
+        </w:r>
+        <w:r>
+          <w:rPr>
+            <w:noProof/>
+            <w:webHidden/>
+          </w:rPr>
+          <w:t>26</w:t>
+        </w:r>
+        <w:r>
+          <w:rPr>
+            <w:noProof/>
+            <w:webHidden/>
+          </w:rPr>
+          <w:fldChar w:fldCharType="end"/>
+        </w:r>
+      </w:hyperlink>
+    </w:p>
+    <w:p>
+      <w:pPr>
         <w:rPr>
           <w:szCs w:val="24"/>
         </w:rPr>
@@ -2268,6 +3819,174 @@
       </w:r>
     </w:p>
     <w:p/>
+    <w:p>
+      <w:pPr>
+        <w:pStyle w:val="TableofFigures"/>
+        <w:tabs>
+          <w:tab w:val="right" w:leader="dot" w:pos="8772"/>
+        </w:tabs>
+        <w:rPr>
+          <w:rFonts w:asciiTheme="minorHAnsi" w:eastAsiaTheme="minorEastAsia" w:hAnsiTheme="minorHAnsi" w:cstheme="minorBidi"/>
+          <w:smallCaps w:val="0"/>
+          <w:noProof/>
+          <w:kern w:val="2"/>
+          <w:sz w:val="24"/>
+          <w:szCs w:val="24"/>
+          <w:lang w:val="en-SI" w:eastAsia="en-SI"/>
+          <w14:ligatures w14:val="standardContextual"/>
+        </w:rPr>
+      </w:pPr>
+      <w:r>
+        <w:rPr>
+          <w:szCs w:val="24"/>
+        </w:rPr>
+        <w:fldChar w:fldCharType="begin"/>
+      </w:r>
+      <w:r>
+        <w:rPr>
+          <w:szCs w:val="24"/>
+        </w:rPr>
+        <w:instrText xml:space="preserve"> TOC \h \z \c "Tabela" </w:instrText>
+      </w:r>
+      <w:r>
+        <w:rPr>
+          <w:szCs w:val="24"/>
+        </w:rPr>
+        <w:fldChar w:fldCharType="separate"/>
+      </w:r>
+      <w:hyperlink w:anchor="_Toc225594010" w:history="1">
+        <w:r>
+          <w:rPr>
+            <w:rStyle w:val="Hyperlink"/>
+            <w:noProof/>
+          </w:rPr>
+          <w:t>Tabela 1: Tensorflow.js primerjava hitrosti delovanja in porabe pomnilnika manjših modelov</w:t>
+        </w:r>
+        <w:r>
+          <w:rPr>
+            <w:noProof/>
+            <w:webHidden/>
+          </w:rPr>
+          <w:tab/>
+        </w:r>
+        <w:r>
+          <w:rPr>
+            <w:noProof/>
+            <w:webHidden/>
+          </w:rPr>
+          <w:fldChar w:fldCharType="begin"/>
+        </w:r>
+        <w:r>
+          <w:rPr>
+            <w:noProof/>
+            <w:webHidden/>
+          </w:rPr>
+          <w:instrText xml:space="preserve"> PAGEREF _Toc225594010 \h </w:instrText>
+        </w:r>
+        <w:r>
+          <w:rPr>
+            <w:noProof/>
+            <w:webHidden/>
+          </w:rPr>
+        </w:r>
+        <w:r>
+          <w:rPr>
+            <w:noProof/>
+            <w:webHidden/>
+          </w:rPr>
+          <w:fldChar w:fldCharType="separate"/>
+        </w:r>
+        <w:r>
+          <w:rPr>
+            <w:noProof/>
+            <w:webHidden/>
+          </w:rPr>
+          <w:t>18</w:t>
+        </w:r>
+        <w:r>
+          <w:rPr>
+            <w:noProof/>
+            <w:webHidden/>
+          </w:rPr>
+          <w:fldChar w:fldCharType="end"/>
+        </w:r>
+      </w:hyperlink>
+    </w:p>
+    <w:p>
+      <w:pPr>
+        <w:pStyle w:val="TableofFigures"/>
+        <w:tabs>
+          <w:tab w:val="right" w:leader="dot" w:pos="8772"/>
+        </w:tabs>
+        <w:rPr>
+          <w:rFonts w:asciiTheme="minorHAnsi" w:eastAsiaTheme="minorEastAsia" w:hAnsiTheme="minorHAnsi" w:cstheme="minorBidi"/>
+          <w:smallCaps w:val="0"/>
+          <w:noProof/>
+          <w:kern w:val="2"/>
+          <w:sz w:val="24"/>
+          <w:szCs w:val="24"/>
+          <w:lang w:val="en-SI" w:eastAsia="en-SI"/>
+          <w14:ligatures w14:val="standardContextual"/>
+        </w:rPr>
+      </w:pPr>
+      <w:hyperlink w:anchor="_Toc225594011" w:history="1">
+        <w:r>
+          <w:rPr>
+            <w:rStyle w:val="Hyperlink"/>
+            <w:noProof/>
+          </w:rPr>
+          <w:t>Tabela 2: Tensorflow.js primerjava hitrosti delovnaja in porabe pomnilnika večjih modelov</w:t>
+        </w:r>
+        <w:r>
+          <w:rPr>
+            <w:noProof/>
+            <w:webHidden/>
+          </w:rPr>
+          <w:tab/>
+        </w:r>
+        <w:r>
+          <w:rPr>
+            <w:noProof/>
+            <w:webHidden/>
+          </w:rPr>
+          <w:fldChar w:fldCharType="begin"/>
+        </w:r>
+        <w:r>
+          <w:rPr>
+            <w:noProof/>
+            <w:webHidden/>
+          </w:rPr>
+          <w:instrText xml:space="preserve"> PAGEREF _Toc225594011 \h </w:instrText>
+        </w:r>
+        <w:r>
+          <w:rPr>
+            <w:noProof/>
+            <w:webHidden/>
+          </w:rPr>
+        </w:r>
+        <w:r>
+          <w:rPr>
+            <w:noProof/>
+            <w:webHidden/>
+          </w:rPr>
+          <w:fldChar w:fldCharType="separate"/>
+        </w:r>
+        <w:r>
+          <w:rPr>
+            <w:noProof/>
+            <w:webHidden/>
+          </w:rPr>
+          <w:t>18</w:t>
+        </w:r>
+        <w:r>
+          <w:rPr>
+            <w:noProof/>
+            <w:webHidden/>
+          </w:rPr>
+          <w:fldChar w:fldCharType="end"/>
+        </w:r>
+      </w:hyperlink>
+    </w:p>
     <w:p>
       <w:pPr>
         <w:sectPr>
@@ -2283,115 +4002,6 @@
       </w:pPr>
       <w:r>
         <w:rPr>
-          <w:smallCaps/>
-          <w:szCs w:val="24"/>
-        </w:rPr>
-        <w:fldChar w:fldCharType="begin"/>
-      </w:r>
-      <w:r>
-        <w:rPr>
-          <w:szCs w:val="24"/>
-        </w:rPr>
-        <w:instrText xml:space="preserve"> TOC \h \z \c "Tabela" </w:instrText>
-      </w:r>
-      <w:r>
-        <w:rPr>
-          <w:smallCaps/>
-          <w:szCs w:val="24"/>
-        </w:rPr>
-        <w:fldChar w:fldCharType="separate"/>
-      </w:r>
-      <w:r>
-        <w:rPr>
-          <w:b/>
-          <w:bCs/>
-          <w:smallCaps/>
-          <w:szCs w:val="24"/>
-        </w:rPr>
-        <w:t xml:space="preserve">No table </w:t>
-      </w:r>
-      <w:proofErr w:type="spellStart"/>
-      <w:r>
-        <w:rPr>
-          <w:b/>
-          <w:bCs/>
-          <w:smallCaps/>
-          <w:szCs w:val="24"/>
-        </w:rPr>
-        <w:t>of</w:t>
-      </w:r>
-      <w:proofErr w:type="spellEnd"/>
-      <w:r>
-        <w:rPr>
-          <w:b/>
-          <w:bCs/>
-          <w:smallCaps/>
-          <w:szCs w:val="24"/>
-        </w:rPr>
-        <w:t xml:space="preserve"> </w:t>
-      </w:r>
-      <w:proofErr w:type="spellStart"/>
-      <w:r>
-        <w:rPr>
-          <w:b/>
-          <w:bCs/>
-          <w:smallCaps/>
-          <w:szCs w:val="24"/>
-        </w:rPr>
-        <w:t>figures</w:t>
-      </w:r>
-      <w:proofErr w:type="spellEnd"/>
-      <w:r>
-        <w:rPr>
-          <w:b/>
-          <w:bCs/>
-          <w:smallCaps/>
-          <w:szCs w:val="24"/>
-        </w:rPr>
-        <w:t xml:space="preserve"> </w:t>
-      </w:r>
-      <w:proofErr w:type="spellStart"/>
-      <w:r>
-        <w:rPr>
-          <w:b/>
-          <w:bCs/>
-          <w:smallCaps/>
-          <w:szCs w:val="24"/>
-        </w:rPr>
-        <w:t>entries</w:t>
-      </w:r>
-      <w:proofErr w:type="spellEnd"/>
-      <w:r>
-        <w:rPr>
-          <w:b/>
-          <w:bCs/>
-          <w:smallCaps/>
-          <w:szCs w:val="24"/>
-        </w:rPr>
-        <w:t xml:space="preserve"> </w:t>
-      </w:r>
-      <w:proofErr w:type="spellStart"/>
-      <w:r>
-        <w:rPr>
-          <w:b/>
-          <w:bCs/>
-          <w:smallCaps/>
-          <w:szCs w:val="24"/>
-        </w:rPr>
-        <w:t>found</w:t>
-      </w:r>
-      <w:proofErr w:type="spellEnd"/>
-      <w:r>
-        <w:rPr>
-          <w:b/>
-          <w:bCs/>
-          <w:smallCaps/>
-          <w:szCs w:val="24"/>
-        </w:rPr>
-        <w:t>.</w:t>
-      </w:r>
-      <w:r>
-        <w:rPr>
           <w:szCs w:val="24"/>
         </w:rPr>
         <w:fldChar w:fldCharType="end"/>
@@ -2417,7 +4027,8 @@
       <w:bookmarkStart w:id="6" w:name="_Toc313865419"/>
       <w:bookmarkStart w:id="7" w:name="_Toc313871429"/>
       <w:bookmarkStart w:id="8" w:name="_Toc318438937"/>
-      <w:bookmarkStart w:id="9" w:name="_Toc221980683"/>
+      <w:bookmarkStart w:id="9" w:name="_Ref225069870"/>
+      <w:bookmarkStart w:id="10" w:name="_Toc225593963"/>
       <w:r>
         <w:rPr>
           <w:b/>
@@ -2438,16 +4049,17 @@
       <w:bookmarkEnd w:id="7"/>
       <w:bookmarkEnd w:id="8"/>
       <w:bookmarkEnd w:id="9"/>
+      <w:bookmarkEnd w:id="10"/>
     </w:p>
     <w:p>
       <w:pPr>
         <w:pStyle w:val="Heading2"/>
       </w:pPr>
-      <w:bookmarkStart w:id="10" w:name="_Toc221980684"/>
+      <w:bookmarkStart w:id="11" w:name="_Toc225593964"/>
       <w:r>
         <w:t>Opis problema</w:t>
       </w:r>
-      <w:bookmarkEnd w:id="10"/>
+      <w:bookmarkEnd w:id="11"/>
     </w:p>
     <w:p>
       <w:r>
@@ -2507,11 +4119,11 @@
       <w:pPr>
         <w:pStyle w:val="Heading2"/>
       </w:pPr>
-      <w:bookmarkStart w:id="11" w:name="_Toc221980685"/>
+      <w:bookmarkStart w:id="12" w:name="_Toc225593965"/>
       <w:r>
         <w:t>Cilji in nameni naloge</w:t>
       </w:r>
-      <w:bookmarkEnd w:id="11"/>
+      <w:bookmarkEnd w:id="12"/>
     </w:p>
     <w:p>
       <w:r>
@@ -2656,7 +4268,6 @@
           <w:szCs w:val="36"/>
         </w:rPr>
       </w:pPr>
-      <w:bookmarkStart w:id="12" w:name="_Toc221980686"/>
       <w:r>
         <w:rPr>
           <w:b/>
@@ -2677,6 +4288,7 @@
           <w:lang w:val="sl-SI"/>
         </w:rPr>
       </w:pPr>
+      <w:bookmarkStart w:id="13" w:name="_Toc225593966"/>
       <w:r>
         <w:rPr>
           <w:b/>
@@ -2687,6 +4299,7 @@
         <w:lastRenderedPageBreak/>
         <w:t>RAZVOJ IN OTIMIZACIJA MODELOV</w:t>
       </w:r>
+      <w:bookmarkEnd w:id="13"/>
     </w:p>
     <w:p>
       <w:r>
@@ -2707,9 +4320,11 @@
       <w:pPr>
         <w:pStyle w:val="Heading2"/>
       </w:pPr>
+      <w:bookmarkStart w:id="14" w:name="_Toc225593967"/>
       <w:r>
         <w:t>Razlike med modeli</w:t>
       </w:r>
+      <w:bookmarkEnd w:id="14"/>
     </w:p>
     <w:p>
       <w:r>
@@ -2720,9 +4335,11 @@
       <w:pPr>
         <w:pStyle w:val="Heading3"/>
       </w:pPr>
+      <w:bookmarkStart w:id="15" w:name="_Toc225593968"/>
       <w:r>
         <w:t>2D in 3D pozicija zaznanih sklepnih točk</w:t>
       </w:r>
+      <w:bookmarkEnd w:id="15"/>
     </w:p>
     <w:p>
       <w:r>
@@ -2923,12 +4540,14 @@
       <w:pPr>
         <w:pStyle w:val="Heading3"/>
       </w:pPr>
+      <w:bookmarkStart w:id="16" w:name="_Toc225593969"/>
       <w:r>
         <w:t>Oblika</w:t>
       </w:r>
       <w:r>
         <w:t xml:space="preserve"> zaznanih sklepnih točk</w:t>
       </w:r>
+      <w:bookmarkEnd w:id="16"/>
     </w:p>
     <w:p>
       <w:r>
@@ -2969,6 +4588,7 @@
       <w:pPr>
         <w:pStyle w:val="Heading2"/>
       </w:pPr>
+      <w:bookmarkStart w:id="17" w:name="_Toc225593970"/>
       <w:r>
         <w:lastRenderedPageBreak/>
         <w:t>Izbrani modeli in njihov</w:t>
@@ -2976,6 +4596,7 @@
       <w:r>
         <w:t>e razlike</w:t>
       </w:r>
+      <w:bookmarkEnd w:id="17"/>
     </w:p>
     <w:p>
       <w:r>
@@ -3101,6 +4722,8 @@
       <w:pPr>
         <w:pStyle w:val="Heading3"/>
       </w:pPr>
+      <w:bookmarkStart w:id="18" w:name="_Ref225069855"/>
+      <w:bookmarkStart w:id="19" w:name="_Toc225593971"/>
       <w:r>
         <w:t xml:space="preserve">Pose </w:t>
       </w:r>
@@ -3122,6 +4745,8 @@
       <w:r>
         <w:t>Mediapipe</w:t>
       </w:r>
+      <w:bookmarkEnd w:id="18"/>
+      <w:bookmarkEnd w:id="19"/>
       <w:proofErr w:type="spellEnd"/>
     </w:p>
     <w:p>
@@ -3193,7 +4818,28 @@
         <w:t>“</w:t>
       </w:r>
       <w:r>
-        <w:t xml:space="preserve"> nevronski mreži </w:t>
+        <w:t xml:space="preserve"> arhitektur</w:t>
+      </w:r>
+      <w:r>
+        <w:t>i</w:t>
+      </w:r>
+      <w:r>
+        <w:t xml:space="preserve"> nevronsk</w:t>
+      </w:r>
+      <w:r>
+        <w:t xml:space="preserve">e </w:t>
+      </w:r>
+      <w:r>
+        <w:t>mre</w:t>
+      </w:r>
+      <w:r>
+        <w:t>že</w:t>
+      </w:r>
+      <w:r>
+        <w:t xml:space="preserve"> </w:t>
+      </w:r>
+      <w:r>
+        <w:t xml:space="preserve">za ocenjevanje 3D telesne drže </w:t>
       </w:r>
       <w:proofErr w:type="spellStart"/>
       <w:r>
@@ -3201,6 +4847,25 @@
       </w:r>
       <w:proofErr w:type="spellEnd"/>
       <w:r>
+        <w:t xml:space="preserve"> GHUM (</w:t>
+      </w:r>
+      <w:proofErr w:type="spellStart"/>
+      <w:r>
+        <w:t>Generative</w:t>
+      </w:r>
+      <w:proofErr w:type="spellEnd"/>
+      <w:r>
+        <w:t xml:space="preserve"> 3D Human </w:t>
+      </w:r>
+      <w:proofErr w:type="spellStart"/>
+      <w:r>
+        <w:t>Shape</w:t>
+      </w:r>
+      <w:proofErr w:type="spellEnd"/>
+      <w:r>
+        <w:t>)</w:t>
+      </w:r>
+      <w:r>
         <w:t xml:space="preserve">, ki je podrobneje opisana v nadaljevanju. </w:t>
       </w:r>
       <w:r>
@@ -3227,6 +4892,9 @@
         <w:pStyle w:val="Images"/>
       </w:pPr>
       <w:r>
+        <w:rPr>
+          <w:noProof/>
+        </w:rPr>
         <w:lastRenderedPageBreak/>
         <w:drawing>
           <wp:inline distT="0" distB="0" distL="0" distR="0" wp14:anchorId="3462EF08" wp14:editId="4C70FD7C">
@@ -3282,32 +4950,59 @@
       <w:pPr>
         <w:pStyle w:val="Caption"/>
       </w:pPr>
+      <w:bookmarkStart w:id="20" w:name="_Toc225594004"/>
       <w:r>
         <w:t xml:space="preserve">Slika </w:t>
       </w:r>
-      <w:fldSimple w:instr=" STYLEREF 1 \s ">
-        <w:r>
-          <w:rPr>
-            <w:noProof/>
-          </w:rPr>
-          <w:t>2</w:t>
-        </w:r>
-      </w:fldSimple>
+      <w:r>
+        <w:fldChar w:fldCharType="begin"/>
+      </w:r>
+      <w:r>
+        <w:instrText xml:space="preserve"> STYLEREF 1 \s </w:instrText>
+      </w:r>
+      <w:r>
+        <w:fldChar w:fldCharType="separate"/>
+      </w:r>
+      <w:r>
+        <w:rPr>
+          <w:noProof/>
+        </w:rPr>
+        <w:t>2</w:t>
+      </w:r>
+      <w:r>
+        <w:rPr>
+          <w:noProof/>
+        </w:rPr>
+        <w:fldChar w:fldCharType="end"/>
+      </w:r>
       <w:r>
         <w:t>.</w:t>
       </w:r>
-      <w:fldSimple w:instr=" SEQ Slika \* ARABIC \s 1 ">
-        <w:r>
-          <w:rPr>
-            <w:noProof/>
-          </w:rPr>
-          <w:t>1</w:t>
-        </w:r>
-      </w:fldSimple>
+      <w:r>
+        <w:fldChar w:fldCharType="begin"/>
+      </w:r>
+      <w:r>
+        <w:instrText xml:space="preserve"> SEQ Slika \* ARABIC \s 1 </w:instrText>
+      </w:r>
+      <w:r>
+        <w:fldChar w:fldCharType="separate"/>
+      </w:r>
+      <w:r>
+        <w:rPr>
+          <w:noProof/>
+        </w:rPr>
+        <w:t>1</w:t>
+      </w:r>
+      <w:r>
+        <w:rPr>
+          <w:noProof/>
+        </w:rPr>
+        <w:fldChar w:fldCharType="end"/>
+      </w:r>
       <w:r>
         <w:t xml:space="preserve">: </w:t>
       </w:r>
-      <w:bookmarkStart w:id="13" w:name="_Ref224994256"/>
+      <w:bookmarkStart w:id="21" w:name="_Ref224994256"/>
       <w:r>
         <w:t xml:space="preserve">Shema sklepnih točk modela </w:t>
       </w:r>
@@ -3327,7 +5022,8 @@
       <w:r>
         <w:t xml:space="preserve"> (33 točk)</w:t>
       </w:r>
-      <w:bookmarkEnd w:id="13"/>
+      <w:bookmarkEnd w:id="20"/>
+      <w:bookmarkEnd w:id="21"/>
     </w:p>
     <w:p/>
     <w:p>
@@ -3884,6 +5580,7 @@
       <w:pPr>
         <w:pStyle w:val="Heading3"/>
       </w:pPr>
+      <w:bookmarkStart w:id="22" w:name="_Toc225593972"/>
       <w:r>
         <w:lastRenderedPageBreak/>
         <w:t>YOLO</w:t>
@@ -3907,6 +5604,7 @@
       <w:r>
         <w:t>Ultralytics</w:t>
       </w:r>
+      <w:bookmarkEnd w:id="22"/>
       <w:proofErr w:type="spellEnd"/>
     </w:p>
     <w:p>
@@ -4048,6 +5746,9 @@
         <w:pStyle w:val="Images"/>
       </w:pPr>
       <w:r>
+        <w:rPr>
+          <w:noProof/>
+        </w:rPr>
         <w:lastRenderedPageBreak/>
         <w:drawing>
           <wp:inline distT="0" distB="0" distL="0" distR="0" wp14:anchorId="77A76D0C" wp14:editId="6D0F5C1E">
@@ -4103,31 +5804,59 @@
       <w:pPr>
         <w:pStyle w:val="Caption"/>
       </w:pPr>
+      <w:bookmarkStart w:id="23" w:name="_Toc225594005"/>
       <w:r>
         <w:t xml:space="preserve">Slika </w:t>
       </w:r>
-      <w:fldSimple w:instr=" STYLEREF 1 \s ">
-        <w:r>
-          <w:rPr>
-            <w:noProof/>
-          </w:rPr>
-          <w:t>2</w:t>
-        </w:r>
-      </w:fldSimple>
+      <w:r>
+        <w:fldChar w:fldCharType="begin"/>
+      </w:r>
+      <w:r>
+        <w:instrText xml:space="preserve"> STYLEREF 1 \s </w:instrText>
+      </w:r>
+      <w:r>
+        <w:fldChar w:fldCharType="separate"/>
+      </w:r>
+      <w:r>
+        <w:rPr>
+          <w:noProof/>
+        </w:rPr>
+        <w:t>2</w:t>
+      </w:r>
+      <w:r>
+        <w:rPr>
+          <w:noProof/>
+        </w:rPr>
+        <w:fldChar w:fldCharType="end"/>
+      </w:r>
       <w:r>
         <w:t>.</w:t>
       </w:r>
-      <w:fldSimple w:instr=" SEQ Slika \* ARABIC \s 1 ">
-        <w:r>
-          <w:rPr>
-            <w:noProof/>
-          </w:rPr>
-          <w:t>2</w:t>
-        </w:r>
-      </w:fldSimple>
+      <w:r>
+        <w:fldChar w:fldCharType="begin"/>
+      </w:r>
+      <w:r>
+        <w:instrText xml:space="preserve"> SEQ Slika \* ARABIC \s 1 </w:instrText>
+      </w:r>
+      <w:r>
+        <w:fldChar w:fldCharType="separate"/>
+      </w:r>
+      <w:r>
+        <w:rPr>
+          <w:noProof/>
+        </w:rPr>
+        <w:t>2</w:t>
+      </w:r>
+      <w:r>
+        <w:rPr>
+          <w:noProof/>
+        </w:rPr>
+        <w:fldChar w:fldCharType="end"/>
+      </w:r>
       <w:r>
         <w:t>: Primer COCO-pose učne množice</w:t>
       </w:r>
+      <w:bookmarkEnd w:id="23"/>
     </w:p>
     <w:p/>
     <w:p>
@@ -4322,6 +6051,7 @@
       <w:pPr>
         <w:pStyle w:val="Heading3"/>
       </w:pPr>
+      <w:bookmarkStart w:id="24" w:name="_Toc225593973"/>
       <w:proofErr w:type="spellStart"/>
       <w:r>
         <w:t>PoseNet</w:t>
@@ -4330,6 +6060,7 @@
       <w:r>
         <w:t xml:space="preserve"> – Tensorflow.js</w:t>
       </w:r>
+      <w:bookmarkEnd w:id="24"/>
     </w:p>
     <w:p>
       <w:proofErr w:type="spellStart"/>
@@ -4548,29 +6279,56 @@
       <w:pPr>
         <w:pStyle w:val="Caption"/>
       </w:pPr>
-      <w:bookmarkStart w:id="14" w:name="_Ref224991595"/>
+      <w:bookmarkStart w:id="25" w:name="_Ref224991595"/>
+      <w:bookmarkStart w:id="26" w:name="_Toc225594006"/>
       <w:r>
         <w:t xml:space="preserve">Slika </w:t>
       </w:r>
-      <w:fldSimple w:instr=" STYLEREF 1 \s ">
-        <w:r>
-          <w:rPr>
-            <w:noProof/>
-          </w:rPr>
-          <w:t>2</w:t>
-        </w:r>
-      </w:fldSimple>
+      <w:r>
+        <w:fldChar w:fldCharType="begin"/>
+      </w:r>
+      <w:r>
+        <w:instrText xml:space="preserve"> STYLEREF 1 \s </w:instrText>
+      </w:r>
+      <w:r>
+        <w:fldChar w:fldCharType="separate"/>
+      </w:r>
+      <w:r>
+        <w:rPr>
+          <w:noProof/>
+        </w:rPr>
+        <w:t>2</w:t>
+      </w:r>
+      <w:r>
+        <w:rPr>
+          <w:noProof/>
+        </w:rPr>
+        <w:fldChar w:fldCharType="end"/>
+      </w:r>
       <w:r>
         <w:t>.</w:t>
       </w:r>
-      <w:fldSimple w:instr=" SEQ Slika \* ARABIC \s 1 ">
-        <w:r>
-          <w:rPr>
-            <w:noProof/>
-          </w:rPr>
-          <w:t>3</w:t>
-        </w:r>
-      </w:fldSimple>
+      <w:r>
+        <w:fldChar w:fldCharType="begin"/>
+      </w:r>
+      <w:r>
+        <w:instrText xml:space="preserve"> SEQ Slika \* ARABIC \s 1 </w:instrText>
+      </w:r>
+      <w:r>
+        <w:fldChar w:fldCharType="separate"/>
+      </w:r>
+      <w:r>
+        <w:rPr>
+          <w:noProof/>
+        </w:rPr>
+        <w:t>3</w:t>
+      </w:r>
+      <w:r>
+        <w:rPr>
+          <w:noProof/>
+        </w:rPr>
+        <w:fldChar w:fldCharType="end"/>
+      </w:r>
       <w:r>
         <w:t xml:space="preserve">: </w:t>
       </w:r>
@@ -4588,7 +6346,8 @@
       <w:r>
         <w:t xml:space="preserve"> modela</w:t>
       </w:r>
-      <w:bookmarkEnd w:id="14"/>
+      <w:bookmarkEnd w:id="25"/>
+      <w:bookmarkEnd w:id="26"/>
     </w:p>
     <w:p/>
     <w:p>
@@ -4707,10 +6466,7 @@
       </w:r>
       <w:proofErr w:type="spellEnd"/>
       <w:r>
-        <w:t xml:space="preserve"> velikosti </w:t>
-      </w:r>
-      <w:r>
-        <w:t>3x3</w:t>
+        <w:t xml:space="preserve"> velikosti 3x3</w:t>
       </w:r>
       <w:r>
         <w:t xml:space="preserve">, ki opravijo 8 do 9 krat manj računskih operacij kot standardne </w:t>
@@ -4960,6 +6716,7 @@
       <w:pPr>
         <w:pStyle w:val="Heading3"/>
       </w:pPr>
+      <w:bookmarkStart w:id="27" w:name="_Toc225593974"/>
       <w:proofErr w:type="spellStart"/>
       <w:r>
         <w:t>Move</w:t>
@@ -4974,6 +6731,7 @@
       <w:r>
         <w:t xml:space="preserve"> – Tensorflow.js</w:t>
       </w:r>
+      <w:bookmarkEnd w:id="27"/>
     </w:p>
     <w:p>
       <w:proofErr w:type="spellStart"/>
@@ -5570,6 +7328,7 @@
       <w:pPr>
         <w:pStyle w:val="Heading3"/>
       </w:pPr>
+      <w:bookmarkStart w:id="28" w:name="_Toc225593975"/>
       <w:proofErr w:type="spellStart"/>
       <w:r>
         <w:t>BlazePose</w:t>
@@ -5596,6 +7355,7 @@
       <w:r>
         <w:t xml:space="preserve"> )</w:t>
       </w:r>
+      <w:bookmarkEnd w:id="28"/>
     </w:p>
     <w:p>
       <w:proofErr w:type="spellStart"/>
@@ -5630,17 +7390,321 @@
         <w:t>e</w:t>
       </w:r>
       <w:r>
-        <w:t xml:space="preserve"> mreže, namenjena</w:t>
-      </w:r>
+        <w:t xml:space="preserve"> mreže, namenjena </w:t>
+      </w:r>
+      <w:r>
+        <w:t xml:space="preserve">za realno-časovno zaznavanje drže, zasnovan za delovanje na robnih napravah, ki je namenjen za scenarije, kot so fitnes aplikacije. Podobno kot </w:t>
+      </w:r>
+      <w:proofErr w:type="spellStart"/>
+      <w:r>
+        <w:t>PoseNet</w:t>
+      </w:r>
+      <w:proofErr w:type="spellEnd"/>
+      <w:r>
+        <w:t xml:space="preserve"> in </w:t>
+      </w:r>
+      <w:proofErr w:type="spellStart"/>
+      <w:r>
+        <w:t>MoveNet</w:t>
+      </w:r>
+      <w:proofErr w:type="spellEnd"/>
+      <w:r>
+        <w:t xml:space="preserve">, je tudi </w:t>
+      </w:r>
+      <w:proofErr w:type="spellStart"/>
+      <w:r>
+        <w:t>BlazePose</w:t>
+      </w:r>
+      <w:proofErr w:type="spellEnd"/>
+      <w:r>
+        <w:t xml:space="preserve"> v brskalniku dostopen preko knjižnice </w:t>
+      </w:r>
+      <w:proofErr w:type="spellStart"/>
+      <w:r>
+        <w:t>npm</w:t>
+      </w:r>
+      <w:proofErr w:type="spellEnd"/>
       <w:r>
         <w:t xml:space="preserve"> </w:t>
       </w:r>
       <w:r>
-        <w:t xml:space="preserve">za realno-časovno zaznavanje drže, zasnovan za delovanje na robnih napravah, ki je namenjen za scenarije, kot so fitnes aplikacije. Podobno kot </w:t>
-      </w:r>
-      <w:proofErr w:type="spellStart"/>
-      <w:r>
-        <w:t>PoseNet</w:t>
+        <w:t>“</w:t>
+      </w:r>
+      <w:r>
+        <w:t>@</w:t>
+      </w:r>
+      <w:proofErr w:type="spellStart"/>
+      <w:r>
+        <w:t>tensorflow-models</w:t>
+      </w:r>
+      <w:proofErr w:type="spellEnd"/>
+      <w:r>
+        <w:t>/pose-</w:t>
+      </w:r>
+      <w:proofErr w:type="spellStart"/>
+      <w:r>
+        <w:t>detection</w:t>
+      </w:r>
+      <w:proofErr w:type="spellEnd"/>
+      <w:r>
+        <w:t>“</w:t>
+      </w:r>
+      <w:r>
+        <w:t xml:space="preserve"> in se izvaja z uporabo knjižnice </w:t>
+      </w:r>
+      <w:proofErr w:type="spellStart"/>
+      <w:r>
+        <w:t>npm</w:t>
+      </w:r>
+      <w:proofErr w:type="spellEnd"/>
+      <w:r>
+        <w:t xml:space="preserve"> </w:t>
+      </w:r>
+      <w:r>
+        <w:t>“</w:t>
+      </w:r>
+      <w:r>
+        <w:t>@</w:t>
+      </w:r>
+      <w:proofErr w:type="spellStart"/>
+      <w:r>
+        <w:t>tensorflow-js</w:t>
+      </w:r>
+      <w:proofErr w:type="spellEnd"/>
+      <w:r>
+        <w:t>“</w:t>
+      </w:r>
+      <w:r>
+        <w:t xml:space="preserve">. </w:t>
+      </w:r>
+      <w:r>
+        <w:t xml:space="preserve">Implementacija arhitekture </w:t>
+      </w:r>
+      <w:proofErr w:type="spellStart"/>
+      <w:r>
+        <w:t>BlazePose</w:t>
+      </w:r>
+      <w:proofErr w:type="spellEnd"/>
+      <w:r>
+        <w:t xml:space="preserve"> je </w:t>
+      </w:r>
+      <w:r>
+        <w:t xml:space="preserve"> vključena tudi </w:t>
+      </w:r>
+      <w:r>
+        <w:t xml:space="preserve">v </w:t>
+      </w:r>
+      <w:r>
+        <w:t xml:space="preserve">uporabi </w:t>
+      </w:r>
+      <w:proofErr w:type="spellStart"/>
+      <w:r>
+        <w:t>MediaPipe</w:t>
+      </w:r>
+      <w:proofErr w:type="spellEnd"/>
+      <w:r>
+        <w:t>-ove</w:t>
+      </w:r>
+      <w:r>
+        <w:t xml:space="preserve"> rešitve </w:t>
+      </w:r>
+      <w:proofErr w:type="spellStart"/>
+      <w:r>
+        <w:t>PoseLandmarker</w:t>
+      </w:r>
+      <w:proofErr w:type="spellEnd"/>
+      <w:r>
+        <w:t xml:space="preserve">, saj je </w:t>
+      </w:r>
+      <w:proofErr w:type="spellStart"/>
+      <w:r>
+        <w:t>BlazePose</w:t>
+      </w:r>
+      <w:proofErr w:type="spellEnd"/>
+      <w:r>
+        <w:t xml:space="preserve"> v spletnih aplikacijah mogoče uporabljati na dva načina</w:t>
+      </w:r>
+      <w:r>
+        <w:t xml:space="preserve"> preko</w:t>
+      </w:r>
+      <w:r>
+        <w:t>:</w:t>
+      </w:r>
+    </w:p>
+    <w:p>
+      <w:pPr>
+        <w:pStyle w:val="ListParagraph"/>
+        <w:numPr>
+          <w:ilvl w:val="0"/>
+          <w:numId w:val="60"/>
+        </w:numPr>
+      </w:pPr>
+      <w:proofErr w:type="spellStart"/>
+      <w:r>
+        <w:lastRenderedPageBreak/>
+        <w:t>MediaPipe</w:t>
+      </w:r>
+      <w:proofErr w:type="spellEnd"/>
+      <w:r>
+        <w:t xml:space="preserve"> implementacije</w:t>
+      </w:r>
+    </w:p>
+    <w:p>
+      <w:pPr>
+        <w:pStyle w:val="ListParagraph"/>
+        <w:numPr>
+          <w:ilvl w:val="0"/>
+          <w:numId w:val="60"/>
+        </w:numPr>
+      </w:pPr>
+      <w:r>
+        <w:t>Tensorflow.js implementacije</w:t>
+      </w:r>
+    </w:p>
+    <w:p/>
+    <w:p>
+      <w:r>
+        <w:t xml:space="preserve">Trenutni standard za predstavo zaznave sklepnih točk telesne drže je topologija COCO, ki zajema 17 sklepnih točk. Ključne točke COCO se nanašajo le na gležnje in zapestja, pri čemer manjkajo podatki o usmerjenosti rok in nog, kar je ključnega pomena za aplikacije, ki se uporabljajo med telesnimi </w:t>
+      </w:r>
+      <w:r>
+        <w:t xml:space="preserve">aktivnostmi. </w:t>
+      </w:r>
+      <w:r>
+        <w:t xml:space="preserve">Zato </w:t>
+      </w:r>
+      <w:proofErr w:type="spellStart"/>
+      <w:r>
+        <w:t>BlazePose</w:t>
+      </w:r>
+      <w:proofErr w:type="spellEnd"/>
+      <w:r>
+        <w:t xml:space="preserve">, na vhodi RGB sliki ali posnetku video toka opravi zaznavo telesne drže in jo, podobno kot </w:t>
+      </w:r>
+      <w:proofErr w:type="spellStart"/>
+      <w:r>
+        <w:t>MediaPipe</w:t>
+      </w:r>
+      <w:proofErr w:type="spellEnd"/>
+      <w:r>
+        <w:t xml:space="preserve">-ov model </w:t>
+      </w:r>
+      <w:proofErr w:type="spellStart"/>
+      <w:r>
+        <w:t>PoseLandmarker</w:t>
+      </w:r>
+      <w:proofErr w:type="spellEnd"/>
+      <w:r>
+        <w:t>, predstavi v obliki 33 sklepnih točk</w:t>
+      </w:r>
+      <w:r>
+        <w:t xml:space="preserve">, ki so prikazane na </w:t>
+      </w:r>
+      <w:r>
+        <w:fldChar w:fldCharType="begin"/>
+      </w:r>
+      <w:r>
+        <w:instrText xml:space="preserve"> REF _Ref224994256 \h </w:instrText>
+      </w:r>
+      <w:r>
+        <w:fldChar w:fldCharType="separate"/>
+      </w:r>
+      <w:r>
+        <w:t xml:space="preserve">Shema sklepnih točk modela </w:t>
+      </w:r>
+      <w:proofErr w:type="spellStart"/>
+      <w:r>
+        <w:t>MediaPipe</w:t>
+      </w:r>
+      <w:proofErr w:type="spellEnd"/>
+      <w:r>
+        <w:t xml:space="preserve"> Pose </w:t>
+      </w:r>
+      <w:proofErr w:type="spellStart"/>
+      <w:r>
+        <w:t>Landmarker</w:t>
+      </w:r>
+      <w:proofErr w:type="spellEnd"/>
+      <w:r>
+        <w:t xml:space="preserve"> (33 točk)</w:t>
+      </w:r>
+      <w:r>
+        <w:fldChar w:fldCharType="end"/>
+      </w:r>
+      <w:r>
+        <w:t xml:space="preserve">. </w:t>
+      </w:r>
+      <w:r>
+        <w:t xml:space="preserve">Izhodi </w:t>
+      </w:r>
+      <w:proofErr w:type="spellStart"/>
+      <w:r>
+        <w:t>BlazePose</w:t>
+      </w:r>
+      <w:proofErr w:type="spellEnd"/>
+      <w:r>
+        <w:t xml:space="preserve"> modela so zelo podobni izhodom rešitvi </w:t>
+      </w:r>
+      <w:proofErr w:type="spellStart"/>
+      <w:r>
+        <w:t>PoseLandmarker</w:t>
+      </w:r>
+      <w:proofErr w:type="spellEnd"/>
+      <w:r>
+        <w:t xml:space="preserve">, ki je opisana v </w:t>
+      </w:r>
+      <w:r>
+        <w:fldChar w:fldCharType="begin"/>
+      </w:r>
+      <w:r>
+        <w:instrText xml:space="preserve"> REF _Ref225069855 \h </w:instrText>
+      </w:r>
+      <w:r>
+        <w:fldChar w:fldCharType="separate"/>
+      </w:r>
+      <w:r>
+        <w:t xml:space="preserve">Pose </w:t>
+      </w:r>
+      <w:proofErr w:type="spellStart"/>
+      <w:r>
+        <w:t>Landmarker</w:t>
+      </w:r>
+      <w:proofErr w:type="spellEnd"/>
+      <w:r>
+        <w:t xml:space="preserve"> – </w:t>
+      </w:r>
+      <w:proofErr w:type="spellStart"/>
+      <w:r>
+        <w:t>Mediapipe</w:t>
+      </w:r>
+      <w:proofErr w:type="spellEnd"/>
+      <w:r>
+        <w:fldChar w:fldCharType="end"/>
+      </w:r>
+      <w:r>
+        <w:t>.</w:t>
+      </w:r>
+      <w:r>
+        <w:t xml:space="preserve"> Tudi različice modela </w:t>
+      </w:r>
+      <w:proofErr w:type="spellStart"/>
+      <w:r>
+        <w:t>BlazePose</w:t>
+      </w:r>
+      <w:proofErr w:type="spellEnd"/>
+      <w:r>
+        <w:t xml:space="preserve"> so enake različicam rešitve </w:t>
+      </w:r>
+      <w:proofErr w:type="spellStart"/>
+      <w:r>
+        <w:t>PoseLandmarker</w:t>
+      </w:r>
+      <w:proofErr w:type="spellEnd"/>
+      <w:r>
+        <w:t xml:space="preserve">: Lite, </w:t>
+      </w:r>
+      <w:proofErr w:type="spellStart"/>
+      <w:r>
+        <w:t>Full</w:t>
       </w:r>
       <w:proofErr w:type="spellEnd"/>
       <w:r>
@@ -5648,11 +7712,17 @@
       </w:r>
       <w:proofErr w:type="spellStart"/>
       <w:r>
-        <w:t>MoveNet</w:t>
-      </w:r>
-      <w:proofErr w:type="spellEnd"/>
-      <w:r>
-        <w:t xml:space="preserve">, je tudi </w:t>
+        <w:t>Heavy</w:t>
+      </w:r>
+      <w:proofErr w:type="spellEnd"/>
+      <w:r>
+        <w:t>.</w:t>
+      </w:r>
+    </w:p>
+    <w:p/>
+    <w:p>
+      <w:r>
+        <w:t xml:space="preserve">Razlika med pristopom zajemanja sklepnih točk ostalih opisanih modelov med </w:t>
       </w:r>
       <w:proofErr w:type="spellStart"/>
       <w:r>
@@ -5660,198 +7730,1434 @@
       </w:r>
       <w:proofErr w:type="spellEnd"/>
       <w:r>
-        <w:t xml:space="preserve"> v brskalniku dostopen preko knjižnice </w:t>
-      </w:r>
-      <w:proofErr w:type="spellStart"/>
-      <w:r>
-        <w:t>npm</w:t>
-      </w:r>
-      <w:proofErr w:type="spellEnd"/>
+        <w:t xml:space="preserve"> in </w:t>
+      </w:r>
+      <w:proofErr w:type="spellStart"/>
+      <w:r>
+        <w:t>PoseLandmarker</w:t>
+      </w:r>
+      <w:proofErr w:type="spellEnd"/>
+      <w:r>
+        <w:t xml:space="preserve"> pristopom je ta, </w:t>
+      </w:r>
+      <w:r>
+        <w:t xml:space="preserve">da slednja na izhodu za vsako sklepno točko ob 2D koordinatah podata tudi tretjo, globinsko z-koordinato. </w:t>
+      </w:r>
+      <w:r>
+        <w:t>Ta se določi preko statističnega 3D</w:t>
+      </w:r>
+      <w:r>
+        <w:t xml:space="preserve"> modela človeškega telesa GHUM, ki je naučen na 3D </w:t>
+      </w:r>
+      <w:r>
+        <w:t xml:space="preserve">resnici podatkov, pridobljenih s prileganjem statističnega 3D modela GHUM na obstoječe 2D koordinate. Napovedane 3D koordinate so izražene v metričnem prostoru in podane v relativnem koordinatnemu sistemu, kjer je izhodišče predstavljeno kot točka v središču </w:t>
+      </w:r>
+      <w:r>
+        <w:t xml:space="preserve">obeh </w:t>
+      </w:r>
+      <w:r>
+        <w:t>kolkov.</w:t>
+      </w:r>
+    </w:p>
+    <w:p/>
+    <w:p>
+      <w:pPr>
+        <w:pStyle w:val="Heading2"/>
+      </w:pPr>
+      <w:bookmarkStart w:id="29" w:name="_Toc225593976"/>
+      <w:r>
+        <w:t>Razvoj in optimizacija izbranih modelov</w:t>
+      </w:r>
+      <w:bookmarkEnd w:id="29"/>
+    </w:p>
+    <w:p>
+      <w:r>
+        <w:t>Naloga temelji na uporabi umetne inteligence v okolju spletnega brskalnika na strani odjemalca, kar ima določene prednosti:</w:t>
+      </w:r>
+    </w:p>
+    <w:p>
+      <w:pPr>
+        <w:pStyle w:val="ListParagraph"/>
+        <w:numPr>
+          <w:ilvl w:val="0"/>
+          <w:numId w:val="61"/>
+        </w:numPr>
+      </w:pPr>
+      <w:r>
+        <w:t>Nižji stroški: izvajanje v brskalniku na strani odjemalca zmanjša stroške strežnika, ki ni potreben</w:t>
+      </w:r>
+    </w:p>
+    <w:p>
+      <w:pPr>
+        <w:pStyle w:val="ListParagraph"/>
+        <w:numPr>
+          <w:ilvl w:val="0"/>
+          <w:numId w:val="61"/>
+        </w:numPr>
+      </w:pPr>
+      <w:r>
+        <w:t>Manjša zakasnitev: neodvisnost od kakovosti internetne povezave</w:t>
+      </w:r>
+    </w:p>
+    <w:p>
+      <w:pPr>
+        <w:pStyle w:val="ListParagraph"/>
+        <w:numPr>
+          <w:ilvl w:val="0"/>
+          <w:numId w:val="61"/>
+        </w:numPr>
+      </w:pPr>
+      <w:r>
+        <w:t xml:space="preserve">Zasebnost: izvajanje na strani odjemalca lahko ob določenem tipu zajema podatkov občutljivih na zasebnost, kot so slike ali video tok, zahteva višje </w:t>
+      </w:r>
+      <w:r>
+        <w:lastRenderedPageBreak/>
+        <w:t>zahteve glede zasebnosti, saj podatkov ni dovoljeno pošiljati na strežnik</w:t>
+      </w:r>
+      <w:r>
+        <w:t xml:space="preserve"> brez izpolnitve določenih pravil.</w:t>
+      </w:r>
+    </w:p>
+    <w:p/>
+    <w:p>
+      <w:r>
+        <w:t>Učinkovita izvedba realno-časovnega zaznavanja drže v spletnem brskalniku na robnih napravah zahteva več kot zgolj izbiro ustreznega modela. Enako pomembna je tudi izbira izvajalnega zaledja (</w:t>
+      </w:r>
+      <w:proofErr w:type="spellStart"/>
+      <w:r>
+        <w:t>backend</w:t>
+      </w:r>
+      <w:proofErr w:type="spellEnd"/>
+      <w:r>
+        <w:t>) kot tudi format modela, saj so od tega neposredno odvisni hitrost realno-časovnega zaznavanja, poraba virov</w:t>
+      </w:r>
+      <w:r>
+        <w:t xml:space="preserve"> ter prenosljivost rešitve med različnimi napravami in brskalniki.</w:t>
+      </w:r>
+    </w:p>
+    <w:p>
+      <w:pPr>
+        <w:rPr>
+          <w:bCs/>
+          <w:szCs w:val="26"/>
+        </w:rPr>
+      </w:pPr>
+    </w:p>
+    <w:p>
+      <w:r>
+        <w:t xml:space="preserve">(vir: </w:t>
+      </w:r>
+      <w:hyperlink r:id="rId21" w:history="1">
+        <w:r>
+          <w:rPr>
+            <w:rStyle w:val="Hyperlink"/>
+            <w:rFonts w:cs="Arial"/>
+          </w:rPr>
+          <w:t>https://developer.chrome.com/blog/io24-webassembly-webgpu-1</w:t>
+        </w:r>
+      </w:hyperlink>
+      <w:r>
+        <w:t xml:space="preserve">, </w:t>
+      </w:r>
+      <w:hyperlink r:id="rId22" w:history="1">
+        <w:r>
+          <w:rPr>
+            <w:rStyle w:val="Hyperlink"/>
+            <w:rFonts w:cs="Arial"/>
+          </w:rPr>
+          <w:t>https://developer.chrome.com/blog/io24-webassembly-webgpu-2</w:t>
+        </w:r>
+      </w:hyperlink>
       <w:r>
         <w:t xml:space="preserve"> </w:t>
       </w:r>
       <w:r>
-        <w:t>“</w:t>
-      </w:r>
-      <w:r>
-        <w:t>@</w:t>
-      </w:r>
-      <w:proofErr w:type="spellStart"/>
-      <w:r>
-        <w:t>tensorflow-models</w:t>
-      </w:r>
-      <w:proofErr w:type="spellEnd"/>
-      <w:r>
-        <w:t>/pose-</w:t>
-      </w:r>
-      <w:proofErr w:type="spellStart"/>
-      <w:r>
-        <w:t>detection</w:t>
-      </w:r>
-      <w:proofErr w:type="spellEnd"/>
-      <w:r>
-        <w:t>“</w:t>
-      </w:r>
-      <w:r>
-        <w:t xml:space="preserve"> in se izvaja z uporabo knjižnice </w:t>
-      </w:r>
-      <w:proofErr w:type="spellStart"/>
-      <w:r>
-        <w:t>npm</w:t>
+        <w:t xml:space="preserve">) </w:t>
+      </w:r>
+      <w:r>
+        <w:t xml:space="preserve">Modeli, ki se uporabljajo v razvoju spletnih aplikacij, se v brskalniku izvajajo preko izvajalnih okolji, kot sta Tensorflow.js ali ONNX </w:t>
+      </w:r>
+      <w:proofErr w:type="spellStart"/>
+      <w:r>
+        <w:t>Runtime</w:t>
       </w:r>
       <w:proofErr w:type="spellEnd"/>
       <w:r>
         <w:t xml:space="preserve"> </w:t>
       </w:r>
-      <w:r>
-        <w:t>“</w:t>
-      </w:r>
-      <w:r>
-        <w:t>@</w:t>
-      </w:r>
-      <w:proofErr w:type="spellStart"/>
-      <w:r>
-        <w:t>tensorflow-js</w:t>
-      </w:r>
-      <w:proofErr w:type="spellEnd"/>
-      <w:r>
-        <w:t>“</w:t>
-      </w:r>
-      <w:r>
-        <w:t xml:space="preserve">. </w:t>
-      </w:r>
-      <w:r>
-        <w:t>Implementacija arhitekture Blaz</w:t>
-      </w:r>
-      <w:proofErr w:type="spellStart"/>
-      <w:r>
-        <w:t>ePose</w:t>
-      </w:r>
-      <w:proofErr w:type="spellEnd"/>
-      <w:r>
-        <w:t xml:space="preserve"> je </w:t>
-      </w:r>
-      <w:r>
-        <w:t xml:space="preserve"> vključena tudi </w:t>
-      </w:r>
-      <w:r>
-        <w:t xml:space="preserve">v </w:t>
-      </w:r>
-      <w:r>
-        <w:t xml:space="preserve">uporabi </w:t>
-      </w:r>
-      <w:proofErr w:type="spellStart"/>
-      <w:r>
-        <w:t>MediaPipe</w:t>
-      </w:r>
-      <w:r>
-        <w:t>-ove</w:t>
-      </w:r>
-      <w:r>
-        <w:t>ga</w:t>
-      </w:r>
-      <w:proofErr w:type="spellEnd"/>
+      <w:proofErr w:type="spellStart"/>
+      <w:r>
+        <w:t>Web</w:t>
+      </w:r>
+      <w:proofErr w:type="spellEnd"/>
+      <w:r>
+        <w:t>, ta okolja pa za izvajanje uporabljajo spletne API-je.</w:t>
+      </w:r>
+      <w:r>
+        <w:t xml:space="preserve"> Izvajanje v teh okoljih na koncu teče na:</w:t>
+      </w:r>
+    </w:p>
+    <w:p>
+      <w:pPr>
+        <w:pStyle w:val="ListParagraph"/>
+        <w:numPr>
+          <w:ilvl w:val="0"/>
+          <w:numId w:val="62"/>
+        </w:numPr>
+      </w:pPr>
+      <w:r>
+        <w:t xml:space="preserve">CPU prek </w:t>
+      </w:r>
+      <w:proofErr w:type="spellStart"/>
+      <w:r>
+        <w:t>JavaScripta</w:t>
+      </w:r>
+      <w:proofErr w:type="spellEnd"/>
+      <w:r>
+        <w:t xml:space="preserve"> ali </w:t>
+      </w:r>
+      <w:r>
+        <w:t xml:space="preserve">zaledja </w:t>
+      </w:r>
+      <w:proofErr w:type="spellStart"/>
+      <w:r>
+        <w:t>WebAssembly</w:t>
+      </w:r>
+      <w:proofErr w:type="spellEnd"/>
+    </w:p>
+    <w:p>
+      <w:pPr>
+        <w:pStyle w:val="ListParagraph"/>
+        <w:numPr>
+          <w:ilvl w:val="0"/>
+          <w:numId w:val="62"/>
+        </w:numPr>
+      </w:pPr>
+      <w:r>
+        <w:t xml:space="preserve">GPU preko </w:t>
+      </w:r>
+      <w:r>
+        <w:t xml:space="preserve">zaledij </w:t>
+      </w:r>
+      <w:proofErr w:type="spellStart"/>
+      <w:r>
+        <w:t>WebGL</w:t>
+      </w:r>
+      <w:proofErr w:type="spellEnd"/>
+      <w:r>
+        <w:t xml:space="preserve"> ali </w:t>
+      </w:r>
+      <w:proofErr w:type="spellStart"/>
+      <w:r>
+        <w:t>WebGPU</w:t>
+      </w:r>
+      <w:proofErr w:type="spellEnd"/>
+    </w:p>
+    <w:p/>
+    <w:p>
+      <w:pPr>
+        <w:pStyle w:val="Heading3"/>
+      </w:pPr>
+      <w:bookmarkStart w:id="30" w:name="_Toc225593977"/>
+      <w:proofErr w:type="spellStart"/>
+      <w:r>
+        <w:t>WebAssembly</w:t>
+      </w:r>
+      <w:bookmarkEnd w:id="30"/>
+      <w:proofErr w:type="spellEnd"/>
+    </w:p>
+    <w:p>
+      <w:proofErr w:type="spellStart"/>
+      <w:r>
+        <w:t>WebAssembly</w:t>
+      </w:r>
+      <w:proofErr w:type="spellEnd"/>
+      <w:r>
+        <w:t xml:space="preserve"> (</w:t>
+      </w:r>
+      <w:r>
+        <w:t>WASM</w:t>
+      </w:r>
+      <w:r>
+        <w:t xml:space="preserve">) je </w:t>
+      </w:r>
+      <w:r>
+        <w:t xml:space="preserve">prenosljiv </w:t>
+      </w:r>
+      <w:r>
+        <w:t xml:space="preserve">in učinkovit format </w:t>
+      </w:r>
+      <w:r>
+        <w:t>binar</w:t>
+      </w:r>
+      <w:r>
+        <w:t>n</w:t>
+      </w:r>
+      <w:r>
+        <w:t>ega</w:t>
+      </w:r>
+      <w:r>
+        <w:t xml:space="preserve"> koda.</w:t>
+      </w:r>
+      <w:r>
+        <w:t xml:space="preserve"> Glavni cilj </w:t>
+      </w:r>
+      <w:proofErr w:type="spellStart"/>
+      <w:r>
+        <w:t>WebAssembly</w:t>
+      </w:r>
+      <w:proofErr w:type="spellEnd"/>
+      <w:r>
+        <w:t xml:space="preserve"> je omogočiti visoko zmogljive aplikacije na spletnih straneh.</w:t>
+      </w:r>
       <w:r>
         <w:t xml:space="preserve"> </w:t>
       </w:r>
       <w:r>
-        <w:t>model</w:t>
-      </w:r>
-      <w:r>
-        <w:t>a</w:t>
-      </w:r>
+        <w:t>Zasnovan je tako, da izkorišča zmožnosti strojne opreme, zato se lahko izvaja s hitrostjo, ki je blizu iz</w:t>
+      </w:r>
+      <w:r>
+        <w:t>v</w:t>
+      </w:r>
+      <w:r>
+        <w:t>orni izvedbi. Koda se pred izvajanjem preveri</w:t>
+      </w:r>
+      <w:r>
+        <w:t xml:space="preserve"> in se izvaja v pomnilniško varnem, izoliranem okolju.</w:t>
+      </w:r>
+    </w:p>
+    <w:p/>
+    <w:p>
+      <w:r>
+        <w:t>Uporaba binarnega kodiranja v primerjavi z besedilnim formatom pomeni hitrejše dekodiranje, hitrejše nalaganje in manjšo porabo pomnilnika. Aplikacijo je mogoče prevesti enkrat in jo nato poganjati povsod, na vseh napravah</w:t>
+      </w:r>
+      <w:r>
+        <w:t>.</w:t>
+      </w:r>
+    </w:p>
+    <w:p/>
+    <w:p>
+      <w:r>
+        <w:t>Večina s</w:t>
+      </w:r>
+      <w:r>
+        <w:t xml:space="preserve">pletnih aplikacij, ki </w:t>
+      </w:r>
+      <w:r>
+        <w:t>med delovanjem izvajajo napovedi z umetno inteligenco</w:t>
+      </w:r>
+      <w:r>
+        <w:t xml:space="preserve">, uporablja </w:t>
+      </w:r>
+      <w:proofErr w:type="spellStart"/>
+      <w:r>
+        <w:t>WebAssembly</w:t>
+      </w:r>
+      <w:proofErr w:type="spellEnd"/>
+      <w:r>
+        <w:t xml:space="preserve"> za računske operacije na procesorski enoti kot za povezovanje </w:t>
+      </w:r>
+      <w:r>
+        <w:lastRenderedPageBreak/>
+        <w:t>s specializiranimi računalniškimi zmogljivostmi</w:t>
+      </w:r>
+      <w:r>
+        <w:t>. Kljub temu, da izvajanje računskih operacij na procesorski enoti ni najbolj zmogljiva izbira, so procesorji široko dostopni in bolj primerni za izvajanje manjše delovne obremenitve, kot so besedilne ali zvočne obremenitve.</w:t>
+      </w:r>
+      <w:r>
+        <w:t xml:space="preserve"> Izvajanje na grafični </w:t>
+      </w:r>
+      <w:r>
+        <w:t xml:space="preserve">procesorski </w:t>
+      </w:r>
+      <w:r>
+        <w:t>enoti je za manjše delovne obremenitve dražje.</w:t>
+      </w:r>
+    </w:p>
+    <w:p/>
+    <w:p>
+      <w:pPr>
+        <w:pStyle w:val="Heading3"/>
+      </w:pPr>
+      <w:bookmarkStart w:id="31" w:name="_Toc225593978"/>
+      <w:proofErr w:type="spellStart"/>
+      <w:r>
+        <w:t>WebGL</w:t>
+      </w:r>
+      <w:bookmarkEnd w:id="31"/>
+      <w:proofErr w:type="spellEnd"/>
+    </w:p>
+    <w:p>
+      <w:proofErr w:type="spellStart"/>
+      <w:r>
+        <w:t>WebGL</w:t>
+      </w:r>
+      <w:proofErr w:type="spellEnd"/>
+      <w:r>
+        <w:t xml:space="preserve"> (</w:t>
+      </w:r>
+      <w:proofErr w:type="spellStart"/>
+      <w:r>
+        <w:t>Web</w:t>
+      </w:r>
+      <w:proofErr w:type="spellEnd"/>
       <w:r>
         <w:t xml:space="preserve"> </w:t>
       </w:r>
       <w:proofErr w:type="spellStart"/>
       <w:r>
-        <w:t>PoseLandmarker</w:t>
-      </w:r>
-      <w:proofErr w:type="spellEnd"/>
-      <w:r>
-        <w:t xml:space="preserve">. </w:t>
+        <w:t>Graphics</w:t>
+      </w:r>
+      <w:proofErr w:type="spellEnd"/>
+      <w:r>
+        <w:t xml:space="preserve"> </w:t>
+      </w:r>
+      <w:proofErr w:type="spellStart"/>
+      <w:r>
+        <w:t>Library</w:t>
+      </w:r>
+      <w:proofErr w:type="spellEnd"/>
+      <w:r>
+        <w:t xml:space="preserve">) je </w:t>
+      </w:r>
+      <w:proofErr w:type="spellStart"/>
+      <w:r>
+        <w:t>JavaScript</w:t>
+      </w:r>
+      <w:proofErr w:type="spellEnd"/>
+      <w:r>
+        <w:t xml:space="preserve">-ov API, ki je bil prvotno namenjen za upodabljanje interaktivne 2D in 3D grafike. </w:t>
+      </w:r>
+      <w:r>
+        <w:t xml:space="preserve">Koda </w:t>
+      </w:r>
+      <w:proofErr w:type="spellStart"/>
+      <w:r>
+        <w:t>WebGL</w:t>
+      </w:r>
+      <w:proofErr w:type="spellEnd"/>
+      <w:r>
+        <w:t xml:space="preserve"> se izvaja na grafični procesorski enoti, kar omogoča hitrejše izvajanje strojnega učenja v primerjavi z uporabo </w:t>
+      </w:r>
+      <w:proofErr w:type="spellStart"/>
+      <w:r>
+        <w:t>WebAssembly</w:t>
+      </w:r>
+      <w:proofErr w:type="spellEnd"/>
+      <w:r>
+        <w:t xml:space="preserve"> zaledja</w:t>
+      </w:r>
+      <w:r>
+        <w:t>.</w:t>
+      </w:r>
+      <w:r>
+        <w:t xml:space="preserve"> </w:t>
+      </w:r>
+      <w:proofErr w:type="spellStart"/>
+      <w:r>
+        <w:t>WebGL</w:t>
+      </w:r>
+      <w:proofErr w:type="spellEnd"/>
+      <w:r>
+        <w:t xml:space="preserve"> je zelo razširjen in dolgo časa veljal za standardno izbiro reševanja problemov izvajanja strojnega učenja v brskalniku. Leta 2024 se je začel razvijati nov grafični API, </w:t>
+      </w:r>
+      <w:proofErr w:type="spellStart"/>
+      <w:r>
+        <w:t>WebGPU</w:t>
+      </w:r>
+      <w:proofErr w:type="spellEnd"/>
+      <w:r>
+        <w:t xml:space="preserve">, ki bo nadomestil </w:t>
+      </w:r>
+      <w:proofErr w:type="spellStart"/>
+      <w:r>
+        <w:t>WebGL</w:t>
+      </w:r>
+      <w:proofErr w:type="spellEnd"/>
+      <w:r>
+        <w:t>.</w:t>
       </w:r>
     </w:p>
     <w:p/>
     <w:p>
+      <w:pPr>
+        <w:pStyle w:val="Heading3"/>
+      </w:pPr>
+      <w:bookmarkStart w:id="32" w:name="_Toc225593979"/>
+      <w:proofErr w:type="spellStart"/>
+      <w:r>
+        <w:t>WebGPU</w:t>
+      </w:r>
+      <w:bookmarkEnd w:id="32"/>
+      <w:proofErr w:type="spellEnd"/>
+    </w:p>
+    <w:p>
+      <w:proofErr w:type="spellStart"/>
+      <w:r>
+        <w:t>WebGPU</w:t>
+      </w:r>
+      <w:proofErr w:type="spellEnd"/>
+      <w:r>
+        <w:t xml:space="preserve"> API spletnim aplikacijam, ki uporabljajo </w:t>
+      </w:r>
+      <w:proofErr w:type="spellStart"/>
+      <w:r>
+        <w:t>JavaScript</w:t>
+      </w:r>
+      <w:proofErr w:type="spellEnd"/>
+      <w:r>
+        <w:t xml:space="preserve">, omogoča učinkovit dostop do grafičnih procesorjev (GPU) na različnih platformah. </w:t>
+      </w:r>
+      <w:r>
+        <w:t xml:space="preserve">Omogoča grafično obdelavo, igre in tudi izvajanje aplikacij, ki uporabljajo </w:t>
+      </w:r>
+      <w:r>
+        <w:t xml:space="preserve">izvajanje umetne inteligence in </w:t>
+      </w:r>
+      <w:r>
+        <w:t>strojno učenje.</w:t>
+      </w:r>
+      <w:r>
+        <w:t xml:space="preserve"> </w:t>
+      </w:r>
+      <w:proofErr w:type="spellStart"/>
+      <w:r>
+        <w:t>WebGPU</w:t>
+      </w:r>
+      <w:proofErr w:type="spellEnd"/>
+      <w:r>
+        <w:t xml:space="preserve"> naj bi nadomestil starejši </w:t>
+      </w:r>
+      <w:proofErr w:type="spellStart"/>
+      <w:r>
+        <w:t>WebGL</w:t>
+      </w:r>
+      <w:proofErr w:type="spellEnd"/>
+      <w:r>
+        <w:t xml:space="preserve"> kot glavni grafični standard za splet.</w:t>
+      </w:r>
+      <w:r>
+        <w:t xml:space="preserve"> Prva izdaja podpore za </w:t>
+      </w:r>
+      <w:proofErr w:type="spellStart"/>
+      <w:r>
+        <w:t>WebGPU</w:t>
+      </w:r>
+      <w:proofErr w:type="spellEnd"/>
+      <w:r>
+        <w:t xml:space="preserve"> je bila izdana leta 2023 za brskalnika Google </w:t>
+      </w:r>
+      <w:proofErr w:type="spellStart"/>
+      <w:r>
+        <w:t>Chrome</w:t>
+      </w:r>
+      <w:proofErr w:type="spellEnd"/>
+      <w:r>
+        <w:t xml:space="preserve"> in Microsoft </w:t>
+      </w:r>
+      <w:proofErr w:type="spellStart"/>
+      <w:r>
+        <w:t>Edge</w:t>
+      </w:r>
+      <w:proofErr w:type="spellEnd"/>
+      <w:r>
+        <w:t xml:space="preserve">, leta 2025 pa sta podporo za </w:t>
+      </w:r>
+      <w:proofErr w:type="spellStart"/>
+      <w:r>
+        <w:t>WebGPU</w:t>
+      </w:r>
+      <w:proofErr w:type="spellEnd"/>
+      <w:r>
+        <w:t xml:space="preserve"> uvedla še Safari in Firefox.</w:t>
+      </w:r>
+      <w:r>
+        <w:t xml:space="preserve"> V primerjavi z </w:t>
+      </w:r>
+      <w:proofErr w:type="spellStart"/>
+      <w:r>
+        <w:t>WebGL</w:t>
+      </w:r>
+      <w:proofErr w:type="spellEnd"/>
+      <w:r>
+        <w:t xml:space="preserve"> ponuja razširjene zmogljivosti, sodobnejši vmesnik in neposreden dostop do grafičnega procesorja.</w:t>
+      </w:r>
+    </w:p>
+    <w:p/>
+    <w:p>
+      <w:pPr>
+        <w:pStyle w:val="Heading3"/>
+      </w:pPr>
+      <w:bookmarkStart w:id="33" w:name="_Toc225593980"/>
+      <w:r>
+        <w:t>Izbira</w:t>
+      </w:r>
+      <w:r>
+        <w:t xml:space="preserve"> in primerjava zaledij</w:t>
+      </w:r>
+      <w:bookmarkEnd w:id="33"/>
+    </w:p>
+    <w:p>
+      <w:r>
+        <w:t xml:space="preserve">Izbira najbolj primernega ter hkrati učinkovitega zaledja je odvisna od zahtev spletne aplikacije. </w:t>
+      </w:r>
+      <w:r>
+        <w:t xml:space="preserve">Čeprav je procesorska enota povsod prisotna, ni vedno najboljša izbira, saj lahko grafična procesorska enota ponudi zmogljivost, ki je za več velikostnih redov višja, </w:t>
+      </w:r>
       <w:r>
         <w:lastRenderedPageBreak/>
-        <w:t xml:space="preserve">Trenutni standard za predstavo zaznave sklepnih točk telesne drže je topologija COCO, ki zajema 17 sklepnih točk. Ključne točke COCO se nanašajo le na gležnje in zapestja, pri čemer manjkajo podatki o usmerjenosti rok in nog, kar je ključnega pomena za aplikacije, ki se uporabljajo med telesnimi </w:t>
-      </w:r>
-      <w:r>
-        <w:t xml:space="preserve">aktivnostmi. </w:t>
-      </w:r>
-      <w:r>
-        <w:t xml:space="preserve">Zato </w:t>
-      </w:r>
-      <w:proofErr w:type="spellStart"/>
-      <w:r>
-        <w:t>BlazePose</w:t>
-      </w:r>
-      <w:proofErr w:type="spellEnd"/>
-      <w:r>
-        <w:t xml:space="preserve">, na vhodi RGB sliki ali posnetku video toka opravi zaznavo telesne drže in jo, podobno </w:t>
-      </w:r>
-      <w:r>
-        <w:t>kot Me</w:t>
-      </w:r>
-      <w:proofErr w:type="spellStart"/>
-      <w:r>
-        <w:t>diaPipe</w:t>
-      </w:r>
-      <w:proofErr w:type="spellEnd"/>
-      <w:r>
-        <w:t xml:space="preserve">-ov model </w:t>
-      </w:r>
-      <w:proofErr w:type="spellStart"/>
-      <w:r>
-        <w:t>PoseLandmarker</w:t>
-      </w:r>
-      <w:proofErr w:type="spellEnd"/>
-      <w:r>
-        <w:t xml:space="preserve">, </w:t>
-      </w:r>
-      <w:r>
-        <w:t>predstavi v obliki 33 sklepnih točk</w:t>
-      </w:r>
-      <w:r>
-        <w:t xml:space="preserve">, ki so prikazane na </w:t>
+        <w:t>zlasti za izvajanje večjih modelov in na napravah, ki koristijo zelo močno grafično procesorsko enoto.</w:t>
+      </w:r>
+    </w:p>
+    <w:p/>
+    <w:p>
+      <w:r>
+        <w:t xml:space="preserve">Uporaba TensorFlow.js knjižnice za strojno učenje v </w:t>
+      </w:r>
+      <w:proofErr w:type="spellStart"/>
+      <w:r>
+        <w:t>JavaScriptu</w:t>
+      </w:r>
+      <w:proofErr w:type="spellEnd"/>
+      <w:r>
+        <w:t xml:space="preserve"> ponuja uporabo opisanih zaledij. Hkrati je lahko aktivo le eno zaledje.</w:t>
+      </w:r>
+      <w:r>
+        <w:t xml:space="preserve"> Primerjava med uporabo </w:t>
+      </w:r>
+      <w:r>
+        <w:t>WASM</w:t>
+      </w:r>
+      <w:r>
+        <w:t xml:space="preserve"> </w:t>
+      </w:r>
+      <w:r>
+        <w:t xml:space="preserve">in </w:t>
+      </w:r>
+      <w:proofErr w:type="spellStart"/>
+      <w:r>
+        <w:t>WebGL</w:t>
+      </w:r>
+      <w:proofErr w:type="spellEnd"/>
+      <w:r>
+        <w:t xml:space="preserve"> zaledij s TensorFlow.js knjižnico in izvajanjem na sami procesorski enoti je predstavljeno v naslednji</w:t>
+      </w:r>
+      <w:r>
+        <w:t>h tabelah</w:t>
+      </w:r>
+      <w:r>
+        <w:t xml:space="preserve"> (vir: </w:t>
+      </w:r>
+      <w:hyperlink r:id="rId23" w:history="1">
+        <w:r>
+          <w:rPr>
+            <w:rStyle w:val="Hyperlink"/>
+            <w:rFonts w:cs="Arial"/>
+          </w:rPr>
+          <w:t>https://www.tensorflow.org/js/guide/platform_environment</w:t>
+        </w:r>
+      </w:hyperlink>
+      <w:r>
+        <w:t xml:space="preserve"> )</w:t>
+      </w:r>
+    </w:p>
+    <w:p/>
+    <w:p>
+      <w:pPr>
+        <w:pStyle w:val="Caption"/>
+        <w:keepNext/>
+      </w:pPr>
+      <w:bookmarkStart w:id="34" w:name="_Toc225594010"/>
+      <w:r>
+        <w:t xml:space="preserve">Tabela </w:t>
       </w:r>
       <w:r>
         <w:fldChar w:fldCharType="begin"/>
       </w:r>
       <w:r>
-        <w:instrText xml:space="preserve"> REF _Ref224994256 \h </w:instrText>
+        <w:instrText xml:space="preserve"> SEQ Tabela \* ARABIC </w:instrText>
       </w:r>
       <w:r>
         <w:fldChar w:fldCharType="separate"/>
       </w:r>
       <w:r>
-        <w:t xml:space="preserve">Shema sklepnih točk modela </w:t>
-      </w:r>
-      <w:proofErr w:type="spellStart"/>
-      <w:r>
-        <w:t>MediaPipe</w:t>
-      </w:r>
-      <w:proofErr w:type="spellEnd"/>
-      <w:r>
-        <w:t xml:space="preserve"> Pose </w:t>
-      </w:r>
-      <w:proofErr w:type="spellStart"/>
-      <w:r>
-        <w:t>Landmarker</w:t>
-      </w:r>
-      <w:proofErr w:type="spellEnd"/>
-      <w:r>
-        <w:t xml:space="preserve"> (33 točk)</w:t>
+        <w:rPr>
+          <w:noProof/>
+        </w:rPr>
+        <w:t>1</w:t>
       </w:r>
       <w:r>
         <w:fldChar w:fldCharType="end"/>
       </w:r>
       <w:r>
-        <w:t xml:space="preserve">. </w:t>
-      </w:r>
-    </w:p>
+        <w:t xml:space="preserve">: </w:t>
+      </w:r>
+      <w:r>
+        <w:t>Tensorflow.js p</w:t>
+      </w:r>
+      <w:r>
+        <w:t>rimerjava hitrosti delovanja in porabe pomnilnik</w:t>
+      </w:r>
+      <w:r>
+        <w:rPr>
+          <w:noProof/>
+        </w:rPr>
+        <w:t>a manjših modelov</w:t>
+      </w:r>
+      <w:bookmarkEnd w:id="34"/>
+    </w:p>
+    <w:tbl>
+      <w:tblPr>
+        <w:tblStyle w:val="PlainTable1"/>
+        <w:tblW w:w="0" w:type="auto"/>
+        <w:tblLook w:val="06A0" w:firstRow="1" w:lastRow="0" w:firstColumn="1" w:lastColumn="0" w:noHBand="1" w:noVBand="1"/>
+      </w:tblPr>
+      <w:tblGrid>
+        <w:gridCol w:w="1697"/>
+        <w:gridCol w:w="1697"/>
+        <w:gridCol w:w="1698"/>
+        <w:gridCol w:w="1698"/>
+        <w:gridCol w:w="1698"/>
+      </w:tblGrid>
+      <w:tr>
+        <w:trPr>
+          <w:cnfStyle w:val="100000000000" w:firstRow="1" w:lastRow="0" w:firstColumn="0" w:lastColumn="0" w:oddVBand="0" w:evenVBand="0" w:oddHBand="0" w:evenHBand="0" w:firstRowFirstColumn="0" w:firstRowLastColumn="0" w:lastRowFirstColumn="0" w:lastRowLastColumn="0"/>
+        </w:trPr>
+        <w:tc>
+          <w:tcPr>
+            <w:cnfStyle w:val="001000000000" w:firstRow="0" w:lastRow="0" w:firstColumn="1" w:lastColumn="0" w:oddVBand="0" w:evenVBand="0" w:oddHBand="0" w:evenHBand="0" w:firstRowFirstColumn="0" w:firstRowLastColumn="0" w:lastRowFirstColumn="0" w:lastRowLastColumn="0"/>
+            <w:tcW w:w="1697" w:type="dxa"/>
+            <w:shd w:val="clear" w:color="auto" w:fill="E7E6E6" w:themeFill="background2"/>
+            <w:vAlign w:val="center"/>
+          </w:tcPr>
+          <w:p>
+            <w:pPr>
+              <w:jc w:val="left"/>
+            </w:pPr>
+            <w:r>
+              <w:t>Model</w:t>
+            </w:r>
+          </w:p>
+        </w:tc>
+        <w:tc>
+          <w:tcPr>
+            <w:tcW w:w="1697" w:type="dxa"/>
+            <w:shd w:val="clear" w:color="auto" w:fill="E7E6E6" w:themeFill="background2"/>
+          </w:tcPr>
+          <w:p>
+            <w:pPr>
+              <w:jc w:val="left"/>
+              <w:cnfStyle w:val="100000000000" w:firstRow="1" w:lastRow="0" w:firstColumn="0" w:lastColumn="0" w:oddVBand="0" w:evenVBand="0" w:oddHBand="0" w:evenHBand="0" w:firstRowFirstColumn="0" w:firstRowLastColumn="0" w:lastRowFirstColumn="0" w:lastRowLastColumn="0"/>
+            </w:pPr>
+            <w:proofErr w:type="spellStart"/>
+            <w:r>
+              <w:t>WebGL</w:t>
+            </w:r>
+            <w:proofErr w:type="spellEnd"/>
+          </w:p>
+        </w:tc>
+        <w:tc>
+          <w:tcPr>
+            <w:tcW w:w="1698" w:type="dxa"/>
+            <w:shd w:val="clear" w:color="auto" w:fill="E7E6E6" w:themeFill="background2"/>
+          </w:tcPr>
+          <w:p>
+            <w:pPr>
+              <w:jc w:val="left"/>
+              <w:cnfStyle w:val="100000000000" w:firstRow="1" w:lastRow="0" w:firstColumn="0" w:lastColumn="0" w:oddVBand="0" w:evenVBand="0" w:oddHBand="0" w:evenHBand="0" w:firstRowFirstColumn="0" w:firstRowLastColumn="0" w:lastRowFirstColumn="0" w:lastRowLastColumn="0"/>
+            </w:pPr>
+            <w:r>
+              <w:t>WASM</w:t>
+            </w:r>
+          </w:p>
+        </w:tc>
+        <w:tc>
+          <w:tcPr>
+            <w:tcW w:w="1698" w:type="dxa"/>
+            <w:shd w:val="clear" w:color="auto" w:fill="E7E6E6" w:themeFill="background2"/>
+          </w:tcPr>
+          <w:p>
+            <w:pPr>
+              <w:jc w:val="left"/>
+              <w:cnfStyle w:val="100000000000" w:firstRow="1" w:lastRow="0" w:firstColumn="0" w:lastColumn="0" w:oddVBand="0" w:evenVBand="0" w:oddHBand="0" w:evenHBand="0" w:firstRowFirstColumn="0" w:firstRowLastColumn="0" w:lastRowFirstColumn="0" w:lastRowLastColumn="0"/>
+            </w:pPr>
+            <w:r>
+              <w:t>CPU</w:t>
+            </w:r>
+          </w:p>
+        </w:tc>
+        <w:tc>
+          <w:tcPr>
+            <w:tcW w:w="1698" w:type="dxa"/>
+            <w:shd w:val="clear" w:color="auto" w:fill="E7E6E6" w:themeFill="background2"/>
+          </w:tcPr>
+          <w:p>
+            <w:pPr>
+              <w:jc w:val="left"/>
+              <w:cnfStyle w:val="100000000000" w:firstRow="1" w:lastRow="0" w:firstColumn="0" w:lastColumn="0" w:oddVBand="0" w:evenVBand="0" w:oddHBand="0" w:evenHBand="0" w:firstRowFirstColumn="0" w:firstRowLastColumn="0" w:lastRowFirstColumn="0" w:lastRowLastColumn="0"/>
+            </w:pPr>
+            <w:r>
+              <w:t>Pomnilnik</w:t>
+            </w:r>
+          </w:p>
+        </w:tc>
+      </w:tr>
+      <w:tr>
+        <w:tc>
+          <w:tcPr>
+            <w:cnfStyle w:val="001000000000" w:firstRow="0" w:lastRow="0" w:firstColumn="1" w:lastColumn="0" w:oddVBand="0" w:evenVBand="0" w:oddHBand="0" w:evenHBand="0" w:firstRowFirstColumn="0" w:firstRowLastColumn="0" w:lastRowFirstColumn="0" w:lastRowLastColumn="0"/>
+            <w:tcW w:w="1697" w:type="dxa"/>
+          </w:tcPr>
+          <w:p>
+            <w:pPr>
+              <w:jc w:val="left"/>
+              <w:rPr>
+                <w:b w:val="0"/>
+                <w:bCs w:val="0"/>
+              </w:rPr>
+            </w:pPr>
+            <w:proofErr w:type="spellStart"/>
+            <w:r>
+              <w:rPr>
+                <w:b w:val="0"/>
+                <w:bCs w:val="0"/>
+              </w:rPr>
+              <w:t>BlazeFace</w:t>
+            </w:r>
+            <w:proofErr w:type="spellEnd"/>
+          </w:p>
+        </w:tc>
+        <w:tc>
+          <w:tcPr>
+            <w:tcW w:w="1697" w:type="dxa"/>
+          </w:tcPr>
+          <w:p>
+            <w:pPr>
+              <w:jc w:val="left"/>
+              <w:cnfStyle w:val="000000000000" w:firstRow="0" w:lastRow="0" w:firstColumn="0" w:lastColumn="0" w:oddVBand="0" w:evenVBand="0" w:oddHBand="0" w:evenHBand="0" w:firstRowFirstColumn="0" w:firstRowLastColumn="0" w:lastRowFirstColumn="0" w:lastRowLastColumn="0"/>
+            </w:pPr>
+            <w:r>
+              <w:t>22.5 ms</w:t>
+            </w:r>
+          </w:p>
+        </w:tc>
+        <w:tc>
+          <w:tcPr>
+            <w:tcW w:w="1698" w:type="dxa"/>
+          </w:tcPr>
+          <w:p>
+            <w:pPr>
+              <w:jc w:val="left"/>
+              <w:cnfStyle w:val="000000000000" w:firstRow="0" w:lastRow="0" w:firstColumn="0" w:lastColumn="0" w:oddVBand="0" w:evenVBand="0" w:oddHBand="0" w:evenHBand="0" w:firstRowFirstColumn="0" w:firstRowLastColumn="0" w:lastRowFirstColumn="0" w:lastRowLastColumn="0"/>
+            </w:pPr>
+            <w:r>
+              <w:t>15.6 ms</w:t>
+            </w:r>
+          </w:p>
+        </w:tc>
+        <w:tc>
+          <w:tcPr>
+            <w:tcW w:w="1698" w:type="dxa"/>
+          </w:tcPr>
+          <w:p>
+            <w:pPr>
+              <w:jc w:val="left"/>
+              <w:cnfStyle w:val="000000000000" w:firstRow="0" w:lastRow="0" w:firstColumn="0" w:lastColumn="0" w:oddVBand="0" w:evenVBand="0" w:oddHBand="0" w:evenHBand="0" w:firstRowFirstColumn="0" w:firstRowLastColumn="0" w:lastRowFirstColumn="0" w:lastRowLastColumn="0"/>
+            </w:pPr>
+            <w:r>
+              <w:t>315.2 ms</w:t>
+            </w:r>
+          </w:p>
+        </w:tc>
+        <w:tc>
+          <w:tcPr>
+            <w:tcW w:w="1698" w:type="dxa"/>
+          </w:tcPr>
+          <w:p>
+            <w:pPr>
+              <w:jc w:val="left"/>
+              <w:cnfStyle w:val="000000000000" w:firstRow="0" w:lastRow="0" w:firstColumn="0" w:lastColumn="0" w:oddVBand="0" w:evenVBand="0" w:oddHBand="0" w:evenHBand="0" w:firstRowFirstColumn="0" w:firstRowLastColumn="0" w:lastRowFirstColumn="0" w:lastRowLastColumn="0"/>
+            </w:pPr>
+            <w:r>
+              <w:t>0.4 MB</w:t>
+            </w:r>
+          </w:p>
+        </w:tc>
+      </w:tr>
+      <w:tr>
+        <w:tc>
+          <w:tcPr>
+            <w:cnfStyle w:val="001000000000" w:firstRow="0" w:lastRow="0" w:firstColumn="1" w:lastColumn="0" w:oddVBand="0" w:evenVBand="0" w:oddHBand="0" w:evenHBand="0" w:firstRowFirstColumn="0" w:firstRowLastColumn="0" w:lastRowFirstColumn="0" w:lastRowLastColumn="0"/>
+            <w:tcW w:w="1697" w:type="dxa"/>
+          </w:tcPr>
+          <w:p>
+            <w:pPr>
+              <w:jc w:val="left"/>
+              <w:rPr>
+                <w:b w:val="0"/>
+                <w:bCs w:val="0"/>
+              </w:rPr>
+            </w:pPr>
+            <w:proofErr w:type="spellStart"/>
+            <w:r>
+              <w:rPr>
+                <w:b w:val="0"/>
+                <w:bCs w:val="0"/>
+              </w:rPr>
+              <w:t>FaceMesh</w:t>
+            </w:r>
+            <w:proofErr w:type="spellEnd"/>
+          </w:p>
+        </w:tc>
+        <w:tc>
+          <w:tcPr>
+            <w:tcW w:w="1697" w:type="dxa"/>
+          </w:tcPr>
+          <w:p>
+            <w:pPr>
+              <w:jc w:val="left"/>
+              <w:cnfStyle w:val="000000000000" w:firstRow="0" w:lastRow="0" w:firstColumn="0" w:lastColumn="0" w:oddVBand="0" w:evenVBand="0" w:oddHBand="0" w:evenHBand="0" w:firstRowFirstColumn="0" w:firstRowLastColumn="0" w:lastRowFirstColumn="0" w:lastRowLastColumn="0"/>
+            </w:pPr>
+            <w:r>
+              <w:t>19.3 ms</w:t>
+            </w:r>
+          </w:p>
+        </w:tc>
+        <w:tc>
+          <w:tcPr>
+            <w:tcW w:w="1698" w:type="dxa"/>
+          </w:tcPr>
+          <w:p>
+            <w:pPr>
+              <w:jc w:val="left"/>
+              <w:cnfStyle w:val="000000000000" w:firstRow="0" w:lastRow="0" w:firstColumn="0" w:lastColumn="0" w:oddVBand="0" w:evenVBand="0" w:oddHBand="0" w:evenHBand="0" w:firstRowFirstColumn="0" w:firstRowLastColumn="0" w:lastRowFirstColumn="0" w:lastRowLastColumn="0"/>
+            </w:pPr>
+            <w:r>
+              <w:t>19.2 ms</w:t>
+            </w:r>
+          </w:p>
+        </w:tc>
+        <w:tc>
+          <w:tcPr>
+            <w:tcW w:w="1698" w:type="dxa"/>
+          </w:tcPr>
+          <w:p>
+            <w:pPr>
+              <w:jc w:val="left"/>
+              <w:cnfStyle w:val="000000000000" w:firstRow="0" w:lastRow="0" w:firstColumn="0" w:lastColumn="0" w:oddVBand="0" w:evenVBand="0" w:oddHBand="0" w:evenHBand="0" w:firstRowFirstColumn="0" w:firstRowLastColumn="0" w:lastRowFirstColumn="0" w:lastRowLastColumn="0"/>
+            </w:pPr>
+            <w:r>
+              <w:t>335 ms</w:t>
+            </w:r>
+          </w:p>
+        </w:tc>
+        <w:tc>
+          <w:tcPr>
+            <w:tcW w:w="1698" w:type="dxa"/>
+          </w:tcPr>
+          <w:p>
+            <w:pPr>
+              <w:jc w:val="left"/>
+              <w:cnfStyle w:val="000000000000" w:firstRow="0" w:lastRow="0" w:firstColumn="0" w:lastColumn="0" w:oddVBand="0" w:evenVBand="0" w:oddHBand="0" w:evenHBand="0" w:firstRowFirstColumn="0" w:firstRowLastColumn="0" w:lastRowFirstColumn="0" w:lastRowLastColumn="0"/>
+            </w:pPr>
+            <w:r>
+              <w:t>2.8 MB</w:t>
+            </w:r>
+          </w:p>
+        </w:tc>
+      </w:tr>
+    </w:tbl>
+    <w:p/>
+    <w:p>
+      <w:pPr>
+        <w:pStyle w:val="Caption"/>
+        <w:keepNext/>
+      </w:pPr>
+      <w:bookmarkStart w:id="35" w:name="_Toc225594011"/>
+      <w:r>
+        <w:t xml:space="preserve">Tabela </w:t>
+      </w:r>
+      <w:r>
+        <w:fldChar w:fldCharType="begin"/>
+      </w:r>
+      <w:r>
+        <w:instrText xml:space="preserve"> SEQ Tabela \* ARABIC </w:instrText>
+      </w:r>
+      <w:r>
+        <w:fldChar w:fldCharType="separate"/>
+      </w:r>
+      <w:r>
+        <w:rPr>
+          <w:noProof/>
+        </w:rPr>
+        <w:t>2</w:t>
+      </w:r>
+      <w:r>
+        <w:fldChar w:fldCharType="end"/>
+      </w:r>
+      <w:r>
+        <w:t xml:space="preserve">: </w:t>
+      </w:r>
+      <w:r>
+        <w:t>Tensorflow.js p</w:t>
+      </w:r>
+      <w:r>
+        <w:t xml:space="preserve">rimerjava hitrosti </w:t>
+      </w:r>
+      <w:proofErr w:type="spellStart"/>
+      <w:r>
+        <w:t>delovnaja</w:t>
+      </w:r>
+      <w:proofErr w:type="spellEnd"/>
+      <w:r>
+        <w:t xml:space="preserve"> in porabe pomnilnika večjih modelov</w:t>
+      </w:r>
+      <w:bookmarkEnd w:id="35"/>
+    </w:p>
+    <w:tbl>
+      <w:tblPr>
+        <w:tblStyle w:val="PlainTable1"/>
+        <w:tblW w:w="0" w:type="auto"/>
+        <w:tblLook w:val="06A0" w:firstRow="1" w:lastRow="0" w:firstColumn="1" w:lastColumn="0" w:noHBand="1" w:noVBand="1"/>
+      </w:tblPr>
+      <w:tblGrid>
+        <w:gridCol w:w="1697"/>
+        <w:gridCol w:w="1697"/>
+        <w:gridCol w:w="1698"/>
+        <w:gridCol w:w="1698"/>
+        <w:gridCol w:w="1698"/>
+      </w:tblGrid>
+      <w:tr>
+        <w:trPr>
+          <w:cnfStyle w:val="100000000000" w:firstRow="1" w:lastRow="0" w:firstColumn="0" w:lastColumn="0" w:oddVBand="0" w:evenVBand="0" w:oddHBand="0" w:evenHBand="0" w:firstRowFirstColumn="0" w:firstRowLastColumn="0" w:lastRowFirstColumn="0" w:lastRowLastColumn="0"/>
+        </w:trPr>
+        <w:tc>
+          <w:tcPr>
+            <w:cnfStyle w:val="001000000000" w:firstRow="0" w:lastRow="0" w:firstColumn="1" w:lastColumn="0" w:oddVBand="0" w:evenVBand="0" w:oddHBand="0" w:evenHBand="0" w:firstRowFirstColumn="0" w:firstRowLastColumn="0" w:lastRowFirstColumn="0" w:lastRowLastColumn="0"/>
+            <w:tcW w:w="1697" w:type="dxa"/>
+            <w:shd w:val="clear" w:color="auto" w:fill="E7E6E6" w:themeFill="background2"/>
+            <w:vAlign w:val="center"/>
+          </w:tcPr>
+          <w:p>
+            <w:pPr>
+              <w:jc w:val="left"/>
+            </w:pPr>
+            <w:r>
+              <w:t>Model</w:t>
+            </w:r>
+          </w:p>
+        </w:tc>
+        <w:tc>
+          <w:tcPr>
+            <w:tcW w:w="1697" w:type="dxa"/>
+            <w:shd w:val="clear" w:color="auto" w:fill="E7E6E6" w:themeFill="background2"/>
+          </w:tcPr>
+          <w:p>
+            <w:pPr>
+              <w:jc w:val="left"/>
+              <w:cnfStyle w:val="100000000000" w:firstRow="1" w:lastRow="0" w:firstColumn="0" w:lastColumn="0" w:oddVBand="0" w:evenVBand="0" w:oddHBand="0" w:evenHBand="0" w:firstRowFirstColumn="0" w:firstRowLastColumn="0" w:lastRowFirstColumn="0" w:lastRowLastColumn="0"/>
+            </w:pPr>
+            <w:proofErr w:type="spellStart"/>
+            <w:r>
+              <w:t>WebGL</w:t>
+            </w:r>
+            <w:proofErr w:type="spellEnd"/>
+          </w:p>
+        </w:tc>
+        <w:tc>
+          <w:tcPr>
+            <w:tcW w:w="1698" w:type="dxa"/>
+            <w:shd w:val="clear" w:color="auto" w:fill="E7E6E6" w:themeFill="background2"/>
+          </w:tcPr>
+          <w:p>
+            <w:pPr>
+              <w:jc w:val="left"/>
+              <w:cnfStyle w:val="100000000000" w:firstRow="1" w:lastRow="0" w:firstColumn="0" w:lastColumn="0" w:oddVBand="0" w:evenVBand="0" w:oddHBand="0" w:evenHBand="0" w:firstRowFirstColumn="0" w:firstRowLastColumn="0" w:lastRowFirstColumn="0" w:lastRowLastColumn="0"/>
+            </w:pPr>
+            <w:r>
+              <w:t>WASM</w:t>
+            </w:r>
+          </w:p>
+        </w:tc>
+        <w:tc>
+          <w:tcPr>
+            <w:tcW w:w="1698" w:type="dxa"/>
+            <w:shd w:val="clear" w:color="auto" w:fill="E7E6E6" w:themeFill="background2"/>
+          </w:tcPr>
+          <w:p>
+            <w:pPr>
+              <w:jc w:val="left"/>
+              <w:cnfStyle w:val="100000000000" w:firstRow="1" w:lastRow="0" w:firstColumn="0" w:lastColumn="0" w:oddVBand="0" w:evenVBand="0" w:oddHBand="0" w:evenHBand="0" w:firstRowFirstColumn="0" w:firstRowLastColumn="0" w:lastRowFirstColumn="0" w:lastRowLastColumn="0"/>
+            </w:pPr>
+            <w:r>
+              <w:t>CPU</w:t>
+            </w:r>
+          </w:p>
+        </w:tc>
+        <w:tc>
+          <w:tcPr>
+            <w:tcW w:w="1698" w:type="dxa"/>
+            <w:shd w:val="clear" w:color="auto" w:fill="E7E6E6" w:themeFill="background2"/>
+          </w:tcPr>
+          <w:p>
+            <w:pPr>
+              <w:jc w:val="left"/>
+              <w:cnfStyle w:val="100000000000" w:firstRow="1" w:lastRow="0" w:firstColumn="0" w:lastColumn="0" w:oddVBand="0" w:evenVBand="0" w:oddHBand="0" w:evenHBand="0" w:firstRowFirstColumn="0" w:firstRowLastColumn="0" w:lastRowFirstColumn="0" w:lastRowLastColumn="0"/>
+            </w:pPr>
+            <w:r>
+              <w:t>Pomnilnik</w:t>
+            </w:r>
+          </w:p>
+        </w:tc>
+      </w:tr>
+      <w:tr>
+        <w:tc>
+          <w:tcPr>
+            <w:cnfStyle w:val="001000000000" w:firstRow="0" w:lastRow="0" w:firstColumn="1" w:lastColumn="0" w:oddVBand="0" w:evenVBand="0" w:oddHBand="0" w:evenHBand="0" w:firstRowFirstColumn="0" w:firstRowLastColumn="0" w:lastRowFirstColumn="0" w:lastRowLastColumn="0"/>
+            <w:tcW w:w="1697" w:type="dxa"/>
+          </w:tcPr>
+          <w:p>
+            <w:pPr>
+              <w:jc w:val="left"/>
+              <w:rPr>
+                <w:b w:val="0"/>
+                <w:bCs w:val="0"/>
+              </w:rPr>
+            </w:pPr>
+            <w:proofErr w:type="spellStart"/>
+            <w:r>
+              <w:rPr>
+                <w:b w:val="0"/>
+                <w:bCs w:val="0"/>
+              </w:rPr>
+              <w:t>PoseNet</w:t>
+            </w:r>
+            <w:proofErr w:type="spellEnd"/>
+          </w:p>
+        </w:tc>
+        <w:tc>
+          <w:tcPr>
+            <w:tcW w:w="1697" w:type="dxa"/>
+          </w:tcPr>
+          <w:p>
+            <w:pPr>
+              <w:jc w:val="left"/>
+              <w:cnfStyle w:val="000000000000" w:firstRow="0" w:lastRow="0" w:firstColumn="0" w:lastColumn="0" w:oddVBand="0" w:evenVBand="0" w:oddHBand="0" w:evenHBand="0" w:firstRowFirstColumn="0" w:firstRowLastColumn="0" w:lastRowFirstColumn="0" w:lastRowLastColumn="0"/>
+            </w:pPr>
+            <w:r>
+              <w:t>42.5</w:t>
+            </w:r>
+            <w:r>
+              <w:t xml:space="preserve"> ms</w:t>
+            </w:r>
+          </w:p>
+        </w:tc>
+        <w:tc>
+          <w:tcPr>
+            <w:tcW w:w="1698" w:type="dxa"/>
+          </w:tcPr>
+          <w:p>
+            <w:pPr>
+              <w:jc w:val="left"/>
+              <w:cnfStyle w:val="000000000000" w:firstRow="0" w:lastRow="0" w:firstColumn="0" w:lastColumn="0" w:oddVBand="0" w:evenVBand="0" w:oddHBand="0" w:evenHBand="0" w:firstRowFirstColumn="0" w:firstRowLastColumn="0" w:lastRowFirstColumn="0" w:lastRowLastColumn="0"/>
+            </w:pPr>
+            <w:r>
+              <w:t>173.9</w:t>
+            </w:r>
+            <w:r>
+              <w:t xml:space="preserve"> ms</w:t>
+            </w:r>
+          </w:p>
+        </w:tc>
+        <w:tc>
+          <w:tcPr>
+            <w:tcW w:w="1698" w:type="dxa"/>
+          </w:tcPr>
+          <w:p>
+            <w:pPr>
+              <w:jc w:val="left"/>
+              <w:cnfStyle w:val="000000000000" w:firstRow="0" w:lastRow="0" w:firstColumn="0" w:lastColumn="0" w:oddVBand="0" w:evenVBand="0" w:oddHBand="0" w:evenHBand="0" w:firstRowFirstColumn="0" w:firstRowLastColumn="0" w:lastRowFirstColumn="0" w:lastRowLastColumn="0"/>
+            </w:pPr>
+            <w:r>
+              <w:t>1514.7</w:t>
+            </w:r>
+            <w:r>
+              <w:t xml:space="preserve"> ms</w:t>
+            </w:r>
+          </w:p>
+        </w:tc>
+        <w:tc>
+          <w:tcPr>
+            <w:tcW w:w="1698" w:type="dxa"/>
+          </w:tcPr>
+          <w:p>
+            <w:pPr>
+              <w:jc w:val="left"/>
+              <w:cnfStyle w:val="000000000000" w:firstRow="0" w:lastRow="0" w:firstColumn="0" w:lastColumn="0" w:oddVBand="0" w:evenVBand="0" w:oddHBand="0" w:evenHBand="0" w:firstRowFirstColumn="0" w:firstRowLastColumn="0" w:lastRowFirstColumn="0" w:lastRowLastColumn="0"/>
+            </w:pPr>
+            <w:r>
+              <w:t>4.5</w:t>
+            </w:r>
+            <w:r>
+              <w:t xml:space="preserve"> MB</w:t>
+            </w:r>
+          </w:p>
+        </w:tc>
+      </w:tr>
+      <w:tr>
+        <w:tc>
+          <w:tcPr>
+            <w:cnfStyle w:val="001000000000" w:firstRow="0" w:lastRow="0" w:firstColumn="1" w:lastColumn="0" w:oddVBand="0" w:evenVBand="0" w:oddHBand="0" w:evenHBand="0" w:firstRowFirstColumn="0" w:firstRowLastColumn="0" w:lastRowFirstColumn="0" w:lastRowLastColumn="0"/>
+            <w:tcW w:w="1697" w:type="dxa"/>
+          </w:tcPr>
+          <w:p>
+            <w:pPr>
+              <w:jc w:val="left"/>
+              <w:rPr>
+                <w:b w:val="0"/>
+                <w:bCs w:val="0"/>
+              </w:rPr>
+            </w:pPr>
+            <w:proofErr w:type="spellStart"/>
+            <w:r>
+              <w:rPr>
+                <w:b w:val="0"/>
+                <w:bCs w:val="0"/>
+              </w:rPr>
+              <w:t>BodyPix</w:t>
+            </w:r>
+            <w:proofErr w:type="spellEnd"/>
+          </w:p>
+        </w:tc>
+        <w:tc>
+          <w:tcPr>
+            <w:tcW w:w="1697" w:type="dxa"/>
+          </w:tcPr>
+          <w:p>
+            <w:pPr>
+              <w:jc w:val="left"/>
+              <w:cnfStyle w:val="000000000000" w:firstRow="0" w:lastRow="0" w:firstColumn="0" w:lastColumn="0" w:oddVBand="0" w:evenVBand="0" w:oddHBand="0" w:evenHBand="0" w:firstRowFirstColumn="0" w:firstRowLastColumn="0" w:lastRowFirstColumn="0" w:lastRowLastColumn="0"/>
+            </w:pPr>
+            <w:r>
+              <w:t>77</w:t>
+            </w:r>
+            <w:r>
+              <w:t xml:space="preserve"> ms</w:t>
+            </w:r>
+          </w:p>
+        </w:tc>
+        <w:tc>
+          <w:tcPr>
+            <w:tcW w:w="1698" w:type="dxa"/>
+          </w:tcPr>
+          <w:p>
+            <w:pPr>
+              <w:jc w:val="left"/>
+              <w:cnfStyle w:val="000000000000" w:firstRow="0" w:lastRow="0" w:firstColumn="0" w:lastColumn="0" w:oddVBand="0" w:evenVBand="0" w:oddHBand="0" w:evenHBand="0" w:firstRowFirstColumn="0" w:firstRowLastColumn="0" w:lastRowFirstColumn="0" w:lastRowLastColumn="0"/>
+            </w:pPr>
+            <w:r>
+              <w:t>188.4</w:t>
+            </w:r>
+            <w:r>
+              <w:t xml:space="preserve"> ms</w:t>
+            </w:r>
+          </w:p>
+        </w:tc>
+        <w:tc>
+          <w:tcPr>
+            <w:tcW w:w="1698" w:type="dxa"/>
+          </w:tcPr>
+          <w:p>
+            <w:pPr>
+              <w:jc w:val="left"/>
+              <w:cnfStyle w:val="000000000000" w:firstRow="0" w:lastRow="0" w:firstColumn="0" w:lastColumn="0" w:oddVBand="0" w:evenVBand="0" w:oddHBand="0" w:evenHBand="0" w:firstRowFirstColumn="0" w:firstRowLastColumn="0" w:lastRowFirstColumn="0" w:lastRowLastColumn="0"/>
+            </w:pPr>
+            <w:r>
+              <w:t>2683</w:t>
+            </w:r>
+            <w:r>
+              <w:t xml:space="preserve"> ms</w:t>
+            </w:r>
+          </w:p>
+        </w:tc>
+        <w:tc>
+          <w:tcPr>
+            <w:tcW w:w="1698" w:type="dxa"/>
+          </w:tcPr>
+          <w:p>
+            <w:pPr>
+              <w:jc w:val="left"/>
+              <w:cnfStyle w:val="000000000000" w:firstRow="0" w:lastRow="0" w:firstColumn="0" w:lastColumn="0" w:oddVBand="0" w:evenVBand="0" w:oddHBand="0" w:evenHBand="0" w:firstRowFirstColumn="0" w:firstRowLastColumn="0" w:lastRowFirstColumn="0" w:lastRowLastColumn="0"/>
+            </w:pPr>
+            <w:r>
+              <w:t>4.6</w:t>
+            </w:r>
+            <w:r>
+              <w:t xml:space="preserve"> MB</w:t>
+            </w:r>
+          </w:p>
+        </w:tc>
+      </w:tr>
+      <w:tr>
+        <w:tc>
+          <w:tcPr>
+            <w:cnfStyle w:val="001000000000" w:firstRow="0" w:lastRow="0" w:firstColumn="1" w:lastColumn="0" w:oddVBand="0" w:evenVBand="0" w:oddHBand="0" w:evenHBand="0" w:firstRowFirstColumn="0" w:firstRowLastColumn="0" w:lastRowFirstColumn="0" w:lastRowLastColumn="0"/>
+            <w:tcW w:w="1697" w:type="dxa"/>
+          </w:tcPr>
+          <w:p>
+            <w:pPr>
+              <w:jc w:val="left"/>
+              <w:rPr>
+                <w:b w:val="0"/>
+                <w:bCs w:val="0"/>
+              </w:rPr>
+            </w:pPr>
+            <w:proofErr w:type="spellStart"/>
+            <w:r>
+              <w:rPr>
+                <w:b w:val="0"/>
+                <w:bCs w:val="0"/>
+              </w:rPr>
+              <w:t>MobileNet</w:t>
+            </w:r>
+            <w:proofErr w:type="spellEnd"/>
+            <w:r>
+              <w:rPr>
+                <w:b w:val="0"/>
+                <w:bCs w:val="0"/>
+              </w:rPr>
+              <w:t xml:space="preserve"> v2</w:t>
+            </w:r>
+          </w:p>
+        </w:tc>
+        <w:tc>
+          <w:tcPr>
+            <w:tcW w:w="1697" w:type="dxa"/>
+          </w:tcPr>
+          <w:p>
+            <w:pPr>
+              <w:jc w:val="left"/>
+              <w:cnfStyle w:val="000000000000" w:firstRow="0" w:lastRow="0" w:firstColumn="0" w:lastColumn="0" w:oddVBand="0" w:evenVBand="0" w:oddHBand="0" w:evenHBand="0" w:firstRowFirstColumn="0" w:firstRowLastColumn="0" w:lastRowFirstColumn="0" w:lastRowLastColumn="0"/>
+            </w:pPr>
+            <w:r>
+              <w:t>37ms</w:t>
+            </w:r>
+          </w:p>
+        </w:tc>
+        <w:tc>
+          <w:tcPr>
+            <w:tcW w:w="1698" w:type="dxa"/>
+          </w:tcPr>
+          <w:p>
+            <w:pPr>
+              <w:jc w:val="left"/>
+              <w:cnfStyle w:val="000000000000" w:firstRow="0" w:lastRow="0" w:firstColumn="0" w:lastColumn="0" w:oddVBand="0" w:evenVBand="0" w:oddHBand="0" w:evenHBand="0" w:firstRowFirstColumn="0" w:firstRowLastColumn="0" w:lastRowFirstColumn="0" w:lastRowLastColumn="0"/>
+            </w:pPr>
+            <w:r>
+              <w:t>94 ms</w:t>
+            </w:r>
+          </w:p>
+        </w:tc>
+        <w:tc>
+          <w:tcPr>
+            <w:tcW w:w="1698" w:type="dxa"/>
+          </w:tcPr>
+          <w:p>
+            <w:pPr>
+              <w:jc w:val="left"/>
+              <w:cnfStyle w:val="000000000000" w:firstRow="0" w:lastRow="0" w:firstColumn="0" w:lastColumn="0" w:oddVBand="0" w:evenVBand="0" w:oddHBand="0" w:evenHBand="0" w:firstRowFirstColumn="0" w:firstRowLastColumn="0" w:lastRowFirstColumn="0" w:lastRowLastColumn="0"/>
+            </w:pPr>
+            <w:r>
+              <w:t>923.6 ms</w:t>
+            </w:r>
+          </w:p>
+        </w:tc>
+        <w:tc>
+          <w:tcPr>
+            <w:tcW w:w="1698" w:type="dxa"/>
+          </w:tcPr>
+          <w:p>
+            <w:pPr>
+              <w:jc w:val="left"/>
+              <w:cnfStyle w:val="000000000000" w:firstRow="0" w:lastRow="0" w:firstColumn="0" w:lastColumn="0" w:oddVBand="0" w:evenVBand="0" w:oddHBand="0" w:evenHBand="0" w:firstRowFirstColumn="0" w:firstRowLastColumn="0" w:lastRowFirstColumn="0" w:lastRowLastColumn="0"/>
+            </w:pPr>
+            <w:r>
+              <w:t>13 MB</w:t>
+            </w:r>
+          </w:p>
+        </w:tc>
+      </w:tr>
+    </w:tbl>
+    <w:p/>
+    <w:p>
+      <w:r>
+        <w:t xml:space="preserve">Zgornja tabela kaže, da je </w:t>
+      </w:r>
+      <w:r>
+        <w:t>WASM</w:t>
+      </w:r>
+      <w:r>
+        <w:t xml:space="preserve"> </w:t>
+      </w:r>
+      <w:r>
+        <w:t xml:space="preserve">pri vseh modelih 10 do 30-krat hitrejši od navadnega </w:t>
+      </w:r>
+      <w:proofErr w:type="spellStart"/>
+      <w:r>
+        <w:t>JavaScript</w:t>
+      </w:r>
+      <w:proofErr w:type="spellEnd"/>
+      <w:r>
+        <w:t xml:space="preserve"> CPU zaledja in konkurenčen </w:t>
+      </w:r>
+      <w:proofErr w:type="spellStart"/>
+      <w:r>
+        <w:t>WebGL</w:t>
+      </w:r>
+      <w:proofErr w:type="spellEnd"/>
+      <w:r>
+        <w:t xml:space="preserve">-u pri manjših modelih, kot je </w:t>
+      </w:r>
+      <w:proofErr w:type="spellStart"/>
+      <w:r>
+        <w:t>BlazeFace</w:t>
+      </w:r>
+      <w:proofErr w:type="spellEnd"/>
+      <w:r>
+        <w:t xml:space="preserve">, ki je zelo lahek model, kajti uporaba </w:t>
+      </w:r>
+      <w:proofErr w:type="spellStart"/>
+      <w:r>
+        <w:t>WebGL</w:t>
+      </w:r>
+      <w:proofErr w:type="spellEnd"/>
+      <w:r>
+        <w:t xml:space="preserve"> ima fiksne stroške na izvedbo operacije, kar pojasnjuje, zakaj je </w:t>
+      </w:r>
+      <w:r>
+        <w:t>izvajanje</w:t>
+      </w:r>
+      <w:r>
+        <w:t xml:space="preserve"> lažjih modelov, kot je </w:t>
+      </w:r>
+      <w:proofErr w:type="spellStart"/>
+      <w:r>
+        <w:t>BlazeFace</w:t>
+      </w:r>
+      <w:proofErr w:type="spellEnd"/>
+      <w:r>
+        <w:t xml:space="preserve">, hitrejše na </w:t>
+      </w:r>
+      <w:r>
+        <w:t>WASM</w:t>
+      </w:r>
+      <w:r>
+        <w:t>.</w:t>
+      </w:r>
+    </w:p>
+    <w:p/>
+    <w:p/>
+    <w:p/>
     <w:p>
       <w:pPr>
         <w:pStyle w:val="Heading1"/>
@@ -5863,6 +9169,7 @@
           <w:lang w:val="sl-SI"/>
         </w:rPr>
       </w:pPr>
+      <w:bookmarkStart w:id="36" w:name="_Toc225593981"/>
       <w:r>
         <w:rPr>
           <w:b/>
@@ -5870,7 +9177,8 @@
           <w:szCs w:val="36"/>
           <w:lang w:val="sl-SI"/>
         </w:rPr>
-        <w:t>SPREMLJANJE IN ANALI</w:t>
+        <w:lastRenderedPageBreak/>
+        <w:t xml:space="preserve">PRIMERJAVA IN USPEŠNOST </w:t>
       </w:r>
       <w:r>
         <w:rPr>
@@ -5879,7 +9187,7 @@
           <w:szCs w:val="36"/>
           <w:lang w:val="sl-SI"/>
         </w:rPr>
-        <w:t>ZA</w:t>
+        <w:t xml:space="preserve">IZBRANIH </w:t>
       </w:r>
       <w:r>
         <w:rPr>
@@ -5888,9 +9196,66 @@
           <w:szCs w:val="36"/>
           <w:lang w:val="sl-SI"/>
         </w:rPr>
+        <w:t>MODELOV</w:t>
+      </w:r>
+    </w:p>
+    <w:p>
+      <w:r>
+        <w:t xml:space="preserve">V tem poglavju je predstavljena primerjava izbranih modelov za zaznavanje drže ter analize njihove uspešnosti v kontekstu realno-časovne uporabe v spletni aplikaciji na robnih napravah. </w:t>
+      </w:r>
+      <w:r>
+        <w:t>Cilj primerjave je ugotoviti, kateri model ponuja najprimernejši kompromis med hitrostjo delovanja ter kakovostjo zaznave v realnih pogojih izvajanja na različnih napravah.</w:t>
+      </w:r>
+    </w:p>
+    <w:p/>
+    <w:p>
+      <w:pPr>
+        <w:pStyle w:val="Heading2"/>
+      </w:pPr>
+      <w:r>
+        <w:t>Merila primerjave uspešnosti</w:t>
+      </w:r>
+    </w:p>
+    <w:p/>
+    <w:p>
+      <w:pPr>
+        <w:pStyle w:val="Heading1"/>
+        <w:spacing w:line="360" w:lineRule="auto"/>
+        <w:rPr>
+          <w:b/>
+          <w:sz w:val="36"/>
+          <w:szCs w:val="36"/>
+          <w:lang w:val="sl-SI"/>
+        </w:rPr>
+      </w:pPr>
+      <w:r>
+        <w:rPr>
+          <w:b/>
+          <w:sz w:val="36"/>
+          <w:szCs w:val="36"/>
+          <w:lang w:val="sl-SI"/>
+        </w:rPr>
+        <w:t>SPREMLJANJE IN ANALI</w:t>
+      </w:r>
+      <w:r>
+        <w:rPr>
+          <w:b/>
+          <w:sz w:val="36"/>
+          <w:szCs w:val="36"/>
+          <w:lang w:val="sl-SI"/>
+        </w:rPr>
+        <w:t>ZA</w:t>
+      </w:r>
+      <w:r>
+        <w:rPr>
+          <w:b/>
+          <w:sz w:val="36"/>
+          <w:szCs w:val="36"/>
+          <w:lang w:val="sl-SI"/>
+        </w:rPr>
         <w:t xml:space="preserve"> VADBE</w:t>
       </w:r>
-      <w:bookmarkEnd w:id="12"/>
+      <w:bookmarkEnd w:id="36"/>
     </w:p>
     <w:p>
       <w:r>
@@ -5945,11 +9310,11 @@
           <w:tab w:val="num" w:pos="567"/>
         </w:tabs>
       </w:pPr>
-      <w:bookmarkStart w:id="15" w:name="_Toc221980687"/>
+      <w:bookmarkStart w:id="37" w:name="_Toc225593982"/>
       <w:r>
         <w:t>Mehanizem stanj</w:t>
       </w:r>
-      <w:bookmarkEnd w:id="15"/>
+      <w:bookmarkEnd w:id="37"/>
     </w:p>
     <w:p>
       <w:r>
@@ -5989,7 +9354,11 @@
         <w:t>Če katerokoli od predhodnih stanj ni izpolnjeno, se mehanizem takoj pomakne v prvo neizpolnjeno stanje.</w:t>
       </w:r>
       <w:r>
-        <w:t xml:space="preserve"> Na ta način se zagotovi, da se analiza prične šele takrat, ko so vhodni podatki analize dovolj stabilni in zanesljivi</w:t>
+        <w:t xml:space="preserve"> Na ta način se zagotovi, da se analiza prične šele </w:t>
+      </w:r>
+      <w:r>
+        <w:lastRenderedPageBreak/>
+        <w:t>takrat, ko so vhodni podatki analize dovolj stabilni in zanesljivi</w:t>
       </w:r>
       <w:r>
         <w:t>, ter da uporabnik pred začetkom vadbe prejme kvalitetno usmeritev za pravilno pripravo</w:t>
@@ -6010,11 +9379,7 @@
         <w:t>.</w:t>
       </w:r>
       <w:r>
-        <w:t xml:space="preserve"> Izjema je </w:t>
-      </w:r>
-      <w:r>
-        <w:lastRenderedPageBreak/>
-        <w:t>le stanje »</w:t>
+        <w:t xml:space="preserve"> Izjema je le stanje »</w:t>
       </w:r>
       <w:r>
         <w:t>OPRAVI_SERIJO</w:t>
@@ -6126,11 +9491,11 @@
       <w:pPr>
         <w:pStyle w:val="Heading3"/>
       </w:pPr>
-      <w:bookmarkStart w:id="16" w:name="_Toc221980688"/>
+      <w:bookmarkStart w:id="38" w:name="_Toc225593983"/>
       <w:r>
         <w:t>Stanje NI_V_KADRU</w:t>
       </w:r>
-      <w:bookmarkEnd w:id="16"/>
+      <w:bookmarkEnd w:id="38"/>
     </w:p>
     <w:p>
       <w:r>
@@ -6178,11 +9543,11 @@
       <w:pPr>
         <w:pStyle w:val="Heading3"/>
       </w:pPr>
-      <w:bookmarkStart w:id="17" w:name="_Toc221980689"/>
+      <w:bookmarkStart w:id="39" w:name="_Toc225593984"/>
       <w:r>
         <w:t>Stanje NI_OBRNJEN_PROTI_KAMERI</w:t>
       </w:r>
-      <w:bookmarkEnd w:id="17"/>
+      <w:bookmarkEnd w:id="39"/>
     </w:p>
     <w:p>
       <w:r>
@@ -6225,12 +9590,11 @@
       <w:pPr>
         <w:pStyle w:val="Heading3"/>
       </w:pPr>
-      <w:bookmarkStart w:id="18" w:name="_Toc221980690"/>
-      <w:r>
-        <w:lastRenderedPageBreak/>
+      <w:bookmarkStart w:id="40" w:name="_Toc225593985"/>
+      <w:r>
         <w:t>Stanje NI_PRI_MIRU</w:t>
       </w:r>
-      <w:bookmarkEnd w:id="18"/>
+      <w:bookmarkEnd w:id="40"/>
     </w:p>
     <w:p>
       <w:r>
@@ -6319,11 +9683,11 @@
       <w:pPr>
         <w:pStyle w:val="Heading3"/>
       </w:pPr>
-      <w:bookmarkStart w:id="19" w:name="_Toc221980691"/>
+      <w:bookmarkStart w:id="41" w:name="_Toc225593986"/>
       <w:r>
         <w:t>Stanje ZAČETNI_POGOJI_DRŽE_NISO_IZPOLNJENI</w:t>
       </w:r>
-      <w:bookmarkEnd w:id="19"/>
+      <w:bookmarkEnd w:id="41"/>
     </w:p>
     <w:p>
       <w:r>
@@ -6453,11 +9817,11 @@
       <w:pPr>
         <w:pStyle w:val="Heading3"/>
       </w:pPr>
-      <w:bookmarkStart w:id="20" w:name="_Toc221980692"/>
+      <w:bookmarkStart w:id="42" w:name="_Toc225593987"/>
       <w:r>
         <w:t>Stanje OPRAVI_SERIJO</w:t>
       </w:r>
-      <w:bookmarkEnd w:id="20"/>
+      <w:bookmarkEnd w:id="42"/>
     </w:p>
     <w:p>
       <w:r>
@@ -6570,11 +9934,11 @@
       <w:pPr>
         <w:pStyle w:val="Heading3"/>
       </w:pPr>
-      <w:bookmarkStart w:id="21" w:name="_Toc221980693"/>
+      <w:bookmarkStart w:id="43" w:name="_Toc225593988"/>
       <w:r>
         <w:t>Stanje USTAVLJENO</w:t>
       </w:r>
-      <w:bookmarkEnd w:id="21"/>
+      <w:bookmarkEnd w:id="43"/>
     </w:p>
     <w:p>
       <w:r>
@@ -6589,11 +9953,11 @@
       <w:pPr>
         <w:pStyle w:val="Heading2"/>
       </w:pPr>
-      <w:bookmarkStart w:id="22" w:name="_Toc221980694"/>
+      <w:bookmarkStart w:id="44" w:name="_Toc225593989"/>
       <w:r>
         <w:t>Predpisi vaj</w:t>
       </w:r>
-      <w:bookmarkEnd w:id="22"/>
+      <w:bookmarkEnd w:id="44"/>
     </w:p>
     <w:p>
       <w:r>
@@ -6773,11 +10137,11 @@
       <w:pPr>
         <w:pStyle w:val="Heading2"/>
       </w:pPr>
-      <w:bookmarkStart w:id="23" w:name="_Toc221980695"/>
+      <w:bookmarkStart w:id="45" w:name="_Toc225593990"/>
       <w:r>
         <w:t>Zajemanje ponovitev</w:t>
       </w:r>
-      <w:bookmarkEnd w:id="23"/>
+      <w:bookmarkEnd w:id="45"/>
     </w:p>
     <w:p>
       <w:r>
@@ -6950,12 +10314,12 @@
       <w:pPr>
         <w:pStyle w:val="Heading3"/>
       </w:pPr>
-      <w:bookmarkStart w:id="24" w:name="_Toc221980696"/>
+      <w:bookmarkStart w:id="46" w:name="_Toc225593991"/>
       <w:r>
         <w:lastRenderedPageBreak/>
         <w:t>Čas koncentrične faze</w:t>
       </w:r>
-      <w:bookmarkEnd w:id="24"/>
+      <w:bookmarkEnd w:id="46"/>
     </w:p>
     <w:p>
       <w:r>
@@ -6993,11 +10357,11 @@
       <w:pPr>
         <w:pStyle w:val="Heading3"/>
       </w:pPr>
-      <w:bookmarkStart w:id="25" w:name="_Toc221980697"/>
+      <w:bookmarkStart w:id="47" w:name="_Toc225593992"/>
       <w:r>
         <w:t>Čas ekscentrične faze</w:t>
       </w:r>
-      <w:bookmarkEnd w:id="25"/>
+      <w:bookmarkEnd w:id="47"/>
     </w:p>
     <w:p>
       <w:r>
@@ -7014,11 +10378,11 @@
       <w:pPr>
         <w:pStyle w:val="Heading3"/>
       </w:pPr>
-      <w:bookmarkStart w:id="26" w:name="_Toc221980698"/>
+      <w:bookmarkStart w:id="48" w:name="_Toc225593993"/>
       <w:r>
         <w:t>Čas izometrične faze</w:t>
       </w:r>
-      <w:bookmarkEnd w:id="26"/>
+      <w:bookmarkEnd w:id="48"/>
     </w:p>
     <w:p>
       <w:r>
@@ -7075,22 +10439,22 @@
       <w:pPr>
         <w:pStyle w:val="Heading2"/>
       </w:pPr>
-      <w:bookmarkStart w:id="27" w:name="_Toc221980699"/>
+      <w:bookmarkStart w:id="49" w:name="_Toc225593994"/>
       <w:r>
         <w:lastRenderedPageBreak/>
         <w:t>Povratne informacije</w:t>
       </w:r>
-      <w:bookmarkEnd w:id="27"/>
+      <w:bookmarkEnd w:id="49"/>
     </w:p>
     <w:p>
       <w:pPr>
         <w:pStyle w:val="Heading3"/>
       </w:pPr>
-      <w:bookmarkStart w:id="28" w:name="_Toc221980700"/>
+      <w:bookmarkStart w:id="50" w:name="_Toc225593995"/>
       <w:r>
         <w:t>Grafične povratne informacije</w:t>
       </w:r>
-      <w:bookmarkEnd w:id="28"/>
+      <w:bookmarkEnd w:id="50"/>
     </w:p>
     <w:p>
       <w:r>
@@ -7195,6 +10559,9 @@
         <w:pStyle w:val="Images"/>
       </w:pPr>
       <w:r>
+        <w:rPr>
+          <w:noProof/>
+        </w:rPr>
         <w:drawing>
           <wp:inline distT="0" distB="0" distL="0" distR="0" wp14:anchorId="1E28F347" wp14:editId="4BB88319">
             <wp:extent cx="4933950" cy="3071499"/>
@@ -7211,7 +10578,7 @@
                     <pic:cNvPicPr/>
                   </pic:nvPicPr>
                   <pic:blipFill>
-                    <a:blip r:embed="rId21"/>
+                    <a:blip r:embed="rId24"/>
                     <a:stretch>
                       <a:fillRect/>
                     </a:stretch>
@@ -7236,38 +10603,64 @@
       <w:pPr>
         <w:pStyle w:val="Caption"/>
       </w:pPr>
-      <w:bookmarkStart w:id="29" w:name="_Ref221966222"/>
-      <w:bookmarkStart w:id="30" w:name="_Toc221980708"/>
+      <w:bookmarkStart w:id="51" w:name="_Ref221966222"/>
+      <w:bookmarkStart w:id="52" w:name="_Toc225594007"/>
       <w:r>
         <w:t xml:space="preserve">Slika </w:t>
       </w:r>
-      <w:fldSimple w:instr=" STYLEREF 1 \s ">
-        <w:r>
-          <w:rPr>
-            <w:noProof/>
-          </w:rPr>
-          <w:t>3</w:t>
-        </w:r>
-      </w:fldSimple>
+      <w:r>
+        <w:fldChar w:fldCharType="begin"/>
+      </w:r>
+      <w:r>
+        <w:instrText xml:space="preserve"> STYLEREF 1 \s </w:instrText>
+      </w:r>
+      <w:r>
+        <w:fldChar w:fldCharType="separate"/>
+      </w:r>
+      <w:r>
+        <w:rPr>
+          <w:noProof/>
+        </w:rPr>
+        <w:t>3</w:t>
+      </w:r>
+      <w:r>
+        <w:rPr>
+          <w:noProof/>
+        </w:rPr>
+        <w:fldChar w:fldCharType="end"/>
+      </w:r>
       <w:r>
         <w:t>.</w:t>
       </w:r>
-      <w:fldSimple w:instr=" SEQ Slika \* ARABIC \s 1 ">
-        <w:r>
-          <w:rPr>
-            <w:noProof/>
-          </w:rPr>
-          <w:t>1</w:t>
-        </w:r>
-      </w:fldSimple>
+      <w:r>
+        <w:fldChar w:fldCharType="begin"/>
+      </w:r>
+      <w:r>
+        <w:instrText xml:space="preserve"> SEQ Slika \* ARABIC \s 1 </w:instrText>
+      </w:r>
+      <w:r>
+        <w:fldChar w:fldCharType="separate"/>
+      </w:r>
+      <w:r>
+        <w:rPr>
+          <w:noProof/>
+        </w:rPr>
+        <w:t>1</w:t>
+      </w:r>
+      <w:r>
+        <w:rPr>
+          <w:noProof/>
+        </w:rPr>
+        <w:fldChar w:fldCharType="end"/>
+      </w:r>
       <w:r>
         <w:t>: Časovni graf</w:t>
       </w:r>
-      <w:bookmarkEnd w:id="29"/>
-      <w:bookmarkEnd w:id="30"/>
+      <w:bookmarkEnd w:id="51"/>
       <w:r>
         <w:t xml:space="preserve"> vsake ponovitve</w:t>
       </w:r>
+      <w:bookmarkEnd w:id="52"/>
     </w:p>
     <w:p/>
     <w:p>
@@ -7293,6 +10686,9 @@
         <w:pStyle w:val="Images"/>
       </w:pPr>
       <w:r>
+        <w:rPr>
+          <w:noProof/>
+        </w:rPr>
         <w:drawing>
           <wp:inline distT="0" distB="0" distL="0" distR="0" wp14:anchorId="26B7BC38" wp14:editId="448F4768">
             <wp:extent cx="4895918" cy="3124200"/>
@@ -7309,7 +10705,7 @@
                     <pic:cNvPicPr/>
                   </pic:nvPicPr>
                   <pic:blipFill>
-                    <a:blip r:embed="rId22"/>
+                    <a:blip r:embed="rId25"/>
                     <a:stretch>
                       <a:fillRect/>
                     </a:stretch>
@@ -7334,41 +10730,67 @@
       <w:pPr>
         <w:pStyle w:val="Caption"/>
       </w:pPr>
-      <w:bookmarkStart w:id="31" w:name="_Ref221966255"/>
-      <w:bookmarkStart w:id="32" w:name="_Toc221980709"/>
+      <w:bookmarkStart w:id="53" w:name="_Ref221966255"/>
+      <w:bookmarkStart w:id="54" w:name="_Toc225594008"/>
       <w:r>
         <w:t xml:space="preserve">Slika </w:t>
       </w:r>
-      <w:fldSimple w:instr=" STYLEREF 1 \s ">
-        <w:r>
-          <w:rPr>
-            <w:noProof/>
-          </w:rPr>
-          <w:t>3</w:t>
-        </w:r>
-      </w:fldSimple>
+      <w:r>
+        <w:fldChar w:fldCharType="begin"/>
+      </w:r>
+      <w:r>
+        <w:instrText xml:space="preserve"> STYLEREF 1 \s </w:instrText>
+      </w:r>
+      <w:r>
+        <w:fldChar w:fldCharType="separate"/>
+      </w:r>
+      <w:r>
+        <w:rPr>
+          <w:noProof/>
+        </w:rPr>
+        <w:t>3</w:t>
+      </w:r>
+      <w:r>
+        <w:rPr>
+          <w:noProof/>
+        </w:rPr>
+        <w:fldChar w:fldCharType="end"/>
+      </w:r>
       <w:r>
         <w:t>.</w:t>
       </w:r>
-      <w:fldSimple w:instr=" SEQ Slika \* ARABIC \s 1 ">
-        <w:r>
-          <w:rPr>
-            <w:noProof/>
-          </w:rPr>
-          <w:t>2</w:t>
-        </w:r>
-      </w:fldSimple>
+      <w:r>
+        <w:fldChar w:fldCharType="begin"/>
+      </w:r>
+      <w:r>
+        <w:instrText xml:space="preserve"> SEQ Slika \* ARABIC \s 1 </w:instrText>
+      </w:r>
+      <w:r>
+        <w:fldChar w:fldCharType="separate"/>
+      </w:r>
+      <w:r>
+        <w:rPr>
+          <w:noProof/>
+        </w:rPr>
+        <w:t>2</w:t>
+      </w:r>
+      <w:r>
+        <w:rPr>
+          <w:noProof/>
+        </w:rPr>
+        <w:fldChar w:fldCharType="end"/>
+      </w:r>
       <w:r>
         <w:t xml:space="preserve">: Graf prepotovane </w:t>
       </w:r>
-      <w:bookmarkEnd w:id="31"/>
+      <w:bookmarkEnd w:id="53"/>
       <w:r>
         <w:t>razdalje</w:t>
       </w:r>
-      <w:bookmarkEnd w:id="32"/>
       <w:r>
         <w:t xml:space="preserve"> za vsako ponovitev</w:t>
       </w:r>
+      <w:bookmarkEnd w:id="54"/>
     </w:p>
     <w:p/>
     <w:p>
@@ -7384,6 +10806,9 @@
         <w:pStyle w:val="Images"/>
       </w:pPr>
       <w:r>
+        <w:rPr>
+          <w:noProof/>
+        </w:rPr>
         <w:lastRenderedPageBreak/>
         <w:drawing>
           <wp:inline distT="0" distB="0" distL="0" distR="0" wp14:anchorId="55919555" wp14:editId="2E3B9B7E">
@@ -7401,7 +10826,7 @@
                     <pic:cNvPicPr/>
                   </pic:nvPicPr>
                   <pic:blipFill>
-                    <a:blip r:embed="rId23"/>
+                    <a:blip r:embed="rId26"/>
                     <a:stretch>
                       <a:fillRect/>
                     </a:stretch>
@@ -7426,55 +10851,81 @@
       <w:pPr>
         <w:pStyle w:val="Caption"/>
       </w:pPr>
-      <w:bookmarkStart w:id="33" w:name="_Ref221966277"/>
-      <w:bookmarkStart w:id="34" w:name="_Ref221967533"/>
-      <w:bookmarkStart w:id="35" w:name="_Ref221968150"/>
-      <w:bookmarkStart w:id="36" w:name="_Toc221980710"/>
+      <w:bookmarkStart w:id="55" w:name="_Ref221966277"/>
+      <w:bookmarkStart w:id="56" w:name="_Ref221967533"/>
+      <w:bookmarkStart w:id="57" w:name="_Ref221968150"/>
+      <w:bookmarkStart w:id="58" w:name="_Toc225594009"/>
       <w:r>
         <w:t xml:space="preserve">Slika </w:t>
       </w:r>
-      <w:fldSimple w:instr=" STYLEREF 1 \s ">
-        <w:r>
-          <w:rPr>
-            <w:noProof/>
-          </w:rPr>
-          <w:t>3</w:t>
-        </w:r>
-      </w:fldSimple>
+      <w:r>
+        <w:fldChar w:fldCharType="begin"/>
+      </w:r>
+      <w:r>
+        <w:instrText xml:space="preserve"> STYLEREF 1 \s </w:instrText>
+      </w:r>
+      <w:r>
+        <w:fldChar w:fldCharType="separate"/>
+      </w:r>
+      <w:r>
+        <w:rPr>
+          <w:noProof/>
+        </w:rPr>
+        <w:t>3</w:t>
+      </w:r>
+      <w:r>
+        <w:rPr>
+          <w:noProof/>
+        </w:rPr>
+        <w:fldChar w:fldCharType="end"/>
+      </w:r>
       <w:r>
         <w:t>.</w:t>
       </w:r>
-      <w:fldSimple w:instr=" SEQ Slika \* ARABIC \s 1 ">
-        <w:r>
-          <w:rPr>
-            <w:noProof/>
-          </w:rPr>
-          <w:t>3</w:t>
-        </w:r>
-      </w:fldSimple>
+      <w:r>
+        <w:fldChar w:fldCharType="begin"/>
+      </w:r>
+      <w:r>
+        <w:instrText xml:space="preserve"> SEQ Slika \* ARABIC \s 1 </w:instrText>
+      </w:r>
+      <w:r>
+        <w:fldChar w:fldCharType="separate"/>
+      </w:r>
+      <w:r>
+        <w:rPr>
+          <w:noProof/>
+        </w:rPr>
+        <w:t>3</w:t>
+      </w:r>
+      <w:r>
+        <w:rPr>
+          <w:noProof/>
+        </w:rPr>
+        <w:fldChar w:fldCharType="end"/>
+      </w:r>
       <w:r>
         <w:t>: Graf hitrosti</w:t>
       </w:r>
-      <w:bookmarkEnd w:id="33"/>
+      <w:bookmarkEnd w:id="55"/>
       <w:r>
         <w:t xml:space="preserve"> v koncentrični fazi</w:t>
       </w:r>
-      <w:bookmarkEnd w:id="34"/>
-      <w:bookmarkEnd w:id="35"/>
-      <w:bookmarkEnd w:id="36"/>
+      <w:bookmarkEnd w:id="56"/>
+      <w:bookmarkEnd w:id="57"/>
       <w:r>
         <w:t xml:space="preserve"> za vsako ponovitev</w:t>
       </w:r>
+      <w:bookmarkEnd w:id="58"/>
     </w:p>
     <w:p>
       <w:pPr>
         <w:pStyle w:val="Heading3"/>
       </w:pPr>
-      <w:bookmarkStart w:id="37" w:name="_Toc221980701"/>
+      <w:bookmarkStart w:id="59" w:name="_Toc225593996"/>
       <w:r>
         <w:t>Informacije o nepravilni drži telesa</w:t>
       </w:r>
-      <w:bookmarkEnd w:id="37"/>
+      <w:bookmarkEnd w:id="59"/>
     </w:p>
     <w:p>
       <w:r>
@@ -7534,11 +10985,11 @@
       <w:pPr>
         <w:pStyle w:val="Heading2"/>
       </w:pPr>
-      <w:bookmarkStart w:id="38" w:name="_Toc221980702"/>
+      <w:bookmarkStart w:id="60" w:name="_Toc225593997"/>
       <w:r>
         <w:t>Kalibracija uporabnika</w:t>
       </w:r>
-      <w:bookmarkEnd w:id="38"/>
+      <w:bookmarkEnd w:id="60"/>
     </w:p>
     <w:p>
       <w:r>
@@ -7626,23 +11077,25 @@
       <w:pPr>
         <w:pStyle w:val="Heading2"/>
       </w:pPr>
+      <w:bookmarkStart w:id="61" w:name="_Toc225593998"/>
       <w:r>
         <w:t xml:space="preserve">Merjenje </w:t>
       </w:r>
       <w:r>
         <w:t>višine skoka</w:t>
       </w:r>
+      <w:bookmarkEnd w:id="61"/>
     </w:p>
     <w:p/>
     <w:p>
       <w:pPr>
         <w:pStyle w:val="Heading2"/>
       </w:pPr>
-      <w:bookmarkStart w:id="39" w:name="_Toc221980703"/>
+      <w:bookmarkStart w:id="62" w:name="_Toc225593999"/>
       <w:r>
         <w:t>Uporaba izmerjenih podatkov med analizo in pomen treninga na podlagi hitrosti</w:t>
       </w:r>
-      <w:bookmarkEnd w:id="39"/>
+      <w:bookmarkEnd w:id="62"/>
     </w:p>
     <w:p>
       <w:r>
@@ -7662,7 +11115,7 @@
       <w:pPr>
         <w:pStyle w:val="Heading3"/>
       </w:pPr>
-      <w:bookmarkStart w:id="40" w:name="_Toc221980704"/>
+      <w:bookmarkStart w:id="63" w:name="_Toc225594000"/>
       <w:r>
         <w:t xml:space="preserve">Primerjava ponovitev znotraj </w:t>
       </w:r>
@@ -7672,7 +11125,7 @@
       <w:r>
         <w:t>serije</w:t>
       </w:r>
-      <w:bookmarkEnd w:id="40"/>
+      <w:bookmarkEnd w:id="63"/>
     </w:p>
     <w:p>
       <w:r>
@@ -7811,12 +11264,12 @@
       <w:pPr>
         <w:pStyle w:val="Heading3"/>
       </w:pPr>
-      <w:bookmarkStart w:id="41" w:name="_Toc221980705"/>
+      <w:bookmarkStart w:id="64" w:name="_Toc225594001"/>
       <w:r>
         <w:lastRenderedPageBreak/>
         <w:t>Trening na podlagi hitrosti</w:t>
       </w:r>
-      <w:bookmarkEnd w:id="41"/>
+      <w:bookmarkEnd w:id="64"/>
     </w:p>
     <w:p>
       <w:r>
@@ -7953,14 +11406,14 @@
       <w:pPr>
         <w:pStyle w:val="Heading3"/>
       </w:pPr>
-      <w:bookmarkStart w:id="42" w:name="_Toc221980706"/>
+      <w:bookmarkStart w:id="65" w:name="_Toc225594002"/>
       <w:r>
         <w:t>Primerjava med treningi</w:t>
       </w:r>
       <w:r>
         <w:t xml:space="preserve"> skozi čas</w:t>
       </w:r>
-      <w:bookmarkEnd w:id="42"/>
+      <w:bookmarkEnd w:id="65"/>
     </w:p>
     <w:p>
       <w:r>
@@ -8005,12 +11458,14 @@
           <w:lang w:val="sl-SI"/>
         </w:rPr>
       </w:pPr>
+      <w:bookmarkStart w:id="66" w:name="_Toc225594003"/>
       <w:r>
         <w:rPr>
           <w:lang w:val="sl-SI"/>
         </w:rPr>
         <w:t>VIRI</w:t>
       </w:r>
+      <w:bookmarkEnd w:id="66"/>
     </w:p>
     <w:p>
       <w:r>
@@ -8291,7 +11746,7 @@
     </w:p>
     <w:p/>
     <w:sectPr>
-      <w:headerReference w:type="default" r:id="rId24"/>
+      <w:headerReference w:type="default" r:id="rId27"/>
       <w:pgSz w:w="11901" w:h="16834" w:code="9"/>
       <w:pgMar w:top="1701" w:right="1418" w:bottom="1701" w:left="1985" w:header="709" w:footer="709" w:gutter="0"/>
       <w:pgNumType w:start="1"/>
@@ -8352,7 +11807,13 @@
       <w:rPr>
         <w:lang w:val="sl-SI"/>
       </w:rPr>
-      <w:t>18</w:t>
+      <w:t>1</w:t>
+    </w:r>
+    <w:r>
+      <w:rPr>
+        <w:lang w:val="sl-SI"/>
+      </w:rPr>
+      <w:t>8</w:t>
     </w:r>
     <w:r>
       <w:rPr>
@@ -8476,6 +11937,7 @@
     </w:r>
     <w:r>
       <w:rPr>
+        <w:noProof/>
         <w:lang w:val="sl-SI" w:eastAsia="sl-SI"/>
       </w:rPr>
       <mc:AlternateContent>
@@ -11418,6 +14880,119 @@
     </w:lvl>
   </w:abstractNum>
   <w:abstractNum w:abstractNumId="25" w15:restartNumberingAfterBreak="0">
+    <w:nsid w:val="489362F3"/>
+    <w:multiLevelType w:val="hybridMultilevel"/>
+    <w:tmpl w:val="A8EE65A4"/>
+    <w:lvl w:ilvl="0" w:tplc="20000001">
+      <w:start w:val="1"/>
+      <w:numFmt w:val="bullet"/>
+      <w:lvlText w:val=""/>
+      <w:lvlJc w:val="left"/>
+      <w:pPr>
+        <w:ind w:left="720" w:hanging="360"/>
+      </w:pPr>
+      <w:rPr>
+        <w:rFonts w:ascii="Symbol" w:hAnsi="Symbol" w:hint="default"/>
+      </w:rPr>
+    </w:lvl>
+    <w:lvl w:ilvl="1" w:tplc="20000003" w:tentative="1">
+      <w:start w:val="1"/>
+      <w:numFmt w:val="bullet"/>
+      <w:lvlText w:val="o"/>
+      <w:lvlJc w:val="left"/>
+      <w:pPr>
+        <w:ind w:left="1440" w:hanging="360"/>
+      </w:pPr>
+      <w:rPr>
+        <w:rFonts w:ascii="Courier New" w:hAnsi="Courier New" w:cs="Courier New" w:hint="default"/>
+      </w:rPr>
+    </w:lvl>
+    <w:lvl w:ilvl="2" w:tplc="20000005" w:tentative="1">
+      <w:start w:val="1"/>
+      <w:numFmt w:val="bullet"/>
+      <w:lvlText w:val=""/>
+      <w:lvlJc w:val="left"/>
+      <w:pPr>
+        <w:ind w:left="2160" w:hanging="360"/>
+      </w:pPr>
+      <w:rPr>
+        <w:rFonts w:ascii="Wingdings" w:hAnsi="Wingdings" w:hint="default"/>
+      </w:rPr>
+    </w:lvl>
+    <w:lvl w:ilvl="3" w:tplc="20000001" w:tentative="1">
+      <w:start w:val="1"/>
+      <w:numFmt w:val="bullet"/>
+      <w:lvlText w:val=""/>
+      <w:lvlJc w:val="left"/>
+      <w:pPr>
+        <w:ind w:left="2880" w:hanging="360"/>
+      </w:pPr>
+      <w:rPr>
+        <w:rFonts w:ascii="Symbol" w:hAnsi="Symbol" w:hint="default"/>
+      </w:rPr>
+    </w:lvl>
+    <w:lvl w:ilvl="4" w:tplc="20000003" w:tentative="1">
+      <w:start w:val="1"/>
+      <w:numFmt w:val="bullet"/>
+      <w:lvlText w:val="o"/>
+      <w:lvlJc w:val="left"/>
+      <w:pPr>
+        <w:ind w:left="3600" w:hanging="360"/>
+      </w:pPr>
+      <w:rPr>
+        <w:rFonts w:ascii="Courier New" w:hAnsi="Courier New" w:cs="Courier New" w:hint="default"/>
+      </w:rPr>
+    </w:lvl>
+    <w:lvl w:ilvl="5" w:tplc="20000005" w:tentative="1">
+      <w:start w:val="1"/>
+      <w:numFmt w:val="bullet"/>
+      <w:lvlText w:val=""/>
+      <w:lvlJc w:val="left"/>
+      <w:pPr>
+        <w:ind w:left="4320" w:hanging="360"/>
+      </w:pPr>
+      <w:rPr>
+        <w:rFonts w:ascii="Wingdings" w:hAnsi="Wingdings" w:hint="default"/>
+      </w:rPr>
+    </w:lvl>
+    <w:lvl w:ilvl="6" w:tplc="20000001" w:tentative="1">
+      <w:start w:val="1"/>
+      <w:numFmt w:val="bullet"/>
+      <w:lvlText w:val=""/>
+      <w:lvlJc w:val="left"/>
+      <w:pPr>
+        <w:ind w:left="5040" w:hanging="360"/>
+      </w:pPr>
+      <w:rPr>
+        <w:rFonts w:ascii="Symbol" w:hAnsi="Symbol" w:hint="default"/>
+      </w:rPr>
+    </w:lvl>
+    <w:lvl w:ilvl="7" w:tplc="20000003" w:tentative="1">
+      <w:start w:val="1"/>
+      <w:numFmt w:val="bullet"/>
+      <w:lvlText w:val="o"/>
+      <w:lvlJc w:val="left"/>
+      <w:pPr>
+        <w:ind w:left="5760" w:hanging="360"/>
+      </w:pPr>
+      <w:rPr>
+        <w:rFonts w:ascii="Courier New" w:hAnsi="Courier New" w:cs="Courier New" w:hint="default"/>
+      </w:rPr>
+    </w:lvl>
+    <w:lvl w:ilvl="8" w:tplc="20000005" w:tentative="1">
+      <w:start w:val="1"/>
+      <w:numFmt w:val="bullet"/>
+      <w:lvlText w:val=""/>
+      <w:lvlJc w:val="left"/>
+      <w:pPr>
+        <w:ind w:left="6480" w:hanging="360"/>
+      </w:pPr>
+      <w:rPr>
+        <w:rFonts w:ascii="Wingdings" w:hAnsi="Wingdings" w:hint="default"/>
+      </w:rPr>
+    </w:lvl>
+  </w:abstractNum>
+  <w:abstractNum w:abstractNumId="26" w15:restartNumberingAfterBreak="0">
     <w:nsid w:val="4D737F36"/>
     <w:multiLevelType w:val="hybridMultilevel"/>
     <w:tmpl w:val="2FCADFCC"/>
@@ -11530,7 +15105,7 @@
       </w:rPr>
     </w:lvl>
   </w:abstractNum>
-  <w:abstractNum w:abstractNumId="26" w15:restartNumberingAfterBreak="0">
+  <w:abstractNum w:abstractNumId="27" w15:restartNumberingAfterBreak="0">
     <w:nsid w:val="56210033"/>
     <w:multiLevelType w:val="hybridMultilevel"/>
     <w:tmpl w:val="B834133E"/>
@@ -11643,7 +15218,7 @@
       </w:rPr>
     </w:lvl>
   </w:abstractNum>
-  <w:abstractNum w:abstractNumId="27" w15:restartNumberingAfterBreak="0">
+  <w:abstractNum w:abstractNumId="28" w15:restartNumberingAfterBreak="0">
     <w:nsid w:val="566D6DDD"/>
     <w:multiLevelType w:val="hybridMultilevel"/>
     <w:tmpl w:val="E55A3D24"/>
@@ -11783,7 +15358,7 @@
       </w:rPr>
     </w:lvl>
   </w:abstractNum>
-  <w:abstractNum w:abstractNumId="28" w15:restartNumberingAfterBreak="0">
+  <w:abstractNum w:abstractNumId="29" w15:restartNumberingAfterBreak="0">
     <w:nsid w:val="56C4537D"/>
     <w:multiLevelType w:val="hybridMultilevel"/>
     <w:tmpl w:val="66485F72"/>
@@ -11896,7 +15471,7 @@
       </w:rPr>
     </w:lvl>
   </w:abstractNum>
-  <w:abstractNum w:abstractNumId="29" w15:restartNumberingAfterBreak="0">
+  <w:abstractNum w:abstractNumId="30" w15:restartNumberingAfterBreak="0">
     <w:nsid w:val="574533E9"/>
     <w:multiLevelType w:val="hybridMultilevel"/>
     <w:tmpl w:val="5B146962"/>
@@ -12008,7 +15583,7 @@
       </w:rPr>
     </w:lvl>
   </w:abstractNum>
-  <w:abstractNum w:abstractNumId="30" w15:restartNumberingAfterBreak="0">
+  <w:abstractNum w:abstractNumId="31" w15:restartNumberingAfterBreak="0">
     <w:nsid w:val="58DE7EFA"/>
     <w:multiLevelType w:val="hybridMultilevel"/>
     <w:tmpl w:val="131EA528"/>
@@ -12103,7 +15678,7 @@
       </w:pPr>
     </w:lvl>
   </w:abstractNum>
-  <w:abstractNum w:abstractNumId="31" w15:restartNumberingAfterBreak="0">
+  <w:abstractNum w:abstractNumId="32" w15:restartNumberingAfterBreak="0">
     <w:nsid w:val="5AC4619C"/>
     <w:multiLevelType w:val="hybridMultilevel"/>
     <w:tmpl w:val="DFB60A26"/>
@@ -12215,7 +15790,7 @@
       </w:rPr>
     </w:lvl>
   </w:abstractNum>
-  <w:abstractNum w:abstractNumId="32" w15:restartNumberingAfterBreak="0">
+  <w:abstractNum w:abstractNumId="33" w15:restartNumberingAfterBreak="0">
     <w:nsid w:val="5D4B3E35"/>
     <w:multiLevelType w:val="hybridMultilevel"/>
     <w:tmpl w:val="63006618"/>
@@ -12328,7 +15903,7 @@
       </w:rPr>
     </w:lvl>
   </w:abstractNum>
-  <w:abstractNum w:abstractNumId="33" w15:restartNumberingAfterBreak="0">
+  <w:abstractNum w:abstractNumId="34" w15:restartNumberingAfterBreak="0">
     <w:nsid w:val="5E1C298F"/>
     <w:multiLevelType w:val="hybridMultilevel"/>
     <w:tmpl w:val="7642668E"/>
@@ -12441,7 +16016,120 @@
       </w:rPr>
     </w:lvl>
   </w:abstractNum>
-  <w:abstractNum w:abstractNumId="34" w15:restartNumberingAfterBreak="0">
+  <w:abstractNum w:abstractNumId="35" w15:restartNumberingAfterBreak="0">
+    <w:nsid w:val="60CA680F"/>
+    <w:multiLevelType w:val="hybridMultilevel"/>
+    <w:tmpl w:val="B94AE1E6"/>
+    <w:lvl w:ilvl="0" w:tplc="20000001">
+      <w:start w:val="1"/>
+      <w:numFmt w:val="bullet"/>
+      <w:lvlText w:val=""/>
+      <w:lvlJc w:val="left"/>
+      <w:pPr>
+        <w:ind w:left="720" w:hanging="360"/>
+      </w:pPr>
+      <w:rPr>
+        <w:rFonts w:ascii="Symbol" w:hAnsi="Symbol" w:hint="default"/>
+      </w:rPr>
+    </w:lvl>
+    <w:lvl w:ilvl="1" w:tplc="20000003" w:tentative="1">
+      <w:start w:val="1"/>
+      <w:numFmt w:val="bullet"/>
+      <w:lvlText w:val="o"/>
+      <w:lvlJc w:val="left"/>
+      <w:pPr>
+        <w:ind w:left="1440" w:hanging="360"/>
+      </w:pPr>
+      <w:rPr>
+        <w:rFonts w:ascii="Courier New" w:hAnsi="Courier New" w:cs="Courier New" w:hint="default"/>
+      </w:rPr>
+    </w:lvl>
+    <w:lvl w:ilvl="2" w:tplc="20000005" w:tentative="1">
+      <w:start w:val="1"/>
+      <w:numFmt w:val="bullet"/>
+      <w:lvlText w:val=""/>
+      <w:lvlJc w:val="left"/>
+      <w:pPr>
+        <w:ind w:left="2160" w:hanging="360"/>
+      </w:pPr>
+      <w:rPr>
+        <w:rFonts w:ascii="Wingdings" w:hAnsi="Wingdings" w:hint="default"/>
+      </w:rPr>
+    </w:lvl>
+    <w:lvl w:ilvl="3" w:tplc="20000001" w:tentative="1">
+      <w:start w:val="1"/>
+      <w:numFmt w:val="bullet"/>
+      <w:lvlText w:val=""/>
+      <w:lvlJc w:val="left"/>
+      <w:pPr>
+        <w:ind w:left="2880" w:hanging="360"/>
+      </w:pPr>
+      <w:rPr>
+        <w:rFonts w:ascii="Symbol" w:hAnsi="Symbol" w:hint="default"/>
+      </w:rPr>
+    </w:lvl>
+    <w:lvl w:ilvl="4" w:tplc="20000003" w:tentative="1">
+      <w:start w:val="1"/>
+      <w:numFmt w:val="bullet"/>
+      <w:lvlText w:val="o"/>
+      <w:lvlJc w:val="left"/>
+      <w:pPr>
+        <w:ind w:left="3600" w:hanging="360"/>
+      </w:pPr>
+      <w:rPr>
+        <w:rFonts w:ascii="Courier New" w:hAnsi="Courier New" w:cs="Courier New" w:hint="default"/>
+      </w:rPr>
+    </w:lvl>
+    <w:lvl w:ilvl="5" w:tplc="20000005" w:tentative="1">
+      <w:start w:val="1"/>
+      <w:numFmt w:val="bullet"/>
+      <w:lvlText w:val=""/>
+      <w:lvlJc w:val="left"/>
+      <w:pPr>
+        <w:ind w:left="4320" w:hanging="360"/>
+      </w:pPr>
+      <w:rPr>
+        <w:rFonts w:ascii="Wingdings" w:hAnsi="Wingdings" w:hint="default"/>
+      </w:rPr>
+    </w:lvl>
+    <w:lvl w:ilvl="6" w:tplc="20000001" w:tentative="1">
+      <w:start w:val="1"/>
+      <w:numFmt w:val="bullet"/>
+      <w:lvlText w:val=""/>
+      <w:lvlJc w:val="left"/>
+      <w:pPr>
+        <w:ind w:left="5040" w:hanging="360"/>
+      </w:pPr>
+      <w:rPr>
+        <w:rFonts w:ascii="Symbol" w:hAnsi="Symbol" w:hint="default"/>
+      </w:rPr>
+    </w:lvl>
+    <w:lvl w:ilvl="7" w:tplc="20000003" w:tentative="1">
+      <w:start w:val="1"/>
+      <w:numFmt w:val="bullet"/>
+      <w:lvlText w:val="o"/>
+      <w:lvlJc w:val="left"/>
+      <w:pPr>
+        <w:ind w:left="5760" w:hanging="360"/>
+      </w:pPr>
+      <w:rPr>
+        <w:rFonts w:ascii="Courier New" w:hAnsi="Courier New" w:cs="Courier New" w:hint="default"/>
+      </w:rPr>
+    </w:lvl>
+    <w:lvl w:ilvl="8" w:tplc="20000005" w:tentative="1">
+      <w:start w:val="1"/>
+      <w:numFmt w:val="bullet"/>
+      <w:lvlText w:val=""/>
+      <w:lvlJc w:val="left"/>
+      <w:pPr>
+        <w:ind w:left="6480" w:hanging="360"/>
+      </w:pPr>
+      <w:rPr>
+        <w:rFonts w:ascii="Wingdings" w:hAnsi="Wingdings" w:hint="default"/>
+      </w:rPr>
+    </w:lvl>
+  </w:abstractNum>
+  <w:abstractNum w:abstractNumId="36" w15:restartNumberingAfterBreak="0">
     <w:nsid w:val="6103011A"/>
     <w:multiLevelType w:val="hybridMultilevel"/>
     <w:tmpl w:val="BE52C078"/>
@@ -12554,7 +16242,7 @@
       </w:rPr>
     </w:lvl>
   </w:abstractNum>
-  <w:abstractNum w:abstractNumId="35" w15:restartNumberingAfterBreak="0">
+  <w:abstractNum w:abstractNumId="37" w15:restartNumberingAfterBreak="0">
     <w:nsid w:val="613216BC"/>
     <w:multiLevelType w:val="hybridMultilevel"/>
     <w:tmpl w:val="DCD43D76"/>
@@ -12667,7 +16355,7 @@
       </w:rPr>
     </w:lvl>
   </w:abstractNum>
-  <w:abstractNum w:abstractNumId="36" w15:restartNumberingAfterBreak="0">
+  <w:abstractNum w:abstractNumId="38" w15:restartNumberingAfterBreak="0">
     <w:nsid w:val="62CA2A8F"/>
     <w:multiLevelType w:val="hybridMultilevel"/>
     <w:tmpl w:val="9E62B7C8"/>
@@ -12780,7 +16468,7 @@
       </w:rPr>
     </w:lvl>
   </w:abstractNum>
-  <w:abstractNum w:abstractNumId="37" w15:restartNumberingAfterBreak="0">
+  <w:abstractNum w:abstractNumId="39" w15:restartNumberingAfterBreak="0">
     <w:nsid w:val="642B0707"/>
     <w:multiLevelType w:val="hybridMultilevel"/>
     <w:tmpl w:val="6F824434"/>
@@ -12893,7 +16581,7 @@
       </w:rPr>
     </w:lvl>
   </w:abstractNum>
-  <w:abstractNum w:abstractNumId="38" w15:restartNumberingAfterBreak="0">
+  <w:abstractNum w:abstractNumId="40" w15:restartNumberingAfterBreak="0">
     <w:nsid w:val="657C167B"/>
     <w:multiLevelType w:val="hybridMultilevel"/>
     <w:tmpl w:val="253E1E4A"/>
@@ -13006,7 +16694,7 @@
       </w:rPr>
     </w:lvl>
   </w:abstractNum>
-  <w:abstractNum w:abstractNumId="39" w15:restartNumberingAfterBreak="0">
+  <w:abstractNum w:abstractNumId="41" w15:restartNumberingAfterBreak="0">
     <w:nsid w:val="6F112B8F"/>
     <w:multiLevelType w:val="hybridMultilevel"/>
     <w:tmpl w:val="DD189394"/>
@@ -13119,7 +16807,7 @@
       </w:rPr>
     </w:lvl>
   </w:abstractNum>
-  <w:abstractNum w:abstractNumId="40" w15:restartNumberingAfterBreak="0">
+  <w:abstractNum w:abstractNumId="42" w15:restartNumberingAfterBreak="0">
     <w:nsid w:val="6F7A5BE4"/>
     <w:multiLevelType w:val="hybridMultilevel"/>
     <w:tmpl w:val="1B76D9FC"/>
@@ -13232,7 +16920,7 @@
       </w:rPr>
     </w:lvl>
   </w:abstractNum>
-  <w:abstractNum w:abstractNumId="41" w15:restartNumberingAfterBreak="0">
+  <w:abstractNum w:abstractNumId="43" w15:restartNumberingAfterBreak="0">
     <w:nsid w:val="70624018"/>
     <w:multiLevelType w:val="hybridMultilevel"/>
     <w:tmpl w:val="225C64B6"/>
@@ -13372,7 +17060,120 @@
       </w:rPr>
     </w:lvl>
   </w:abstractNum>
-  <w:abstractNum w:abstractNumId="42" w15:restartNumberingAfterBreak="0">
+  <w:abstractNum w:abstractNumId="44" w15:restartNumberingAfterBreak="0">
+    <w:nsid w:val="714F2450"/>
+    <w:multiLevelType w:val="hybridMultilevel"/>
+    <w:tmpl w:val="B97EC042"/>
+    <w:lvl w:ilvl="0" w:tplc="20000001">
+      <w:start w:val="1"/>
+      <w:numFmt w:val="bullet"/>
+      <w:lvlText w:val=""/>
+      <w:lvlJc w:val="left"/>
+      <w:pPr>
+        <w:ind w:left="720" w:hanging="360"/>
+      </w:pPr>
+      <w:rPr>
+        <w:rFonts w:ascii="Symbol" w:hAnsi="Symbol" w:hint="default"/>
+      </w:rPr>
+    </w:lvl>
+    <w:lvl w:ilvl="1" w:tplc="20000003" w:tentative="1">
+      <w:start w:val="1"/>
+      <w:numFmt w:val="bullet"/>
+      <w:lvlText w:val="o"/>
+      <w:lvlJc w:val="left"/>
+      <w:pPr>
+        <w:ind w:left="1440" w:hanging="360"/>
+      </w:pPr>
+      <w:rPr>
+        <w:rFonts w:ascii="Courier New" w:hAnsi="Courier New" w:cs="Courier New" w:hint="default"/>
+      </w:rPr>
+    </w:lvl>
+    <w:lvl w:ilvl="2" w:tplc="20000005" w:tentative="1">
+      <w:start w:val="1"/>
+      <w:numFmt w:val="bullet"/>
+      <w:lvlText w:val=""/>
+      <w:lvlJc w:val="left"/>
+      <w:pPr>
+        <w:ind w:left="2160" w:hanging="360"/>
+      </w:pPr>
+      <w:rPr>
+        <w:rFonts w:ascii="Wingdings" w:hAnsi="Wingdings" w:hint="default"/>
+      </w:rPr>
+    </w:lvl>
+    <w:lvl w:ilvl="3" w:tplc="20000001" w:tentative="1">
+      <w:start w:val="1"/>
+      <w:numFmt w:val="bullet"/>
+      <w:lvlText w:val=""/>
+      <w:lvlJc w:val="left"/>
+      <w:pPr>
+        <w:ind w:left="2880" w:hanging="360"/>
+      </w:pPr>
+      <w:rPr>
+        <w:rFonts w:ascii="Symbol" w:hAnsi="Symbol" w:hint="default"/>
+      </w:rPr>
+    </w:lvl>
+    <w:lvl w:ilvl="4" w:tplc="20000003" w:tentative="1">
+      <w:start w:val="1"/>
+      <w:numFmt w:val="bullet"/>
+      <w:lvlText w:val="o"/>
+      <w:lvlJc w:val="left"/>
+      <w:pPr>
+        <w:ind w:left="3600" w:hanging="360"/>
+      </w:pPr>
+      <w:rPr>
+        <w:rFonts w:ascii="Courier New" w:hAnsi="Courier New" w:cs="Courier New" w:hint="default"/>
+      </w:rPr>
+    </w:lvl>
+    <w:lvl w:ilvl="5" w:tplc="20000005" w:tentative="1">
+      <w:start w:val="1"/>
+      <w:numFmt w:val="bullet"/>
+      <w:lvlText w:val=""/>
+      <w:lvlJc w:val="left"/>
+      <w:pPr>
+        <w:ind w:left="4320" w:hanging="360"/>
+      </w:pPr>
+      <w:rPr>
+        <w:rFonts w:ascii="Wingdings" w:hAnsi="Wingdings" w:hint="default"/>
+      </w:rPr>
+    </w:lvl>
+    <w:lvl w:ilvl="6" w:tplc="20000001" w:tentative="1">
+      <w:start w:val="1"/>
+      <w:numFmt w:val="bullet"/>
+      <w:lvlText w:val=""/>
+      <w:lvlJc w:val="left"/>
+      <w:pPr>
+        <w:ind w:left="5040" w:hanging="360"/>
+      </w:pPr>
+      <w:rPr>
+        <w:rFonts w:ascii="Symbol" w:hAnsi="Symbol" w:hint="default"/>
+      </w:rPr>
+    </w:lvl>
+    <w:lvl w:ilvl="7" w:tplc="20000003" w:tentative="1">
+      <w:start w:val="1"/>
+      <w:numFmt w:val="bullet"/>
+      <w:lvlText w:val="o"/>
+      <w:lvlJc w:val="left"/>
+      <w:pPr>
+        <w:ind w:left="5760" w:hanging="360"/>
+      </w:pPr>
+      <w:rPr>
+        <w:rFonts w:ascii="Courier New" w:hAnsi="Courier New" w:cs="Courier New" w:hint="default"/>
+      </w:rPr>
+    </w:lvl>
+    <w:lvl w:ilvl="8" w:tplc="20000005" w:tentative="1">
+      <w:start w:val="1"/>
+      <w:numFmt w:val="bullet"/>
+      <w:lvlText w:val=""/>
+      <w:lvlJc w:val="left"/>
+      <w:pPr>
+        <w:ind w:left="6480" w:hanging="360"/>
+      </w:pPr>
+      <w:rPr>
+        <w:rFonts w:ascii="Wingdings" w:hAnsi="Wingdings" w:hint="default"/>
+      </w:rPr>
+    </w:lvl>
+  </w:abstractNum>
+  <w:abstractNum w:abstractNumId="45" w15:restartNumberingAfterBreak="0">
     <w:nsid w:val="74967D99"/>
     <w:multiLevelType w:val="multilevel"/>
     <w:tmpl w:val="6F1612AC"/>
@@ -13512,7 +17313,7 @@
       </w:rPr>
     </w:lvl>
   </w:abstractNum>
-  <w:abstractNum w:abstractNumId="43" w15:restartNumberingAfterBreak="0">
+  <w:abstractNum w:abstractNumId="46" w15:restartNumberingAfterBreak="0">
     <w:nsid w:val="780E0E44"/>
     <w:multiLevelType w:val="hybridMultilevel"/>
     <w:tmpl w:val="10468E06"/>
@@ -13635,7 +17436,7 @@
     <w:abstractNumId w:val="18"/>
   </w:num>
   <w:num w:numId="4" w16cid:durableId="1982886481">
-    <w:abstractNumId w:val="27"/>
+    <w:abstractNumId w:val="28"/>
     <w:lvlOverride w:ilvl="0"/>
     <w:lvlOverride w:ilvl="1">
       <w:startOverride w:val="1"/>
@@ -13666,10 +17467,10 @@
     <w:abstractNumId w:val="9"/>
   </w:num>
   <w:num w:numId="6" w16cid:durableId="413548033">
-    <w:abstractNumId w:val="41"/>
+    <w:abstractNumId w:val="43"/>
   </w:num>
   <w:num w:numId="7" w16cid:durableId="2517385">
-    <w:abstractNumId w:val="39"/>
+    <w:abstractNumId w:val="41"/>
   </w:num>
   <w:num w:numId="8" w16cid:durableId="1673027270">
     <w:abstractNumId w:val="15"/>
@@ -13678,28 +17479,28 @@
     <w:abstractNumId w:val="6"/>
   </w:num>
   <w:num w:numId="10" w16cid:durableId="642394832">
-    <w:abstractNumId w:val="26"/>
+    <w:abstractNumId w:val="27"/>
   </w:num>
   <w:num w:numId="11" w16cid:durableId="879364368">
     <w:abstractNumId w:val="12"/>
   </w:num>
   <w:num w:numId="12" w16cid:durableId="1154762435">
-    <w:abstractNumId w:val="33"/>
+    <w:abstractNumId w:val="34"/>
   </w:num>
   <w:num w:numId="13" w16cid:durableId="1050419267">
-    <w:abstractNumId w:val="36"/>
+    <w:abstractNumId w:val="38"/>
   </w:num>
   <w:num w:numId="14" w16cid:durableId="1990405806">
     <w:abstractNumId w:val="10"/>
   </w:num>
   <w:num w:numId="15" w16cid:durableId="1546913352">
-    <w:abstractNumId w:val="37"/>
+    <w:abstractNumId w:val="39"/>
   </w:num>
   <w:num w:numId="16" w16cid:durableId="1318874548">
-    <w:abstractNumId w:val="42"/>
+    <w:abstractNumId w:val="45"/>
   </w:num>
   <w:num w:numId="17" w16cid:durableId="722215861">
-    <w:abstractNumId w:val="42"/>
+    <w:abstractNumId w:val="45"/>
     <w:lvlOverride w:ilvl="0">
       <w:startOverride w:val="1"/>
     </w:lvlOverride>
@@ -13729,7 +17530,7 @@
     </w:lvlOverride>
   </w:num>
   <w:num w:numId="18" w16cid:durableId="415446333">
-    <w:abstractNumId w:val="42"/>
+    <w:abstractNumId w:val="45"/>
     <w:lvlOverride w:ilvl="0">
       <w:startOverride w:val="1"/>
     </w:lvlOverride>
@@ -13759,7 +17560,7 @@
     </w:lvlOverride>
   </w:num>
   <w:num w:numId="19" w16cid:durableId="1966346266">
-    <w:abstractNumId w:val="42"/>
+    <w:abstractNumId w:val="45"/>
     <w:lvlOverride w:ilvl="0">
       <w:startOverride w:val="1"/>
     </w:lvlOverride>
@@ -13789,7 +17590,7 @@
     </w:lvlOverride>
   </w:num>
   <w:num w:numId="20" w16cid:durableId="985356155">
-    <w:abstractNumId w:val="42"/>
+    <w:abstractNumId w:val="45"/>
     <w:lvlOverride w:ilvl="0">
       <w:startOverride w:val="1"/>
     </w:lvlOverride>
@@ -13819,7 +17620,7 @@
     </w:lvlOverride>
   </w:num>
   <w:num w:numId="21" w16cid:durableId="971326932">
-    <w:abstractNumId w:val="42"/>
+    <w:abstractNumId w:val="45"/>
     <w:lvlOverride w:ilvl="0">
       <w:startOverride w:val="1"/>
     </w:lvlOverride>
@@ -13849,7 +17650,7 @@
     </w:lvlOverride>
   </w:num>
   <w:num w:numId="22" w16cid:durableId="874578897">
-    <w:abstractNumId w:val="42"/>
+    <w:abstractNumId w:val="45"/>
     <w:lvlOverride w:ilvl="0">
       <w:startOverride w:val="1"/>
     </w:lvlOverride>
@@ -13879,7 +17680,7 @@
     </w:lvlOverride>
   </w:num>
   <w:num w:numId="23" w16cid:durableId="184097708">
-    <w:abstractNumId w:val="42"/>
+    <w:abstractNumId w:val="45"/>
     <w:lvlOverride w:ilvl="0">
       <w:startOverride w:val="1"/>
     </w:lvlOverride>
@@ -13909,7 +17710,7 @@
     </w:lvlOverride>
   </w:num>
   <w:num w:numId="24" w16cid:durableId="1147547601">
-    <w:abstractNumId w:val="42"/>
+    <w:abstractNumId w:val="45"/>
     <w:lvlOverride w:ilvl="0">
       <w:startOverride w:val="1"/>
     </w:lvlOverride>
@@ -13939,7 +17740,7 @@
     </w:lvlOverride>
   </w:num>
   <w:num w:numId="25" w16cid:durableId="697269251">
-    <w:abstractNumId w:val="42"/>
+    <w:abstractNumId w:val="45"/>
     <w:lvlOverride w:ilvl="0">
       <w:startOverride w:val="1"/>
     </w:lvlOverride>
@@ -13969,7 +17770,7 @@
     </w:lvlOverride>
   </w:num>
   <w:num w:numId="26" w16cid:durableId="623387041">
-    <w:abstractNumId w:val="42"/>
+    <w:abstractNumId w:val="45"/>
     <w:lvlOverride w:ilvl="0">
       <w:startOverride w:val="1"/>
     </w:lvlOverride>
@@ -13999,7 +17800,7 @@
     </w:lvlOverride>
   </w:num>
   <w:num w:numId="27" w16cid:durableId="571545525">
-    <w:abstractNumId w:val="42"/>
+    <w:abstractNumId w:val="45"/>
     <w:lvlOverride w:ilvl="0">
       <w:startOverride w:val="1"/>
     </w:lvlOverride>
@@ -14032,19 +17833,19 @@
     <w:abstractNumId w:val="2"/>
   </w:num>
   <w:num w:numId="29" w16cid:durableId="1318532482">
-    <w:abstractNumId w:val="35"/>
+    <w:abstractNumId w:val="37"/>
   </w:num>
   <w:num w:numId="30" w16cid:durableId="2085495198">
     <w:abstractNumId w:val="4"/>
   </w:num>
   <w:num w:numId="31" w16cid:durableId="1159468039">
-    <w:abstractNumId w:val="26"/>
+    <w:abstractNumId w:val="27"/>
   </w:num>
   <w:num w:numId="32" w16cid:durableId="2134787325">
     <w:abstractNumId w:val="23"/>
   </w:num>
   <w:num w:numId="33" w16cid:durableId="690107431">
-    <w:abstractNumId w:val="27"/>
+    <w:abstractNumId w:val="28"/>
     <w:lvlOverride w:ilvl="0"/>
     <w:lvlOverride w:ilvl="1">
       <w:startOverride w:val="1"/>
@@ -14072,10 +17873,10 @@
     </w:lvlOverride>
   </w:num>
   <w:num w:numId="34" w16cid:durableId="1695031192">
-    <w:abstractNumId w:val="27"/>
+    <w:abstractNumId w:val="28"/>
   </w:num>
   <w:num w:numId="35" w16cid:durableId="1474131380">
-    <w:abstractNumId w:val="27"/>
+    <w:abstractNumId w:val="28"/>
   </w:num>
   <w:num w:numId="36" w16cid:durableId="385646365">
     <w:abstractNumId w:val="17"/>
@@ -14084,10 +17885,10 @@
     <w:abstractNumId w:val="8"/>
   </w:num>
   <w:num w:numId="38" w16cid:durableId="1273244240">
-    <w:abstractNumId w:val="30"/>
+    <w:abstractNumId w:val="31"/>
   </w:num>
   <w:num w:numId="39" w16cid:durableId="1302419245">
-    <w:abstractNumId w:val="38"/>
+    <w:abstractNumId w:val="40"/>
   </w:num>
   <w:num w:numId="40" w16cid:durableId="671757144">
     <w:abstractNumId w:val="5"/>
@@ -14096,7 +17897,7 @@
     <w:abstractNumId w:val="24"/>
   </w:num>
   <w:num w:numId="42" w16cid:durableId="1924870052">
-    <w:abstractNumId w:val="32"/>
+    <w:abstractNumId w:val="33"/>
   </w:num>
   <w:num w:numId="43" w16cid:durableId="1546983496">
     <w:abstractNumId w:val="1"/>
@@ -14105,13 +17906,13 @@
     <w:abstractNumId w:val="20"/>
   </w:num>
   <w:num w:numId="45" w16cid:durableId="2112815720">
-    <w:abstractNumId w:val="31"/>
+    <w:abstractNumId w:val="32"/>
   </w:num>
   <w:num w:numId="46" w16cid:durableId="495389479">
-    <w:abstractNumId w:val="43"/>
+    <w:abstractNumId w:val="46"/>
   </w:num>
   <w:num w:numId="47" w16cid:durableId="1000545877">
-    <w:abstractNumId w:val="25"/>
+    <w:abstractNumId w:val="26"/>
   </w:num>
   <w:num w:numId="48" w16cid:durableId="853347394">
     <w:abstractNumId w:val="0"/>
@@ -14123,10 +17924,10 @@
     <w:abstractNumId w:val="22"/>
   </w:num>
   <w:num w:numId="51" w16cid:durableId="271405964">
-    <w:abstractNumId w:val="28"/>
+    <w:abstractNumId w:val="29"/>
   </w:num>
   <w:num w:numId="52" w16cid:durableId="1874154734">
-    <w:abstractNumId w:val="29"/>
+    <w:abstractNumId w:val="30"/>
   </w:num>
   <w:num w:numId="53" w16cid:durableId="791943569">
     <w:abstractNumId w:val="21"/>
@@ -14135,19 +17936,28 @@
     <w:abstractNumId w:val="7"/>
   </w:num>
   <w:num w:numId="55" w16cid:durableId="2036425246">
-    <w:abstractNumId w:val="40"/>
+    <w:abstractNumId w:val="42"/>
   </w:num>
   <w:num w:numId="56" w16cid:durableId="305286039">
     <w:abstractNumId w:val="16"/>
   </w:num>
   <w:num w:numId="57" w16cid:durableId="696470528">
-    <w:abstractNumId w:val="34"/>
+    <w:abstractNumId w:val="36"/>
   </w:num>
   <w:num w:numId="58" w16cid:durableId="83573097">
     <w:abstractNumId w:val="13"/>
   </w:num>
   <w:num w:numId="59" w16cid:durableId="530073107">
     <w:abstractNumId w:val="3"/>
+  </w:num>
+  <w:num w:numId="60" w16cid:durableId="886841764">
+    <w:abstractNumId w:val="25"/>
+  </w:num>
+  <w:num w:numId="61" w16cid:durableId="415060573">
+    <w:abstractNumId w:val="44"/>
+  </w:num>
+  <w:num w:numId="62" w16cid:durableId="1749376288">
+    <w:abstractNumId w:val="35"/>
   </w:num>
   <w:numIdMacAtCleanup w:val="15"/>
 </w:numbering>
@@ -14545,7 +18355,7 @@
   <w:style w:type="paragraph" w:default="1" w:styleId="Normal">
     <w:name w:val="Normal"/>
     <w:qFormat/>
-    <w:rsid w:val="00C34C06"/>
+    <w:rsid w:val="00430D67"/>
     <w:pPr>
       <w:spacing w:line="360" w:lineRule="auto"/>
       <w:jc w:val="both"/>
@@ -14771,6 +18581,7 @@
   <w:style w:type="character" w:default="1" w:styleId="DefaultParagraphFont">
     <w:name w:val="Default Paragraph Font"/>
     <w:uiPriority w:val="1"/>
+    <w:semiHidden/>
     <w:unhideWhenUsed/>
   </w:style>
   <w:style w:type="table" w:default="1" w:styleId="TableNormal">
@@ -15586,6 +19397,366 @@
       <w:lang w:eastAsia="en-US"/>
     </w:rPr>
   </w:style>
+  <w:style w:type="table" w:styleId="PlainTable5">
+    <w:name w:val="Plain Table 5"/>
+    <w:basedOn w:val="TableNormal"/>
+    <w:uiPriority w:val="45"/>
+    <w:rsid w:val="009055C1"/>
+    <w:tblPr>
+      <w:tblStyleRowBandSize w:val="1"/>
+      <w:tblStyleColBandSize w:val="1"/>
+    </w:tblPr>
+    <w:tblStylePr w:type="firstRow">
+      <w:rPr>
+        <w:rFonts w:asciiTheme="majorHAnsi" w:eastAsiaTheme="majorEastAsia" w:hAnsiTheme="majorHAnsi" w:cstheme="majorBidi"/>
+        <w:i/>
+        <w:iCs/>
+        <w:sz w:val="26"/>
+      </w:rPr>
+      <w:tblPr/>
+      <w:tcPr>
+        <w:tcBorders>
+          <w:bottom w:val="single" w:sz="4" w:space="0" w:color="7F7F7F" w:themeColor="text1" w:themeTint="80"/>
+        </w:tcBorders>
+        <w:shd w:val="clear" w:color="auto" w:fill="FFFFFF" w:themeFill="background1"/>
+      </w:tcPr>
+    </w:tblStylePr>
+    <w:tblStylePr w:type="lastRow">
+      <w:rPr>
+        <w:rFonts w:asciiTheme="majorHAnsi" w:eastAsiaTheme="majorEastAsia" w:hAnsiTheme="majorHAnsi" w:cstheme="majorBidi"/>
+        <w:i/>
+        <w:iCs/>
+        <w:sz w:val="26"/>
+      </w:rPr>
+      <w:tblPr/>
+      <w:tcPr>
+        <w:tcBorders>
+          <w:top w:val="single" w:sz="4" w:space="0" w:color="7F7F7F" w:themeColor="text1" w:themeTint="80"/>
+        </w:tcBorders>
+        <w:shd w:val="clear" w:color="auto" w:fill="FFFFFF" w:themeFill="background1"/>
+      </w:tcPr>
+    </w:tblStylePr>
+    <w:tblStylePr w:type="firstCol">
+      <w:pPr>
+        <w:jc w:val="right"/>
+      </w:pPr>
+      <w:rPr>
+        <w:rFonts w:asciiTheme="majorHAnsi" w:eastAsiaTheme="majorEastAsia" w:hAnsiTheme="majorHAnsi" w:cstheme="majorBidi"/>
+        <w:i/>
+        <w:iCs/>
+        <w:sz w:val="26"/>
+      </w:rPr>
+      <w:tblPr/>
+      <w:tcPr>
+        <w:tcBorders>
+          <w:right w:val="single" w:sz="4" w:space="0" w:color="7F7F7F" w:themeColor="text1" w:themeTint="80"/>
+        </w:tcBorders>
+        <w:shd w:val="clear" w:color="auto" w:fill="FFFFFF" w:themeFill="background1"/>
+      </w:tcPr>
+    </w:tblStylePr>
+    <w:tblStylePr w:type="lastCol">
+      <w:rPr>
+        <w:rFonts w:asciiTheme="majorHAnsi" w:eastAsiaTheme="majorEastAsia" w:hAnsiTheme="majorHAnsi" w:cstheme="majorBidi"/>
+        <w:i/>
+        <w:iCs/>
+        <w:sz w:val="26"/>
+      </w:rPr>
+      <w:tblPr/>
+      <w:tcPr>
+        <w:tcBorders>
+          <w:left w:val="single" w:sz="4" w:space="0" w:color="7F7F7F" w:themeColor="text1" w:themeTint="80"/>
+        </w:tcBorders>
+        <w:shd w:val="clear" w:color="auto" w:fill="FFFFFF" w:themeFill="background1"/>
+      </w:tcPr>
+    </w:tblStylePr>
+    <w:tblStylePr w:type="band1Vert">
+      <w:tblPr/>
+      <w:tcPr>
+        <w:shd w:val="clear" w:color="auto" w:fill="F2F2F2" w:themeFill="background1" w:themeFillShade="F2"/>
+      </w:tcPr>
+    </w:tblStylePr>
+    <w:tblStylePr w:type="band1Horz">
+      <w:tblPr/>
+      <w:tcPr>
+        <w:shd w:val="clear" w:color="auto" w:fill="F2F2F2" w:themeFill="background1" w:themeFillShade="F2"/>
+      </w:tcPr>
+    </w:tblStylePr>
+    <w:tblStylePr w:type="neCell">
+      <w:tblPr/>
+      <w:tcPr>
+        <w:tcBorders>
+          <w:left w:val="nil"/>
+        </w:tcBorders>
+      </w:tcPr>
+    </w:tblStylePr>
+    <w:tblStylePr w:type="nwCell">
+      <w:tblPr/>
+      <w:tcPr>
+        <w:tcBorders>
+          <w:right w:val="nil"/>
+        </w:tcBorders>
+      </w:tcPr>
+    </w:tblStylePr>
+    <w:tblStylePr w:type="seCell">
+      <w:tblPr/>
+      <w:tcPr>
+        <w:tcBorders>
+          <w:left w:val="nil"/>
+        </w:tcBorders>
+      </w:tcPr>
+    </w:tblStylePr>
+    <w:tblStylePr w:type="swCell">
+      <w:tblPr/>
+      <w:tcPr>
+        <w:tcBorders>
+          <w:right w:val="nil"/>
+        </w:tcBorders>
+      </w:tcPr>
+    </w:tblStylePr>
+  </w:style>
+  <w:style w:type="table" w:styleId="PlainTable3">
+    <w:name w:val="Plain Table 3"/>
+    <w:basedOn w:val="TableNormal"/>
+    <w:uiPriority w:val="43"/>
+    <w:rsid w:val="009055C1"/>
+    <w:tblPr>
+      <w:tblStyleRowBandSize w:val="1"/>
+      <w:tblStyleColBandSize w:val="1"/>
+    </w:tblPr>
+    <w:tblStylePr w:type="firstRow">
+      <w:rPr>
+        <w:b/>
+        <w:bCs/>
+        <w:caps/>
+      </w:rPr>
+      <w:tblPr/>
+      <w:tcPr>
+        <w:tcBorders>
+          <w:bottom w:val="single" w:sz="4" w:space="0" w:color="7F7F7F" w:themeColor="text1" w:themeTint="80"/>
+        </w:tcBorders>
+      </w:tcPr>
+    </w:tblStylePr>
+    <w:tblStylePr w:type="lastRow">
+      <w:rPr>
+        <w:b/>
+        <w:bCs/>
+        <w:caps/>
+      </w:rPr>
+      <w:tblPr/>
+      <w:tcPr>
+        <w:tcBorders>
+          <w:top w:val="nil"/>
+        </w:tcBorders>
+      </w:tcPr>
+    </w:tblStylePr>
+    <w:tblStylePr w:type="firstCol">
+      <w:rPr>
+        <w:b/>
+        <w:bCs/>
+        <w:caps/>
+      </w:rPr>
+      <w:tblPr/>
+      <w:tcPr>
+        <w:tcBorders>
+          <w:right w:val="single" w:sz="4" w:space="0" w:color="7F7F7F" w:themeColor="text1" w:themeTint="80"/>
+        </w:tcBorders>
+      </w:tcPr>
+    </w:tblStylePr>
+    <w:tblStylePr w:type="lastCol">
+      <w:rPr>
+        <w:b/>
+        <w:bCs/>
+        <w:caps/>
+      </w:rPr>
+      <w:tblPr/>
+      <w:tcPr>
+        <w:tcBorders>
+          <w:left w:val="nil"/>
+        </w:tcBorders>
+      </w:tcPr>
+    </w:tblStylePr>
+    <w:tblStylePr w:type="band1Vert">
+      <w:tblPr/>
+      <w:tcPr>
+        <w:shd w:val="clear" w:color="auto" w:fill="F2F2F2" w:themeFill="background1" w:themeFillShade="F2"/>
+      </w:tcPr>
+    </w:tblStylePr>
+    <w:tblStylePr w:type="band1Horz">
+      <w:tblPr/>
+      <w:tcPr>
+        <w:shd w:val="clear" w:color="auto" w:fill="F2F2F2" w:themeFill="background1" w:themeFillShade="F2"/>
+      </w:tcPr>
+    </w:tblStylePr>
+    <w:tblStylePr w:type="neCell">
+      <w:tblPr/>
+      <w:tcPr>
+        <w:tcBorders>
+          <w:left w:val="nil"/>
+        </w:tcBorders>
+      </w:tcPr>
+    </w:tblStylePr>
+    <w:tblStylePr w:type="nwCell">
+      <w:tblPr/>
+      <w:tcPr>
+        <w:tcBorders>
+          <w:right w:val="nil"/>
+        </w:tcBorders>
+      </w:tcPr>
+    </w:tblStylePr>
+  </w:style>
+  <w:style w:type="table" w:styleId="PlainTable2">
+    <w:name w:val="Plain Table 2"/>
+    <w:basedOn w:val="TableNormal"/>
+    <w:uiPriority w:val="42"/>
+    <w:rsid w:val="009055C1"/>
+    <w:tblPr>
+      <w:tblStyleRowBandSize w:val="1"/>
+      <w:tblStyleColBandSize w:val="1"/>
+      <w:tblBorders>
+        <w:top w:val="single" w:sz="4" w:space="0" w:color="7F7F7F" w:themeColor="text1" w:themeTint="80"/>
+        <w:bottom w:val="single" w:sz="4" w:space="0" w:color="7F7F7F" w:themeColor="text1" w:themeTint="80"/>
+      </w:tblBorders>
+    </w:tblPr>
+    <w:tblStylePr w:type="firstRow">
+      <w:rPr>
+        <w:b/>
+        <w:bCs/>
+      </w:rPr>
+      <w:tblPr/>
+      <w:tcPr>
+        <w:tcBorders>
+          <w:bottom w:val="single" w:sz="4" w:space="0" w:color="7F7F7F" w:themeColor="text1" w:themeTint="80"/>
+        </w:tcBorders>
+      </w:tcPr>
+    </w:tblStylePr>
+    <w:tblStylePr w:type="lastRow">
+      <w:rPr>
+        <w:b/>
+        <w:bCs/>
+      </w:rPr>
+      <w:tblPr/>
+      <w:tcPr>
+        <w:tcBorders>
+          <w:top w:val="single" w:sz="4" w:space="0" w:color="7F7F7F" w:themeColor="text1" w:themeTint="80"/>
+        </w:tcBorders>
+      </w:tcPr>
+    </w:tblStylePr>
+    <w:tblStylePr w:type="firstCol">
+      <w:rPr>
+        <w:b/>
+        <w:bCs/>
+      </w:rPr>
+    </w:tblStylePr>
+    <w:tblStylePr w:type="lastCol">
+      <w:rPr>
+        <w:b/>
+        <w:bCs/>
+      </w:rPr>
+    </w:tblStylePr>
+    <w:tblStylePr w:type="band1Vert">
+      <w:tblPr/>
+      <w:tcPr>
+        <w:tcBorders>
+          <w:left w:val="single" w:sz="4" w:space="0" w:color="7F7F7F" w:themeColor="text1" w:themeTint="80"/>
+          <w:right w:val="single" w:sz="4" w:space="0" w:color="7F7F7F" w:themeColor="text1" w:themeTint="80"/>
+        </w:tcBorders>
+      </w:tcPr>
+    </w:tblStylePr>
+    <w:tblStylePr w:type="band2Vert">
+      <w:tblPr/>
+      <w:tcPr>
+        <w:tcBorders>
+          <w:left w:val="single" w:sz="4" w:space="0" w:color="7F7F7F" w:themeColor="text1" w:themeTint="80"/>
+          <w:right w:val="single" w:sz="4" w:space="0" w:color="7F7F7F" w:themeColor="text1" w:themeTint="80"/>
+        </w:tcBorders>
+      </w:tcPr>
+    </w:tblStylePr>
+    <w:tblStylePr w:type="band1Horz">
+      <w:tblPr/>
+      <w:tcPr>
+        <w:tcBorders>
+          <w:top w:val="single" w:sz="4" w:space="0" w:color="7F7F7F" w:themeColor="text1" w:themeTint="80"/>
+          <w:bottom w:val="single" w:sz="4" w:space="0" w:color="7F7F7F" w:themeColor="text1" w:themeTint="80"/>
+        </w:tcBorders>
+      </w:tcPr>
+    </w:tblStylePr>
+  </w:style>
+  <w:style w:type="table" w:styleId="PlainTable1">
+    <w:name w:val="Plain Table 1"/>
+    <w:basedOn w:val="TableNormal"/>
+    <w:uiPriority w:val="41"/>
+    <w:rsid w:val="009055C1"/>
+    <w:tblPr>
+      <w:tblStyleRowBandSize w:val="1"/>
+      <w:tblStyleColBandSize w:val="1"/>
+      <w:tblBorders>
+        <w:top w:val="single" w:sz="4" w:space="0" w:color="BFBFBF" w:themeColor="background1" w:themeShade="BF"/>
+        <w:left w:val="single" w:sz="4" w:space="0" w:color="BFBFBF" w:themeColor="background1" w:themeShade="BF"/>
+        <w:bottom w:val="single" w:sz="4" w:space="0" w:color="BFBFBF" w:themeColor="background1" w:themeShade="BF"/>
+        <w:right w:val="single" w:sz="4" w:space="0" w:color="BFBFBF" w:themeColor="background1" w:themeShade="BF"/>
+        <w:insideH w:val="single" w:sz="4" w:space="0" w:color="BFBFBF" w:themeColor="background1" w:themeShade="BF"/>
+        <w:insideV w:val="single" w:sz="4" w:space="0" w:color="BFBFBF" w:themeColor="background1" w:themeShade="BF"/>
+      </w:tblBorders>
+    </w:tblPr>
+    <w:tblStylePr w:type="firstRow">
+      <w:rPr>
+        <w:b/>
+        <w:bCs/>
+      </w:rPr>
+    </w:tblStylePr>
+    <w:tblStylePr w:type="lastRow">
+      <w:rPr>
+        <w:b/>
+        <w:bCs/>
+      </w:rPr>
+      <w:tblPr/>
+      <w:tcPr>
+        <w:tcBorders>
+          <w:top w:val="double" w:sz="4" w:space="0" w:color="BFBFBF" w:themeColor="background1" w:themeShade="BF"/>
+        </w:tcBorders>
+      </w:tcPr>
+    </w:tblStylePr>
+    <w:tblStylePr w:type="firstCol">
+      <w:rPr>
+        <w:b/>
+        <w:bCs/>
+      </w:rPr>
+    </w:tblStylePr>
+    <w:tblStylePr w:type="lastCol">
+      <w:rPr>
+        <w:b/>
+        <w:bCs/>
+      </w:rPr>
+    </w:tblStylePr>
+    <w:tblStylePr w:type="band1Vert">
+      <w:tblPr/>
+      <w:tcPr>
+        <w:shd w:val="clear" w:color="auto" w:fill="F2F2F2" w:themeFill="background1" w:themeFillShade="F2"/>
+      </w:tcPr>
+    </w:tblStylePr>
+    <w:tblStylePr w:type="band1Horz">
+      <w:tblPr/>
+      <w:tcPr>
+        <w:shd w:val="clear" w:color="auto" w:fill="F2F2F2" w:themeFill="background1" w:themeFillShade="F2"/>
+      </w:tcPr>
+    </w:tblStylePr>
+  </w:style>
+  <w:style w:type="table" w:styleId="TableGridLight">
+    <w:name w:val="Grid Table Light"/>
+    <w:basedOn w:val="TableNormal"/>
+    <w:uiPriority w:val="40"/>
+    <w:rsid w:val="009055C1"/>
+    <w:tblPr>
+      <w:tblBorders>
+        <w:top w:val="single" w:sz="4" w:space="0" w:color="BFBFBF" w:themeColor="background1" w:themeShade="BF"/>
+        <w:left w:val="single" w:sz="4" w:space="0" w:color="BFBFBF" w:themeColor="background1" w:themeShade="BF"/>
+        <w:bottom w:val="single" w:sz="4" w:space="0" w:color="BFBFBF" w:themeColor="background1" w:themeShade="BF"/>
+        <w:right w:val="single" w:sz="4" w:space="0" w:color="BFBFBF" w:themeColor="background1" w:themeShade="BF"/>
+        <w:insideH w:val="single" w:sz="4" w:space="0" w:color="BFBFBF" w:themeColor="background1" w:themeShade="BF"/>
+        <w:insideV w:val="single" w:sz="4" w:space="0" w:color="BFBFBF" w:themeColor="background1" w:themeShade="BF"/>
+      </w:tblBorders>
+    </w:tblPr>
+  </w:style>
 </w:styles>
 </file>
 

--- a/docs/thesis/magistrsko-delo-jasa-zupancic.docx
+++ b/docs/thesis/magistrsko-delo-jasa-zupancic.docx
@@ -4725,49 +4725,20 @@
       <w:bookmarkStart w:id="18" w:name="_Ref225069855"/>
       <w:bookmarkStart w:id="19" w:name="_Toc225593971"/>
       <w:r>
-        <w:t xml:space="preserve">Pose </w:t>
-      </w:r>
-      <w:proofErr w:type="spellStart"/>
-      <w:r>
-        <w:t>Landmarker</w:t>
-      </w:r>
-      <w:proofErr w:type="spellEnd"/>
-      <w:r>
-        <w:t xml:space="preserve"> </w:t>
+        <w:t xml:space="preserve">Pose Landmarker </w:t>
       </w:r>
       <w:r>
         <w:t>–</w:t>
       </w:r>
       <w:r>
-        <w:t xml:space="preserve"> </w:t>
-      </w:r>
-      <w:proofErr w:type="spellStart"/>
-      <w:r>
-        <w:t>Mediapipe</w:t>
+        <w:t xml:space="preserve"> Mediapipe</w:t>
       </w:r>
       <w:bookmarkEnd w:id="18"/>
       <w:bookmarkEnd w:id="19"/>
-      <w:proofErr w:type="spellEnd"/>
-    </w:p>
-    <w:p>
-      <w:r>
-        <w:t xml:space="preserve">Pose </w:t>
-      </w:r>
-      <w:proofErr w:type="spellStart"/>
-      <w:r>
-        <w:t>Landmarker</w:t>
-      </w:r>
-      <w:proofErr w:type="spellEnd"/>
-      <w:r>
-        <w:t xml:space="preserve"> je </w:t>
-      </w:r>
-      <w:proofErr w:type="spellStart"/>
-      <w:r>
-        <w:t>Mediapipe-ova</w:t>
-      </w:r>
-      <w:proofErr w:type="spellEnd"/>
-      <w:r>
-        <w:t xml:space="preserve"> rešitev za zaznavanje telesne drže, katere delovanje je namenjeno robnim napravam</w:t>
+    </w:p>
+    <w:p>
+      <w:r>
+        <w:t>Pose Landmarker je Mediapipe-ova rešitev za zaznavanje telesne drže, katere delovanje je namenjeno robnim napravam</w:t>
       </w:r>
       <w:r>
         <w:t>, v realnem času.</w:t>
@@ -4841,29 +4812,11 @@
       <w:r>
         <w:t xml:space="preserve">za ocenjevanje 3D telesne drže </w:t>
       </w:r>
-      <w:proofErr w:type="spellStart"/>
       <w:r>
         <w:t>BlazePose</w:t>
       </w:r>
-      <w:proofErr w:type="spellEnd"/>
-      <w:r>
-        <w:t xml:space="preserve"> GHUM (</w:t>
-      </w:r>
-      <w:proofErr w:type="spellStart"/>
-      <w:r>
-        <w:t>Generative</w:t>
-      </w:r>
-      <w:proofErr w:type="spellEnd"/>
-      <w:r>
-        <w:t xml:space="preserve"> 3D Human </w:t>
-      </w:r>
-      <w:proofErr w:type="spellStart"/>
-      <w:r>
-        <w:t>Shape</w:t>
-      </w:r>
-      <w:proofErr w:type="spellEnd"/>
-      <w:r>
-        <w:t>)</w:t>
+      <w:r>
+        <w:t xml:space="preserve"> GHUM (Generative 3D Human Shape)</w:t>
       </w:r>
       <w:r>
         <w:t xml:space="preserve">, ki je podrobneje opisana v nadaljevanju. </w:t>
@@ -4954,73 +4907,31 @@
       <w:r>
         <w:t xml:space="preserve">Slika </w:t>
       </w:r>
-      <w:r>
-        <w:fldChar w:fldCharType="begin"/>
-      </w:r>
-      <w:r>
-        <w:instrText xml:space="preserve"> STYLEREF 1 \s </w:instrText>
-      </w:r>
-      <w:r>
-        <w:fldChar w:fldCharType="separate"/>
-      </w:r>
-      <w:r>
-        <w:rPr>
-          <w:noProof/>
-        </w:rPr>
-        <w:t>2</w:t>
-      </w:r>
-      <w:r>
-        <w:rPr>
-          <w:noProof/>
-        </w:rPr>
-        <w:fldChar w:fldCharType="end"/>
-      </w:r>
+      <w:fldSimple w:instr=" STYLEREF 1 \s ">
+        <w:r>
+          <w:rPr>
+            <w:noProof/>
+          </w:rPr>
+          <w:t>2</w:t>
+        </w:r>
+      </w:fldSimple>
       <w:r>
         <w:t>.</w:t>
       </w:r>
-      <w:r>
-        <w:fldChar w:fldCharType="begin"/>
-      </w:r>
-      <w:r>
-        <w:instrText xml:space="preserve"> SEQ Slika \* ARABIC \s 1 </w:instrText>
-      </w:r>
-      <w:r>
-        <w:fldChar w:fldCharType="separate"/>
-      </w:r>
-      <w:r>
-        <w:rPr>
-          <w:noProof/>
-        </w:rPr>
-        <w:t>1</w:t>
-      </w:r>
-      <w:r>
-        <w:rPr>
-          <w:noProof/>
-        </w:rPr>
-        <w:fldChar w:fldCharType="end"/>
-      </w:r>
+      <w:fldSimple w:instr=" SEQ Slika \* ARABIC \s 1 ">
+        <w:r>
+          <w:rPr>
+            <w:noProof/>
+          </w:rPr>
+          <w:t>1</w:t>
+        </w:r>
+      </w:fldSimple>
       <w:r>
         <w:t xml:space="preserve">: </w:t>
       </w:r>
       <w:bookmarkStart w:id="21" w:name="_Ref224994256"/>
       <w:r>
-        <w:t xml:space="preserve">Shema sklepnih točk modela </w:t>
-      </w:r>
-      <w:proofErr w:type="spellStart"/>
-      <w:r>
-        <w:t>MediaPipe</w:t>
-      </w:r>
-      <w:proofErr w:type="spellEnd"/>
-      <w:r>
-        <w:t xml:space="preserve"> Pose </w:t>
-      </w:r>
-      <w:proofErr w:type="spellStart"/>
-      <w:r>
-        <w:t>Landmarker</w:t>
-      </w:r>
-      <w:proofErr w:type="spellEnd"/>
-      <w:r>
-        <w:t xml:space="preserve"> (33 točk)</w:t>
+        <w:t>Shema sklepnih točk modela MediaPipe Pose Landmarker (33 točk)</w:t>
       </w:r>
       <w:bookmarkEnd w:id="20"/>
       <w:bookmarkEnd w:id="21"/>
@@ -5151,39 +5062,7 @@
     <w:p>
       <w:r>
         <w:lastRenderedPageBreak/>
-        <w:t xml:space="preserve">Pose </w:t>
-      </w:r>
-      <w:proofErr w:type="spellStart"/>
-      <w:r>
-        <w:t>Landmarker</w:t>
-      </w:r>
-      <w:proofErr w:type="spellEnd"/>
-      <w:r>
-        <w:t xml:space="preserve"> je v okolju brskalnika na voljo preko knjižnice </w:t>
-      </w:r>
-      <w:proofErr w:type="spellStart"/>
-      <w:r>
-        <w:t>npm</w:t>
-      </w:r>
-      <w:proofErr w:type="spellEnd"/>
-      <w:r>
-        <w:t xml:space="preserve"> “@</w:t>
-      </w:r>
-      <w:proofErr w:type="spellStart"/>
-      <w:r>
-        <w:t>mediapipe</w:t>
-      </w:r>
-      <w:proofErr w:type="spellEnd"/>
-      <w:r>
-        <w:t>/</w:t>
-      </w:r>
-      <w:proofErr w:type="spellStart"/>
-      <w:r>
-        <w:t>tasks-vision</w:t>
-      </w:r>
-      <w:proofErr w:type="spellEnd"/>
-      <w:r>
-        <w:t>“, ki je primerna za integracijo v Next.js</w:t>
+        <w:t>Pose Landmarker je v okolju brskalnika na voljo preko knjižnice npm “@mediapipe/tasks-vision“, ki je primerna za integracijo v Next.js</w:t>
       </w:r>
       <w:r>
         <w:t>.</w:t>
@@ -5195,35 +5074,17 @@
         <w:t>Na voljo so 3 različice modela: Lite</w:t>
       </w:r>
       <w:r>
-        <w:t xml:space="preserve"> (</w:t>
-      </w:r>
-      <w:proofErr w:type="spellStart"/>
-      <w:r>
-        <w:t>vleikost</w:t>
-      </w:r>
-      <w:proofErr w:type="spellEnd"/>
-      <w:r>
-        <w:t xml:space="preserve"> 3MB)</w:t>
-      </w:r>
-      <w:r>
-        <w:t xml:space="preserve">, </w:t>
-      </w:r>
-      <w:proofErr w:type="spellStart"/>
-      <w:r>
-        <w:t>Full</w:t>
-      </w:r>
-      <w:proofErr w:type="spellEnd"/>
+        <w:t xml:space="preserve"> (vleikost 3MB)</w:t>
+      </w:r>
+      <w:r>
+        <w:t>, Full</w:t>
+      </w:r>
       <w:r>
         <w:t xml:space="preserve"> (velikost 6MB)</w:t>
       </w:r>
       <w:r>
-        <w:t xml:space="preserve"> in </w:t>
-      </w:r>
-      <w:proofErr w:type="spellStart"/>
-      <w:r>
-        <w:t>Heavy</w:t>
-      </w:r>
-      <w:proofErr w:type="spellEnd"/>
+        <w:t xml:space="preserve"> in Heavy</w:t>
+      </w:r>
       <w:r>
         <w:t xml:space="preserve"> (velikost 26MB)</w:t>
       </w:r>
@@ -5243,15 +5104,7 @@
         <w:t>zaznave</w:t>
       </w:r>
       <w:r>
-        <w:t xml:space="preserve"> sklepnih točk slabša od ostalih dveh različic. Različica </w:t>
-      </w:r>
-      <w:proofErr w:type="spellStart"/>
-      <w:r>
-        <w:t>Full</w:t>
-      </w:r>
-      <w:proofErr w:type="spellEnd"/>
-      <w:r>
-        <w:t xml:space="preserve"> </w:t>
+        <w:t xml:space="preserve"> sklepnih točk slabša od ostalih dveh različic. Različica Full </w:t>
       </w:r>
       <w:r>
         <w:t xml:space="preserve">je po hitrosti delovanja kot tudi po kakovosti </w:t>
@@ -5260,23 +5113,10 @@
         <w:t>zaznave</w:t>
       </w:r>
       <w:r>
-        <w:t xml:space="preserve"> sklepnih točk zlata sredina med Lite in </w:t>
-      </w:r>
-      <w:proofErr w:type="spellStart"/>
-      <w:r>
-        <w:t>Heavy</w:t>
-      </w:r>
-      <w:proofErr w:type="spellEnd"/>
-      <w:r>
-        <w:t xml:space="preserve"> različico. </w:t>
-      </w:r>
-      <w:proofErr w:type="spellStart"/>
-      <w:r>
-        <w:t>Heavy</w:t>
-      </w:r>
-      <w:proofErr w:type="spellEnd"/>
-      <w:r>
-        <w:t xml:space="preserve"> različica </w:t>
+        <w:t xml:space="preserve"> sklepnih točk zlata sredina med Lite in Heavy različico. </w:t>
+      </w:r>
+      <w:r>
+        <w:t xml:space="preserve">Heavy različica </w:t>
       </w:r>
       <w:r>
         <w:t xml:space="preserve">je namenjena za modernejše robne naprave, kajti na strojno slabših napravah je detekcija </w:t>
@@ -5306,23 +5146,7 @@
         <w:t>. Pri vseh treh različicah</w:t>
       </w:r>
       <w:r>
-        <w:t xml:space="preserve"> (Lite, </w:t>
-      </w:r>
-      <w:proofErr w:type="spellStart"/>
-      <w:r>
-        <w:t>Full</w:t>
-      </w:r>
-      <w:proofErr w:type="spellEnd"/>
-      <w:r>
-        <w:t xml:space="preserve"> in </w:t>
-      </w:r>
-      <w:proofErr w:type="spellStart"/>
-      <w:r>
-        <w:t>Heavy</w:t>
-      </w:r>
-      <w:proofErr w:type="spellEnd"/>
-      <w:r>
-        <w:t xml:space="preserve">) </w:t>
+        <w:t xml:space="preserve"> (Lite, Full in Heavy) </w:t>
       </w:r>
       <w:r>
         <w:t>so vhodne oblike enake.</w:t>
@@ -5346,7 +5170,7 @@
         <w:t xml:space="preserve">informacijo o kakovosti zaznave </w:t>
       </w:r>
       <w:r>
-        <w:t>poze</w:t>
+        <w:t>telesne drže</w:t>
       </w:r>
       <w:r>
         <w:t xml:space="preserve"> v fazi detekcije in sledenja. Vrednosti so podane v intervalu od 0 do 1, in sicer:</w:t>
@@ -5439,23 +5263,7 @@
         </w:numPr>
       </w:pPr>
       <w:r>
-        <w:t xml:space="preserve">Različica modela (Lite, </w:t>
-      </w:r>
-      <w:proofErr w:type="spellStart"/>
-      <w:r>
-        <w:t>Full</w:t>
-      </w:r>
-      <w:proofErr w:type="spellEnd"/>
-      <w:r>
-        <w:t xml:space="preserve"> ali </w:t>
-      </w:r>
-      <w:proofErr w:type="spellStart"/>
-      <w:r>
-        <w:t>Heavy</w:t>
-      </w:r>
-      <w:proofErr w:type="spellEnd"/>
-      <w:r>
-        <w:t>)</w:t>
+        <w:t>Različica modela (Lite, Full ali Heavy)</w:t>
       </w:r>
     </w:p>
     <w:p>
@@ -5600,24 +5408,14 @@
       <w:r>
         <w:t xml:space="preserve">- </w:t>
       </w:r>
-      <w:proofErr w:type="spellStart"/>
       <w:r>
         <w:t>Ultralytics</w:t>
       </w:r>
       <w:bookmarkEnd w:id="22"/>
-      <w:proofErr w:type="spellEnd"/>
-    </w:p>
-    <w:p>
-      <w:r>
-        <w:t xml:space="preserve">YOLO11-pose je različica modelov družine </w:t>
-      </w:r>
-      <w:proofErr w:type="spellStart"/>
-      <w:r>
-        <w:t>Ultralytics</w:t>
-      </w:r>
-      <w:proofErr w:type="spellEnd"/>
-      <w:r>
-        <w:t xml:space="preserve"> YOLO11, namenjena zaznavanju drže. Modeli YOLO11 podpirajo več rešitev na področju računalniškega vida, med njimi tudi zaznavanje sklepnih točk, pri čemer so te različice označene s pripono </w:t>
+    </w:p>
+    <w:p>
+      <w:r>
+        <w:t xml:space="preserve">YOLO11-pose je različica modelov družine Ultralytics YOLO11, namenjena zaznavanju drže. Modeli YOLO11 podpirajo več rešitev na področju računalniškega vida, med njimi tudi zaznavanje sklepnih točk, pri čemer so te različice označene s pripono </w:t>
       </w:r>
       <w:r>
         <w:t>“</w:t>
@@ -5632,15 +5430,7 @@
         <w:t>.</w:t>
       </w:r>
       <w:r>
-        <w:t xml:space="preserve"> Modeli delujejo za več oseb (</w:t>
-      </w:r>
-      <w:proofErr w:type="spellStart"/>
-      <w:r>
-        <w:t>multipose</w:t>
-      </w:r>
-      <w:proofErr w:type="spellEnd"/>
-      <w:r>
-        <w:t>), kar pomeni, da lahko v enem vhodnem kadru hkrati zaznajo več oseb in za njih opravijo zaznavo sklepnih točk.</w:t>
+        <w:t xml:space="preserve"> Modeli delujejo za več oseb (multipose), kar pomeni, da lahko v enem vhodnem kadru hkrati zaznajo več oseb in za njih opravijo zaznavo sklepnih točk.</w:t>
       </w:r>
     </w:p>
     <w:p/>
@@ -5717,15 +5507,7 @@
     <w:p/>
     <w:p>
       <w:r>
-        <w:t xml:space="preserve">Pose modeli </w:t>
-      </w:r>
-      <w:proofErr w:type="spellStart"/>
-      <w:r>
-        <w:t>Ultralytics</w:t>
-      </w:r>
-      <w:proofErr w:type="spellEnd"/>
-      <w:r>
-        <w:t xml:space="preserve"> YOLO </w:t>
+        <w:t xml:space="preserve">Pose modeli Ultralytics YOLO </w:t>
       </w:r>
       <w:r>
         <w:t>so privzeto učeni na podatkovni zbirki “COCO-pose“ in napovedujejo 17 sklepnih točk, ki ustrezajo standardnim COCO sklepom. V tem pogledu je YOLO pristop bolj minimalističen v primerjavi z ostalimi rešitvami</w:t>
@@ -5808,51 +5590,25 @@
       <w:r>
         <w:t xml:space="preserve">Slika </w:t>
       </w:r>
-      <w:r>
-        <w:fldChar w:fldCharType="begin"/>
-      </w:r>
-      <w:r>
-        <w:instrText xml:space="preserve"> STYLEREF 1 \s </w:instrText>
-      </w:r>
-      <w:r>
-        <w:fldChar w:fldCharType="separate"/>
-      </w:r>
-      <w:r>
-        <w:rPr>
-          <w:noProof/>
-        </w:rPr>
-        <w:t>2</w:t>
-      </w:r>
-      <w:r>
-        <w:rPr>
-          <w:noProof/>
-        </w:rPr>
-        <w:fldChar w:fldCharType="end"/>
-      </w:r>
+      <w:fldSimple w:instr=" STYLEREF 1 \s ">
+        <w:r>
+          <w:rPr>
+            <w:noProof/>
+          </w:rPr>
+          <w:t>2</w:t>
+        </w:r>
+      </w:fldSimple>
       <w:r>
         <w:t>.</w:t>
       </w:r>
-      <w:r>
-        <w:fldChar w:fldCharType="begin"/>
-      </w:r>
-      <w:r>
-        <w:instrText xml:space="preserve"> SEQ Slika \* ARABIC \s 1 </w:instrText>
-      </w:r>
-      <w:r>
-        <w:fldChar w:fldCharType="separate"/>
-      </w:r>
-      <w:r>
-        <w:rPr>
-          <w:noProof/>
-        </w:rPr>
-        <w:t>2</w:t>
-      </w:r>
-      <w:r>
-        <w:rPr>
-          <w:noProof/>
-        </w:rPr>
-        <w:fldChar w:fldCharType="end"/>
-      </w:r>
+      <w:fldSimple w:instr=" SEQ Slika \* ARABIC \s 1 ">
+        <w:r>
+          <w:rPr>
+            <w:noProof/>
+          </w:rPr>
+          <w:t>2</w:t>
+        </w:r>
+      </w:fldSimple>
       <w:r>
         <w:t>: Primer COCO-pose učne množice</w:t>
       </w:r>
@@ -5861,15 +5617,7 @@
     <w:p/>
     <w:p>
       <w:r>
-        <w:t xml:space="preserve">Že naučeni modeli YOLO11-pose so privzeto trenirani za človeško pozo (npr. na COCO-pose učni množici). Je pa delovanje zaznave ključnih točk zasnovana dovolj splošno, da je YOLO-pose modele mogoče učiti ali nastaviti na poljubno definirane poze, kjer ključne točke ne predstavljajo nujno človeških sklepov, temveč katerikoli konsistentno označeni del objekta v učni zbirki. </w:t>
-      </w:r>
-      <w:proofErr w:type="spellStart"/>
-      <w:r>
-        <w:t>Ultralytics</w:t>
-      </w:r>
-      <w:proofErr w:type="spellEnd"/>
-      <w:r>
-        <w:t xml:space="preserve"> dokumentacija navaja tudi primere specializiranih učnih zbirk za živalsko pozo (npr. Tiger-Pose).</w:t>
+        <w:t>Že naučeni modeli YOLO11-pose so privzeto trenirani za človeško pozo (npr. na COCO-pose učni množici). Je pa delovanje zaznave ključnih točk zasnovana dovolj splošno, da je YOLO-pose modele mogoče učiti ali nastaviti na poljubno definirane poze, kjer ključne točke ne predstavljajo nujno človeških sklepov, temveč katerikoli konsistentno označeni del objekta v učni zbirki. Ultralytics dokumentacija navaja tudi primere specializiranih učnih zbirk za živalsko pozo (npr. Tiger-Pose).</w:t>
       </w:r>
     </w:p>
     <w:p/>
@@ -5911,23 +5659,7 @@
         </w:numPr>
       </w:pPr>
       <w:r>
-        <w:t>Omejitveni pravokotnik (</w:t>
-      </w:r>
-      <w:proofErr w:type="spellStart"/>
-      <w:r>
-        <w:t>bounding</w:t>
-      </w:r>
-      <w:proofErr w:type="spellEnd"/>
-      <w:r>
-        <w:t xml:space="preserve"> </w:t>
-      </w:r>
-      <w:proofErr w:type="spellStart"/>
-      <w:r>
-        <w:t>box</w:t>
-      </w:r>
-      <w:proofErr w:type="spellEnd"/>
-      <w:r>
-        <w:t>) osebe (v normalizirani obliki: x, y, širina, višina)</w:t>
+        <w:t>Omejitveni pravokotnik (bounding box) osebe (v normalizirani obliki: x, y, širina, višina)</w:t>
       </w:r>
     </w:p>
     <w:p>
@@ -5957,15 +5689,7 @@
     <w:p/>
     <w:p>
       <w:r>
-        <w:t>YOLO modeli pri zaznavi uporabljajo parameter “</w:t>
-      </w:r>
-      <w:proofErr w:type="spellStart"/>
-      <w:r>
-        <w:t>imgsz</w:t>
-      </w:r>
-      <w:proofErr w:type="spellEnd"/>
-      <w:r>
-        <w:t xml:space="preserve">“, ki določa velikost vhodne slike, ki je kvadratno oblikovana. Večja vhodna ločljivost praviloma izboljša kakovost zaznave in natančnost sklepnih točk, vendar poveča računsko zahtevnost in s tem zmanjša hitrost delovanja. Manjša ločljivost ima obratne lastnosti (hitrejše delovanje, praviloma slabšo </w:t>
+        <w:t xml:space="preserve">YOLO modeli pri zaznavi uporabljajo parameter “imgsz“, ki določa velikost vhodne slike, ki je kvadratno oblikovana. Večja vhodna ločljivost praviloma izboljša kakovost zaznave in natančnost sklepnih točk, vendar poveča računsko zahtevnost in s tem zmanjša hitrost delovanja. Manjša ločljivost ima obratne lastnosti (hitrejše delovanje, praviloma slabšo </w:t>
       </w:r>
       <w:r>
         <w:lastRenderedPageBreak/>
@@ -5990,15 +5714,7 @@
         <w:t xml:space="preserve"> modelov</w:t>
       </w:r>
       <w:r>
-        <w:t xml:space="preserve"> je </w:t>
-      </w:r>
-      <w:proofErr w:type="spellStart"/>
-      <w:r>
-        <w:t>Python</w:t>
-      </w:r>
-      <w:proofErr w:type="spellEnd"/>
-      <w:r>
-        <w:t xml:space="preserve">. Možnost izvažanja modelov v ostale formate je v kontekstu naloge </w:t>
+        <w:t xml:space="preserve"> je Python. Možnost izvažanja modelov v ostale formate je v kontekstu naloge </w:t>
       </w:r>
       <w:r>
         <w:t>ključna</w:t>
@@ -6010,31 +5726,7 @@
     <w:p/>
     <w:p>
       <w:r>
-        <w:t xml:space="preserve">Najučinkovitejšo izvajanje YOLO-pose modelov v okolju brskalnika omogoča knjižnica </w:t>
-      </w:r>
-      <w:proofErr w:type="spellStart"/>
-      <w:r>
-        <w:t>npm</w:t>
-      </w:r>
-      <w:proofErr w:type="spellEnd"/>
-      <w:r>
-        <w:t xml:space="preserve"> “@</w:t>
-      </w:r>
-      <w:proofErr w:type="spellStart"/>
-      <w:r>
-        <w:t>tensorflow</w:t>
-      </w:r>
-      <w:proofErr w:type="spellEnd"/>
-      <w:r>
-        <w:t>/</w:t>
-      </w:r>
-      <w:proofErr w:type="spellStart"/>
-      <w:r>
-        <w:t>tfjs</w:t>
-      </w:r>
-      <w:proofErr w:type="spellEnd"/>
-      <w:r>
-        <w:t>“. Knjižnica omogoča nalaganje modela in tudi izbiro zaledja, ki vpliva na zmogljivost in porabo virov ter je pomemben dejavnik pri optimizaciji hitrosti delovanja modelov v brskalniku.</w:t>
+        <w:t>Najučinkovitejšo izvajanje YOLO-pose modelov v okolju brskalnika omogoča knjižnica npm “@tensorflow/tfjs“. Knjižnica omogoča nalaganje modela in tudi izbiro zaledja, ki vpliva na zmogljivost in porabo virov ter je pomemben dejavnik pri optimizaciji hitrosti delovanja modelov v brskalniku.</w:t>
       </w:r>
     </w:p>
     <w:p/>
@@ -6052,24 +5744,17 @@
         <w:pStyle w:val="Heading3"/>
       </w:pPr>
       <w:bookmarkStart w:id="24" w:name="_Toc225593973"/>
-      <w:proofErr w:type="spellStart"/>
       <w:r>
         <w:t>PoseNet</w:t>
       </w:r>
-      <w:proofErr w:type="spellEnd"/>
       <w:r>
         <w:t xml:space="preserve"> – Tensorflow.js</w:t>
       </w:r>
       <w:bookmarkEnd w:id="24"/>
     </w:p>
     <w:p>
-      <w:proofErr w:type="spellStart"/>
-      <w:r>
-        <w:t>PoseNet</w:t>
-      </w:r>
-      <w:proofErr w:type="spellEnd"/>
-      <w:r>
-        <w:t xml:space="preserve"> je model namenjen zaznavanju</w:t>
+      <w:r>
+        <w:t>PoseNet je model namenjen zaznavanju</w:t>
       </w:r>
       <w:r>
         <w:t xml:space="preserve"> telesne</w:t>
@@ -6078,15 +5763,7 @@
         <w:t xml:space="preserve"> drže.  Integriran je v okolje Tensorflow.js, kar omogoča izvajanje neposredno v spletnem brskalniku.</w:t>
       </w:r>
       <w:r>
-        <w:t xml:space="preserve"> Namenjen je realno-časovni oceni poze na slikah in video toku, pri čemer je </w:t>
-      </w:r>
-      <w:proofErr w:type="spellStart"/>
-      <w:r>
-        <w:t>PoseNet</w:t>
-      </w:r>
-      <w:proofErr w:type="spellEnd"/>
-      <w:r>
-        <w:t xml:space="preserve"> v praksi pogosto uporabljen kot </w:t>
+        <w:t xml:space="preserve"> Namenjen je realno-časovni oceni poze na slikah in video toku, pri čemer je PoseNet v praksi pogosto uporabljen kot </w:t>
       </w:r>
       <w:r>
         <w:t>“</w:t>
@@ -6103,13 +5780,8 @@
     </w:p>
     <w:p/>
     <w:p>
-      <w:proofErr w:type="spellStart"/>
-      <w:r>
-        <w:t>PoseNet</w:t>
-      </w:r>
-      <w:proofErr w:type="spellEnd"/>
-      <w:r>
-        <w:t xml:space="preserve"> podpira tako zaznavo ene osebe kot tudi zaznavo več oseb hkrati. </w:t>
+      <w:r>
+        <w:t xml:space="preserve">PoseNet podpira tako zaznavo ene osebe kot tudi zaznavo več oseb hkrati. </w:t>
       </w:r>
       <w:r>
         <w:t>V konfiguraciji modela je možno specificirati maksimalno število oseb, ki bi jih naj model med izvajanjem zaznal.</w:t>
@@ -6131,76 +5803,26 @@
         <w:t>Za</w:t>
       </w:r>
       <w:r>
-        <w:t xml:space="preserve"> integracijo modela v okolje </w:t>
-      </w:r>
-      <w:proofErr w:type="spellStart"/>
-      <w:r>
-        <w:t>JavaScript</w:t>
-      </w:r>
-      <w:proofErr w:type="spellEnd"/>
-      <w:r>
-        <w:t xml:space="preserve"> je na voljo knjižnica </w:t>
-      </w:r>
-      <w:proofErr w:type="spellStart"/>
-      <w:r>
-        <w:t>npm</w:t>
-      </w:r>
-      <w:proofErr w:type="spellEnd"/>
-      <w:r>
-        <w:t xml:space="preserve"> </w:t>
+        <w:t xml:space="preserve"> integracijo modela v okolje JavaScript je na voljo knjižnica npm </w:t>
       </w:r>
       <w:r>
         <w:t>“</w:t>
       </w:r>
       <w:r>
-        <w:t>@</w:t>
-      </w:r>
-      <w:proofErr w:type="spellStart"/>
-      <w:r>
-        <w:t>tensorflow-models</w:t>
-      </w:r>
-      <w:proofErr w:type="spellEnd"/>
-      <w:r>
-        <w:t>/pose-</w:t>
-      </w:r>
-      <w:proofErr w:type="spellStart"/>
-      <w:r>
-        <w:t>detection</w:t>
-      </w:r>
-      <w:proofErr w:type="spellEnd"/>
+        <w:t>@tensorflow-models/pose-detection</w:t>
+      </w:r>
       <w:r>
         <w:t>“</w:t>
       </w:r>
       <w:r>
-        <w:t xml:space="preserve">, ki se izvaja s pomočjo knjižnice </w:t>
-      </w:r>
-      <w:proofErr w:type="spellStart"/>
-      <w:r>
-        <w:t>npm</w:t>
-      </w:r>
-      <w:proofErr w:type="spellEnd"/>
-      <w:r>
-        <w:t xml:space="preserve"> </w:t>
+        <w:t xml:space="preserve">, ki se izvaja s pomočjo knjižnice npm </w:t>
       </w:r>
       <w:r>
         <w:t>“</w:t>
       </w:r>
       <w:r>
-        <w:t>@</w:t>
-      </w:r>
-      <w:proofErr w:type="spellStart"/>
-      <w:r>
-        <w:t>tensorflow</w:t>
-      </w:r>
-      <w:proofErr w:type="spellEnd"/>
-      <w:r>
-        <w:t>/</w:t>
-      </w:r>
-      <w:proofErr w:type="spellStart"/>
-      <w:r>
-        <w:t>tfjs</w:t>
-      </w:r>
-      <w:proofErr w:type="spellEnd"/>
+        <w:t>@tensorflow/tfjs</w:t>
+      </w:r>
       <w:r>
         <w:t>“</w:t>
       </w:r>
@@ -6284,51 +5906,25 @@
       <w:r>
         <w:t xml:space="preserve">Slika </w:t>
       </w:r>
-      <w:r>
-        <w:fldChar w:fldCharType="begin"/>
-      </w:r>
-      <w:r>
-        <w:instrText xml:space="preserve"> STYLEREF 1 \s </w:instrText>
-      </w:r>
-      <w:r>
-        <w:fldChar w:fldCharType="separate"/>
-      </w:r>
-      <w:r>
-        <w:rPr>
-          <w:noProof/>
-        </w:rPr>
-        <w:t>2</w:t>
-      </w:r>
-      <w:r>
-        <w:rPr>
-          <w:noProof/>
-        </w:rPr>
-        <w:fldChar w:fldCharType="end"/>
-      </w:r>
+      <w:fldSimple w:instr=" STYLEREF 1 \s ">
+        <w:r>
+          <w:rPr>
+            <w:noProof/>
+          </w:rPr>
+          <w:t>2</w:t>
+        </w:r>
+      </w:fldSimple>
       <w:r>
         <w:t>.</w:t>
       </w:r>
-      <w:r>
-        <w:fldChar w:fldCharType="begin"/>
-      </w:r>
-      <w:r>
-        <w:instrText xml:space="preserve"> SEQ Slika \* ARABIC \s 1 </w:instrText>
-      </w:r>
-      <w:r>
-        <w:fldChar w:fldCharType="separate"/>
-      </w:r>
-      <w:r>
-        <w:rPr>
-          <w:noProof/>
-        </w:rPr>
-        <w:t>3</w:t>
-      </w:r>
-      <w:r>
-        <w:rPr>
-          <w:noProof/>
-        </w:rPr>
-        <w:fldChar w:fldCharType="end"/>
-      </w:r>
+      <w:fldSimple w:instr=" SEQ Slika \* ARABIC \s 1 ">
+        <w:r>
+          <w:rPr>
+            <w:noProof/>
+          </w:rPr>
+          <w:t>3</w:t>
+        </w:r>
+      </w:fldSimple>
       <w:r>
         <w:t xml:space="preserve">: </w:t>
       </w:r>
@@ -6336,15 +5932,7 @@
         <w:t xml:space="preserve">Shema </w:t>
       </w:r>
       <w:r>
-        <w:t xml:space="preserve">sklepnih točk </w:t>
-      </w:r>
-      <w:proofErr w:type="spellStart"/>
-      <w:r>
-        <w:t>PoseNet</w:t>
-      </w:r>
-      <w:proofErr w:type="spellEnd"/>
-      <w:r>
-        <w:t xml:space="preserve"> modela</w:t>
+        <w:t>sklepnih točk PoseNet modela</w:t>
       </w:r>
       <w:bookmarkEnd w:id="25"/>
       <w:bookmarkEnd w:id="26"/>
@@ -6352,23 +5940,7 @@
     <w:p/>
     <w:p>
       <w:r>
-        <w:t xml:space="preserve">Pose Net podpira dve osnovni arhitekturi: MobileNetV1, </w:t>
-      </w:r>
-      <w:proofErr w:type="spellStart"/>
-      <w:r>
-        <w:t>ResNet</w:t>
-      </w:r>
-      <w:proofErr w:type="spellEnd"/>
-      <w:r>
-        <w:t xml:space="preserve">. Pri inicializaciji </w:t>
-      </w:r>
-      <w:proofErr w:type="spellStart"/>
-      <w:r>
-        <w:t>PoseNet</w:t>
-      </w:r>
-      <w:proofErr w:type="spellEnd"/>
-      <w:r>
-        <w:t xml:space="preserve"> modela je potrebno specificirati katera arhitektura se naj uporablja.</w:t>
+        <w:t>Pose Net podpira dve osnovni arhitekturi: MobileNetV1, ResNet. Pri inicializaciji PoseNet modela je potrebno specificirati katera arhitektura se naj uporablja.</w:t>
       </w:r>
       <w:r>
         <w:t xml:space="preserve"> </w:t>
@@ -6389,15 +5961,7 @@
         <w:t xml:space="preserve">1 je praviloma hitrejša in primernejša za šibkejše naprave, kar pomeni, da je praviloma tudi manj natančna. </w:t>
       </w:r>
       <w:r>
-        <w:t xml:space="preserve">MobileNetV1 je del množice </w:t>
-      </w:r>
-      <w:proofErr w:type="spellStart"/>
-      <w:r>
-        <w:t>konvolucijskih</w:t>
-      </w:r>
-      <w:proofErr w:type="spellEnd"/>
-      <w:r>
-        <w:t xml:space="preserve"> nevronskih mrež, namenjenih za aplikacije </w:t>
+        <w:t xml:space="preserve">MobileNetV1 je del množice konvolucijskih nevronskih mrež, namenjenih za aplikacije </w:t>
       </w:r>
       <w:r>
         <w:t xml:space="preserve">računalniškega vida </w:t>
@@ -6431,53 +5995,19 @@
         <w:t xml:space="preserve">takšne platforme. </w:t>
       </w:r>
       <w:r>
-        <w:t xml:space="preserve">Struktura arhitekture temelji na globinsko ločljivih </w:t>
-      </w:r>
-      <w:proofErr w:type="spellStart"/>
-      <w:r>
-        <w:t>konvolucijah</w:t>
-      </w:r>
-      <w:proofErr w:type="spellEnd"/>
-      <w:r>
-        <w:t xml:space="preserve">, razen prvega sloja, ki je polna </w:t>
-      </w:r>
-      <w:proofErr w:type="spellStart"/>
-      <w:r>
-        <w:t>konvolucija</w:t>
-      </w:r>
-      <w:proofErr w:type="spellEnd"/>
+        <w:t>Struktura arhitekture temelji na globinsko ločljivih konvolucijah, razen prvega sloja, ki je polna konvolucija</w:t>
+      </w:r>
       <w:r>
         <w:t>.</w:t>
       </w:r>
       <w:r>
-        <w:t xml:space="preserve"> </w:t>
-      </w:r>
-      <w:proofErr w:type="spellStart"/>
-      <w:r>
-        <w:t>MobileNet</w:t>
-      </w:r>
-      <w:proofErr w:type="spellEnd"/>
-      <w:r>
-        <w:t xml:space="preserve"> uporablja globinsko ločljive </w:t>
-      </w:r>
-      <w:proofErr w:type="spellStart"/>
-      <w:r>
-        <w:t>konvolucije</w:t>
-      </w:r>
-      <w:proofErr w:type="spellEnd"/>
+        <w:t xml:space="preserve"> MobileNet uporablja globinsko ločljive konvolucije</w:t>
+      </w:r>
       <w:r>
         <w:t xml:space="preserve"> velikosti 3x3</w:t>
       </w:r>
       <w:r>
-        <w:t xml:space="preserve">, ki opravijo 8 do 9 krat manj računskih operacij kot standardne </w:t>
-      </w:r>
-      <w:proofErr w:type="spellStart"/>
-      <w:r>
-        <w:t>konvolucije</w:t>
-      </w:r>
-      <w:proofErr w:type="spellEnd"/>
-      <w:r>
-        <w:t xml:space="preserve">, pri čemer se natančnost zmanjša le v </w:t>
+        <w:t xml:space="preserve">, ki opravijo 8 do 9 krat manj računskih operacij kot standardne konvolucije, pri čemer se natančnost zmanjša le v </w:t>
       </w:r>
       <w:r>
         <w:t>majhnem</w:t>
@@ -6495,15 +6025,7 @@
         <w:t xml:space="preserve"> na robnih napravah ključnega pomena.</w:t>
       </w:r>
       <w:r>
-        <w:t xml:space="preserve"> Glavna slabost globinsko ločljivih </w:t>
-      </w:r>
-      <w:proofErr w:type="spellStart"/>
-      <w:r>
-        <w:t>konvolucij</w:t>
-      </w:r>
-      <w:proofErr w:type="spellEnd"/>
-      <w:r>
-        <w:t xml:space="preserve"> v primerjavi s standardnimi je ta, da vhodne kanale le prefiltrira in jih ne združuje za ustvarjanje novih </w:t>
+        <w:t xml:space="preserve"> Glavna slabost globinsko ločljivih konvolucij v primerjavi s standardnimi je ta, da vhodne kanale le prefiltrira in jih ne združuje za ustvarjanje novih </w:t>
       </w:r>
       <w:r>
         <w:t>značilnosti</w:t>
@@ -6515,43 +6037,19 @@
         <w:t>značilnosti</w:t>
       </w:r>
       <w:r>
-        <w:t xml:space="preserve"> je potrebna dodatna plast, ki izračuna linearno kombinacijo izhoda globinske </w:t>
-      </w:r>
-      <w:proofErr w:type="spellStart"/>
-      <w:r>
-        <w:t>konvolucije</w:t>
-      </w:r>
-      <w:proofErr w:type="spellEnd"/>
-      <w:r>
-        <w:t xml:space="preserve"> </w:t>
+        <w:t xml:space="preserve"> je potrebna dodatna plast, ki izračuna linearno kombinacijo izhoda globinske konvolucije </w:t>
       </w:r>
       <w:r>
         <w:t>in</w:t>
       </w:r>
       <w:r>
-        <w:t xml:space="preserve"> </w:t>
-      </w:r>
-      <w:proofErr w:type="spellStart"/>
-      <w:r>
-        <w:t>konvolucije</w:t>
-      </w:r>
-      <w:proofErr w:type="spellEnd"/>
-      <w:r>
-        <w:t xml:space="preserve"> velikosti 1x1.</w:t>
+        <w:t xml:space="preserve"> konvolucije velikosti 1x1.</w:t>
       </w:r>
     </w:p>
     <w:p/>
     <w:p>
       <w:r>
-        <w:t xml:space="preserve">Arhitektura </w:t>
-      </w:r>
-      <w:proofErr w:type="spellStart"/>
-      <w:r>
-        <w:t>ResNet</w:t>
-      </w:r>
-      <w:proofErr w:type="spellEnd"/>
-      <w:r>
-        <w:t xml:space="preserve"> je računsko zahtevnejša, kar v praksi pomeni, da je praviloma natančnejša. </w:t>
+        <w:t xml:space="preserve">Arhitektura ResNet je računsko zahtevnejša, kar v praksi pomeni, da je praviloma natančnejša. </w:t>
       </w:r>
       <w:r>
         <w:t>Njena slabost je večja računska zahtevnost v primerjavi z arhitekturo MobileNetV1, zato je za uporabo na robni napravah manj primerna.</w:t>
@@ -6571,21 +6069,8 @@
           <w:numId w:val="58"/>
         </w:numPr>
       </w:pPr>
-      <w:proofErr w:type="spellStart"/>
-      <w:r>
-        <w:t>architecture</w:t>
-      </w:r>
-      <w:proofErr w:type="spellEnd"/>
-      <w:r>
-        <w:t xml:space="preserve">: izbira med MobileNetV1 in </w:t>
-      </w:r>
-      <w:proofErr w:type="spellStart"/>
-      <w:r>
-        <w:t>ResNet</w:t>
-      </w:r>
-      <w:proofErr w:type="spellEnd"/>
-      <w:r>
-        <w:t xml:space="preserve"> arhitekturo</w:t>
+      <w:r>
+        <w:t>architecture: izbira med MobileNetV1 in ResNet arhitekturo</w:t>
       </w:r>
     </w:p>
     <w:p>
@@ -6596,13 +6081,8 @@
           <w:numId w:val="57"/>
         </w:numPr>
       </w:pPr>
-      <w:proofErr w:type="spellStart"/>
-      <w:r>
-        <w:t>outputStride</w:t>
-      </w:r>
-      <w:proofErr w:type="spellEnd"/>
-      <w:r>
-        <w:t>: faktor zmanjšanja ločljivosti med vhodno sliko in izhodn</w:t>
+      <w:r>
+        <w:t>outputStride: faktor zmanjšanja ločljivosti med vhodno sliko in izhodn</w:t>
       </w:r>
       <w:r>
         <w:t xml:space="preserve">imi </w:t>
@@ -6628,16 +6108,11 @@
           <w:numId w:val="57"/>
         </w:numPr>
       </w:pPr>
-      <w:proofErr w:type="spellStart"/>
       <w:r>
         <w:t>input</w:t>
       </w:r>
       <w:r>
-        <w:t>Resolution</w:t>
-      </w:r>
-      <w:proofErr w:type="spellEnd"/>
-      <w:r>
-        <w:t xml:space="preserve">: </w:t>
+        <w:t xml:space="preserve">Resolution: </w:t>
       </w:r>
       <w:r>
         <w:t xml:space="preserve">določa velikost, na katero se vhodna slika pomanjša, preden se </w:t>
@@ -6654,38 +6129,17 @@
           <w:numId w:val="57"/>
         </w:numPr>
       </w:pPr>
-      <w:proofErr w:type="spellStart"/>
-      <w:r>
-        <w:t>multiplier</w:t>
-      </w:r>
-      <w:proofErr w:type="spellEnd"/>
-      <w:r>
-        <w:t xml:space="preserve">: </w:t>
-      </w:r>
-      <w:r>
-        <w:t xml:space="preserve">faktor zmanjševanja števila kanalov za vse </w:t>
-      </w:r>
-      <w:proofErr w:type="spellStart"/>
-      <w:r>
-        <w:t>konvolucijske</w:t>
-      </w:r>
-      <w:proofErr w:type="spellEnd"/>
-      <w:r>
-        <w:t xml:space="preserve"> </w:t>
+      <w:r>
+        <w:t xml:space="preserve">multiplier: </w:t>
+      </w:r>
+      <w:r>
+        <w:t xml:space="preserve">faktor zmanjševanja števila kanalov za vse konvolucijske </w:t>
       </w:r>
       <w:r>
         <w:t>sloje</w:t>
       </w:r>
       <w:r>
-        <w:t xml:space="preserve">. Več </w:t>
-      </w:r>
-      <w:proofErr w:type="spellStart"/>
-      <w:r>
-        <w:t>konvolucijskih</w:t>
-      </w:r>
-      <w:proofErr w:type="spellEnd"/>
-      <w:r>
-        <w:t xml:space="preserve"> kanalov pomeni praviloma natančnejši, a računsko zahtevnejši model</w:t>
+        <w:t>. Več konvolucijskih kanalov pomeni praviloma natančnejši, a računsko zahtevnejši model</w:t>
       </w:r>
     </w:p>
     <w:p>
@@ -6696,11 +6150,9 @@
           <w:numId w:val="57"/>
         </w:numPr>
       </w:pPr>
-      <w:proofErr w:type="spellStart"/>
       <w:r>
         <w:t>quantBytes</w:t>
       </w:r>
-      <w:proofErr w:type="spellEnd"/>
       <w:r>
         <w:t>:</w:t>
       </w:r>
@@ -6717,7 +6169,6 @@
         <w:pStyle w:val="Heading3"/>
       </w:pPr>
       <w:bookmarkStart w:id="27" w:name="_Toc225593974"/>
-      <w:proofErr w:type="spellStart"/>
       <w:r>
         <w:t>Move</w:t>
       </w:r>
@@ -6727,84 +6178,36 @@
       <w:r>
         <w:t>et</w:t>
       </w:r>
-      <w:proofErr w:type="spellEnd"/>
       <w:r>
         <w:t xml:space="preserve"> – Tensorflow.js</w:t>
       </w:r>
       <w:bookmarkEnd w:id="27"/>
     </w:p>
     <w:p>
-      <w:proofErr w:type="spellStart"/>
-      <w:r>
-        <w:t>MoveNet</w:t>
-      </w:r>
-      <w:proofErr w:type="spellEnd"/>
-      <w:r>
-        <w:t xml:space="preserve"> je model za zaznavanje telesne drže</w:t>
-      </w:r>
-      <w:r>
-        <w:t xml:space="preserve">, ki se podobno kot </w:t>
-      </w:r>
-      <w:proofErr w:type="spellStart"/>
-      <w:r>
-        <w:t>PoseNet</w:t>
-      </w:r>
-      <w:proofErr w:type="spellEnd"/>
-      <w:r>
-        <w:t xml:space="preserve"> v brskalniku uporablja preko knjižnice </w:t>
-      </w:r>
-      <w:proofErr w:type="spellStart"/>
-      <w:r>
-        <w:t>npm</w:t>
-      </w:r>
-      <w:proofErr w:type="spellEnd"/>
-      <w:r>
-        <w:t xml:space="preserve"> </w:t>
+      <w:r>
+        <w:t>MoveNet je model za zaznavanje telesne drže</w:t>
+      </w:r>
+      <w:r>
+        <w:t xml:space="preserve">, ki se podobno kot PoseNet v brskalniku uporablja preko knjižnice npm </w:t>
       </w:r>
       <w:r>
         <w:t>“</w:t>
       </w:r>
       <w:r>
-        <w:t>@</w:t>
-      </w:r>
-      <w:proofErr w:type="spellStart"/>
-      <w:r>
-        <w:t>tensorflow-models</w:t>
-      </w:r>
-      <w:proofErr w:type="spellEnd"/>
-      <w:r>
-        <w:t>/pose-</w:t>
-      </w:r>
-      <w:proofErr w:type="spellStart"/>
-      <w:r>
-        <w:t>detection</w:t>
-      </w:r>
-      <w:proofErr w:type="spellEnd"/>
+        <w:t>@tensorflow-models/pose-detection</w:t>
+      </w:r>
       <w:r>
         <w:t>“</w:t>
       </w:r>
       <w:r>
-        <w:t xml:space="preserve"> in se izvaja z uporabo knjižnice </w:t>
-      </w:r>
-      <w:proofErr w:type="spellStart"/>
-      <w:r>
-        <w:t>npm</w:t>
-      </w:r>
-      <w:proofErr w:type="spellEnd"/>
-      <w:r>
-        <w:t xml:space="preserve"> </w:t>
+        <w:t xml:space="preserve"> in se izvaja z uporabo knjižnice npm </w:t>
       </w:r>
       <w:r>
         <w:t>“</w:t>
       </w:r>
       <w:r>
-        <w:t>@</w:t>
-      </w:r>
-      <w:proofErr w:type="spellStart"/>
-      <w:r>
-        <w:t>tensorflow-js</w:t>
-      </w:r>
-      <w:proofErr w:type="spellEnd"/>
+        <w:t>@tensorflow-js</w:t>
+      </w:r>
       <w:r>
         <w:t>“</w:t>
       </w:r>
@@ -6822,120 +6225,43 @@
     <w:p/>
     <w:p>
       <w:r>
-        <w:t xml:space="preserve">Model </w:t>
-      </w:r>
-      <w:proofErr w:type="spellStart"/>
-      <w:r>
-        <w:t>MoveNet</w:t>
-      </w:r>
-      <w:proofErr w:type="spellEnd"/>
-      <w:r>
-        <w:t xml:space="preserve"> ima dve različici: </w:t>
-      </w:r>
-      <w:proofErr w:type="spellStart"/>
-      <w:r>
-        <w:t>Lightning</w:t>
-      </w:r>
-      <w:proofErr w:type="spellEnd"/>
-      <w:r>
-        <w:t xml:space="preserve"> in </w:t>
-      </w:r>
-      <w:proofErr w:type="spellStart"/>
-      <w:r>
-        <w:t>Thunder</w:t>
-      </w:r>
-      <w:proofErr w:type="spellEnd"/>
+        <w:t xml:space="preserve">Model MoveNet ima dve različici: Lightning in Thunder. Movenet Lightning je </w:t>
+      </w:r>
+      <w:r>
+        <w:t>“</w:t>
+      </w:r>
+      <w:r>
+        <w:t>lažji</w:t>
+      </w:r>
+      <w:r>
+        <w:t>“</w:t>
+      </w:r>
+      <w:r>
+        <w:t xml:space="preserve"> model, ki ima praviloma slabšo kvaliteto zaznave in manjšo računsko zahtevnost. Njegova prioriteta je hitrost, zato zaznava telesne drže deluje le za eno oseb</w:t>
+      </w:r>
+      <w:r>
+        <w:t>o</w:t>
+      </w:r>
       <w:r>
         <w:t xml:space="preserve">. </w:t>
       </w:r>
-      <w:proofErr w:type="spellStart"/>
-      <w:r>
-        <w:t>Movenet</w:t>
-      </w:r>
-      <w:proofErr w:type="spellEnd"/>
-      <w:r>
-        <w:t xml:space="preserve"> </w:t>
-      </w:r>
-      <w:proofErr w:type="spellStart"/>
-      <w:r>
-        <w:t>Lightning</w:t>
-      </w:r>
-      <w:proofErr w:type="spellEnd"/>
-      <w:r>
-        <w:t xml:space="preserve"> je </w:t>
+      <w:r>
+        <w:t xml:space="preserve">MoveNet Thunder pa ima praviloma boljšo kvaliteto zaznave in s tem povečano računsko zahtevnost, kar naredi model </w:t>
       </w:r>
       <w:r>
         <w:t>“</w:t>
       </w:r>
       <w:r>
-        <w:t>lažji</w:t>
+        <w:t>težji</w:t>
       </w:r>
       <w:r>
         <w:t>“</w:t>
       </w:r>
       <w:r>
-        <w:t xml:space="preserve"> model, ki ima praviloma slabšo kvaliteto zaznave in manjšo računsko zahtevnost. Njegova prioriteta je hitrost, zato zaznava telesne drže deluje le za eno oseb</w:t>
-      </w:r>
-      <w:r>
-        <w:t>o</w:t>
-      </w:r>
-      <w:r>
         <w:t xml:space="preserve">. </w:t>
       </w:r>
-      <w:proofErr w:type="spellStart"/>
-      <w:r>
-        <w:t>MoveNet</w:t>
-      </w:r>
-      <w:proofErr w:type="spellEnd"/>
-      <w:r>
-        <w:t xml:space="preserve"> </w:t>
-      </w:r>
-      <w:proofErr w:type="spellStart"/>
-      <w:r>
-        <w:t>Thunder</w:t>
-      </w:r>
-      <w:proofErr w:type="spellEnd"/>
-      <w:r>
-        <w:t xml:space="preserve"> pa ima praviloma boljšo kvaliteto zaznave in s tem povečano računsko zahtevnost, kar naredi model </w:t>
-      </w:r>
-      <w:r>
-        <w:t>“</w:t>
-      </w:r>
-      <w:r>
-        <w:t>težji</w:t>
-      </w:r>
-      <w:r>
-        <w:t>“</w:t>
-      </w:r>
-      <w:r>
-        <w:t xml:space="preserve">. </w:t>
-      </w:r>
-      <w:r>
-        <w:t xml:space="preserve">Sposoben je tudi zaznave več oseb hkrati, zato obstajata dve </w:t>
-      </w:r>
-      <w:proofErr w:type="spellStart"/>
-      <w:r>
-        <w:t>različi</w:t>
-      </w:r>
-      <w:proofErr w:type="spellEnd"/>
-      <w:r>
-        <w:t xml:space="preserve"> </w:t>
-      </w:r>
-      <w:proofErr w:type="spellStart"/>
-      <w:r>
-        <w:t>MoveNet</w:t>
-      </w:r>
-      <w:proofErr w:type="spellEnd"/>
-      <w:r>
-        <w:t xml:space="preserve"> </w:t>
-      </w:r>
-      <w:proofErr w:type="spellStart"/>
-      <w:r>
-        <w:t>Thunder</w:t>
-      </w:r>
-      <w:proofErr w:type="spellEnd"/>
-      <w:r>
-        <w:t xml:space="preserve"> modela: SINGLEPOSE_THUNDER</w:t>
+      <w:r>
+        <w:t>Sposoben je tudi zaznave več oseb hkrati, zato obstajata dve različi MoveNet Thunder modela: SINGLEPOSE_THUNDER</w:t>
       </w:r>
       <w:r>
         <w:t xml:space="preserve">, namenjen zaznavi le ene osebe v kadru </w:t>
@@ -6953,15 +6279,7 @@
         <w:t>.</w:t>
       </w:r>
       <w:r>
-        <w:t xml:space="preserve"> Različica </w:t>
-      </w:r>
-      <w:proofErr w:type="spellStart"/>
-      <w:r>
-        <w:t>Lightning</w:t>
-      </w:r>
-      <w:proofErr w:type="spellEnd"/>
-      <w:r>
-        <w:t xml:space="preserve"> je bolj primerna za realno-časovno zaznavo</w:t>
+        <w:t xml:space="preserve"> Različica Lightning je bolj primerna za realno-časovno zaznavo</w:t>
       </w:r>
       <w:r>
         <w:t>, ki je ključnega pomena v tej nalogi.</w:t>
@@ -6970,31 +6288,7 @@
     <w:p/>
     <w:p>
       <w:r>
-        <w:t xml:space="preserve">Obe različici modela </w:t>
-      </w:r>
-      <w:proofErr w:type="spellStart"/>
-      <w:r>
-        <w:t>MoveNet</w:t>
-      </w:r>
-      <w:proofErr w:type="spellEnd"/>
-      <w:r>
-        <w:t xml:space="preserve"> prejmeta na vhod RGB sliko ali posnetek video toka, ki je predstavljen kot tenzor z obliko 192x192x3 za </w:t>
-      </w:r>
-      <w:proofErr w:type="spellStart"/>
-      <w:r>
-        <w:t>Lightning</w:t>
-      </w:r>
-      <w:proofErr w:type="spellEnd"/>
-      <w:r>
-        <w:t xml:space="preserve"> različico in 256x256x3 za </w:t>
-      </w:r>
-      <w:proofErr w:type="spellStart"/>
-      <w:r>
-        <w:t>Thunder</w:t>
-      </w:r>
-      <w:proofErr w:type="spellEnd"/>
-      <w:r>
-        <w:t xml:space="preserve"> različico.</w:t>
+        <w:t>Obe različici modela MoveNet prejmeta na vhod RGB sliko ali posnetek video toka, ki je predstavljen kot tenzor z obliko 192x192x3 za Lightning različico in 256x256x3 za Thunder različico.</w:t>
       </w:r>
       <w:r>
         <w:t xml:space="preserve"> Obe različici podata na izhodu 4D tenzor oblike [1, 1, 17, 3], kjer</w:t>
@@ -7063,15 +6357,7 @@
         <w:t xml:space="preserve"> Model napove 17 ključnih točk,</w:t>
       </w:r>
       <w:r>
-        <w:t xml:space="preserve"> ki so enake oblike kot pri izhodu modela </w:t>
-      </w:r>
-      <w:proofErr w:type="spellStart"/>
-      <w:r>
-        <w:t>PoseNet</w:t>
-      </w:r>
-      <w:proofErr w:type="spellEnd"/>
-      <w:r>
-        <w:t>, predstavljene na</w:t>
+        <w:t xml:space="preserve"> ki so enake oblike kot pri izhodu modela PoseNet, predstavljene na</w:t>
       </w:r>
       <w:r>
         <w:t xml:space="preserve"> </w:t>
@@ -7104,15 +6390,7 @@
         <w:t>3</w:t>
       </w:r>
       <w:r>
-        <w:t xml:space="preserve">: Shema sklepnih točk </w:t>
-      </w:r>
-      <w:proofErr w:type="spellStart"/>
-      <w:r>
-        <w:t>PoseNet</w:t>
-      </w:r>
-      <w:proofErr w:type="spellEnd"/>
-      <w:r>
-        <w:t xml:space="preserve"> modela</w:t>
+        <w:t>: Shema sklepnih točk PoseNet modela</w:t>
       </w:r>
       <w:r>
         <w:fldChar w:fldCharType="end"/>
@@ -7128,15 +6406,7 @@
         <w:t xml:space="preserve">Model je privzeto naučen na že omenjeni COCO-pose učni množici in na </w:t>
       </w:r>
       <w:r>
-        <w:t xml:space="preserve">učni množici imenovani </w:t>
-      </w:r>
-      <w:proofErr w:type="spellStart"/>
-      <w:r>
-        <w:t>Active</w:t>
-      </w:r>
-      <w:proofErr w:type="spellEnd"/>
-      <w:r>
-        <w:t xml:space="preserve">, ki je zgrajena iz </w:t>
+        <w:t xml:space="preserve">učni množici imenovani Active, ki je zgrajena iz </w:t>
       </w:r>
       <w:r>
         <w:t xml:space="preserve">slik, </w:t>
@@ -7154,29 +6424,13 @@
         <w:t xml:space="preserve"> fitnesu, raztegovanje, ples, ...</w:t>
       </w:r>
       <w:r>
-        <w:t xml:space="preserve"> Privzeto učenje na učni množici </w:t>
-      </w:r>
-      <w:proofErr w:type="spellStart"/>
-      <w:r>
-        <w:t>Active</w:t>
-      </w:r>
-      <w:proofErr w:type="spellEnd"/>
-      <w:r>
-        <w:t xml:space="preserve"> ga razlikuje od ostalih modelov, ki so privzeto učeni le na COCO-pose učni množici in poudarja, da je namenjen uporabi sledenju telesne drže med izvajanjem aktivnosti.</w:t>
+        <w:t xml:space="preserve"> Privzeto učenje na učni množici Active ga razlikuje od ostalih modelov, ki so privzeto učeni le na COCO-pose učni množici in poudarja, da je namenjen uporabi sledenju telesne drže med izvajanjem aktivnosti.</w:t>
       </w:r>
     </w:p>
     <w:p/>
     <w:p>
       <w:r>
-        <w:t xml:space="preserve">Pri inicializaciji modela </w:t>
-      </w:r>
-      <w:proofErr w:type="spellStart"/>
-      <w:r>
-        <w:t>MoveNet</w:t>
-      </w:r>
-      <w:proofErr w:type="spellEnd"/>
-      <w:r>
-        <w:t xml:space="preserve"> je potrebno podati konfiguracijo, ki sestoji iz naslednjih parametrov:</w:t>
+        <w:t>Pri inicializaciji modela MoveNet je potrebno podati konfiguracijo, ki sestoji iz naslednjih parametrov:</w:t>
       </w:r>
     </w:p>
     <w:p>
@@ -7187,13 +6441,8 @@
           <w:numId w:val="59"/>
         </w:numPr>
       </w:pPr>
-      <w:proofErr w:type="spellStart"/>
-      <w:r>
-        <w:t>modelType</w:t>
-      </w:r>
-      <w:proofErr w:type="spellEnd"/>
-      <w:r>
-        <w:t>: izbira med SINGLEPOSE_LIGHTNING, SINGLEPOSE_THUNDER in MULTIPOSE_THUNDER tipi modela</w:t>
+      <w:r>
+        <w:t>modelType: izbira med SINGLEPOSE_LIGHTNING, SINGLEPOSE_THUNDER in MULTIPOSE_THUNDER tipi modela</w:t>
       </w:r>
     </w:p>
     <w:p>
@@ -7204,13 +6453,8 @@
           <w:numId w:val="59"/>
         </w:numPr>
       </w:pPr>
-      <w:proofErr w:type="spellStart"/>
-      <w:r>
-        <w:t>modelUrl</w:t>
-      </w:r>
-      <w:proofErr w:type="spellEnd"/>
-      <w:r>
-        <w:t>: niz, ki določa prilagojen URL-naslov modela</w:t>
+      <w:r>
+        <w:t>modelUrl: niz, ki določa prilagojen URL-naslov modela</w:t>
       </w:r>
     </w:p>
     <w:p>
@@ -7221,13 +6465,8 @@
           <w:numId w:val="59"/>
         </w:numPr>
       </w:pPr>
-      <w:proofErr w:type="spellStart"/>
-      <w:r>
-        <w:t>enableSmoothing</w:t>
-      </w:r>
-      <w:proofErr w:type="spellEnd"/>
-      <w:r>
-        <w:t>: logična vrednost, ki določa, ali naj se za glajenje napovedanih ključnih točk uporabi časovni filter</w:t>
+      <w:r>
+        <w:t>enableSmoothing: logična vrednost, ki določa, ali naj se za glajenje napovedanih ključnih točk uporabi časovni filter</w:t>
       </w:r>
     </w:p>
     <w:p>
@@ -7238,13 +6477,8 @@
           <w:numId w:val="59"/>
         </w:numPr>
       </w:pPr>
-      <w:proofErr w:type="spellStart"/>
-      <w:r>
-        <w:t>minPoseScore</w:t>
-      </w:r>
-      <w:proofErr w:type="spellEnd"/>
-      <w:r>
-        <w:t xml:space="preserve">: minimalna ocena zanesljivosti, ki jo mora imeti poza, da se </w:t>
+      <w:r>
+        <w:t xml:space="preserve">minPoseScore: minimalna ocena zanesljivosti, ki jo mora imeti poza, da se </w:t>
       </w:r>
       <w:r>
         <w:t>njena zaznava šteje za veljavno</w:t>
@@ -7258,13 +6492,8 @@
           <w:numId w:val="59"/>
         </w:numPr>
       </w:pPr>
-      <w:proofErr w:type="spellStart"/>
-      <w:r>
-        <w:t>multiPoseMaxDimension</w:t>
-      </w:r>
-      <w:proofErr w:type="spellEnd"/>
-      <w:r>
-        <w:t>: Največja dimenzija, ki se uporabi kot vhod za model za zaznavo več telesnih drž hkrati. Mora biti večkratnik števila 32, kot omenjeno pa je privzeta vrednost 256.</w:t>
+      <w:r>
+        <w:t>multiPoseMaxDimension: Največja dimenzija, ki se uporabi kot vhod za model za zaznavo več telesnih drž hkrati. Mora biti večkratnik števila 32, kot omenjeno pa je privzeta vrednost 256.</w:t>
       </w:r>
     </w:p>
     <w:p>
@@ -7275,21 +6504,8 @@
           <w:numId w:val="59"/>
         </w:numPr>
       </w:pPr>
-      <w:proofErr w:type="spellStart"/>
-      <w:r>
-        <w:t>enableTracking</w:t>
-      </w:r>
-      <w:proofErr w:type="spellEnd"/>
-      <w:r>
-        <w:t xml:space="preserve">: logična vrednost, ki se uporablja pri zaznavi </w:t>
-      </w:r>
-      <w:proofErr w:type="spellStart"/>
-      <w:r>
-        <w:t>večih</w:t>
-      </w:r>
-      <w:proofErr w:type="spellEnd"/>
-      <w:r>
-        <w:t xml:space="preserve"> oseb in določa, ali naj vsaka telesna drža vsebuje edinstveni identifikator, ki omogoča sledenju </w:t>
+      <w:r>
+        <w:t xml:space="preserve">enableTracking: logična vrednost, ki se uporablja pri zaznavi večih oseb in določa, ali naj vsaka telesna drža vsebuje edinstveni identifikator, ki omogoča sledenju </w:t>
       </w:r>
       <w:r>
         <w:t xml:space="preserve">telesni </w:t>
@@ -7306,21 +6522,8 @@
           <w:numId w:val="59"/>
         </w:numPr>
       </w:pPr>
-      <w:proofErr w:type="spellStart"/>
-      <w:r>
-        <w:t>trackerType</w:t>
-      </w:r>
-      <w:proofErr w:type="spellEnd"/>
-      <w:r>
-        <w:t xml:space="preserve"> in </w:t>
-      </w:r>
-      <w:proofErr w:type="spellStart"/>
-      <w:r>
-        <w:t>trackerConfig</w:t>
-      </w:r>
-      <w:proofErr w:type="spellEnd"/>
-      <w:r>
-        <w:t>: se uporabljata za tip in konfiguracijo načina sledenja telesni drži.</w:t>
+      <w:r>
+        <w:t>trackerType in trackerConfig: se uporabljata za tip in konfiguracijo načina sledenja telesni drži.</w:t>
       </w:r>
     </w:p>
     <w:p/>
@@ -7329,11 +6532,9 @@
         <w:pStyle w:val="Heading3"/>
       </w:pPr>
       <w:bookmarkStart w:id="28" w:name="_Toc225593975"/>
-      <w:proofErr w:type="spellStart"/>
       <w:r>
         <w:t>BlazePose</w:t>
       </w:r>
-      <w:proofErr w:type="spellEnd"/>
       <w:r>
         <w:t xml:space="preserve"> – Tensorflow.js</w:t>
       </w:r>
@@ -7358,13 +6559,8 @@
       <w:bookmarkEnd w:id="28"/>
     </w:p>
     <w:p>
-      <w:proofErr w:type="spellStart"/>
-      <w:r>
-        <w:t>BlazePose</w:t>
-      </w:r>
-      <w:proofErr w:type="spellEnd"/>
-      <w:r>
-        <w:t xml:space="preserve"> je </w:t>
+      <w:r>
+        <w:t xml:space="preserve">BlazePose je </w:t>
       </w:r>
       <w:r>
         <w:t>“</w:t>
@@ -7376,101 +6572,38 @@
         <w:t>“</w:t>
       </w:r>
       <w:r>
+        <w:t xml:space="preserve"> konvolucijska arhitektura nevronsk</w:t>
+      </w:r>
+      <w:r>
+        <w:t>e</w:t>
+      </w:r>
+      <w:r>
+        <w:t xml:space="preserve"> mreže, namenjena </w:t>
+      </w:r>
+      <w:r>
+        <w:t>za realno-časovno zaznavanje drže, zasnovan za delovanje na robnih napravah, ki je namenjen za scenarije, kot so fitnes aplikacije. Podobno kot PoseNet in MoveNet, je tudi BlazePose v brskalniku dostopen preko knjižnice npm</w:t>
+      </w:r>
+      <w:r>
         <w:t xml:space="preserve"> </w:t>
       </w:r>
-      <w:proofErr w:type="spellStart"/>
-      <w:r>
-        <w:t>konvolucijska</w:t>
-      </w:r>
-      <w:proofErr w:type="spellEnd"/>
-      <w:r>
-        <w:t xml:space="preserve"> arhitektura nevronsk</w:t>
-      </w:r>
-      <w:r>
-        <w:t>e</w:t>
-      </w:r>
-      <w:r>
-        <w:t xml:space="preserve"> mreže, namenjena </w:t>
-      </w:r>
-      <w:r>
-        <w:t xml:space="preserve">za realno-časovno zaznavanje drže, zasnovan za delovanje na robnih napravah, ki je namenjen za scenarije, kot so fitnes aplikacije. Podobno kot </w:t>
-      </w:r>
-      <w:proofErr w:type="spellStart"/>
-      <w:r>
-        <w:t>PoseNet</w:t>
-      </w:r>
-      <w:proofErr w:type="spellEnd"/>
-      <w:r>
-        <w:t xml:space="preserve"> in </w:t>
-      </w:r>
-      <w:proofErr w:type="spellStart"/>
-      <w:r>
-        <w:t>MoveNet</w:t>
-      </w:r>
-      <w:proofErr w:type="spellEnd"/>
-      <w:r>
-        <w:t xml:space="preserve">, je tudi </w:t>
-      </w:r>
-      <w:proofErr w:type="spellStart"/>
-      <w:r>
-        <w:t>BlazePose</w:t>
-      </w:r>
-      <w:proofErr w:type="spellEnd"/>
-      <w:r>
-        <w:t xml:space="preserve"> v brskalniku dostopen preko knjižnice </w:t>
-      </w:r>
-      <w:proofErr w:type="spellStart"/>
-      <w:r>
-        <w:t>npm</w:t>
-      </w:r>
-      <w:proofErr w:type="spellEnd"/>
-      <w:r>
-        <w:t xml:space="preserve"> </w:t>
-      </w:r>
       <w:r>
         <w:t>“</w:t>
       </w:r>
       <w:r>
-        <w:t>@</w:t>
-      </w:r>
-      <w:proofErr w:type="spellStart"/>
-      <w:r>
-        <w:t>tensorflow-models</w:t>
-      </w:r>
-      <w:proofErr w:type="spellEnd"/>
-      <w:r>
-        <w:t>/pose-</w:t>
-      </w:r>
-      <w:proofErr w:type="spellStart"/>
-      <w:r>
-        <w:t>detection</w:t>
-      </w:r>
-      <w:proofErr w:type="spellEnd"/>
+        <w:t>@tensorflow-models/pose-detection</w:t>
+      </w:r>
       <w:r>
         <w:t>“</w:t>
       </w:r>
       <w:r>
-        <w:t xml:space="preserve"> in se izvaja z uporabo knjižnice </w:t>
-      </w:r>
-      <w:proofErr w:type="spellStart"/>
-      <w:r>
-        <w:t>npm</w:t>
-      </w:r>
-      <w:proofErr w:type="spellEnd"/>
-      <w:r>
-        <w:t xml:space="preserve"> </w:t>
+        <w:t xml:space="preserve"> in se izvaja z uporabo knjižnice npm </w:t>
       </w:r>
       <w:r>
         <w:t>“</w:t>
       </w:r>
       <w:r>
-        <w:t>@</w:t>
-      </w:r>
-      <w:proofErr w:type="spellStart"/>
-      <w:r>
-        <w:t>tensorflow-js</w:t>
-      </w:r>
-      <w:proofErr w:type="spellEnd"/>
+        <w:t>@tensorflow-js</w:t>
+      </w:r>
       <w:r>
         <w:t>“</w:t>
       </w:r>
@@ -7478,15 +6611,7 @@
         <w:t xml:space="preserve">. </w:t>
       </w:r>
       <w:r>
-        <w:t xml:space="preserve">Implementacija arhitekture </w:t>
-      </w:r>
-      <w:proofErr w:type="spellStart"/>
-      <w:r>
-        <w:t>BlazePose</w:t>
-      </w:r>
-      <w:proofErr w:type="spellEnd"/>
-      <w:r>
-        <w:t xml:space="preserve"> je </w:t>
+        <w:t xml:space="preserve">Implementacija arhitekture BlazePose je </w:t>
       </w:r>
       <w:r>
         <w:t xml:space="preserve"> vključena tudi </w:t>
@@ -7497,32 +6622,20 @@
       <w:r>
         <w:t xml:space="preserve">uporabi </w:t>
       </w:r>
-      <w:proofErr w:type="spellStart"/>
       <w:r>
         <w:t>MediaPipe</w:t>
       </w:r>
-      <w:proofErr w:type="spellEnd"/>
       <w:r>
         <w:t>-ove</w:t>
       </w:r>
       <w:r>
         <w:t xml:space="preserve"> rešitve </w:t>
       </w:r>
-      <w:proofErr w:type="spellStart"/>
       <w:r>
         <w:t>PoseLandmarker</w:t>
       </w:r>
-      <w:proofErr w:type="spellEnd"/>
-      <w:r>
-        <w:t xml:space="preserve">, saj je </w:t>
-      </w:r>
-      <w:proofErr w:type="spellStart"/>
-      <w:r>
-        <w:t>BlazePose</w:t>
-      </w:r>
-      <w:proofErr w:type="spellEnd"/>
-      <w:r>
-        <w:t xml:space="preserve"> v spletnih aplikacijah mogoče uporabljati na dva načina</w:t>
+      <w:r>
+        <w:t>, saj je BlazePose v spletnih aplikacijah mogoče uporabljati na dva načina</w:t>
       </w:r>
       <w:r>
         <w:t xml:space="preserve"> preko</w:t>
@@ -7539,14 +6652,9 @@
           <w:numId w:val="60"/>
         </w:numPr>
       </w:pPr>
-      <w:proofErr w:type="spellStart"/>
       <w:r>
         <w:lastRenderedPageBreak/>
-        <w:t>MediaPipe</w:t>
-      </w:r>
-      <w:proofErr w:type="spellEnd"/>
-      <w:r>
-        <w:t xml:space="preserve"> implementacije</w:t>
+        <w:t>MediaPipe implementacije</w:t>
       </w:r>
     </w:p>
     <w:p>
@@ -7570,31 +6678,7 @@
         <w:t xml:space="preserve">aktivnostmi. </w:t>
       </w:r>
       <w:r>
-        <w:t xml:space="preserve">Zato </w:t>
-      </w:r>
-      <w:proofErr w:type="spellStart"/>
-      <w:r>
-        <w:t>BlazePose</w:t>
-      </w:r>
-      <w:proofErr w:type="spellEnd"/>
-      <w:r>
-        <w:t xml:space="preserve">, na vhodi RGB sliki ali posnetku video toka opravi zaznavo telesne drže in jo, podobno kot </w:t>
-      </w:r>
-      <w:proofErr w:type="spellStart"/>
-      <w:r>
-        <w:t>MediaPipe</w:t>
-      </w:r>
-      <w:proofErr w:type="spellEnd"/>
-      <w:r>
-        <w:t xml:space="preserve">-ov model </w:t>
-      </w:r>
-      <w:proofErr w:type="spellStart"/>
-      <w:r>
-        <w:t>PoseLandmarker</w:t>
-      </w:r>
-      <w:proofErr w:type="spellEnd"/>
-      <w:r>
-        <w:t>, predstavi v obliki 33 sklepnih točk</w:t>
+        <w:t>Zato BlazePose, na vhodi RGB sliki ali posnetku video toka opravi zaznavo telesne drže in jo, podobno kot MediaPipe-ov model PoseLandmarker, predstavi v obliki 33 sklepnih točk</w:t>
       </w:r>
       <w:r>
         <w:t xml:space="preserve">, ki so prikazane na </w:t>
@@ -7609,23 +6693,7 @@
         <w:fldChar w:fldCharType="separate"/>
       </w:r>
       <w:r>
-        <w:t xml:space="preserve">Shema sklepnih točk modela </w:t>
-      </w:r>
-      <w:proofErr w:type="spellStart"/>
-      <w:r>
-        <w:t>MediaPipe</w:t>
-      </w:r>
-      <w:proofErr w:type="spellEnd"/>
-      <w:r>
-        <w:t xml:space="preserve"> Pose </w:t>
-      </w:r>
-      <w:proofErr w:type="spellStart"/>
-      <w:r>
-        <w:t>Landmarker</w:t>
-      </w:r>
-      <w:proofErr w:type="spellEnd"/>
-      <w:r>
-        <w:t xml:space="preserve"> (33 točk)</w:t>
+        <w:t>Shema sklepnih točk modela MediaPipe Pose Landmarker (33 točk)</w:t>
       </w:r>
       <w:r>
         <w:fldChar w:fldCharType="end"/>
@@ -7634,23 +6702,7 @@
         <w:t xml:space="preserve">. </w:t>
       </w:r>
       <w:r>
-        <w:t xml:space="preserve">Izhodi </w:t>
-      </w:r>
-      <w:proofErr w:type="spellStart"/>
-      <w:r>
-        <w:t>BlazePose</w:t>
-      </w:r>
-      <w:proofErr w:type="spellEnd"/>
-      <w:r>
-        <w:t xml:space="preserve"> modela so zelo podobni izhodom rešitvi </w:t>
-      </w:r>
-      <w:proofErr w:type="spellStart"/>
-      <w:r>
-        <w:t>PoseLandmarker</w:t>
-      </w:r>
-      <w:proofErr w:type="spellEnd"/>
-      <w:r>
-        <w:t xml:space="preserve">, ki je opisana v </w:t>
+        <w:t xml:space="preserve">Izhodi BlazePose modela so zelo podobni izhodom rešitvi PoseLandmarker, ki je opisana v </w:t>
       </w:r>
       <w:r>
         <w:fldChar w:fldCharType="begin"/>
@@ -7662,21 +6714,8 @@
         <w:fldChar w:fldCharType="separate"/>
       </w:r>
       <w:r>
-        <w:t xml:space="preserve">Pose </w:t>
-      </w:r>
-      <w:proofErr w:type="spellStart"/>
-      <w:r>
-        <w:t>Landmarker</w:t>
-      </w:r>
-      <w:proofErr w:type="spellEnd"/>
-      <w:r>
-        <w:t xml:space="preserve"> – </w:t>
-      </w:r>
-      <w:proofErr w:type="spellStart"/>
-      <w:r>
-        <w:t>Mediapipe</w:t>
-      </w:r>
-      <w:proofErr w:type="spellEnd"/>
+        <w:t>Pose Landmarker – Mediapipe</w:t>
+      </w:r>
       <w:r>
         <w:fldChar w:fldCharType="end"/>
       </w:r>
@@ -7684,61 +6723,13 @@
         <w:t>.</w:t>
       </w:r>
       <w:r>
-        <w:t xml:space="preserve"> Tudi različice modela </w:t>
-      </w:r>
-      <w:proofErr w:type="spellStart"/>
-      <w:r>
-        <w:t>BlazePose</w:t>
-      </w:r>
-      <w:proofErr w:type="spellEnd"/>
-      <w:r>
-        <w:t xml:space="preserve"> so enake različicam rešitve </w:t>
-      </w:r>
-      <w:proofErr w:type="spellStart"/>
-      <w:r>
-        <w:t>PoseLandmarker</w:t>
-      </w:r>
-      <w:proofErr w:type="spellEnd"/>
-      <w:r>
-        <w:t xml:space="preserve">: Lite, </w:t>
-      </w:r>
-      <w:proofErr w:type="spellStart"/>
-      <w:r>
-        <w:t>Full</w:t>
-      </w:r>
-      <w:proofErr w:type="spellEnd"/>
-      <w:r>
-        <w:t xml:space="preserve"> in </w:t>
-      </w:r>
-      <w:proofErr w:type="spellStart"/>
-      <w:r>
-        <w:t>Heavy</w:t>
-      </w:r>
-      <w:proofErr w:type="spellEnd"/>
-      <w:r>
-        <w:t>.</w:t>
+        <w:t xml:space="preserve"> Tudi različice modela BlazePose so enake različicam rešitve PoseLandmarker: Lite, Full in Heavy.</w:t>
       </w:r>
     </w:p>
     <w:p/>
     <w:p>
       <w:r>
-        <w:t xml:space="preserve">Razlika med pristopom zajemanja sklepnih točk ostalih opisanih modelov med </w:t>
-      </w:r>
-      <w:proofErr w:type="spellStart"/>
-      <w:r>
-        <w:t>BlazePose</w:t>
-      </w:r>
-      <w:proofErr w:type="spellEnd"/>
-      <w:r>
-        <w:t xml:space="preserve"> in </w:t>
-      </w:r>
-      <w:proofErr w:type="spellStart"/>
-      <w:r>
-        <w:t>PoseLandmarker</w:t>
-      </w:r>
-      <w:proofErr w:type="spellEnd"/>
-      <w:r>
-        <w:t xml:space="preserve"> pristopom je ta, </w:t>
+        <w:t xml:space="preserve">Razlika med pristopom zajemanja sklepnih točk ostalih opisanih modelov med BlazePose in PoseLandmarker pristopom je ta, </w:t>
       </w:r>
       <w:r>
         <w:t xml:space="preserve">da slednja na izhodu za vsako sklepno točko ob 2D koordinatah podata tudi tretjo, globinsko z-koordinato. </w:t>
@@ -7821,15 +6812,7 @@
     <w:p/>
     <w:p>
       <w:r>
-        <w:t>Učinkovita izvedba realno-časovnega zaznavanja drže v spletnem brskalniku na robnih napravah zahteva več kot zgolj izbiro ustreznega modela. Enako pomembna je tudi izbira izvajalnega zaledja (</w:t>
-      </w:r>
-      <w:proofErr w:type="spellStart"/>
-      <w:r>
-        <w:t>backend</w:t>
-      </w:r>
-      <w:proofErr w:type="spellEnd"/>
-      <w:r>
-        <w:t>) kot tudi format modela, saj so od tega neposredno odvisni hitrost realno-časovnega zaznavanja, poraba virov</w:t>
+        <w:t>Učinkovita izvedba realno-časovnega zaznavanja drže v spletnem brskalniku na robnih napravah zahteva več kot zgolj izbiro ustreznega modela. Enako pomembna je tudi izbira izvajalnega zaledja (backend) kot tudi format modela, saj so od tega neposredno odvisni hitrost realno-časovnega zaznavanja, poraba virov</w:t>
       </w:r>
       <w:r>
         <w:t xml:space="preserve"> ter prenosljivost rešitve med različnimi napravami in brskalniki.</w:t>
@@ -7875,23 +6858,7 @@
         <w:t xml:space="preserve">) </w:t>
       </w:r>
       <w:r>
-        <w:t xml:space="preserve">Modeli, ki se uporabljajo v razvoju spletnih aplikacij, se v brskalniku izvajajo preko izvajalnih okolji, kot sta Tensorflow.js ali ONNX </w:t>
-      </w:r>
-      <w:proofErr w:type="spellStart"/>
-      <w:r>
-        <w:t>Runtime</w:t>
-      </w:r>
-      <w:proofErr w:type="spellEnd"/>
-      <w:r>
-        <w:t xml:space="preserve"> </w:t>
-      </w:r>
-      <w:proofErr w:type="spellStart"/>
-      <w:r>
-        <w:t>Web</w:t>
-      </w:r>
-      <w:proofErr w:type="spellEnd"/>
-      <w:r>
-        <w:t>, ta okolja pa za izvajanje uporabljajo spletne API-je.</w:t>
+        <w:t>Modeli, ki se uporabljajo v razvoju spletnih aplikacij, se v brskalniku izvajajo preko izvajalnih okolji, kot sta Tensorflow.js ali ONNX Runtime Web, ta okolja pa za izvajanje uporabljajo spletne API-je.</w:t>
       </w:r>
       <w:r>
         <w:t xml:space="preserve"> Izvajanje v teh okoljih na koncu teče na:</w:t>
@@ -7906,24 +6873,14 @@
         </w:numPr>
       </w:pPr>
       <w:r>
-        <w:t xml:space="preserve">CPU prek </w:t>
-      </w:r>
-      <w:proofErr w:type="spellStart"/>
-      <w:r>
-        <w:t>JavaScripta</w:t>
-      </w:r>
-      <w:proofErr w:type="spellEnd"/>
-      <w:r>
-        <w:t xml:space="preserve"> ali </w:t>
+        <w:t xml:space="preserve">CPU prek JavaScripta ali </w:t>
       </w:r>
       <w:r>
         <w:t xml:space="preserve">zaledja </w:t>
       </w:r>
-      <w:proofErr w:type="spellStart"/>
       <w:r>
         <w:t>WebAssembly</w:t>
       </w:r>
-      <w:proofErr w:type="spellEnd"/>
     </w:p>
     <w:p>
       <w:pPr>
@@ -7939,19 +6896,9 @@
       <w:r>
         <w:t xml:space="preserve">zaledij </w:t>
       </w:r>
-      <w:proofErr w:type="spellStart"/>
-      <w:r>
-        <w:t>WebGL</w:t>
-      </w:r>
-      <w:proofErr w:type="spellEnd"/>
-      <w:r>
-        <w:t xml:space="preserve"> ali </w:t>
-      </w:r>
-      <w:proofErr w:type="spellStart"/>
-      <w:r>
-        <w:t>WebGPU</w:t>
-      </w:r>
-      <w:proofErr w:type="spellEnd"/>
+      <w:r>
+        <w:t>WebGL ali WebGPU</w:t>
+      </w:r>
     </w:p>
     <w:p/>
     <w:p>
@@ -7959,21 +6906,14 @@
         <w:pStyle w:val="Heading3"/>
       </w:pPr>
       <w:bookmarkStart w:id="30" w:name="_Toc225593977"/>
-      <w:proofErr w:type="spellStart"/>
       <w:r>
         <w:t>WebAssembly</w:t>
       </w:r>
       <w:bookmarkEnd w:id="30"/>
-      <w:proofErr w:type="spellEnd"/>
-    </w:p>
-    <w:p>
-      <w:proofErr w:type="spellStart"/>
-      <w:r>
-        <w:t>WebAssembly</w:t>
-      </w:r>
-      <w:proofErr w:type="spellEnd"/>
-      <w:r>
-        <w:t xml:space="preserve"> (</w:t>
+    </w:p>
+    <w:p>
+      <w:r>
+        <w:t>WebAssembly (</w:t>
       </w:r>
       <w:r>
         <w:t>WASM</w:t>
@@ -8000,15 +6940,7 @@
         <w:t xml:space="preserve"> koda.</w:t>
       </w:r>
       <w:r>
-        <w:t xml:space="preserve"> Glavni cilj </w:t>
-      </w:r>
-      <w:proofErr w:type="spellStart"/>
-      <w:r>
-        <w:t>WebAssembly</w:t>
-      </w:r>
-      <w:proofErr w:type="spellEnd"/>
-      <w:r>
-        <w:t xml:space="preserve"> je omogočiti visoko zmogljive aplikacije na spletnih straneh.</w:t>
+        <w:t xml:space="preserve"> Glavni cilj WebAssembly je omogočiti visoko zmogljive aplikacije na spletnih straneh.</w:t>
       </w:r>
       <w:r>
         <w:t xml:space="preserve"> </w:t>
@@ -8047,15 +6979,7 @@
         <w:t>med delovanjem izvajajo napovedi z umetno inteligenco</w:t>
       </w:r>
       <w:r>
-        <w:t xml:space="preserve">, uporablja </w:t>
-      </w:r>
-      <w:proofErr w:type="spellStart"/>
-      <w:r>
-        <w:t>WebAssembly</w:t>
-      </w:r>
-      <w:proofErr w:type="spellEnd"/>
-      <w:r>
-        <w:t xml:space="preserve"> za računske operacije na procesorski enoti kot za povezovanje </w:t>
+        <w:t xml:space="preserve">, uporablja WebAssembly za računske operacije na procesorski enoti kot za povezovanje </w:t>
       </w:r>
       <w:r>
         <w:lastRenderedPageBreak/>
@@ -8080,133 +7004,45 @@
         <w:pStyle w:val="Heading3"/>
       </w:pPr>
       <w:bookmarkStart w:id="31" w:name="_Toc225593978"/>
-      <w:proofErr w:type="spellStart"/>
       <w:r>
         <w:t>WebGL</w:t>
       </w:r>
       <w:bookmarkEnd w:id="31"/>
-      <w:proofErr w:type="spellEnd"/>
-    </w:p>
-    <w:p>
-      <w:proofErr w:type="spellStart"/>
-      <w:r>
-        <w:t>WebGL</w:t>
-      </w:r>
-      <w:proofErr w:type="spellEnd"/>
-      <w:r>
-        <w:t xml:space="preserve"> (</w:t>
-      </w:r>
-      <w:proofErr w:type="spellStart"/>
-      <w:r>
-        <w:t>Web</w:t>
-      </w:r>
-      <w:proofErr w:type="spellEnd"/>
+    </w:p>
+    <w:p>
+      <w:r>
+        <w:t xml:space="preserve">WebGL (Web Graphics Library) je JavaScript-ov API, ki je bil prvotno namenjen za upodabljanje interaktivne 2D in 3D grafike. </w:t>
+      </w:r>
+      <w:r>
+        <w:t>Koda WebGL se izvaja na grafični procesorski enoti, kar omogoča hitrejše izvajanje strojnega učenja v primerjavi z uporabo WebAssembly</w:t>
+      </w:r>
+      <w:r>
+        <w:t xml:space="preserve"> zaledja</w:t>
+      </w:r>
+      <w:r>
+        <w:t>.</w:t>
+      </w:r>
       <w:r>
         <w:t xml:space="preserve"> </w:t>
       </w:r>
-      <w:proofErr w:type="spellStart"/>
-      <w:r>
-        <w:t>Graphics</w:t>
-      </w:r>
-      <w:proofErr w:type="spellEnd"/>
-      <w:r>
-        <w:t xml:space="preserve"> </w:t>
-      </w:r>
-      <w:proofErr w:type="spellStart"/>
-      <w:r>
-        <w:t>Library</w:t>
-      </w:r>
-      <w:proofErr w:type="spellEnd"/>
-      <w:r>
-        <w:t xml:space="preserve">) je </w:t>
-      </w:r>
-      <w:proofErr w:type="spellStart"/>
-      <w:r>
-        <w:t>JavaScript</w:t>
-      </w:r>
-      <w:proofErr w:type="spellEnd"/>
-      <w:r>
-        <w:t xml:space="preserve">-ov API, ki je bil prvotno namenjen za upodabljanje interaktivne 2D in 3D grafike. </w:t>
-      </w:r>
-      <w:r>
-        <w:t xml:space="preserve">Koda </w:t>
-      </w:r>
-      <w:proofErr w:type="spellStart"/>
-      <w:r>
-        <w:t>WebGL</w:t>
-      </w:r>
-      <w:proofErr w:type="spellEnd"/>
-      <w:r>
-        <w:t xml:space="preserve"> se izvaja na grafični procesorski enoti, kar omogoča hitrejše izvajanje strojnega učenja v primerjavi z uporabo </w:t>
-      </w:r>
-      <w:proofErr w:type="spellStart"/>
-      <w:r>
-        <w:t>WebAssembly</w:t>
-      </w:r>
-      <w:proofErr w:type="spellEnd"/>
-      <w:r>
-        <w:t xml:space="preserve"> zaledja</w:t>
-      </w:r>
-      <w:r>
-        <w:t>.</w:t>
-      </w:r>
-      <w:r>
-        <w:t xml:space="preserve"> </w:t>
-      </w:r>
-      <w:proofErr w:type="spellStart"/>
-      <w:r>
-        <w:t>WebGL</w:t>
-      </w:r>
-      <w:proofErr w:type="spellEnd"/>
-      <w:r>
-        <w:t xml:space="preserve"> je zelo razširjen in dolgo časa veljal za standardno izbiro reševanja problemov izvajanja strojnega učenja v brskalniku. Leta 2024 se je začel razvijati nov grafični API, </w:t>
-      </w:r>
-      <w:proofErr w:type="spellStart"/>
+      <w:r>
+        <w:t>WebGL je zelo razširjen in dolgo časa veljal za standardno izbiro reševanja problemov izvajanja strojnega učenja v brskalniku. Leta 2024 se je začel razvijati nov grafični API, WebGPU, ki bo nadomestil WebGL.</w:t>
+      </w:r>
+    </w:p>
+    <w:p/>
+    <w:p>
+      <w:pPr>
+        <w:pStyle w:val="Heading3"/>
+      </w:pPr>
+      <w:bookmarkStart w:id="32" w:name="_Toc225593979"/>
       <w:r>
         <w:t>WebGPU</w:t>
       </w:r>
-      <w:proofErr w:type="spellEnd"/>
-      <w:r>
-        <w:t xml:space="preserve">, ki bo nadomestil </w:t>
-      </w:r>
-      <w:proofErr w:type="spellStart"/>
-      <w:r>
-        <w:t>WebGL</w:t>
-      </w:r>
-      <w:proofErr w:type="spellEnd"/>
-      <w:r>
-        <w:t>.</w:t>
-      </w:r>
-    </w:p>
-    <w:p/>
-    <w:p>
-      <w:pPr>
-        <w:pStyle w:val="Heading3"/>
-      </w:pPr>
-      <w:bookmarkStart w:id="32" w:name="_Toc225593979"/>
-      <w:proofErr w:type="spellStart"/>
-      <w:r>
-        <w:t>WebGPU</w:t>
-      </w:r>
       <w:bookmarkEnd w:id="32"/>
-      <w:proofErr w:type="spellEnd"/>
-    </w:p>
-    <w:p>
-      <w:proofErr w:type="spellStart"/>
-      <w:r>
-        <w:t>WebGPU</w:t>
-      </w:r>
-      <w:proofErr w:type="spellEnd"/>
-      <w:r>
-        <w:t xml:space="preserve"> API spletnim aplikacijam, ki uporabljajo </w:t>
-      </w:r>
-      <w:proofErr w:type="spellStart"/>
-      <w:r>
-        <w:t>JavaScript</w:t>
-      </w:r>
-      <w:proofErr w:type="spellEnd"/>
-      <w:r>
-        <w:t xml:space="preserve">, omogoča učinkovit dostop do grafičnih procesorjev (GPU) na različnih platformah. </w:t>
+    </w:p>
+    <w:p>
+      <w:r>
+        <w:t xml:space="preserve">WebGPU API spletnim aplikacijam, ki uporabljajo JavaScript, omogoča učinkovit dostop do grafičnih procesorjev (GPU) na različnih platformah. </w:t>
       </w:r>
       <w:r>
         <w:t xml:space="preserve">Omogoča grafično obdelavo, igre in tudi izvajanje aplikacij, ki uporabljajo </w:t>
@@ -8218,69 +7054,16 @@
         <w:t>strojno učenje.</w:t>
       </w:r>
       <w:r>
-        <w:t xml:space="preserve"> </w:t>
-      </w:r>
-      <w:proofErr w:type="spellStart"/>
-      <w:r>
-        <w:t>WebGPU</w:t>
-      </w:r>
-      <w:proofErr w:type="spellEnd"/>
-      <w:r>
-        <w:t xml:space="preserve"> naj bi nadomestil starejši </w:t>
-      </w:r>
-      <w:proofErr w:type="spellStart"/>
-      <w:r>
-        <w:t>WebGL</w:t>
-      </w:r>
-      <w:proofErr w:type="spellEnd"/>
-      <w:r>
-        <w:t xml:space="preserve"> kot glavni grafični standard za splet.</w:t>
-      </w:r>
-      <w:r>
-        <w:t xml:space="preserve"> Prva izdaja podpore za </w:t>
-      </w:r>
-      <w:proofErr w:type="spellStart"/>
-      <w:r>
-        <w:t>WebGPU</w:t>
-      </w:r>
-      <w:proofErr w:type="spellEnd"/>
-      <w:r>
-        <w:t xml:space="preserve"> je bila izdana leta 2023 za brskalnika Google </w:t>
-      </w:r>
-      <w:proofErr w:type="spellStart"/>
-      <w:r>
-        <w:t>Chrome</w:t>
-      </w:r>
-      <w:proofErr w:type="spellEnd"/>
-      <w:r>
-        <w:t xml:space="preserve"> in Microsoft </w:t>
-      </w:r>
-      <w:proofErr w:type="spellStart"/>
-      <w:r>
-        <w:t>Edge</w:t>
-      </w:r>
-      <w:proofErr w:type="spellEnd"/>
-      <w:r>
-        <w:t xml:space="preserve">, leta 2025 pa sta podporo za </w:t>
-      </w:r>
-      <w:proofErr w:type="spellStart"/>
-      <w:r>
-        <w:t>WebGPU</w:t>
-      </w:r>
-      <w:proofErr w:type="spellEnd"/>
-      <w:r>
-        <w:t xml:space="preserve"> uvedla še Safari in Firefox.</w:t>
-      </w:r>
-      <w:r>
-        <w:t xml:space="preserve"> V primerjavi z </w:t>
-      </w:r>
-      <w:proofErr w:type="spellStart"/>
-      <w:r>
-        <w:t>WebGL</w:t>
-      </w:r>
-      <w:proofErr w:type="spellEnd"/>
-      <w:r>
-        <w:t xml:space="preserve"> ponuja razširjene zmogljivosti, sodobnejši vmesnik in neposreden dostop do grafičnega procesorja.</w:t>
+        <w:t xml:space="preserve"> WebGPU naj bi nadomestil starejši WebGL kot glavni grafični standard za splet.</w:t>
+      </w:r>
+      <w:r>
+        <w:t xml:space="preserve"> Prva izdaja podpore za WebGPU je bila izdana leta 2023 za brskalnika Google Chrome in Microsoft Edge</w:t>
+      </w:r>
+      <w:r>
+        <w:t>, leta 2025 pa sta podporo za WebGPU uvedla še Safari in Firefox.</w:t>
+      </w:r>
+      <w:r>
+        <w:t xml:space="preserve"> V primerjavi z WebGL ponuja razširjene zmogljivosti, sodobnejši vmesnik in neposreden dostop do grafičnega procesorja.</w:t>
       </w:r>
     </w:p>
     <w:p/>
@@ -8312,35 +7095,16 @@
     <w:p/>
     <w:p>
       <w:r>
-        <w:t xml:space="preserve">Uporaba TensorFlow.js knjižnice za strojno učenje v </w:t>
-      </w:r>
-      <w:proofErr w:type="spellStart"/>
-      <w:r>
-        <w:t>JavaScriptu</w:t>
-      </w:r>
-      <w:proofErr w:type="spellEnd"/>
-      <w:r>
-        <w:t xml:space="preserve"> ponuja uporabo opisanih zaledij. Hkrati je lahko aktivo le eno zaledje.</w:t>
+        <w:t>Uporaba TensorFlow.js knjižnice za strojno učenje v JavaScriptu ponuja uporabo opisanih zaledij. Hkrati je lahko aktivo le eno zaledje.</w:t>
       </w:r>
       <w:r>
         <w:t xml:space="preserve"> Primerjava med uporabo </w:t>
       </w:r>
       <w:r>
-        <w:t>WASM</w:t>
-      </w:r>
-      <w:r>
-        <w:t xml:space="preserve"> </w:t>
-      </w:r>
-      <w:r>
-        <w:t xml:space="preserve">in </w:t>
-      </w:r>
-      <w:proofErr w:type="spellStart"/>
-      <w:r>
-        <w:t>WebGL</w:t>
-      </w:r>
-      <w:proofErr w:type="spellEnd"/>
-      <w:r>
-        <w:t xml:space="preserve"> zaledij s TensorFlow.js knjižnico in izvajanjem na sami procesorski enoti je predstavljeno v naslednji</w:t>
+        <w:t xml:space="preserve">WASM </w:t>
+      </w:r>
+      <w:r>
+        <w:t>in WebGL zaledij s TensorFlow.js knjižnico in izvajanjem na sami procesorski enoti je predstavljeno v naslednji</w:t>
       </w:r>
       <w:r>
         <w:t>h tabelah</w:t>
@@ -8371,24 +7135,14 @@
       <w:r>
         <w:t xml:space="preserve">Tabela </w:t>
       </w:r>
-      <w:r>
-        <w:fldChar w:fldCharType="begin"/>
-      </w:r>
-      <w:r>
-        <w:instrText xml:space="preserve"> SEQ Tabela \* ARABIC </w:instrText>
-      </w:r>
-      <w:r>
-        <w:fldChar w:fldCharType="separate"/>
-      </w:r>
-      <w:r>
-        <w:rPr>
-          <w:noProof/>
-        </w:rPr>
-        <w:t>1</w:t>
-      </w:r>
-      <w:r>
-        <w:fldChar w:fldCharType="end"/>
-      </w:r>
+      <w:fldSimple w:instr=" SEQ Tabela \* ARABIC ">
+        <w:r>
+          <w:rPr>
+            <w:noProof/>
+          </w:rPr>
+          <w:t>1</w:t>
+        </w:r>
+      </w:fldSimple>
       <w:r>
         <w:t xml:space="preserve">: </w:t>
       </w:r>
@@ -8449,11 +7203,9 @@
               <w:jc w:val="left"/>
               <w:cnfStyle w:val="100000000000" w:firstRow="1" w:lastRow="0" w:firstColumn="0" w:lastColumn="0" w:oddVBand="0" w:evenVBand="0" w:oddHBand="0" w:evenHBand="0" w:firstRowFirstColumn="0" w:firstRowLastColumn="0" w:lastRowFirstColumn="0" w:lastRowLastColumn="0"/>
             </w:pPr>
-            <w:proofErr w:type="spellStart"/>
             <w:r>
               <w:t>WebGL</w:t>
             </w:r>
-            <w:proofErr w:type="spellEnd"/>
           </w:p>
         </w:tc>
         <w:tc>
@@ -8516,7 +7268,6 @@
                 <w:bCs w:val="0"/>
               </w:rPr>
             </w:pPr>
-            <w:proofErr w:type="spellStart"/>
             <w:r>
               <w:rPr>
                 <w:b w:val="0"/>
@@ -8524,7 +7275,6 @@
               </w:rPr>
               <w:t>BlazeFace</w:t>
             </w:r>
-            <w:proofErr w:type="spellEnd"/>
           </w:p>
         </w:tc>
         <w:tc>
@@ -8598,7 +7348,6 @@
                 <w:bCs w:val="0"/>
               </w:rPr>
             </w:pPr>
-            <w:proofErr w:type="spellStart"/>
             <w:r>
               <w:rPr>
                 <w:b w:val="0"/>
@@ -8606,7 +7355,6 @@
               </w:rPr>
               <w:t>FaceMesh</w:t>
             </w:r>
-            <w:proofErr w:type="spellEnd"/>
           </w:p>
         </w:tc>
         <w:tc>
@@ -8677,24 +7425,14 @@
       <w:r>
         <w:t xml:space="preserve">Tabela </w:t>
       </w:r>
-      <w:r>
-        <w:fldChar w:fldCharType="begin"/>
-      </w:r>
-      <w:r>
-        <w:instrText xml:space="preserve"> SEQ Tabela \* ARABIC </w:instrText>
-      </w:r>
-      <w:r>
-        <w:fldChar w:fldCharType="separate"/>
-      </w:r>
-      <w:r>
-        <w:rPr>
-          <w:noProof/>
-        </w:rPr>
-        <w:t>2</w:t>
-      </w:r>
-      <w:r>
-        <w:fldChar w:fldCharType="end"/>
-      </w:r>
+      <w:fldSimple w:instr=" SEQ Tabela \* ARABIC ">
+        <w:r>
+          <w:rPr>
+            <w:noProof/>
+          </w:rPr>
+          <w:t>2</w:t>
+        </w:r>
+      </w:fldSimple>
       <w:r>
         <w:t xml:space="preserve">: </w:t>
       </w:r>
@@ -8702,15 +7440,7 @@
         <w:t>Tensorflow.js p</w:t>
       </w:r>
       <w:r>
-        <w:t xml:space="preserve">rimerjava hitrosti </w:t>
-      </w:r>
-      <w:proofErr w:type="spellStart"/>
-      <w:r>
-        <w:t>delovnaja</w:t>
-      </w:r>
-      <w:proofErr w:type="spellEnd"/>
-      <w:r>
-        <w:t xml:space="preserve"> in porabe pomnilnika večjih modelov</w:t>
+        <w:t>rimerjava hitrosti delovnaja in porabe pomnilnika večjih modelov</w:t>
       </w:r>
       <w:bookmarkEnd w:id="35"/>
     </w:p>
@@ -8757,11 +7487,9 @@
               <w:jc w:val="left"/>
               <w:cnfStyle w:val="100000000000" w:firstRow="1" w:lastRow="0" w:firstColumn="0" w:lastColumn="0" w:oddVBand="0" w:evenVBand="0" w:oddHBand="0" w:evenHBand="0" w:firstRowFirstColumn="0" w:firstRowLastColumn="0" w:lastRowFirstColumn="0" w:lastRowLastColumn="0"/>
             </w:pPr>
-            <w:proofErr w:type="spellStart"/>
             <w:r>
               <w:t>WebGL</w:t>
             </w:r>
-            <w:proofErr w:type="spellEnd"/>
           </w:p>
         </w:tc>
         <w:tc>
@@ -8824,7 +7552,6 @@
                 <w:bCs w:val="0"/>
               </w:rPr>
             </w:pPr>
-            <w:proofErr w:type="spellStart"/>
             <w:r>
               <w:rPr>
                 <w:b w:val="0"/>
@@ -8832,7 +7559,6 @@
               </w:rPr>
               <w:t>PoseNet</w:t>
             </w:r>
-            <w:proofErr w:type="spellEnd"/>
           </w:p>
         </w:tc>
         <w:tc>
@@ -8845,10 +7571,7 @@
               <w:cnfStyle w:val="000000000000" w:firstRow="0" w:lastRow="0" w:firstColumn="0" w:lastColumn="0" w:oddVBand="0" w:evenVBand="0" w:oddHBand="0" w:evenHBand="0" w:firstRowFirstColumn="0" w:firstRowLastColumn="0" w:lastRowFirstColumn="0" w:lastRowLastColumn="0"/>
             </w:pPr>
             <w:r>
-              <w:t>42.5</w:t>
-            </w:r>
-            <w:r>
-              <w:t xml:space="preserve"> ms</w:t>
+              <w:t>42.5 ms</w:t>
             </w:r>
           </w:p>
         </w:tc>
@@ -8862,10 +7585,7 @@
               <w:cnfStyle w:val="000000000000" w:firstRow="0" w:lastRow="0" w:firstColumn="0" w:lastColumn="0" w:oddVBand="0" w:evenVBand="0" w:oddHBand="0" w:evenHBand="0" w:firstRowFirstColumn="0" w:firstRowLastColumn="0" w:lastRowFirstColumn="0" w:lastRowLastColumn="0"/>
             </w:pPr>
             <w:r>
-              <w:t>173.9</w:t>
-            </w:r>
-            <w:r>
-              <w:t xml:space="preserve"> ms</w:t>
+              <w:t>173.9 ms</w:t>
             </w:r>
           </w:p>
         </w:tc>
@@ -8879,10 +7599,7 @@
               <w:cnfStyle w:val="000000000000" w:firstRow="0" w:lastRow="0" w:firstColumn="0" w:lastColumn="0" w:oddVBand="0" w:evenVBand="0" w:oddHBand="0" w:evenHBand="0" w:firstRowFirstColumn="0" w:firstRowLastColumn="0" w:lastRowFirstColumn="0" w:lastRowLastColumn="0"/>
             </w:pPr>
             <w:r>
-              <w:t>1514.7</w:t>
-            </w:r>
-            <w:r>
-              <w:t xml:space="preserve"> ms</w:t>
+              <w:t>1514.7 ms</w:t>
             </w:r>
           </w:p>
         </w:tc>
@@ -8896,10 +7613,7 @@
               <w:cnfStyle w:val="000000000000" w:firstRow="0" w:lastRow="0" w:firstColumn="0" w:lastColumn="0" w:oddVBand="0" w:evenVBand="0" w:oddHBand="0" w:evenHBand="0" w:firstRowFirstColumn="0" w:firstRowLastColumn="0" w:lastRowFirstColumn="0" w:lastRowLastColumn="0"/>
             </w:pPr>
             <w:r>
-              <w:t>4.5</w:t>
-            </w:r>
-            <w:r>
-              <w:t xml:space="preserve"> MB</w:t>
+              <w:t>4.5 MB</w:t>
             </w:r>
           </w:p>
         </w:tc>
@@ -8918,7 +7632,6 @@
                 <w:bCs w:val="0"/>
               </w:rPr>
             </w:pPr>
-            <w:proofErr w:type="spellStart"/>
             <w:r>
               <w:rPr>
                 <w:b w:val="0"/>
@@ -8926,7 +7639,6 @@
               </w:rPr>
               <w:t>BodyPix</w:t>
             </w:r>
-            <w:proofErr w:type="spellEnd"/>
           </w:p>
         </w:tc>
         <w:tc>
@@ -8939,10 +7651,7 @@
               <w:cnfStyle w:val="000000000000" w:firstRow="0" w:lastRow="0" w:firstColumn="0" w:lastColumn="0" w:oddVBand="0" w:evenVBand="0" w:oddHBand="0" w:evenHBand="0" w:firstRowFirstColumn="0" w:firstRowLastColumn="0" w:lastRowFirstColumn="0" w:lastRowLastColumn="0"/>
             </w:pPr>
             <w:r>
-              <w:t>77</w:t>
-            </w:r>
-            <w:r>
-              <w:t xml:space="preserve"> ms</w:t>
+              <w:t>77 ms</w:t>
             </w:r>
           </w:p>
         </w:tc>
@@ -8956,10 +7665,7 @@
               <w:cnfStyle w:val="000000000000" w:firstRow="0" w:lastRow="0" w:firstColumn="0" w:lastColumn="0" w:oddVBand="0" w:evenVBand="0" w:oddHBand="0" w:evenHBand="0" w:firstRowFirstColumn="0" w:firstRowLastColumn="0" w:lastRowFirstColumn="0" w:lastRowLastColumn="0"/>
             </w:pPr>
             <w:r>
-              <w:t>188.4</w:t>
-            </w:r>
-            <w:r>
-              <w:t xml:space="preserve"> ms</w:t>
+              <w:t>188.4 ms</w:t>
             </w:r>
           </w:p>
         </w:tc>
@@ -8973,10 +7679,7 @@
               <w:cnfStyle w:val="000000000000" w:firstRow="0" w:lastRow="0" w:firstColumn="0" w:lastColumn="0" w:oddVBand="0" w:evenVBand="0" w:oddHBand="0" w:evenHBand="0" w:firstRowFirstColumn="0" w:firstRowLastColumn="0" w:lastRowFirstColumn="0" w:lastRowLastColumn="0"/>
             </w:pPr>
             <w:r>
-              <w:t>2683</w:t>
-            </w:r>
-            <w:r>
-              <w:t xml:space="preserve"> ms</w:t>
+              <w:t>2683 ms</w:t>
             </w:r>
           </w:p>
         </w:tc>
@@ -8990,10 +7693,7 @@
               <w:cnfStyle w:val="000000000000" w:firstRow="0" w:lastRow="0" w:firstColumn="0" w:lastColumn="0" w:oddVBand="0" w:evenVBand="0" w:oddHBand="0" w:evenHBand="0" w:firstRowFirstColumn="0" w:firstRowLastColumn="0" w:lastRowFirstColumn="0" w:lastRowLastColumn="0"/>
             </w:pPr>
             <w:r>
-              <w:t>4.6</w:t>
-            </w:r>
-            <w:r>
-              <w:t xml:space="preserve"> MB</w:t>
+              <w:t>4.6 MB</w:t>
             </w:r>
           </w:p>
         </w:tc>
@@ -9012,21 +7712,12 @@
                 <w:bCs w:val="0"/>
               </w:rPr>
             </w:pPr>
-            <w:proofErr w:type="spellStart"/>
             <w:r>
               <w:rPr>
                 <w:b w:val="0"/>
                 <w:bCs w:val="0"/>
               </w:rPr>
-              <w:t>MobileNet</w:t>
-            </w:r>
-            <w:proofErr w:type="spellEnd"/>
-            <w:r>
-              <w:rPr>
-                <w:b w:val="0"/>
-                <w:bCs w:val="0"/>
-              </w:rPr>
-              <w:t xml:space="preserve"> v2</w:t>
+              <w:t>MobileNet v2</w:t>
             </w:r>
           </w:p>
         </w:tc>
@@ -9094,59 +7785,16 @@
         <w:t xml:space="preserve">Zgornja tabela kaže, da je </w:t>
       </w:r>
       <w:r>
-        <w:t>WASM</w:t>
-      </w:r>
-      <w:r>
-        <w:t xml:space="preserve"> </w:t>
-      </w:r>
-      <w:r>
-        <w:t xml:space="preserve">pri vseh modelih 10 do 30-krat hitrejši od navadnega </w:t>
-      </w:r>
-      <w:proofErr w:type="spellStart"/>
-      <w:r>
-        <w:t>JavaScript</w:t>
-      </w:r>
-      <w:proofErr w:type="spellEnd"/>
-      <w:r>
-        <w:t xml:space="preserve"> CPU zaledja in konkurenčen </w:t>
-      </w:r>
-      <w:proofErr w:type="spellStart"/>
-      <w:r>
-        <w:t>WebGL</w:t>
-      </w:r>
-      <w:proofErr w:type="spellEnd"/>
-      <w:r>
-        <w:t xml:space="preserve">-u pri manjših modelih, kot je </w:t>
-      </w:r>
-      <w:proofErr w:type="spellStart"/>
-      <w:r>
-        <w:t>BlazeFace</w:t>
-      </w:r>
-      <w:proofErr w:type="spellEnd"/>
-      <w:r>
-        <w:t xml:space="preserve">, ki je zelo lahek model, kajti uporaba </w:t>
-      </w:r>
-      <w:proofErr w:type="spellStart"/>
-      <w:r>
-        <w:t>WebGL</w:t>
-      </w:r>
-      <w:proofErr w:type="spellEnd"/>
-      <w:r>
-        <w:t xml:space="preserve"> ima fiksne stroške na izvedbo operacije, kar pojasnjuje, zakaj je </w:t>
+        <w:t xml:space="preserve">WASM </w:t>
+      </w:r>
+      <w:r>
+        <w:t xml:space="preserve">pri vseh modelih 10 do 30-krat hitrejši od navadnega JavaScript CPU zaledja in konkurenčen WebGL-u pri manjših modelih, kot je BlazeFace, ki je zelo lahek model, kajti uporaba WebGL ima fiksne stroške na izvedbo operacije, kar pojasnjuje, zakaj je </w:t>
       </w:r>
       <w:r>
         <w:t>izvajanje</w:t>
       </w:r>
       <w:r>
-        <w:t xml:space="preserve"> lažjih modelov, kot je </w:t>
-      </w:r>
-      <w:proofErr w:type="spellStart"/>
-      <w:r>
-        <w:t>BlazeFace</w:t>
-      </w:r>
-      <w:proofErr w:type="spellEnd"/>
-      <w:r>
-        <w:t xml:space="preserve">, hitrejše na </w:t>
+        <w:t xml:space="preserve"> lažjih modelov, kot je BlazeFace, hitrejše na </w:t>
       </w:r>
       <w:r>
         <w:t>WASM</w:t>
@@ -9213,10 +7861,1332 @@
         <w:pStyle w:val="Heading2"/>
       </w:pPr>
       <w:r>
-        <w:t>Merila primerjave uspešnosti</w:t>
+        <w:t xml:space="preserve">Merila </w:t>
+      </w:r>
+      <w:r>
+        <w:t xml:space="preserve">za </w:t>
+      </w:r>
+      <w:r>
+        <w:t>primerjav</w:t>
+      </w:r>
+      <w:r>
+        <w:t>o</w:t>
+      </w:r>
+      <w:r>
+        <w:t xml:space="preserve"> uspešnosti</w:t>
+      </w:r>
+      <w:r>
+        <w:t xml:space="preserve"> modelov</w:t>
+      </w:r>
+    </w:p>
+    <w:p>
+      <w:pPr>
+        <w:pStyle w:val="Heading3"/>
+      </w:pPr>
+      <w:r>
+        <w:t>Zmogljivost izvajanja</w:t>
+      </w:r>
+    </w:p>
+    <w:p>
+      <w:r>
+        <w:t xml:space="preserve">Zmogljivost izvajanja je neposredno odvisna od naprave na kateri poteka izvajanje. </w:t>
+      </w:r>
+      <w:r>
+        <w:t xml:space="preserve">Najpomembnejša metrika za primerjavo zmogljivosti izvajanja med modeli je hitrost obdelave, ki se izraža s povprečnim številom </w:t>
+      </w:r>
+      <w:r>
+        <w:t>realno-časovn</w:t>
+      </w:r>
+      <w:r>
+        <w:t xml:space="preserve">o </w:t>
+      </w:r>
+      <w:r>
+        <w:t>obdelanih okvirjev na sekundo</w:t>
+      </w:r>
+      <w:r>
+        <w:t xml:space="preserve">. Izraža se tudi s kratico FPS. </w:t>
+      </w:r>
+      <w:r>
+        <w:t xml:space="preserve">Višji FPS pomeni bolj tekoče sledenje in bolj zanesljivo sprotno analizo, saj je model sposoben obdelati </w:t>
+      </w:r>
+      <w:r>
+        <w:t>več</w:t>
+      </w:r>
+      <w:r>
+        <w:t xml:space="preserve"> okvirjev na sekundo, kar </w:t>
+      </w:r>
+      <w:r>
+        <w:t>pomeni manjše časovne razlike med napovedanimi sklepnimi točkami modela.</w:t>
+      </w:r>
+      <w:r>
+        <w:t xml:space="preserve"> </w:t>
+      </w:r>
+      <w:r>
+        <w:t>Poleg povprečja je pomembno tudi nihanje FPS</w:t>
+      </w:r>
+      <w:r>
+        <w:t>, ki mora biti čim manjše. V nasprotnem primeru pride do neobdelanih okvirjev in naključnih večjih časovnih razlik med napovedanimi sklepnimi točkami modela.</w:t>
+      </w:r>
+      <w:r>
+        <w:t xml:space="preserve"> Pomembna lastnost modela je tudi njegov čas nalaganja oz. njegova inicializacija, ki vpliva na uporabniško izkušnjo ob zagonu analize.</w:t>
+      </w:r>
+    </w:p>
+    <w:p>
+      <w:pPr>
+        <w:pStyle w:val="Heading3"/>
+      </w:pPr>
+      <w:r>
+        <w:t>Poraba sistemskih virov</w:t>
+      </w:r>
+    </w:p>
+    <w:p>
+      <w:r>
+        <w:t>Koliko moči zahteva model v brskalniku se odraža z obremenitvijo procesorske ali grafične enote</w:t>
+      </w:r>
+      <w:r>
+        <w:t xml:space="preserve"> naprave.</w:t>
+      </w:r>
+      <w:r>
+        <w:t xml:space="preserve"> Prevelika obremenitev lahko povzroči </w:t>
+      </w:r>
+      <w:r>
+        <w:t xml:space="preserve">konkretno </w:t>
+      </w:r>
+      <w:r>
+        <w:t>segrevanje</w:t>
+      </w:r>
+      <w:r>
+        <w:t xml:space="preserve"> naprave.</w:t>
+      </w:r>
+      <w:r>
+        <w:t xml:space="preserve"> Večji modeli in zahtevnejša zaledja, preko katerih model v brskalniku deluje, povečajo porabo pomnilnika</w:t>
+      </w:r>
+      <w:r>
+        <w:t>, kar lahko vodi v upočasnitve in nestabilnosti delovanja.</w:t>
+      </w:r>
+      <w:r>
+        <w:t xml:space="preserve"> </w:t>
+      </w:r>
+      <w:r>
+        <w:t xml:space="preserve">Glavna slabost modelov za zaznavo drže v realno-časovni uporabi je to, da za svoje delovanje neprestano potrebujejo delujočo kamero. </w:t>
+      </w:r>
+      <w:r>
+        <w:t>Neprestano d</w:t>
+      </w:r>
+      <w:r>
+        <w:t xml:space="preserve">elujoča kamera </w:t>
+      </w:r>
+      <w:r>
+        <w:t>in</w:t>
+      </w:r>
+      <w:r>
+        <w:t xml:space="preserve"> realno-časov</w:t>
+      </w:r>
+      <w:r>
+        <w:t>no</w:t>
+      </w:r>
+      <w:r>
+        <w:t xml:space="preserve"> procesiranje rezultatov modela za zaznavo drže ima velik vpliv na </w:t>
+      </w:r>
+      <w:r>
+        <w:t xml:space="preserve">porabo </w:t>
+      </w:r>
+      <w:r>
+        <w:t xml:space="preserve">energije oz. </w:t>
+      </w:r>
+      <w:r>
+        <w:t>baterij</w:t>
+      </w:r>
+      <w:r>
+        <w:t>e</w:t>
+      </w:r>
+      <w:r>
+        <w:t xml:space="preserve"> </w:t>
+      </w:r>
+      <w:r>
+        <w:t xml:space="preserve">robne </w:t>
+      </w:r>
+      <w:r>
+        <w:t>naprave</w:t>
+      </w:r>
+      <w:r>
+        <w:t xml:space="preserve">. </w:t>
+      </w:r>
+      <w:r>
+        <w:t xml:space="preserve">Med </w:t>
+      </w:r>
+      <w:r>
+        <w:t>izvajanjem</w:t>
+      </w:r>
+      <w:r>
+        <w:t xml:space="preserve"> meritev in testiranjem </w:t>
+      </w:r>
+      <w:r>
+        <w:t>realno-</w:t>
+      </w:r>
+      <w:r>
+        <w:lastRenderedPageBreak/>
+        <w:t xml:space="preserve">časovne </w:t>
+      </w:r>
+      <w:r>
+        <w:t xml:space="preserve">analize na robnih napravah </w:t>
+      </w:r>
+      <w:r>
+        <w:t xml:space="preserve">se je izkazalo, da </w:t>
+      </w:r>
+      <w:r>
+        <w:t xml:space="preserve">je poraba energije večji </w:t>
+      </w:r>
+      <w:r>
+        <w:t>izziv</w:t>
+      </w:r>
+      <w:r>
+        <w:t xml:space="preserve">, kot je bilo </w:t>
+      </w:r>
+      <w:r>
+        <w:t xml:space="preserve">sprva </w:t>
+      </w:r>
+      <w:r>
+        <w:t>pričakovano</w:t>
+      </w:r>
+      <w:r>
+        <w:t>. Z</w:t>
+      </w:r>
+      <w:r>
+        <w:t>ato</w:t>
+      </w:r>
+      <w:r>
+        <w:t xml:space="preserve"> </w:t>
+      </w:r>
+      <w:r>
+        <w:t>so</w:t>
+      </w:r>
+      <w:r>
+        <w:t xml:space="preserve"> </w:t>
+      </w:r>
+      <w:r>
+        <w:t xml:space="preserve">bile </w:t>
+      </w:r>
+      <w:r>
+        <w:t>za končno uporabo analize med izvedbo treninga</w:t>
+      </w:r>
+      <w:r>
+        <w:t xml:space="preserve"> uvedene </w:t>
+      </w:r>
+      <w:r>
+        <w:t xml:space="preserve">naslednje </w:t>
+      </w:r>
+      <w:r>
+        <w:t>optimizacije:</w:t>
+      </w:r>
+    </w:p>
+    <w:p>
+      <w:pPr>
+        <w:pStyle w:val="ListParagraph"/>
+        <w:numPr>
+          <w:ilvl w:val="0"/>
+          <w:numId w:val="65"/>
+        </w:numPr>
+      </w:pPr>
+      <w:r>
+        <w:t>Pred</w:t>
+      </w:r>
+      <w:r>
+        <w:t>-</w:t>
+      </w:r>
+      <w:r>
+        <w:t xml:space="preserve">nalaganje modela in </w:t>
+      </w:r>
+      <w:r>
+        <w:t xml:space="preserve">ponovna uporaba </w:t>
+      </w:r>
+      <w:r>
+        <w:t xml:space="preserve">iste inicializacije modela med </w:t>
+      </w:r>
+      <w:r>
+        <w:t>analizo različnih vaj in serij, s čimer se zmanjšata čas zagona in dodatna obremenitev naprave</w:t>
+      </w:r>
+      <w:r>
+        <w:t>.</w:t>
+      </w:r>
+    </w:p>
+    <w:p>
+      <w:pPr>
+        <w:pStyle w:val="ListParagraph"/>
+        <w:numPr>
+          <w:ilvl w:val="0"/>
+          <w:numId w:val="64"/>
+        </w:numPr>
+      </w:pPr>
+      <w:r>
+        <w:t>Zajem video toka z nižjo kakovostjo</w:t>
+      </w:r>
+    </w:p>
+    <w:p>
+      <w:pPr>
+        <w:pStyle w:val="ListParagraph"/>
+        <w:numPr>
+          <w:ilvl w:val="0"/>
+          <w:numId w:val="64"/>
+        </w:numPr>
+      </w:pPr>
+      <w:r>
+        <w:t>Določitev zgornje meje FPS</w:t>
+      </w:r>
+      <w:r>
+        <w:t xml:space="preserve"> </w:t>
+      </w:r>
+      <w:r>
+        <w:t xml:space="preserve">ter </w:t>
+      </w:r>
+      <w:r>
+        <w:t>namern</w:t>
+      </w:r>
+      <w:r>
+        <w:t>o</w:t>
+      </w:r>
+      <w:r>
+        <w:t xml:space="preserve"> </w:t>
+      </w:r>
+      <w:r>
+        <w:t xml:space="preserve">omejevanje hitrosti </w:t>
+      </w:r>
+      <w:r>
+        <w:t>delovanja</w:t>
+      </w:r>
+      <w:r>
+        <w:t xml:space="preserve"> na </w:t>
+      </w:r>
+      <w:r>
+        <w:t xml:space="preserve">zmogljivejših </w:t>
+      </w:r>
+      <w:r>
+        <w:t>napravah</w:t>
+      </w:r>
+    </w:p>
+    <w:p>
+      <w:pPr>
+        <w:pStyle w:val="ListParagraph"/>
+        <w:numPr>
+          <w:ilvl w:val="0"/>
+          <w:numId w:val="64"/>
+        </w:numPr>
+      </w:pPr>
+      <w:r>
+        <w:t xml:space="preserve">Takojšnja </w:t>
+      </w:r>
+      <w:r>
+        <w:t xml:space="preserve">zaustavitev </w:t>
+      </w:r>
+      <w:r>
+        <w:t>zajema video toka kamer</w:t>
+      </w:r>
+      <w:r>
+        <w:t>e</w:t>
+      </w:r>
+      <w:r>
+        <w:t xml:space="preserve"> ob zaključku serije, s čimer se minimizira čas aktivnega delovanja kamere.</w:t>
+      </w:r>
+    </w:p>
+    <w:p>
+      <w:pPr>
+        <w:pStyle w:val="Heading3"/>
+      </w:pPr>
+      <w:r>
+        <w:t>Kakovost zaznave sklepnih točk</w:t>
+      </w:r>
+      <w:r>
+        <w:t xml:space="preserve"> (vir: </w:t>
+      </w:r>
+      <w:hyperlink r:id="rId24" w:history="1">
+        <w:r>
+          <w:rPr>
+            <w:rStyle w:val="Hyperlink"/>
+            <w:rFonts w:cs="Arial"/>
+          </w:rPr>
+          <w:t>https://stasiuk.medium.com/pose-estimation-metrics-844c07ba0a78</w:t>
+        </w:r>
+      </w:hyperlink>
+      <w:r>
+        <w:t xml:space="preserve"> , </w:t>
+      </w:r>
+      <w:hyperlink r:id="rId25" w:history="1">
+        <w:r>
+          <w:rPr>
+            <w:rStyle w:val="Hyperlink"/>
+            <w:rFonts w:cs="Arial"/>
+          </w:rPr>
+          <w:t>https://docs.sleap.ai/v1.5.0/reference/evaluation_metrics/#distance-metrics</w:t>
+        </w:r>
+      </w:hyperlink>
+      <w:r>
+        <w:t xml:space="preserve"> )</w:t>
+      </w:r>
+    </w:p>
+    <w:p>
+      <w:r>
+        <w:t xml:space="preserve">Ocena kakovosti zaznave sklepnih </w:t>
+      </w:r>
+      <w:r>
+        <w:t>točk pri posameznih</w:t>
+      </w:r>
+      <w:r>
+        <w:t xml:space="preserve"> model</w:t>
+      </w:r>
+      <w:r>
+        <w:t>ih</w:t>
+      </w:r>
+      <w:r>
+        <w:t xml:space="preserve"> je </w:t>
+      </w:r>
+      <w:r>
+        <w:t xml:space="preserve">razdeljena </w:t>
+      </w:r>
+      <w:r>
+        <w:t xml:space="preserve">na </w:t>
+      </w:r>
+      <w:r>
+        <w:t xml:space="preserve">več </w:t>
+      </w:r>
+      <w:r>
+        <w:t>sklopov</w:t>
+      </w:r>
+      <w:r>
+        <w:t>. Najpomembnejš</w:t>
+      </w:r>
+      <w:r>
+        <w:t>i</w:t>
+      </w:r>
+      <w:r>
+        <w:t xml:space="preserve"> so:</w:t>
+      </w:r>
+    </w:p>
+    <w:p>
+      <w:pPr>
+        <w:pStyle w:val="ListParagraph"/>
+        <w:numPr>
+          <w:ilvl w:val="0"/>
+          <w:numId w:val="66"/>
+        </w:numPr>
+      </w:pPr>
+      <w:r>
+        <w:t>Stabilnost sklepnih točk (jitter)</w:t>
+      </w:r>
+      <w:r>
+        <w:t xml:space="preserve">: </w:t>
+      </w:r>
+      <w:r>
+        <w:t xml:space="preserve">meri, v kolikšni meri </w:t>
+      </w:r>
+      <w:r>
+        <w:t>koordinat napovedanih sklepnih točk nihajo med zapored</w:t>
+      </w:r>
+      <w:r>
+        <w:t>nimi</w:t>
+      </w:r>
+      <w:r>
+        <w:t xml:space="preserve"> okvir</w:t>
+      </w:r>
+      <w:r>
+        <w:t>ji</w:t>
+      </w:r>
+      <w:r>
+        <w:t xml:space="preserve">. </w:t>
+      </w:r>
+      <w:r>
+        <w:t xml:space="preserve">Večje in pogostejše </w:t>
+      </w:r>
+      <w:r>
+        <w:t>“</w:t>
+      </w:r>
+      <w:r>
+        <w:t>skakanje</w:t>
+      </w:r>
+      <w:r>
+        <w:t>“</w:t>
+      </w:r>
+      <w:r>
+        <w:t xml:space="preserve"> </w:t>
+      </w:r>
+      <w:r>
+        <w:t xml:space="preserve">napovedanih koordinat </w:t>
+      </w:r>
+      <w:r>
+        <w:t xml:space="preserve">praviloma </w:t>
+      </w:r>
+      <w:r>
+        <w:t>pomeni, da gre za manj kakovostni model za zaznavo drže</w:t>
+      </w:r>
+    </w:p>
+    <w:p>
+      <w:pPr>
+        <w:pStyle w:val="ListParagraph"/>
+        <w:numPr>
+          <w:ilvl w:val="0"/>
+          <w:numId w:val="66"/>
+        </w:numPr>
+      </w:pPr>
+      <w:r>
+        <w:t>Robustnost na zakritost in spremembe pogojev:</w:t>
+      </w:r>
+      <w:r>
+        <w:t xml:space="preserve"> </w:t>
+      </w:r>
+      <w:r>
+        <w:t xml:space="preserve">opisuje, </w:t>
+      </w:r>
+      <w:r>
+        <w:t xml:space="preserve">kako </w:t>
+      </w:r>
+      <w:r>
+        <w:t xml:space="preserve">zanesljivo </w:t>
+      </w:r>
+      <w:r>
+        <w:t xml:space="preserve">model deluje </w:t>
+      </w:r>
+      <w:r>
+        <w:t>v zahtevnejših scenarijih</w:t>
+      </w:r>
+      <w:r>
+        <w:t>,</w:t>
+      </w:r>
+      <w:r>
+        <w:t xml:space="preserve"> kot so delna ali popolna zakritost delov telesa,</w:t>
+      </w:r>
+      <w:r>
+        <w:t xml:space="preserve"> slabš</w:t>
+      </w:r>
+      <w:r>
+        <w:t>a</w:t>
+      </w:r>
+      <w:r>
+        <w:t xml:space="preserve"> osvetlit</w:t>
+      </w:r>
+      <w:r>
+        <w:t>ev</w:t>
+      </w:r>
+      <w:r>
+        <w:t xml:space="preserve">, </w:t>
+      </w:r>
+      <w:r>
+        <w:t xml:space="preserve">različno </w:t>
+      </w:r>
+      <w:r>
+        <w:t>ozad</w:t>
+      </w:r>
+      <w:r>
+        <w:t>je</w:t>
+      </w:r>
+      <w:r>
+        <w:t>, rotacij</w:t>
+      </w:r>
+      <w:r>
+        <w:t>a</w:t>
+      </w:r>
+      <w:r>
+        <w:t xml:space="preserve"> uporabnika </w:t>
+      </w:r>
+      <w:r>
+        <w:t xml:space="preserve">ter </w:t>
+      </w:r>
+      <w:r>
+        <w:t>povečan</w:t>
+      </w:r>
+      <w:r>
+        <w:t>a</w:t>
+      </w:r>
+      <w:r>
+        <w:t xml:space="preserve"> </w:t>
+      </w:r>
+      <w:r>
+        <w:t>razdalj</w:t>
+      </w:r>
+      <w:r>
+        <w:t>i</w:t>
+      </w:r>
+      <w:r>
+        <w:t xml:space="preserve"> uporabnika</w:t>
+      </w:r>
+      <w:r>
+        <w:t xml:space="preserve"> </w:t>
+      </w:r>
+      <w:r>
+        <w:t>od</w:t>
+      </w:r>
+      <w:r>
+        <w:t xml:space="preserve"> kamer</w:t>
+      </w:r>
+      <w:r>
+        <w:t>e.</w:t>
+      </w:r>
+    </w:p>
+    <w:p>
+      <w:pPr>
+        <w:pStyle w:val="ListParagraph"/>
+        <w:numPr>
+          <w:ilvl w:val="0"/>
+          <w:numId w:val="66"/>
+        </w:numPr>
+      </w:pPr>
+      <w:r>
+        <w:t xml:space="preserve">Zanesljivost ocene zaupanja: </w:t>
+      </w:r>
+      <w:r>
+        <w:t>številni modeli poleg koordinat sklepnih točk vračajo tudi oceno zaupanja</w:t>
+      </w:r>
+      <w:r>
+        <w:t xml:space="preserve">, </w:t>
+      </w:r>
+      <w:r>
+        <w:t xml:space="preserve">ki odraža verjetnost pravilnosti zaznave posamezne </w:t>
+      </w:r>
+      <w:r>
+        <w:t xml:space="preserve">sklepne </w:t>
+      </w:r>
+      <w:r>
+        <w:t>točke. Ta informacija je pomembna za filtriranje nezanesljivih sklepnih točk in za odločanje o veljavnosti okvirja oziroma kakovosti zaznave.</w:t>
       </w:r>
     </w:p>
     <w:p/>
+    <w:p>
+      <w:r>
+        <w:t xml:space="preserve">Vse naštete </w:t>
+      </w:r>
+      <w:r>
+        <w:t xml:space="preserve">sklepe je možno predstaviti z določenimi metrikami za merjenje kakovosti zaznave telesne drže. </w:t>
+      </w:r>
+      <w:r>
+        <w:t>V nalogi</w:t>
+      </w:r>
+      <w:r>
+        <w:t xml:space="preserve"> so</w:t>
+      </w:r>
+      <w:r>
+        <w:t xml:space="preserve"> uporabljene</w:t>
+      </w:r>
+      <w:r>
+        <w:t xml:space="preserve"> slednje:</w:t>
+      </w:r>
+    </w:p>
+    <w:p>
+      <w:pPr>
+        <w:pStyle w:val="ListParagraph"/>
+        <w:numPr>
+          <w:ilvl w:val="0"/>
+          <w:numId w:val="67"/>
+        </w:numPr>
+      </w:pPr>
+      <w:r>
+        <w:t>MPJPE (Mean Per Joint Position Error): povprečna evklidska razdalja med napovedan</w:t>
+      </w:r>
+      <w:r>
+        <w:t>o</w:t>
+      </w:r>
+      <w:r>
+        <w:t xml:space="preserve"> in resničn</w:t>
+      </w:r>
+      <w:r>
+        <w:t>o sklepno točko</w:t>
+      </w:r>
+      <w:r>
+        <w:t>.</w:t>
+      </w:r>
+    </w:p>
+    <w:p>
+      <w:pPr>
+        <w:pStyle w:val="ListParagraph"/>
+        <w:numPr>
+          <w:ilvl w:val="0"/>
+          <w:numId w:val="67"/>
+        </w:numPr>
+      </w:pPr>
+      <w:r>
+        <w:lastRenderedPageBreak/>
+        <w:t>PCK (Percentage of Correct Keypoints): napoved sklepne točke je pravilna, če je njena napaka</w:t>
+      </w:r>
+      <w:r>
+        <w:t xml:space="preserve"> (razlika </w:t>
+      </w:r>
+      <w:r>
+        <w:t>z resnično sklepno točko)</w:t>
+      </w:r>
+      <w:r>
+        <w:t xml:space="preserve"> pod določenim pragom</w:t>
+      </w:r>
+      <w:r>
+        <w:t>.</w:t>
+      </w:r>
+    </w:p>
+    <w:p>
+      <w:pPr>
+        <w:pStyle w:val="ListParagraph"/>
+        <w:numPr>
+          <w:ilvl w:val="0"/>
+          <w:numId w:val="67"/>
+        </w:numPr>
+      </w:pPr>
+      <w:r>
+        <w:t>Napaka napovedi celotne telesne drže, predstavljena z vsoto evklidske napake vseh sklepnih točk</w:t>
+      </w:r>
+      <w:r>
+        <w:t xml:space="preserve"> telesne drže</w:t>
+      </w:r>
+      <w:r>
+        <w:t xml:space="preserve"> v enotah pikslov</w:t>
+      </w:r>
+      <w:r>
+        <w:t>.</w:t>
+      </w:r>
+    </w:p>
+    <w:p/>
+    <w:p>
+      <w:pPr>
+        <w:pStyle w:val="Heading2"/>
+      </w:pPr>
+      <w:r>
+        <w:t xml:space="preserve">Primerjava hitrosti delovanja </w:t>
+      </w:r>
+      <w:r>
+        <w:t>izbranih modelov</w:t>
+      </w:r>
+    </w:p>
+    <w:p>
+      <w:r>
+        <w:t>Izbrana metrika za primerjavo hitrosti delovanja med izbranimi modeli je povpreč</w:t>
+      </w:r>
+      <w:r>
+        <w:t>ni</w:t>
+      </w:r>
+      <w:r>
+        <w:t xml:space="preserve"> FPS</w:t>
+      </w:r>
+      <w:r>
+        <w:t>,</w:t>
+      </w:r>
+      <w:r>
+        <w:t xml:space="preserve"> </w:t>
+      </w:r>
+      <w:r>
+        <w:t xml:space="preserve">izmerjen </w:t>
+      </w:r>
+      <w:r>
+        <w:t xml:space="preserve">med izvajanjem </w:t>
+      </w:r>
+      <w:r>
+        <w:t xml:space="preserve">realno-časovne </w:t>
+      </w:r>
+      <w:r>
+        <w:t xml:space="preserve">analize vadbe. </w:t>
+      </w:r>
+      <w:r>
+        <w:t xml:space="preserve">Hitrost </w:t>
+      </w:r>
+      <w:r>
+        <w:t xml:space="preserve">posameznega modela je bila ocenjena na različnih robnih napravah, da se upošteva vpliv strojnih omejitev in razlik med platformami in napravami. Testni scenarij je zajemal </w:t>
+      </w:r>
+      <w:r>
+        <w:t xml:space="preserve">merjenje povprečnega FPS-a nad istim video tokom, ki je zajemal </w:t>
+      </w:r>
+      <w:r>
+        <w:t xml:space="preserve">zaporedno izvajanje petih različnih </w:t>
+      </w:r>
+      <w:r>
+        <w:t>vadb</w:t>
+      </w:r>
+      <w:r>
+        <w:t xml:space="preserve"> ene osebe</w:t>
+      </w:r>
+      <w:r>
+        <w:t>.</w:t>
+      </w:r>
+    </w:p>
+    <w:p/>
+    <w:p>
+      <w:pPr>
+        <w:pStyle w:val="Caption"/>
+        <w:keepNext/>
+      </w:pPr>
+      <w:r>
+        <w:t xml:space="preserve">Tabela </w:t>
+      </w:r>
+      <w:fldSimple w:instr=" SEQ Tabela \* ARABIC ">
+        <w:r>
+          <w:rPr>
+            <w:noProof/>
+          </w:rPr>
+          <w:t>3</w:t>
+        </w:r>
+      </w:fldSimple>
+      <w:r>
+        <w:t xml:space="preserve">: Primerjava povprečnega FPS-a </w:t>
+      </w:r>
+      <w:r>
+        <w:t>izbranih modelov</w:t>
+      </w:r>
+      <w:r>
+        <w:t xml:space="preserve"> na različnih robnih napravah</w:t>
+      </w:r>
+    </w:p>
+    <w:tbl>
+      <w:tblPr>
+        <w:tblStyle w:val="TableGrid"/>
+        <w:tblW w:w="9294" w:type="dxa"/>
+        <w:tblLook w:val="04A0" w:firstRow="1" w:lastRow="0" w:firstColumn="1" w:lastColumn="0" w:noHBand="0" w:noVBand="1"/>
+      </w:tblPr>
+      <w:tblGrid>
+        <w:gridCol w:w="1092"/>
+        <w:gridCol w:w="700"/>
+        <w:gridCol w:w="700"/>
+        <w:gridCol w:w="700"/>
+        <w:gridCol w:w="700"/>
+        <w:gridCol w:w="700"/>
+        <w:gridCol w:w="700"/>
+        <w:gridCol w:w="700"/>
+        <w:gridCol w:w="700"/>
+        <w:gridCol w:w="700"/>
+        <w:gridCol w:w="700"/>
+        <w:gridCol w:w="700"/>
+        <w:gridCol w:w="700"/>
+      </w:tblGrid>
+      <w:tr>
+        <w:trPr>
+          <w:cantSplit/>
+          <w:trHeight w:val="2151"/>
+        </w:trPr>
+        <w:tc>
+          <w:tcPr>
+            <w:tcW w:w="894" w:type="dxa"/>
+          </w:tcPr>
+          <w:p/>
+        </w:tc>
+        <w:tc>
+          <w:tcPr>
+            <w:tcW w:w="700" w:type="dxa"/>
+            <w:noWrap/>
+            <w:textDirection w:val="btLr"/>
+          </w:tcPr>
+          <w:p>
+            <w:pPr>
+              <w:ind w:left="113" w:right="113"/>
+              <w:jc w:val="left"/>
+            </w:pPr>
+            <w:r>
+              <w:t>Mediappe Lite</w:t>
+            </w:r>
+          </w:p>
+        </w:tc>
+        <w:tc>
+          <w:tcPr>
+            <w:tcW w:w="700" w:type="dxa"/>
+            <w:noWrap/>
+            <w:textDirection w:val="btLr"/>
+          </w:tcPr>
+          <w:p>
+            <w:pPr>
+              <w:ind w:left="113" w:right="113"/>
+              <w:jc w:val="left"/>
+            </w:pPr>
+            <w:r>
+              <w:t>Mediapipe Full</w:t>
+            </w:r>
+          </w:p>
+        </w:tc>
+        <w:tc>
+          <w:tcPr>
+            <w:tcW w:w="700" w:type="dxa"/>
+            <w:noWrap/>
+            <w:textDirection w:val="btLr"/>
+          </w:tcPr>
+          <w:p>
+            <w:pPr>
+              <w:ind w:left="113" w:right="113"/>
+              <w:jc w:val="left"/>
+            </w:pPr>
+            <w:r>
+              <w:t>Mediapipe Heavy</w:t>
+            </w:r>
+          </w:p>
+        </w:tc>
+        <w:tc>
+          <w:tcPr>
+            <w:tcW w:w="700" w:type="dxa"/>
+            <w:noWrap/>
+            <w:textDirection w:val="btLr"/>
+          </w:tcPr>
+          <w:p>
+            <w:pPr>
+              <w:ind w:left="113" w:right="113"/>
+              <w:jc w:val="left"/>
+            </w:pPr>
+            <w:r>
+              <w:t>Yolo11 256</w:t>
+            </w:r>
+          </w:p>
+        </w:tc>
+        <w:tc>
+          <w:tcPr>
+            <w:tcW w:w="700" w:type="dxa"/>
+            <w:noWrap/>
+            <w:textDirection w:val="btLr"/>
+          </w:tcPr>
+          <w:p>
+            <w:pPr>
+              <w:ind w:left="113" w:right="113"/>
+              <w:jc w:val="left"/>
+            </w:pPr>
+            <w:r>
+              <w:t>Yolo11 640</w:t>
+            </w:r>
+          </w:p>
+        </w:tc>
+        <w:tc>
+          <w:tcPr>
+            <w:tcW w:w="700" w:type="dxa"/>
+            <w:noWrap/>
+            <w:textDirection w:val="btLr"/>
+          </w:tcPr>
+          <w:p>
+            <w:pPr>
+              <w:ind w:left="113" w:right="113"/>
+              <w:jc w:val="left"/>
+            </w:pPr>
+            <w:r>
+              <w:t>PoseNet MobileNet</w:t>
+            </w:r>
+          </w:p>
+        </w:tc>
+        <w:tc>
+          <w:tcPr>
+            <w:tcW w:w="700" w:type="dxa"/>
+            <w:noWrap/>
+            <w:textDirection w:val="btLr"/>
+          </w:tcPr>
+          <w:p>
+            <w:pPr>
+              <w:ind w:left="113" w:right="113"/>
+              <w:jc w:val="left"/>
+            </w:pPr>
+            <w:r>
+              <w:t>PoseNet ResNet</w:t>
+            </w:r>
+          </w:p>
+        </w:tc>
+        <w:tc>
+          <w:tcPr>
+            <w:tcW w:w="700" w:type="dxa"/>
+            <w:noWrap/>
+            <w:textDirection w:val="btLr"/>
+          </w:tcPr>
+          <w:p>
+            <w:pPr>
+              <w:ind w:left="113" w:right="113"/>
+              <w:jc w:val="left"/>
+            </w:pPr>
+            <w:r>
+              <w:t>Movenet Lightning</w:t>
+            </w:r>
+          </w:p>
+        </w:tc>
+        <w:tc>
+          <w:tcPr>
+            <w:tcW w:w="700" w:type="dxa"/>
+            <w:noWrap/>
+            <w:textDirection w:val="btLr"/>
+          </w:tcPr>
+          <w:p>
+            <w:pPr>
+              <w:ind w:left="113" w:right="113"/>
+              <w:jc w:val="left"/>
+            </w:pPr>
+            <w:r>
+              <w:t>Movenet Thunder</w:t>
+            </w:r>
+          </w:p>
+        </w:tc>
+        <w:tc>
+          <w:tcPr>
+            <w:tcW w:w="700" w:type="dxa"/>
+            <w:noWrap/>
+            <w:textDirection w:val="btLr"/>
+          </w:tcPr>
+          <w:p>
+            <w:pPr>
+              <w:ind w:left="113" w:right="113"/>
+              <w:jc w:val="left"/>
+            </w:pPr>
+            <w:r>
+              <w:t>BlazePose LIte</w:t>
+            </w:r>
+          </w:p>
+        </w:tc>
+        <w:tc>
+          <w:tcPr>
+            <w:tcW w:w="700" w:type="dxa"/>
+            <w:noWrap/>
+            <w:textDirection w:val="btLr"/>
+          </w:tcPr>
+          <w:p>
+            <w:pPr>
+              <w:ind w:left="113" w:right="113"/>
+              <w:jc w:val="left"/>
+            </w:pPr>
+            <w:r>
+              <w:t>BlazePose Full</w:t>
+            </w:r>
+          </w:p>
+        </w:tc>
+        <w:tc>
+          <w:tcPr>
+            <w:tcW w:w="700" w:type="dxa"/>
+            <w:noWrap/>
+            <w:textDirection w:val="btLr"/>
+          </w:tcPr>
+          <w:p>
+            <w:pPr>
+              <w:ind w:left="113" w:right="113"/>
+              <w:jc w:val="left"/>
+            </w:pPr>
+            <w:r>
+              <w:t>BlazePose Heavy</w:t>
+            </w:r>
+          </w:p>
+        </w:tc>
+      </w:tr>
+      <w:tr>
+        <w:trPr>
+          <w:trHeight w:val="808"/>
+        </w:trPr>
+        <w:tc>
+          <w:tcPr>
+            <w:tcW w:w="894" w:type="dxa"/>
+          </w:tcPr>
+          <w:p>
+            <w:r>
+              <w:t>iPhone 17 Pro</w:t>
+            </w:r>
+          </w:p>
+        </w:tc>
+        <w:tc>
+          <w:tcPr>
+            <w:tcW w:w="700" w:type="dxa"/>
+          </w:tcPr>
+          <w:p/>
+        </w:tc>
+        <w:tc>
+          <w:tcPr>
+            <w:tcW w:w="700" w:type="dxa"/>
+          </w:tcPr>
+          <w:p/>
+        </w:tc>
+        <w:tc>
+          <w:tcPr>
+            <w:tcW w:w="700" w:type="dxa"/>
+          </w:tcPr>
+          <w:p/>
+        </w:tc>
+        <w:tc>
+          <w:tcPr>
+            <w:tcW w:w="700" w:type="dxa"/>
+          </w:tcPr>
+          <w:p/>
+        </w:tc>
+        <w:tc>
+          <w:tcPr>
+            <w:tcW w:w="700" w:type="dxa"/>
+          </w:tcPr>
+          <w:p/>
+        </w:tc>
+        <w:tc>
+          <w:tcPr>
+            <w:tcW w:w="700" w:type="dxa"/>
+          </w:tcPr>
+          <w:p/>
+        </w:tc>
+        <w:tc>
+          <w:tcPr>
+            <w:tcW w:w="700" w:type="dxa"/>
+          </w:tcPr>
+          <w:p/>
+        </w:tc>
+        <w:tc>
+          <w:tcPr>
+            <w:tcW w:w="700" w:type="dxa"/>
+          </w:tcPr>
+          <w:p/>
+        </w:tc>
+        <w:tc>
+          <w:tcPr>
+            <w:tcW w:w="700" w:type="dxa"/>
+          </w:tcPr>
+          <w:p/>
+        </w:tc>
+        <w:tc>
+          <w:tcPr>
+            <w:tcW w:w="700" w:type="dxa"/>
+          </w:tcPr>
+          <w:p/>
+        </w:tc>
+        <w:tc>
+          <w:tcPr>
+            <w:tcW w:w="700" w:type="dxa"/>
+          </w:tcPr>
+          <w:p/>
+        </w:tc>
+        <w:tc>
+          <w:tcPr>
+            <w:tcW w:w="700" w:type="dxa"/>
+          </w:tcPr>
+          <w:p/>
+        </w:tc>
+      </w:tr>
+      <w:tr>
+        <w:trPr>
+          <w:trHeight w:val="808"/>
+        </w:trPr>
+        <w:tc>
+          <w:tcPr>
+            <w:tcW w:w="894" w:type="dxa"/>
+          </w:tcPr>
+          <w:p>
+            <w:r>
+              <w:t>Samsung Galaxy A55</w:t>
+            </w:r>
+          </w:p>
+        </w:tc>
+        <w:tc>
+          <w:tcPr>
+            <w:tcW w:w="700" w:type="dxa"/>
+          </w:tcPr>
+          <w:p/>
+        </w:tc>
+        <w:tc>
+          <w:tcPr>
+            <w:tcW w:w="700" w:type="dxa"/>
+          </w:tcPr>
+          <w:p/>
+        </w:tc>
+        <w:tc>
+          <w:tcPr>
+            <w:tcW w:w="700" w:type="dxa"/>
+          </w:tcPr>
+          <w:p/>
+        </w:tc>
+        <w:tc>
+          <w:tcPr>
+            <w:tcW w:w="700" w:type="dxa"/>
+          </w:tcPr>
+          <w:p/>
+        </w:tc>
+        <w:tc>
+          <w:tcPr>
+            <w:tcW w:w="700" w:type="dxa"/>
+          </w:tcPr>
+          <w:p/>
+        </w:tc>
+        <w:tc>
+          <w:tcPr>
+            <w:tcW w:w="700" w:type="dxa"/>
+          </w:tcPr>
+          <w:p/>
+        </w:tc>
+        <w:tc>
+          <w:tcPr>
+            <w:tcW w:w="700" w:type="dxa"/>
+          </w:tcPr>
+          <w:p/>
+        </w:tc>
+        <w:tc>
+          <w:tcPr>
+            <w:tcW w:w="700" w:type="dxa"/>
+          </w:tcPr>
+          <w:p/>
+        </w:tc>
+        <w:tc>
+          <w:tcPr>
+            <w:tcW w:w="700" w:type="dxa"/>
+          </w:tcPr>
+          <w:p/>
+        </w:tc>
+        <w:tc>
+          <w:tcPr>
+            <w:tcW w:w="700" w:type="dxa"/>
+          </w:tcPr>
+          <w:p/>
+        </w:tc>
+        <w:tc>
+          <w:tcPr>
+            <w:tcW w:w="700" w:type="dxa"/>
+          </w:tcPr>
+          <w:p/>
+        </w:tc>
+        <w:tc>
+          <w:tcPr>
+            <w:tcW w:w="700" w:type="dxa"/>
+          </w:tcPr>
+          <w:p/>
+        </w:tc>
+      </w:tr>
+    </w:tbl>
+    <w:p/>
+    <w:p/>
+    <w:p>
+      <w:pPr>
+        <w:pStyle w:val="Heading2"/>
+      </w:pPr>
+      <w:r>
+        <w:t>Primerjava učinkovitosti delovanja izbranih modelov</w:t>
+      </w:r>
+    </w:p>
+    <w:p>
+      <w:r>
+        <w:t xml:space="preserve">Primerjava učinkovitosti delovanja izbranih modelov je izmerjena nad testno množico, ki </w:t>
+      </w:r>
+      <w:r>
+        <w:t xml:space="preserve">je </w:t>
+      </w:r>
+      <w:r>
+        <w:t xml:space="preserve">podrobneje opisana v </w:t>
+      </w:r>
+      <w:r>
+        <w:t xml:space="preserve">poglavju </w:t>
+      </w:r>
+      <w:r>
+        <w:rPr>
+          <w:color w:val="EE0000"/>
+        </w:rPr>
+        <w:t>T</w:t>
+      </w:r>
+      <w:r>
+        <w:rPr>
+          <w:color w:val="EE0000"/>
+        </w:rPr>
+        <w:t>ODO: T</w:t>
+      </w:r>
+      <w:r>
+        <w:rPr>
+          <w:color w:val="EE0000"/>
+        </w:rPr>
+        <w:t>UKAJ NAVEDI POGLAVJE KO PRIDEŠ DO TJA</w:t>
+      </w:r>
+      <w:r>
+        <w:rPr>
+          <w:color w:val="EE0000"/>
+        </w:rPr>
+        <w:t xml:space="preserve">. </w:t>
+      </w:r>
+      <w:r>
+        <w:t xml:space="preserve">Testno množico sestavlja 944 slik različnih oseb med različnimi telesnimi držami med </w:t>
+      </w:r>
+      <w:r>
+        <w:lastRenderedPageBreak/>
+        <w:t xml:space="preserve">izvajanjem telesne vadbe na fitnesu. </w:t>
+      </w:r>
+      <w:r>
+        <w:t xml:space="preserve">Glavni izziv primerjave uspešnosti med modeli predstavlja določitev </w:t>
+      </w:r>
+      <w:r>
+        <w:t xml:space="preserve">referenčne resnice (ground truth). Ročno generiranje referenčne resnice za vsako sliko posebej je zelo časovno zamudno, uporaba specializiranih merilnih sistemov za pa je preveč zahtevno. </w:t>
+      </w:r>
+      <w:r>
+        <w:t xml:space="preserve">Zaradi navedenih omejitev je kot približek referenčne resnice uporabljena napoved visokozmogljivega modela za prepoznavo drže RTMO-X, ki služi kot referenčni </w:t>
+      </w:r>
+      <w:r>
+        <w:t>“</w:t>
+      </w:r>
+      <w:r>
+        <w:t>učitelj</w:t>
+      </w:r>
+      <w:r>
+        <w:t>“</w:t>
+      </w:r>
+      <w:r>
+        <w:t xml:space="preserve"> za določitev napake izbranih modelov.</w:t>
+      </w:r>
+      <w:r>
+        <w:t xml:space="preserve"> Zaupanje </w:t>
+      </w:r>
+      <w:r>
+        <w:t>rezultatom</w:t>
+      </w:r>
+      <w:r>
+        <w:t xml:space="preserve"> RTMO-X modela je opravičen</w:t>
+      </w:r>
+      <w:r>
+        <w:t>o</w:t>
+      </w:r>
+      <w:r>
+        <w:t xml:space="preserve">, saj velja za enega natančnejših modelov za </w:t>
+      </w:r>
+      <w:r>
+        <w:t>zaznavanje</w:t>
+      </w:r>
+      <w:r>
+        <w:t xml:space="preserve"> telesne drže</w:t>
+      </w:r>
+      <w:r>
+        <w:t>.</w:t>
+      </w:r>
+    </w:p>
+    <w:p>
+      <w:pPr>
+        <w:pStyle w:val="Heading3"/>
+      </w:pPr>
+      <w:r>
+        <w:t>MPJPE</w:t>
+      </w:r>
+    </w:p>
+    <w:p>
+      <w:r>
+        <w:t>TU OPIŠI KAJ JE PA ENOTE PA TO</w:t>
+      </w:r>
+    </w:p>
+    <w:p>
+      <w:pPr>
+        <w:pStyle w:val="Images"/>
+      </w:pPr>
+      <w:r>
+        <w:drawing>
+          <wp:inline distT="0" distB="0" distL="0" distR="0" wp14:anchorId="00C48636" wp14:editId="6AF54BF7">
+            <wp:extent cx="5827220" cy="2853267"/>
+            <wp:effectExtent l="0" t="0" r="2540" b="4445"/>
+            <wp:docPr id="928485314" name="Picture 1"/>
+            <wp:cNvGraphicFramePr>
+              <a:graphicFrameLocks xmlns:a="http://schemas.openxmlformats.org/drawingml/2006/main" noChangeAspect="1"/>
+            </wp:cNvGraphicFramePr>
+            <a:graphic xmlns:a="http://schemas.openxmlformats.org/drawingml/2006/main">
+              <a:graphicData uri="http://schemas.openxmlformats.org/drawingml/2006/picture">
+                <pic:pic xmlns:pic="http://schemas.openxmlformats.org/drawingml/2006/picture">
+                  <pic:nvPicPr>
+                    <pic:cNvPr id="928485314" name=""/>
+                    <pic:cNvPicPr/>
+                  </pic:nvPicPr>
+                  <pic:blipFill>
+                    <a:blip r:embed="rId26"/>
+                    <a:stretch>
+                      <a:fillRect/>
+                    </a:stretch>
+                  </pic:blipFill>
+                  <pic:spPr>
+                    <a:xfrm>
+                      <a:off x="0" y="0"/>
+                      <a:ext cx="5836123" cy="2857626"/>
+                    </a:xfrm>
+                    <a:prstGeom prst="rect">
+                      <a:avLst/>
+                    </a:prstGeom>
+                  </pic:spPr>
+                </pic:pic>
+              </a:graphicData>
+            </a:graphic>
+          </wp:inline>
+        </w:drawing>
+      </w:r>
+    </w:p>
+    <w:p>
+      <w:pPr>
+        <w:pStyle w:val="Images"/>
+      </w:pPr>
+    </w:p>
     <w:p>
       <w:pPr>
         <w:pStyle w:val="Heading1"/>
@@ -9298,7 +9268,11 @@
         <w:t xml:space="preserve"> </w:t>
       </w:r>
       <w:r>
-        <w:t>Spremljanje in analiza je namenjena za določeno predpisano serijo vadbe. Predpisana serija je najpogosteje sestavljen iz predpisanega števila ponovitev, predpisane teže uteži, predpisane hitrosti izvajanja in predpisanega časa okrevanja med zaključkom trenutne in začetkom naslednje serije iste vaje.</w:t>
+        <w:t xml:space="preserve">Spremljanje in analiza je namenjena za določeno predpisano serijo vadbe. Predpisana serija je najpogosteje sestavljen iz </w:t>
+      </w:r>
+      <w:r>
+        <w:lastRenderedPageBreak/>
+        <w:t>predpisanega števila ponovitev, predpisane teže uteži, predpisane hitrosti izvajanja in predpisanega časa okrevanja med zaključkom trenutne in začetkom naslednje serije iste vaje.</w:t>
       </w:r>
     </w:p>
     <w:p/>
@@ -9354,11 +9328,7 @@
         <w:t>Če katerokoli od predhodnih stanj ni izpolnjeno, se mehanizem takoj pomakne v prvo neizpolnjeno stanje.</w:t>
       </w:r>
       <w:r>
-        <w:t xml:space="preserve"> Na ta način se zagotovi, da se analiza prične šele </w:t>
-      </w:r>
-      <w:r>
-        <w:lastRenderedPageBreak/>
-        <w:t>takrat, ko so vhodni podatki analize dovolj stabilni in zanesljivi</w:t>
+        <w:t xml:space="preserve"> Na ta način se zagotovi, da se analiza prične šele takrat, ko so vhodni podatki analize dovolj stabilni in zanesljivi</w:t>
       </w:r>
       <w:r>
         <w:t>, ter da uporabnik pred začetkom vadbe prejme kvalitetno usmeritev za pravilno pripravo</w:t>
@@ -9528,6 +9498,7 @@
           <w:sz w:val="44"/>
           <w:szCs w:val="44"/>
         </w:rPr>
+        <w:lastRenderedPageBreak/>
         <w:t>SLIKA</w:t>
       </w:r>
       <w:r>
@@ -9789,6 +9760,7 @@
           <w:sz w:val="44"/>
           <w:szCs w:val="44"/>
         </w:rPr>
+        <w:lastRenderedPageBreak/>
         <w:t xml:space="preserve">SLIKA PRED HALF SQUAT </w:t>
       </w:r>
       <w:r>
@@ -9834,11 +9806,7 @@
         <w:t>opisane v nadaljevanju.</w:t>
       </w:r>
       <w:r>
-        <w:t xml:space="preserve"> Da uporabnik iz </w:t>
-      </w:r>
-      <w:r>
-        <w:lastRenderedPageBreak/>
-        <w:t>trenutnega stanja preide v naslednjega, mora biti izpolnjen e</w:t>
+        <w:t xml:space="preserve"> Da uporabnik iz trenutnega stanja preide v naslednjega, mora biti izpolnjen e</w:t>
       </w:r>
       <w:r>
         <w:t>de</w:t>
@@ -9955,6 +9923,7 @@
       </w:pPr>
       <w:bookmarkStart w:id="44" w:name="_Toc225593989"/>
       <w:r>
+        <w:lastRenderedPageBreak/>
         <w:t>Predpisi vaj</w:t>
       </w:r>
       <w:bookmarkEnd w:id="44"/>
@@ -10085,7 +10054,6 @@
         <w:spacing w:line="360" w:lineRule="auto"/>
       </w:pPr>
       <w:r>
-        <w:lastRenderedPageBreak/>
         <w:t xml:space="preserve">Predpis za desno stran – je neobvezen in zahtevan le pri unilateralnih vajah. Vsebuje podobne podatke kot predpis za levo stran, le da </w:t>
       </w:r>
       <w:r>
@@ -10201,6 +10169,7 @@
         <w:spacing w:line="360" w:lineRule="auto"/>
       </w:pPr>
       <w:r>
+        <w:lastRenderedPageBreak/>
         <w:t xml:space="preserve">Trend gibanja izbrane sklepne točke je izpolnil pogoje za </w:t>
       </w:r>
       <w:r>
@@ -10316,70 +10285,70 @@
       </w:pPr>
       <w:bookmarkStart w:id="46" w:name="_Toc225593991"/>
       <w:r>
+        <w:t>Čas koncentrične faze</w:t>
+      </w:r>
+      <w:bookmarkEnd w:id="46"/>
+    </w:p>
+    <w:p>
+      <w:r>
+        <w:t>V koncentrični fazi se glavna mišica, ki jo vaja aktivira, krajša in premaguje upor. Običajno gre za del ponovitve, ko uporabnik dvigne oz. potisne breme.</w:t>
+      </w:r>
+      <w:r>
+        <w:t xml:space="preserve"> Pri vaji upogib bicepsa je to </w:t>
+      </w:r>
+      <w:r>
+        <w:t xml:space="preserve">prva </w:t>
+      </w:r>
+      <w:r>
+        <w:t>faza, ko uteži dvignemo navzgor, torej koncentrični čas traja med začetkom ponovitve in časovn</w:t>
+      </w:r>
+      <w:r>
+        <w:t>im</w:t>
+      </w:r>
+      <w:r>
+        <w:t xml:space="preserve"> trenutk</w:t>
+      </w:r>
+      <w:r>
+        <w:t>om</w:t>
+      </w:r>
+      <w:r>
+        <w:t xml:space="preserve"> ponovitve, ko je zapestje z utežjo v najvišji točki.</w:t>
+      </w:r>
+      <w:r>
+        <w:t xml:space="preserve"> Nasprotje temu je vaja počep, kjer se koncentrična faza začne po tem, ko uporabnik že poklekne in se začne dvigati iz najnižje točke ponovitve in se konča, ko uporabnik spet preide v stoječo držo. S tem se tudi sama ponovitev zaključi</w:t>
+      </w:r>
+      <w:r>
+        <w:t>.</w:t>
+      </w:r>
+    </w:p>
+    <w:p>
+      <w:pPr>
+        <w:pStyle w:val="Heading3"/>
+      </w:pPr>
+      <w:bookmarkStart w:id="47" w:name="_Toc225593992"/>
+      <w:r>
+        <w:t>Čas ekscentrične faze</w:t>
+      </w:r>
+      <w:bookmarkEnd w:id="47"/>
+    </w:p>
+    <w:p>
+      <w:r>
+        <w:t>Ekscentrična faza je nasprotje koncentrični, saj se v njej glavna mišica podaljšuje, uporabnik pa gibanje kontrolirano zavira, kar predstavlja manjšo breme kot med koncentrično fazo.</w:t>
+      </w:r>
+      <w:r>
+        <w:t xml:space="preserve"> Pri vaji upogib bicepsa je to druga faza, ki se začne v časovnem trenutku, ko se zapestje z utežjo začne iz najvišje točke spuščati navzdol, praviloma pa se konča, ko zapestje preide v začetno pozicijo.</w:t>
+      </w:r>
+      <w:r>
+        <w:t xml:space="preserve"> Pri vaji počep, pa je ekscentrična faza nastopi prva, torej ko se uporabnik iz začetne pozicije začne spuščati proti najnižji poziciji ponovitve.</w:t>
+      </w:r>
+    </w:p>
+    <w:p>
+      <w:pPr>
+        <w:pStyle w:val="Heading3"/>
+      </w:pPr>
+      <w:bookmarkStart w:id="48" w:name="_Toc225593993"/>
+      <w:r>
         <w:lastRenderedPageBreak/>
-        <w:t>Čas koncentrične faze</w:t>
-      </w:r>
-      <w:bookmarkEnd w:id="46"/>
-    </w:p>
-    <w:p>
-      <w:r>
-        <w:t>V koncentrični fazi se glavna mišica, ki jo vaja aktivira, krajša in premaguje upor. Običajno gre za del ponovitve, ko uporabnik dvigne oz. potisne breme.</w:t>
-      </w:r>
-      <w:r>
-        <w:t xml:space="preserve"> Pri vaji upogib bicepsa je to </w:t>
-      </w:r>
-      <w:r>
-        <w:t xml:space="preserve">prva </w:t>
-      </w:r>
-      <w:r>
-        <w:t>faza, ko uteži dvignemo navzgor, torej koncentrični čas traja med začetkom ponovitve in časovn</w:t>
-      </w:r>
-      <w:r>
-        <w:t>im</w:t>
-      </w:r>
-      <w:r>
-        <w:t xml:space="preserve"> trenutk</w:t>
-      </w:r>
-      <w:r>
-        <w:t>om</w:t>
-      </w:r>
-      <w:r>
-        <w:t xml:space="preserve"> ponovitve, ko je zapestje z utežjo v najvišji točki.</w:t>
-      </w:r>
-      <w:r>
-        <w:t xml:space="preserve"> Nasprotje temu je vaja počep, kjer se koncentrična faza začne po tem, ko uporabnik že poklekne in se začne dvigati iz najnižje točke ponovitve in se konča, ko uporabnik spet preide v stoječo držo. S tem se tudi sama ponovitev zaključi</w:t>
-      </w:r>
-      <w:r>
-        <w:t>.</w:t>
-      </w:r>
-    </w:p>
-    <w:p>
-      <w:pPr>
-        <w:pStyle w:val="Heading3"/>
-      </w:pPr>
-      <w:bookmarkStart w:id="47" w:name="_Toc225593992"/>
-      <w:r>
-        <w:t>Čas ekscentrične faze</w:t>
-      </w:r>
-      <w:bookmarkEnd w:id="47"/>
-    </w:p>
-    <w:p>
-      <w:r>
-        <w:t>Ekscentrična faza je nasprotje koncentrični, saj se v njej glavna mišica podaljšuje, uporabnik pa gibanje kontrolirano zavira, kar predstavlja manjšo breme kot med koncentrično fazo.</w:t>
-      </w:r>
-      <w:r>
-        <w:t xml:space="preserve"> Pri vaji upogib bicepsa je to druga faza, ki se začne v časovnem trenutku, ko se zapestje z utežjo začne iz najvišje točke spuščati navzdol, praviloma pa se konča, ko zapestje preide v začetno pozicijo.</w:t>
-      </w:r>
-      <w:r>
-        <w:t xml:space="preserve"> Pri vaji počep, pa je ekscentrična faza nastopi prva, torej ko se uporabnik iz začetne pozicije začne spuščati proti najnižji poziciji ponovitve.</w:t>
-      </w:r>
-    </w:p>
-    <w:p>
-      <w:pPr>
-        <w:pStyle w:val="Heading3"/>
-      </w:pPr>
-      <w:bookmarkStart w:id="48" w:name="_Toc225593993"/>
-      <w:r>
         <w:t>Čas izometrične faze</w:t>
       </w:r>
       <w:bookmarkEnd w:id="48"/>
@@ -10441,7 +10410,6 @@
       </w:pPr>
       <w:bookmarkStart w:id="49" w:name="_Toc225593994"/>
       <w:r>
-        <w:lastRenderedPageBreak/>
         <w:t>Povratne informacije</w:t>
       </w:r>
       <w:bookmarkEnd w:id="49"/>
@@ -10562,6 +10530,7 @@
         <w:rPr>
           <w:noProof/>
         </w:rPr>
+        <w:lastRenderedPageBreak/>
         <w:drawing>
           <wp:inline distT="0" distB="0" distL="0" distR="0" wp14:anchorId="1E28F347" wp14:editId="4BB88319">
             <wp:extent cx="4933950" cy="3071499"/>
@@ -10578,7 +10547,7 @@
                     <pic:cNvPicPr/>
                   </pic:nvPicPr>
                   <pic:blipFill>
-                    <a:blip r:embed="rId24"/>
+                    <a:blip r:embed="rId27"/>
                     <a:stretch>
                       <a:fillRect/>
                     </a:stretch>
@@ -10608,51 +10577,25 @@
       <w:r>
         <w:t xml:space="preserve">Slika </w:t>
       </w:r>
-      <w:r>
-        <w:fldChar w:fldCharType="begin"/>
-      </w:r>
-      <w:r>
-        <w:instrText xml:space="preserve"> STYLEREF 1 \s </w:instrText>
-      </w:r>
-      <w:r>
-        <w:fldChar w:fldCharType="separate"/>
-      </w:r>
-      <w:r>
-        <w:rPr>
-          <w:noProof/>
-        </w:rPr>
-        <w:t>3</w:t>
-      </w:r>
-      <w:r>
-        <w:rPr>
-          <w:noProof/>
-        </w:rPr>
-        <w:fldChar w:fldCharType="end"/>
-      </w:r>
+      <w:fldSimple w:instr=" STYLEREF 1 \s ">
+        <w:r>
+          <w:rPr>
+            <w:noProof/>
+          </w:rPr>
+          <w:t>3</w:t>
+        </w:r>
+      </w:fldSimple>
       <w:r>
         <w:t>.</w:t>
       </w:r>
-      <w:r>
-        <w:fldChar w:fldCharType="begin"/>
-      </w:r>
-      <w:r>
-        <w:instrText xml:space="preserve"> SEQ Slika \* ARABIC \s 1 </w:instrText>
-      </w:r>
-      <w:r>
-        <w:fldChar w:fldCharType="separate"/>
-      </w:r>
-      <w:r>
-        <w:rPr>
-          <w:noProof/>
-        </w:rPr>
-        <w:t>1</w:t>
-      </w:r>
-      <w:r>
-        <w:rPr>
-          <w:noProof/>
-        </w:rPr>
-        <w:fldChar w:fldCharType="end"/>
-      </w:r>
+      <w:fldSimple w:instr=" SEQ Slika \* ARABIC \s 1 ">
+        <w:r>
+          <w:rPr>
+            <w:noProof/>
+          </w:rPr>
+          <w:t>1</w:t>
+        </w:r>
+      </w:fldSimple>
       <w:r>
         <w:t>: Časovni graf</w:t>
       </w:r>
@@ -10665,7 +10608,6 @@
     <w:p/>
     <w:p>
       <w:r>
-        <w:lastRenderedPageBreak/>
         <w:t>Graf prepotovane distance ima obliko navadnega stolpčnega diagrama, stolpci pa za vsako ponovitev prikazujejo prepotovano distanco v metrih</w:t>
       </w:r>
       <w:r>
@@ -10705,7 +10647,7 @@
                     <pic:cNvPicPr/>
                   </pic:nvPicPr>
                   <pic:blipFill>
-                    <a:blip r:embed="rId25"/>
+                    <a:blip r:embed="rId28"/>
                     <a:stretch>
                       <a:fillRect/>
                     </a:stretch>
@@ -10735,51 +10677,25 @@
       <w:r>
         <w:t xml:space="preserve">Slika </w:t>
       </w:r>
-      <w:r>
-        <w:fldChar w:fldCharType="begin"/>
-      </w:r>
-      <w:r>
-        <w:instrText xml:space="preserve"> STYLEREF 1 \s </w:instrText>
-      </w:r>
-      <w:r>
-        <w:fldChar w:fldCharType="separate"/>
-      </w:r>
-      <w:r>
-        <w:rPr>
-          <w:noProof/>
-        </w:rPr>
-        <w:t>3</w:t>
-      </w:r>
-      <w:r>
-        <w:rPr>
-          <w:noProof/>
-        </w:rPr>
-        <w:fldChar w:fldCharType="end"/>
-      </w:r>
+      <w:fldSimple w:instr=" STYLEREF 1 \s ">
+        <w:r>
+          <w:rPr>
+            <w:noProof/>
+          </w:rPr>
+          <w:t>3</w:t>
+        </w:r>
+      </w:fldSimple>
       <w:r>
         <w:t>.</w:t>
       </w:r>
-      <w:r>
-        <w:fldChar w:fldCharType="begin"/>
-      </w:r>
-      <w:r>
-        <w:instrText xml:space="preserve"> SEQ Slika \* ARABIC \s 1 </w:instrText>
-      </w:r>
-      <w:r>
-        <w:fldChar w:fldCharType="separate"/>
-      </w:r>
-      <w:r>
-        <w:rPr>
-          <w:noProof/>
-        </w:rPr>
-        <w:t>2</w:t>
-      </w:r>
-      <w:r>
-        <w:rPr>
-          <w:noProof/>
-        </w:rPr>
-        <w:fldChar w:fldCharType="end"/>
-      </w:r>
+      <w:fldSimple w:instr=" SEQ Slika \* ARABIC \s 1 ">
+        <w:r>
+          <w:rPr>
+            <w:noProof/>
+          </w:rPr>
+          <w:t>2</w:t>
+        </w:r>
+      </w:fldSimple>
       <w:r>
         <w:t xml:space="preserve">: Graf prepotovane </w:t>
       </w:r>
@@ -10795,6 +10711,7 @@
     <w:p/>
     <w:p>
       <w:r>
+        <w:lastRenderedPageBreak/>
         <w:t xml:space="preserve">Graf hitrosti je enak grafu prepotovane distance, le da se </w:t>
       </w:r>
       <w:r>
@@ -10809,7 +10726,6 @@
         <w:rPr>
           <w:noProof/>
         </w:rPr>
-        <w:lastRenderedPageBreak/>
         <w:drawing>
           <wp:inline distT="0" distB="0" distL="0" distR="0" wp14:anchorId="55919555" wp14:editId="2E3B9B7E">
             <wp:extent cx="4810125" cy="3071645"/>
@@ -10826,7 +10742,7 @@
                     <pic:cNvPicPr/>
                   </pic:nvPicPr>
                   <pic:blipFill>
-                    <a:blip r:embed="rId26"/>
+                    <a:blip r:embed="rId29"/>
                     <a:stretch>
                       <a:fillRect/>
                     </a:stretch>
@@ -10858,51 +10774,25 @@
       <w:r>
         <w:t xml:space="preserve">Slika </w:t>
       </w:r>
-      <w:r>
-        <w:fldChar w:fldCharType="begin"/>
-      </w:r>
-      <w:r>
-        <w:instrText xml:space="preserve"> STYLEREF 1 \s </w:instrText>
-      </w:r>
-      <w:r>
-        <w:fldChar w:fldCharType="separate"/>
-      </w:r>
-      <w:r>
-        <w:rPr>
-          <w:noProof/>
-        </w:rPr>
-        <w:t>3</w:t>
-      </w:r>
-      <w:r>
-        <w:rPr>
-          <w:noProof/>
-        </w:rPr>
-        <w:fldChar w:fldCharType="end"/>
-      </w:r>
+      <w:fldSimple w:instr=" STYLEREF 1 \s ">
+        <w:r>
+          <w:rPr>
+            <w:noProof/>
+          </w:rPr>
+          <w:t>3</w:t>
+        </w:r>
+      </w:fldSimple>
       <w:r>
         <w:t>.</w:t>
       </w:r>
-      <w:r>
-        <w:fldChar w:fldCharType="begin"/>
-      </w:r>
-      <w:r>
-        <w:instrText xml:space="preserve"> SEQ Slika \* ARABIC \s 1 </w:instrText>
-      </w:r>
-      <w:r>
-        <w:fldChar w:fldCharType="separate"/>
-      </w:r>
-      <w:r>
-        <w:rPr>
-          <w:noProof/>
-        </w:rPr>
-        <w:t>3</w:t>
-      </w:r>
-      <w:r>
-        <w:rPr>
-          <w:noProof/>
-        </w:rPr>
-        <w:fldChar w:fldCharType="end"/>
-      </w:r>
+      <w:fldSimple w:instr=" SEQ Slika \* ARABIC \s 1 ">
+        <w:r>
+          <w:rPr>
+            <w:noProof/>
+          </w:rPr>
+          <w:t>3</w:t>
+        </w:r>
+      </w:fldSimple>
       <w:r>
         <w:t>: Graf hitrosti</w:t>
       </w:r>
@@ -11022,6 +10912,7 @@
           <w:sz w:val="44"/>
           <w:szCs w:val="44"/>
         </w:rPr>
+        <w:lastRenderedPageBreak/>
         <w:t>SLIKA</w:t>
       </w:r>
       <w:r>
@@ -11035,424 +10926,426 @@
     </w:p>
     <w:p>
       <w:r>
+        <w:t>S pomočjo izmerjenih razdalj med sosednjimi sklepnimi točkami, se lahko za vsako ponovitev prepotovana distanca</w:t>
+      </w:r>
+      <w:r>
+        <w:t xml:space="preserve"> in hitrost</w:t>
+      </w:r>
+      <w:r>
+        <w:t xml:space="preserve"> </w:t>
+      </w:r>
+      <w:r>
+        <w:t xml:space="preserve">v koncentrični fazi </w:t>
+      </w:r>
+      <w:r>
+        <w:t>pretvori</w:t>
+      </w:r>
+      <w:r>
+        <w:t>ta</w:t>
+      </w:r>
+      <w:r>
+        <w:t xml:space="preserve"> iz enot</w:t>
+      </w:r>
+      <w:r>
+        <w:t>e</w:t>
+      </w:r>
+      <w:r>
+        <w:t xml:space="preserve"> pikslov</w:t>
+      </w:r>
+      <w:r>
+        <w:t xml:space="preserve"> </w:t>
+      </w:r>
+      <w:r>
+        <w:t xml:space="preserve">v enoto metrov. Vaje, ki se izvajajo stoje, kalibracije ne potrebujejo, saj se </w:t>
+      </w:r>
+      <w:r>
+        <w:t>pretvorba piksel-meter izvede kar preko vnesene uporabnikove višine.</w:t>
+      </w:r>
+    </w:p>
+    <w:p/>
+    <w:p>
+      <w:pPr>
+        <w:pStyle w:val="Heading2"/>
+      </w:pPr>
+      <w:bookmarkStart w:id="61" w:name="_Toc225593998"/>
+      <w:r>
+        <w:t xml:space="preserve">Merjenje </w:t>
+      </w:r>
+      <w:r>
+        <w:t>višine skoka</w:t>
+      </w:r>
+      <w:bookmarkEnd w:id="61"/>
+    </w:p>
+    <w:p/>
+    <w:p>
+      <w:pPr>
+        <w:pStyle w:val="Heading2"/>
+      </w:pPr>
+      <w:bookmarkStart w:id="62" w:name="_Toc225593999"/>
+      <w:r>
+        <w:t>Uporaba izmerjenih podatkov med analizo in pomen treninga na podlagi hitrosti</w:t>
+      </w:r>
+      <w:bookmarkEnd w:id="62"/>
+    </w:p>
+    <w:p>
+      <w:r>
+        <w:t xml:space="preserve">Izmerjeni časi, hitrosti </w:t>
+      </w:r>
+      <w:r>
+        <w:t xml:space="preserve">v koncentrični fazi </w:t>
+      </w:r>
+      <w:r>
+        <w:t>in prepotovana distanca za vsako ponovitev so zelo pomembni podatki za ugotavljanje mnogih trendov med treningom in razlikovanjem med pravilno in napačno izvedbo vadbe.</w:t>
+      </w:r>
+      <w:r>
+        <w:t xml:space="preserve"> Največ pomena nosi hitrost v koncentrični fazi.</w:t>
+      </w:r>
+    </w:p>
+    <w:p>
+      <w:pPr>
+        <w:pStyle w:val="Heading3"/>
+      </w:pPr>
+      <w:bookmarkStart w:id="63" w:name="_Toc225594000"/>
+      <w:r>
+        <w:t xml:space="preserve">Primerjava ponovitev znotraj </w:t>
+      </w:r>
+      <w:r>
+        <w:t xml:space="preserve">iste </w:t>
+      </w:r>
+      <w:r>
+        <w:t>serije</w:t>
+      </w:r>
+      <w:bookmarkEnd w:id="63"/>
+    </w:p>
+    <w:p>
+      <w:r>
+        <w:t xml:space="preserve">Osredotočimo se na </w:t>
+      </w:r>
+      <w:r>
+        <w:t>grafe</w:t>
+      </w:r>
+      <w:r>
+        <w:t xml:space="preserve"> </w:t>
+      </w:r>
+      <w:r>
+        <w:fldChar w:fldCharType="begin"/>
+      </w:r>
+      <w:r>
+        <w:instrText xml:space="preserve"> REF _Ref221966222 \h </w:instrText>
+      </w:r>
+      <w:r>
+        <w:instrText xml:space="preserve"> \* MERGEFORMAT </w:instrText>
+      </w:r>
+      <w:r>
+        <w:fldChar w:fldCharType="separate"/>
+      </w:r>
+      <w:r>
+        <w:t>Slika 2.1: Časovni graf</w:t>
+      </w:r>
+      <w:r>
+        <w:fldChar w:fldCharType="end"/>
+      </w:r>
+      <w:r>
+        <w:t xml:space="preserve">, </w:t>
+      </w:r>
+      <w:r>
+        <w:fldChar w:fldCharType="begin"/>
+      </w:r>
+      <w:r>
+        <w:instrText xml:space="preserve"> REF _Ref221966255 \h </w:instrText>
+      </w:r>
+      <w:r>
+        <w:instrText xml:space="preserve"> \* MERGEFORMAT </w:instrText>
+      </w:r>
+      <w:r>
+        <w:fldChar w:fldCharType="separate"/>
+      </w:r>
+      <w:r>
+        <w:t xml:space="preserve">Slika 2.2: Graf prepotovane </w:t>
+      </w:r>
+      <w:r>
+        <w:t>razdalje</w:t>
+      </w:r>
+      <w:r>
+        <w:fldChar w:fldCharType="end"/>
+      </w:r>
+      <w:r>
+        <w:t xml:space="preserve">, </w:t>
+      </w:r>
+      <w:r>
+        <w:fldChar w:fldCharType="begin"/>
+      </w:r>
+      <w:r>
+        <w:instrText xml:space="preserve"> REF _Ref221968150 \h </w:instrText>
+      </w:r>
+      <w:r>
+        <w:instrText xml:space="preserve"> \* MERGEFORMAT </w:instrText>
+      </w:r>
+      <w:r>
+        <w:fldChar w:fldCharType="separate"/>
+      </w:r>
+      <w:r>
+        <w:t>Slika 2.3: Graf hitrosti v koncentrični fazi</w:t>
+      </w:r>
+      <w:r>
+        <w:fldChar w:fldCharType="end"/>
+      </w:r>
+      <w:r>
+        <w:t>.</w:t>
+      </w:r>
+    </w:p>
+    <w:p/>
+    <w:p>
+      <w:r>
+        <w:t xml:space="preserve">Na časovnem grafu je trend naraščanja časa koncentrične faze med ponovitvami zelo očiten. Po tem lahko slepo sklepamo, da je proti koncu serije uporabnik potreboval več napora, da je opravil ponovitev. To je le sklep, kajti uporabnik bi lahko proti koncu serije premagoval večjo razdaljo in bi zato lahko bili časi ponovitev daljši. </w:t>
+      </w:r>
+    </w:p>
+    <w:p>
+      <w:r>
+        <w:t>Iz samega g</w:t>
+      </w:r>
+      <w:r>
+        <w:t>raf</w:t>
+      </w:r>
+      <w:r>
+        <w:t>a</w:t>
+      </w:r>
+      <w:r>
+        <w:t xml:space="preserve"> prepotovane </w:t>
+      </w:r>
+      <w:r>
+        <w:t>razdalje je težko kaj sklepati, kajti med ponovitvami ni večjega odstopanja vrednosti. Lahko potrdimo le, da je uporabnik v tem pogledu pravilno opravil serijo.</w:t>
+      </w:r>
+    </w:p>
+    <w:p/>
+    <w:p>
+      <w:r>
+        <w:t xml:space="preserve">Iz grafa hitrosti v koncentrični fazi je možno narediti večje analize, saj graf hitrosti </w:t>
+      </w:r>
+      <w:r>
+        <w:t xml:space="preserve">združi rezultate </w:t>
+      </w:r>
+      <w:r>
+        <w:t>časovn</w:t>
+      </w:r>
+      <w:r>
+        <w:t xml:space="preserve">ega </w:t>
+      </w:r>
+      <w:r>
+        <w:t>graf</w:t>
+      </w:r>
+      <w:r>
+        <w:t>a</w:t>
+      </w:r>
+      <w:r>
+        <w:t xml:space="preserve"> in graf</w:t>
+      </w:r>
+      <w:r>
+        <w:t>a</w:t>
+      </w:r>
+      <w:r>
+        <w:t xml:space="preserve"> prepotovane razdalje. </w:t>
+      </w:r>
+      <w:r>
+        <w:t xml:space="preserve">Ob grafu hitrosti v koncentrični </w:t>
+      </w:r>
+      <w:r>
         <w:lastRenderedPageBreak/>
-        <w:t>S pomočjo izmerjenih razdalj med sosednjimi sklepnimi točkami, se lahko za vsako ponovitev prepotovana distanca</w:t>
-      </w:r>
-      <w:r>
-        <w:t xml:space="preserve"> in hitrost</w:t>
+        <w:t xml:space="preserve">fazi je mogoče izpeljati ugotovitve enega najbolj priznanih predpisov treninga, ki temelji na podlagi hitrosti. </w:t>
+      </w:r>
+    </w:p>
+    <w:p>
+      <w:pPr>
+        <w:pStyle w:val="Heading3"/>
+      </w:pPr>
+      <w:bookmarkStart w:id="64" w:name="_Toc225594001"/>
+      <w:r>
+        <w:t>Trening na podlagi hitrosti</w:t>
+      </w:r>
+      <w:bookmarkEnd w:id="64"/>
+    </w:p>
+    <w:p>
+      <w:r>
+        <w:t xml:space="preserve">Na grafu </w:t>
+      </w:r>
+      <w:r>
+        <w:fldChar w:fldCharType="begin"/>
+      </w:r>
+      <w:r>
+        <w:instrText xml:space="preserve"> REF _Ref221967533 \h </w:instrText>
+      </w:r>
+      <w:r>
+        <w:instrText xml:space="preserve"> \* MERGEFORMAT </w:instrText>
+      </w:r>
+      <w:r>
+        <w:fldChar w:fldCharType="separate"/>
+      </w:r>
+      <w:r>
+        <w:t>Slika 2.3: Graf hitrosti v koncentrični fazi</w:t>
+      </w:r>
+      <w:r>
+        <w:fldChar w:fldCharType="end"/>
+      </w:r>
+      <w:r>
+        <w:t xml:space="preserve"> je v</w:t>
+      </w:r>
+      <w:r>
+        <w:t xml:space="preserve">eč kot očiten </w:t>
+      </w:r>
+      <w:r>
+        <w:t xml:space="preserve">trend padanja hitrosti </w:t>
+      </w:r>
+      <w:r>
+        <w:t xml:space="preserve">čez ponovitve, iz česar se sklepa, da je uporabnik vajo opravljal pod </w:t>
+      </w:r>
+      <w:r>
+        <w:t xml:space="preserve">njemu </w:t>
+      </w:r>
+      <w:r>
+        <w:t xml:space="preserve">veliko obremenitvijo in </w:t>
+      </w:r>
+      <w:r>
+        <w:t xml:space="preserve">da je </w:t>
+      </w:r>
+      <w:r>
+        <w:t xml:space="preserve">opravil serijo, ki je značilna za </w:t>
+      </w:r>
+      <w:r>
+        <w:t>trening</w:t>
       </w:r>
       <w:r>
         <w:t xml:space="preserve"> </w:t>
       </w:r>
       <w:r>
-        <w:t xml:space="preserve">v koncentrični fazi </w:t>
-      </w:r>
-      <w:r>
-        <w:t>pretvori</w:t>
-      </w:r>
-      <w:r>
-        <w:t>ta</w:t>
-      </w:r>
-      <w:r>
-        <w:t xml:space="preserve"> iz enot</w:t>
-      </w:r>
-      <w:r>
-        <w:t>e</w:t>
-      </w:r>
-      <w:r>
-        <w:t xml:space="preserve"> pikslov</w:t>
+        <w:t>napredovanj</w:t>
+      </w:r>
+      <w:r>
+        <w:t>a</w:t>
+      </w:r>
+      <w:r>
+        <w:t xml:space="preserve"> v moči.</w:t>
       </w:r>
       <w:r>
         <w:t xml:space="preserve"> </w:t>
       </w:r>
       <w:r>
-        <w:t xml:space="preserve">v enoto metrov. Vaje, ki se izvajajo stoje, kalibracije ne potrebujejo, saj se </w:t>
-      </w:r>
-      <w:r>
-        <w:t>pretvorba piksel-meter izvede kar preko vnesene uporabnikove višine.</w:t>
+        <w:t>Če padajoči trend čez ponovitve ni prisoten in je cilj treninga napredovanje v moči, potem se uporabnika obvesti, da si naj za naslednjo serijo poveča obremenitev</w:t>
+      </w:r>
+      <w:r>
+        <w:t xml:space="preserve">, kajti tak trend </w:t>
+      </w:r>
+      <w:r>
+        <w:t xml:space="preserve">konstantne hitrosti čez ponovitve </w:t>
+      </w:r>
+      <w:r>
+        <w:t xml:space="preserve">je značilen za </w:t>
+      </w:r>
+      <w:r>
+        <w:t>trening ohranjanja moči</w:t>
+      </w:r>
+      <w:r>
+        <w:t>.</w:t>
+      </w:r>
+      <w:r>
+        <w:t xml:space="preserve"> </w:t>
       </w:r>
     </w:p>
     <w:p/>
     <w:p>
-      <w:pPr>
-        <w:pStyle w:val="Heading2"/>
-      </w:pPr>
-      <w:bookmarkStart w:id="61" w:name="_Toc225593998"/>
-      <w:r>
-        <w:t xml:space="preserve">Merjenje </w:t>
-      </w:r>
-      <w:r>
-        <w:t>višine skoka</w:t>
-      </w:r>
-      <w:bookmarkEnd w:id="61"/>
+      <w:r>
+        <w:t xml:space="preserve">Preko grafa hitrosti v koncentrični </w:t>
+      </w:r>
+      <w:r>
+        <w:t xml:space="preserve">je možno </w:t>
+      </w:r>
+      <w:r>
+        <w:t>napove</w:t>
+      </w:r>
+      <w:r>
+        <w:t>dati</w:t>
+      </w:r>
+      <w:r>
+        <w:t xml:space="preserve"> tip treninga na podlagi trenda hitrosti čez ponovitve. Edina predpostavka, ki mora biti izpolnjena za </w:t>
+      </w:r>
+      <w:r>
+        <w:t xml:space="preserve">potrditev </w:t>
+      </w:r>
+      <w:r>
+        <w:t>omenjen</w:t>
+      </w:r>
+      <w:r>
+        <w:t>ih</w:t>
+      </w:r>
+      <w:r>
+        <w:t xml:space="preserve"> ugotovit</w:t>
+      </w:r>
+      <w:r>
+        <w:t>ev</w:t>
+      </w:r>
+      <w:r>
+        <w:t>,</w:t>
+      </w:r>
+      <w:r>
+        <w:t xml:space="preserve"> je ta, da mora uporabnik med ponovit</w:t>
+      </w:r>
+      <w:r>
+        <w:t>vami</w:t>
+      </w:r>
+      <w:r>
+        <w:t xml:space="preserve"> dati vse od sebe.</w:t>
+      </w:r>
+    </w:p>
+    <w:p>
+      <w:pPr>
+        <w:pStyle w:val="Heading3"/>
+      </w:pPr>
+      <w:bookmarkStart w:id="65" w:name="_Toc225594002"/>
+      <w:r>
+        <w:t>Primerjava med treningi</w:t>
+      </w:r>
+      <w:r>
+        <w:t xml:space="preserve"> skozi čas</w:t>
+      </w:r>
+      <w:bookmarkEnd w:id="65"/>
+    </w:p>
+    <w:p>
+      <w:r>
+        <w:t xml:space="preserve">Zaporedne treninge, ki </w:t>
+      </w:r>
+      <w:r>
+        <w:t xml:space="preserve">se jim </w:t>
+      </w:r>
+      <w:r>
+        <w:t>preko napovedi klasifikacije tipa treninga s pomočjo sklepov na podlagi hitrosti v koncentrični fazi</w:t>
+      </w:r>
+      <w:r>
+        <w:t xml:space="preserve"> določi tip</w:t>
+      </w:r>
+      <w:r>
+        <w:t xml:space="preserve">, je možno združiti v </w:t>
+      </w:r>
+      <w:r>
+        <w:t xml:space="preserve">časovne </w:t>
+      </w:r>
+      <w:r>
+        <w:t>cikle z istim tipom treninga</w:t>
+      </w:r>
+      <w:r>
+        <w:t xml:space="preserve">, kar omogoča grobe primerjave med </w:t>
+      </w:r>
+      <w:r>
+        <w:t xml:space="preserve">pričakovanimi in izmerjenimi </w:t>
+      </w:r>
+      <w:r>
+        <w:t>cilji časovnih ciklov</w:t>
+      </w:r>
+      <w:r>
+        <w:t>.</w:t>
+      </w:r>
     </w:p>
     <w:p/>
     <w:p>
       <w:pPr>
-        <w:pStyle w:val="Heading2"/>
-      </w:pPr>
-      <w:bookmarkStart w:id="62" w:name="_Toc225593999"/>
-      <w:r>
-        <w:t>Uporaba izmerjenih podatkov med analizo in pomen treninga na podlagi hitrosti</w:t>
-      </w:r>
-      <w:bookmarkEnd w:id="62"/>
-    </w:p>
-    <w:p>
-      <w:r>
-        <w:t xml:space="preserve">Izmerjeni časi, hitrosti </w:t>
-      </w:r>
-      <w:r>
-        <w:t xml:space="preserve">v koncentrični fazi </w:t>
-      </w:r>
-      <w:r>
-        <w:t>in prepotovana distanca za vsako ponovitev so zelo pomembni podatki za ugotavljanje mnogih trendov med treningom in razlikovanjem med pravilno in napačno izvedbo vadbe.</w:t>
-      </w:r>
-      <w:r>
-        <w:t xml:space="preserve"> Največ pomena nosi hitrost v koncentrični fazi.</w:t>
-      </w:r>
-    </w:p>
-    <w:p>
-      <w:pPr>
-        <w:pStyle w:val="Heading3"/>
-      </w:pPr>
-      <w:bookmarkStart w:id="63" w:name="_Toc225594000"/>
-      <w:r>
-        <w:t xml:space="preserve">Primerjava ponovitev znotraj </w:t>
-      </w:r>
-      <w:r>
-        <w:t xml:space="preserve">iste </w:t>
-      </w:r>
-      <w:r>
-        <w:t>serije</w:t>
-      </w:r>
-      <w:bookmarkEnd w:id="63"/>
-    </w:p>
-    <w:p>
-      <w:r>
-        <w:t xml:space="preserve">Osredotočimo se na </w:t>
-      </w:r>
-      <w:r>
-        <w:t>grafe</w:t>
-      </w:r>
-      <w:r>
-        <w:t xml:space="preserve"> </w:t>
-      </w:r>
-      <w:r>
-        <w:fldChar w:fldCharType="begin"/>
-      </w:r>
-      <w:r>
-        <w:instrText xml:space="preserve"> REF _Ref221966222 \h </w:instrText>
-      </w:r>
-      <w:r>
-        <w:instrText xml:space="preserve"> \* MERGEFORMAT </w:instrText>
-      </w:r>
-      <w:r>
-        <w:fldChar w:fldCharType="separate"/>
-      </w:r>
-      <w:r>
-        <w:t>Slika 2.1: Časovni graf</w:t>
-      </w:r>
-      <w:r>
-        <w:fldChar w:fldCharType="end"/>
-      </w:r>
-      <w:r>
-        <w:t xml:space="preserve">, </w:t>
-      </w:r>
-      <w:r>
-        <w:fldChar w:fldCharType="begin"/>
-      </w:r>
-      <w:r>
-        <w:instrText xml:space="preserve"> REF _Ref221966255 \h </w:instrText>
-      </w:r>
-      <w:r>
-        <w:instrText xml:space="preserve"> \* MERGEFORMAT </w:instrText>
-      </w:r>
-      <w:r>
-        <w:fldChar w:fldCharType="separate"/>
-      </w:r>
-      <w:r>
-        <w:t xml:space="preserve">Slika 2.2: Graf prepotovane </w:t>
-      </w:r>
-      <w:r>
-        <w:t>razdalje</w:t>
-      </w:r>
-      <w:r>
-        <w:fldChar w:fldCharType="end"/>
-      </w:r>
-      <w:r>
-        <w:t xml:space="preserve">, </w:t>
-      </w:r>
-      <w:r>
-        <w:fldChar w:fldCharType="begin"/>
-      </w:r>
-      <w:r>
-        <w:instrText xml:space="preserve"> REF _Ref221968150 \h </w:instrText>
-      </w:r>
-      <w:r>
-        <w:instrText xml:space="preserve"> \* MERGEFORMAT </w:instrText>
-      </w:r>
-      <w:r>
-        <w:fldChar w:fldCharType="separate"/>
-      </w:r>
-      <w:r>
-        <w:t>Slika 2.3: Graf hitrosti v koncentrični fazi</w:t>
-      </w:r>
-      <w:r>
-        <w:fldChar w:fldCharType="end"/>
-      </w:r>
-      <w:r>
-        <w:t>.</w:t>
-      </w:r>
-    </w:p>
-    <w:p/>
-    <w:p>
-      <w:r>
-        <w:t xml:space="preserve">Na časovnem grafu je trend naraščanja časa koncentrične faze med ponovitvami zelo očiten. Po tem lahko slepo sklepamo, da je proti koncu serije uporabnik potreboval več napora, da je opravil ponovitev. To je le sklep, kajti uporabnik bi lahko proti koncu serije premagoval večjo razdaljo in bi zato lahko bili časi ponovitev daljši. </w:t>
-      </w:r>
-    </w:p>
-    <w:p>
-      <w:r>
-        <w:t>Iz samega g</w:t>
-      </w:r>
-      <w:r>
-        <w:t>raf</w:t>
-      </w:r>
-      <w:r>
-        <w:t>a</w:t>
-      </w:r>
-      <w:r>
-        <w:t xml:space="preserve"> prepotovane </w:t>
-      </w:r>
-      <w:r>
-        <w:t>razdalje je težko kaj sklepati, kajti med ponovitvami ni večjega odstopanja vrednosti. Lahko potrdimo le, da je uporabnik v tem pogledu pravilno opravil serijo.</w:t>
-      </w:r>
-    </w:p>
-    <w:p/>
-    <w:p>
-      <w:r>
-        <w:t xml:space="preserve">Iz grafa hitrosti v koncentrični fazi je možno narediti večje analize, saj graf hitrosti </w:t>
-      </w:r>
-      <w:r>
-        <w:t xml:space="preserve">združi rezultate </w:t>
-      </w:r>
-      <w:r>
-        <w:t>časovn</w:t>
-      </w:r>
-      <w:r>
-        <w:t xml:space="preserve">ega </w:t>
-      </w:r>
-      <w:r>
-        <w:t>graf</w:t>
-      </w:r>
-      <w:r>
-        <w:t>a</w:t>
-      </w:r>
-      <w:r>
-        <w:t xml:space="preserve"> in graf</w:t>
-      </w:r>
-      <w:r>
-        <w:t>a</w:t>
-      </w:r>
-      <w:r>
-        <w:t xml:space="preserve"> prepotovane razdalje. </w:t>
-      </w:r>
-      <w:r>
-        <w:t xml:space="preserve">Ob grafu hitrosti v koncentrični fazi je mogoče izpeljati ugotovitve enega najbolj priznanih predpisov treninga, ki temelji na podlagi hitrosti. </w:t>
-      </w:r>
-    </w:p>
-    <w:p>
-      <w:pPr>
-        <w:pStyle w:val="Heading3"/>
-      </w:pPr>
-      <w:bookmarkStart w:id="64" w:name="_Toc225594001"/>
-      <w:r>
-        <w:lastRenderedPageBreak/>
-        <w:t>Trening na podlagi hitrosti</w:t>
-      </w:r>
-      <w:bookmarkEnd w:id="64"/>
-    </w:p>
-    <w:p>
-      <w:r>
-        <w:t xml:space="preserve">Na grafu </w:t>
-      </w:r>
-      <w:r>
-        <w:fldChar w:fldCharType="begin"/>
-      </w:r>
-      <w:r>
-        <w:instrText xml:space="preserve"> REF _Ref221967533 \h </w:instrText>
-      </w:r>
-      <w:r>
-        <w:instrText xml:space="preserve"> \* MERGEFORMAT </w:instrText>
-      </w:r>
-      <w:r>
-        <w:fldChar w:fldCharType="separate"/>
-      </w:r>
-      <w:r>
-        <w:t>Slika 2.3: Graf hitrosti v koncentrični fazi</w:t>
-      </w:r>
-      <w:r>
-        <w:fldChar w:fldCharType="end"/>
-      </w:r>
-      <w:r>
-        <w:t xml:space="preserve"> je v</w:t>
-      </w:r>
-      <w:r>
-        <w:t xml:space="preserve">eč kot očiten </w:t>
-      </w:r>
-      <w:r>
-        <w:t xml:space="preserve">trend padanja hitrosti </w:t>
-      </w:r>
-      <w:r>
-        <w:t xml:space="preserve">čez ponovitve, iz česar se sklepa, da je uporabnik vajo opravljal pod </w:t>
-      </w:r>
-      <w:r>
-        <w:t xml:space="preserve">njemu </w:t>
-      </w:r>
-      <w:r>
-        <w:t xml:space="preserve">veliko obremenitvijo in </w:t>
-      </w:r>
-      <w:r>
-        <w:t xml:space="preserve">da je </w:t>
-      </w:r>
-      <w:r>
-        <w:t xml:space="preserve">opravil serijo, ki je značilna za </w:t>
-      </w:r>
-      <w:r>
-        <w:t>trening</w:t>
-      </w:r>
-      <w:r>
-        <w:t xml:space="preserve"> </w:t>
-      </w:r>
-      <w:r>
-        <w:t>napredovanj</w:t>
-      </w:r>
-      <w:r>
-        <w:t>a</w:t>
-      </w:r>
-      <w:r>
-        <w:t xml:space="preserve"> v moči.</w:t>
-      </w:r>
-      <w:r>
-        <w:t xml:space="preserve"> </w:t>
-      </w:r>
-      <w:r>
-        <w:t>Če padajoči trend čez ponovitve ni prisoten in je cilj treninga napredovanje v moči, potem se uporabnika obvesti, da si naj za naslednjo serijo poveča obremenitev</w:t>
-      </w:r>
-      <w:r>
-        <w:t xml:space="preserve">, kajti tak trend </w:t>
-      </w:r>
-      <w:r>
-        <w:t xml:space="preserve">konstantne hitrosti čez ponovitve </w:t>
-      </w:r>
-      <w:r>
-        <w:t xml:space="preserve">je značilen za </w:t>
-      </w:r>
-      <w:r>
-        <w:t>trening ohranjanja moči</w:t>
-      </w:r>
-      <w:r>
-        <w:t>.</w:t>
-      </w:r>
-      <w:r>
-        <w:t xml:space="preserve"> </w:t>
-      </w:r>
-    </w:p>
-    <w:p/>
-    <w:p>
-      <w:r>
-        <w:t xml:space="preserve">Preko grafa hitrosti v koncentrični </w:t>
-      </w:r>
-      <w:r>
-        <w:t xml:space="preserve">je možno </w:t>
-      </w:r>
-      <w:r>
-        <w:t>napove</w:t>
-      </w:r>
-      <w:r>
-        <w:t>dati</w:t>
-      </w:r>
-      <w:r>
-        <w:t xml:space="preserve"> tip treninga na podlagi trenda hitrosti čez ponovitve. Edina predpostavka, ki mora biti izpolnjena za </w:t>
-      </w:r>
-      <w:r>
-        <w:t xml:space="preserve">potrditev </w:t>
-      </w:r>
-      <w:r>
-        <w:t>omenjen</w:t>
-      </w:r>
-      <w:r>
-        <w:t>ih</w:t>
-      </w:r>
-      <w:r>
-        <w:t xml:space="preserve"> ugotovit</w:t>
-      </w:r>
-      <w:r>
-        <w:t>ev</w:t>
-      </w:r>
-      <w:r>
-        <w:t>,</w:t>
-      </w:r>
-      <w:r>
-        <w:t xml:space="preserve"> je ta, da mora uporabnik med ponovit</w:t>
-      </w:r>
-      <w:r>
-        <w:t>vami</w:t>
-      </w:r>
-      <w:r>
-        <w:t xml:space="preserve"> dati vse od sebe.</w:t>
-      </w:r>
-    </w:p>
-    <w:p>
-      <w:pPr>
-        <w:pStyle w:val="Heading3"/>
-      </w:pPr>
-      <w:bookmarkStart w:id="65" w:name="_Toc225594002"/>
-      <w:r>
-        <w:t>Primerjava med treningi</w:t>
-      </w:r>
-      <w:r>
-        <w:t xml:space="preserve"> skozi čas</w:t>
-      </w:r>
-      <w:bookmarkEnd w:id="65"/>
-    </w:p>
-    <w:p>
-      <w:r>
-        <w:t xml:space="preserve">Zaporedne treninge, ki </w:t>
-      </w:r>
-      <w:r>
-        <w:t xml:space="preserve">se jim </w:t>
-      </w:r>
-      <w:r>
-        <w:t>preko napovedi klasifikacije tipa treninga s pomočjo sklepov na podlagi hitrosti v koncentrični fazi</w:t>
-      </w:r>
-      <w:r>
-        <w:t xml:space="preserve"> določi tip</w:t>
-      </w:r>
-      <w:r>
-        <w:t xml:space="preserve">, je možno združiti v </w:t>
-      </w:r>
-      <w:r>
-        <w:t xml:space="preserve">časovne </w:t>
-      </w:r>
-      <w:r>
-        <w:t>cikle z istim tipom treninga</w:t>
-      </w:r>
-      <w:r>
-        <w:t xml:space="preserve">, kar omogoča grobe primerjave med </w:t>
-      </w:r>
-      <w:r>
-        <w:t xml:space="preserve">pričakovanimi in izmerjenimi </w:t>
-      </w:r>
-      <w:r>
-        <w:t>cilji časovnih ciklov</w:t>
-      </w:r>
-      <w:r>
-        <w:t>.</w:t>
-      </w:r>
-    </w:p>
-    <w:p/>
-    <w:p>
-      <w:pPr>
         <w:pStyle w:val="Heading1"/>
         <w:rPr>
           <w:lang w:val="sl-SI"/>
@@ -11469,15 +11362,7 @@
     </w:p>
     <w:p>
       <w:r>
-        <w:t xml:space="preserve">Pose </w:t>
-      </w:r>
-      <w:proofErr w:type="spellStart"/>
-      <w:r>
-        <w:t>Landmarker</w:t>
-      </w:r>
-      <w:proofErr w:type="spellEnd"/>
-      <w:r>
-        <w:t xml:space="preserve">:  </w:t>
+        <w:t xml:space="preserve">Pose Landmarker:  </w:t>
       </w:r>
     </w:p>
     <w:p>
@@ -11489,127 +11374,7 @@
         </w:numPr>
       </w:pPr>
       <w:r>
-        <w:t xml:space="preserve">CITATION How </w:t>
-      </w:r>
-      <w:proofErr w:type="spellStart"/>
-      <w:r>
-        <w:t>can</w:t>
-      </w:r>
-      <w:proofErr w:type="spellEnd"/>
-      <w:r>
-        <w:t xml:space="preserve"> </w:t>
-      </w:r>
-      <w:proofErr w:type="spellStart"/>
-      <w:r>
-        <w:t>users</w:t>
-      </w:r>
-      <w:proofErr w:type="spellEnd"/>
-      <w:r>
-        <w:t xml:space="preserve"> </w:t>
-      </w:r>
-      <w:proofErr w:type="spellStart"/>
-      <w:r>
-        <w:t>cite</w:t>
-      </w:r>
-      <w:proofErr w:type="spellEnd"/>
-      <w:r>
-        <w:t xml:space="preserve"> </w:t>
-      </w:r>
-      <w:proofErr w:type="spellStart"/>
-      <w:r>
-        <w:t>your</w:t>
-      </w:r>
-      <w:proofErr w:type="spellEnd"/>
-      <w:r>
-        <w:t xml:space="preserve"> model? </w:t>
-      </w:r>
-      <w:proofErr w:type="spellStart"/>
-      <w:r>
-        <w:t>BlazePose</w:t>
-      </w:r>
-      <w:proofErr w:type="spellEnd"/>
-      <w:r>
-        <w:t xml:space="preserve">: On-device Real-time </w:t>
-      </w:r>
-      <w:proofErr w:type="spellStart"/>
-      <w:r>
-        <w:t>Body</w:t>
-      </w:r>
-      <w:proofErr w:type="spellEnd"/>
-      <w:r>
-        <w:t xml:space="preserve"> Pose </w:t>
-      </w:r>
-      <w:proofErr w:type="spellStart"/>
-      <w:r>
-        <w:t>tracking</w:t>
-      </w:r>
-      <w:proofErr w:type="spellEnd"/>
-      <w:r>
-        <w:t xml:space="preserve">, CVPR </w:t>
-      </w:r>
-      <w:proofErr w:type="spellStart"/>
-      <w:r>
-        <w:t>Workshop</w:t>
-      </w:r>
-      <w:proofErr w:type="spellEnd"/>
-      <w:r>
-        <w:t xml:space="preserve"> on </w:t>
-      </w:r>
-      <w:proofErr w:type="spellStart"/>
-      <w:r>
-        <w:t>Computer</w:t>
-      </w:r>
-      <w:proofErr w:type="spellEnd"/>
-      <w:r>
-        <w:t xml:space="preserve"> </w:t>
-      </w:r>
-      <w:proofErr w:type="spellStart"/>
-      <w:r>
-        <w:t>Vision</w:t>
-      </w:r>
-      <w:proofErr w:type="spellEnd"/>
-      <w:r>
-        <w:t xml:space="preserve"> </w:t>
-      </w:r>
-      <w:proofErr w:type="spellStart"/>
-      <w:r>
-        <w:t>for</w:t>
-      </w:r>
-      <w:proofErr w:type="spellEnd"/>
-      <w:r>
-        <w:t xml:space="preserve"> </w:t>
-      </w:r>
-      <w:proofErr w:type="spellStart"/>
-      <w:r>
-        <w:t>Augmented</w:t>
-      </w:r>
-      <w:proofErr w:type="spellEnd"/>
-      <w:r>
-        <w:t xml:space="preserve"> </w:t>
-      </w:r>
-      <w:proofErr w:type="spellStart"/>
-      <w:r>
-        <w:t>and</w:t>
-      </w:r>
-      <w:proofErr w:type="spellEnd"/>
-      <w:r>
-        <w:t xml:space="preserve"> </w:t>
-      </w:r>
-      <w:proofErr w:type="spellStart"/>
-      <w:r>
-        <w:t>Virtual</w:t>
-      </w:r>
-      <w:proofErr w:type="spellEnd"/>
-      <w:r>
-        <w:t xml:space="preserve"> </w:t>
-      </w:r>
-      <w:proofErr w:type="spellStart"/>
-      <w:r>
-        <w:t>Reality</w:t>
-      </w:r>
-      <w:proofErr w:type="spellEnd"/>
-      <w:r>
-        <w:t>, Seattle, WA, USA, 2020</w:t>
+        <w:t>CITATION How can users cite your model? BlazePose: On-device Real-time Body Pose tracking, CVPR Workshop on Computer Vision for Augmented and Virtual Reality, Seattle, WA, USA, 2020</w:t>
       </w:r>
     </w:p>
     <w:p>
@@ -11621,132 +11386,12 @@
         </w:numPr>
       </w:pPr>
       <w:r>
-        <w:t xml:space="preserve">GHUM &amp; GHUML: </w:t>
-      </w:r>
-      <w:proofErr w:type="spellStart"/>
-      <w:r>
-        <w:t>Generative</w:t>
-      </w:r>
-      <w:proofErr w:type="spellEnd"/>
-      <w:r>
-        <w:t xml:space="preserve"> 3D Human </w:t>
-      </w:r>
-      <w:proofErr w:type="spellStart"/>
-      <w:r>
-        <w:t>Shape</w:t>
-      </w:r>
-      <w:proofErr w:type="spellEnd"/>
-      <w:r>
-        <w:t xml:space="preserve"> </w:t>
-      </w:r>
-      <w:proofErr w:type="spellStart"/>
-      <w:r>
-        <w:t>and</w:t>
-      </w:r>
-      <w:proofErr w:type="spellEnd"/>
-      <w:r>
-        <w:t xml:space="preserve"> </w:t>
-      </w:r>
-      <w:proofErr w:type="spellStart"/>
-      <w:r>
-        <w:t>Articulated</w:t>
-      </w:r>
-      <w:proofErr w:type="spellEnd"/>
-      <w:r>
-        <w:t xml:space="preserve"> Pose </w:t>
-      </w:r>
-      <w:proofErr w:type="spellStart"/>
-      <w:r>
-        <w:t>Models</w:t>
-      </w:r>
-      <w:proofErr w:type="spellEnd"/>
-      <w:r>
-        <w:t xml:space="preserve"> </w:t>
-      </w:r>
-      <w:proofErr w:type="spellStart"/>
-      <w:r>
-        <w:t>Proceedings</w:t>
-      </w:r>
-      <w:proofErr w:type="spellEnd"/>
-      <w:r>
-        <w:t xml:space="preserve"> </w:t>
-      </w:r>
-      <w:proofErr w:type="spellStart"/>
-      <w:r>
-        <w:t>of</w:t>
-      </w:r>
-      <w:proofErr w:type="spellEnd"/>
-      <w:r>
-        <w:t xml:space="preserve"> </w:t>
-      </w:r>
-      <w:proofErr w:type="spellStart"/>
-      <w:r>
-        <w:t>the</w:t>
-      </w:r>
-      <w:proofErr w:type="spellEnd"/>
-      <w:r>
-        <w:t xml:space="preserve"> IEEE/CVF </w:t>
-      </w:r>
-      <w:proofErr w:type="spellStart"/>
-      <w:r>
-        <w:t>Conference</w:t>
-      </w:r>
-      <w:proofErr w:type="spellEnd"/>
-      <w:r>
-        <w:t xml:space="preserve"> on </w:t>
-      </w:r>
-      <w:proofErr w:type="spellStart"/>
-      <w:r>
-        <w:t>Computer</w:t>
-      </w:r>
-      <w:proofErr w:type="spellEnd"/>
-      <w:r>
-        <w:t xml:space="preserve"> </w:t>
-      </w:r>
-      <w:proofErr w:type="spellStart"/>
-      <w:r>
-        <w:t>Vision</w:t>
-      </w:r>
-      <w:proofErr w:type="spellEnd"/>
-      <w:r>
-        <w:t xml:space="preserve"> </w:t>
-      </w:r>
-      <w:proofErr w:type="spellStart"/>
-      <w:r>
-        <w:t>and</w:t>
-      </w:r>
-      <w:proofErr w:type="spellEnd"/>
-      <w:r>
-        <w:t xml:space="preserve"> </w:t>
-      </w:r>
-      <w:proofErr w:type="spellStart"/>
-      <w:r>
-        <w:t>Pattern</w:t>
-      </w:r>
-      <w:proofErr w:type="spellEnd"/>
-      <w:r>
-        <w:t xml:space="preserve"> </w:t>
-      </w:r>
-      <w:proofErr w:type="spellStart"/>
-      <w:r>
-        <w:t>Recognition</w:t>
-      </w:r>
-      <w:proofErr w:type="spellEnd"/>
-      <w:r>
-        <w:t xml:space="preserve">, </w:t>
-      </w:r>
-      <w:proofErr w:type="spellStart"/>
-      <w:r>
-        <w:t>pages</w:t>
-      </w:r>
-      <w:proofErr w:type="spellEnd"/>
-      <w:r>
-        <w:t xml:space="preserve"> 6184-6193, 2020</w:t>
+        <w:t>GHUM &amp; GHUML: Generative 3D Human Shape and Articulated Pose Models Proceedings of the IEEE/CVF Conference on Computer Vision and Pattern Recognition, pages 6184-6193, 2020</w:t>
       </w:r>
     </w:p>
     <w:p/>
     <w:sectPr>
-      <w:headerReference w:type="default" r:id="rId27"/>
+      <w:headerReference w:type="default" r:id="rId30"/>
       <w:pgSz w:w="11901" w:h="16834" w:code="9"/>
       <w:pgMar w:top="1701" w:right="1418" w:bottom="1701" w:left="1985" w:header="709" w:footer="709" w:gutter="0"/>
       <w:pgNumType w:start="1"/>
@@ -11807,13 +11452,7 @@
       <w:rPr>
         <w:lang w:val="sl-SI"/>
       </w:rPr>
-      <w:t>1</w:t>
-    </w:r>
-    <w:r>
-      <w:rPr>
-        <w:lang w:val="sl-SI"/>
-      </w:rPr>
-      <w:t>8</w:t>
+      <w:t>18</w:t>
     </w:r>
     <w:r>
       <w:rPr>
@@ -11919,8 +11558,8 @@
       </w:rPr>
       <w:t xml:space="preserve">Navodila za izdelavo diplomskih </w:t>
     </w:r>
-    <w:smartTag w:uri="urn:schemas-microsoft-com:office:smarttags" w:element="State">
-      <w:smartTag w:uri="urn:schemas-microsoft-com:office:smarttags" w:element="place">
+    <w:smartTag w:uri="urn:schemas-microsoft-com:office:smarttags" w:element="place">
+      <w:smartTag w:uri="urn:schemas-microsoft-com:office:smarttags" w:element="State">
         <w:r>
           <w:rPr>
             <w:lang w:val="sl-SI"/>
@@ -12392,6 +12031,119 @@
     </w:lvl>
   </w:abstractNum>
   <w:abstractNum w:abstractNumId="3" w15:restartNumberingAfterBreak="0">
+    <w:nsid w:val="02BB5C6E"/>
+    <w:multiLevelType w:val="hybridMultilevel"/>
+    <w:tmpl w:val="4CBAD0AA"/>
+    <w:lvl w:ilvl="0" w:tplc="20000001">
+      <w:start w:val="1"/>
+      <w:numFmt w:val="bullet"/>
+      <w:lvlText w:val=""/>
+      <w:lvlJc w:val="left"/>
+      <w:pPr>
+        <w:ind w:left="720" w:hanging="360"/>
+      </w:pPr>
+      <w:rPr>
+        <w:rFonts w:ascii="Symbol" w:hAnsi="Symbol" w:hint="default"/>
+      </w:rPr>
+    </w:lvl>
+    <w:lvl w:ilvl="1" w:tplc="20000003" w:tentative="1">
+      <w:start w:val="1"/>
+      <w:numFmt w:val="bullet"/>
+      <w:lvlText w:val="o"/>
+      <w:lvlJc w:val="left"/>
+      <w:pPr>
+        <w:ind w:left="1440" w:hanging="360"/>
+      </w:pPr>
+      <w:rPr>
+        <w:rFonts w:ascii="Courier New" w:hAnsi="Courier New" w:cs="Courier New" w:hint="default"/>
+      </w:rPr>
+    </w:lvl>
+    <w:lvl w:ilvl="2" w:tplc="20000005" w:tentative="1">
+      <w:start w:val="1"/>
+      <w:numFmt w:val="bullet"/>
+      <w:lvlText w:val=""/>
+      <w:lvlJc w:val="left"/>
+      <w:pPr>
+        <w:ind w:left="2160" w:hanging="360"/>
+      </w:pPr>
+      <w:rPr>
+        <w:rFonts w:ascii="Wingdings" w:hAnsi="Wingdings" w:hint="default"/>
+      </w:rPr>
+    </w:lvl>
+    <w:lvl w:ilvl="3" w:tplc="20000001" w:tentative="1">
+      <w:start w:val="1"/>
+      <w:numFmt w:val="bullet"/>
+      <w:lvlText w:val=""/>
+      <w:lvlJc w:val="left"/>
+      <w:pPr>
+        <w:ind w:left="2880" w:hanging="360"/>
+      </w:pPr>
+      <w:rPr>
+        <w:rFonts w:ascii="Symbol" w:hAnsi="Symbol" w:hint="default"/>
+      </w:rPr>
+    </w:lvl>
+    <w:lvl w:ilvl="4" w:tplc="20000003" w:tentative="1">
+      <w:start w:val="1"/>
+      <w:numFmt w:val="bullet"/>
+      <w:lvlText w:val="o"/>
+      <w:lvlJc w:val="left"/>
+      <w:pPr>
+        <w:ind w:left="3600" w:hanging="360"/>
+      </w:pPr>
+      <w:rPr>
+        <w:rFonts w:ascii="Courier New" w:hAnsi="Courier New" w:cs="Courier New" w:hint="default"/>
+      </w:rPr>
+    </w:lvl>
+    <w:lvl w:ilvl="5" w:tplc="20000005" w:tentative="1">
+      <w:start w:val="1"/>
+      <w:numFmt w:val="bullet"/>
+      <w:lvlText w:val=""/>
+      <w:lvlJc w:val="left"/>
+      <w:pPr>
+        <w:ind w:left="4320" w:hanging="360"/>
+      </w:pPr>
+      <w:rPr>
+        <w:rFonts w:ascii="Wingdings" w:hAnsi="Wingdings" w:hint="default"/>
+      </w:rPr>
+    </w:lvl>
+    <w:lvl w:ilvl="6" w:tplc="20000001" w:tentative="1">
+      <w:start w:val="1"/>
+      <w:numFmt w:val="bullet"/>
+      <w:lvlText w:val=""/>
+      <w:lvlJc w:val="left"/>
+      <w:pPr>
+        <w:ind w:left="5040" w:hanging="360"/>
+      </w:pPr>
+      <w:rPr>
+        <w:rFonts w:ascii="Symbol" w:hAnsi="Symbol" w:hint="default"/>
+      </w:rPr>
+    </w:lvl>
+    <w:lvl w:ilvl="7" w:tplc="20000003" w:tentative="1">
+      <w:start w:val="1"/>
+      <w:numFmt w:val="bullet"/>
+      <w:lvlText w:val="o"/>
+      <w:lvlJc w:val="left"/>
+      <w:pPr>
+        <w:ind w:left="5760" w:hanging="360"/>
+      </w:pPr>
+      <w:rPr>
+        <w:rFonts w:ascii="Courier New" w:hAnsi="Courier New" w:cs="Courier New" w:hint="default"/>
+      </w:rPr>
+    </w:lvl>
+    <w:lvl w:ilvl="8" w:tplc="20000005" w:tentative="1">
+      <w:start w:val="1"/>
+      <w:numFmt w:val="bullet"/>
+      <w:lvlText w:val=""/>
+      <w:lvlJc w:val="left"/>
+      <w:pPr>
+        <w:ind w:left="6480" w:hanging="360"/>
+      </w:pPr>
+      <w:rPr>
+        <w:rFonts w:ascii="Wingdings" w:hAnsi="Wingdings" w:hint="default"/>
+      </w:rPr>
+    </w:lvl>
+  </w:abstractNum>
+  <w:abstractNum w:abstractNumId="4" w15:restartNumberingAfterBreak="0">
     <w:nsid w:val="062728E9"/>
     <w:multiLevelType w:val="hybridMultilevel"/>
     <w:tmpl w:val="527CCFBA"/>
@@ -12504,7 +12256,7 @@
       </w:rPr>
     </w:lvl>
   </w:abstractNum>
-  <w:abstractNum w:abstractNumId="4" w15:restartNumberingAfterBreak="0">
+  <w:abstractNum w:abstractNumId="5" w15:restartNumberingAfterBreak="0">
     <w:nsid w:val="06CF75D7"/>
     <w:multiLevelType w:val="hybridMultilevel"/>
     <w:tmpl w:val="113A63F8"/>
@@ -12590,7 +12342,7 @@
       </w:pPr>
     </w:lvl>
   </w:abstractNum>
-  <w:abstractNum w:abstractNumId="5" w15:restartNumberingAfterBreak="0">
+  <w:abstractNum w:abstractNumId="6" w15:restartNumberingAfterBreak="0">
     <w:nsid w:val="07295AFB"/>
     <w:multiLevelType w:val="hybridMultilevel"/>
     <w:tmpl w:val="92543DC0"/>
@@ -12703,7 +12455,7 @@
       </w:rPr>
     </w:lvl>
   </w:abstractNum>
-  <w:abstractNum w:abstractNumId="6" w15:restartNumberingAfterBreak="0">
+  <w:abstractNum w:abstractNumId="7" w15:restartNumberingAfterBreak="0">
     <w:nsid w:val="08E2024D"/>
     <w:multiLevelType w:val="hybridMultilevel"/>
     <w:tmpl w:val="1772D1F4"/>
@@ -12816,7 +12568,7 @@
       </w:rPr>
     </w:lvl>
   </w:abstractNum>
-  <w:abstractNum w:abstractNumId="7" w15:restartNumberingAfterBreak="0">
+  <w:abstractNum w:abstractNumId="8" w15:restartNumberingAfterBreak="0">
     <w:nsid w:val="09CA42D3"/>
     <w:multiLevelType w:val="hybridMultilevel"/>
     <w:tmpl w:val="AF90D838"/>
@@ -12929,7 +12681,120 @@
       </w:rPr>
     </w:lvl>
   </w:abstractNum>
-  <w:abstractNum w:abstractNumId="8" w15:restartNumberingAfterBreak="0">
+  <w:abstractNum w:abstractNumId="9" w15:restartNumberingAfterBreak="0">
+    <w:nsid w:val="0BBC56AB"/>
+    <w:multiLevelType w:val="hybridMultilevel"/>
+    <w:tmpl w:val="3C92FEBA"/>
+    <w:lvl w:ilvl="0" w:tplc="20000001">
+      <w:start w:val="1"/>
+      <w:numFmt w:val="bullet"/>
+      <w:lvlText w:val=""/>
+      <w:lvlJc w:val="left"/>
+      <w:pPr>
+        <w:ind w:left="720" w:hanging="360"/>
+      </w:pPr>
+      <w:rPr>
+        <w:rFonts w:ascii="Symbol" w:hAnsi="Symbol" w:hint="default"/>
+      </w:rPr>
+    </w:lvl>
+    <w:lvl w:ilvl="1" w:tplc="20000003" w:tentative="1">
+      <w:start w:val="1"/>
+      <w:numFmt w:val="bullet"/>
+      <w:lvlText w:val="o"/>
+      <w:lvlJc w:val="left"/>
+      <w:pPr>
+        <w:ind w:left="1440" w:hanging="360"/>
+      </w:pPr>
+      <w:rPr>
+        <w:rFonts w:ascii="Courier New" w:hAnsi="Courier New" w:cs="Courier New" w:hint="default"/>
+      </w:rPr>
+    </w:lvl>
+    <w:lvl w:ilvl="2" w:tplc="20000005" w:tentative="1">
+      <w:start w:val="1"/>
+      <w:numFmt w:val="bullet"/>
+      <w:lvlText w:val=""/>
+      <w:lvlJc w:val="left"/>
+      <w:pPr>
+        <w:ind w:left="2160" w:hanging="360"/>
+      </w:pPr>
+      <w:rPr>
+        <w:rFonts w:ascii="Wingdings" w:hAnsi="Wingdings" w:hint="default"/>
+      </w:rPr>
+    </w:lvl>
+    <w:lvl w:ilvl="3" w:tplc="20000001" w:tentative="1">
+      <w:start w:val="1"/>
+      <w:numFmt w:val="bullet"/>
+      <w:lvlText w:val=""/>
+      <w:lvlJc w:val="left"/>
+      <w:pPr>
+        <w:ind w:left="2880" w:hanging="360"/>
+      </w:pPr>
+      <w:rPr>
+        <w:rFonts w:ascii="Symbol" w:hAnsi="Symbol" w:hint="default"/>
+      </w:rPr>
+    </w:lvl>
+    <w:lvl w:ilvl="4" w:tplc="20000003" w:tentative="1">
+      <w:start w:val="1"/>
+      <w:numFmt w:val="bullet"/>
+      <w:lvlText w:val="o"/>
+      <w:lvlJc w:val="left"/>
+      <w:pPr>
+        <w:ind w:left="3600" w:hanging="360"/>
+      </w:pPr>
+      <w:rPr>
+        <w:rFonts w:ascii="Courier New" w:hAnsi="Courier New" w:cs="Courier New" w:hint="default"/>
+      </w:rPr>
+    </w:lvl>
+    <w:lvl w:ilvl="5" w:tplc="20000005" w:tentative="1">
+      <w:start w:val="1"/>
+      <w:numFmt w:val="bullet"/>
+      <w:lvlText w:val=""/>
+      <w:lvlJc w:val="left"/>
+      <w:pPr>
+        <w:ind w:left="4320" w:hanging="360"/>
+      </w:pPr>
+      <w:rPr>
+        <w:rFonts w:ascii="Wingdings" w:hAnsi="Wingdings" w:hint="default"/>
+      </w:rPr>
+    </w:lvl>
+    <w:lvl w:ilvl="6" w:tplc="20000001" w:tentative="1">
+      <w:start w:val="1"/>
+      <w:numFmt w:val="bullet"/>
+      <w:lvlText w:val=""/>
+      <w:lvlJc w:val="left"/>
+      <w:pPr>
+        <w:ind w:left="5040" w:hanging="360"/>
+      </w:pPr>
+      <w:rPr>
+        <w:rFonts w:ascii="Symbol" w:hAnsi="Symbol" w:hint="default"/>
+      </w:rPr>
+    </w:lvl>
+    <w:lvl w:ilvl="7" w:tplc="20000003" w:tentative="1">
+      <w:start w:val="1"/>
+      <w:numFmt w:val="bullet"/>
+      <w:lvlText w:val="o"/>
+      <w:lvlJc w:val="left"/>
+      <w:pPr>
+        <w:ind w:left="5760" w:hanging="360"/>
+      </w:pPr>
+      <w:rPr>
+        <w:rFonts w:ascii="Courier New" w:hAnsi="Courier New" w:cs="Courier New" w:hint="default"/>
+      </w:rPr>
+    </w:lvl>
+    <w:lvl w:ilvl="8" w:tplc="20000005" w:tentative="1">
+      <w:start w:val="1"/>
+      <w:numFmt w:val="bullet"/>
+      <w:lvlText w:val=""/>
+      <w:lvlJc w:val="left"/>
+      <w:pPr>
+        <w:ind w:left="6480" w:hanging="360"/>
+      </w:pPr>
+      <w:rPr>
+        <w:rFonts w:ascii="Wingdings" w:hAnsi="Wingdings" w:hint="default"/>
+      </w:rPr>
+    </w:lvl>
+  </w:abstractNum>
+  <w:abstractNum w:abstractNumId="10" w15:restartNumberingAfterBreak="0">
     <w:nsid w:val="12BB3466"/>
     <w:multiLevelType w:val="hybridMultilevel"/>
     <w:tmpl w:val="A9BE7BD8"/>
@@ -13042,7 +12907,7 @@
       </w:rPr>
     </w:lvl>
   </w:abstractNum>
-  <w:abstractNum w:abstractNumId="9" w15:restartNumberingAfterBreak="0">
+  <w:abstractNum w:abstractNumId="11" w15:restartNumberingAfterBreak="0">
     <w:nsid w:val="15E64213"/>
     <w:multiLevelType w:val="hybridMultilevel"/>
     <w:tmpl w:val="373412B0"/>
@@ -13182,7 +13047,7 @@
       </w:rPr>
     </w:lvl>
   </w:abstractNum>
-  <w:abstractNum w:abstractNumId="10" w15:restartNumberingAfterBreak="0">
+  <w:abstractNum w:abstractNumId="12" w15:restartNumberingAfterBreak="0">
     <w:nsid w:val="15F62775"/>
     <w:multiLevelType w:val="hybridMultilevel"/>
     <w:tmpl w:val="45808BD4"/>
@@ -13295,7 +13160,119 @@
       </w:rPr>
     </w:lvl>
   </w:abstractNum>
-  <w:abstractNum w:abstractNumId="11" w15:restartNumberingAfterBreak="0">
+  <w:abstractNum w:abstractNumId="13" w15:restartNumberingAfterBreak="0">
+    <w:nsid w:val="17D907E5"/>
+    <w:multiLevelType w:val="hybridMultilevel"/>
+    <w:tmpl w:val="024C663A"/>
+    <w:lvl w:ilvl="0" w:tplc="A4FCE984">
+      <w:numFmt w:val="bullet"/>
+      <w:lvlText w:val="-"/>
+      <w:lvlJc w:val="left"/>
+      <w:pPr>
+        <w:ind w:left="720" w:hanging="360"/>
+      </w:pPr>
+      <w:rPr>
+        <w:rFonts w:ascii="Calibri" w:eastAsia="Times New Roman" w:hAnsi="Calibri" w:cs="Calibri" w:hint="default"/>
+      </w:rPr>
+    </w:lvl>
+    <w:lvl w:ilvl="1" w:tplc="20000003" w:tentative="1">
+      <w:start w:val="1"/>
+      <w:numFmt w:val="bullet"/>
+      <w:lvlText w:val="o"/>
+      <w:lvlJc w:val="left"/>
+      <w:pPr>
+        <w:ind w:left="1440" w:hanging="360"/>
+      </w:pPr>
+      <w:rPr>
+        <w:rFonts w:ascii="Courier New" w:hAnsi="Courier New" w:cs="Courier New" w:hint="default"/>
+      </w:rPr>
+    </w:lvl>
+    <w:lvl w:ilvl="2" w:tplc="20000005" w:tentative="1">
+      <w:start w:val="1"/>
+      <w:numFmt w:val="bullet"/>
+      <w:lvlText w:val=""/>
+      <w:lvlJc w:val="left"/>
+      <w:pPr>
+        <w:ind w:left="2160" w:hanging="360"/>
+      </w:pPr>
+      <w:rPr>
+        <w:rFonts w:ascii="Wingdings" w:hAnsi="Wingdings" w:hint="default"/>
+      </w:rPr>
+    </w:lvl>
+    <w:lvl w:ilvl="3" w:tplc="20000001" w:tentative="1">
+      <w:start w:val="1"/>
+      <w:numFmt w:val="bullet"/>
+      <w:lvlText w:val=""/>
+      <w:lvlJc w:val="left"/>
+      <w:pPr>
+        <w:ind w:left="2880" w:hanging="360"/>
+      </w:pPr>
+      <w:rPr>
+        <w:rFonts w:ascii="Symbol" w:hAnsi="Symbol" w:hint="default"/>
+      </w:rPr>
+    </w:lvl>
+    <w:lvl w:ilvl="4" w:tplc="20000003" w:tentative="1">
+      <w:start w:val="1"/>
+      <w:numFmt w:val="bullet"/>
+      <w:lvlText w:val="o"/>
+      <w:lvlJc w:val="left"/>
+      <w:pPr>
+        <w:ind w:left="3600" w:hanging="360"/>
+      </w:pPr>
+      <w:rPr>
+        <w:rFonts w:ascii="Courier New" w:hAnsi="Courier New" w:cs="Courier New" w:hint="default"/>
+      </w:rPr>
+    </w:lvl>
+    <w:lvl w:ilvl="5" w:tplc="20000005" w:tentative="1">
+      <w:start w:val="1"/>
+      <w:numFmt w:val="bullet"/>
+      <w:lvlText w:val=""/>
+      <w:lvlJc w:val="left"/>
+      <w:pPr>
+        <w:ind w:left="4320" w:hanging="360"/>
+      </w:pPr>
+      <w:rPr>
+        <w:rFonts w:ascii="Wingdings" w:hAnsi="Wingdings" w:hint="default"/>
+      </w:rPr>
+    </w:lvl>
+    <w:lvl w:ilvl="6" w:tplc="20000001" w:tentative="1">
+      <w:start w:val="1"/>
+      <w:numFmt w:val="bullet"/>
+      <w:lvlText w:val=""/>
+      <w:lvlJc w:val="left"/>
+      <w:pPr>
+        <w:ind w:left="5040" w:hanging="360"/>
+      </w:pPr>
+      <w:rPr>
+        <w:rFonts w:ascii="Symbol" w:hAnsi="Symbol" w:hint="default"/>
+      </w:rPr>
+    </w:lvl>
+    <w:lvl w:ilvl="7" w:tplc="20000003" w:tentative="1">
+      <w:start w:val="1"/>
+      <w:numFmt w:val="bullet"/>
+      <w:lvlText w:val="o"/>
+      <w:lvlJc w:val="left"/>
+      <w:pPr>
+        <w:ind w:left="5760" w:hanging="360"/>
+      </w:pPr>
+      <w:rPr>
+        <w:rFonts w:ascii="Courier New" w:hAnsi="Courier New" w:cs="Courier New" w:hint="default"/>
+      </w:rPr>
+    </w:lvl>
+    <w:lvl w:ilvl="8" w:tplc="20000005" w:tentative="1">
+      <w:start w:val="1"/>
+      <w:numFmt w:val="bullet"/>
+      <w:lvlText w:val=""/>
+      <w:lvlJc w:val="left"/>
+      <w:pPr>
+        <w:ind w:left="6480" w:hanging="360"/>
+      </w:pPr>
+      <w:rPr>
+        <w:rFonts w:ascii="Wingdings" w:hAnsi="Wingdings" w:hint="default"/>
+      </w:rPr>
+    </w:lvl>
+  </w:abstractNum>
+  <w:abstractNum w:abstractNumId="14" w15:restartNumberingAfterBreak="0">
     <w:nsid w:val="19EB050D"/>
     <w:multiLevelType w:val="hybridMultilevel"/>
     <w:tmpl w:val="C1046816"/>
@@ -13408,7 +13385,7 @@
       </w:rPr>
     </w:lvl>
   </w:abstractNum>
-  <w:abstractNum w:abstractNumId="12" w15:restartNumberingAfterBreak="0">
+  <w:abstractNum w:abstractNumId="15" w15:restartNumberingAfterBreak="0">
     <w:nsid w:val="1D3240EF"/>
     <w:multiLevelType w:val="hybridMultilevel"/>
     <w:tmpl w:val="C45EC7D6"/>
@@ -13521,7 +13498,120 @@
       </w:rPr>
     </w:lvl>
   </w:abstractNum>
-  <w:abstractNum w:abstractNumId="13" w15:restartNumberingAfterBreak="0">
+  <w:abstractNum w:abstractNumId="16" w15:restartNumberingAfterBreak="0">
+    <w:nsid w:val="1E960A11"/>
+    <w:multiLevelType w:val="hybridMultilevel"/>
+    <w:tmpl w:val="CAEAFCE2"/>
+    <w:lvl w:ilvl="0" w:tplc="20000001">
+      <w:start w:val="1"/>
+      <w:numFmt w:val="bullet"/>
+      <w:lvlText w:val=""/>
+      <w:lvlJc w:val="left"/>
+      <w:pPr>
+        <w:ind w:left="720" w:hanging="360"/>
+      </w:pPr>
+      <w:rPr>
+        <w:rFonts w:ascii="Symbol" w:hAnsi="Symbol" w:hint="default"/>
+      </w:rPr>
+    </w:lvl>
+    <w:lvl w:ilvl="1" w:tplc="20000003" w:tentative="1">
+      <w:start w:val="1"/>
+      <w:numFmt w:val="bullet"/>
+      <w:lvlText w:val="o"/>
+      <w:lvlJc w:val="left"/>
+      <w:pPr>
+        <w:ind w:left="1440" w:hanging="360"/>
+      </w:pPr>
+      <w:rPr>
+        <w:rFonts w:ascii="Courier New" w:hAnsi="Courier New" w:cs="Courier New" w:hint="default"/>
+      </w:rPr>
+    </w:lvl>
+    <w:lvl w:ilvl="2" w:tplc="20000005" w:tentative="1">
+      <w:start w:val="1"/>
+      <w:numFmt w:val="bullet"/>
+      <w:lvlText w:val=""/>
+      <w:lvlJc w:val="left"/>
+      <w:pPr>
+        <w:ind w:left="2160" w:hanging="360"/>
+      </w:pPr>
+      <w:rPr>
+        <w:rFonts w:ascii="Wingdings" w:hAnsi="Wingdings" w:hint="default"/>
+      </w:rPr>
+    </w:lvl>
+    <w:lvl w:ilvl="3" w:tplc="20000001" w:tentative="1">
+      <w:start w:val="1"/>
+      <w:numFmt w:val="bullet"/>
+      <w:lvlText w:val=""/>
+      <w:lvlJc w:val="left"/>
+      <w:pPr>
+        <w:ind w:left="2880" w:hanging="360"/>
+      </w:pPr>
+      <w:rPr>
+        <w:rFonts w:ascii="Symbol" w:hAnsi="Symbol" w:hint="default"/>
+      </w:rPr>
+    </w:lvl>
+    <w:lvl w:ilvl="4" w:tplc="20000003" w:tentative="1">
+      <w:start w:val="1"/>
+      <w:numFmt w:val="bullet"/>
+      <w:lvlText w:val="o"/>
+      <w:lvlJc w:val="left"/>
+      <w:pPr>
+        <w:ind w:left="3600" w:hanging="360"/>
+      </w:pPr>
+      <w:rPr>
+        <w:rFonts w:ascii="Courier New" w:hAnsi="Courier New" w:cs="Courier New" w:hint="default"/>
+      </w:rPr>
+    </w:lvl>
+    <w:lvl w:ilvl="5" w:tplc="20000005" w:tentative="1">
+      <w:start w:val="1"/>
+      <w:numFmt w:val="bullet"/>
+      <w:lvlText w:val=""/>
+      <w:lvlJc w:val="left"/>
+      <w:pPr>
+        <w:ind w:left="4320" w:hanging="360"/>
+      </w:pPr>
+      <w:rPr>
+        <w:rFonts w:ascii="Wingdings" w:hAnsi="Wingdings" w:hint="default"/>
+      </w:rPr>
+    </w:lvl>
+    <w:lvl w:ilvl="6" w:tplc="20000001" w:tentative="1">
+      <w:start w:val="1"/>
+      <w:numFmt w:val="bullet"/>
+      <w:lvlText w:val=""/>
+      <w:lvlJc w:val="left"/>
+      <w:pPr>
+        <w:ind w:left="5040" w:hanging="360"/>
+      </w:pPr>
+      <w:rPr>
+        <w:rFonts w:ascii="Symbol" w:hAnsi="Symbol" w:hint="default"/>
+      </w:rPr>
+    </w:lvl>
+    <w:lvl w:ilvl="7" w:tplc="20000003" w:tentative="1">
+      <w:start w:val="1"/>
+      <w:numFmt w:val="bullet"/>
+      <w:lvlText w:val="o"/>
+      <w:lvlJc w:val="left"/>
+      <w:pPr>
+        <w:ind w:left="5760" w:hanging="360"/>
+      </w:pPr>
+      <w:rPr>
+        <w:rFonts w:ascii="Courier New" w:hAnsi="Courier New" w:cs="Courier New" w:hint="default"/>
+      </w:rPr>
+    </w:lvl>
+    <w:lvl w:ilvl="8" w:tplc="20000005" w:tentative="1">
+      <w:start w:val="1"/>
+      <w:numFmt w:val="bullet"/>
+      <w:lvlText w:val=""/>
+      <w:lvlJc w:val="left"/>
+      <w:pPr>
+        <w:ind w:left="6480" w:hanging="360"/>
+      </w:pPr>
+      <w:rPr>
+        <w:rFonts w:ascii="Wingdings" w:hAnsi="Wingdings" w:hint="default"/>
+      </w:rPr>
+    </w:lvl>
+  </w:abstractNum>
+  <w:abstractNum w:abstractNumId="17" w15:restartNumberingAfterBreak="0">
     <w:nsid w:val="21E869E7"/>
     <w:multiLevelType w:val="hybridMultilevel"/>
     <w:tmpl w:val="0C20A6B2"/>
@@ -13634,7 +13724,7 @@
       </w:rPr>
     </w:lvl>
   </w:abstractNum>
-  <w:abstractNum w:abstractNumId="14" w15:restartNumberingAfterBreak="0">
+  <w:abstractNum w:abstractNumId="18" w15:restartNumberingAfterBreak="0">
     <w:nsid w:val="230F33CC"/>
     <w:multiLevelType w:val="hybridMultilevel"/>
     <w:tmpl w:val="B338FCA8"/>
@@ -13774,7 +13864,7 @@
       </w:rPr>
     </w:lvl>
   </w:abstractNum>
-  <w:abstractNum w:abstractNumId="15" w15:restartNumberingAfterBreak="0">
+  <w:abstractNum w:abstractNumId="19" w15:restartNumberingAfterBreak="0">
     <w:nsid w:val="24132489"/>
     <w:multiLevelType w:val="hybridMultilevel"/>
     <w:tmpl w:val="074AEF96"/>
@@ -13887,7 +13977,7 @@
       </w:rPr>
     </w:lvl>
   </w:abstractNum>
-  <w:abstractNum w:abstractNumId="16" w15:restartNumberingAfterBreak="0">
+  <w:abstractNum w:abstractNumId="20" w15:restartNumberingAfterBreak="0">
     <w:nsid w:val="24E4038C"/>
     <w:multiLevelType w:val="hybridMultilevel"/>
     <w:tmpl w:val="8908963E"/>
@@ -14000,7 +14090,7 @@
       </w:rPr>
     </w:lvl>
   </w:abstractNum>
-  <w:abstractNum w:abstractNumId="17" w15:restartNumberingAfterBreak="0">
+  <w:abstractNum w:abstractNumId="21" w15:restartNumberingAfterBreak="0">
     <w:nsid w:val="2A2506EB"/>
     <w:multiLevelType w:val="hybridMultilevel"/>
     <w:tmpl w:val="31C47450"/>
@@ -14117,7 +14207,7 @@
       </w:rPr>
     </w:lvl>
   </w:abstractNum>
-  <w:abstractNum w:abstractNumId="18" w15:restartNumberingAfterBreak="0">
+  <w:abstractNum w:abstractNumId="22" w15:restartNumberingAfterBreak="0">
     <w:nsid w:val="33BE4792"/>
     <w:multiLevelType w:val="hybridMultilevel"/>
     <w:tmpl w:val="0368EF64"/>
@@ -14257,7 +14347,7 @@
       </w:rPr>
     </w:lvl>
   </w:abstractNum>
-  <w:abstractNum w:abstractNumId="19" w15:restartNumberingAfterBreak="0">
+  <w:abstractNum w:abstractNumId="23" w15:restartNumberingAfterBreak="0">
     <w:nsid w:val="367C600F"/>
     <w:multiLevelType w:val="multilevel"/>
     <w:tmpl w:val="66F66ADC"/>
@@ -14408,7 +14498,7 @@
       </w:rPr>
     </w:lvl>
   </w:abstractNum>
-  <w:abstractNum w:abstractNumId="20" w15:restartNumberingAfterBreak="0">
+  <w:abstractNum w:abstractNumId="24" w15:restartNumberingAfterBreak="0">
     <w:nsid w:val="3D081AB8"/>
     <w:multiLevelType w:val="hybridMultilevel"/>
     <w:tmpl w:val="12163E56"/>
@@ -14521,7 +14611,7 @@
       </w:rPr>
     </w:lvl>
   </w:abstractNum>
-  <w:abstractNum w:abstractNumId="21" w15:restartNumberingAfterBreak="0">
+  <w:abstractNum w:abstractNumId="25" w15:restartNumberingAfterBreak="0">
     <w:nsid w:val="3E754FB9"/>
     <w:multiLevelType w:val="hybridMultilevel"/>
     <w:tmpl w:val="5B2E8608"/>
@@ -14633,7 +14723,7 @@
       </w:rPr>
     </w:lvl>
   </w:abstractNum>
-  <w:abstractNum w:abstractNumId="22" w15:restartNumberingAfterBreak="0">
+  <w:abstractNum w:abstractNumId="26" w15:restartNumberingAfterBreak="0">
     <w:nsid w:val="3E7F57E5"/>
     <w:multiLevelType w:val="hybridMultilevel"/>
     <w:tmpl w:val="515A5522"/>
@@ -14746,7 +14836,7 @@
       </w:rPr>
     </w:lvl>
   </w:abstractNum>
-  <w:abstractNum w:abstractNumId="23" w15:restartNumberingAfterBreak="0">
+  <w:abstractNum w:abstractNumId="27" w15:restartNumberingAfterBreak="0">
     <w:nsid w:val="40117AB4"/>
     <w:multiLevelType w:val="singleLevel"/>
     <w:tmpl w:val="0424000F"/>
@@ -14766,7 +14856,233 @@
       </w:rPr>
     </w:lvl>
   </w:abstractNum>
-  <w:abstractNum w:abstractNumId="24" w15:restartNumberingAfterBreak="0">
+  <w:abstractNum w:abstractNumId="28" w15:restartNumberingAfterBreak="0">
+    <w:nsid w:val="44386100"/>
+    <w:multiLevelType w:val="hybridMultilevel"/>
+    <w:tmpl w:val="15BAF672"/>
+    <w:lvl w:ilvl="0" w:tplc="20000001">
+      <w:start w:val="1"/>
+      <w:numFmt w:val="bullet"/>
+      <w:lvlText w:val=""/>
+      <w:lvlJc w:val="left"/>
+      <w:pPr>
+        <w:ind w:left="720" w:hanging="360"/>
+      </w:pPr>
+      <w:rPr>
+        <w:rFonts w:ascii="Symbol" w:hAnsi="Symbol" w:hint="default"/>
+      </w:rPr>
+    </w:lvl>
+    <w:lvl w:ilvl="1" w:tplc="20000003" w:tentative="1">
+      <w:start w:val="1"/>
+      <w:numFmt w:val="bullet"/>
+      <w:lvlText w:val="o"/>
+      <w:lvlJc w:val="left"/>
+      <w:pPr>
+        <w:ind w:left="1440" w:hanging="360"/>
+      </w:pPr>
+      <w:rPr>
+        <w:rFonts w:ascii="Courier New" w:hAnsi="Courier New" w:cs="Courier New" w:hint="default"/>
+      </w:rPr>
+    </w:lvl>
+    <w:lvl w:ilvl="2" w:tplc="20000005" w:tentative="1">
+      <w:start w:val="1"/>
+      <w:numFmt w:val="bullet"/>
+      <w:lvlText w:val=""/>
+      <w:lvlJc w:val="left"/>
+      <w:pPr>
+        <w:ind w:left="2160" w:hanging="360"/>
+      </w:pPr>
+      <w:rPr>
+        <w:rFonts w:ascii="Wingdings" w:hAnsi="Wingdings" w:hint="default"/>
+      </w:rPr>
+    </w:lvl>
+    <w:lvl w:ilvl="3" w:tplc="20000001" w:tentative="1">
+      <w:start w:val="1"/>
+      <w:numFmt w:val="bullet"/>
+      <w:lvlText w:val=""/>
+      <w:lvlJc w:val="left"/>
+      <w:pPr>
+        <w:ind w:left="2880" w:hanging="360"/>
+      </w:pPr>
+      <w:rPr>
+        <w:rFonts w:ascii="Symbol" w:hAnsi="Symbol" w:hint="default"/>
+      </w:rPr>
+    </w:lvl>
+    <w:lvl w:ilvl="4" w:tplc="20000003" w:tentative="1">
+      <w:start w:val="1"/>
+      <w:numFmt w:val="bullet"/>
+      <w:lvlText w:val="o"/>
+      <w:lvlJc w:val="left"/>
+      <w:pPr>
+        <w:ind w:left="3600" w:hanging="360"/>
+      </w:pPr>
+      <w:rPr>
+        <w:rFonts w:ascii="Courier New" w:hAnsi="Courier New" w:cs="Courier New" w:hint="default"/>
+      </w:rPr>
+    </w:lvl>
+    <w:lvl w:ilvl="5" w:tplc="20000005" w:tentative="1">
+      <w:start w:val="1"/>
+      <w:numFmt w:val="bullet"/>
+      <w:lvlText w:val=""/>
+      <w:lvlJc w:val="left"/>
+      <w:pPr>
+        <w:ind w:left="4320" w:hanging="360"/>
+      </w:pPr>
+      <w:rPr>
+        <w:rFonts w:ascii="Wingdings" w:hAnsi="Wingdings" w:hint="default"/>
+      </w:rPr>
+    </w:lvl>
+    <w:lvl w:ilvl="6" w:tplc="20000001" w:tentative="1">
+      <w:start w:val="1"/>
+      <w:numFmt w:val="bullet"/>
+      <w:lvlText w:val=""/>
+      <w:lvlJc w:val="left"/>
+      <w:pPr>
+        <w:ind w:left="5040" w:hanging="360"/>
+      </w:pPr>
+      <w:rPr>
+        <w:rFonts w:ascii="Symbol" w:hAnsi="Symbol" w:hint="default"/>
+      </w:rPr>
+    </w:lvl>
+    <w:lvl w:ilvl="7" w:tplc="20000003" w:tentative="1">
+      <w:start w:val="1"/>
+      <w:numFmt w:val="bullet"/>
+      <w:lvlText w:val="o"/>
+      <w:lvlJc w:val="left"/>
+      <w:pPr>
+        <w:ind w:left="5760" w:hanging="360"/>
+      </w:pPr>
+      <w:rPr>
+        <w:rFonts w:ascii="Courier New" w:hAnsi="Courier New" w:cs="Courier New" w:hint="default"/>
+      </w:rPr>
+    </w:lvl>
+    <w:lvl w:ilvl="8" w:tplc="20000005" w:tentative="1">
+      <w:start w:val="1"/>
+      <w:numFmt w:val="bullet"/>
+      <w:lvlText w:val=""/>
+      <w:lvlJc w:val="left"/>
+      <w:pPr>
+        <w:ind w:left="6480" w:hanging="360"/>
+      </w:pPr>
+      <w:rPr>
+        <w:rFonts w:ascii="Wingdings" w:hAnsi="Wingdings" w:hint="default"/>
+      </w:rPr>
+    </w:lvl>
+  </w:abstractNum>
+  <w:abstractNum w:abstractNumId="29" w15:restartNumberingAfterBreak="0">
+    <w:nsid w:val="44CD2EE9"/>
+    <w:multiLevelType w:val="hybridMultilevel"/>
+    <w:tmpl w:val="AD32F244"/>
+    <w:lvl w:ilvl="0" w:tplc="20000001">
+      <w:start w:val="1"/>
+      <w:numFmt w:val="bullet"/>
+      <w:lvlText w:val=""/>
+      <w:lvlJc w:val="left"/>
+      <w:pPr>
+        <w:ind w:left="720" w:hanging="360"/>
+      </w:pPr>
+      <w:rPr>
+        <w:rFonts w:ascii="Symbol" w:hAnsi="Symbol" w:hint="default"/>
+      </w:rPr>
+    </w:lvl>
+    <w:lvl w:ilvl="1" w:tplc="20000003" w:tentative="1">
+      <w:start w:val="1"/>
+      <w:numFmt w:val="bullet"/>
+      <w:lvlText w:val="o"/>
+      <w:lvlJc w:val="left"/>
+      <w:pPr>
+        <w:ind w:left="1440" w:hanging="360"/>
+      </w:pPr>
+      <w:rPr>
+        <w:rFonts w:ascii="Courier New" w:hAnsi="Courier New" w:cs="Courier New" w:hint="default"/>
+      </w:rPr>
+    </w:lvl>
+    <w:lvl w:ilvl="2" w:tplc="20000005" w:tentative="1">
+      <w:start w:val="1"/>
+      <w:numFmt w:val="bullet"/>
+      <w:lvlText w:val=""/>
+      <w:lvlJc w:val="left"/>
+      <w:pPr>
+        <w:ind w:left="2160" w:hanging="360"/>
+      </w:pPr>
+      <w:rPr>
+        <w:rFonts w:ascii="Wingdings" w:hAnsi="Wingdings" w:hint="default"/>
+      </w:rPr>
+    </w:lvl>
+    <w:lvl w:ilvl="3" w:tplc="20000001" w:tentative="1">
+      <w:start w:val="1"/>
+      <w:numFmt w:val="bullet"/>
+      <w:lvlText w:val=""/>
+      <w:lvlJc w:val="left"/>
+      <w:pPr>
+        <w:ind w:left="2880" w:hanging="360"/>
+      </w:pPr>
+      <w:rPr>
+        <w:rFonts w:ascii="Symbol" w:hAnsi="Symbol" w:hint="default"/>
+      </w:rPr>
+    </w:lvl>
+    <w:lvl w:ilvl="4" w:tplc="20000003" w:tentative="1">
+      <w:start w:val="1"/>
+      <w:numFmt w:val="bullet"/>
+      <w:lvlText w:val="o"/>
+      <w:lvlJc w:val="left"/>
+      <w:pPr>
+        <w:ind w:left="3600" w:hanging="360"/>
+      </w:pPr>
+      <w:rPr>
+        <w:rFonts w:ascii="Courier New" w:hAnsi="Courier New" w:cs="Courier New" w:hint="default"/>
+      </w:rPr>
+    </w:lvl>
+    <w:lvl w:ilvl="5" w:tplc="20000005" w:tentative="1">
+      <w:start w:val="1"/>
+      <w:numFmt w:val="bullet"/>
+      <w:lvlText w:val=""/>
+      <w:lvlJc w:val="left"/>
+      <w:pPr>
+        <w:ind w:left="4320" w:hanging="360"/>
+      </w:pPr>
+      <w:rPr>
+        <w:rFonts w:ascii="Wingdings" w:hAnsi="Wingdings" w:hint="default"/>
+      </w:rPr>
+    </w:lvl>
+    <w:lvl w:ilvl="6" w:tplc="20000001" w:tentative="1">
+      <w:start w:val="1"/>
+      <w:numFmt w:val="bullet"/>
+      <w:lvlText w:val=""/>
+      <w:lvlJc w:val="left"/>
+      <w:pPr>
+        <w:ind w:left="5040" w:hanging="360"/>
+      </w:pPr>
+      <w:rPr>
+        <w:rFonts w:ascii="Symbol" w:hAnsi="Symbol" w:hint="default"/>
+      </w:rPr>
+    </w:lvl>
+    <w:lvl w:ilvl="7" w:tplc="20000003" w:tentative="1">
+      <w:start w:val="1"/>
+      <w:numFmt w:val="bullet"/>
+      <w:lvlText w:val="o"/>
+      <w:lvlJc w:val="left"/>
+      <w:pPr>
+        <w:ind w:left="5760" w:hanging="360"/>
+      </w:pPr>
+      <w:rPr>
+        <w:rFonts w:ascii="Courier New" w:hAnsi="Courier New" w:cs="Courier New" w:hint="default"/>
+      </w:rPr>
+    </w:lvl>
+    <w:lvl w:ilvl="8" w:tplc="20000005" w:tentative="1">
+      <w:start w:val="1"/>
+      <w:numFmt w:val="bullet"/>
+      <w:lvlText w:val=""/>
+      <w:lvlJc w:val="left"/>
+      <w:pPr>
+        <w:ind w:left="6480" w:hanging="360"/>
+      </w:pPr>
+      <w:rPr>
+        <w:rFonts w:ascii="Wingdings" w:hAnsi="Wingdings" w:hint="default"/>
+      </w:rPr>
+    </w:lvl>
+  </w:abstractNum>
+  <w:abstractNum w:abstractNumId="30" w15:restartNumberingAfterBreak="0">
     <w:nsid w:val="45F04156"/>
     <w:multiLevelType w:val="hybridMultilevel"/>
     <w:tmpl w:val="8648D69E"/>
@@ -14879,7 +15195,7 @@
       </w:rPr>
     </w:lvl>
   </w:abstractNum>
-  <w:abstractNum w:abstractNumId="25" w15:restartNumberingAfterBreak="0">
+  <w:abstractNum w:abstractNumId="31" w15:restartNumberingAfterBreak="0">
     <w:nsid w:val="489362F3"/>
     <w:multiLevelType w:val="hybridMultilevel"/>
     <w:tmpl w:val="A8EE65A4"/>
@@ -14992,7 +15308,7 @@
       </w:rPr>
     </w:lvl>
   </w:abstractNum>
-  <w:abstractNum w:abstractNumId="26" w15:restartNumberingAfterBreak="0">
+  <w:abstractNum w:abstractNumId="32" w15:restartNumberingAfterBreak="0">
     <w:nsid w:val="4D737F36"/>
     <w:multiLevelType w:val="hybridMultilevel"/>
     <w:tmpl w:val="2FCADFCC"/>
@@ -15105,7 +15421,7 @@
       </w:rPr>
     </w:lvl>
   </w:abstractNum>
-  <w:abstractNum w:abstractNumId="27" w15:restartNumberingAfterBreak="0">
+  <w:abstractNum w:abstractNumId="33" w15:restartNumberingAfterBreak="0">
     <w:nsid w:val="56210033"/>
     <w:multiLevelType w:val="hybridMultilevel"/>
     <w:tmpl w:val="B834133E"/>
@@ -15218,7 +15534,7 @@
       </w:rPr>
     </w:lvl>
   </w:abstractNum>
-  <w:abstractNum w:abstractNumId="28" w15:restartNumberingAfterBreak="0">
+  <w:abstractNum w:abstractNumId="34" w15:restartNumberingAfterBreak="0">
     <w:nsid w:val="566D6DDD"/>
     <w:multiLevelType w:val="hybridMultilevel"/>
     <w:tmpl w:val="E55A3D24"/>
@@ -15358,7 +15674,7 @@
       </w:rPr>
     </w:lvl>
   </w:abstractNum>
-  <w:abstractNum w:abstractNumId="29" w15:restartNumberingAfterBreak="0">
+  <w:abstractNum w:abstractNumId="35" w15:restartNumberingAfterBreak="0">
     <w:nsid w:val="56C4537D"/>
     <w:multiLevelType w:val="hybridMultilevel"/>
     <w:tmpl w:val="66485F72"/>
@@ -15471,7 +15787,7 @@
       </w:rPr>
     </w:lvl>
   </w:abstractNum>
-  <w:abstractNum w:abstractNumId="30" w15:restartNumberingAfterBreak="0">
+  <w:abstractNum w:abstractNumId="36" w15:restartNumberingAfterBreak="0">
     <w:nsid w:val="574533E9"/>
     <w:multiLevelType w:val="hybridMultilevel"/>
     <w:tmpl w:val="5B146962"/>
@@ -15583,7 +15899,7 @@
       </w:rPr>
     </w:lvl>
   </w:abstractNum>
-  <w:abstractNum w:abstractNumId="31" w15:restartNumberingAfterBreak="0">
+  <w:abstractNum w:abstractNumId="37" w15:restartNumberingAfterBreak="0">
     <w:nsid w:val="58DE7EFA"/>
     <w:multiLevelType w:val="hybridMultilevel"/>
     <w:tmpl w:val="131EA528"/>
@@ -15678,7 +15994,7 @@
       </w:pPr>
     </w:lvl>
   </w:abstractNum>
-  <w:abstractNum w:abstractNumId="32" w15:restartNumberingAfterBreak="0">
+  <w:abstractNum w:abstractNumId="38" w15:restartNumberingAfterBreak="0">
     <w:nsid w:val="5AC4619C"/>
     <w:multiLevelType w:val="hybridMultilevel"/>
     <w:tmpl w:val="DFB60A26"/>
@@ -15790,7 +16106,7 @@
       </w:rPr>
     </w:lvl>
   </w:abstractNum>
-  <w:abstractNum w:abstractNumId="33" w15:restartNumberingAfterBreak="0">
+  <w:abstractNum w:abstractNumId="39" w15:restartNumberingAfterBreak="0">
     <w:nsid w:val="5D4B3E35"/>
     <w:multiLevelType w:val="hybridMultilevel"/>
     <w:tmpl w:val="63006618"/>
@@ -15903,7 +16219,7 @@
       </w:rPr>
     </w:lvl>
   </w:abstractNum>
-  <w:abstractNum w:abstractNumId="34" w15:restartNumberingAfterBreak="0">
+  <w:abstractNum w:abstractNumId="40" w15:restartNumberingAfterBreak="0">
     <w:nsid w:val="5E1C298F"/>
     <w:multiLevelType w:val="hybridMultilevel"/>
     <w:tmpl w:val="7642668E"/>
@@ -16016,7 +16332,7 @@
       </w:rPr>
     </w:lvl>
   </w:abstractNum>
-  <w:abstractNum w:abstractNumId="35" w15:restartNumberingAfterBreak="0">
+  <w:abstractNum w:abstractNumId="41" w15:restartNumberingAfterBreak="0">
     <w:nsid w:val="60CA680F"/>
     <w:multiLevelType w:val="hybridMultilevel"/>
     <w:tmpl w:val="B94AE1E6"/>
@@ -16129,7 +16445,7 @@
       </w:rPr>
     </w:lvl>
   </w:abstractNum>
-  <w:abstractNum w:abstractNumId="36" w15:restartNumberingAfterBreak="0">
+  <w:abstractNum w:abstractNumId="42" w15:restartNumberingAfterBreak="0">
     <w:nsid w:val="6103011A"/>
     <w:multiLevelType w:val="hybridMultilevel"/>
     <w:tmpl w:val="BE52C078"/>
@@ -16242,7 +16558,7 @@
       </w:rPr>
     </w:lvl>
   </w:abstractNum>
-  <w:abstractNum w:abstractNumId="37" w15:restartNumberingAfterBreak="0">
+  <w:abstractNum w:abstractNumId="43" w15:restartNumberingAfterBreak="0">
     <w:nsid w:val="613216BC"/>
     <w:multiLevelType w:val="hybridMultilevel"/>
     <w:tmpl w:val="DCD43D76"/>
@@ -16355,7 +16671,7 @@
       </w:rPr>
     </w:lvl>
   </w:abstractNum>
-  <w:abstractNum w:abstractNumId="38" w15:restartNumberingAfterBreak="0">
+  <w:abstractNum w:abstractNumId="44" w15:restartNumberingAfterBreak="0">
     <w:nsid w:val="62CA2A8F"/>
     <w:multiLevelType w:val="hybridMultilevel"/>
     <w:tmpl w:val="9E62B7C8"/>
@@ -16468,7 +16784,7 @@
       </w:rPr>
     </w:lvl>
   </w:abstractNum>
-  <w:abstractNum w:abstractNumId="39" w15:restartNumberingAfterBreak="0">
+  <w:abstractNum w:abstractNumId="45" w15:restartNumberingAfterBreak="0">
     <w:nsid w:val="642B0707"/>
     <w:multiLevelType w:val="hybridMultilevel"/>
     <w:tmpl w:val="6F824434"/>
@@ -16581,7 +16897,7 @@
       </w:rPr>
     </w:lvl>
   </w:abstractNum>
-  <w:abstractNum w:abstractNumId="40" w15:restartNumberingAfterBreak="0">
+  <w:abstractNum w:abstractNumId="46" w15:restartNumberingAfterBreak="0">
     <w:nsid w:val="657C167B"/>
     <w:multiLevelType w:val="hybridMultilevel"/>
     <w:tmpl w:val="253E1E4A"/>
@@ -16694,7 +17010,7 @@
       </w:rPr>
     </w:lvl>
   </w:abstractNum>
-  <w:abstractNum w:abstractNumId="41" w15:restartNumberingAfterBreak="0">
+  <w:abstractNum w:abstractNumId="47" w15:restartNumberingAfterBreak="0">
     <w:nsid w:val="6F112B8F"/>
     <w:multiLevelType w:val="hybridMultilevel"/>
     <w:tmpl w:val="DD189394"/>
@@ -16807,7 +17123,7 @@
       </w:rPr>
     </w:lvl>
   </w:abstractNum>
-  <w:abstractNum w:abstractNumId="42" w15:restartNumberingAfterBreak="0">
+  <w:abstractNum w:abstractNumId="48" w15:restartNumberingAfterBreak="0">
     <w:nsid w:val="6F7A5BE4"/>
     <w:multiLevelType w:val="hybridMultilevel"/>
     <w:tmpl w:val="1B76D9FC"/>
@@ -16920,7 +17236,7 @@
       </w:rPr>
     </w:lvl>
   </w:abstractNum>
-  <w:abstractNum w:abstractNumId="43" w15:restartNumberingAfterBreak="0">
+  <w:abstractNum w:abstractNumId="49" w15:restartNumberingAfterBreak="0">
     <w:nsid w:val="70624018"/>
     <w:multiLevelType w:val="hybridMultilevel"/>
     <w:tmpl w:val="225C64B6"/>
@@ -17060,7 +17376,7 @@
       </w:rPr>
     </w:lvl>
   </w:abstractNum>
-  <w:abstractNum w:abstractNumId="44" w15:restartNumberingAfterBreak="0">
+  <w:abstractNum w:abstractNumId="50" w15:restartNumberingAfterBreak="0">
     <w:nsid w:val="714F2450"/>
     <w:multiLevelType w:val="hybridMultilevel"/>
     <w:tmpl w:val="B97EC042"/>
@@ -17173,7 +17489,7 @@
       </w:rPr>
     </w:lvl>
   </w:abstractNum>
-  <w:abstractNum w:abstractNumId="45" w15:restartNumberingAfterBreak="0">
+  <w:abstractNum w:abstractNumId="51" w15:restartNumberingAfterBreak="0">
     <w:nsid w:val="74967D99"/>
     <w:multiLevelType w:val="multilevel"/>
     <w:tmpl w:val="6F1612AC"/>
@@ -17313,7 +17629,7 @@
       </w:rPr>
     </w:lvl>
   </w:abstractNum>
-  <w:abstractNum w:abstractNumId="46" w15:restartNumberingAfterBreak="0">
+  <w:abstractNum w:abstractNumId="52" w15:restartNumberingAfterBreak="0">
     <w:nsid w:val="780E0E44"/>
     <w:multiLevelType w:val="hybridMultilevel"/>
     <w:tmpl w:val="10468E06"/>
@@ -17427,16 +17743,16 @@
     </w:lvl>
   </w:abstractNum>
   <w:num w:numId="1" w16cid:durableId="1616982145">
-    <w:abstractNumId w:val="19"/>
+    <w:abstractNumId w:val="23"/>
   </w:num>
   <w:num w:numId="2" w16cid:durableId="1563980195">
-    <w:abstractNumId w:val="14"/>
+    <w:abstractNumId w:val="18"/>
   </w:num>
   <w:num w:numId="3" w16cid:durableId="574165386">
-    <w:abstractNumId w:val="18"/>
+    <w:abstractNumId w:val="22"/>
   </w:num>
   <w:num w:numId="4" w16cid:durableId="1982886481">
-    <w:abstractNumId w:val="28"/>
+    <w:abstractNumId w:val="34"/>
     <w:lvlOverride w:ilvl="0"/>
     <w:lvlOverride w:ilvl="1">
       <w:startOverride w:val="1"/>
@@ -17464,43 +17780,43 @@
     </w:lvlOverride>
   </w:num>
   <w:num w:numId="5" w16cid:durableId="1343313269">
-    <w:abstractNumId w:val="9"/>
+    <w:abstractNumId w:val="11"/>
   </w:num>
   <w:num w:numId="6" w16cid:durableId="413548033">
-    <w:abstractNumId w:val="43"/>
+    <w:abstractNumId w:val="49"/>
   </w:num>
   <w:num w:numId="7" w16cid:durableId="2517385">
-    <w:abstractNumId w:val="41"/>
+    <w:abstractNumId w:val="47"/>
   </w:num>
   <w:num w:numId="8" w16cid:durableId="1673027270">
+    <w:abstractNumId w:val="19"/>
+  </w:num>
+  <w:num w:numId="9" w16cid:durableId="310713017">
+    <w:abstractNumId w:val="7"/>
+  </w:num>
+  <w:num w:numId="10" w16cid:durableId="642394832">
+    <w:abstractNumId w:val="33"/>
+  </w:num>
+  <w:num w:numId="11" w16cid:durableId="879364368">
     <w:abstractNumId w:val="15"/>
   </w:num>
-  <w:num w:numId="9" w16cid:durableId="310713017">
-    <w:abstractNumId w:val="6"/>
+  <w:num w:numId="12" w16cid:durableId="1154762435">
+    <w:abstractNumId w:val="40"/>
   </w:num>
-  <w:num w:numId="10" w16cid:durableId="642394832">
-    <w:abstractNumId w:val="27"/>
+  <w:num w:numId="13" w16cid:durableId="1050419267">
+    <w:abstractNumId w:val="44"/>
   </w:num>
-  <w:num w:numId="11" w16cid:durableId="879364368">
+  <w:num w:numId="14" w16cid:durableId="1990405806">
     <w:abstractNumId w:val="12"/>
   </w:num>
-  <w:num w:numId="12" w16cid:durableId="1154762435">
-    <w:abstractNumId w:val="34"/>
-  </w:num>
-  <w:num w:numId="13" w16cid:durableId="1050419267">
-    <w:abstractNumId w:val="38"/>
-  </w:num>
-  <w:num w:numId="14" w16cid:durableId="1990405806">
-    <w:abstractNumId w:val="10"/>
-  </w:num>
   <w:num w:numId="15" w16cid:durableId="1546913352">
-    <w:abstractNumId w:val="39"/>
+    <w:abstractNumId w:val="45"/>
   </w:num>
   <w:num w:numId="16" w16cid:durableId="1318874548">
-    <w:abstractNumId w:val="45"/>
+    <w:abstractNumId w:val="51"/>
   </w:num>
   <w:num w:numId="17" w16cid:durableId="722215861">
-    <w:abstractNumId w:val="45"/>
+    <w:abstractNumId w:val="51"/>
     <w:lvlOverride w:ilvl="0">
       <w:startOverride w:val="1"/>
     </w:lvlOverride>
@@ -17530,7 +17846,7 @@
     </w:lvlOverride>
   </w:num>
   <w:num w:numId="18" w16cid:durableId="415446333">
-    <w:abstractNumId w:val="45"/>
+    <w:abstractNumId w:val="51"/>
     <w:lvlOverride w:ilvl="0">
       <w:startOverride w:val="1"/>
     </w:lvlOverride>
@@ -17560,7 +17876,7 @@
     </w:lvlOverride>
   </w:num>
   <w:num w:numId="19" w16cid:durableId="1966346266">
-    <w:abstractNumId w:val="45"/>
+    <w:abstractNumId w:val="51"/>
     <w:lvlOverride w:ilvl="0">
       <w:startOverride w:val="1"/>
     </w:lvlOverride>
@@ -17590,7 +17906,7 @@
     </w:lvlOverride>
   </w:num>
   <w:num w:numId="20" w16cid:durableId="985356155">
-    <w:abstractNumId w:val="45"/>
+    <w:abstractNumId w:val="51"/>
     <w:lvlOverride w:ilvl="0">
       <w:startOverride w:val="1"/>
     </w:lvlOverride>
@@ -17620,7 +17936,7 @@
     </w:lvlOverride>
   </w:num>
   <w:num w:numId="21" w16cid:durableId="971326932">
-    <w:abstractNumId w:val="45"/>
+    <w:abstractNumId w:val="51"/>
     <w:lvlOverride w:ilvl="0">
       <w:startOverride w:val="1"/>
     </w:lvlOverride>
@@ -17650,7 +17966,7 @@
     </w:lvlOverride>
   </w:num>
   <w:num w:numId="22" w16cid:durableId="874578897">
-    <w:abstractNumId w:val="45"/>
+    <w:abstractNumId w:val="51"/>
     <w:lvlOverride w:ilvl="0">
       <w:startOverride w:val="1"/>
     </w:lvlOverride>
@@ -17680,7 +17996,7 @@
     </w:lvlOverride>
   </w:num>
   <w:num w:numId="23" w16cid:durableId="184097708">
-    <w:abstractNumId w:val="45"/>
+    <w:abstractNumId w:val="51"/>
     <w:lvlOverride w:ilvl="0">
       <w:startOverride w:val="1"/>
     </w:lvlOverride>
@@ -17710,7 +18026,7 @@
     </w:lvlOverride>
   </w:num>
   <w:num w:numId="24" w16cid:durableId="1147547601">
-    <w:abstractNumId w:val="45"/>
+    <w:abstractNumId w:val="51"/>
     <w:lvlOverride w:ilvl="0">
       <w:startOverride w:val="1"/>
     </w:lvlOverride>
@@ -17740,7 +18056,7 @@
     </w:lvlOverride>
   </w:num>
   <w:num w:numId="25" w16cid:durableId="697269251">
-    <w:abstractNumId w:val="45"/>
+    <w:abstractNumId w:val="51"/>
     <w:lvlOverride w:ilvl="0">
       <w:startOverride w:val="1"/>
     </w:lvlOverride>
@@ -17770,7 +18086,7 @@
     </w:lvlOverride>
   </w:num>
   <w:num w:numId="26" w16cid:durableId="623387041">
-    <w:abstractNumId w:val="45"/>
+    <w:abstractNumId w:val="51"/>
     <w:lvlOverride w:ilvl="0">
       <w:startOverride w:val="1"/>
     </w:lvlOverride>
@@ -17800,7 +18116,7 @@
     </w:lvlOverride>
   </w:num>
   <w:num w:numId="27" w16cid:durableId="571545525">
-    <w:abstractNumId w:val="45"/>
+    <w:abstractNumId w:val="51"/>
     <w:lvlOverride w:ilvl="0">
       <w:startOverride w:val="1"/>
     </w:lvlOverride>
@@ -17833,19 +18149,19 @@
     <w:abstractNumId w:val="2"/>
   </w:num>
   <w:num w:numId="29" w16cid:durableId="1318532482">
-    <w:abstractNumId w:val="37"/>
+    <w:abstractNumId w:val="43"/>
   </w:num>
   <w:num w:numId="30" w16cid:durableId="2085495198">
-    <w:abstractNumId w:val="4"/>
+    <w:abstractNumId w:val="5"/>
   </w:num>
   <w:num w:numId="31" w16cid:durableId="1159468039">
+    <w:abstractNumId w:val="33"/>
+  </w:num>
+  <w:num w:numId="32" w16cid:durableId="2134787325">
     <w:abstractNumId w:val="27"/>
   </w:num>
-  <w:num w:numId="32" w16cid:durableId="2134787325">
-    <w:abstractNumId w:val="23"/>
-  </w:num>
   <w:num w:numId="33" w16cid:durableId="690107431">
-    <w:abstractNumId w:val="28"/>
+    <w:abstractNumId w:val="34"/>
     <w:lvlOverride w:ilvl="0"/>
     <w:lvlOverride w:ilvl="1">
       <w:startOverride w:val="1"/>
@@ -17873,91 +18189,109 @@
     </w:lvlOverride>
   </w:num>
   <w:num w:numId="34" w16cid:durableId="1695031192">
-    <w:abstractNumId w:val="28"/>
+    <w:abstractNumId w:val="34"/>
   </w:num>
   <w:num w:numId="35" w16cid:durableId="1474131380">
-    <w:abstractNumId w:val="28"/>
+    <w:abstractNumId w:val="34"/>
   </w:num>
   <w:num w:numId="36" w16cid:durableId="385646365">
-    <w:abstractNumId w:val="17"/>
+    <w:abstractNumId w:val="21"/>
   </w:num>
   <w:num w:numId="37" w16cid:durableId="774322130">
-    <w:abstractNumId w:val="8"/>
+    <w:abstractNumId w:val="10"/>
   </w:num>
   <w:num w:numId="38" w16cid:durableId="1273244240">
-    <w:abstractNumId w:val="31"/>
+    <w:abstractNumId w:val="37"/>
   </w:num>
   <w:num w:numId="39" w16cid:durableId="1302419245">
-    <w:abstractNumId w:val="40"/>
+    <w:abstractNumId w:val="46"/>
   </w:num>
   <w:num w:numId="40" w16cid:durableId="671757144">
-    <w:abstractNumId w:val="5"/>
+    <w:abstractNumId w:val="6"/>
   </w:num>
   <w:num w:numId="41" w16cid:durableId="1609465245">
-    <w:abstractNumId w:val="24"/>
+    <w:abstractNumId w:val="30"/>
   </w:num>
   <w:num w:numId="42" w16cid:durableId="1924870052">
-    <w:abstractNumId w:val="33"/>
+    <w:abstractNumId w:val="39"/>
   </w:num>
   <w:num w:numId="43" w16cid:durableId="1546983496">
     <w:abstractNumId w:val="1"/>
   </w:num>
   <w:num w:numId="44" w16cid:durableId="1243755491">
-    <w:abstractNumId w:val="20"/>
+    <w:abstractNumId w:val="24"/>
   </w:num>
   <w:num w:numId="45" w16cid:durableId="2112815720">
-    <w:abstractNumId w:val="32"/>
+    <w:abstractNumId w:val="38"/>
   </w:num>
   <w:num w:numId="46" w16cid:durableId="495389479">
-    <w:abstractNumId w:val="46"/>
+    <w:abstractNumId w:val="52"/>
   </w:num>
   <w:num w:numId="47" w16cid:durableId="1000545877">
-    <w:abstractNumId w:val="26"/>
+    <w:abstractNumId w:val="32"/>
   </w:num>
   <w:num w:numId="48" w16cid:durableId="853347394">
     <w:abstractNumId w:val="0"/>
   </w:num>
   <w:num w:numId="49" w16cid:durableId="1105929742">
-    <w:abstractNumId w:val="11"/>
+    <w:abstractNumId w:val="14"/>
   </w:num>
   <w:num w:numId="50" w16cid:durableId="7145556">
-    <w:abstractNumId w:val="22"/>
+    <w:abstractNumId w:val="26"/>
   </w:num>
   <w:num w:numId="51" w16cid:durableId="271405964">
+    <w:abstractNumId w:val="35"/>
+  </w:num>
+  <w:num w:numId="52" w16cid:durableId="1874154734">
+    <w:abstractNumId w:val="36"/>
+  </w:num>
+  <w:num w:numId="53" w16cid:durableId="791943569">
+    <w:abstractNumId w:val="25"/>
+  </w:num>
+  <w:num w:numId="54" w16cid:durableId="1422987211">
+    <w:abstractNumId w:val="8"/>
+  </w:num>
+  <w:num w:numId="55" w16cid:durableId="2036425246">
+    <w:abstractNumId w:val="48"/>
+  </w:num>
+  <w:num w:numId="56" w16cid:durableId="305286039">
+    <w:abstractNumId w:val="20"/>
+  </w:num>
+  <w:num w:numId="57" w16cid:durableId="696470528">
+    <w:abstractNumId w:val="42"/>
+  </w:num>
+  <w:num w:numId="58" w16cid:durableId="83573097">
+    <w:abstractNumId w:val="17"/>
+  </w:num>
+  <w:num w:numId="59" w16cid:durableId="530073107">
+    <w:abstractNumId w:val="4"/>
+  </w:num>
+  <w:num w:numId="60" w16cid:durableId="886841764">
+    <w:abstractNumId w:val="31"/>
+  </w:num>
+  <w:num w:numId="61" w16cid:durableId="415060573">
+    <w:abstractNumId w:val="50"/>
+  </w:num>
+  <w:num w:numId="62" w16cid:durableId="1749376288">
+    <w:abstractNumId w:val="41"/>
+  </w:num>
+  <w:num w:numId="63" w16cid:durableId="1277054457">
+    <w:abstractNumId w:val="16"/>
+  </w:num>
+  <w:num w:numId="64" w16cid:durableId="415248735">
     <w:abstractNumId w:val="29"/>
   </w:num>
-  <w:num w:numId="52" w16cid:durableId="1874154734">
-    <w:abstractNumId w:val="30"/>
-  </w:num>
-  <w:num w:numId="53" w16cid:durableId="791943569">
-    <w:abstractNumId w:val="21"/>
-  </w:num>
-  <w:num w:numId="54" w16cid:durableId="1422987211">
-    <w:abstractNumId w:val="7"/>
-  </w:num>
-  <w:num w:numId="55" w16cid:durableId="2036425246">
-    <w:abstractNumId w:val="42"/>
-  </w:num>
-  <w:num w:numId="56" w16cid:durableId="305286039">
-    <w:abstractNumId w:val="16"/>
-  </w:num>
-  <w:num w:numId="57" w16cid:durableId="696470528">
-    <w:abstractNumId w:val="36"/>
-  </w:num>
-  <w:num w:numId="58" w16cid:durableId="83573097">
-    <w:abstractNumId w:val="13"/>
-  </w:num>
-  <w:num w:numId="59" w16cid:durableId="530073107">
+  <w:num w:numId="65" w16cid:durableId="1785494309">
     <w:abstractNumId w:val="3"/>
   </w:num>
-  <w:num w:numId="60" w16cid:durableId="886841764">
-    <w:abstractNumId w:val="25"/>
+  <w:num w:numId="66" w16cid:durableId="205070631">
+    <w:abstractNumId w:val="9"/>
   </w:num>
-  <w:num w:numId="61" w16cid:durableId="415060573">
-    <w:abstractNumId w:val="44"/>
+  <w:num w:numId="67" w16cid:durableId="1652054133">
+    <w:abstractNumId w:val="28"/>
   </w:num>
-  <w:num w:numId="62" w16cid:durableId="1749376288">
-    <w:abstractNumId w:val="35"/>
+  <w:num w:numId="68" w16cid:durableId="1083182566">
+    <w:abstractNumId w:val="13"/>
   </w:num>
   <w:numIdMacAtCleanup w:val="15"/>
 </w:numbering>

--- a/docs/thesis/magistrsko-delo-jasa-zupancic.docx
+++ b/docs/thesis/magistrsko-delo-jasa-zupancic.docx
@@ -3312,7 +3312,6 @@
         <w:t>KAZALO SLIK</w:t>
       </w:r>
     </w:p>
-    <w:p/>
     <w:p>
       <w:pPr>
         <w:pStyle w:val="TableofFigures"/>
@@ -3818,7 +3817,6 @@
         <w:t>KAZALO TABEL</w:t>
       </w:r>
     </w:p>
-    <w:p/>
     <w:p>
       <w:pPr>
         <w:pStyle w:val="TableofFigures"/>
@@ -3918,16 +3916,6 @@
         <w:tabs>
           <w:tab w:val="right" w:leader="dot" w:pos="8772"/>
         </w:tabs>
-        <w:rPr>
-          <w:rFonts w:asciiTheme="minorHAnsi" w:eastAsiaTheme="minorEastAsia" w:hAnsiTheme="minorHAnsi" w:cstheme="minorBidi"/>
-          <w:smallCaps w:val="0"/>
-          <w:noProof/>
-          <w:kern w:val="2"/>
-          <w:sz w:val="24"/>
-          <w:szCs w:val="24"/>
-          <w:lang w:val="en-SI" w:eastAsia="en-SI"/>
-          <w14:ligatures w14:val="standardContextual"/>
-        </w:rPr>
       </w:pPr>
       <w:hyperlink w:anchor="_Toc225594011" w:history="1">
         <w:r>
@@ -3989,6 +3977,296 @@
     </w:p>
     <w:p>
       <w:pPr>
+        <w:pStyle w:val="TableofFigures"/>
+        <w:tabs>
+          <w:tab w:val="right" w:leader="dot" w:pos="8772"/>
+        </w:tabs>
+        <w:ind w:left="0" w:firstLine="0"/>
+        <w:rPr>
+          <w:rFonts w:asciiTheme="minorHAnsi" w:eastAsiaTheme="minorEastAsia" w:hAnsiTheme="minorHAnsi" w:cstheme="minorBidi"/>
+          <w:smallCaps w:val="0"/>
+          <w:noProof/>
+          <w:kern w:val="2"/>
+          <w:sz w:val="24"/>
+          <w:szCs w:val="24"/>
+          <w:lang w:val="en-SI" w:eastAsia="en-SI"/>
+          <w14:ligatures w14:val="standardContextual"/>
+        </w:rPr>
+      </w:pPr>
+      <w:r>
+        <w:rPr>
+          <w:szCs w:val="24"/>
+        </w:rPr>
+        <w:fldChar w:fldCharType="begin"/>
+      </w:r>
+      <w:r>
+        <w:rPr>
+          <w:szCs w:val="24"/>
+        </w:rPr>
+        <w:instrText xml:space="preserve"> TOC \h \z \c "Tabela" </w:instrText>
+      </w:r>
+      <w:r>
+        <w:rPr>
+          <w:szCs w:val="24"/>
+        </w:rPr>
+        <w:fldChar w:fldCharType="separate"/>
+      </w:r>
+    </w:p>
+    <w:p>
+      <w:pPr>
+        <w:rPr>
+          <w:rFonts w:eastAsiaTheme="minorEastAsia"/>
+        </w:rPr>
+      </w:pPr>
+      <w:r>
+        <w:rPr>
+          <w:szCs w:val="24"/>
+        </w:rPr>
+        <w:fldChar w:fldCharType="end"/>
+      </w:r>
+    </w:p>
+    <w:p>
+      <w:pPr>
+        <w:rPr>
+          <w:b/>
+          <w:sz w:val="36"/>
+          <w:szCs w:val="36"/>
+        </w:rPr>
+      </w:pPr>
+      <w:r>
+        <w:rPr>
+          <w:szCs w:val="24"/>
+        </w:rPr>
+        <w:fldChar w:fldCharType="end"/>
+      </w:r>
+      <w:r>
+        <w:rPr>
+          <w:b/>
+          <w:sz w:val="36"/>
+          <w:szCs w:val="36"/>
+        </w:rPr>
+        <w:t xml:space="preserve">KAZALO </w:t>
+      </w:r>
+      <w:r>
+        <w:rPr>
+          <w:b/>
+          <w:sz w:val="36"/>
+          <w:szCs w:val="36"/>
+        </w:rPr>
+        <w:t>ENAČB</w:t>
+      </w:r>
+    </w:p>
+    <w:p>
+      <w:pPr>
+        <w:pStyle w:val="TableofFigures"/>
+        <w:tabs>
+          <w:tab w:val="right" w:leader="dot" w:pos="8772"/>
+        </w:tabs>
+        <w:rPr>
+          <w:rFonts w:asciiTheme="minorHAnsi" w:eastAsiaTheme="minorEastAsia" w:hAnsiTheme="minorHAnsi" w:cstheme="minorBidi"/>
+          <w:smallCaps w:val="0"/>
+          <w:noProof/>
+          <w:kern w:val="2"/>
+          <w:sz w:val="24"/>
+          <w:szCs w:val="24"/>
+          <w:lang w:val="en-SI" w:eastAsia="en-SI"/>
+          <w14:ligatures w14:val="standardContextual"/>
+        </w:rPr>
+      </w:pPr>
+      <w:r>
+        <w:rPr>
+          <w:b/>
+          <w:sz w:val="36"/>
+          <w:szCs w:val="36"/>
+        </w:rPr>
+        <w:fldChar w:fldCharType="begin"/>
+      </w:r>
+      <w:r>
+        <w:rPr>
+          <w:b/>
+          <w:sz w:val="36"/>
+          <w:szCs w:val="36"/>
+        </w:rPr>
+        <w:instrText xml:space="preserve"> TOC \h \z \c "Enačba" </w:instrText>
+      </w:r>
+      <w:r>
+        <w:rPr>
+          <w:b/>
+          <w:sz w:val="36"/>
+          <w:szCs w:val="36"/>
+        </w:rPr>
+        <w:fldChar w:fldCharType="separate"/>
+      </w:r>
+      <w:hyperlink w:anchor="_Toc226963943" w:history="1">
+        <w:r>
+          <w:rPr>
+            <w:rStyle w:val="Hyperlink"/>
+            <w:noProof/>
+          </w:rPr>
+          <w:t>Enačba 1: Napaka med referenčno in napovedano sklepno točko</w:t>
+        </w:r>
+        <w:r>
+          <w:rPr>
+            <w:noProof/>
+            <w:webHidden/>
+          </w:rPr>
+          <w:tab/>
+        </w:r>
+        <w:r>
+          <w:rPr>
+            <w:noProof/>
+            <w:webHidden/>
+          </w:rPr>
+          <w:fldChar w:fldCharType="begin"/>
+        </w:r>
+        <w:r>
+          <w:rPr>
+            <w:noProof/>
+            <w:webHidden/>
+          </w:rPr>
+          <w:instrText xml:space="preserve"> PAGEREF _Toc226963943 \h </w:instrText>
+        </w:r>
+        <w:r>
+          <w:rPr>
+            <w:noProof/>
+            <w:webHidden/>
+          </w:rPr>
+        </w:r>
+        <w:r>
+          <w:rPr>
+            <w:noProof/>
+            <w:webHidden/>
+          </w:rPr>
+          <w:fldChar w:fldCharType="separate"/>
+        </w:r>
+        <w:r>
+          <w:rPr>
+            <w:noProof/>
+            <w:webHidden/>
+          </w:rPr>
+          <w:t>22</w:t>
+        </w:r>
+        <w:r>
+          <w:rPr>
+            <w:noProof/>
+            <w:webHidden/>
+          </w:rPr>
+          <w:fldChar w:fldCharType="end"/>
+        </w:r>
+      </w:hyperlink>
+    </w:p>
+    <w:p>
+      <w:pPr>
+        <w:pStyle w:val="TableofFigures"/>
+        <w:tabs>
+          <w:tab w:val="right" w:leader="dot" w:pos="8772"/>
+        </w:tabs>
+        <w:rPr>
+          <w:rFonts w:asciiTheme="minorHAnsi" w:eastAsiaTheme="minorEastAsia" w:hAnsiTheme="minorHAnsi" w:cstheme="minorBidi"/>
+          <w:smallCaps w:val="0"/>
+          <w:noProof/>
+          <w:kern w:val="2"/>
+          <w:sz w:val="24"/>
+          <w:szCs w:val="24"/>
+          <w:lang w:val="en-SI" w:eastAsia="en-SI"/>
+          <w14:ligatures w14:val="standardContextual"/>
+        </w:rPr>
+      </w:pPr>
+      <w:hyperlink w:anchor="_Toc226963944" w:history="1">
+        <w:r>
+          <w:rPr>
+            <w:rStyle w:val="Hyperlink"/>
+            <w:noProof/>
+          </w:rPr>
+          <w:t>Enačba 2: MPJPE</w:t>
+        </w:r>
+        <w:r>
+          <w:rPr>
+            <w:noProof/>
+            <w:webHidden/>
+          </w:rPr>
+          <w:tab/>
+        </w:r>
+        <w:r>
+          <w:rPr>
+            <w:noProof/>
+            <w:webHidden/>
+          </w:rPr>
+          <w:fldChar w:fldCharType="begin"/>
+        </w:r>
+        <w:r>
+          <w:rPr>
+            <w:noProof/>
+            <w:webHidden/>
+          </w:rPr>
+          <w:instrText xml:space="preserve"> PAGEREF _Toc226963944 \h </w:instrText>
+        </w:r>
+        <w:r>
+          <w:rPr>
+            <w:noProof/>
+            <w:webHidden/>
+          </w:rPr>
+        </w:r>
+        <w:r>
+          <w:rPr>
+            <w:noProof/>
+            <w:webHidden/>
+          </w:rPr>
+          <w:fldChar w:fldCharType="separate"/>
+        </w:r>
+        <w:r>
+          <w:rPr>
+            <w:noProof/>
+            <w:webHidden/>
+          </w:rPr>
+          <w:t>22</w:t>
+        </w:r>
+        <w:r>
+          <w:rPr>
+            <w:noProof/>
+            <w:webHidden/>
+          </w:rPr>
+          <w:fldChar w:fldCharType="end"/>
+        </w:r>
+      </w:hyperlink>
+    </w:p>
+    <w:p>
+      <w:pPr>
+        <w:rPr>
+          <w:b/>
+          <w:sz w:val="36"/>
+          <w:szCs w:val="36"/>
+        </w:rPr>
+      </w:pPr>
+      <w:r>
+        <w:rPr>
+          <w:b/>
+          <w:sz w:val="36"/>
+          <w:szCs w:val="36"/>
+        </w:rPr>
+        <w:fldChar w:fldCharType="end"/>
+      </w:r>
+    </w:p>
+    <w:p>
+      <w:pPr>
+        <w:rPr>
+          <w:szCs w:val="24"/>
+        </w:rPr>
+      </w:pPr>
+    </w:p>
+    <w:p>
+      <w:pPr>
+        <w:ind w:firstLine="397"/>
+        <w:rPr>
+          <w:szCs w:val="24"/>
+        </w:rPr>
+      </w:pPr>
+    </w:p>
+    <w:p>
+      <w:pPr>
+        <w:tabs>
+          <w:tab w:val="left" w:pos="480"/>
+        </w:tabs>
         <w:sectPr>
           <w:headerReference w:type="first" r:id="rId12"/>
           <w:footerReference w:type="first" r:id="rId13"/>
@@ -4001,10 +4279,7 @@
         </w:sectPr>
       </w:pPr>
       <w:r>
-        <w:rPr>
-          <w:szCs w:val="24"/>
-        </w:rPr>
-        <w:fldChar w:fldCharType="end"/>
+        <w:tab/>
       </w:r>
     </w:p>
     <w:p>
@@ -4725,20 +5000,49 @@
       <w:bookmarkStart w:id="18" w:name="_Ref225069855"/>
       <w:bookmarkStart w:id="19" w:name="_Toc225593971"/>
       <w:r>
-        <w:t xml:space="preserve">Pose Landmarker </w:t>
+        <w:t xml:space="preserve">Pose </w:t>
+      </w:r>
+      <w:proofErr w:type="spellStart"/>
+      <w:r>
+        <w:t>Landmarker</w:t>
+      </w:r>
+      <w:proofErr w:type="spellEnd"/>
+      <w:r>
+        <w:t xml:space="preserve"> </w:t>
       </w:r>
       <w:r>
         <w:t>–</w:t>
       </w:r>
       <w:r>
-        <w:t xml:space="preserve"> Mediapipe</w:t>
+        <w:t xml:space="preserve"> </w:t>
+      </w:r>
+      <w:proofErr w:type="spellStart"/>
+      <w:r>
+        <w:t>Mediapipe</w:t>
       </w:r>
       <w:bookmarkEnd w:id="18"/>
       <w:bookmarkEnd w:id="19"/>
-    </w:p>
-    <w:p>
-      <w:r>
-        <w:t>Pose Landmarker je Mediapipe-ova rešitev za zaznavanje telesne drže, katere delovanje je namenjeno robnim napravam</w:t>
+      <w:proofErr w:type="spellEnd"/>
+    </w:p>
+    <w:p>
+      <w:r>
+        <w:t xml:space="preserve">Pose </w:t>
+      </w:r>
+      <w:proofErr w:type="spellStart"/>
+      <w:r>
+        <w:t>Landmarker</w:t>
+      </w:r>
+      <w:proofErr w:type="spellEnd"/>
+      <w:r>
+        <w:t xml:space="preserve"> je </w:t>
+      </w:r>
+      <w:proofErr w:type="spellStart"/>
+      <w:r>
+        <w:t>Mediapipe-ova</w:t>
+      </w:r>
+      <w:proofErr w:type="spellEnd"/>
+      <w:r>
+        <w:t xml:space="preserve"> rešitev za zaznavanje telesne drže, katere delovanje je namenjeno robnim napravam</w:t>
       </w:r>
       <w:r>
         <w:t>, v realnem času.</w:t>
@@ -4812,11 +5116,29 @@
       <w:r>
         <w:t xml:space="preserve">za ocenjevanje 3D telesne drže </w:t>
       </w:r>
+      <w:proofErr w:type="spellStart"/>
       <w:r>
         <w:t>BlazePose</w:t>
       </w:r>
-      <w:r>
-        <w:t xml:space="preserve"> GHUM (Generative 3D Human Shape)</w:t>
+      <w:proofErr w:type="spellEnd"/>
+      <w:r>
+        <w:t xml:space="preserve"> GHUM (</w:t>
+      </w:r>
+      <w:proofErr w:type="spellStart"/>
+      <w:r>
+        <w:t>Generative</w:t>
+      </w:r>
+      <w:proofErr w:type="spellEnd"/>
+      <w:r>
+        <w:t xml:space="preserve"> 3D Human </w:t>
+      </w:r>
+      <w:proofErr w:type="spellStart"/>
+      <w:r>
+        <w:t>Shape</w:t>
+      </w:r>
+      <w:proofErr w:type="spellEnd"/>
+      <w:r>
+        <w:t>)</w:t>
       </w:r>
       <w:r>
         <w:t xml:space="preserve">, ki je podrobneje opisana v nadaljevanju. </w:t>
@@ -4931,7 +5253,23 @@
       </w:r>
       <w:bookmarkStart w:id="21" w:name="_Ref224994256"/>
       <w:r>
-        <w:t>Shema sklepnih točk modela MediaPipe Pose Landmarker (33 točk)</w:t>
+        <w:t xml:space="preserve">Shema sklepnih točk modela </w:t>
+      </w:r>
+      <w:proofErr w:type="spellStart"/>
+      <w:r>
+        <w:t>MediaPipe</w:t>
+      </w:r>
+      <w:proofErr w:type="spellEnd"/>
+      <w:r>
+        <w:t xml:space="preserve"> Pose </w:t>
+      </w:r>
+      <w:proofErr w:type="spellStart"/>
+      <w:r>
+        <w:t>Landmarker</w:t>
+      </w:r>
+      <w:proofErr w:type="spellEnd"/>
+      <w:r>
+        <w:t xml:space="preserve"> (33 točk)</w:t>
       </w:r>
       <w:bookmarkEnd w:id="20"/>
       <w:bookmarkEnd w:id="21"/>
@@ -5062,7 +5400,39 @@
     <w:p>
       <w:r>
         <w:lastRenderedPageBreak/>
-        <w:t>Pose Landmarker je v okolju brskalnika na voljo preko knjižnice npm “@mediapipe/tasks-vision“, ki je primerna za integracijo v Next.js</w:t>
+        <w:t xml:space="preserve">Pose </w:t>
+      </w:r>
+      <w:proofErr w:type="spellStart"/>
+      <w:r>
+        <w:t>Landmarker</w:t>
+      </w:r>
+      <w:proofErr w:type="spellEnd"/>
+      <w:r>
+        <w:t xml:space="preserve"> je v okolju brskalnika na voljo preko knjižnice </w:t>
+      </w:r>
+      <w:proofErr w:type="spellStart"/>
+      <w:r>
+        <w:t>npm</w:t>
+      </w:r>
+      <w:proofErr w:type="spellEnd"/>
+      <w:r>
+        <w:t xml:space="preserve"> “@</w:t>
+      </w:r>
+      <w:proofErr w:type="spellStart"/>
+      <w:r>
+        <w:t>mediapipe</w:t>
+      </w:r>
+      <w:proofErr w:type="spellEnd"/>
+      <w:r>
+        <w:t>/</w:t>
+      </w:r>
+      <w:proofErr w:type="spellStart"/>
+      <w:r>
+        <w:t>tasks-vision</w:t>
+      </w:r>
+      <w:proofErr w:type="spellEnd"/>
+      <w:r>
+        <w:t>“, ki je primerna za integracijo v Next.js</w:t>
       </w:r>
       <w:r>
         <w:t>.</w:t>
@@ -5074,17 +5444,35 @@
         <w:t>Na voljo so 3 različice modela: Lite</w:t>
       </w:r>
       <w:r>
-        <w:t xml:space="preserve"> (vleikost 3MB)</w:t>
-      </w:r>
-      <w:r>
-        <w:t>, Full</w:t>
-      </w:r>
+        <w:t xml:space="preserve"> (</w:t>
+      </w:r>
+      <w:proofErr w:type="spellStart"/>
+      <w:r>
+        <w:t>vleikost</w:t>
+      </w:r>
+      <w:proofErr w:type="spellEnd"/>
+      <w:r>
+        <w:t xml:space="preserve"> 3MB)</w:t>
+      </w:r>
+      <w:r>
+        <w:t xml:space="preserve">, </w:t>
+      </w:r>
+      <w:proofErr w:type="spellStart"/>
+      <w:r>
+        <w:t>Full</w:t>
+      </w:r>
+      <w:proofErr w:type="spellEnd"/>
       <w:r>
         <w:t xml:space="preserve"> (velikost 6MB)</w:t>
       </w:r>
       <w:r>
-        <w:t xml:space="preserve"> in Heavy</w:t>
-      </w:r>
+        <w:t xml:space="preserve"> in </w:t>
+      </w:r>
+      <w:proofErr w:type="spellStart"/>
+      <w:r>
+        <w:t>Heavy</w:t>
+      </w:r>
+      <w:proofErr w:type="spellEnd"/>
       <w:r>
         <w:t xml:space="preserve"> (velikost 26MB)</w:t>
       </w:r>
@@ -5104,7 +5492,15 @@
         <w:t>zaznave</w:t>
       </w:r>
       <w:r>
-        <w:t xml:space="preserve"> sklepnih točk slabša od ostalih dveh različic. Različica Full </w:t>
+        <w:t xml:space="preserve"> sklepnih točk slabša od ostalih dveh različic. Različica </w:t>
+      </w:r>
+      <w:proofErr w:type="spellStart"/>
+      <w:r>
+        <w:t>Full</w:t>
+      </w:r>
+      <w:proofErr w:type="spellEnd"/>
+      <w:r>
+        <w:t xml:space="preserve"> </w:t>
       </w:r>
       <w:r>
         <w:t xml:space="preserve">je po hitrosti delovanja kot tudi po kakovosti </w:t>
@@ -5113,10 +5509,23 @@
         <w:t>zaznave</w:t>
       </w:r>
       <w:r>
-        <w:t xml:space="preserve"> sklepnih točk zlata sredina med Lite in Heavy različico. </w:t>
-      </w:r>
-      <w:r>
-        <w:t xml:space="preserve">Heavy različica </w:t>
+        <w:t xml:space="preserve"> sklepnih točk zlata sredina med Lite in </w:t>
+      </w:r>
+      <w:proofErr w:type="spellStart"/>
+      <w:r>
+        <w:t>Heavy</w:t>
+      </w:r>
+      <w:proofErr w:type="spellEnd"/>
+      <w:r>
+        <w:t xml:space="preserve"> različico. </w:t>
+      </w:r>
+      <w:proofErr w:type="spellStart"/>
+      <w:r>
+        <w:t>Heavy</w:t>
+      </w:r>
+      <w:proofErr w:type="spellEnd"/>
+      <w:r>
+        <w:t xml:space="preserve"> različica </w:t>
       </w:r>
       <w:r>
         <w:t xml:space="preserve">je namenjena za modernejše robne naprave, kajti na strojno slabših napravah je detekcija </w:t>
@@ -5146,7 +5555,23 @@
         <w:t>. Pri vseh treh različicah</w:t>
       </w:r>
       <w:r>
-        <w:t xml:space="preserve"> (Lite, Full in Heavy) </w:t>
+        <w:t xml:space="preserve"> (Lite, </w:t>
+      </w:r>
+      <w:proofErr w:type="spellStart"/>
+      <w:r>
+        <w:t>Full</w:t>
+      </w:r>
+      <w:proofErr w:type="spellEnd"/>
+      <w:r>
+        <w:t xml:space="preserve"> in </w:t>
+      </w:r>
+      <w:proofErr w:type="spellStart"/>
+      <w:r>
+        <w:t>Heavy</w:t>
+      </w:r>
+      <w:proofErr w:type="spellEnd"/>
+      <w:r>
+        <w:t xml:space="preserve">) </w:t>
       </w:r>
       <w:r>
         <w:t>so vhodne oblike enake.</w:t>
@@ -5263,7 +5688,23 @@
         </w:numPr>
       </w:pPr>
       <w:r>
-        <w:t>Različica modela (Lite, Full ali Heavy)</w:t>
+        <w:t xml:space="preserve">Različica modela (Lite, </w:t>
+      </w:r>
+      <w:proofErr w:type="spellStart"/>
+      <w:r>
+        <w:t>Full</w:t>
+      </w:r>
+      <w:proofErr w:type="spellEnd"/>
+      <w:r>
+        <w:t xml:space="preserve"> ali </w:t>
+      </w:r>
+      <w:proofErr w:type="spellStart"/>
+      <w:r>
+        <w:t>Heavy</w:t>
+      </w:r>
+      <w:proofErr w:type="spellEnd"/>
+      <w:r>
+        <w:t>)</w:t>
       </w:r>
     </w:p>
     <w:p>
@@ -5408,14 +5849,24 @@
       <w:r>
         <w:t xml:space="preserve">- </w:t>
       </w:r>
+      <w:proofErr w:type="spellStart"/>
       <w:r>
         <w:t>Ultralytics</w:t>
       </w:r>
       <w:bookmarkEnd w:id="22"/>
-    </w:p>
-    <w:p>
-      <w:r>
-        <w:t xml:space="preserve">YOLO11-pose je različica modelov družine Ultralytics YOLO11, namenjena zaznavanju drže. Modeli YOLO11 podpirajo več rešitev na področju računalniškega vida, med njimi tudi zaznavanje sklepnih točk, pri čemer so te različice označene s pripono </w:t>
+      <w:proofErr w:type="spellEnd"/>
+    </w:p>
+    <w:p>
+      <w:r>
+        <w:t xml:space="preserve">YOLO11-pose je različica modelov družine </w:t>
+      </w:r>
+      <w:proofErr w:type="spellStart"/>
+      <w:r>
+        <w:t>Ultralytics</w:t>
+      </w:r>
+      <w:proofErr w:type="spellEnd"/>
+      <w:r>
+        <w:t xml:space="preserve"> YOLO11, namenjena zaznavanju drže. Modeli YOLO11 podpirajo več rešitev na področju računalniškega vida, med njimi tudi zaznavanje sklepnih točk, pri čemer so te različice označene s pripono </w:t>
       </w:r>
       <w:r>
         <w:t>“</w:t>
@@ -5430,7 +5881,15 @@
         <w:t>.</w:t>
       </w:r>
       <w:r>
-        <w:t xml:space="preserve"> Modeli delujejo za več oseb (multipose), kar pomeni, da lahko v enem vhodnem kadru hkrati zaznajo več oseb in za njih opravijo zaznavo sklepnih točk.</w:t>
+        <w:t xml:space="preserve"> Modeli delujejo za več oseb (</w:t>
+      </w:r>
+      <w:proofErr w:type="spellStart"/>
+      <w:r>
+        <w:t>multipose</w:t>
+      </w:r>
+      <w:proofErr w:type="spellEnd"/>
+      <w:r>
+        <w:t>), kar pomeni, da lahko v enem vhodnem kadru hkrati zaznajo več oseb in za njih opravijo zaznavo sklepnih točk.</w:t>
       </w:r>
     </w:p>
     <w:p/>
@@ -5507,7 +5966,15 @@
     <w:p/>
     <w:p>
       <w:r>
-        <w:t xml:space="preserve">Pose modeli Ultralytics YOLO </w:t>
+        <w:t xml:space="preserve">Pose modeli </w:t>
+      </w:r>
+      <w:proofErr w:type="spellStart"/>
+      <w:r>
+        <w:t>Ultralytics</w:t>
+      </w:r>
+      <w:proofErr w:type="spellEnd"/>
+      <w:r>
+        <w:t xml:space="preserve"> YOLO </w:t>
       </w:r>
       <w:r>
         <w:t>so privzeto učeni na podatkovni zbirki “COCO-pose“ in napovedujejo 17 sklepnih točk, ki ustrezajo standardnim COCO sklepom. V tem pogledu je YOLO pristop bolj minimalističen v primerjavi z ostalimi rešitvami</w:t>
@@ -5617,7 +6084,15 @@
     <w:p/>
     <w:p>
       <w:r>
-        <w:t>Že naučeni modeli YOLO11-pose so privzeto trenirani za človeško pozo (npr. na COCO-pose učni množici). Je pa delovanje zaznave ključnih točk zasnovana dovolj splošno, da je YOLO-pose modele mogoče učiti ali nastaviti na poljubno definirane poze, kjer ključne točke ne predstavljajo nujno človeških sklepov, temveč katerikoli konsistentno označeni del objekta v učni zbirki. Ultralytics dokumentacija navaja tudi primere specializiranih učnih zbirk za živalsko pozo (npr. Tiger-Pose).</w:t>
+        <w:t xml:space="preserve">Že naučeni modeli YOLO11-pose so privzeto trenirani za človeško pozo (npr. na COCO-pose učni množici). Je pa delovanje zaznave ključnih točk zasnovana dovolj splošno, da je YOLO-pose modele mogoče učiti ali nastaviti na poljubno definirane poze, kjer ključne točke ne predstavljajo nujno človeških sklepov, temveč katerikoli konsistentno označeni del objekta v učni zbirki. </w:t>
+      </w:r>
+      <w:proofErr w:type="spellStart"/>
+      <w:r>
+        <w:t>Ultralytics</w:t>
+      </w:r>
+      <w:proofErr w:type="spellEnd"/>
+      <w:r>
+        <w:t xml:space="preserve"> dokumentacija navaja tudi primere specializiranih učnih zbirk za živalsko pozo (npr. Tiger-Pose).</w:t>
       </w:r>
     </w:p>
     <w:p/>
@@ -5659,7 +6134,23 @@
         </w:numPr>
       </w:pPr>
       <w:r>
-        <w:t>Omejitveni pravokotnik (bounding box) osebe (v normalizirani obliki: x, y, širina, višina)</w:t>
+        <w:t>Omejitveni pravokotnik (</w:t>
+      </w:r>
+      <w:proofErr w:type="spellStart"/>
+      <w:r>
+        <w:t>bounding</w:t>
+      </w:r>
+      <w:proofErr w:type="spellEnd"/>
+      <w:r>
+        <w:t xml:space="preserve"> </w:t>
+      </w:r>
+      <w:proofErr w:type="spellStart"/>
+      <w:r>
+        <w:t>box</w:t>
+      </w:r>
+      <w:proofErr w:type="spellEnd"/>
+      <w:r>
+        <w:t>) osebe (v normalizirani obliki: x, y, širina, višina)</w:t>
       </w:r>
     </w:p>
     <w:p>
@@ -5689,7 +6180,15 @@
     <w:p/>
     <w:p>
       <w:r>
-        <w:t xml:space="preserve">YOLO modeli pri zaznavi uporabljajo parameter “imgsz“, ki določa velikost vhodne slike, ki je kvadratno oblikovana. Večja vhodna ločljivost praviloma izboljša kakovost zaznave in natančnost sklepnih točk, vendar poveča računsko zahtevnost in s tem zmanjša hitrost delovanja. Manjša ločljivost ima obratne lastnosti (hitrejše delovanje, praviloma slabšo </w:t>
+        <w:t>YOLO modeli pri zaznavi uporabljajo parameter “</w:t>
+      </w:r>
+      <w:proofErr w:type="spellStart"/>
+      <w:r>
+        <w:t>imgsz</w:t>
+      </w:r>
+      <w:proofErr w:type="spellEnd"/>
+      <w:r>
+        <w:t xml:space="preserve">“, ki določa velikost vhodne slike, ki je kvadratno oblikovana. Večja vhodna ločljivost praviloma izboljša kakovost zaznave in natančnost sklepnih točk, vendar poveča računsko zahtevnost in s tem zmanjša hitrost delovanja. Manjša ločljivost ima obratne lastnosti (hitrejše delovanje, praviloma slabšo </w:t>
       </w:r>
       <w:r>
         <w:lastRenderedPageBreak/>
@@ -5714,7 +6213,15 @@
         <w:t xml:space="preserve"> modelov</w:t>
       </w:r>
       <w:r>
-        <w:t xml:space="preserve"> je Python. Možnost izvažanja modelov v ostale formate je v kontekstu naloge </w:t>
+        <w:t xml:space="preserve"> je </w:t>
+      </w:r>
+      <w:proofErr w:type="spellStart"/>
+      <w:r>
+        <w:t>Python</w:t>
+      </w:r>
+      <w:proofErr w:type="spellEnd"/>
+      <w:r>
+        <w:t xml:space="preserve">. Možnost izvažanja modelov v ostale formate je v kontekstu naloge </w:t>
       </w:r>
       <w:r>
         <w:t>ključna</w:t>
@@ -5726,7 +6233,31 @@
     <w:p/>
     <w:p>
       <w:r>
-        <w:t>Najučinkovitejšo izvajanje YOLO-pose modelov v okolju brskalnika omogoča knjižnica npm “@tensorflow/tfjs“. Knjižnica omogoča nalaganje modela in tudi izbiro zaledja, ki vpliva na zmogljivost in porabo virov ter je pomemben dejavnik pri optimizaciji hitrosti delovanja modelov v brskalniku.</w:t>
+        <w:t xml:space="preserve">Najučinkovitejšo izvajanje YOLO-pose modelov v okolju brskalnika omogoča knjižnica </w:t>
+      </w:r>
+      <w:proofErr w:type="spellStart"/>
+      <w:r>
+        <w:t>npm</w:t>
+      </w:r>
+      <w:proofErr w:type="spellEnd"/>
+      <w:r>
+        <w:t xml:space="preserve"> “@</w:t>
+      </w:r>
+      <w:proofErr w:type="spellStart"/>
+      <w:r>
+        <w:t>tensorflow</w:t>
+      </w:r>
+      <w:proofErr w:type="spellEnd"/>
+      <w:r>
+        <w:t>/</w:t>
+      </w:r>
+      <w:proofErr w:type="spellStart"/>
+      <w:r>
+        <w:t>tfjs</w:t>
+      </w:r>
+      <w:proofErr w:type="spellEnd"/>
+      <w:r>
+        <w:t>“. Knjižnica omogoča nalaganje modela in tudi izbiro zaledja, ki vpliva na zmogljivost in porabo virov ter je pomemben dejavnik pri optimizaciji hitrosti delovanja modelov v brskalniku.</w:t>
       </w:r>
     </w:p>
     <w:p/>
@@ -5744,17 +6275,24 @@
         <w:pStyle w:val="Heading3"/>
       </w:pPr>
       <w:bookmarkStart w:id="24" w:name="_Toc225593973"/>
+      <w:proofErr w:type="spellStart"/>
       <w:r>
         <w:t>PoseNet</w:t>
       </w:r>
+      <w:proofErr w:type="spellEnd"/>
       <w:r>
         <w:t xml:space="preserve"> – Tensorflow.js</w:t>
       </w:r>
       <w:bookmarkEnd w:id="24"/>
     </w:p>
     <w:p>
-      <w:r>
-        <w:t>PoseNet je model namenjen zaznavanju</w:t>
+      <w:proofErr w:type="spellStart"/>
+      <w:r>
+        <w:t>PoseNet</w:t>
+      </w:r>
+      <w:proofErr w:type="spellEnd"/>
+      <w:r>
+        <w:t xml:space="preserve"> je model namenjen zaznavanju</w:t>
       </w:r>
       <w:r>
         <w:t xml:space="preserve"> telesne</w:t>
@@ -5763,7 +6301,15 @@
         <w:t xml:space="preserve"> drže.  Integriran je v okolje Tensorflow.js, kar omogoča izvajanje neposredno v spletnem brskalniku.</w:t>
       </w:r>
       <w:r>
-        <w:t xml:space="preserve"> Namenjen je realno-časovni oceni poze na slikah in video toku, pri čemer je PoseNet v praksi pogosto uporabljen kot </w:t>
+        <w:t xml:space="preserve"> Namenjen je realno-časovni oceni poze na slikah in video toku, pri čemer je </w:t>
+      </w:r>
+      <w:proofErr w:type="spellStart"/>
+      <w:r>
+        <w:t>PoseNet</w:t>
+      </w:r>
+      <w:proofErr w:type="spellEnd"/>
+      <w:r>
+        <w:t xml:space="preserve"> v praksi pogosto uporabljen kot </w:t>
       </w:r>
       <w:r>
         <w:t>“</w:t>
@@ -5780,8 +6326,13 @@
     </w:p>
     <w:p/>
     <w:p>
-      <w:r>
-        <w:t xml:space="preserve">PoseNet podpira tako zaznavo ene osebe kot tudi zaznavo več oseb hkrati. </w:t>
+      <w:proofErr w:type="spellStart"/>
+      <w:r>
+        <w:t>PoseNet</w:t>
+      </w:r>
+      <w:proofErr w:type="spellEnd"/>
+      <w:r>
+        <w:t xml:space="preserve"> podpira tako zaznavo ene osebe kot tudi zaznavo več oseb hkrati. </w:t>
       </w:r>
       <w:r>
         <w:t>V konfiguraciji modela je možno specificirati maksimalno število oseb, ki bi jih naj model med izvajanjem zaznal.</w:t>
@@ -5803,26 +6354,76 @@
         <w:t>Za</w:t>
       </w:r>
       <w:r>
-        <w:t xml:space="preserve"> integracijo modela v okolje JavaScript je na voljo knjižnica npm </w:t>
+        <w:t xml:space="preserve"> integracijo modela v okolje </w:t>
+      </w:r>
+      <w:proofErr w:type="spellStart"/>
+      <w:r>
+        <w:t>JavaScript</w:t>
+      </w:r>
+      <w:proofErr w:type="spellEnd"/>
+      <w:r>
+        <w:t xml:space="preserve"> je na voljo knjižnica </w:t>
+      </w:r>
+      <w:proofErr w:type="spellStart"/>
+      <w:r>
+        <w:t>npm</w:t>
+      </w:r>
+      <w:proofErr w:type="spellEnd"/>
+      <w:r>
+        <w:t xml:space="preserve"> </w:t>
       </w:r>
       <w:r>
         <w:t>“</w:t>
       </w:r>
       <w:r>
-        <w:t>@tensorflow-models/pose-detection</w:t>
-      </w:r>
+        <w:t>@</w:t>
+      </w:r>
+      <w:proofErr w:type="spellStart"/>
+      <w:r>
+        <w:t>tensorflow-models</w:t>
+      </w:r>
+      <w:proofErr w:type="spellEnd"/>
+      <w:r>
+        <w:t>/pose-</w:t>
+      </w:r>
+      <w:proofErr w:type="spellStart"/>
+      <w:r>
+        <w:t>detection</w:t>
+      </w:r>
+      <w:proofErr w:type="spellEnd"/>
       <w:r>
         <w:t>“</w:t>
       </w:r>
       <w:r>
-        <w:t xml:space="preserve">, ki se izvaja s pomočjo knjižnice npm </w:t>
+        <w:t xml:space="preserve">, ki se izvaja s pomočjo knjižnice </w:t>
+      </w:r>
+      <w:proofErr w:type="spellStart"/>
+      <w:r>
+        <w:t>npm</w:t>
+      </w:r>
+      <w:proofErr w:type="spellEnd"/>
+      <w:r>
+        <w:t xml:space="preserve"> </w:t>
       </w:r>
       <w:r>
         <w:t>“</w:t>
       </w:r>
       <w:r>
-        <w:t>@tensorflow/tfjs</w:t>
-      </w:r>
+        <w:t>@</w:t>
+      </w:r>
+      <w:proofErr w:type="spellStart"/>
+      <w:r>
+        <w:t>tensorflow</w:t>
+      </w:r>
+      <w:proofErr w:type="spellEnd"/>
+      <w:r>
+        <w:t>/</w:t>
+      </w:r>
+      <w:proofErr w:type="spellStart"/>
+      <w:r>
+        <w:t>tfjs</w:t>
+      </w:r>
+      <w:proofErr w:type="spellEnd"/>
       <w:r>
         <w:t>“</w:t>
       </w:r>
@@ -5932,7 +6533,15 @@
         <w:t xml:space="preserve">Shema </w:t>
       </w:r>
       <w:r>
-        <w:t>sklepnih točk PoseNet modela</w:t>
+        <w:t xml:space="preserve">sklepnih točk </w:t>
+      </w:r>
+      <w:proofErr w:type="spellStart"/>
+      <w:r>
+        <w:t>PoseNet</w:t>
+      </w:r>
+      <w:proofErr w:type="spellEnd"/>
+      <w:r>
+        <w:t xml:space="preserve"> modela</w:t>
       </w:r>
       <w:bookmarkEnd w:id="25"/>
       <w:bookmarkEnd w:id="26"/>
@@ -5940,7 +6549,23 @@
     <w:p/>
     <w:p>
       <w:r>
-        <w:t>Pose Net podpira dve osnovni arhitekturi: MobileNetV1, ResNet. Pri inicializaciji PoseNet modela je potrebno specificirati katera arhitektura se naj uporablja.</w:t>
+        <w:t xml:space="preserve">Pose Net podpira dve osnovni arhitekturi: MobileNetV1, </w:t>
+      </w:r>
+      <w:proofErr w:type="spellStart"/>
+      <w:r>
+        <w:t>ResNet</w:t>
+      </w:r>
+      <w:proofErr w:type="spellEnd"/>
+      <w:r>
+        <w:t xml:space="preserve">. Pri inicializaciji </w:t>
+      </w:r>
+      <w:proofErr w:type="spellStart"/>
+      <w:r>
+        <w:t>PoseNet</w:t>
+      </w:r>
+      <w:proofErr w:type="spellEnd"/>
+      <w:r>
+        <w:t xml:space="preserve"> modela je potrebno specificirati katera arhitektura se naj uporablja.</w:t>
       </w:r>
       <w:r>
         <w:t xml:space="preserve"> </w:t>
@@ -5961,7 +6586,15 @@
         <w:t xml:space="preserve">1 je praviloma hitrejša in primernejša za šibkejše naprave, kar pomeni, da je praviloma tudi manj natančna. </w:t>
       </w:r>
       <w:r>
-        <w:t xml:space="preserve">MobileNetV1 je del množice konvolucijskih nevronskih mrež, namenjenih za aplikacije </w:t>
+        <w:t xml:space="preserve">MobileNetV1 je del množice </w:t>
+      </w:r>
+      <w:proofErr w:type="spellStart"/>
+      <w:r>
+        <w:t>konvolucijskih</w:t>
+      </w:r>
+      <w:proofErr w:type="spellEnd"/>
+      <w:r>
+        <w:t xml:space="preserve"> nevronskih mrež, namenjenih za aplikacije </w:t>
       </w:r>
       <w:r>
         <w:t xml:space="preserve">računalniškega vida </w:t>
@@ -5995,19 +6628,53 @@
         <w:t xml:space="preserve">takšne platforme. </w:t>
       </w:r>
       <w:r>
-        <w:t>Struktura arhitekture temelji na globinsko ločljivih konvolucijah, razen prvega sloja, ki je polna konvolucija</w:t>
-      </w:r>
+        <w:t xml:space="preserve">Struktura arhitekture temelji na globinsko ločljivih </w:t>
+      </w:r>
+      <w:proofErr w:type="spellStart"/>
+      <w:r>
+        <w:t>konvolucijah</w:t>
+      </w:r>
+      <w:proofErr w:type="spellEnd"/>
+      <w:r>
+        <w:t xml:space="preserve">, razen prvega sloja, ki je polna </w:t>
+      </w:r>
+      <w:proofErr w:type="spellStart"/>
+      <w:r>
+        <w:t>konvolucija</w:t>
+      </w:r>
+      <w:proofErr w:type="spellEnd"/>
       <w:r>
         <w:t>.</w:t>
       </w:r>
       <w:r>
-        <w:t xml:space="preserve"> MobileNet uporablja globinsko ločljive konvolucije</w:t>
-      </w:r>
+        <w:t xml:space="preserve"> </w:t>
+      </w:r>
+      <w:proofErr w:type="spellStart"/>
+      <w:r>
+        <w:t>MobileNet</w:t>
+      </w:r>
+      <w:proofErr w:type="spellEnd"/>
+      <w:r>
+        <w:t xml:space="preserve"> uporablja globinsko ločljive </w:t>
+      </w:r>
+      <w:proofErr w:type="spellStart"/>
+      <w:r>
+        <w:t>konvolucije</w:t>
+      </w:r>
+      <w:proofErr w:type="spellEnd"/>
       <w:r>
         <w:t xml:space="preserve"> velikosti 3x3</w:t>
       </w:r>
       <w:r>
-        <w:t xml:space="preserve">, ki opravijo 8 do 9 krat manj računskih operacij kot standardne konvolucije, pri čemer se natančnost zmanjša le v </w:t>
+        <w:t xml:space="preserve">, ki opravijo 8 do 9 krat manj računskih operacij kot standardne </w:t>
+      </w:r>
+      <w:proofErr w:type="spellStart"/>
+      <w:r>
+        <w:t>konvolucije</w:t>
+      </w:r>
+      <w:proofErr w:type="spellEnd"/>
+      <w:r>
+        <w:t xml:space="preserve">, pri čemer se natančnost zmanjša le v </w:t>
       </w:r>
       <w:r>
         <w:t>majhnem</w:t>
@@ -6025,7 +6692,15 @@
         <w:t xml:space="preserve"> na robnih napravah ključnega pomena.</w:t>
       </w:r>
       <w:r>
-        <w:t xml:space="preserve"> Glavna slabost globinsko ločljivih konvolucij v primerjavi s standardnimi je ta, da vhodne kanale le prefiltrira in jih ne združuje za ustvarjanje novih </w:t>
+        <w:t xml:space="preserve"> Glavna slabost globinsko ločljivih </w:t>
+      </w:r>
+      <w:proofErr w:type="spellStart"/>
+      <w:r>
+        <w:t>konvolucij</w:t>
+      </w:r>
+      <w:proofErr w:type="spellEnd"/>
+      <w:r>
+        <w:t xml:space="preserve"> v primerjavi s standardnimi je ta, da vhodne kanale le prefiltrira in jih ne združuje za ustvarjanje novih </w:t>
       </w:r>
       <w:r>
         <w:t>značilnosti</w:t>
@@ -6037,19 +6712,43 @@
         <w:t>značilnosti</w:t>
       </w:r>
       <w:r>
-        <w:t xml:space="preserve"> je potrebna dodatna plast, ki izračuna linearno kombinacijo izhoda globinske konvolucije </w:t>
+        <w:t xml:space="preserve"> je potrebna dodatna plast, ki izračuna linearno kombinacijo izhoda globinske </w:t>
+      </w:r>
+      <w:proofErr w:type="spellStart"/>
+      <w:r>
+        <w:t>konvolucije</w:t>
+      </w:r>
+      <w:proofErr w:type="spellEnd"/>
+      <w:r>
+        <w:t xml:space="preserve"> </w:t>
       </w:r>
       <w:r>
         <w:t>in</w:t>
       </w:r>
       <w:r>
-        <w:t xml:space="preserve"> konvolucije velikosti 1x1.</w:t>
+        <w:t xml:space="preserve"> </w:t>
+      </w:r>
+      <w:proofErr w:type="spellStart"/>
+      <w:r>
+        <w:t>konvolucije</w:t>
+      </w:r>
+      <w:proofErr w:type="spellEnd"/>
+      <w:r>
+        <w:t xml:space="preserve"> velikosti 1x1.</w:t>
       </w:r>
     </w:p>
     <w:p/>
     <w:p>
       <w:r>
-        <w:t xml:space="preserve">Arhitektura ResNet je računsko zahtevnejša, kar v praksi pomeni, da je praviloma natančnejša. </w:t>
+        <w:t xml:space="preserve">Arhitektura </w:t>
+      </w:r>
+      <w:proofErr w:type="spellStart"/>
+      <w:r>
+        <w:t>ResNet</w:t>
+      </w:r>
+      <w:proofErr w:type="spellEnd"/>
+      <w:r>
+        <w:t xml:space="preserve"> je računsko zahtevnejša, kar v praksi pomeni, da je praviloma natančnejša. </w:t>
       </w:r>
       <w:r>
         <w:t>Njena slabost je večja računska zahtevnost v primerjavi z arhitekturo MobileNetV1, zato je za uporabo na robni napravah manj primerna.</w:t>
@@ -6069,8 +6768,21 @@
           <w:numId w:val="58"/>
         </w:numPr>
       </w:pPr>
-      <w:r>
-        <w:t>architecture: izbira med MobileNetV1 in ResNet arhitekturo</w:t>
+      <w:proofErr w:type="spellStart"/>
+      <w:r>
+        <w:t>architecture</w:t>
+      </w:r>
+      <w:proofErr w:type="spellEnd"/>
+      <w:r>
+        <w:t xml:space="preserve">: izbira med MobileNetV1 in </w:t>
+      </w:r>
+      <w:proofErr w:type="spellStart"/>
+      <w:r>
+        <w:t>ResNet</w:t>
+      </w:r>
+      <w:proofErr w:type="spellEnd"/>
+      <w:r>
+        <w:t xml:space="preserve"> arhitekturo</w:t>
       </w:r>
     </w:p>
     <w:p>
@@ -6081,8 +6793,13 @@
           <w:numId w:val="57"/>
         </w:numPr>
       </w:pPr>
-      <w:r>
-        <w:t>outputStride: faktor zmanjšanja ločljivosti med vhodno sliko in izhodn</w:t>
+      <w:proofErr w:type="spellStart"/>
+      <w:r>
+        <w:t>outputStride</w:t>
+      </w:r>
+      <w:proofErr w:type="spellEnd"/>
+      <w:r>
+        <w:t>: faktor zmanjšanja ločljivosti med vhodno sliko in izhodn</w:t>
       </w:r>
       <w:r>
         <w:t xml:space="preserve">imi </w:t>
@@ -6108,11 +6825,16 @@
           <w:numId w:val="57"/>
         </w:numPr>
       </w:pPr>
+      <w:proofErr w:type="spellStart"/>
       <w:r>
         <w:t>input</w:t>
       </w:r>
       <w:r>
-        <w:t xml:space="preserve">Resolution: </w:t>
+        <w:t>Resolution</w:t>
+      </w:r>
+      <w:proofErr w:type="spellEnd"/>
+      <w:r>
+        <w:t xml:space="preserve">: </w:t>
       </w:r>
       <w:r>
         <w:t xml:space="preserve">določa velikost, na katero se vhodna slika pomanjša, preden se </w:t>
@@ -6129,17 +6851,38 @@
           <w:numId w:val="57"/>
         </w:numPr>
       </w:pPr>
-      <w:r>
-        <w:t xml:space="preserve">multiplier: </w:t>
-      </w:r>
-      <w:r>
-        <w:t xml:space="preserve">faktor zmanjševanja števila kanalov za vse konvolucijske </w:t>
+      <w:proofErr w:type="spellStart"/>
+      <w:r>
+        <w:t>multiplier</w:t>
+      </w:r>
+      <w:proofErr w:type="spellEnd"/>
+      <w:r>
+        <w:t xml:space="preserve">: </w:t>
+      </w:r>
+      <w:r>
+        <w:t xml:space="preserve">faktor zmanjševanja števila kanalov za vse </w:t>
+      </w:r>
+      <w:proofErr w:type="spellStart"/>
+      <w:r>
+        <w:t>konvolucijske</w:t>
+      </w:r>
+      <w:proofErr w:type="spellEnd"/>
+      <w:r>
+        <w:t xml:space="preserve"> </w:t>
       </w:r>
       <w:r>
         <w:t>sloje</w:t>
       </w:r>
       <w:r>
-        <w:t>. Več konvolucijskih kanalov pomeni praviloma natančnejši, a računsko zahtevnejši model</w:t>
+        <w:t xml:space="preserve">. Več </w:t>
+      </w:r>
+      <w:proofErr w:type="spellStart"/>
+      <w:r>
+        <w:t>konvolucijskih</w:t>
+      </w:r>
+      <w:proofErr w:type="spellEnd"/>
+      <w:r>
+        <w:t xml:space="preserve"> kanalov pomeni praviloma natančnejši, a računsko zahtevnejši model</w:t>
       </w:r>
     </w:p>
     <w:p>
@@ -6150,9 +6893,11 @@
           <w:numId w:val="57"/>
         </w:numPr>
       </w:pPr>
+      <w:proofErr w:type="spellStart"/>
       <w:r>
         <w:t>quantBytes</w:t>
       </w:r>
+      <w:proofErr w:type="spellEnd"/>
       <w:r>
         <w:t>:</w:t>
       </w:r>
@@ -6169,6 +6914,7 @@
         <w:pStyle w:val="Heading3"/>
       </w:pPr>
       <w:bookmarkStart w:id="27" w:name="_Toc225593974"/>
+      <w:proofErr w:type="spellStart"/>
       <w:r>
         <w:t>Move</w:t>
       </w:r>
@@ -6178,36 +6924,84 @@
       <w:r>
         <w:t>et</w:t>
       </w:r>
+      <w:proofErr w:type="spellEnd"/>
       <w:r>
         <w:t xml:space="preserve"> – Tensorflow.js</w:t>
       </w:r>
       <w:bookmarkEnd w:id="27"/>
     </w:p>
     <w:p>
-      <w:r>
-        <w:t>MoveNet je model za zaznavanje telesne drže</w:t>
-      </w:r>
-      <w:r>
-        <w:t xml:space="preserve">, ki se podobno kot PoseNet v brskalniku uporablja preko knjižnice npm </w:t>
+      <w:proofErr w:type="spellStart"/>
+      <w:r>
+        <w:t>MoveNet</w:t>
+      </w:r>
+      <w:proofErr w:type="spellEnd"/>
+      <w:r>
+        <w:t xml:space="preserve"> je model za zaznavanje telesne drže</w:t>
+      </w:r>
+      <w:r>
+        <w:t xml:space="preserve">, ki se podobno kot </w:t>
+      </w:r>
+      <w:proofErr w:type="spellStart"/>
+      <w:r>
+        <w:t>PoseNet</w:t>
+      </w:r>
+      <w:proofErr w:type="spellEnd"/>
+      <w:r>
+        <w:t xml:space="preserve"> v brskalniku uporablja preko knjižnice </w:t>
+      </w:r>
+      <w:proofErr w:type="spellStart"/>
+      <w:r>
+        <w:t>npm</w:t>
+      </w:r>
+      <w:proofErr w:type="spellEnd"/>
+      <w:r>
+        <w:t xml:space="preserve"> </w:t>
       </w:r>
       <w:r>
         <w:t>“</w:t>
       </w:r>
       <w:r>
-        <w:t>@tensorflow-models/pose-detection</w:t>
-      </w:r>
+        <w:t>@</w:t>
+      </w:r>
+      <w:proofErr w:type="spellStart"/>
+      <w:r>
+        <w:t>tensorflow-models</w:t>
+      </w:r>
+      <w:proofErr w:type="spellEnd"/>
+      <w:r>
+        <w:t>/pose-</w:t>
+      </w:r>
+      <w:proofErr w:type="spellStart"/>
+      <w:r>
+        <w:t>detection</w:t>
+      </w:r>
+      <w:proofErr w:type="spellEnd"/>
       <w:r>
         <w:t>“</w:t>
       </w:r>
       <w:r>
-        <w:t xml:space="preserve"> in se izvaja z uporabo knjižnice npm </w:t>
+        <w:t xml:space="preserve"> in se izvaja z uporabo knjižnice </w:t>
+      </w:r>
+      <w:proofErr w:type="spellStart"/>
+      <w:r>
+        <w:t>npm</w:t>
+      </w:r>
+      <w:proofErr w:type="spellEnd"/>
+      <w:r>
+        <w:t xml:space="preserve"> </w:t>
       </w:r>
       <w:r>
         <w:t>“</w:t>
       </w:r>
       <w:r>
-        <w:t>@tensorflow-js</w:t>
-      </w:r>
+        <w:t>@</w:t>
+      </w:r>
+      <w:proofErr w:type="spellStart"/>
+      <w:r>
+        <w:t>tensorflow-js</w:t>
+      </w:r>
+      <w:proofErr w:type="spellEnd"/>
       <w:r>
         <w:t>“</w:t>
       </w:r>
@@ -6225,7 +7019,47 @@
     <w:p/>
     <w:p>
       <w:r>
-        <w:t xml:space="preserve">Model MoveNet ima dve različici: Lightning in Thunder. Movenet Lightning je </w:t>
+        <w:t xml:space="preserve">Model </w:t>
+      </w:r>
+      <w:proofErr w:type="spellStart"/>
+      <w:r>
+        <w:t>MoveNet</w:t>
+      </w:r>
+      <w:proofErr w:type="spellEnd"/>
+      <w:r>
+        <w:t xml:space="preserve"> ima dve različici: </w:t>
+      </w:r>
+      <w:proofErr w:type="spellStart"/>
+      <w:r>
+        <w:t>Lightning</w:t>
+      </w:r>
+      <w:proofErr w:type="spellEnd"/>
+      <w:r>
+        <w:t xml:space="preserve"> in </w:t>
+      </w:r>
+      <w:proofErr w:type="spellStart"/>
+      <w:r>
+        <w:t>Thunder</w:t>
+      </w:r>
+      <w:proofErr w:type="spellEnd"/>
+      <w:r>
+        <w:t xml:space="preserve">. </w:t>
+      </w:r>
+      <w:proofErr w:type="spellStart"/>
+      <w:r>
+        <w:t>Movenet</w:t>
+      </w:r>
+      <w:proofErr w:type="spellEnd"/>
+      <w:r>
+        <w:t xml:space="preserve"> </w:t>
+      </w:r>
+      <w:proofErr w:type="spellStart"/>
+      <w:r>
+        <w:t>Lightning</w:t>
+      </w:r>
+      <w:proofErr w:type="spellEnd"/>
+      <w:r>
+        <w:t xml:space="preserve"> je </w:t>
       </w:r>
       <w:r>
         <w:t>“</w:t>
@@ -6245,8 +7079,21 @@
       <w:r>
         <w:t xml:space="preserve">. </w:t>
       </w:r>
-      <w:r>
-        <w:t xml:space="preserve">MoveNet Thunder pa ima praviloma boljšo kvaliteto zaznave in s tem povečano računsko zahtevnost, kar naredi model </w:t>
+      <w:proofErr w:type="spellStart"/>
+      <w:r>
+        <w:t>MoveNet</w:t>
+      </w:r>
+      <w:proofErr w:type="spellEnd"/>
+      <w:r>
+        <w:t xml:space="preserve"> </w:t>
+      </w:r>
+      <w:proofErr w:type="spellStart"/>
+      <w:r>
+        <w:t>Thunder</w:t>
+      </w:r>
+      <w:proofErr w:type="spellEnd"/>
+      <w:r>
+        <w:t xml:space="preserve"> pa ima praviloma boljšo kvaliteto zaznave in s tem povečano računsko zahtevnost, kar naredi model </w:t>
       </w:r>
       <w:r>
         <w:t>“</w:t>
@@ -6261,7 +7108,31 @@
         <w:t xml:space="preserve">. </w:t>
       </w:r>
       <w:r>
-        <w:t>Sposoben je tudi zaznave več oseb hkrati, zato obstajata dve različi MoveNet Thunder modela: SINGLEPOSE_THUNDER</w:t>
+        <w:t xml:space="preserve">Sposoben je tudi zaznave več oseb hkrati, zato obstajata dve </w:t>
+      </w:r>
+      <w:proofErr w:type="spellStart"/>
+      <w:r>
+        <w:t>različi</w:t>
+      </w:r>
+      <w:proofErr w:type="spellEnd"/>
+      <w:r>
+        <w:t xml:space="preserve"> </w:t>
+      </w:r>
+      <w:proofErr w:type="spellStart"/>
+      <w:r>
+        <w:t>MoveNet</w:t>
+      </w:r>
+      <w:proofErr w:type="spellEnd"/>
+      <w:r>
+        <w:t xml:space="preserve"> </w:t>
+      </w:r>
+      <w:proofErr w:type="spellStart"/>
+      <w:r>
+        <w:t>Thunder</w:t>
+      </w:r>
+      <w:proofErr w:type="spellEnd"/>
+      <w:r>
+        <w:t xml:space="preserve"> modela: SINGLEPOSE_THUNDER</w:t>
       </w:r>
       <w:r>
         <w:t xml:space="preserve">, namenjen zaznavi le ene osebe v kadru </w:t>
@@ -6279,7 +7150,15 @@
         <w:t>.</w:t>
       </w:r>
       <w:r>
-        <w:t xml:space="preserve"> Različica Lightning je bolj primerna za realno-časovno zaznavo</w:t>
+        <w:t xml:space="preserve"> Različica </w:t>
+      </w:r>
+      <w:proofErr w:type="spellStart"/>
+      <w:r>
+        <w:t>Lightning</w:t>
+      </w:r>
+      <w:proofErr w:type="spellEnd"/>
+      <w:r>
+        <w:t xml:space="preserve"> je bolj primerna za realno-časovno zaznavo</w:t>
       </w:r>
       <w:r>
         <w:t>, ki je ključnega pomena v tej nalogi.</w:t>
@@ -6288,7 +7167,31 @@
     <w:p/>
     <w:p>
       <w:r>
-        <w:t>Obe različici modela MoveNet prejmeta na vhod RGB sliko ali posnetek video toka, ki je predstavljen kot tenzor z obliko 192x192x3 za Lightning različico in 256x256x3 za Thunder različico.</w:t>
+        <w:t xml:space="preserve">Obe različici modela </w:t>
+      </w:r>
+      <w:proofErr w:type="spellStart"/>
+      <w:r>
+        <w:t>MoveNet</w:t>
+      </w:r>
+      <w:proofErr w:type="spellEnd"/>
+      <w:r>
+        <w:t xml:space="preserve"> prejmeta na vhod RGB sliko ali posnetek video toka, ki je predstavljen kot tenzor z obliko 192x192x3 za </w:t>
+      </w:r>
+      <w:proofErr w:type="spellStart"/>
+      <w:r>
+        <w:t>Lightning</w:t>
+      </w:r>
+      <w:proofErr w:type="spellEnd"/>
+      <w:r>
+        <w:t xml:space="preserve"> različico in 256x256x3 za </w:t>
+      </w:r>
+      <w:proofErr w:type="spellStart"/>
+      <w:r>
+        <w:t>Thunder</w:t>
+      </w:r>
+      <w:proofErr w:type="spellEnd"/>
+      <w:r>
+        <w:t xml:space="preserve"> različico.</w:t>
       </w:r>
       <w:r>
         <w:t xml:space="preserve"> Obe različici podata na izhodu 4D tenzor oblike [1, 1, 17, 3], kjer</w:t>
@@ -6357,7 +7260,15 @@
         <w:t xml:space="preserve"> Model napove 17 ključnih točk,</w:t>
       </w:r>
       <w:r>
-        <w:t xml:space="preserve"> ki so enake oblike kot pri izhodu modela PoseNet, predstavljene na</w:t>
+        <w:t xml:space="preserve"> ki so enake oblike kot pri izhodu modela </w:t>
+      </w:r>
+      <w:proofErr w:type="spellStart"/>
+      <w:r>
+        <w:t>PoseNet</w:t>
+      </w:r>
+      <w:proofErr w:type="spellEnd"/>
+      <w:r>
+        <w:t>, predstavljene na</w:t>
       </w:r>
       <w:r>
         <w:t xml:space="preserve"> </w:t>
@@ -6390,7 +7301,15 @@
         <w:t>3</w:t>
       </w:r>
       <w:r>
-        <w:t>: Shema sklepnih točk PoseNet modela</w:t>
+        <w:t xml:space="preserve">: Shema sklepnih točk </w:t>
+      </w:r>
+      <w:proofErr w:type="spellStart"/>
+      <w:r>
+        <w:t>PoseNet</w:t>
+      </w:r>
+      <w:proofErr w:type="spellEnd"/>
+      <w:r>
+        <w:t xml:space="preserve"> modela</w:t>
       </w:r>
       <w:r>
         <w:fldChar w:fldCharType="end"/>
@@ -6406,7 +7325,15 @@
         <w:t xml:space="preserve">Model je privzeto naučen na že omenjeni COCO-pose učni množici in na </w:t>
       </w:r>
       <w:r>
-        <w:t xml:space="preserve">učni množici imenovani Active, ki je zgrajena iz </w:t>
+        <w:t xml:space="preserve">učni množici imenovani </w:t>
+      </w:r>
+      <w:proofErr w:type="spellStart"/>
+      <w:r>
+        <w:t>Active</w:t>
+      </w:r>
+      <w:proofErr w:type="spellEnd"/>
+      <w:r>
+        <w:t xml:space="preserve">, ki je zgrajena iz </w:t>
       </w:r>
       <w:r>
         <w:t xml:space="preserve">slik, </w:t>
@@ -6424,13 +7351,29 @@
         <w:t xml:space="preserve"> fitnesu, raztegovanje, ples, ...</w:t>
       </w:r>
       <w:r>
-        <w:t xml:space="preserve"> Privzeto učenje na učni množici Active ga razlikuje od ostalih modelov, ki so privzeto učeni le na COCO-pose učni množici in poudarja, da je namenjen uporabi sledenju telesne drže med izvajanjem aktivnosti.</w:t>
+        <w:t xml:space="preserve"> Privzeto učenje na učni množici </w:t>
+      </w:r>
+      <w:proofErr w:type="spellStart"/>
+      <w:r>
+        <w:t>Active</w:t>
+      </w:r>
+      <w:proofErr w:type="spellEnd"/>
+      <w:r>
+        <w:t xml:space="preserve"> ga razlikuje od ostalih modelov, ki so privzeto učeni le na COCO-pose učni množici in poudarja, da je namenjen uporabi sledenju telesne drže med izvajanjem aktivnosti.</w:t>
       </w:r>
     </w:p>
     <w:p/>
     <w:p>
       <w:r>
-        <w:t>Pri inicializaciji modela MoveNet je potrebno podati konfiguracijo, ki sestoji iz naslednjih parametrov:</w:t>
+        <w:t xml:space="preserve">Pri inicializaciji modela </w:t>
+      </w:r>
+      <w:proofErr w:type="spellStart"/>
+      <w:r>
+        <w:t>MoveNet</w:t>
+      </w:r>
+      <w:proofErr w:type="spellEnd"/>
+      <w:r>
+        <w:t xml:space="preserve"> je potrebno podati konfiguracijo, ki sestoji iz naslednjih parametrov:</w:t>
       </w:r>
     </w:p>
     <w:p>
@@ -6441,8 +7384,13 @@
           <w:numId w:val="59"/>
         </w:numPr>
       </w:pPr>
-      <w:r>
-        <w:t>modelType: izbira med SINGLEPOSE_LIGHTNING, SINGLEPOSE_THUNDER in MULTIPOSE_THUNDER tipi modela</w:t>
+      <w:proofErr w:type="spellStart"/>
+      <w:r>
+        <w:t>modelType</w:t>
+      </w:r>
+      <w:proofErr w:type="spellEnd"/>
+      <w:r>
+        <w:t>: izbira med SINGLEPOSE_LIGHTNING, SINGLEPOSE_THUNDER in MULTIPOSE_THUNDER tipi modela</w:t>
       </w:r>
     </w:p>
     <w:p>
@@ -6453,8 +7401,13 @@
           <w:numId w:val="59"/>
         </w:numPr>
       </w:pPr>
-      <w:r>
-        <w:t>modelUrl: niz, ki določa prilagojen URL-naslov modela</w:t>
+      <w:proofErr w:type="spellStart"/>
+      <w:r>
+        <w:t>modelUrl</w:t>
+      </w:r>
+      <w:proofErr w:type="spellEnd"/>
+      <w:r>
+        <w:t>: niz, ki določa prilagojen URL-naslov modela</w:t>
       </w:r>
     </w:p>
     <w:p>
@@ -6465,8 +7418,13 @@
           <w:numId w:val="59"/>
         </w:numPr>
       </w:pPr>
-      <w:r>
-        <w:t>enableSmoothing: logična vrednost, ki določa, ali naj se za glajenje napovedanih ključnih točk uporabi časovni filter</w:t>
+      <w:proofErr w:type="spellStart"/>
+      <w:r>
+        <w:t>enableSmoothing</w:t>
+      </w:r>
+      <w:proofErr w:type="spellEnd"/>
+      <w:r>
+        <w:t>: logična vrednost, ki določa, ali naj se za glajenje napovedanih ključnih točk uporabi časovni filter</w:t>
       </w:r>
     </w:p>
     <w:p>
@@ -6477,8 +7435,13 @@
           <w:numId w:val="59"/>
         </w:numPr>
       </w:pPr>
-      <w:r>
-        <w:t xml:space="preserve">minPoseScore: minimalna ocena zanesljivosti, ki jo mora imeti poza, da se </w:t>
+      <w:proofErr w:type="spellStart"/>
+      <w:r>
+        <w:t>minPoseScore</w:t>
+      </w:r>
+      <w:proofErr w:type="spellEnd"/>
+      <w:r>
+        <w:t xml:space="preserve">: minimalna ocena zanesljivosti, ki jo mora imeti poza, da se </w:t>
       </w:r>
       <w:r>
         <w:t>njena zaznava šteje za veljavno</w:t>
@@ -6492,8 +7455,13 @@
           <w:numId w:val="59"/>
         </w:numPr>
       </w:pPr>
-      <w:r>
-        <w:t>multiPoseMaxDimension: Največja dimenzija, ki se uporabi kot vhod za model za zaznavo več telesnih drž hkrati. Mora biti večkratnik števila 32, kot omenjeno pa je privzeta vrednost 256.</w:t>
+      <w:proofErr w:type="spellStart"/>
+      <w:r>
+        <w:t>multiPoseMaxDimension</w:t>
+      </w:r>
+      <w:proofErr w:type="spellEnd"/>
+      <w:r>
+        <w:t>: Največja dimenzija, ki se uporabi kot vhod za model za zaznavo več telesnih drž hkrati. Mora biti večkratnik števila 32, kot omenjeno pa je privzeta vrednost 256.</w:t>
       </w:r>
     </w:p>
     <w:p>
@@ -6504,8 +7472,21 @@
           <w:numId w:val="59"/>
         </w:numPr>
       </w:pPr>
-      <w:r>
-        <w:t xml:space="preserve">enableTracking: logična vrednost, ki se uporablja pri zaznavi večih oseb in določa, ali naj vsaka telesna drža vsebuje edinstveni identifikator, ki omogoča sledenju </w:t>
+      <w:proofErr w:type="spellStart"/>
+      <w:r>
+        <w:t>enableTracking</w:t>
+      </w:r>
+      <w:proofErr w:type="spellEnd"/>
+      <w:r>
+        <w:t xml:space="preserve">: logična vrednost, ki se uporablja pri zaznavi </w:t>
+      </w:r>
+      <w:proofErr w:type="spellStart"/>
+      <w:r>
+        <w:t>večih</w:t>
+      </w:r>
+      <w:proofErr w:type="spellEnd"/>
+      <w:r>
+        <w:t xml:space="preserve"> oseb in določa, ali naj vsaka telesna drža vsebuje edinstveni identifikator, ki omogoča sledenju </w:t>
       </w:r>
       <w:r>
         <w:t xml:space="preserve">telesni </w:t>
@@ -6522,8 +7503,21 @@
           <w:numId w:val="59"/>
         </w:numPr>
       </w:pPr>
-      <w:r>
-        <w:t>trackerType in trackerConfig: se uporabljata za tip in konfiguracijo načina sledenja telesni drži.</w:t>
+      <w:proofErr w:type="spellStart"/>
+      <w:r>
+        <w:t>trackerType</w:t>
+      </w:r>
+      <w:proofErr w:type="spellEnd"/>
+      <w:r>
+        <w:t xml:space="preserve"> in </w:t>
+      </w:r>
+      <w:proofErr w:type="spellStart"/>
+      <w:r>
+        <w:t>trackerConfig</w:t>
+      </w:r>
+      <w:proofErr w:type="spellEnd"/>
+      <w:r>
+        <w:t>: se uporabljata za tip in konfiguracijo načina sledenja telesni drži.</w:t>
       </w:r>
     </w:p>
     <w:p/>
@@ -6532,9 +7526,11 @@
         <w:pStyle w:val="Heading3"/>
       </w:pPr>
       <w:bookmarkStart w:id="28" w:name="_Toc225593975"/>
+      <w:proofErr w:type="spellStart"/>
       <w:r>
         <w:t>BlazePose</w:t>
       </w:r>
+      <w:proofErr w:type="spellEnd"/>
       <w:r>
         <w:t xml:space="preserve"> – Tensorflow.js</w:t>
       </w:r>
@@ -6559,8 +7555,13 @@
       <w:bookmarkEnd w:id="28"/>
     </w:p>
     <w:p>
-      <w:r>
-        <w:t xml:space="preserve">BlazePose je </w:t>
+      <w:proofErr w:type="spellStart"/>
+      <w:r>
+        <w:t>BlazePose</w:t>
+      </w:r>
+      <w:proofErr w:type="spellEnd"/>
+      <w:r>
+        <w:t xml:space="preserve"> je </w:t>
       </w:r>
       <w:r>
         <w:t>“</w:t>
@@ -6572,7 +7573,15 @@
         <w:t>“</w:t>
       </w:r>
       <w:r>
-        <w:t xml:space="preserve"> konvolucijska arhitektura nevronsk</w:t>
+        <w:t xml:space="preserve"> </w:t>
+      </w:r>
+      <w:proofErr w:type="spellStart"/>
+      <w:r>
+        <w:t>konvolucijska</w:t>
+      </w:r>
+      <w:proofErr w:type="spellEnd"/>
+      <w:r>
+        <w:t xml:space="preserve"> arhitektura nevronsk</w:t>
       </w:r>
       <w:r>
         <w:t>e</w:t>
@@ -6581,8 +7590,37 @@
         <w:t xml:space="preserve"> mreže, namenjena </w:t>
       </w:r>
       <w:r>
-        <w:t>za realno-časovno zaznavanje drže, zasnovan za delovanje na robnih napravah, ki je namenjen za scenarije, kot so fitnes aplikacije. Podobno kot PoseNet in MoveNet, je tudi BlazePose v brskalniku dostopen preko knjižnice npm</w:t>
-      </w:r>
+        <w:t xml:space="preserve">za realno-časovno zaznavanje drže, zasnovan za delovanje na robnih napravah, ki je namenjen za scenarije, kot so fitnes aplikacije. Podobno kot </w:t>
+      </w:r>
+      <w:proofErr w:type="spellStart"/>
+      <w:r>
+        <w:t>PoseNet</w:t>
+      </w:r>
+      <w:proofErr w:type="spellEnd"/>
+      <w:r>
+        <w:t xml:space="preserve"> in </w:t>
+      </w:r>
+      <w:proofErr w:type="spellStart"/>
+      <w:r>
+        <w:t>MoveNet</w:t>
+      </w:r>
+      <w:proofErr w:type="spellEnd"/>
+      <w:r>
+        <w:t xml:space="preserve">, je tudi </w:t>
+      </w:r>
+      <w:proofErr w:type="spellStart"/>
+      <w:r>
+        <w:t>BlazePose</w:t>
+      </w:r>
+      <w:proofErr w:type="spellEnd"/>
+      <w:r>
+        <w:t xml:space="preserve"> v brskalniku dostopen preko knjižnice </w:t>
+      </w:r>
+      <w:proofErr w:type="spellStart"/>
+      <w:r>
+        <w:t>npm</w:t>
+      </w:r>
+      <w:proofErr w:type="spellEnd"/>
       <w:r>
         <w:t xml:space="preserve"> </w:t>
       </w:r>
@@ -6590,20 +7628,46 @@
         <w:t>“</w:t>
       </w:r>
       <w:r>
-        <w:t>@tensorflow-models/pose-detection</w:t>
-      </w:r>
+        <w:t>@</w:t>
+      </w:r>
+      <w:proofErr w:type="spellStart"/>
+      <w:r>
+        <w:t>tensorflow-models</w:t>
+      </w:r>
+      <w:proofErr w:type="spellEnd"/>
+      <w:r>
+        <w:t>/pose-</w:t>
+      </w:r>
+      <w:proofErr w:type="spellStart"/>
+      <w:r>
+        <w:t>detection</w:t>
+      </w:r>
+      <w:proofErr w:type="spellEnd"/>
       <w:r>
         <w:t>“</w:t>
       </w:r>
       <w:r>
-        <w:t xml:space="preserve"> in se izvaja z uporabo knjižnice npm </w:t>
+        <w:t xml:space="preserve"> in se izvaja z uporabo knjižnice </w:t>
+      </w:r>
+      <w:proofErr w:type="spellStart"/>
+      <w:r>
+        <w:t>npm</w:t>
+      </w:r>
+      <w:proofErr w:type="spellEnd"/>
+      <w:r>
+        <w:t xml:space="preserve"> </w:t>
       </w:r>
       <w:r>
         <w:t>“</w:t>
       </w:r>
       <w:r>
-        <w:t>@tensorflow-js</w:t>
-      </w:r>
+        <w:t>@</w:t>
+      </w:r>
+      <w:proofErr w:type="spellStart"/>
+      <w:r>
+        <w:t>tensorflow-js</w:t>
+      </w:r>
+      <w:proofErr w:type="spellEnd"/>
       <w:r>
         <w:t>“</w:t>
       </w:r>
@@ -6611,7 +7675,15 @@
         <w:t xml:space="preserve">. </w:t>
       </w:r>
       <w:r>
-        <w:t xml:space="preserve">Implementacija arhitekture BlazePose je </w:t>
+        <w:t xml:space="preserve">Implementacija arhitekture </w:t>
+      </w:r>
+      <w:proofErr w:type="spellStart"/>
+      <w:r>
+        <w:t>BlazePose</w:t>
+      </w:r>
+      <w:proofErr w:type="spellEnd"/>
+      <w:r>
+        <w:t xml:space="preserve"> je </w:t>
       </w:r>
       <w:r>
         <w:t xml:space="preserve"> vključena tudi </w:t>
@@ -6622,20 +7694,32 @@
       <w:r>
         <w:t xml:space="preserve">uporabi </w:t>
       </w:r>
+      <w:proofErr w:type="spellStart"/>
       <w:r>
         <w:t>MediaPipe</w:t>
       </w:r>
+      <w:proofErr w:type="spellEnd"/>
       <w:r>
         <w:t>-ove</w:t>
       </w:r>
       <w:r>
         <w:t xml:space="preserve"> rešitve </w:t>
       </w:r>
+      <w:proofErr w:type="spellStart"/>
       <w:r>
         <w:t>PoseLandmarker</w:t>
       </w:r>
-      <w:r>
-        <w:t>, saj je BlazePose v spletnih aplikacijah mogoče uporabljati na dva načina</w:t>
+      <w:proofErr w:type="spellEnd"/>
+      <w:r>
+        <w:t xml:space="preserve">, saj je </w:t>
+      </w:r>
+      <w:proofErr w:type="spellStart"/>
+      <w:r>
+        <w:t>BlazePose</w:t>
+      </w:r>
+      <w:proofErr w:type="spellEnd"/>
+      <w:r>
+        <w:t xml:space="preserve"> v spletnih aplikacijah mogoče uporabljati na dva načina</w:t>
       </w:r>
       <w:r>
         <w:t xml:space="preserve"> preko</w:t>
@@ -6652,9 +7736,14 @@
           <w:numId w:val="60"/>
         </w:numPr>
       </w:pPr>
+      <w:proofErr w:type="spellStart"/>
       <w:r>
         <w:lastRenderedPageBreak/>
-        <w:t>MediaPipe implementacije</w:t>
+        <w:t>MediaPipe</w:t>
+      </w:r>
+      <w:proofErr w:type="spellEnd"/>
+      <w:r>
+        <w:t xml:space="preserve"> implementacije</w:t>
       </w:r>
     </w:p>
     <w:p>
@@ -6678,7 +7767,31 @@
         <w:t xml:space="preserve">aktivnostmi. </w:t>
       </w:r>
       <w:r>
-        <w:t>Zato BlazePose, na vhodi RGB sliki ali posnetku video toka opravi zaznavo telesne drže in jo, podobno kot MediaPipe-ov model PoseLandmarker, predstavi v obliki 33 sklepnih točk</w:t>
+        <w:t xml:space="preserve">Zato </w:t>
+      </w:r>
+      <w:proofErr w:type="spellStart"/>
+      <w:r>
+        <w:t>BlazePose</w:t>
+      </w:r>
+      <w:proofErr w:type="spellEnd"/>
+      <w:r>
+        <w:t xml:space="preserve">, na vhodi RGB sliki ali posnetku video toka opravi zaznavo telesne drže in jo, podobno kot </w:t>
+      </w:r>
+      <w:proofErr w:type="spellStart"/>
+      <w:r>
+        <w:t>MediaPipe</w:t>
+      </w:r>
+      <w:proofErr w:type="spellEnd"/>
+      <w:r>
+        <w:t xml:space="preserve">-ov model </w:t>
+      </w:r>
+      <w:proofErr w:type="spellStart"/>
+      <w:r>
+        <w:t>PoseLandmarker</w:t>
+      </w:r>
+      <w:proofErr w:type="spellEnd"/>
+      <w:r>
+        <w:t>, predstavi v obliki 33 sklepnih točk</w:t>
       </w:r>
       <w:r>
         <w:t xml:space="preserve">, ki so prikazane na </w:t>
@@ -6693,7 +7806,23 @@
         <w:fldChar w:fldCharType="separate"/>
       </w:r>
       <w:r>
-        <w:t>Shema sklepnih točk modela MediaPipe Pose Landmarker (33 točk)</w:t>
+        <w:t xml:space="preserve">Shema sklepnih točk modela </w:t>
+      </w:r>
+      <w:proofErr w:type="spellStart"/>
+      <w:r>
+        <w:t>MediaPipe</w:t>
+      </w:r>
+      <w:proofErr w:type="spellEnd"/>
+      <w:r>
+        <w:t xml:space="preserve"> Pose </w:t>
+      </w:r>
+      <w:proofErr w:type="spellStart"/>
+      <w:r>
+        <w:t>Landmarker</w:t>
+      </w:r>
+      <w:proofErr w:type="spellEnd"/>
+      <w:r>
+        <w:t xml:space="preserve"> (33 točk)</w:t>
       </w:r>
       <w:r>
         <w:fldChar w:fldCharType="end"/>
@@ -6702,7 +7831,23 @@
         <w:t xml:space="preserve">. </w:t>
       </w:r>
       <w:r>
-        <w:t xml:space="preserve">Izhodi BlazePose modela so zelo podobni izhodom rešitvi PoseLandmarker, ki je opisana v </w:t>
+        <w:t xml:space="preserve">Izhodi </w:t>
+      </w:r>
+      <w:proofErr w:type="spellStart"/>
+      <w:r>
+        <w:t>BlazePose</w:t>
+      </w:r>
+      <w:proofErr w:type="spellEnd"/>
+      <w:r>
+        <w:t xml:space="preserve"> modela so zelo podobni izhodom rešitvi </w:t>
+      </w:r>
+      <w:proofErr w:type="spellStart"/>
+      <w:r>
+        <w:t>PoseLandmarker</w:t>
+      </w:r>
+      <w:proofErr w:type="spellEnd"/>
+      <w:r>
+        <w:t xml:space="preserve">, ki je opisana v </w:t>
       </w:r>
       <w:r>
         <w:fldChar w:fldCharType="begin"/>
@@ -6714,8 +7859,21 @@
         <w:fldChar w:fldCharType="separate"/>
       </w:r>
       <w:r>
-        <w:t>Pose Landmarker – Mediapipe</w:t>
-      </w:r>
+        <w:t xml:space="preserve">Pose </w:t>
+      </w:r>
+      <w:proofErr w:type="spellStart"/>
+      <w:r>
+        <w:t>Landmarker</w:t>
+      </w:r>
+      <w:proofErr w:type="spellEnd"/>
+      <w:r>
+        <w:t xml:space="preserve"> – </w:t>
+      </w:r>
+      <w:proofErr w:type="spellStart"/>
+      <w:r>
+        <w:t>Mediapipe</w:t>
+      </w:r>
+      <w:proofErr w:type="spellEnd"/>
       <w:r>
         <w:fldChar w:fldCharType="end"/>
       </w:r>
@@ -6723,13 +7881,61 @@
         <w:t>.</w:t>
       </w:r>
       <w:r>
-        <w:t xml:space="preserve"> Tudi različice modela BlazePose so enake različicam rešitve PoseLandmarker: Lite, Full in Heavy.</w:t>
+        <w:t xml:space="preserve"> Tudi različice modela </w:t>
+      </w:r>
+      <w:proofErr w:type="spellStart"/>
+      <w:r>
+        <w:t>BlazePose</w:t>
+      </w:r>
+      <w:proofErr w:type="spellEnd"/>
+      <w:r>
+        <w:t xml:space="preserve"> so enake različicam rešitve </w:t>
+      </w:r>
+      <w:proofErr w:type="spellStart"/>
+      <w:r>
+        <w:t>PoseLandmarker</w:t>
+      </w:r>
+      <w:proofErr w:type="spellEnd"/>
+      <w:r>
+        <w:t xml:space="preserve">: Lite, </w:t>
+      </w:r>
+      <w:proofErr w:type="spellStart"/>
+      <w:r>
+        <w:t>Full</w:t>
+      </w:r>
+      <w:proofErr w:type="spellEnd"/>
+      <w:r>
+        <w:t xml:space="preserve"> in </w:t>
+      </w:r>
+      <w:proofErr w:type="spellStart"/>
+      <w:r>
+        <w:t>Heavy</w:t>
+      </w:r>
+      <w:proofErr w:type="spellEnd"/>
+      <w:r>
+        <w:t>.</w:t>
       </w:r>
     </w:p>
     <w:p/>
     <w:p>
       <w:r>
-        <w:t xml:space="preserve">Razlika med pristopom zajemanja sklepnih točk ostalih opisanih modelov med BlazePose in PoseLandmarker pristopom je ta, </w:t>
+        <w:t xml:space="preserve">Razlika med pristopom zajemanja sklepnih točk ostalih opisanih modelov med </w:t>
+      </w:r>
+      <w:proofErr w:type="spellStart"/>
+      <w:r>
+        <w:t>BlazePose</w:t>
+      </w:r>
+      <w:proofErr w:type="spellEnd"/>
+      <w:r>
+        <w:t xml:space="preserve"> in </w:t>
+      </w:r>
+      <w:proofErr w:type="spellStart"/>
+      <w:r>
+        <w:t>PoseLandmarker</w:t>
+      </w:r>
+      <w:proofErr w:type="spellEnd"/>
+      <w:r>
+        <w:t xml:space="preserve"> pristopom je ta, </w:t>
       </w:r>
       <w:r>
         <w:t xml:space="preserve">da slednja na izhodu za vsako sklepno točko ob 2D koordinatah podata tudi tretjo, globinsko z-koordinato. </w:t>
@@ -6812,7 +8018,15 @@
     <w:p/>
     <w:p>
       <w:r>
-        <w:t>Učinkovita izvedba realno-časovnega zaznavanja drže v spletnem brskalniku na robnih napravah zahteva več kot zgolj izbiro ustreznega modela. Enako pomembna je tudi izbira izvajalnega zaledja (backend) kot tudi format modela, saj so od tega neposredno odvisni hitrost realno-časovnega zaznavanja, poraba virov</w:t>
+        <w:t>Učinkovita izvedba realno-časovnega zaznavanja drže v spletnem brskalniku na robnih napravah zahteva več kot zgolj izbiro ustreznega modela. Enako pomembna je tudi izbira izvajalnega zaledja (</w:t>
+      </w:r>
+      <w:proofErr w:type="spellStart"/>
+      <w:r>
+        <w:t>backend</w:t>
+      </w:r>
+      <w:proofErr w:type="spellEnd"/>
+      <w:r>
+        <w:t>) kot tudi format modela, saj so od tega neposredno odvisni hitrost realno-časovnega zaznavanja, poraba virov</w:t>
       </w:r>
       <w:r>
         <w:t xml:space="preserve"> ter prenosljivost rešitve med različnimi napravami in brskalniki.</w:t>
@@ -6858,7 +8072,23 @@
         <w:t xml:space="preserve">) </w:t>
       </w:r>
       <w:r>
-        <w:t>Modeli, ki se uporabljajo v razvoju spletnih aplikacij, se v brskalniku izvajajo preko izvajalnih okolji, kot sta Tensorflow.js ali ONNX Runtime Web, ta okolja pa za izvajanje uporabljajo spletne API-je.</w:t>
+        <w:t xml:space="preserve">Modeli, ki se uporabljajo v razvoju spletnih aplikacij, se v brskalniku izvajajo preko izvajalnih okolji, kot sta Tensorflow.js ali ONNX </w:t>
+      </w:r>
+      <w:proofErr w:type="spellStart"/>
+      <w:r>
+        <w:t>Runtime</w:t>
+      </w:r>
+      <w:proofErr w:type="spellEnd"/>
+      <w:r>
+        <w:t xml:space="preserve"> </w:t>
+      </w:r>
+      <w:proofErr w:type="spellStart"/>
+      <w:r>
+        <w:t>Web</w:t>
+      </w:r>
+      <w:proofErr w:type="spellEnd"/>
+      <w:r>
+        <w:t>, ta okolja pa za izvajanje uporabljajo spletne API-je.</w:t>
       </w:r>
       <w:r>
         <w:t xml:space="preserve"> Izvajanje v teh okoljih na koncu teče na:</w:t>
@@ -6873,14 +8103,24 @@
         </w:numPr>
       </w:pPr>
       <w:r>
-        <w:t xml:space="preserve">CPU prek JavaScripta ali </w:t>
+        <w:t xml:space="preserve">CPU prek </w:t>
+      </w:r>
+      <w:proofErr w:type="spellStart"/>
+      <w:r>
+        <w:t>JavaScripta</w:t>
+      </w:r>
+      <w:proofErr w:type="spellEnd"/>
+      <w:r>
+        <w:t xml:space="preserve"> ali </w:t>
       </w:r>
       <w:r>
         <w:t xml:space="preserve">zaledja </w:t>
       </w:r>
+      <w:proofErr w:type="spellStart"/>
       <w:r>
         <w:t>WebAssembly</w:t>
       </w:r>
+      <w:proofErr w:type="spellEnd"/>
     </w:p>
     <w:p>
       <w:pPr>
@@ -6896,9 +8136,19 @@
       <w:r>
         <w:t xml:space="preserve">zaledij </w:t>
       </w:r>
-      <w:r>
-        <w:t>WebGL ali WebGPU</w:t>
-      </w:r>
+      <w:proofErr w:type="spellStart"/>
+      <w:r>
+        <w:t>WebGL</w:t>
+      </w:r>
+      <w:proofErr w:type="spellEnd"/>
+      <w:r>
+        <w:t xml:space="preserve"> ali </w:t>
+      </w:r>
+      <w:proofErr w:type="spellStart"/>
+      <w:r>
+        <w:t>WebGPU</w:t>
+      </w:r>
+      <w:proofErr w:type="spellEnd"/>
     </w:p>
     <w:p/>
     <w:p>
@@ -6906,14 +8156,21 @@
         <w:pStyle w:val="Heading3"/>
       </w:pPr>
       <w:bookmarkStart w:id="30" w:name="_Toc225593977"/>
+      <w:proofErr w:type="spellStart"/>
       <w:r>
         <w:t>WebAssembly</w:t>
       </w:r>
       <w:bookmarkEnd w:id="30"/>
-    </w:p>
-    <w:p>
-      <w:r>
-        <w:t>WebAssembly (</w:t>
+      <w:proofErr w:type="spellEnd"/>
+    </w:p>
+    <w:p>
+      <w:proofErr w:type="spellStart"/>
+      <w:r>
+        <w:t>WebAssembly</w:t>
+      </w:r>
+      <w:proofErr w:type="spellEnd"/>
+      <w:r>
+        <w:t xml:space="preserve"> (</w:t>
       </w:r>
       <w:r>
         <w:t>WASM</w:t>
@@ -6940,7 +8197,15 @@
         <w:t xml:space="preserve"> koda.</w:t>
       </w:r>
       <w:r>
-        <w:t xml:space="preserve"> Glavni cilj WebAssembly je omogočiti visoko zmogljive aplikacije na spletnih straneh.</w:t>
+        <w:t xml:space="preserve"> Glavni cilj </w:t>
+      </w:r>
+      <w:proofErr w:type="spellStart"/>
+      <w:r>
+        <w:t>WebAssembly</w:t>
+      </w:r>
+      <w:proofErr w:type="spellEnd"/>
+      <w:r>
+        <w:t xml:space="preserve"> je omogočiti visoko zmogljive aplikacije na spletnih straneh.</w:t>
       </w:r>
       <w:r>
         <w:t xml:space="preserve"> </w:t>
@@ -6979,7 +8244,15 @@
         <w:t>med delovanjem izvajajo napovedi z umetno inteligenco</w:t>
       </w:r>
       <w:r>
-        <w:t xml:space="preserve">, uporablja WebAssembly za računske operacije na procesorski enoti kot za povezovanje </w:t>
+        <w:t xml:space="preserve">, uporablja </w:t>
+      </w:r>
+      <w:proofErr w:type="spellStart"/>
+      <w:r>
+        <w:t>WebAssembly</w:t>
+      </w:r>
+      <w:proofErr w:type="spellEnd"/>
+      <w:r>
+        <w:t xml:space="preserve"> za računske operacije na procesorski enoti kot za povezovanje </w:t>
       </w:r>
       <w:r>
         <w:lastRenderedPageBreak/>
@@ -7004,18 +8277,70 @@
         <w:pStyle w:val="Heading3"/>
       </w:pPr>
       <w:bookmarkStart w:id="31" w:name="_Toc225593978"/>
+      <w:proofErr w:type="spellStart"/>
       <w:r>
         <w:t>WebGL</w:t>
       </w:r>
       <w:bookmarkEnd w:id="31"/>
-    </w:p>
-    <w:p>
-      <w:r>
-        <w:t xml:space="preserve">WebGL (Web Graphics Library) je JavaScript-ov API, ki je bil prvotno namenjen za upodabljanje interaktivne 2D in 3D grafike. </w:t>
-      </w:r>
-      <w:r>
-        <w:t>Koda WebGL se izvaja na grafični procesorski enoti, kar omogoča hitrejše izvajanje strojnega učenja v primerjavi z uporabo WebAssembly</w:t>
-      </w:r>
+      <w:proofErr w:type="spellEnd"/>
+    </w:p>
+    <w:p>
+      <w:proofErr w:type="spellStart"/>
+      <w:r>
+        <w:t>WebGL</w:t>
+      </w:r>
+      <w:proofErr w:type="spellEnd"/>
+      <w:r>
+        <w:t xml:space="preserve"> (</w:t>
+      </w:r>
+      <w:proofErr w:type="spellStart"/>
+      <w:r>
+        <w:t>Web</w:t>
+      </w:r>
+      <w:proofErr w:type="spellEnd"/>
+      <w:r>
+        <w:t xml:space="preserve"> </w:t>
+      </w:r>
+      <w:proofErr w:type="spellStart"/>
+      <w:r>
+        <w:t>Graphics</w:t>
+      </w:r>
+      <w:proofErr w:type="spellEnd"/>
+      <w:r>
+        <w:t xml:space="preserve"> </w:t>
+      </w:r>
+      <w:proofErr w:type="spellStart"/>
+      <w:r>
+        <w:t>Library</w:t>
+      </w:r>
+      <w:proofErr w:type="spellEnd"/>
+      <w:r>
+        <w:t xml:space="preserve">) je </w:t>
+      </w:r>
+      <w:proofErr w:type="spellStart"/>
+      <w:r>
+        <w:t>JavaScript</w:t>
+      </w:r>
+      <w:proofErr w:type="spellEnd"/>
+      <w:r>
+        <w:t xml:space="preserve">-ov API, ki je bil prvotno namenjen za upodabljanje interaktivne 2D in 3D grafike. </w:t>
+      </w:r>
+      <w:r>
+        <w:t xml:space="preserve">Koda </w:t>
+      </w:r>
+      <w:proofErr w:type="spellStart"/>
+      <w:r>
+        <w:t>WebGL</w:t>
+      </w:r>
+      <w:proofErr w:type="spellEnd"/>
+      <w:r>
+        <w:t xml:space="preserve"> se izvaja na grafični procesorski enoti, kar omogoča hitrejše izvajanje strojnega učenja v primerjavi z uporabo </w:t>
+      </w:r>
+      <w:proofErr w:type="spellStart"/>
+      <w:r>
+        <w:t>WebAssembly</w:t>
+      </w:r>
+      <w:proofErr w:type="spellEnd"/>
       <w:r>
         <w:t xml:space="preserve"> zaledja</w:t>
       </w:r>
@@ -7025,8 +8350,29 @@
       <w:r>
         <w:t xml:space="preserve"> </w:t>
       </w:r>
-      <w:r>
-        <w:t>WebGL je zelo razširjen in dolgo časa veljal za standardno izbiro reševanja problemov izvajanja strojnega učenja v brskalniku. Leta 2024 se je začel razvijati nov grafični API, WebGPU, ki bo nadomestil WebGL.</w:t>
+      <w:proofErr w:type="spellStart"/>
+      <w:r>
+        <w:t>WebGL</w:t>
+      </w:r>
+      <w:proofErr w:type="spellEnd"/>
+      <w:r>
+        <w:t xml:space="preserve"> je zelo razširjen in dolgo časa veljal za standardno izbiro reševanja problemov izvajanja strojnega učenja v brskalniku. Leta 2024 se je začel razvijati nov grafični API, </w:t>
+      </w:r>
+      <w:proofErr w:type="spellStart"/>
+      <w:r>
+        <w:t>WebGPU</w:t>
+      </w:r>
+      <w:proofErr w:type="spellEnd"/>
+      <w:r>
+        <w:t xml:space="preserve">, ki bo nadomestil </w:t>
+      </w:r>
+      <w:proofErr w:type="spellStart"/>
+      <w:r>
+        <w:t>WebGL</w:t>
+      </w:r>
+      <w:proofErr w:type="spellEnd"/>
+      <w:r>
+        <w:t>.</w:t>
       </w:r>
     </w:p>
     <w:p/>
@@ -7035,14 +8381,29 @@
         <w:pStyle w:val="Heading3"/>
       </w:pPr>
       <w:bookmarkStart w:id="32" w:name="_Toc225593979"/>
+      <w:proofErr w:type="spellStart"/>
       <w:r>
         <w:t>WebGPU</w:t>
       </w:r>
       <w:bookmarkEnd w:id="32"/>
-    </w:p>
-    <w:p>
-      <w:r>
-        <w:t xml:space="preserve">WebGPU API spletnim aplikacijam, ki uporabljajo JavaScript, omogoča učinkovit dostop do grafičnih procesorjev (GPU) na različnih platformah. </w:t>
+      <w:proofErr w:type="spellEnd"/>
+    </w:p>
+    <w:p>
+      <w:proofErr w:type="spellStart"/>
+      <w:r>
+        <w:t>WebGPU</w:t>
+      </w:r>
+      <w:proofErr w:type="spellEnd"/>
+      <w:r>
+        <w:t xml:space="preserve"> API spletnim aplikacijam, ki uporabljajo </w:t>
+      </w:r>
+      <w:proofErr w:type="spellStart"/>
+      <w:r>
+        <w:t>JavaScript</w:t>
+      </w:r>
+      <w:proofErr w:type="spellEnd"/>
+      <w:r>
+        <w:t xml:space="preserve">, omogoča učinkovit dostop do grafičnih procesorjev (GPU) na različnih platformah. </w:t>
       </w:r>
       <w:r>
         <w:t xml:space="preserve">Omogoča grafično obdelavo, igre in tudi izvajanje aplikacij, ki uporabljajo </w:t>
@@ -7054,16 +8415,69 @@
         <w:t>strojno učenje.</w:t>
       </w:r>
       <w:r>
-        <w:t xml:space="preserve"> WebGPU naj bi nadomestil starejši WebGL kot glavni grafični standard za splet.</w:t>
-      </w:r>
-      <w:r>
-        <w:t xml:space="preserve"> Prva izdaja podpore za WebGPU je bila izdana leta 2023 za brskalnika Google Chrome in Microsoft Edge</w:t>
-      </w:r>
-      <w:r>
-        <w:t>, leta 2025 pa sta podporo za WebGPU uvedla še Safari in Firefox.</w:t>
-      </w:r>
-      <w:r>
-        <w:t xml:space="preserve"> V primerjavi z WebGL ponuja razširjene zmogljivosti, sodobnejši vmesnik in neposreden dostop do grafičnega procesorja.</w:t>
+        <w:t xml:space="preserve"> </w:t>
+      </w:r>
+      <w:proofErr w:type="spellStart"/>
+      <w:r>
+        <w:t>WebGPU</w:t>
+      </w:r>
+      <w:proofErr w:type="spellEnd"/>
+      <w:r>
+        <w:t xml:space="preserve"> naj bi nadomestil starejši </w:t>
+      </w:r>
+      <w:proofErr w:type="spellStart"/>
+      <w:r>
+        <w:t>WebGL</w:t>
+      </w:r>
+      <w:proofErr w:type="spellEnd"/>
+      <w:r>
+        <w:t xml:space="preserve"> kot glavni grafični standard za splet.</w:t>
+      </w:r>
+      <w:r>
+        <w:t xml:space="preserve"> Prva izdaja podpore za </w:t>
+      </w:r>
+      <w:proofErr w:type="spellStart"/>
+      <w:r>
+        <w:t>WebGPU</w:t>
+      </w:r>
+      <w:proofErr w:type="spellEnd"/>
+      <w:r>
+        <w:t xml:space="preserve"> je bila izdana leta 2023 za brskalnika Google </w:t>
+      </w:r>
+      <w:proofErr w:type="spellStart"/>
+      <w:r>
+        <w:t>Chrome</w:t>
+      </w:r>
+      <w:proofErr w:type="spellEnd"/>
+      <w:r>
+        <w:t xml:space="preserve"> in Microsoft </w:t>
+      </w:r>
+      <w:proofErr w:type="spellStart"/>
+      <w:r>
+        <w:t>Edge</w:t>
+      </w:r>
+      <w:proofErr w:type="spellEnd"/>
+      <w:r>
+        <w:t xml:space="preserve">, leta 2025 pa sta podporo za </w:t>
+      </w:r>
+      <w:proofErr w:type="spellStart"/>
+      <w:r>
+        <w:t>WebGPU</w:t>
+      </w:r>
+      <w:proofErr w:type="spellEnd"/>
+      <w:r>
+        <w:t xml:space="preserve"> uvedla še Safari in Firefox.</w:t>
+      </w:r>
+      <w:r>
+        <w:t xml:space="preserve"> V primerjavi z </w:t>
+      </w:r>
+      <w:proofErr w:type="spellStart"/>
+      <w:r>
+        <w:t>WebGL</w:t>
+      </w:r>
+      <w:proofErr w:type="spellEnd"/>
+      <w:r>
+        <w:t xml:space="preserve"> ponuja razširjene zmogljivosti, sodobnejši vmesnik in neposreden dostop do grafičnega procesorja.</w:t>
       </w:r>
     </w:p>
     <w:p/>
@@ -7095,7 +8509,15 @@
     <w:p/>
     <w:p>
       <w:r>
-        <w:t>Uporaba TensorFlow.js knjižnice za strojno učenje v JavaScriptu ponuja uporabo opisanih zaledij. Hkrati je lahko aktivo le eno zaledje.</w:t>
+        <w:t xml:space="preserve">Uporaba TensorFlow.js knjižnice za strojno učenje v </w:t>
+      </w:r>
+      <w:proofErr w:type="spellStart"/>
+      <w:r>
+        <w:t>JavaScriptu</w:t>
+      </w:r>
+      <w:proofErr w:type="spellEnd"/>
+      <w:r>
+        <w:t xml:space="preserve"> ponuja uporabo opisanih zaledij. Hkrati je lahko aktivo le eno zaledje.</w:t>
       </w:r>
       <w:r>
         <w:t xml:space="preserve"> Primerjava med uporabo </w:t>
@@ -7104,7 +8526,15 @@
         <w:t xml:space="preserve">WASM </w:t>
       </w:r>
       <w:r>
-        <w:t>in WebGL zaledij s TensorFlow.js knjižnico in izvajanjem na sami procesorski enoti je predstavljeno v naslednji</w:t>
+        <w:t xml:space="preserve">in </w:t>
+      </w:r>
+      <w:proofErr w:type="spellStart"/>
+      <w:r>
+        <w:t>WebGL</w:t>
+      </w:r>
+      <w:proofErr w:type="spellEnd"/>
+      <w:r>
+        <w:t xml:space="preserve"> zaledij s TensorFlow.js knjižnico in izvajanjem na sami procesorski enoti je predstavljeno v naslednji</w:t>
       </w:r>
       <w:r>
         <w:t>h tabelah</w:t>
@@ -7203,9 +8633,11 @@
               <w:jc w:val="left"/>
               <w:cnfStyle w:val="100000000000" w:firstRow="1" w:lastRow="0" w:firstColumn="0" w:lastColumn="0" w:oddVBand="0" w:evenVBand="0" w:oddHBand="0" w:evenHBand="0" w:firstRowFirstColumn="0" w:firstRowLastColumn="0" w:lastRowFirstColumn="0" w:lastRowLastColumn="0"/>
             </w:pPr>
+            <w:proofErr w:type="spellStart"/>
             <w:r>
               <w:t>WebGL</w:t>
             </w:r>
+            <w:proofErr w:type="spellEnd"/>
           </w:p>
         </w:tc>
         <w:tc>
@@ -7268,6 +8700,7 @@
                 <w:bCs w:val="0"/>
               </w:rPr>
             </w:pPr>
+            <w:proofErr w:type="spellStart"/>
             <w:r>
               <w:rPr>
                 <w:b w:val="0"/>
@@ -7275,6 +8708,7 @@
               </w:rPr>
               <w:t>BlazeFace</w:t>
             </w:r>
+            <w:proofErr w:type="spellEnd"/>
           </w:p>
         </w:tc>
         <w:tc>
@@ -7348,6 +8782,7 @@
                 <w:bCs w:val="0"/>
               </w:rPr>
             </w:pPr>
+            <w:proofErr w:type="spellStart"/>
             <w:r>
               <w:rPr>
                 <w:b w:val="0"/>
@@ -7355,6 +8790,7 @@
               </w:rPr>
               <w:t>FaceMesh</w:t>
             </w:r>
+            <w:proofErr w:type="spellEnd"/>
           </w:p>
         </w:tc>
         <w:tc>
@@ -7440,7 +8876,15 @@
         <w:t>Tensorflow.js p</w:t>
       </w:r>
       <w:r>
-        <w:t>rimerjava hitrosti delovnaja in porabe pomnilnika večjih modelov</w:t>
+        <w:t xml:space="preserve">rimerjava hitrosti </w:t>
+      </w:r>
+      <w:proofErr w:type="spellStart"/>
+      <w:r>
+        <w:t>delovnaja</w:t>
+      </w:r>
+      <w:proofErr w:type="spellEnd"/>
+      <w:r>
+        <w:t xml:space="preserve"> in porabe pomnilnika večjih modelov</w:t>
       </w:r>
       <w:bookmarkEnd w:id="35"/>
     </w:p>
@@ -7487,9 +8931,11 @@
               <w:jc w:val="left"/>
               <w:cnfStyle w:val="100000000000" w:firstRow="1" w:lastRow="0" w:firstColumn="0" w:lastColumn="0" w:oddVBand="0" w:evenVBand="0" w:oddHBand="0" w:evenHBand="0" w:firstRowFirstColumn="0" w:firstRowLastColumn="0" w:lastRowFirstColumn="0" w:lastRowLastColumn="0"/>
             </w:pPr>
+            <w:proofErr w:type="spellStart"/>
             <w:r>
               <w:t>WebGL</w:t>
             </w:r>
+            <w:proofErr w:type="spellEnd"/>
           </w:p>
         </w:tc>
         <w:tc>
@@ -7552,6 +8998,7 @@
                 <w:bCs w:val="0"/>
               </w:rPr>
             </w:pPr>
+            <w:proofErr w:type="spellStart"/>
             <w:r>
               <w:rPr>
                 <w:b w:val="0"/>
@@ -7559,6 +9006,7 @@
               </w:rPr>
               <w:t>PoseNet</w:t>
             </w:r>
+            <w:proofErr w:type="spellEnd"/>
           </w:p>
         </w:tc>
         <w:tc>
@@ -7632,6 +9080,7 @@
                 <w:bCs w:val="0"/>
               </w:rPr>
             </w:pPr>
+            <w:proofErr w:type="spellStart"/>
             <w:r>
               <w:rPr>
                 <w:b w:val="0"/>
@@ -7639,6 +9088,7 @@
               </w:rPr>
               <w:t>BodyPix</w:t>
             </w:r>
+            <w:proofErr w:type="spellEnd"/>
           </w:p>
         </w:tc>
         <w:tc>
@@ -7712,12 +9162,21 @@
                 <w:bCs w:val="0"/>
               </w:rPr>
             </w:pPr>
+            <w:proofErr w:type="spellStart"/>
             <w:r>
               <w:rPr>
                 <w:b w:val="0"/>
                 <w:bCs w:val="0"/>
               </w:rPr>
-              <w:t>MobileNet v2</w:t>
+              <w:t>MobileNet</w:t>
+            </w:r>
+            <w:proofErr w:type="spellEnd"/>
+            <w:r>
+              <w:rPr>
+                <w:b w:val="0"/>
+                <w:bCs w:val="0"/>
+              </w:rPr>
+              <w:t xml:space="preserve"> v2</w:t>
             </w:r>
           </w:p>
         </w:tc>
@@ -7788,13 +9247,53 @@
         <w:t xml:space="preserve">WASM </w:t>
       </w:r>
       <w:r>
-        <w:t xml:space="preserve">pri vseh modelih 10 do 30-krat hitrejši od navadnega JavaScript CPU zaledja in konkurenčen WebGL-u pri manjših modelih, kot je BlazeFace, ki je zelo lahek model, kajti uporaba WebGL ima fiksne stroške na izvedbo operacije, kar pojasnjuje, zakaj je </w:t>
+        <w:t xml:space="preserve">pri vseh modelih 10 do 30-krat hitrejši od navadnega </w:t>
+      </w:r>
+      <w:proofErr w:type="spellStart"/>
+      <w:r>
+        <w:t>JavaScript</w:t>
+      </w:r>
+      <w:proofErr w:type="spellEnd"/>
+      <w:r>
+        <w:t xml:space="preserve"> CPU zaledja in konkurenčen </w:t>
+      </w:r>
+      <w:proofErr w:type="spellStart"/>
+      <w:r>
+        <w:t>WebGL</w:t>
+      </w:r>
+      <w:proofErr w:type="spellEnd"/>
+      <w:r>
+        <w:t xml:space="preserve">-u pri manjših modelih, kot je </w:t>
+      </w:r>
+      <w:proofErr w:type="spellStart"/>
+      <w:r>
+        <w:t>BlazeFace</w:t>
+      </w:r>
+      <w:proofErr w:type="spellEnd"/>
+      <w:r>
+        <w:t xml:space="preserve">, ki je zelo lahek model, kajti uporaba </w:t>
+      </w:r>
+      <w:proofErr w:type="spellStart"/>
+      <w:r>
+        <w:t>WebGL</w:t>
+      </w:r>
+      <w:proofErr w:type="spellEnd"/>
+      <w:r>
+        <w:t xml:space="preserve"> ima fiksne stroške na izvedbo operacije, kar pojasnjuje, zakaj je </w:t>
       </w:r>
       <w:r>
         <w:t>izvajanje</w:t>
       </w:r>
       <w:r>
-        <w:t xml:space="preserve"> lažjih modelov, kot je BlazeFace, hitrejše na </w:t>
+        <w:t xml:space="preserve"> lažjih modelov, kot je </w:t>
+      </w:r>
+      <w:proofErr w:type="spellStart"/>
+      <w:r>
+        <w:t>BlazeFace</w:t>
+      </w:r>
+      <w:proofErr w:type="spellEnd"/>
+      <w:r>
+        <w:t xml:space="preserve">, hitrejše na </w:t>
       </w:r>
       <w:r>
         <w:t>WASM</w:t>
@@ -8210,7 +9709,7 @@
       <w:r>
         <w:t xml:space="preserve"> , </w:t>
       </w:r>
-      <w:hyperlink r:id="rId25" w:history="1">
+      <w:hyperlink r:id="rId25" w:anchor="distance-metrics" w:history="1">
         <w:r>
           <w:rPr>
             <w:rStyle w:val="Hyperlink"/>
@@ -8270,7 +9769,15 @@
         </w:numPr>
       </w:pPr>
       <w:r>
-        <w:t>Stabilnost sklepnih točk (jitter)</w:t>
+        <w:t>Stabilnost sklepnih točk (</w:t>
+      </w:r>
+      <w:proofErr w:type="spellStart"/>
+      <w:r>
+        <w:t>jitter</w:t>
+      </w:r>
+      <w:proofErr w:type="spellEnd"/>
+      <w:r>
+        <w:t>)</w:t>
       </w:r>
       <w:r>
         <w:t xml:space="preserve">: </w:t>
@@ -8477,7 +9984,39 @@
         </w:numPr>
       </w:pPr>
       <w:r>
-        <w:t>MPJPE (Mean Per Joint Position Error): povprečna evklidska razdalja med napovedan</w:t>
+        <w:t>MPJPE (</w:t>
+      </w:r>
+      <w:proofErr w:type="spellStart"/>
+      <w:r>
+        <w:t>Mean</w:t>
+      </w:r>
+      <w:proofErr w:type="spellEnd"/>
+      <w:r>
+        <w:t xml:space="preserve"> Per </w:t>
+      </w:r>
+      <w:proofErr w:type="spellStart"/>
+      <w:r>
+        <w:t>Joint</w:t>
+      </w:r>
+      <w:proofErr w:type="spellEnd"/>
+      <w:r>
+        <w:t xml:space="preserve"> </w:t>
+      </w:r>
+      <w:proofErr w:type="spellStart"/>
+      <w:r>
+        <w:t>Position</w:t>
+      </w:r>
+      <w:proofErr w:type="spellEnd"/>
+      <w:r>
+        <w:t xml:space="preserve"> </w:t>
+      </w:r>
+      <w:proofErr w:type="spellStart"/>
+      <w:r>
+        <w:t>Error</w:t>
+      </w:r>
+      <w:proofErr w:type="spellEnd"/>
+      <w:r>
+        <w:t>): povprečna evklidska razdalja med napovedan</w:t>
       </w:r>
       <w:r>
         <w:t>o</w:t>
@@ -8502,7 +10041,39 @@
       </w:pPr>
       <w:r>
         <w:lastRenderedPageBreak/>
-        <w:t>PCK (Percentage of Correct Keypoints): napoved sklepne točke je pravilna, če je njena napaka</w:t>
+        <w:t>PCK (</w:t>
+      </w:r>
+      <w:proofErr w:type="spellStart"/>
+      <w:r>
+        <w:t>Percentage</w:t>
+      </w:r>
+      <w:proofErr w:type="spellEnd"/>
+      <w:r>
+        <w:t xml:space="preserve"> </w:t>
+      </w:r>
+      <w:proofErr w:type="spellStart"/>
+      <w:r>
+        <w:t>of</w:t>
+      </w:r>
+      <w:proofErr w:type="spellEnd"/>
+      <w:r>
+        <w:t xml:space="preserve"> </w:t>
+      </w:r>
+      <w:proofErr w:type="spellStart"/>
+      <w:r>
+        <w:t>Correct</w:t>
+      </w:r>
+      <w:proofErr w:type="spellEnd"/>
+      <w:r>
+        <w:t xml:space="preserve"> </w:t>
+      </w:r>
+      <w:proofErr w:type="spellStart"/>
+      <w:r>
+        <w:t>Keypoints</w:t>
+      </w:r>
+      <w:proofErr w:type="spellEnd"/>
+      <w:r>
+        <w:t>): napoved sklepne točke je pravilna, če je njena napaka</w:t>
       </w:r>
       <w:r>
         <w:t xml:space="preserve"> (razlika </w:t>
@@ -8529,10 +10100,10 @@
         <w:t>Napaka napovedi celotne telesne drže, predstavljena z vsoto evklidske napake vseh sklepnih točk</w:t>
       </w:r>
       <w:r>
-        <w:t xml:space="preserve"> telesne drže</w:t>
-      </w:r>
-      <w:r>
-        <w:t xml:space="preserve"> v enotah pikslov</w:t>
+        <w:t xml:space="preserve"> telesne drž</w:t>
+      </w:r>
+      <w:r>
+        <w:t>e</w:t>
       </w:r>
       <w:r>
         <w:t>.</w:t>
@@ -8670,8 +10241,13 @@
               <w:ind w:left="113" w:right="113"/>
               <w:jc w:val="left"/>
             </w:pPr>
+            <w:proofErr w:type="spellStart"/>
             <w:r>
-              <w:t>Mediappe Lite</w:t>
+              <w:t>Mediappe</w:t>
+            </w:r>
+            <w:proofErr w:type="spellEnd"/>
+            <w:r>
+              <w:t xml:space="preserve"> Lite</w:t>
             </w:r>
           </w:p>
         </w:tc>
@@ -8686,9 +10262,19 @@
               <w:ind w:left="113" w:right="113"/>
               <w:jc w:val="left"/>
             </w:pPr>
+            <w:proofErr w:type="spellStart"/>
             <w:r>
-              <w:t>Mediapipe Full</w:t>
+              <w:t>Mediapipe</w:t>
             </w:r>
+            <w:proofErr w:type="spellEnd"/>
+            <w:r>
+              <w:t xml:space="preserve"> </w:t>
+            </w:r>
+            <w:proofErr w:type="spellStart"/>
+            <w:r>
+              <w:t>Full</w:t>
+            </w:r>
+            <w:proofErr w:type="spellEnd"/>
           </w:p>
         </w:tc>
         <w:tc>
@@ -8702,9 +10288,19 @@
               <w:ind w:left="113" w:right="113"/>
               <w:jc w:val="left"/>
             </w:pPr>
+            <w:proofErr w:type="spellStart"/>
             <w:r>
-              <w:t>Mediapipe Heavy</w:t>
+              <w:t>Mediapipe</w:t>
             </w:r>
+            <w:proofErr w:type="spellEnd"/>
+            <w:r>
+              <w:t xml:space="preserve"> </w:t>
+            </w:r>
+            <w:proofErr w:type="spellStart"/>
+            <w:r>
+              <w:t>Heavy</w:t>
+            </w:r>
+            <w:proofErr w:type="spellEnd"/>
           </w:p>
         </w:tc>
         <w:tc>
@@ -8750,9 +10346,19 @@
               <w:ind w:left="113" w:right="113"/>
               <w:jc w:val="left"/>
             </w:pPr>
+            <w:proofErr w:type="spellStart"/>
             <w:r>
-              <w:t>PoseNet MobileNet</w:t>
+              <w:t>PoseNet</w:t>
             </w:r>
+            <w:proofErr w:type="spellEnd"/>
+            <w:r>
+              <w:t xml:space="preserve"> </w:t>
+            </w:r>
+            <w:proofErr w:type="spellStart"/>
+            <w:r>
+              <w:t>MobileNet</w:t>
+            </w:r>
+            <w:proofErr w:type="spellEnd"/>
           </w:p>
         </w:tc>
         <w:tc>
@@ -8766,9 +10372,19 @@
               <w:ind w:left="113" w:right="113"/>
               <w:jc w:val="left"/>
             </w:pPr>
+            <w:proofErr w:type="spellStart"/>
             <w:r>
-              <w:t>PoseNet ResNet</w:t>
+              <w:t>PoseNet</w:t>
             </w:r>
+            <w:proofErr w:type="spellEnd"/>
+            <w:r>
+              <w:t xml:space="preserve"> </w:t>
+            </w:r>
+            <w:proofErr w:type="spellStart"/>
+            <w:r>
+              <w:t>ResNet</w:t>
+            </w:r>
+            <w:proofErr w:type="spellEnd"/>
           </w:p>
         </w:tc>
         <w:tc>
@@ -8782,9 +10398,19 @@
               <w:ind w:left="113" w:right="113"/>
               <w:jc w:val="left"/>
             </w:pPr>
+            <w:proofErr w:type="spellStart"/>
             <w:r>
-              <w:t>Movenet Lightning</w:t>
+              <w:t>Movenet</w:t>
             </w:r>
+            <w:proofErr w:type="spellEnd"/>
+            <w:r>
+              <w:t xml:space="preserve"> </w:t>
+            </w:r>
+            <w:proofErr w:type="spellStart"/>
+            <w:r>
+              <w:t>Lightning</w:t>
+            </w:r>
+            <w:proofErr w:type="spellEnd"/>
           </w:p>
         </w:tc>
         <w:tc>
@@ -8798,9 +10424,19 @@
               <w:ind w:left="113" w:right="113"/>
               <w:jc w:val="left"/>
             </w:pPr>
+            <w:proofErr w:type="spellStart"/>
             <w:r>
-              <w:t>Movenet Thunder</w:t>
+              <w:t>Movenet</w:t>
             </w:r>
+            <w:proofErr w:type="spellEnd"/>
+            <w:r>
+              <w:t xml:space="preserve"> </w:t>
+            </w:r>
+            <w:proofErr w:type="spellStart"/>
+            <w:r>
+              <w:t>Thunder</w:t>
+            </w:r>
+            <w:proofErr w:type="spellEnd"/>
           </w:p>
         </w:tc>
         <w:tc>
@@ -8814,9 +10450,19 @@
               <w:ind w:left="113" w:right="113"/>
               <w:jc w:val="left"/>
             </w:pPr>
+            <w:proofErr w:type="spellStart"/>
             <w:r>
-              <w:t>BlazePose LIte</w:t>
+              <w:t>BlazePose</w:t>
             </w:r>
+            <w:proofErr w:type="spellEnd"/>
+            <w:r>
+              <w:t xml:space="preserve"> </w:t>
+            </w:r>
+            <w:proofErr w:type="spellStart"/>
+            <w:r>
+              <w:t>LIte</w:t>
+            </w:r>
+            <w:proofErr w:type="spellEnd"/>
           </w:p>
         </w:tc>
         <w:tc>
@@ -8830,9 +10476,19 @@
               <w:ind w:left="113" w:right="113"/>
               <w:jc w:val="left"/>
             </w:pPr>
+            <w:proofErr w:type="spellStart"/>
             <w:r>
-              <w:t>BlazePose Full</w:t>
+              <w:t>BlazePose</w:t>
             </w:r>
+            <w:proofErr w:type="spellEnd"/>
+            <w:r>
+              <w:t xml:space="preserve"> </w:t>
+            </w:r>
+            <w:proofErr w:type="spellStart"/>
+            <w:r>
+              <w:t>Full</w:t>
+            </w:r>
+            <w:proofErr w:type="spellEnd"/>
           </w:p>
         </w:tc>
         <w:tc>
@@ -8846,9 +10502,19 @@
               <w:ind w:left="113" w:right="113"/>
               <w:jc w:val="left"/>
             </w:pPr>
+            <w:proofErr w:type="spellStart"/>
             <w:r>
-              <w:t>BlazePose Heavy</w:t>
+              <w:t>BlazePose</w:t>
             </w:r>
+            <w:proofErr w:type="spellEnd"/>
+            <w:r>
+              <w:t xml:space="preserve"> </w:t>
+            </w:r>
+            <w:proofErr w:type="spellStart"/>
+            <w:r>
+              <w:t>Heavy</w:t>
+            </w:r>
+            <w:proofErr w:type="spellEnd"/>
           </w:p>
         </w:tc>
       </w:tr>
@@ -8861,8 +10527,13 @@
             <w:tcW w:w="894" w:type="dxa"/>
           </w:tcPr>
           <w:p>
+            <w:proofErr w:type="spellStart"/>
             <w:r>
-              <w:t>iPhone 17 Pro</w:t>
+              <w:t>iPhone</w:t>
+            </w:r>
+            <w:proofErr w:type="spellEnd"/>
+            <w:r>
+              <w:t xml:space="preserve"> 17 Pro</w:t>
             </w:r>
           </w:p>
         </w:tc>
@@ -8949,7 +10620,15 @@
           </w:tcPr>
           <w:p>
             <w:r>
-              <w:t>Samsung Galaxy A55</w:t>
+              <w:t xml:space="preserve">Samsung </w:t>
+            </w:r>
+            <w:proofErr w:type="spellStart"/>
+            <w:r>
+              <w:t>Galaxy</w:t>
+            </w:r>
+            <w:proofErr w:type="spellEnd"/>
+            <w:r>
+              <w:t xml:space="preserve"> A55</w:t>
             </w:r>
           </w:p>
         </w:tc>
@@ -9075,7 +10754,13 @@
         <w:t xml:space="preserve">. </w:t>
       </w:r>
       <w:r>
-        <w:t xml:space="preserve">Testno množico sestavlja 944 slik različnih oseb med različnimi telesnimi držami med </w:t>
+        <w:t xml:space="preserve">Testno množico sestavlja 944 slik različnih oseb </w:t>
+      </w:r>
+      <w:r>
+        <w:t>z</w:t>
+      </w:r>
+      <w:r>
+        <w:t xml:space="preserve"> različnimi telesnimi držami med </w:t>
       </w:r>
       <w:r>
         <w:lastRenderedPageBreak/>
@@ -9085,7 +10770,23 @@
         <w:t xml:space="preserve">Glavni izziv primerjave uspešnosti med modeli predstavlja določitev </w:t>
       </w:r>
       <w:r>
-        <w:t xml:space="preserve">referenčne resnice (ground truth). Ročno generiranje referenčne resnice za vsako sliko posebej je zelo časovno zamudno, uporaba specializiranih merilnih sistemov za pa je preveč zahtevno. </w:t>
+        <w:t>referenčne resnice (</w:t>
+      </w:r>
+      <w:proofErr w:type="spellStart"/>
+      <w:r>
+        <w:t>ground</w:t>
+      </w:r>
+      <w:proofErr w:type="spellEnd"/>
+      <w:r>
+        <w:t xml:space="preserve"> </w:t>
+      </w:r>
+      <w:proofErr w:type="spellStart"/>
+      <w:r>
+        <w:t>truth</w:t>
+      </w:r>
+      <w:proofErr w:type="spellEnd"/>
+      <w:r>
+        <w:t xml:space="preserve">). Ročno generiranje referenčne resnice za vsako sliko posebej je zelo časovno zamudno, uporaba specializiranih merilnih sistemov za pa je preveč zahtevno. </w:t>
       </w:r>
       <w:r>
         <w:t xml:space="preserve">Zaradi navedenih omejitev je kot približek referenčne resnice uporabljena napoved visokozmogljivega modela za prepoznavo drže RTMO-X, ki služi kot referenčni </w:t>
@@ -9134,17 +10835,811 @@
       <w:r>
         <w:t>MPJPE</w:t>
       </w:r>
-    </w:p>
-    <w:p>
-      <w:r>
-        <w:t>TU OPIŠI KAJ JE PA ENOTE PA TO</w:t>
-      </w:r>
-    </w:p>
+      <w:r>
+        <w:t xml:space="preserve"> </w:t>
+      </w:r>
+      <w:r>
+        <w:t>(</w:t>
+      </w:r>
+      <w:proofErr w:type="spellStart"/>
+      <w:r>
+        <w:t>Mean</w:t>
+      </w:r>
+      <w:proofErr w:type="spellEnd"/>
+      <w:r>
+        <w:t xml:space="preserve"> Per </w:t>
+      </w:r>
+      <w:proofErr w:type="spellStart"/>
+      <w:r>
+        <w:t>Joint</w:t>
+      </w:r>
+      <w:proofErr w:type="spellEnd"/>
+      <w:r>
+        <w:t xml:space="preserve"> </w:t>
+      </w:r>
+      <w:proofErr w:type="spellStart"/>
+      <w:r>
+        <w:t>Position</w:t>
+      </w:r>
+      <w:proofErr w:type="spellEnd"/>
+      <w:r>
+        <w:t xml:space="preserve"> </w:t>
+      </w:r>
+      <w:proofErr w:type="spellStart"/>
+      <w:r>
+        <w:t>Error</w:t>
+      </w:r>
+      <w:proofErr w:type="spellEnd"/>
+      <w:r>
+        <w:t>)</w:t>
+      </w:r>
+    </w:p>
+    <w:p>
+      <w:r>
+        <w:t xml:space="preserve">MPJPE velja za glavno metriko za prikaz napake med napovedano in dejansko vrednostjo. V kontekstu modelov za zaznavo telesne drže </w:t>
+      </w:r>
+      <w:r>
+        <w:t xml:space="preserve">MPJPE meri </w:t>
+      </w:r>
+      <w:r>
+        <w:t>povprečno razdaljo med sklepno točko referenčne resnice in napovedan</w:t>
+      </w:r>
+      <w:r>
+        <w:t>o</w:t>
+      </w:r>
+      <w:r>
+        <w:t xml:space="preserve"> sklepn</w:t>
+      </w:r>
+      <w:r>
+        <w:t>o</w:t>
+      </w:r>
+      <w:r>
+        <w:t xml:space="preserve"> točk</w:t>
+      </w:r>
+      <w:r>
+        <w:t>o</w:t>
+      </w:r>
+      <w:r>
+        <w:t xml:space="preserve">. Ta razdalja predstavlja napako napovedi in se izračuna za vsak sklep posebej. Končna vrednost predstavlja povprečje </w:t>
+      </w:r>
+      <w:r>
+        <w:t xml:space="preserve">vsote </w:t>
+      </w:r>
+      <w:r>
+        <w:t xml:space="preserve">napak </w:t>
+      </w:r>
+      <w:r>
+        <w:t>čez število okvirjev</w:t>
+      </w:r>
+      <w:r>
+        <w:t>.</w:t>
+      </w:r>
+    </w:p>
+    <w:p>
+      <w:pPr>
+        <w:pStyle w:val="Caption"/>
+        <w:keepNext/>
+      </w:pPr>
+      <w:bookmarkStart w:id="37" w:name="_Toc226963943"/>
+      <w:bookmarkStart w:id="38" w:name="_Ref226964869"/>
+      <w:r>
+        <w:t xml:space="preserve">Enačba </w:t>
+      </w:r>
+      <w:fldSimple w:instr=" SEQ Enačba \* ARABIC ">
+        <w:r>
+          <w:rPr>
+            <w:noProof/>
+          </w:rPr>
+          <w:t>1</w:t>
+        </w:r>
+      </w:fldSimple>
+      <w:r>
+        <w:t>: Napaka med referenčno in napovedano sklepno točko</w:t>
+      </w:r>
+      <w:bookmarkEnd w:id="37"/>
+      <w:bookmarkEnd w:id="38"/>
+    </w:p>
+    <w:p>
+      <m:oMathPara>
+        <m:oMath>
+          <m:sSub>
+            <m:sSubPr>
+              <m:ctrlPr>
+                <w:rPr>
+                  <w:rFonts w:ascii="Cambria Math" w:hAnsi="Cambria Math"/>
+                  <w:i/>
+                </w:rPr>
+              </m:ctrlPr>
+            </m:sSubPr>
+            <m:e>
+              <m:r>
+                <w:rPr>
+                  <w:rFonts w:ascii="Cambria Math" w:hAnsi="Cambria Math"/>
+                </w:rPr>
+                <m:t>e</m:t>
+              </m:r>
+            </m:e>
+            <m:sub>
+              <m:r>
+                <w:rPr>
+                  <w:rFonts w:ascii="Cambria Math" w:hAnsi="Cambria Math"/>
+                </w:rPr>
+                <m:t>i,j</m:t>
+              </m:r>
+            </m:sub>
+          </m:sSub>
+          <m:r>
+            <w:rPr>
+              <w:rFonts w:ascii="Cambria Math" w:hAnsi="Cambria Math"/>
+            </w:rPr>
+            <m:t>=</m:t>
+          </m:r>
+          <m:sSub>
+            <m:sSubPr>
+              <m:ctrlPr>
+                <w:rPr>
+                  <w:rFonts w:ascii="Cambria Math" w:hAnsi="Cambria Math"/>
+                  <w:i/>
+                </w:rPr>
+              </m:ctrlPr>
+            </m:sSubPr>
+            <m:e>
+              <m:d>
+                <m:dPr>
+                  <m:begChr m:val="|"/>
+                  <m:endChr m:val="|"/>
+                  <m:ctrlPr>
+                    <w:rPr>
+                      <w:rFonts w:ascii="Cambria Math" w:hAnsi="Cambria Math"/>
+                      <w:i/>
+                    </w:rPr>
+                  </m:ctrlPr>
+                </m:dPr>
+                <m:e>
+                  <m:sSub>
+                    <m:sSubPr>
+                      <m:ctrlPr>
+                        <w:rPr>
+                          <w:rFonts w:ascii="Cambria Math" w:hAnsi="Cambria Math"/>
+                          <w:i/>
+                        </w:rPr>
+                      </m:ctrlPr>
+                    </m:sSubPr>
+                    <m:e>
+                      <m:acc>
+                        <m:accPr>
+                          <m:ctrlPr>
+                            <w:rPr>
+                              <w:rFonts w:ascii="Cambria Math" w:hAnsi="Cambria Math"/>
+                              <w:i/>
+                            </w:rPr>
+                          </m:ctrlPr>
+                        </m:accPr>
+                        <m:e>
+                          <m:r>
+                            <w:rPr>
+                              <w:rFonts w:ascii="Cambria Math" w:hAnsi="Cambria Math"/>
+                            </w:rPr>
+                            <m:t>p</m:t>
+                          </m:r>
+                        </m:e>
+                      </m:acc>
+                    </m:e>
+                    <m:sub>
+                      <m:r>
+                        <w:rPr>
+                          <w:rFonts w:ascii="Cambria Math" w:hAnsi="Cambria Math"/>
+                        </w:rPr>
+                        <m:t>i,j</m:t>
+                      </m:r>
+                    </m:sub>
+                  </m:sSub>
+                  <m:r>
+                    <w:rPr>
+                      <w:rFonts w:ascii="Cambria Math" w:hAnsi="Cambria Math"/>
+                    </w:rPr>
+                    <m:t>-</m:t>
+                  </m:r>
+                  <m:sSub>
+                    <m:sSubPr>
+                      <m:ctrlPr>
+                        <w:rPr>
+                          <w:rFonts w:ascii="Cambria Math" w:hAnsi="Cambria Math"/>
+                          <w:i/>
+                        </w:rPr>
+                      </m:ctrlPr>
+                    </m:sSubPr>
+                    <m:e>
+                      <m:r>
+                        <w:rPr>
+                          <w:rFonts w:ascii="Cambria Math" w:hAnsi="Cambria Math"/>
+                        </w:rPr>
+                        <m:t>p</m:t>
+                      </m:r>
+                    </m:e>
+                    <m:sub>
+                      <m:r>
+                        <w:rPr>
+                          <w:rFonts w:ascii="Cambria Math" w:hAnsi="Cambria Math"/>
+                        </w:rPr>
+                        <m:t>i,j</m:t>
+                      </m:r>
+                    </m:sub>
+                  </m:sSub>
+                </m:e>
+              </m:d>
+            </m:e>
+            <m:sub>
+              <m:r>
+                <w:rPr>
+                  <w:rFonts w:ascii="Cambria Math" w:hAnsi="Cambria Math"/>
+                </w:rPr>
+                <m:t>2</m:t>
+              </m:r>
+            </m:sub>
+          </m:sSub>
+          <m:r>
+            <w:rPr>
+              <w:rFonts w:ascii="Cambria Math" w:hAnsi="Cambria Math"/>
+            </w:rPr>
+            <m:t>=</m:t>
+          </m:r>
+          <m:rad>
+            <m:radPr>
+              <m:degHide m:val="1"/>
+              <m:ctrlPr>
+                <w:rPr>
+                  <w:rFonts w:ascii="Cambria Math" w:hAnsi="Cambria Math"/>
+                  <w:i/>
+                </w:rPr>
+              </m:ctrlPr>
+            </m:radPr>
+            <m:deg/>
+            <m:e>
+              <m:sSup>
+                <m:sSupPr>
+                  <m:ctrlPr>
+                    <w:rPr>
+                      <w:rFonts w:ascii="Cambria Math" w:hAnsi="Cambria Math"/>
+                      <w:i/>
+                    </w:rPr>
+                  </m:ctrlPr>
+                </m:sSupPr>
+                <m:e>
+                  <m:r>
+                    <w:rPr>
+                      <w:rFonts w:ascii="Cambria Math" w:hAnsi="Cambria Math"/>
+                    </w:rPr>
+                    <m:t>(</m:t>
+                  </m:r>
+                  <m:sSub>
+                    <m:sSubPr>
+                      <m:ctrlPr>
+                        <w:rPr>
+                          <w:rFonts w:ascii="Cambria Math" w:hAnsi="Cambria Math"/>
+                          <w:i/>
+                        </w:rPr>
+                      </m:ctrlPr>
+                    </m:sSubPr>
+                    <m:e>
+                      <m:acc>
+                        <m:accPr>
+                          <m:ctrlPr>
+                            <w:rPr>
+                              <w:rFonts w:ascii="Cambria Math" w:hAnsi="Cambria Math"/>
+                              <w:i/>
+                            </w:rPr>
+                          </m:ctrlPr>
+                        </m:accPr>
+                        <m:e>
+                          <m:r>
+                            <w:rPr>
+                              <w:rFonts w:ascii="Cambria Math" w:hAnsi="Cambria Math"/>
+                            </w:rPr>
+                            <m:t>x</m:t>
+                          </m:r>
+                        </m:e>
+                      </m:acc>
+                    </m:e>
+                    <m:sub>
+                      <m:r>
+                        <w:rPr>
+                          <w:rFonts w:ascii="Cambria Math" w:hAnsi="Cambria Math"/>
+                        </w:rPr>
+                        <m:t>i,j</m:t>
+                      </m:r>
+                    </m:sub>
+                  </m:sSub>
+                  <m:r>
+                    <w:rPr>
+                      <w:rFonts w:ascii="Cambria Math" w:hAnsi="Cambria Math"/>
+                    </w:rPr>
+                    <m:t>-</m:t>
+                  </m:r>
+                  <m:sSub>
+                    <m:sSubPr>
+                      <m:ctrlPr>
+                        <w:rPr>
+                          <w:rFonts w:ascii="Cambria Math" w:hAnsi="Cambria Math"/>
+                          <w:i/>
+                        </w:rPr>
+                      </m:ctrlPr>
+                    </m:sSubPr>
+                    <m:e>
+                      <m:r>
+                        <w:rPr>
+                          <w:rFonts w:ascii="Cambria Math" w:hAnsi="Cambria Math"/>
+                        </w:rPr>
+                        <m:t>x</m:t>
+                      </m:r>
+                    </m:e>
+                    <m:sub>
+                      <m:r>
+                        <w:rPr>
+                          <w:rFonts w:ascii="Cambria Math" w:hAnsi="Cambria Math"/>
+                        </w:rPr>
+                        <m:t>i,j</m:t>
+                      </m:r>
+                    </m:sub>
+                  </m:sSub>
+                  <m:r>
+                    <w:rPr>
+                      <w:rFonts w:ascii="Cambria Math" w:hAnsi="Cambria Math"/>
+                    </w:rPr>
+                    <m:t>)</m:t>
+                  </m:r>
+                </m:e>
+                <m:sup>
+                  <m:r>
+                    <w:rPr>
+                      <w:rFonts w:ascii="Cambria Math" w:hAnsi="Cambria Math"/>
+                    </w:rPr>
+                    <m:t>2</m:t>
+                  </m:r>
+                </m:sup>
+              </m:sSup>
+              <m:r>
+                <w:rPr>
+                  <w:rFonts w:ascii="Cambria Math" w:hAnsi="Cambria Math"/>
+                </w:rPr>
+                <m:t>+</m:t>
+              </m:r>
+              <m:sSup>
+                <m:sSupPr>
+                  <m:ctrlPr>
+                    <w:rPr>
+                      <w:rFonts w:ascii="Cambria Math" w:hAnsi="Cambria Math"/>
+                      <w:i/>
+                    </w:rPr>
+                  </m:ctrlPr>
+                </m:sSupPr>
+                <m:e>
+                  <m:r>
+                    <w:rPr>
+                      <w:rFonts w:ascii="Cambria Math" w:hAnsi="Cambria Math"/>
+                    </w:rPr>
+                    <m:t>(</m:t>
+                  </m:r>
+                  <m:sSub>
+                    <m:sSubPr>
+                      <m:ctrlPr>
+                        <w:rPr>
+                          <w:rFonts w:ascii="Cambria Math" w:hAnsi="Cambria Math"/>
+                          <w:i/>
+                        </w:rPr>
+                      </m:ctrlPr>
+                    </m:sSubPr>
+                    <m:e>
+                      <m:acc>
+                        <m:accPr>
+                          <m:ctrlPr>
+                            <w:rPr>
+                              <w:rFonts w:ascii="Cambria Math" w:hAnsi="Cambria Math"/>
+                              <w:i/>
+                            </w:rPr>
+                          </m:ctrlPr>
+                        </m:accPr>
+                        <m:e>
+                          <m:r>
+                            <w:rPr>
+                              <w:rFonts w:ascii="Cambria Math" w:hAnsi="Cambria Math"/>
+                            </w:rPr>
+                            <m:t>y</m:t>
+                          </m:r>
+                        </m:e>
+                      </m:acc>
+                    </m:e>
+                    <m:sub>
+                      <m:r>
+                        <w:rPr>
+                          <w:rFonts w:ascii="Cambria Math" w:hAnsi="Cambria Math"/>
+                        </w:rPr>
+                        <m:t>i,j</m:t>
+                      </m:r>
+                    </m:sub>
+                  </m:sSub>
+                  <m:r>
+                    <w:rPr>
+                      <w:rFonts w:ascii="Cambria Math" w:hAnsi="Cambria Math"/>
+                    </w:rPr>
+                    <m:t>-</m:t>
+                  </m:r>
+                  <m:sSub>
+                    <m:sSubPr>
+                      <m:ctrlPr>
+                        <w:rPr>
+                          <w:rFonts w:ascii="Cambria Math" w:hAnsi="Cambria Math"/>
+                          <w:i/>
+                        </w:rPr>
+                      </m:ctrlPr>
+                    </m:sSubPr>
+                    <m:e>
+                      <m:r>
+                        <w:rPr>
+                          <w:rFonts w:ascii="Cambria Math" w:hAnsi="Cambria Math"/>
+                        </w:rPr>
+                        <m:t>y</m:t>
+                      </m:r>
+                    </m:e>
+                    <m:sub>
+                      <m:r>
+                        <w:rPr>
+                          <w:rFonts w:ascii="Cambria Math" w:hAnsi="Cambria Math"/>
+                        </w:rPr>
+                        <m:t>i,j</m:t>
+                      </m:r>
+                    </m:sub>
+                  </m:sSub>
+                  <m:r>
+                    <w:rPr>
+                      <w:rFonts w:ascii="Cambria Math" w:hAnsi="Cambria Math"/>
+                    </w:rPr>
+                    <m:t>)</m:t>
+                  </m:r>
+                </m:e>
+                <m:sup>
+                  <m:r>
+                    <w:rPr>
+                      <w:rFonts w:ascii="Cambria Math" w:hAnsi="Cambria Math"/>
+                    </w:rPr>
+                    <m:t>2</m:t>
+                  </m:r>
+                </m:sup>
+              </m:sSup>
+            </m:e>
+          </m:rad>
+        </m:oMath>
+      </m:oMathPara>
+    </w:p>
+    <w:p>
+      <w:pPr>
+        <w:pStyle w:val="Caption"/>
+        <w:keepNext/>
+      </w:pPr>
+      <w:bookmarkStart w:id="39" w:name="_Toc226963944"/>
+      <w:bookmarkStart w:id="40" w:name="_Ref226964808"/>
+      <w:r>
+        <w:t xml:space="preserve">Enačba </w:t>
+      </w:r>
+      <w:fldSimple w:instr=" SEQ Enačba \* ARABIC ">
+        <w:r>
+          <w:rPr>
+            <w:noProof/>
+          </w:rPr>
+          <w:t>2</w:t>
+        </w:r>
+      </w:fldSimple>
+      <w:r>
+        <w:t>: MPJPE</w:t>
+      </w:r>
+      <w:bookmarkEnd w:id="39"/>
+      <w:bookmarkEnd w:id="40"/>
+    </w:p>
+    <w:p>
+      <m:oMathPara>
+        <m:oMath>
+          <m:r>
+            <w:rPr>
+              <w:rFonts w:ascii="Cambria Math" w:hAnsi="Cambria Math"/>
+            </w:rPr>
+            <m:t>MPJPE=</m:t>
+          </m:r>
+          <m:f>
+            <m:fPr>
+              <m:ctrlPr>
+                <w:rPr>
+                  <w:rFonts w:ascii="Cambria Math" w:hAnsi="Cambria Math"/>
+                  <w:i/>
+                </w:rPr>
+              </m:ctrlPr>
+            </m:fPr>
+            <m:num>
+              <m:r>
+                <w:rPr>
+                  <w:rFonts w:ascii="Cambria Math" w:hAnsi="Cambria Math"/>
+                </w:rPr>
+                <m:t>1</m:t>
+              </m:r>
+            </m:num>
+            <m:den>
+              <m:r>
+                <w:rPr>
+                  <w:rFonts w:ascii="Cambria Math" w:hAnsi="Cambria Math"/>
+                </w:rPr>
+                <m:t>N*K</m:t>
+              </m:r>
+            </m:den>
+          </m:f>
+          <m:nary>
+            <m:naryPr>
+              <m:chr m:val="∑"/>
+              <m:limLoc m:val="undOvr"/>
+              <m:ctrlPr>
+                <w:rPr>
+                  <w:rFonts w:ascii="Cambria Math" w:hAnsi="Cambria Math"/>
+                  <w:i/>
+                </w:rPr>
+              </m:ctrlPr>
+            </m:naryPr>
+            <m:sub>
+              <m:r>
+                <w:rPr>
+                  <w:rFonts w:ascii="Cambria Math" w:hAnsi="Cambria Math"/>
+                </w:rPr>
+                <m:t>i=1</m:t>
+              </m:r>
+            </m:sub>
+            <m:sup>
+              <m:r>
+                <w:rPr>
+                  <w:rFonts w:ascii="Cambria Math" w:hAnsi="Cambria Math"/>
+                </w:rPr>
+                <m:t>N</m:t>
+              </m:r>
+            </m:sup>
+            <m:e>
+              <m:nary>
+                <m:naryPr>
+                  <m:chr m:val="∑"/>
+                  <m:limLoc m:val="undOvr"/>
+                  <m:ctrlPr>
+                    <w:rPr>
+                      <w:rFonts w:ascii="Cambria Math" w:hAnsi="Cambria Math"/>
+                      <w:i/>
+                    </w:rPr>
+                  </m:ctrlPr>
+                </m:naryPr>
+                <m:sub>
+                  <m:r>
+                    <w:rPr>
+                      <w:rFonts w:ascii="Cambria Math" w:hAnsi="Cambria Math"/>
+                    </w:rPr>
+                    <m:t>j=1</m:t>
+                  </m:r>
+                </m:sub>
+                <m:sup>
+                  <m:r>
+                    <w:rPr>
+                      <w:rFonts w:ascii="Cambria Math" w:hAnsi="Cambria Math"/>
+                    </w:rPr>
+                    <m:t>K</m:t>
+                  </m:r>
+                </m:sup>
+                <m:e>
+                  <m:sSub>
+                    <m:sSubPr>
+                      <m:ctrlPr>
+                        <w:rPr>
+                          <w:rFonts w:ascii="Cambria Math" w:hAnsi="Cambria Math"/>
+                          <w:i/>
+                        </w:rPr>
+                      </m:ctrlPr>
+                    </m:sSubPr>
+                    <m:e>
+                      <m:r>
+                        <w:rPr>
+                          <w:rFonts w:ascii="Cambria Math" w:hAnsi="Cambria Math"/>
+                        </w:rPr>
+                        <m:t>e</m:t>
+                      </m:r>
+                    </m:e>
+                    <m:sub>
+                      <m:r>
+                        <w:rPr>
+                          <w:rFonts w:ascii="Cambria Math" w:hAnsi="Cambria Math"/>
+                        </w:rPr>
+                        <m:t>i,j</m:t>
+                      </m:r>
+                    </m:sub>
+                  </m:sSub>
+                </m:e>
+              </m:nary>
+            </m:e>
+          </m:nary>
+        </m:oMath>
+      </m:oMathPara>
+    </w:p>
+    <w:p>
+      <w:r>
+        <w:t xml:space="preserve">V enačbi </w:t>
+      </w:r>
+      <w:r>
+        <w:fldChar w:fldCharType="begin"/>
+      </w:r>
+      <w:r>
+        <w:instrText xml:space="preserve"> REF _Ref226964808 \h </w:instrText>
+      </w:r>
+      <w:r>
+        <w:fldChar w:fldCharType="separate"/>
+      </w:r>
+      <w:r>
+        <w:t xml:space="preserve">Enačba </w:t>
+      </w:r>
+      <w:r>
+        <w:rPr>
+          <w:noProof/>
+        </w:rPr>
+        <w:t>2</w:t>
+      </w:r>
+      <w:r>
+        <w:t>: MPJPE</w:t>
+      </w:r>
+      <w:r>
+        <w:fldChar w:fldCharType="end"/>
+      </w:r>
+      <w:r>
+        <w:t xml:space="preserve"> simbol N predstavlja število okvirjev, simbol K pa število sklepnih točk, nad katerimi se za vsak okvir izračuna napaka</w:t>
+      </w:r>
+      <w:r>
+        <w:t xml:space="preserve"> napovedi</w:t>
+      </w:r>
+      <w:r>
+        <w:t xml:space="preserve">, ki se izračuna po enačbi </w:t>
+      </w:r>
+      <w:r>
+        <w:fldChar w:fldCharType="begin"/>
+      </w:r>
+      <w:r>
+        <w:instrText xml:space="preserve"> REF _Ref226964869 \h </w:instrText>
+      </w:r>
+      <w:r>
+        <w:fldChar w:fldCharType="separate"/>
+      </w:r>
+      <w:r>
+        <w:t xml:space="preserve">Enačba </w:t>
+      </w:r>
+      <w:r>
+        <w:rPr>
+          <w:noProof/>
+        </w:rPr>
+        <w:t>1</w:t>
+      </w:r>
+      <w:r>
+        <w:t>: Napaka med referenčno in napovedano sklepno točko</w:t>
+      </w:r>
+      <w:r>
+        <w:fldChar w:fldCharType="end"/>
+      </w:r>
+      <w:r>
+        <w:t>.</w:t>
+      </w:r>
+    </w:p>
+    <w:p/>
+    <w:p>
+      <w:r>
+        <w:t xml:space="preserve">Na sliki </w:t>
+      </w:r>
+      <w:r>
+        <w:fldChar w:fldCharType="begin"/>
+      </w:r>
+      <w:r>
+        <w:instrText xml:space="preserve"> REF _Ref226964904 \h </w:instrText>
+      </w:r>
+      <w:r>
+        <w:fldChar w:fldCharType="separate"/>
+      </w:r>
+      <w:r>
+        <w:t xml:space="preserve">Slika </w:t>
+      </w:r>
+      <w:r>
+        <w:rPr>
+          <w:noProof/>
+        </w:rPr>
+        <w:t>4</w:t>
+      </w:r>
+      <w:r>
+        <w:t>: Rezultati MPJPE nad izbranimi modeli</w:t>
+      </w:r>
+      <w:r>
+        <w:fldChar w:fldCharType="end"/>
+      </w:r>
+      <w:r>
+        <w:t xml:space="preserve"> so prikazani rezultati MPJPE nad izbranimi modeli. </w:t>
+      </w:r>
+      <w:r>
+        <w:t xml:space="preserve">MPJPE </w:t>
+      </w:r>
+      <w:r>
+        <w:t xml:space="preserve">na </w:t>
+      </w:r>
+      <w:r>
+        <w:t>graf</w:t>
+      </w:r>
+      <w:r>
+        <w:t>u</w:t>
+      </w:r>
+      <w:r>
+        <w:t xml:space="preserve"> predstavlja </w:t>
+      </w:r>
+      <w:r>
+        <w:t>napako med koordinatami sklepnih točk referenčne resnice in napovedanih sklepnih točk</w:t>
+      </w:r>
+      <w:r>
+        <w:t>. K</w:t>
+      </w:r>
+      <w:r>
+        <w:t>oordinate</w:t>
+      </w:r>
+      <w:r>
+        <w:t xml:space="preserve"> sklepnih točk</w:t>
+      </w:r>
+      <w:r>
+        <w:t xml:space="preserve"> </w:t>
+      </w:r>
+      <w:r>
+        <w:t>so</w:t>
+      </w:r>
+      <w:r>
+        <w:t xml:space="preserve"> </w:t>
+      </w:r>
+      <w:r>
+        <w:t xml:space="preserve">normalizirane </w:t>
+      </w:r>
+      <w:r>
+        <w:t>glede na dimenzije slike</w:t>
+      </w:r>
+      <w:r>
+        <w:t>. V</w:t>
+      </w:r>
+      <w:r>
+        <w:t>elja:</w:t>
+      </w:r>
+    </w:p>
+    <w:p>
+      <w:pPr>
+        <w:pStyle w:val="ListParagraph"/>
+        <w:numPr>
+          <w:ilvl w:val="0"/>
+          <w:numId w:val="69"/>
+        </w:numPr>
+      </w:pPr>
+      <w:r>
+        <w:lastRenderedPageBreak/>
+        <w:t>x = 0 predstavlja levi rob slike, x = 1 pa desni rob (normalizacija glede na širino slike)</w:t>
+      </w:r>
+    </w:p>
+    <w:p>
+      <w:pPr>
+        <w:pStyle w:val="ListParagraph"/>
+        <w:numPr>
+          <w:ilvl w:val="0"/>
+          <w:numId w:val="69"/>
+        </w:numPr>
+      </w:pPr>
+      <w:r>
+        <w:t>y = 0 predstavlja zgornji rob slike, y = 1 pa spodnji rob (normalizacije glede na višino slike)</w:t>
+      </w:r>
+    </w:p>
+    <w:p/>
     <w:p>
       <w:pPr>
         <w:pStyle w:val="Images"/>
-      </w:pPr>
-      <w:r>
+        <w:jc w:val="both"/>
+      </w:pPr>
+      <w:r>
+        <w:rPr>
+          <w:noProof/>
+        </w:rPr>
         <w:drawing>
           <wp:inline distT="0" distB="0" distL="0" distR="0" wp14:anchorId="00C48636" wp14:editId="6AF54BF7">
             <wp:extent cx="5827220" cy="2853267"/>
@@ -9184,8 +11679,199 @@
     </w:p>
     <w:p>
       <w:pPr>
-        <w:pStyle w:val="Images"/>
-      </w:pPr>
+        <w:pStyle w:val="Caption"/>
+      </w:pPr>
+      <w:bookmarkStart w:id="41" w:name="_Ref226964904"/>
+      <w:r>
+        <w:t xml:space="preserve">Slika </w:t>
+      </w:r>
+      <w:fldSimple w:instr=" SEQ Slika \* ARABIC ">
+        <w:r>
+          <w:rPr>
+            <w:noProof/>
+          </w:rPr>
+          <w:t>4</w:t>
+        </w:r>
+      </w:fldSimple>
+      <w:r>
+        <w:t>: Rezultati MPJPE nad izbranimi modeli</w:t>
+      </w:r>
+      <w:bookmarkEnd w:id="41"/>
+    </w:p>
+    <w:p/>
+    <w:p>
+      <w:r>
+        <w:t xml:space="preserve">Iz grafa je razvidno, da so napovedi družine modelov </w:t>
+      </w:r>
+      <w:proofErr w:type="spellStart"/>
+      <w:r>
+        <w:t>Mediapipe</w:t>
+      </w:r>
+      <w:proofErr w:type="spellEnd"/>
+      <w:r>
+        <w:t xml:space="preserve"> Pose </w:t>
+      </w:r>
+      <w:proofErr w:type="spellStart"/>
+      <w:r>
+        <w:t>Landmarker</w:t>
+      </w:r>
+      <w:proofErr w:type="spellEnd"/>
+      <w:r>
+        <w:t xml:space="preserve"> v povprečju najman</w:t>
+      </w:r>
+      <w:r>
+        <w:t>j</w:t>
+      </w:r>
+      <w:r>
+        <w:t xml:space="preserve"> razlikuje</w:t>
+      </w:r>
+      <w:r>
+        <w:t>jo</w:t>
+      </w:r>
+      <w:r>
+        <w:t xml:space="preserve"> od napovedi modela RTMO-X</w:t>
+      </w:r>
+      <w:r>
+        <w:t xml:space="preserve">. Razlike med znotraj družine modelov so pričakovane: </w:t>
+      </w:r>
+      <w:proofErr w:type="spellStart"/>
+      <w:r>
+        <w:t>Heavy</w:t>
+      </w:r>
+      <w:proofErr w:type="spellEnd"/>
+      <w:r>
+        <w:t xml:space="preserve"> je najbolj natančen, </w:t>
+      </w:r>
+      <w:proofErr w:type="spellStart"/>
+      <w:r>
+        <w:t>Full</w:t>
+      </w:r>
+      <w:proofErr w:type="spellEnd"/>
+      <w:r>
+        <w:t xml:space="preserve"> srednje natančen</w:t>
+      </w:r>
+      <w:r>
+        <w:t xml:space="preserve"> in Lite najmanj natančen</w:t>
+      </w:r>
+      <w:r>
+        <w:t>.</w:t>
+      </w:r>
+      <w:r>
+        <w:t xml:space="preserve"> Z največjim odstopanjem izstopata </w:t>
+      </w:r>
+      <w:proofErr w:type="spellStart"/>
+      <w:r>
+        <w:t>PoseNet</w:t>
+      </w:r>
+      <w:proofErr w:type="spellEnd"/>
+      <w:r>
+        <w:t xml:space="preserve"> modela.</w:t>
+      </w:r>
+    </w:p>
+    <w:p>
+      <w:pPr>
+        <w:pStyle w:val="Heading3"/>
+      </w:pPr>
+      <w:r>
+        <w:t>PCK</w:t>
+      </w:r>
+      <w:r>
+        <w:t xml:space="preserve"> </w:t>
+      </w:r>
+      <w:r>
+        <w:t>(</w:t>
+      </w:r>
+      <w:proofErr w:type="spellStart"/>
+      <w:r>
+        <w:t>Percentage</w:t>
+      </w:r>
+      <w:proofErr w:type="spellEnd"/>
+      <w:r>
+        <w:t xml:space="preserve"> </w:t>
+      </w:r>
+      <w:proofErr w:type="spellStart"/>
+      <w:r>
+        <w:t>of</w:t>
+      </w:r>
+      <w:proofErr w:type="spellEnd"/>
+      <w:r>
+        <w:t xml:space="preserve"> </w:t>
+      </w:r>
+      <w:proofErr w:type="spellStart"/>
+      <w:r>
+        <w:t>Correct</w:t>
+      </w:r>
+      <w:proofErr w:type="spellEnd"/>
+      <w:r>
+        <w:t xml:space="preserve"> </w:t>
+      </w:r>
+      <w:proofErr w:type="spellStart"/>
+      <w:r>
+        <w:t>Keypoints</w:t>
+      </w:r>
+      <w:proofErr w:type="spellEnd"/>
+      <w:r>
+        <w:t>)</w:t>
+      </w:r>
+    </w:p>
+    <w:p>
+      <w:r>
+        <w:t>TO IMPLEMENT FIRST()</w:t>
+      </w:r>
+    </w:p>
+    <w:p>
+      <w:pPr>
+        <w:pStyle w:val="Heading3"/>
+      </w:pPr>
+      <w:r>
+        <w:t>Napaka napovedi celotne telesne drže</w:t>
+      </w:r>
+    </w:p>
+    <w:p>
+      <w:r>
+        <w:t xml:space="preserve">TU OPIŠI DA JE TO </w:t>
+      </w:r>
+      <w:r>
+        <w:t>»</w:t>
+      </w:r>
+      <w:r>
+        <w:t>TVOJA</w:t>
+      </w:r>
+      <w:r>
+        <w:t>«</w:t>
+      </w:r>
+      <w:r>
+        <w:t xml:space="preserve"> METRIKA</w:t>
+      </w:r>
+    </w:p>
+    <w:p/>
+    <w:p>
+      <w:r>
+        <w:t>TU PRIKAŽI TUDI BY KEYPOINT ERRORJE MED NAJSLABŠE PERFORMANIM IN NAJBOLJŠE PERFORMANIM MODELOM IN ARGUMENTIRAJ</w:t>
+      </w:r>
+    </w:p>
+    <w:p>
+      <w:pPr>
+        <w:spacing w:line="240" w:lineRule="auto"/>
+        <w:jc w:val="left"/>
+        <w:rPr>
+          <w:rFonts w:cs="Times New Roman"/>
+          <w:b/>
+          <w:bCs/>
+          <w:caps/>
+          <w:kern w:val="32"/>
+          <w:sz w:val="36"/>
+          <w:szCs w:val="36"/>
+        </w:rPr>
+      </w:pPr>
+      <w:r>
+        <w:rPr>
+          <w:b/>
+          <w:sz w:val="36"/>
+          <w:szCs w:val="36"/>
+        </w:rPr>
+        <w:br w:type="page"/>
+      </w:r>
     </w:p>
     <w:p>
       <w:pPr>
@@ -9205,6 +11891,7 @@
           <w:szCs w:val="36"/>
           <w:lang w:val="sl-SI"/>
         </w:rPr>
+        <w:lastRenderedPageBreak/>
         <w:t>SPREMLJANJE IN ANALI</w:t>
       </w:r>
       <w:r>
@@ -9268,11 +11955,7 @@
         <w:t xml:space="preserve"> </w:t>
       </w:r>
       <w:r>
-        <w:t xml:space="preserve">Spremljanje in analiza je namenjena za določeno predpisano serijo vadbe. Predpisana serija je najpogosteje sestavljen iz </w:t>
-      </w:r>
-      <w:r>
-        <w:lastRenderedPageBreak/>
-        <w:t>predpisanega števila ponovitev, predpisane teže uteži, predpisane hitrosti izvajanja in predpisanega časa okrevanja med zaključkom trenutne in začetkom naslednje serije iste vaje.</w:t>
+        <w:t>Spremljanje in analiza je namenjena za določeno predpisano serijo vadbe. Predpisana serija je najpogosteje sestavljen iz predpisanega števila ponovitev, predpisane teže uteži, predpisane hitrosti izvajanja in predpisanega časa okrevanja med zaključkom trenutne in začetkom naslednje serije iste vaje.</w:t>
       </w:r>
     </w:p>
     <w:p/>
@@ -9284,11 +11967,11 @@
           <w:tab w:val="num" w:pos="567"/>
         </w:tabs>
       </w:pPr>
-      <w:bookmarkStart w:id="37" w:name="_Toc225593982"/>
+      <w:bookmarkStart w:id="42" w:name="_Toc225593982"/>
       <w:r>
         <w:t>Mehanizem stanj</w:t>
       </w:r>
-      <w:bookmarkEnd w:id="37"/>
+      <w:bookmarkEnd w:id="42"/>
     </w:p>
     <w:p>
       <w:r>
@@ -9461,11 +12144,12 @@
       <w:pPr>
         <w:pStyle w:val="Heading3"/>
       </w:pPr>
-      <w:bookmarkStart w:id="38" w:name="_Toc225593983"/>
-      <w:r>
+      <w:bookmarkStart w:id="43" w:name="_Toc225593983"/>
+      <w:r>
+        <w:lastRenderedPageBreak/>
         <w:t>Stanje NI_V_KADRU</w:t>
       </w:r>
-      <w:bookmarkEnd w:id="38"/>
+      <w:bookmarkEnd w:id="43"/>
     </w:p>
     <w:p>
       <w:r>
@@ -9498,7 +12182,6 @@
           <w:sz w:val="44"/>
           <w:szCs w:val="44"/>
         </w:rPr>
-        <w:lastRenderedPageBreak/>
         <w:t>SLIKA</w:t>
       </w:r>
       <w:r>
@@ -9514,11 +12197,11 @@
       <w:pPr>
         <w:pStyle w:val="Heading3"/>
       </w:pPr>
-      <w:bookmarkStart w:id="39" w:name="_Toc225593984"/>
+      <w:bookmarkStart w:id="44" w:name="_Toc225593984"/>
       <w:r>
         <w:t>Stanje NI_OBRNJEN_PROTI_KAMERI</w:t>
       </w:r>
-      <w:bookmarkEnd w:id="39"/>
+      <w:bookmarkEnd w:id="44"/>
     </w:p>
     <w:p>
       <w:r>
@@ -9561,11 +12244,11 @@
       <w:pPr>
         <w:pStyle w:val="Heading3"/>
       </w:pPr>
-      <w:bookmarkStart w:id="40" w:name="_Toc225593985"/>
+      <w:bookmarkStart w:id="45" w:name="_Toc225593985"/>
       <w:r>
         <w:t>Stanje NI_PRI_MIRU</w:t>
       </w:r>
-      <w:bookmarkEnd w:id="40"/>
+      <w:bookmarkEnd w:id="45"/>
     </w:p>
     <w:p>
       <w:r>
@@ -9654,11 +12337,11 @@
       <w:pPr>
         <w:pStyle w:val="Heading3"/>
       </w:pPr>
-      <w:bookmarkStart w:id="41" w:name="_Toc225593986"/>
+      <w:bookmarkStart w:id="46" w:name="_Toc225593986"/>
       <w:r>
         <w:t>Stanje ZAČETNI_POGOJI_DRŽE_NISO_IZPOLNJENI</w:t>
       </w:r>
-      <w:bookmarkEnd w:id="41"/>
+      <w:bookmarkEnd w:id="46"/>
     </w:p>
     <w:p>
       <w:r>
@@ -9692,7 +12375,11 @@
         <w:t xml:space="preserve">, </w:t>
       </w:r>
       <w:r>
-        <w:t>specificirati pravila, za zaznavo napačne začetne drže. Pravilo preverja eno izmed naslednjih pogojev:</w:t>
+        <w:t xml:space="preserve">specificirati </w:t>
+      </w:r>
+      <w:r>
+        <w:lastRenderedPageBreak/>
+        <w:t>pravila, za zaznavo napačne začetne drže. Pravilo preverja eno izmed naslednjih pogojev:</w:t>
       </w:r>
     </w:p>
     <w:p>
@@ -9760,7 +12447,6 @@
           <w:sz w:val="44"/>
           <w:szCs w:val="44"/>
         </w:rPr>
-        <w:lastRenderedPageBreak/>
         <w:t xml:space="preserve">SLIKA PRED HALF SQUAT </w:t>
       </w:r>
       <w:r>
@@ -9789,11 +12475,11 @@
       <w:pPr>
         <w:pStyle w:val="Heading3"/>
       </w:pPr>
-      <w:bookmarkStart w:id="42" w:name="_Toc225593987"/>
+      <w:bookmarkStart w:id="47" w:name="_Toc225593987"/>
       <w:r>
         <w:t>Stanje OPRAVI_SERIJO</w:t>
       </w:r>
-      <w:bookmarkEnd w:id="42"/>
+      <w:bookmarkEnd w:id="47"/>
     </w:p>
     <w:p>
       <w:r>
@@ -9887,6 +12573,7 @@
           <w:sz w:val="44"/>
           <w:szCs w:val="44"/>
         </w:rPr>
+        <w:lastRenderedPageBreak/>
         <w:t>SLIKA</w:t>
       </w:r>
       <w:r>
@@ -9902,11 +12589,11 @@
       <w:pPr>
         <w:pStyle w:val="Heading3"/>
       </w:pPr>
-      <w:bookmarkStart w:id="43" w:name="_Toc225593988"/>
+      <w:bookmarkStart w:id="48" w:name="_Toc225593988"/>
       <w:r>
         <w:t>Stanje USTAVLJENO</w:t>
       </w:r>
-      <w:bookmarkEnd w:id="43"/>
+      <w:bookmarkEnd w:id="48"/>
     </w:p>
     <w:p>
       <w:r>
@@ -9921,12 +12608,11 @@
       <w:pPr>
         <w:pStyle w:val="Heading2"/>
       </w:pPr>
-      <w:bookmarkStart w:id="44" w:name="_Toc225593989"/>
-      <w:r>
-        <w:lastRenderedPageBreak/>
+      <w:bookmarkStart w:id="49" w:name="_Toc225593989"/>
+      <w:r>
         <w:t>Predpisi vaj</w:t>
       </w:r>
-      <w:bookmarkEnd w:id="44"/>
+      <w:bookmarkEnd w:id="49"/>
     </w:p>
     <w:p>
       <w:r>
@@ -10105,11 +12791,12 @@
       <w:pPr>
         <w:pStyle w:val="Heading2"/>
       </w:pPr>
-      <w:bookmarkStart w:id="45" w:name="_Toc225593990"/>
-      <w:r>
+      <w:bookmarkStart w:id="50" w:name="_Toc225593990"/>
+      <w:r>
+        <w:lastRenderedPageBreak/>
         <w:t>Zajemanje ponovitev</w:t>
       </w:r>
-      <w:bookmarkEnd w:id="45"/>
+      <w:bookmarkEnd w:id="50"/>
     </w:p>
     <w:p>
       <w:r>
@@ -10169,7 +12856,6 @@
         <w:spacing w:line="360" w:lineRule="auto"/>
       </w:pPr>
       <w:r>
-        <w:lastRenderedPageBreak/>
         <w:t xml:space="preserve">Trend gibanja izbrane sklepne točke je izpolnil pogoje za </w:t>
       </w:r>
       <w:r>
@@ -10283,11 +12969,11 @@
       <w:pPr>
         <w:pStyle w:val="Heading3"/>
       </w:pPr>
-      <w:bookmarkStart w:id="46" w:name="_Toc225593991"/>
+      <w:bookmarkStart w:id="51" w:name="_Toc225593991"/>
       <w:r>
         <w:t>Čas koncentrične faze</w:t>
       </w:r>
-      <w:bookmarkEnd w:id="46"/>
+      <w:bookmarkEnd w:id="51"/>
     </w:p>
     <w:p>
       <w:r>
@@ -10325,11 +13011,12 @@
       <w:pPr>
         <w:pStyle w:val="Heading3"/>
       </w:pPr>
-      <w:bookmarkStart w:id="47" w:name="_Toc225593992"/>
-      <w:r>
+      <w:bookmarkStart w:id="52" w:name="_Toc225593992"/>
+      <w:r>
+        <w:lastRenderedPageBreak/>
         <w:t>Čas ekscentrične faze</w:t>
       </w:r>
-      <w:bookmarkEnd w:id="47"/>
+      <w:bookmarkEnd w:id="52"/>
     </w:p>
     <w:p>
       <w:r>
@@ -10346,12 +13033,11 @@
       <w:pPr>
         <w:pStyle w:val="Heading3"/>
       </w:pPr>
-      <w:bookmarkStart w:id="48" w:name="_Toc225593993"/>
-      <w:r>
-        <w:lastRenderedPageBreak/>
+      <w:bookmarkStart w:id="53" w:name="_Toc225593993"/>
+      <w:r>
         <w:t>Čas izometrične faze</w:t>
       </w:r>
-      <w:bookmarkEnd w:id="48"/>
+      <w:bookmarkEnd w:id="53"/>
     </w:p>
     <w:p>
       <w:r>
@@ -10408,21 +13094,21 @@
       <w:pPr>
         <w:pStyle w:val="Heading2"/>
       </w:pPr>
-      <w:bookmarkStart w:id="49" w:name="_Toc225593994"/>
+      <w:bookmarkStart w:id="54" w:name="_Toc225593994"/>
       <w:r>
         <w:t>Povratne informacije</w:t>
       </w:r>
-      <w:bookmarkEnd w:id="49"/>
+      <w:bookmarkEnd w:id="54"/>
     </w:p>
     <w:p>
       <w:pPr>
         <w:pStyle w:val="Heading3"/>
       </w:pPr>
-      <w:bookmarkStart w:id="50" w:name="_Toc225593995"/>
+      <w:bookmarkStart w:id="55" w:name="_Toc225593995"/>
       <w:r>
         <w:t>Grafične povratne informacije</w:t>
       </w:r>
-      <w:bookmarkEnd w:id="50"/>
+      <w:bookmarkEnd w:id="55"/>
     </w:p>
     <w:p>
       <w:r>
@@ -10489,6 +13175,7 @@
     <w:p/>
     <w:p>
       <w:r>
+        <w:lastRenderedPageBreak/>
         <w:t>Časovni graf prikaže vsako ponovitev kot stolpec, ki vsebuje tri informacije. Rumen</w:t>
       </w:r>
       <w:r>
@@ -10530,7 +13217,6 @@
         <w:rPr>
           <w:noProof/>
         </w:rPr>
-        <w:lastRenderedPageBreak/>
         <w:drawing>
           <wp:inline distT="0" distB="0" distL="0" distR="0" wp14:anchorId="1E28F347" wp14:editId="4BB88319">
             <wp:extent cx="4933950" cy="3071499"/>
@@ -10572,8 +13258,8 @@
       <w:pPr>
         <w:pStyle w:val="Caption"/>
       </w:pPr>
-      <w:bookmarkStart w:id="51" w:name="_Ref221966222"/>
-      <w:bookmarkStart w:id="52" w:name="_Toc225594007"/>
+      <w:bookmarkStart w:id="56" w:name="_Ref221966222"/>
+      <w:bookmarkStart w:id="57" w:name="_Toc225594007"/>
       <w:r>
         <w:t xml:space="preserve">Slika </w:t>
       </w:r>
@@ -10582,7 +13268,7 @@
           <w:rPr>
             <w:noProof/>
           </w:rPr>
-          <w:t>3</w:t>
+          <w:t>4</w:t>
         </w:r>
       </w:fldSimple>
       <w:r>
@@ -10599,11 +13285,11 @@
       <w:r>
         <w:t>: Časovni graf</w:t>
       </w:r>
-      <w:bookmarkEnd w:id="51"/>
+      <w:bookmarkEnd w:id="56"/>
       <w:r>
         <w:t xml:space="preserve"> vsake ponovitve</w:t>
       </w:r>
-      <w:bookmarkEnd w:id="52"/>
+      <w:bookmarkEnd w:id="57"/>
     </w:p>
     <w:p/>
     <w:p>
@@ -10631,6 +13317,7 @@
         <w:rPr>
           <w:noProof/>
         </w:rPr>
+        <w:lastRenderedPageBreak/>
         <w:drawing>
           <wp:inline distT="0" distB="0" distL="0" distR="0" wp14:anchorId="26B7BC38" wp14:editId="448F4768">
             <wp:extent cx="4895918" cy="3124200"/>
@@ -10672,8 +13359,8 @@
       <w:pPr>
         <w:pStyle w:val="Caption"/>
       </w:pPr>
-      <w:bookmarkStart w:id="53" w:name="_Ref221966255"/>
-      <w:bookmarkStart w:id="54" w:name="_Toc225594008"/>
+      <w:bookmarkStart w:id="58" w:name="_Ref221966255"/>
+      <w:bookmarkStart w:id="59" w:name="_Toc225594008"/>
       <w:r>
         <w:t xml:space="preserve">Slika </w:t>
       </w:r>
@@ -10682,7 +13369,7 @@
           <w:rPr>
             <w:noProof/>
           </w:rPr>
-          <w:t>3</w:t>
+          <w:t>4</w:t>
         </w:r>
       </w:fldSimple>
       <w:r>
@@ -10699,19 +13386,18 @@
       <w:r>
         <w:t xml:space="preserve">: Graf prepotovane </w:t>
       </w:r>
-      <w:bookmarkEnd w:id="53"/>
+      <w:bookmarkEnd w:id="58"/>
       <w:r>
         <w:t>razdalje</w:t>
       </w:r>
       <w:r>
         <w:t xml:space="preserve"> za vsako ponovitev</w:t>
       </w:r>
-      <w:bookmarkEnd w:id="54"/>
+      <w:bookmarkEnd w:id="59"/>
     </w:p>
     <w:p/>
     <w:p>
       <w:r>
-        <w:lastRenderedPageBreak/>
         <w:t xml:space="preserve">Graf hitrosti je enak grafu prepotovane distance, le da se </w:t>
       </w:r>
       <w:r>
@@ -10767,10 +13453,10 @@
       <w:pPr>
         <w:pStyle w:val="Caption"/>
       </w:pPr>
-      <w:bookmarkStart w:id="55" w:name="_Ref221966277"/>
-      <w:bookmarkStart w:id="56" w:name="_Ref221967533"/>
-      <w:bookmarkStart w:id="57" w:name="_Ref221968150"/>
-      <w:bookmarkStart w:id="58" w:name="_Toc225594009"/>
+      <w:bookmarkStart w:id="60" w:name="_Ref221966277"/>
+      <w:bookmarkStart w:id="61" w:name="_Ref221967533"/>
+      <w:bookmarkStart w:id="62" w:name="_Ref221968150"/>
+      <w:bookmarkStart w:id="63" w:name="_Toc225594009"/>
       <w:r>
         <w:t xml:space="preserve">Slika </w:t>
       </w:r>
@@ -10779,7 +13465,7 @@
           <w:rPr>
             <w:noProof/>
           </w:rPr>
-          <w:t>3</w:t>
+          <w:t>4</w:t>
         </w:r>
       </w:fldSimple>
       <w:r>
@@ -10796,26 +13482,27 @@
       <w:r>
         <w:t>: Graf hitrosti</w:t>
       </w:r>
-      <w:bookmarkEnd w:id="55"/>
+      <w:bookmarkEnd w:id="60"/>
       <w:r>
         <w:t xml:space="preserve"> v koncentrični fazi</w:t>
       </w:r>
-      <w:bookmarkEnd w:id="56"/>
-      <w:bookmarkEnd w:id="57"/>
+      <w:bookmarkEnd w:id="61"/>
+      <w:bookmarkEnd w:id="62"/>
       <w:r>
         <w:t xml:space="preserve"> za vsako ponovitev</w:t>
       </w:r>
-      <w:bookmarkEnd w:id="58"/>
+      <w:bookmarkEnd w:id="63"/>
     </w:p>
     <w:p>
       <w:pPr>
         <w:pStyle w:val="Heading3"/>
       </w:pPr>
-      <w:bookmarkStart w:id="59" w:name="_Toc225593996"/>
-      <w:r>
+      <w:bookmarkStart w:id="64" w:name="_Toc225593996"/>
+      <w:r>
+        <w:lastRenderedPageBreak/>
         <w:t>Informacije o nepravilni drži telesa</w:t>
       </w:r>
-      <w:bookmarkEnd w:id="59"/>
+      <w:bookmarkEnd w:id="64"/>
     </w:p>
     <w:p>
       <w:r>
@@ -10875,11 +13562,11 @@
       <w:pPr>
         <w:pStyle w:val="Heading2"/>
       </w:pPr>
-      <w:bookmarkStart w:id="60" w:name="_Toc225593997"/>
+      <w:bookmarkStart w:id="65" w:name="_Toc225593997"/>
       <w:r>
         <w:t>Kalibracija uporabnika</w:t>
       </w:r>
-      <w:bookmarkEnd w:id="60"/>
+      <w:bookmarkEnd w:id="65"/>
     </w:p>
     <w:p>
       <w:r>
@@ -10912,7 +13599,6 @@
           <w:sz w:val="44"/>
           <w:szCs w:val="44"/>
         </w:rPr>
-        <w:lastRenderedPageBreak/>
         <w:t>SLIKA</w:t>
       </w:r>
       <w:r>
@@ -10967,25 +13653,25 @@
       <w:pPr>
         <w:pStyle w:val="Heading2"/>
       </w:pPr>
-      <w:bookmarkStart w:id="61" w:name="_Toc225593998"/>
+      <w:bookmarkStart w:id="66" w:name="_Toc225593998"/>
       <w:r>
         <w:t xml:space="preserve">Merjenje </w:t>
       </w:r>
       <w:r>
         <w:t>višine skoka</w:t>
       </w:r>
-      <w:bookmarkEnd w:id="61"/>
+      <w:bookmarkEnd w:id="66"/>
     </w:p>
     <w:p/>
     <w:p>
       <w:pPr>
         <w:pStyle w:val="Heading2"/>
       </w:pPr>
-      <w:bookmarkStart w:id="62" w:name="_Toc225593999"/>
+      <w:bookmarkStart w:id="67" w:name="_Toc225593999"/>
       <w:r>
         <w:t>Uporaba izmerjenih podatkov med analizo in pomen treninga na podlagi hitrosti</w:t>
       </w:r>
-      <w:bookmarkEnd w:id="62"/>
+      <w:bookmarkEnd w:id="67"/>
     </w:p>
     <w:p>
       <w:r>
@@ -10995,7 +13681,11 @@
         <w:t xml:space="preserve">v koncentrični fazi </w:t>
       </w:r>
       <w:r>
-        <w:t>in prepotovana distanca za vsako ponovitev so zelo pomembni podatki za ugotavljanje mnogih trendov med treningom in razlikovanjem med pravilno in napačno izvedbo vadbe.</w:t>
+        <w:t xml:space="preserve">in prepotovana distanca za vsako ponovitev so zelo pomembni podatki za ugotavljanje mnogih trendov med treningom in </w:t>
+      </w:r>
+      <w:r>
+        <w:lastRenderedPageBreak/>
+        <w:t>razlikovanjem med pravilno in napačno izvedbo vadbe.</w:t>
       </w:r>
       <w:r>
         <w:t xml:space="preserve"> Največ pomena nosi hitrost v koncentrični fazi.</w:t>
@@ -11005,7 +13695,7 @@
       <w:pPr>
         <w:pStyle w:val="Heading3"/>
       </w:pPr>
-      <w:bookmarkStart w:id="63" w:name="_Toc225594000"/>
+      <w:bookmarkStart w:id="68" w:name="_Toc225594000"/>
       <w:r>
         <w:t xml:space="preserve">Primerjava ponovitev znotraj </w:t>
       </w:r>
@@ -11015,7 +13705,7 @@
       <w:r>
         <w:t>serije</w:t>
       </w:r>
-      <w:bookmarkEnd w:id="63"/>
+      <w:bookmarkEnd w:id="68"/>
     </w:p>
     <w:p>
       <w:r>
@@ -11147,222 +13837,227 @@
         <w:t xml:space="preserve"> prepotovane razdalje. </w:t>
       </w:r>
       <w:r>
-        <w:t xml:space="preserve">Ob grafu hitrosti v koncentrični </w:t>
-      </w:r>
+        <w:t xml:space="preserve">Ob grafu hitrosti v koncentrični fazi je mogoče izpeljati ugotovitve enega najbolj priznanih predpisov treninga, ki temelji na podlagi hitrosti. </w:t>
+      </w:r>
+    </w:p>
+    <w:p>
+      <w:pPr>
+        <w:pStyle w:val="Heading3"/>
+      </w:pPr>
+      <w:bookmarkStart w:id="69" w:name="_Toc225594001"/>
+      <w:r>
+        <w:t>Trening na podlagi hitrosti</w:t>
+      </w:r>
+      <w:bookmarkEnd w:id="69"/>
+    </w:p>
+    <w:p>
+      <w:r>
+        <w:t xml:space="preserve">Na grafu </w:t>
+      </w:r>
+      <w:r>
+        <w:fldChar w:fldCharType="begin"/>
+      </w:r>
+      <w:r>
+        <w:instrText xml:space="preserve"> REF _Ref221967533 \h </w:instrText>
+      </w:r>
+      <w:r>
+        <w:instrText xml:space="preserve"> \* MERGEFORMAT </w:instrText>
+      </w:r>
+      <w:r>
+        <w:fldChar w:fldCharType="separate"/>
+      </w:r>
+      <w:r>
+        <w:t>Slika 2.3: Graf hitrosti v koncentrični fazi</w:t>
+      </w:r>
+      <w:r>
+        <w:fldChar w:fldCharType="end"/>
+      </w:r>
+      <w:r>
+        <w:t xml:space="preserve"> je v</w:t>
+      </w:r>
+      <w:r>
+        <w:t xml:space="preserve">eč kot očiten </w:t>
+      </w:r>
+      <w:r>
+        <w:t xml:space="preserve">trend padanja hitrosti </w:t>
+      </w:r>
+      <w:r>
+        <w:t xml:space="preserve">čez ponovitve, iz česar se sklepa, da je uporabnik vajo opravljal pod </w:t>
+      </w:r>
+      <w:r>
+        <w:t xml:space="preserve">njemu </w:t>
+      </w:r>
+      <w:r>
+        <w:t xml:space="preserve">veliko obremenitvijo in </w:t>
+      </w:r>
+      <w:r>
+        <w:t xml:space="preserve">da je </w:t>
+      </w:r>
+      <w:r>
+        <w:t xml:space="preserve">opravil serijo, ki je značilna za </w:t>
+      </w:r>
+      <w:r>
+        <w:t>trening</w:t>
+      </w:r>
+      <w:r>
+        <w:t xml:space="preserve"> </w:t>
+      </w:r>
+      <w:r>
+        <w:t>napredovanj</w:t>
+      </w:r>
+      <w:r>
+        <w:t>a</w:t>
+      </w:r>
+      <w:r>
+        <w:t xml:space="preserve"> v moči.</w:t>
+      </w:r>
+      <w:r>
+        <w:t xml:space="preserve"> </w:t>
+      </w:r>
+      <w:r>
+        <w:t>Če padajoči trend čez ponovitve ni prisoten in je cilj treninga napredovanje v moči, potem se uporabnika obvesti, da si naj za naslednjo serijo poveča obremenitev</w:t>
+      </w:r>
+      <w:r>
+        <w:t xml:space="preserve">, kajti tak trend </w:t>
+      </w:r>
+      <w:r>
+        <w:t xml:space="preserve">konstantne hitrosti čez ponovitve </w:t>
+      </w:r>
+      <w:r>
+        <w:t xml:space="preserve">je značilen za </w:t>
+      </w:r>
+      <w:r>
+        <w:t>trening ohranjanja moči</w:t>
+      </w:r>
+      <w:r>
+        <w:t>.</w:t>
+      </w:r>
+      <w:r>
+        <w:t xml:space="preserve"> </w:t>
+      </w:r>
+    </w:p>
+    <w:p/>
+    <w:p>
+      <w:r>
+        <w:t xml:space="preserve">Preko grafa hitrosti v koncentrični </w:t>
+      </w:r>
+      <w:r>
+        <w:t xml:space="preserve">je možno </w:t>
+      </w:r>
+      <w:r>
+        <w:t>napove</w:t>
+      </w:r>
+      <w:r>
+        <w:t>dati</w:t>
+      </w:r>
+      <w:r>
+        <w:t xml:space="preserve"> tip treninga na podlagi trenda hitrosti čez ponovitve. Edina predpostavka, ki mora biti izpolnjena za </w:t>
+      </w:r>
+      <w:r>
+        <w:t xml:space="preserve">potrditev </w:t>
+      </w:r>
+      <w:r>
+        <w:t>omenjen</w:t>
+      </w:r>
+      <w:r>
+        <w:t>ih</w:t>
+      </w:r>
+      <w:r>
+        <w:t xml:space="preserve"> ugotovit</w:t>
+      </w:r>
+      <w:r>
+        <w:t>ev</w:t>
+      </w:r>
+      <w:r>
+        <w:t>,</w:t>
+      </w:r>
+      <w:r>
+        <w:t xml:space="preserve"> je ta, da mora uporabnik med ponovit</w:t>
+      </w:r>
+      <w:r>
+        <w:t>vami</w:t>
+      </w:r>
+      <w:r>
+        <w:t xml:space="preserve"> dati vse od sebe.</w:t>
+      </w:r>
+    </w:p>
+    <w:p>
+      <w:pPr>
+        <w:pStyle w:val="Heading3"/>
+      </w:pPr>
+      <w:bookmarkStart w:id="70" w:name="_Toc225594002"/>
       <w:r>
         <w:lastRenderedPageBreak/>
-        <w:t xml:space="preserve">fazi je mogoče izpeljati ugotovitve enega najbolj priznanih predpisov treninga, ki temelji na podlagi hitrosti. </w:t>
-      </w:r>
-    </w:p>
-    <w:p>
-      <w:pPr>
-        <w:pStyle w:val="Heading3"/>
-      </w:pPr>
-      <w:bookmarkStart w:id="64" w:name="_Toc225594001"/>
-      <w:r>
-        <w:t>Trening na podlagi hitrosti</w:t>
-      </w:r>
-      <w:bookmarkEnd w:id="64"/>
-    </w:p>
-    <w:p>
-      <w:r>
-        <w:t xml:space="preserve">Na grafu </w:t>
-      </w:r>
-      <w:r>
-        <w:fldChar w:fldCharType="begin"/>
-      </w:r>
-      <w:r>
-        <w:instrText xml:space="preserve"> REF _Ref221967533 \h </w:instrText>
-      </w:r>
-      <w:r>
-        <w:instrText xml:space="preserve"> \* MERGEFORMAT </w:instrText>
-      </w:r>
-      <w:r>
-        <w:fldChar w:fldCharType="separate"/>
-      </w:r>
-      <w:r>
-        <w:t>Slika 2.3: Graf hitrosti v koncentrični fazi</w:t>
-      </w:r>
-      <w:r>
-        <w:fldChar w:fldCharType="end"/>
-      </w:r>
-      <w:r>
-        <w:t xml:space="preserve"> je v</w:t>
-      </w:r>
-      <w:r>
-        <w:t xml:space="preserve">eč kot očiten </w:t>
-      </w:r>
-      <w:r>
-        <w:t xml:space="preserve">trend padanja hitrosti </w:t>
-      </w:r>
-      <w:r>
-        <w:t xml:space="preserve">čez ponovitve, iz česar se sklepa, da je uporabnik vajo opravljal pod </w:t>
-      </w:r>
-      <w:r>
-        <w:t xml:space="preserve">njemu </w:t>
-      </w:r>
-      <w:r>
-        <w:t xml:space="preserve">veliko obremenitvijo in </w:t>
-      </w:r>
-      <w:r>
-        <w:t xml:space="preserve">da je </w:t>
-      </w:r>
-      <w:r>
-        <w:t xml:space="preserve">opravil serijo, ki je značilna za </w:t>
-      </w:r>
-      <w:r>
-        <w:t>trening</w:t>
-      </w:r>
-      <w:r>
-        <w:t xml:space="preserve"> </w:t>
-      </w:r>
-      <w:r>
-        <w:t>napredovanj</w:t>
-      </w:r>
-      <w:r>
-        <w:t>a</w:t>
-      </w:r>
-      <w:r>
-        <w:t xml:space="preserve"> v moči.</w:t>
-      </w:r>
-      <w:r>
-        <w:t xml:space="preserve"> </w:t>
-      </w:r>
-      <w:r>
-        <w:t>Če padajoči trend čez ponovitve ni prisoten in je cilj treninga napredovanje v moči, potem se uporabnika obvesti, da si naj za naslednjo serijo poveča obremenitev</w:t>
-      </w:r>
-      <w:r>
-        <w:t xml:space="preserve">, kajti tak trend </w:t>
-      </w:r>
-      <w:r>
-        <w:t xml:space="preserve">konstantne hitrosti čez ponovitve </w:t>
-      </w:r>
-      <w:r>
-        <w:t xml:space="preserve">je značilen za </w:t>
-      </w:r>
-      <w:r>
-        <w:t>trening ohranjanja moči</w:t>
+        <w:t>Primerjava med treningi</w:t>
+      </w:r>
+      <w:r>
+        <w:t xml:space="preserve"> skozi čas</w:t>
+      </w:r>
+      <w:bookmarkEnd w:id="70"/>
+    </w:p>
+    <w:p>
+      <w:r>
+        <w:t xml:space="preserve">Zaporedne treninge, ki </w:t>
+      </w:r>
+      <w:r>
+        <w:t xml:space="preserve">se jim </w:t>
+      </w:r>
+      <w:r>
+        <w:t>preko napovedi klasifikacije tipa treninga s pomočjo sklepov na podlagi hitrosti v koncentrični fazi</w:t>
+      </w:r>
+      <w:r>
+        <w:t xml:space="preserve"> določi tip</w:t>
+      </w:r>
+      <w:r>
+        <w:t xml:space="preserve">, je možno združiti v </w:t>
+      </w:r>
+      <w:r>
+        <w:t xml:space="preserve">časovne </w:t>
+      </w:r>
+      <w:r>
+        <w:t>cikle z istim tipom treninga</w:t>
+      </w:r>
+      <w:r>
+        <w:t xml:space="preserve">, kar omogoča grobe primerjave med </w:t>
+      </w:r>
+      <w:r>
+        <w:t xml:space="preserve">pričakovanimi in izmerjenimi </w:t>
+      </w:r>
+      <w:r>
+        <w:t>cilji časovnih ciklov</w:t>
       </w:r>
       <w:r>
         <w:t>.</w:t>
       </w:r>
-      <w:r>
-        <w:t xml:space="preserve"> </w:t>
-      </w:r>
     </w:p>
     <w:p/>
     <w:p>
-      <w:r>
-        <w:t xml:space="preserve">Preko grafa hitrosti v koncentrični </w:t>
-      </w:r>
-      <w:r>
-        <w:t xml:space="preserve">je možno </w:t>
-      </w:r>
-      <w:r>
-        <w:t>napove</w:t>
-      </w:r>
-      <w:r>
-        <w:t>dati</w:t>
-      </w:r>
-      <w:r>
-        <w:t xml:space="preserve"> tip treninga na podlagi trenda hitrosti čez ponovitve. Edina predpostavka, ki mora biti izpolnjena za </w:t>
-      </w:r>
-      <w:r>
-        <w:t xml:space="preserve">potrditev </w:t>
-      </w:r>
-      <w:r>
-        <w:t>omenjen</w:t>
-      </w:r>
-      <w:r>
-        <w:t>ih</w:t>
-      </w:r>
-      <w:r>
-        <w:t xml:space="preserve"> ugotovit</w:t>
-      </w:r>
-      <w:r>
-        <w:t>ev</w:t>
-      </w:r>
-      <w:r>
-        <w:t>,</w:t>
-      </w:r>
-      <w:r>
-        <w:t xml:space="preserve"> je ta, da mora uporabnik med ponovit</w:t>
-      </w:r>
-      <w:r>
-        <w:t>vami</w:t>
-      </w:r>
-      <w:r>
-        <w:t xml:space="preserve"> dati vse od sebe.</w:t>
-      </w:r>
-    </w:p>
-    <w:p>
-      <w:pPr>
-        <w:pStyle w:val="Heading3"/>
-      </w:pPr>
-      <w:bookmarkStart w:id="65" w:name="_Toc225594002"/>
-      <w:r>
-        <w:t>Primerjava med treningi</w:t>
-      </w:r>
-      <w:r>
-        <w:t xml:space="preserve"> skozi čas</w:t>
-      </w:r>
-      <w:bookmarkEnd w:id="65"/>
-    </w:p>
-    <w:p>
-      <w:r>
-        <w:t xml:space="preserve">Zaporedne treninge, ki </w:t>
-      </w:r>
-      <w:r>
-        <w:t xml:space="preserve">se jim </w:t>
-      </w:r>
-      <w:r>
-        <w:t>preko napovedi klasifikacije tipa treninga s pomočjo sklepov na podlagi hitrosti v koncentrični fazi</w:t>
-      </w:r>
-      <w:r>
-        <w:t xml:space="preserve"> določi tip</w:t>
-      </w:r>
-      <w:r>
-        <w:t xml:space="preserve">, je možno združiti v </w:t>
-      </w:r>
-      <w:r>
-        <w:t xml:space="preserve">časovne </w:t>
-      </w:r>
-      <w:r>
-        <w:t>cikle z istim tipom treninga</w:t>
-      </w:r>
-      <w:r>
-        <w:t xml:space="preserve">, kar omogoča grobe primerjave med </w:t>
-      </w:r>
-      <w:r>
-        <w:t xml:space="preserve">pričakovanimi in izmerjenimi </w:t>
-      </w:r>
-      <w:r>
-        <w:t>cilji časovnih ciklov</w:t>
-      </w:r>
-      <w:r>
-        <w:t>.</w:t>
-      </w:r>
-    </w:p>
-    <w:p/>
-    <w:p>
       <w:pPr>
         <w:pStyle w:val="Heading1"/>
         <w:rPr>
           <w:lang w:val="sl-SI"/>
         </w:rPr>
       </w:pPr>
-      <w:bookmarkStart w:id="66" w:name="_Toc225594003"/>
+      <w:bookmarkStart w:id="71" w:name="_Toc225594003"/>
       <w:r>
         <w:rPr>
           <w:lang w:val="sl-SI"/>
         </w:rPr>
         <w:t>VIRI</w:t>
       </w:r>
-      <w:bookmarkEnd w:id="66"/>
-    </w:p>
-    <w:p>
-      <w:r>
-        <w:t xml:space="preserve">Pose Landmarker:  </w:t>
+      <w:bookmarkEnd w:id="71"/>
+    </w:p>
+    <w:p>
+      <w:r>
+        <w:t xml:space="preserve">Pose </w:t>
+      </w:r>
+      <w:proofErr w:type="spellStart"/>
+      <w:r>
+        <w:t>Landmarker</w:t>
+      </w:r>
+      <w:proofErr w:type="spellEnd"/>
+      <w:r>
+        <w:t xml:space="preserve">:  </w:t>
       </w:r>
     </w:p>
     <w:p>
@@ -11374,7 +14069,127 @@
         </w:numPr>
       </w:pPr>
       <w:r>
-        <w:t>CITATION How can users cite your model? BlazePose: On-device Real-time Body Pose tracking, CVPR Workshop on Computer Vision for Augmented and Virtual Reality, Seattle, WA, USA, 2020</w:t>
+        <w:t xml:space="preserve">CITATION How </w:t>
+      </w:r>
+      <w:proofErr w:type="spellStart"/>
+      <w:r>
+        <w:t>can</w:t>
+      </w:r>
+      <w:proofErr w:type="spellEnd"/>
+      <w:r>
+        <w:t xml:space="preserve"> </w:t>
+      </w:r>
+      <w:proofErr w:type="spellStart"/>
+      <w:r>
+        <w:t>users</w:t>
+      </w:r>
+      <w:proofErr w:type="spellEnd"/>
+      <w:r>
+        <w:t xml:space="preserve"> </w:t>
+      </w:r>
+      <w:proofErr w:type="spellStart"/>
+      <w:r>
+        <w:t>cite</w:t>
+      </w:r>
+      <w:proofErr w:type="spellEnd"/>
+      <w:r>
+        <w:t xml:space="preserve"> </w:t>
+      </w:r>
+      <w:proofErr w:type="spellStart"/>
+      <w:r>
+        <w:t>your</w:t>
+      </w:r>
+      <w:proofErr w:type="spellEnd"/>
+      <w:r>
+        <w:t xml:space="preserve"> model? </w:t>
+      </w:r>
+      <w:proofErr w:type="spellStart"/>
+      <w:r>
+        <w:t>BlazePose</w:t>
+      </w:r>
+      <w:proofErr w:type="spellEnd"/>
+      <w:r>
+        <w:t xml:space="preserve">: On-device Real-time </w:t>
+      </w:r>
+      <w:proofErr w:type="spellStart"/>
+      <w:r>
+        <w:t>Body</w:t>
+      </w:r>
+      <w:proofErr w:type="spellEnd"/>
+      <w:r>
+        <w:t xml:space="preserve"> Pose </w:t>
+      </w:r>
+      <w:proofErr w:type="spellStart"/>
+      <w:r>
+        <w:t>tracking</w:t>
+      </w:r>
+      <w:proofErr w:type="spellEnd"/>
+      <w:r>
+        <w:t xml:space="preserve">, CVPR </w:t>
+      </w:r>
+      <w:proofErr w:type="spellStart"/>
+      <w:r>
+        <w:t>Workshop</w:t>
+      </w:r>
+      <w:proofErr w:type="spellEnd"/>
+      <w:r>
+        <w:t xml:space="preserve"> on </w:t>
+      </w:r>
+      <w:proofErr w:type="spellStart"/>
+      <w:r>
+        <w:t>Computer</w:t>
+      </w:r>
+      <w:proofErr w:type="spellEnd"/>
+      <w:r>
+        <w:t xml:space="preserve"> </w:t>
+      </w:r>
+      <w:proofErr w:type="spellStart"/>
+      <w:r>
+        <w:t>Vision</w:t>
+      </w:r>
+      <w:proofErr w:type="spellEnd"/>
+      <w:r>
+        <w:t xml:space="preserve"> </w:t>
+      </w:r>
+      <w:proofErr w:type="spellStart"/>
+      <w:r>
+        <w:t>for</w:t>
+      </w:r>
+      <w:proofErr w:type="spellEnd"/>
+      <w:r>
+        <w:t xml:space="preserve"> </w:t>
+      </w:r>
+      <w:proofErr w:type="spellStart"/>
+      <w:r>
+        <w:t>Augmented</w:t>
+      </w:r>
+      <w:proofErr w:type="spellEnd"/>
+      <w:r>
+        <w:t xml:space="preserve"> </w:t>
+      </w:r>
+      <w:proofErr w:type="spellStart"/>
+      <w:r>
+        <w:t>and</w:t>
+      </w:r>
+      <w:proofErr w:type="spellEnd"/>
+      <w:r>
+        <w:t xml:space="preserve"> </w:t>
+      </w:r>
+      <w:proofErr w:type="spellStart"/>
+      <w:r>
+        <w:t>Virtual</w:t>
+      </w:r>
+      <w:proofErr w:type="spellEnd"/>
+      <w:r>
+        <w:t xml:space="preserve"> </w:t>
+      </w:r>
+      <w:proofErr w:type="spellStart"/>
+      <w:r>
+        <w:t>Reality</w:t>
+      </w:r>
+      <w:proofErr w:type="spellEnd"/>
+      <w:r>
+        <w:t>, Seattle, WA, USA, 2020</w:t>
       </w:r>
     </w:p>
     <w:p>
@@ -11386,7 +14201,127 @@
         </w:numPr>
       </w:pPr>
       <w:r>
-        <w:t>GHUM &amp; GHUML: Generative 3D Human Shape and Articulated Pose Models Proceedings of the IEEE/CVF Conference on Computer Vision and Pattern Recognition, pages 6184-6193, 2020</w:t>
+        <w:t xml:space="preserve">GHUM &amp; GHUML: </w:t>
+      </w:r>
+      <w:proofErr w:type="spellStart"/>
+      <w:r>
+        <w:t>Generative</w:t>
+      </w:r>
+      <w:proofErr w:type="spellEnd"/>
+      <w:r>
+        <w:t xml:space="preserve"> 3D Human </w:t>
+      </w:r>
+      <w:proofErr w:type="spellStart"/>
+      <w:r>
+        <w:t>Shape</w:t>
+      </w:r>
+      <w:proofErr w:type="spellEnd"/>
+      <w:r>
+        <w:t xml:space="preserve"> </w:t>
+      </w:r>
+      <w:proofErr w:type="spellStart"/>
+      <w:r>
+        <w:t>and</w:t>
+      </w:r>
+      <w:proofErr w:type="spellEnd"/>
+      <w:r>
+        <w:t xml:space="preserve"> </w:t>
+      </w:r>
+      <w:proofErr w:type="spellStart"/>
+      <w:r>
+        <w:t>Articulated</w:t>
+      </w:r>
+      <w:proofErr w:type="spellEnd"/>
+      <w:r>
+        <w:t xml:space="preserve"> Pose </w:t>
+      </w:r>
+      <w:proofErr w:type="spellStart"/>
+      <w:r>
+        <w:t>Models</w:t>
+      </w:r>
+      <w:proofErr w:type="spellEnd"/>
+      <w:r>
+        <w:t xml:space="preserve"> </w:t>
+      </w:r>
+      <w:proofErr w:type="spellStart"/>
+      <w:r>
+        <w:t>Proceedings</w:t>
+      </w:r>
+      <w:proofErr w:type="spellEnd"/>
+      <w:r>
+        <w:t xml:space="preserve"> </w:t>
+      </w:r>
+      <w:proofErr w:type="spellStart"/>
+      <w:r>
+        <w:t>of</w:t>
+      </w:r>
+      <w:proofErr w:type="spellEnd"/>
+      <w:r>
+        <w:t xml:space="preserve"> </w:t>
+      </w:r>
+      <w:proofErr w:type="spellStart"/>
+      <w:r>
+        <w:t>the</w:t>
+      </w:r>
+      <w:proofErr w:type="spellEnd"/>
+      <w:r>
+        <w:t xml:space="preserve"> IEEE/CVF </w:t>
+      </w:r>
+      <w:proofErr w:type="spellStart"/>
+      <w:r>
+        <w:t>Conference</w:t>
+      </w:r>
+      <w:proofErr w:type="spellEnd"/>
+      <w:r>
+        <w:t xml:space="preserve"> on </w:t>
+      </w:r>
+      <w:proofErr w:type="spellStart"/>
+      <w:r>
+        <w:t>Computer</w:t>
+      </w:r>
+      <w:proofErr w:type="spellEnd"/>
+      <w:r>
+        <w:t xml:space="preserve"> </w:t>
+      </w:r>
+      <w:proofErr w:type="spellStart"/>
+      <w:r>
+        <w:t>Vision</w:t>
+      </w:r>
+      <w:proofErr w:type="spellEnd"/>
+      <w:r>
+        <w:t xml:space="preserve"> </w:t>
+      </w:r>
+      <w:proofErr w:type="spellStart"/>
+      <w:r>
+        <w:t>and</w:t>
+      </w:r>
+      <w:proofErr w:type="spellEnd"/>
+      <w:r>
+        <w:t xml:space="preserve"> </w:t>
+      </w:r>
+      <w:proofErr w:type="spellStart"/>
+      <w:r>
+        <w:t>Pattern</w:t>
+      </w:r>
+      <w:proofErr w:type="spellEnd"/>
+      <w:r>
+        <w:t xml:space="preserve"> </w:t>
+      </w:r>
+      <w:proofErr w:type="spellStart"/>
+      <w:r>
+        <w:t>Recognition</w:t>
+      </w:r>
+      <w:proofErr w:type="spellEnd"/>
+      <w:r>
+        <w:t xml:space="preserve">, </w:t>
+      </w:r>
+      <w:proofErr w:type="spellStart"/>
+      <w:r>
+        <w:t>pages</w:t>
+      </w:r>
+      <w:proofErr w:type="spellEnd"/>
+      <w:r>
+        <w:t xml:space="preserve"> 6184-6193, 2020</w:t>
       </w:r>
     </w:p>
     <w:p/>
@@ -11452,7 +14387,13 @@
       <w:rPr>
         <w:lang w:val="sl-SI"/>
       </w:rPr>
-      <w:t>18</w:t>
+      <w:t>1</w:t>
+    </w:r>
+    <w:r>
+      <w:rPr>
+        <w:lang w:val="sl-SI"/>
+      </w:rPr>
+      <w:t>8</w:t>
     </w:r>
     <w:r>
       <w:rPr>
@@ -11558,8 +14499,8 @@
       </w:rPr>
       <w:t xml:space="preserve">Navodila za izdelavo diplomskih </w:t>
     </w:r>
-    <w:smartTag w:uri="urn:schemas-microsoft-com:office:smarttags" w:element="place">
-      <w:smartTag w:uri="urn:schemas-microsoft-com:office:smarttags" w:element="State">
+    <w:smartTag w:uri="urn:schemas-microsoft-com:office:smarttags" w:element="State">
+      <w:smartTag w:uri="urn:schemas-microsoft-com:office:smarttags" w:element="place">
         <w:r>
           <w:rPr>
             <w:lang w:val="sl-SI"/>
@@ -16107,6 +19048,119 @@
     </w:lvl>
   </w:abstractNum>
   <w:abstractNum w:abstractNumId="39" w15:restartNumberingAfterBreak="0">
+    <w:nsid w:val="5D205A4D"/>
+    <w:multiLevelType w:val="hybridMultilevel"/>
+    <w:tmpl w:val="09C642EA"/>
+    <w:lvl w:ilvl="0" w:tplc="20000001">
+      <w:start w:val="1"/>
+      <w:numFmt w:val="bullet"/>
+      <w:lvlText w:val=""/>
+      <w:lvlJc w:val="left"/>
+      <w:pPr>
+        <w:ind w:left="720" w:hanging="360"/>
+      </w:pPr>
+      <w:rPr>
+        <w:rFonts w:ascii="Symbol" w:hAnsi="Symbol" w:hint="default"/>
+      </w:rPr>
+    </w:lvl>
+    <w:lvl w:ilvl="1" w:tplc="20000003" w:tentative="1">
+      <w:start w:val="1"/>
+      <w:numFmt w:val="bullet"/>
+      <w:lvlText w:val="o"/>
+      <w:lvlJc w:val="left"/>
+      <w:pPr>
+        <w:ind w:left="1440" w:hanging="360"/>
+      </w:pPr>
+      <w:rPr>
+        <w:rFonts w:ascii="Courier New" w:hAnsi="Courier New" w:cs="Courier New" w:hint="default"/>
+      </w:rPr>
+    </w:lvl>
+    <w:lvl w:ilvl="2" w:tplc="20000005" w:tentative="1">
+      <w:start w:val="1"/>
+      <w:numFmt w:val="bullet"/>
+      <w:lvlText w:val=""/>
+      <w:lvlJc w:val="left"/>
+      <w:pPr>
+        <w:ind w:left="2160" w:hanging="360"/>
+      </w:pPr>
+      <w:rPr>
+        <w:rFonts w:ascii="Wingdings" w:hAnsi="Wingdings" w:hint="default"/>
+      </w:rPr>
+    </w:lvl>
+    <w:lvl w:ilvl="3" w:tplc="20000001" w:tentative="1">
+      <w:start w:val="1"/>
+      <w:numFmt w:val="bullet"/>
+      <w:lvlText w:val=""/>
+      <w:lvlJc w:val="left"/>
+      <w:pPr>
+        <w:ind w:left="2880" w:hanging="360"/>
+      </w:pPr>
+      <w:rPr>
+        <w:rFonts w:ascii="Symbol" w:hAnsi="Symbol" w:hint="default"/>
+      </w:rPr>
+    </w:lvl>
+    <w:lvl w:ilvl="4" w:tplc="20000003" w:tentative="1">
+      <w:start w:val="1"/>
+      <w:numFmt w:val="bullet"/>
+      <w:lvlText w:val="o"/>
+      <w:lvlJc w:val="left"/>
+      <w:pPr>
+        <w:ind w:left="3600" w:hanging="360"/>
+      </w:pPr>
+      <w:rPr>
+        <w:rFonts w:ascii="Courier New" w:hAnsi="Courier New" w:cs="Courier New" w:hint="default"/>
+      </w:rPr>
+    </w:lvl>
+    <w:lvl w:ilvl="5" w:tplc="20000005" w:tentative="1">
+      <w:start w:val="1"/>
+      <w:numFmt w:val="bullet"/>
+      <w:lvlText w:val=""/>
+      <w:lvlJc w:val="left"/>
+      <w:pPr>
+        <w:ind w:left="4320" w:hanging="360"/>
+      </w:pPr>
+      <w:rPr>
+        <w:rFonts w:ascii="Wingdings" w:hAnsi="Wingdings" w:hint="default"/>
+      </w:rPr>
+    </w:lvl>
+    <w:lvl w:ilvl="6" w:tplc="20000001" w:tentative="1">
+      <w:start w:val="1"/>
+      <w:numFmt w:val="bullet"/>
+      <w:lvlText w:val=""/>
+      <w:lvlJc w:val="left"/>
+      <w:pPr>
+        <w:ind w:left="5040" w:hanging="360"/>
+      </w:pPr>
+      <w:rPr>
+        <w:rFonts w:ascii="Symbol" w:hAnsi="Symbol" w:hint="default"/>
+      </w:rPr>
+    </w:lvl>
+    <w:lvl w:ilvl="7" w:tplc="20000003" w:tentative="1">
+      <w:start w:val="1"/>
+      <w:numFmt w:val="bullet"/>
+      <w:lvlText w:val="o"/>
+      <w:lvlJc w:val="left"/>
+      <w:pPr>
+        <w:ind w:left="5760" w:hanging="360"/>
+      </w:pPr>
+      <w:rPr>
+        <w:rFonts w:ascii="Courier New" w:hAnsi="Courier New" w:cs="Courier New" w:hint="default"/>
+      </w:rPr>
+    </w:lvl>
+    <w:lvl w:ilvl="8" w:tplc="20000005" w:tentative="1">
+      <w:start w:val="1"/>
+      <w:numFmt w:val="bullet"/>
+      <w:lvlText w:val=""/>
+      <w:lvlJc w:val="left"/>
+      <w:pPr>
+        <w:ind w:left="6480" w:hanging="360"/>
+      </w:pPr>
+      <w:rPr>
+        <w:rFonts w:ascii="Wingdings" w:hAnsi="Wingdings" w:hint="default"/>
+      </w:rPr>
+    </w:lvl>
+  </w:abstractNum>
+  <w:abstractNum w:abstractNumId="40" w15:restartNumberingAfterBreak="0">
     <w:nsid w:val="5D4B3E35"/>
     <w:multiLevelType w:val="hybridMultilevel"/>
     <w:tmpl w:val="63006618"/>
@@ -16219,7 +19273,7 @@
       </w:rPr>
     </w:lvl>
   </w:abstractNum>
-  <w:abstractNum w:abstractNumId="40" w15:restartNumberingAfterBreak="0">
+  <w:abstractNum w:abstractNumId="41" w15:restartNumberingAfterBreak="0">
     <w:nsid w:val="5E1C298F"/>
     <w:multiLevelType w:val="hybridMultilevel"/>
     <w:tmpl w:val="7642668E"/>
@@ -16332,7 +19386,7 @@
       </w:rPr>
     </w:lvl>
   </w:abstractNum>
-  <w:abstractNum w:abstractNumId="41" w15:restartNumberingAfterBreak="0">
+  <w:abstractNum w:abstractNumId="42" w15:restartNumberingAfterBreak="0">
     <w:nsid w:val="60CA680F"/>
     <w:multiLevelType w:val="hybridMultilevel"/>
     <w:tmpl w:val="B94AE1E6"/>
@@ -16445,7 +19499,7 @@
       </w:rPr>
     </w:lvl>
   </w:abstractNum>
-  <w:abstractNum w:abstractNumId="42" w15:restartNumberingAfterBreak="0">
+  <w:abstractNum w:abstractNumId="43" w15:restartNumberingAfterBreak="0">
     <w:nsid w:val="6103011A"/>
     <w:multiLevelType w:val="hybridMultilevel"/>
     <w:tmpl w:val="BE52C078"/>
@@ -16558,7 +19612,7 @@
       </w:rPr>
     </w:lvl>
   </w:abstractNum>
-  <w:abstractNum w:abstractNumId="43" w15:restartNumberingAfterBreak="0">
+  <w:abstractNum w:abstractNumId="44" w15:restartNumberingAfterBreak="0">
     <w:nsid w:val="613216BC"/>
     <w:multiLevelType w:val="hybridMultilevel"/>
     <w:tmpl w:val="DCD43D76"/>
@@ -16671,7 +19725,7 @@
       </w:rPr>
     </w:lvl>
   </w:abstractNum>
-  <w:abstractNum w:abstractNumId="44" w15:restartNumberingAfterBreak="0">
+  <w:abstractNum w:abstractNumId="45" w15:restartNumberingAfterBreak="0">
     <w:nsid w:val="62CA2A8F"/>
     <w:multiLevelType w:val="hybridMultilevel"/>
     <w:tmpl w:val="9E62B7C8"/>
@@ -16784,7 +19838,7 @@
       </w:rPr>
     </w:lvl>
   </w:abstractNum>
-  <w:abstractNum w:abstractNumId="45" w15:restartNumberingAfterBreak="0">
+  <w:abstractNum w:abstractNumId="46" w15:restartNumberingAfterBreak="0">
     <w:nsid w:val="642B0707"/>
     <w:multiLevelType w:val="hybridMultilevel"/>
     <w:tmpl w:val="6F824434"/>
@@ -16897,7 +19951,7 @@
       </w:rPr>
     </w:lvl>
   </w:abstractNum>
-  <w:abstractNum w:abstractNumId="46" w15:restartNumberingAfterBreak="0">
+  <w:abstractNum w:abstractNumId="47" w15:restartNumberingAfterBreak="0">
     <w:nsid w:val="657C167B"/>
     <w:multiLevelType w:val="hybridMultilevel"/>
     <w:tmpl w:val="253E1E4A"/>
@@ -17010,7 +20064,7 @@
       </w:rPr>
     </w:lvl>
   </w:abstractNum>
-  <w:abstractNum w:abstractNumId="47" w15:restartNumberingAfterBreak="0">
+  <w:abstractNum w:abstractNumId="48" w15:restartNumberingAfterBreak="0">
     <w:nsid w:val="6F112B8F"/>
     <w:multiLevelType w:val="hybridMultilevel"/>
     <w:tmpl w:val="DD189394"/>
@@ -17123,7 +20177,7 @@
       </w:rPr>
     </w:lvl>
   </w:abstractNum>
-  <w:abstractNum w:abstractNumId="48" w15:restartNumberingAfterBreak="0">
+  <w:abstractNum w:abstractNumId="49" w15:restartNumberingAfterBreak="0">
     <w:nsid w:val="6F7A5BE4"/>
     <w:multiLevelType w:val="hybridMultilevel"/>
     <w:tmpl w:val="1B76D9FC"/>
@@ -17236,7 +20290,7 @@
       </w:rPr>
     </w:lvl>
   </w:abstractNum>
-  <w:abstractNum w:abstractNumId="49" w15:restartNumberingAfterBreak="0">
+  <w:abstractNum w:abstractNumId="50" w15:restartNumberingAfterBreak="0">
     <w:nsid w:val="70624018"/>
     <w:multiLevelType w:val="hybridMultilevel"/>
     <w:tmpl w:val="225C64B6"/>
@@ -17376,7 +20430,7 @@
       </w:rPr>
     </w:lvl>
   </w:abstractNum>
-  <w:abstractNum w:abstractNumId="50" w15:restartNumberingAfterBreak="0">
+  <w:abstractNum w:abstractNumId="51" w15:restartNumberingAfterBreak="0">
     <w:nsid w:val="714F2450"/>
     <w:multiLevelType w:val="hybridMultilevel"/>
     <w:tmpl w:val="B97EC042"/>
@@ -17489,7 +20543,7 @@
       </w:rPr>
     </w:lvl>
   </w:abstractNum>
-  <w:abstractNum w:abstractNumId="51" w15:restartNumberingAfterBreak="0">
+  <w:abstractNum w:abstractNumId="52" w15:restartNumberingAfterBreak="0">
     <w:nsid w:val="74967D99"/>
     <w:multiLevelType w:val="multilevel"/>
     <w:tmpl w:val="6F1612AC"/>
@@ -17629,7 +20683,7 @@
       </w:rPr>
     </w:lvl>
   </w:abstractNum>
-  <w:abstractNum w:abstractNumId="52" w15:restartNumberingAfterBreak="0">
+  <w:abstractNum w:abstractNumId="53" w15:restartNumberingAfterBreak="0">
     <w:nsid w:val="780E0E44"/>
     <w:multiLevelType w:val="hybridMultilevel"/>
     <w:tmpl w:val="10468E06"/>
@@ -17783,10 +20837,10 @@
     <w:abstractNumId w:val="11"/>
   </w:num>
   <w:num w:numId="6" w16cid:durableId="413548033">
-    <w:abstractNumId w:val="49"/>
+    <w:abstractNumId w:val="50"/>
   </w:num>
   <w:num w:numId="7" w16cid:durableId="2517385">
-    <w:abstractNumId w:val="47"/>
+    <w:abstractNumId w:val="48"/>
   </w:num>
   <w:num w:numId="8" w16cid:durableId="1673027270">
     <w:abstractNumId w:val="19"/>
@@ -17801,22 +20855,22 @@
     <w:abstractNumId w:val="15"/>
   </w:num>
   <w:num w:numId="12" w16cid:durableId="1154762435">
-    <w:abstractNumId w:val="40"/>
+    <w:abstractNumId w:val="41"/>
   </w:num>
   <w:num w:numId="13" w16cid:durableId="1050419267">
-    <w:abstractNumId w:val="44"/>
+    <w:abstractNumId w:val="45"/>
   </w:num>
   <w:num w:numId="14" w16cid:durableId="1990405806">
     <w:abstractNumId w:val="12"/>
   </w:num>
   <w:num w:numId="15" w16cid:durableId="1546913352">
-    <w:abstractNumId w:val="45"/>
+    <w:abstractNumId w:val="46"/>
   </w:num>
   <w:num w:numId="16" w16cid:durableId="1318874548">
-    <w:abstractNumId w:val="51"/>
+    <w:abstractNumId w:val="52"/>
   </w:num>
   <w:num w:numId="17" w16cid:durableId="722215861">
-    <w:abstractNumId w:val="51"/>
+    <w:abstractNumId w:val="52"/>
     <w:lvlOverride w:ilvl="0">
       <w:startOverride w:val="1"/>
     </w:lvlOverride>
@@ -17846,7 +20900,7 @@
     </w:lvlOverride>
   </w:num>
   <w:num w:numId="18" w16cid:durableId="415446333">
-    <w:abstractNumId w:val="51"/>
+    <w:abstractNumId w:val="52"/>
     <w:lvlOverride w:ilvl="0">
       <w:startOverride w:val="1"/>
     </w:lvlOverride>
@@ -17876,7 +20930,7 @@
     </w:lvlOverride>
   </w:num>
   <w:num w:numId="19" w16cid:durableId="1966346266">
-    <w:abstractNumId w:val="51"/>
+    <w:abstractNumId w:val="52"/>
     <w:lvlOverride w:ilvl="0">
       <w:startOverride w:val="1"/>
     </w:lvlOverride>
@@ -17906,7 +20960,7 @@
     </w:lvlOverride>
   </w:num>
   <w:num w:numId="20" w16cid:durableId="985356155">
-    <w:abstractNumId w:val="51"/>
+    <w:abstractNumId w:val="52"/>
     <w:lvlOverride w:ilvl="0">
       <w:startOverride w:val="1"/>
     </w:lvlOverride>
@@ -17936,7 +20990,7 @@
     </w:lvlOverride>
   </w:num>
   <w:num w:numId="21" w16cid:durableId="971326932">
-    <w:abstractNumId w:val="51"/>
+    <w:abstractNumId w:val="52"/>
     <w:lvlOverride w:ilvl="0">
       <w:startOverride w:val="1"/>
     </w:lvlOverride>
@@ -17966,7 +21020,7 @@
     </w:lvlOverride>
   </w:num>
   <w:num w:numId="22" w16cid:durableId="874578897">
-    <w:abstractNumId w:val="51"/>
+    <w:abstractNumId w:val="52"/>
     <w:lvlOverride w:ilvl="0">
       <w:startOverride w:val="1"/>
     </w:lvlOverride>
@@ -17996,7 +21050,7 @@
     </w:lvlOverride>
   </w:num>
   <w:num w:numId="23" w16cid:durableId="184097708">
-    <w:abstractNumId w:val="51"/>
+    <w:abstractNumId w:val="52"/>
     <w:lvlOverride w:ilvl="0">
       <w:startOverride w:val="1"/>
     </w:lvlOverride>
@@ -18026,7 +21080,7 @@
     </w:lvlOverride>
   </w:num>
   <w:num w:numId="24" w16cid:durableId="1147547601">
-    <w:abstractNumId w:val="51"/>
+    <w:abstractNumId w:val="52"/>
     <w:lvlOverride w:ilvl="0">
       <w:startOverride w:val="1"/>
     </w:lvlOverride>
@@ -18056,7 +21110,7 @@
     </w:lvlOverride>
   </w:num>
   <w:num w:numId="25" w16cid:durableId="697269251">
-    <w:abstractNumId w:val="51"/>
+    <w:abstractNumId w:val="52"/>
     <w:lvlOverride w:ilvl="0">
       <w:startOverride w:val="1"/>
     </w:lvlOverride>
@@ -18086,7 +21140,7 @@
     </w:lvlOverride>
   </w:num>
   <w:num w:numId="26" w16cid:durableId="623387041">
-    <w:abstractNumId w:val="51"/>
+    <w:abstractNumId w:val="52"/>
     <w:lvlOverride w:ilvl="0">
       <w:startOverride w:val="1"/>
     </w:lvlOverride>
@@ -18116,7 +21170,7 @@
     </w:lvlOverride>
   </w:num>
   <w:num w:numId="27" w16cid:durableId="571545525">
-    <w:abstractNumId w:val="51"/>
+    <w:abstractNumId w:val="52"/>
     <w:lvlOverride w:ilvl="0">
       <w:startOverride w:val="1"/>
     </w:lvlOverride>
@@ -18149,7 +21203,7 @@
     <w:abstractNumId w:val="2"/>
   </w:num>
   <w:num w:numId="29" w16cid:durableId="1318532482">
-    <w:abstractNumId w:val="43"/>
+    <w:abstractNumId w:val="44"/>
   </w:num>
   <w:num w:numId="30" w16cid:durableId="2085495198">
     <w:abstractNumId w:val="5"/>
@@ -18204,7 +21258,7 @@
     <w:abstractNumId w:val="37"/>
   </w:num>
   <w:num w:numId="39" w16cid:durableId="1302419245">
-    <w:abstractNumId w:val="46"/>
+    <w:abstractNumId w:val="47"/>
   </w:num>
   <w:num w:numId="40" w16cid:durableId="671757144">
     <w:abstractNumId w:val="6"/>
@@ -18213,7 +21267,7 @@
     <w:abstractNumId w:val="30"/>
   </w:num>
   <w:num w:numId="42" w16cid:durableId="1924870052">
-    <w:abstractNumId w:val="39"/>
+    <w:abstractNumId w:val="40"/>
   </w:num>
   <w:num w:numId="43" w16cid:durableId="1546983496">
     <w:abstractNumId w:val="1"/>
@@ -18225,7 +21279,7 @@
     <w:abstractNumId w:val="38"/>
   </w:num>
   <w:num w:numId="46" w16cid:durableId="495389479">
-    <w:abstractNumId w:val="52"/>
+    <w:abstractNumId w:val="53"/>
   </w:num>
   <w:num w:numId="47" w16cid:durableId="1000545877">
     <w:abstractNumId w:val="32"/>
@@ -18252,13 +21306,13 @@
     <w:abstractNumId w:val="8"/>
   </w:num>
   <w:num w:numId="55" w16cid:durableId="2036425246">
-    <w:abstractNumId w:val="48"/>
+    <w:abstractNumId w:val="49"/>
   </w:num>
   <w:num w:numId="56" w16cid:durableId="305286039">
     <w:abstractNumId w:val="20"/>
   </w:num>
   <w:num w:numId="57" w16cid:durableId="696470528">
-    <w:abstractNumId w:val="42"/>
+    <w:abstractNumId w:val="43"/>
   </w:num>
   <w:num w:numId="58" w16cid:durableId="83573097">
     <w:abstractNumId w:val="17"/>
@@ -18270,10 +21324,10 @@
     <w:abstractNumId w:val="31"/>
   </w:num>
   <w:num w:numId="61" w16cid:durableId="415060573">
-    <w:abstractNumId w:val="50"/>
+    <w:abstractNumId w:val="51"/>
   </w:num>
   <w:num w:numId="62" w16cid:durableId="1749376288">
-    <w:abstractNumId w:val="41"/>
+    <w:abstractNumId w:val="42"/>
   </w:num>
   <w:num w:numId="63" w16cid:durableId="1277054457">
     <w:abstractNumId w:val="16"/>
@@ -18292,6 +21346,9 @@
   </w:num>
   <w:num w:numId="68" w16cid:durableId="1083182566">
     <w:abstractNumId w:val="13"/>
+  </w:num>
+  <w:num w:numId="69" w16cid:durableId="1571232664">
+    <w:abstractNumId w:val="39"/>
   </w:num>
   <w:numIdMacAtCleanup w:val="15"/>
 </w:numbering>
@@ -18689,7 +21746,7 @@
   <w:style w:type="paragraph" w:default="1" w:styleId="Normal">
     <w:name w:val="Normal"/>
     <w:qFormat/>
-    <w:rsid w:val="00430D67"/>
+    <w:rsid w:val="00773375"/>
     <w:pPr>
       <w:spacing w:line="360" w:lineRule="auto"/>
       <w:jc w:val="both"/>
@@ -18915,7 +21972,6 @@
   <w:style w:type="character" w:default="1" w:styleId="DefaultParagraphFont">
     <w:name w:val="Default Paragraph Font"/>
     <w:uiPriority w:val="1"/>
-    <w:semiHidden/>
     <w:unhideWhenUsed/>
   </w:style>
   <w:style w:type="table" w:default="1" w:styleId="TableNormal">
@@ -20091,6 +23147,16 @@
       </w:tblBorders>
     </w:tblPr>
   </w:style>
+  <w:style w:type="character" w:styleId="PlaceholderText">
+    <w:name w:val="Placeholder Text"/>
+    <w:basedOn w:val="DefaultParagraphFont"/>
+    <w:uiPriority w:val="99"/>
+    <w:semiHidden/>
+    <w:rsid w:val="007D5FA9"/>
+    <w:rPr>
+      <w:color w:val="666666"/>
+    </w:rPr>
+  </w:style>
 </w:styles>
 </file>
 

--- a/docs/thesis/magistrsko-delo-jasa-zupancic.docx
+++ b/docs/thesis/magistrsko-delo-jasa-zupancic.docx
@@ -10727,44 +10727,59 @@
         <w:t xml:space="preserve">podrobneje opisana v </w:t>
       </w:r>
       <w:r>
-        <w:t xml:space="preserve">poglavju </w:t>
+        <w:t>poglavju</w:t>
       </w:r>
       <w:r>
         <w:rPr>
           <w:color w:val="EE0000"/>
         </w:rPr>
+        <w:t xml:space="preserve"> </w:t>
+      </w:r>
+      <w:r>
+        <w:t xml:space="preserve">4: </w:t>
+      </w:r>
+      <w:r>
+        <w:fldChar w:fldCharType="begin"/>
+      </w:r>
+      <w:r>
+        <w:instrText xml:space="preserve"> REF _Ref227322707 </w:instrText>
+      </w:r>
+      <w:r>
+        <w:instrText xml:space="preserve"> \* MERGEFORMAT </w:instrText>
+      </w:r>
+      <w:r>
+        <w:fldChar w:fldCharType="separate"/>
+      </w:r>
+      <w:r>
+        <w:t>LASTNA UČNA MNOŽICA</w:t>
+      </w:r>
+      <w:r>
+        <w:fldChar w:fldCharType="end"/>
+      </w:r>
+      <w:r>
+        <w:t xml:space="preserve">. </w:t>
+      </w:r>
+      <w:r>
         <w:t>T</w:t>
       </w:r>
       <w:r>
-        <w:rPr>
-          <w:color w:val="EE0000"/>
-        </w:rPr>
-        <w:t>ODO: T</w:t>
-      </w:r>
-      <w:r>
-        <w:rPr>
-          <w:color w:val="EE0000"/>
-        </w:rPr>
-        <w:t>UKAJ NAVEDI POGLAVJE KO PRIDEŠ DO TJA</w:t>
-      </w:r>
-      <w:r>
-        <w:rPr>
-          <w:color w:val="EE0000"/>
-        </w:rPr>
-        <w:t xml:space="preserve">. </w:t>
-      </w:r>
-      <w:r>
-        <w:t xml:space="preserve">Testno množico sestavlja 944 slik različnih oseb </w:t>
+        <w:t>estno</w:t>
+      </w:r>
+      <w:r>
+        <w:t xml:space="preserve"> </w:t>
+      </w:r>
+      <w:r>
+        <w:t xml:space="preserve">množico sestavlja 944 slik različnih oseb </w:t>
       </w:r>
       <w:r>
         <w:t>z</w:t>
       </w:r>
       <w:r>
-        <w:t xml:space="preserve"> različnimi telesnimi držami med </w:t>
+        <w:t xml:space="preserve"> različnimi telesnimi držami med izvajanjem telesne </w:t>
       </w:r>
       <w:r>
         <w:lastRenderedPageBreak/>
-        <w:t xml:space="preserve">izvajanjem telesne vadbe na fitnesu. </w:t>
+        <w:t xml:space="preserve">vadbe na fitnesu. </w:t>
       </w:r>
       <w:r>
         <w:t xml:space="preserve">Glavni izziv primerjave uspešnosti med modeli predstavlja določitev </w:t>
@@ -10836,22 +10851,27 @@
         <w:t>MPJPE</w:t>
       </w:r>
       <w:r>
+        <w:t xml:space="preserve"> (</w:t>
+      </w:r>
+      <w:proofErr w:type="spellStart"/>
+      <w:r>
+        <w:t>Mean</w:t>
+      </w:r>
+      <w:proofErr w:type="spellEnd"/>
+      <w:r>
+        <w:t xml:space="preserve"> Per </w:t>
+      </w:r>
+      <w:proofErr w:type="spellStart"/>
+      <w:r>
+        <w:t>Joint</w:t>
+      </w:r>
+      <w:proofErr w:type="spellEnd"/>
+      <w:r>
         <w:t xml:space="preserve"> </w:t>
       </w:r>
-      <w:r>
-        <w:t>(</w:t>
-      </w:r>
-      <w:proofErr w:type="spellStart"/>
-      <w:r>
-        <w:t>Mean</w:t>
-      </w:r>
-      <w:proofErr w:type="spellEnd"/>
-      <w:r>
-        <w:t xml:space="preserve"> Per </w:t>
-      </w:r>
-      <w:proofErr w:type="spellStart"/>
-      <w:r>
-        <w:t>Joint</w:t>
+      <w:proofErr w:type="spellStart"/>
+      <w:r>
+        <w:t>Position</w:t>
       </w:r>
       <w:proofErr w:type="spellEnd"/>
       <w:r>
@@ -10859,14 +10879,6 @@
       </w:r>
       <w:proofErr w:type="spellStart"/>
       <w:r>
-        <w:t>Position</w:t>
-      </w:r>
-      <w:proofErr w:type="spellEnd"/>
-      <w:r>
-        <w:t xml:space="preserve"> </w:t>
-      </w:r>
-      <w:proofErr w:type="spellStart"/>
-      <w:r>
         <w:t>Error</w:t>
       </w:r>
       <w:proofErr w:type="spellEnd"/>
@@ -10879,10 +10891,7 @@
         <w:t xml:space="preserve">MPJPE velja za glavno metriko za prikaz napake med napovedano in dejansko vrednostjo. V kontekstu modelov za zaznavo telesne drže </w:t>
       </w:r>
       <w:r>
-        <w:t xml:space="preserve">MPJPE meri </w:t>
-      </w:r>
-      <w:r>
-        <w:t>povprečno razdaljo med sklepno točko referenčne resnice in napovedan</w:t>
+        <w:t>MPJPE meri povprečno razdaljo med sklepno točko referenčne resnice in napovedan</w:t>
       </w:r>
       <w:r>
         <w:t>o</w:t>
@@ -11776,14 +11785,19 @@
         <w:t>PCK</w:t>
       </w:r>
       <w:r>
+        <w:t xml:space="preserve"> (</w:t>
+      </w:r>
+      <w:proofErr w:type="spellStart"/>
+      <w:r>
+        <w:t>Percentage</w:t>
+      </w:r>
+      <w:proofErr w:type="spellEnd"/>
+      <w:r>
         <w:t xml:space="preserve"> </w:t>
       </w:r>
-      <w:r>
-        <w:t>(</w:t>
-      </w:r>
-      <w:proofErr w:type="spellStart"/>
-      <w:r>
-        <w:t>Percentage</w:t>
+      <w:proofErr w:type="spellStart"/>
+      <w:r>
+        <w:t>of</w:t>
       </w:r>
       <w:proofErr w:type="spellEnd"/>
       <w:r>
@@ -11791,7 +11805,7 @@
       </w:r>
       <w:proofErr w:type="spellStart"/>
       <w:r>
-        <w:t>of</w:t>
+        <w:t>Correct</w:t>
       </w:r>
       <w:proofErr w:type="spellEnd"/>
       <w:r>
@@ -11799,7 +11813,760 @@
       </w:r>
       <w:proofErr w:type="spellStart"/>
       <w:r>
-        <w:t>Correct</w:t>
+        <w:t>Keypoints</w:t>
+      </w:r>
+      <w:proofErr w:type="spellEnd"/>
+      <w:r>
+        <w:t>)</w:t>
+      </w:r>
+    </w:p>
+    <w:p>
+      <w:r>
+        <w:t>Metrika PCK, oziroma delež pravilno zaznanih sklepnih točk, meri, kolikšen delež sklepnih točk je po napovedi dovolj blizu točkam iz referenčne resnice</w:t>
+      </w:r>
+      <w:r>
+        <w:t>. Pravilnost se določi s pragom razdalje, zato je bilo uporabljenih več različnih pragov.</w:t>
+      </w:r>
+    </w:p>
+    <w:p>
+      <w:pPr>
+        <w:pStyle w:val="Caption"/>
+        <w:keepNext/>
+      </w:pPr>
+      <w:bookmarkStart w:id="42" w:name="_Ref227319621"/>
+      <w:r>
+        <w:t xml:space="preserve">Enačba </w:t>
+      </w:r>
+      <w:fldSimple w:instr=" SEQ Enačba \* ARABIC ">
+        <w:r>
+          <w:rPr>
+            <w:noProof/>
+          </w:rPr>
+          <w:t>3</w:t>
+        </w:r>
+      </w:fldSimple>
+      <w:r>
+        <w:t>: Pravilnost sklepne točke za metriko PCK</w:t>
+      </w:r>
+      <w:bookmarkEnd w:id="42"/>
+    </w:p>
+    <w:p>
+      <m:oMathPara>
+        <m:oMath>
+          <m:sSub>
+            <m:sSubPr>
+              <m:ctrlPr>
+                <w:rPr>
+                  <w:rFonts w:ascii="Cambria Math" w:hAnsi="Cambria Math"/>
+                  <w:i/>
+                </w:rPr>
+              </m:ctrlPr>
+            </m:sSubPr>
+            <m:e>
+              <m:r>
+                <w:rPr>
+                  <w:rFonts w:ascii="Cambria Math" w:hAnsi="Cambria Math"/>
+                </w:rPr>
+                <m:t>c</m:t>
+              </m:r>
+            </m:e>
+            <m:sub>
+              <m:r>
+                <w:rPr>
+                  <w:rFonts w:ascii="Cambria Math" w:hAnsi="Cambria Math"/>
+                </w:rPr>
+                <m:t>i,j</m:t>
+              </m:r>
+            </m:sub>
+          </m:sSub>
+          <m:r>
+            <w:rPr>
+              <w:rFonts w:ascii="Cambria Math" w:hAnsi="Cambria Math"/>
+            </w:rPr>
+            <m:t xml:space="preserve">= </m:t>
+          </m:r>
+          <m:d>
+            <m:dPr>
+              <m:begChr m:val="{"/>
+              <m:endChr m:val=""/>
+              <m:ctrlPr>
+                <w:rPr>
+                  <w:rFonts w:ascii="Cambria Math" w:hAnsi="Cambria Math"/>
+                  <w:i/>
+                </w:rPr>
+              </m:ctrlPr>
+            </m:dPr>
+            <m:e>
+              <m:eqArr>
+                <m:eqArrPr>
+                  <m:ctrlPr>
+                    <w:rPr>
+                      <w:rFonts w:ascii="Cambria Math" w:hAnsi="Cambria Math"/>
+                      <w:i/>
+                    </w:rPr>
+                  </m:ctrlPr>
+                </m:eqArrPr>
+                <m:e>
+                  <m:r>
+                    <w:rPr>
+                      <w:rFonts w:ascii="Cambria Math" w:hAnsi="Cambria Math"/>
+                    </w:rPr>
+                    <m:t xml:space="preserve">1,   </m:t>
+                  </m:r>
+                  <m:sSub>
+                    <m:sSubPr>
+                      <m:ctrlPr>
+                        <w:rPr>
+                          <w:rFonts w:ascii="Cambria Math" w:hAnsi="Cambria Math"/>
+                          <w:i/>
+                        </w:rPr>
+                      </m:ctrlPr>
+                    </m:sSubPr>
+                    <m:e>
+                      <m:r>
+                        <w:rPr>
+                          <w:rFonts w:ascii="Cambria Math" w:hAnsi="Cambria Math"/>
+                        </w:rPr>
+                        <m:t>e</m:t>
+                      </m:r>
+                    </m:e>
+                    <m:sub>
+                      <m:r>
+                        <w:rPr>
+                          <w:rFonts w:ascii="Cambria Math" w:hAnsi="Cambria Math"/>
+                        </w:rPr>
+                        <m:t>i,j</m:t>
+                      </m:r>
+                    </m:sub>
+                  </m:sSub>
+                  <m:r>
+                    <w:rPr>
+                      <w:rFonts w:ascii="Cambria Math" w:hAnsi="Cambria Math"/>
+                    </w:rPr>
+                    <m:t>≤</m:t>
+                  </m:r>
+                  <m:r>
+                    <w:rPr>
+                      <w:rFonts w:ascii="Cambria Math" w:hAnsi="Cambria Math"/>
+                    </w:rPr>
+                    <m:t>τ</m:t>
+                  </m:r>
+                </m:e>
+                <m:e>
+                  <m:r>
+                    <w:rPr>
+                      <w:rFonts w:ascii="Cambria Math" w:hAnsi="Cambria Math"/>
+                    </w:rPr>
+                    <m:t xml:space="preserve">0,   </m:t>
+                  </m:r>
+                  <m:sSub>
+                    <m:sSubPr>
+                      <m:ctrlPr>
+                        <w:rPr>
+                          <w:rFonts w:ascii="Cambria Math" w:hAnsi="Cambria Math"/>
+                          <w:i/>
+                        </w:rPr>
+                      </m:ctrlPr>
+                    </m:sSubPr>
+                    <m:e>
+                      <m:r>
+                        <w:rPr>
+                          <w:rFonts w:ascii="Cambria Math" w:hAnsi="Cambria Math"/>
+                        </w:rPr>
+                        <m:t>e</m:t>
+                      </m:r>
+                    </m:e>
+                    <m:sub>
+                      <m:r>
+                        <w:rPr>
+                          <w:rFonts w:ascii="Cambria Math" w:hAnsi="Cambria Math"/>
+                        </w:rPr>
+                        <m:t>i,j</m:t>
+                      </m:r>
+                    </m:sub>
+                  </m:sSub>
+                  <m:r>
+                    <w:rPr>
+                      <w:rFonts w:ascii="Cambria Math" w:hAnsi="Cambria Math"/>
+                    </w:rPr>
+                    <m:t>&gt;</m:t>
+                  </m:r>
+                  <m:r>
+                    <w:rPr>
+                      <w:rFonts w:ascii="Cambria Math" w:hAnsi="Cambria Math"/>
+                    </w:rPr>
+                    <m:t>τ</m:t>
+                  </m:r>
+                </m:e>
+              </m:eqArr>
+            </m:e>
+          </m:d>
+        </m:oMath>
+      </m:oMathPara>
+    </w:p>
+    <w:p/>
+    <w:p>
+      <w:r>
+        <w:lastRenderedPageBreak/>
+        <w:t xml:space="preserve">Sklepna točka se šteje kot pravilno zaznana, če je njena napaka manjša ali enaka izbranemu pragu </w:t>
+      </w:r>
+      <m:oMath>
+        <m:r>
+          <w:rPr>
+            <w:rFonts w:ascii="Cambria Math" w:hAnsi="Cambria Math"/>
+          </w:rPr>
+          <m:t>τ</m:t>
+        </m:r>
+      </m:oMath>
+      <w:r>
+        <w:t xml:space="preserve"> (</w:t>
+      </w:r>
+      <w:r>
+        <w:fldChar w:fldCharType="begin"/>
+      </w:r>
+      <w:r>
+        <w:instrText xml:space="preserve"> REF _Ref227319621 \h </w:instrText>
+      </w:r>
+      <w:r>
+        <w:fldChar w:fldCharType="separate"/>
+      </w:r>
+      <w:r>
+        <w:t xml:space="preserve">Enačba </w:t>
+      </w:r>
+      <w:r>
+        <w:rPr>
+          <w:noProof/>
+        </w:rPr>
+        <w:t>3</w:t>
+      </w:r>
+      <w:r>
+        <w:t>: Pravilnost sklepne točke za metriko PCK</w:t>
+      </w:r>
+      <w:r>
+        <w:fldChar w:fldCharType="end"/>
+      </w:r>
+      <w:r>
+        <w:t xml:space="preserve">). Metrika PCK je definirana kot delež pravilnih točk </w:t>
+      </w:r>
+      <w:r>
+        <w:t>preko vseh sklepov in vseh slik</w:t>
+      </w:r>
+      <w:r>
+        <w:t xml:space="preserve">, definicija je prikazana </w:t>
+      </w:r>
+      <w:r>
+        <w:t xml:space="preserve">s spodnjo </w:t>
+      </w:r>
+      <w:r>
+        <w:t>enačbo</w:t>
+      </w:r>
+      <w:r>
+        <w:t>.</w:t>
+      </w:r>
+    </w:p>
+    <w:p>
+      <w:pPr>
+        <w:pStyle w:val="Caption"/>
+        <w:keepNext/>
+      </w:pPr>
+      <w:r>
+        <w:t xml:space="preserve">Enačba </w:t>
+      </w:r>
+      <w:fldSimple w:instr=" SEQ Enačba \* ARABIC ">
+        <w:r>
+          <w:rPr>
+            <w:noProof/>
+          </w:rPr>
+          <w:t>4</w:t>
+        </w:r>
+      </w:fldSimple>
+      <w:r>
+        <w:t>: Definicija PCK</w:t>
+      </w:r>
+    </w:p>
+    <w:p>
+      <m:oMathPara>
+        <m:oMath>
+          <m:r>
+            <w:rPr>
+              <w:rFonts w:ascii="Cambria Math" w:hAnsi="Cambria Math"/>
+            </w:rPr>
+            <m:t>PCK</m:t>
+          </m:r>
+          <m:d>
+            <m:dPr>
+              <m:ctrlPr>
+                <w:rPr>
+                  <w:rFonts w:ascii="Cambria Math" w:hAnsi="Cambria Math"/>
+                  <w:i/>
+                </w:rPr>
+              </m:ctrlPr>
+            </m:dPr>
+            <m:e>
+              <m:r>
+                <w:rPr>
+                  <w:rFonts w:ascii="Cambria Math" w:hAnsi="Cambria Math"/>
+                </w:rPr>
+                <m:t>τ</m:t>
+              </m:r>
+            </m:e>
+          </m:d>
+          <m:r>
+            <w:rPr>
+              <w:rFonts w:ascii="Cambria Math" w:hAnsi="Cambria Math"/>
+            </w:rPr>
+            <m:t xml:space="preserve">= </m:t>
+          </m:r>
+          <m:f>
+            <m:fPr>
+              <m:ctrlPr>
+                <w:rPr>
+                  <w:rFonts w:ascii="Cambria Math" w:hAnsi="Cambria Math"/>
+                  <w:i/>
+                </w:rPr>
+              </m:ctrlPr>
+            </m:fPr>
+            <m:num>
+              <m:r>
+                <w:rPr>
+                  <w:rFonts w:ascii="Cambria Math" w:hAnsi="Cambria Math"/>
+                </w:rPr>
+                <m:t>1</m:t>
+              </m:r>
+            </m:num>
+            <m:den>
+              <m:r>
+                <w:rPr>
+                  <w:rFonts w:ascii="Cambria Math" w:hAnsi="Cambria Math"/>
+                </w:rPr>
+                <m:t>N*K</m:t>
+              </m:r>
+            </m:den>
+          </m:f>
+          <m:r>
+            <w:rPr>
+              <w:rFonts w:ascii="Cambria Math" w:hAnsi="Cambria Math"/>
+            </w:rPr>
+            <m:t xml:space="preserve"> </m:t>
+          </m:r>
+          <m:nary>
+            <m:naryPr>
+              <m:chr m:val="∑"/>
+              <m:limLoc m:val="undOvr"/>
+              <m:ctrlPr>
+                <w:rPr>
+                  <w:rFonts w:ascii="Cambria Math" w:hAnsi="Cambria Math"/>
+                  <w:i/>
+                </w:rPr>
+              </m:ctrlPr>
+            </m:naryPr>
+            <m:sub>
+              <m:r>
+                <w:rPr>
+                  <w:rFonts w:ascii="Cambria Math" w:hAnsi="Cambria Math"/>
+                </w:rPr>
+                <m:t>i=1</m:t>
+              </m:r>
+            </m:sub>
+            <m:sup>
+              <m:r>
+                <w:rPr>
+                  <w:rFonts w:ascii="Cambria Math" w:hAnsi="Cambria Math"/>
+                </w:rPr>
+                <m:t>N</m:t>
+              </m:r>
+            </m:sup>
+            <m:e>
+              <m:nary>
+                <m:naryPr>
+                  <m:chr m:val="∑"/>
+                  <m:limLoc m:val="undOvr"/>
+                  <m:ctrlPr>
+                    <w:rPr>
+                      <w:rFonts w:ascii="Cambria Math" w:hAnsi="Cambria Math"/>
+                      <w:i/>
+                    </w:rPr>
+                  </m:ctrlPr>
+                </m:naryPr>
+                <m:sub>
+                  <m:r>
+                    <w:rPr>
+                      <w:rFonts w:ascii="Cambria Math" w:hAnsi="Cambria Math"/>
+                    </w:rPr>
+                    <m:t>j=1</m:t>
+                  </m:r>
+                </m:sub>
+                <m:sup>
+                  <m:r>
+                    <w:rPr>
+                      <w:rFonts w:ascii="Cambria Math" w:hAnsi="Cambria Math"/>
+                    </w:rPr>
+                    <m:t>K</m:t>
+                  </m:r>
+                </m:sup>
+                <m:e>
+                  <m:sSub>
+                    <m:sSubPr>
+                      <m:ctrlPr>
+                        <w:rPr>
+                          <w:rFonts w:ascii="Cambria Math" w:hAnsi="Cambria Math"/>
+                          <w:i/>
+                        </w:rPr>
+                      </m:ctrlPr>
+                    </m:sSubPr>
+                    <m:e>
+                      <m:r>
+                        <w:rPr>
+                          <w:rFonts w:ascii="Cambria Math" w:hAnsi="Cambria Math"/>
+                        </w:rPr>
+                        <m:t>c</m:t>
+                      </m:r>
+                    </m:e>
+                    <m:sub>
+                      <m:r>
+                        <w:rPr>
+                          <w:rFonts w:ascii="Cambria Math" w:hAnsi="Cambria Math"/>
+                        </w:rPr>
+                        <m:t>i,j</m:t>
+                      </m:r>
+                    </m:sub>
+                  </m:sSub>
+                </m:e>
+              </m:nary>
+            </m:e>
+          </m:nary>
+        </m:oMath>
+      </m:oMathPara>
+    </w:p>
+    <w:p>
+      <w:pPr>
+        <w:pStyle w:val="Images"/>
+        <w:jc w:val="both"/>
+      </w:pPr>
+      <w:r>
+        <w:t xml:space="preserve">Na slikah </w:t>
+      </w:r>
+      <w:r>
+        <w:fldChar w:fldCharType="begin"/>
+      </w:r>
+      <w:r>
+        <w:instrText xml:space="preserve"> REF _Ref227320775 \h </w:instrText>
+      </w:r>
+      <w:r>
+        <w:fldChar w:fldCharType="separate"/>
+      </w:r>
+      <w:r>
+        <w:t xml:space="preserve">Slika </w:t>
+      </w:r>
+      <w:r>
+        <w:rPr>
+          <w:noProof/>
+        </w:rPr>
+        <w:t>5</w:t>
+      </w:r>
+      <w:r>
+        <w:t>: Rezultati metrike PCK pri pragu 0.01</w:t>
+      </w:r>
+      <w:r>
+        <w:fldChar w:fldCharType="end"/>
+      </w:r>
+      <w:r>
+        <w:t xml:space="preserve">, </w:t>
+      </w:r>
+      <w:r>
+        <w:fldChar w:fldCharType="begin"/>
+      </w:r>
+      <w:r>
+        <w:instrText xml:space="preserve"> REF _Ref227320779 \h </w:instrText>
+      </w:r>
+      <w:r>
+        <w:fldChar w:fldCharType="separate"/>
+      </w:r>
+      <w:r>
+        <w:t xml:space="preserve">Slika </w:t>
+      </w:r>
+      <w:r>
+        <w:rPr>
+          <w:noProof/>
+        </w:rPr>
+        <w:t>6</w:t>
+      </w:r>
+      <w:r>
+        <w:t>: Rezultati metrike PCK pri pragu 0.02</w:t>
+      </w:r>
+      <w:r>
+        <w:fldChar w:fldCharType="end"/>
+      </w:r>
+      <w:r>
+        <w:t xml:space="preserve"> in </w:t>
+      </w:r>
+      <w:r>
+        <w:fldChar w:fldCharType="begin"/>
+      </w:r>
+      <w:r>
+        <w:instrText xml:space="preserve"> REF _Ref227320780 \h </w:instrText>
+      </w:r>
+      <w:r>
+        <w:fldChar w:fldCharType="separate"/>
+      </w:r>
+      <w:r>
+        <w:t xml:space="preserve">Slika </w:t>
+      </w:r>
+      <w:r>
+        <w:rPr>
+          <w:noProof/>
+        </w:rPr>
+        <w:t>7</w:t>
+      </w:r>
+      <w:r>
+        <w:t xml:space="preserve">: </w:t>
+      </w:r>
+      <w:r>
+        <w:t>Rezultati metrike PCK pri pragu 0.0</w:t>
+      </w:r>
+      <w:r>
+        <w:t>4</w:t>
+      </w:r>
+      <w:r>
+        <w:fldChar w:fldCharType="end"/>
+      </w:r>
+      <w:r>
+        <w:t xml:space="preserve"> so prikazani rezultati metrike PCK nad izbranimi modeli. Vsaka slika prikazuje rezultat metrike z različnim pragom. </w:t>
+      </w:r>
+      <w:r>
+        <w:t xml:space="preserve">Podobno kot pri metriki MPJPE, </w:t>
+      </w:r>
+      <w:r>
+        <w:t>referenčna resnica</w:t>
+      </w:r>
+      <w:r>
+        <w:t xml:space="preserve"> za rezultate metrike PCK</w:t>
+      </w:r>
+      <w:r>
+        <w:t xml:space="preserve"> predstavlja napovedi modela RTMO-X</w:t>
+      </w:r>
+      <w:r>
+        <w:t>.</w:t>
+      </w:r>
+    </w:p>
+    <w:p>
+      <w:pPr>
+        <w:pStyle w:val="Images"/>
+      </w:pPr>
+      <w:r>
+        <w:drawing>
+          <wp:inline distT="0" distB="0" distL="0" distR="0" wp14:anchorId="019D5745" wp14:editId="5092E82A">
+            <wp:extent cx="5396230" cy="2237105"/>
+            <wp:effectExtent l="0" t="0" r="0" b="0"/>
+            <wp:docPr id="1819771264" name="Picture 1"/>
+            <wp:cNvGraphicFramePr>
+              <a:graphicFrameLocks xmlns:a="http://schemas.openxmlformats.org/drawingml/2006/main" noChangeAspect="1"/>
+            </wp:cNvGraphicFramePr>
+            <a:graphic xmlns:a="http://schemas.openxmlformats.org/drawingml/2006/main">
+              <a:graphicData uri="http://schemas.openxmlformats.org/drawingml/2006/picture">
+                <pic:pic xmlns:pic="http://schemas.openxmlformats.org/drawingml/2006/picture">
+                  <pic:nvPicPr>
+                    <pic:cNvPr id="1819771264" name=""/>
+                    <pic:cNvPicPr/>
+                  </pic:nvPicPr>
+                  <pic:blipFill>
+                    <a:blip r:embed="rId27"/>
+                    <a:stretch>
+                      <a:fillRect/>
+                    </a:stretch>
+                  </pic:blipFill>
+                  <pic:spPr>
+                    <a:xfrm>
+                      <a:off x="0" y="0"/>
+                      <a:ext cx="5396230" cy="2237105"/>
+                    </a:xfrm>
+                    <a:prstGeom prst="rect">
+                      <a:avLst/>
+                    </a:prstGeom>
+                  </pic:spPr>
+                </pic:pic>
+              </a:graphicData>
+            </a:graphic>
+          </wp:inline>
+        </w:drawing>
+      </w:r>
+    </w:p>
+    <w:p>
+      <w:pPr>
+        <w:pStyle w:val="Caption"/>
+      </w:pPr>
+      <w:bookmarkStart w:id="43" w:name="_Ref227320775"/>
+      <w:r>
+        <w:t xml:space="preserve">Slika </w:t>
+      </w:r>
+      <w:fldSimple w:instr=" SEQ Slika \* ARABIC ">
+        <w:r>
+          <w:rPr>
+            <w:noProof/>
+          </w:rPr>
+          <w:t>5</w:t>
+        </w:r>
+      </w:fldSimple>
+      <w:r>
+        <w:t xml:space="preserve">: Rezultati </w:t>
+      </w:r>
+      <w:r>
+        <w:t xml:space="preserve">metrike </w:t>
+      </w:r>
+      <w:r>
+        <w:t>PCK pri pragu 0.01</w:t>
+      </w:r>
+      <w:bookmarkEnd w:id="43"/>
+    </w:p>
+    <w:p>
+      <w:pPr>
+        <w:pStyle w:val="Images"/>
+      </w:pPr>
+      <w:r>
+        <w:lastRenderedPageBreak/>
+        <w:drawing>
+          <wp:inline distT="0" distB="0" distL="0" distR="0" wp14:anchorId="7258E1CD" wp14:editId="64077337">
+            <wp:extent cx="5396230" cy="2237105"/>
+            <wp:effectExtent l="0" t="0" r="0" b="0"/>
+            <wp:docPr id="1170356641" name="Picture 1"/>
+            <wp:cNvGraphicFramePr>
+              <a:graphicFrameLocks xmlns:a="http://schemas.openxmlformats.org/drawingml/2006/main" noChangeAspect="1"/>
+            </wp:cNvGraphicFramePr>
+            <a:graphic xmlns:a="http://schemas.openxmlformats.org/drawingml/2006/main">
+              <a:graphicData uri="http://schemas.openxmlformats.org/drawingml/2006/picture">
+                <pic:pic xmlns:pic="http://schemas.openxmlformats.org/drawingml/2006/picture">
+                  <pic:nvPicPr>
+                    <pic:cNvPr id="1170356641" name=""/>
+                    <pic:cNvPicPr/>
+                  </pic:nvPicPr>
+                  <pic:blipFill>
+                    <a:blip r:embed="rId28"/>
+                    <a:stretch>
+                      <a:fillRect/>
+                    </a:stretch>
+                  </pic:blipFill>
+                  <pic:spPr>
+                    <a:xfrm>
+                      <a:off x="0" y="0"/>
+                      <a:ext cx="5396230" cy="2237105"/>
+                    </a:xfrm>
+                    <a:prstGeom prst="rect">
+                      <a:avLst/>
+                    </a:prstGeom>
+                  </pic:spPr>
+                </pic:pic>
+              </a:graphicData>
+            </a:graphic>
+          </wp:inline>
+        </w:drawing>
+      </w:r>
+    </w:p>
+    <w:p>
+      <w:pPr>
+        <w:pStyle w:val="Caption"/>
+      </w:pPr>
+      <w:bookmarkStart w:id="44" w:name="_Ref227320779"/>
+      <w:r>
+        <w:t xml:space="preserve">Slika </w:t>
+      </w:r>
+      <w:fldSimple w:instr=" SEQ Slika \* ARABIC ">
+        <w:r>
+          <w:rPr>
+            <w:noProof/>
+          </w:rPr>
+          <w:t>6</w:t>
+        </w:r>
+      </w:fldSimple>
+      <w:r>
+        <w:t>: Rezultati metrike PCK pri pragu 0.02</w:t>
+      </w:r>
+      <w:bookmarkEnd w:id="44"/>
+    </w:p>
+    <w:p>
+      <w:pPr>
+        <w:pStyle w:val="Images"/>
+      </w:pPr>
+      <w:r>
+        <w:drawing>
+          <wp:inline distT="0" distB="0" distL="0" distR="0" wp14:anchorId="69F82535" wp14:editId="4800961B">
+            <wp:extent cx="5396230" cy="2237105"/>
+            <wp:effectExtent l="0" t="0" r="0" b="0"/>
+            <wp:docPr id="1883364277" name="Picture 1"/>
+            <wp:cNvGraphicFramePr>
+              <a:graphicFrameLocks xmlns:a="http://schemas.openxmlformats.org/drawingml/2006/main" noChangeAspect="1"/>
+            </wp:cNvGraphicFramePr>
+            <a:graphic xmlns:a="http://schemas.openxmlformats.org/drawingml/2006/main">
+              <a:graphicData uri="http://schemas.openxmlformats.org/drawingml/2006/picture">
+                <pic:pic xmlns:pic="http://schemas.openxmlformats.org/drawingml/2006/picture">
+                  <pic:nvPicPr>
+                    <pic:cNvPr id="1883364277" name=""/>
+                    <pic:cNvPicPr/>
+                  </pic:nvPicPr>
+                  <pic:blipFill>
+                    <a:blip r:embed="rId29"/>
+                    <a:stretch>
+                      <a:fillRect/>
+                    </a:stretch>
+                  </pic:blipFill>
+                  <pic:spPr>
+                    <a:xfrm>
+                      <a:off x="0" y="0"/>
+                      <a:ext cx="5396230" cy="2237105"/>
+                    </a:xfrm>
+                    <a:prstGeom prst="rect">
+                      <a:avLst/>
+                    </a:prstGeom>
+                  </pic:spPr>
+                </pic:pic>
+              </a:graphicData>
+            </a:graphic>
+          </wp:inline>
+        </w:drawing>
+      </w:r>
+    </w:p>
+    <w:p>
+      <w:pPr>
+        <w:pStyle w:val="Caption"/>
+      </w:pPr>
+      <w:bookmarkStart w:id="45" w:name="_Ref227320780"/>
+      <w:r>
+        <w:t xml:space="preserve">Slika </w:t>
+      </w:r>
+      <w:fldSimple w:instr=" SEQ Slika \* ARABIC ">
+        <w:r>
+          <w:rPr>
+            <w:noProof/>
+          </w:rPr>
+          <w:t>7</w:t>
+        </w:r>
+      </w:fldSimple>
+      <w:r>
+        <w:t xml:space="preserve">: </w:t>
+      </w:r>
+      <w:r>
+        <w:t>Rezultati metrike PCK pri pragu 0.0</w:t>
+      </w:r>
+      <w:r>
+        <w:t>4</w:t>
+      </w:r>
+      <w:bookmarkEnd w:id="45"/>
+    </w:p>
+    <w:p/>
+    <w:p>
+      <w:r>
+        <w:t xml:space="preserve">Rezultatov metrike PCK nad različnimi pragi so dokaj konstantni – </w:t>
+      </w:r>
+      <w:proofErr w:type="spellStart"/>
+      <w:r>
+        <w:t>Mediapipe</w:t>
+      </w:r>
+      <w:proofErr w:type="spellEnd"/>
+      <w:r>
+        <w:t xml:space="preserve"> Pose </w:t>
+      </w:r>
+      <w:proofErr w:type="spellStart"/>
+      <w:r>
+        <w:t>Landmarker</w:t>
       </w:r>
       <w:proofErr w:type="spellEnd"/>
       <w:r>
@@ -11807,69 +12574,465 @@
       </w:r>
       <w:proofErr w:type="spellStart"/>
       <w:r>
-        <w:t>Keypoints</w:t>
-      </w:r>
-      <w:proofErr w:type="spellEnd"/>
-      <w:r>
-        <w:t>)</w:t>
-      </w:r>
-    </w:p>
-    <w:p>
-      <w:r>
-        <w:t>TO IMPLEMENT FIRST()</w:t>
-      </w:r>
-    </w:p>
+        <w:t>Heavy</w:t>
+      </w:r>
+      <w:proofErr w:type="spellEnd"/>
+      <w:r>
+        <w:t xml:space="preserve"> je vedno najboljše ocenjen model, </w:t>
+      </w:r>
+      <w:proofErr w:type="spellStart"/>
+      <w:r>
+        <w:t>PoseNet</w:t>
+      </w:r>
+      <w:proofErr w:type="spellEnd"/>
+      <w:r>
+        <w:t xml:space="preserve"> </w:t>
+      </w:r>
+      <w:proofErr w:type="spellStart"/>
+      <w:r>
+        <w:t>MobileNet</w:t>
+      </w:r>
+      <w:proofErr w:type="spellEnd"/>
+      <w:r>
+        <w:t xml:space="preserve"> pa je vedno najslabše ocenjen model. </w:t>
+      </w:r>
+      <w:r>
+        <w:t xml:space="preserve">Zanimiv je rezultat modela </w:t>
+      </w:r>
+      <w:proofErr w:type="spellStart"/>
+      <w:r>
+        <w:t>MoveNet</w:t>
+      </w:r>
+      <w:proofErr w:type="spellEnd"/>
+      <w:r>
+        <w:t xml:space="preserve"> </w:t>
+      </w:r>
+      <w:proofErr w:type="spellStart"/>
+      <w:r>
+        <w:t>SinglePose</w:t>
+      </w:r>
+      <w:proofErr w:type="spellEnd"/>
+      <w:r>
+        <w:t xml:space="preserve"> </w:t>
+      </w:r>
+      <w:proofErr w:type="spellStart"/>
+      <w:r>
+        <w:t>Thunder</w:t>
+      </w:r>
+      <w:proofErr w:type="spellEnd"/>
+      <w:r>
+        <w:t xml:space="preserve">, ki se pri pragu 0.01 najbolj približa modelu </w:t>
+      </w:r>
+      <w:proofErr w:type="spellStart"/>
+      <w:r>
+        <w:t>Mediapipe</w:t>
+      </w:r>
+      <w:proofErr w:type="spellEnd"/>
+      <w:r>
+        <w:t xml:space="preserve"> Pose </w:t>
+      </w:r>
+      <w:proofErr w:type="spellStart"/>
+      <w:r>
+        <w:t>Landmarker</w:t>
+      </w:r>
+      <w:proofErr w:type="spellEnd"/>
+      <w:r>
+        <w:t xml:space="preserve"> </w:t>
+      </w:r>
+      <w:proofErr w:type="spellStart"/>
+      <w:r>
+        <w:t>Heavy</w:t>
+      </w:r>
+      <w:proofErr w:type="spellEnd"/>
+      <w:r>
+        <w:t>, pri pragu 0.04 pa predstavlja povpreč</w:t>
+      </w:r>
+      <w:r>
+        <w:t>en model</w:t>
+      </w:r>
+      <w:r>
+        <w:t>.</w:t>
+      </w:r>
+    </w:p>
+    <w:p/>
     <w:p>
       <w:pPr>
         <w:pStyle w:val="Heading3"/>
       </w:pPr>
       <w:r>
-        <w:t>Napaka napovedi celotne telesne drže</w:t>
-      </w:r>
-    </w:p>
-    <w:p>
-      <w:r>
-        <w:t xml:space="preserve">TU OPIŠI DA JE TO </w:t>
-      </w:r>
-      <w:r>
-        <w:t>»</w:t>
-      </w:r>
-      <w:r>
-        <w:t>TVOJA</w:t>
-      </w:r>
-      <w:r>
-        <w:t>«</w:t>
-      </w:r>
-      <w:r>
-        <w:t xml:space="preserve"> METRIKA</w:t>
-      </w:r>
+        <w:t>Primerjava napak sklepnih točk</w:t>
+      </w:r>
+    </w:p>
+    <w:p>
+      <w:r>
+        <w:t xml:space="preserve">V prejšnjih podpoglavjih </w:t>
+      </w:r>
+      <w:r>
+        <w:t xml:space="preserve">je </w:t>
+      </w:r>
+      <w:r>
+        <w:t>uspešnost modelov ocenjen</w:t>
+      </w:r>
+      <w:r>
+        <w:t>a</w:t>
+      </w:r>
+      <w:r>
+        <w:t xml:space="preserve"> z metrikama MPJPE in PCK, ki podata celostno sliko o povprečnem odstopanju ter deležu “dovolj pravilnih” sklepnih </w:t>
+      </w:r>
+      <w:r>
+        <w:lastRenderedPageBreak/>
+        <w:t>točk</w:t>
+      </w:r>
+      <w:r>
+        <w:t xml:space="preserve">. </w:t>
+      </w:r>
+      <w:r>
+        <w:t>Nobena od njiju ne poda podrobnejše informacije o natančnosti posameznih sklepnih točk znotraj primerjave</w:t>
+      </w:r>
+      <w:r>
+        <w:t xml:space="preserve"> med modeli</w:t>
+      </w:r>
+      <w:r>
+        <w:t xml:space="preserve">. </w:t>
+      </w:r>
+      <w:r>
+        <w:t xml:space="preserve">V tem podpoglavju je predstavljena napaka posameznih sklepnih točk med najboljše in najslabše ocenjenim modelom </w:t>
+      </w:r>
+      <w:r>
+        <w:t xml:space="preserve">po </w:t>
+      </w:r>
+      <w:r>
+        <w:t xml:space="preserve">metrikah </w:t>
+      </w:r>
+      <w:r>
+        <w:t>MPJPE in PC</w:t>
+      </w:r>
+      <w:r>
+        <w:t>K</w:t>
+      </w:r>
+      <w:r>
+        <w:t xml:space="preserve">. </w:t>
+      </w:r>
+      <w:r>
+        <w:t xml:space="preserve">Pri obeh sta najboljše in najslabše ocenjena modela enaka, najboljši je </w:t>
+      </w:r>
+      <w:proofErr w:type="spellStart"/>
+      <w:r>
+        <w:t>Mediapipe</w:t>
+      </w:r>
+      <w:proofErr w:type="spellEnd"/>
+      <w:r>
+        <w:t xml:space="preserve"> Pose </w:t>
+      </w:r>
+      <w:proofErr w:type="spellStart"/>
+      <w:r>
+        <w:t>Landmarker</w:t>
+      </w:r>
+      <w:proofErr w:type="spellEnd"/>
+      <w:r>
+        <w:t xml:space="preserve"> </w:t>
+      </w:r>
+      <w:proofErr w:type="spellStart"/>
+      <w:r>
+        <w:t>Heavy</w:t>
+      </w:r>
+      <w:proofErr w:type="spellEnd"/>
+      <w:r>
+        <w:t xml:space="preserve">, najslabši pa </w:t>
+      </w:r>
+      <w:proofErr w:type="spellStart"/>
+      <w:r>
+        <w:t>PoseNet</w:t>
+      </w:r>
+      <w:proofErr w:type="spellEnd"/>
+      <w:r>
+        <w:t xml:space="preserve"> </w:t>
+      </w:r>
+      <w:proofErr w:type="spellStart"/>
+      <w:r>
+        <w:t>MobineNet</w:t>
+      </w:r>
+      <w:proofErr w:type="spellEnd"/>
+      <w:r>
+        <w:t>.</w:t>
+      </w:r>
+    </w:p>
+    <w:p>
+      <w:pPr>
+        <w:pStyle w:val="Images"/>
+      </w:pPr>
+      <w:r>
+        <w:drawing>
+          <wp:inline distT="0" distB="0" distL="0" distR="0" wp14:anchorId="07B557F3" wp14:editId="4D717EFA">
+            <wp:extent cx="5396230" cy="2677795"/>
+            <wp:effectExtent l="0" t="0" r="0" b="8255"/>
+            <wp:docPr id="742054068" name="Picture 1"/>
+            <wp:cNvGraphicFramePr>
+              <a:graphicFrameLocks xmlns:a="http://schemas.openxmlformats.org/drawingml/2006/main" noChangeAspect="1"/>
+            </wp:cNvGraphicFramePr>
+            <a:graphic xmlns:a="http://schemas.openxmlformats.org/drawingml/2006/main">
+              <a:graphicData uri="http://schemas.openxmlformats.org/drawingml/2006/picture">
+                <pic:pic xmlns:pic="http://schemas.openxmlformats.org/drawingml/2006/picture">
+                  <pic:nvPicPr>
+                    <pic:cNvPr id="742054068" name=""/>
+                    <pic:cNvPicPr/>
+                  </pic:nvPicPr>
+                  <pic:blipFill>
+                    <a:blip r:embed="rId30"/>
+                    <a:stretch>
+                      <a:fillRect/>
+                    </a:stretch>
+                  </pic:blipFill>
+                  <pic:spPr>
+                    <a:xfrm>
+                      <a:off x="0" y="0"/>
+                      <a:ext cx="5396230" cy="2677795"/>
+                    </a:xfrm>
+                    <a:prstGeom prst="rect">
+                      <a:avLst/>
+                    </a:prstGeom>
+                  </pic:spPr>
+                </pic:pic>
+              </a:graphicData>
+            </a:graphic>
+          </wp:inline>
+        </w:drawing>
+      </w:r>
+    </w:p>
+    <w:p>
+      <w:pPr>
+        <w:pStyle w:val="Caption"/>
+      </w:pPr>
+      <w:r>
+        <w:t xml:space="preserve">Slika </w:t>
+      </w:r>
+      <w:fldSimple w:instr=" SEQ Slika \* ARABIC ">
+        <w:r>
+          <w:rPr>
+            <w:noProof/>
+          </w:rPr>
+          <w:t>8</w:t>
+        </w:r>
+      </w:fldSimple>
+      <w:r>
+        <w:t xml:space="preserve">: Primerjava med napovedmi sklepnih točk za model </w:t>
+      </w:r>
+      <w:proofErr w:type="spellStart"/>
+      <w:r>
+        <w:t>Mediapipe</w:t>
+      </w:r>
+      <w:proofErr w:type="spellEnd"/>
+      <w:r>
+        <w:t xml:space="preserve"> Pose </w:t>
+      </w:r>
+      <w:proofErr w:type="spellStart"/>
+      <w:r>
+        <w:t>Landmarker</w:t>
+      </w:r>
+      <w:proofErr w:type="spellEnd"/>
+      <w:r>
+        <w:t xml:space="preserve"> </w:t>
+      </w:r>
+      <w:proofErr w:type="spellStart"/>
+      <w:r>
+        <w:t>Heavy</w:t>
+      </w:r>
+      <w:proofErr w:type="spellEnd"/>
+    </w:p>
+    <w:p>
+      <w:pPr>
+        <w:keepNext/>
+      </w:pPr>
+      <w:r>
+        <w:drawing>
+          <wp:inline distT="0" distB="0" distL="0" distR="0" wp14:anchorId="665758D8" wp14:editId="7C8FBF02">
+            <wp:extent cx="5396230" cy="2675255"/>
+            <wp:effectExtent l="0" t="0" r="0" b="0"/>
+            <wp:docPr id="7596625" name="Picture 1"/>
+            <wp:cNvGraphicFramePr>
+              <a:graphicFrameLocks xmlns:a="http://schemas.openxmlformats.org/drawingml/2006/main" noChangeAspect="1"/>
+            </wp:cNvGraphicFramePr>
+            <a:graphic xmlns:a="http://schemas.openxmlformats.org/drawingml/2006/main">
+              <a:graphicData uri="http://schemas.openxmlformats.org/drawingml/2006/picture">
+                <pic:pic xmlns:pic="http://schemas.openxmlformats.org/drawingml/2006/picture">
+                  <pic:nvPicPr>
+                    <pic:cNvPr id="7596625" name=""/>
+                    <pic:cNvPicPr/>
+                  </pic:nvPicPr>
+                  <pic:blipFill>
+                    <a:blip r:embed="rId31"/>
+                    <a:stretch>
+                      <a:fillRect/>
+                    </a:stretch>
+                  </pic:blipFill>
+                  <pic:spPr>
+                    <a:xfrm>
+                      <a:off x="0" y="0"/>
+                      <a:ext cx="5396230" cy="2675255"/>
+                    </a:xfrm>
+                    <a:prstGeom prst="rect">
+                      <a:avLst/>
+                    </a:prstGeom>
+                  </pic:spPr>
+                </pic:pic>
+              </a:graphicData>
+            </a:graphic>
+          </wp:inline>
+        </w:drawing>
+      </w:r>
+    </w:p>
+    <w:p>
+      <w:pPr>
+        <w:pStyle w:val="Caption"/>
+      </w:pPr>
+      <w:r>
+        <w:t xml:space="preserve">Slika </w:t>
+      </w:r>
+      <w:fldSimple w:instr=" SEQ Slika \* ARABIC ">
+        <w:r>
+          <w:rPr>
+            <w:noProof/>
+          </w:rPr>
+          <w:t>9</w:t>
+        </w:r>
+      </w:fldSimple>
+      <w:r>
+        <w:t xml:space="preserve">: </w:t>
+      </w:r>
+      <w:r>
+        <w:t>Primerjava med napovedmi sklepnih točk za model</w:t>
+      </w:r>
+      <w:r>
+        <w:t xml:space="preserve"> </w:t>
+      </w:r>
+      <w:proofErr w:type="spellStart"/>
+      <w:r>
+        <w:t>PoseNet</w:t>
+      </w:r>
+      <w:proofErr w:type="spellEnd"/>
+      <w:r>
+        <w:t xml:space="preserve"> </w:t>
+      </w:r>
+      <w:proofErr w:type="spellStart"/>
+      <w:r>
+        <w:t>MobileNet</w:t>
+      </w:r>
+      <w:proofErr w:type="spellEnd"/>
     </w:p>
     <w:p/>
     <w:p>
       <w:r>
-        <w:t>TU PRIKAŽI TUDI BY KEYPOINT ERRORJE MED NAJSLABŠE PERFORMANIM IN NAJBOLJŠE PERFORMANIM MODELOM IN ARGUMENTIRAJ</w:t>
+        <w:lastRenderedPageBreak/>
+        <w:t xml:space="preserve">Rezultati sklepnih točk za model </w:t>
+      </w:r>
+      <w:proofErr w:type="spellStart"/>
+      <w:r>
+        <w:t>Mediapipe</w:t>
+      </w:r>
+      <w:proofErr w:type="spellEnd"/>
+      <w:r>
+        <w:t xml:space="preserve"> Pose </w:t>
+      </w:r>
+      <w:proofErr w:type="spellStart"/>
+      <w:r>
+        <w:t>Landmarker</w:t>
+      </w:r>
+      <w:proofErr w:type="spellEnd"/>
+      <w:r>
+        <w:t xml:space="preserve"> </w:t>
+      </w:r>
+      <w:proofErr w:type="spellStart"/>
+      <w:r>
+        <w:t>Heavy</w:t>
+      </w:r>
+      <w:proofErr w:type="spellEnd"/>
+      <w:r>
+        <w:t xml:space="preserve"> so zelo konstantn</w:t>
+      </w:r>
+      <w:r>
+        <w:t>i</w:t>
+      </w:r>
+      <w:r>
+        <w:t xml:space="preserve">, medtem ko se natančnost sklepnih točk spodnjega dela telesa pri modelu </w:t>
+      </w:r>
+      <w:proofErr w:type="spellStart"/>
+      <w:r>
+        <w:t>PoseNet</w:t>
+      </w:r>
+      <w:proofErr w:type="spellEnd"/>
+      <w:r>
+        <w:t xml:space="preserve"> </w:t>
+      </w:r>
+      <w:proofErr w:type="spellStart"/>
+      <w:r>
+        <w:t>MobileNet</w:t>
+      </w:r>
+      <w:proofErr w:type="spellEnd"/>
+      <w:r>
+        <w:t xml:space="preserve"> v primerjavi z natančnostjo sklepnih točk zgornjega dela telesa</w:t>
+      </w:r>
+      <w:r>
+        <w:t xml:space="preserve"> </w:t>
+      </w:r>
+      <w:r>
+        <w:t>zelo poslabša.</w:t>
+      </w:r>
+    </w:p>
+    <w:p/>
+    <w:p>
+      <w:pPr>
+        <w:pStyle w:val="Heading2"/>
+      </w:pPr>
+      <w:r>
+        <w:t>Končna evaluacija uspešnosti modelov</w:t>
+      </w:r>
+    </w:p>
+    <w:p>
+      <w:r>
+        <w:t>RABIŠ PRVO FPS REZULTATE</w:t>
       </w:r>
     </w:p>
     <w:p>
       <w:pPr>
         <w:spacing w:line="240" w:lineRule="auto"/>
         <w:jc w:val="left"/>
-        <w:rPr>
-          <w:rFonts w:cs="Times New Roman"/>
-          <w:b/>
-          <w:bCs/>
-          <w:caps/>
-          <w:kern w:val="32"/>
-          <w:sz w:val="36"/>
-          <w:szCs w:val="36"/>
-        </w:rPr>
-      </w:pPr>
-      <w:r>
+      </w:pPr>
+      <w:r>
+        <w:br w:type="page"/>
+      </w:r>
+    </w:p>
+    <w:p>
+      <w:pPr>
+        <w:pStyle w:val="Heading1"/>
+        <w:spacing w:line="360" w:lineRule="auto"/>
         <w:rPr>
           <w:b/>
           <w:sz w:val="36"/>
           <w:szCs w:val="36"/>
-        </w:rPr>
+          <w:lang w:val="sl-SI"/>
+        </w:rPr>
+      </w:pPr>
+      <w:bookmarkStart w:id="46" w:name="_Ref227322707"/>
+      <w:r>
+        <w:rPr>
+          <w:b/>
+          <w:sz w:val="36"/>
+          <w:szCs w:val="36"/>
+          <w:lang w:val="sl-SI"/>
+        </w:rPr>
+        <w:lastRenderedPageBreak/>
+        <w:t>LASTNA UČNA MNOŽICA</w:t>
+      </w:r>
+      <w:bookmarkEnd w:id="46"/>
+    </w:p>
+    <w:p>
+      <w:pPr>
+        <w:pStyle w:val="Images"/>
+      </w:pPr>
+      <w:r>
+        <w:t xml:space="preserve"> </w:t>
+      </w:r>
+      <w:r>
         <w:br w:type="page"/>
       </w:r>
     </w:p>
@@ -11967,11 +13130,11 @@
           <w:tab w:val="num" w:pos="567"/>
         </w:tabs>
       </w:pPr>
-      <w:bookmarkStart w:id="42" w:name="_Toc225593982"/>
+      <w:bookmarkStart w:id="47" w:name="_Toc225593982"/>
       <w:r>
         <w:t>Mehanizem stanj</w:t>
       </w:r>
-      <w:bookmarkEnd w:id="42"/>
+      <w:bookmarkEnd w:id="47"/>
     </w:p>
     <w:p>
       <w:r>
@@ -12144,12 +13307,12 @@
       <w:pPr>
         <w:pStyle w:val="Heading3"/>
       </w:pPr>
-      <w:bookmarkStart w:id="43" w:name="_Toc225593983"/>
+      <w:bookmarkStart w:id="48" w:name="_Toc225593983"/>
       <w:r>
         <w:lastRenderedPageBreak/>
         <w:t>Stanje NI_V_KADRU</w:t>
       </w:r>
-      <w:bookmarkEnd w:id="43"/>
+      <w:bookmarkEnd w:id="48"/>
     </w:p>
     <w:p>
       <w:r>
@@ -12197,11 +13360,11 @@
       <w:pPr>
         <w:pStyle w:val="Heading3"/>
       </w:pPr>
-      <w:bookmarkStart w:id="44" w:name="_Toc225593984"/>
+      <w:bookmarkStart w:id="49" w:name="_Toc225593984"/>
       <w:r>
         <w:t>Stanje NI_OBRNJEN_PROTI_KAMERI</w:t>
       </w:r>
-      <w:bookmarkEnd w:id="44"/>
+      <w:bookmarkEnd w:id="49"/>
     </w:p>
     <w:p>
       <w:r>
@@ -12244,11 +13407,11 @@
       <w:pPr>
         <w:pStyle w:val="Heading3"/>
       </w:pPr>
-      <w:bookmarkStart w:id="45" w:name="_Toc225593985"/>
+      <w:bookmarkStart w:id="50" w:name="_Toc225593985"/>
       <w:r>
         <w:t>Stanje NI_PRI_MIRU</w:t>
       </w:r>
-      <w:bookmarkEnd w:id="45"/>
+      <w:bookmarkEnd w:id="50"/>
     </w:p>
     <w:p>
       <w:r>
@@ -12337,11 +13500,11 @@
       <w:pPr>
         <w:pStyle w:val="Heading3"/>
       </w:pPr>
-      <w:bookmarkStart w:id="46" w:name="_Toc225593986"/>
+      <w:bookmarkStart w:id="51" w:name="_Toc225593986"/>
       <w:r>
         <w:t>Stanje ZAČETNI_POGOJI_DRŽE_NISO_IZPOLNJENI</w:t>
       </w:r>
-      <w:bookmarkEnd w:id="46"/>
+      <w:bookmarkEnd w:id="51"/>
     </w:p>
     <w:p>
       <w:r>
@@ -12475,11 +13638,11 @@
       <w:pPr>
         <w:pStyle w:val="Heading3"/>
       </w:pPr>
-      <w:bookmarkStart w:id="47" w:name="_Toc225593987"/>
+      <w:bookmarkStart w:id="52" w:name="_Toc225593987"/>
       <w:r>
         <w:t>Stanje OPRAVI_SERIJO</w:t>
       </w:r>
-      <w:bookmarkEnd w:id="47"/>
+      <w:bookmarkEnd w:id="52"/>
     </w:p>
     <w:p>
       <w:r>
@@ -12589,11 +13752,11 @@
       <w:pPr>
         <w:pStyle w:val="Heading3"/>
       </w:pPr>
-      <w:bookmarkStart w:id="48" w:name="_Toc225593988"/>
+      <w:bookmarkStart w:id="53" w:name="_Toc225593988"/>
       <w:r>
         <w:t>Stanje USTAVLJENO</w:t>
       </w:r>
-      <w:bookmarkEnd w:id="48"/>
+      <w:bookmarkEnd w:id="53"/>
     </w:p>
     <w:p>
       <w:r>
@@ -12608,11 +13771,11 @@
       <w:pPr>
         <w:pStyle w:val="Heading2"/>
       </w:pPr>
-      <w:bookmarkStart w:id="49" w:name="_Toc225593989"/>
+      <w:bookmarkStart w:id="54" w:name="_Toc225593989"/>
       <w:r>
         <w:t>Predpisi vaj</w:t>
       </w:r>
-      <w:bookmarkEnd w:id="49"/>
+      <w:bookmarkEnd w:id="54"/>
     </w:p>
     <w:p>
       <w:r>
@@ -12791,12 +13954,12 @@
       <w:pPr>
         <w:pStyle w:val="Heading2"/>
       </w:pPr>
-      <w:bookmarkStart w:id="50" w:name="_Toc225593990"/>
+      <w:bookmarkStart w:id="55" w:name="_Toc225593990"/>
       <w:r>
         <w:lastRenderedPageBreak/>
         <w:t>Zajemanje ponovitev</w:t>
       </w:r>
-      <w:bookmarkEnd w:id="50"/>
+      <w:bookmarkEnd w:id="55"/>
     </w:p>
     <w:p>
       <w:r>
@@ -12969,11 +14132,11 @@
       <w:pPr>
         <w:pStyle w:val="Heading3"/>
       </w:pPr>
-      <w:bookmarkStart w:id="51" w:name="_Toc225593991"/>
+      <w:bookmarkStart w:id="56" w:name="_Toc225593991"/>
       <w:r>
         <w:t>Čas koncentrične faze</w:t>
       </w:r>
-      <w:bookmarkEnd w:id="51"/>
+      <w:bookmarkEnd w:id="56"/>
     </w:p>
     <w:p>
       <w:r>
@@ -13011,12 +14174,12 @@
       <w:pPr>
         <w:pStyle w:val="Heading3"/>
       </w:pPr>
-      <w:bookmarkStart w:id="52" w:name="_Toc225593992"/>
+      <w:bookmarkStart w:id="57" w:name="_Toc225593992"/>
       <w:r>
         <w:lastRenderedPageBreak/>
         <w:t>Čas ekscentrične faze</w:t>
       </w:r>
-      <w:bookmarkEnd w:id="52"/>
+      <w:bookmarkEnd w:id="57"/>
     </w:p>
     <w:p>
       <w:r>
@@ -13033,11 +14196,11 @@
       <w:pPr>
         <w:pStyle w:val="Heading3"/>
       </w:pPr>
-      <w:bookmarkStart w:id="53" w:name="_Toc225593993"/>
+      <w:bookmarkStart w:id="58" w:name="_Toc225593993"/>
       <w:r>
         <w:t>Čas izometrične faze</w:t>
       </w:r>
-      <w:bookmarkEnd w:id="53"/>
+      <w:bookmarkEnd w:id="58"/>
     </w:p>
     <w:p>
       <w:r>
@@ -13094,21 +14257,21 @@
       <w:pPr>
         <w:pStyle w:val="Heading2"/>
       </w:pPr>
-      <w:bookmarkStart w:id="54" w:name="_Toc225593994"/>
+      <w:bookmarkStart w:id="59" w:name="_Toc225593994"/>
       <w:r>
         <w:t>Povratne informacije</w:t>
       </w:r>
-      <w:bookmarkEnd w:id="54"/>
+      <w:bookmarkEnd w:id="59"/>
     </w:p>
     <w:p>
       <w:pPr>
         <w:pStyle w:val="Heading3"/>
       </w:pPr>
-      <w:bookmarkStart w:id="55" w:name="_Toc225593995"/>
+      <w:bookmarkStart w:id="60" w:name="_Toc225593995"/>
       <w:r>
         <w:t>Grafične povratne informacije</w:t>
       </w:r>
-      <w:bookmarkEnd w:id="55"/>
+      <w:bookmarkEnd w:id="60"/>
     </w:p>
     <w:p>
       <w:r>
@@ -13233,7 +14396,7 @@
                     <pic:cNvPicPr/>
                   </pic:nvPicPr>
                   <pic:blipFill>
-                    <a:blip r:embed="rId27"/>
+                    <a:blip r:embed="rId32"/>
                     <a:stretch>
                       <a:fillRect/>
                     </a:stretch>
@@ -13258,8 +14421,8 @@
       <w:pPr>
         <w:pStyle w:val="Caption"/>
       </w:pPr>
-      <w:bookmarkStart w:id="56" w:name="_Ref221966222"/>
-      <w:bookmarkStart w:id="57" w:name="_Toc225594007"/>
+      <w:bookmarkStart w:id="61" w:name="_Ref221966222"/>
+      <w:bookmarkStart w:id="62" w:name="_Toc225594007"/>
       <w:r>
         <w:t xml:space="preserve">Slika </w:t>
       </w:r>
@@ -13285,11 +14448,11 @@
       <w:r>
         <w:t>: Časovni graf</w:t>
       </w:r>
-      <w:bookmarkEnd w:id="56"/>
+      <w:bookmarkEnd w:id="61"/>
       <w:r>
         <w:t xml:space="preserve"> vsake ponovitve</w:t>
       </w:r>
-      <w:bookmarkEnd w:id="57"/>
+      <w:bookmarkEnd w:id="62"/>
     </w:p>
     <w:p/>
     <w:p>
@@ -13334,7 +14497,7 @@
                     <pic:cNvPicPr/>
                   </pic:nvPicPr>
                   <pic:blipFill>
-                    <a:blip r:embed="rId28"/>
+                    <a:blip r:embed="rId33"/>
                     <a:stretch>
                       <a:fillRect/>
                     </a:stretch>
@@ -13359,8 +14522,8 @@
       <w:pPr>
         <w:pStyle w:val="Caption"/>
       </w:pPr>
-      <w:bookmarkStart w:id="58" w:name="_Ref221966255"/>
-      <w:bookmarkStart w:id="59" w:name="_Toc225594008"/>
+      <w:bookmarkStart w:id="63" w:name="_Ref221966255"/>
+      <w:bookmarkStart w:id="64" w:name="_Toc225594008"/>
       <w:r>
         <w:t xml:space="preserve">Slika </w:t>
       </w:r>
@@ -13386,14 +14549,14 @@
       <w:r>
         <w:t xml:space="preserve">: Graf prepotovane </w:t>
       </w:r>
-      <w:bookmarkEnd w:id="58"/>
+      <w:bookmarkEnd w:id="63"/>
       <w:r>
         <w:t>razdalje</w:t>
       </w:r>
       <w:r>
         <w:t xml:space="preserve"> za vsako ponovitev</w:t>
       </w:r>
-      <w:bookmarkEnd w:id="59"/>
+      <w:bookmarkEnd w:id="64"/>
     </w:p>
     <w:p/>
     <w:p>
@@ -13428,7 +14591,7 @@
                     <pic:cNvPicPr/>
                   </pic:nvPicPr>
                   <pic:blipFill>
-                    <a:blip r:embed="rId29"/>
+                    <a:blip r:embed="rId34"/>
                     <a:stretch>
                       <a:fillRect/>
                     </a:stretch>
@@ -13453,10 +14616,10 @@
       <w:pPr>
         <w:pStyle w:val="Caption"/>
       </w:pPr>
-      <w:bookmarkStart w:id="60" w:name="_Ref221966277"/>
-      <w:bookmarkStart w:id="61" w:name="_Ref221967533"/>
-      <w:bookmarkStart w:id="62" w:name="_Ref221968150"/>
-      <w:bookmarkStart w:id="63" w:name="_Toc225594009"/>
+      <w:bookmarkStart w:id="65" w:name="_Ref221966277"/>
+      <w:bookmarkStart w:id="66" w:name="_Ref221967533"/>
+      <w:bookmarkStart w:id="67" w:name="_Ref221968150"/>
+      <w:bookmarkStart w:id="68" w:name="_Toc225594009"/>
       <w:r>
         <w:t xml:space="preserve">Slika </w:t>
       </w:r>
@@ -13482,27 +14645,27 @@
       <w:r>
         <w:t>: Graf hitrosti</w:t>
       </w:r>
-      <w:bookmarkEnd w:id="60"/>
+      <w:bookmarkEnd w:id="65"/>
       <w:r>
         <w:t xml:space="preserve"> v koncentrični fazi</w:t>
       </w:r>
-      <w:bookmarkEnd w:id="61"/>
-      <w:bookmarkEnd w:id="62"/>
+      <w:bookmarkEnd w:id="66"/>
+      <w:bookmarkEnd w:id="67"/>
       <w:r>
         <w:t xml:space="preserve"> za vsako ponovitev</w:t>
       </w:r>
-      <w:bookmarkEnd w:id="63"/>
+      <w:bookmarkEnd w:id="68"/>
     </w:p>
     <w:p>
       <w:pPr>
         <w:pStyle w:val="Heading3"/>
       </w:pPr>
-      <w:bookmarkStart w:id="64" w:name="_Toc225593996"/>
+      <w:bookmarkStart w:id="69" w:name="_Toc225593996"/>
       <w:r>
         <w:lastRenderedPageBreak/>
         <w:t>Informacije o nepravilni drži telesa</w:t>
       </w:r>
-      <w:bookmarkEnd w:id="64"/>
+      <w:bookmarkEnd w:id="69"/>
     </w:p>
     <w:p>
       <w:r>
@@ -13562,11 +14725,11 @@
       <w:pPr>
         <w:pStyle w:val="Heading2"/>
       </w:pPr>
-      <w:bookmarkStart w:id="65" w:name="_Toc225593997"/>
+      <w:bookmarkStart w:id="70" w:name="_Toc225593997"/>
       <w:r>
         <w:t>Kalibracija uporabnika</w:t>
       </w:r>
-      <w:bookmarkEnd w:id="65"/>
+      <w:bookmarkEnd w:id="70"/>
     </w:p>
     <w:p>
       <w:r>
@@ -13653,25 +14816,25 @@
       <w:pPr>
         <w:pStyle w:val="Heading2"/>
       </w:pPr>
-      <w:bookmarkStart w:id="66" w:name="_Toc225593998"/>
+      <w:bookmarkStart w:id="71" w:name="_Toc225593998"/>
       <w:r>
         <w:t xml:space="preserve">Merjenje </w:t>
       </w:r>
       <w:r>
         <w:t>višine skoka</w:t>
       </w:r>
-      <w:bookmarkEnd w:id="66"/>
+      <w:bookmarkEnd w:id="71"/>
     </w:p>
     <w:p/>
     <w:p>
       <w:pPr>
         <w:pStyle w:val="Heading2"/>
       </w:pPr>
-      <w:bookmarkStart w:id="67" w:name="_Toc225593999"/>
+      <w:bookmarkStart w:id="72" w:name="_Toc225593999"/>
       <w:r>
         <w:t>Uporaba izmerjenih podatkov med analizo in pomen treninga na podlagi hitrosti</w:t>
       </w:r>
-      <w:bookmarkEnd w:id="67"/>
+      <w:bookmarkEnd w:id="72"/>
     </w:p>
     <w:p>
       <w:r>
@@ -13695,7 +14858,7 @@
       <w:pPr>
         <w:pStyle w:val="Heading3"/>
       </w:pPr>
-      <w:bookmarkStart w:id="68" w:name="_Toc225594000"/>
+      <w:bookmarkStart w:id="73" w:name="_Toc225594000"/>
       <w:r>
         <w:t xml:space="preserve">Primerjava ponovitev znotraj </w:t>
       </w:r>
@@ -13705,7 +14868,7 @@
       <w:r>
         <w:t>serije</w:t>
       </w:r>
-      <w:bookmarkEnd w:id="68"/>
+      <w:bookmarkEnd w:id="73"/>
     </w:p>
     <w:p>
       <w:r>
@@ -13844,11 +15007,11 @@
       <w:pPr>
         <w:pStyle w:val="Heading3"/>
       </w:pPr>
-      <w:bookmarkStart w:id="69" w:name="_Toc225594001"/>
+      <w:bookmarkStart w:id="74" w:name="_Toc225594001"/>
       <w:r>
         <w:t>Trening na podlagi hitrosti</w:t>
       </w:r>
-      <w:bookmarkEnd w:id="69"/>
+      <w:bookmarkEnd w:id="74"/>
     </w:p>
     <w:p>
       <w:r>
@@ -13985,7 +15148,7 @@
       <w:pPr>
         <w:pStyle w:val="Heading3"/>
       </w:pPr>
-      <w:bookmarkStart w:id="70" w:name="_Toc225594002"/>
+      <w:bookmarkStart w:id="75" w:name="_Toc225594002"/>
       <w:r>
         <w:lastRenderedPageBreak/>
         <w:t>Primerjava med treningi</w:t>
@@ -13993,7 +15156,7 @@
       <w:r>
         <w:t xml:space="preserve"> skozi čas</w:t>
       </w:r>
-      <w:bookmarkEnd w:id="70"/>
+      <w:bookmarkEnd w:id="75"/>
     </w:p>
     <w:p>
       <w:r>
@@ -14038,14 +15201,14 @@
           <w:lang w:val="sl-SI"/>
         </w:rPr>
       </w:pPr>
-      <w:bookmarkStart w:id="71" w:name="_Toc225594003"/>
+      <w:bookmarkStart w:id="76" w:name="_Toc225594003"/>
       <w:r>
         <w:rPr>
           <w:lang w:val="sl-SI"/>
         </w:rPr>
         <w:t>VIRI</w:t>
       </w:r>
-      <w:bookmarkEnd w:id="71"/>
+      <w:bookmarkEnd w:id="76"/>
     </w:p>
     <w:p>
       <w:r>
@@ -14326,7 +15489,7 @@
     </w:p>
     <w:p/>
     <w:sectPr>
-      <w:headerReference w:type="default" r:id="rId30"/>
+      <w:headerReference w:type="default" r:id="rId35"/>
       <w:pgSz w:w="11901" w:h="16834" w:code="9"/>
       <w:pgMar w:top="1701" w:right="1418" w:bottom="1701" w:left="1985" w:header="709" w:footer="709" w:gutter="0"/>
       <w:pgNumType w:start="1"/>
@@ -14387,13 +15550,7 @@
       <w:rPr>
         <w:lang w:val="sl-SI"/>
       </w:rPr>
-      <w:t>1</w:t>
-    </w:r>
-    <w:r>
-      <w:rPr>
-        <w:lang w:val="sl-SI"/>
-      </w:rPr>
-      <w:t>8</w:t>
+      <w:t>18</w:t>
     </w:r>
     <w:r>
       <w:rPr>
@@ -14499,8 +15656,8 @@
       </w:rPr>
       <w:t xml:space="preserve">Navodila za izdelavo diplomskih </w:t>
     </w:r>
-    <w:smartTag w:uri="urn:schemas-microsoft-com:office:smarttags" w:element="State">
-      <w:smartTag w:uri="urn:schemas-microsoft-com:office:smarttags" w:element="place">
+    <w:smartTag w:uri="urn:schemas-microsoft-com:office:smarttags" w:element="place">
+      <w:smartTag w:uri="urn:schemas-microsoft-com:office:smarttags" w:element="State">
         <w:r>
           <w:rPr>
             <w:lang w:val="sl-SI"/>
@@ -22769,7 +23926,7 @@
     <w:basedOn w:val="Normal"/>
     <w:link w:val="ImagesChar"/>
     <w:qFormat/>
-    <w:rsid w:val="004B3253"/>
+    <w:rsid w:val="00792A39"/>
     <w:pPr>
       <w:keepNext/>
       <w:jc w:val="center"/>
@@ -22779,7 +23936,7 @@
     <w:name w:val="Images Char"/>
     <w:basedOn w:val="DefaultParagraphFont"/>
     <w:link w:val="Images"/>
-    <w:rsid w:val="004B3253"/>
+    <w:rsid w:val="00792A39"/>
     <w:rPr>
       <w:rFonts w:ascii="Calibri" w:hAnsi="Calibri" w:cs="Arial"/>
       <w:sz w:val="24"/>

--- a/docs/thesis/magistrsko-delo-jasa-zupancic.docx
+++ b/docs/thesis/magistrsko-delo-jasa-zupancic.docx
@@ -5229,25 +5229,51 @@
       <w:r>
         <w:t xml:space="preserve">Slika </w:t>
       </w:r>
-      <w:fldSimple w:instr=" STYLEREF 1 \s ">
-        <w:r>
-          <w:rPr>
-            <w:noProof/>
-          </w:rPr>
-          <w:t>2</w:t>
-        </w:r>
-      </w:fldSimple>
+      <w:r>
+        <w:fldChar w:fldCharType="begin"/>
+      </w:r>
+      <w:r>
+        <w:instrText xml:space="preserve"> STYLEREF 1 \s </w:instrText>
+      </w:r>
+      <w:r>
+        <w:fldChar w:fldCharType="separate"/>
+      </w:r>
+      <w:r>
+        <w:rPr>
+          <w:noProof/>
+        </w:rPr>
+        <w:t>2</w:t>
+      </w:r>
+      <w:r>
+        <w:rPr>
+          <w:noProof/>
+        </w:rPr>
+        <w:fldChar w:fldCharType="end"/>
+      </w:r>
       <w:r>
         <w:t>.</w:t>
       </w:r>
-      <w:fldSimple w:instr=" SEQ Slika \* ARABIC \s 1 ">
-        <w:r>
-          <w:rPr>
-            <w:noProof/>
-          </w:rPr>
-          <w:t>1</w:t>
-        </w:r>
-      </w:fldSimple>
+      <w:r>
+        <w:fldChar w:fldCharType="begin"/>
+      </w:r>
+      <w:r>
+        <w:instrText xml:space="preserve"> SEQ Slika \* ARABIC \s 1 </w:instrText>
+      </w:r>
+      <w:r>
+        <w:fldChar w:fldCharType="separate"/>
+      </w:r>
+      <w:r>
+        <w:rPr>
+          <w:noProof/>
+        </w:rPr>
+        <w:t>1</w:t>
+      </w:r>
+      <w:r>
+        <w:rPr>
+          <w:noProof/>
+        </w:rPr>
+        <w:fldChar w:fldCharType="end"/>
+      </w:r>
       <w:r>
         <w:t xml:space="preserve">: </w:t>
       </w:r>
@@ -6057,25 +6083,51 @@
       <w:r>
         <w:t xml:space="preserve">Slika </w:t>
       </w:r>
-      <w:fldSimple w:instr=" STYLEREF 1 \s ">
-        <w:r>
-          <w:rPr>
-            <w:noProof/>
-          </w:rPr>
-          <w:t>2</w:t>
-        </w:r>
-      </w:fldSimple>
+      <w:r>
+        <w:fldChar w:fldCharType="begin"/>
+      </w:r>
+      <w:r>
+        <w:instrText xml:space="preserve"> STYLEREF 1 \s </w:instrText>
+      </w:r>
+      <w:r>
+        <w:fldChar w:fldCharType="separate"/>
+      </w:r>
+      <w:r>
+        <w:rPr>
+          <w:noProof/>
+        </w:rPr>
+        <w:t>2</w:t>
+      </w:r>
+      <w:r>
+        <w:rPr>
+          <w:noProof/>
+        </w:rPr>
+        <w:fldChar w:fldCharType="end"/>
+      </w:r>
       <w:r>
         <w:t>.</w:t>
       </w:r>
-      <w:fldSimple w:instr=" SEQ Slika \* ARABIC \s 1 ">
-        <w:r>
-          <w:rPr>
-            <w:noProof/>
-          </w:rPr>
-          <w:t>2</w:t>
-        </w:r>
-      </w:fldSimple>
+      <w:r>
+        <w:fldChar w:fldCharType="begin"/>
+      </w:r>
+      <w:r>
+        <w:instrText xml:space="preserve"> SEQ Slika \* ARABIC \s 1 </w:instrText>
+      </w:r>
+      <w:r>
+        <w:fldChar w:fldCharType="separate"/>
+      </w:r>
+      <w:r>
+        <w:rPr>
+          <w:noProof/>
+        </w:rPr>
+        <w:t>2</w:t>
+      </w:r>
+      <w:r>
+        <w:rPr>
+          <w:noProof/>
+        </w:rPr>
+        <w:fldChar w:fldCharType="end"/>
+      </w:r>
       <w:r>
         <w:t>: Primer COCO-pose učne množice</w:t>
       </w:r>
@@ -6507,25 +6559,51 @@
       <w:r>
         <w:t xml:space="preserve">Slika </w:t>
       </w:r>
-      <w:fldSimple w:instr=" STYLEREF 1 \s ">
-        <w:r>
-          <w:rPr>
-            <w:noProof/>
-          </w:rPr>
-          <w:t>2</w:t>
-        </w:r>
-      </w:fldSimple>
+      <w:r>
+        <w:fldChar w:fldCharType="begin"/>
+      </w:r>
+      <w:r>
+        <w:instrText xml:space="preserve"> STYLEREF 1 \s </w:instrText>
+      </w:r>
+      <w:r>
+        <w:fldChar w:fldCharType="separate"/>
+      </w:r>
+      <w:r>
+        <w:rPr>
+          <w:noProof/>
+        </w:rPr>
+        <w:t>2</w:t>
+      </w:r>
+      <w:r>
+        <w:rPr>
+          <w:noProof/>
+        </w:rPr>
+        <w:fldChar w:fldCharType="end"/>
+      </w:r>
       <w:r>
         <w:t>.</w:t>
       </w:r>
-      <w:fldSimple w:instr=" SEQ Slika \* ARABIC \s 1 ">
-        <w:r>
-          <w:rPr>
-            <w:noProof/>
-          </w:rPr>
-          <w:t>3</w:t>
-        </w:r>
-      </w:fldSimple>
+      <w:r>
+        <w:fldChar w:fldCharType="begin"/>
+      </w:r>
+      <w:r>
+        <w:instrText xml:space="preserve"> SEQ Slika \* ARABIC \s 1 </w:instrText>
+      </w:r>
+      <w:r>
+        <w:fldChar w:fldCharType="separate"/>
+      </w:r>
+      <w:r>
+        <w:rPr>
+          <w:noProof/>
+        </w:rPr>
+        <w:t>3</w:t>
+      </w:r>
+      <w:r>
+        <w:rPr>
+          <w:noProof/>
+        </w:rPr>
+        <w:fldChar w:fldCharType="end"/>
+      </w:r>
       <w:r>
         <w:t xml:space="preserve">: </w:t>
       </w:r>
@@ -8565,14 +8643,27 @@
       <w:r>
         <w:t xml:space="preserve">Tabela </w:t>
       </w:r>
-      <w:fldSimple w:instr=" SEQ Tabela \* ARABIC ">
-        <w:r>
-          <w:rPr>
-            <w:noProof/>
-          </w:rPr>
-          <w:t>1</w:t>
-        </w:r>
-      </w:fldSimple>
+      <w:r>
+        <w:fldChar w:fldCharType="begin"/>
+      </w:r>
+      <w:r>
+        <w:instrText xml:space="preserve"> SEQ Tabela \* ARABIC </w:instrText>
+      </w:r>
+      <w:r>
+        <w:fldChar w:fldCharType="separate"/>
+      </w:r>
+      <w:r>
+        <w:rPr>
+          <w:noProof/>
+        </w:rPr>
+        <w:t>1</w:t>
+      </w:r>
+      <w:r>
+        <w:rPr>
+          <w:noProof/>
+        </w:rPr>
+        <w:fldChar w:fldCharType="end"/>
+      </w:r>
       <w:r>
         <w:t xml:space="preserve">: </w:t>
       </w:r>
@@ -8861,14 +8952,27 @@
       <w:r>
         <w:t xml:space="preserve">Tabela </w:t>
       </w:r>
-      <w:fldSimple w:instr=" SEQ Tabela \* ARABIC ">
-        <w:r>
-          <w:rPr>
-            <w:noProof/>
-          </w:rPr>
-          <w:t>2</w:t>
-        </w:r>
-      </w:fldSimple>
+      <w:r>
+        <w:fldChar w:fldCharType="begin"/>
+      </w:r>
+      <w:r>
+        <w:instrText xml:space="preserve"> SEQ Tabela \* ARABIC </w:instrText>
+      </w:r>
+      <w:r>
+        <w:fldChar w:fldCharType="separate"/>
+      </w:r>
+      <w:r>
+        <w:rPr>
+          <w:noProof/>
+        </w:rPr>
+        <w:t>2</w:t>
+      </w:r>
+      <w:r>
+        <w:rPr>
+          <w:noProof/>
+        </w:rPr>
+        <w:fldChar w:fldCharType="end"/>
+      </w:r>
       <w:r>
         <w:t xml:space="preserve">: </w:t>
       </w:r>
@@ -10180,14 +10284,27 @@
       <w:r>
         <w:t xml:space="preserve">Tabela </w:t>
       </w:r>
-      <w:fldSimple w:instr=" SEQ Tabela \* ARABIC ">
-        <w:r>
-          <w:rPr>
-            <w:noProof/>
-          </w:rPr>
-          <w:t>3</w:t>
-        </w:r>
-      </w:fldSimple>
+      <w:r>
+        <w:fldChar w:fldCharType="begin"/>
+      </w:r>
+      <w:r>
+        <w:instrText xml:space="preserve"> SEQ Tabela \* ARABIC </w:instrText>
+      </w:r>
+      <w:r>
+        <w:fldChar w:fldCharType="separate"/>
+      </w:r>
+      <w:r>
+        <w:rPr>
+          <w:noProof/>
+        </w:rPr>
+        <w:t>3</w:t>
+      </w:r>
+      <w:r>
+        <w:rPr>
+          <w:noProof/>
+        </w:rPr>
+        <w:fldChar w:fldCharType="end"/>
+      </w:r>
       <w:r>
         <w:t xml:space="preserve">: Primerjava povprečnega FPS-a </w:t>
       </w:r>
@@ -10760,10 +10877,7 @@
         <w:t xml:space="preserve">. </w:t>
       </w:r>
       <w:r>
-        <w:t>T</w:t>
-      </w:r>
-      <w:r>
-        <w:t>estno</w:t>
+        <w:t>Testno</w:t>
       </w:r>
       <w:r>
         <w:t xml:space="preserve"> </w:t>
@@ -10934,14 +11048,27 @@
       <w:r>
         <w:t xml:space="preserve">Enačba </w:t>
       </w:r>
-      <w:fldSimple w:instr=" SEQ Enačba \* ARABIC ">
-        <w:r>
-          <w:rPr>
-            <w:noProof/>
-          </w:rPr>
-          <w:t>1</w:t>
-        </w:r>
-      </w:fldSimple>
+      <w:r>
+        <w:fldChar w:fldCharType="begin"/>
+      </w:r>
+      <w:r>
+        <w:instrText xml:space="preserve"> SEQ Enačba \* ARABIC </w:instrText>
+      </w:r>
+      <w:r>
+        <w:fldChar w:fldCharType="separate"/>
+      </w:r>
+      <w:r>
+        <w:rPr>
+          <w:noProof/>
+        </w:rPr>
+        <w:t>1</w:t>
+      </w:r>
+      <w:r>
+        <w:rPr>
+          <w:noProof/>
+        </w:rPr>
+        <w:fldChar w:fldCharType="end"/>
+      </w:r>
       <w:r>
         <w:t>: Napaka med referenčno in napovedano sklepno točko</w:t>
       </w:r>
@@ -11330,14 +11457,27 @@
       <w:r>
         <w:t xml:space="preserve">Enačba </w:t>
       </w:r>
-      <w:fldSimple w:instr=" SEQ Enačba \* ARABIC ">
-        <w:r>
-          <w:rPr>
-            <w:noProof/>
-          </w:rPr>
-          <w:t>2</w:t>
-        </w:r>
-      </w:fldSimple>
+      <w:r>
+        <w:fldChar w:fldCharType="begin"/>
+      </w:r>
+      <w:r>
+        <w:instrText xml:space="preserve"> SEQ Enačba \* ARABIC </w:instrText>
+      </w:r>
+      <w:r>
+        <w:fldChar w:fldCharType="separate"/>
+      </w:r>
+      <w:r>
+        <w:rPr>
+          <w:noProof/>
+        </w:rPr>
+        <w:t>2</w:t>
+      </w:r>
+      <w:r>
+        <w:rPr>
+          <w:noProof/>
+        </w:rPr>
+        <w:fldChar w:fldCharType="end"/>
+      </w:r>
       <w:r>
         <w:t>: MPJPE</w:t>
       </w:r>
@@ -11694,14 +11834,27 @@
       <w:r>
         <w:t xml:space="preserve">Slika </w:t>
       </w:r>
-      <w:fldSimple w:instr=" SEQ Slika \* ARABIC ">
-        <w:r>
-          <w:rPr>
-            <w:noProof/>
-          </w:rPr>
-          <w:t>4</w:t>
-        </w:r>
-      </w:fldSimple>
+      <w:r>
+        <w:fldChar w:fldCharType="begin"/>
+      </w:r>
+      <w:r>
+        <w:instrText xml:space="preserve"> SEQ Slika \* ARABIC </w:instrText>
+      </w:r>
+      <w:r>
+        <w:fldChar w:fldCharType="separate"/>
+      </w:r>
+      <w:r>
+        <w:rPr>
+          <w:noProof/>
+        </w:rPr>
+        <w:t>4</w:t>
+      </w:r>
+      <w:r>
+        <w:rPr>
+          <w:noProof/>
+        </w:rPr>
+        <w:fldChar w:fldCharType="end"/>
+      </w:r>
       <w:r>
         <w:t>: Rezultati MPJPE nad izbranimi modeli</w:t>
       </w:r>
@@ -11822,7 +11975,13 @@
     </w:p>
     <w:p>
       <w:r>
-        <w:t>Metrika PCK, oziroma delež pravilno zaznanih sklepnih točk, meri, kolikšen delež sklepnih točk je po napovedi dovolj blizu točkam iz referenčne resnice</w:t>
+        <w:t xml:space="preserve">Metrika PCK, oziroma delež pravilno zaznanih sklepnih točk, meri, kolikšen delež </w:t>
+      </w:r>
+      <w:r>
+        <w:t xml:space="preserve">napovedanih </w:t>
+      </w:r>
+      <w:r>
+        <w:t>sklepnih točk je dovolj blizu točkam iz referenčne resnice</w:t>
       </w:r>
       <w:r>
         <w:t>. Pravilnost se določi s pragom razdalje, zato je bilo uporabljenih več različnih pragov.</w:t>
@@ -11837,14 +11996,27 @@
       <w:r>
         <w:t xml:space="preserve">Enačba </w:t>
       </w:r>
-      <w:fldSimple w:instr=" SEQ Enačba \* ARABIC ">
-        <w:r>
-          <w:rPr>
-            <w:noProof/>
-          </w:rPr>
-          <w:t>3</w:t>
-        </w:r>
-      </w:fldSimple>
+      <w:r>
+        <w:fldChar w:fldCharType="begin"/>
+      </w:r>
+      <w:r>
+        <w:instrText xml:space="preserve"> SEQ Enačba \* ARABIC </w:instrText>
+      </w:r>
+      <w:r>
+        <w:fldChar w:fldCharType="separate"/>
+      </w:r>
+      <w:r>
+        <w:rPr>
+          <w:noProof/>
+        </w:rPr>
+        <w:t>3</w:t>
+      </w:r>
+      <w:r>
+        <w:rPr>
+          <w:noProof/>
+        </w:rPr>
+        <w:fldChar w:fldCharType="end"/>
+      </w:r>
       <w:r>
         <w:t>: Pravilnost sklepne točke za metriko PCK</w:t>
       </w:r>
@@ -11943,13 +12115,7 @@
                     <w:rPr>
                       <w:rFonts w:ascii="Cambria Math" w:hAnsi="Cambria Math"/>
                     </w:rPr>
-                    <m:t>≤</m:t>
-                  </m:r>
-                  <m:r>
-                    <w:rPr>
-                      <w:rFonts w:ascii="Cambria Math" w:hAnsi="Cambria Math"/>
-                    </w:rPr>
-                    <m:t>τ</m:t>
+                    <m:t>≤τ</m:t>
                   </m:r>
                 </m:e>
                 <m:e>
@@ -11989,13 +12155,7 @@
                     <w:rPr>
                       <w:rFonts w:ascii="Cambria Math" w:hAnsi="Cambria Math"/>
                     </w:rPr>
-                    <m:t>&gt;</m:t>
-                  </m:r>
-                  <m:r>
-                    <w:rPr>
-                      <w:rFonts w:ascii="Cambria Math" w:hAnsi="Cambria Math"/>
-                    </w:rPr>
-                    <m:t>τ</m:t>
+                    <m:t>&gt;τ</m:t>
                   </m:r>
                 </m:e>
               </m:eqArr>
@@ -12072,14 +12232,27 @@
       <w:r>
         <w:t xml:space="preserve">Enačba </w:t>
       </w:r>
-      <w:fldSimple w:instr=" SEQ Enačba \* ARABIC ">
-        <w:r>
-          <w:rPr>
-            <w:noProof/>
-          </w:rPr>
-          <w:t>4</w:t>
-        </w:r>
-      </w:fldSimple>
+      <w:r>
+        <w:fldChar w:fldCharType="begin"/>
+      </w:r>
+      <w:r>
+        <w:instrText xml:space="preserve"> SEQ Enačba \* ARABIC </w:instrText>
+      </w:r>
+      <w:r>
+        <w:fldChar w:fldCharType="separate"/>
+      </w:r>
+      <w:r>
+        <w:rPr>
+          <w:noProof/>
+        </w:rPr>
+        <w:t>4</w:t>
+      </w:r>
+      <w:r>
+        <w:rPr>
+          <w:noProof/>
+        </w:rPr>
+        <w:fldChar w:fldCharType="end"/>
+      </w:r>
       <w:r>
         <w:t>: Definicija PCK</w:t>
       </w:r>
@@ -12354,6 +12527,9 @@
         <w:pStyle w:val="Images"/>
       </w:pPr>
       <w:r>
+        <w:rPr>
+          <w:noProof/>
+        </w:rPr>
         <w:drawing>
           <wp:inline distT="0" distB="0" distL="0" distR="0" wp14:anchorId="019D5745" wp14:editId="5092E82A">
             <wp:extent cx="5396230" cy="2237105"/>
@@ -12399,14 +12575,27 @@
       <w:r>
         <w:t xml:space="preserve">Slika </w:t>
       </w:r>
-      <w:fldSimple w:instr=" SEQ Slika \* ARABIC ">
-        <w:r>
-          <w:rPr>
-            <w:noProof/>
-          </w:rPr>
-          <w:t>5</w:t>
-        </w:r>
-      </w:fldSimple>
+      <w:r>
+        <w:fldChar w:fldCharType="begin"/>
+      </w:r>
+      <w:r>
+        <w:instrText xml:space="preserve"> SEQ Slika \* ARABIC </w:instrText>
+      </w:r>
+      <w:r>
+        <w:fldChar w:fldCharType="separate"/>
+      </w:r>
+      <w:r>
+        <w:rPr>
+          <w:noProof/>
+        </w:rPr>
+        <w:t>5</w:t>
+      </w:r>
+      <w:r>
+        <w:rPr>
+          <w:noProof/>
+        </w:rPr>
+        <w:fldChar w:fldCharType="end"/>
+      </w:r>
       <w:r>
         <w:t xml:space="preserve">: Rezultati </w:t>
       </w:r>
@@ -12423,6 +12612,9 @@
         <w:pStyle w:val="Images"/>
       </w:pPr>
       <w:r>
+        <w:rPr>
+          <w:noProof/>
+        </w:rPr>
         <w:lastRenderedPageBreak/>
         <w:drawing>
           <wp:inline distT="0" distB="0" distL="0" distR="0" wp14:anchorId="7258E1CD" wp14:editId="64077337">
@@ -12469,14 +12661,27 @@
       <w:r>
         <w:t xml:space="preserve">Slika </w:t>
       </w:r>
-      <w:fldSimple w:instr=" SEQ Slika \* ARABIC ">
-        <w:r>
-          <w:rPr>
-            <w:noProof/>
-          </w:rPr>
-          <w:t>6</w:t>
-        </w:r>
-      </w:fldSimple>
+      <w:r>
+        <w:fldChar w:fldCharType="begin"/>
+      </w:r>
+      <w:r>
+        <w:instrText xml:space="preserve"> SEQ Slika \* ARABIC </w:instrText>
+      </w:r>
+      <w:r>
+        <w:fldChar w:fldCharType="separate"/>
+      </w:r>
+      <w:r>
+        <w:rPr>
+          <w:noProof/>
+        </w:rPr>
+        <w:t>6</w:t>
+      </w:r>
+      <w:r>
+        <w:rPr>
+          <w:noProof/>
+        </w:rPr>
+        <w:fldChar w:fldCharType="end"/>
+      </w:r>
       <w:r>
         <w:t>: Rezultati metrike PCK pri pragu 0.02</w:t>
       </w:r>
@@ -12487,6 +12692,9 @@
         <w:pStyle w:val="Images"/>
       </w:pPr>
       <w:r>
+        <w:rPr>
+          <w:noProof/>
+        </w:rPr>
         <w:drawing>
           <wp:inline distT="0" distB="0" distL="0" distR="0" wp14:anchorId="69F82535" wp14:editId="4800961B">
             <wp:extent cx="5396230" cy="2237105"/>
@@ -12532,14 +12740,27 @@
       <w:r>
         <w:t xml:space="preserve">Slika </w:t>
       </w:r>
-      <w:fldSimple w:instr=" SEQ Slika \* ARABIC ">
-        <w:r>
-          <w:rPr>
-            <w:noProof/>
-          </w:rPr>
-          <w:t>7</w:t>
-        </w:r>
-      </w:fldSimple>
+      <w:r>
+        <w:fldChar w:fldCharType="begin"/>
+      </w:r>
+      <w:r>
+        <w:instrText xml:space="preserve"> SEQ Slika \* ARABIC </w:instrText>
+      </w:r>
+      <w:r>
+        <w:fldChar w:fldCharType="separate"/>
+      </w:r>
+      <w:r>
+        <w:rPr>
+          <w:noProof/>
+        </w:rPr>
+        <w:t>7</w:t>
+      </w:r>
+      <w:r>
+        <w:rPr>
+          <w:noProof/>
+        </w:rPr>
+        <w:fldChar w:fldCharType="end"/>
+      </w:r>
       <w:r>
         <w:t xml:space="preserve">: </w:t>
       </w:r>
@@ -12762,6 +12983,9 @@
         <w:pStyle w:val="Images"/>
       </w:pPr>
       <w:r>
+        <w:rPr>
+          <w:noProof/>
+        </w:rPr>
         <w:drawing>
           <wp:inline distT="0" distB="0" distL="0" distR="0" wp14:anchorId="07B557F3" wp14:editId="4D717EFA">
             <wp:extent cx="5396230" cy="2677795"/>
@@ -12806,14 +13030,27 @@
       <w:r>
         <w:t xml:space="preserve">Slika </w:t>
       </w:r>
-      <w:fldSimple w:instr=" SEQ Slika \* ARABIC ">
-        <w:r>
-          <w:rPr>
-            <w:noProof/>
-          </w:rPr>
-          <w:t>8</w:t>
-        </w:r>
-      </w:fldSimple>
+      <w:r>
+        <w:fldChar w:fldCharType="begin"/>
+      </w:r>
+      <w:r>
+        <w:instrText xml:space="preserve"> SEQ Slika \* ARABIC </w:instrText>
+      </w:r>
+      <w:r>
+        <w:fldChar w:fldCharType="separate"/>
+      </w:r>
+      <w:r>
+        <w:rPr>
+          <w:noProof/>
+        </w:rPr>
+        <w:t>8</w:t>
+      </w:r>
+      <w:r>
+        <w:rPr>
+          <w:noProof/>
+        </w:rPr>
+        <w:fldChar w:fldCharType="end"/>
+      </w:r>
       <w:r>
         <w:t xml:space="preserve">: Primerjava med napovedmi sklepnih točk za model </w:t>
       </w:r>
@@ -12844,6 +13081,9 @@
         <w:keepNext/>
       </w:pPr>
       <w:r>
+        <w:rPr>
+          <w:noProof/>
+        </w:rPr>
         <w:drawing>
           <wp:inline distT="0" distB="0" distL="0" distR="0" wp14:anchorId="665758D8" wp14:editId="7C8FBF02">
             <wp:extent cx="5396230" cy="2675255"/>
@@ -12888,14 +13128,27 @@
       <w:r>
         <w:t xml:space="preserve">Slika </w:t>
       </w:r>
-      <w:fldSimple w:instr=" SEQ Slika \* ARABIC ">
-        <w:r>
-          <w:rPr>
-            <w:noProof/>
-          </w:rPr>
-          <w:t>9</w:t>
-        </w:r>
-      </w:fldSimple>
+      <w:r>
+        <w:fldChar w:fldCharType="begin"/>
+      </w:r>
+      <w:r>
+        <w:instrText xml:space="preserve"> SEQ Slika \* ARABIC </w:instrText>
+      </w:r>
+      <w:r>
+        <w:fldChar w:fldCharType="separate"/>
+      </w:r>
+      <w:r>
+        <w:rPr>
+          <w:noProof/>
+        </w:rPr>
+        <w:t>9</w:t>
+      </w:r>
+      <w:r>
+        <w:rPr>
+          <w:noProof/>
+        </w:rPr>
+        <w:fldChar w:fldCharType="end"/>
+      </w:r>
       <w:r>
         <w:t xml:space="preserve">: </w:t>
       </w:r>
@@ -13026,12 +13279,1625 @@
       <w:bookmarkEnd w:id="46"/>
     </w:p>
     <w:p>
+      <w:r>
+        <w:t>Učna množica v okviru tega magistrskega dela ni nastala z ločenim, namenskim snemanjem v laboratorijskih pogojih, temveč kot rezultat uporabe razvitega orodja za realno-časovno analizo vadbe</w:t>
+      </w:r>
+      <w:r>
+        <w:t xml:space="preserve">. </w:t>
+      </w:r>
+      <w:r>
+        <w:t xml:space="preserve">Dostop do aplikacije je bil omogočen le vnaprej določenemu krogu uporabnikov, ki so se </w:t>
+      </w:r>
+      <w:r>
+        <w:t xml:space="preserve">strinjali </w:t>
+      </w:r>
+      <w:r>
+        <w:t>z zajemom slik med izvajanjem vadbe, ki sestavljajo učno množico.</w:t>
+      </w:r>
+      <w:r>
+        <w:t xml:space="preserve"> Takšen pristop je omogočil, da so se podatki zbirali v realnih </w:t>
+      </w:r>
+      <w:r>
+        <w:t xml:space="preserve">in spreminjajočih se </w:t>
+      </w:r>
+      <w:r>
+        <w:t>pogojih izvajanja vadbe</w:t>
+      </w:r>
+      <w:r>
+        <w:t xml:space="preserve"> (različni uporabniki, različne vadbe</w:t>
+      </w:r>
+      <w:r>
+        <w:t>, zajem slik na različnih napravah</w:t>
+      </w:r>
+      <w:r>
+        <w:t>)</w:t>
+      </w:r>
+      <w:r>
+        <w:t>, kar povečuje raznolikost učne množice</w:t>
+      </w:r>
+      <w:r>
+        <w:t>.</w:t>
+      </w:r>
+    </w:p>
+    <w:p/>
+    <w:p>
+      <w:pPr>
+        <w:pStyle w:val="Heading2"/>
+      </w:pPr>
+      <w:r>
+        <w:t>Zajem učnih podatkov</w:t>
+      </w:r>
+    </w:p>
+    <w:p>
+      <w:r>
+        <w:t xml:space="preserve">Zajem učnih podatkov je vgrajen v aplikaciji med uporabo realno-časovne analize vadbe. </w:t>
+      </w:r>
+      <w:r>
+        <w:t>Med izvajanjem analize se v določenih trenutkih zajamejo slike</w:t>
+      </w:r>
+      <w:r>
+        <w:t xml:space="preserve">. </w:t>
+      </w:r>
+      <w:r>
+        <w:t>Ti trenutki so določeni preko analize gibanja napovedanih sklepnih točk</w:t>
+      </w:r>
+      <w:r>
+        <w:t>, specifično v ekstremnih točkah ponovitve, torej v izometričnih položajih vsake ponovitve.</w:t>
+      </w:r>
+      <w:r>
+        <w:t xml:space="preserve"> Izometrični položaj v primeru vadbe počepa nastopi takrat, ko je uporabnik v najnižji možni točki, torej v najglobljem počepu.</w:t>
+      </w:r>
+      <w:r>
+        <w:t xml:space="preserve"> </w:t>
+      </w:r>
+      <w:r>
+        <w:t xml:space="preserve">Model, ki se je uporabljal med uporabo aplikacije za zajem učne množice, je bil </w:t>
+      </w:r>
+      <w:proofErr w:type="spellStart"/>
+      <w:r>
+        <w:t>MediaPipe</w:t>
+      </w:r>
+      <w:proofErr w:type="spellEnd"/>
+      <w:r>
+        <w:t xml:space="preserve"> </w:t>
+      </w:r>
+      <w:proofErr w:type="spellStart"/>
+      <w:r>
+        <w:t>Full</w:t>
+      </w:r>
+      <w:proofErr w:type="spellEnd"/>
+      <w:r>
+        <w:t>.</w:t>
+      </w:r>
+    </w:p>
+    <w:p/>
+    <w:p>
+      <w:r>
+        <w:t xml:space="preserve">Tak način zbiranja podatkov ima tudi praktično prednost, saj so slike zajete med dejansko uporabo sistema, kar pomeni, da se učna množica naravno prilagaja ciljnemu scenariju aplikacije. Sklepamo lahko, da bi </w:t>
+      </w:r>
+      <w:r>
+        <w:t xml:space="preserve">verzija </w:t>
+      </w:r>
+      <w:r>
+        <w:t>model</w:t>
+      </w:r>
+      <w:r>
+        <w:t>a</w:t>
+      </w:r>
+      <w:r>
+        <w:t>, ki je naučen</w:t>
+      </w:r>
+      <w:r>
+        <w:t>a</w:t>
+      </w:r>
+      <w:r>
+        <w:t xml:space="preserve"> na lastni učni množici, zajeti med uporabo aplikacije, nad testno množico doseg</w:t>
+      </w:r>
+      <w:r>
+        <w:t>la</w:t>
+      </w:r>
+      <w:r>
+        <w:t xml:space="preserve"> boljše rezultate kot </w:t>
+      </w:r>
+      <w:r>
+        <w:t xml:space="preserve">verzija istega </w:t>
+      </w:r>
+      <w:r>
+        <w:t>model</w:t>
+      </w:r>
+      <w:r>
+        <w:t>a</w:t>
+      </w:r>
+      <w:r>
+        <w:t>, ki ni naučen</w:t>
+      </w:r>
+      <w:r>
+        <w:t>a</w:t>
+      </w:r>
+      <w:r>
+        <w:t xml:space="preserve"> na lastni učni množici.</w:t>
+      </w:r>
+    </w:p>
+    <w:p/>
+    <w:p>
+      <w:pPr>
+        <w:pStyle w:val="Heading2"/>
+      </w:pPr>
+      <w:r>
+        <w:t>Označevanje učnih podatkov</w:t>
+      </w:r>
+    </w:p>
+    <w:p>
+      <w:r>
+        <w:t xml:space="preserve">Označevanje učnih podatkov predstavlja enega najbolj časovno zahtevnih korakov pri pripravi lastne učne množice. Ročno označevanje podatkov bi za vsako sliko zahtevalo </w:t>
+      </w:r>
+      <w:r>
+        <w:t xml:space="preserve">ročno </w:t>
+      </w:r>
+      <w:r>
+        <w:t xml:space="preserve">označbo osebe v kadru kot tudi </w:t>
+      </w:r>
+      <w:r>
+        <w:t xml:space="preserve">ročno </w:t>
+      </w:r>
+      <w:r>
+        <w:t xml:space="preserve">označbo vsake sklepne točke posebej. Po </w:t>
+      </w:r>
+      <w:r>
+        <w:lastRenderedPageBreak/>
+        <w:t xml:space="preserve">navadi je teh sklepnih točk 17, kar nad tisočih slikah zahteva veliko časa in preciznosti. </w:t>
+      </w:r>
+      <w:r>
+        <w:t xml:space="preserve">Zaradi tega je bilo za označevanje učnih podatkov uporabljeno samodejno označevanje z uporabo napovedi visokozmogljivega modela RTMO-X. </w:t>
+      </w:r>
+      <w:r>
+        <w:t>N</w:t>
+      </w:r>
+      <w:r>
+        <w:t xml:space="preserve">apovedi modela RTMO-X so se uporabile kot referenčna resnica, torej model RTMO-X deluje kot </w:t>
+      </w:r>
+      <w:r>
+        <w:t>“</w:t>
+      </w:r>
+      <w:r>
+        <w:t>učitelj</w:t>
+      </w:r>
+      <w:r>
+        <w:t>“</w:t>
+      </w:r>
+      <w:r>
+        <w:t>.</w:t>
+      </w:r>
+      <w:r>
+        <w:t xml:space="preserve"> Na ta način označevanje učne množice ni bilo preveč časovno zahtevno.</w:t>
+      </w:r>
+    </w:p>
+    <w:p/>
+    <w:p>
+      <w:pPr>
+        <w:pStyle w:val="Heading2"/>
+      </w:pPr>
+      <w:r>
+        <w:t>Čiščenje učne množice</w:t>
+      </w:r>
+    </w:p>
+    <w:p>
+      <w:r>
+        <w:t xml:space="preserve">Pred označevanjem učne množice z uporabo modela RTMO-X je bilo opravljeno čiščenje učne množice. </w:t>
+      </w:r>
+      <w:r>
+        <w:t>Čiščenje učne množice pomeni izločanje slik, ki niso primerne za učenje</w:t>
+      </w:r>
+      <w:r>
+        <w:t xml:space="preserve"> ali pa bi lahko poslabšale kakovost modela.</w:t>
+      </w:r>
+      <w:r>
+        <w:t xml:space="preserve"> Ker je bil zajem slik izveden v med realno-časovnim zajemom izvajanja vadbe, so se v učni množici pojavili primeri, ki niso primerni za učenje. Razlogov za klasificirane slike kot neprimerne za učenje je več:</w:t>
+      </w:r>
+    </w:p>
+    <w:p>
+      <w:pPr>
+        <w:pStyle w:val="ListParagraph"/>
+        <w:numPr>
+          <w:ilvl w:val="0"/>
+          <w:numId w:val="71"/>
+        </w:numPr>
+      </w:pPr>
+      <w:r>
+        <w:t>Na sliki je več kot ena oseba</w:t>
+      </w:r>
+    </w:p>
+    <w:p>
+      <w:pPr>
+        <w:pStyle w:val="ListParagraph"/>
+        <w:numPr>
+          <w:ilvl w:val="0"/>
+          <w:numId w:val="71"/>
+        </w:numPr>
+      </w:pPr>
+      <w:r>
+        <w:t xml:space="preserve">Oseba </w:t>
+      </w:r>
+      <w:r>
+        <w:t xml:space="preserve">na sliki </w:t>
+      </w:r>
+      <w:r>
+        <w:t>ni v celoti v kadru</w:t>
+      </w:r>
+    </w:p>
+    <w:p>
+      <w:pPr>
+        <w:pStyle w:val="ListParagraph"/>
+        <w:numPr>
+          <w:ilvl w:val="0"/>
+          <w:numId w:val="71"/>
+        </w:numPr>
+      </w:pPr>
+      <w:r>
+        <w:t xml:space="preserve">Oseba na sliki </w:t>
+      </w:r>
+      <w:r>
+        <w:t>je popačena</w:t>
+      </w:r>
+    </w:p>
+    <w:p>
+      <w:pPr>
+        <w:pStyle w:val="ListParagraph"/>
+        <w:numPr>
+          <w:ilvl w:val="0"/>
+          <w:numId w:val="71"/>
+        </w:numPr>
+      </w:pPr>
+      <w:r>
+        <w:t>Oseba na sliki je v zelo nenaravnem položaju</w:t>
+      </w:r>
+    </w:p>
+    <w:p>
+      <w:pPr>
+        <w:pStyle w:val="ListParagraph"/>
+        <w:numPr>
+          <w:ilvl w:val="0"/>
+          <w:numId w:val="71"/>
+        </w:numPr>
+      </w:pPr>
+      <w:r>
+        <w:t>…</w:t>
+      </w:r>
+    </w:p>
+    <w:p/>
+    <w:p>
+      <w:pPr>
+        <w:pStyle w:val="Heading2"/>
+      </w:pPr>
+      <w:r>
+        <w:t>Pregled in analiza učne množice</w:t>
+      </w:r>
+    </w:p>
+    <w:p>
+      <w:r>
+        <w:t>Analiza učne množice ima velik pomen, saj</w:t>
+      </w:r>
+      <w:r>
+        <w:t xml:space="preserve"> </w:t>
+      </w:r>
+      <w:r>
+        <w:t xml:space="preserve">ima velik vpliv na učenje modelov. </w:t>
+      </w:r>
+      <w:r>
+        <w:t xml:space="preserve">V primeru lastne učne množice, </w:t>
+      </w:r>
+      <w:r>
+        <w:t>je analiza osredotočena predvsem na zastopanost posameznih vaj</w:t>
+      </w:r>
+      <w:r>
+        <w:t xml:space="preserve"> ter </w:t>
+      </w:r>
+      <w:r>
+        <w:t>porazdelitev podatkov po uporabnikih</w:t>
+      </w:r>
+      <w:r>
+        <w:t>.</w:t>
+      </w:r>
+    </w:p>
+    <w:p>
+      <w:pPr>
+        <w:pStyle w:val="Heading3"/>
+      </w:pPr>
+      <w:r>
+        <w:t>Delitev učne množice</w:t>
+      </w:r>
+    </w:p>
+    <w:p>
+      <w:r>
+        <w:t>Učna množica je razdeljena na tri dele:</w:t>
+      </w:r>
+    </w:p>
+    <w:p>
+      <w:pPr>
+        <w:pStyle w:val="ListParagraph"/>
+        <w:numPr>
+          <w:ilvl w:val="0"/>
+          <w:numId w:val="72"/>
+        </w:numPr>
+      </w:pPr>
+      <w:r>
+        <w:t>Učni del (</w:t>
+      </w:r>
+      <w:proofErr w:type="spellStart"/>
+      <w:r>
+        <w:t>train</w:t>
+      </w:r>
+      <w:proofErr w:type="spellEnd"/>
+      <w:r>
+        <w:t>): 80%</w:t>
+      </w:r>
+    </w:p>
+    <w:p>
+      <w:pPr>
+        <w:pStyle w:val="ListParagraph"/>
+        <w:numPr>
+          <w:ilvl w:val="0"/>
+          <w:numId w:val="72"/>
+        </w:numPr>
+      </w:pPr>
+      <w:proofErr w:type="spellStart"/>
+      <w:r>
+        <w:t>Validacijski</w:t>
+      </w:r>
+      <w:proofErr w:type="spellEnd"/>
+      <w:r>
+        <w:t xml:space="preserve"> del (val): 10%</w:t>
+      </w:r>
+    </w:p>
+    <w:p>
+      <w:pPr>
+        <w:pStyle w:val="ListParagraph"/>
+        <w:numPr>
+          <w:ilvl w:val="0"/>
+          <w:numId w:val="72"/>
+        </w:numPr>
+      </w:pPr>
+      <w:r>
+        <w:t>Testni del (test): 10%</w:t>
+      </w:r>
+    </w:p>
+    <w:p/>
+    <w:p>
+      <w:r>
+        <w:lastRenderedPageBreak/>
+        <w:t xml:space="preserve">Takšna delitev omogoča učenje modela na večini podatkov, sprotno spremljanje učenja in izbiro parametrov na </w:t>
+      </w:r>
+      <w:proofErr w:type="spellStart"/>
+      <w:r>
+        <w:t>validacijski</w:t>
+      </w:r>
+      <w:proofErr w:type="spellEnd"/>
+      <w:r>
+        <w:t xml:space="preserve"> množici, ter končno oceno uspešnosti na testnem delu.</w:t>
+      </w:r>
+    </w:p>
+    <w:p>
+      <w:pPr>
+        <w:pStyle w:val="Heading3"/>
+      </w:pPr>
+      <w:r>
+        <w:t>Zastopanost posameznih vaj</w:t>
+      </w:r>
+    </w:p>
+    <w:p>
+      <w:r>
+        <w:t>Ker so bile slike iz učne množice zajete med uporabo aplikacije pri različnih vadbah, je porazdelitev podatkov po vajah neenakomerna. Za analizo te porazdelitve je najprimerneje pripraviti histogram, ki prikazuje število slik po posamezni vaji. Takšen prikaz je pomemben, saj lahko prevlada ene vaje povzroči, da se model pri učenju bolj prilagodi tipičnim položajem in gibalnim vzorcem te vaje, medtem ko je pri redkeje zastopanih vajah natančnost lahko slabša.</w:t>
+      </w:r>
+    </w:p>
+    <w:p>
       <w:pPr>
         <w:pStyle w:val="Images"/>
       </w:pPr>
       <w:r>
+        <w:drawing>
+          <wp:inline distT="0" distB="0" distL="0" distR="0" wp14:anchorId="100F35AD" wp14:editId="61203F43">
+            <wp:extent cx="5396230" cy="2677795"/>
+            <wp:effectExtent l="0" t="0" r="0" b="8255"/>
+            <wp:docPr id="1163669533" name="Picture 1"/>
+            <wp:cNvGraphicFramePr>
+              <a:graphicFrameLocks xmlns:a="http://schemas.openxmlformats.org/drawingml/2006/main" noChangeAspect="1"/>
+            </wp:cNvGraphicFramePr>
+            <a:graphic xmlns:a="http://schemas.openxmlformats.org/drawingml/2006/main">
+              <a:graphicData uri="http://schemas.openxmlformats.org/drawingml/2006/picture">
+                <pic:pic xmlns:pic="http://schemas.openxmlformats.org/drawingml/2006/picture">
+                  <pic:nvPicPr>
+                    <pic:cNvPr id="1163669533" name=""/>
+                    <pic:cNvPicPr/>
+                  </pic:nvPicPr>
+                  <pic:blipFill>
+                    <a:blip r:embed="rId32"/>
+                    <a:stretch>
+                      <a:fillRect/>
+                    </a:stretch>
+                  </pic:blipFill>
+                  <pic:spPr>
+                    <a:xfrm>
+                      <a:off x="0" y="0"/>
+                      <a:ext cx="5396230" cy="2677795"/>
+                    </a:xfrm>
+                    <a:prstGeom prst="rect">
+                      <a:avLst/>
+                    </a:prstGeom>
+                  </pic:spPr>
+                </pic:pic>
+              </a:graphicData>
+            </a:graphic>
+          </wp:inline>
+        </w:drawing>
+      </w:r>
+    </w:p>
+    <w:p>
+      <w:pPr>
+        <w:pStyle w:val="Caption"/>
+      </w:pPr>
+      <w:r>
+        <w:t xml:space="preserve">Slika </w:t>
+      </w:r>
+      <w:r>
+        <w:fldChar w:fldCharType="begin"/>
+      </w:r>
+      <w:r>
+        <w:instrText xml:space="preserve"> SEQ Slika \* ARABIC </w:instrText>
+      </w:r>
+      <w:r>
+        <w:fldChar w:fldCharType="separate"/>
+      </w:r>
+      <w:r>
+        <w:rPr>
+          <w:noProof/>
+        </w:rPr>
+        <w:t>10</w:t>
+      </w:r>
+      <w:r>
+        <w:fldChar w:fldCharType="end"/>
+      </w:r>
+      <w:r>
+        <w:t>: Histogram zastopanosti vaj v učni množici</w:t>
+      </w:r>
+    </w:p>
+    <w:p>
+      <w:pPr>
+        <w:pStyle w:val="Heading3"/>
+      </w:pPr>
+      <w:r>
+        <w:t>Zastopanost posameznih uporabnikov</w:t>
+      </w:r>
+    </w:p>
+    <w:p>
+      <w:r>
+        <w:t xml:space="preserve">Poleg zastopanosti vaj je pomemben tudi pogled na to, koliko podatkov pripada posameznemu uporabniku. </w:t>
+      </w:r>
+      <w:r>
+        <w:t xml:space="preserve">Prevelika koncentracija slik enega uporabnika lahko vodi v prilagoditev modela na specifične lastnosti tega uporabnika. </w:t>
+      </w:r>
+      <w:r>
+        <w:t>Število unikatnih uporabnikov v učni množici je 134. Na histogramu je prikazanih 30 najbolj zastopanih</w:t>
+      </w:r>
+      <w:r>
+        <w:t>.</w:t>
+      </w:r>
+      <w:r>
+        <w:t xml:space="preserve"> Identitete uporabnikov so na histogramu </w:t>
+      </w:r>
+      <w:r>
+        <w:t>skrite.</w:t>
+      </w:r>
+    </w:p>
+    <w:p>
+      <w:pPr>
+        <w:pStyle w:val="Images"/>
+      </w:pPr>
+      <w:r>
+        <w:lastRenderedPageBreak/>
+        <w:drawing>
+          <wp:inline distT="0" distB="0" distL="0" distR="0" wp14:anchorId="61C0C3E1" wp14:editId="13C3024A">
+            <wp:extent cx="5620167" cy="2788920"/>
+            <wp:effectExtent l="0" t="0" r="0" b="0"/>
+            <wp:docPr id="613070822" name="Picture 1"/>
+            <wp:cNvGraphicFramePr>
+              <a:graphicFrameLocks xmlns:a="http://schemas.openxmlformats.org/drawingml/2006/main" noChangeAspect="1"/>
+            </wp:cNvGraphicFramePr>
+            <a:graphic xmlns:a="http://schemas.openxmlformats.org/drawingml/2006/main">
+              <a:graphicData uri="http://schemas.openxmlformats.org/drawingml/2006/picture">
+                <pic:pic xmlns:pic="http://schemas.openxmlformats.org/drawingml/2006/picture">
+                  <pic:nvPicPr>
+                    <pic:cNvPr id="613070822" name=""/>
+                    <pic:cNvPicPr/>
+                  </pic:nvPicPr>
+                  <pic:blipFill>
+                    <a:blip r:embed="rId33"/>
+                    <a:stretch>
+                      <a:fillRect/>
+                    </a:stretch>
+                  </pic:blipFill>
+                  <pic:spPr>
+                    <a:xfrm>
+                      <a:off x="0" y="0"/>
+                      <a:ext cx="5622763" cy="2790208"/>
+                    </a:xfrm>
+                    <a:prstGeom prst="rect">
+                      <a:avLst/>
+                    </a:prstGeom>
+                  </pic:spPr>
+                </pic:pic>
+              </a:graphicData>
+            </a:graphic>
+          </wp:inline>
+        </w:drawing>
+      </w:r>
+    </w:p>
+    <w:p>
+      <w:pPr>
+        <w:pStyle w:val="Caption"/>
+      </w:pPr>
+      <w:r>
+        <w:t xml:space="preserve">Slika </w:t>
+      </w:r>
+      <w:r>
+        <w:fldChar w:fldCharType="begin"/>
+      </w:r>
+      <w:r>
+        <w:instrText xml:space="preserve"> SEQ Slika \* ARABIC </w:instrText>
+      </w:r>
+      <w:r>
+        <w:fldChar w:fldCharType="separate"/>
+      </w:r>
+      <w:r>
+        <w:rPr>
+          <w:noProof/>
+        </w:rPr>
+        <w:t>11</w:t>
+      </w:r>
+      <w:r>
+        <w:fldChar w:fldCharType="end"/>
+      </w:r>
+      <w:r>
+        <w:t xml:space="preserve">: Histogram zastopanosti </w:t>
+      </w:r>
+      <w:proofErr w:type="spellStart"/>
+      <w:r>
+        <w:t>zporabnikov</w:t>
+      </w:r>
+      <w:proofErr w:type="spellEnd"/>
+      <w:r>
+        <w:t xml:space="preserve"> v učni množici</w:t>
+      </w:r>
+    </w:p>
+    <w:p>
+      <w:pPr>
+        <w:pStyle w:val="Heading3"/>
+      </w:pPr>
+      <w:r>
+        <w:t>Primeri iz učne množice</w:t>
+      </w:r>
+    </w:p>
+    <w:p>
+      <w:r>
+        <w:t xml:space="preserve">Zaradi varstva osebnih podatkov so prikazani zgolj primeri slik, na katerih nastopa avtor. </w:t>
+      </w:r>
+    </w:p>
+    <w:tbl>
+      <w:tblPr>
+        <w:tblStyle w:val="TableGrid"/>
+        <w:tblW w:w="0" w:type="auto"/>
+        <w:tblBorders>
+          <w:top w:val="none" w:sz="0" w:space="0" w:color="auto"/>
+          <w:left w:val="none" w:sz="0" w:space="0" w:color="auto"/>
+          <w:bottom w:val="none" w:sz="0" w:space="0" w:color="auto"/>
+          <w:right w:val="none" w:sz="0" w:space="0" w:color="auto"/>
+          <w:insideH w:val="none" w:sz="0" w:space="0" w:color="auto"/>
+          <w:insideV w:val="none" w:sz="0" w:space="0" w:color="auto"/>
+        </w:tblBorders>
+        <w:tblLook w:val="04A0" w:firstRow="1" w:lastRow="0" w:firstColumn="1" w:lastColumn="0" w:noHBand="0" w:noVBand="1"/>
+      </w:tblPr>
+      <w:tblGrid>
+        <w:gridCol w:w="4244"/>
+        <w:gridCol w:w="4244"/>
+      </w:tblGrid>
+      <w:tr>
+        <w:tc>
+          <w:tcPr>
+            <w:tcW w:w="4244" w:type="dxa"/>
+          </w:tcPr>
+          <w:p>
+            <w:pPr>
+              <w:keepNext/>
+              <w:jc w:val="center"/>
+            </w:pPr>
+            <w:r>
+              <w:rPr>
+                <w:noProof/>
+              </w:rPr>
+              <w:drawing>
+                <wp:inline distT="0" distB="0" distL="0" distR="0" wp14:anchorId="686C8A76" wp14:editId="70D4F002">
+                  <wp:extent cx="2228400" cy="2970000"/>
+                  <wp:effectExtent l="0" t="0" r="635" b="1905"/>
+                  <wp:docPr id="1752376723" name="Picture 2"/>
+                  <wp:cNvGraphicFramePr>
+                    <a:graphicFrameLocks xmlns:a="http://schemas.openxmlformats.org/drawingml/2006/main" noChangeAspect="1"/>
+                  </wp:cNvGraphicFramePr>
+                  <a:graphic xmlns:a="http://schemas.openxmlformats.org/drawingml/2006/main">
+                    <a:graphicData uri="http://schemas.openxmlformats.org/drawingml/2006/picture">
+                      <pic:pic xmlns:pic="http://schemas.openxmlformats.org/drawingml/2006/picture">
+                        <pic:nvPicPr>
+                          <pic:cNvPr id="0" name="Picture 1"/>
+                          <pic:cNvPicPr>
+                            <a:picLocks noChangeAspect="1" noChangeArrowheads="1"/>
+                          </pic:cNvPicPr>
+                        </pic:nvPicPr>
+                        <pic:blipFill>
+                          <a:blip r:embed="rId34">
+                            <a:extLst>
+                              <a:ext uri="{28A0092B-C50C-407E-A947-70E740481C1C}">
+                                <a14:useLocalDpi xmlns:a14="http://schemas.microsoft.com/office/drawing/2010/main" val="0"/>
+                              </a:ext>
+                            </a:extLst>
+                          </a:blip>
+                          <a:srcRect/>
+                          <a:stretch>
+                            <a:fillRect/>
+                          </a:stretch>
+                        </pic:blipFill>
+                        <pic:spPr bwMode="auto">
+                          <a:xfrm>
+                            <a:off x="0" y="0"/>
+                            <a:ext cx="2228400" cy="2970000"/>
+                          </a:xfrm>
+                          <a:prstGeom prst="rect">
+                            <a:avLst/>
+                          </a:prstGeom>
+                          <a:noFill/>
+                          <a:ln>
+                            <a:noFill/>
+                          </a:ln>
+                        </pic:spPr>
+                      </pic:pic>
+                    </a:graphicData>
+                  </a:graphic>
+                </wp:inline>
+              </w:drawing>
+            </w:r>
+          </w:p>
+          <w:p>
+            <w:pPr>
+              <w:pStyle w:val="Caption"/>
+              <w:rPr>
+                <w:szCs w:val="24"/>
+              </w:rPr>
+            </w:pPr>
+            <w:r>
+              <w:rPr>
+                <w:szCs w:val="24"/>
+              </w:rPr>
+              <w:t xml:space="preserve">Slika </w:t>
+            </w:r>
+            <w:r>
+              <w:rPr>
+                <w:szCs w:val="24"/>
+              </w:rPr>
+              <w:fldChar w:fldCharType="begin"/>
+            </w:r>
+            <w:r>
+              <w:rPr>
+                <w:szCs w:val="24"/>
+              </w:rPr>
+              <w:instrText xml:space="preserve"> SEQ Slika \* ARABIC </w:instrText>
+            </w:r>
+            <w:r>
+              <w:rPr>
+                <w:szCs w:val="24"/>
+              </w:rPr>
+              <w:fldChar w:fldCharType="separate"/>
+            </w:r>
+            <w:r>
+              <w:rPr>
+                <w:noProof/>
+                <w:szCs w:val="24"/>
+              </w:rPr>
+              <w:t>12</w:t>
+            </w:r>
+            <w:r>
+              <w:rPr>
+                <w:szCs w:val="24"/>
+              </w:rPr>
+              <w:fldChar w:fldCharType="end"/>
+            </w:r>
+            <w:r>
+              <w:rPr>
+                <w:szCs w:val="24"/>
+              </w:rPr>
+              <w:t>: Primer iz učne množice: diagonalni stranski dvig na kablu</w:t>
+            </w:r>
+          </w:p>
+        </w:tc>
+        <w:tc>
+          <w:tcPr>
+            <w:tcW w:w="4244" w:type="dxa"/>
+          </w:tcPr>
+          <w:p>
+            <w:pPr>
+              <w:keepNext/>
+              <w:jc w:val="center"/>
+            </w:pPr>
+            <w:r>
+              <w:rPr>
+                <w:noProof/>
+              </w:rPr>
+              <w:drawing>
+                <wp:inline distT="0" distB="0" distL="0" distR="0" wp14:anchorId="4AEDD416" wp14:editId="34087A75">
+                  <wp:extent cx="2228400" cy="2970000"/>
+                  <wp:effectExtent l="0" t="0" r="635" b="1905"/>
+                  <wp:docPr id="1873076409" name="Picture 3"/>
+                  <wp:cNvGraphicFramePr>
+                    <a:graphicFrameLocks xmlns:a="http://schemas.openxmlformats.org/drawingml/2006/main" noChangeAspect="1"/>
+                  </wp:cNvGraphicFramePr>
+                  <a:graphic xmlns:a="http://schemas.openxmlformats.org/drawingml/2006/main">
+                    <a:graphicData uri="http://schemas.openxmlformats.org/drawingml/2006/picture">
+                      <pic:pic xmlns:pic="http://schemas.openxmlformats.org/drawingml/2006/picture">
+                        <pic:nvPicPr>
+                          <pic:cNvPr id="0" name="Picture 3"/>
+                          <pic:cNvPicPr>
+                            <a:picLocks noChangeAspect="1" noChangeArrowheads="1"/>
+                          </pic:cNvPicPr>
+                        </pic:nvPicPr>
+                        <pic:blipFill>
+                          <a:blip r:embed="rId35">
+                            <a:extLst>
+                              <a:ext uri="{28A0092B-C50C-407E-A947-70E740481C1C}">
+                                <a14:useLocalDpi xmlns:a14="http://schemas.microsoft.com/office/drawing/2010/main" val="0"/>
+                              </a:ext>
+                            </a:extLst>
+                          </a:blip>
+                          <a:srcRect/>
+                          <a:stretch>
+                            <a:fillRect/>
+                          </a:stretch>
+                        </pic:blipFill>
+                        <pic:spPr bwMode="auto">
+                          <a:xfrm>
+                            <a:off x="0" y="0"/>
+                            <a:ext cx="2228400" cy="2970000"/>
+                          </a:xfrm>
+                          <a:prstGeom prst="rect">
+                            <a:avLst/>
+                          </a:prstGeom>
+                          <a:noFill/>
+                          <a:ln>
+                            <a:noFill/>
+                          </a:ln>
+                        </pic:spPr>
+                      </pic:pic>
+                    </a:graphicData>
+                  </a:graphic>
+                </wp:inline>
+              </w:drawing>
+            </w:r>
+          </w:p>
+          <w:p>
+            <w:pPr>
+              <w:pStyle w:val="Caption"/>
+            </w:pPr>
+            <w:r>
+              <w:t xml:space="preserve">Slika </w:t>
+            </w:r>
+            <w:r>
+              <w:fldChar w:fldCharType="begin"/>
+            </w:r>
+            <w:r>
+              <w:instrText xml:space="preserve"> SEQ Slika \* ARABIC </w:instrText>
+            </w:r>
+            <w:r>
+              <w:fldChar w:fldCharType="separate"/>
+            </w:r>
+            <w:r>
+              <w:rPr>
+                <w:noProof/>
+              </w:rPr>
+              <w:t>13</w:t>
+            </w:r>
+            <w:r>
+              <w:fldChar w:fldCharType="end"/>
+            </w:r>
+            <w:r>
+              <w:t>: Primer iz učne množice: biceps pregib s palico</w:t>
+            </w:r>
+          </w:p>
+        </w:tc>
+      </w:tr>
+    </w:tbl>
+    <w:p>
+      <w:pPr>
+        <w:tabs>
+          <w:tab w:val="left" w:pos="852"/>
+        </w:tabs>
+      </w:pPr>
+    </w:p>
+    <w:tbl>
+      <w:tblPr>
+        <w:tblStyle w:val="TableGrid"/>
+        <w:tblW w:w="0" w:type="auto"/>
+        <w:tblBorders>
+          <w:top w:val="none" w:sz="0" w:space="0" w:color="auto"/>
+          <w:left w:val="none" w:sz="0" w:space="0" w:color="auto"/>
+          <w:bottom w:val="none" w:sz="0" w:space="0" w:color="auto"/>
+          <w:right w:val="none" w:sz="0" w:space="0" w:color="auto"/>
+          <w:insideH w:val="none" w:sz="0" w:space="0" w:color="auto"/>
+          <w:insideV w:val="none" w:sz="0" w:space="0" w:color="auto"/>
+        </w:tblBorders>
+        <w:tblLook w:val="04A0" w:firstRow="1" w:lastRow="0" w:firstColumn="1" w:lastColumn="0" w:noHBand="0" w:noVBand="1"/>
+      </w:tblPr>
+      <w:tblGrid>
+        <w:gridCol w:w="4244"/>
+        <w:gridCol w:w="4244"/>
+      </w:tblGrid>
+      <w:tr>
+        <w:tc>
+          <w:tcPr>
+            <w:tcW w:w="4244" w:type="dxa"/>
+          </w:tcPr>
+          <w:p>
+            <w:pPr>
+              <w:keepNext/>
+              <w:tabs>
+                <w:tab w:val="left" w:pos="852"/>
+              </w:tabs>
+              <w:jc w:val="center"/>
+            </w:pPr>
+            <w:r>
+              <w:rPr>
+                <w:noProof/>
+              </w:rPr>
+              <w:lastRenderedPageBreak/>
+              <w:drawing>
+                <wp:inline distT="0" distB="0" distL="0" distR="0" wp14:anchorId="44A185E7" wp14:editId="444EAC8D">
+                  <wp:extent cx="2224800" cy="2970000"/>
+                  <wp:effectExtent l="0" t="0" r="4445" b="1905"/>
+                  <wp:docPr id="2013327616" name="Picture 5"/>
+                  <wp:cNvGraphicFramePr>
+                    <a:graphicFrameLocks xmlns:a="http://schemas.openxmlformats.org/drawingml/2006/main" noChangeAspect="1"/>
+                  </wp:cNvGraphicFramePr>
+                  <a:graphic xmlns:a="http://schemas.openxmlformats.org/drawingml/2006/main">
+                    <a:graphicData uri="http://schemas.openxmlformats.org/drawingml/2006/picture">
+                      <pic:pic xmlns:pic="http://schemas.openxmlformats.org/drawingml/2006/picture">
+                        <pic:nvPicPr>
+                          <pic:cNvPr id="0" name="Picture 7"/>
+                          <pic:cNvPicPr>
+                            <a:picLocks noChangeAspect="1" noChangeArrowheads="1"/>
+                          </pic:cNvPicPr>
+                        </pic:nvPicPr>
+                        <pic:blipFill>
+                          <a:blip r:embed="rId36">
+                            <a:extLst>
+                              <a:ext uri="{28A0092B-C50C-407E-A947-70E740481C1C}">
+                                <a14:useLocalDpi xmlns:a14="http://schemas.microsoft.com/office/drawing/2010/main" val="0"/>
+                              </a:ext>
+                            </a:extLst>
+                          </a:blip>
+                          <a:srcRect/>
+                          <a:stretch>
+                            <a:fillRect/>
+                          </a:stretch>
+                        </pic:blipFill>
+                        <pic:spPr bwMode="auto">
+                          <a:xfrm>
+                            <a:off x="0" y="0"/>
+                            <a:ext cx="2224800" cy="2970000"/>
+                          </a:xfrm>
+                          <a:prstGeom prst="rect">
+                            <a:avLst/>
+                          </a:prstGeom>
+                          <a:noFill/>
+                          <a:ln>
+                            <a:noFill/>
+                          </a:ln>
+                        </pic:spPr>
+                      </pic:pic>
+                    </a:graphicData>
+                  </a:graphic>
+                </wp:inline>
+              </w:drawing>
+            </w:r>
+          </w:p>
+          <w:p>
+            <w:pPr>
+              <w:pStyle w:val="Caption"/>
+            </w:pPr>
+            <w:r>
+              <w:t xml:space="preserve">Slika </w:t>
+            </w:r>
+            <w:r>
+              <w:fldChar w:fldCharType="begin"/>
+            </w:r>
+            <w:r>
+              <w:instrText xml:space="preserve"> SEQ Slika \* ARABIC </w:instrText>
+            </w:r>
+            <w:r>
+              <w:fldChar w:fldCharType="separate"/>
+            </w:r>
+            <w:r>
+              <w:rPr>
+                <w:noProof/>
+              </w:rPr>
+              <w:t>14</w:t>
+            </w:r>
+            <w:r>
+              <w:fldChar w:fldCharType="end"/>
+            </w:r>
+            <w:r>
+              <w:t>: Primer iz učne množice: veslanje v predklonu s palico</w:t>
+            </w:r>
+          </w:p>
+        </w:tc>
+        <w:tc>
+          <w:tcPr>
+            <w:tcW w:w="4244" w:type="dxa"/>
+          </w:tcPr>
+          <w:p>
+            <w:pPr>
+              <w:keepNext/>
+              <w:tabs>
+                <w:tab w:val="left" w:pos="852"/>
+              </w:tabs>
+              <w:jc w:val="center"/>
+            </w:pPr>
+            <w:r>
+              <w:rPr>
+                <w:noProof/>
+              </w:rPr>
+              <w:drawing>
+                <wp:inline distT="0" distB="0" distL="0" distR="0" wp14:anchorId="217367B0" wp14:editId="193E7318">
+                  <wp:extent cx="2224800" cy="2970000"/>
+                  <wp:effectExtent l="0" t="0" r="4445" b="1905"/>
+                  <wp:docPr id="1804345779" name="Picture 8"/>
+                  <wp:cNvGraphicFramePr>
+                    <a:graphicFrameLocks xmlns:a="http://schemas.openxmlformats.org/drawingml/2006/main" noChangeAspect="1"/>
+                  </wp:cNvGraphicFramePr>
+                  <a:graphic xmlns:a="http://schemas.openxmlformats.org/drawingml/2006/main">
+                    <a:graphicData uri="http://schemas.openxmlformats.org/drawingml/2006/picture">
+                      <pic:pic xmlns:pic="http://schemas.openxmlformats.org/drawingml/2006/picture">
+                        <pic:nvPicPr>
+                          <pic:cNvPr id="0" name="Picture 13"/>
+                          <pic:cNvPicPr>
+                            <a:picLocks noChangeAspect="1" noChangeArrowheads="1"/>
+                          </pic:cNvPicPr>
+                        </pic:nvPicPr>
+                        <pic:blipFill>
+                          <a:blip r:embed="rId37">
+                            <a:extLst>
+                              <a:ext uri="{28A0092B-C50C-407E-A947-70E740481C1C}">
+                                <a14:useLocalDpi xmlns:a14="http://schemas.microsoft.com/office/drawing/2010/main" val="0"/>
+                              </a:ext>
+                            </a:extLst>
+                          </a:blip>
+                          <a:srcRect/>
+                          <a:stretch>
+                            <a:fillRect/>
+                          </a:stretch>
+                        </pic:blipFill>
+                        <pic:spPr bwMode="auto">
+                          <a:xfrm>
+                            <a:off x="0" y="0"/>
+                            <a:ext cx="2224800" cy="2970000"/>
+                          </a:xfrm>
+                          <a:prstGeom prst="rect">
+                            <a:avLst/>
+                          </a:prstGeom>
+                          <a:noFill/>
+                          <a:ln>
+                            <a:noFill/>
+                          </a:ln>
+                        </pic:spPr>
+                      </pic:pic>
+                    </a:graphicData>
+                  </a:graphic>
+                </wp:inline>
+              </w:drawing>
+            </w:r>
+          </w:p>
+          <w:p>
+            <w:pPr>
+              <w:pStyle w:val="Caption"/>
+            </w:pPr>
+            <w:r>
+              <w:t xml:space="preserve">Slika </w:t>
+            </w:r>
+            <w:r>
+              <w:fldChar w:fldCharType="begin"/>
+            </w:r>
+            <w:r>
+              <w:instrText xml:space="preserve"> SEQ Slika \* ARABIC </w:instrText>
+            </w:r>
+            <w:r>
+              <w:fldChar w:fldCharType="separate"/>
+            </w:r>
+            <w:r>
+              <w:rPr>
+                <w:noProof/>
+              </w:rPr>
+              <w:t>15</w:t>
+            </w:r>
+            <w:r>
+              <w:fldChar w:fldCharType="end"/>
+            </w:r>
+            <w:r>
+              <w:t>: Primer iz učne množice: potisk z ročkami na poševni klopi</w:t>
+            </w:r>
+          </w:p>
+        </w:tc>
+      </w:tr>
+    </w:tbl>
+    <w:p>
+      <w:pPr>
+        <w:tabs>
+          <w:tab w:val="left" w:pos="852"/>
+        </w:tabs>
+      </w:pPr>
+    </w:p>
+    <w:tbl>
+      <w:tblPr>
+        <w:tblStyle w:val="TableGrid"/>
+        <w:tblW w:w="0" w:type="auto"/>
+        <w:tblBorders>
+          <w:top w:val="none" w:sz="0" w:space="0" w:color="auto"/>
+          <w:left w:val="none" w:sz="0" w:space="0" w:color="auto"/>
+          <w:bottom w:val="none" w:sz="0" w:space="0" w:color="auto"/>
+          <w:right w:val="none" w:sz="0" w:space="0" w:color="auto"/>
+          <w:insideH w:val="none" w:sz="0" w:space="0" w:color="auto"/>
+          <w:insideV w:val="none" w:sz="0" w:space="0" w:color="auto"/>
+        </w:tblBorders>
+        <w:tblLook w:val="04A0" w:firstRow="1" w:lastRow="0" w:firstColumn="1" w:lastColumn="0" w:noHBand="0" w:noVBand="1"/>
+      </w:tblPr>
+      <w:tblGrid>
+        <w:gridCol w:w="4244"/>
+        <w:gridCol w:w="4244"/>
+      </w:tblGrid>
+      <w:tr>
+        <w:tc>
+          <w:tcPr>
+            <w:tcW w:w="4244" w:type="dxa"/>
+          </w:tcPr>
+          <w:p>
+            <w:pPr>
+              <w:keepNext/>
+              <w:jc w:val="center"/>
+            </w:pPr>
+            <w:r>
+              <w:rPr>
+                <w:noProof/>
+              </w:rPr>
+              <w:drawing>
+                <wp:inline distT="0" distB="0" distL="0" distR="0" wp14:anchorId="49F1BD72" wp14:editId="79B72B92">
+                  <wp:extent cx="2228400" cy="2970000"/>
+                  <wp:effectExtent l="0" t="0" r="635" b="1905"/>
+                  <wp:docPr id="80642138" name="Picture 12"/>
+                  <wp:cNvGraphicFramePr>
+                    <a:graphicFrameLocks xmlns:a="http://schemas.openxmlformats.org/drawingml/2006/main" noChangeAspect="1"/>
+                  </wp:cNvGraphicFramePr>
+                  <a:graphic xmlns:a="http://schemas.openxmlformats.org/drawingml/2006/main">
+                    <a:graphicData uri="http://schemas.openxmlformats.org/drawingml/2006/picture">
+                      <pic:pic xmlns:pic="http://schemas.openxmlformats.org/drawingml/2006/picture">
+                        <pic:nvPicPr>
+                          <pic:cNvPr id="0" name="Picture 21"/>
+                          <pic:cNvPicPr>
+                            <a:picLocks noChangeAspect="1" noChangeArrowheads="1"/>
+                          </pic:cNvPicPr>
+                        </pic:nvPicPr>
+                        <pic:blipFill>
+                          <a:blip r:embed="rId38">
+                            <a:extLst>
+                              <a:ext uri="{28A0092B-C50C-407E-A947-70E740481C1C}">
+                                <a14:useLocalDpi xmlns:a14="http://schemas.microsoft.com/office/drawing/2010/main" val="0"/>
+                              </a:ext>
+                            </a:extLst>
+                          </a:blip>
+                          <a:srcRect/>
+                          <a:stretch>
+                            <a:fillRect/>
+                          </a:stretch>
+                        </pic:blipFill>
+                        <pic:spPr bwMode="auto">
+                          <a:xfrm>
+                            <a:off x="0" y="0"/>
+                            <a:ext cx="2228400" cy="2970000"/>
+                          </a:xfrm>
+                          <a:prstGeom prst="rect">
+                            <a:avLst/>
+                          </a:prstGeom>
+                          <a:noFill/>
+                          <a:ln>
+                            <a:noFill/>
+                          </a:ln>
+                        </pic:spPr>
+                      </pic:pic>
+                    </a:graphicData>
+                  </a:graphic>
+                </wp:inline>
+              </w:drawing>
+            </w:r>
+          </w:p>
+          <w:p>
+            <w:pPr>
+              <w:pStyle w:val="Caption"/>
+            </w:pPr>
+            <w:r>
+              <w:t xml:space="preserve">Slika </w:t>
+            </w:r>
+            <w:r>
+              <w:fldChar w:fldCharType="begin"/>
+            </w:r>
+            <w:r>
+              <w:instrText xml:space="preserve"> SEQ Slika \* ARABIC </w:instrText>
+            </w:r>
+            <w:r>
+              <w:fldChar w:fldCharType="separate"/>
+            </w:r>
+            <w:r>
+              <w:rPr>
+                <w:noProof/>
+              </w:rPr>
+              <w:t>16</w:t>
+            </w:r>
+            <w:r>
+              <w:fldChar w:fldCharType="end"/>
+            </w:r>
+            <w:r>
+              <w:t>: Primer iz učne množice: biceps pregib na Scott klopi</w:t>
+            </w:r>
+          </w:p>
+        </w:tc>
+        <w:tc>
+          <w:tcPr>
+            <w:tcW w:w="4244" w:type="dxa"/>
+          </w:tcPr>
+          <w:p>
+            <w:pPr>
+              <w:keepNext/>
+              <w:jc w:val="center"/>
+            </w:pPr>
+            <w:r>
+              <w:rPr>
+                <w:lang w:val="en-SI"/>
+              </w:rPr>
+              <w:drawing>
+                <wp:inline distT="0" distB="0" distL="0" distR="0" wp14:anchorId="08ADD16F" wp14:editId="030F88A3">
+                  <wp:extent cx="2228400" cy="2970000"/>
+                  <wp:effectExtent l="0" t="0" r="635" b="1905"/>
+                  <wp:docPr id="1065741449" name="Picture 15"/>
+                  <wp:cNvGraphicFramePr>
+                    <a:graphicFrameLocks xmlns:a="http://schemas.openxmlformats.org/drawingml/2006/main" noChangeAspect="1"/>
+                  </wp:cNvGraphicFramePr>
+                  <a:graphic xmlns:a="http://schemas.openxmlformats.org/drawingml/2006/main">
+                    <a:graphicData uri="http://schemas.openxmlformats.org/drawingml/2006/picture">
+                      <pic:pic xmlns:pic="http://schemas.openxmlformats.org/drawingml/2006/picture">
+                        <pic:nvPicPr>
+                          <pic:cNvPr id="0" name="Picture 30"/>
+                          <pic:cNvPicPr>
+                            <a:picLocks noChangeAspect="1" noChangeArrowheads="1"/>
+                          </pic:cNvPicPr>
+                        </pic:nvPicPr>
+                        <pic:blipFill>
+                          <a:blip r:embed="rId39">
+                            <a:extLst>
+                              <a:ext uri="{28A0092B-C50C-407E-A947-70E740481C1C}">
+                                <a14:useLocalDpi xmlns:a14="http://schemas.microsoft.com/office/drawing/2010/main" val="0"/>
+                              </a:ext>
+                            </a:extLst>
+                          </a:blip>
+                          <a:srcRect/>
+                          <a:stretch>
+                            <a:fillRect/>
+                          </a:stretch>
+                        </pic:blipFill>
+                        <pic:spPr bwMode="auto">
+                          <a:xfrm>
+                            <a:off x="0" y="0"/>
+                            <a:ext cx="2228400" cy="2970000"/>
+                          </a:xfrm>
+                          <a:prstGeom prst="rect">
+                            <a:avLst/>
+                          </a:prstGeom>
+                          <a:noFill/>
+                          <a:ln>
+                            <a:noFill/>
+                          </a:ln>
+                        </pic:spPr>
+                      </pic:pic>
+                    </a:graphicData>
+                  </a:graphic>
+                </wp:inline>
+              </w:drawing>
+            </w:r>
+          </w:p>
+          <w:p>
+            <w:pPr>
+              <w:pStyle w:val="Caption"/>
+              <w:rPr>
+                <w:lang w:val="en-SI"/>
+              </w:rPr>
+            </w:pPr>
+            <w:r>
+              <w:t xml:space="preserve">Slika </w:t>
+            </w:r>
+            <w:r>
+              <w:fldChar w:fldCharType="begin"/>
+            </w:r>
+            <w:r>
+              <w:instrText xml:space="preserve"> SEQ Slika \* ARABIC </w:instrText>
+            </w:r>
+            <w:r>
+              <w:fldChar w:fldCharType="separate"/>
+            </w:r>
+            <w:r>
+              <w:rPr>
+                <w:noProof/>
+              </w:rPr>
+              <w:t>17</w:t>
+            </w:r>
+            <w:r>
+              <w:fldChar w:fldCharType="end"/>
+            </w:r>
+            <w:r>
+              <w:t>: Primer iz učne množice: izteg za triceps</w:t>
+            </w:r>
+            <w:r>
+              <w:rPr>
+                <w:noProof/>
+              </w:rPr>
+              <w:t xml:space="preserve"> na kablu</w:t>
+            </w:r>
+          </w:p>
+          <w:p/>
+        </w:tc>
+      </w:tr>
+    </w:tbl>
+    <w:p/>
+    <w:p/>
+    <w:p>
+      <w:pPr>
+        <w:pStyle w:val="Heading1"/>
+        <w:spacing w:line="360" w:lineRule="auto"/>
+        <w:rPr>
+          <w:b/>
+          <w:sz w:val="36"/>
+          <w:szCs w:val="36"/>
+          <w:lang w:val="sl-SI"/>
+        </w:rPr>
+      </w:pPr>
+      <w:r>
+        <w:rPr>
+          <w:b/>
+          <w:sz w:val="36"/>
+          <w:szCs w:val="36"/>
+          <w:lang w:val="sl-SI"/>
+        </w:rPr>
+        <w:lastRenderedPageBreak/>
+        <w:t>Učenje modelov in primerjava učinkovitosti delovanja po učenju</w:t>
+      </w:r>
+    </w:p>
+    <w:p>
+      <w:r>
+        <w:t>V prejšnjih poglavjih so modeli primerjani v osnovni, neprilagojeni različici, kjer je uspe</w:t>
+      </w:r>
+      <w:r>
+        <w:t xml:space="preserve">šnost odvisna predvsem od splošne sposobnosti modela za zaznavo drže. Ker pa se realni pogoji uporabe (kamera, osvetlitev, ozadja, …) pogosto razlikujejo od standardnih podatkovnih zbirk, je smiselno preveriti, ali se z lastnim učenjem robustnost in natančnost zaznave </w:t>
+      </w:r>
+      <w:r>
+        <w:t xml:space="preserve">v ciljnem scenariju </w:t>
+      </w:r>
+      <w:r>
+        <w:t>lahko izboljša.</w:t>
+      </w:r>
+    </w:p>
+    <w:p>
+      <w:pPr>
+        <w:pStyle w:val="Heading2"/>
+      </w:pPr>
+      <w:r>
+        <w:t>Izbira modela za učenje</w:t>
+      </w:r>
+    </w:p>
+    <w:p>
+      <w:r>
+        <w:t>Za učenje je bil izbran model YOLO11n-pose z vhodno velikostjo 256x256. Velja za dobro izbiro, saj se je v primerjavi z ostalimi modeli izkazal kot manj natančen</w:t>
+      </w:r>
+      <w:r>
+        <w:t xml:space="preserve"> in lahko zaradi tega po učenju pričakujemo večjo razliko v učinkovitosti kot pri ostalih modelih</w:t>
+      </w:r>
+      <w:r>
+        <w:t>, hkrati pa omogoča praktičen in dobro dokumentiran postopek učenja.</w:t>
+      </w:r>
+      <w:r>
         <w:t xml:space="preserve"> </w:t>
       </w:r>
+      <w:r>
+        <w:t>Učenje</w:t>
+      </w:r>
+      <w:r>
+        <w:t xml:space="preserve"> modela</w:t>
+      </w:r>
+      <w:r>
+        <w:t xml:space="preserve"> bo potekalo na lastni učni množici.</w:t>
+      </w:r>
+    </w:p>
+    <w:p>
+      <w:pPr>
+        <w:pStyle w:val="Heading3"/>
+      </w:pPr>
+      <w:r>
+        <w:t xml:space="preserve">Prilagoditev </w:t>
+      </w:r>
+      <w:r>
+        <w:t xml:space="preserve">učne množice </w:t>
+      </w:r>
+      <w:r>
+        <w:t xml:space="preserve">za učenje modela </w:t>
+      </w:r>
+      <w:r>
+        <w:t xml:space="preserve">(vir: </w:t>
+      </w:r>
+      <w:hyperlink r:id="rId40" w:anchor="ultralytics-yolo-format" w:history="1">
+        <w:r>
+          <w:rPr>
+            <w:rStyle w:val="Hyperlink"/>
+            <w:rFonts w:cs="Arial"/>
+          </w:rPr>
+          <w:t>https://docs.ultralytics.com/datasets/pose/#ultralytics-yolo-format</w:t>
+        </w:r>
+      </w:hyperlink>
+      <w:r>
+        <w:t xml:space="preserve"> )</w:t>
+      </w:r>
+    </w:p>
+    <w:p>
+      <w:r>
+        <w:t xml:space="preserve">Oznake učne množice je bilo potrebno pripraviti v formatu, ki ga zahteva </w:t>
+      </w:r>
+      <w:r>
+        <w:t>YOLO11n-pose model</w:t>
+      </w:r>
+      <w:r>
+        <w:t>.</w:t>
+      </w:r>
+      <w:r>
+        <w:t xml:space="preserve"> To pomeni</w:t>
+      </w:r>
+      <w:r>
+        <w:t xml:space="preserve">, da je za vsako sliko potrebno </w:t>
+      </w:r>
+      <w:r>
+        <w:t>pripraviti</w:t>
+      </w:r>
+      <w:r>
+        <w:t xml:space="preserve"> tekstovno datoteko, ki mora biti enako poimenovana kot slik</w:t>
+      </w:r>
+      <w:r>
+        <w:t>a</w:t>
+      </w:r>
+      <w:r>
+        <w:t xml:space="preserve">. </w:t>
+      </w:r>
+      <w:r>
+        <w:t>Vsaka t</w:t>
+      </w:r>
+      <w:r>
+        <w:t>ekstovna datoteka mora vsebovati</w:t>
+      </w:r>
+      <w:r>
+        <w:t>:</w:t>
+      </w:r>
+    </w:p>
+    <w:p>
+      <w:pPr>
+        <w:pStyle w:val="ListParagraph"/>
+        <w:numPr>
+          <w:ilvl w:val="0"/>
+          <w:numId w:val="70"/>
+        </w:numPr>
+      </w:pPr>
+      <w:r>
+        <w:t>Uskladitev nabora sklepnih točk na topologijo COCO-17, ki zajema 17 določenih sklepnih točk po določenem zaporedju</w:t>
+      </w:r>
+    </w:p>
+    <w:p>
+      <w:pPr>
+        <w:pStyle w:val="ListParagraph"/>
+        <w:numPr>
+          <w:ilvl w:val="0"/>
+          <w:numId w:val="70"/>
+        </w:numPr>
+      </w:pPr>
+      <w:r>
+        <w:t>Shranjevanje koordinat v normalizirani obliki glede na dimenzije slike</w:t>
+      </w:r>
+    </w:p>
+    <w:p>
+      <w:pPr>
+        <w:pStyle w:val="ListParagraph"/>
+        <w:numPr>
+          <w:ilvl w:val="0"/>
+          <w:numId w:val="70"/>
+        </w:numPr>
+      </w:pPr>
+      <w:r>
+        <w:t>Normalizirane koordinate okvira osebe v kadru</w:t>
+      </w:r>
+    </w:p>
+    <w:p>
+      <w:pPr>
+        <w:pStyle w:val="Heading3"/>
+      </w:pPr>
+      <w:r>
+        <w:t>Predpriprava in konfiguracija učenja</w:t>
+      </w:r>
+    </w:p>
+    <w:p>
+      <w:r>
+        <w:t xml:space="preserve">Vsak del učne množice (učni, </w:t>
+      </w:r>
+      <w:proofErr w:type="spellStart"/>
+      <w:r>
+        <w:t>validacijski</w:t>
+      </w:r>
+      <w:proofErr w:type="spellEnd"/>
+      <w:r>
+        <w:t xml:space="preserve">, testni) mora biti </w:t>
+      </w:r>
+      <w:r>
+        <w:t xml:space="preserve">ločen </w:t>
+      </w:r>
+      <w:r>
+        <w:t>v svojem direktoriju</w:t>
+      </w:r>
+      <w:r>
+        <w:t xml:space="preserve">. Potrebno je pripraviti tudi datoteko s konfiguracijo učenja, imenovano </w:t>
+      </w:r>
+      <w:r>
+        <w:t>“</w:t>
+      </w:r>
+      <w:proofErr w:type="spellStart"/>
+      <w:r>
+        <w:t>data.yaml</w:t>
+      </w:r>
+      <w:proofErr w:type="spellEnd"/>
+      <w:r>
+        <w:t>“</w:t>
+      </w:r>
+      <w:r>
+        <w:t>, ki mora vsebovati:</w:t>
+      </w:r>
+    </w:p>
+    <w:p>
+      <w:pPr>
+        <w:pStyle w:val="ListParagraph"/>
+        <w:numPr>
+          <w:ilvl w:val="0"/>
+          <w:numId w:val="75"/>
+        </w:numPr>
+      </w:pPr>
+      <w:r>
+        <w:t xml:space="preserve">Pot do direktorija, v katerem so slike in tekstovne datoteke učnega, </w:t>
+      </w:r>
+      <w:proofErr w:type="spellStart"/>
+      <w:r>
+        <w:t>validacijskega</w:t>
+      </w:r>
+      <w:proofErr w:type="spellEnd"/>
+      <w:r>
+        <w:t xml:space="preserve"> in testnega dela učne množice</w:t>
+      </w:r>
+    </w:p>
+    <w:p>
+      <w:pPr>
+        <w:pStyle w:val="ListParagraph"/>
+        <w:numPr>
+          <w:ilvl w:val="0"/>
+          <w:numId w:val="75"/>
+        </w:numPr>
+      </w:pPr>
+      <w:r>
+        <w:lastRenderedPageBreak/>
+        <w:t xml:space="preserve">Relativno pot znotraj zgoraj navedenega direktorija za učne, </w:t>
+      </w:r>
+      <w:proofErr w:type="spellStart"/>
+      <w:r>
+        <w:t>validacijske</w:t>
+      </w:r>
+      <w:proofErr w:type="spellEnd"/>
+      <w:r>
+        <w:t xml:space="preserve"> in teste slike</w:t>
+      </w:r>
+    </w:p>
+    <w:p>
+      <w:pPr>
+        <w:pStyle w:val="ListParagraph"/>
+        <w:numPr>
+          <w:ilvl w:val="0"/>
+          <w:numId w:val="75"/>
+        </w:numPr>
+      </w:pPr>
+      <w:r>
+        <w:t>Obliko sklepnih točk – število sklepnih točk (17) in število dimenzij (2).</w:t>
+      </w:r>
+    </w:p>
+    <w:p>
+      <w:pPr>
+        <w:pStyle w:val="ListParagraph"/>
+        <w:numPr>
+          <w:ilvl w:val="0"/>
+          <w:numId w:val="75"/>
+        </w:numPr>
+      </w:pPr>
+      <w:r>
+        <w:t>Ime r</w:t>
+      </w:r>
+      <w:r>
+        <w:t>azred</w:t>
+      </w:r>
+      <w:r>
+        <w:t>a</w:t>
+      </w:r>
+      <w:r>
+        <w:t xml:space="preserve"> za prepoznavo osebe</w:t>
+      </w:r>
+    </w:p>
+    <w:p>
+      <w:pPr>
+        <w:pStyle w:val="ListParagraph"/>
+        <w:numPr>
+          <w:ilvl w:val="0"/>
+          <w:numId w:val="75"/>
+        </w:numPr>
+      </w:pPr>
+      <w:r>
+        <w:t>Identifikator za vsako sklepno točko</w:t>
+      </w:r>
+    </w:p>
+    <w:p>
+      <w:pPr>
+        <w:ind w:left="360"/>
+      </w:pPr>
+    </w:p>
+    <w:p>
+      <w:pPr>
+        <w:pStyle w:val="Heading2"/>
+      </w:pPr>
+      <w:r>
+        <w:t>Potek učenja modela</w:t>
+      </w:r>
+    </w:p>
+    <w:p>
+      <w:r>
+        <w:t xml:space="preserve">Učenje je potekalo v okolju </w:t>
+      </w:r>
+      <w:proofErr w:type="spellStart"/>
+      <w:r>
+        <w:t>Python</w:t>
+      </w:r>
+      <w:proofErr w:type="spellEnd"/>
+      <w:r>
+        <w:t xml:space="preserve"> z uporabo knjižnice </w:t>
+      </w:r>
+      <w:r>
+        <w:t>“</w:t>
+      </w:r>
+      <w:proofErr w:type="spellStart"/>
+      <w:r>
+        <w:t>ultralytics</w:t>
+      </w:r>
+      <w:proofErr w:type="spellEnd"/>
+      <w:r>
+        <w:t>“</w:t>
+      </w:r>
+      <w:r>
+        <w:t>.</w:t>
+      </w:r>
+    </w:p>
+    <w:p>
       <w:r>
         <w:br w:type="page"/>
       </w:r>
@@ -14396,7 +16262,7 @@
                     <pic:cNvPicPr/>
                   </pic:nvPicPr>
                   <pic:blipFill>
-                    <a:blip r:embed="rId32"/>
+                    <a:blip r:embed="rId41"/>
                     <a:stretch>
                       <a:fillRect/>
                     </a:stretch>
@@ -14426,25 +16292,51 @@
       <w:r>
         <w:t xml:space="preserve">Slika </w:t>
       </w:r>
-      <w:fldSimple w:instr=" STYLEREF 1 \s ">
-        <w:r>
-          <w:rPr>
-            <w:noProof/>
-          </w:rPr>
-          <w:t>4</w:t>
-        </w:r>
-      </w:fldSimple>
+      <w:r>
+        <w:fldChar w:fldCharType="begin"/>
+      </w:r>
+      <w:r>
+        <w:instrText xml:space="preserve"> STYLEREF 1 \s </w:instrText>
+      </w:r>
+      <w:r>
+        <w:fldChar w:fldCharType="separate"/>
+      </w:r>
+      <w:r>
+        <w:rPr>
+          <w:noProof/>
+        </w:rPr>
+        <w:t>6</w:t>
+      </w:r>
+      <w:r>
+        <w:rPr>
+          <w:noProof/>
+        </w:rPr>
+        <w:fldChar w:fldCharType="end"/>
+      </w:r>
       <w:r>
         <w:t>.</w:t>
       </w:r>
-      <w:fldSimple w:instr=" SEQ Slika \* ARABIC \s 1 ">
-        <w:r>
-          <w:rPr>
-            <w:noProof/>
-          </w:rPr>
-          <w:t>1</w:t>
-        </w:r>
-      </w:fldSimple>
+      <w:r>
+        <w:fldChar w:fldCharType="begin"/>
+      </w:r>
+      <w:r>
+        <w:instrText xml:space="preserve"> SEQ Slika \* ARABIC \s 1 </w:instrText>
+      </w:r>
+      <w:r>
+        <w:fldChar w:fldCharType="separate"/>
+      </w:r>
+      <w:r>
+        <w:rPr>
+          <w:noProof/>
+        </w:rPr>
+        <w:t>1</w:t>
+      </w:r>
+      <w:r>
+        <w:rPr>
+          <w:noProof/>
+        </w:rPr>
+        <w:fldChar w:fldCharType="end"/>
+      </w:r>
       <w:r>
         <w:t>: Časovni graf</w:t>
       </w:r>
@@ -14497,7 +16389,7 @@
                     <pic:cNvPicPr/>
                   </pic:nvPicPr>
                   <pic:blipFill>
-                    <a:blip r:embed="rId33"/>
+                    <a:blip r:embed="rId42"/>
                     <a:stretch>
                       <a:fillRect/>
                     </a:stretch>
@@ -14527,25 +16419,51 @@
       <w:r>
         <w:t xml:space="preserve">Slika </w:t>
       </w:r>
-      <w:fldSimple w:instr=" STYLEREF 1 \s ">
-        <w:r>
-          <w:rPr>
-            <w:noProof/>
-          </w:rPr>
-          <w:t>4</w:t>
-        </w:r>
-      </w:fldSimple>
+      <w:r>
+        <w:fldChar w:fldCharType="begin"/>
+      </w:r>
+      <w:r>
+        <w:instrText xml:space="preserve"> STYLEREF 1 \s </w:instrText>
+      </w:r>
+      <w:r>
+        <w:fldChar w:fldCharType="separate"/>
+      </w:r>
+      <w:r>
+        <w:rPr>
+          <w:noProof/>
+        </w:rPr>
+        <w:t>6</w:t>
+      </w:r>
+      <w:r>
+        <w:rPr>
+          <w:noProof/>
+        </w:rPr>
+        <w:fldChar w:fldCharType="end"/>
+      </w:r>
       <w:r>
         <w:t>.</w:t>
       </w:r>
-      <w:fldSimple w:instr=" SEQ Slika \* ARABIC \s 1 ">
-        <w:r>
-          <w:rPr>
-            <w:noProof/>
-          </w:rPr>
-          <w:t>2</w:t>
-        </w:r>
-      </w:fldSimple>
+      <w:r>
+        <w:fldChar w:fldCharType="begin"/>
+      </w:r>
+      <w:r>
+        <w:instrText xml:space="preserve"> SEQ Slika \* ARABIC \s 1 </w:instrText>
+      </w:r>
+      <w:r>
+        <w:fldChar w:fldCharType="separate"/>
+      </w:r>
+      <w:r>
+        <w:rPr>
+          <w:noProof/>
+        </w:rPr>
+        <w:t>2</w:t>
+      </w:r>
+      <w:r>
+        <w:rPr>
+          <w:noProof/>
+        </w:rPr>
+        <w:fldChar w:fldCharType="end"/>
+      </w:r>
       <w:r>
         <w:t xml:space="preserve">: Graf prepotovane </w:t>
       </w:r>
@@ -14591,7 +16509,7 @@
                     <pic:cNvPicPr/>
                   </pic:nvPicPr>
                   <pic:blipFill>
-                    <a:blip r:embed="rId34"/>
+                    <a:blip r:embed="rId43"/>
                     <a:stretch>
                       <a:fillRect/>
                     </a:stretch>
@@ -14623,25 +16541,51 @@
       <w:r>
         <w:t xml:space="preserve">Slika </w:t>
       </w:r>
-      <w:fldSimple w:instr=" STYLEREF 1 \s ">
-        <w:r>
-          <w:rPr>
-            <w:noProof/>
-          </w:rPr>
-          <w:t>4</w:t>
-        </w:r>
-      </w:fldSimple>
+      <w:r>
+        <w:fldChar w:fldCharType="begin"/>
+      </w:r>
+      <w:r>
+        <w:instrText xml:space="preserve"> STYLEREF 1 \s </w:instrText>
+      </w:r>
+      <w:r>
+        <w:fldChar w:fldCharType="separate"/>
+      </w:r>
+      <w:r>
+        <w:rPr>
+          <w:noProof/>
+        </w:rPr>
+        <w:t>6</w:t>
+      </w:r>
+      <w:r>
+        <w:rPr>
+          <w:noProof/>
+        </w:rPr>
+        <w:fldChar w:fldCharType="end"/>
+      </w:r>
       <w:r>
         <w:t>.</w:t>
       </w:r>
-      <w:fldSimple w:instr=" SEQ Slika \* ARABIC \s 1 ">
-        <w:r>
-          <w:rPr>
-            <w:noProof/>
-          </w:rPr>
-          <w:t>3</w:t>
-        </w:r>
-      </w:fldSimple>
+      <w:r>
+        <w:fldChar w:fldCharType="begin"/>
+      </w:r>
+      <w:r>
+        <w:instrText xml:space="preserve"> SEQ Slika \* ARABIC \s 1 </w:instrText>
+      </w:r>
+      <w:r>
+        <w:fldChar w:fldCharType="separate"/>
+      </w:r>
+      <w:r>
+        <w:rPr>
+          <w:noProof/>
+        </w:rPr>
+        <w:t>3</w:t>
+      </w:r>
+      <w:r>
+        <w:rPr>
+          <w:noProof/>
+        </w:rPr>
+        <w:fldChar w:fldCharType="end"/>
+      </w:r>
       <w:r>
         <w:t>: Graf hitrosti</w:t>
       </w:r>
@@ -14825,7 +16769,6 @@
       </w:r>
       <w:bookmarkEnd w:id="71"/>
     </w:p>
-    <w:p/>
     <w:p>
       <w:pPr>
         <w:pStyle w:val="Heading2"/>
@@ -14844,22 +16787,19 @@
         <w:t xml:space="preserve">v koncentrični fazi </w:t>
       </w:r>
       <w:r>
-        <w:t xml:space="preserve">in prepotovana distanca za vsako ponovitev so zelo pomembni podatki za ugotavljanje mnogih trendov med treningom in </w:t>
-      </w:r>
+        <w:t>in prepotovana distanca za vsako ponovitev so zelo pomembni podatki za ugotavljanje mnogih trendov med treningom in razlikovanjem med pravilno in napačno izvedbo vadbe.</w:t>
+      </w:r>
+      <w:r>
+        <w:t xml:space="preserve"> Največ pomena nosi hitrost v koncentrični fazi.</w:t>
+      </w:r>
+    </w:p>
+    <w:p>
+      <w:pPr>
+        <w:pStyle w:val="Heading3"/>
+      </w:pPr>
+      <w:bookmarkStart w:id="73" w:name="_Toc225594000"/>
       <w:r>
         <w:lastRenderedPageBreak/>
-        <w:t>razlikovanjem med pravilno in napačno izvedbo vadbe.</w:t>
-      </w:r>
-      <w:r>
-        <w:t xml:space="preserve"> Največ pomena nosi hitrost v koncentrični fazi.</w:t>
-      </w:r>
-    </w:p>
-    <w:p>
-      <w:pPr>
-        <w:pStyle w:val="Heading3"/>
-      </w:pPr>
-      <w:bookmarkStart w:id="73" w:name="_Toc225594000"/>
-      <w:r>
         <w:t xml:space="preserve">Primerjava ponovitev znotraj </w:t>
       </w:r>
       <w:r>
@@ -15192,23 +17132,36 @@
       <w:r>
         <w:t>.</w:t>
       </w:r>
-    </w:p>
-    <w:p/>
+      <w:r>
+        <w:rPr>
+          <w:b/>
+          <w:sz w:val="36"/>
+          <w:szCs w:val="36"/>
+        </w:rPr>
+        <w:br w:type="page"/>
+      </w:r>
+    </w:p>
     <w:p>
       <w:pPr>
         <w:pStyle w:val="Heading1"/>
-        <w:rPr>
+        <w:spacing w:line="360" w:lineRule="auto"/>
+        <w:rPr>
+          <w:b/>
+          <w:sz w:val="36"/>
+          <w:szCs w:val="36"/>
           <w:lang w:val="sl-SI"/>
         </w:rPr>
       </w:pPr>
-      <w:bookmarkStart w:id="76" w:name="_Toc225594003"/>
-      <w:r>
-        <w:rPr>
+      <w:r>
+        <w:rPr>
+          <w:b/>
+          <w:sz w:val="36"/>
+          <w:szCs w:val="36"/>
           <w:lang w:val="sl-SI"/>
         </w:rPr>
+        <w:lastRenderedPageBreak/>
         <w:t>VIRI</w:t>
       </w:r>
-      <w:bookmarkEnd w:id="76"/>
     </w:p>
     <w:p>
       <w:r>
@@ -15489,7 +17442,7 @@
     </w:p>
     <w:p/>
     <w:sectPr>
-      <w:headerReference w:type="default" r:id="rId35"/>
+      <w:headerReference w:type="default" r:id="rId44"/>
       <w:pgSz w:w="11901" w:h="16834" w:code="9"/>
       <w:pgMar w:top="1701" w:right="1418" w:bottom="1701" w:left="1985" w:header="709" w:footer="709" w:gutter="0"/>
       <w:pgNumType w:start="1"/>
@@ -17259,6 +19212,119 @@
     </w:lvl>
   </w:abstractNum>
   <w:abstractNum w:abstractNumId="13" w15:restartNumberingAfterBreak="0">
+    <w:nsid w:val="16E63C73"/>
+    <w:multiLevelType w:val="hybridMultilevel"/>
+    <w:tmpl w:val="7DF0BE96"/>
+    <w:lvl w:ilvl="0" w:tplc="20000001">
+      <w:start w:val="1"/>
+      <w:numFmt w:val="bullet"/>
+      <w:lvlText w:val=""/>
+      <w:lvlJc w:val="left"/>
+      <w:pPr>
+        <w:ind w:left="3600" w:hanging="360"/>
+      </w:pPr>
+      <w:rPr>
+        <w:rFonts w:ascii="Symbol" w:hAnsi="Symbol" w:hint="default"/>
+      </w:rPr>
+    </w:lvl>
+    <w:lvl w:ilvl="1" w:tplc="20000003" w:tentative="1">
+      <w:start w:val="1"/>
+      <w:numFmt w:val="bullet"/>
+      <w:lvlText w:val="o"/>
+      <w:lvlJc w:val="left"/>
+      <w:pPr>
+        <w:ind w:left="4320" w:hanging="360"/>
+      </w:pPr>
+      <w:rPr>
+        <w:rFonts w:ascii="Courier New" w:hAnsi="Courier New" w:cs="Courier New" w:hint="default"/>
+      </w:rPr>
+    </w:lvl>
+    <w:lvl w:ilvl="2" w:tplc="20000005" w:tentative="1">
+      <w:start w:val="1"/>
+      <w:numFmt w:val="bullet"/>
+      <w:lvlText w:val=""/>
+      <w:lvlJc w:val="left"/>
+      <w:pPr>
+        <w:ind w:left="5040" w:hanging="360"/>
+      </w:pPr>
+      <w:rPr>
+        <w:rFonts w:ascii="Wingdings" w:hAnsi="Wingdings" w:hint="default"/>
+      </w:rPr>
+    </w:lvl>
+    <w:lvl w:ilvl="3" w:tplc="20000001" w:tentative="1">
+      <w:start w:val="1"/>
+      <w:numFmt w:val="bullet"/>
+      <w:lvlText w:val=""/>
+      <w:lvlJc w:val="left"/>
+      <w:pPr>
+        <w:ind w:left="5760" w:hanging="360"/>
+      </w:pPr>
+      <w:rPr>
+        <w:rFonts w:ascii="Symbol" w:hAnsi="Symbol" w:hint="default"/>
+      </w:rPr>
+    </w:lvl>
+    <w:lvl w:ilvl="4" w:tplc="20000003" w:tentative="1">
+      <w:start w:val="1"/>
+      <w:numFmt w:val="bullet"/>
+      <w:lvlText w:val="o"/>
+      <w:lvlJc w:val="left"/>
+      <w:pPr>
+        <w:ind w:left="6480" w:hanging="360"/>
+      </w:pPr>
+      <w:rPr>
+        <w:rFonts w:ascii="Courier New" w:hAnsi="Courier New" w:cs="Courier New" w:hint="default"/>
+      </w:rPr>
+    </w:lvl>
+    <w:lvl w:ilvl="5" w:tplc="20000005" w:tentative="1">
+      <w:start w:val="1"/>
+      <w:numFmt w:val="bullet"/>
+      <w:lvlText w:val=""/>
+      <w:lvlJc w:val="left"/>
+      <w:pPr>
+        <w:ind w:left="7200" w:hanging="360"/>
+      </w:pPr>
+      <w:rPr>
+        <w:rFonts w:ascii="Wingdings" w:hAnsi="Wingdings" w:hint="default"/>
+      </w:rPr>
+    </w:lvl>
+    <w:lvl w:ilvl="6" w:tplc="20000001" w:tentative="1">
+      <w:start w:val="1"/>
+      <w:numFmt w:val="bullet"/>
+      <w:lvlText w:val=""/>
+      <w:lvlJc w:val="left"/>
+      <w:pPr>
+        <w:ind w:left="7920" w:hanging="360"/>
+      </w:pPr>
+      <w:rPr>
+        <w:rFonts w:ascii="Symbol" w:hAnsi="Symbol" w:hint="default"/>
+      </w:rPr>
+    </w:lvl>
+    <w:lvl w:ilvl="7" w:tplc="20000003" w:tentative="1">
+      <w:start w:val="1"/>
+      <w:numFmt w:val="bullet"/>
+      <w:lvlText w:val="o"/>
+      <w:lvlJc w:val="left"/>
+      <w:pPr>
+        <w:ind w:left="8640" w:hanging="360"/>
+      </w:pPr>
+      <w:rPr>
+        <w:rFonts w:ascii="Courier New" w:hAnsi="Courier New" w:cs="Courier New" w:hint="default"/>
+      </w:rPr>
+    </w:lvl>
+    <w:lvl w:ilvl="8" w:tplc="20000005" w:tentative="1">
+      <w:start w:val="1"/>
+      <w:numFmt w:val="bullet"/>
+      <w:lvlText w:val=""/>
+      <w:lvlJc w:val="left"/>
+      <w:pPr>
+        <w:ind w:left="9360" w:hanging="360"/>
+      </w:pPr>
+      <w:rPr>
+        <w:rFonts w:ascii="Wingdings" w:hAnsi="Wingdings" w:hint="default"/>
+      </w:rPr>
+    </w:lvl>
+  </w:abstractNum>
+  <w:abstractNum w:abstractNumId="14" w15:restartNumberingAfterBreak="0">
     <w:nsid w:val="17D907E5"/>
     <w:multiLevelType w:val="hybridMultilevel"/>
     <w:tmpl w:val="024C663A"/>
@@ -17370,7 +19436,7 @@
       </w:rPr>
     </w:lvl>
   </w:abstractNum>
-  <w:abstractNum w:abstractNumId="14" w15:restartNumberingAfterBreak="0">
+  <w:abstractNum w:abstractNumId="15" w15:restartNumberingAfterBreak="0">
     <w:nsid w:val="19EB050D"/>
     <w:multiLevelType w:val="hybridMultilevel"/>
     <w:tmpl w:val="C1046816"/>
@@ -17483,7 +19549,120 @@
       </w:rPr>
     </w:lvl>
   </w:abstractNum>
-  <w:abstractNum w:abstractNumId="15" w15:restartNumberingAfterBreak="0">
+  <w:abstractNum w:abstractNumId="16" w15:restartNumberingAfterBreak="0">
+    <w:nsid w:val="1D3127EB"/>
+    <w:multiLevelType w:val="hybridMultilevel"/>
+    <w:tmpl w:val="26E2F8C0"/>
+    <w:lvl w:ilvl="0" w:tplc="20000001">
+      <w:start w:val="1"/>
+      <w:numFmt w:val="bullet"/>
+      <w:lvlText w:val=""/>
+      <w:lvlJc w:val="left"/>
+      <w:pPr>
+        <w:ind w:left="3600" w:hanging="360"/>
+      </w:pPr>
+      <w:rPr>
+        <w:rFonts w:ascii="Symbol" w:hAnsi="Symbol" w:hint="default"/>
+      </w:rPr>
+    </w:lvl>
+    <w:lvl w:ilvl="1" w:tplc="20000003" w:tentative="1">
+      <w:start w:val="1"/>
+      <w:numFmt w:val="bullet"/>
+      <w:lvlText w:val="o"/>
+      <w:lvlJc w:val="left"/>
+      <w:pPr>
+        <w:ind w:left="4320" w:hanging="360"/>
+      </w:pPr>
+      <w:rPr>
+        <w:rFonts w:ascii="Courier New" w:hAnsi="Courier New" w:cs="Courier New" w:hint="default"/>
+      </w:rPr>
+    </w:lvl>
+    <w:lvl w:ilvl="2" w:tplc="20000005" w:tentative="1">
+      <w:start w:val="1"/>
+      <w:numFmt w:val="bullet"/>
+      <w:lvlText w:val=""/>
+      <w:lvlJc w:val="left"/>
+      <w:pPr>
+        <w:ind w:left="5040" w:hanging="360"/>
+      </w:pPr>
+      <w:rPr>
+        <w:rFonts w:ascii="Wingdings" w:hAnsi="Wingdings" w:hint="default"/>
+      </w:rPr>
+    </w:lvl>
+    <w:lvl w:ilvl="3" w:tplc="20000001" w:tentative="1">
+      <w:start w:val="1"/>
+      <w:numFmt w:val="bullet"/>
+      <w:lvlText w:val=""/>
+      <w:lvlJc w:val="left"/>
+      <w:pPr>
+        <w:ind w:left="5760" w:hanging="360"/>
+      </w:pPr>
+      <w:rPr>
+        <w:rFonts w:ascii="Symbol" w:hAnsi="Symbol" w:hint="default"/>
+      </w:rPr>
+    </w:lvl>
+    <w:lvl w:ilvl="4" w:tplc="20000003" w:tentative="1">
+      <w:start w:val="1"/>
+      <w:numFmt w:val="bullet"/>
+      <w:lvlText w:val="o"/>
+      <w:lvlJc w:val="left"/>
+      <w:pPr>
+        <w:ind w:left="6480" w:hanging="360"/>
+      </w:pPr>
+      <w:rPr>
+        <w:rFonts w:ascii="Courier New" w:hAnsi="Courier New" w:cs="Courier New" w:hint="default"/>
+      </w:rPr>
+    </w:lvl>
+    <w:lvl w:ilvl="5" w:tplc="20000005" w:tentative="1">
+      <w:start w:val="1"/>
+      <w:numFmt w:val="bullet"/>
+      <w:lvlText w:val=""/>
+      <w:lvlJc w:val="left"/>
+      <w:pPr>
+        <w:ind w:left="7200" w:hanging="360"/>
+      </w:pPr>
+      <w:rPr>
+        <w:rFonts w:ascii="Wingdings" w:hAnsi="Wingdings" w:hint="default"/>
+      </w:rPr>
+    </w:lvl>
+    <w:lvl w:ilvl="6" w:tplc="20000001" w:tentative="1">
+      <w:start w:val="1"/>
+      <w:numFmt w:val="bullet"/>
+      <w:lvlText w:val=""/>
+      <w:lvlJc w:val="left"/>
+      <w:pPr>
+        <w:ind w:left="7920" w:hanging="360"/>
+      </w:pPr>
+      <w:rPr>
+        <w:rFonts w:ascii="Symbol" w:hAnsi="Symbol" w:hint="default"/>
+      </w:rPr>
+    </w:lvl>
+    <w:lvl w:ilvl="7" w:tplc="20000003" w:tentative="1">
+      <w:start w:val="1"/>
+      <w:numFmt w:val="bullet"/>
+      <w:lvlText w:val="o"/>
+      <w:lvlJc w:val="left"/>
+      <w:pPr>
+        <w:ind w:left="8640" w:hanging="360"/>
+      </w:pPr>
+      <w:rPr>
+        <w:rFonts w:ascii="Courier New" w:hAnsi="Courier New" w:cs="Courier New" w:hint="default"/>
+      </w:rPr>
+    </w:lvl>
+    <w:lvl w:ilvl="8" w:tplc="20000005" w:tentative="1">
+      <w:start w:val="1"/>
+      <w:numFmt w:val="bullet"/>
+      <w:lvlText w:val=""/>
+      <w:lvlJc w:val="left"/>
+      <w:pPr>
+        <w:ind w:left="9360" w:hanging="360"/>
+      </w:pPr>
+      <w:rPr>
+        <w:rFonts w:ascii="Wingdings" w:hAnsi="Wingdings" w:hint="default"/>
+      </w:rPr>
+    </w:lvl>
+  </w:abstractNum>
+  <w:abstractNum w:abstractNumId="17" w15:restartNumberingAfterBreak="0">
     <w:nsid w:val="1D3240EF"/>
     <w:multiLevelType w:val="hybridMultilevel"/>
     <w:tmpl w:val="C45EC7D6"/>
@@ -17596,7 +19775,7 @@
       </w:rPr>
     </w:lvl>
   </w:abstractNum>
-  <w:abstractNum w:abstractNumId="16" w15:restartNumberingAfterBreak="0">
+  <w:abstractNum w:abstractNumId="18" w15:restartNumberingAfterBreak="0">
     <w:nsid w:val="1E960A11"/>
     <w:multiLevelType w:val="hybridMultilevel"/>
     <w:tmpl w:val="CAEAFCE2"/>
@@ -17709,7 +19888,7 @@
       </w:rPr>
     </w:lvl>
   </w:abstractNum>
-  <w:abstractNum w:abstractNumId="17" w15:restartNumberingAfterBreak="0">
+  <w:abstractNum w:abstractNumId="19" w15:restartNumberingAfterBreak="0">
     <w:nsid w:val="21E869E7"/>
     <w:multiLevelType w:val="hybridMultilevel"/>
     <w:tmpl w:val="0C20A6B2"/>
@@ -17822,7 +20001,7 @@
       </w:rPr>
     </w:lvl>
   </w:abstractNum>
-  <w:abstractNum w:abstractNumId="18" w15:restartNumberingAfterBreak="0">
+  <w:abstractNum w:abstractNumId="20" w15:restartNumberingAfterBreak="0">
     <w:nsid w:val="230F33CC"/>
     <w:multiLevelType w:val="hybridMultilevel"/>
     <w:tmpl w:val="B338FCA8"/>
@@ -17962,7 +20141,7 @@
       </w:rPr>
     </w:lvl>
   </w:abstractNum>
-  <w:abstractNum w:abstractNumId="19" w15:restartNumberingAfterBreak="0">
+  <w:abstractNum w:abstractNumId="21" w15:restartNumberingAfterBreak="0">
     <w:nsid w:val="24132489"/>
     <w:multiLevelType w:val="hybridMultilevel"/>
     <w:tmpl w:val="074AEF96"/>
@@ -18075,7 +20254,7 @@
       </w:rPr>
     </w:lvl>
   </w:abstractNum>
-  <w:abstractNum w:abstractNumId="20" w15:restartNumberingAfterBreak="0">
+  <w:abstractNum w:abstractNumId="22" w15:restartNumberingAfterBreak="0">
     <w:nsid w:val="24E4038C"/>
     <w:multiLevelType w:val="hybridMultilevel"/>
     <w:tmpl w:val="8908963E"/>
@@ -18188,7 +20367,7 @@
       </w:rPr>
     </w:lvl>
   </w:abstractNum>
-  <w:abstractNum w:abstractNumId="21" w15:restartNumberingAfterBreak="0">
+  <w:abstractNum w:abstractNumId="23" w15:restartNumberingAfterBreak="0">
     <w:nsid w:val="2A2506EB"/>
     <w:multiLevelType w:val="hybridMultilevel"/>
     <w:tmpl w:val="31C47450"/>
@@ -18305,7 +20484,120 @@
       </w:rPr>
     </w:lvl>
   </w:abstractNum>
-  <w:abstractNum w:abstractNumId="22" w15:restartNumberingAfterBreak="0">
+  <w:abstractNum w:abstractNumId="24" w15:restartNumberingAfterBreak="0">
+    <w:nsid w:val="2FFA4276"/>
+    <w:multiLevelType w:val="hybridMultilevel"/>
+    <w:tmpl w:val="AD9CC612"/>
+    <w:lvl w:ilvl="0" w:tplc="20000001">
+      <w:start w:val="1"/>
+      <w:numFmt w:val="bullet"/>
+      <w:lvlText w:val=""/>
+      <w:lvlJc w:val="left"/>
+      <w:pPr>
+        <w:ind w:left="720" w:hanging="360"/>
+      </w:pPr>
+      <w:rPr>
+        <w:rFonts w:ascii="Symbol" w:hAnsi="Symbol" w:hint="default"/>
+      </w:rPr>
+    </w:lvl>
+    <w:lvl w:ilvl="1" w:tplc="20000003" w:tentative="1">
+      <w:start w:val="1"/>
+      <w:numFmt w:val="bullet"/>
+      <w:lvlText w:val="o"/>
+      <w:lvlJc w:val="left"/>
+      <w:pPr>
+        <w:ind w:left="1440" w:hanging="360"/>
+      </w:pPr>
+      <w:rPr>
+        <w:rFonts w:ascii="Courier New" w:hAnsi="Courier New" w:cs="Courier New" w:hint="default"/>
+      </w:rPr>
+    </w:lvl>
+    <w:lvl w:ilvl="2" w:tplc="20000005" w:tentative="1">
+      <w:start w:val="1"/>
+      <w:numFmt w:val="bullet"/>
+      <w:lvlText w:val=""/>
+      <w:lvlJc w:val="left"/>
+      <w:pPr>
+        <w:ind w:left="2160" w:hanging="360"/>
+      </w:pPr>
+      <w:rPr>
+        <w:rFonts w:ascii="Wingdings" w:hAnsi="Wingdings" w:hint="default"/>
+      </w:rPr>
+    </w:lvl>
+    <w:lvl w:ilvl="3" w:tplc="20000001" w:tentative="1">
+      <w:start w:val="1"/>
+      <w:numFmt w:val="bullet"/>
+      <w:lvlText w:val=""/>
+      <w:lvlJc w:val="left"/>
+      <w:pPr>
+        <w:ind w:left="2880" w:hanging="360"/>
+      </w:pPr>
+      <w:rPr>
+        <w:rFonts w:ascii="Symbol" w:hAnsi="Symbol" w:hint="default"/>
+      </w:rPr>
+    </w:lvl>
+    <w:lvl w:ilvl="4" w:tplc="20000003" w:tentative="1">
+      <w:start w:val="1"/>
+      <w:numFmt w:val="bullet"/>
+      <w:lvlText w:val="o"/>
+      <w:lvlJc w:val="left"/>
+      <w:pPr>
+        <w:ind w:left="3600" w:hanging="360"/>
+      </w:pPr>
+      <w:rPr>
+        <w:rFonts w:ascii="Courier New" w:hAnsi="Courier New" w:cs="Courier New" w:hint="default"/>
+      </w:rPr>
+    </w:lvl>
+    <w:lvl w:ilvl="5" w:tplc="20000005" w:tentative="1">
+      <w:start w:val="1"/>
+      <w:numFmt w:val="bullet"/>
+      <w:lvlText w:val=""/>
+      <w:lvlJc w:val="left"/>
+      <w:pPr>
+        <w:ind w:left="4320" w:hanging="360"/>
+      </w:pPr>
+      <w:rPr>
+        <w:rFonts w:ascii="Wingdings" w:hAnsi="Wingdings" w:hint="default"/>
+      </w:rPr>
+    </w:lvl>
+    <w:lvl w:ilvl="6" w:tplc="20000001" w:tentative="1">
+      <w:start w:val="1"/>
+      <w:numFmt w:val="bullet"/>
+      <w:lvlText w:val=""/>
+      <w:lvlJc w:val="left"/>
+      <w:pPr>
+        <w:ind w:left="5040" w:hanging="360"/>
+      </w:pPr>
+      <w:rPr>
+        <w:rFonts w:ascii="Symbol" w:hAnsi="Symbol" w:hint="default"/>
+      </w:rPr>
+    </w:lvl>
+    <w:lvl w:ilvl="7" w:tplc="20000003" w:tentative="1">
+      <w:start w:val="1"/>
+      <w:numFmt w:val="bullet"/>
+      <w:lvlText w:val="o"/>
+      <w:lvlJc w:val="left"/>
+      <w:pPr>
+        <w:ind w:left="5760" w:hanging="360"/>
+      </w:pPr>
+      <w:rPr>
+        <w:rFonts w:ascii="Courier New" w:hAnsi="Courier New" w:cs="Courier New" w:hint="default"/>
+      </w:rPr>
+    </w:lvl>
+    <w:lvl w:ilvl="8" w:tplc="20000005" w:tentative="1">
+      <w:start w:val="1"/>
+      <w:numFmt w:val="bullet"/>
+      <w:lvlText w:val=""/>
+      <w:lvlJc w:val="left"/>
+      <w:pPr>
+        <w:ind w:left="6480" w:hanging="360"/>
+      </w:pPr>
+      <w:rPr>
+        <w:rFonts w:ascii="Wingdings" w:hAnsi="Wingdings" w:hint="default"/>
+      </w:rPr>
+    </w:lvl>
+  </w:abstractNum>
+  <w:abstractNum w:abstractNumId="25" w15:restartNumberingAfterBreak="0">
     <w:nsid w:val="33BE4792"/>
     <w:multiLevelType w:val="hybridMultilevel"/>
     <w:tmpl w:val="0368EF64"/>
@@ -18445,7 +20737,7 @@
       </w:rPr>
     </w:lvl>
   </w:abstractNum>
-  <w:abstractNum w:abstractNumId="23" w15:restartNumberingAfterBreak="0">
+  <w:abstractNum w:abstractNumId="26" w15:restartNumberingAfterBreak="0">
     <w:nsid w:val="367C600F"/>
     <w:multiLevelType w:val="multilevel"/>
     <w:tmpl w:val="66F66ADC"/>
@@ -18596,7 +20888,7 @@
       </w:rPr>
     </w:lvl>
   </w:abstractNum>
-  <w:abstractNum w:abstractNumId="24" w15:restartNumberingAfterBreak="0">
+  <w:abstractNum w:abstractNumId="27" w15:restartNumberingAfterBreak="0">
     <w:nsid w:val="3D081AB8"/>
     <w:multiLevelType w:val="hybridMultilevel"/>
     <w:tmpl w:val="12163E56"/>
@@ -18709,7 +21001,7 @@
       </w:rPr>
     </w:lvl>
   </w:abstractNum>
-  <w:abstractNum w:abstractNumId="25" w15:restartNumberingAfterBreak="0">
+  <w:abstractNum w:abstractNumId="28" w15:restartNumberingAfterBreak="0">
     <w:nsid w:val="3E754FB9"/>
     <w:multiLevelType w:val="hybridMultilevel"/>
     <w:tmpl w:val="5B2E8608"/>
@@ -18821,7 +21113,7 @@
       </w:rPr>
     </w:lvl>
   </w:abstractNum>
-  <w:abstractNum w:abstractNumId="26" w15:restartNumberingAfterBreak="0">
+  <w:abstractNum w:abstractNumId="29" w15:restartNumberingAfterBreak="0">
     <w:nsid w:val="3E7F57E5"/>
     <w:multiLevelType w:val="hybridMultilevel"/>
     <w:tmpl w:val="515A5522"/>
@@ -18934,7 +21226,7 @@
       </w:rPr>
     </w:lvl>
   </w:abstractNum>
-  <w:abstractNum w:abstractNumId="27" w15:restartNumberingAfterBreak="0">
+  <w:abstractNum w:abstractNumId="30" w15:restartNumberingAfterBreak="0">
     <w:nsid w:val="40117AB4"/>
     <w:multiLevelType w:val="singleLevel"/>
     <w:tmpl w:val="0424000F"/>
@@ -18954,7 +21246,7 @@
       </w:rPr>
     </w:lvl>
   </w:abstractNum>
-  <w:abstractNum w:abstractNumId="28" w15:restartNumberingAfterBreak="0">
+  <w:abstractNum w:abstractNumId="31" w15:restartNumberingAfterBreak="0">
     <w:nsid w:val="44386100"/>
     <w:multiLevelType w:val="hybridMultilevel"/>
     <w:tmpl w:val="15BAF672"/>
@@ -19067,7 +21359,7 @@
       </w:rPr>
     </w:lvl>
   </w:abstractNum>
-  <w:abstractNum w:abstractNumId="29" w15:restartNumberingAfterBreak="0">
+  <w:abstractNum w:abstractNumId="32" w15:restartNumberingAfterBreak="0">
     <w:nsid w:val="44CD2EE9"/>
     <w:multiLevelType w:val="hybridMultilevel"/>
     <w:tmpl w:val="AD32F244"/>
@@ -19180,7 +21472,7 @@
       </w:rPr>
     </w:lvl>
   </w:abstractNum>
-  <w:abstractNum w:abstractNumId="30" w15:restartNumberingAfterBreak="0">
+  <w:abstractNum w:abstractNumId="33" w15:restartNumberingAfterBreak="0">
     <w:nsid w:val="45F04156"/>
     <w:multiLevelType w:val="hybridMultilevel"/>
     <w:tmpl w:val="8648D69E"/>
@@ -19293,7 +21585,7 @@
       </w:rPr>
     </w:lvl>
   </w:abstractNum>
-  <w:abstractNum w:abstractNumId="31" w15:restartNumberingAfterBreak="0">
+  <w:abstractNum w:abstractNumId="34" w15:restartNumberingAfterBreak="0">
     <w:nsid w:val="489362F3"/>
     <w:multiLevelType w:val="hybridMultilevel"/>
     <w:tmpl w:val="A8EE65A4"/>
@@ -19406,7 +21698,120 @@
       </w:rPr>
     </w:lvl>
   </w:abstractNum>
-  <w:abstractNum w:abstractNumId="32" w15:restartNumberingAfterBreak="0">
+  <w:abstractNum w:abstractNumId="35" w15:restartNumberingAfterBreak="0">
+    <w:nsid w:val="4B221AD8"/>
+    <w:multiLevelType w:val="hybridMultilevel"/>
+    <w:tmpl w:val="FB58206E"/>
+    <w:lvl w:ilvl="0" w:tplc="20000001">
+      <w:start w:val="1"/>
+      <w:numFmt w:val="bullet"/>
+      <w:lvlText w:val=""/>
+      <w:lvlJc w:val="left"/>
+      <w:pPr>
+        <w:ind w:left="720" w:hanging="360"/>
+      </w:pPr>
+      <w:rPr>
+        <w:rFonts w:ascii="Symbol" w:hAnsi="Symbol" w:hint="default"/>
+      </w:rPr>
+    </w:lvl>
+    <w:lvl w:ilvl="1" w:tplc="20000003" w:tentative="1">
+      <w:start w:val="1"/>
+      <w:numFmt w:val="bullet"/>
+      <w:lvlText w:val="o"/>
+      <w:lvlJc w:val="left"/>
+      <w:pPr>
+        <w:ind w:left="1440" w:hanging="360"/>
+      </w:pPr>
+      <w:rPr>
+        <w:rFonts w:ascii="Courier New" w:hAnsi="Courier New" w:cs="Courier New" w:hint="default"/>
+      </w:rPr>
+    </w:lvl>
+    <w:lvl w:ilvl="2" w:tplc="20000005" w:tentative="1">
+      <w:start w:val="1"/>
+      <w:numFmt w:val="bullet"/>
+      <w:lvlText w:val=""/>
+      <w:lvlJc w:val="left"/>
+      <w:pPr>
+        <w:ind w:left="2160" w:hanging="360"/>
+      </w:pPr>
+      <w:rPr>
+        <w:rFonts w:ascii="Wingdings" w:hAnsi="Wingdings" w:hint="default"/>
+      </w:rPr>
+    </w:lvl>
+    <w:lvl w:ilvl="3" w:tplc="20000001" w:tentative="1">
+      <w:start w:val="1"/>
+      <w:numFmt w:val="bullet"/>
+      <w:lvlText w:val=""/>
+      <w:lvlJc w:val="left"/>
+      <w:pPr>
+        <w:ind w:left="2880" w:hanging="360"/>
+      </w:pPr>
+      <w:rPr>
+        <w:rFonts w:ascii="Symbol" w:hAnsi="Symbol" w:hint="default"/>
+      </w:rPr>
+    </w:lvl>
+    <w:lvl w:ilvl="4" w:tplc="20000003" w:tentative="1">
+      <w:start w:val="1"/>
+      <w:numFmt w:val="bullet"/>
+      <w:lvlText w:val="o"/>
+      <w:lvlJc w:val="left"/>
+      <w:pPr>
+        <w:ind w:left="3600" w:hanging="360"/>
+      </w:pPr>
+      <w:rPr>
+        <w:rFonts w:ascii="Courier New" w:hAnsi="Courier New" w:cs="Courier New" w:hint="default"/>
+      </w:rPr>
+    </w:lvl>
+    <w:lvl w:ilvl="5" w:tplc="20000005" w:tentative="1">
+      <w:start w:val="1"/>
+      <w:numFmt w:val="bullet"/>
+      <w:lvlText w:val=""/>
+      <w:lvlJc w:val="left"/>
+      <w:pPr>
+        <w:ind w:left="4320" w:hanging="360"/>
+      </w:pPr>
+      <w:rPr>
+        <w:rFonts w:ascii="Wingdings" w:hAnsi="Wingdings" w:hint="default"/>
+      </w:rPr>
+    </w:lvl>
+    <w:lvl w:ilvl="6" w:tplc="20000001" w:tentative="1">
+      <w:start w:val="1"/>
+      <w:numFmt w:val="bullet"/>
+      <w:lvlText w:val=""/>
+      <w:lvlJc w:val="left"/>
+      <w:pPr>
+        <w:ind w:left="5040" w:hanging="360"/>
+      </w:pPr>
+      <w:rPr>
+        <w:rFonts w:ascii="Symbol" w:hAnsi="Symbol" w:hint="default"/>
+      </w:rPr>
+    </w:lvl>
+    <w:lvl w:ilvl="7" w:tplc="20000003" w:tentative="1">
+      <w:start w:val="1"/>
+      <w:numFmt w:val="bullet"/>
+      <w:lvlText w:val="o"/>
+      <w:lvlJc w:val="left"/>
+      <w:pPr>
+        <w:ind w:left="5760" w:hanging="360"/>
+      </w:pPr>
+      <w:rPr>
+        <w:rFonts w:ascii="Courier New" w:hAnsi="Courier New" w:cs="Courier New" w:hint="default"/>
+      </w:rPr>
+    </w:lvl>
+    <w:lvl w:ilvl="8" w:tplc="20000005" w:tentative="1">
+      <w:start w:val="1"/>
+      <w:numFmt w:val="bullet"/>
+      <w:lvlText w:val=""/>
+      <w:lvlJc w:val="left"/>
+      <w:pPr>
+        <w:ind w:left="6480" w:hanging="360"/>
+      </w:pPr>
+      <w:rPr>
+        <w:rFonts w:ascii="Wingdings" w:hAnsi="Wingdings" w:hint="default"/>
+      </w:rPr>
+    </w:lvl>
+  </w:abstractNum>
+  <w:abstractNum w:abstractNumId="36" w15:restartNumberingAfterBreak="0">
     <w:nsid w:val="4D737F36"/>
     <w:multiLevelType w:val="hybridMultilevel"/>
     <w:tmpl w:val="2FCADFCC"/>
@@ -19519,7 +21924,7 @@
       </w:rPr>
     </w:lvl>
   </w:abstractNum>
-  <w:abstractNum w:abstractNumId="33" w15:restartNumberingAfterBreak="0">
+  <w:abstractNum w:abstractNumId="37" w15:restartNumberingAfterBreak="0">
     <w:nsid w:val="56210033"/>
     <w:multiLevelType w:val="hybridMultilevel"/>
     <w:tmpl w:val="B834133E"/>
@@ -19632,7 +22037,7 @@
       </w:rPr>
     </w:lvl>
   </w:abstractNum>
-  <w:abstractNum w:abstractNumId="34" w15:restartNumberingAfterBreak="0">
+  <w:abstractNum w:abstractNumId="38" w15:restartNumberingAfterBreak="0">
     <w:nsid w:val="566D6DDD"/>
     <w:multiLevelType w:val="hybridMultilevel"/>
     <w:tmpl w:val="E55A3D24"/>
@@ -19772,7 +22177,7 @@
       </w:rPr>
     </w:lvl>
   </w:abstractNum>
-  <w:abstractNum w:abstractNumId="35" w15:restartNumberingAfterBreak="0">
+  <w:abstractNum w:abstractNumId="39" w15:restartNumberingAfterBreak="0">
     <w:nsid w:val="56C4537D"/>
     <w:multiLevelType w:val="hybridMultilevel"/>
     <w:tmpl w:val="66485F72"/>
@@ -19885,7 +22290,7 @@
       </w:rPr>
     </w:lvl>
   </w:abstractNum>
-  <w:abstractNum w:abstractNumId="36" w15:restartNumberingAfterBreak="0">
+  <w:abstractNum w:abstractNumId="40" w15:restartNumberingAfterBreak="0">
     <w:nsid w:val="574533E9"/>
     <w:multiLevelType w:val="hybridMultilevel"/>
     <w:tmpl w:val="5B146962"/>
@@ -19997,7 +22402,7 @@
       </w:rPr>
     </w:lvl>
   </w:abstractNum>
-  <w:abstractNum w:abstractNumId="37" w15:restartNumberingAfterBreak="0">
+  <w:abstractNum w:abstractNumId="41" w15:restartNumberingAfterBreak="0">
     <w:nsid w:val="58DE7EFA"/>
     <w:multiLevelType w:val="hybridMultilevel"/>
     <w:tmpl w:val="131EA528"/>
@@ -20092,7 +22497,7 @@
       </w:pPr>
     </w:lvl>
   </w:abstractNum>
-  <w:abstractNum w:abstractNumId="38" w15:restartNumberingAfterBreak="0">
+  <w:abstractNum w:abstractNumId="42" w15:restartNumberingAfterBreak="0">
     <w:nsid w:val="5AC4619C"/>
     <w:multiLevelType w:val="hybridMultilevel"/>
     <w:tmpl w:val="DFB60A26"/>
@@ -20204,7 +22609,7 @@
       </w:rPr>
     </w:lvl>
   </w:abstractNum>
-  <w:abstractNum w:abstractNumId="39" w15:restartNumberingAfterBreak="0">
+  <w:abstractNum w:abstractNumId="43" w15:restartNumberingAfterBreak="0">
     <w:nsid w:val="5D205A4D"/>
     <w:multiLevelType w:val="hybridMultilevel"/>
     <w:tmpl w:val="09C642EA"/>
@@ -20317,7 +22722,7 @@
       </w:rPr>
     </w:lvl>
   </w:abstractNum>
-  <w:abstractNum w:abstractNumId="40" w15:restartNumberingAfterBreak="0">
+  <w:abstractNum w:abstractNumId="44" w15:restartNumberingAfterBreak="0">
     <w:nsid w:val="5D4B3E35"/>
     <w:multiLevelType w:val="hybridMultilevel"/>
     <w:tmpl w:val="63006618"/>
@@ -20430,7 +22835,7 @@
       </w:rPr>
     </w:lvl>
   </w:abstractNum>
-  <w:abstractNum w:abstractNumId="41" w15:restartNumberingAfterBreak="0">
+  <w:abstractNum w:abstractNumId="45" w15:restartNumberingAfterBreak="0">
     <w:nsid w:val="5E1C298F"/>
     <w:multiLevelType w:val="hybridMultilevel"/>
     <w:tmpl w:val="7642668E"/>
@@ -20543,7 +22948,7 @@
       </w:rPr>
     </w:lvl>
   </w:abstractNum>
-  <w:abstractNum w:abstractNumId="42" w15:restartNumberingAfterBreak="0">
+  <w:abstractNum w:abstractNumId="46" w15:restartNumberingAfterBreak="0">
     <w:nsid w:val="60CA680F"/>
     <w:multiLevelType w:val="hybridMultilevel"/>
     <w:tmpl w:val="B94AE1E6"/>
@@ -20656,7 +23061,7 @@
       </w:rPr>
     </w:lvl>
   </w:abstractNum>
-  <w:abstractNum w:abstractNumId="43" w15:restartNumberingAfterBreak="0">
+  <w:abstractNum w:abstractNumId="47" w15:restartNumberingAfterBreak="0">
     <w:nsid w:val="6103011A"/>
     <w:multiLevelType w:val="hybridMultilevel"/>
     <w:tmpl w:val="BE52C078"/>
@@ -20769,7 +23174,7 @@
       </w:rPr>
     </w:lvl>
   </w:abstractNum>
-  <w:abstractNum w:abstractNumId="44" w15:restartNumberingAfterBreak="0">
+  <w:abstractNum w:abstractNumId="48" w15:restartNumberingAfterBreak="0">
     <w:nsid w:val="613216BC"/>
     <w:multiLevelType w:val="hybridMultilevel"/>
     <w:tmpl w:val="DCD43D76"/>
@@ -20882,7 +23287,7 @@
       </w:rPr>
     </w:lvl>
   </w:abstractNum>
-  <w:abstractNum w:abstractNumId="45" w15:restartNumberingAfterBreak="0">
+  <w:abstractNum w:abstractNumId="49" w15:restartNumberingAfterBreak="0">
     <w:nsid w:val="62CA2A8F"/>
     <w:multiLevelType w:val="hybridMultilevel"/>
     <w:tmpl w:val="9E62B7C8"/>
@@ -20995,7 +23400,7 @@
       </w:rPr>
     </w:lvl>
   </w:abstractNum>
-  <w:abstractNum w:abstractNumId="46" w15:restartNumberingAfterBreak="0">
+  <w:abstractNum w:abstractNumId="50" w15:restartNumberingAfterBreak="0">
     <w:nsid w:val="642B0707"/>
     <w:multiLevelType w:val="hybridMultilevel"/>
     <w:tmpl w:val="6F824434"/>
@@ -21108,7 +23513,7 @@
       </w:rPr>
     </w:lvl>
   </w:abstractNum>
-  <w:abstractNum w:abstractNumId="47" w15:restartNumberingAfterBreak="0">
+  <w:abstractNum w:abstractNumId="51" w15:restartNumberingAfterBreak="0">
     <w:nsid w:val="657C167B"/>
     <w:multiLevelType w:val="hybridMultilevel"/>
     <w:tmpl w:val="253E1E4A"/>
@@ -21221,7 +23626,7 @@
       </w:rPr>
     </w:lvl>
   </w:abstractNum>
-  <w:abstractNum w:abstractNumId="48" w15:restartNumberingAfterBreak="0">
+  <w:abstractNum w:abstractNumId="52" w15:restartNumberingAfterBreak="0">
     <w:nsid w:val="6F112B8F"/>
     <w:multiLevelType w:val="hybridMultilevel"/>
     <w:tmpl w:val="DD189394"/>
@@ -21334,7 +23739,7 @@
       </w:rPr>
     </w:lvl>
   </w:abstractNum>
-  <w:abstractNum w:abstractNumId="49" w15:restartNumberingAfterBreak="0">
+  <w:abstractNum w:abstractNumId="53" w15:restartNumberingAfterBreak="0">
     <w:nsid w:val="6F7A5BE4"/>
     <w:multiLevelType w:val="hybridMultilevel"/>
     <w:tmpl w:val="1B76D9FC"/>
@@ -21447,7 +23852,7 @@
       </w:rPr>
     </w:lvl>
   </w:abstractNum>
-  <w:abstractNum w:abstractNumId="50" w15:restartNumberingAfterBreak="0">
+  <w:abstractNum w:abstractNumId="54" w15:restartNumberingAfterBreak="0">
     <w:nsid w:val="70624018"/>
     <w:multiLevelType w:val="hybridMultilevel"/>
     <w:tmpl w:val="225C64B6"/>
@@ -21587,7 +23992,7 @@
       </w:rPr>
     </w:lvl>
   </w:abstractNum>
-  <w:abstractNum w:abstractNumId="51" w15:restartNumberingAfterBreak="0">
+  <w:abstractNum w:abstractNumId="55" w15:restartNumberingAfterBreak="0">
     <w:nsid w:val="714F2450"/>
     <w:multiLevelType w:val="hybridMultilevel"/>
     <w:tmpl w:val="B97EC042"/>
@@ -21700,7 +24105,7 @@
       </w:rPr>
     </w:lvl>
   </w:abstractNum>
-  <w:abstractNum w:abstractNumId="52" w15:restartNumberingAfterBreak="0">
+  <w:abstractNum w:abstractNumId="56" w15:restartNumberingAfterBreak="0">
     <w:nsid w:val="74967D99"/>
     <w:multiLevelType w:val="multilevel"/>
     <w:tmpl w:val="6F1612AC"/>
@@ -21840,7 +24245,120 @@
       </w:rPr>
     </w:lvl>
   </w:abstractNum>
-  <w:abstractNum w:abstractNumId="53" w15:restartNumberingAfterBreak="0">
+  <w:abstractNum w:abstractNumId="57" w15:restartNumberingAfterBreak="0">
+    <w:nsid w:val="749723B0"/>
+    <w:multiLevelType w:val="hybridMultilevel"/>
+    <w:tmpl w:val="BD0019CA"/>
+    <w:lvl w:ilvl="0" w:tplc="20000001">
+      <w:start w:val="1"/>
+      <w:numFmt w:val="bullet"/>
+      <w:lvlText w:val=""/>
+      <w:lvlJc w:val="left"/>
+      <w:pPr>
+        <w:ind w:left="720" w:hanging="360"/>
+      </w:pPr>
+      <w:rPr>
+        <w:rFonts w:ascii="Symbol" w:hAnsi="Symbol" w:hint="default"/>
+      </w:rPr>
+    </w:lvl>
+    <w:lvl w:ilvl="1" w:tplc="20000003" w:tentative="1">
+      <w:start w:val="1"/>
+      <w:numFmt w:val="bullet"/>
+      <w:lvlText w:val="o"/>
+      <w:lvlJc w:val="left"/>
+      <w:pPr>
+        <w:ind w:left="1440" w:hanging="360"/>
+      </w:pPr>
+      <w:rPr>
+        <w:rFonts w:ascii="Courier New" w:hAnsi="Courier New" w:cs="Courier New" w:hint="default"/>
+      </w:rPr>
+    </w:lvl>
+    <w:lvl w:ilvl="2" w:tplc="20000005" w:tentative="1">
+      <w:start w:val="1"/>
+      <w:numFmt w:val="bullet"/>
+      <w:lvlText w:val=""/>
+      <w:lvlJc w:val="left"/>
+      <w:pPr>
+        <w:ind w:left="2160" w:hanging="360"/>
+      </w:pPr>
+      <w:rPr>
+        <w:rFonts w:ascii="Wingdings" w:hAnsi="Wingdings" w:hint="default"/>
+      </w:rPr>
+    </w:lvl>
+    <w:lvl w:ilvl="3" w:tplc="20000001" w:tentative="1">
+      <w:start w:val="1"/>
+      <w:numFmt w:val="bullet"/>
+      <w:lvlText w:val=""/>
+      <w:lvlJc w:val="left"/>
+      <w:pPr>
+        <w:ind w:left="2880" w:hanging="360"/>
+      </w:pPr>
+      <w:rPr>
+        <w:rFonts w:ascii="Symbol" w:hAnsi="Symbol" w:hint="default"/>
+      </w:rPr>
+    </w:lvl>
+    <w:lvl w:ilvl="4" w:tplc="20000003" w:tentative="1">
+      <w:start w:val="1"/>
+      <w:numFmt w:val="bullet"/>
+      <w:lvlText w:val="o"/>
+      <w:lvlJc w:val="left"/>
+      <w:pPr>
+        <w:ind w:left="3600" w:hanging="360"/>
+      </w:pPr>
+      <w:rPr>
+        <w:rFonts w:ascii="Courier New" w:hAnsi="Courier New" w:cs="Courier New" w:hint="default"/>
+      </w:rPr>
+    </w:lvl>
+    <w:lvl w:ilvl="5" w:tplc="20000005" w:tentative="1">
+      <w:start w:val="1"/>
+      <w:numFmt w:val="bullet"/>
+      <w:lvlText w:val=""/>
+      <w:lvlJc w:val="left"/>
+      <w:pPr>
+        <w:ind w:left="4320" w:hanging="360"/>
+      </w:pPr>
+      <w:rPr>
+        <w:rFonts w:ascii="Wingdings" w:hAnsi="Wingdings" w:hint="default"/>
+      </w:rPr>
+    </w:lvl>
+    <w:lvl w:ilvl="6" w:tplc="20000001" w:tentative="1">
+      <w:start w:val="1"/>
+      <w:numFmt w:val="bullet"/>
+      <w:lvlText w:val=""/>
+      <w:lvlJc w:val="left"/>
+      <w:pPr>
+        <w:ind w:left="5040" w:hanging="360"/>
+      </w:pPr>
+      <w:rPr>
+        <w:rFonts w:ascii="Symbol" w:hAnsi="Symbol" w:hint="default"/>
+      </w:rPr>
+    </w:lvl>
+    <w:lvl w:ilvl="7" w:tplc="20000003" w:tentative="1">
+      <w:start w:val="1"/>
+      <w:numFmt w:val="bullet"/>
+      <w:lvlText w:val="o"/>
+      <w:lvlJc w:val="left"/>
+      <w:pPr>
+        <w:ind w:left="5760" w:hanging="360"/>
+      </w:pPr>
+      <w:rPr>
+        <w:rFonts w:ascii="Courier New" w:hAnsi="Courier New" w:cs="Courier New" w:hint="default"/>
+      </w:rPr>
+    </w:lvl>
+    <w:lvl w:ilvl="8" w:tplc="20000005" w:tentative="1">
+      <w:start w:val="1"/>
+      <w:numFmt w:val="bullet"/>
+      <w:lvlText w:val=""/>
+      <w:lvlJc w:val="left"/>
+      <w:pPr>
+        <w:ind w:left="6480" w:hanging="360"/>
+      </w:pPr>
+      <w:rPr>
+        <w:rFonts w:ascii="Wingdings" w:hAnsi="Wingdings" w:hint="default"/>
+      </w:rPr>
+    </w:lvl>
+  </w:abstractNum>
+  <w:abstractNum w:abstractNumId="58" w15:restartNumberingAfterBreak="0">
     <w:nsid w:val="780E0E44"/>
     <w:multiLevelType w:val="hybridMultilevel"/>
     <w:tmpl w:val="10468E06"/>
@@ -21953,17 +24471,130 @@
       </w:rPr>
     </w:lvl>
   </w:abstractNum>
+  <w:abstractNum w:abstractNumId="59" w15:restartNumberingAfterBreak="0">
+    <w:nsid w:val="7EBE0D6C"/>
+    <w:multiLevelType w:val="hybridMultilevel"/>
+    <w:tmpl w:val="1EEE1B76"/>
+    <w:lvl w:ilvl="0" w:tplc="20000001">
+      <w:start w:val="1"/>
+      <w:numFmt w:val="bullet"/>
+      <w:lvlText w:val=""/>
+      <w:lvlJc w:val="left"/>
+      <w:pPr>
+        <w:ind w:left="720" w:hanging="360"/>
+      </w:pPr>
+      <w:rPr>
+        <w:rFonts w:ascii="Symbol" w:hAnsi="Symbol" w:hint="default"/>
+      </w:rPr>
+    </w:lvl>
+    <w:lvl w:ilvl="1" w:tplc="20000003" w:tentative="1">
+      <w:start w:val="1"/>
+      <w:numFmt w:val="bullet"/>
+      <w:lvlText w:val="o"/>
+      <w:lvlJc w:val="left"/>
+      <w:pPr>
+        <w:ind w:left="1440" w:hanging="360"/>
+      </w:pPr>
+      <w:rPr>
+        <w:rFonts w:ascii="Courier New" w:hAnsi="Courier New" w:cs="Courier New" w:hint="default"/>
+      </w:rPr>
+    </w:lvl>
+    <w:lvl w:ilvl="2" w:tplc="20000005" w:tentative="1">
+      <w:start w:val="1"/>
+      <w:numFmt w:val="bullet"/>
+      <w:lvlText w:val=""/>
+      <w:lvlJc w:val="left"/>
+      <w:pPr>
+        <w:ind w:left="2160" w:hanging="360"/>
+      </w:pPr>
+      <w:rPr>
+        <w:rFonts w:ascii="Wingdings" w:hAnsi="Wingdings" w:hint="default"/>
+      </w:rPr>
+    </w:lvl>
+    <w:lvl w:ilvl="3" w:tplc="20000001" w:tentative="1">
+      <w:start w:val="1"/>
+      <w:numFmt w:val="bullet"/>
+      <w:lvlText w:val=""/>
+      <w:lvlJc w:val="left"/>
+      <w:pPr>
+        <w:ind w:left="2880" w:hanging="360"/>
+      </w:pPr>
+      <w:rPr>
+        <w:rFonts w:ascii="Symbol" w:hAnsi="Symbol" w:hint="default"/>
+      </w:rPr>
+    </w:lvl>
+    <w:lvl w:ilvl="4" w:tplc="20000003" w:tentative="1">
+      <w:start w:val="1"/>
+      <w:numFmt w:val="bullet"/>
+      <w:lvlText w:val="o"/>
+      <w:lvlJc w:val="left"/>
+      <w:pPr>
+        <w:ind w:left="3600" w:hanging="360"/>
+      </w:pPr>
+      <w:rPr>
+        <w:rFonts w:ascii="Courier New" w:hAnsi="Courier New" w:cs="Courier New" w:hint="default"/>
+      </w:rPr>
+    </w:lvl>
+    <w:lvl w:ilvl="5" w:tplc="20000005" w:tentative="1">
+      <w:start w:val="1"/>
+      <w:numFmt w:val="bullet"/>
+      <w:lvlText w:val=""/>
+      <w:lvlJc w:val="left"/>
+      <w:pPr>
+        <w:ind w:left="4320" w:hanging="360"/>
+      </w:pPr>
+      <w:rPr>
+        <w:rFonts w:ascii="Wingdings" w:hAnsi="Wingdings" w:hint="default"/>
+      </w:rPr>
+    </w:lvl>
+    <w:lvl w:ilvl="6" w:tplc="20000001" w:tentative="1">
+      <w:start w:val="1"/>
+      <w:numFmt w:val="bullet"/>
+      <w:lvlText w:val=""/>
+      <w:lvlJc w:val="left"/>
+      <w:pPr>
+        <w:ind w:left="5040" w:hanging="360"/>
+      </w:pPr>
+      <w:rPr>
+        <w:rFonts w:ascii="Symbol" w:hAnsi="Symbol" w:hint="default"/>
+      </w:rPr>
+    </w:lvl>
+    <w:lvl w:ilvl="7" w:tplc="20000003" w:tentative="1">
+      <w:start w:val="1"/>
+      <w:numFmt w:val="bullet"/>
+      <w:lvlText w:val="o"/>
+      <w:lvlJc w:val="left"/>
+      <w:pPr>
+        <w:ind w:left="5760" w:hanging="360"/>
+      </w:pPr>
+      <w:rPr>
+        <w:rFonts w:ascii="Courier New" w:hAnsi="Courier New" w:cs="Courier New" w:hint="default"/>
+      </w:rPr>
+    </w:lvl>
+    <w:lvl w:ilvl="8" w:tplc="20000005" w:tentative="1">
+      <w:start w:val="1"/>
+      <w:numFmt w:val="bullet"/>
+      <w:lvlText w:val=""/>
+      <w:lvlJc w:val="left"/>
+      <w:pPr>
+        <w:ind w:left="6480" w:hanging="360"/>
+      </w:pPr>
+      <w:rPr>
+        <w:rFonts w:ascii="Wingdings" w:hAnsi="Wingdings" w:hint="default"/>
+      </w:rPr>
+    </w:lvl>
+  </w:abstractNum>
   <w:num w:numId="1" w16cid:durableId="1616982145">
-    <w:abstractNumId w:val="23"/>
+    <w:abstractNumId w:val="26"/>
   </w:num>
   <w:num w:numId="2" w16cid:durableId="1563980195">
-    <w:abstractNumId w:val="18"/>
+    <w:abstractNumId w:val="20"/>
   </w:num>
   <w:num w:numId="3" w16cid:durableId="574165386">
-    <w:abstractNumId w:val="22"/>
+    <w:abstractNumId w:val="25"/>
   </w:num>
   <w:num w:numId="4" w16cid:durableId="1982886481">
-    <w:abstractNumId w:val="34"/>
+    <w:abstractNumId w:val="38"/>
     <w:lvlOverride w:ilvl="0"/>
     <w:lvlOverride w:ilvl="1">
       <w:startOverride w:val="1"/>
@@ -21994,40 +24625,40 @@
     <w:abstractNumId w:val="11"/>
   </w:num>
   <w:num w:numId="6" w16cid:durableId="413548033">
-    <w:abstractNumId w:val="50"/>
+    <w:abstractNumId w:val="54"/>
   </w:num>
   <w:num w:numId="7" w16cid:durableId="2517385">
-    <w:abstractNumId w:val="48"/>
+    <w:abstractNumId w:val="52"/>
   </w:num>
   <w:num w:numId="8" w16cid:durableId="1673027270">
-    <w:abstractNumId w:val="19"/>
+    <w:abstractNumId w:val="21"/>
   </w:num>
   <w:num w:numId="9" w16cid:durableId="310713017">
     <w:abstractNumId w:val="7"/>
   </w:num>
   <w:num w:numId="10" w16cid:durableId="642394832">
-    <w:abstractNumId w:val="33"/>
+    <w:abstractNumId w:val="37"/>
   </w:num>
   <w:num w:numId="11" w16cid:durableId="879364368">
-    <w:abstractNumId w:val="15"/>
+    <w:abstractNumId w:val="17"/>
   </w:num>
   <w:num w:numId="12" w16cid:durableId="1154762435">
-    <w:abstractNumId w:val="41"/>
+    <w:abstractNumId w:val="45"/>
   </w:num>
   <w:num w:numId="13" w16cid:durableId="1050419267">
-    <w:abstractNumId w:val="45"/>
+    <w:abstractNumId w:val="49"/>
   </w:num>
   <w:num w:numId="14" w16cid:durableId="1990405806">
     <w:abstractNumId w:val="12"/>
   </w:num>
   <w:num w:numId="15" w16cid:durableId="1546913352">
-    <w:abstractNumId w:val="46"/>
+    <w:abstractNumId w:val="50"/>
   </w:num>
   <w:num w:numId="16" w16cid:durableId="1318874548">
-    <w:abstractNumId w:val="52"/>
+    <w:abstractNumId w:val="56"/>
   </w:num>
   <w:num w:numId="17" w16cid:durableId="722215861">
-    <w:abstractNumId w:val="52"/>
+    <w:abstractNumId w:val="56"/>
     <w:lvlOverride w:ilvl="0">
       <w:startOverride w:val="1"/>
     </w:lvlOverride>
@@ -22057,7 +24688,7 @@
     </w:lvlOverride>
   </w:num>
   <w:num w:numId="18" w16cid:durableId="415446333">
-    <w:abstractNumId w:val="52"/>
+    <w:abstractNumId w:val="56"/>
     <w:lvlOverride w:ilvl="0">
       <w:startOverride w:val="1"/>
     </w:lvlOverride>
@@ -22087,7 +24718,7 @@
     </w:lvlOverride>
   </w:num>
   <w:num w:numId="19" w16cid:durableId="1966346266">
-    <w:abstractNumId w:val="52"/>
+    <w:abstractNumId w:val="56"/>
     <w:lvlOverride w:ilvl="0">
       <w:startOverride w:val="1"/>
     </w:lvlOverride>
@@ -22117,7 +24748,7 @@
     </w:lvlOverride>
   </w:num>
   <w:num w:numId="20" w16cid:durableId="985356155">
-    <w:abstractNumId w:val="52"/>
+    <w:abstractNumId w:val="56"/>
     <w:lvlOverride w:ilvl="0">
       <w:startOverride w:val="1"/>
     </w:lvlOverride>
@@ -22147,7 +24778,7 @@
     </w:lvlOverride>
   </w:num>
   <w:num w:numId="21" w16cid:durableId="971326932">
-    <w:abstractNumId w:val="52"/>
+    <w:abstractNumId w:val="56"/>
     <w:lvlOverride w:ilvl="0">
       <w:startOverride w:val="1"/>
     </w:lvlOverride>
@@ -22177,7 +24808,7 @@
     </w:lvlOverride>
   </w:num>
   <w:num w:numId="22" w16cid:durableId="874578897">
-    <w:abstractNumId w:val="52"/>
+    <w:abstractNumId w:val="56"/>
     <w:lvlOverride w:ilvl="0">
       <w:startOverride w:val="1"/>
     </w:lvlOverride>
@@ -22207,7 +24838,7 @@
     </w:lvlOverride>
   </w:num>
   <w:num w:numId="23" w16cid:durableId="184097708">
-    <w:abstractNumId w:val="52"/>
+    <w:abstractNumId w:val="56"/>
     <w:lvlOverride w:ilvl="0">
       <w:startOverride w:val="1"/>
     </w:lvlOverride>
@@ -22237,7 +24868,7 @@
     </w:lvlOverride>
   </w:num>
   <w:num w:numId="24" w16cid:durableId="1147547601">
-    <w:abstractNumId w:val="52"/>
+    <w:abstractNumId w:val="56"/>
     <w:lvlOverride w:ilvl="0">
       <w:startOverride w:val="1"/>
     </w:lvlOverride>
@@ -22267,7 +24898,7 @@
     </w:lvlOverride>
   </w:num>
   <w:num w:numId="25" w16cid:durableId="697269251">
-    <w:abstractNumId w:val="52"/>
+    <w:abstractNumId w:val="56"/>
     <w:lvlOverride w:ilvl="0">
       <w:startOverride w:val="1"/>
     </w:lvlOverride>
@@ -22297,7 +24928,7 @@
     </w:lvlOverride>
   </w:num>
   <w:num w:numId="26" w16cid:durableId="623387041">
-    <w:abstractNumId w:val="52"/>
+    <w:abstractNumId w:val="56"/>
     <w:lvlOverride w:ilvl="0">
       <w:startOverride w:val="1"/>
     </w:lvlOverride>
@@ -22327,7 +24958,7 @@
     </w:lvlOverride>
   </w:num>
   <w:num w:numId="27" w16cid:durableId="571545525">
-    <w:abstractNumId w:val="52"/>
+    <w:abstractNumId w:val="56"/>
     <w:lvlOverride w:ilvl="0">
       <w:startOverride w:val="1"/>
     </w:lvlOverride>
@@ -22360,19 +24991,19 @@
     <w:abstractNumId w:val="2"/>
   </w:num>
   <w:num w:numId="29" w16cid:durableId="1318532482">
-    <w:abstractNumId w:val="44"/>
+    <w:abstractNumId w:val="48"/>
   </w:num>
   <w:num w:numId="30" w16cid:durableId="2085495198">
     <w:abstractNumId w:val="5"/>
   </w:num>
   <w:num w:numId="31" w16cid:durableId="1159468039">
-    <w:abstractNumId w:val="33"/>
+    <w:abstractNumId w:val="37"/>
   </w:num>
   <w:num w:numId="32" w16cid:durableId="2134787325">
-    <w:abstractNumId w:val="27"/>
+    <w:abstractNumId w:val="30"/>
   </w:num>
   <w:num w:numId="33" w16cid:durableId="690107431">
-    <w:abstractNumId w:val="34"/>
+    <w:abstractNumId w:val="38"/>
     <w:lvlOverride w:ilvl="0"/>
     <w:lvlOverride w:ilvl="1">
       <w:startOverride w:val="1"/>
@@ -22400,97 +25031,97 @@
     </w:lvlOverride>
   </w:num>
   <w:num w:numId="34" w16cid:durableId="1695031192">
-    <w:abstractNumId w:val="34"/>
+    <w:abstractNumId w:val="38"/>
   </w:num>
   <w:num w:numId="35" w16cid:durableId="1474131380">
-    <w:abstractNumId w:val="34"/>
+    <w:abstractNumId w:val="38"/>
   </w:num>
   <w:num w:numId="36" w16cid:durableId="385646365">
-    <w:abstractNumId w:val="21"/>
+    <w:abstractNumId w:val="23"/>
   </w:num>
   <w:num w:numId="37" w16cid:durableId="774322130">
     <w:abstractNumId w:val="10"/>
   </w:num>
   <w:num w:numId="38" w16cid:durableId="1273244240">
-    <w:abstractNumId w:val="37"/>
+    <w:abstractNumId w:val="41"/>
   </w:num>
   <w:num w:numId="39" w16cid:durableId="1302419245">
-    <w:abstractNumId w:val="47"/>
+    <w:abstractNumId w:val="51"/>
   </w:num>
   <w:num w:numId="40" w16cid:durableId="671757144">
     <w:abstractNumId w:val="6"/>
   </w:num>
   <w:num w:numId="41" w16cid:durableId="1609465245">
-    <w:abstractNumId w:val="30"/>
+    <w:abstractNumId w:val="33"/>
   </w:num>
   <w:num w:numId="42" w16cid:durableId="1924870052">
-    <w:abstractNumId w:val="40"/>
+    <w:abstractNumId w:val="44"/>
   </w:num>
   <w:num w:numId="43" w16cid:durableId="1546983496">
     <w:abstractNumId w:val="1"/>
   </w:num>
   <w:num w:numId="44" w16cid:durableId="1243755491">
-    <w:abstractNumId w:val="24"/>
+    <w:abstractNumId w:val="27"/>
   </w:num>
   <w:num w:numId="45" w16cid:durableId="2112815720">
-    <w:abstractNumId w:val="38"/>
+    <w:abstractNumId w:val="42"/>
   </w:num>
   <w:num w:numId="46" w16cid:durableId="495389479">
-    <w:abstractNumId w:val="53"/>
+    <w:abstractNumId w:val="58"/>
   </w:num>
   <w:num w:numId="47" w16cid:durableId="1000545877">
-    <w:abstractNumId w:val="32"/>
+    <w:abstractNumId w:val="36"/>
   </w:num>
   <w:num w:numId="48" w16cid:durableId="853347394">
     <w:abstractNumId w:val="0"/>
   </w:num>
   <w:num w:numId="49" w16cid:durableId="1105929742">
-    <w:abstractNumId w:val="14"/>
+    <w:abstractNumId w:val="15"/>
   </w:num>
   <w:num w:numId="50" w16cid:durableId="7145556">
-    <w:abstractNumId w:val="26"/>
+    <w:abstractNumId w:val="29"/>
   </w:num>
   <w:num w:numId="51" w16cid:durableId="271405964">
-    <w:abstractNumId w:val="35"/>
+    <w:abstractNumId w:val="39"/>
   </w:num>
   <w:num w:numId="52" w16cid:durableId="1874154734">
-    <w:abstractNumId w:val="36"/>
+    <w:abstractNumId w:val="40"/>
   </w:num>
   <w:num w:numId="53" w16cid:durableId="791943569">
-    <w:abstractNumId w:val="25"/>
+    <w:abstractNumId w:val="28"/>
   </w:num>
   <w:num w:numId="54" w16cid:durableId="1422987211">
     <w:abstractNumId w:val="8"/>
   </w:num>
   <w:num w:numId="55" w16cid:durableId="2036425246">
-    <w:abstractNumId w:val="49"/>
+    <w:abstractNumId w:val="53"/>
   </w:num>
   <w:num w:numId="56" w16cid:durableId="305286039">
-    <w:abstractNumId w:val="20"/>
+    <w:abstractNumId w:val="22"/>
   </w:num>
   <w:num w:numId="57" w16cid:durableId="696470528">
-    <w:abstractNumId w:val="43"/>
+    <w:abstractNumId w:val="47"/>
   </w:num>
   <w:num w:numId="58" w16cid:durableId="83573097">
-    <w:abstractNumId w:val="17"/>
+    <w:abstractNumId w:val="19"/>
   </w:num>
   <w:num w:numId="59" w16cid:durableId="530073107">
     <w:abstractNumId w:val="4"/>
   </w:num>
   <w:num w:numId="60" w16cid:durableId="886841764">
-    <w:abstractNumId w:val="31"/>
+    <w:abstractNumId w:val="34"/>
   </w:num>
   <w:num w:numId="61" w16cid:durableId="415060573">
-    <w:abstractNumId w:val="51"/>
+    <w:abstractNumId w:val="55"/>
   </w:num>
   <w:num w:numId="62" w16cid:durableId="1749376288">
-    <w:abstractNumId w:val="42"/>
+    <w:abstractNumId w:val="46"/>
   </w:num>
   <w:num w:numId="63" w16cid:durableId="1277054457">
-    <w:abstractNumId w:val="16"/>
+    <w:abstractNumId w:val="18"/>
   </w:num>
   <w:num w:numId="64" w16cid:durableId="415248735">
-    <w:abstractNumId w:val="29"/>
+    <w:abstractNumId w:val="32"/>
   </w:num>
   <w:num w:numId="65" w16cid:durableId="1785494309">
     <w:abstractNumId w:val="3"/>
@@ -22499,13 +25130,31 @@
     <w:abstractNumId w:val="9"/>
   </w:num>
   <w:num w:numId="67" w16cid:durableId="1652054133">
-    <w:abstractNumId w:val="28"/>
+    <w:abstractNumId w:val="31"/>
   </w:num>
   <w:num w:numId="68" w16cid:durableId="1083182566">
+    <w:abstractNumId w:val="14"/>
+  </w:num>
+  <w:num w:numId="69" w16cid:durableId="1571232664">
+    <w:abstractNumId w:val="43"/>
+  </w:num>
+  <w:num w:numId="70" w16cid:durableId="1413817063">
+    <w:abstractNumId w:val="24"/>
+  </w:num>
+  <w:num w:numId="71" w16cid:durableId="1411464272">
+    <w:abstractNumId w:val="59"/>
+  </w:num>
+  <w:num w:numId="72" w16cid:durableId="949901106">
+    <w:abstractNumId w:val="57"/>
+  </w:num>
+  <w:num w:numId="73" w16cid:durableId="765269677">
     <w:abstractNumId w:val="13"/>
   </w:num>
-  <w:num w:numId="69" w16cid:durableId="1571232664">
-    <w:abstractNumId w:val="39"/>
+  <w:num w:numId="74" w16cid:durableId="594284264">
+    <w:abstractNumId w:val="16"/>
+  </w:num>
+  <w:num w:numId="75" w16cid:durableId="2092658830">
+    <w:abstractNumId w:val="35"/>
   </w:num>
   <w:numIdMacAtCleanup w:val="15"/>
 </w:numbering>
@@ -22903,7 +25552,7 @@
   <w:style w:type="paragraph" w:default="1" w:styleId="Normal">
     <w:name w:val="Normal"/>
     <w:qFormat/>
-    <w:rsid w:val="00773375"/>
+    <w:rsid w:val="00523588"/>
     <w:pPr>
       <w:spacing w:line="360" w:lineRule="auto"/>
       <w:jc w:val="both"/>
@@ -24314,6 +26963,21 @@
       <w:color w:val="666666"/>
     </w:rPr>
   </w:style>
+  <w:style w:type="paragraph" w:styleId="NoSpacing">
+    <w:name w:val="No Spacing"/>
+    <w:uiPriority w:val="1"/>
+    <w:qFormat/>
+    <w:rsid w:val="00E36F8A"/>
+    <w:pPr>
+      <w:jc w:val="both"/>
+    </w:pPr>
+    <w:rPr>
+      <w:rFonts w:ascii="Calibri" w:hAnsi="Calibri" w:cs="Arial"/>
+      <w:sz w:val="24"/>
+      <w:szCs w:val="22"/>
+      <w:lang w:eastAsia="en-US"/>
+    </w:rPr>
+  </w:style>
 </w:styles>
 </file>
 

--- a/docs/thesis/magistrsko-delo-jasa-zupancic.docx
+++ b/docs/thesis/magistrsko-delo-jasa-zupancic.docx
@@ -5229,51 +5229,25 @@
       <w:r>
         <w:t xml:space="preserve">Slika </w:t>
       </w:r>
-      <w:r>
-        <w:fldChar w:fldCharType="begin"/>
-      </w:r>
-      <w:r>
-        <w:instrText xml:space="preserve"> STYLEREF 1 \s </w:instrText>
-      </w:r>
-      <w:r>
-        <w:fldChar w:fldCharType="separate"/>
-      </w:r>
-      <w:r>
-        <w:rPr>
-          <w:noProof/>
-        </w:rPr>
-        <w:t>2</w:t>
-      </w:r>
-      <w:r>
-        <w:rPr>
-          <w:noProof/>
-        </w:rPr>
-        <w:fldChar w:fldCharType="end"/>
-      </w:r>
+      <w:fldSimple w:instr=" STYLEREF 1 \s ">
+        <w:r>
+          <w:rPr>
+            <w:noProof/>
+          </w:rPr>
+          <w:t>2</w:t>
+        </w:r>
+      </w:fldSimple>
       <w:r>
         <w:t>.</w:t>
       </w:r>
-      <w:r>
-        <w:fldChar w:fldCharType="begin"/>
-      </w:r>
-      <w:r>
-        <w:instrText xml:space="preserve"> SEQ Slika \* ARABIC \s 1 </w:instrText>
-      </w:r>
-      <w:r>
-        <w:fldChar w:fldCharType="separate"/>
-      </w:r>
-      <w:r>
-        <w:rPr>
-          <w:noProof/>
-        </w:rPr>
-        <w:t>1</w:t>
-      </w:r>
-      <w:r>
-        <w:rPr>
-          <w:noProof/>
-        </w:rPr>
-        <w:fldChar w:fldCharType="end"/>
-      </w:r>
+      <w:fldSimple w:instr=" SEQ Slika \* ARABIC \s 1 ">
+        <w:r>
+          <w:rPr>
+            <w:noProof/>
+          </w:rPr>
+          <w:t>1</w:t>
+        </w:r>
+      </w:fldSimple>
       <w:r>
         <w:t xml:space="preserve">: </w:t>
       </w:r>
@@ -6083,51 +6057,25 @@
       <w:r>
         <w:t xml:space="preserve">Slika </w:t>
       </w:r>
-      <w:r>
-        <w:fldChar w:fldCharType="begin"/>
-      </w:r>
-      <w:r>
-        <w:instrText xml:space="preserve"> STYLEREF 1 \s </w:instrText>
-      </w:r>
-      <w:r>
-        <w:fldChar w:fldCharType="separate"/>
-      </w:r>
-      <w:r>
-        <w:rPr>
-          <w:noProof/>
-        </w:rPr>
-        <w:t>2</w:t>
-      </w:r>
-      <w:r>
-        <w:rPr>
-          <w:noProof/>
-        </w:rPr>
-        <w:fldChar w:fldCharType="end"/>
-      </w:r>
+      <w:fldSimple w:instr=" STYLEREF 1 \s ">
+        <w:r>
+          <w:rPr>
+            <w:noProof/>
+          </w:rPr>
+          <w:t>2</w:t>
+        </w:r>
+      </w:fldSimple>
       <w:r>
         <w:t>.</w:t>
       </w:r>
-      <w:r>
-        <w:fldChar w:fldCharType="begin"/>
-      </w:r>
-      <w:r>
-        <w:instrText xml:space="preserve"> SEQ Slika \* ARABIC \s 1 </w:instrText>
-      </w:r>
-      <w:r>
-        <w:fldChar w:fldCharType="separate"/>
-      </w:r>
-      <w:r>
-        <w:rPr>
-          <w:noProof/>
-        </w:rPr>
-        <w:t>2</w:t>
-      </w:r>
-      <w:r>
-        <w:rPr>
-          <w:noProof/>
-        </w:rPr>
-        <w:fldChar w:fldCharType="end"/>
-      </w:r>
+      <w:fldSimple w:instr=" SEQ Slika \* ARABIC \s 1 ">
+        <w:r>
+          <w:rPr>
+            <w:noProof/>
+          </w:rPr>
+          <w:t>2</w:t>
+        </w:r>
+      </w:fldSimple>
       <w:r>
         <w:t>: Primer COCO-pose učne množice</w:t>
       </w:r>
@@ -6559,51 +6507,25 @@
       <w:r>
         <w:t xml:space="preserve">Slika </w:t>
       </w:r>
-      <w:r>
-        <w:fldChar w:fldCharType="begin"/>
-      </w:r>
-      <w:r>
-        <w:instrText xml:space="preserve"> STYLEREF 1 \s </w:instrText>
-      </w:r>
-      <w:r>
-        <w:fldChar w:fldCharType="separate"/>
-      </w:r>
-      <w:r>
-        <w:rPr>
-          <w:noProof/>
-        </w:rPr>
-        <w:t>2</w:t>
-      </w:r>
-      <w:r>
-        <w:rPr>
-          <w:noProof/>
-        </w:rPr>
-        <w:fldChar w:fldCharType="end"/>
-      </w:r>
+      <w:fldSimple w:instr=" STYLEREF 1 \s ">
+        <w:r>
+          <w:rPr>
+            <w:noProof/>
+          </w:rPr>
+          <w:t>2</w:t>
+        </w:r>
+      </w:fldSimple>
       <w:r>
         <w:t>.</w:t>
       </w:r>
-      <w:r>
-        <w:fldChar w:fldCharType="begin"/>
-      </w:r>
-      <w:r>
-        <w:instrText xml:space="preserve"> SEQ Slika \* ARABIC \s 1 </w:instrText>
-      </w:r>
-      <w:r>
-        <w:fldChar w:fldCharType="separate"/>
-      </w:r>
-      <w:r>
-        <w:rPr>
-          <w:noProof/>
-        </w:rPr>
-        <w:t>3</w:t>
-      </w:r>
-      <w:r>
-        <w:rPr>
-          <w:noProof/>
-        </w:rPr>
-        <w:fldChar w:fldCharType="end"/>
-      </w:r>
+      <w:fldSimple w:instr=" SEQ Slika \* ARABIC \s 1 ">
+        <w:r>
+          <w:rPr>
+            <w:noProof/>
+          </w:rPr>
+          <w:t>3</w:t>
+        </w:r>
+      </w:fldSimple>
       <w:r>
         <w:t xml:space="preserve">: </w:t>
       </w:r>
@@ -8643,27 +8565,14 @@
       <w:r>
         <w:t xml:space="preserve">Tabela </w:t>
       </w:r>
-      <w:r>
-        <w:fldChar w:fldCharType="begin"/>
-      </w:r>
-      <w:r>
-        <w:instrText xml:space="preserve"> SEQ Tabela \* ARABIC </w:instrText>
-      </w:r>
-      <w:r>
-        <w:fldChar w:fldCharType="separate"/>
-      </w:r>
-      <w:r>
-        <w:rPr>
-          <w:noProof/>
-        </w:rPr>
-        <w:t>1</w:t>
-      </w:r>
-      <w:r>
-        <w:rPr>
-          <w:noProof/>
-        </w:rPr>
-        <w:fldChar w:fldCharType="end"/>
-      </w:r>
+      <w:fldSimple w:instr=" SEQ Tabela \* ARABIC ">
+        <w:r>
+          <w:rPr>
+            <w:noProof/>
+          </w:rPr>
+          <w:t>1</w:t>
+        </w:r>
+      </w:fldSimple>
       <w:r>
         <w:t xml:space="preserve">: </w:t>
       </w:r>
@@ -8952,27 +8861,14 @@
       <w:r>
         <w:t xml:space="preserve">Tabela </w:t>
       </w:r>
-      <w:r>
-        <w:fldChar w:fldCharType="begin"/>
-      </w:r>
-      <w:r>
-        <w:instrText xml:space="preserve"> SEQ Tabela \* ARABIC </w:instrText>
-      </w:r>
-      <w:r>
-        <w:fldChar w:fldCharType="separate"/>
-      </w:r>
-      <w:r>
-        <w:rPr>
-          <w:noProof/>
-        </w:rPr>
-        <w:t>2</w:t>
-      </w:r>
-      <w:r>
-        <w:rPr>
-          <w:noProof/>
-        </w:rPr>
-        <w:fldChar w:fldCharType="end"/>
-      </w:r>
+      <w:fldSimple w:instr=" SEQ Tabela \* ARABIC ">
+        <w:r>
+          <w:rPr>
+            <w:noProof/>
+          </w:rPr>
+          <w:t>2</w:t>
+        </w:r>
+      </w:fldSimple>
       <w:r>
         <w:t xml:space="preserve">: </w:t>
       </w:r>
@@ -10284,27 +10180,14 @@
       <w:r>
         <w:t xml:space="preserve">Tabela </w:t>
       </w:r>
-      <w:r>
-        <w:fldChar w:fldCharType="begin"/>
-      </w:r>
-      <w:r>
-        <w:instrText xml:space="preserve"> SEQ Tabela \* ARABIC </w:instrText>
-      </w:r>
-      <w:r>
-        <w:fldChar w:fldCharType="separate"/>
-      </w:r>
-      <w:r>
-        <w:rPr>
-          <w:noProof/>
-        </w:rPr>
-        <w:t>3</w:t>
-      </w:r>
-      <w:r>
-        <w:rPr>
-          <w:noProof/>
-        </w:rPr>
-        <w:fldChar w:fldCharType="end"/>
-      </w:r>
+      <w:fldSimple w:instr=" SEQ Tabela \* ARABIC ">
+        <w:r>
+          <w:rPr>
+            <w:noProof/>
+          </w:rPr>
+          <w:t>3</w:t>
+        </w:r>
+      </w:fldSimple>
       <w:r>
         <w:t xml:space="preserve">: Primerjava povprečnega FPS-a </w:t>
       </w:r>
@@ -11048,27 +10931,14 @@
       <w:r>
         <w:t xml:space="preserve">Enačba </w:t>
       </w:r>
-      <w:r>
-        <w:fldChar w:fldCharType="begin"/>
-      </w:r>
-      <w:r>
-        <w:instrText xml:space="preserve"> SEQ Enačba \* ARABIC </w:instrText>
-      </w:r>
-      <w:r>
-        <w:fldChar w:fldCharType="separate"/>
-      </w:r>
-      <w:r>
-        <w:rPr>
-          <w:noProof/>
-        </w:rPr>
-        <w:t>1</w:t>
-      </w:r>
-      <w:r>
-        <w:rPr>
-          <w:noProof/>
-        </w:rPr>
-        <w:fldChar w:fldCharType="end"/>
-      </w:r>
+      <w:fldSimple w:instr=" SEQ Enačba \* ARABIC ">
+        <w:r>
+          <w:rPr>
+            <w:noProof/>
+          </w:rPr>
+          <w:t>1</w:t>
+        </w:r>
+      </w:fldSimple>
       <w:r>
         <w:t>: Napaka med referenčno in napovedano sklepno točko</w:t>
       </w:r>
@@ -11457,27 +11327,14 @@
       <w:r>
         <w:t xml:space="preserve">Enačba </w:t>
       </w:r>
-      <w:r>
-        <w:fldChar w:fldCharType="begin"/>
-      </w:r>
-      <w:r>
-        <w:instrText xml:space="preserve"> SEQ Enačba \* ARABIC </w:instrText>
-      </w:r>
-      <w:r>
-        <w:fldChar w:fldCharType="separate"/>
-      </w:r>
-      <w:r>
-        <w:rPr>
-          <w:noProof/>
-        </w:rPr>
-        <w:t>2</w:t>
-      </w:r>
-      <w:r>
-        <w:rPr>
-          <w:noProof/>
-        </w:rPr>
-        <w:fldChar w:fldCharType="end"/>
-      </w:r>
+      <w:fldSimple w:instr=" SEQ Enačba \* ARABIC ">
+        <w:r>
+          <w:rPr>
+            <w:noProof/>
+          </w:rPr>
+          <w:t>2</w:t>
+        </w:r>
+      </w:fldSimple>
       <w:r>
         <w:t>: MPJPE</w:t>
       </w:r>
@@ -11834,27 +11691,14 @@
       <w:r>
         <w:t xml:space="preserve">Slika </w:t>
       </w:r>
-      <w:r>
-        <w:fldChar w:fldCharType="begin"/>
-      </w:r>
-      <w:r>
-        <w:instrText xml:space="preserve"> SEQ Slika \* ARABIC </w:instrText>
-      </w:r>
-      <w:r>
-        <w:fldChar w:fldCharType="separate"/>
-      </w:r>
-      <w:r>
-        <w:rPr>
-          <w:noProof/>
-        </w:rPr>
-        <w:t>4</w:t>
-      </w:r>
-      <w:r>
-        <w:rPr>
-          <w:noProof/>
-        </w:rPr>
-        <w:fldChar w:fldCharType="end"/>
-      </w:r>
+      <w:fldSimple w:instr=" SEQ Slika \* ARABIC ">
+        <w:r>
+          <w:rPr>
+            <w:noProof/>
+          </w:rPr>
+          <w:t>4</w:t>
+        </w:r>
+      </w:fldSimple>
       <w:r>
         <w:t>: Rezultati MPJPE nad izbranimi modeli</w:t>
       </w:r>
@@ -11996,27 +11840,14 @@
       <w:r>
         <w:t xml:space="preserve">Enačba </w:t>
       </w:r>
-      <w:r>
-        <w:fldChar w:fldCharType="begin"/>
-      </w:r>
-      <w:r>
-        <w:instrText xml:space="preserve"> SEQ Enačba \* ARABIC </w:instrText>
-      </w:r>
-      <w:r>
-        <w:fldChar w:fldCharType="separate"/>
-      </w:r>
-      <w:r>
-        <w:rPr>
-          <w:noProof/>
-        </w:rPr>
-        <w:t>3</w:t>
-      </w:r>
-      <w:r>
-        <w:rPr>
-          <w:noProof/>
-        </w:rPr>
-        <w:fldChar w:fldCharType="end"/>
-      </w:r>
+      <w:fldSimple w:instr=" SEQ Enačba \* ARABIC ">
+        <w:r>
+          <w:rPr>
+            <w:noProof/>
+          </w:rPr>
+          <w:t>3</w:t>
+        </w:r>
+      </w:fldSimple>
       <w:r>
         <w:t>: Pravilnost sklepne točke za metriko PCK</w:t>
       </w:r>
@@ -12232,27 +12063,14 @@
       <w:r>
         <w:t xml:space="preserve">Enačba </w:t>
       </w:r>
-      <w:r>
-        <w:fldChar w:fldCharType="begin"/>
-      </w:r>
-      <w:r>
-        <w:instrText xml:space="preserve"> SEQ Enačba \* ARABIC </w:instrText>
-      </w:r>
-      <w:r>
-        <w:fldChar w:fldCharType="separate"/>
-      </w:r>
-      <w:r>
-        <w:rPr>
-          <w:noProof/>
-        </w:rPr>
-        <w:t>4</w:t>
-      </w:r>
-      <w:r>
-        <w:rPr>
-          <w:noProof/>
-        </w:rPr>
-        <w:fldChar w:fldCharType="end"/>
-      </w:r>
+      <w:fldSimple w:instr=" SEQ Enačba \* ARABIC ">
+        <w:r>
+          <w:rPr>
+            <w:noProof/>
+          </w:rPr>
+          <w:t>4</w:t>
+        </w:r>
+      </w:fldSimple>
       <w:r>
         <w:t>: Definicija PCK</w:t>
       </w:r>
@@ -12575,27 +12393,14 @@
       <w:r>
         <w:t xml:space="preserve">Slika </w:t>
       </w:r>
-      <w:r>
-        <w:fldChar w:fldCharType="begin"/>
-      </w:r>
-      <w:r>
-        <w:instrText xml:space="preserve"> SEQ Slika \* ARABIC </w:instrText>
-      </w:r>
-      <w:r>
-        <w:fldChar w:fldCharType="separate"/>
-      </w:r>
-      <w:r>
-        <w:rPr>
-          <w:noProof/>
-        </w:rPr>
-        <w:t>5</w:t>
-      </w:r>
-      <w:r>
-        <w:rPr>
-          <w:noProof/>
-        </w:rPr>
-        <w:fldChar w:fldCharType="end"/>
-      </w:r>
+      <w:fldSimple w:instr=" SEQ Slika \* ARABIC ">
+        <w:r>
+          <w:rPr>
+            <w:noProof/>
+          </w:rPr>
+          <w:t>5</w:t>
+        </w:r>
+      </w:fldSimple>
       <w:r>
         <w:t xml:space="preserve">: Rezultati </w:t>
       </w:r>
@@ -12661,27 +12466,14 @@
       <w:r>
         <w:t xml:space="preserve">Slika </w:t>
       </w:r>
-      <w:r>
-        <w:fldChar w:fldCharType="begin"/>
-      </w:r>
-      <w:r>
-        <w:instrText xml:space="preserve"> SEQ Slika \* ARABIC </w:instrText>
-      </w:r>
-      <w:r>
-        <w:fldChar w:fldCharType="separate"/>
-      </w:r>
-      <w:r>
-        <w:rPr>
-          <w:noProof/>
-        </w:rPr>
-        <w:t>6</w:t>
-      </w:r>
-      <w:r>
-        <w:rPr>
-          <w:noProof/>
-        </w:rPr>
-        <w:fldChar w:fldCharType="end"/>
-      </w:r>
+      <w:fldSimple w:instr=" SEQ Slika \* ARABIC ">
+        <w:r>
+          <w:rPr>
+            <w:noProof/>
+          </w:rPr>
+          <w:t>6</w:t>
+        </w:r>
+      </w:fldSimple>
       <w:r>
         <w:t>: Rezultati metrike PCK pri pragu 0.02</w:t>
       </w:r>
@@ -12740,27 +12532,14 @@
       <w:r>
         <w:t xml:space="preserve">Slika </w:t>
       </w:r>
-      <w:r>
-        <w:fldChar w:fldCharType="begin"/>
-      </w:r>
-      <w:r>
-        <w:instrText xml:space="preserve"> SEQ Slika \* ARABIC </w:instrText>
-      </w:r>
-      <w:r>
-        <w:fldChar w:fldCharType="separate"/>
-      </w:r>
-      <w:r>
-        <w:rPr>
-          <w:noProof/>
-        </w:rPr>
-        <w:t>7</w:t>
-      </w:r>
-      <w:r>
-        <w:rPr>
-          <w:noProof/>
-        </w:rPr>
-        <w:fldChar w:fldCharType="end"/>
-      </w:r>
+      <w:fldSimple w:instr=" SEQ Slika \* ARABIC ">
+        <w:r>
+          <w:rPr>
+            <w:noProof/>
+          </w:rPr>
+          <w:t>7</w:t>
+        </w:r>
+      </w:fldSimple>
       <w:r>
         <w:t xml:space="preserve">: </w:t>
       </w:r>
@@ -13030,27 +12809,14 @@
       <w:r>
         <w:t xml:space="preserve">Slika </w:t>
       </w:r>
-      <w:r>
-        <w:fldChar w:fldCharType="begin"/>
-      </w:r>
-      <w:r>
-        <w:instrText xml:space="preserve"> SEQ Slika \* ARABIC </w:instrText>
-      </w:r>
-      <w:r>
-        <w:fldChar w:fldCharType="separate"/>
-      </w:r>
-      <w:r>
-        <w:rPr>
-          <w:noProof/>
-        </w:rPr>
-        <w:t>8</w:t>
-      </w:r>
-      <w:r>
-        <w:rPr>
-          <w:noProof/>
-        </w:rPr>
-        <w:fldChar w:fldCharType="end"/>
-      </w:r>
+      <w:fldSimple w:instr=" SEQ Slika \* ARABIC ">
+        <w:r>
+          <w:rPr>
+            <w:noProof/>
+          </w:rPr>
+          <w:t>8</w:t>
+        </w:r>
+      </w:fldSimple>
       <w:r>
         <w:t xml:space="preserve">: Primerjava med napovedmi sklepnih točk za model </w:t>
       </w:r>
@@ -13128,27 +12894,14 @@
       <w:r>
         <w:t xml:space="preserve">Slika </w:t>
       </w:r>
-      <w:r>
-        <w:fldChar w:fldCharType="begin"/>
-      </w:r>
-      <w:r>
-        <w:instrText xml:space="preserve"> SEQ Slika \* ARABIC </w:instrText>
-      </w:r>
-      <w:r>
-        <w:fldChar w:fldCharType="separate"/>
-      </w:r>
-      <w:r>
-        <w:rPr>
-          <w:noProof/>
-        </w:rPr>
-        <w:t>9</w:t>
-      </w:r>
-      <w:r>
-        <w:rPr>
-          <w:noProof/>
-        </w:rPr>
-        <w:fldChar w:fldCharType="end"/>
-      </w:r>
+      <w:fldSimple w:instr=" SEQ Slika \* ARABIC ">
+        <w:r>
+          <w:rPr>
+            <w:noProof/>
+          </w:rPr>
+          <w:t>9</w:t>
+        </w:r>
+      </w:fldSimple>
       <w:r>
         <w:t xml:space="preserve">: </w:t>
       </w:r>
@@ -13694,6 +13447,9 @@
         <w:pStyle w:val="Images"/>
       </w:pPr>
       <w:r>
+        <w:rPr>
+          <w:noProof/>
+        </w:rPr>
         <w:drawing>
           <wp:inline distT="0" distB="0" distL="0" distR="0" wp14:anchorId="100F35AD" wp14:editId="61203F43">
             <wp:extent cx="5396230" cy="2677795"/>
@@ -13738,24 +13494,14 @@
       <w:r>
         <w:t xml:space="preserve">Slika </w:t>
       </w:r>
-      <w:r>
-        <w:fldChar w:fldCharType="begin"/>
-      </w:r>
-      <w:r>
-        <w:instrText xml:space="preserve"> SEQ Slika \* ARABIC </w:instrText>
-      </w:r>
-      <w:r>
-        <w:fldChar w:fldCharType="separate"/>
-      </w:r>
-      <w:r>
-        <w:rPr>
-          <w:noProof/>
-        </w:rPr>
-        <w:t>10</w:t>
-      </w:r>
-      <w:r>
-        <w:fldChar w:fldCharType="end"/>
-      </w:r>
+      <w:fldSimple w:instr=" SEQ Slika \* ARABIC ">
+        <w:r>
+          <w:rPr>
+            <w:noProof/>
+          </w:rPr>
+          <w:t>10</w:t>
+        </w:r>
+      </w:fldSimple>
       <w:r>
         <w:t>: Histogram zastopanosti vaj v učni množici</w:t>
       </w:r>
@@ -13793,6 +13539,9 @@
         <w:pStyle w:val="Images"/>
       </w:pPr>
       <w:r>
+        <w:rPr>
+          <w:noProof/>
+        </w:rPr>
         <w:lastRenderedPageBreak/>
         <w:drawing>
           <wp:inline distT="0" distB="0" distL="0" distR="0" wp14:anchorId="61C0C3E1" wp14:editId="13C3024A">
@@ -13838,24 +13587,14 @@
       <w:r>
         <w:t xml:space="preserve">Slika </w:t>
       </w:r>
-      <w:r>
-        <w:fldChar w:fldCharType="begin"/>
-      </w:r>
-      <w:r>
-        <w:instrText xml:space="preserve"> SEQ Slika \* ARABIC </w:instrText>
-      </w:r>
-      <w:r>
-        <w:fldChar w:fldCharType="separate"/>
-      </w:r>
-      <w:r>
-        <w:rPr>
-          <w:noProof/>
-        </w:rPr>
-        <w:t>11</w:t>
-      </w:r>
-      <w:r>
-        <w:fldChar w:fldCharType="end"/>
-      </w:r>
+      <w:fldSimple w:instr=" SEQ Slika \* ARABIC ">
+        <w:r>
+          <w:rPr>
+            <w:noProof/>
+          </w:rPr>
+          <w:t>11</w:t>
+        </w:r>
+      </w:fldSimple>
       <w:r>
         <w:t xml:space="preserve">: Histogram zastopanosti </w:t>
       </w:r>
@@ -14085,24 +13824,14 @@
             <w:r>
               <w:t xml:space="preserve">Slika </w:t>
             </w:r>
-            <w:r>
-              <w:fldChar w:fldCharType="begin"/>
-            </w:r>
-            <w:r>
-              <w:instrText xml:space="preserve"> SEQ Slika \* ARABIC </w:instrText>
-            </w:r>
-            <w:r>
-              <w:fldChar w:fldCharType="separate"/>
-            </w:r>
-            <w:r>
-              <w:rPr>
-                <w:noProof/>
-              </w:rPr>
-              <w:t>13</w:t>
-            </w:r>
-            <w:r>
-              <w:fldChar w:fldCharType="end"/>
-            </w:r>
+            <w:fldSimple w:instr=" SEQ Slika \* ARABIC ">
+              <w:r>
+                <w:rPr>
+                  <w:noProof/>
+                </w:rPr>
+                <w:t>13</w:t>
+              </w:r>
+            </w:fldSimple>
             <w:r>
               <w:t>: Primer iz učne množice: biceps pregib s palico</w:t>
             </w:r>
@@ -14210,24 +13939,14 @@
             <w:r>
               <w:t xml:space="preserve">Slika </w:t>
             </w:r>
-            <w:r>
-              <w:fldChar w:fldCharType="begin"/>
-            </w:r>
-            <w:r>
-              <w:instrText xml:space="preserve"> SEQ Slika \* ARABIC </w:instrText>
-            </w:r>
-            <w:r>
-              <w:fldChar w:fldCharType="separate"/>
-            </w:r>
-            <w:r>
-              <w:rPr>
-                <w:noProof/>
-              </w:rPr>
-              <w:t>14</w:t>
-            </w:r>
-            <w:r>
-              <w:fldChar w:fldCharType="end"/>
-            </w:r>
+            <w:fldSimple w:instr=" SEQ Slika \* ARABIC ">
+              <w:r>
+                <w:rPr>
+                  <w:noProof/>
+                </w:rPr>
+                <w:t>14</w:t>
+              </w:r>
+            </w:fldSimple>
             <w:r>
               <w:t>: Primer iz učne množice: veslanje v predklonu s palico</w:t>
             </w:r>
@@ -14306,24 +14025,14 @@
             <w:r>
               <w:t xml:space="preserve">Slika </w:t>
             </w:r>
-            <w:r>
-              <w:fldChar w:fldCharType="begin"/>
-            </w:r>
-            <w:r>
-              <w:instrText xml:space="preserve"> SEQ Slika \* ARABIC </w:instrText>
-            </w:r>
-            <w:r>
-              <w:fldChar w:fldCharType="separate"/>
-            </w:r>
-            <w:r>
-              <w:rPr>
-                <w:noProof/>
-              </w:rPr>
-              <w:t>15</w:t>
-            </w:r>
-            <w:r>
-              <w:fldChar w:fldCharType="end"/>
-            </w:r>
+            <w:fldSimple w:instr=" SEQ Slika \* ARABIC ">
+              <w:r>
+                <w:rPr>
+                  <w:noProof/>
+                </w:rPr>
+                <w:t>15</w:t>
+              </w:r>
+            </w:fldSimple>
             <w:r>
               <w:t>: Primer iz učne množice: potisk z ročkami na poševni klopi</w:t>
             </w:r>
@@ -14427,24 +14136,14 @@
             <w:r>
               <w:t xml:space="preserve">Slika </w:t>
             </w:r>
-            <w:r>
-              <w:fldChar w:fldCharType="begin"/>
-            </w:r>
-            <w:r>
-              <w:instrText xml:space="preserve"> SEQ Slika \* ARABIC </w:instrText>
-            </w:r>
-            <w:r>
-              <w:fldChar w:fldCharType="separate"/>
-            </w:r>
-            <w:r>
-              <w:rPr>
-                <w:noProof/>
-              </w:rPr>
-              <w:t>16</w:t>
-            </w:r>
-            <w:r>
-              <w:fldChar w:fldCharType="end"/>
-            </w:r>
+            <w:fldSimple w:instr=" SEQ Slika \* ARABIC ">
+              <w:r>
+                <w:rPr>
+                  <w:noProof/>
+                </w:rPr>
+                <w:t>16</w:t>
+              </w:r>
+            </w:fldSimple>
             <w:r>
               <w:t>: Primer iz učne množice: biceps pregib na Scott klopi</w:t>
             </w:r>
@@ -14461,6 +14160,7 @@
             </w:pPr>
             <w:r>
               <w:rPr>
+                <w:noProof/>
                 <w:lang w:val="en-SI"/>
               </w:rPr>
               <w:drawing>
@@ -14523,24 +14223,14 @@
             <w:r>
               <w:t xml:space="preserve">Slika </w:t>
             </w:r>
-            <w:r>
-              <w:fldChar w:fldCharType="begin"/>
-            </w:r>
-            <w:r>
-              <w:instrText xml:space="preserve"> SEQ Slika \* ARABIC </w:instrText>
-            </w:r>
-            <w:r>
-              <w:fldChar w:fldCharType="separate"/>
-            </w:r>
-            <w:r>
-              <w:rPr>
-                <w:noProof/>
-              </w:rPr>
-              <w:t>17</w:t>
-            </w:r>
-            <w:r>
-              <w:fldChar w:fldCharType="end"/>
-            </w:r>
+            <w:fldSimple w:instr=" SEQ Slika \* ARABIC ">
+              <w:r>
+                <w:rPr>
+                  <w:noProof/>
+                </w:rPr>
+                <w:t>17</w:t>
+              </w:r>
+            </w:fldSimple>
             <w:r>
               <w:t>: Primer iz učne množice: izteg za triceps</w:t>
             </w:r>
@@ -14871,6 +14561,14 @@
       </w:r>
     </w:p>
     <w:p>
+      <w:pPr>
+        <w:pStyle w:val="Heading3"/>
+      </w:pPr>
+      <w:r>
+        <w:t>Priprava na učenje in nastavitve</w:t>
+      </w:r>
+    </w:p>
+    <w:p>
       <w:r>
         <w:t xml:space="preserve">Učenje je potekalo v okolju </w:t>
       </w:r>
@@ -14894,8 +14592,1302 @@
         <w:t>“</w:t>
       </w:r>
       <w:r>
+        <w:t xml:space="preserve"> in je bilo izvedeno kot prilagajanje pred-naučenega modela z začetnimi utežmi modela </w:t>
+      </w:r>
+      <w:r>
+        <w:t>“</w:t>
+      </w:r>
+      <w:r>
+        <w:t>yolo11n-pose_256.pt</w:t>
+      </w:r>
+      <w:r>
+        <w:t>“</w:t>
+      </w:r>
+      <w:r>
+        <w:t>, ki je bil uporabljen pri primerjavi modelov</w:t>
+      </w:r>
+      <w:r>
+        <w:t xml:space="preserve"> </w:t>
+      </w:r>
+      <w:r>
+        <w:t xml:space="preserve">v prejšnjih poglavjih. </w:t>
+      </w:r>
+      <w:r>
+        <w:t>Nastavitve učenja so slednje:</w:t>
+      </w:r>
+    </w:p>
+    <w:p>
+      <w:pPr>
+        <w:pStyle w:val="ListParagraph"/>
+        <w:numPr>
+          <w:ilvl w:val="0"/>
+          <w:numId w:val="76"/>
+        </w:numPr>
+      </w:pPr>
+      <w:r>
+        <w:t xml:space="preserve">Začetni model (pred-naučene uteži): </w:t>
+      </w:r>
+      <w:r>
+        <w:t>“</w:t>
+      </w:r>
+      <w:r>
+        <w:t>yolo11n-pose_256.pt</w:t>
+      </w:r>
+      <w:r>
+        <w:t>“</w:t>
+      </w:r>
+    </w:p>
+    <w:p>
+      <w:pPr>
+        <w:pStyle w:val="ListParagraph"/>
+        <w:numPr>
+          <w:ilvl w:val="0"/>
+          <w:numId w:val="76"/>
+        </w:numPr>
+      </w:pPr>
+      <w:r>
+        <w:t xml:space="preserve">Datoteka s konfiguracijo učenja: </w:t>
+      </w:r>
+      <w:r>
+        <w:t>“</w:t>
+      </w:r>
+      <w:proofErr w:type="spellStart"/>
+      <w:r>
+        <w:t>data.yaml</w:t>
+      </w:r>
+      <w:proofErr w:type="spellEnd"/>
+      <w:r>
+        <w:t>“</w:t>
+      </w:r>
+      <w:r>
+        <w:t>, opisana v prejšnjem poglavju</w:t>
+      </w:r>
+    </w:p>
+    <w:p>
+      <w:pPr>
+        <w:pStyle w:val="ListParagraph"/>
+        <w:numPr>
+          <w:ilvl w:val="0"/>
+          <w:numId w:val="76"/>
+        </w:numPr>
+      </w:pPr>
+      <w:r>
+        <w:t>Velikost vhodnih slik: 256 – pomeni, da so vsi vhodni primeri bili med učenjem preoblikovani na ločljivost 256x256</w:t>
+      </w:r>
+    </w:p>
+    <w:p>
+      <w:pPr>
+        <w:pStyle w:val="ListParagraph"/>
+        <w:numPr>
+          <w:ilvl w:val="0"/>
+          <w:numId w:val="76"/>
+        </w:numPr>
+      </w:pPr>
+      <w:r>
+        <w:t>Število epoh: 200</w:t>
+      </w:r>
+    </w:p>
+    <w:p>
+      <w:pPr>
+        <w:pStyle w:val="ListParagraph"/>
+        <w:numPr>
+          <w:ilvl w:val="0"/>
+          <w:numId w:val="76"/>
+        </w:numPr>
+      </w:pPr>
+      <w:r>
+        <w:t>Naprava za učenje: grafična kartica</w:t>
+      </w:r>
+    </w:p>
+    <w:p/>
+    <w:p>
+      <w:pPr>
+        <w:pStyle w:val="Heading3"/>
+      </w:pPr>
+      <w:r>
+        <w:t>Metrike in izgube učenja</w:t>
+      </w:r>
+    </w:p>
+    <w:p>
+      <w:r>
+        <w:t xml:space="preserve">Pri učenju modela YOLO11n-pose z uporabo knjižnice </w:t>
+      </w:r>
+      <w:r>
+        <w:t>“</w:t>
+      </w:r>
+      <w:proofErr w:type="spellStart"/>
+      <w:r>
+        <w:t>ultralytics</w:t>
+      </w:r>
+      <w:proofErr w:type="spellEnd"/>
+      <w:r>
+        <w:t>“</w:t>
+      </w:r>
+      <w:r>
+        <w:t xml:space="preserve"> se pri vsaki epohi izpisujejo podatki o izgubah in metrikah. Izgube delimo na izgube na podatkih za učenje in na izgube na podatkih za validacijo.</w:t>
+      </w:r>
+      <w:r>
+        <w:t xml:space="preserve"> Izgube na učnih podatkih so naslednje:</w:t>
+      </w:r>
+    </w:p>
+    <w:p>
+      <w:pPr>
+        <w:pStyle w:val="ListParagraph"/>
+        <w:numPr>
+          <w:ilvl w:val="0"/>
+          <w:numId w:val="77"/>
+        </w:numPr>
+      </w:pPr>
+      <w:proofErr w:type="spellStart"/>
+      <w:r>
+        <w:t>train</w:t>
+      </w:r>
+      <w:proofErr w:type="spellEnd"/>
+      <w:r>
+        <w:t>/</w:t>
+      </w:r>
+      <w:proofErr w:type="spellStart"/>
+      <w:r>
+        <w:t>box_loss</w:t>
+      </w:r>
+      <w:proofErr w:type="spellEnd"/>
+      <w:r>
+        <w:t xml:space="preserve"> – izguba za omejitveni pravokotnik (</w:t>
+      </w:r>
+      <w:r>
+        <w:t>“</w:t>
+      </w:r>
+      <w:proofErr w:type="spellStart"/>
+      <w:r>
+        <w:t>bounding</w:t>
+      </w:r>
+      <w:proofErr w:type="spellEnd"/>
+      <w:r>
+        <w:t xml:space="preserve"> </w:t>
+      </w:r>
+      <w:proofErr w:type="spellStart"/>
+      <w:r>
+        <w:t>box</w:t>
+      </w:r>
+      <w:proofErr w:type="spellEnd"/>
+      <w:r>
+        <w:t>“</w:t>
+      </w:r>
+      <w:r>
+        <w:t>) pri detekciji osebe.</w:t>
+      </w:r>
+    </w:p>
+    <w:p>
+      <w:pPr>
+        <w:pStyle w:val="ListParagraph"/>
+        <w:numPr>
+          <w:ilvl w:val="0"/>
+          <w:numId w:val="77"/>
+        </w:numPr>
+      </w:pPr>
+      <w:proofErr w:type="spellStart"/>
+      <w:r>
+        <w:t>train</w:t>
+      </w:r>
+      <w:proofErr w:type="spellEnd"/>
+      <w:r>
+        <w:t>/</w:t>
+      </w:r>
+      <w:proofErr w:type="spellStart"/>
+      <w:r>
+        <w:t>pose_loss</w:t>
+      </w:r>
+      <w:proofErr w:type="spellEnd"/>
+      <w:r>
+        <w:t xml:space="preserve"> – glavna izguba za sklepne točke, meri kako močno se napovedane sklepne točke razlikujejo od oznak</w:t>
+      </w:r>
+    </w:p>
+    <w:p>
+      <w:pPr>
+        <w:pStyle w:val="ListParagraph"/>
+        <w:numPr>
+          <w:ilvl w:val="0"/>
+          <w:numId w:val="77"/>
+        </w:numPr>
+      </w:pPr>
+      <w:proofErr w:type="spellStart"/>
+      <w:r>
+        <w:t>train</w:t>
+      </w:r>
+      <w:proofErr w:type="spellEnd"/>
+      <w:r>
+        <w:t>/</w:t>
+      </w:r>
+      <w:proofErr w:type="spellStart"/>
+      <w:r>
+        <w:t>cls_loss</w:t>
+      </w:r>
+      <w:proofErr w:type="spellEnd"/>
+      <w:r>
+        <w:t xml:space="preserve"> – izguba za klasifikacijo razreda. Pri učenju pose modelov je razred pogosto samo eden – oseba.</w:t>
+      </w:r>
+    </w:p>
+    <w:p>
+      <w:pPr>
+        <w:pStyle w:val="ListParagraph"/>
+        <w:numPr>
+          <w:ilvl w:val="0"/>
+          <w:numId w:val="77"/>
+        </w:numPr>
+      </w:pPr>
+      <w:proofErr w:type="spellStart"/>
+      <w:r>
+        <w:t>train</w:t>
+      </w:r>
+      <w:proofErr w:type="spellEnd"/>
+      <w:r>
+        <w:t>/</w:t>
+      </w:r>
+      <w:proofErr w:type="spellStart"/>
+      <w:r>
+        <w:t>dfl_loss</w:t>
+      </w:r>
+      <w:proofErr w:type="spellEnd"/>
+      <w:r>
+        <w:t xml:space="preserve"> – </w:t>
+      </w:r>
+      <w:r>
+        <w:t>služi natančnejši in podrobni zaznavi omejitvenega pravokotnika</w:t>
+      </w:r>
+      <w:r>
         <w:t>.</w:t>
       </w:r>
+    </w:p>
+    <w:p/>
+    <w:p>
+      <w:r>
+        <w:lastRenderedPageBreak/>
+        <w:t xml:space="preserve">Izgube na </w:t>
+      </w:r>
+      <w:proofErr w:type="spellStart"/>
+      <w:r>
+        <w:t>validacijskih</w:t>
+      </w:r>
+      <w:proofErr w:type="spellEnd"/>
+      <w:r>
+        <w:t xml:space="preserve"> podatkih imajo enak pomen kot izgube na učnih podatkih:</w:t>
+      </w:r>
+    </w:p>
+    <w:p>
+      <w:pPr>
+        <w:pStyle w:val="ListParagraph"/>
+        <w:numPr>
+          <w:ilvl w:val="0"/>
+          <w:numId w:val="78"/>
+        </w:numPr>
+      </w:pPr>
+      <w:r>
+        <w:t>val/</w:t>
+      </w:r>
+      <w:proofErr w:type="spellStart"/>
+      <w:r>
+        <w:t>box_loss</w:t>
+      </w:r>
+      <w:proofErr w:type="spellEnd"/>
+      <w:r>
+        <w:t>,</w:t>
+      </w:r>
+    </w:p>
+    <w:p>
+      <w:pPr>
+        <w:pStyle w:val="ListParagraph"/>
+        <w:numPr>
+          <w:ilvl w:val="0"/>
+          <w:numId w:val="78"/>
+        </w:numPr>
+      </w:pPr>
+      <w:r>
+        <w:t>val/</w:t>
+      </w:r>
+      <w:proofErr w:type="spellStart"/>
+      <w:r>
+        <w:t>pose_loss</w:t>
+      </w:r>
+      <w:proofErr w:type="spellEnd"/>
+      <w:r>
+        <w:t>,</w:t>
+      </w:r>
+    </w:p>
+    <w:p>
+      <w:pPr>
+        <w:pStyle w:val="ListParagraph"/>
+        <w:numPr>
+          <w:ilvl w:val="0"/>
+          <w:numId w:val="78"/>
+        </w:numPr>
+      </w:pPr>
+      <w:r>
+        <w:t>val/</w:t>
+      </w:r>
+      <w:proofErr w:type="spellStart"/>
+      <w:r>
+        <w:t>cls_loss</w:t>
+      </w:r>
+      <w:proofErr w:type="spellEnd"/>
+      <w:r>
+        <w:t>,</w:t>
+      </w:r>
+    </w:p>
+    <w:p>
+      <w:pPr>
+        <w:pStyle w:val="ListParagraph"/>
+        <w:numPr>
+          <w:ilvl w:val="0"/>
+          <w:numId w:val="78"/>
+        </w:numPr>
+      </w:pPr>
+      <w:r>
+        <w:t>val/</w:t>
+      </w:r>
+      <w:proofErr w:type="spellStart"/>
+      <w:r>
+        <w:t>dfl_loss</w:t>
+      </w:r>
+      <w:proofErr w:type="spellEnd"/>
+    </w:p>
+    <w:p/>
+    <w:p>
+      <w:r>
+        <w:t xml:space="preserve">Metrike učenja se uporabljajo le na </w:t>
+      </w:r>
+      <w:proofErr w:type="spellStart"/>
+      <w:r>
+        <w:t>validacijski</w:t>
+      </w:r>
+      <w:proofErr w:type="spellEnd"/>
+      <w:r>
+        <w:t xml:space="preserve"> množici in se delijo na dva sklopa – detekcija omejitvenih pravokotnikov (B) in detekcija sklepnih točk (P)</w:t>
+      </w:r>
+      <w:r>
+        <w:t>.</w:t>
+      </w:r>
+      <w:r>
+        <w:t xml:space="preserve"> Te metrike so naslednje:</w:t>
+      </w:r>
+    </w:p>
+    <w:p>
+      <w:pPr>
+        <w:pStyle w:val="ListParagraph"/>
+        <w:numPr>
+          <w:ilvl w:val="0"/>
+          <w:numId w:val="79"/>
+        </w:numPr>
+      </w:pPr>
+      <w:proofErr w:type="spellStart"/>
+      <w:r>
+        <w:t>metrics</w:t>
+      </w:r>
+      <w:proofErr w:type="spellEnd"/>
+      <w:r>
+        <w:t>/</w:t>
+      </w:r>
+      <w:proofErr w:type="spellStart"/>
+      <w:r>
+        <w:t>precision</w:t>
+      </w:r>
+      <w:proofErr w:type="spellEnd"/>
+      <w:r>
+        <w:t xml:space="preserve">(B) – natančnost detekcije oseb (med vsemi detekcijami </w:t>
+      </w:r>
+      <w:r>
+        <w:t xml:space="preserve">oseb </w:t>
+      </w:r>
+      <w:r>
+        <w:t>pove, koliko jih je pravilnih)</w:t>
+      </w:r>
+      <w:r>
+        <w:t>.</w:t>
+      </w:r>
+    </w:p>
+    <w:p>
+      <w:pPr>
+        <w:pStyle w:val="ListParagraph"/>
+        <w:numPr>
+          <w:ilvl w:val="0"/>
+          <w:numId w:val="79"/>
+        </w:numPr>
+      </w:pPr>
+      <w:proofErr w:type="spellStart"/>
+      <w:r>
+        <w:t>metrics</w:t>
+      </w:r>
+      <w:proofErr w:type="spellEnd"/>
+      <w:r>
+        <w:t>/</w:t>
+      </w:r>
+      <w:proofErr w:type="spellStart"/>
+      <w:r>
+        <w:t>recall</w:t>
+      </w:r>
+      <w:proofErr w:type="spellEnd"/>
+      <w:r>
+        <w:t>(B) – priklic (med vsemi pravimi osebami</w:t>
+      </w:r>
+      <w:r>
+        <w:t xml:space="preserve"> pove</w:t>
+      </w:r>
+      <w:r>
+        <w:t>, koliko jih je model našel)</w:t>
+      </w:r>
+      <w:r>
+        <w:t>.</w:t>
+      </w:r>
+    </w:p>
+    <w:p>
+      <w:pPr>
+        <w:pStyle w:val="ListParagraph"/>
+        <w:numPr>
+          <w:ilvl w:val="0"/>
+          <w:numId w:val="79"/>
+        </w:numPr>
+      </w:pPr>
+      <w:proofErr w:type="spellStart"/>
+      <w:r>
+        <w:t>metrics</w:t>
+      </w:r>
+      <w:proofErr w:type="spellEnd"/>
+      <w:r>
+        <w:t xml:space="preserve">/mAP50(B) – </w:t>
+      </w:r>
+      <w:r>
+        <w:t xml:space="preserve">metrika, ki </w:t>
+      </w:r>
+      <w:r>
+        <w:t>o</w:t>
+      </w:r>
+      <w:r>
+        <w:t>značuje površino pod krivuljo natančnost-</w:t>
+      </w:r>
+      <w:r>
+        <w:t xml:space="preserve">priklic </w:t>
+      </w:r>
+      <w:r>
+        <w:t xml:space="preserve">za detekcijo oseb </w:t>
+      </w:r>
+      <w:r>
+        <w:t xml:space="preserve">pri pragu </w:t>
+      </w:r>
+      <w:proofErr w:type="spellStart"/>
+      <w:r>
+        <w:t>IoU</w:t>
+      </w:r>
+      <w:proofErr w:type="spellEnd"/>
+      <w:r>
+        <w:t xml:space="preserve"> 0.5</w:t>
+      </w:r>
+      <w:r>
+        <w:t xml:space="preserve">, </w:t>
+      </w:r>
+      <w:r>
+        <w:t>“</w:t>
+      </w:r>
+      <w:r>
+        <w:t>m</w:t>
+      </w:r>
+      <w:r>
+        <w:t>“</w:t>
+      </w:r>
+      <w:r>
+        <w:t xml:space="preserve"> pa označuje povprečje vseh razredov, ki </w:t>
+      </w:r>
+      <w:r>
+        <w:t>v tem primeru nima praktičnega</w:t>
+      </w:r>
+      <w:r>
+        <w:t xml:space="preserve"> pomena, </w:t>
+      </w:r>
+      <w:r>
+        <w:t xml:space="preserve">ker imamo le en razred </w:t>
+      </w:r>
+      <w:r>
+        <w:t>– oseba.</w:t>
+      </w:r>
+      <w:r>
+        <w:t xml:space="preserve"> Prag </w:t>
+      </w:r>
+      <w:proofErr w:type="spellStart"/>
+      <w:r>
+        <w:t>IoU</w:t>
+      </w:r>
+      <w:proofErr w:type="spellEnd"/>
+      <w:r>
+        <w:t xml:space="preserve"> </w:t>
+      </w:r>
+      <w:r>
+        <w:t>predstavlja</w:t>
+      </w:r>
+      <w:r>
+        <w:t xml:space="preserve"> prekrivanje med napovedanim in dejanskim omejitvenim pravokotnikom. </w:t>
+      </w:r>
+      <w:r>
+        <w:t xml:space="preserve">Vrednost </w:t>
+      </w:r>
+      <w:proofErr w:type="spellStart"/>
+      <w:r>
+        <w:t>IoU</w:t>
+      </w:r>
+      <w:proofErr w:type="spellEnd"/>
+      <w:r>
+        <w:t xml:space="preserve"> 1 pomeni</w:t>
+      </w:r>
+      <w:r>
+        <w:t xml:space="preserve"> popolno prekrivanje pravokotnikov, </w:t>
+      </w:r>
+      <w:r>
+        <w:t>vrednost 0 pa pomeni, da se pravokotnika sploh ne prekrivata.</w:t>
+      </w:r>
+      <w:r>
+        <w:t xml:space="preserve"> Metrika mAP50 napoved označi kot pravilno, če je </w:t>
+      </w:r>
+      <w:proofErr w:type="spellStart"/>
+      <w:r>
+        <w:t>IoU</w:t>
+      </w:r>
+      <w:proofErr w:type="spellEnd"/>
+      <w:r>
+        <w:t xml:space="preserve"> </w:t>
+      </w:r>
+      <m:oMath>
+        <m:r>
+          <w:rPr>
+            <w:rFonts w:ascii="Cambria Math" w:hAnsi="Cambria Math"/>
+          </w:rPr>
+          <m:t>≥</m:t>
+        </m:r>
+      </m:oMath>
+      <w:r>
+        <w:t xml:space="preserve"> </w:t>
+      </w:r>
+      <w:r>
+        <w:t>0.5</w:t>
+      </w:r>
+      <w:r>
+        <w:t>, torej ko pravokotnik</w:t>
+      </w:r>
+      <w:r>
+        <w:t>a</w:t>
+      </w:r>
+      <w:r>
+        <w:t xml:space="preserve"> prekrivata vsaj 50%.</w:t>
+      </w:r>
+    </w:p>
+    <w:p>
+      <w:pPr>
+        <w:pStyle w:val="ListParagraph"/>
+        <w:numPr>
+          <w:ilvl w:val="0"/>
+          <w:numId w:val="79"/>
+        </w:numPr>
+      </w:pPr>
+      <w:proofErr w:type="spellStart"/>
+      <w:r>
+        <w:t>metrics</w:t>
+      </w:r>
+      <w:proofErr w:type="spellEnd"/>
+      <w:r>
+        <w:t>/mAP50-95(B)</w:t>
+      </w:r>
+      <w:r>
+        <w:t xml:space="preserve"> – razširjena metrika mAP50, ki uporablja več različnih pragov </w:t>
+      </w:r>
+      <w:proofErr w:type="spellStart"/>
+      <w:r>
+        <w:t>IoU</w:t>
+      </w:r>
+      <w:proofErr w:type="spellEnd"/>
+      <w:r>
+        <w:t xml:space="preserve">, in sicer od 0.50 do 0.95 s korakom 0.05. Ta metrika je strožja od mAP50, saj upošteva tudi višje vrednosti </w:t>
+      </w:r>
+      <w:proofErr w:type="spellStart"/>
+      <w:r>
+        <w:t>IoU</w:t>
+      </w:r>
+      <w:proofErr w:type="spellEnd"/>
+      <w:r>
+        <w:t xml:space="preserve">, </w:t>
+      </w:r>
+      <w:r>
+        <w:t>kjer mora biti napovedani pravokotnik zelo natančen, da se šteje kot pravilen.</w:t>
+      </w:r>
+    </w:p>
+    <w:p>
+      <w:pPr>
+        <w:pStyle w:val="ListParagraph"/>
+        <w:numPr>
+          <w:ilvl w:val="0"/>
+          <w:numId w:val="79"/>
+        </w:numPr>
+      </w:pPr>
+      <w:proofErr w:type="spellStart"/>
+      <w:r>
+        <w:t>metrics</w:t>
+      </w:r>
+      <w:proofErr w:type="spellEnd"/>
+      <w:r>
+        <w:t>/</w:t>
+      </w:r>
+      <w:proofErr w:type="spellStart"/>
+      <w:r>
+        <w:t>precision</w:t>
+      </w:r>
+      <w:proofErr w:type="spellEnd"/>
+      <w:r>
+        <w:t>(P) – natančnost detekcije sklepnih točk (med vsemi detekcijami sklepnih točk pove, koliko je pravilnih)</w:t>
+      </w:r>
+      <w:r>
+        <w:t>.</w:t>
+      </w:r>
+    </w:p>
+    <w:p>
+      <w:pPr>
+        <w:pStyle w:val="ListParagraph"/>
+        <w:numPr>
+          <w:ilvl w:val="0"/>
+          <w:numId w:val="79"/>
+        </w:numPr>
+      </w:pPr>
+      <w:proofErr w:type="spellStart"/>
+      <w:r>
+        <w:t>metrics</w:t>
+      </w:r>
+      <w:proofErr w:type="spellEnd"/>
+      <w:r>
+        <w:t>/</w:t>
+      </w:r>
+      <w:proofErr w:type="spellStart"/>
+      <w:r>
+        <w:t>recall</w:t>
+      </w:r>
+      <w:proofErr w:type="spellEnd"/>
+      <w:r>
+        <w:t>(P) – priklic (med vsemi pravimi sklepnimi točkami pove, koliko jih je model našel)</w:t>
+      </w:r>
+      <w:r>
+        <w:t>.</w:t>
+      </w:r>
+    </w:p>
+    <w:p>
+      <w:pPr>
+        <w:pStyle w:val="ListParagraph"/>
+        <w:numPr>
+          <w:ilvl w:val="0"/>
+          <w:numId w:val="79"/>
+        </w:numPr>
+      </w:pPr>
+      <w:proofErr w:type="spellStart"/>
+      <w:r>
+        <w:t>metrics</w:t>
+      </w:r>
+      <w:proofErr w:type="spellEnd"/>
+      <w:r>
+        <w:t>/mAP50(P) – enako kot pri detekciji za omejitveni pravokotnik osebe, le da so v tem primeru pomembni pravokotniki sklepnih točk</w:t>
+      </w:r>
+      <w:r>
+        <w:t>.</w:t>
+      </w:r>
+    </w:p>
+    <w:p>
+      <w:pPr>
+        <w:pStyle w:val="ListParagraph"/>
+        <w:numPr>
+          <w:ilvl w:val="0"/>
+          <w:numId w:val="79"/>
+        </w:numPr>
+      </w:pPr>
+      <w:proofErr w:type="spellStart"/>
+      <w:r>
+        <w:t>metrics</w:t>
+      </w:r>
+      <w:proofErr w:type="spellEnd"/>
+      <w:r>
+        <w:t>/mAP50-95(P) - enako kot pri detekciji za omejitveni pravokotnik osebe, le da so v tem primeru pomembni pravokotniki sklepnih točk</w:t>
+      </w:r>
+      <w:r>
+        <w:t>.</w:t>
+      </w:r>
+    </w:p>
+    <w:p/>
+    <w:p>
+      <w:pPr>
+        <w:pStyle w:val="Heading3"/>
+      </w:pPr>
+      <w:r>
+        <w:lastRenderedPageBreak/>
+        <w:t>Potek učenja</w:t>
+      </w:r>
+    </w:p>
+    <w:p>
+      <w:r>
+        <w:t xml:space="preserve">Na grafu </w:t>
+      </w:r>
+      <w:r>
+        <w:fldChar w:fldCharType="begin"/>
+      </w:r>
+      <w:r>
+        <w:instrText xml:space="preserve"> REF _Ref228369727 \h </w:instrText>
+      </w:r>
+      <w:r>
+        <w:fldChar w:fldCharType="separate"/>
+      </w:r>
+      <w:r>
+        <w:t xml:space="preserve">Slika </w:t>
+      </w:r>
+      <w:r>
+        <w:rPr>
+          <w:noProof/>
+        </w:rPr>
+        <w:t>18</w:t>
+      </w:r>
+      <w:r>
+        <w:t>: Graf "pose" izgube</w:t>
+      </w:r>
+      <w:r>
+        <w:fldChar w:fldCharType="end"/>
+      </w:r>
+      <w:r>
+        <w:t xml:space="preserve"> je prikaza potek vrednosti pose izgube na učni in </w:t>
+      </w:r>
+      <w:proofErr w:type="spellStart"/>
+      <w:r>
+        <w:t>validacijski</w:t>
+      </w:r>
+      <w:proofErr w:type="spellEnd"/>
+      <w:r>
+        <w:t xml:space="preserve"> množici skozi epohe učenja. Po hitrem izboljšanju v prvih parih epohah, se hitrost padanja izgube postopoma zmanjšuje. </w:t>
+      </w:r>
+      <w:proofErr w:type="spellStart"/>
+      <w:r>
+        <w:t>Validacijska</w:t>
+      </w:r>
+      <w:proofErr w:type="spellEnd"/>
+      <w:r>
+        <w:t xml:space="preserve"> izguba je skozi celoten potek učenja nižja od učne izgube, ključno pa je to, da </w:t>
+      </w:r>
+      <w:proofErr w:type="spellStart"/>
+      <w:r>
+        <w:t>validacijska</w:t>
+      </w:r>
+      <w:proofErr w:type="spellEnd"/>
+      <w:r>
+        <w:t xml:space="preserve"> izguba ne kaže naraščanja proti koncu učenja, zato iz grafa ni razvidnega tipičnega znaka za prekomerno prileganje.</w:t>
+      </w:r>
+    </w:p>
+    <w:p>
+      <w:pPr>
+        <w:pStyle w:val="Images"/>
+      </w:pPr>
+      <w:r>
+        <w:drawing>
+          <wp:inline distT="0" distB="0" distL="0" distR="0" wp14:anchorId="6F41183B" wp14:editId="7A9D58CE">
+            <wp:extent cx="4383635" cy="2171700"/>
+            <wp:effectExtent l="0" t="0" r="0" b="0"/>
+            <wp:docPr id="1791098004" name="Picture 1"/>
+            <wp:cNvGraphicFramePr>
+              <a:graphicFrameLocks xmlns:a="http://schemas.openxmlformats.org/drawingml/2006/main" noChangeAspect="1"/>
+            </wp:cNvGraphicFramePr>
+            <a:graphic xmlns:a="http://schemas.openxmlformats.org/drawingml/2006/main">
+              <a:graphicData uri="http://schemas.openxmlformats.org/drawingml/2006/picture">
+                <pic:pic xmlns:pic="http://schemas.openxmlformats.org/drawingml/2006/picture">
+                  <pic:nvPicPr>
+                    <pic:cNvPr id="1791098004" name=""/>
+                    <pic:cNvPicPr/>
+                  </pic:nvPicPr>
+                  <pic:blipFill>
+                    <a:blip r:embed="rId41"/>
+                    <a:stretch>
+                      <a:fillRect/>
+                    </a:stretch>
+                  </pic:blipFill>
+                  <pic:spPr>
+                    <a:xfrm>
+                      <a:off x="0" y="0"/>
+                      <a:ext cx="4387159" cy="2173446"/>
+                    </a:xfrm>
+                    <a:prstGeom prst="rect">
+                      <a:avLst/>
+                    </a:prstGeom>
+                  </pic:spPr>
+                </pic:pic>
+              </a:graphicData>
+            </a:graphic>
+          </wp:inline>
+        </w:drawing>
+      </w:r>
+    </w:p>
+    <w:p>
+      <w:pPr>
+        <w:pStyle w:val="Caption"/>
+      </w:pPr>
+      <w:bookmarkStart w:id="47" w:name="_Ref228369727"/>
+      <w:r>
+        <w:t xml:space="preserve">Slika </w:t>
+      </w:r>
+      <w:fldSimple w:instr=" SEQ Slika \* ARABIC ">
+        <w:r>
+          <w:rPr>
+            <w:noProof/>
+          </w:rPr>
+          <w:t>18</w:t>
+        </w:r>
+      </w:fldSimple>
+      <w:r>
+        <w:t>: Graf "pose" izgube</w:t>
+      </w:r>
+      <w:bookmarkEnd w:id="47"/>
+    </w:p>
+    <w:p>
+      <w:r>
+        <w:t xml:space="preserve">Graf </w:t>
+      </w:r>
+      <w:r>
+        <w:fldChar w:fldCharType="begin"/>
+      </w:r>
+      <w:r>
+        <w:instrText xml:space="preserve"> REF _Ref228369886 \h </w:instrText>
+      </w:r>
+      <w:r>
+        <w:fldChar w:fldCharType="separate"/>
+      </w:r>
+      <w:r>
+        <w:t xml:space="preserve">Slika </w:t>
+      </w:r>
+      <w:r>
+        <w:rPr>
+          <w:noProof/>
+        </w:rPr>
+        <w:t>19</w:t>
+      </w:r>
+      <w:r>
+        <w:t>: Graf mAP50(P) in mAP50-95(P) metrik</w:t>
+      </w:r>
+      <w:r>
+        <w:fldChar w:fldCharType="end"/>
+      </w:r>
+      <w:r>
+        <w:t xml:space="preserve"> prikazuje razvoj metrik mAP50(P) in mAP50-95(P) na </w:t>
+      </w:r>
+      <w:proofErr w:type="spellStart"/>
+      <w:r>
+        <w:t>validacijski</w:t>
+      </w:r>
+      <w:proofErr w:type="spellEnd"/>
+      <w:r>
+        <w:t xml:space="preserve"> množici.</w:t>
+      </w:r>
+      <w:r>
+        <w:t xml:space="preserve"> Obe krivulji zelo hitro narasteta v začetnem delu učenja, kar nakazuje, da se je model že v prvih epohah naučil osnovnih vzorcev.</w:t>
+      </w:r>
+      <w:r>
+        <w:t xml:space="preserve"> Pričakovano je mAP50(P) višji od mAP50-95(P), saj ima mAP50(P) manj strogi prag. Stabilno naraščanje obeh metrik in odsotnost poslabšanja proti koncu učenja dodatno potrjujeta, da učenje ni bilo nestabilno.</w:t>
+      </w:r>
+    </w:p>
+    <w:p>
+      <w:pPr>
+        <w:pStyle w:val="Images"/>
+      </w:pPr>
+      <w:r>
+        <w:drawing>
+          <wp:inline distT="0" distB="0" distL="0" distR="0" wp14:anchorId="1E6E06FE" wp14:editId="20E9ED76">
+            <wp:extent cx="4320540" cy="2138406"/>
+            <wp:effectExtent l="0" t="0" r="3810" b="0"/>
+            <wp:docPr id="1825303787" name="Picture 1"/>
+            <wp:cNvGraphicFramePr>
+              <a:graphicFrameLocks xmlns:a="http://schemas.openxmlformats.org/drawingml/2006/main" noChangeAspect="1"/>
+            </wp:cNvGraphicFramePr>
+            <a:graphic xmlns:a="http://schemas.openxmlformats.org/drawingml/2006/main">
+              <a:graphicData uri="http://schemas.openxmlformats.org/drawingml/2006/picture">
+                <pic:pic xmlns:pic="http://schemas.openxmlformats.org/drawingml/2006/picture">
+                  <pic:nvPicPr>
+                    <pic:cNvPr id="1825303787" name=""/>
+                    <pic:cNvPicPr/>
+                  </pic:nvPicPr>
+                  <pic:blipFill>
+                    <a:blip r:embed="rId42"/>
+                    <a:stretch>
+                      <a:fillRect/>
+                    </a:stretch>
+                  </pic:blipFill>
+                  <pic:spPr>
+                    <a:xfrm>
+                      <a:off x="0" y="0"/>
+                      <a:ext cx="4343052" cy="2149548"/>
+                    </a:xfrm>
+                    <a:prstGeom prst="rect">
+                      <a:avLst/>
+                    </a:prstGeom>
+                  </pic:spPr>
+                </pic:pic>
+              </a:graphicData>
+            </a:graphic>
+          </wp:inline>
+        </w:drawing>
+      </w:r>
+    </w:p>
+    <w:p>
+      <w:pPr>
+        <w:pStyle w:val="Caption"/>
+      </w:pPr>
+      <w:bookmarkStart w:id="48" w:name="_Ref228369886"/>
+      <w:r>
+        <w:t xml:space="preserve">Slika </w:t>
+      </w:r>
+      <w:fldSimple w:instr=" SEQ Slika \* ARABIC ">
+        <w:r>
+          <w:rPr>
+            <w:noProof/>
+          </w:rPr>
+          <w:t>19</w:t>
+        </w:r>
+      </w:fldSimple>
+      <w:r>
+        <w:t>: Graf mAP50(P) in mAP50-95(P) metrik</w:t>
+      </w:r>
+      <w:bookmarkEnd w:id="48"/>
+    </w:p>
+    <w:p>
+      <w:pPr>
+        <w:pStyle w:val="Heading3"/>
+      </w:pPr>
+      <w:r>
+        <w:lastRenderedPageBreak/>
+        <w:t>Učinkovitost delovanja po učenju</w:t>
+      </w:r>
+    </w:p>
+    <w:p>
+      <w:r>
+        <w:t>Glavni cilj učenja modela je ugotoviti, ali se je po učenju model bolj približal referenčni resnici (napovedim RTMO-X) in kako se nov model umešča v primerjavo z ostalimi modeli.</w:t>
+      </w:r>
+    </w:p>
+    <w:p>
+      <w:pPr>
+        <w:pStyle w:val="Images"/>
+      </w:pPr>
+      <w:r>
+        <w:drawing>
+          <wp:inline distT="0" distB="0" distL="0" distR="0" wp14:anchorId="2EFACA4F" wp14:editId="75BFAFB4">
+            <wp:extent cx="5396230" cy="2684780"/>
+            <wp:effectExtent l="0" t="0" r="0" b="1270"/>
+            <wp:docPr id="829808596" name="Picture 1"/>
+            <wp:cNvGraphicFramePr>
+              <a:graphicFrameLocks xmlns:a="http://schemas.openxmlformats.org/drawingml/2006/main" noChangeAspect="1"/>
+            </wp:cNvGraphicFramePr>
+            <a:graphic xmlns:a="http://schemas.openxmlformats.org/drawingml/2006/main">
+              <a:graphicData uri="http://schemas.openxmlformats.org/drawingml/2006/picture">
+                <pic:pic xmlns:pic="http://schemas.openxmlformats.org/drawingml/2006/picture">
+                  <pic:nvPicPr>
+                    <pic:cNvPr id="829808596" name=""/>
+                    <pic:cNvPicPr/>
+                  </pic:nvPicPr>
+                  <pic:blipFill>
+                    <a:blip r:embed="rId43"/>
+                    <a:stretch>
+                      <a:fillRect/>
+                    </a:stretch>
+                  </pic:blipFill>
+                  <pic:spPr>
+                    <a:xfrm>
+                      <a:off x="0" y="0"/>
+                      <a:ext cx="5396230" cy="2684780"/>
+                    </a:xfrm>
+                    <a:prstGeom prst="rect">
+                      <a:avLst/>
+                    </a:prstGeom>
+                  </pic:spPr>
+                </pic:pic>
+              </a:graphicData>
+            </a:graphic>
+          </wp:inline>
+        </w:drawing>
+      </w:r>
+    </w:p>
+    <w:p>
+      <w:pPr>
+        <w:pStyle w:val="Caption"/>
+      </w:pPr>
+      <w:r>
+        <w:t xml:space="preserve">Slika </w:t>
+      </w:r>
+      <w:fldSimple w:instr=" SEQ Slika \* ARABIC ">
+        <w:r>
+          <w:rPr>
+            <w:noProof/>
+          </w:rPr>
+          <w:t>20</w:t>
+        </w:r>
+      </w:fldSimple>
+      <w:r>
+        <w:t>: Primerjava metrike MPJPE med modeli po učenju</w:t>
+      </w:r>
+    </w:p>
+    <w:p>
+      <w:r>
+        <w:t xml:space="preserve">Za ocenjevanje je uporabljena enaka metrika kot na sliki </w:t>
+      </w:r>
+      <w:r>
+        <w:fldChar w:fldCharType="begin"/>
+      </w:r>
+      <w:r>
+        <w:instrText xml:space="preserve"> REF _Ref226964904 \h </w:instrText>
+      </w:r>
+      <w:r>
+        <w:fldChar w:fldCharType="separate"/>
+      </w:r>
+      <w:r>
+        <w:t xml:space="preserve">Slika </w:t>
+      </w:r>
+      <w:r>
+        <w:rPr>
+          <w:noProof/>
+        </w:rPr>
+        <w:t>4</w:t>
+      </w:r>
+      <w:r>
+        <w:t>: Rezultati MPJPE nad izbranimi modeli</w:t>
+      </w:r>
+      <w:r>
+        <w:fldChar w:fldCharType="end"/>
+      </w:r>
+      <w:r>
+        <w:t xml:space="preserve">. </w:t>
+      </w:r>
+      <w:r>
+        <w:t>Naučena različica modela YOLO11n-pose</w:t>
+      </w:r>
+      <w:r>
+        <w:t xml:space="preserve"> je dosegla MPJPE 0.016, kar predstavlja izrazito izboljšanje v primerjavi z izhodiščno različico YOLO11n-pose modela, ki znaša 0.036</w:t>
+      </w:r>
+      <w:r>
+        <w:t>, kar potrjuje, da je prilagoditev modela na lastno domeno bistveni povečala natančnost napovedi.</w:t>
+      </w:r>
+      <w:r>
+        <w:t xml:space="preserve"> </w:t>
+      </w:r>
+    </w:p>
+    <w:p/>
+    <w:p>
+      <w:r>
+        <w:t>Naučeni YOLO11n-pose model po MPJPE preseže tudi ostale primerjane modele, ne let lastne izhodiščne različice.</w:t>
+      </w:r>
+      <w:r>
+        <w:t xml:space="preserve"> Takšni rezultati so pričakovani, saj je model naučen na učni množici, zbrani v zelo podobnih pogojih kot testni scenarij uporabe.</w:t>
+      </w:r>
+    </w:p>
+    <w:p/>
+    <w:p>
+      <w:r>
+        <w:t xml:space="preserve">Oceno vpliva učenja na kakovost lokalizacije sklepnih točk prikazujeta sliki </w:t>
+      </w:r>
+      <w:r>
+        <w:fldChar w:fldCharType="begin"/>
+      </w:r>
+      <w:r>
+        <w:instrText xml:space="preserve"> REF _Ref228370902 \h </w:instrText>
+      </w:r>
+      <w:r>
+        <w:fldChar w:fldCharType="separate"/>
+      </w:r>
+      <w:r>
+        <w:t xml:space="preserve">Slika </w:t>
+      </w:r>
+      <w:r>
+        <w:rPr>
+          <w:noProof/>
+        </w:rPr>
+        <w:t>21</w:t>
+      </w:r>
+      <w:r>
+        <w:t>: Primerjava metrike PCK s pragom 0.01 med modeli po učenju</w:t>
+      </w:r>
+      <w:r>
+        <w:fldChar w:fldCharType="end"/>
+      </w:r>
+      <w:r>
+        <w:t xml:space="preserve"> in </w:t>
+      </w:r>
+      <w:r>
+        <w:fldChar w:fldCharType="begin"/>
+      </w:r>
+      <w:r>
+        <w:instrText xml:space="preserve"> REF _Ref228370909 \h </w:instrText>
+      </w:r>
+      <w:r>
+        <w:fldChar w:fldCharType="separate"/>
+      </w:r>
+      <w:r>
+        <w:t xml:space="preserve">Slika </w:t>
+      </w:r>
+      <w:r>
+        <w:rPr>
+          <w:noProof/>
+        </w:rPr>
+        <w:t>22</w:t>
+      </w:r>
+      <w:r>
+        <w:t xml:space="preserve">: </w:t>
+      </w:r>
+      <w:r>
+        <w:t>Primerjava metrike PCK s pra</w:t>
+      </w:r>
+      <w:r>
+        <w:t>gom 0.02 med modeli po učenju</w:t>
+      </w:r>
+      <w:r>
+        <w:fldChar w:fldCharType="end"/>
+      </w:r>
+      <w:r>
+        <w:t xml:space="preserve">. </w:t>
+      </w:r>
+      <w:r>
+        <w:t xml:space="preserve">Pri obeh pragih naučeni model doseže najvišjo vrednost in predstavlja izrazito izboljšanje v kakovosti, saj se je naučeni </w:t>
+      </w:r>
+      <w:r>
+        <w:lastRenderedPageBreak/>
+        <w:t>model v metriki PCK s pragom 0.01 izboljšal za več kot enkrat</w:t>
+      </w:r>
+      <w:r>
+        <w:t xml:space="preserve"> v primerjavi z izhodiščno različico</w:t>
+      </w:r>
+      <w:r>
+        <w:t>.</w:t>
+      </w:r>
+    </w:p>
+    <w:p/>
+    <w:p>
+      <w:pPr>
+        <w:pStyle w:val="Images"/>
+      </w:pPr>
+      <w:r>
+        <w:drawing>
+          <wp:inline distT="0" distB="0" distL="0" distR="0" wp14:anchorId="06C28451" wp14:editId="0866AD90">
+            <wp:extent cx="5813211" cy="2407920"/>
+            <wp:effectExtent l="0" t="0" r="0" b="0"/>
+            <wp:docPr id="1274640967" name="Picture 1"/>
+            <wp:cNvGraphicFramePr>
+              <a:graphicFrameLocks xmlns:a="http://schemas.openxmlformats.org/drawingml/2006/main" noChangeAspect="1"/>
+            </wp:cNvGraphicFramePr>
+            <a:graphic xmlns:a="http://schemas.openxmlformats.org/drawingml/2006/main">
+              <a:graphicData uri="http://schemas.openxmlformats.org/drawingml/2006/picture">
+                <pic:pic xmlns:pic="http://schemas.openxmlformats.org/drawingml/2006/picture">
+                  <pic:nvPicPr>
+                    <pic:cNvPr id="1274640967" name=""/>
+                    <pic:cNvPicPr/>
+                  </pic:nvPicPr>
+                  <pic:blipFill>
+                    <a:blip r:embed="rId44"/>
+                    <a:stretch>
+                      <a:fillRect/>
+                    </a:stretch>
+                  </pic:blipFill>
+                  <pic:spPr>
+                    <a:xfrm>
+                      <a:off x="0" y="0"/>
+                      <a:ext cx="5814650" cy="2408516"/>
+                    </a:xfrm>
+                    <a:prstGeom prst="rect">
+                      <a:avLst/>
+                    </a:prstGeom>
+                  </pic:spPr>
+                </pic:pic>
+              </a:graphicData>
+            </a:graphic>
+          </wp:inline>
+        </w:drawing>
+      </w:r>
+    </w:p>
+    <w:p>
+      <w:pPr>
+        <w:pStyle w:val="Caption"/>
+      </w:pPr>
+      <w:bookmarkStart w:id="49" w:name="_Ref228370902"/>
+      <w:r>
+        <w:t xml:space="preserve">Slika </w:t>
+      </w:r>
+      <w:fldSimple w:instr=" SEQ Slika \* ARABIC ">
+        <w:r>
+          <w:rPr>
+            <w:noProof/>
+          </w:rPr>
+          <w:t>21</w:t>
+        </w:r>
+      </w:fldSimple>
+      <w:r>
+        <w:t>: Primerjava metrike PCK s pragom 0.01 med modeli po učenju</w:t>
+      </w:r>
+      <w:bookmarkEnd w:id="49"/>
+    </w:p>
+    <w:p>
+      <w:pPr>
+        <w:pStyle w:val="Images"/>
+      </w:pPr>
+      <w:r>
+        <w:drawing>
+          <wp:inline distT="0" distB="0" distL="0" distR="0" wp14:anchorId="3102CB84" wp14:editId="4DB80D5E">
+            <wp:extent cx="5831608" cy="2415540"/>
+            <wp:effectExtent l="0" t="0" r="0" b="3810"/>
+            <wp:docPr id="1489467611" name="Picture 1"/>
+            <wp:cNvGraphicFramePr>
+              <a:graphicFrameLocks xmlns:a="http://schemas.openxmlformats.org/drawingml/2006/main" noChangeAspect="1"/>
+            </wp:cNvGraphicFramePr>
+            <a:graphic xmlns:a="http://schemas.openxmlformats.org/drawingml/2006/main">
+              <a:graphicData uri="http://schemas.openxmlformats.org/drawingml/2006/picture">
+                <pic:pic xmlns:pic="http://schemas.openxmlformats.org/drawingml/2006/picture">
+                  <pic:nvPicPr>
+                    <pic:cNvPr id="1489467611" name=""/>
+                    <pic:cNvPicPr/>
+                  </pic:nvPicPr>
+                  <pic:blipFill>
+                    <a:blip r:embed="rId45"/>
+                    <a:stretch>
+                      <a:fillRect/>
+                    </a:stretch>
+                  </pic:blipFill>
+                  <pic:spPr>
+                    <a:xfrm>
+                      <a:off x="0" y="0"/>
+                      <a:ext cx="5835953" cy="2417340"/>
+                    </a:xfrm>
+                    <a:prstGeom prst="rect">
+                      <a:avLst/>
+                    </a:prstGeom>
+                  </pic:spPr>
+                </pic:pic>
+              </a:graphicData>
+            </a:graphic>
+          </wp:inline>
+        </w:drawing>
+      </w:r>
+    </w:p>
+    <w:p>
+      <w:pPr>
+        <w:pStyle w:val="Caption"/>
+      </w:pPr>
+      <w:bookmarkStart w:id="50" w:name="_Ref228370909"/>
+      <w:r>
+        <w:t xml:space="preserve">Slika </w:t>
+      </w:r>
+      <w:fldSimple w:instr=" SEQ Slika \* ARABIC ">
+        <w:r>
+          <w:rPr>
+            <w:noProof/>
+          </w:rPr>
+          <w:t>22</w:t>
+        </w:r>
+      </w:fldSimple>
+      <w:r>
+        <w:t xml:space="preserve">: </w:t>
+      </w:r>
+      <w:r>
+        <w:t>Primerjava metrike PCK s pra</w:t>
+      </w:r>
+      <w:r>
+        <w:t>gom 0.02 med modeli po učenju</w:t>
+      </w:r>
+      <w:bookmarkEnd w:id="50"/>
     </w:p>
     <w:p>
       <w:r>
@@ -14996,11 +15988,11 @@
           <w:tab w:val="num" w:pos="567"/>
         </w:tabs>
       </w:pPr>
-      <w:bookmarkStart w:id="47" w:name="_Toc225593982"/>
+      <w:bookmarkStart w:id="51" w:name="_Toc225593982"/>
       <w:r>
         <w:t>Mehanizem stanj</w:t>
       </w:r>
-      <w:bookmarkEnd w:id="47"/>
+      <w:bookmarkEnd w:id="51"/>
     </w:p>
     <w:p>
       <w:r>
@@ -15173,12 +16165,12 @@
       <w:pPr>
         <w:pStyle w:val="Heading3"/>
       </w:pPr>
-      <w:bookmarkStart w:id="48" w:name="_Toc225593983"/>
+      <w:bookmarkStart w:id="52" w:name="_Toc225593983"/>
       <w:r>
         <w:lastRenderedPageBreak/>
         <w:t>Stanje NI_V_KADRU</w:t>
       </w:r>
-      <w:bookmarkEnd w:id="48"/>
+      <w:bookmarkEnd w:id="52"/>
     </w:p>
     <w:p>
       <w:r>
@@ -15226,11 +16218,11 @@
       <w:pPr>
         <w:pStyle w:val="Heading3"/>
       </w:pPr>
-      <w:bookmarkStart w:id="49" w:name="_Toc225593984"/>
+      <w:bookmarkStart w:id="53" w:name="_Toc225593984"/>
       <w:r>
         <w:t>Stanje NI_OBRNJEN_PROTI_KAMERI</w:t>
       </w:r>
-      <w:bookmarkEnd w:id="49"/>
+      <w:bookmarkEnd w:id="53"/>
     </w:p>
     <w:p>
       <w:r>
@@ -15273,11 +16265,11 @@
       <w:pPr>
         <w:pStyle w:val="Heading3"/>
       </w:pPr>
-      <w:bookmarkStart w:id="50" w:name="_Toc225593985"/>
+      <w:bookmarkStart w:id="54" w:name="_Toc225593985"/>
       <w:r>
         <w:t>Stanje NI_PRI_MIRU</w:t>
       </w:r>
-      <w:bookmarkEnd w:id="50"/>
+      <w:bookmarkEnd w:id="54"/>
     </w:p>
     <w:p>
       <w:r>
@@ -15366,11 +16358,11 @@
       <w:pPr>
         <w:pStyle w:val="Heading3"/>
       </w:pPr>
-      <w:bookmarkStart w:id="51" w:name="_Toc225593986"/>
+      <w:bookmarkStart w:id="55" w:name="_Toc225593986"/>
       <w:r>
         <w:t>Stanje ZAČETNI_POGOJI_DRŽE_NISO_IZPOLNJENI</w:t>
       </w:r>
-      <w:bookmarkEnd w:id="51"/>
+      <w:bookmarkEnd w:id="55"/>
     </w:p>
     <w:p>
       <w:r>
@@ -15504,11 +16496,11 @@
       <w:pPr>
         <w:pStyle w:val="Heading3"/>
       </w:pPr>
-      <w:bookmarkStart w:id="52" w:name="_Toc225593987"/>
+      <w:bookmarkStart w:id="56" w:name="_Toc225593987"/>
       <w:r>
         <w:t>Stanje OPRAVI_SERIJO</w:t>
       </w:r>
-      <w:bookmarkEnd w:id="52"/>
+      <w:bookmarkEnd w:id="56"/>
     </w:p>
     <w:p>
       <w:r>
@@ -15618,11 +16610,11 @@
       <w:pPr>
         <w:pStyle w:val="Heading3"/>
       </w:pPr>
-      <w:bookmarkStart w:id="53" w:name="_Toc225593988"/>
+      <w:bookmarkStart w:id="57" w:name="_Toc225593988"/>
       <w:r>
         <w:t>Stanje USTAVLJENO</w:t>
       </w:r>
-      <w:bookmarkEnd w:id="53"/>
+      <w:bookmarkEnd w:id="57"/>
     </w:p>
     <w:p>
       <w:r>
@@ -15637,11 +16629,11 @@
       <w:pPr>
         <w:pStyle w:val="Heading2"/>
       </w:pPr>
-      <w:bookmarkStart w:id="54" w:name="_Toc225593989"/>
+      <w:bookmarkStart w:id="58" w:name="_Toc225593989"/>
       <w:r>
         <w:t>Predpisi vaj</w:t>
       </w:r>
-      <w:bookmarkEnd w:id="54"/>
+      <w:bookmarkEnd w:id="58"/>
     </w:p>
     <w:p>
       <w:r>
@@ -15820,12 +16812,12 @@
       <w:pPr>
         <w:pStyle w:val="Heading2"/>
       </w:pPr>
-      <w:bookmarkStart w:id="55" w:name="_Toc225593990"/>
+      <w:bookmarkStart w:id="59" w:name="_Toc225593990"/>
       <w:r>
         <w:lastRenderedPageBreak/>
         <w:t>Zajemanje ponovitev</w:t>
       </w:r>
-      <w:bookmarkEnd w:id="55"/>
+      <w:bookmarkEnd w:id="59"/>
     </w:p>
     <w:p>
       <w:r>
@@ -15998,11 +16990,11 @@
       <w:pPr>
         <w:pStyle w:val="Heading3"/>
       </w:pPr>
-      <w:bookmarkStart w:id="56" w:name="_Toc225593991"/>
+      <w:bookmarkStart w:id="60" w:name="_Toc225593991"/>
       <w:r>
         <w:t>Čas koncentrične faze</w:t>
       </w:r>
-      <w:bookmarkEnd w:id="56"/>
+      <w:bookmarkEnd w:id="60"/>
     </w:p>
     <w:p>
       <w:r>
@@ -16040,12 +17032,12 @@
       <w:pPr>
         <w:pStyle w:val="Heading3"/>
       </w:pPr>
-      <w:bookmarkStart w:id="57" w:name="_Toc225593992"/>
+      <w:bookmarkStart w:id="61" w:name="_Toc225593992"/>
       <w:r>
         <w:lastRenderedPageBreak/>
         <w:t>Čas ekscentrične faze</w:t>
       </w:r>
-      <w:bookmarkEnd w:id="57"/>
+      <w:bookmarkEnd w:id="61"/>
     </w:p>
     <w:p>
       <w:r>
@@ -16062,11 +17054,11 @@
       <w:pPr>
         <w:pStyle w:val="Heading3"/>
       </w:pPr>
-      <w:bookmarkStart w:id="58" w:name="_Toc225593993"/>
+      <w:bookmarkStart w:id="62" w:name="_Toc225593993"/>
       <w:r>
         <w:t>Čas izometrične faze</w:t>
       </w:r>
-      <w:bookmarkEnd w:id="58"/>
+      <w:bookmarkEnd w:id="62"/>
     </w:p>
     <w:p>
       <w:r>
@@ -16123,21 +17115,21 @@
       <w:pPr>
         <w:pStyle w:val="Heading2"/>
       </w:pPr>
-      <w:bookmarkStart w:id="59" w:name="_Toc225593994"/>
+      <w:bookmarkStart w:id="63" w:name="_Toc225593994"/>
       <w:r>
         <w:t>Povratne informacije</w:t>
       </w:r>
-      <w:bookmarkEnd w:id="59"/>
+      <w:bookmarkEnd w:id="63"/>
     </w:p>
     <w:p>
       <w:pPr>
         <w:pStyle w:val="Heading3"/>
       </w:pPr>
-      <w:bookmarkStart w:id="60" w:name="_Toc225593995"/>
+      <w:bookmarkStart w:id="64" w:name="_Toc225593995"/>
       <w:r>
         <w:t>Grafične povratne informacije</w:t>
       </w:r>
-      <w:bookmarkEnd w:id="60"/>
+      <w:bookmarkEnd w:id="64"/>
     </w:p>
     <w:p>
       <w:r>
@@ -16262,7 +17254,7 @@
                     <pic:cNvPicPr/>
                   </pic:nvPicPr>
                   <pic:blipFill>
-                    <a:blip r:embed="rId41"/>
+                    <a:blip r:embed="rId46"/>
                     <a:stretch>
                       <a:fillRect/>
                     </a:stretch>
@@ -16287,64 +17279,38 @@
       <w:pPr>
         <w:pStyle w:val="Caption"/>
       </w:pPr>
-      <w:bookmarkStart w:id="61" w:name="_Ref221966222"/>
-      <w:bookmarkStart w:id="62" w:name="_Toc225594007"/>
+      <w:bookmarkStart w:id="65" w:name="_Ref221966222"/>
+      <w:bookmarkStart w:id="66" w:name="_Toc225594007"/>
       <w:r>
         <w:t xml:space="preserve">Slika </w:t>
       </w:r>
-      <w:r>
-        <w:fldChar w:fldCharType="begin"/>
-      </w:r>
-      <w:r>
-        <w:instrText xml:space="preserve"> STYLEREF 1 \s </w:instrText>
-      </w:r>
-      <w:r>
-        <w:fldChar w:fldCharType="separate"/>
-      </w:r>
-      <w:r>
-        <w:rPr>
-          <w:noProof/>
-        </w:rPr>
-        <w:t>6</w:t>
-      </w:r>
-      <w:r>
-        <w:rPr>
-          <w:noProof/>
-        </w:rPr>
-        <w:fldChar w:fldCharType="end"/>
-      </w:r>
+      <w:fldSimple w:instr=" STYLEREF 1 \s ">
+        <w:r>
+          <w:rPr>
+            <w:noProof/>
+          </w:rPr>
+          <w:t>6</w:t>
+        </w:r>
+      </w:fldSimple>
       <w:r>
         <w:t>.</w:t>
       </w:r>
-      <w:r>
-        <w:fldChar w:fldCharType="begin"/>
-      </w:r>
-      <w:r>
-        <w:instrText xml:space="preserve"> SEQ Slika \* ARABIC \s 1 </w:instrText>
-      </w:r>
-      <w:r>
-        <w:fldChar w:fldCharType="separate"/>
-      </w:r>
-      <w:r>
-        <w:rPr>
-          <w:noProof/>
-        </w:rPr>
-        <w:t>1</w:t>
-      </w:r>
-      <w:r>
-        <w:rPr>
-          <w:noProof/>
-        </w:rPr>
-        <w:fldChar w:fldCharType="end"/>
-      </w:r>
+      <w:fldSimple w:instr=" SEQ Slika \* ARABIC \s 1 ">
+        <w:r>
+          <w:rPr>
+            <w:noProof/>
+          </w:rPr>
+          <w:t>1</w:t>
+        </w:r>
+      </w:fldSimple>
       <w:r>
         <w:t>: Časovni graf</w:t>
       </w:r>
-      <w:bookmarkEnd w:id="61"/>
+      <w:bookmarkEnd w:id="65"/>
       <w:r>
         <w:t xml:space="preserve"> vsake ponovitve</w:t>
       </w:r>
-      <w:bookmarkEnd w:id="62"/>
+      <w:bookmarkEnd w:id="66"/>
     </w:p>
     <w:p/>
     <w:p>
@@ -16389,7 +17355,7 @@
                     <pic:cNvPicPr/>
                   </pic:nvPicPr>
                   <pic:blipFill>
-                    <a:blip r:embed="rId42"/>
+                    <a:blip r:embed="rId47"/>
                     <a:stretch>
                       <a:fillRect/>
                     </a:stretch>
@@ -16414,67 +17380,41 @@
       <w:pPr>
         <w:pStyle w:val="Caption"/>
       </w:pPr>
-      <w:bookmarkStart w:id="63" w:name="_Ref221966255"/>
-      <w:bookmarkStart w:id="64" w:name="_Toc225594008"/>
+      <w:bookmarkStart w:id="67" w:name="_Ref221966255"/>
+      <w:bookmarkStart w:id="68" w:name="_Toc225594008"/>
       <w:r>
         <w:t xml:space="preserve">Slika </w:t>
       </w:r>
-      <w:r>
-        <w:fldChar w:fldCharType="begin"/>
-      </w:r>
-      <w:r>
-        <w:instrText xml:space="preserve"> STYLEREF 1 \s </w:instrText>
-      </w:r>
-      <w:r>
-        <w:fldChar w:fldCharType="separate"/>
-      </w:r>
-      <w:r>
-        <w:rPr>
-          <w:noProof/>
-        </w:rPr>
-        <w:t>6</w:t>
-      </w:r>
-      <w:r>
-        <w:rPr>
-          <w:noProof/>
-        </w:rPr>
-        <w:fldChar w:fldCharType="end"/>
-      </w:r>
+      <w:fldSimple w:instr=" STYLEREF 1 \s ">
+        <w:r>
+          <w:rPr>
+            <w:noProof/>
+          </w:rPr>
+          <w:t>6</w:t>
+        </w:r>
+      </w:fldSimple>
       <w:r>
         <w:t>.</w:t>
       </w:r>
-      <w:r>
-        <w:fldChar w:fldCharType="begin"/>
-      </w:r>
-      <w:r>
-        <w:instrText xml:space="preserve"> SEQ Slika \* ARABIC \s 1 </w:instrText>
-      </w:r>
-      <w:r>
-        <w:fldChar w:fldCharType="separate"/>
-      </w:r>
-      <w:r>
-        <w:rPr>
-          <w:noProof/>
-        </w:rPr>
-        <w:t>2</w:t>
-      </w:r>
-      <w:r>
-        <w:rPr>
-          <w:noProof/>
-        </w:rPr>
-        <w:fldChar w:fldCharType="end"/>
-      </w:r>
+      <w:fldSimple w:instr=" SEQ Slika \* ARABIC \s 1 ">
+        <w:r>
+          <w:rPr>
+            <w:noProof/>
+          </w:rPr>
+          <w:t>2</w:t>
+        </w:r>
+      </w:fldSimple>
       <w:r>
         <w:t xml:space="preserve">: Graf prepotovane </w:t>
       </w:r>
-      <w:bookmarkEnd w:id="63"/>
+      <w:bookmarkEnd w:id="67"/>
       <w:r>
         <w:t>razdalje</w:t>
       </w:r>
       <w:r>
         <w:t xml:space="preserve"> za vsako ponovitev</w:t>
       </w:r>
-      <w:bookmarkEnd w:id="64"/>
+      <w:bookmarkEnd w:id="68"/>
     </w:p>
     <w:p/>
     <w:p>
@@ -16509,7 +17449,7 @@
                     <pic:cNvPicPr/>
                   </pic:nvPicPr>
                   <pic:blipFill>
-                    <a:blip r:embed="rId43"/>
+                    <a:blip r:embed="rId48"/>
                     <a:stretch>
                       <a:fillRect/>
                     </a:stretch>
@@ -16534,82 +17474,56 @@
       <w:pPr>
         <w:pStyle w:val="Caption"/>
       </w:pPr>
-      <w:bookmarkStart w:id="65" w:name="_Ref221966277"/>
-      <w:bookmarkStart w:id="66" w:name="_Ref221967533"/>
-      <w:bookmarkStart w:id="67" w:name="_Ref221968150"/>
-      <w:bookmarkStart w:id="68" w:name="_Toc225594009"/>
+      <w:bookmarkStart w:id="69" w:name="_Ref221966277"/>
+      <w:bookmarkStart w:id="70" w:name="_Ref221967533"/>
+      <w:bookmarkStart w:id="71" w:name="_Ref221968150"/>
+      <w:bookmarkStart w:id="72" w:name="_Toc225594009"/>
       <w:r>
         <w:t xml:space="preserve">Slika </w:t>
       </w:r>
-      <w:r>
-        <w:fldChar w:fldCharType="begin"/>
-      </w:r>
-      <w:r>
-        <w:instrText xml:space="preserve"> STYLEREF 1 \s </w:instrText>
-      </w:r>
-      <w:r>
-        <w:fldChar w:fldCharType="separate"/>
-      </w:r>
-      <w:r>
-        <w:rPr>
-          <w:noProof/>
-        </w:rPr>
-        <w:t>6</w:t>
-      </w:r>
-      <w:r>
-        <w:rPr>
-          <w:noProof/>
-        </w:rPr>
-        <w:fldChar w:fldCharType="end"/>
-      </w:r>
+      <w:fldSimple w:instr=" STYLEREF 1 \s ">
+        <w:r>
+          <w:rPr>
+            <w:noProof/>
+          </w:rPr>
+          <w:t>6</w:t>
+        </w:r>
+      </w:fldSimple>
       <w:r>
         <w:t>.</w:t>
       </w:r>
-      <w:r>
-        <w:fldChar w:fldCharType="begin"/>
-      </w:r>
-      <w:r>
-        <w:instrText xml:space="preserve"> SEQ Slika \* ARABIC \s 1 </w:instrText>
-      </w:r>
-      <w:r>
-        <w:fldChar w:fldCharType="separate"/>
-      </w:r>
-      <w:r>
-        <w:rPr>
-          <w:noProof/>
-        </w:rPr>
-        <w:t>3</w:t>
-      </w:r>
-      <w:r>
-        <w:rPr>
-          <w:noProof/>
-        </w:rPr>
-        <w:fldChar w:fldCharType="end"/>
-      </w:r>
+      <w:fldSimple w:instr=" SEQ Slika \* ARABIC \s 1 ">
+        <w:r>
+          <w:rPr>
+            <w:noProof/>
+          </w:rPr>
+          <w:t>3</w:t>
+        </w:r>
+      </w:fldSimple>
       <w:r>
         <w:t>: Graf hitrosti</w:t>
       </w:r>
-      <w:bookmarkEnd w:id="65"/>
+      <w:bookmarkEnd w:id="69"/>
       <w:r>
         <w:t xml:space="preserve"> v koncentrični fazi</w:t>
       </w:r>
-      <w:bookmarkEnd w:id="66"/>
-      <w:bookmarkEnd w:id="67"/>
+      <w:bookmarkEnd w:id="70"/>
+      <w:bookmarkEnd w:id="71"/>
       <w:r>
         <w:t xml:space="preserve"> za vsako ponovitev</w:t>
       </w:r>
-      <w:bookmarkEnd w:id="68"/>
+      <w:bookmarkEnd w:id="72"/>
     </w:p>
     <w:p>
       <w:pPr>
         <w:pStyle w:val="Heading3"/>
       </w:pPr>
-      <w:bookmarkStart w:id="69" w:name="_Toc225593996"/>
+      <w:bookmarkStart w:id="73" w:name="_Toc225593996"/>
       <w:r>
         <w:lastRenderedPageBreak/>
         <w:t>Informacije o nepravilni drži telesa</w:t>
       </w:r>
-      <w:bookmarkEnd w:id="69"/>
+      <w:bookmarkEnd w:id="73"/>
     </w:p>
     <w:p>
       <w:r>
@@ -16669,11 +17583,11 @@
       <w:pPr>
         <w:pStyle w:val="Heading2"/>
       </w:pPr>
-      <w:bookmarkStart w:id="70" w:name="_Toc225593997"/>
+      <w:bookmarkStart w:id="74" w:name="_Toc225593997"/>
       <w:r>
         <w:t>Kalibracija uporabnika</w:t>
       </w:r>
-      <w:bookmarkEnd w:id="70"/>
+      <w:bookmarkEnd w:id="74"/>
     </w:p>
     <w:p>
       <w:r>
@@ -16760,24 +17674,24 @@
       <w:pPr>
         <w:pStyle w:val="Heading2"/>
       </w:pPr>
-      <w:bookmarkStart w:id="71" w:name="_Toc225593998"/>
+      <w:bookmarkStart w:id="75" w:name="_Toc225593998"/>
       <w:r>
         <w:t xml:space="preserve">Merjenje </w:t>
       </w:r>
       <w:r>
         <w:t>višine skoka</w:t>
       </w:r>
-      <w:bookmarkEnd w:id="71"/>
+      <w:bookmarkEnd w:id="75"/>
     </w:p>
     <w:p>
       <w:pPr>
         <w:pStyle w:val="Heading2"/>
       </w:pPr>
-      <w:bookmarkStart w:id="72" w:name="_Toc225593999"/>
+      <w:bookmarkStart w:id="76" w:name="_Toc225593999"/>
       <w:r>
         <w:t>Uporaba izmerjenih podatkov med analizo in pomen treninga na podlagi hitrosti</w:t>
       </w:r>
-      <w:bookmarkEnd w:id="72"/>
+      <w:bookmarkEnd w:id="76"/>
     </w:p>
     <w:p>
       <w:r>
@@ -16797,7 +17711,7 @@
       <w:pPr>
         <w:pStyle w:val="Heading3"/>
       </w:pPr>
-      <w:bookmarkStart w:id="73" w:name="_Toc225594000"/>
+      <w:bookmarkStart w:id="77" w:name="_Toc225594000"/>
       <w:r>
         <w:lastRenderedPageBreak/>
         <w:t xml:space="preserve">Primerjava ponovitev znotraj </w:t>
@@ -16808,7 +17722,7 @@
       <w:r>
         <w:t>serije</w:t>
       </w:r>
-      <w:bookmarkEnd w:id="73"/>
+      <w:bookmarkEnd w:id="77"/>
     </w:p>
     <w:p>
       <w:r>
@@ -16947,11 +17861,11 @@
       <w:pPr>
         <w:pStyle w:val="Heading3"/>
       </w:pPr>
-      <w:bookmarkStart w:id="74" w:name="_Toc225594001"/>
+      <w:bookmarkStart w:id="78" w:name="_Toc225594001"/>
       <w:r>
         <w:t>Trening na podlagi hitrosti</w:t>
       </w:r>
-      <w:bookmarkEnd w:id="74"/>
+      <w:bookmarkEnd w:id="78"/>
     </w:p>
     <w:p>
       <w:r>
@@ -17088,7 +18002,7 @@
       <w:pPr>
         <w:pStyle w:val="Heading3"/>
       </w:pPr>
-      <w:bookmarkStart w:id="75" w:name="_Toc225594002"/>
+      <w:bookmarkStart w:id="79" w:name="_Toc225594002"/>
       <w:r>
         <w:lastRenderedPageBreak/>
         <w:t>Primerjava med treningi</w:t>
@@ -17096,7 +18010,7 @@
       <w:r>
         <w:t xml:space="preserve"> skozi čas</w:t>
       </w:r>
-      <w:bookmarkEnd w:id="75"/>
+      <w:bookmarkEnd w:id="79"/>
     </w:p>
     <w:p>
       <w:r>
@@ -17442,7 +18356,7 @@
     </w:p>
     <w:p/>
     <w:sectPr>
-      <w:headerReference w:type="default" r:id="rId44"/>
+      <w:headerReference w:type="default" r:id="rId49"/>
       <w:pgSz w:w="11901" w:h="16834" w:code="9"/>
       <w:pgMar w:top="1701" w:right="1418" w:bottom="1701" w:left="1985" w:header="709" w:footer="709" w:gutter="0"/>
       <w:pgNumType w:start="1"/>
@@ -17503,7 +18417,13 @@
       <w:rPr>
         <w:lang w:val="sl-SI"/>
       </w:rPr>
-      <w:t>18</w:t>
+      <w:t>1</w:t>
+    </w:r>
+    <w:r>
+      <w:rPr>
+        <w:lang w:val="sl-SI"/>
+      </w:rPr>
+      <w:t>8</w:t>
     </w:r>
     <w:r>
       <w:rPr>
@@ -20368,6 +21288,119 @@
     </w:lvl>
   </w:abstractNum>
   <w:abstractNum w:abstractNumId="23" w15:restartNumberingAfterBreak="0">
+    <w:nsid w:val="272457CC"/>
+    <w:multiLevelType w:val="hybridMultilevel"/>
+    <w:tmpl w:val="E61690BE"/>
+    <w:lvl w:ilvl="0" w:tplc="20000001">
+      <w:start w:val="1"/>
+      <w:numFmt w:val="bullet"/>
+      <w:lvlText w:val=""/>
+      <w:lvlJc w:val="left"/>
+      <w:pPr>
+        <w:ind w:left="720" w:hanging="360"/>
+      </w:pPr>
+      <w:rPr>
+        <w:rFonts w:ascii="Symbol" w:hAnsi="Symbol" w:hint="default"/>
+      </w:rPr>
+    </w:lvl>
+    <w:lvl w:ilvl="1" w:tplc="20000003" w:tentative="1">
+      <w:start w:val="1"/>
+      <w:numFmt w:val="bullet"/>
+      <w:lvlText w:val="o"/>
+      <w:lvlJc w:val="left"/>
+      <w:pPr>
+        <w:ind w:left="1440" w:hanging="360"/>
+      </w:pPr>
+      <w:rPr>
+        <w:rFonts w:ascii="Courier New" w:hAnsi="Courier New" w:cs="Courier New" w:hint="default"/>
+      </w:rPr>
+    </w:lvl>
+    <w:lvl w:ilvl="2" w:tplc="20000005" w:tentative="1">
+      <w:start w:val="1"/>
+      <w:numFmt w:val="bullet"/>
+      <w:lvlText w:val=""/>
+      <w:lvlJc w:val="left"/>
+      <w:pPr>
+        <w:ind w:left="2160" w:hanging="360"/>
+      </w:pPr>
+      <w:rPr>
+        <w:rFonts w:ascii="Wingdings" w:hAnsi="Wingdings" w:hint="default"/>
+      </w:rPr>
+    </w:lvl>
+    <w:lvl w:ilvl="3" w:tplc="20000001" w:tentative="1">
+      <w:start w:val="1"/>
+      <w:numFmt w:val="bullet"/>
+      <w:lvlText w:val=""/>
+      <w:lvlJc w:val="left"/>
+      <w:pPr>
+        <w:ind w:left="2880" w:hanging="360"/>
+      </w:pPr>
+      <w:rPr>
+        <w:rFonts w:ascii="Symbol" w:hAnsi="Symbol" w:hint="default"/>
+      </w:rPr>
+    </w:lvl>
+    <w:lvl w:ilvl="4" w:tplc="20000003" w:tentative="1">
+      <w:start w:val="1"/>
+      <w:numFmt w:val="bullet"/>
+      <w:lvlText w:val="o"/>
+      <w:lvlJc w:val="left"/>
+      <w:pPr>
+        <w:ind w:left="3600" w:hanging="360"/>
+      </w:pPr>
+      <w:rPr>
+        <w:rFonts w:ascii="Courier New" w:hAnsi="Courier New" w:cs="Courier New" w:hint="default"/>
+      </w:rPr>
+    </w:lvl>
+    <w:lvl w:ilvl="5" w:tplc="20000005" w:tentative="1">
+      <w:start w:val="1"/>
+      <w:numFmt w:val="bullet"/>
+      <w:lvlText w:val=""/>
+      <w:lvlJc w:val="left"/>
+      <w:pPr>
+        <w:ind w:left="4320" w:hanging="360"/>
+      </w:pPr>
+      <w:rPr>
+        <w:rFonts w:ascii="Wingdings" w:hAnsi="Wingdings" w:hint="default"/>
+      </w:rPr>
+    </w:lvl>
+    <w:lvl w:ilvl="6" w:tplc="20000001" w:tentative="1">
+      <w:start w:val="1"/>
+      <w:numFmt w:val="bullet"/>
+      <w:lvlText w:val=""/>
+      <w:lvlJc w:val="left"/>
+      <w:pPr>
+        <w:ind w:left="5040" w:hanging="360"/>
+      </w:pPr>
+      <w:rPr>
+        <w:rFonts w:ascii="Symbol" w:hAnsi="Symbol" w:hint="default"/>
+      </w:rPr>
+    </w:lvl>
+    <w:lvl w:ilvl="7" w:tplc="20000003" w:tentative="1">
+      <w:start w:val="1"/>
+      <w:numFmt w:val="bullet"/>
+      <w:lvlText w:val="o"/>
+      <w:lvlJc w:val="left"/>
+      <w:pPr>
+        <w:ind w:left="5760" w:hanging="360"/>
+      </w:pPr>
+      <w:rPr>
+        <w:rFonts w:ascii="Courier New" w:hAnsi="Courier New" w:cs="Courier New" w:hint="default"/>
+      </w:rPr>
+    </w:lvl>
+    <w:lvl w:ilvl="8" w:tplc="20000005" w:tentative="1">
+      <w:start w:val="1"/>
+      <w:numFmt w:val="bullet"/>
+      <w:lvlText w:val=""/>
+      <w:lvlJc w:val="left"/>
+      <w:pPr>
+        <w:ind w:left="6480" w:hanging="360"/>
+      </w:pPr>
+      <w:rPr>
+        <w:rFonts w:ascii="Wingdings" w:hAnsi="Wingdings" w:hint="default"/>
+      </w:rPr>
+    </w:lvl>
+  </w:abstractNum>
+  <w:abstractNum w:abstractNumId="24" w15:restartNumberingAfterBreak="0">
     <w:nsid w:val="2A2506EB"/>
     <w:multiLevelType w:val="hybridMultilevel"/>
     <w:tmpl w:val="31C47450"/>
@@ -20484,7 +21517,7 @@
       </w:rPr>
     </w:lvl>
   </w:abstractNum>
-  <w:abstractNum w:abstractNumId="24" w15:restartNumberingAfterBreak="0">
+  <w:abstractNum w:abstractNumId="25" w15:restartNumberingAfterBreak="0">
     <w:nsid w:val="2FFA4276"/>
     <w:multiLevelType w:val="hybridMultilevel"/>
     <w:tmpl w:val="AD9CC612"/>
@@ -20597,7 +21630,233 @@
       </w:rPr>
     </w:lvl>
   </w:abstractNum>
-  <w:abstractNum w:abstractNumId="25" w15:restartNumberingAfterBreak="0">
+  <w:abstractNum w:abstractNumId="26" w15:restartNumberingAfterBreak="0">
+    <w:nsid w:val="321F7E4C"/>
+    <w:multiLevelType w:val="hybridMultilevel"/>
+    <w:tmpl w:val="0B1A4100"/>
+    <w:lvl w:ilvl="0" w:tplc="20000001">
+      <w:start w:val="1"/>
+      <w:numFmt w:val="bullet"/>
+      <w:lvlText w:val=""/>
+      <w:lvlJc w:val="left"/>
+      <w:pPr>
+        <w:ind w:left="720" w:hanging="360"/>
+      </w:pPr>
+      <w:rPr>
+        <w:rFonts w:ascii="Symbol" w:hAnsi="Symbol" w:hint="default"/>
+      </w:rPr>
+    </w:lvl>
+    <w:lvl w:ilvl="1" w:tplc="20000003" w:tentative="1">
+      <w:start w:val="1"/>
+      <w:numFmt w:val="bullet"/>
+      <w:lvlText w:val="o"/>
+      <w:lvlJc w:val="left"/>
+      <w:pPr>
+        <w:ind w:left="1440" w:hanging="360"/>
+      </w:pPr>
+      <w:rPr>
+        <w:rFonts w:ascii="Courier New" w:hAnsi="Courier New" w:cs="Courier New" w:hint="default"/>
+      </w:rPr>
+    </w:lvl>
+    <w:lvl w:ilvl="2" w:tplc="20000005" w:tentative="1">
+      <w:start w:val="1"/>
+      <w:numFmt w:val="bullet"/>
+      <w:lvlText w:val=""/>
+      <w:lvlJc w:val="left"/>
+      <w:pPr>
+        <w:ind w:left="2160" w:hanging="360"/>
+      </w:pPr>
+      <w:rPr>
+        <w:rFonts w:ascii="Wingdings" w:hAnsi="Wingdings" w:hint="default"/>
+      </w:rPr>
+    </w:lvl>
+    <w:lvl w:ilvl="3" w:tplc="20000001" w:tentative="1">
+      <w:start w:val="1"/>
+      <w:numFmt w:val="bullet"/>
+      <w:lvlText w:val=""/>
+      <w:lvlJc w:val="left"/>
+      <w:pPr>
+        <w:ind w:left="2880" w:hanging="360"/>
+      </w:pPr>
+      <w:rPr>
+        <w:rFonts w:ascii="Symbol" w:hAnsi="Symbol" w:hint="default"/>
+      </w:rPr>
+    </w:lvl>
+    <w:lvl w:ilvl="4" w:tplc="20000003" w:tentative="1">
+      <w:start w:val="1"/>
+      <w:numFmt w:val="bullet"/>
+      <w:lvlText w:val="o"/>
+      <w:lvlJc w:val="left"/>
+      <w:pPr>
+        <w:ind w:left="3600" w:hanging="360"/>
+      </w:pPr>
+      <w:rPr>
+        <w:rFonts w:ascii="Courier New" w:hAnsi="Courier New" w:cs="Courier New" w:hint="default"/>
+      </w:rPr>
+    </w:lvl>
+    <w:lvl w:ilvl="5" w:tplc="20000005" w:tentative="1">
+      <w:start w:val="1"/>
+      <w:numFmt w:val="bullet"/>
+      <w:lvlText w:val=""/>
+      <w:lvlJc w:val="left"/>
+      <w:pPr>
+        <w:ind w:left="4320" w:hanging="360"/>
+      </w:pPr>
+      <w:rPr>
+        <w:rFonts w:ascii="Wingdings" w:hAnsi="Wingdings" w:hint="default"/>
+      </w:rPr>
+    </w:lvl>
+    <w:lvl w:ilvl="6" w:tplc="20000001" w:tentative="1">
+      <w:start w:val="1"/>
+      <w:numFmt w:val="bullet"/>
+      <w:lvlText w:val=""/>
+      <w:lvlJc w:val="left"/>
+      <w:pPr>
+        <w:ind w:left="5040" w:hanging="360"/>
+      </w:pPr>
+      <w:rPr>
+        <w:rFonts w:ascii="Symbol" w:hAnsi="Symbol" w:hint="default"/>
+      </w:rPr>
+    </w:lvl>
+    <w:lvl w:ilvl="7" w:tplc="20000003" w:tentative="1">
+      <w:start w:val="1"/>
+      <w:numFmt w:val="bullet"/>
+      <w:lvlText w:val="o"/>
+      <w:lvlJc w:val="left"/>
+      <w:pPr>
+        <w:ind w:left="5760" w:hanging="360"/>
+      </w:pPr>
+      <w:rPr>
+        <w:rFonts w:ascii="Courier New" w:hAnsi="Courier New" w:cs="Courier New" w:hint="default"/>
+      </w:rPr>
+    </w:lvl>
+    <w:lvl w:ilvl="8" w:tplc="20000005" w:tentative="1">
+      <w:start w:val="1"/>
+      <w:numFmt w:val="bullet"/>
+      <w:lvlText w:val=""/>
+      <w:lvlJc w:val="left"/>
+      <w:pPr>
+        <w:ind w:left="6480" w:hanging="360"/>
+      </w:pPr>
+      <w:rPr>
+        <w:rFonts w:ascii="Wingdings" w:hAnsi="Wingdings" w:hint="default"/>
+      </w:rPr>
+    </w:lvl>
+  </w:abstractNum>
+  <w:abstractNum w:abstractNumId="27" w15:restartNumberingAfterBreak="0">
+    <w:nsid w:val="3322599A"/>
+    <w:multiLevelType w:val="hybridMultilevel"/>
+    <w:tmpl w:val="E46452AA"/>
+    <w:lvl w:ilvl="0" w:tplc="20000001">
+      <w:start w:val="1"/>
+      <w:numFmt w:val="bullet"/>
+      <w:lvlText w:val=""/>
+      <w:lvlJc w:val="left"/>
+      <w:pPr>
+        <w:ind w:left="720" w:hanging="360"/>
+      </w:pPr>
+      <w:rPr>
+        <w:rFonts w:ascii="Symbol" w:hAnsi="Symbol" w:hint="default"/>
+      </w:rPr>
+    </w:lvl>
+    <w:lvl w:ilvl="1" w:tplc="20000003" w:tentative="1">
+      <w:start w:val="1"/>
+      <w:numFmt w:val="bullet"/>
+      <w:lvlText w:val="o"/>
+      <w:lvlJc w:val="left"/>
+      <w:pPr>
+        <w:ind w:left="1440" w:hanging="360"/>
+      </w:pPr>
+      <w:rPr>
+        <w:rFonts w:ascii="Courier New" w:hAnsi="Courier New" w:cs="Courier New" w:hint="default"/>
+      </w:rPr>
+    </w:lvl>
+    <w:lvl w:ilvl="2" w:tplc="20000005" w:tentative="1">
+      <w:start w:val="1"/>
+      <w:numFmt w:val="bullet"/>
+      <w:lvlText w:val=""/>
+      <w:lvlJc w:val="left"/>
+      <w:pPr>
+        <w:ind w:left="2160" w:hanging="360"/>
+      </w:pPr>
+      <w:rPr>
+        <w:rFonts w:ascii="Wingdings" w:hAnsi="Wingdings" w:hint="default"/>
+      </w:rPr>
+    </w:lvl>
+    <w:lvl w:ilvl="3" w:tplc="20000001" w:tentative="1">
+      <w:start w:val="1"/>
+      <w:numFmt w:val="bullet"/>
+      <w:lvlText w:val=""/>
+      <w:lvlJc w:val="left"/>
+      <w:pPr>
+        <w:ind w:left="2880" w:hanging="360"/>
+      </w:pPr>
+      <w:rPr>
+        <w:rFonts w:ascii="Symbol" w:hAnsi="Symbol" w:hint="default"/>
+      </w:rPr>
+    </w:lvl>
+    <w:lvl w:ilvl="4" w:tplc="20000003" w:tentative="1">
+      <w:start w:val="1"/>
+      <w:numFmt w:val="bullet"/>
+      <w:lvlText w:val="o"/>
+      <w:lvlJc w:val="left"/>
+      <w:pPr>
+        <w:ind w:left="3600" w:hanging="360"/>
+      </w:pPr>
+      <w:rPr>
+        <w:rFonts w:ascii="Courier New" w:hAnsi="Courier New" w:cs="Courier New" w:hint="default"/>
+      </w:rPr>
+    </w:lvl>
+    <w:lvl w:ilvl="5" w:tplc="20000005" w:tentative="1">
+      <w:start w:val="1"/>
+      <w:numFmt w:val="bullet"/>
+      <w:lvlText w:val=""/>
+      <w:lvlJc w:val="left"/>
+      <w:pPr>
+        <w:ind w:left="4320" w:hanging="360"/>
+      </w:pPr>
+      <w:rPr>
+        <w:rFonts w:ascii="Wingdings" w:hAnsi="Wingdings" w:hint="default"/>
+      </w:rPr>
+    </w:lvl>
+    <w:lvl w:ilvl="6" w:tplc="20000001" w:tentative="1">
+      <w:start w:val="1"/>
+      <w:numFmt w:val="bullet"/>
+      <w:lvlText w:val=""/>
+      <w:lvlJc w:val="left"/>
+      <w:pPr>
+        <w:ind w:left="5040" w:hanging="360"/>
+      </w:pPr>
+      <w:rPr>
+        <w:rFonts w:ascii="Symbol" w:hAnsi="Symbol" w:hint="default"/>
+      </w:rPr>
+    </w:lvl>
+    <w:lvl w:ilvl="7" w:tplc="20000003" w:tentative="1">
+      <w:start w:val="1"/>
+      <w:numFmt w:val="bullet"/>
+      <w:lvlText w:val="o"/>
+      <w:lvlJc w:val="left"/>
+      <w:pPr>
+        <w:ind w:left="5760" w:hanging="360"/>
+      </w:pPr>
+      <w:rPr>
+        <w:rFonts w:ascii="Courier New" w:hAnsi="Courier New" w:cs="Courier New" w:hint="default"/>
+      </w:rPr>
+    </w:lvl>
+    <w:lvl w:ilvl="8" w:tplc="20000005" w:tentative="1">
+      <w:start w:val="1"/>
+      <w:numFmt w:val="bullet"/>
+      <w:lvlText w:val=""/>
+      <w:lvlJc w:val="left"/>
+      <w:pPr>
+        <w:ind w:left="6480" w:hanging="360"/>
+      </w:pPr>
+      <w:rPr>
+        <w:rFonts w:ascii="Wingdings" w:hAnsi="Wingdings" w:hint="default"/>
+      </w:rPr>
+    </w:lvl>
+  </w:abstractNum>
+  <w:abstractNum w:abstractNumId="28" w15:restartNumberingAfterBreak="0">
     <w:nsid w:val="33BE4792"/>
     <w:multiLevelType w:val="hybridMultilevel"/>
     <w:tmpl w:val="0368EF64"/>
@@ -20737,7 +21996,7 @@
       </w:rPr>
     </w:lvl>
   </w:abstractNum>
-  <w:abstractNum w:abstractNumId="26" w15:restartNumberingAfterBreak="0">
+  <w:abstractNum w:abstractNumId="29" w15:restartNumberingAfterBreak="0">
     <w:nsid w:val="367C600F"/>
     <w:multiLevelType w:val="multilevel"/>
     <w:tmpl w:val="66F66ADC"/>
@@ -20888,7 +22147,7 @@
       </w:rPr>
     </w:lvl>
   </w:abstractNum>
-  <w:abstractNum w:abstractNumId="27" w15:restartNumberingAfterBreak="0">
+  <w:abstractNum w:abstractNumId="30" w15:restartNumberingAfterBreak="0">
     <w:nsid w:val="3D081AB8"/>
     <w:multiLevelType w:val="hybridMultilevel"/>
     <w:tmpl w:val="12163E56"/>
@@ -21001,7 +22260,7 @@
       </w:rPr>
     </w:lvl>
   </w:abstractNum>
-  <w:abstractNum w:abstractNumId="28" w15:restartNumberingAfterBreak="0">
+  <w:abstractNum w:abstractNumId="31" w15:restartNumberingAfterBreak="0">
     <w:nsid w:val="3E754FB9"/>
     <w:multiLevelType w:val="hybridMultilevel"/>
     <w:tmpl w:val="5B2E8608"/>
@@ -21113,7 +22372,7 @@
       </w:rPr>
     </w:lvl>
   </w:abstractNum>
-  <w:abstractNum w:abstractNumId="29" w15:restartNumberingAfterBreak="0">
+  <w:abstractNum w:abstractNumId="32" w15:restartNumberingAfterBreak="0">
     <w:nsid w:val="3E7F57E5"/>
     <w:multiLevelType w:val="hybridMultilevel"/>
     <w:tmpl w:val="515A5522"/>
@@ -21226,7 +22485,7 @@
       </w:rPr>
     </w:lvl>
   </w:abstractNum>
-  <w:abstractNum w:abstractNumId="30" w15:restartNumberingAfterBreak="0">
+  <w:abstractNum w:abstractNumId="33" w15:restartNumberingAfterBreak="0">
     <w:nsid w:val="40117AB4"/>
     <w:multiLevelType w:val="singleLevel"/>
     <w:tmpl w:val="0424000F"/>
@@ -21246,7 +22505,7 @@
       </w:rPr>
     </w:lvl>
   </w:abstractNum>
-  <w:abstractNum w:abstractNumId="31" w15:restartNumberingAfterBreak="0">
+  <w:abstractNum w:abstractNumId="34" w15:restartNumberingAfterBreak="0">
     <w:nsid w:val="44386100"/>
     <w:multiLevelType w:val="hybridMultilevel"/>
     <w:tmpl w:val="15BAF672"/>
@@ -21359,7 +22618,7 @@
       </w:rPr>
     </w:lvl>
   </w:abstractNum>
-  <w:abstractNum w:abstractNumId="32" w15:restartNumberingAfterBreak="0">
+  <w:abstractNum w:abstractNumId="35" w15:restartNumberingAfterBreak="0">
     <w:nsid w:val="44CD2EE9"/>
     <w:multiLevelType w:val="hybridMultilevel"/>
     <w:tmpl w:val="AD32F244"/>
@@ -21472,7 +22731,7 @@
       </w:rPr>
     </w:lvl>
   </w:abstractNum>
-  <w:abstractNum w:abstractNumId="33" w15:restartNumberingAfterBreak="0">
+  <w:abstractNum w:abstractNumId="36" w15:restartNumberingAfterBreak="0">
     <w:nsid w:val="45F04156"/>
     <w:multiLevelType w:val="hybridMultilevel"/>
     <w:tmpl w:val="8648D69E"/>
@@ -21585,7 +22844,7 @@
       </w:rPr>
     </w:lvl>
   </w:abstractNum>
-  <w:abstractNum w:abstractNumId="34" w15:restartNumberingAfterBreak="0">
+  <w:abstractNum w:abstractNumId="37" w15:restartNumberingAfterBreak="0">
     <w:nsid w:val="489362F3"/>
     <w:multiLevelType w:val="hybridMultilevel"/>
     <w:tmpl w:val="A8EE65A4"/>
@@ -21698,7 +22957,7 @@
       </w:rPr>
     </w:lvl>
   </w:abstractNum>
-  <w:abstractNum w:abstractNumId="35" w15:restartNumberingAfterBreak="0">
+  <w:abstractNum w:abstractNumId="38" w15:restartNumberingAfterBreak="0">
     <w:nsid w:val="4B221AD8"/>
     <w:multiLevelType w:val="hybridMultilevel"/>
     <w:tmpl w:val="FB58206E"/>
@@ -21811,7 +23070,7 @@
       </w:rPr>
     </w:lvl>
   </w:abstractNum>
-  <w:abstractNum w:abstractNumId="36" w15:restartNumberingAfterBreak="0">
+  <w:abstractNum w:abstractNumId="39" w15:restartNumberingAfterBreak="0">
     <w:nsid w:val="4D737F36"/>
     <w:multiLevelType w:val="hybridMultilevel"/>
     <w:tmpl w:val="2FCADFCC"/>
@@ -21924,7 +23183,7 @@
       </w:rPr>
     </w:lvl>
   </w:abstractNum>
-  <w:abstractNum w:abstractNumId="37" w15:restartNumberingAfterBreak="0">
+  <w:abstractNum w:abstractNumId="40" w15:restartNumberingAfterBreak="0">
     <w:nsid w:val="56210033"/>
     <w:multiLevelType w:val="hybridMultilevel"/>
     <w:tmpl w:val="B834133E"/>
@@ -22037,7 +23296,7 @@
       </w:rPr>
     </w:lvl>
   </w:abstractNum>
-  <w:abstractNum w:abstractNumId="38" w15:restartNumberingAfterBreak="0">
+  <w:abstractNum w:abstractNumId="41" w15:restartNumberingAfterBreak="0">
     <w:nsid w:val="566D6DDD"/>
     <w:multiLevelType w:val="hybridMultilevel"/>
     <w:tmpl w:val="E55A3D24"/>
@@ -22177,7 +23436,7 @@
       </w:rPr>
     </w:lvl>
   </w:abstractNum>
-  <w:abstractNum w:abstractNumId="39" w15:restartNumberingAfterBreak="0">
+  <w:abstractNum w:abstractNumId="42" w15:restartNumberingAfterBreak="0">
     <w:nsid w:val="56C4537D"/>
     <w:multiLevelType w:val="hybridMultilevel"/>
     <w:tmpl w:val="66485F72"/>
@@ -22290,7 +23549,7 @@
       </w:rPr>
     </w:lvl>
   </w:abstractNum>
-  <w:abstractNum w:abstractNumId="40" w15:restartNumberingAfterBreak="0">
+  <w:abstractNum w:abstractNumId="43" w15:restartNumberingAfterBreak="0">
     <w:nsid w:val="574533E9"/>
     <w:multiLevelType w:val="hybridMultilevel"/>
     <w:tmpl w:val="5B146962"/>
@@ -22402,7 +23661,7 @@
       </w:rPr>
     </w:lvl>
   </w:abstractNum>
-  <w:abstractNum w:abstractNumId="41" w15:restartNumberingAfterBreak="0">
+  <w:abstractNum w:abstractNumId="44" w15:restartNumberingAfterBreak="0">
     <w:nsid w:val="58DE7EFA"/>
     <w:multiLevelType w:val="hybridMultilevel"/>
     <w:tmpl w:val="131EA528"/>
@@ -22497,7 +23756,7 @@
       </w:pPr>
     </w:lvl>
   </w:abstractNum>
-  <w:abstractNum w:abstractNumId="42" w15:restartNumberingAfterBreak="0">
+  <w:abstractNum w:abstractNumId="45" w15:restartNumberingAfterBreak="0">
     <w:nsid w:val="5AC4619C"/>
     <w:multiLevelType w:val="hybridMultilevel"/>
     <w:tmpl w:val="DFB60A26"/>
@@ -22609,7 +23868,7 @@
       </w:rPr>
     </w:lvl>
   </w:abstractNum>
-  <w:abstractNum w:abstractNumId="43" w15:restartNumberingAfterBreak="0">
+  <w:abstractNum w:abstractNumId="46" w15:restartNumberingAfterBreak="0">
     <w:nsid w:val="5D205A4D"/>
     <w:multiLevelType w:val="hybridMultilevel"/>
     <w:tmpl w:val="09C642EA"/>
@@ -22722,7 +23981,7 @@
       </w:rPr>
     </w:lvl>
   </w:abstractNum>
-  <w:abstractNum w:abstractNumId="44" w15:restartNumberingAfterBreak="0">
+  <w:abstractNum w:abstractNumId="47" w15:restartNumberingAfterBreak="0">
     <w:nsid w:val="5D4B3E35"/>
     <w:multiLevelType w:val="hybridMultilevel"/>
     <w:tmpl w:val="63006618"/>
@@ -22835,7 +24094,7 @@
       </w:rPr>
     </w:lvl>
   </w:abstractNum>
-  <w:abstractNum w:abstractNumId="45" w15:restartNumberingAfterBreak="0">
+  <w:abstractNum w:abstractNumId="48" w15:restartNumberingAfterBreak="0">
     <w:nsid w:val="5E1C298F"/>
     <w:multiLevelType w:val="hybridMultilevel"/>
     <w:tmpl w:val="7642668E"/>
@@ -22948,7 +24207,7 @@
       </w:rPr>
     </w:lvl>
   </w:abstractNum>
-  <w:abstractNum w:abstractNumId="46" w15:restartNumberingAfterBreak="0">
+  <w:abstractNum w:abstractNumId="49" w15:restartNumberingAfterBreak="0">
     <w:nsid w:val="60CA680F"/>
     <w:multiLevelType w:val="hybridMultilevel"/>
     <w:tmpl w:val="B94AE1E6"/>
@@ -23061,7 +24320,7 @@
       </w:rPr>
     </w:lvl>
   </w:abstractNum>
-  <w:abstractNum w:abstractNumId="47" w15:restartNumberingAfterBreak="0">
+  <w:abstractNum w:abstractNumId="50" w15:restartNumberingAfterBreak="0">
     <w:nsid w:val="6103011A"/>
     <w:multiLevelType w:val="hybridMultilevel"/>
     <w:tmpl w:val="BE52C078"/>
@@ -23174,7 +24433,7 @@
       </w:rPr>
     </w:lvl>
   </w:abstractNum>
-  <w:abstractNum w:abstractNumId="48" w15:restartNumberingAfterBreak="0">
+  <w:abstractNum w:abstractNumId="51" w15:restartNumberingAfterBreak="0">
     <w:nsid w:val="613216BC"/>
     <w:multiLevelType w:val="hybridMultilevel"/>
     <w:tmpl w:val="DCD43D76"/>
@@ -23287,7 +24546,7 @@
       </w:rPr>
     </w:lvl>
   </w:abstractNum>
-  <w:abstractNum w:abstractNumId="49" w15:restartNumberingAfterBreak="0">
+  <w:abstractNum w:abstractNumId="52" w15:restartNumberingAfterBreak="0">
     <w:nsid w:val="62CA2A8F"/>
     <w:multiLevelType w:val="hybridMultilevel"/>
     <w:tmpl w:val="9E62B7C8"/>
@@ -23400,7 +24659,7 @@
       </w:rPr>
     </w:lvl>
   </w:abstractNum>
-  <w:abstractNum w:abstractNumId="50" w15:restartNumberingAfterBreak="0">
+  <w:abstractNum w:abstractNumId="53" w15:restartNumberingAfterBreak="0">
     <w:nsid w:val="642B0707"/>
     <w:multiLevelType w:val="hybridMultilevel"/>
     <w:tmpl w:val="6F824434"/>
@@ -23513,7 +24772,7 @@
       </w:rPr>
     </w:lvl>
   </w:abstractNum>
-  <w:abstractNum w:abstractNumId="51" w15:restartNumberingAfterBreak="0">
+  <w:abstractNum w:abstractNumId="54" w15:restartNumberingAfterBreak="0">
     <w:nsid w:val="657C167B"/>
     <w:multiLevelType w:val="hybridMultilevel"/>
     <w:tmpl w:val="253E1E4A"/>
@@ -23626,7 +24885,7 @@
       </w:rPr>
     </w:lvl>
   </w:abstractNum>
-  <w:abstractNum w:abstractNumId="52" w15:restartNumberingAfterBreak="0">
+  <w:abstractNum w:abstractNumId="55" w15:restartNumberingAfterBreak="0">
     <w:nsid w:val="6F112B8F"/>
     <w:multiLevelType w:val="hybridMultilevel"/>
     <w:tmpl w:val="DD189394"/>
@@ -23739,7 +24998,7 @@
       </w:rPr>
     </w:lvl>
   </w:abstractNum>
-  <w:abstractNum w:abstractNumId="53" w15:restartNumberingAfterBreak="0">
+  <w:abstractNum w:abstractNumId="56" w15:restartNumberingAfterBreak="0">
     <w:nsid w:val="6F7A5BE4"/>
     <w:multiLevelType w:val="hybridMultilevel"/>
     <w:tmpl w:val="1B76D9FC"/>
@@ -23852,7 +25111,7 @@
       </w:rPr>
     </w:lvl>
   </w:abstractNum>
-  <w:abstractNum w:abstractNumId="54" w15:restartNumberingAfterBreak="0">
+  <w:abstractNum w:abstractNumId="57" w15:restartNumberingAfterBreak="0">
     <w:nsid w:val="70624018"/>
     <w:multiLevelType w:val="hybridMultilevel"/>
     <w:tmpl w:val="225C64B6"/>
@@ -23992,7 +25251,7 @@
       </w:rPr>
     </w:lvl>
   </w:abstractNum>
-  <w:abstractNum w:abstractNumId="55" w15:restartNumberingAfterBreak="0">
+  <w:abstractNum w:abstractNumId="58" w15:restartNumberingAfterBreak="0">
     <w:nsid w:val="714F2450"/>
     <w:multiLevelType w:val="hybridMultilevel"/>
     <w:tmpl w:val="B97EC042"/>
@@ -24105,7 +25364,7 @@
       </w:rPr>
     </w:lvl>
   </w:abstractNum>
-  <w:abstractNum w:abstractNumId="56" w15:restartNumberingAfterBreak="0">
+  <w:abstractNum w:abstractNumId="59" w15:restartNumberingAfterBreak="0">
     <w:nsid w:val="74967D99"/>
     <w:multiLevelType w:val="multilevel"/>
     <w:tmpl w:val="6F1612AC"/>
@@ -24245,7 +25504,7 @@
       </w:rPr>
     </w:lvl>
   </w:abstractNum>
-  <w:abstractNum w:abstractNumId="57" w15:restartNumberingAfterBreak="0">
+  <w:abstractNum w:abstractNumId="60" w15:restartNumberingAfterBreak="0">
     <w:nsid w:val="749723B0"/>
     <w:multiLevelType w:val="hybridMultilevel"/>
     <w:tmpl w:val="BD0019CA"/>
@@ -24358,7 +25617,7 @@
       </w:rPr>
     </w:lvl>
   </w:abstractNum>
-  <w:abstractNum w:abstractNumId="58" w15:restartNumberingAfterBreak="0">
+  <w:abstractNum w:abstractNumId="61" w15:restartNumberingAfterBreak="0">
     <w:nsid w:val="780E0E44"/>
     <w:multiLevelType w:val="hybridMultilevel"/>
     <w:tmpl w:val="10468E06"/>
@@ -24471,7 +25730,120 @@
       </w:rPr>
     </w:lvl>
   </w:abstractNum>
-  <w:abstractNum w:abstractNumId="59" w15:restartNumberingAfterBreak="0">
+  <w:abstractNum w:abstractNumId="62" w15:restartNumberingAfterBreak="0">
+    <w:nsid w:val="7BAE0C3C"/>
+    <w:multiLevelType w:val="hybridMultilevel"/>
+    <w:tmpl w:val="FEB6559E"/>
+    <w:lvl w:ilvl="0" w:tplc="20000001">
+      <w:start w:val="1"/>
+      <w:numFmt w:val="bullet"/>
+      <w:lvlText w:val=""/>
+      <w:lvlJc w:val="left"/>
+      <w:pPr>
+        <w:ind w:left="720" w:hanging="360"/>
+      </w:pPr>
+      <w:rPr>
+        <w:rFonts w:ascii="Symbol" w:hAnsi="Symbol" w:hint="default"/>
+      </w:rPr>
+    </w:lvl>
+    <w:lvl w:ilvl="1" w:tplc="20000003" w:tentative="1">
+      <w:start w:val="1"/>
+      <w:numFmt w:val="bullet"/>
+      <w:lvlText w:val="o"/>
+      <w:lvlJc w:val="left"/>
+      <w:pPr>
+        <w:ind w:left="1440" w:hanging="360"/>
+      </w:pPr>
+      <w:rPr>
+        <w:rFonts w:ascii="Courier New" w:hAnsi="Courier New" w:cs="Courier New" w:hint="default"/>
+      </w:rPr>
+    </w:lvl>
+    <w:lvl w:ilvl="2" w:tplc="20000005" w:tentative="1">
+      <w:start w:val="1"/>
+      <w:numFmt w:val="bullet"/>
+      <w:lvlText w:val=""/>
+      <w:lvlJc w:val="left"/>
+      <w:pPr>
+        <w:ind w:left="2160" w:hanging="360"/>
+      </w:pPr>
+      <w:rPr>
+        <w:rFonts w:ascii="Wingdings" w:hAnsi="Wingdings" w:hint="default"/>
+      </w:rPr>
+    </w:lvl>
+    <w:lvl w:ilvl="3" w:tplc="20000001" w:tentative="1">
+      <w:start w:val="1"/>
+      <w:numFmt w:val="bullet"/>
+      <w:lvlText w:val=""/>
+      <w:lvlJc w:val="left"/>
+      <w:pPr>
+        <w:ind w:left="2880" w:hanging="360"/>
+      </w:pPr>
+      <w:rPr>
+        <w:rFonts w:ascii="Symbol" w:hAnsi="Symbol" w:hint="default"/>
+      </w:rPr>
+    </w:lvl>
+    <w:lvl w:ilvl="4" w:tplc="20000003" w:tentative="1">
+      <w:start w:val="1"/>
+      <w:numFmt w:val="bullet"/>
+      <w:lvlText w:val="o"/>
+      <w:lvlJc w:val="left"/>
+      <w:pPr>
+        <w:ind w:left="3600" w:hanging="360"/>
+      </w:pPr>
+      <w:rPr>
+        <w:rFonts w:ascii="Courier New" w:hAnsi="Courier New" w:cs="Courier New" w:hint="default"/>
+      </w:rPr>
+    </w:lvl>
+    <w:lvl w:ilvl="5" w:tplc="20000005" w:tentative="1">
+      <w:start w:val="1"/>
+      <w:numFmt w:val="bullet"/>
+      <w:lvlText w:val=""/>
+      <w:lvlJc w:val="left"/>
+      <w:pPr>
+        <w:ind w:left="4320" w:hanging="360"/>
+      </w:pPr>
+      <w:rPr>
+        <w:rFonts w:ascii="Wingdings" w:hAnsi="Wingdings" w:hint="default"/>
+      </w:rPr>
+    </w:lvl>
+    <w:lvl w:ilvl="6" w:tplc="20000001" w:tentative="1">
+      <w:start w:val="1"/>
+      <w:numFmt w:val="bullet"/>
+      <w:lvlText w:val=""/>
+      <w:lvlJc w:val="left"/>
+      <w:pPr>
+        <w:ind w:left="5040" w:hanging="360"/>
+      </w:pPr>
+      <w:rPr>
+        <w:rFonts w:ascii="Symbol" w:hAnsi="Symbol" w:hint="default"/>
+      </w:rPr>
+    </w:lvl>
+    <w:lvl w:ilvl="7" w:tplc="20000003" w:tentative="1">
+      <w:start w:val="1"/>
+      <w:numFmt w:val="bullet"/>
+      <w:lvlText w:val="o"/>
+      <w:lvlJc w:val="left"/>
+      <w:pPr>
+        <w:ind w:left="5760" w:hanging="360"/>
+      </w:pPr>
+      <w:rPr>
+        <w:rFonts w:ascii="Courier New" w:hAnsi="Courier New" w:cs="Courier New" w:hint="default"/>
+      </w:rPr>
+    </w:lvl>
+    <w:lvl w:ilvl="8" w:tplc="20000005" w:tentative="1">
+      <w:start w:val="1"/>
+      <w:numFmt w:val="bullet"/>
+      <w:lvlText w:val=""/>
+      <w:lvlJc w:val="left"/>
+      <w:pPr>
+        <w:ind w:left="6480" w:hanging="360"/>
+      </w:pPr>
+      <w:rPr>
+        <w:rFonts w:ascii="Wingdings" w:hAnsi="Wingdings" w:hint="default"/>
+      </w:rPr>
+    </w:lvl>
+  </w:abstractNum>
+  <w:abstractNum w:abstractNumId="63" w15:restartNumberingAfterBreak="0">
     <w:nsid w:val="7EBE0D6C"/>
     <w:multiLevelType w:val="hybridMultilevel"/>
     <w:tmpl w:val="1EEE1B76"/>
@@ -24585,16 +25957,16 @@
     </w:lvl>
   </w:abstractNum>
   <w:num w:numId="1" w16cid:durableId="1616982145">
-    <w:abstractNumId w:val="26"/>
+    <w:abstractNumId w:val="29"/>
   </w:num>
   <w:num w:numId="2" w16cid:durableId="1563980195">
     <w:abstractNumId w:val="20"/>
   </w:num>
   <w:num w:numId="3" w16cid:durableId="574165386">
-    <w:abstractNumId w:val="25"/>
+    <w:abstractNumId w:val="28"/>
   </w:num>
   <w:num w:numId="4" w16cid:durableId="1982886481">
-    <w:abstractNumId w:val="38"/>
+    <w:abstractNumId w:val="41"/>
     <w:lvlOverride w:ilvl="0"/>
     <w:lvlOverride w:ilvl="1">
       <w:startOverride w:val="1"/>
@@ -24625,10 +25997,10 @@
     <w:abstractNumId w:val="11"/>
   </w:num>
   <w:num w:numId="6" w16cid:durableId="413548033">
-    <w:abstractNumId w:val="54"/>
+    <w:abstractNumId w:val="57"/>
   </w:num>
   <w:num w:numId="7" w16cid:durableId="2517385">
-    <w:abstractNumId w:val="52"/>
+    <w:abstractNumId w:val="55"/>
   </w:num>
   <w:num w:numId="8" w16cid:durableId="1673027270">
     <w:abstractNumId w:val="21"/>
@@ -24637,28 +26009,28 @@
     <w:abstractNumId w:val="7"/>
   </w:num>
   <w:num w:numId="10" w16cid:durableId="642394832">
-    <w:abstractNumId w:val="37"/>
+    <w:abstractNumId w:val="40"/>
   </w:num>
   <w:num w:numId="11" w16cid:durableId="879364368">
     <w:abstractNumId w:val="17"/>
   </w:num>
   <w:num w:numId="12" w16cid:durableId="1154762435">
-    <w:abstractNumId w:val="45"/>
+    <w:abstractNumId w:val="48"/>
   </w:num>
   <w:num w:numId="13" w16cid:durableId="1050419267">
-    <w:abstractNumId w:val="49"/>
+    <w:abstractNumId w:val="52"/>
   </w:num>
   <w:num w:numId="14" w16cid:durableId="1990405806">
     <w:abstractNumId w:val="12"/>
   </w:num>
   <w:num w:numId="15" w16cid:durableId="1546913352">
-    <w:abstractNumId w:val="50"/>
+    <w:abstractNumId w:val="53"/>
   </w:num>
   <w:num w:numId="16" w16cid:durableId="1318874548">
-    <w:abstractNumId w:val="56"/>
+    <w:abstractNumId w:val="59"/>
   </w:num>
   <w:num w:numId="17" w16cid:durableId="722215861">
-    <w:abstractNumId w:val="56"/>
+    <w:abstractNumId w:val="59"/>
     <w:lvlOverride w:ilvl="0">
       <w:startOverride w:val="1"/>
     </w:lvlOverride>
@@ -24688,7 +26060,7 @@
     </w:lvlOverride>
   </w:num>
   <w:num w:numId="18" w16cid:durableId="415446333">
-    <w:abstractNumId w:val="56"/>
+    <w:abstractNumId w:val="59"/>
     <w:lvlOverride w:ilvl="0">
       <w:startOverride w:val="1"/>
     </w:lvlOverride>
@@ -24718,7 +26090,7 @@
     </w:lvlOverride>
   </w:num>
   <w:num w:numId="19" w16cid:durableId="1966346266">
-    <w:abstractNumId w:val="56"/>
+    <w:abstractNumId w:val="59"/>
     <w:lvlOverride w:ilvl="0">
       <w:startOverride w:val="1"/>
     </w:lvlOverride>
@@ -24748,7 +26120,7 @@
     </w:lvlOverride>
   </w:num>
   <w:num w:numId="20" w16cid:durableId="985356155">
-    <w:abstractNumId w:val="56"/>
+    <w:abstractNumId w:val="59"/>
     <w:lvlOverride w:ilvl="0">
       <w:startOverride w:val="1"/>
     </w:lvlOverride>
@@ -24778,7 +26150,7 @@
     </w:lvlOverride>
   </w:num>
   <w:num w:numId="21" w16cid:durableId="971326932">
-    <w:abstractNumId w:val="56"/>
+    <w:abstractNumId w:val="59"/>
     <w:lvlOverride w:ilvl="0">
       <w:startOverride w:val="1"/>
     </w:lvlOverride>
@@ -24808,7 +26180,7 @@
     </w:lvlOverride>
   </w:num>
   <w:num w:numId="22" w16cid:durableId="874578897">
-    <w:abstractNumId w:val="56"/>
+    <w:abstractNumId w:val="59"/>
     <w:lvlOverride w:ilvl="0">
       <w:startOverride w:val="1"/>
     </w:lvlOverride>
@@ -24838,7 +26210,7 @@
     </w:lvlOverride>
   </w:num>
   <w:num w:numId="23" w16cid:durableId="184097708">
-    <w:abstractNumId w:val="56"/>
+    <w:abstractNumId w:val="59"/>
     <w:lvlOverride w:ilvl="0">
       <w:startOverride w:val="1"/>
     </w:lvlOverride>
@@ -24868,7 +26240,7 @@
     </w:lvlOverride>
   </w:num>
   <w:num w:numId="24" w16cid:durableId="1147547601">
-    <w:abstractNumId w:val="56"/>
+    <w:abstractNumId w:val="59"/>
     <w:lvlOverride w:ilvl="0">
       <w:startOverride w:val="1"/>
     </w:lvlOverride>
@@ -24898,7 +26270,7 @@
     </w:lvlOverride>
   </w:num>
   <w:num w:numId="25" w16cid:durableId="697269251">
-    <w:abstractNumId w:val="56"/>
+    <w:abstractNumId w:val="59"/>
     <w:lvlOverride w:ilvl="0">
       <w:startOverride w:val="1"/>
     </w:lvlOverride>
@@ -24928,7 +26300,7 @@
     </w:lvlOverride>
   </w:num>
   <w:num w:numId="26" w16cid:durableId="623387041">
-    <w:abstractNumId w:val="56"/>
+    <w:abstractNumId w:val="59"/>
     <w:lvlOverride w:ilvl="0">
       <w:startOverride w:val="1"/>
     </w:lvlOverride>
@@ -24958,7 +26330,7 @@
     </w:lvlOverride>
   </w:num>
   <w:num w:numId="27" w16cid:durableId="571545525">
-    <w:abstractNumId w:val="56"/>
+    <w:abstractNumId w:val="59"/>
     <w:lvlOverride w:ilvl="0">
       <w:startOverride w:val="1"/>
     </w:lvlOverride>
@@ -24991,19 +26363,19 @@
     <w:abstractNumId w:val="2"/>
   </w:num>
   <w:num w:numId="29" w16cid:durableId="1318532482">
-    <w:abstractNumId w:val="48"/>
+    <w:abstractNumId w:val="51"/>
   </w:num>
   <w:num w:numId="30" w16cid:durableId="2085495198">
     <w:abstractNumId w:val="5"/>
   </w:num>
   <w:num w:numId="31" w16cid:durableId="1159468039">
-    <w:abstractNumId w:val="37"/>
+    <w:abstractNumId w:val="40"/>
   </w:num>
   <w:num w:numId="32" w16cid:durableId="2134787325">
-    <w:abstractNumId w:val="30"/>
+    <w:abstractNumId w:val="33"/>
   </w:num>
   <w:num w:numId="33" w16cid:durableId="690107431">
-    <w:abstractNumId w:val="38"/>
+    <w:abstractNumId w:val="41"/>
     <w:lvlOverride w:ilvl="0"/>
     <w:lvlOverride w:ilvl="1">
       <w:startOverride w:val="1"/>
@@ -25031,46 +26403,46 @@
     </w:lvlOverride>
   </w:num>
   <w:num w:numId="34" w16cid:durableId="1695031192">
-    <w:abstractNumId w:val="38"/>
+    <w:abstractNumId w:val="41"/>
   </w:num>
   <w:num w:numId="35" w16cid:durableId="1474131380">
-    <w:abstractNumId w:val="38"/>
+    <w:abstractNumId w:val="41"/>
   </w:num>
   <w:num w:numId="36" w16cid:durableId="385646365">
-    <w:abstractNumId w:val="23"/>
+    <w:abstractNumId w:val="24"/>
   </w:num>
   <w:num w:numId="37" w16cid:durableId="774322130">
     <w:abstractNumId w:val="10"/>
   </w:num>
   <w:num w:numId="38" w16cid:durableId="1273244240">
-    <w:abstractNumId w:val="41"/>
+    <w:abstractNumId w:val="44"/>
   </w:num>
   <w:num w:numId="39" w16cid:durableId="1302419245">
-    <w:abstractNumId w:val="51"/>
+    <w:abstractNumId w:val="54"/>
   </w:num>
   <w:num w:numId="40" w16cid:durableId="671757144">
     <w:abstractNumId w:val="6"/>
   </w:num>
   <w:num w:numId="41" w16cid:durableId="1609465245">
-    <w:abstractNumId w:val="33"/>
+    <w:abstractNumId w:val="36"/>
   </w:num>
   <w:num w:numId="42" w16cid:durableId="1924870052">
-    <w:abstractNumId w:val="44"/>
+    <w:abstractNumId w:val="47"/>
   </w:num>
   <w:num w:numId="43" w16cid:durableId="1546983496">
     <w:abstractNumId w:val="1"/>
   </w:num>
   <w:num w:numId="44" w16cid:durableId="1243755491">
-    <w:abstractNumId w:val="27"/>
+    <w:abstractNumId w:val="30"/>
   </w:num>
   <w:num w:numId="45" w16cid:durableId="2112815720">
-    <w:abstractNumId w:val="42"/>
+    <w:abstractNumId w:val="45"/>
   </w:num>
   <w:num w:numId="46" w16cid:durableId="495389479">
-    <w:abstractNumId w:val="58"/>
+    <w:abstractNumId w:val="61"/>
   </w:num>
   <w:num w:numId="47" w16cid:durableId="1000545877">
-    <w:abstractNumId w:val="36"/>
+    <w:abstractNumId w:val="39"/>
   </w:num>
   <w:num w:numId="48" w16cid:durableId="853347394">
     <w:abstractNumId w:val="0"/>
@@ -25079,28 +26451,28 @@
     <w:abstractNumId w:val="15"/>
   </w:num>
   <w:num w:numId="50" w16cid:durableId="7145556">
-    <w:abstractNumId w:val="29"/>
+    <w:abstractNumId w:val="32"/>
   </w:num>
   <w:num w:numId="51" w16cid:durableId="271405964">
-    <w:abstractNumId w:val="39"/>
+    <w:abstractNumId w:val="42"/>
   </w:num>
   <w:num w:numId="52" w16cid:durableId="1874154734">
-    <w:abstractNumId w:val="40"/>
+    <w:abstractNumId w:val="43"/>
   </w:num>
   <w:num w:numId="53" w16cid:durableId="791943569">
-    <w:abstractNumId w:val="28"/>
+    <w:abstractNumId w:val="31"/>
   </w:num>
   <w:num w:numId="54" w16cid:durableId="1422987211">
     <w:abstractNumId w:val="8"/>
   </w:num>
   <w:num w:numId="55" w16cid:durableId="2036425246">
-    <w:abstractNumId w:val="53"/>
+    <w:abstractNumId w:val="56"/>
   </w:num>
   <w:num w:numId="56" w16cid:durableId="305286039">
     <w:abstractNumId w:val="22"/>
   </w:num>
   <w:num w:numId="57" w16cid:durableId="696470528">
-    <w:abstractNumId w:val="47"/>
+    <w:abstractNumId w:val="50"/>
   </w:num>
   <w:num w:numId="58" w16cid:durableId="83573097">
     <w:abstractNumId w:val="19"/>
@@ -25109,19 +26481,19 @@
     <w:abstractNumId w:val="4"/>
   </w:num>
   <w:num w:numId="60" w16cid:durableId="886841764">
-    <w:abstractNumId w:val="34"/>
+    <w:abstractNumId w:val="37"/>
   </w:num>
   <w:num w:numId="61" w16cid:durableId="415060573">
-    <w:abstractNumId w:val="55"/>
+    <w:abstractNumId w:val="58"/>
   </w:num>
   <w:num w:numId="62" w16cid:durableId="1749376288">
-    <w:abstractNumId w:val="46"/>
+    <w:abstractNumId w:val="49"/>
   </w:num>
   <w:num w:numId="63" w16cid:durableId="1277054457">
     <w:abstractNumId w:val="18"/>
   </w:num>
   <w:num w:numId="64" w16cid:durableId="415248735">
-    <w:abstractNumId w:val="32"/>
+    <w:abstractNumId w:val="35"/>
   </w:num>
   <w:num w:numId="65" w16cid:durableId="1785494309">
     <w:abstractNumId w:val="3"/>
@@ -25130,22 +26502,22 @@
     <w:abstractNumId w:val="9"/>
   </w:num>
   <w:num w:numId="67" w16cid:durableId="1652054133">
-    <w:abstractNumId w:val="31"/>
+    <w:abstractNumId w:val="34"/>
   </w:num>
   <w:num w:numId="68" w16cid:durableId="1083182566">
     <w:abstractNumId w:val="14"/>
   </w:num>
   <w:num w:numId="69" w16cid:durableId="1571232664">
-    <w:abstractNumId w:val="43"/>
+    <w:abstractNumId w:val="46"/>
   </w:num>
   <w:num w:numId="70" w16cid:durableId="1413817063">
-    <w:abstractNumId w:val="24"/>
+    <w:abstractNumId w:val="25"/>
   </w:num>
   <w:num w:numId="71" w16cid:durableId="1411464272">
-    <w:abstractNumId w:val="59"/>
+    <w:abstractNumId w:val="63"/>
   </w:num>
   <w:num w:numId="72" w16cid:durableId="949901106">
-    <w:abstractNumId w:val="57"/>
+    <w:abstractNumId w:val="60"/>
   </w:num>
   <w:num w:numId="73" w16cid:durableId="765269677">
     <w:abstractNumId w:val="13"/>
@@ -25154,7 +26526,19 @@
     <w:abstractNumId w:val="16"/>
   </w:num>
   <w:num w:numId="75" w16cid:durableId="2092658830">
-    <w:abstractNumId w:val="35"/>
+    <w:abstractNumId w:val="38"/>
+  </w:num>
+  <w:num w:numId="76" w16cid:durableId="619265551">
+    <w:abstractNumId w:val="62"/>
+  </w:num>
+  <w:num w:numId="77" w16cid:durableId="526600124">
+    <w:abstractNumId w:val="27"/>
+  </w:num>
+  <w:num w:numId="78" w16cid:durableId="1481724553">
+    <w:abstractNumId w:val="23"/>
+  </w:num>
+  <w:num w:numId="79" w16cid:durableId="633366322">
+    <w:abstractNumId w:val="26"/>
   </w:num>
   <w:numIdMacAtCleanup w:val="15"/>
 </w:numbering>
